--- a/data/outputs/v2/Maths/SS3.4_Linear_Motion/Mathematics_Linear_Motion_CBE_LessonSequence.docx
+++ b/data/outputs/v2/Maths/SS3.4_Linear_Motion/Mathematics_Linear_Motion_CBE_LessonSequence.docx
@@ -3536,7 +3536,7 @@
             <w:pPr>
               <w:spacing w:after="20" w:before="0"/>
             </w:pPr>
-            <w:hyperlink w:history="1" r:id="rIdwuverf3tyxsfc50bku040">
+            <w:hyperlink w:history="1" r:id="rIdzrte1pvahlsgavtsnh6cq">
               <w:r>
                 <w:rPr>
                   <w:rFonts w:ascii="Arial" w:cs="Arial" w:eastAsia="Arial" w:hAnsi="Arial"/>
@@ -3545,7 +3545,7 @@
                   <w:szCs w:val="16"/>
                   <w:u w:val="single" w:color="2E75B6"/>
                 </w:rPr>
-                <w:t xml:space="preserve">Introduction to harmonic motion</w:t>
+                <w:t xml:space="preserve">Introduction to one-dimensional motion with calculus</w:t>
               </w:r>
             </w:hyperlink>
           </w:p>
@@ -3569,7 +3569,7 @@
               <w:spacing w:after="10" w:before="0"/>
               <w:ind w:left="120"/>
             </w:pPr>
-            <w:hyperlink w:history="1" r:id="rId99nxk-sdrqhwai1610k3z">
+            <w:hyperlink w:history="1" r:id="rIdqyuu-cbo7fczdo0vc8azm">
               <w:r>
                 <w:rPr>
                   <w:rFonts w:ascii="Arial" w:cs="Arial" w:eastAsia="Arial" w:hAnsi="Arial"/>
@@ -3607,14 +3607,14 @@
                 <w:sz w:val="16"/>
                 <w:szCs w:val="16"/>
               </w:rPr>
-              <w:t xml:space="preserve">📖 HTML:</w:t>
+              <w:t xml:space="preserve">📖 EXERCISE:</w:t>
             </w:r>
           </w:p>
           <w:p>
             <w:pPr>
               <w:spacing w:after="20" w:before="0"/>
             </w:pPr>
-            <w:hyperlink w:history="1" r:id="rIdlf7rehcm9ucjxlz4resjp">
+            <w:hyperlink w:history="1" r:id="rIdj4glp7t_09thokqxvjzgv">
               <w:r>
                 <w:rPr>
                   <w:rFonts w:ascii="Arial" w:cs="Arial" w:eastAsia="Arial" w:hAnsi="Arial"/>
@@ -3623,7 +3623,7 @@
                   <w:szCs w:val="16"/>
                   <w:u w:val="single" w:color="2E75B6"/>
                 </w:rPr>
-                <w:t xml:space="preserve">Absolute Value Distance; Graphs of Absolute Value Equations (PLIX)</w:t>
+                <w:t xml:space="preserve">Distance between point &amp; line</w:t>
               </w:r>
             </w:hyperlink>
           </w:p>
@@ -3639,7 +3639,7 @@
                 <w:sz w:val="14"/>
                 <w:szCs w:val="14"/>
               </w:rPr>
-              <w:t xml:space="preserve">Source: CK-12</w:t>
+              <w:t xml:space="preserve">Source: Khan Academy (English - US curriculum)</w:t>
             </w:r>
           </w:p>
           <w:p>
@@ -3647,7 +3647,7 @@
               <w:spacing w:after="10" w:before="0"/>
               <w:ind w:left="120"/>
             </w:pPr>
-            <w:hyperlink w:history="1" r:id="rIddj3skzzurmumhctv5olpj">
+            <w:hyperlink w:history="1" r:id="rIdjqa_6xpulosl2wqo9yvii">
               <w:r>
                 <w:rPr>
                   <w:rFonts w:ascii="Arial" w:cs="Arial" w:eastAsia="Arial" w:hAnsi="Arial"/>
@@ -3842,7 +3842,7 @@
             <w:pPr>
               <w:spacing w:after="20" w:before="0"/>
             </w:pPr>
-            <w:hyperlink w:history="1" r:id="rIdmpe71biztiopoy0hkwph_">
+            <w:hyperlink w:history="1" r:id="rIdr6hempcwn09lnvs-ovnvx">
               <w:r>
                 <w:rPr>
                   <w:rFonts w:ascii="Arial" w:cs="Arial" w:eastAsia="Arial" w:hAnsi="Arial"/>
@@ -3851,7 +3851,7 @@
                   <w:szCs w:val="16"/>
                   <w:u w:val="single" w:color="2E75B6"/>
                 </w:rPr>
-                <w:t xml:space="preserve">Introduction to harmonic motion</w:t>
+                <w:t xml:space="preserve">Vector word problem: hiking</w:t>
               </w:r>
             </w:hyperlink>
           </w:p>
@@ -3875,7 +3875,7 @@
               <w:spacing w:after="10" w:before="0"/>
               <w:ind w:left="120"/>
             </w:pPr>
-            <w:hyperlink w:history="1" r:id="rIdrhb2pbi4abi6wbui9ovrp">
+            <w:hyperlink w:history="1" r:id="rIdtiqc6mqutqqr6ktb1ikop">
               <w:r>
                 <w:rPr>
                   <w:rFonts w:ascii="Arial" w:cs="Arial" w:eastAsia="Arial" w:hAnsi="Arial"/>
@@ -3920,7 +3920,7 @@
             <w:pPr>
               <w:spacing w:after="20" w:before="0"/>
             </w:pPr>
-            <w:hyperlink w:history="1" r:id="rIdhp7xlrh96rtq9e9al6hef">
+            <w:hyperlink w:history="1" r:id="rIdq4o4pagp0t57ap4rbhqkj">
               <w:r>
                 <w:rPr>
                   <w:rFonts w:ascii="Arial" w:cs="Arial" w:eastAsia="Arial" w:hAnsi="Arial"/>
@@ -3929,7 +3929,7 @@
                   <w:szCs w:val="16"/>
                   <w:u w:val="single" w:color="2E75B6"/>
                 </w:rPr>
-                <w:t xml:space="preserve">Absolute Value Distance; Graphs of Absolute Value Equations (PLIX)</w:t>
+                <w:t xml:space="preserve">Position and Displacement (Flexbook)</w:t>
               </w:r>
             </w:hyperlink>
           </w:p>
@@ -3953,7 +3953,7 @@
               <w:spacing w:after="10" w:before="0"/>
               <w:ind w:left="120"/>
             </w:pPr>
-            <w:hyperlink w:history="1" r:id="rIdvfuxodlpueb7xskb8mpsl">
+            <w:hyperlink w:history="1" r:id="rIdbikaqz8numworbxcewgyg">
               <w:r>
                 <w:rPr>
                   <w:rFonts w:ascii="Arial" w:cs="Arial" w:eastAsia="Arial" w:hAnsi="Arial"/>
@@ -4148,7 +4148,7 @@
             <w:pPr>
               <w:spacing w:after="20" w:before="0"/>
             </w:pPr>
-            <w:hyperlink w:history="1" r:id="rIdq0zjzpcweytwrztkzz7a-">
+            <w:hyperlink w:history="1" r:id="rIda4pbpwjuwen-jpeqzwrxd">
               <w:r>
                 <w:rPr>
                   <w:rFonts w:ascii="Arial" w:cs="Arial" w:eastAsia="Arial" w:hAnsi="Arial"/>
@@ -4157,7 +4157,7 @@
                   <w:szCs w:val="16"/>
                   <w:u w:val="single" w:color="2E75B6"/>
                 </w:rPr>
-                <w:t xml:space="preserve">Introduction to harmonic motion</w:t>
+                <w:t xml:space="preserve">Planar motion (with integrals)</w:t>
               </w:r>
             </w:hyperlink>
           </w:p>
@@ -4181,7 +4181,7 @@
               <w:spacing w:after="10" w:before="0"/>
               <w:ind w:left="120"/>
             </w:pPr>
-            <w:hyperlink w:history="1" r:id="rId7ngglneewqtrdr1xmkenw">
+            <w:hyperlink w:history="1" r:id="rIdhqutb2jsztl8fjxelwvg2">
               <w:r>
                 <w:rPr>
                   <w:rFonts w:ascii="Arial" w:cs="Arial" w:eastAsia="Arial" w:hAnsi="Arial"/>
@@ -4219,14 +4219,14 @@
                 <w:sz w:val="16"/>
                 <w:szCs w:val="16"/>
               </w:rPr>
-              <w:t xml:space="preserve">📖 HTML:</w:t>
+              <w:t xml:space="preserve">📖 EXERCISE:</w:t>
             </w:r>
           </w:p>
           <w:p>
             <w:pPr>
               <w:spacing w:after="20" w:before="0"/>
             </w:pPr>
-            <w:hyperlink w:history="1" r:id="rIdxixtujyt4xkszaz30ttck">
+            <w:hyperlink w:history="1" r:id="rId4nt8st9stdihsuc8_ncmj">
               <w:r>
                 <w:rPr>
                   <w:rFonts w:ascii="Arial" w:cs="Arial" w:eastAsia="Arial" w:hAnsi="Arial"/>
@@ -4235,7 +4235,7 @@
                   <w:szCs w:val="16"/>
                   <w:u w:val="single" w:color="2E75B6"/>
                 </w:rPr>
-                <w:t xml:space="preserve">Absolute Value Distance; Graphs of Absolute Value Equations (PLIX)</w:t>
+                <w:t xml:space="preserve">Position and Displacement Practice</w:t>
               </w:r>
             </w:hyperlink>
           </w:p>
@@ -4259,7 +4259,7 @@
               <w:spacing w:after="10" w:before="0"/>
               <w:ind w:left="120"/>
             </w:pPr>
-            <w:hyperlink w:history="1" r:id="rIdb0olc9fjwfiygw7jjqo_2">
+            <w:hyperlink w:history="1" r:id="rIdrcnggf3b4z14mzys_r8de">
               <w:r>
                 <w:rPr>
                   <w:rFonts w:ascii="Arial" w:cs="Arial" w:eastAsia="Arial" w:hAnsi="Arial"/>
@@ -4454,7 +4454,7 @@
             <w:pPr>
               <w:spacing w:after="20" w:before="0"/>
             </w:pPr>
-            <w:hyperlink w:history="1" r:id="rIdgwejfrp-o5uvcqmctgsmk">
+            <w:hyperlink w:history="1" r:id="rIdwvnqf5_rqia98iuzmbtqv">
               <w:r>
                 <w:rPr>
                   <w:rFonts w:ascii="Arial" w:cs="Arial" w:eastAsia="Arial" w:hAnsi="Arial"/>
@@ -4463,7 +4463,7 @@
                   <w:szCs w:val="16"/>
                   <w:u w:val="single" w:color="2E75B6"/>
                 </w:rPr>
-                <w:t xml:space="preserve">Introduction to harmonic motion</w:t>
+                <w:t xml:space="preserve">Position vs. time graphs</w:t>
               </w:r>
             </w:hyperlink>
           </w:p>
@@ -4487,7 +4487,7 @@
               <w:spacing w:after="10" w:before="0"/>
               <w:ind w:left="120"/>
             </w:pPr>
-            <w:hyperlink w:history="1" r:id="rIdg2byn9vu1okridcffht23">
+            <w:hyperlink w:history="1" r:id="rIdq7zz_kx-7tcweq7iw7sxn">
               <w:r>
                 <w:rPr>
                   <w:rFonts w:ascii="Arial" w:cs="Arial" w:eastAsia="Arial" w:hAnsi="Arial"/>
@@ -4525,14 +4525,14 @@
                 <w:sz w:val="16"/>
                 <w:szCs w:val="16"/>
               </w:rPr>
-              <w:t xml:space="preserve">📖 HTML:</w:t>
+              <w:t xml:space="preserve">📖 EXERCISE:</w:t>
             </w:r>
           </w:p>
           <w:p>
             <w:pPr>
               <w:spacing w:after="20" w:before="0"/>
             </w:pPr>
-            <w:hyperlink w:history="1" r:id="rIdunzrsp426o7ui1bmdnlaq">
+            <w:hyperlink w:history="1" r:id="rIdrpkti7hydewc1g6prm6nt">
               <w:r>
                 <w:rPr>
                   <w:rFonts w:ascii="Arial" w:cs="Arial" w:eastAsia="Arial" w:hAnsi="Arial"/>
@@ -4541,7 +4541,7 @@
                   <w:szCs w:val="16"/>
                   <w:u w:val="single" w:color="2E75B6"/>
                 </w:rPr>
-                <w:t xml:space="preserve">Absolute Value Distance; Graphs of Absolute Value Equations (PLIX)</w:t>
+                <w:t xml:space="preserve">Distance between points in first quadrant</w:t>
               </w:r>
             </w:hyperlink>
           </w:p>
@@ -4557,7 +4557,7 @@
                 <w:sz w:val="14"/>
                 <w:szCs w:val="14"/>
               </w:rPr>
-              <w:t xml:space="preserve">Source: CK-12</w:t>
+              <w:t xml:space="preserve">Source: Khan Academy (English - US curriculum)</w:t>
             </w:r>
           </w:p>
           <w:p>
@@ -4565,7 +4565,7 @@
               <w:spacing w:after="10" w:before="0"/>
               <w:ind w:left="120"/>
             </w:pPr>
-            <w:hyperlink w:history="1" r:id="rIdzy6xmnmdpd63uwq3aa40m">
+            <w:hyperlink w:history="1" r:id="rIdk_e5hr3d8jpvqxw-f5why">
               <w:r>
                 <w:rPr>
                   <w:rFonts w:ascii="Arial" w:cs="Arial" w:eastAsia="Arial" w:hAnsi="Arial"/>
@@ -4760,7 +4760,7 @@
             <w:pPr>
               <w:spacing w:after="20" w:before="0"/>
             </w:pPr>
-            <w:hyperlink w:history="1" r:id="rIdfx72qynndw2jvarsejirb">
+            <w:hyperlink w:history="1" r:id="rIdsrl8zujpezcqzrclmsn_f">
               <w:r>
                 <w:rPr>
                   <w:rFonts w:ascii="Arial" w:cs="Arial" w:eastAsia="Arial" w:hAnsi="Arial"/>
@@ -4769,7 +4769,7 @@
                   <w:szCs w:val="16"/>
                   <w:u w:val="single" w:color="2E75B6"/>
                 </w:rPr>
-                <w:t xml:space="preserve">Introduction to harmonic motion</w:t>
+                <w:t xml:space="preserve">Interpreting direction of motion from position-time graph</w:t>
               </w:r>
             </w:hyperlink>
           </w:p>
@@ -4793,7 +4793,7 @@
               <w:spacing w:after="10" w:before="0"/>
               <w:ind w:left="120"/>
             </w:pPr>
-            <w:hyperlink w:history="1" r:id="rIduidspak7fq4gymfii0sgv">
+            <w:hyperlink w:history="1" r:id="rIdprpyczahc30p2tsq7km_7">
               <w:r>
                 <w:rPr>
                   <w:rFonts w:ascii="Arial" w:cs="Arial" w:eastAsia="Arial" w:hAnsi="Arial"/>
@@ -4831,14 +4831,14 @@
                 <w:sz w:val="16"/>
                 <w:szCs w:val="16"/>
               </w:rPr>
-              <w:t xml:space="preserve">📖 HTML:</w:t>
+              <w:t xml:space="preserve">📖 EXERCISE:</w:t>
             </w:r>
           </w:p>
           <w:p>
             <w:pPr>
               <w:spacing w:after="20" w:before="0"/>
             </w:pPr>
-            <w:hyperlink w:history="1" r:id="rIdox9a_tb_yitylxaotuypl">
+            <w:hyperlink w:history="1" r:id="rId_o7fq7bpmkbqes8-277r-">
               <w:r>
                 <w:rPr>
                   <w:rFonts w:ascii="Arial" w:cs="Arial" w:eastAsia="Arial" w:hAnsi="Arial"/>
@@ -4847,7 +4847,7 @@
                   <w:szCs w:val="16"/>
                   <w:u w:val="single" w:color="2E75B6"/>
                 </w:rPr>
-                <w:t xml:space="preserve">Absolute Value Distance; Graphs of Absolute Value Equations (PLIX)</w:t>
+                <w:t xml:space="preserve">Distance between point &amp; line</w:t>
               </w:r>
             </w:hyperlink>
           </w:p>
@@ -4863,7 +4863,7 @@
                 <w:sz w:val="14"/>
                 <w:szCs w:val="14"/>
               </w:rPr>
-              <w:t xml:space="preserve">Source: CK-12</w:t>
+              <w:t xml:space="preserve">Source: Khan Academy (English - US curriculum)</w:t>
             </w:r>
           </w:p>
           <w:p>
@@ -4871,7 +4871,7 @@
               <w:spacing w:after="10" w:before="0"/>
               <w:ind w:left="120"/>
             </w:pPr>
-            <w:hyperlink w:history="1" r:id="rIdi2i1ophggkyxmwtb36r3x">
+            <w:hyperlink w:history="1" r:id="rId4baoabotzvp_msktol7se">
               <w:r>
                 <w:rPr>
                   <w:rFonts w:ascii="Arial" w:cs="Arial" w:eastAsia="Arial" w:hAnsi="Arial"/>
@@ -6358,7 +6358,7 @@
             <w:pPr>
               <w:spacing w:after="20" w:before="0"/>
             </w:pPr>
-            <w:hyperlink w:history="1" r:id="rId_rznmdzidsygcrvmhapnd">
+            <w:hyperlink w:history="1" r:id="rIdcw4zaeziiyauvjrgvislk">
               <w:r>
                 <w:rPr>
                   <w:rFonts w:ascii="Arial" w:cs="Arial" w:eastAsia="Arial" w:hAnsi="Arial"/>
@@ -6367,7 +6367,7 @@
                   <w:szCs w:val="16"/>
                   <w:u w:val="single" w:color="2E75B6"/>
                 </w:rPr>
-                <w:t xml:space="preserve">Finding Total Distance Using Ratios</w:t>
+                <w:t xml:space="preserve">Intro to vectors and scalars</w:t>
               </w:r>
             </w:hyperlink>
           </w:p>
@@ -6383,7 +6383,7 @@
                 <w:sz w:val="14"/>
                 <w:szCs w:val="14"/>
               </w:rPr>
-              <w:t xml:space="preserve">Source: CK-12</w:t>
+              <w:t xml:space="preserve">Source: Khan Academy (English - US curriculum)</w:t>
             </w:r>
           </w:p>
           <w:p>
@@ -6391,7 +6391,7 @@
               <w:spacing w:after="10" w:before="0"/>
               <w:ind w:left="120"/>
             </w:pPr>
-            <w:hyperlink w:history="1" r:id="rId1lghsqthiw8e04azccpxn">
+            <w:hyperlink w:history="1" r:id="rIdhgsabfdvd8i0ctdecles0">
               <w:r>
                 <w:rPr>
                   <w:rFonts w:ascii="Arial" w:cs="Arial" w:eastAsia="Arial" w:hAnsi="Arial"/>
@@ -6429,14 +6429,14 @@
                 <w:sz w:val="16"/>
                 <w:szCs w:val="16"/>
               </w:rPr>
-              <w:t xml:space="preserve">📖 HTML:</w:t>
+              <w:t xml:space="preserve">📖 EXERCISE:</w:t>
             </w:r>
           </w:p>
           <w:p>
             <w:pPr>
               <w:spacing w:after="20" w:before="0"/>
             </w:pPr>
-            <w:hyperlink w:history="1" r:id="rId8cxrrcackmmfdmr4pcp9p">
+            <w:hyperlink w:history="1" r:id="rIdxorfupoxitgdrdaisvsrh">
               <w:r>
                 <w:rPr>
                   <w:rFonts w:ascii="Arial" w:cs="Arial" w:eastAsia="Arial" w:hAnsi="Arial"/>
@@ -6445,7 +6445,7 @@
                   <w:szCs w:val="16"/>
                   <w:u w:val="single" w:color="2E75B6"/>
                 </w:rPr>
-                <w:t xml:space="preserve">Absolute Value Distance; Graphs of Absolute Value Equations (PLIX)</w:t>
+                <w:t xml:space="preserve">2D projectile motion: Vectors and comparing multiple trajectories</w:t>
               </w:r>
             </w:hyperlink>
           </w:p>
@@ -6461,7 +6461,7 @@
                 <w:sz w:val="14"/>
                 <w:szCs w:val="14"/>
               </w:rPr>
-              <w:t xml:space="preserve">Source: CK-12</w:t>
+              <w:t xml:space="preserve">Source: Khan Academy (English - US curriculum)</w:t>
             </w:r>
           </w:p>
           <w:p>
@@ -6469,7 +6469,7 @@
               <w:spacing w:after="10" w:before="0"/>
               <w:ind w:left="120"/>
             </w:pPr>
-            <w:hyperlink w:history="1" r:id="rIdh2hn3ndamm_qhvgu6_7_l">
+            <w:hyperlink w:history="1" r:id="rIdjf57ffyzysoerp0xpreu7">
               <w:r>
                 <w:rPr>
                   <w:rFonts w:ascii="Arial" w:cs="Arial" w:eastAsia="Arial" w:hAnsi="Arial"/>
@@ -6664,7 +6664,7 @@
             <w:pPr>
               <w:spacing w:after="20" w:before="0"/>
             </w:pPr>
-            <w:hyperlink w:history="1" r:id="rIdq_6ijrgnbxs3ckppevij1">
+            <w:hyperlink w:history="1" r:id="rIdrci8ctpo5k28yqd0dzpdy">
               <w:r>
                 <w:rPr>
                   <w:rFonts w:ascii="Arial" w:cs="Arial" w:eastAsia="Arial" w:hAnsi="Arial"/>
@@ -6673,7 +6673,7 @@
                   <w:szCs w:val="16"/>
                   <w:u w:val="single" w:color="2E75B6"/>
                 </w:rPr>
-                <w:t xml:space="preserve">Finding Total Distance Using Ratios</w:t>
+                <w:t xml:space="preserve">Calculating average velocity or speed</w:t>
               </w:r>
             </w:hyperlink>
           </w:p>
@@ -6689,7 +6689,7 @@
                 <w:sz w:val="14"/>
                 <w:szCs w:val="14"/>
               </w:rPr>
-              <w:t xml:space="preserve">Source: CK-12</w:t>
+              <w:t xml:space="preserve">Source: Khan Academy (English - US curriculum)</w:t>
             </w:r>
           </w:p>
           <w:p>
@@ -6697,7 +6697,7 @@
               <w:spacing w:after="10" w:before="0"/>
               <w:ind w:left="120"/>
             </w:pPr>
-            <w:hyperlink w:history="1" r:id="rIdsj-a8ht2eascdvf3-gpdr">
+            <w:hyperlink w:history="1" r:id="rId2zhykbxesjh702t0wnsub">
               <w:r>
                 <w:rPr>
                   <w:rFonts w:ascii="Arial" w:cs="Arial" w:eastAsia="Arial" w:hAnsi="Arial"/>
@@ -6735,14 +6735,14 @@
                 <w:sz w:val="16"/>
                 <w:szCs w:val="16"/>
               </w:rPr>
-              <w:t xml:space="preserve">📖 HTML:</w:t>
+              <w:t xml:space="preserve">📖 EXERCISE:</w:t>
             </w:r>
           </w:p>
           <w:p>
             <w:pPr>
               <w:spacing w:after="20" w:before="0"/>
             </w:pPr>
-            <w:hyperlink w:history="1" r:id="rIdj2foxp031bb4l2r8ee8oo">
+            <w:hyperlink w:history="1" r:id="rIdsbbsiuhm71jrbxof17a1u">
               <w:r>
                 <w:rPr>
                   <w:rFonts w:ascii="Arial" w:cs="Arial" w:eastAsia="Arial" w:hAnsi="Arial"/>
@@ -6751,7 +6751,7 @@
                   <w:szCs w:val="16"/>
                   <w:u w:val="single" w:color="2E75B6"/>
                 </w:rPr>
-                <w:t xml:space="preserve">Absolute Value Distance; Graphs of Absolute Value Equations (PLIX)</w:t>
+                <w:t xml:space="preserve">2D projectile motion: Vectors and comparing multiple trajectories</w:t>
               </w:r>
             </w:hyperlink>
           </w:p>
@@ -6767,7 +6767,7 @@
                 <w:sz w:val="14"/>
                 <w:szCs w:val="14"/>
               </w:rPr>
-              <w:t xml:space="preserve">Source: CK-12</w:t>
+              <w:t xml:space="preserve">Source: Khan Academy (English - US curriculum)</w:t>
             </w:r>
           </w:p>
           <w:p>
@@ -6775,7 +6775,7 @@
               <w:spacing w:after="10" w:before="0"/>
               <w:ind w:left="120"/>
             </w:pPr>
-            <w:hyperlink w:history="1" r:id="rIdioecifdskik5ktimtzgkz">
+            <w:hyperlink w:history="1" r:id="rIdiqkzr4n48d9yta3fqic2x">
               <w:r>
                 <w:rPr>
                   <w:rFonts w:ascii="Arial" w:cs="Arial" w:eastAsia="Arial" w:hAnsi="Arial"/>
@@ -6970,7 +6970,7 @@
             <w:pPr>
               <w:spacing w:after="20" w:before="0"/>
             </w:pPr>
-            <w:hyperlink w:history="1" r:id="rIdwhxw4hko3kfjm6o4fkw63">
+            <w:hyperlink w:history="1" r:id="rIdlziljdrwjgdwaedctn3au">
               <w:r>
                 <w:rPr>
                   <w:rFonts w:ascii="Arial" w:cs="Arial" w:eastAsia="Arial" w:hAnsi="Arial"/>
@@ -6979,7 +6979,7 @@
                   <w:szCs w:val="16"/>
                   <w:u w:val="single" w:color="2E75B6"/>
                 </w:rPr>
-                <w:t xml:space="preserve">Finding Total Distance Using Ratios</w:t>
+                <w:t xml:space="preserve">Motion problems with integrals: displacement vs. distance</w:t>
               </w:r>
             </w:hyperlink>
           </w:p>
@@ -6995,7 +6995,7 @@
                 <w:sz w:val="14"/>
                 <w:szCs w:val="14"/>
               </w:rPr>
-              <w:t xml:space="preserve">Source: CK-12</w:t>
+              <w:t xml:space="preserve">Source: Khan Academy (English - US curriculum)</w:t>
             </w:r>
           </w:p>
           <w:p>
@@ -7003,7 +7003,7 @@
               <w:spacing w:after="10" w:before="0"/>
               <w:ind w:left="120"/>
             </w:pPr>
-            <w:hyperlink w:history="1" r:id="rIdpiqvyrct7f9h7ynyvvet0">
+            <w:hyperlink w:history="1" r:id="rIdc2qkdfj6fplajqr3k0gjo">
               <w:r>
                 <w:rPr>
                   <w:rFonts w:ascii="Arial" w:cs="Arial" w:eastAsia="Arial" w:hAnsi="Arial"/>
@@ -7041,14 +7041,14 @@
                 <w:sz w:val="16"/>
                 <w:szCs w:val="16"/>
               </w:rPr>
-              <w:t xml:space="preserve">📖 HTML:</w:t>
+              <w:t xml:space="preserve">📖 EXERCISE:</w:t>
             </w:r>
           </w:p>
           <w:p>
             <w:pPr>
               <w:spacing w:after="20" w:before="0"/>
             </w:pPr>
-            <w:hyperlink w:history="1" r:id="rIdaizduq7hwtrdnjkcucwgb">
+            <w:hyperlink w:history="1" r:id="rId6bnnyr2ulltri9y1n43il">
               <w:r>
                 <w:rPr>
                   <w:rFonts w:ascii="Arial" w:cs="Arial" w:eastAsia="Arial" w:hAnsi="Arial"/>
@@ -7057,7 +7057,7 @@
                   <w:szCs w:val="16"/>
                   <w:u w:val="single" w:color="2E75B6"/>
                 </w:rPr>
-                <w:t xml:space="preserve">Absolute Value Distance; Graphs of Absolute Value Equations (PLIX)</w:t>
+                <w:t xml:space="preserve">2D projectile motion: Vectors and comparing multiple trajectories</w:t>
               </w:r>
             </w:hyperlink>
           </w:p>
@@ -7073,7 +7073,7 @@
                 <w:sz w:val="14"/>
                 <w:szCs w:val="14"/>
               </w:rPr>
-              <w:t xml:space="preserve">Source: CK-12</w:t>
+              <w:t xml:space="preserve">Source: Khan Academy (English - US curriculum)</w:t>
             </w:r>
           </w:p>
           <w:p>
@@ -7081,7 +7081,7 @@
               <w:spacing w:after="10" w:before="0"/>
               <w:ind w:left="120"/>
             </w:pPr>
-            <w:hyperlink w:history="1" r:id="rIdjmg8mqytnzijuzsvpampd">
+            <w:hyperlink w:history="1" r:id="rIdpc_ywkk-7qesav7g8tn0e">
               <w:r>
                 <w:rPr>
                   <w:rFonts w:ascii="Arial" w:cs="Arial" w:eastAsia="Arial" w:hAnsi="Arial"/>
@@ -7276,7 +7276,7 @@
             <w:pPr>
               <w:spacing w:after="20" w:before="0"/>
             </w:pPr>
-            <w:hyperlink w:history="1" r:id="rIdxslofho1cat3wsenjtbkx">
+            <w:hyperlink w:history="1" r:id="rIdfucp8jmt6rusqc_twsadp">
               <w:r>
                 <w:rPr>
                   <w:rFonts w:ascii="Arial" w:cs="Arial" w:eastAsia="Arial" w:hAnsi="Arial"/>
@@ -7285,7 +7285,7 @@
                   <w:szCs w:val="16"/>
                   <w:u w:val="single" w:color="2E75B6"/>
                 </w:rPr>
-                <w:t xml:space="preserve">DNA as the "transforming principle"</w:t>
+                <w:t xml:space="preserve">Intro to vectors and scalars</w:t>
               </w:r>
             </w:hyperlink>
           </w:p>
@@ -7309,7 +7309,7 @@
               <w:spacing w:after="10" w:before="0"/>
               <w:ind w:left="120"/>
             </w:pPr>
-            <w:hyperlink w:history="1" r:id="rIdyvl_rtpw74h_t4srhtdfx">
+            <w:hyperlink w:history="1" r:id="rIdqv0bhuw_0aehzydfttnsz">
               <w:r>
                 <w:rPr>
                   <w:rFonts w:ascii="Arial" w:cs="Arial" w:eastAsia="Arial" w:hAnsi="Arial"/>
@@ -7347,14 +7347,14 @@
                 <w:sz w:val="16"/>
                 <w:szCs w:val="16"/>
               </w:rPr>
-              <w:t xml:space="preserve">📖 HTML:</w:t>
+              <w:t xml:space="preserve">📖 EXERCISE:</w:t>
             </w:r>
           </w:p>
           <w:p>
             <w:pPr>
               <w:spacing w:after="20" w:before="0"/>
             </w:pPr>
-            <w:hyperlink w:history="1" r:id="rIdrt8fr706w5bjjpx5dyel5">
+            <w:hyperlink w:history="1" r:id="rIdqpsrefe0qhv-yuky7b0is">
               <w:r>
                 <w:rPr>
                   <w:rFonts w:ascii="Arial" w:cs="Arial" w:eastAsia="Arial" w:hAnsi="Arial"/>
@@ -7363,7 +7363,7 @@
                   <w:szCs w:val="16"/>
                   <w:u w:val="single" w:color="2E75B6"/>
                 </w:rPr>
-                <w:t xml:space="preserve">Absolute Value Distance; Graphs of Absolute Value Equations (PLIX)</w:t>
+                <w:t xml:space="preserve">2D projectile motion: Vectors and comparing multiple trajectories</w:t>
               </w:r>
             </w:hyperlink>
           </w:p>
@@ -7379,7 +7379,7 @@
                 <w:sz w:val="14"/>
                 <w:szCs w:val="14"/>
               </w:rPr>
-              <w:t xml:space="preserve">Source: CK-12</w:t>
+              <w:t xml:space="preserve">Source: Khan Academy (English - US curriculum)</w:t>
             </w:r>
           </w:p>
           <w:p>
@@ -7387,7 +7387,7 @@
               <w:spacing w:after="10" w:before="0"/>
               <w:ind w:left="120"/>
             </w:pPr>
-            <w:hyperlink w:history="1" r:id="rIdbnblnj085zx1hdc2kcmfz">
+            <w:hyperlink w:history="1" r:id="rId72i8bllacsoffox8iuj1c">
               <w:r>
                 <w:rPr>
                   <w:rFonts w:ascii="Arial" w:cs="Arial" w:eastAsia="Arial" w:hAnsi="Arial"/>
@@ -7582,7 +7582,7 @@
             <w:pPr>
               <w:spacing w:after="20" w:before="0"/>
             </w:pPr>
-            <w:hyperlink w:history="1" r:id="rIdm7cjaqz35bdbxierwk_74">
+            <w:hyperlink w:history="1" r:id="rIdbyvcudwozbtq7igukuze6">
               <w:r>
                 <w:rPr>
                   <w:rFonts w:ascii="Arial" w:cs="Arial" w:eastAsia="Arial" w:hAnsi="Arial"/>
@@ -7591,7 +7591,7 @@
                   <w:szCs w:val="16"/>
                   <w:u w:val="single" w:color="2E75B6"/>
                 </w:rPr>
-                <w:t xml:space="preserve">Finding Total Distance Using Ratios</w:t>
+                <w:t xml:space="preserve">Intro to vectors and scalars</w:t>
               </w:r>
             </w:hyperlink>
           </w:p>
@@ -7607,7 +7607,7 @@
                 <w:sz w:val="14"/>
                 <w:szCs w:val="14"/>
               </w:rPr>
-              <w:t xml:space="preserve">Source: CK-12</w:t>
+              <w:t xml:space="preserve">Source: Khan Academy (English - US curriculum)</w:t>
             </w:r>
           </w:p>
           <w:p>
@@ -7615,7 +7615,7 @@
               <w:spacing w:after="10" w:before="0"/>
               <w:ind w:left="120"/>
             </w:pPr>
-            <w:hyperlink w:history="1" r:id="rIdew0esmqsqq1eyga3b_jn5">
+            <w:hyperlink w:history="1" r:id="rId8gun5ycah1f5xjl2jluv-">
               <w:r>
                 <w:rPr>
                   <w:rFonts w:ascii="Arial" w:cs="Arial" w:eastAsia="Arial" w:hAnsi="Arial"/>
@@ -7653,14 +7653,14 @@
                 <w:sz w:val="16"/>
                 <w:szCs w:val="16"/>
               </w:rPr>
-              <w:t xml:space="preserve">📖 HTML:</w:t>
+              <w:t xml:space="preserve">📖 EXERCISE:</w:t>
             </w:r>
           </w:p>
           <w:p>
             <w:pPr>
               <w:spacing w:after="20" w:before="0"/>
             </w:pPr>
-            <w:hyperlink w:history="1" r:id="rId6zlecsyfjv1mg2tprthgn">
+            <w:hyperlink w:history="1" r:id="rIdo4hqkvpethgwsx3gdvlds">
               <w:r>
                 <w:rPr>
                   <w:rFonts w:ascii="Arial" w:cs="Arial" w:eastAsia="Arial" w:hAnsi="Arial"/>
@@ -7669,7 +7669,7 @@
                   <w:szCs w:val="16"/>
                   <w:u w:val="single" w:color="2E75B6"/>
                 </w:rPr>
-                <w:t xml:space="preserve">Absolute Value Distance; Graphs of Absolute Value Equations (PLIX)</w:t>
+                <w:t xml:space="preserve">2D projectile motion: Vectors and comparing multiple trajectories</w:t>
               </w:r>
             </w:hyperlink>
           </w:p>
@@ -7685,7 +7685,7 @@
                 <w:sz w:val="14"/>
                 <w:szCs w:val="14"/>
               </w:rPr>
-              <w:t xml:space="preserve">Source: CK-12</w:t>
+              <w:t xml:space="preserve">Source: Khan Academy (English - US curriculum)</w:t>
             </w:r>
           </w:p>
           <w:p>
@@ -7693,7 +7693,7 @@
               <w:spacing w:after="10" w:before="0"/>
               <w:ind w:left="120"/>
             </w:pPr>
-            <w:hyperlink w:history="1" r:id="rIdznotnkp7g52pvlb9nqo9o">
+            <w:hyperlink w:history="1" r:id="rIdus2qdyrxyrxy1a2mmieec">
               <w:r>
                 <w:rPr>
                   <w:rFonts w:ascii="Arial" w:cs="Arial" w:eastAsia="Arial" w:hAnsi="Arial"/>
@@ -9180,7 +9180,7 @@
             <w:pPr>
               <w:spacing w:after="20" w:before="0"/>
             </w:pPr>
-            <w:hyperlink w:history="1" r:id="rIduzmb8ozdfe56g_glyhzsg">
+            <w:hyperlink w:history="1" r:id="rIdbjca1u3mqr2muod2cobxz">
               <w:r>
                 <w:rPr>
                   <w:rFonts w:ascii="Arial" w:cs="Arial" w:eastAsia="Arial" w:hAnsi="Arial"/>
@@ -9189,7 +9189,7 @@
                   <w:szCs w:val="16"/>
                   <w:u w:val="single" w:color="2E75B6"/>
                 </w:rPr>
-                <w:t xml:space="preserve">AP Physics 1 review of Forces and Newton's Laws</w:t>
+                <w:t xml:space="preserve">Calculating average velocity or speed</w:t>
               </w:r>
             </w:hyperlink>
           </w:p>
@@ -9213,7 +9213,7 @@
               <w:spacing w:after="10" w:before="0"/>
               <w:ind w:left="120"/>
             </w:pPr>
-            <w:hyperlink w:history="1" r:id="rIdnieq6ss58qupfx9qffrc5">
+            <w:hyperlink w:history="1" r:id="rIdjjvyxtoklu26hw_umnhry">
               <w:r>
                 <w:rPr>
                   <w:rFonts w:ascii="Arial" w:cs="Arial" w:eastAsia="Arial" w:hAnsi="Arial"/>
@@ -9251,14 +9251,14 @@
                 <w:sz w:val="16"/>
                 <w:szCs w:val="16"/>
               </w:rPr>
-              <w:t xml:space="preserve">📖 HTML:</w:t>
+              <w:t xml:space="preserve">📖 EXERCISE:</w:t>
             </w:r>
           </w:p>
           <w:p>
             <w:pPr>
               <w:spacing w:after="20" w:before="0"/>
             </w:pPr>
-            <w:hyperlink w:history="1" r:id="rIdbhm2dxa9qgfjwlf7oj2tp">
+            <w:hyperlink w:history="1" r:id="rIdc7tfvihncatrvrfabtdqd">
               <w:r>
                 <w:rPr>
                   <w:rFonts w:ascii="Arial" w:cs="Arial" w:eastAsia="Arial" w:hAnsi="Arial"/>
@@ -9267,7 +9267,7 @@
                   <w:szCs w:val="16"/>
                   <w:u w:val="single" w:color="2E75B6"/>
                 </w:rPr>
-                <w:t xml:space="preserve">Linear Equations: Deep Dish Pizza (PLIX)</w:t>
+                <w:t xml:space="preserve">2D projectile motion: Vectors and comparing multiple trajectories</w:t>
               </w:r>
             </w:hyperlink>
           </w:p>
@@ -9283,7 +9283,7 @@
                 <w:sz w:val="14"/>
                 <w:szCs w:val="14"/>
               </w:rPr>
-              <w:t xml:space="preserve">Source: CK-12</w:t>
+              <w:t xml:space="preserve">Source: Khan Academy (English - US curriculum)</w:t>
             </w:r>
           </w:p>
           <w:p>
@@ -9291,7 +9291,7 @@
               <w:spacing w:after="10" w:before="0"/>
               <w:ind w:left="120"/>
             </w:pPr>
-            <w:hyperlink w:history="1" r:id="rId_kkj8viswpjrhufawvedn">
+            <w:hyperlink w:history="1" r:id="rId2arvycb3mv_7c25ffhi62">
               <w:r>
                 <w:rPr>
                   <w:rFonts w:ascii="Arial" w:cs="Arial" w:eastAsia="Arial" w:hAnsi="Arial"/>
@@ -9486,7 +9486,7 @@
             <w:pPr>
               <w:spacing w:after="20" w:before="0"/>
             </w:pPr>
-            <w:hyperlink w:history="1" r:id="rIdk_rxdem7td0ki5lmig_a1">
+            <w:hyperlink w:history="1" r:id="rIdqvmr5blsbwavrnj8aywkt">
               <w:r>
                 <w:rPr>
                   <w:rFonts w:ascii="Arial" w:cs="Arial" w:eastAsia="Arial" w:hAnsi="Arial"/>
@@ -9495,7 +9495,7 @@
                   <w:szCs w:val="16"/>
                   <w:u w:val="single" w:color="2E75B6"/>
                 </w:rPr>
-                <w:t xml:space="preserve">AP Physics 1 review of Forces and Newton's Laws</w:t>
+                <w:t xml:space="preserve">Deriving displacement as a function of time, acceleration, and initial velocity</w:t>
               </w:r>
             </w:hyperlink>
           </w:p>
@@ -9519,7 +9519,7 @@
               <w:spacing w:after="10" w:before="0"/>
               <w:ind w:left="120"/>
             </w:pPr>
-            <w:hyperlink w:history="1" r:id="rIdjeswkxucbyp9me4vew6xz">
+            <w:hyperlink w:history="1" r:id="rIduf77mgp__z0rshqt84are">
               <w:r>
                 <w:rPr>
                   <w:rFonts w:ascii="Arial" w:cs="Arial" w:eastAsia="Arial" w:hAnsi="Arial"/>
@@ -9557,14 +9557,14 @@
                 <w:sz w:val="16"/>
                 <w:szCs w:val="16"/>
               </w:rPr>
-              <w:t xml:space="preserve">📖 HTML:</w:t>
+              <w:t xml:space="preserve">📖 EXERCISE:</w:t>
             </w:r>
           </w:p>
           <w:p>
             <w:pPr>
               <w:spacing w:after="20" w:before="0"/>
             </w:pPr>
-            <w:hyperlink w:history="1" r:id="rId48afohrctdqzaddv372rm">
+            <w:hyperlink w:history="1" r:id="rIdoyl4hihkwbmtyk-3on1sj">
               <w:r>
                 <w:rPr>
                   <w:rFonts w:ascii="Arial" w:cs="Arial" w:eastAsia="Arial" w:hAnsi="Arial"/>
@@ -9573,7 +9573,7 @@
                   <w:szCs w:val="16"/>
                   <w:u w:val="single" w:color="2E75B6"/>
                 </w:rPr>
-                <w:t xml:space="preserve">Linear Equations: Deep Dish Pizza (PLIX)</w:t>
+                <w:t xml:space="preserve">Displacement During Uniform Acceleration Practice</w:t>
               </w:r>
             </w:hyperlink>
           </w:p>
@@ -9597,7 +9597,7 @@
               <w:spacing w:after="10" w:before="0"/>
               <w:ind w:left="120"/>
             </w:pPr>
-            <w:hyperlink w:history="1" r:id="rIdxlz25fa2w-qpo4c_fwumt">
+            <w:hyperlink w:history="1" r:id="rIdqtawkbeo5fd05fxsujkmv">
               <w:r>
                 <w:rPr>
                   <w:rFonts w:ascii="Arial" w:cs="Arial" w:eastAsia="Arial" w:hAnsi="Arial"/>
@@ -9792,7 +9792,7 @@
             <w:pPr>
               <w:spacing w:after="20" w:before="0"/>
             </w:pPr>
-            <w:hyperlink w:history="1" r:id="rIdinl5haxfhesketsec42ao">
+            <w:hyperlink w:history="1" r:id="rIdxhmqdwmbh-vstyhce-23l">
               <w:r>
                 <w:rPr>
                   <w:rFonts w:ascii="Arial" w:cs="Arial" w:eastAsia="Arial" w:hAnsi="Arial"/>
@@ -9801,7 +9801,7 @@
                   <w:szCs w:val="16"/>
                   <w:u w:val="single" w:color="2E75B6"/>
                 </w:rPr>
-                <w:t xml:space="preserve">AP Physics 1 review of Forces and Newton's Laws</w:t>
+                <w:t xml:space="preserve">Acceleration</w:t>
               </w:r>
             </w:hyperlink>
           </w:p>
@@ -9825,7 +9825,7 @@
               <w:spacing w:after="10" w:before="0"/>
               <w:ind w:left="120"/>
             </w:pPr>
-            <w:hyperlink w:history="1" r:id="rIddb4rxee360iiclsz1gf5p">
+            <w:hyperlink w:history="1" r:id="rIdm7p0f-akinwfo0knkwpvx">
               <w:r>
                 <w:rPr>
                   <w:rFonts w:ascii="Arial" w:cs="Arial" w:eastAsia="Arial" w:hAnsi="Arial"/>
@@ -9870,7 +9870,7 @@
             <w:pPr>
               <w:spacing w:after="20" w:before="0"/>
             </w:pPr>
-            <w:hyperlink w:history="1" r:id="rIdq285cpuxtj6r4kznreoi_">
+            <w:hyperlink w:history="1" r:id="rIdyaemkpcxxj2xacijctmk8">
               <w:r>
                 <w:rPr>
                   <w:rFonts w:ascii="Arial" w:cs="Arial" w:eastAsia="Arial" w:hAnsi="Arial"/>
@@ -9879,7 +9879,7 @@
                   <w:szCs w:val="16"/>
                   <w:u w:val="single" w:color="2E75B6"/>
                 </w:rPr>
-                <w:t xml:space="preserve">Linear Equations: Deep Dish Pizza (PLIX)</w:t>
+                <w:t xml:space="preserve">Uniform Acceleration (Flexbook)</w:t>
               </w:r>
             </w:hyperlink>
           </w:p>
@@ -9903,7 +9903,7 @@
               <w:spacing w:after="10" w:before="0"/>
               <w:ind w:left="120"/>
             </w:pPr>
-            <w:hyperlink w:history="1" r:id="rIdifcxk1fa5jftih09jk5ak">
+            <w:hyperlink w:history="1" r:id="rIdohsxbwi9zce7l2tmasq0s">
               <w:r>
                 <w:rPr>
                   <w:rFonts w:ascii="Arial" w:cs="Arial" w:eastAsia="Arial" w:hAnsi="Arial"/>
@@ -10098,7 +10098,7 @@
             <w:pPr>
               <w:spacing w:after="20" w:before="0"/>
             </w:pPr>
-            <w:hyperlink w:history="1" r:id="rIdjk_sry0su4esxwszefh2n">
+            <w:hyperlink w:history="1" r:id="rIdxwdsz1so9bjbysiwnh4cn">
               <w:r>
                 <w:rPr>
                   <w:rFonts w:ascii="Arial" w:cs="Arial" w:eastAsia="Arial" w:hAnsi="Arial"/>
@@ -10107,7 +10107,7 @@
                   <w:szCs w:val="16"/>
                   <w:u w:val="single" w:color="2E75B6"/>
                 </w:rPr>
-                <w:t xml:space="preserve">AP Physics 1 review of Forces and Newton's Laws</w:t>
+                <w:t xml:space="preserve">Intro to vectors and scalars</w:t>
               </w:r>
             </w:hyperlink>
           </w:p>
@@ -10131,7 +10131,7 @@
               <w:spacing w:after="10" w:before="0"/>
               <w:ind w:left="120"/>
             </w:pPr>
-            <w:hyperlink w:history="1" r:id="rIdrhvdrbar2do2-pveuitcm">
+            <w:hyperlink w:history="1" r:id="rIdc9wwizmfo38w79n9mrc2y">
               <w:r>
                 <w:rPr>
                   <w:rFonts w:ascii="Arial" w:cs="Arial" w:eastAsia="Arial" w:hAnsi="Arial"/>
@@ -10169,14 +10169,14 @@
                 <w:sz w:val="16"/>
                 <w:szCs w:val="16"/>
               </w:rPr>
-              <w:t xml:space="preserve">📖 HTML:</w:t>
+              <w:t xml:space="preserve">📖 EXERCISE:</w:t>
             </w:r>
           </w:p>
           <w:p>
             <w:pPr>
               <w:spacing w:after="20" w:before="0"/>
             </w:pPr>
-            <w:hyperlink w:history="1" r:id="rId6clifoqixsrc1vp85ppri">
+            <w:hyperlink w:history="1" r:id="rIdysugccqjgfcm90egmjeat">
               <w:r>
                 <w:rPr>
                   <w:rFonts w:ascii="Arial" w:cs="Arial" w:eastAsia="Arial" w:hAnsi="Arial"/>
@@ -10185,7 +10185,7 @@
                   <w:szCs w:val="16"/>
                   <w:u w:val="single" w:color="2E75B6"/>
                 </w:rPr>
-                <w:t xml:space="preserve">Linear Equations: Deep Dish Pizza (PLIX)</w:t>
+                <w:t xml:space="preserve">Uniform Acceleration Practice</w:t>
               </w:r>
             </w:hyperlink>
           </w:p>
@@ -10209,7 +10209,7 @@
               <w:spacing w:after="10" w:before="0"/>
               <w:ind w:left="120"/>
             </w:pPr>
-            <w:hyperlink w:history="1" r:id="rIdvxqufuzxh-h_odtuayido">
+            <w:hyperlink w:history="1" r:id="rIdt0nt8vynlnmitevjbwpjm">
               <w:r>
                 <w:rPr>
                   <w:rFonts w:ascii="Arial" w:cs="Arial" w:eastAsia="Arial" w:hAnsi="Arial"/>
@@ -10404,7 +10404,7 @@
             <w:pPr>
               <w:spacing w:after="20" w:before="0"/>
             </w:pPr>
-            <w:hyperlink w:history="1" r:id="rIdrfzjq8ebsmggohr3xk0h1">
+            <w:hyperlink w:history="1" r:id="rIdfonhm3wjwpw8doxuauulm">
               <w:r>
                 <w:rPr>
                   <w:rFonts w:ascii="Arial" w:cs="Arial" w:eastAsia="Arial" w:hAnsi="Arial"/>
@@ -10413,7 +10413,7 @@
                   <w:szCs w:val="16"/>
                   <w:u w:val="single" w:color="2E75B6"/>
                 </w:rPr>
-                <w:t xml:space="preserve">AP Physics 1 review of Forces and Newton's Laws</w:t>
+                <w:t xml:space="preserve">Calculating average velocity or speed</w:t>
               </w:r>
             </w:hyperlink>
           </w:p>
@@ -10437,7 +10437,7 @@
               <w:spacing w:after="10" w:before="0"/>
               <w:ind w:left="120"/>
             </w:pPr>
-            <w:hyperlink w:history="1" r:id="rIdjcqlk1ffwfcf7w9c2-vms">
+            <w:hyperlink w:history="1" r:id="rIddcu7ghm9xulccvobjwk3p">
               <w:r>
                 <w:rPr>
                   <w:rFonts w:ascii="Arial" w:cs="Arial" w:eastAsia="Arial" w:hAnsi="Arial"/>
@@ -10482,7 +10482,7 @@
             <w:pPr>
               <w:spacing w:after="20" w:before="0"/>
             </w:pPr>
-            <w:hyperlink w:history="1" r:id="rIdwuuum3ukvoklxzvmsj6f9">
+            <w:hyperlink w:history="1" r:id="rId2sfzd29hddhmvxddrgfl3">
               <w:r>
                 <w:rPr>
                   <w:rFonts w:ascii="Arial" w:cs="Arial" w:eastAsia="Arial" w:hAnsi="Arial"/>
@@ -10491,7 +10491,7 @@
                   <w:szCs w:val="16"/>
                   <w:u w:val="single" w:color="2E75B6"/>
                 </w:rPr>
-                <w:t xml:space="preserve">Linear Equations: Deep Dish Pizza (PLIX)</w:t>
+                <w:t xml:space="preserve">Uniform Acceleration (PLIX)</w:t>
               </w:r>
             </w:hyperlink>
           </w:p>
@@ -10515,7 +10515,7 @@
               <w:spacing w:after="10" w:before="0"/>
               <w:ind w:left="120"/>
             </w:pPr>
-            <w:hyperlink w:history="1" r:id="rIddi1pqpqwxhwn0uhbr4zfg">
+            <w:hyperlink w:history="1" r:id="rId48ff-ke5sssrdo8x3_a3x">
               <w:r>
                 <w:rPr>
                   <w:rFonts w:ascii="Arial" w:cs="Arial" w:eastAsia="Arial" w:hAnsi="Arial"/>
@@ -12002,7 +12002,7 @@
             <w:pPr>
               <w:spacing w:after="20" w:before="0"/>
             </w:pPr>
-            <w:hyperlink w:history="1" r:id="rId0ms5x6zazqydld1ysqgsy">
+            <w:hyperlink w:history="1" r:id="rIdk_vecan2p_v1zxmccj7gc">
               <w:r>
                 <w:rPr>
                   <w:rFonts w:ascii="Arial" w:cs="Arial" w:eastAsia="Arial" w:hAnsi="Arial"/>
@@ -12011,7 +12011,7 @@
                   <w:szCs w:val="16"/>
                   <w:u w:val="single" w:color="2E75B6"/>
                 </w:rPr>
-                <w:t xml:space="preserve">AP Physics 1 review of Forces and Newton's Laws</w:t>
+                <w:t xml:space="preserve">Deriving displacement as a function of time, acceleration, and initial velocity</w:t>
               </w:r>
             </w:hyperlink>
           </w:p>
@@ -12035,7 +12035,7 @@
               <w:spacing w:after="10" w:before="0"/>
               <w:ind w:left="120"/>
             </w:pPr>
-            <w:hyperlink w:history="1" r:id="rIdbo7ht9btaduueviurfiap">
+            <w:hyperlink w:history="1" r:id="rIder_megvwkeusnwbdi88ud">
               <w:r>
                 <w:rPr>
                   <w:rFonts w:ascii="Arial" w:cs="Arial" w:eastAsia="Arial" w:hAnsi="Arial"/>
@@ -12073,14 +12073,14 @@
                 <w:sz w:val="16"/>
                 <w:szCs w:val="16"/>
               </w:rPr>
-              <w:t xml:space="preserve">📖 HTML:</w:t>
+              <w:t xml:space="preserve">📖 EXERCISE:</w:t>
             </w:r>
           </w:p>
           <w:p>
             <w:pPr>
               <w:spacing w:after="20" w:before="0"/>
             </w:pPr>
-            <w:hyperlink w:history="1" r:id="rIdccsaxpzcdtzprtkd_exbc">
+            <w:hyperlink w:history="1" r:id="rIdtybzi3x33pj9gk67qolqa">
               <w:r>
                 <w:rPr>
                   <w:rFonts w:ascii="Arial" w:cs="Arial" w:eastAsia="Arial" w:hAnsi="Arial"/>
@@ -12089,7 +12089,7 @@
                   <w:szCs w:val="16"/>
                   <w:u w:val="single" w:color="2E75B6"/>
                 </w:rPr>
-                <w:t xml:space="preserve">Linear Equations: Deep Dish Pizza (PLIX)</w:t>
+                <w:t xml:space="preserve">Displacement During Uniform Acceleration Practice</w:t>
               </w:r>
             </w:hyperlink>
           </w:p>
@@ -12113,7 +12113,7 @@
               <w:spacing w:after="10" w:before="0"/>
               <w:ind w:left="120"/>
             </w:pPr>
-            <w:hyperlink w:history="1" r:id="rIdxpobexdo-cyghjp9u9jsz">
+            <w:hyperlink w:history="1" r:id="rIdvogz0ijrs5oibwht0ertz">
               <w:r>
                 <w:rPr>
                   <w:rFonts w:ascii="Arial" w:cs="Arial" w:eastAsia="Arial" w:hAnsi="Arial"/>
@@ -12308,7 +12308,7 @@
             <w:pPr>
               <w:spacing w:after="20" w:before="0"/>
             </w:pPr>
-            <w:hyperlink w:history="1" r:id="rIdfqkmabsga8dzmoq2sstkm">
+            <w:hyperlink w:history="1" r:id="rIdkjryalwpntwpwz8pyfzjr">
               <w:r>
                 <w:rPr>
                   <w:rFonts w:ascii="Arial" w:cs="Arial" w:eastAsia="Arial" w:hAnsi="Arial"/>
@@ -12317,7 +12317,7 @@
                   <w:szCs w:val="16"/>
                   <w:u w:val="single" w:color="2E75B6"/>
                 </w:rPr>
-                <w:t xml:space="preserve">AP Physics 1 review of Forces and Newton's Laws</w:t>
+                <w:t xml:space="preserve">Calculating average velocity or speed</w:t>
               </w:r>
             </w:hyperlink>
           </w:p>
@@ -12341,7 +12341,7 @@
               <w:spacing w:after="10" w:before="0"/>
               <w:ind w:left="120"/>
             </w:pPr>
-            <w:hyperlink w:history="1" r:id="rIdbhvmp0gdezqqv8tlgazzp">
+            <w:hyperlink w:history="1" r:id="rId5miaynj1en1cwhefjtcjx">
               <w:r>
                 <w:rPr>
                   <w:rFonts w:ascii="Arial" w:cs="Arial" w:eastAsia="Arial" w:hAnsi="Arial"/>
@@ -12379,14 +12379,14 @@
                 <w:sz w:val="16"/>
                 <w:szCs w:val="16"/>
               </w:rPr>
-              <w:t xml:space="preserve">📖 HTML:</w:t>
+              <w:t xml:space="preserve">📖 EXERCISE:</w:t>
             </w:r>
           </w:p>
           <w:p>
             <w:pPr>
               <w:spacing w:after="20" w:before="0"/>
             </w:pPr>
-            <w:hyperlink w:history="1" r:id="rIdiw0p04yqxrepjkpnpig5e">
+            <w:hyperlink w:history="1" r:id="rIdaeixe4kgwb9w8kcxsxsqh">
               <w:r>
                 <w:rPr>
                   <w:rFonts w:ascii="Arial" w:cs="Arial" w:eastAsia="Arial" w:hAnsi="Arial"/>
@@ -12395,7 +12395,7 @@
                   <w:szCs w:val="16"/>
                   <w:u w:val="single" w:color="2E75B6"/>
                 </w:rPr>
-                <w:t xml:space="preserve">Linear Equations: Deep Dish Pizza (PLIX)</w:t>
+                <w:t xml:space="preserve">2D projectile motion: Vectors and comparing multiple trajectories</w:t>
               </w:r>
             </w:hyperlink>
           </w:p>
@@ -12411,7 +12411,7 @@
                 <w:sz w:val="14"/>
                 <w:szCs w:val="14"/>
               </w:rPr>
-              <w:t xml:space="preserve">Source: CK-12</w:t>
+              <w:t xml:space="preserve">Source: Khan Academy (English - US curriculum)</w:t>
             </w:r>
           </w:p>
           <w:p>
@@ -12419,7 +12419,7 @@
               <w:spacing w:after="10" w:before="0"/>
               <w:ind w:left="120"/>
             </w:pPr>
-            <w:hyperlink w:history="1" r:id="rIdgzf_ktx76lb3bi12vflze">
+            <w:hyperlink w:history="1" r:id="rIdlzxgus-tgnm24puley2ne">
               <w:r>
                 <w:rPr>
                   <w:rFonts w:ascii="Arial" w:cs="Arial" w:eastAsia="Arial" w:hAnsi="Arial"/>
@@ -12614,7 +12614,7 @@
             <w:pPr>
               <w:spacing w:after="20" w:before="0"/>
             </w:pPr>
-            <w:hyperlink w:history="1" r:id="rIdtzextcdltra4ziol6ybh-">
+            <w:hyperlink w:history="1" r:id="rIdumufduju24iy6y9aqqmxz">
               <w:r>
                 <w:rPr>
                   <w:rFonts w:ascii="Arial" w:cs="Arial" w:eastAsia="Arial" w:hAnsi="Arial"/>
@@ -12623,7 +12623,7 @@
                   <w:szCs w:val="16"/>
                   <w:u w:val="single" w:color="2E75B6"/>
                 </w:rPr>
-                <w:t xml:space="preserve">AP Physics 1 review of Forces and Newton's Laws</w:t>
+                <w:t xml:space="preserve">Acceleration</w:t>
               </w:r>
             </w:hyperlink>
           </w:p>
@@ -12647,7 +12647,7 @@
               <w:spacing w:after="10" w:before="0"/>
               <w:ind w:left="120"/>
             </w:pPr>
-            <w:hyperlink w:history="1" r:id="rIdfeuvppmtchrjhuzpvgqmg">
+            <w:hyperlink w:history="1" r:id="rIddyqdkteufdu1foqqjpnoy">
               <w:r>
                 <w:rPr>
                   <w:rFonts w:ascii="Arial" w:cs="Arial" w:eastAsia="Arial" w:hAnsi="Arial"/>
@@ -12685,14 +12685,14 @@
                 <w:sz w:val="16"/>
                 <w:szCs w:val="16"/>
               </w:rPr>
-              <w:t xml:space="preserve">📖 HTML:</w:t>
+              <w:t xml:space="preserve">📖 EXERCISE:</w:t>
             </w:r>
           </w:p>
           <w:p>
             <w:pPr>
               <w:spacing w:after="20" w:before="0"/>
             </w:pPr>
-            <w:hyperlink w:history="1" r:id="rId5oqkfg5li00fdr12y9i0q">
+            <w:hyperlink w:history="1" r:id="rIdz9l_mvpclp0fhsigcemvi">
               <w:r>
                 <w:rPr>
                   <w:rFonts w:ascii="Arial" w:cs="Arial" w:eastAsia="Arial" w:hAnsi="Arial"/>
@@ -12701,7 +12701,7 @@
                   <w:szCs w:val="16"/>
                   <w:u w:val="single" w:color="2E75B6"/>
                 </w:rPr>
-                <w:t xml:space="preserve">Linear Equations: Deep Dish Pizza (PLIX)</w:t>
+                <w:t xml:space="preserve">2D projectile motion: Identifying graphs for projectiles</w:t>
               </w:r>
             </w:hyperlink>
           </w:p>
@@ -12717,7 +12717,7 @@
                 <w:sz w:val="14"/>
                 <w:szCs w:val="14"/>
               </w:rPr>
-              <w:t xml:space="preserve">Source: CK-12</w:t>
+              <w:t xml:space="preserve">Source: Khan Academy (English - US curriculum)</w:t>
             </w:r>
           </w:p>
           <w:p>
@@ -12725,7 +12725,7 @@
               <w:spacing w:after="10" w:before="0"/>
               <w:ind w:left="120"/>
             </w:pPr>
-            <w:hyperlink w:history="1" r:id="rIdvgvoot1cgtiirsbocplcj">
+            <w:hyperlink w:history="1" r:id="rIdhfaoo0w9hn2wvmmwbqdva">
               <w:r>
                 <w:rPr>
                   <w:rFonts w:ascii="Arial" w:cs="Arial" w:eastAsia="Arial" w:hAnsi="Arial"/>
@@ -12920,7 +12920,7 @@
             <w:pPr>
               <w:spacing w:after="20" w:before="0"/>
             </w:pPr>
-            <w:hyperlink w:history="1" r:id="rId0glhyfyt19imfoy4hiu_a">
+            <w:hyperlink w:history="1" r:id="rIdwkh0nk9lukqjracr160hl">
               <w:r>
                 <w:rPr>
                   <w:rFonts w:ascii="Arial" w:cs="Arial" w:eastAsia="Arial" w:hAnsi="Arial"/>
@@ -12929,7 +12929,7 @@
                   <w:szCs w:val="16"/>
                   <w:u w:val="single" w:color="2E75B6"/>
                 </w:rPr>
-                <w:t xml:space="preserve">AP Physics 1 review of Forces and Newton's Laws</w:t>
+                <w:t xml:space="preserve">Intro to vectors and scalars</w:t>
               </w:r>
             </w:hyperlink>
           </w:p>
@@ -12953,7 +12953,7 @@
               <w:spacing w:after="10" w:before="0"/>
               <w:ind w:left="120"/>
             </w:pPr>
-            <w:hyperlink w:history="1" r:id="rIdfvhv12v_psdxa3hlb6lfv">
+            <w:hyperlink w:history="1" r:id="rIdiml2kwlacjnrw6kdhjhvx">
               <w:r>
                 <w:rPr>
                   <w:rFonts w:ascii="Arial" w:cs="Arial" w:eastAsia="Arial" w:hAnsi="Arial"/>
@@ -12998,7 +12998,7 @@
             <w:pPr>
               <w:spacing w:after="20" w:before="0"/>
             </w:pPr>
-            <w:hyperlink w:history="1" r:id="rIdixumbbbomvhlo-48mmaxs">
+            <w:hyperlink w:history="1" r:id="rIddh42gvwvepn09ei1rtjv-">
               <w:r>
                 <w:rPr>
                   <w:rFonts w:ascii="Arial" w:cs="Arial" w:eastAsia="Arial" w:hAnsi="Arial"/>
@@ -13007,7 +13007,7 @@
                   <w:szCs w:val="16"/>
                   <w:u w:val="single" w:color="2E75B6"/>
                 </w:rPr>
-                <w:t xml:space="preserve">Linear Equations: Deep Dish Pizza (PLIX)</w:t>
+                <w:t xml:space="preserve">Uniform Acceleration (Flexbook)</w:t>
               </w:r>
             </w:hyperlink>
           </w:p>
@@ -13031,7 +13031,7 @@
               <w:spacing w:after="10" w:before="0"/>
               <w:ind w:left="120"/>
             </w:pPr>
-            <w:hyperlink w:history="1" r:id="rIdsldqtx65p3opnoashu-_j">
+            <w:hyperlink w:history="1" r:id="rIdogykopxq9vbl_hre3acqf">
               <w:r>
                 <w:rPr>
                   <w:rFonts w:ascii="Arial" w:cs="Arial" w:eastAsia="Arial" w:hAnsi="Arial"/>
@@ -13226,7 +13226,7 @@
             <w:pPr>
               <w:spacing w:after="20" w:before="0"/>
             </w:pPr>
-            <w:hyperlink w:history="1" r:id="rId0fntoco_djkvicaukc2jm">
+            <w:hyperlink w:history="1" r:id="rIdfhqmjm229mpn1c1w6jhpm">
               <w:r>
                 <w:rPr>
                   <w:rFonts w:ascii="Arial" w:cs="Arial" w:eastAsia="Arial" w:hAnsi="Arial"/>
@@ -13235,7 +13235,7 @@
                   <w:szCs w:val="16"/>
                   <w:u w:val="single" w:color="2E75B6"/>
                 </w:rPr>
-                <w:t xml:space="preserve">AP Physics 1 review of Forces and Newton's Laws</w:t>
+                <w:t xml:space="preserve">Angular motion variables</w:t>
               </w:r>
             </w:hyperlink>
           </w:p>
@@ -13259,7 +13259,7 @@
               <w:spacing w:after="10" w:before="0"/>
               <w:ind w:left="120"/>
             </w:pPr>
-            <w:hyperlink w:history="1" r:id="rIdv2jx_qwbgheavp4v0bobw">
+            <w:hyperlink w:history="1" r:id="rId7od8bidqo7yjmazlxiqw1">
               <w:r>
                 <w:rPr>
                   <w:rFonts w:ascii="Arial" w:cs="Arial" w:eastAsia="Arial" w:hAnsi="Arial"/>
@@ -13297,14 +13297,14 @@
                 <w:sz w:val="16"/>
                 <w:szCs w:val="16"/>
               </w:rPr>
-              <w:t xml:space="preserve">📖 HTML:</w:t>
+              <w:t xml:space="preserve">📖 EXERCISE:</w:t>
             </w:r>
           </w:p>
           <w:p>
             <w:pPr>
               <w:spacing w:after="20" w:before="0"/>
             </w:pPr>
-            <w:hyperlink w:history="1" r:id="rId6aef3weyc3r1w2zjqxvfb">
+            <w:hyperlink w:history="1" r:id="rIddlfcanr4_yprcgts2l-vc">
               <w:r>
                 <w:rPr>
                   <w:rFonts w:ascii="Arial" w:cs="Arial" w:eastAsia="Arial" w:hAnsi="Arial"/>
@@ -13313,7 +13313,7 @@
                   <w:szCs w:val="16"/>
                   <w:u w:val="single" w:color="2E75B6"/>
                 </w:rPr>
-                <w:t xml:space="preserve">Linear Equations: Deep Dish Pizza (PLIX)</w:t>
+                <w:t xml:space="preserve">Uniform Acceleration Practice</w:t>
               </w:r>
             </w:hyperlink>
           </w:p>
@@ -13337,7 +13337,7 @@
               <w:spacing w:after="10" w:before="0"/>
               <w:ind w:left="120"/>
             </w:pPr>
-            <w:hyperlink w:history="1" r:id="rIdvg6u-orcwz8llky9cbk_4">
+            <w:hyperlink w:history="1" r:id="rId3tnmludm1jdwav0pvr5go">
               <w:r>
                 <w:rPr>
                   <w:rFonts w:ascii="Arial" w:cs="Arial" w:eastAsia="Arial" w:hAnsi="Arial"/>
@@ -14824,7 +14824,7 @@
             <w:pPr>
               <w:spacing w:after="20" w:before="0"/>
             </w:pPr>
-            <w:hyperlink w:history="1" r:id="rIdcbxzbez1czkvkwskhfjvv">
+            <w:hyperlink w:history="1" r:id="rIdrmtgapnl0-sepnshl3imb">
               <w:r>
                 <w:rPr>
                   <w:rFonts w:ascii="Arial" w:cs="Arial" w:eastAsia="Arial" w:hAnsi="Arial"/>
@@ -14833,7 +14833,7 @@
                   <w:szCs w:val="16"/>
                   <w:u w:val="single" w:color="2E75B6"/>
                 </w:rPr>
-                <w:t xml:space="preserve">Net force</w:t>
+                <w:t xml:space="preserve">Position vs. time graphs</w:t>
               </w:r>
             </w:hyperlink>
           </w:p>
@@ -14857,7 +14857,7 @@
               <w:spacing w:after="10" w:before="0"/>
               <w:ind w:left="120"/>
             </w:pPr>
-            <w:hyperlink w:history="1" r:id="rIdhjh59qpd6i3tjobtlxtwx">
+            <w:hyperlink w:history="1" r:id="rIdcdezbarbjdwbfsx8grahx">
               <w:r>
                 <w:rPr>
                   <w:rFonts w:ascii="Arial" w:cs="Arial" w:eastAsia="Arial" w:hAnsi="Arial"/>
@@ -14895,14 +14895,14 @@
                 <w:sz w:val="16"/>
                 <w:szCs w:val="16"/>
               </w:rPr>
-              <w:t xml:space="preserve">📖 HTML:</w:t>
+              <w:t xml:space="preserve">📖 EXERCISE:</w:t>
             </w:r>
           </w:p>
           <w:p>
             <w:pPr>
               <w:spacing w:after="20" w:before="0"/>
             </w:pPr>
-            <w:hyperlink w:history="1" r:id="rIdl_gwfu-8l5s6tzkls8mcp">
+            <w:hyperlink w:history="1" r:id="rIdboiiorruaxyww0-gvghj1">
               <w:r>
                 <w:rPr>
                   <w:rFonts w:ascii="Arial" w:cs="Arial" w:eastAsia="Arial" w:hAnsi="Arial"/>
@@ -14911,7 +14911,7 @@
                   <w:szCs w:val="16"/>
                   <w:u w:val="single" w:color="2E75B6"/>
                 </w:rPr>
-                <w:t xml:space="preserve">Line Graphs to Display Data Over Time (Flexbook)</w:t>
+                <w:t xml:space="preserve">2D projectile motion: Vectors and comparing multiple trajectories</w:t>
               </w:r>
             </w:hyperlink>
           </w:p>
@@ -14927,7 +14927,7 @@
                 <w:sz w:val="14"/>
                 <w:szCs w:val="14"/>
               </w:rPr>
-              <w:t xml:space="preserve">Source: CK-12</w:t>
+              <w:t xml:space="preserve">Source: Khan Academy (English - US curriculum)</w:t>
             </w:r>
           </w:p>
           <w:p>
@@ -14935,7 +14935,7 @@
               <w:spacing w:after="10" w:before="0"/>
               <w:ind w:left="120"/>
             </w:pPr>
-            <w:hyperlink w:history="1" r:id="rIdeqgvhmntirzwqurrgwwmo">
+            <w:hyperlink w:history="1" r:id="rIdnzzw7pigwlpl2qlejopq6">
               <w:r>
                 <w:rPr>
                   <w:rFonts w:ascii="Arial" w:cs="Arial" w:eastAsia="Arial" w:hAnsi="Arial"/>
@@ -15130,7 +15130,7 @@
             <w:pPr>
               <w:spacing w:after="20" w:before="0"/>
             </w:pPr>
-            <w:hyperlink w:history="1" r:id="rIdvfx87avpj_cjzge48aink">
+            <w:hyperlink w:history="1" r:id="rIdixapnhbs5w0tyuf2c5x8_">
               <w:r>
                 <w:rPr>
                   <w:rFonts w:ascii="Arial" w:cs="Arial" w:eastAsia="Arial" w:hAnsi="Arial"/>
@@ -15139,7 +15139,7 @@
                   <w:szCs w:val="16"/>
                   <w:u w:val="single" w:color="2E75B6"/>
                 </w:rPr>
-                <w:t xml:space="preserve">Net force</w:t>
+                <w:t xml:space="preserve">Interpreting direction of motion from velocity-time graph</w:t>
               </w:r>
             </w:hyperlink>
           </w:p>
@@ -15163,7 +15163,7 @@
               <w:spacing w:after="10" w:before="0"/>
               <w:ind w:left="120"/>
             </w:pPr>
-            <w:hyperlink w:history="1" r:id="rIdamfokl7zqxozhqqvf600s">
+            <w:hyperlink w:history="1" r:id="rIdonbeyqymnuvmovzqnjub3">
               <w:r>
                 <w:rPr>
                   <w:rFonts w:ascii="Arial" w:cs="Arial" w:eastAsia="Arial" w:hAnsi="Arial"/>
@@ -15201,14 +15201,14 @@
                 <w:sz w:val="16"/>
                 <w:szCs w:val="16"/>
               </w:rPr>
-              <w:t xml:space="preserve">📖 HTML:</w:t>
+              <w:t xml:space="preserve">📖 EXERCISE:</w:t>
             </w:r>
           </w:p>
           <w:p>
             <w:pPr>
               <w:spacing w:after="20" w:before="0"/>
             </w:pPr>
-            <w:hyperlink w:history="1" r:id="rIdsep07x4xdcaqfwhzuvv0_">
+            <w:hyperlink w:history="1" r:id="rIdhz4scy9m5ehoutplzll5j">
               <w:r>
                 <w:rPr>
                   <w:rFonts w:ascii="Arial" w:cs="Arial" w:eastAsia="Arial" w:hAnsi="Arial"/>
@@ -15217,7 +15217,7 @@
                   <w:szCs w:val="16"/>
                   <w:u w:val="single" w:color="2E75B6"/>
                 </w:rPr>
-                <w:t xml:space="preserve">Line Graphs to Display Data Over Time (Flexbook)</w:t>
+                <w:t xml:space="preserve">2D projectile motion: Identifying graphs for projectiles</w:t>
               </w:r>
             </w:hyperlink>
           </w:p>
@@ -15233,7 +15233,7 @@
                 <w:sz w:val="14"/>
                 <w:szCs w:val="14"/>
               </w:rPr>
-              <w:t xml:space="preserve">Source: CK-12</w:t>
+              <w:t xml:space="preserve">Source: Khan Academy (English - US curriculum)</w:t>
             </w:r>
           </w:p>
           <w:p>
@@ -15241,7 +15241,7 @@
               <w:spacing w:after="10" w:before="0"/>
               <w:ind w:left="120"/>
             </w:pPr>
-            <w:hyperlink w:history="1" r:id="rIdimq5w_tvg9qszheesfvkl">
+            <w:hyperlink w:history="1" r:id="rIdl7ydvvbzgla_hlb3gbrr_">
               <w:r>
                 <w:rPr>
                   <w:rFonts w:ascii="Arial" w:cs="Arial" w:eastAsia="Arial" w:hAnsi="Arial"/>
@@ -15436,7 +15436,7 @@
             <w:pPr>
               <w:spacing w:after="20" w:before="0"/>
             </w:pPr>
-            <w:hyperlink w:history="1" r:id="rIddfhdkj7pjsswsjquzknjn">
+            <w:hyperlink w:history="1" r:id="rIdhqko9ho4rcoabq9rp-jxw">
               <w:r>
                 <w:rPr>
                   <w:rFonts w:ascii="Arial" w:cs="Arial" w:eastAsia="Arial" w:hAnsi="Arial"/>
@@ -15445,7 +15445,7 @@
                   <w:szCs w:val="16"/>
                   <w:u w:val="single" w:color="2E75B6"/>
                 </w:rPr>
-                <w:t xml:space="preserve">Net force</w:t>
+                <w:t xml:space="preserve">Reading line graphs</w:t>
               </w:r>
             </w:hyperlink>
           </w:p>
@@ -15469,7 +15469,7 @@
               <w:spacing w:after="10" w:before="0"/>
               <w:ind w:left="120"/>
             </w:pPr>
-            <w:hyperlink w:history="1" r:id="rIdpkjavv_jl-zb_0zeuzgzp">
+            <w:hyperlink w:history="1" r:id="rIdivdqv3melqwgfir36wf-j">
               <w:r>
                 <w:rPr>
                   <w:rFonts w:ascii="Arial" w:cs="Arial" w:eastAsia="Arial" w:hAnsi="Arial"/>
@@ -15507,14 +15507,14 @@
                 <w:sz w:val="16"/>
                 <w:szCs w:val="16"/>
               </w:rPr>
-              <w:t xml:space="preserve">📖 HTML:</w:t>
+              <w:t xml:space="preserve">📖 EXERCISE:</w:t>
             </w:r>
           </w:p>
           <w:p>
             <w:pPr>
               <w:spacing w:after="20" w:before="0"/>
             </w:pPr>
-            <w:hyperlink w:history="1" r:id="rIdlhv9mijpgi3fymktqedu0">
+            <w:hyperlink w:history="1" r:id="rIdve07cuq9cuqmn-tv5znin">
               <w:r>
                 <w:rPr>
                   <w:rFonts w:ascii="Arial" w:cs="Arial" w:eastAsia="Arial" w:hAnsi="Arial"/>
@@ -15523,7 +15523,7 @@
                   <w:szCs w:val="16"/>
                   <w:u w:val="single" w:color="2E75B6"/>
                 </w:rPr>
-                <w:t xml:space="preserve">Line Graphs to Display Data Over Time (Flexbook)</w:t>
+                <w:t xml:space="preserve">Average velocity and average speed from graphs</w:t>
               </w:r>
             </w:hyperlink>
           </w:p>
@@ -15539,7 +15539,7 @@
                 <w:sz w:val="14"/>
                 <w:szCs w:val="14"/>
               </w:rPr>
-              <w:t xml:space="preserve">Source: CK-12</w:t>
+              <w:t xml:space="preserve">Source: Khan Academy (English - US curriculum)</w:t>
             </w:r>
           </w:p>
           <w:p>
@@ -15547,7 +15547,7 @@
               <w:spacing w:after="10" w:before="0"/>
               <w:ind w:left="120"/>
             </w:pPr>
-            <w:hyperlink w:history="1" r:id="rIdnayi0xlek9vfqee2rsj_v">
+            <w:hyperlink w:history="1" r:id="rIdvh_vb3nbnvlx-id2g3zv8">
               <w:r>
                 <w:rPr>
                   <w:rFonts w:ascii="Arial" w:cs="Arial" w:eastAsia="Arial" w:hAnsi="Arial"/>
@@ -15742,7 +15742,7 @@
             <w:pPr>
               <w:spacing w:after="20" w:before="0"/>
             </w:pPr>
-            <w:hyperlink w:history="1" r:id="rId3x5bpo_5mcnzwwn0fhcv2">
+            <w:hyperlink w:history="1" r:id="rIddnpypqquvnwd2ply8kd4m">
               <w:r>
                 <w:rPr>
                   <w:rFonts w:ascii="Arial" w:cs="Arial" w:eastAsia="Arial" w:hAnsi="Arial"/>
@@ -15751,7 +15751,7 @@
                   <w:szCs w:val="16"/>
                   <w:u w:val="single" w:color="2E75B6"/>
                 </w:rPr>
-                <w:t xml:space="preserve">Net force</w:t>
+                <w:t xml:space="preserve">Deriving displacement as a function of time, acceleration, and initial velocity</w:t>
               </w:r>
             </w:hyperlink>
           </w:p>
@@ -15775,7 +15775,7 @@
               <w:spacing w:after="10" w:before="0"/>
               <w:ind w:left="120"/>
             </w:pPr>
-            <w:hyperlink w:history="1" r:id="rIdvbtq81mescjejrl-vspqi">
+            <w:hyperlink w:history="1" r:id="rIdbw8vxem-zbj2pscy1lnct">
               <w:r>
                 <w:rPr>
                   <w:rFonts w:ascii="Arial" w:cs="Arial" w:eastAsia="Arial" w:hAnsi="Arial"/>
@@ -15813,14 +15813,14 @@
                 <w:sz w:val="16"/>
                 <w:szCs w:val="16"/>
               </w:rPr>
-              <w:t xml:space="preserve">📖 HTML:</w:t>
+              <w:t xml:space="preserve">📖 EXERCISE:</w:t>
             </w:r>
           </w:p>
           <w:p>
             <w:pPr>
               <w:spacing w:after="20" w:before="0"/>
             </w:pPr>
-            <w:hyperlink w:history="1" r:id="rIde_xrbnbdo-5_y9j1j3rvz">
+            <w:hyperlink w:history="1" r:id="rIdbiw_ggwuqbpkwipebvr_p">
               <w:r>
                 <w:rPr>
                   <w:rFonts w:ascii="Arial" w:cs="Arial" w:eastAsia="Arial" w:hAnsi="Arial"/>
@@ -15829,7 +15829,7 @@
                   <w:szCs w:val="16"/>
                   <w:u w:val="single" w:color="2E75B6"/>
                 </w:rPr>
-                <w:t xml:space="preserve">Line Graphs to Display Data Over Time (Flexbook)</w:t>
+                <w:t xml:space="preserve">Instantaneous velocity and instantaneous speed from graphs</w:t>
               </w:r>
             </w:hyperlink>
           </w:p>
@@ -15845,7 +15845,7 @@
                 <w:sz w:val="14"/>
                 <w:szCs w:val="14"/>
               </w:rPr>
-              <w:t xml:space="preserve">Source: CK-12</w:t>
+              <w:t xml:space="preserve">Source: Khan Academy (English - US curriculum)</w:t>
             </w:r>
           </w:p>
           <w:p>
@@ -15853,7 +15853,7 @@
               <w:spacing w:after="10" w:before="0"/>
               <w:ind w:left="120"/>
             </w:pPr>
-            <w:hyperlink w:history="1" r:id="rIdcnlh0eseqlid7n4ndwcup">
+            <w:hyperlink w:history="1" r:id="rIdjqggmvwnryia_in_nburo">
               <w:r>
                 <w:rPr>
                   <w:rFonts w:ascii="Arial" w:cs="Arial" w:eastAsia="Arial" w:hAnsi="Arial"/>
@@ -16048,7 +16048,7 @@
             <w:pPr>
               <w:spacing w:after="20" w:before="0"/>
             </w:pPr>
-            <w:hyperlink w:history="1" r:id="rIdustdccfrjwiuy6sgorg9m">
+            <w:hyperlink w:history="1" r:id="rIdmewj5wxbpkuxzxsxq_g06">
               <w:r>
                 <w:rPr>
                   <w:rFonts w:ascii="Arial" w:cs="Arial" w:eastAsia="Arial" w:hAnsi="Arial"/>
@@ -16057,7 +16057,7 @@
                   <w:szCs w:val="16"/>
                   <w:u w:val="single" w:color="2E75B6"/>
                 </w:rPr>
-                <w:t xml:space="preserve">Net force</w:t>
+                <w:t xml:space="preserve">Position vs. time graphs</w:t>
               </w:r>
             </w:hyperlink>
           </w:p>
@@ -16081,7 +16081,7 @@
               <w:spacing w:after="10" w:before="0"/>
               <w:ind w:left="120"/>
             </w:pPr>
-            <w:hyperlink w:history="1" r:id="rIdro9qh3h9wjnxzalirl0e6">
+            <w:hyperlink w:history="1" r:id="rIdrjtjl3pvyh-fzeu1ke4k7">
               <w:r>
                 <w:rPr>
                   <w:rFonts w:ascii="Arial" w:cs="Arial" w:eastAsia="Arial" w:hAnsi="Arial"/>
@@ -16126,7 +16126,7 @@
             <w:pPr>
               <w:spacing w:after="20" w:before="0"/>
             </w:pPr>
-            <w:hyperlink w:history="1" r:id="rIdpbgp8wvddw7dejrksapb-">
+            <w:hyperlink w:history="1" r:id="rId72qvh9h_pn69l23fdelsb">
               <w:r>
                 <w:rPr>
                   <w:rFonts w:ascii="Arial" w:cs="Arial" w:eastAsia="Arial" w:hAnsi="Arial"/>
@@ -16135,7 +16135,7 @@
                   <w:szCs w:val="16"/>
                   <w:u w:val="single" w:color="2E75B6"/>
                 </w:rPr>
-                <w:t xml:space="preserve">Line Graphs to Display Data Over Time (Flexbook)</w:t>
+                <w:t xml:space="preserve">Velocity-Time Graphs (Flexbook)</w:t>
               </w:r>
             </w:hyperlink>
           </w:p>
@@ -16159,7 +16159,7 @@
               <w:spacing w:after="10" w:before="0"/>
               <w:ind w:left="120"/>
             </w:pPr>
-            <w:hyperlink w:history="1" r:id="rIdatctfzsrfpds_cxmb-rnb">
+            <w:hyperlink w:history="1" r:id="rIdgtzlegfdbga1lvoosnt-k">
               <w:r>
                 <w:rPr>
                   <w:rFonts w:ascii="Arial" w:cs="Arial" w:eastAsia="Arial" w:hAnsi="Arial"/>
@@ -17646,7 +17646,7 @@
             <w:pPr>
               <w:spacing w:after="20" w:before="0"/>
             </w:pPr>
-            <w:hyperlink w:history="1" r:id="rId4cwhxraftxiflasyoogx1">
+            <w:hyperlink w:history="1" r:id="rIdnxwflcyklz3ky6dtg6zam">
               <w:r>
                 <w:rPr>
                   <w:rFonts w:ascii="Arial" w:cs="Arial" w:eastAsia="Arial" w:hAnsi="Arial"/>
@@ -17655,7 +17655,7 @@
                   <w:szCs w:val="16"/>
                   <w:u w:val="single" w:color="2E75B6"/>
                 </w:rPr>
-                <w:t xml:space="preserve">Net force</w:t>
+                <w:t xml:space="preserve">Interpreting direction of motion from velocity-time graph</w:t>
               </w:r>
             </w:hyperlink>
           </w:p>
@@ -17679,7 +17679,7 @@
               <w:spacing w:after="10" w:before="0"/>
               <w:ind w:left="120"/>
             </w:pPr>
-            <w:hyperlink w:history="1" r:id="rId6tavxsjou7x6rnio9p4rm">
+            <w:hyperlink w:history="1" r:id="rIdjm6pqj1u1h3_snor-rxhm">
               <w:r>
                 <w:rPr>
                   <w:rFonts w:ascii="Arial" w:cs="Arial" w:eastAsia="Arial" w:hAnsi="Arial"/>
@@ -17717,14 +17717,14 @@
                 <w:sz w:val="16"/>
                 <w:szCs w:val="16"/>
               </w:rPr>
-              <w:t xml:space="preserve">📖 HTML:</w:t>
+              <w:t xml:space="preserve">📖 EXERCISE:</w:t>
             </w:r>
           </w:p>
           <w:p>
             <w:pPr>
               <w:spacing w:after="20" w:before="0"/>
             </w:pPr>
-            <w:hyperlink w:history="1" r:id="rIdpzabp7h0lwn-xnavbgq6r">
+            <w:hyperlink w:history="1" r:id="rIdovsampj9tcxzx3wxcq0bk">
               <w:r>
                 <w:rPr>
                   <w:rFonts w:ascii="Arial" w:cs="Arial" w:eastAsia="Arial" w:hAnsi="Arial"/>
@@ -17733,7 +17733,7 @@
                   <w:szCs w:val="16"/>
                   <w:u w:val="single" w:color="2E75B6"/>
                 </w:rPr>
-                <w:t xml:space="preserve">Line Graphs to Display Data Over Time (Flexbook)</w:t>
+                <w:t xml:space="preserve">2D projectile motion: Vectors and comparing multiple trajectories</w:t>
               </w:r>
             </w:hyperlink>
           </w:p>
@@ -17749,7 +17749,7 @@
                 <w:sz w:val="14"/>
                 <w:szCs w:val="14"/>
               </w:rPr>
-              <w:t xml:space="preserve">Source: CK-12</w:t>
+              <w:t xml:space="preserve">Source: Khan Academy (English - US curriculum)</w:t>
             </w:r>
           </w:p>
           <w:p>
@@ -17757,7 +17757,7 @@
               <w:spacing w:after="10" w:before="0"/>
               <w:ind w:left="120"/>
             </w:pPr>
-            <w:hyperlink w:history="1" r:id="rIdptlibbkycw7zeo0i8h9hk">
+            <w:hyperlink w:history="1" r:id="rIdmsgtzpt30vvhqwjfqdtac">
               <w:r>
                 <w:rPr>
                   <w:rFonts w:ascii="Arial" w:cs="Arial" w:eastAsia="Arial" w:hAnsi="Arial"/>
@@ -17952,7 +17952,7 @@
             <w:pPr>
               <w:spacing w:after="20" w:before="0"/>
             </w:pPr>
-            <w:hyperlink w:history="1" r:id="rId18wgjpi6b5jvgo0dehfpn">
+            <w:hyperlink w:history="1" r:id="rIdacwbq8ze4drecnhyr2ni_">
               <w:r>
                 <w:rPr>
                   <w:rFonts w:ascii="Arial" w:cs="Arial" w:eastAsia="Arial" w:hAnsi="Arial"/>
@@ -17961,7 +17961,7 @@
                   <w:szCs w:val="16"/>
                   <w:u w:val="single" w:color="2E75B6"/>
                 </w:rPr>
-                <w:t xml:space="preserve">Net force</w:t>
+                <w:t xml:space="preserve">Position vs. time graphs</w:t>
               </w:r>
             </w:hyperlink>
           </w:p>
@@ -17985,7 +17985,7 @@
               <w:spacing w:after="10" w:before="0"/>
               <w:ind w:left="120"/>
             </w:pPr>
-            <w:hyperlink w:history="1" r:id="rId1hkys5pvg4bz1nu87eggg">
+            <w:hyperlink w:history="1" r:id="rId6sicjpvdeqknj25xg3nll">
               <w:r>
                 <w:rPr>
                   <w:rFonts w:ascii="Arial" w:cs="Arial" w:eastAsia="Arial" w:hAnsi="Arial"/>
@@ -18023,14 +18023,14 @@
                 <w:sz w:val="16"/>
                 <w:szCs w:val="16"/>
               </w:rPr>
-              <w:t xml:space="preserve">📖 HTML:</w:t>
+              <w:t xml:space="preserve">📖 EXERCISE:</w:t>
             </w:r>
           </w:p>
           <w:p>
             <w:pPr>
               <w:spacing w:after="20" w:before="0"/>
             </w:pPr>
-            <w:hyperlink w:history="1" r:id="rId_sxnc2fx_cb6esmlf4yi6">
+            <w:hyperlink w:history="1" r:id="rIdimga8byxdu-afecapg58w">
               <w:r>
                 <w:rPr>
                   <w:rFonts w:ascii="Arial" w:cs="Arial" w:eastAsia="Arial" w:hAnsi="Arial"/>
@@ -18039,7 +18039,7 @@
                   <w:szCs w:val="16"/>
                   <w:u w:val="single" w:color="2E75B6"/>
                 </w:rPr>
-                <w:t xml:space="preserve">Line Graphs to Display Data Over Time (Flexbook)</w:t>
+                <w:t xml:space="preserve">2D projectile motion: Identifying graphs for projectiles</w:t>
               </w:r>
             </w:hyperlink>
           </w:p>
@@ -18055,7 +18055,7 @@
                 <w:sz w:val="14"/>
                 <w:szCs w:val="14"/>
               </w:rPr>
-              <w:t xml:space="preserve">Source: CK-12</w:t>
+              <w:t xml:space="preserve">Source: Khan Academy (English - US curriculum)</w:t>
             </w:r>
           </w:p>
           <w:p>
@@ -18063,7 +18063,7 @@
               <w:spacing w:after="10" w:before="0"/>
               <w:ind w:left="120"/>
             </w:pPr>
-            <w:hyperlink w:history="1" r:id="rIdfyyegjgp_u5nj1r_krjbz">
+            <w:hyperlink w:history="1" r:id="rIdv5yke3sv1sfmy_l4ju9fd">
               <w:r>
                 <w:rPr>
                   <w:rFonts w:ascii="Arial" w:cs="Arial" w:eastAsia="Arial" w:hAnsi="Arial"/>
@@ -18258,7 +18258,7 @@
             <w:pPr>
               <w:spacing w:after="20" w:before="0"/>
             </w:pPr>
-            <w:hyperlink w:history="1" r:id="rIdhzgdth2geil_njw1-fojh">
+            <w:hyperlink w:history="1" r:id="rIdv_scu2p9hzlv6mojrozq6">
               <w:r>
                 <w:rPr>
                   <w:rFonts w:ascii="Arial" w:cs="Arial" w:eastAsia="Arial" w:hAnsi="Arial"/>
@@ -18267,7 +18267,7 @@
                   <w:szCs w:val="16"/>
                   <w:u w:val="single" w:color="2E75B6"/>
                 </w:rPr>
-                <w:t xml:space="preserve">Net force</w:t>
+                <w:t xml:space="preserve">Interpreting direction of motion from position-time graph</w:t>
               </w:r>
             </w:hyperlink>
           </w:p>
@@ -18291,7 +18291,7 @@
               <w:spacing w:after="10" w:before="0"/>
               <w:ind w:left="120"/>
             </w:pPr>
-            <w:hyperlink w:history="1" r:id="rIdf9mjutlvmzc_ridp1ybou">
+            <w:hyperlink w:history="1" r:id="rId_jt4zbp2eqaf_afxw5ezs">
               <w:r>
                 <w:rPr>
                   <w:rFonts w:ascii="Arial" w:cs="Arial" w:eastAsia="Arial" w:hAnsi="Arial"/>
@@ -18329,14 +18329,14 @@
                 <w:sz w:val="16"/>
                 <w:szCs w:val="16"/>
               </w:rPr>
-              <w:t xml:space="preserve">📖 HTML:</w:t>
+              <w:t xml:space="preserve">📖 EXERCISE:</w:t>
             </w:r>
           </w:p>
           <w:p>
             <w:pPr>
               <w:spacing w:after="20" w:before="0"/>
             </w:pPr>
-            <w:hyperlink w:history="1" r:id="rIdtjgniupogzhnvv4cfxyex">
+            <w:hyperlink w:history="1" r:id="rIdpaus07euxomorttkdnx93">
               <w:r>
                 <w:rPr>
                   <w:rFonts w:ascii="Arial" w:cs="Arial" w:eastAsia="Arial" w:hAnsi="Arial"/>
@@ -18345,7 +18345,7 @@
                   <w:szCs w:val="16"/>
                   <w:u w:val="single" w:color="2E75B6"/>
                 </w:rPr>
-                <w:t xml:space="preserve">Line Graphs to Display Data Over Time (Flexbook)</w:t>
+                <w:t xml:space="preserve">Average velocity and average speed from graphs</w:t>
               </w:r>
             </w:hyperlink>
           </w:p>
@@ -18361,7 +18361,7 @@
                 <w:sz w:val="14"/>
                 <w:szCs w:val="14"/>
               </w:rPr>
-              <w:t xml:space="preserve">Source: CK-12</w:t>
+              <w:t xml:space="preserve">Source: Khan Academy (English - US curriculum)</w:t>
             </w:r>
           </w:p>
           <w:p>
@@ -18369,7 +18369,7 @@
               <w:spacing w:after="10" w:before="0"/>
               <w:ind w:left="120"/>
             </w:pPr>
-            <w:hyperlink w:history="1" r:id="rIdiiz37o6zwfvjgpwflfxyd">
+            <w:hyperlink w:history="1" r:id="rIdy_llgwqv-oxdh1wsue70c">
               <w:r>
                 <w:rPr>
                   <w:rFonts w:ascii="Arial" w:cs="Arial" w:eastAsia="Arial" w:hAnsi="Arial"/>
@@ -18564,7 +18564,7 @@
             <w:pPr>
               <w:spacing w:after="20" w:before="0"/>
             </w:pPr>
-            <w:hyperlink w:history="1" r:id="rIdbbsxe7lzzjxvu5t6qn2wt">
+            <w:hyperlink w:history="1" r:id="rIdfdz3yww_qho78fxq_xmjd">
               <w:r>
                 <w:rPr>
                   <w:rFonts w:ascii="Arial" w:cs="Arial" w:eastAsia="Arial" w:hAnsi="Arial"/>
@@ -18573,7 +18573,7 @@
                   <w:szCs w:val="16"/>
                   <w:u w:val="single" w:color="2E75B6"/>
                 </w:rPr>
-                <w:t xml:space="preserve">Net force</w:t>
+                <w:t xml:space="preserve">Gradient and graphs</w:t>
               </w:r>
             </w:hyperlink>
           </w:p>
@@ -18597,7 +18597,7 @@
               <w:spacing w:after="10" w:before="0"/>
               <w:ind w:left="120"/>
             </w:pPr>
-            <w:hyperlink w:history="1" r:id="rId8ccr0dksm_gintslg4q2q">
+            <w:hyperlink w:history="1" r:id="rId5aabayvmrdlegak6rveh5">
               <w:r>
                 <w:rPr>
                   <w:rFonts w:ascii="Arial" w:cs="Arial" w:eastAsia="Arial" w:hAnsi="Arial"/>
@@ -18635,14 +18635,14 @@
                 <w:sz w:val="16"/>
                 <w:szCs w:val="16"/>
               </w:rPr>
-              <w:t xml:space="preserve">📖 HTML:</w:t>
+              <w:t xml:space="preserve">📖 EXERCISE:</w:t>
             </w:r>
           </w:p>
           <w:p>
             <w:pPr>
               <w:spacing w:after="20" w:before="0"/>
             </w:pPr>
-            <w:hyperlink w:history="1" r:id="rIdqyxjdd2l3cdewvykvovgy">
+            <w:hyperlink w:history="1" r:id="rIdwqh5eofnm3pfgouazpqt0">
               <w:r>
                 <w:rPr>
                   <w:rFonts w:ascii="Arial" w:cs="Arial" w:eastAsia="Arial" w:hAnsi="Arial"/>
@@ -18651,7 +18651,7 @@
                   <w:szCs w:val="16"/>
                   <w:u w:val="single" w:color="2E75B6"/>
                 </w:rPr>
-                <w:t xml:space="preserve">Line Graphs to Display Data Over Time (Flexbook)</w:t>
+                <w:t xml:space="preserve">Instantaneous velocity and instantaneous speed from graphs</w:t>
               </w:r>
             </w:hyperlink>
           </w:p>
@@ -18667,7 +18667,7 @@
                 <w:sz w:val="14"/>
                 <w:szCs w:val="14"/>
               </w:rPr>
-              <w:t xml:space="preserve">Source: CK-12</w:t>
+              <w:t xml:space="preserve">Source: Khan Academy (English - US curriculum)</w:t>
             </w:r>
           </w:p>
           <w:p>
@@ -18675,7 +18675,7 @@
               <w:spacing w:after="10" w:before="0"/>
               <w:ind w:left="120"/>
             </w:pPr>
-            <w:hyperlink w:history="1" r:id="rIday2kwpuqyp9475wsnap_m">
+            <w:hyperlink w:history="1" r:id="rId3erryzmovob25hfcrw5-x">
               <w:r>
                 <w:rPr>
                   <w:rFonts w:ascii="Arial" w:cs="Arial" w:eastAsia="Arial" w:hAnsi="Arial"/>
@@ -18870,7 +18870,7 @@
             <w:pPr>
               <w:spacing w:after="20" w:before="0"/>
             </w:pPr>
-            <w:hyperlink w:history="1" r:id="rIduadpoabijml3xtnx9fmfh">
+            <w:hyperlink w:history="1" r:id="rIdnrtvjx4p9pj_dujonehgy">
               <w:r>
                 <w:rPr>
                   <w:rFonts w:ascii="Arial" w:cs="Arial" w:eastAsia="Arial" w:hAnsi="Arial"/>
@@ -18879,7 +18879,7 @@
                   <w:szCs w:val="16"/>
                   <w:u w:val="single" w:color="2E75B6"/>
                 </w:rPr>
-                <w:t xml:space="preserve">Net force</w:t>
+                <w:t xml:space="preserve">Interpreting direction of motion from velocity-time graph</w:t>
               </w:r>
             </w:hyperlink>
           </w:p>
@@ -18903,7 +18903,7 @@
               <w:spacing w:after="10" w:before="0"/>
               <w:ind w:left="120"/>
             </w:pPr>
-            <w:hyperlink w:history="1" r:id="rIdsejrnl-gl2nzmokeazuae">
+            <w:hyperlink w:history="1" r:id="rIdo15itg4jbfjov-ehig87e">
               <w:r>
                 <w:rPr>
                   <w:rFonts w:ascii="Arial" w:cs="Arial" w:eastAsia="Arial" w:hAnsi="Arial"/>
@@ -18948,7 +18948,7 @@
             <w:pPr>
               <w:spacing w:after="20" w:before="0"/>
             </w:pPr>
-            <w:hyperlink w:history="1" r:id="rIdt8dvljwtc-tvskbmg0tdd">
+            <w:hyperlink w:history="1" r:id="rId_p6ydvilkcureq2vbu52k">
               <w:r>
                 <w:rPr>
                   <w:rFonts w:ascii="Arial" w:cs="Arial" w:eastAsia="Arial" w:hAnsi="Arial"/>
@@ -18957,7 +18957,7 @@
                   <w:szCs w:val="16"/>
                   <w:u w:val="single" w:color="2E75B6"/>
                 </w:rPr>
-                <w:t xml:space="preserve">Line Graphs to Display Data Over Time (Flexbook)</w:t>
+                <w:t xml:space="preserve">Velocity-Time Graphs (Flexbook)</w:t>
               </w:r>
             </w:hyperlink>
           </w:p>
@@ -18981,7 +18981,7 @@
               <w:spacing w:after="10" w:before="0"/>
               <w:ind w:left="120"/>
             </w:pPr>
-            <w:hyperlink w:history="1" r:id="rId-7gxtsqch4qh05tpoutvt">
+            <w:hyperlink w:history="1" r:id="rIdeijmpzy2_t_hn52sugxux">
               <w:r>
                 <w:rPr>
                   <w:rFonts w:ascii="Arial" w:cs="Arial" w:eastAsia="Arial" w:hAnsi="Arial"/>
@@ -20468,7 +20468,7 @@
             <w:pPr>
               <w:spacing w:after="20" w:before="0"/>
             </w:pPr>
-            <w:hyperlink w:history="1" r:id="rIdvqldjsi1zwwhcofbt1qdc">
+            <w:hyperlink w:history="1" r:id="rIdqu0job_njnqd9z3kwvq6p">
               <w:r>
                 <w:rPr>
                   <w:rFonts w:ascii="Arial" w:cs="Arial" w:eastAsia="Arial" w:hAnsi="Arial"/>
@@ -20477,7 +20477,7 @@
                   <w:szCs w:val="16"/>
                   <w:u w:val="single" w:color="2E75B6"/>
                 </w:rPr>
-                <w:t xml:space="preserve">AP Physics 1 review of Forces and Newton's Laws</w:t>
+                <w:t xml:space="preserve">Interpreting direction of motion from velocity-time graph</w:t>
               </w:r>
             </w:hyperlink>
           </w:p>
@@ -20501,7 +20501,7 @@
               <w:spacing w:after="10" w:before="0"/>
               <w:ind w:left="120"/>
             </w:pPr>
-            <w:hyperlink w:history="1" r:id="rIdgtwpxu8wcru1ql4nniq6c">
+            <w:hyperlink w:history="1" r:id="rId_45hdra40dqbthmllp3cz">
               <w:r>
                 <w:rPr>
                   <w:rFonts w:ascii="Arial" w:cs="Arial" w:eastAsia="Arial" w:hAnsi="Arial"/>
@@ -20539,14 +20539,14 @@
                 <w:sz w:val="16"/>
                 <w:szCs w:val="16"/>
               </w:rPr>
-              <w:t xml:space="preserve">📖 HTML:</w:t>
+              <w:t xml:space="preserve">📖 EXERCISE:</w:t>
             </w:r>
           </w:p>
           <w:p>
             <w:pPr>
               <w:spacing w:after="20" w:before="0"/>
             </w:pPr>
-            <w:hyperlink w:history="1" r:id="rIdq_ppr6z3vbffu571a1fur">
+            <w:hyperlink w:history="1" r:id="rId1_sfd1rxzn9qzsvu8tbux">
               <w:r>
                 <w:rPr>
                   <w:rFonts w:ascii="Arial" w:cs="Arial" w:eastAsia="Arial" w:hAnsi="Arial"/>
@@ -20555,7 +20555,7 @@
                   <w:szCs w:val="16"/>
                   <w:u w:val="single" w:color="2E75B6"/>
                 </w:rPr>
-                <w:t xml:space="preserve">Line Graphs to Display Data Over Time (Flexbook)</w:t>
+                <w:t xml:space="preserve">2D projectile motion: Vectors and comparing multiple trajectories</w:t>
               </w:r>
             </w:hyperlink>
           </w:p>
@@ -20571,7 +20571,7 @@
                 <w:sz w:val="14"/>
                 <w:szCs w:val="14"/>
               </w:rPr>
-              <w:t xml:space="preserve">Source: CK-12</w:t>
+              <w:t xml:space="preserve">Source: Khan Academy (English - US curriculum)</w:t>
             </w:r>
           </w:p>
           <w:p>
@@ -20579,7 +20579,7 @@
               <w:spacing w:after="10" w:before="0"/>
               <w:ind w:left="120"/>
             </w:pPr>
-            <w:hyperlink w:history="1" r:id="rIda9mcls2hlslk5zxr6fhzz">
+            <w:hyperlink w:history="1" r:id="rIdi-_ukh6d0g8h7ktwkntxy">
               <w:r>
                 <w:rPr>
                   <w:rFonts w:ascii="Arial" w:cs="Arial" w:eastAsia="Arial" w:hAnsi="Arial"/>
@@ -20774,7 +20774,7 @@
             <w:pPr>
               <w:spacing w:after="20" w:before="0"/>
             </w:pPr>
-            <w:hyperlink w:history="1" r:id="rIdvfglhqtj_5sysqxbbyhsy">
+            <w:hyperlink w:history="1" r:id="rIdtpgadakcbzn534qad1ygg">
               <w:r>
                 <w:rPr>
                   <w:rFonts w:ascii="Arial" w:cs="Arial" w:eastAsia="Arial" w:hAnsi="Arial"/>
@@ -20783,7 +20783,7 @@
                   <w:szCs w:val="16"/>
                   <w:u w:val="single" w:color="2E75B6"/>
                 </w:rPr>
-                <w:t xml:space="preserve">AP Physics 1 review of Forces and Newton's Laws</w:t>
+                <w:t xml:space="preserve">Acceleration vs. time graphs</w:t>
               </w:r>
             </w:hyperlink>
           </w:p>
@@ -20807,7 +20807,7 @@
               <w:spacing w:after="10" w:before="0"/>
               <w:ind w:left="120"/>
             </w:pPr>
-            <w:hyperlink w:history="1" r:id="rIdx4cakydy6ypoeibcncpsc">
+            <w:hyperlink w:history="1" r:id="rIdpjiboaykb8wielbgk5blv">
               <w:r>
                 <w:rPr>
                   <w:rFonts w:ascii="Arial" w:cs="Arial" w:eastAsia="Arial" w:hAnsi="Arial"/>
@@ -20845,14 +20845,14 @@
                 <w:sz w:val="16"/>
                 <w:szCs w:val="16"/>
               </w:rPr>
-              <w:t xml:space="preserve">📖 HTML:</w:t>
+              <w:t xml:space="preserve">📖 EXERCISE:</w:t>
             </w:r>
           </w:p>
           <w:p>
             <w:pPr>
               <w:spacing w:after="20" w:before="0"/>
             </w:pPr>
-            <w:hyperlink w:history="1" r:id="rId6-vgidhst1pc2kkexjdzw">
+            <w:hyperlink w:history="1" r:id="rIdlhql6sp0lrejmj9dtjcol">
               <w:r>
                 <w:rPr>
                   <w:rFonts w:ascii="Arial" w:cs="Arial" w:eastAsia="Arial" w:hAnsi="Arial"/>
@@ -20861,7 +20861,7 @@
                   <w:szCs w:val="16"/>
                   <w:u w:val="single" w:color="2E75B6"/>
                 </w:rPr>
-                <w:t xml:space="preserve">Line Graphs to Display Data Over Time (Flexbook)</w:t>
+                <w:t xml:space="preserve">2D projectile motion: Identifying graphs for projectiles</w:t>
               </w:r>
             </w:hyperlink>
           </w:p>
@@ -20877,7 +20877,7 @@
                 <w:sz w:val="14"/>
                 <w:szCs w:val="14"/>
               </w:rPr>
-              <w:t xml:space="preserve">Source: CK-12</w:t>
+              <w:t xml:space="preserve">Source: Khan Academy (English - US curriculum)</w:t>
             </w:r>
           </w:p>
           <w:p>
@@ -20885,7 +20885,7 @@
               <w:spacing w:after="10" w:before="0"/>
               <w:ind w:left="120"/>
             </w:pPr>
-            <w:hyperlink w:history="1" r:id="rIdq_40unu5ewzhwtihs1wu-">
+            <w:hyperlink w:history="1" r:id="rIdcpox5bzznloyktag2h9uh">
               <w:r>
                 <w:rPr>
                   <w:rFonts w:ascii="Arial" w:cs="Arial" w:eastAsia="Arial" w:hAnsi="Arial"/>
@@ -21080,7 +21080,7 @@
             <w:pPr>
               <w:spacing w:after="20" w:before="0"/>
             </w:pPr>
-            <w:hyperlink w:history="1" r:id="rIdprzhjpu9olcrpnrcqfcye">
+            <w:hyperlink w:history="1" r:id="rIdydobxxwnyamq1jfuvw82f">
               <w:r>
                 <w:rPr>
                   <w:rFonts w:ascii="Arial" w:cs="Arial" w:eastAsia="Arial" w:hAnsi="Arial"/>
@@ -21089,7 +21089,7 @@
                   <w:szCs w:val="16"/>
                   <w:u w:val="single" w:color="2E75B6"/>
                 </w:rPr>
-                <w:t xml:space="preserve">AP Physics 1 review of Forces and Newton's Laws</w:t>
+                <w:t xml:space="preserve">Interpreting change in speed from velocity-time graph</w:t>
               </w:r>
             </w:hyperlink>
           </w:p>
@@ -21113,7 +21113,7 @@
               <w:spacing w:after="10" w:before="0"/>
               <w:ind w:left="120"/>
             </w:pPr>
-            <w:hyperlink w:history="1" r:id="rIdhy5lanzmoikenkna3x88n">
+            <w:hyperlink w:history="1" r:id="rIdyisq5nytg_j9vduep41gi">
               <w:r>
                 <w:rPr>
                   <w:rFonts w:ascii="Arial" w:cs="Arial" w:eastAsia="Arial" w:hAnsi="Arial"/>
@@ -21151,14 +21151,14 @@
                 <w:sz w:val="16"/>
                 <w:szCs w:val="16"/>
               </w:rPr>
-              <w:t xml:space="preserve">📖 HTML:</w:t>
+              <w:t xml:space="preserve">📖 EXERCISE:</w:t>
             </w:r>
           </w:p>
           <w:p>
             <w:pPr>
               <w:spacing w:after="20" w:before="0"/>
             </w:pPr>
-            <w:hyperlink w:history="1" r:id="rIdkatqp9w8yg5kej6veg-kb">
+            <w:hyperlink w:history="1" r:id="rIdbcqjrbil91gaz8o0p--hl">
               <w:r>
                 <w:rPr>
                   <w:rFonts w:ascii="Arial" w:cs="Arial" w:eastAsia="Arial" w:hAnsi="Arial"/>
@@ -21167,7 +21167,7 @@
                   <w:szCs w:val="16"/>
                   <w:u w:val="single" w:color="2E75B6"/>
                 </w:rPr>
-                <w:t xml:space="preserve">Line Graphs to Display Data Over Time (Flexbook)</w:t>
+                <w:t xml:space="preserve">Average velocity and average speed from graphs</w:t>
               </w:r>
             </w:hyperlink>
           </w:p>
@@ -21183,7 +21183,7 @@
                 <w:sz w:val="14"/>
                 <w:szCs w:val="14"/>
               </w:rPr>
-              <w:t xml:space="preserve">Source: CK-12</w:t>
+              <w:t xml:space="preserve">Source: Khan Academy (English - US curriculum)</w:t>
             </w:r>
           </w:p>
           <w:p>
@@ -21191,7 +21191,7 @@
               <w:spacing w:after="10" w:before="0"/>
               <w:ind w:left="120"/>
             </w:pPr>
-            <w:hyperlink w:history="1" r:id="rIduomu66mzgulqq9qwz6wnm">
+            <w:hyperlink w:history="1" r:id="rIdwnyc4aj29urq1itjzx5xn">
               <w:r>
                 <w:rPr>
                   <w:rFonts w:ascii="Arial" w:cs="Arial" w:eastAsia="Arial" w:hAnsi="Arial"/>
@@ -21386,7 +21386,7 @@
             <w:pPr>
               <w:spacing w:after="20" w:before="0"/>
             </w:pPr>
-            <w:hyperlink w:history="1" r:id="rIdsoe--q-vgruyivv4dbk_8">
+            <w:hyperlink w:history="1" r:id="rIdrs8m5pkchdkniaxgpd-hy">
               <w:r>
                 <w:rPr>
                   <w:rFonts w:ascii="Arial" w:cs="Arial" w:eastAsia="Arial" w:hAnsi="Arial"/>
@@ -21395,7 +21395,7 @@
                   <w:szCs w:val="16"/>
                   <w:u w:val="single" w:color="2E75B6"/>
                 </w:rPr>
-                <w:t xml:space="preserve">AP Physics 1 review of Forces and Newton's Laws</w:t>
+                <w:t xml:space="preserve">Position vs. time graphs</w:t>
               </w:r>
             </w:hyperlink>
           </w:p>
@@ -21419,7 +21419,7 @@
               <w:spacing w:after="10" w:before="0"/>
               <w:ind w:left="120"/>
             </w:pPr>
-            <w:hyperlink w:history="1" r:id="rId-d8fxjat__gwruhqi6pq6">
+            <w:hyperlink w:history="1" r:id="rIdcrmcjl1jhn6cmjux9ajsh">
               <w:r>
                 <w:rPr>
                   <w:rFonts w:ascii="Arial" w:cs="Arial" w:eastAsia="Arial" w:hAnsi="Arial"/>
@@ -21457,14 +21457,14 @@
                 <w:sz w:val="16"/>
                 <w:szCs w:val="16"/>
               </w:rPr>
-              <w:t xml:space="preserve">📖 HTML:</w:t>
+              <w:t xml:space="preserve">📖 EXERCISE:</w:t>
             </w:r>
           </w:p>
           <w:p>
             <w:pPr>
               <w:spacing w:after="20" w:before="0"/>
             </w:pPr>
-            <w:hyperlink w:history="1" r:id="rIdqix_-ra43frs8qmurjwlj">
+            <w:hyperlink w:history="1" r:id="rIdl1_y3dzllaemo5okhrxjj">
               <w:r>
                 <w:rPr>
                   <w:rFonts w:ascii="Arial" w:cs="Arial" w:eastAsia="Arial" w:hAnsi="Arial"/>
@@ -21473,7 +21473,7 @@
                   <w:szCs w:val="16"/>
                   <w:u w:val="single" w:color="2E75B6"/>
                 </w:rPr>
-                <w:t xml:space="preserve">Line Graphs to Display Data Over Time (Flexbook)</w:t>
+                <w:t xml:space="preserve">Instantaneous velocity and instantaneous speed from graphs</w:t>
               </w:r>
             </w:hyperlink>
           </w:p>
@@ -21489,7 +21489,7 @@
                 <w:sz w:val="14"/>
                 <w:szCs w:val="14"/>
               </w:rPr>
-              <w:t xml:space="preserve">Source: CK-12</w:t>
+              <w:t xml:space="preserve">Source: Khan Academy (English - US curriculum)</w:t>
             </w:r>
           </w:p>
           <w:p>
@@ -21497,7 +21497,7 @@
               <w:spacing w:after="10" w:before="0"/>
               <w:ind w:left="120"/>
             </w:pPr>
-            <w:hyperlink w:history="1" r:id="rIdi2pevul8zzhc6o2ow3gft">
+            <w:hyperlink w:history="1" r:id="rIdw1nn-cjv_i347jnhty6-q">
               <w:r>
                 <w:rPr>
                   <w:rFonts w:ascii="Arial" w:cs="Arial" w:eastAsia="Arial" w:hAnsi="Arial"/>
@@ -21692,7 +21692,7 @@
             <w:pPr>
               <w:spacing w:after="20" w:before="0"/>
             </w:pPr>
-            <w:hyperlink w:history="1" r:id="rIdm3nwmxsg5ixl3m5iuv1x5">
+            <w:hyperlink w:history="1" r:id="rId1xnyi4euejy7ivaqpfwfp">
               <w:r>
                 <w:rPr>
                   <w:rFonts w:ascii="Arial" w:cs="Arial" w:eastAsia="Arial" w:hAnsi="Arial"/>
@@ -21701,7 +21701,7 @@
                   <w:szCs w:val="16"/>
                   <w:u w:val="single" w:color="2E75B6"/>
                 </w:rPr>
-                <w:t xml:space="preserve">AP Physics 1 review of Forces and Newton's Laws</w:t>
+                <w:t xml:space="preserve">Deriving displacement as a function of time, acceleration, and initial velocity</w:t>
               </w:r>
             </w:hyperlink>
           </w:p>
@@ -21725,7 +21725,7 @@
               <w:spacing w:after="10" w:before="0"/>
               <w:ind w:left="120"/>
             </w:pPr>
-            <w:hyperlink w:history="1" r:id="rId9cxl0eosf4sn3ubqtmehm">
+            <w:hyperlink w:history="1" r:id="rIdkanyhmg0atameqwvgemwh">
               <w:r>
                 <w:rPr>
                   <w:rFonts w:ascii="Arial" w:cs="Arial" w:eastAsia="Arial" w:hAnsi="Arial"/>
@@ -21770,7 +21770,7 @@
             <w:pPr>
               <w:spacing w:after="20" w:before="0"/>
             </w:pPr>
-            <w:hyperlink w:history="1" r:id="rIdibe1amqjxsy8s4gzokuc0">
+            <w:hyperlink w:history="1" r:id="rIdedzlibz8p4och_ut7gmbk">
               <w:r>
                 <w:rPr>
                   <w:rFonts w:ascii="Arial" w:cs="Arial" w:eastAsia="Arial" w:hAnsi="Arial"/>
@@ -21779,7 +21779,7 @@
                   <w:szCs w:val="16"/>
                   <w:u w:val="single" w:color="2E75B6"/>
                 </w:rPr>
-                <w:t xml:space="preserve">Line Graphs to Display Data Over Time (Flexbook)</w:t>
+                <w:t xml:space="preserve">Velocity-Time Graphs (Flexbook)</w:t>
               </w:r>
             </w:hyperlink>
           </w:p>
@@ -21803,7 +21803,7 @@
               <w:spacing w:after="10" w:before="0"/>
               <w:ind w:left="120"/>
             </w:pPr>
-            <w:hyperlink w:history="1" r:id="rIde5px-oetcnwqkkmoc5fi3">
+            <w:hyperlink w:history="1" r:id="rIdfau_slxwjzamo2yvkkybl">
               <w:r>
                 <w:rPr>
                   <w:rFonts w:ascii="Arial" w:cs="Arial" w:eastAsia="Arial" w:hAnsi="Arial"/>
@@ -23290,7 +23290,7 @@
             <w:pPr>
               <w:spacing w:after="20" w:before="0"/>
             </w:pPr>
-            <w:hyperlink w:history="1" r:id="rIdp0_r5pm1guporxlllrskg">
+            <w:hyperlink w:history="1" r:id="rIdq69ym6drlhw5utqrrdqmv">
               <w:r>
                 <w:rPr>
                   <w:rFonts w:ascii="Arial" w:cs="Arial" w:eastAsia="Arial" w:hAnsi="Arial"/>
@@ -23299,7 +23299,7 @@
                   <w:szCs w:val="16"/>
                   <w:u w:val="single" w:color="2E75B6"/>
                 </w:rPr>
-                <w:t xml:space="preserve">AP Physics 1 review of Forces and Newton's Laws</w:t>
+                <w:t xml:space="preserve">Interpreting direction of motion from velocity-time graph</w:t>
               </w:r>
             </w:hyperlink>
           </w:p>
@@ -23323,7 +23323,7 @@
               <w:spacing w:after="10" w:before="0"/>
               <w:ind w:left="120"/>
             </w:pPr>
-            <w:hyperlink w:history="1" r:id="rIdsstx8tpx7px5agtfgodbz">
+            <w:hyperlink w:history="1" r:id="rIdhvmjz0jgsg6ik750txzzn">
               <w:r>
                 <w:rPr>
                   <w:rFonts w:ascii="Arial" w:cs="Arial" w:eastAsia="Arial" w:hAnsi="Arial"/>
@@ -23361,14 +23361,14 @@
                 <w:sz w:val="16"/>
                 <w:szCs w:val="16"/>
               </w:rPr>
-              <w:t xml:space="preserve">📖 HTML:</w:t>
+              <w:t xml:space="preserve">📖 EXERCISE:</w:t>
             </w:r>
           </w:p>
           <w:p>
             <w:pPr>
               <w:spacing w:after="20" w:before="0"/>
             </w:pPr>
-            <w:hyperlink w:history="1" r:id="rId_y1sbfh7x4qismcloi6ye">
+            <w:hyperlink w:history="1" r:id="rIdrond_qzdozj1yqsmbwtyg">
               <w:r>
                 <w:rPr>
                   <w:rFonts w:ascii="Arial" w:cs="Arial" w:eastAsia="Arial" w:hAnsi="Arial"/>
@@ -23377,7 +23377,7 @@
                   <w:szCs w:val="16"/>
                   <w:u w:val="single" w:color="2E75B6"/>
                 </w:rPr>
-                <w:t xml:space="preserve">Line Graphs to Display Data Over Time (Flexbook)</w:t>
+                <w:t xml:space="preserve">Displacement During Uniform Acceleration Practice</w:t>
               </w:r>
             </w:hyperlink>
           </w:p>
@@ -23401,7 +23401,7 @@
               <w:spacing w:after="10" w:before="0"/>
               <w:ind w:left="120"/>
             </w:pPr>
-            <w:hyperlink w:history="1" r:id="rIdh-rwrjkas1ts-odqjmz2u">
+            <w:hyperlink w:history="1" r:id="rIdrndelqmarfszefren5bo0">
               <w:r>
                 <w:rPr>
                   <w:rFonts w:ascii="Arial" w:cs="Arial" w:eastAsia="Arial" w:hAnsi="Arial"/>
@@ -23596,7 +23596,7 @@
             <w:pPr>
               <w:spacing w:after="20" w:before="0"/>
             </w:pPr>
-            <w:hyperlink w:history="1" r:id="rIdyusw_hyfcsk1cdihuthb3">
+            <w:hyperlink w:history="1" r:id="rIdb1nzwb_as3eb5sx6qjcfz">
               <w:r>
                 <w:rPr>
                   <w:rFonts w:ascii="Arial" w:cs="Arial" w:eastAsia="Arial" w:hAnsi="Arial"/>
@@ -23605,7 +23605,7 @@
                   <w:szCs w:val="16"/>
                   <w:u w:val="single" w:color="2E75B6"/>
                 </w:rPr>
-                <w:t xml:space="preserve">AP Physics 1 review of Forces and Newton's Laws</w:t>
+                <w:t xml:space="preserve">Acceleration vs. time graphs</w:t>
               </w:r>
             </w:hyperlink>
           </w:p>
@@ -23629,7 +23629,7 @@
               <w:spacing w:after="10" w:before="0"/>
               <w:ind w:left="120"/>
             </w:pPr>
-            <w:hyperlink w:history="1" r:id="rId8vjb43-dz6zdodyk4nuv0">
+            <w:hyperlink w:history="1" r:id="rIdlm43pnrx1b7fn_3tiq4oc">
               <w:r>
                 <w:rPr>
                   <w:rFonts w:ascii="Arial" w:cs="Arial" w:eastAsia="Arial" w:hAnsi="Arial"/>
@@ -23667,14 +23667,14 @@
                 <w:sz w:val="16"/>
                 <w:szCs w:val="16"/>
               </w:rPr>
-              <w:t xml:space="preserve">📖 HTML:</w:t>
+              <w:t xml:space="preserve">📖 EXERCISE:</w:t>
             </w:r>
           </w:p>
           <w:p>
             <w:pPr>
               <w:spacing w:after="20" w:before="0"/>
             </w:pPr>
-            <w:hyperlink w:history="1" r:id="rIdix_jelh2io-6-7tpcrewz">
+            <w:hyperlink w:history="1" r:id="rId69d-eppmefeklmnitlov-">
               <w:r>
                 <w:rPr>
                   <w:rFonts w:ascii="Arial" w:cs="Arial" w:eastAsia="Arial" w:hAnsi="Arial"/>
@@ -23683,7 +23683,7 @@
                   <w:szCs w:val="16"/>
                   <w:u w:val="single" w:color="2E75B6"/>
                 </w:rPr>
-                <w:t xml:space="preserve">Line Graphs to Display Data Over Time (Flexbook)</w:t>
+                <w:t xml:space="preserve">2D projectile motion: Vectors and comparing multiple trajectories</w:t>
               </w:r>
             </w:hyperlink>
           </w:p>
@@ -23699,7 +23699,7 @@
                 <w:sz w:val="14"/>
                 <w:szCs w:val="14"/>
               </w:rPr>
-              <w:t xml:space="preserve">Source: CK-12</w:t>
+              <w:t xml:space="preserve">Source: Khan Academy (English - US curriculum)</w:t>
             </w:r>
           </w:p>
           <w:p>
@@ -23707,7 +23707,7 @@
               <w:spacing w:after="10" w:before="0"/>
               <w:ind w:left="120"/>
             </w:pPr>
-            <w:hyperlink w:history="1" r:id="rIdqap7vr8bu0uinhnrbamdf">
+            <w:hyperlink w:history="1" r:id="rId8avyetz_qpncfd1ay7g8v">
               <w:r>
                 <w:rPr>
                   <w:rFonts w:ascii="Arial" w:cs="Arial" w:eastAsia="Arial" w:hAnsi="Arial"/>
@@ -23902,7 +23902,7 @@
             <w:pPr>
               <w:spacing w:after="20" w:before="0"/>
             </w:pPr>
-            <w:hyperlink w:history="1" r:id="rIdrkz5e2suptdgieu3tzfpj">
+            <w:hyperlink w:history="1" r:id="rIdityd-6ascd4fghvctlvdu">
               <w:r>
                 <w:rPr>
                   <w:rFonts w:ascii="Arial" w:cs="Arial" w:eastAsia="Arial" w:hAnsi="Arial"/>
@@ -23911,7 +23911,7 @@
                   <w:szCs w:val="16"/>
                   <w:u w:val="single" w:color="2E75B6"/>
                 </w:rPr>
-                <w:t xml:space="preserve">AP Physics 1 review of Forces and Newton's Laws</w:t>
+                <w:t xml:space="preserve">Interpreting change in speed from velocity-time graph</w:t>
               </w:r>
             </w:hyperlink>
           </w:p>
@@ -23935,7 +23935,7 @@
               <w:spacing w:after="10" w:before="0"/>
               <w:ind w:left="120"/>
             </w:pPr>
-            <w:hyperlink w:history="1" r:id="rIdfuwfelkbjoiy4rew0ww1d">
+            <w:hyperlink w:history="1" r:id="rIdqfgo4vglrs06jukgnsifw">
               <w:r>
                 <w:rPr>
                   <w:rFonts w:ascii="Arial" w:cs="Arial" w:eastAsia="Arial" w:hAnsi="Arial"/>
@@ -23973,14 +23973,14 @@
                 <w:sz w:val="16"/>
                 <w:szCs w:val="16"/>
               </w:rPr>
-              <w:t xml:space="preserve">📖 HTML:</w:t>
+              <w:t xml:space="preserve">📖 EXERCISE:</w:t>
             </w:r>
           </w:p>
           <w:p>
             <w:pPr>
               <w:spacing w:after="20" w:before="0"/>
             </w:pPr>
-            <w:hyperlink w:history="1" r:id="rIddxw_lq6mavvg41iwrzgpr">
+            <w:hyperlink w:history="1" r:id="rId6qcf2tz6ulgcehqisnhqm">
               <w:r>
                 <w:rPr>
                   <w:rFonts w:ascii="Arial" w:cs="Arial" w:eastAsia="Arial" w:hAnsi="Arial"/>
@@ -23989,7 +23989,7 @@
                   <w:szCs w:val="16"/>
                   <w:u w:val="single" w:color="2E75B6"/>
                 </w:rPr>
-                <w:t xml:space="preserve">Line Graphs to Display Data Over Time (Flexbook)</w:t>
+                <w:t xml:space="preserve">2D projectile motion: Identifying graphs for projectiles</w:t>
               </w:r>
             </w:hyperlink>
           </w:p>
@@ -24005,7 +24005,7 @@
                 <w:sz w:val="14"/>
                 <w:szCs w:val="14"/>
               </w:rPr>
-              <w:t xml:space="preserve">Source: CK-12</w:t>
+              <w:t xml:space="preserve">Source: Khan Academy (English - US curriculum)</w:t>
             </w:r>
           </w:p>
           <w:p>
@@ -24013,7 +24013,7 @@
               <w:spacing w:after="10" w:before="0"/>
               <w:ind w:left="120"/>
             </w:pPr>
-            <w:hyperlink w:history="1" r:id="rIdi91aqhqieaqkkx2xjli39">
+            <w:hyperlink w:history="1" r:id="rIdbizcqivua1gmufd5elx33">
               <w:r>
                 <w:rPr>
                   <w:rFonts w:ascii="Arial" w:cs="Arial" w:eastAsia="Arial" w:hAnsi="Arial"/>
@@ -24208,7 +24208,7 @@
             <w:pPr>
               <w:spacing w:after="20" w:before="0"/>
             </w:pPr>
-            <w:hyperlink w:history="1" r:id="rId5xf3l6tmx_n0zwr4pfvp2">
+            <w:hyperlink w:history="1" r:id="rIdsx3bqjjlr6-ettqxnt3eg">
               <w:r>
                 <w:rPr>
                   <w:rFonts w:ascii="Arial" w:cs="Arial" w:eastAsia="Arial" w:hAnsi="Arial"/>
@@ -24217,7 +24217,7 @@
                   <w:szCs w:val="16"/>
                   <w:u w:val="single" w:color="2E75B6"/>
                 </w:rPr>
-                <w:t xml:space="preserve">AP Physics 1 review of Forces and Newton's Laws</w:t>
+                <w:t xml:space="preserve">Position vs. time graphs</w:t>
               </w:r>
             </w:hyperlink>
           </w:p>
@@ -24241,7 +24241,7 @@
               <w:spacing w:after="10" w:before="0"/>
               <w:ind w:left="120"/>
             </w:pPr>
-            <w:hyperlink w:history="1" r:id="rIdymw-eu43ijulgjuppglbo">
+            <w:hyperlink w:history="1" r:id="rIdgdy4cllnvlzhsmymk4xh7">
               <w:r>
                 <w:rPr>
                   <w:rFonts w:ascii="Arial" w:cs="Arial" w:eastAsia="Arial" w:hAnsi="Arial"/>
@@ -24286,7 +24286,7 @@
             <w:pPr>
               <w:spacing w:after="20" w:before="0"/>
             </w:pPr>
-            <w:hyperlink w:history="1" r:id="rIddvanh1solnppxksirn_l_">
+            <w:hyperlink w:history="1" r:id="rIdnmx9las8m3opb3vh5yxb9">
               <w:r>
                 <w:rPr>
                   <w:rFonts w:ascii="Arial" w:cs="Arial" w:eastAsia="Arial" w:hAnsi="Arial"/>
@@ -24295,7 +24295,7 @@
                   <w:szCs w:val="16"/>
                   <w:u w:val="single" w:color="2E75B6"/>
                 </w:rPr>
-                <w:t xml:space="preserve">Line Graphs to Display Data Over Time (Flexbook)</w:t>
+                <w:t xml:space="preserve">Uniform Acceleration (Flexbook)</w:t>
               </w:r>
             </w:hyperlink>
           </w:p>
@@ -24319,7 +24319,7 @@
               <w:spacing w:after="10" w:before="0"/>
               <w:ind w:left="120"/>
             </w:pPr>
-            <w:hyperlink w:history="1" r:id="rIdotqrwva0jtvc9wqluf1n-">
+            <w:hyperlink w:history="1" r:id="rIdqynx5dqlscpzsxxn_pfbv">
               <w:r>
                 <w:rPr>
                   <w:rFonts w:ascii="Arial" w:cs="Arial" w:eastAsia="Arial" w:hAnsi="Arial"/>
@@ -24514,7 +24514,7 @@
             <w:pPr>
               <w:spacing w:after="20" w:before="0"/>
             </w:pPr>
-            <w:hyperlink w:history="1" r:id="rId6tysbycq2ehkcaoz3oqvy">
+            <w:hyperlink w:history="1" r:id="rIdlvrdnqc5mfyxpok9-x_tp">
               <w:r>
                 <w:rPr>
                   <w:rFonts w:ascii="Arial" w:cs="Arial" w:eastAsia="Arial" w:hAnsi="Arial"/>
@@ -24523,7 +24523,7 @@
                   <w:szCs w:val="16"/>
                   <w:u w:val="single" w:color="2E75B6"/>
                 </w:rPr>
-                <w:t xml:space="preserve">AP Physics 1 review of Forces and Newton's Laws</w:t>
+                <w:t xml:space="preserve">Interpreting direction of motion from velocity-time graph</w:t>
               </w:r>
             </w:hyperlink>
           </w:p>
@@ -24547,7 +24547,7 @@
               <w:spacing w:after="10" w:before="0"/>
               <w:ind w:left="120"/>
             </w:pPr>
-            <w:hyperlink w:history="1" r:id="rIdwlevg-udumiz5tgagdq5c">
+            <w:hyperlink w:history="1" r:id="rIdtyoef0wi3ufc0jesd6l40">
               <w:r>
                 <w:rPr>
                   <w:rFonts w:ascii="Arial" w:cs="Arial" w:eastAsia="Arial" w:hAnsi="Arial"/>
@@ -24585,14 +24585,14 @@
                 <w:sz w:val="16"/>
                 <w:szCs w:val="16"/>
               </w:rPr>
-              <w:t xml:space="preserve">📖 HTML:</w:t>
+              <w:t xml:space="preserve">📖 EXERCISE:</w:t>
             </w:r>
           </w:p>
           <w:p>
             <w:pPr>
               <w:spacing w:after="20" w:before="0"/>
             </w:pPr>
-            <w:hyperlink w:history="1" r:id="rIdfoq-mkqnjk85mfwobj4vs">
+            <w:hyperlink w:history="1" r:id="rIdhj7lxnpjp8mc41hmue8b5">
               <w:r>
                 <w:rPr>
                   <w:rFonts w:ascii="Arial" w:cs="Arial" w:eastAsia="Arial" w:hAnsi="Arial"/>
@@ -24601,7 +24601,7 @@
                   <w:szCs w:val="16"/>
                   <w:u w:val="single" w:color="2E75B6"/>
                 </w:rPr>
-                <w:t xml:space="preserve">Line Graphs to Display Data Over Time (Flexbook)</w:t>
+                <w:t xml:space="preserve">Uniform Acceleration Practice</w:t>
               </w:r>
             </w:hyperlink>
           </w:p>
@@ -24625,7 +24625,7 @@
               <w:spacing w:after="10" w:before="0"/>
               <w:ind w:left="120"/>
             </w:pPr>
-            <w:hyperlink w:history="1" r:id="rIdvd-ybrxpvushiouuhfmwo">
+            <w:hyperlink w:history="1" r:id="rIdnilfi_pgel-kdqowagvw2">
               <w:r>
                 <w:rPr>
                   <w:rFonts w:ascii="Arial" w:cs="Arial" w:eastAsia="Arial" w:hAnsi="Arial"/>
@@ -26112,7 +26112,7 @@
             <w:pPr>
               <w:spacing w:after="20" w:before="0"/>
             </w:pPr>
-            <w:hyperlink w:history="1" r:id="rIddpucfuwky96pvqctvztfz">
+            <w:hyperlink w:history="1" r:id="rId46h3suubxa0yhtorhpmns">
               <w:r>
                 <w:rPr>
                   <w:rFonts w:ascii="Arial" w:cs="Arial" w:eastAsia="Arial" w:hAnsi="Arial"/>
@@ -26121,7 +26121,7 @@
                   <w:szCs w:val="16"/>
                   <w:u w:val="single" w:color="2E75B6"/>
                 </w:rPr>
-                <w:t xml:space="preserve">Mean value theorem application</w:t>
+                <w:t xml:space="preserve">Relative speed of sound in solids, liquids, and gases</w:t>
               </w:r>
             </w:hyperlink>
           </w:p>
@@ -26145,7 +26145,7 @@
               <w:spacing w:after="10" w:before="0"/>
               <w:ind w:left="120"/>
             </w:pPr>
-            <w:hyperlink w:history="1" r:id="rIdrri3o_b3j3tv3vletqpxm">
+            <w:hyperlink w:history="1" r:id="rId89a2t19uvauehvuhne5fc">
               <w:r>
                 <w:rPr>
                   <w:rFonts w:ascii="Arial" w:cs="Arial" w:eastAsia="Arial" w:hAnsi="Arial"/>
@@ -26183,14 +26183,14 @@
                 <w:sz w:val="16"/>
                 <w:szCs w:val="16"/>
               </w:rPr>
-              <w:t xml:space="preserve">📖 HTML:</w:t>
+              <w:t xml:space="preserve">📖 EXERCISE:</w:t>
             </w:r>
           </w:p>
           <w:p>
             <w:pPr>
               <w:spacing w:after="20" w:before="0"/>
             </w:pPr>
-            <w:hyperlink w:history="1" r:id="rIdw9orzygllf_p6fgrwwu3e">
+            <w:hyperlink w:history="1" r:id="rIdaoqjqyvq2rv-mgtqlyu2k">
               <w:r>
                 <w:rPr>
                   <w:rFonts w:ascii="Arial" w:cs="Arial" w:eastAsia="Arial" w:hAnsi="Arial"/>
@@ -26199,7 +26199,7 @@
                   <w:szCs w:val="16"/>
                   <w:u w:val="single" w:color="2E75B6"/>
                 </w:rPr>
-                <w:t xml:space="preserve">Graphing when the Degrees of the Numerator and Denominator are the Same (Flexbook)</w:t>
+                <w:t xml:space="preserve">Combined vector operations</w:t>
               </w:r>
             </w:hyperlink>
           </w:p>
@@ -26215,7 +26215,7 @@
                 <w:sz w:val="14"/>
                 <w:szCs w:val="14"/>
               </w:rPr>
-              <w:t xml:space="preserve">Source: CK-12</w:t>
+              <w:t xml:space="preserve">Source: Khan Academy (English - US curriculum)</w:t>
             </w:r>
           </w:p>
           <w:p>
@@ -26223,7 +26223,7 @@
               <w:spacing w:after="10" w:before="0"/>
               <w:ind w:left="120"/>
             </w:pPr>
-            <w:hyperlink w:history="1" r:id="rIdkjz5vjzouj04hoctjfuid">
+            <w:hyperlink w:history="1" r:id="rId_uyjdu4hvc57feh-ytk9n">
               <w:r>
                 <w:rPr>
                   <w:rFonts w:ascii="Arial" w:cs="Arial" w:eastAsia="Arial" w:hAnsi="Arial"/>
@@ -26418,7 +26418,7 @@
             <w:pPr>
               <w:spacing w:after="20" w:before="0"/>
             </w:pPr>
-            <w:hyperlink w:history="1" r:id="rIdjk4ek0g1mmmepiptdgxt_">
+            <w:hyperlink w:history="1" r:id="rIdpw7csdkuw0ydec32mkxwd">
               <w:r>
                 <w:rPr>
                   <w:rFonts w:ascii="Arial" w:cs="Arial" w:eastAsia="Arial" w:hAnsi="Arial"/>
@@ -26427,7 +26427,7 @@
                   <w:szCs w:val="16"/>
                   <w:u w:val="single" w:color="2E75B6"/>
                 </w:rPr>
-                <w:t xml:space="preserve">Mean value theorem application</w:t>
+                <w:t xml:space="preserve">Mach numbers</w:t>
               </w:r>
             </w:hyperlink>
           </w:p>
@@ -26451,7 +26451,7 @@
               <w:spacing w:after="10" w:before="0"/>
               <w:ind w:left="120"/>
             </w:pPr>
-            <w:hyperlink w:history="1" r:id="rIdrjvmv6aujrw0-oqzk8jbn">
+            <w:hyperlink w:history="1" r:id="rIddedptmeikpj9r0hkrikls">
               <w:r>
                 <w:rPr>
                   <w:rFonts w:ascii="Arial" w:cs="Arial" w:eastAsia="Arial" w:hAnsi="Arial"/>
@@ -26489,14 +26489,14 @@
                 <w:sz w:val="16"/>
                 <w:szCs w:val="16"/>
               </w:rPr>
-              <w:t xml:space="preserve">📖 HTML:</w:t>
+              <w:t xml:space="preserve">📖 EXERCISE:</w:t>
             </w:r>
           </w:p>
           <w:p>
             <w:pPr>
               <w:spacing w:after="20" w:before="0"/>
             </w:pPr>
-            <w:hyperlink w:history="1" r:id="rIdbgrlmg-w6mxbkgekremfo">
+            <w:hyperlink w:history="1" r:id="rIdpq-qi-tp3lmnatmyse-fy">
               <w:r>
                 <w:rPr>
                   <w:rFonts w:ascii="Arial" w:cs="Arial" w:eastAsia="Arial" w:hAnsi="Arial"/>
@@ -26505,7 +26505,7 @@
                   <w:szCs w:val="16"/>
                   <w:u w:val="single" w:color="2E75B6"/>
                 </w:rPr>
-                <w:t xml:space="preserve">Graphing when the Degrees of the Numerator and Denominator are the Same (Flexbook)</w:t>
+                <w:t xml:space="preserve">Combined vector operations</w:t>
               </w:r>
             </w:hyperlink>
           </w:p>
@@ -26521,7 +26521,7 @@
                 <w:sz w:val="14"/>
                 <w:szCs w:val="14"/>
               </w:rPr>
-              <w:t xml:space="preserve">Source: CK-12</w:t>
+              <w:t xml:space="preserve">Source: Khan Academy (English - US curriculum)</w:t>
             </w:r>
           </w:p>
           <w:p>
@@ -26529,7 +26529,7 @@
               <w:spacing w:after="10" w:before="0"/>
               <w:ind w:left="120"/>
             </w:pPr>
-            <w:hyperlink w:history="1" r:id="rId6l3fqlgvswod4c4mj813u">
+            <w:hyperlink w:history="1" r:id="rIdp-p7xi8azw2o3qd8rz0p8">
               <w:r>
                 <w:rPr>
                   <w:rFonts w:ascii="Arial" w:cs="Arial" w:eastAsia="Arial" w:hAnsi="Arial"/>
@@ -26724,7 +26724,7 @@
             <w:pPr>
               <w:spacing w:after="20" w:before="0"/>
             </w:pPr>
-            <w:hyperlink w:history="1" r:id="rId0amtwm6jpuaoaolvg53bf">
+            <w:hyperlink w:history="1" r:id="rIdf_jdbk68ditguh0dgqd6j">
               <w:r>
                 <w:rPr>
                   <w:rFonts w:ascii="Arial" w:cs="Arial" w:eastAsia="Arial" w:hAnsi="Arial"/>
@@ -26733,7 +26733,7 @@
                   <w:szCs w:val="16"/>
                   <w:u w:val="single" w:color="2E75B6"/>
                 </w:rPr>
-                <w:t xml:space="preserve">Mean value theorem application</w:t>
+                <w:t xml:space="preserve">Mach numbers -dubbed(KY)</w:t>
               </w:r>
             </w:hyperlink>
           </w:p>
@@ -26749,7 +26749,7 @@
                 <w:sz w:val="14"/>
                 <w:szCs w:val="14"/>
               </w:rPr>
-              <w:t xml:space="preserve">Source: Khan Academy (English - US curriculum)</w:t>
+              <w:t xml:space="preserve">Source: Khan Academy (Kiswahili)</w:t>
             </w:r>
           </w:p>
           <w:p>
@@ -26757,7 +26757,7 @@
               <w:spacing w:after="10" w:before="0"/>
               <w:ind w:left="120"/>
             </w:pPr>
-            <w:hyperlink w:history="1" r:id="rIdbvoddoru9b7p_af-sm-b8">
+            <w:hyperlink w:history="1" r:id="rId_mitdekkqkn_jlz_qocbu">
               <w:r>
                 <w:rPr>
                   <w:rFonts w:ascii="Arial" w:cs="Arial" w:eastAsia="Arial" w:hAnsi="Arial"/>
@@ -26795,14 +26795,14 @@
                 <w:sz w:val="16"/>
                 <w:szCs w:val="16"/>
               </w:rPr>
-              <w:t xml:space="preserve">📖 HTML:</w:t>
+              <w:t xml:space="preserve">📖 EXERCISE:</w:t>
             </w:r>
           </w:p>
           <w:p>
             <w:pPr>
               <w:spacing w:after="20" w:before="0"/>
             </w:pPr>
-            <w:hyperlink w:history="1" r:id="rIdtwkpos32iiyvj9dldqfqq">
+            <w:hyperlink w:history="1" r:id="rIdjqssommuktkd2uudmwlxq">
               <w:r>
                 <w:rPr>
                   <w:rFonts w:ascii="Arial" w:cs="Arial" w:eastAsia="Arial" w:hAnsi="Arial"/>
@@ -26811,7 +26811,7 @@
                   <w:szCs w:val="16"/>
                   <w:u w:val="single" w:color="2E75B6"/>
                 </w:rPr>
-                <w:t xml:space="preserve">Graphing when the Degrees of the Numerator and Denominator are the Same (Flexbook)</w:t>
+                <w:t xml:space="preserve">Combined vector operations</w:t>
               </w:r>
             </w:hyperlink>
           </w:p>
@@ -26827,7 +26827,7 @@
                 <w:sz w:val="14"/>
                 <w:szCs w:val="14"/>
               </w:rPr>
-              <w:t xml:space="preserve">Source: CK-12</w:t>
+              <w:t xml:space="preserve">Source: Khan Academy (English - US curriculum)</w:t>
             </w:r>
           </w:p>
           <w:p>
@@ -26835,7 +26835,7 @@
               <w:spacing w:after="10" w:before="0"/>
               <w:ind w:left="120"/>
             </w:pPr>
-            <w:hyperlink w:history="1" r:id="rIdlkr4bixch8ac6bxhvg1a6">
+            <w:hyperlink w:history="1" r:id="rIdjx9a84klstslmxjbxd4nf">
               <w:r>
                 <w:rPr>
                   <w:rFonts w:ascii="Arial" w:cs="Arial" w:eastAsia="Arial" w:hAnsi="Arial"/>
@@ -27030,7 +27030,7 @@
             <w:pPr>
               <w:spacing w:after="20" w:before="0"/>
             </w:pPr>
-            <w:hyperlink w:history="1" r:id="rIdprs-wufzxxlt2uucb4inr">
+            <w:hyperlink w:history="1" r:id="rId9z0yodhnqupjpduhed22y">
               <w:r>
                 <w:rPr>
                   <w:rFonts w:ascii="Arial" w:cs="Arial" w:eastAsia="Arial" w:hAnsi="Arial"/>
@@ -27039,7 +27039,7 @@
                   <w:szCs w:val="16"/>
                   <w:u w:val="single" w:color="2E75B6"/>
                 </w:rPr>
-                <w:t xml:space="preserve">Mean value theorem application</w:t>
+                <w:t xml:space="preserve">Finding an in-between frame of reference</w:t>
               </w:r>
             </w:hyperlink>
           </w:p>
@@ -27063,7 +27063,7 @@
               <w:spacing w:after="10" w:before="0"/>
               <w:ind w:left="120"/>
             </w:pPr>
-            <w:hyperlink w:history="1" r:id="rIdn7ub9xw1oin073iqvcoh2">
+            <w:hyperlink w:history="1" r:id="rIdyay3vrlhyceaoio_bkz2z">
               <w:r>
                 <w:rPr>
                   <w:rFonts w:ascii="Arial" w:cs="Arial" w:eastAsia="Arial" w:hAnsi="Arial"/>
@@ -27101,14 +27101,14 @@
                 <w:sz w:val="16"/>
                 <w:szCs w:val="16"/>
               </w:rPr>
-              <w:t xml:space="preserve">📖 HTML:</w:t>
+              <w:t xml:space="preserve">📖 EXERCISE:</w:t>
             </w:r>
           </w:p>
           <w:p>
             <w:pPr>
               <w:spacing w:after="20" w:before="0"/>
             </w:pPr>
-            <w:hyperlink w:history="1" r:id="rIdern-zswzto2gp986siabh">
+            <w:hyperlink w:history="1" r:id="rIdkbby4f3vbcky3mvfhhswx">
               <w:r>
                 <w:rPr>
                   <w:rFonts w:ascii="Arial" w:cs="Arial" w:eastAsia="Arial" w:hAnsi="Arial"/>
@@ -27117,7 +27117,7 @@
                   <w:szCs w:val="16"/>
                   <w:u w:val="single" w:color="2E75B6"/>
                 </w:rPr>
-                <w:t xml:space="preserve">Graphing when the Degrees of the Numerator and Denominator are the Same (Flexbook)</w:t>
+                <w:t xml:space="preserve">Combined vector operations</w:t>
               </w:r>
             </w:hyperlink>
           </w:p>
@@ -27133,7 +27133,7 @@
                 <w:sz w:val="14"/>
                 <w:szCs w:val="14"/>
               </w:rPr>
-              <w:t xml:space="preserve">Source: CK-12</w:t>
+              <w:t xml:space="preserve">Source: Khan Academy (English - US curriculum)</w:t>
             </w:r>
           </w:p>
           <w:p>
@@ -27141,7 +27141,7 @@
               <w:spacing w:after="10" w:before="0"/>
               <w:ind w:left="120"/>
             </w:pPr>
-            <w:hyperlink w:history="1" r:id="rIdfbuajctikjsxv0qphw_5v">
+            <w:hyperlink w:history="1" r:id="rIdiz3dbcxox-rt439g2r_ku">
               <w:r>
                 <w:rPr>
                   <w:rFonts w:ascii="Arial" w:cs="Arial" w:eastAsia="Arial" w:hAnsi="Arial"/>
@@ -27336,7 +27336,7 @@
             <w:pPr>
               <w:spacing w:after="20" w:before="0"/>
             </w:pPr>
-            <w:hyperlink w:history="1" r:id="rIdso4wit92fswg2zul5wvtn">
+            <w:hyperlink w:history="1" r:id="rIdybwvyrwd-fhzbunaodjgj">
               <w:r>
                 <w:rPr>
                   <w:rFonts w:ascii="Arial" w:cs="Arial" w:eastAsia="Arial" w:hAnsi="Arial"/>
@@ -27345,7 +27345,7 @@
                   <w:szCs w:val="16"/>
                   <w:u w:val="single" w:color="2E75B6"/>
                 </w:rPr>
-                <w:t xml:space="preserve">Mean value theorem application</w:t>
+                <w:t xml:space="preserve">Finding Speed when Objects Travel in Opposite Directions</w:t>
               </w:r>
             </w:hyperlink>
           </w:p>
@@ -27361,7 +27361,7 @@
                 <w:sz w:val="14"/>
                 <w:szCs w:val="14"/>
               </w:rPr>
-              <w:t xml:space="preserve">Source: Khan Academy (English - US curriculum)</w:t>
+              <w:t xml:space="preserve">Source: CK-12</w:t>
             </w:r>
           </w:p>
           <w:p>
@@ -27369,7 +27369,7 @@
               <w:spacing w:after="10" w:before="0"/>
               <w:ind w:left="120"/>
             </w:pPr>
-            <w:hyperlink w:history="1" r:id="rId_32yawfqsrnfpfwqetcag">
+            <w:hyperlink w:history="1" r:id="rIdtdi5fjzwjastp80lge13d">
               <w:r>
                 <w:rPr>
                   <w:rFonts w:ascii="Arial" w:cs="Arial" w:eastAsia="Arial" w:hAnsi="Arial"/>
@@ -27407,14 +27407,14 @@
                 <w:sz w:val="16"/>
                 <w:szCs w:val="16"/>
               </w:rPr>
-              <w:t xml:space="preserve">📖 HTML:</w:t>
+              <w:t xml:space="preserve">📖 EXERCISE:</w:t>
             </w:r>
           </w:p>
           <w:p>
             <w:pPr>
               <w:spacing w:after="20" w:before="0"/>
             </w:pPr>
-            <w:hyperlink w:history="1" r:id="rIdy69ruradtr4sbgvyj2wfn">
+            <w:hyperlink w:history="1" r:id="rIdo5kcdq_kkg_fg1jmbmvgm">
               <w:r>
                 <w:rPr>
                   <w:rFonts w:ascii="Arial" w:cs="Arial" w:eastAsia="Arial" w:hAnsi="Arial"/>
@@ -27423,7 +27423,7 @@
                   <w:szCs w:val="16"/>
                   <w:u w:val="single" w:color="2E75B6"/>
                 </w:rPr>
-                <w:t xml:space="preserve">Graphing when the Degrees of the Numerator and Denominator are the Same (Flexbook)</w:t>
+                <w:t xml:space="preserve">Combined vector operations</w:t>
               </w:r>
             </w:hyperlink>
           </w:p>
@@ -27439,7 +27439,7 @@
                 <w:sz w:val="14"/>
                 <w:szCs w:val="14"/>
               </w:rPr>
-              <w:t xml:space="preserve">Source: CK-12</w:t>
+              <w:t xml:space="preserve">Source: Khan Academy (English - US curriculum)</w:t>
             </w:r>
           </w:p>
           <w:p>
@@ -27447,7 +27447,7 @@
               <w:spacing w:after="10" w:before="0"/>
               <w:ind w:left="120"/>
             </w:pPr>
-            <w:hyperlink w:history="1" r:id="rIdikd-zfsblsxpwe2kgyx8l">
+            <w:hyperlink w:history="1" r:id="rIdj9e1uscfa6dctaul-w2nm">
               <w:r>
                 <w:rPr>
                   <w:rFonts w:ascii="Arial" w:cs="Arial" w:eastAsia="Arial" w:hAnsi="Arial"/>
@@ -28934,7 +28934,7 @@
             <w:pPr>
               <w:spacing w:after="20" w:before="0"/>
             </w:pPr>
-            <w:hyperlink w:history="1" r:id="rId7hfhoujivpz19jvzkekic">
+            <w:hyperlink w:history="1" r:id="rIdraep9trixdxyzp0l9dczw">
               <w:r>
                 <w:rPr>
                   <w:rFonts w:ascii="Arial" w:cs="Arial" w:eastAsia="Arial" w:hAnsi="Arial"/>
@@ -28943,7 +28943,7 @@
                   <w:szCs w:val="16"/>
                   <w:u w:val="single" w:color="2E75B6"/>
                 </w:rPr>
-                <w:t xml:space="preserve">Mean value theorem application</w:t>
+                <w:t xml:space="preserve">Position vs. time graphs</w:t>
               </w:r>
             </w:hyperlink>
           </w:p>
@@ -28967,7 +28967,7 @@
               <w:spacing w:after="10" w:before="0"/>
               <w:ind w:left="120"/>
             </w:pPr>
-            <w:hyperlink w:history="1" r:id="rId99ddupse093ppruxszva7">
+            <w:hyperlink w:history="1" r:id="rId_rvdi7jdimz92wyp01-hm">
               <w:r>
                 <w:rPr>
                   <w:rFonts w:ascii="Arial" w:cs="Arial" w:eastAsia="Arial" w:hAnsi="Arial"/>
@@ -29005,14 +29005,14 @@
                 <w:sz w:val="16"/>
                 <w:szCs w:val="16"/>
               </w:rPr>
-              <w:t xml:space="preserve">📖 HTML:</w:t>
+              <w:t xml:space="preserve">📖 EXERCISE:</w:t>
             </w:r>
           </w:p>
           <w:p>
             <w:pPr>
               <w:spacing w:after="20" w:before="0"/>
             </w:pPr>
-            <w:hyperlink w:history="1" r:id="rIdazdnxk8yjuxbppdgb0ldb">
+            <w:hyperlink w:history="1" r:id="rIdz9zq1dgb4knyc8hb1zdn9">
               <w:r>
                 <w:rPr>
                   <w:rFonts w:ascii="Arial" w:cs="Arial" w:eastAsia="Arial" w:hAnsi="Arial"/>
@@ -29021,7 +29021,7 @@
                   <w:szCs w:val="16"/>
                   <w:u w:val="single" w:color="2E75B6"/>
                 </w:rPr>
-                <w:t xml:space="preserve">Linear Equations: Deep Dish Pizza (PLIX)</w:t>
+                <w:t xml:space="preserve">2D projectile motion: Vectors and comparing multiple trajectories</w:t>
               </w:r>
             </w:hyperlink>
           </w:p>
@@ -29037,7 +29037,7 @@
                 <w:sz w:val="14"/>
                 <w:szCs w:val="14"/>
               </w:rPr>
-              <w:t xml:space="preserve">Source: CK-12</w:t>
+              <w:t xml:space="preserve">Source: Khan Academy (English - US curriculum)</w:t>
             </w:r>
           </w:p>
           <w:p>
@@ -29045,7 +29045,7 @@
               <w:spacing w:after="10" w:before="0"/>
               <w:ind w:left="120"/>
             </w:pPr>
-            <w:hyperlink w:history="1" r:id="rIdj-uiu-5drhkmhxn-xiw5b">
+            <w:hyperlink w:history="1" r:id="rIdx_qcz_b1mbb-wujlaxak4">
               <w:r>
                 <w:rPr>
                   <w:rFonts w:ascii="Arial" w:cs="Arial" w:eastAsia="Arial" w:hAnsi="Arial"/>
@@ -29240,7 +29240,7 @@
             <w:pPr>
               <w:spacing w:after="20" w:before="0"/>
             </w:pPr>
-            <w:hyperlink w:history="1" r:id="rIdnuib1kkwv77xixhdeg11g">
+            <w:hyperlink w:history="1" r:id="rIdmlcm6_twiu-th39jartqr">
               <w:r>
                 <w:rPr>
                   <w:rFonts w:ascii="Arial" w:cs="Arial" w:eastAsia="Arial" w:hAnsi="Arial"/>
@@ -29249,7 +29249,7 @@
                   <w:szCs w:val="16"/>
                   <w:u w:val="single" w:color="2E75B6"/>
                 </w:rPr>
-                <w:t xml:space="preserve">Mean value theorem application</w:t>
+                <w:t xml:space="preserve">Acceleration vs. time graphs</w:t>
               </w:r>
             </w:hyperlink>
           </w:p>
@@ -29273,7 +29273,7 @@
               <w:spacing w:after="10" w:before="0"/>
               <w:ind w:left="120"/>
             </w:pPr>
-            <w:hyperlink w:history="1" r:id="rIdry5nvzxfzbv7wexw2jtek">
+            <w:hyperlink w:history="1" r:id="rIdb92kbha7mdstdmfrkvq_g">
               <w:r>
                 <w:rPr>
                   <w:rFonts w:ascii="Arial" w:cs="Arial" w:eastAsia="Arial" w:hAnsi="Arial"/>
@@ -29311,14 +29311,14 @@
                 <w:sz w:val="16"/>
                 <w:szCs w:val="16"/>
               </w:rPr>
-              <w:t xml:space="preserve">📖 HTML:</w:t>
+              <w:t xml:space="preserve">📖 EXERCISE:</w:t>
             </w:r>
           </w:p>
           <w:p>
             <w:pPr>
               <w:spacing w:after="20" w:before="0"/>
             </w:pPr>
-            <w:hyperlink w:history="1" r:id="rIdpubqdb-ijfh_jvx-fzmew">
+            <w:hyperlink w:history="1" r:id="rIdpxs73lkzgb9ype9mzbolg">
               <w:r>
                 <w:rPr>
                   <w:rFonts w:ascii="Arial" w:cs="Arial" w:eastAsia="Arial" w:hAnsi="Arial"/>
@@ -29327,7 +29327,7 @@
                   <w:szCs w:val="16"/>
                   <w:u w:val="single" w:color="2E75B6"/>
                 </w:rPr>
-                <w:t xml:space="preserve">Linear Equations: Deep Dish Pizza (PLIX)</w:t>
+                <w:t xml:space="preserve">Displacement During Uniform Acceleration Practice</w:t>
               </w:r>
             </w:hyperlink>
           </w:p>
@@ -29351,7 +29351,7 @@
               <w:spacing w:after="10" w:before="0"/>
               <w:ind w:left="120"/>
             </w:pPr>
-            <w:hyperlink w:history="1" r:id="rIdog7b6eiwriq3j2ed3l9ky">
+            <w:hyperlink w:history="1" r:id="rIdr1oxd8x4kaqfqktkah9l0">
               <w:r>
                 <w:rPr>
                   <w:rFonts w:ascii="Arial" w:cs="Arial" w:eastAsia="Arial" w:hAnsi="Arial"/>
@@ -29584,7 +29584,7 @@
             <w:pPr>
               <w:spacing w:after="20" w:before="0"/>
             </w:pPr>
-            <w:hyperlink w:history="1" r:id="rId_a2a5f7l11k9kzkdijdrp">
+            <w:hyperlink w:history="1" r:id="rIdlag2axtdcu04jx8qqckdx">
               <w:r>
                 <w:rPr>
                   <w:rFonts w:ascii="Arial" w:cs="Arial" w:eastAsia="Arial" w:hAnsi="Arial"/>
@@ -29593,7 +29593,7 @@
                   <w:szCs w:val="16"/>
                   <w:u w:val="single" w:color="2E75B6"/>
                 </w:rPr>
-                <w:t xml:space="preserve">Mean value theorem application</w:t>
+                <w:t xml:space="preserve">Interpreting direction of motion from velocity-time graph</w:t>
               </w:r>
             </w:hyperlink>
           </w:p>
@@ -29617,7 +29617,7 @@
               <w:spacing w:after="10" w:before="0"/>
               <w:ind w:left="120"/>
             </w:pPr>
-            <w:hyperlink w:history="1" r:id="rIduxi04xi5drvvc367hqvlf">
+            <w:hyperlink w:history="1" r:id="rIdoyfh-gzf7wt4-kjjugmi_">
               <w:r>
                 <w:rPr>
                   <w:rFonts w:ascii="Arial" w:cs="Arial" w:eastAsia="Arial" w:hAnsi="Arial"/>
@@ -29655,14 +29655,14 @@
                 <w:sz w:val="16"/>
                 <w:szCs w:val="16"/>
               </w:rPr>
-              <w:t xml:space="preserve">📖 HTML:</w:t>
+              <w:t xml:space="preserve">📖 EXERCISE:</w:t>
             </w:r>
           </w:p>
           <w:p>
             <w:pPr>
               <w:spacing w:after="20" w:before="0"/>
             </w:pPr>
-            <w:hyperlink w:history="1" r:id="rIdqnfvj1iighlbaiykpa_3a">
+            <w:hyperlink w:history="1" r:id="rIdpxev1vg1gwr3rsmfitgyt">
               <w:r>
                 <w:rPr>
                   <w:rFonts w:ascii="Arial" w:cs="Arial" w:eastAsia="Arial" w:hAnsi="Arial"/>
@@ -29671,7 +29671,7 @@
                   <w:szCs w:val="16"/>
                   <w:u w:val="single" w:color="2E75B6"/>
                 </w:rPr>
-                <w:t xml:space="preserve">Linear Equations: Deep Dish Pizza (PLIX)</w:t>
+                <w:t xml:space="preserve">2D projectile motion: Identifying graphs for projectiles</w:t>
               </w:r>
             </w:hyperlink>
           </w:p>
@@ -29687,7 +29687,7 @@
                 <w:sz w:val="14"/>
                 <w:szCs w:val="14"/>
               </w:rPr>
-              <w:t xml:space="preserve">Source: CK-12</w:t>
+              <w:t xml:space="preserve">Source: Khan Academy (English - US curriculum)</w:t>
             </w:r>
           </w:p>
           <w:p>
@@ -29695,7 +29695,7 @@
               <w:spacing w:after="10" w:before="0"/>
               <w:ind w:left="120"/>
             </w:pPr>
-            <w:hyperlink w:history="1" r:id="rId1qgyrph2ongowvmuozfju">
+            <w:hyperlink w:history="1" r:id="rIdmevxj1z1jgyttgijsazzh">
               <w:r>
                 <w:rPr>
                   <w:rFonts w:ascii="Arial" w:cs="Arial" w:eastAsia="Arial" w:hAnsi="Arial"/>
@@ -29928,7 +29928,7 @@
             <w:pPr>
               <w:spacing w:after="20" w:before="0"/>
             </w:pPr>
-            <w:hyperlink w:history="1" r:id="rIdt1_oimhk9eo1qf9y6tfzr">
+            <w:hyperlink w:history="1" r:id="rIdnmpix0czmamurvsfceew5">
               <w:r>
                 <w:rPr>
                   <w:rFonts w:ascii="Arial" w:cs="Arial" w:eastAsia="Arial" w:hAnsi="Arial"/>
@@ -29937,7 +29937,7 @@
                   <w:szCs w:val="16"/>
                   <w:u w:val="single" w:color="2E75B6"/>
                 </w:rPr>
-                <w:t xml:space="preserve">Mean value theorem application</w:t>
+                <w:t xml:space="preserve">Deriving displacement as a function of time, acceleration, and initial velocity</w:t>
               </w:r>
             </w:hyperlink>
           </w:p>
@@ -29961,7 +29961,7 @@
               <w:spacing w:after="10" w:before="0"/>
               <w:ind w:left="120"/>
             </w:pPr>
-            <w:hyperlink w:history="1" r:id="rId9-5j24q2loxnsmbpp4fim">
+            <w:hyperlink w:history="1" r:id="rIdipej3ndt_emltcrcfur3t">
               <w:r>
                 <w:rPr>
                   <w:rFonts w:ascii="Arial" w:cs="Arial" w:eastAsia="Arial" w:hAnsi="Arial"/>
@@ -30006,7 +30006,7 @@
             <w:pPr>
               <w:spacing w:after="20" w:before="0"/>
             </w:pPr>
-            <w:hyperlink w:history="1" r:id="rIdijoj5ld5kjsresbdwqgqk">
+            <w:hyperlink w:history="1" r:id="rId32g0h3p0rp_blljecs-fe">
               <w:r>
                 <w:rPr>
                   <w:rFonts w:ascii="Arial" w:cs="Arial" w:eastAsia="Arial" w:hAnsi="Arial"/>
@@ -30015,7 +30015,7 @@
                   <w:szCs w:val="16"/>
                   <w:u w:val="single" w:color="2E75B6"/>
                 </w:rPr>
-                <w:t xml:space="preserve">Linear Equations: Deep Dish Pizza (PLIX)</w:t>
+                <w:t xml:space="preserve">Uniform Acceleration (Flexbook)</w:t>
               </w:r>
             </w:hyperlink>
           </w:p>
@@ -30039,7 +30039,7 @@
               <w:spacing w:after="10" w:before="0"/>
               <w:ind w:left="120"/>
             </w:pPr>
-            <w:hyperlink w:history="1" r:id="rIdsyuhletnokuxo1fsec1tq">
+            <w:hyperlink w:history="1" r:id="rIdszwqtkegusq2qkajvrqng">
               <w:r>
                 <w:rPr>
                   <w:rFonts w:ascii="Arial" w:cs="Arial" w:eastAsia="Arial" w:hAnsi="Arial"/>
@@ -30234,7 +30234,7 @@
             <w:pPr>
               <w:spacing w:after="20" w:before="0"/>
             </w:pPr>
-            <w:hyperlink w:history="1" r:id="rIdhxopulhbum58qsxnghx16">
+            <w:hyperlink w:history="1" r:id="rIdowrab7mdk-bx7yayet5zv">
               <w:r>
                 <w:rPr>
                   <w:rFonts w:ascii="Arial" w:cs="Arial" w:eastAsia="Arial" w:hAnsi="Arial"/>
@@ -30243,7 +30243,7 @@
                   <w:szCs w:val="16"/>
                   <w:u w:val="single" w:color="2E75B6"/>
                 </w:rPr>
-                <w:t xml:space="preserve">Mean value theorem application</w:t>
+                <w:t xml:space="preserve">Intro to vectors and scalars</w:t>
               </w:r>
             </w:hyperlink>
           </w:p>
@@ -30267,7 +30267,7 @@
               <w:spacing w:after="10" w:before="0"/>
               <w:ind w:left="120"/>
             </w:pPr>
-            <w:hyperlink w:history="1" r:id="rIdrson4zjmzwn_oxhi9nzdz">
+            <w:hyperlink w:history="1" r:id="rIdw7po8extrf0iwg9l7zxgp">
               <w:r>
                 <w:rPr>
                   <w:rFonts w:ascii="Arial" w:cs="Arial" w:eastAsia="Arial" w:hAnsi="Arial"/>
@@ -30305,14 +30305,14 @@
                 <w:sz w:val="16"/>
                 <w:szCs w:val="16"/>
               </w:rPr>
-              <w:t xml:space="preserve">📖 HTML:</w:t>
+              <w:t xml:space="preserve">📖 EXERCISE:</w:t>
             </w:r>
           </w:p>
           <w:p>
             <w:pPr>
               <w:spacing w:after="20" w:before="0"/>
             </w:pPr>
-            <w:hyperlink w:history="1" r:id="rIdk6j9keueb6nf9o2qkm_tj">
+            <w:hyperlink w:history="1" r:id="rIdxje1rvq28ard9nig-z4ox">
               <w:r>
                 <w:rPr>
                   <w:rFonts w:ascii="Arial" w:cs="Arial" w:eastAsia="Arial" w:hAnsi="Arial"/>
@@ -30321,7 +30321,7 @@
                   <w:szCs w:val="16"/>
                   <w:u w:val="single" w:color="2E75B6"/>
                 </w:rPr>
-                <w:t xml:space="preserve">Linear Equations: Deep Dish Pizza (PLIX)</w:t>
+                <w:t xml:space="preserve">Uniform Acceleration Practice</w:t>
               </w:r>
             </w:hyperlink>
           </w:p>
@@ -30345,7 +30345,7 @@
               <w:spacing w:after="10" w:before="0"/>
               <w:ind w:left="120"/>
             </w:pPr>
-            <w:hyperlink w:history="1" r:id="rId98ykth7dkjf2bjq1vqfll">
+            <w:hyperlink w:history="1" r:id="rIdxu-j2zacn7o2mrgjesaix">
               <w:r>
                 <w:rPr>
                   <w:rFonts w:ascii="Arial" w:cs="Arial" w:eastAsia="Arial" w:hAnsi="Arial"/>

--- a/data/outputs/v2/Maths/SS3.4_Linear_Motion/Mathematics_Linear_Motion_CBE_LessonSequence.docx
+++ b/data/outputs/v2/Maths/SS3.4_Linear_Motion/Mathematics_Linear_Motion_CBE_LessonSequence.docx
@@ -3536,7 +3536,7 @@
             <w:pPr>
               <w:spacing w:after="20" w:before="0"/>
             </w:pPr>
-            <w:hyperlink w:history="1" r:id="rIdzrte1pvahlsgavtsnh6cq">
+            <w:hyperlink w:history="1" r:id="rId4zjshtbhoiuxb1dackkq7">
               <w:r>
                 <w:rPr>
                   <w:rFonts w:ascii="Arial" w:cs="Arial" w:eastAsia="Arial" w:hAnsi="Arial"/>
@@ -3569,7 +3569,7 @@
               <w:spacing w:after="10" w:before="0"/>
               <w:ind w:left="120"/>
             </w:pPr>
-            <w:hyperlink w:history="1" r:id="rIdqyuu-cbo7fczdo0vc8azm">
+            <w:hyperlink w:history="1" r:id="rId7tgo6tygg2s1gc1dszi4d">
               <w:r>
                 <w:rPr>
                   <w:rFonts w:ascii="Arial" w:cs="Arial" w:eastAsia="Arial" w:hAnsi="Arial"/>
@@ -3614,7 +3614,7 @@
             <w:pPr>
               <w:spacing w:after="20" w:before="0"/>
             </w:pPr>
-            <w:hyperlink w:history="1" r:id="rIdj4glp7t_09thokqxvjzgv">
+            <w:hyperlink w:history="1" r:id="rIdyitdcffig9cqndprhx6ix">
               <w:r>
                 <w:rPr>
                   <w:rFonts w:ascii="Arial" w:cs="Arial" w:eastAsia="Arial" w:hAnsi="Arial"/>
@@ -3647,7 +3647,7 @@
               <w:spacing w:after="10" w:before="0"/>
               <w:ind w:left="120"/>
             </w:pPr>
-            <w:hyperlink w:history="1" r:id="rIdjqa_6xpulosl2wqo9yvii">
+            <w:hyperlink w:history="1" r:id="rId-9--6bu1whuihzia8_h69">
               <w:r>
                 <w:rPr>
                   <w:rFonts w:ascii="Arial" w:cs="Arial" w:eastAsia="Arial" w:hAnsi="Arial"/>
@@ -3842,7 +3842,7 @@
             <w:pPr>
               <w:spacing w:after="20" w:before="0"/>
             </w:pPr>
-            <w:hyperlink w:history="1" r:id="rIdr6hempcwn09lnvs-ovnvx">
+            <w:hyperlink w:history="1" r:id="rIdz3pofljhqb_smt3ja1ado">
               <w:r>
                 <w:rPr>
                   <w:rFonts w:ascii="Arial" w:cs="Arial" w:eastAsia="Arial" w:hAnsi="Arial"/>
@@ -3875,7 +3875,7 @@
               <w:spacing w:after="10" w:before="0"/>
               <w:ind w:left="120"/>
             </w:pPr>
-            <w:hyperlink w:history="1" r:id="rIdtiqc6mqutqqr6ktb1ikop">
+            <w:hyperlink w:history="1" r:id="rIdadzxwrfufznxll374e6fv">
               <w:r>
                 <w:rPr>
                   <w:rFonts w:ascii="Arial" w:cs="Arial" w:eastAsia="Arial" w:hAnsi="Arial"/>
@@ -3920,7 +3920,7 @@
             <w:pPr>
               <w:spacing w:after="20" w:before="0"/>
             </w:pPr>
-            <w:hyperlink w:history="1" r:id="rIdq4o4pagp0t57ap4rbhqkj">
+            <w:hyperlink w:history="1" r:id="rIduvdjjncfle2luk8nwwoju">
               <w:r>
                 <w:rPr>
                   <w:rFonts w:ascii="Arial" w:cs="Arial" w:eastAsia="Arial" w:hAnsi="Arial"/>
@@ -3953,7 +3953,7 @@
               <w:spacing w:after="10" w:before="0"/>
               <w:ind w:left="120"/>
             </w:pPr>
-            <w:hyperlink w:history="1" r:id="rIdbikaqz8numworbxcewgyg">
+            <w:hyperlink w:history="1" r:id="rIdgpd-t5wtciumjxspzqdqs">
               <w:r>
                 <w:rPr>
                   <w:rFonts w:ascii="Arial" w:cs="Arial" w:eastAsia="Arial" w:hAnsi="Arial"/>
@@ -4148,7 +4148,7 @@
             <w:pPr>
               <w:spacing w:after="20" w:before="0"/>
             </w:pPr>
-            <w:hyperlink w:history="1" r:id="rIda4pbpwjuwen-jpeqzwrxd">
+            <w:hyperlink w:history="1" r:id="rIdbu5y6ekl3tw7xpjcrmbzz">
               <w:r>
                 <w:rPr>
                   <w:rFonts w:ascii="Arial" w:cs="Arial" w:eastAsia="Arial" w:hAnsi="Arial"/>
@@ -4181,7 +4181,7 @@
               <w:spacing w:after="10" w:before="0"/>
               <w:ind w:left="120"/>
             </w:pPr>
-            <w:hyperlink w:history="1" r:id="rIdhqutb2jsztl8fjxelwvg2">
+            <w:hyperlink w:history="1" r:id="rIdhi40cathuu_6d2abego3y">
               <w:r>
                 <w:rPr>
                   <w:rFonts w:ascii="Arial" w:cs="Arial" w:eastAsia="Arial" w:hAnsi="Arial"/>
@@ -4226,7 +4226,7 @@
             <w:pPr>
               <w:spacing w:after="20" w:before="0"/>
             </w:pPr>
-            <w:hyperlink w:history="1" r:id="rId4nt8st9stdihsuc8_ncmj">
+            <w:hyperlink w:history="1" r:id="rId-g3sk5ghdxjrus3guxdqp">
               <w:r>
                 <w:rPr>
                   <w:rFonts w:ascii="Arial" w:cs="Arial" w:eastAsia="Arial" w:hAnsi="Arial"/>
@@ -4259,7 +4259,7 @@
               <w:spacing w:after="10" w:before="0"/>
               <w:ind w:left="120"/>
             </w:pPr>
-            <w:hyperlink w:history="1" r:id="rIdrcnggf3b4z14mzys_r8de">
+            <w:hyperlink w:history="1" r:id="rId7gm46zloqvjixvke_u3rt">
               <w:r>
                 <w:rPr>
                   <w:rFonts w:ascii="Arial" w:cs="Arial" w:eastAsia="Arial" w:hAnsi="Arial"/>
@@ -4454,7 +4454,7 @@
             <w:pPr>
               <w:spacing w:after="20" w:before="0"/>
             </w:pPr>
-            <w:hyperlink w:history="1" r:id="rIdwvnqf5_rqia98iuzmbtqv">
+            <w:hyperlink w:history="1" r:id="rIdd2uqniopwmxf5qrz5n806">
               <w:r>
                 <w:rPr>
                   <w:rFonts w:ascii="Arial" w:cs="Arial" w:eastAsia="Arial" w:hAnsi="Arial"/>
@@ -4487,7 +4487,7 @@
               <w:spacing w:after="10" w:before="0"/>
               <w:ind w:left="120"/>
             </w:pPr>
-            <w:hyperlink w:history="1" r:id="rIdq7zz_kx-7tcweq7iw7sxn">
+            <w:hyperlink w:history="1" r:id="rIdkda4pcephxc1u0v3k-qhr">
               <w:r>
                 <w:rPr>
                   <w:rFonts w:ascii="Arial" w:cs="Arial" w:eastAsia="Arial" w:hAnsi="Arial"/>
@@ -4532,7 +4532,7 @@
             <w:pPr>
               <w:spacing w:after="20" w:before="0"/>
             </w:pPr>
-            <w:hyperlink w:history="1" r:id="rIdrpkti7hydewc1g6prm6nt">
+            <w:hyperlink w:history="1" r:id="rId8xyw3fhevsnty8cb-9n0k">
               <w:r>
                 <w:rPr>
                   <w:rFonts w:ascii="Arial" w:cs="Arial" w:eastAsia="Arial" w:hAnsi="Arial"/>
@@ -4565,7 +4565,7 @@
               <w:spacing w:after="10" w:before="0"/>
               <w:ind w:left="120"/>
             </w:pPr>
-            <w:hyperlink w:history="1" r:id="rIdk_e5hr3d8jpvqxw-f5why">
+            <w:hyperlink w:history="1" r:id="rId2la2tsl-3f0r9wnjdqrqd">
               <w:r>
                 <w:rPr>
                   <w:rFonts w:ascii="Arial" w:cs="Arial" w:eastAsia="Arial" w:hAnsi="Arial"/>
@@ -4760,7 +4760,7 @@
             <w:pPr>
               <w:spacing w:after="20" w:before="0"/>
             </w:pPr>
-            <w:hyperlink w:history="1" r:id="rIdsrl8zujpezcqzrclmsn_f">
+            <w:hyperlink w:history="1" r:id="rIdlmmlrciqbxyari3mideva">
               <w:r>
                 <w:rPr>
                   <w:rFonts w:ascii="Arial" w:cs="Arial" w:eastAsia="Arial" w:hAnsi="Arial"/>
@@ -4793,7 +4793,7 @@
               <w:spacing w:after="10" w:before="0"/>
               <w:ind w:left="120"/>
             </w:pPr>
-            <w:hyperlink w:history="1" r:id="rIdprpyczahc30p2tsq7km_7">
+            <w:hyperlink w:history="1" r:id="rIdjsd59signmu7sn_zsfhtv">
               <w:r>
                 <w:rPr>
                   <w:rFonts w:ascii="Arial" w:cs="Arial" w:eastAsia="Arial" w:hAnsi="Arial"/>
@@ -4838,7 +4838,7 @@
             <w:pPr>
               <w:spacing w:after="20" w:before="0"/>
             </w:pPr>
-            <w:hyperlink w:history="1" r:id="rId_o7fq7bpmkbqes8-277r-">
+            <w:hyperlink w:history="1" r:id="rIdkr-m1rt5vuiprkk0k5x2t">
               <w:r>
                 <w:rPr>
                   <w:rFonts w:ascii="Arial" w:cs="Arial" w:eastAsia="Arial" w:hAnsi="Arial"/>
@@ -4871,7 +4871,7 @@
               <w:spacing w:after="10" w:before="0"/>
               <w:ind w:left="120"/>
             </w:pPr>
-            <w:hyperlink w:history="1" r:id="rId4baoabotzvp_msktol7se">
+            <w:hyperlink w:history="1" r:id="rIdqpcoay2fs9erkggumtzwl">
               <w:r>
                 <w:rPr>
                   <w:rFonts w:ascii="Arial" w:cs="Arial" w:eastAsia="Arial" w:hAnsi="Arial"/>
@@ -6358,7 +6358,7 @@
             <w:pPr>
               <w:spacing w:after="20" w:before="0"/>
             </w:pPr>
-            <w:hyperlink w:history="1" r:id="rIdcw4zaeziiyauvjrgvislk">
+            <w:hyperlink w:history="1" r:id="rId6nl3p8b854pt63jw6fbkm">
               <w:r>
                 <w:rPr>
                   <w:rFonts w:ascii="Arial" w:cs="Arial" w:eastAsia="Arial" w:hAnsi="Arial"/>
@@ -6391,7 +6391,7 @@
               <w:spacing w:after="10" w:before="0"/>
               <w:ind w:left="120"/>
             </w:pPr>
-            <w:hyperlink w:history="1" r:id="rIdhgsabfdvd8i0ctdecles0">
+            <w:hyperlink w:history="1" r:id="rIdd-mnn16nh507s7yuyhbsp">
               <w:r>
                 <w:rPr>
                   <w:rFonts w:ascii="Arial" w:cs="Arial" w:eastAsia="Arial" w:hAnsi="Arial"/>
@@ -6436,7 +6436,7 @@
             <w:pPr>
               <w:spacing w:after="20" w:before="0"/>
             </w:pPr>
-            <w:hyperlink w:history="1" r:id="rIdxorfupoxitgdrdaisvsrh">
+            <w:hyperlink w:history="1" r:id="rId_pux6zaju36-vbcrqcima">
               <w:r>
                 <w:rPr>
                   <w:rFonts w:ascii="Arial" w:cs="Arial" w:eastAsia="Arial" w:hAnsi="Arial"/>
@@ -6469,7 +6469,7 @@
               <w:spacing w:after="10" w:before="0"/>
               <w:ind w:left="120"/>
             </w:pPr>
-            <w:hyperlink w:history="1" r:id="rIdjf57ffyzysoerp0xpreu7">
+            <w:hyperlink w:history="1" r:id="rIds8tnrvigdtpybrtycofmu">
               <w:r>
                 <w:rPr>
                   <w:rFonts w:ascii="Arial" w:cs="Arial" w:eastAsia="Arial" w:hAnsi="Arial"/>
@@ -6664,7 +6664,7 @@
             <w:pPr>
               <w:spacing w:after="20" w:before="0"/>
             </w:pPr>
-            <w:hyperlink w:history="1" r:id="rIdrci8ctpo5k28yqd0dzpdy">
+            <w:hyperlink w:history="1" r:id="rId0pw9agvl5amssk5fg9noc">
               <w:r>
                 <w:rPr>
                   <w:rFonts w:ascii="Arial" w:cs="Arial" w:eastAsia="Arial" w:hAnsi="Arial"/>
@@ -6697,7 +6697,7 @@
               <w:spacing w:after="10" w:before="0"/>
               <w:ind w:left="120"/>
             </w:pPr>
-            <w:hyperlink w:history="1" r:id="rId2zhykbxesjh702t0wnsub">
+            <w:hyperlink w:history="1" r:id="rIdzl0nvod0adncgn7euxozk">
               <w:r>
                 <w:rPr>
                   <w:rFonts w:ascii="Arial" w:cs="Arial" w:eastAsia="Arial" w:hAnsi="Arial"/>
@@ -6742,7 +6742,7 @@
             <w:pPr>
               <w:spacing w:after="20" w:before="0"/>
             </w:pPr>
-            <w:hyperlink w:history="1" r:id="rIdsbbsiuhm71jrbxof17a1u">
+            <w:hyperlink w:history="1" r:id="rId0jgs_kj51fo1szepgmebk">
               <w:r>
                 <w:rPr>
                   <w:rFonts w:ascii="Arial" w:cs="Arial" w:eastAsia="Arial" w:hAnsi="Arial"/>
@@ -6775,7 +6775,7 @@
               <w:spacing w:after="10" w:before="0"/>
               <w:ind w:left="120"/>
             </w:pPr>
-            <w:hyperlink w:history="1" r:id="rIdiqkzr4n48d9yta3fqic2x">
+            <w:hyperlink w:history="1" r:id="rIdeinw_exrk8oc3c0sjsjip">
               <w:r>
                 <w:rPr>
                   <w:rFonts w:ascii="Arial" w:cs="Arial" w:eastAsia="Arial" w:hAnsi="Arial"/>
@@ -6970,7 +6970,7 @@
             <w:pPr>
               <w:spacing w:after="20" w:before="0"/>
             </w:pPr>
-            <w:hyperlink w:history="1" r:id="rIdlziljdrwjgdwaedctn3au">
+            <w:hyperlink w:history="1" r:id="rIdjybhvnlyzmu2oxejix1h6">
               <w:r>
                 <w:rPr>
                   <w:rFonts w:ascii="Arial" w:cs="Arial" w:eastAsia="Arial" w:hAnsi="Arial"/>
@@ -7003,7 +7003,7 @@
               <w:spacing w:after="10" w:before="0"/>
               <w:ind w:left="120"/>
             </w:pPr>
-            <w:hyperlink w:history="1" r:id="rIdc2qkdfj6fplajqr3k0gjo">
+            <w:hyperlink w:history="1" r:id="rIdwhwel7sh7im7jbgeqq38n">
               <w:r>
                 <w:rPr>
                   <w:rFonts w:ascii="Arial" w:cs="Arial" w:eastAsia="Arial" w:hAnsi="Arial"/>
@@ -7048,7 +7048,7 @@
             <w:pPr>
               <w:spacing w:after="20" w:before="0"/>
             </w:pPr>
-            <w:hyperlink w:history="1" r:id="rId6bnnyr2ulltri9y1n43il">
+            <w:hyperlink w:history="1" r:id="rIdekz84f6tfkqc50pu7_ec8">
               <w:r>
                 <w:rPr>
                   <w:rFonts w:ascii="Arial" w:cs="Arial" w:eastAsia="Arial" w:hAnsi="Arial"/>
@@ -7081,7 +7081,7 @@
               <w:spacing w:after="10" w:before="0"/>
               <w:ind w:left="120"/>
             </w:pPr>
-            <w:hyperlink w:history="1" r:id="rIdpc_ywkk-7qesav7g8tn0e">
+            <w:hyperlink w:history="1" r:id="rIddqjm4d6-xhhodb-bzkc3m">
               <w:r>
                 <w:rPr>
                   <w:rFonts w:ascii="Arial" w:cs="Arial" w:eastAsia="Arial" w:hAnsi="Arial"/>
@@ -7276,7 +7276,7 @@
             <w:pPr>
               <w:spacing w:after="20" w:before="0"/>
             </w:pPr>
-            <w:hyperlink w:history="1" r:id="rIdfucp8jmt6rusqc_twsadp">
+            <w:hyperlink w:history="1" r:id="rIdf1emmhetcvud637gsa6q7">
               <w:r>
                 <w:rPr>
                   <w:rFonts w:ascii="Arial" w:cs="Arial" w:eastAsia="Arial" w:hAnsi="Arial"/>
@@ -7309,7 +7309,7 @@
               <w:spacing w:after="10" w:before="0"/>
               <w:ind w:left="120"/>
             </w:pPr>
-            <w:hyperlink w:history="1" r:id="rIdqv0bhuw_0aehzydfttnsz">
+            <w:hyperlink w:history="1" r:id="rIdbfynid-8yqelf0mw7-szl">
               <w:r>
                 <w:rPr>
                   <w:rFonts w:ascii="Arial" w:cs="Arial" w:eastAsia="Arial" w:hAnsi="Arial"/>
@@ -7354,7 +7354,7 @@
             <w:pPr>
               <w:spacing w:after="20" w:before="0"/>
             </w:pPr>
-            <w:hyperlink w:history="1" r:id="rIdqpsrefe0qhv-yuky7b0is">
+            <w:hyperlink w:history="1" r:id="rIdwnndj1dxkbljrm_oewfto">
               <w:r>
                 <w:rPr>
                   <w:rFonts w:ascii="Arial" w:cs="Arial" w:eastAsia="Arial" w:hAnsi="Arial"/>
@@ -7387,7 +7387,7 @@
               <w:spacing w:after="10" w:before="0"/>
               <w:ind w:left="120"/>
             </w:pPr>
-            <w:hyperlink w:history="1" r:id="rId72i8bllacsoffox8iuj1c">
+            <w:hyperlink w:history="1" r:id="rIdcqbsrbd4pxsvyrpa4wjih">
               <w:r>
                 <w:rPr>
                   <w:rFonts w:ascii="Arial" w:cs="Arial" w:eastAsia="Arial" w:hAnsi="Arial"/>
@@ -7582,7 +7582,7 @@
             <w:pPr>
               <w:spacing w:after="20" w:before="0"/>
             </w:pPr>
-            <w:hyperlink w:history="1" r:id="rIdbyvcudwozbtq7igukuze6">
+            <w:hyperlink w:history="1" r:id="rIdyuwoakfweaoffivweq3qw">
               <w:r>
                 <w:rPr>
                   <w:rFonts w:ascii="Arial" w:cs="Arial" w:eastAsia="Arial" w:hAnsi="Arial"/>
@@ -7615,7 +7615,7 @@
               <w:spacing w:after="10" w:before="0"/>
               <w:ind w:left="120"/>
             </w:pPr>
-            <w:hyperlink w:history="1" r:id="rId8gun5ycah1f5xjl2jluv-">
+            <w:hyperlink w:history="1" r:id="rIdgahvnnz0gnngeiqwjtuf0">
               <w:r>
                 <w:rPr>
                   <w:rFonts w:ascii="Arial" w:cs="Arial" w:eastAsia="Arial" w:hAnsi="Arial"/>
@@ -7660,7 +7660,7 @@
             <w:pPr>
               <w:spacing w:after="20" w:before="0"/>
             </w:pPr>
-            <w:hyperlink w:history="1" r:id="rIdo4hqkvpethgwsx3gdvlds">
+            <w:hyperlink w:history="1" r:id="rIdass2stcgeajdnw8tn-8x6">
               <w:r>
                 <w:rPr>
                   <w:rFonts w:ascii="Arial" w:cs="Arial" w:eastAsia="Arial" w:hAnsi="Arial"/>
@@ -7693,7 +7693,7 @@
               <w:spacing w:after="10" w:before="0"/>
               <w:ind w:left="120"/>
             </w:pPr>
-            <w:hyperlink w:history="1" r:id="rIdus2qdyrxyrxy1a2mmieec">
+            <w:hyperlink w:history="1" r:id="rIdywwhwnftlzjiolp4mezsm">
               <w:r>
                 <w:rPr>
                   <w:rFonts w:ascii="Arial" w:cs="Arial" w:eastAsia="Arial" w:hAnsi="Arial"/>
@@ -9180,7 +9180,7 @@
             <w:pPr>
               <w:spacing w:after="20" w:before="0"/>
             </w:pPr>
-            <w:hyperlink w:history="1" r:id="rIdbjca1u3mqr2muod2cobxz">
+            <w:hyperlink w:history="1" r:id="rIdbyxn7drbyqzw6ljg-o2x7">
               <w:r>
                 <w:rPr>
                   <w:rFonts w:ascii="Arial" w:cs="Arial" w:eastAsia="Arial" w:hAnsi="Arial"/>
@@ -9213,7 +9213,7 @@
               <w:spacing w:after="10" w:before="0"/>
               <w:ind w:left="120"/>
             </w:pPr>
-            <w:hyperlink w:history="1" r:id="rIdjjvyxtoklu26hw_umnhry">
+            <w:hyperlink w:history="1" r:id="rIdlzu36ttxg9tdoy2xffcof">
               <w:r>
                 <w:rPr>
                   <w:rFonts w:ascii="Arial" w:cs="Arial" w:eastAsia="Arial" w:hAnsi="Arial"/>
@@ -9258,7 +9258,7 @@
             <w:pPr>
               <w:spacing w:after="20" w:before="0"/>
             </w:pPr>
-            <w:hyperlink w:history="1" r:id="rIdc7tfvihncatrvrfabtdqd">
+            <w:hyperlink w:history="1" r:id="rId5o2jwcdkoafpyaqppdoaa">
               <w:r>
                 <w:rPr>
                   <w:rFonts w:ascii="Arial" w:cs="Arial" w:eastAsia="Arial" w:hAnsi="Arial"/>
@@ -9291,7 +9291,7 @@
               <w:spacing w:after="10" w:before="0"/>
               <w:ind w:left="120"/>
             </w:pPr>
-            <w:hyperlink w:history="1" r:id="rId2arvycb3mv_7c25ffhi62">
+            <w:hyperlink w:history="1" r:id="rId5z5lavyp9luo5ffueleio">
               <w:r>
                 <w:rPr>
                   <w:rFonts w:ascii="Arial" w:cs="Arial" w:eastAsia="Arial" w:hAnsi="Arial"/>
@@ -9486,7 +9486,7 @@
             <w:pPr>
               <w:spacing w:after="20" w:before="0"/>
             </w:pPr>
-            <w:hyperlink w:history="1" r:id="rIdqvmr5blsbwavrnj8aywkt">
+            <w:hyperlink w:history="1" r:id="rIdfvuyzrl5qbdyqeu7pztta">
               <w:r>
                 <w:rPr>
                   <w:rFonts w:ascii="Arial" w:cs="Arial" w:eastAsia="Arial" w:hAnsi="Arial"/>
@@ -9519,7 +9519,7 @@
               <w:spacing w:after="10" w:before="0"/>
               <w:ind w:left="120"/>
             </w:pPr>
-            <w:hyperlink w:history="1" r:id="rIduf77mgp__z0rshqt84are">
+            <w:hyperlink w:history="1" r:id="rIdxce1t7oqmjfxsg9rorlfr">
               <w:r>
                 <w:rPr>
                   <w:rFonts w:ascii="Arial" w:cs="Arial" w:eastAsia="Arial" w:hAnsi="Arial"/>
@@ -9564,7 +9564,7 @@
             <w:pPr>
               <w:spacing w:after="20" w:before="0"/>
             </w:pPr>
-            <w:hyperlink w:history="1" r:id="rIdoyl4hihkwbmtyk-3on1sj">
+            <w:hyperlink w:history="1" r:id="rIdyjwyizcy9wehuffa9kqde">
               <w:r>
                 <w:rPr>
                   <w:rFonts w:ascii="Arial" w:cs="Arial" w:eastAsia="Arial" w:hAnsi="Arial"/>
@@ -9597,7 +9597,7 @@
               <w:spacing w:after="10" w:before="0"/>
               <w:ind w:left="120"/>
             </w:pPr>
-            <w:hyperlink w:history="1" r:id="rIdqtawkbeo5fd05fxsujkmv">
+            <w:hyperlink w:history="1" r:id="rIdadzjidgjcqysgwafynpuk">
               <w:r>
                 <w:rPr>
                   <w:rFonts w:ascii="Arial" w:cs="Arial" w:eastAsia="Arial" w:hAnsi="Arial"/>
@@ -9792,7 +9792,7 @@
             <w:pPr>
               <w:spacing w:after="20" w:before="0"/>
             </w:pPr>
-            <w:hyperlink w:history="1" r:id="rIdxhmqdwmbh-vstyhce-23l">
+            <w:hyperlink w:history="1" r:id="rIdjavqejw6mqz5yq0shqn4f">
               <w:r>
                 <w:rPr>
                   <w:rFonts w:ascii="Arial" w:cs="Arial" w:eastAsia="Arial" w:hAnsi="Arial"/>
@@ -9825,7 +9825,7 @@
               <w:spacing w:after="10" w:before="0"/>
               <w:ind w:left="120"/>
             </w:pPr>
-            <w:hyperlink w:history="1" r:id="rIdm7p0f-akinwfo0knkwpvx">
+            <w:hyperlink w:history="1" r:id="rIdiwhudtfwbsf2_vlykdvv7">
               <w:r>
                 <w:rPr>
                   <w:rFonts w:ascii="Arial" w:cs="Arial" w:eastAsia="Arial" w:hAnsi="Arial"/>
@@ -9870,7 +9870,7 @@
             <w:pPr>
               <w:spacing w:after="20" w:before="0"/>
             </w:pPr>
-            <w:hyperlink w:history="1" r:id="rIdyaemkpcxxj2xacijctmk8">
+            <w:hyperlink w:history="1" r:id="rId6pi58mk-so6f_22-dwyoz">
               <w:r>
                 <w:rPr>
                   <w:rFonts w:ascii="Arial" w:cs="Arial" w:eastAsia="Arial" w:hAnsi="Arial"/>
@@ -9903,7 +9903,7 @@
               <w:spacing w:after="10" w:before="0"/>
               <w:ind w:left="120"/>
             </w:pPr>
-            <w:hyperlink w:history="1" r:id="rIdohsxbwi9zce7l2tmasq0s">
+            <w:hyperlink w:history="1" r:id="rIdllmazhjcmdlw9cexcoxrg">
               <w:r>
                 <w:rPr>
                   <w:rFonts w:ascii="Arial" w:cs="Arial" w:eastAsia="Arial" w:hAnsi="Arial"/>
@@ -10098,7 +10098,7 @@
             <w:pPr>
               <w:spacing w:after="20" w:before="0"/>
             </w:pPr>
-            <w:hyperlink w:history="1" r:id="rIdxwdsz1so9bjbysiwnh4cn">
+            <w:hyperlink w:history="1" r:id="rIdbqnqo47t6rfaftuuyvaqp">
               <w:r>
                 <w:rPr>
                   <w:rFonts w:ascii="Arial" w:cs="Arial" w:eastAsia="Arial" w:hAnsi="Arial"/>
@@ -10131,7 +10131,7 @@
               <w:spacing w:after="10" w:before="0"/>
               <w:ind w:left="120"/>
             </w:pPr>
-            <w:hyperlink w:history="1" r:id="rIdc9wwizmfo38w79n9mrc2y">
+            <w:hyperlink w:history="1" r:id="rIdlsdrc4ifixull6jl05urw">
               <w:r>
                 <w:rPr>
                   <w:rFonts w:ascii="Arial" w:cs="Arial" w:eastAsia="Arial" w:hAnsi="Arial"/>
@@ -10176,7 +10176,7 @@
             <w:pPr>
               <w:spacing w:after="20" w:before="0"/>
             </w:pPr>
-            <w:hyperlink w:history="1" r:id="rIdysugccqjgfcm90egmjeat">
+            <w:hyperlink w:history="1" r:id="rId2ptwul3e3cuf2oyrx_xh6">
               <w:r>
                 <w:rPr>
                   <w:rFonts w:ascii="Arial" w:cs="Arial" w:eastAsia="Arial" w:hAnsi="Arial"/>
@@ -10209,7 +10209,7 @@
               <w:spacing w:after="10" w:before="0"/>
               <w:ind w:left="120"/>
             </w:pPr>
-            <w:hyperlink w:history="1" r:id="rIdt0nt8vynlnmitevjbwpjm">
+            <w:hyperlink w:history="1" r:id="rIdmlumaicr8weiinoc-aqiu">
               <w:r>
                 <w:rPr>
                   <w:rFonts w:ascii="Arial" w:cs="Arial" w:eastAsia="Arial" w:hAnsi="Arial"/>
@@ -10404,7 +10404,7 @@
             <w:pPr>
               <w:spacing w:after="20" w:before="0"/>
             </w:pPr>
-            <w:hyperlink w:history="1" r:id="rIdfonhm3wjwpw8doxuauulm">
+            <w:hyperlink w:history="1" r:id="rIda__7pnfh2uwt7xjhbwxxa">
               <w:r>
                 <w:rPr>
                   <w:rFonts w:ascii="Arial" w:cs="Arial" w:eastAsia="Arial" w:hAnsi="Arial"/>
@@ -10437,7 +10437,7 @@
               <w:spacing w:after="10" w:before="0"/>
               <w:ind w:left="120"/>
             </w:pPr>
-            <w:hyperlink w:history="1" r:id="rIddcu7ghm9xulccvobjwk3p">
+            <w:hyperlink w:history="1" r:id="rIduzl1c0loouowi6ap1uogw">
               <w:r>
                 <w:rPr>
                   <w:rFonts w:ascii="Arial" w:cs="Arial" w:eastAsia="Arial" w:hAnsi="Arial"/>
@@ -10482,7 +10482,7 @@
             <w:pPr>
               <w:spacing w:after="20" w:before="0"/>
             </w:pPr>
-            <w:hyperlink w:history="1" r:id="rId2sfzd29hddhmvxddrgfl3">
+            <w:hyperlink w:history="1" r:id="rIdwvuiabsqmwp6naqn_lvi8">
               <w:r>
                 <w:rPr>
                   <w:rFonts w:ascii="Arial" w:cs="Arial" w:eastAsia="Arial" w:hAnsi="Arial"/>
@@ -10515,7 +10515,7 @@
               <w:spacing w:after="10" w:before="0"/>
               <w:ind w:left="120"/>
             </w:pPr>
-            <w:hyperlink w:history="1" r:id="rId48ff-ke5sssrdo8x3_a3x">
+            <w:hyperlink w:history="1" r:id="rIddaczwes0mmlzf3ixfuvlk">
               <w:r>
                 <w:rPr>
                   <w:rFonts w:ascii="Arial" w:cs="Arial" w:eastAsia="Arial" w:hAnsi="Arial"/>
@@ -12002,7 +12002,7 @@
             <w:pPr>
               <w:spacing w:after="20" w:before="0"/>
             </w:pPr>
-            <w:hyperlink w:history="1" r:id="rIdk_vecan2p_v1zxmccj7gc">
+            <w:hyperlink w:history="1" r:id="rIdeu_fibdscdfimvuzjmkqv">
               <w:r>
                 <w:rPr>
                   <w:rFonts w:ascii="Arial" w:cs="Arial" w:eastAsia="Arial" w:hAnsi="Arial"/>
@@ -12035,7 +12035,7 @@
               <w:spacing w:after="10" w:before="0"/>
               <w:ind w:left="120"/>
             </w:pPr>
-            <w:hyperlink w:history="1" r:id="rIder_megvwkeusnwbdi88ud">
+            <w:hyperlink w:history="1" r:id="rIdrc0zehvzogmsmkupivqey">
               <w:r>
                 <w:rPr>
                   <w:rFonts w:ascii="Arial" w:cs="Arial" w:eastAsia="Arial" w:hAnsi="Arial"/>
@@ -12080,7 +12080,7 @@
             <w:pPr>
               <w:spacing w:after="20" w:before="0"/>
             </w:pPr>
-            <w:hyperlink w:history="1" r:id="rIdtybzi3x33pj9gk67qolqa">
+            <w:hyperlink w:history="1" r:id="rIdifjpxm-xkdz4mzkddxarz">
               <w:r>
                 <w:rPr>
                   <w:rFonts w:ascii="Arial" w:cs="Arial" w:eastAsia="Arial" w:hAnsi="Arial"/>
@@ -12113,7 +12113,7 @@
               <w:spacing w:after="10" w:before="0"/>
               <w:ind w:left="120"/>
             </w:pPr>
-            <w:hyperlink w:history="1" r:id="rIdvogz0ijrs5oibwht0ertz">
+            <w:hyperlink w:history="1" r:id="rIdtowa7h0q5fpwfenv3teel">
               <w:r>
                 <w:rPr>
                   <w:rFonts w:ascii="Arial" w:cs="Arial" w:eastAsia="Arial" w:hAnsi="Arial"/>
@@ -12308,7 +12308,7 @@
             <w:pPr>
               <w:spacing w:after="20" w:before="0"/>
             </w:pPr>
-            <w:hyperlink w:history="1" r:id="rIdkjryalwpntwpwz8pyfzjr">
+            <w:hyperlink w:history="1" r:id="rIdtuyvgmknsz6_dt0pbott7">
               <w:r>
                 <w:rPr>
                   <w:rFonts w:ascii="Arial" w:cs="Arial" w:eastAsia="Arial" w:hAnsi="Arial"/>
@@ -12341,7 +12341,7 @@
               <w:spacing w:after="10" w:before="0"/>
               <w:ind w:left="120"/>
             </w:pPr>
-            <w:hyperlink w:history="1" r:id="rId5miaynj1en1cwhefjtcjx">
+            <w:hyperlink w:history="1" r:id="rId-9h-q7paj0wby8_4dix_y">
               <w:r>
                 <w:rPr>
                   <w:rFonts w:ascii="Arial" w:cs="Arial" w:eastAsia="Arial" w:hAnsi="Arial"/>
@@ -12386,7 +12386,7 @@
             <w:pPr>
               <w:spacing w:after="20" w:before="0"/>
             </w:pPr>
-            <w:hyperlink w:history="1" r:id="rIdaeixe4kgwb9w8kcxsxsqh">
+            <w:hyperlink w:history="1" r:id="rIdrvbrk_wpfmh2wbnsm7_c0">
               <w:r>
                 <w:rPr>
                   <w:rFonts w:ascii="Arial" w:cs="Arial" w:eastAsia="Arial" w:hAnsi="Arial"/>
@@ -12419,7 +12419,7 @@
               <w:spacing w:after="10" w:before="0"/>
               <w:ind w:left="120"/>
             </w:pPr>
-            <w:hyperlink w:history="1" r:id="rIdlzxgus-tgnm24puley2ne">
+            <w:hyperlink w:history="1" r:id="rIdoltraps9fdqruyzhthx3e">
               <w:r>
                 <w:rPr>
                   <w:rFonts w:ascii="Arial" w:cs="Arial" w:eastAsia="Arial" w:hAnsi="Arial"/>
@@ -12614,7 +12614,7 @@
             <w:pPr>
               <w:spacing w:after="20" w:before="0"/>
             </w:pPr>
-            <w:hyperlink w:history="1" r:id="rIdumufduju24iy6y9aqqmxz">
+            <w:hyperlink w:history="1" r:id="rIda_4wtodes04q1s3rr67r9">
               <w:r>
                 <w:rPr>
                   <w:rFonts w:ascii="Arial" w:cs="Arial" w:eastAsia="Arial" w:hAnsi="Arial"/>
@@ -12647,7 +12647,7 @@
               <w:spacing w:after="10" w:before="0"/>
               <w:ind w:left="120"/>
             </w:pPr>
-            <w:hyperlink w:history="1" r:id="rIddyqdkteufdu1foqqjpnoy">
+            <w:hyperlink w:history="1" r:id="rIdmvqbrtcc0ns261-eyarec">
               <w:r>
                 <w:rPr>
                   <w:rFonts w:ascii="Arial" w:cs="Arial" w:eastAsia="Arial" w:hAnsi="Arial"/>
@@ -12692,7 +12692,7 @@
             <w:pPr>
               <w:spacing w:after="20" w:before="0"/>
             </w:pPr>
-            <w:hyperlink w:history="1" r:id="rIdz9l_mvpclp0fhsigcemvi">
+            <w:hyperlink w:history="1" r:id="rIdnxgjquq2b0zy6tzpdrlqn">
               <w:r>
                 <w:rPr>
                   <w:rFonts w:ascii="Arial" w:cs="Arial" w:eastAsia="Arial" w:hAnsi="Arial"/>
@@ -12725,7 +12725,7 @@
               <w:spacing w:after="10" w:before="0"/>
               <w:ind w:left="120"/>
             </w:pPr>
-            <w:hyperlink w:history="1" r:id="rIdhfaoo0w9hn2wvmmwbqdva">
+            <w:hyperlink w:history="1" r:id="rIds-f2hla-z0ea1_duue0w0">
               <w:r>
                 <w:rPr>
                   <w:rFonts w:ascii="Arial" w:cs="Arial" w:eastAsia="Arial" w:hAnsi="Arial"/>
@@ -12920,7 +12920,7 @@
             <w:pPr>
               <w:spacing w:after="20" w:before="0"/>
             </w:pPr>
-            <w:hyperlink w:history="1" r:id="rIdwkh0nk9lukqjracr160hl">
+            <w:hyperlink w:history="1" r:id="rIdgoeiqvuu9mtct3mfe4u7e">
               <w:r>
                 <w:rPr>
                   <w:rFonts w:ascii="Arial" w:cs="Arial" w:eastAsia="Arial" w:hAnsi="Arial"/>
@@ -12953,7 +12953,7 @@
               <w:spacing w:after="10" w:before="0"/>
               <w:ind w:left="120"/>
             </w:pPr>
-            <w:hyperlink w:history="1" r:id="rIdiml2kwlacjnrw6kdhjhvx">
+            <w:hyperlink w:history="1" r:id="rId6hxc7rd6elcn_mcu-jgwt">
               <w:r>
                 <w:rPr>
                   <w:rFonts w:ascii="Arial" w:cs="Arial" w:eastAsia="Arial" w:hAnsi="Arial"/>
@@ -12998,7 +12998,7 @@
             <w:pPr>
               <w:spacing w:after="20" w:before="0"/>
             </w:pPr>
-            <w:hyperlink w:history="1" r:id="rIddh42gvwvepn09ei1rtjv-">
+            <w:hyperlink w:history="1" r:id="rId383umctmx_4om8tqs7i2e">
               <w:r>
                 <w:rPr>
                   <w:rFonts w:ascii="Arial" w:cs="Arial" w:eastAsia="Arial" w:hAnsi="Arial"/>
@@ -13031,7 +13031,7 @@
               <w:spacing w:after="10" w:before="0"/>
               <w:ind w:left="120"/>
             </w:pPr>
-            <w:hyperlink w:history="1" r:id="rIdogykopxq9vbl_hre3acqf">
+            <w:hyperlink w:history="1" r:id="rIdbsv4ruimrmciqfe7syral">
               <w:r>
                 <w:rPr>
                   <w:rFonts w:ascii="Arial" w:cs="Arial" w:eastAsia="Arial" w:hAnsi="Arial"/>
@@ -13226,7 +13226,7 @@
             <w:pPr>
               <w:spacing w:after="20" w:before="0"/>
             </w:pPr>
-            <w:hyperlink w:history="1" r:id="rIdfhqmjm229mpn1c1w6jhpm">
+            <w:hyperlink w:history="1" r:id="rIdpnssq0vvrp0-auz7zh9vx">
               <w:r>
                 <w:rPr>
                   <w:rFonts w:ascii="Arial" w:cs="Arial" w:eastAsia="Arial" w:hAnsi="Arial"/>
@@ -13259,7 +13259,7 @@
               <w:spacing w:after="10" w:before="0"/>
               <w:ind w:left="120"/>
             </w:pPr>
-            <w:hyperlink w:history="1" r:id="rId7od8bidqo7yjmazlxiqw1">
+            <w:hyperlink w:history="1" r:id="rId83dw37c14hnxp4bmalbqi">
               <w:r>
                 <w:rPr>
                   <w:rFonts w:ascii="Arial" w:cs="Arial" w:eastAsia="Arial" w:hAnsi="Arial"/>
@@ -13304,7 +13304,7 @@
             <w:pPr>
               <w:spacing w:after="20" w:before="0"/>
             </w:pPr>
-            <w:hyperlink w:history="1" r:id="rIddlfcanr4_yprcgts2l-vc">
+            <w:hyperlink w:history="1" r:id="rIdhr0ky97vlfdj0wkgg1j-z">
               <w:r>
                 <w:rPr>
                   <w:rFonts w:ascii="Arial" w:cs="Arial" w:eastAsia="Arial" w:hAnsi="Arial"/>
@@ -13337,7 +13337,7 @@
               <w:spacing w:after="10" w:before="0"/>
               <w:ind w:left="120"/>
             </w:pPr>
-            <w:hyperlink w:history="1" r:id="rId3tnmludm1jdwav0pvr5go">
+            <w:hyperlink w:history="1" r:id="rIduyf8c0whvct16ukueb6bj">
               <w:r>
                 <w:rPr>
                   <w:rFonts w:ascii="Arial" w:cs="Arial" w:eastAsia="Arial" w:hAnsi="Arial"/>
@@ -14824,7 +14824,7 @@
             <w:pPr>
               <w:spacing w:after="20" w:before="0"/>
             </w:pPr>
-            <w:hyperlink w:history="1" r:id="rIdrmtgapnl0-sepnshl3imb">
+            <w:hyperlink w:history="1" r:id="rIdbtjpa8o_dxozsx6kbtq-m">
               <w:r>
                 <w:rPr>
                   <w:rFonts w:ascii="Arial" w:cs="Arial" w:eastAsia="Arial" w:hAnsi="Arial"/>
@@ -14857,7 +14857,7 @@
               <w:spacing w:after="10" w:before="0"/>
               <w:ind w:left="120"/>
             </w:pPr>
-            <w:hyperlink w:history="1" r:id="rIdcdezbarbjdwbfsx8grahx">
+            <w:hyperlink w:history="1" r:id="rIdc_p5bodslb3-rha-nnidm">
               <w:r>
                 <w:rPr>
                   <w:rFonts w:ascii="Arial" w:cs="Arial" w:eastAsia="Arial" w:hAnsi="Arial"/>
@@ -14902,7 +14902,7 @@
             <w:pPr>
               <w:spacing w:after="20" w:before="0"/>
             </w:pPr>
-            <w:hyperlink w:history="1" r:id="rIdboiiorruaxyww0-gvghj1">
+            <w:hyperlink w:history="1" r:id="rId23zmcwcb5tccbqunyvs3-">
               <w:r>
                 <w:rPr>
                   <w:rFonts w:ascii="Arial" w:cs="Arial" w:eastAsia="Arial" w:hAnsi="Arial"/>
@@ -14935,7 +14935,7 @@
               <w:spacing w:after="10" w:before="0"/>
               <w:ind w:left="120"/>
             </w:pPr>
-            <w:hyperlink w:history="1" r:id="rIdnzzw7pigwlpl2qlejopq6">
+            <w:hyperlink w:history="1" r:id="rIdbjuvv3mviegasgbbo8oij">
               <w:r>
                 <w:rPr>
                   <w:rFonts w:ascii="Arial" w:cs="Arial" w:eastAsia="Arial" w:hAnsi="Arial"/>
@@ -15130,7 +15130,7 @@
             <w:pPr>
               <w:spacing w:after="20" w:before="0"/>
             </w:pPr>
-            <w:hyperlink w:history="1" r:id="rIdixapnhbs5w0tyuf2c5x8_">
+            <w:hyperlink w:history="1" r:id="rIdm3ymkndlrd0dqwg8tmbjx">
               <w:r>
                 <w:rPr>
                   <w:rFonts w:ascii="Arial" w:cs="Arial" w:eastAsia="Arial" w:hAnsi="Arial"/>
@@ -15163,7 +15163,7 @@
               <w:spacing w:after="10" w:before="0"/>
               <w:ind w:left="120"/>
             </w:pPr>
-            <w:hyperlink w:history="1" r:id="rIdonbeyqymnuvmovzqnjub3">
+            <w:hyperlink w:history="1" r:id="rId71smdnvjsm6wjcmqyc3tv">
               <w:r>
                 <w:rPr>
                   <w:rFonts w:ascii="Arial" w:cs="Arial" w:eastAsia="Arial" w:hAnsi="Arial"/>
@@ -15201,6 +15201,312 @@
                 <w:sz w:val="16"/>
                 <w:szCs w:val="16"/>
               </w:rPr>
+              <w:t xml:space="preserve">📖 HTML:</w:t>
+            </w:r>
+          </w:p>
+          <w:p>
+            <w:pPr>
+              <w:spacing w:after="20" w:before="0"/>
+            </w:pPr>
+            <w:hyperlink w:history="1" r:id="rIdkh-u6cvqrtvhpptnxw7nq">
+              <w:r>
+                <w:rPr>
+                  <w:rFonts w:ascii="Arial" w:cs="Arial" w:eastAsia="Arial" w:hAnsi="Arial"/>
+                  <w:color w:val="2E75B6"/>
+                  <w:sz w:val="16"/>
+                  <w:szCs w:val="16"/>
+                  <w:u w:val="single" w:color="2E75B6"/>
+                </w:rPr>
+                <w:t xml:space="preserve">Graphing Lines</w:t>
+              </w:r>
+            </w:hyperlink>
+          </w:p>
+          <w:p>
+            <w:pPr>
+              <w:spacing w:after="10" w:before="0"/>
+              <w:ind w:left="120"/>
+            </w:pPr>
+            <w:r>
+              <w:rPr>
+                <w:rFonts w:ascii="Arial" w:cs="Arial" w:eastAsia="Arial" w:hAnsi="Arial"/>
+                <w:color w:val="595959"/>
+                <w:sz w:val="14"/>
+                <w:szCs w:val="14"/>
+              </w:rPr>
+              <w:t xml:space="preserve">Source: PhET Interactive Simulations (English)</w:t>
+            </w:r>
+          </w:p>
+          <w:p>
+            <w:pPr>
+              <w:spacing w:after="10" w:before="0"/>
+              <w:ind w:left="120"/>
+            </w:pPr>
+            <w:hyperlink w:history="1" r:id="rIdrwqsygwi4imyn6i4pinhm">
+              <w:r>
+                <w:rPr>
+                  <w:rFonts w:ascii="Arial" w:cs="Arial" w:eastAsia="Arial" w:hAnsi="Arial"/>
+                  <w:color w:val="595959"/>
+                  <w:sz w:val="14"/>
+                  <w:szCs w:val="14"/>
+                  <w:u w:val="single" w:color="595959"/>
+                </w:rPr>
+                <w:t xml:space="preserve">🔍 Search ARES for similar readings</w:t>
+              </w:r>
+            </w:hyperlink>
+          </w:p>
+        </w:tc>
+        <w:tc>
+          <w:tcPr>
+            <w:tcW w:type="dxa" w:w="3040"/>
+            <w:shd w:fill="FFFFFF" w:color="auto" w:val="clear"/>
+            <w:tcMar>
+              <w:top w:type="dxa" w:w="60"/>
+              <w:left w:type="dxa" w:w="120"/>
+              <w:bottom w:type="dxa" w:w="60"/>
+              <w:right w:type="dxa" w:w="120"/>
+            </w:tcMar>
+            <w:vAlign w:val="top"/>
+          </w:tcPr>
+          <w:p>
+            <w:pPr>
+              <w:spacing w:after="40" w:before="0"/>
+              <w:jc w:val="left"/>
+            </w:pPr>
+            <w:r>
+              <w:rPr>
+                <w:rFonts w:ascii="Arial" w:cs="Arial" w:eastAsia="Arial" w:hAnsi="Arial"/>
+                <w:b w:val="false"/>
+                <w:bCs w:val="false"/>
+                <w:i w:val="false"/>
+                <w:iCs w:val="false"/>
+                <w:color w:val="000000"/>
+                <w:sz w:val="18"/>
+                <w:szCs w:val="18"/>
+              </w:rPr>
+              <w:t xml:space="preserve">Pairs receive two printed data tables. Data Table 1 is drawn from the Timer Race: it records Walker A's displacement (in metres, from the starting point, with direction defined as positive toward the finish line) at 10-second intervals over 60 seconds, including a return segment. Data Table 2 models an SGR train departing Nairobi (displacement = 0 km) toward Mombasa, recorded at 30-minute intervals over 4.5 hours, with a scheduled stop at Mtito Andei. Pairs plot both graphs on pre-printed grid paper (axes already labelled with scale). They use a ruler for straight segments and a smooth curve for non-uniform segments. Each pair must: (1) plot all points accurately, (2) join points appropriately (straight line or curve), (3) circle any segment that looks 'flat' and write a hypothesis about what it means, and (4) mark the steepest segment with an arrow.</w:t>
+            </w:r>
+          </w:p>
+        </w:tc>
+        <w:tc>
+          <w:tcPr>
+            <w:tcW w:type="dxa" w:w="3040"/>
+            <w:shd w:fill="F2F2F2" w:color="auto" w:val="clear"/>
+            <w:tcMar>
+              <w:top w:type="dxa" w:w="60"/>
+              <w:left w:type="dxa" w:w="120"/>
+              <w:bottom w:type="dxa" w:w="60"/>
+              <w:right w:type="dxa" w:w="120"/>
+            </w:tcMar>
+            <w:vAlign w:val="top"/>
+          </w:tcPr>
+          <w:p>
+            <w:pPr>
+              <w:spacing w:after="40" w:before="0"/>
+              <w:jc w:val="left"/>
+            </w:pPr>
+            <w:r>
+              <w:rPr>
+                <w:rFonts w:ascii="Arial" w:cs="Arial" w:eastAsia="Arial" w:hAnsi="Arial"/>
+                <w:b w:val="false"/>
+                <w:bCs w:val="false"/>
+                <w:i w:val="false"/>
+                <w:iCs w:val="false"/>
+                <w:color w:val="000000"/>
+                <w:sz w:val="18"/>
+                <w:szCs w:val="18"/>
+              </w:rPr>
+              <w:t xml:space="preserve">Distribute materials and say: 'You have two data tables and two grids. Your job is to be a precise graph-drawing machine — every point plotted, every axis labelled with units, every segment joined correctly.' [Model the first two data points of Table 1 on the board demonstrating correct plotting technique — cross marks, not dots.] 'Notice: I am using a cross, not a dot, so the exact point is clear.' Circulate continuously. At the 8-minute mark, pause the class: 'Hands up — who has found a segment where displacement is NOT changing? What does that tell you about the walker?' [WAIT TIME: 10 seconds.] Cold-call 2 learners. At the 15-minute mark: 'Now look at your SGR graph — find the Mtito Andei stop and circle it. Describe what the graph looks like there to your partner.' [WAIT TIME: 12 seconds.] Close the Observe phase by asking: 'What is the steepest segment on your SGR graph telling you about the train's motion?' Cold-call 2 learners before transitioning.</w:t>
+            </w:r>
+          </w:p>
+        </w:tc>
+        <w:tc>
+          <w:tcPr>
+            <w:tcW w:type="dxa" w:w="3040"/>
+            <w:shd w:fill="FFFFFF" w:color="auto" w:val="clear"/>
+            <w:tcMar>
+              <w:top w:type="dxa" w:w="60"/>
+              <w:left w:type="dxa" w:w="120"/>
+              <w:bottom w:type="dxa" w:w="60"/>
+              <w:right w:type="dxa" w:w="120"/>
+            </w:tcMar>
+            <w:vAlign w:val="top"/>
+          </w:tcPr>
+          <w:p>
+            <w:pPr>
+              <w:spacing w:after="40" w:before="0"/>
+              <w:jc w:val="left"/>
+            </w:pPr>
+            <w:r>
+              <w:rPr>
+                <w:rFonts w:ascii="Arial" w:cs="Arial" w:eastAsia="Arial" w:hAnsi="Arial"/>
+                <w:b w:val="false"/>
+                <w:bCs w:val="false"/>
+                <w:i w:val="false"/>
+                <w:iCs w:val="false"/>
+                <w:color w:val="000000"/>
+                <w:sz w:val="18"/>
+                <w:szCs w:val="18"/>
+              </w:rPr>
+              <w:t xml:space="preserve">Data-to-Graph Translation with Structured Annotation: Physically plotting data points and annotating features (flat segments, steep segments, curves) forces learners to connect numerical values to visual patterns. Circling flat segments and hypothesising about their meaning scaffolds the leap from 'what I see' to 'what it means physically' — directly linking back to the Timer Race puzzle (Walker C's return is visible as a descending line, resolving earlier cognitive conflict).</w:t>
+            </w:r>
+          </w:p>
+        </w:tc>
+        <w:tc>
+          <w:tcPr>
+            <w:tcW w:type="dxa" w:w="3040"/>
+            <w:shd w:fill="F2F2F2" w:color="auto" w:val="clear"/>
+            <w:tcMar>
+              <w:top w:type="dxa" w:w="60"/>
+              <w:left w:type="dxa" w:w="120"/>
+              <w:bottom w:type="dxa" w:w="60"/>
+              <w:right w:type="dxa" w:w="120"/>
+            </w:tcMar>
+            <w:vAlign w:val="top"/>
+          </w:tcPr>
+          <w:p>
+            <w:pPr>
+              <w:spacing w:after="40" w:before="0"/>
+              <w:jc w:val="left"/>
+            </w:pPr>
+            <w:r>
+              <w:rPr>
+                <w:rFonts w:ascii="Arial" w:cs="Arial" w:eastAsia="Arial" w:hAnsi="Arial"/>
+                <w:b w:val="false"/>
+                <w:bCs w:val="false"/>
+                <w:i w:val="false"/>
+                <w:iCs w:val="false"/>
+                <w:color w:val="000000"/>
+                <w:sz w:val="18"/>
+                <w:szCs w:val="18"/>
+              </w:rPr>
+              <w:t xml:space="preserve">Collect one graph per pair at the end of this phase for a 2-minute gallery scan. Observable indicators of proficiency: (1) axes correctly labelled with quantity and unit (displacement/m; time/s); (2) scale consistent and appropriate; (3) flat segments correctly identified; (4) points joined with a ruler where data is linear. Common error to watch: learners drawing a 'zigzag' line to mimic the physical path — address whole-class if observed in more than 3 pairs.</w:t>
+            </w:r>
+          </w:p>
+        </w:tc>
+      </w:tr>
+      <w:tr>
+        <w:tc>
+          <w:tcPr>
+            <w:tcW w:type="dxa" w:w="1520"/>
+            <w:shd w:fill="E2EFDA" w:color="auto" w:val="clear"/>
+            <w:tcMar>
+              <w:top w:type="dxa" w:w="60"/>
+              <w:left w:type="dxa" w:w="120"/>
+              <w:bottom w:type="dxa" w:w="60"/>
+              <w:right w:type="dxa" w:w="120"/>
+            </w:tcMar>
+            <w:vAlign w:val="top"/>
+          </w:tcPr>
+          <w:p>
+            <w:pPr>
+              <w:spacing w:after="40" w:before="0"/>
+              <w:jc w:val="left"/>
+            </w:pPr>
+            <w:r>
+              <w:rPr>
+                <w:rFonts w:ascii="Arial" w:cs="Arial" w:eastAsia="Arial" w:hAnsi="Arial"/>
+                <w:b/>
+                <w:bCs/>
+                <w:i w:val="false"/>
+                <w:iCs w:val="false"/>
+                <w:color w:val="000000"/>
+                <w:sz w:val="18"/>
+                <w:szCs w:val="18"/>
+              </w:rPr>
+              <w:t xml:space="preserve">Explain Phase</w:t>
+            </w:r>
+          </w:p>
+          <w:p>
+            <w:pPr>
+              <w:spacing w:after="20" w:before="0"/>
+            </w:pPr>
+            <w:r>
+              <w:rPr>
+                <w:rFonts w:ascii="Arial" w:cs="Arial" w:eastAsia="Arial" w:hAnsi="Arial"/>
+                <w:b/>
+                <w:bCs/>
+                <w:color w:val="1F3864"/>
+                <w:sz w:val="16"/>
+                <w:szCs w:val="16"/>
+              </w:rPr>
+              <w:t xml:space="preserve">📹 VIDEO:</w:t>
+            </w:r>
+          </w:p>
+          <w:p>
+            <w:pPr>
+              <w:spacing w:after="20" w:before="0"/>
+            </w:pPr>
+            <w:hyperlink w:history="1" r:id="rIdl4nbslwlju0g_jfc0kck3">
+              <w:r>
+                <w:rPr>
+                  <w:rFonts w:ascii="Arial" w:cs="Arial" w:eastAsia="Arial" w:hAnsi="Arial"/>
+                  <w:color w:val="2E75B6"/>
+                  <w:sz w:val="16"/>
+                  <w:szCs w:val="16"/>
+                  <w:u w:val="single" w:color="2E75B6"/>
+                </w:rPr>
+                <w:t xml:space="preserve">Slope of a line: negative slope</w:t>
+              </w:r>
+            </w:hyperlink>
+          </w:p>
+          <w:p>
+            <w:pPr>
+              <w:spacing w:after="10" w:before="0"/>
+              <w:ind w:left="120"/>
+            </w:pPr>
+            <w:r>
+              <w:rPr>
+                <w:rFonts w:ascii="Arial" w:cs="Arial" w:eastAsia="Arial" w:hAnsi="Arial"/>
+                <w:color w:val="595959"/>
+                <w:sz w:val="14"/>
+                <w:szCs w:val="14"/>
+              </w:rPr>
+              <w:t xml:space="preserve">Source: Khan Academy (English - US curriculum)</w:t>
+            </w:r>
+          </w:p>
+          <w:p>
+            <w:pPr>
+              <w:spacing w:after="10" w:before="0"/>
+              <w:ind w:left="120"/>
+            </w:pPr>
+            <w:hyperlink w:history="1" r:id="rIdrzp3flcvuv8uygkq0im09">
+              <w:r>
+                <w:rPr>
+                  <w:rFonts w:ascii="Arial" w:cs="Arial" w:eastAsia="Arial" w:hAnsi="Arial"/>
+                  <w:color w:val="595959"/>
+                  <w:sz w:val="14"/>
+                  <w:szCs w:val="14"/>
+                  <w:u w:val="single" w:color="595959"/>
+                </w:rPr>
+                <w:t xml:space="preserve">🔍 Search ARES for similar videos</w:t>
+              </w:r>
+            </w:hyperlink>
+          </w:p>
+          <w:p>
+            <w:pPr>
+              <w:spacing w:after="40" w:before="0"/>
+            </w:pPr>
+            <w:r>
+              <w:rPr>
+                <w:sz w:val="14"/>
+                <w:szCs w:val="14"/>
+              </w:rPr>
+              <w:t xml:space="preserve"/>
+            </w:r>
+          </w:p>
+          <w:p>
+            <w:pPr>
+              <w:spacing w:after="20" w:before="0"/>
+            </w:pPr>
+            <w:r>
+              <w:rPr>
+                <w:rFonts w:ascii="Arial" w:cs="Arial" w:eastAsia="Arial" w:hAnsi="Arial"/>
+                <w:b/>
+                <w:bCs/>
+                <w:color w:val="1F3864"/>
+                <w:sz w:val="16"/>
+                <w:szCs w:val="16"/>
+              </w:rPr>
               <w:t xml:space="preserve">📖 EXERCISE:</w:t>
             </w:r>
           </w:p>
@@ -15208,7 +15514,7 @@
             <w:pPr>
               <w:spacing w:after="20" w:before="0"/>
             </w:pPr>
-            <w:hyperlink w:history="1" r:id="rIdhz4scy9m5ehoutplzll5j">
+            <w:hyperlink w:history="1" r:id="rIdc4umu9bgfrcj2bsebvp5h">
               <w:r>
                 <w:rPr>
                   <w:rFonts w:ascii="Arial" w:cs="Arial" w:eastAsia="Arial" w:hAnsi="Arial"/>
@@ -15241,7 +15547,7 @@
               <w:spacing w:after="10" w:before="0"/>
               <w:ind w:left="120"/>
             </w:pPr>
-            <w:hyperlink w:history="1" r:id="rIdl7ydvvbzgla_hlb3gbrr_">
+            <w:hyperlink w:history="1" r:id="rIdoriterwvxf417uvtyur6c">
               <w:r>
                 <w:rPr>
                   <w:rFonts w:ascii="Arial" w:cs="Arial" w:eastAsia="Arial" w:hAnsi="Arial"/>
@@ -15283,7 +15589,7 @@
                 <w:sz w:val="18"/>
                 <w:szCs w:val="18"/>
               </w:rPr>
-              <w:t xml:space="preserve">Pairs receive two printed data tables. Data Table 1 is drawn from the Timer Race: it records Walker A's displacement (in metres, from the starting point, with direction defined as positive toward the finish line) at 10-second intervals over 60 seconds, including a return segment. Data Table 2 models an SGR train departing Nairobi (displacement = 0 km) toward Mombasa, recorded at 30-minute intervals over 4.5 hours, with a scheduled stop at Mtito Andei. Pairs plot both graphs on pre-printed grid paper (axes already labelled with scale). They use a ruler for straight segments and a smooth curve for non-uniform segments. Each pair must: (1) plot all points accurately, (2) join points appropriately (straight line or curve), (3) circle any segment that looks 'flat' and write a hypothesis about what it means, and (4) mark the steepest segment with an arrow.</w:t>
+              <w:t xml:space="preserve">The class engages in a structured whole-class discussion to interpret the graph features. Learners use their completed graphs and the vocabulary wall (displacement, velocity, gradient, stationary, uniform, non-uniform) to explain: (1) what a flat horizontal segment means; (2) what a steep positive slope means versus a gentle positive slope; (3) what a negative slope means in the context of the Timer Race and the SGR; and (4) how to calculate velocity from the graph using gradient = rise ÷ run = Δdisplacement ÷ Δtime. Learners then individually calculate the velocity of Walker A during two different segments and the velocity of the SGR train between Nairobi and Mtito Andei.</w:t>
             </w:r>
           </w:p>
         </w:tc>
@@ -15315,7 +15621,7 @@
                 <w:sz w:val="18"/>
                 <w:szCs w:val="18"/>
               </w:rPr>
-              <w:t xml:space="preserve">Distribute materials and say: 'You have two data tables and two grids. Your job is to be a precise graph-drawing machine — every point plotted, every axis labelled with units, every segment joined correctly.' [Model the first two data points of Table 1 on the board demonstrating correct plotting technique — cross marks, not dots.] 'Notice: I am using a cross, not a dot, so the exact point is clear.' Circulate continuously. At the 8-minute mark, pause the class: 'Hands up — who has found a segment where displacement is NOT changing? What does that tell you about the walker?' [WAIT TIME: 10 seconds.] Cold-call 2 learners. At the 15-minute mark: 'Now look at your SGR graph — find the Mtito Andei stop and circle it. Describe what the graph looks like there to your partner.' [WAIT TIME: 12 seconds.] Close the Observe phase by asking: 'What is the steepest segment on your SGR graph telling you about the train's motion?' Cold-call 2 learners before transitioning.</w:t>
+              <w:t xml:space="preserve">Begin with a reference back to predictions: 'Let's return to our predictions on the board. Raise your hand if your sketch for Walker C looked anything like what your graph shows now.' [Pause — acknowledge hands without judgement.] Display a large annotated exemplar graph on the board. Use a 'gradient hunt': 'Pick the steepest segment on your Walker A graph. Using rise over run — Δdisplacement divided by Δtime — calculate the gradient. That gradient IS the velocity. Work it out now — 3 minutes, silent, individual.' [WAIT TIME: Allow 3 full minutes.] Cold-call 3 learners for their answers: 'Kamau, what gradient did you get for segment 1? What does that number mean physically — in words, not just numbers.' [WAIT TIME: 12 seconds.] Address the concept of negative gradient directly: 'When Wanjiru retraced her steps in the Timer Race, her displacement decreased. What does the graph look like? What sign is the velocity?' Build the formal statement on the board: 'Gradient of a displacement–time graph = velocity. Positive gradient = moving away from reference point. Zero gradient = stationary. Negative gradient = moving back toward or past the reference point.' Connect to the driving question: 'So can a displacement–time graph tell us direction? Yes — the sign of the gradient tells us direction. This is exactly why the speedometer of a matatu cannot tell you which direction Nairobi is, but a displacement–time graph can.'</w:t>
             </w:r>
           </w:p>
         </w:tc>
@@ -15347,7 +15653,7 @@
                 <w:sz w:val="18"/>
                 <w:szCs w:val="18"/>
               </w:rPr>
-              <w:t xml:space="preserve">Data-to-Graph Translation with Structured Annotation: Physically plotting data points and annotating features (flat segments, steep segments, curves) forces learners to connect numerical values to visual patterns. Circling flat segments and hypothesising about their meaning scaffolds the leap from 'what I see' to 'what it means physically' — directly linking back to the Timer Race puzzle (Walker C's return is visible as a descending line, resolving earlier cognitive conflict).</w:t>
+              <w:t xml:space="preserve">Gradient Hunt with Formal Generalisation: Learners first calculate gradients for specific segments (concrete), then the teacher formalises the pattern into a transferable rule (abstract). Connecting the negative gradient explicitly to Walker C's return journey and the matatu example from the driving question anchors abstract algebra in lived Kenyan experience and resolves the original cognitive conflict from Lesson 1.</w:t>
             </w:r>
           </w:p>
         </w:tc>
@@ -15379,7 +15685,7 @@
                 <w:sz w:val="18"/>
                 <w:szCs w:val="18"/>
               </w:rPr>
-              <w:t xml:space="preserve">Collect one graph per pair at the end of this phase for a 2-minute gallery scan. Observable indicators of proficiency: (1) axes correctly labelled with quantity and unit (displacement/m; time/s); (2) scale consistent and appropriate; (3) flat segments correctly identified; (4) points joined with a ruler where data is linear. Common error to watch: learners drawing a 'zigzag' line to mimic the physical path — address whole-class if observed in more than 3 pairs.</w:t>
+              <w:t xml:space="preserve">Observe individual gradient calculations. Proficiency indicators: (1) learner correctly selects two points on a straight segment (not random points); (2) correctly computes Δdisplacement and Δtime with correct units; (3) states velocity with a sign and a unit (e.g., '+2.5 m/s' not just '2.5'); (4) can verbally interpret the sign. Misconception to probe: learners who compute gradient using distance instead of displacement — ask: 'Did you use the y-axis value or the actual path length?'</w:t>
             </w:r>
           </w:p>
         </w:tc>
@@ -15388,32 +15694,32 @@
         <w:tc>
           <w:tcPr>
             <w:tcW w:type="dxa" w:w="1520"/>
-            <w:shd w:fill="E2EFDA" w:color="auto" w:val="clear"/>
-            <w:tcMar>
-              <w:top w:type="dxa" w:w="60"/>
-              <w:left w:type="dxa" w:w="120"/>
-              <w:bottom w:type="dxa" w:w="60"/>
-              <w:right w:type="dxa" w:w="120"/>
-            </w:tcMar>
-            <w:vAlign w:val="top"/>
-          </w:tcPr>
-          <w:p>
-            <w:pPr>
-              <w:spacing w:after="40" w:before="0"/>
-              <w:jc w:val="left"/>
-            </w:pPr>
-            <w:r>
-              <w:rPr>
-                <w:rFonts w:ascii="Arial" w:cs="Arial" w:eastAsia="Arial" w:hAnsi="Arial"/>
-                <w:b/>
-                <w:bCs/>
-                <w:i w:val="false"/>
-                <w:iCs w:val="false"/>
-                <w:color w:val="000000"/>
-                <w:sz w:val="18"/>
-                <w:szCs w:val="18"/>
-              </w:rPr>
-              <w:t xml:space="preserve">Explain Phase</w:t>
+            <w:shd w:fill="FCE4D6" w:color="auto" w:val="clear"/>
+            <w:tcMar>
+              <w:top w:type="dxa" w:w="60"/>
+              <w:left w:type="dxa" w:w="120"/>
+              <w:bottom w:type="dxa" w:w="60"/>
+              <w:right w:type="dxa" w:w="120"/>
+            </w:tcMar>
+            <w:vAlign w:val="top"/>
+          </w:tcPr>
+          <w:p>
+            <w:pPr>
+              <w:spacing w:after="40" w:before="0"/>
+              <w:jc w:val="left"/>
+            </w:pPr>
+            <w:r>
+              <w:rPr>
+                <w:rFonts w:ascii="Arial" w:cs="Arial" w:eastAsia="Arial" w:hAnsi="Arial"/>
+                <w:b/>
+                <w:bCs/>
+                <w:i w:val="false"/>
+                <w:iCs w:val="false"/>
+                <w:color w:val="000000"/>
+                <w:sz w:val="18"/>
+                <w:szCs w:val="18"/>
+              </w:rPr>
+              <w:t xml:space="preserve">Driving Question Board (DQB) Creation</w:t>
             </w:r>
           </w:p>
           <w:p>
@@ -15436,7 +15742,7 @@
             <w:pPr>
               <w:spacing w:after="20" w:before="0"/>
             </w:pPr>
-            <w:hyperlink w:history="1" r:id="rIdhqko9ho4rcoabq9rp-jxw">
+            <w:hyperlink w:history="1" r:id="rId-37sceoennd9tiujykvzx">
               <w:r>
                 <w:rPr>
                   <w:rFonts w:ascii="Arial" w:cs="Arial" w:eastAsia="Arial" w:hAnsi="Arial"/>
@@ -15445,7 +15751,7 @@
                   <w:szCs w:val="16"/>
                   <w:u w:val="single" w:color="2E75B6"/>
                 </w:rPr>
-                <w:t xml:space="preserve">Reading line graphs</w:t>
+                <w:t xml:space="preserve">Positive &amp; negative slope</w:t>
               </w:r>
             </w:hyperlink>
           </w:p>
@@ -15469,7 +15775,7 @@
               <w:spacing w:after="10" w:before="0"/>
               <w:ind w:left="120"/>
             </w:pPr>
-            <w:hyperlink w:history="1" r:id="rIdivdqv3melqwgfir36wf-j">
+            <w:hyperlink w:history="1" r:id="rId2u-orwza10im4pelz8mkp">
               <w:r>
                 <w:rPr>
                   <w:rFonts w:ascii="Arial" w:cs="Arial" w:eastAsia="Arial" w:hAnsi="Arial"/>
@@ -15514,7 +15820,7 @@
             <w:pPr>
               <w:spacing w:after="20" w:before="0"/>
             </w:pPr>
-            <w:hyperlink w:history="1" r:id="rIdve07cuq9cuqmn-tv5znin">
+            <w:hyperlink w:history="1" r:id="rId0y8buxecmhwwwwxrveodk">
               <w:r>
                 <w:rPr>
                   <w:rFonts w:ascii="Arial" w:cs="Arial" w:eastAsia="Arial" w:hAnsi="Arial"/>
@@ -15547,7 +15853,7 @@
               <w:spacing w:after="10" w:before="0"/>
               <w:ind w:left="120"/>
             </w:pPr>
-            <w:hyperlink w:history="1" r:id="rIdvh_vb3nbnvlx-id2g3zv8">
+            <w:hyperlink w:history="1" r:id="rIdngakby5ftau6rffml_thy">
               <w:r>
                 <w:rPr>
                   <w:rFonts w:ascii="Arial" w:cs="Arial" w:eastAsia="Arial" w:hAnsi="Arial"/>
@@ -15589,7 +15895,7 @@
                 <w:sz w:val="18"/>
                 <w:szCs w:val="18"/>
               </w:rPr>
-              <w:t xml:space="preserve">The class engages in a structured whole-class discussion to interpret the graph features. Learners use their completed graphs and the vocabulary wall (displacement, velocity, gradient, stationary, uniform, non-uniform) to explain: (1) what a flat horizontal segment means; (2) what a steep positive slope means versus a gentle positive slope; (3) what a negative slope means in the context of the Timer Race and the SGR; and (4) how to calculate velocity from the graph using gradient = rise ÷ run = Δdisplacement ÷ Δtime. Learners then individually calculate the velocity of Walker A during two different segments and the velocity of the SGR train between Nairobi and Mtito Andei.</w:t>
+              <w:t xml:space="preserve">Each learner writes one new 'evidence claim' on a sticky note in the format: 'I now have evidence that… [claim] … because… [graph feature].' They post it under the relevant driving question on the class Driving Question Board. Learners also write one remaining question — something today's lesson raised but did not yet answer — on a different coloured sticky note. The class does a 2-minute silent gallery walk to read peers' claims before returning to seats.</w:t>
             </w:r>
           </w:p>
         </w:tc>
@@ -15621,7 +15927,7 @@
                 <w:sz w:val="18"/>
                 <w:szCs w:val="18"/>
               </w:rPr>
-              <w:t xml:space="preserve">Begin with a reference back to predictions: 'Let's return to our predictions on the board. Raise your hand if your sketch for Walker C looked anything like what your graph shows now.' [Pause — acknowledge hands without judgement.] Display a large annotated exemplar graph on the board. Use a 'gradient hunt': 'Pick the steepest segment on your Walker A graph. Using rise over run — Δdisplacement divided by Δtime — calculate the gradient. That gradient IS the velocity. Work it out now — 3 minutes, silent, individual.' [WAIT TIME: Allow 3 full minutes.] Cold-call 3 learners for their answers: 'Kamau, what gradient did you get for segment 1? What does that number mean physically — in words, not just numbers.' [WAIT TIME: 12 seconds.] Address the concept of negative gradient directly: 'When Wanjiru retraced her steps in the Timer Race, her displacement decreased. What does the graph look like? What sign is the velocity?' Build the formal statement on the board: 'Gradient of a displacement–time graph = velocity. Positive gradient = moving away from reference point. Zero gradient = stationary. Negative gradient = moving back toward or past the reference point.' Connect to the driving question: 'So can a displacement–time graph tell us direction? Yes — the sign of the gradient tells us direction. This is exactly why the speedometer of a matatu cannot tell you which direction Nairobi is, but a displacement–time graph can.'</w:t>
+              <w:t xml:space="preserve">Distribute two sticky notes per learner (different colours). Say: 'In the evidence colour, write one thing you now have graph evidence for — use the sentence stem: I now have evidence that… because my graph shows… In the question colour, write one thing you are still wondering.' [Allow 4 minutes.] 'Now post your evidence note under the driving question it helps answer, and your question note in the open questions section.' [Allow 2 minutes for posting.] Facilitate a 2-minute silent gallery walk: 'Walk around, read three claims that are NOT yours, and put a tick on any claim you agree with.' After gallery walk: 'I noticed several of you wrote questions about what happens when velocity itself is changing — that is exactly where we are going in Lesson 6.' [Preview hook.] Cold-call 2 learners: 'Fatuma, read out your evidence claim — how does it connect to the Timer Race puzzle we started with?'</w:t>
             </w:r>
           </w:p>
         </w:tc>
@@ -15653,7 +15959,7 @@
                 <w:sz w:val="18"/>
                 <w:szCs w:val="18"/>
               </w:rPr>
-              <w:t xml:space="preserve">Gradient Hunt with Formal Generalisation: Learners first calculate gradients for specific segments (concrete), then the teacher formalises the pattern into a transferable rule (abstract). Connecting the negative gradient explicitly to Walker C's return journey and the matatu example from the driving question anchors abstract algebra in lived Kenyan experience and resolves the original cognitive conflict from Lesson 1.</w:t>
+              <w:t xml:space="preserve">Evidence Claim Posting with Gallery Walk: The structured sticky-note protocol requires learners to articulate the logical link between their graph observation (evidence) and their conceptual claim — a core scientific practice. The gallery walk creates peer accountability and helps the teacher rapidly audit the range of understanding across the class without collecting books.</w:t>
             </w:r>
           </w:p>
         </w:tc>
@@ -15685,7 +15991,7 @@
                 <w:sz w:val="18"/>
                 <w:szCs w:val="18"/>
               </w:rPr>
-              <w:t xml:space="preserve">Observe individual gradient calculations. Proficiency indicators: (1) learner correctly selects two points on a straight segment (not random points); (2) correctly computes Δdisplacement and Δtime with correct units; (3) states velocity with a sign and a unit (e.g., '+2.5 m/s' not just '2.5'); (4) can verbally interpret the sign. Misconception to probe: learners who compute gradient using distance instead of displacement — ask: 'Did you use the y-axis value or the actual path length?'</w:t>
+              <w:t xml:space="preserve">Read sticky notes as they are posted. Proficiency indicator: evidence claim includes a specific graph feature (e.g., 'the flat segment,' 'the negative gradient') linked to a physical meaning (e.g., 'the train was stationary,' 'Walker C was moving backward'). Flag vague claims (e.g., 'I learned about graphs') for individual follow-up at lesson start in Lesson 6.</w:t>
             </w:r>
           </w:p>
         </w:tc>
@@ -15694,32 +16000,32 @@
         <w:tc>
           <w:tcPr>
             <w:tcW w:type="dxa" w:w="1520"/>
-            <w:shd w:fill="FCE4D6" w:color="auto" w:val="clear"/>
-            <w:tcMar>
-              <w:top w:type="dxa" w:w="60"/>
-              <w:left w:type="dxa" w:w="120"/>
-              <w:bottom w:type="dxa" w:w="60"/>
-              <w:right w:type="dxa" w:w="120"/>
-            </w:tcMar>
-            <w:vAlign w:val="top"/>
-          </w:tcPr>
-          <w:p>
-            <w:pPr>
-              <w:spacing w:after="40" w:before="0"/>
-              <w:jc w:val="left"/>
-            </w:pPr>
-            <w:r>
-              <w:rPr>
-                <w:rFonts w:ascii="Arial" w:cs="Arial" w:eastAsia="Arial" w:hAnsi="Arial"/>
-                <w:b/>
-                <w:bCs/>
-                <w:i w:val="false"/>
-                <w:iCs w:val="false"/>
-                <w:color w:val="000000"/>
-                <w:sz w:val="18"/>
-                <w:szCs w:val="18"/>
-              </w:rPr>
-              <w:t xml:space="preserve">Driving Question Board (DQB) Creation</w:t>
+            <w:shd w:fill="D5E8F0" w:color="auto" w:val="clear"/>
+            <w:tcMar>
+              <w:top w:type="dxa" w:w="60"/>
+              <w:left w:type="dxa" w:w="120"/>
+              <w:bottom w:type="dxa" w:w="60"/>
+              <w:right w:type="dxa" w:w="120"/>
+            </w:tcMar>
+            <w:vAlign w:val="top"/>
+          </w:tcPr>
+          <w:p>
+            <w:pPr>
+              <w:spacing w:after="40" w:before="0"/>
+              <w:jc w:val="left"/>
+            </w:pPr>
+            <w:r>
+              <w:rPr>
+                <w:rFonts w:ascii="Arial" w:cs="Arial" w:eastAsia="Arial" w:hAnsi="Arial"/>
+                <w:b/>
+                <w:bCs/>
+                <w:i w:val="false"/>
+                <w:iCs w:val="false"/>
+                <w:color w:val="000000"/>
+                <w:sz w:val="18"/>
+                <w:szCs w:val="18"/>
+              </w:rPr>
+              <w:t xml:space="preserve">Model Building Phase</w:t>
             </w:r>
           </w:p>
           <w:p>
@@ -15742,7 +16048,7 @@
             <w:pPr>
               <w:spacing w:after="20" w:before="0"/>
             </w:pPr>
-            <w:hyperlink w:history="1" r:id="rIddnpypqquvnwd2ply8kd4m">
+            <w:hyperlink w:history="1" r:id="rIdwi05ftlwfh82cho4mw8dl">
               <w:r>
                 <w:rPr>
                   <w:rFonts w:ascii="Arial" w:cs="Arial" w:eastAsia="Arial" w:hAnsi="Arial"/>
@@ -15751,7 +16057,7 @@
                   <w:szCs w:val="16"/>
                   <w:u w:val="single" w:color="2E75B6"/>
                 </w:rPr>
-                <w:t xml:space="preserve">Deriving displacement as a function of time, acceleration, and initial velocity</w:t>
+                <w:t xml:space="preserve">Slope of a line: negative slope -dubbed(KY)</w:t>
               </w:r>
             </w:hyperlink>
           </w:p>
@@ -15767,7 +16073,7 @@
                 <w:sz w:val="14"/>
                 <w:szCs w:val="14"/>
               </w:rPr>
-              <w:t xml:space="preserve">Source: Khan Academy (English - US curriculum)</w:t>
+              <w:t xml:space="preserve">Source: Khan Academy (Kiswahili)</w:t>
             </w:r>
           </w:p>
           <w:p>
@@ -15775,7 +16081,7 @@
               <w:spacing w:after="10" w:before="0"/>
               <w:ind w:left="120"/>
             </w:pPr>
-            <w:hyperlink w:history="1" r:id="rIdbw8vxem-zbj2pscy1lnct">
+            <w:hyperlink w:history="1" r:id="rIdui70ualat0k9mxvendklo">
               <w:r>
                 <w:rPr>
                   <w:rFonts w:ascii="Arial" w:cs="Arial" w:eastAsia="Arial" w:hAnsi="Arial"/>
@@ -15820,7 +16126,7 @@
             <w:pPr>
               <w:spacing w:after="20" w:before="0"/>
             </w:pPr>
-            <w:hyperlink w:history="1" r:id="rIdbiw_ggwuqbpkwipebvr_p">
+            <w:hyperlink w:history="1" r:id="rIdb6xb2xeurgdkobldlpr9u">
               <w:r>
                 <w:rPr>
                   <w:rFonts w:ascii="Arial" w:cs="Arial" w:eastAsia="Arial" w:hAnsi="Arial"/>
@@ -15853,313 +16159,7 @@
               <w:spacing w:after="10" w:before="0"/>
               <w:ind w:left="120"/>
             </w:pPr>
-            <w:hyperlink w:history="1" r:id="rIdjqggmvwnryia_in_nburo">
-              <w:r>
-                <w:rPr>
-                  <w:rFonts w:ascii="Arial" w:cs="Arial" w:eastAsia="Arial" w:hAnsi="Arial"/>
-                  <w:color w:val="595959"/>
-                  <w:sz w:val="14"/>
-                  <w:szCs w:val="14"/>
-                  <w:u w:val="single" w:color="595959"/>
-                </w:rPr>
-                <w:t xml:space="preserve">🔍 Search ARES for similar readings</w:t>
-              </w:r>
-            </w:hyperlink>
-          </w:p>
-        </w:tc>
-        <w:tc>
-          <w:tcPr>
-            <w:tcW w:type="dxa" w:w="3040"/>
-            <w:shd w:fill="FFFFFF" w:color="auto" w:val="clear"/>
-            <w:tcMar>
-              <w:top w:type="dxa" w:w="60"/>
-              <w:left w:type="dxa" w:w="120"/>
-              <w:bottom w:type="dxa" w:w="60"/>
-              <w:right w:type="dxa" w:w="120"/>
-            </w:tcMar>
-            <w:vAlign w:val="top"/>
-          </w:tcPr>
-          <w:p>
-            <w:pPr>
-              <w:spacing w:after="40" w:before="0"/>
-              <w:jc w:val="left"/>
-            </w:pPr>
-            <w:r>
-              <w:rPr>
-                <w:rFonts w:ascii="Arial" w:cs="Arial" w:eastAsia="Arial" w:hAnsi="Arial"/>
-                <w:b w:val="false"/>
-                <w:bCs w:val="false"/>
-                <w:i w:val="false"/>
-                <w:iCs w:val="false"/>
-                <w:color w:val="000000"/>
-                <w:sz w:val="18"/>
-                <w:szCs w:val="18"/>
-              </w:rPr>
-              <w:t xml:space="preserve">Each learner writes one new 'evidence claim' on a sticky note in the format: 'I now have evidence that… [claim] … because… [graph feature].' They post it under the relevant driving question on the class Driving Question Board. Learners also write one remaining question — something today's lesson raised but did not yet answer — on a different coloured sticky note. The class does a 2-minute silent gallery walk to read peers' claims before returning to seats.</w:t>
-            </w:r>
-          </w:p>
-        </w:tc>
-        <w:tc>
-          <w:tcPr>
-            <w:tcW w:type="dxa" w:w="3040"/>
-            <w:shd w:fill="F2F2F2" w:color="auto" w:val="clear"/>
-            <w:tcMar>
-              <w:top w:type="dxa" w:w="60"/>
-              <w:left w:type="dxa" w:w="120"/>
-              <w:bottom w:type="dxa" w:w="60"/>
-              <w:right w:type="dxa" w:w="120"/>
-            </w:tcMar>
-            <w:vAlign w:val="top"/>
-          </w:tcPr>
-          <w:p>
-            <w:pPr>
-              <w:spacing w:after="40" w:before="0"/>
-              <w:jc w:val="left"/>
-            </w:pPr>
-            <w:r>
-              <w:rPr>
-                <w:rFonts w:ascii="Arial" w:cs="Arial" w:eastAsia="Arial" w:hAnsi="Arial"/>
-                <w:b w:val="false"/>
-                <w:bCs w:val="false"/>
-                <w:i w:val="false"/>
-                <w:iCs w:val="false"/>
-                <w:color w:val="000000"/>
-                <w:sz w:val="18"/>
-                <w:szCs w:val="18"/>
-              </w:rPr>
-              <w:t xml:space="preserve">Distribute two sticky notes per learner (different colours). Say: 'In the evidence colour, write one thing you now have graph evidence for — use the sentence stem: I now have evidence that… because my graph shows… In the question colour, write one thing you are still wondering.' [Allow 4 minutes.] 'Now post your evidence note under the driving question it helps answer, and your question note in the open questions section.' [Allow 2 minutes for posting.] Facilitate a 2-minute silent gallery walk: 'Walk around, read three claims that are NOT yours, and put a tick on any claim you agree with.' After gallery walk: 'I noticed several of you wrote questions about what happens when velocity itself is changing — that is exactly where we are going in Lesson 6.' [Preview hook.] Cold-call 2 learners: 'Fatuma, read out your evidence claim — how does it connect to the Timer Race puzzle we started with?'</w:t>
-            </w:r>
-          </w:p>
-        </w:tc>
-        <w:tc>
-          <w:tcPr>
-            <w:tcW w:type="dxa" w:w="3040"/>
-            <w:shd w:fill="FFFFFF" w:color="auto" w:val="clear"/>
-            <w:tcMar>
-              <w:top w:type="dxa" w:w="60"/>
-              <w:left w:type="dxa" w:w="120"/>
-              <w:bottom w:type="dxa" w:w="60"/>
-              <w:right w:type="dxa" w:w="120"/>
-            </w:tcMar>
-            <w:vAlign w:val="top"/>
-          </w:tcPr>
-          <w:p>
-            <w:pPr>
-              <w:spacing w:after="40" w:before="0"/>
-              <w:jc w:val="left"/>
-            </w:pPr>
-            <w:r>
-              <w:rPr>
-                <w:rFonts w:ascii="Arial" w:cs="Arial" w:eastAsia="Arial" w:hAnsi="Arial"/>
-                <w:b w:val="false"/>
-                <w:bCs w:val="false"/>
-                <w:i w:val="false"/>
-                <w:iCs w:val="false"/>
-                <w:color w:val="000000"/>
-                <w:sz w:val="18"/>
-                <w:szCs w:val="18"/>
-              </w:rPr>
-              <w:t xml:space="preserve">Evidence Claim Posting with Gallery Walk: The structured sticky-note protocol requires learners to articulate the logical link between their graph observation (evidence) and their conceptual claim — a core scientific practice. The gallery walk creates peer accountability and helps the teacher rapidly audit the range of understanding across the class without collecting books.</w:t>
-            </w:r>
-          </w:p>
-        </w:tc>
-        <w:tc>
-          <w:tcPr>
-            <w:tcW w:type="dxa" w:w="3040"/>
-            <w:shd w:fill="F2F2F2" w:color="auto" w:val="clear"/>
-            <w:tcMar>
-              <w:top w:type="dxa" w:w="60"/>
-              <w:left w:type="dxa" w:w="120"/>
-              <w:bottom w:type="dxa" w:w="60"/>
-              <w:right w:type="dxa" w:w="120"/>
-            </w:tcMar>
-            <w:vAlign w:val="top"/>
-          </w:tcPr>
-          <w:p>
-            <w:pPr>
-              <w:spacing w:after="40" w:before="0"/>
-              <w:jc w:val="left"/>
-            </w:pPr>
-            <w:r>
-              <w:rPr>
-                <w:rFonts w:ascii="Arial" w:cs="Arial" w:eastAsia="Arial" w:hAnsi="Arial"/>
-                <w:b w:val="false"/>
-                <w:bCs w:val="false"/>
-                <w:i w:val="false"/>
-                <w:iCs w:val="false"/>
-                <w:color w:val="000000"/>
-                <w:sz w:val="18"/>
-                <w:szCs w:val="18"/>
-              </w:rPr>
-              <w:t xml:space="preserve">Read sticky notes as they are posted. Proficiency indicator: evidence claim includes a specific graph feature (e.g., 'the flat segment,' 'the negative gradient') linked to a physical meaning (e.g., 'the train was stationary,' 'Walker C was moving backward'). Flag vague claims (e.g., 'I learned about graphs') for individual follow-up at lesson start in Lesson 6.</w:t>
-            </w:r>
-          </w:p>
-        </w:tc>
-      </w:tr>
-      <w:tr>
-        <w:tc>
-          <w:tcPr>
-            <w:tcW w:type="dxa" w:w="1520"/>
-            <w:shd w:fill="D5E8F0" w:color="auto" w:val="clear"/>
-            <w:tcMar>
-              <w:top w:type="dxa" w:w="60"/>
-              <w:left w:type="dxa" w:w="120"/>
-              <w:bottom w:type="dxa" w:w="60"/>
-              <w:right w:type="dxa" w:w="120"/>
-            </w:tcMar>
-            <w:vAlign w:val="top"/>
-          </w:tcPr>
-          <w:p>
-            <w:pPr>
-              <w:spacing w:after="40" w:before="0"/>
-              <w:jc w:val="left"/>
-            </w:pPr>
-            <w:r>
-              <w:rPr>
-                <w:rFonts w:ascii="Arial" w:cs="Arial" w:eastAsia="Arial" w:hAnsi="Arial"/>
-                <w:b/>
-                <w:bCs/>
-                <w:i w:val="false"/>
-                <w:iCs w:val="false"/>
-                <w:color w:val="000000"/>
-                <w:sz w:val="18"/>
-                <w:szCs w:val="18"/>
-              </w:rPr>
-              <w:t xml:space="preserve">Model Building Phase</w:t>
-            </w:r>
-          </w:p>
-          <w:p>
-            <w:pPr>
-              <w:spacing w:after="20" w:before="0"/>
-            </w:pPr>
-            <w:r>
-              <w:rPr>
-                <w:rFonts w:ascii="Arial" w:cs="Arial" w:eastAsia="Arial" w:hAnsi="Arial"/>
-                <w:b/>
-                <w:bCs/>
-                <w:color w:val="1F3864"/>
-                <w:sz w:val="16"/>
-                <w:szCs w:val="16"/>
-              </w:rPr>
-              <w:t xml:space="preserve">📹 VIDEO:</w:t>
-            </w:r>
-          </w:p>
-          <w:p>
-            <w:pPr>
-              <w:spacing w:after="20" w:before="0"/>
-            </w:pPr>
-            <w:hyperlink w:history="1" r:id="rIdmewj5wxbpkuxzxsxq_g06">
-              <w:r>
-                <w:rPr>
-                  <w:rFonts w:ascii="Arial" w:cs="Arial" w:eastAsia="Arial" w:hAnsi="Arial"/>
-                  <w:color w:val="2E75B6"/>
-                  <w:sz w:val="16"/>
-                  <w:szCs w:val="16"/>
-                  <w:u w:val="single" w:color="2E75B6"/>
-                </w:rPr>
-                <w:t xml:space="preserve">Position vs. time graphs</w:t>
-              </w:r>
-            </w:hyperlink>
-          </w:p>
-          <w:p>
-            <w:pPr>
-              <w:spacing w:after="10" w:before="0"/>
-              <w:ind w:left="120"/>
-            </w:pPr>
-            <w:r>
-              <w:rPr>
-                <w:rFonts w:ascii="Arial" w:cs="Arial" w:eastAsia="Arial" w:hAnsi="Arial"/>
-                <w:color w:val="595959"/>
-                <w:sz w:val="14"/>
-                <w:szCs w:val="14"/>
-              </w:rPr>
-              <w:t xml:space="preserve">Source: Khan Academy (English - US curriculum)</w:t>
-            </w:r>
-          </w:p>
-          <w:p>
-            <w:pPr>
-              <w:spacing w:after="10" w:before="0"/>
-              <w:ind w:left="120"/>
-            </w:pPr>
-            <w:hyperlink w:history="1" r:id="rIdrjtjl3pvyh-fzeu1ke4k7">
-              <w:r>
-                <w:rPr>
-                  <w:rFonts w:ascii="Arial" w:cs="Arial" w:eastAsia="Arial" w:hAnsi="Arial"/>
-                  <w:color w:val="595959"/>
-                  <w:sz w:val="14"/>
-                  <w:szCs w:val="14"/>
-                  <w:u w:val="single" w:color="595959"/>
-                </w:rPr>
-                <w:t xml:space="preserve">🔍 Search ARES for similar videos</w:t>
-              </w:r>
-            </w:hyperlink>
-          </w:p>
-          <w:p>
-            <w:pPr>
-              <w:spacing w:after="40" w:before="0"/>
-            </w:pPr>
-            <w:r>
-              <w:rPr>
-                <w:sz w:val="14"/>
-                <w:szCs w:val="14"/>
-              </w:rPr>
-              <w:t xml:space="preserve"/>
-            </w:r>
-          </w:p>
-          <w:p>
-            <w:pPr>
-              <w:spacing w:after="20" w:before="0"/>
-            </w:pPr>
-            <w:r>
-              <w:rPr>
-                <w:rFonts w:ascii="Arial" w:cs="Arial" w:eastAsia="Arial" w:hAnsi="Arial"/>
-                <w:b/>
-                <w:bCs/>
-                <w:color w:val="1F3864"/>
-                <w:sz w:val="16"/>
-                <w:szCs w:val="16"/>
-              </w:rPr>
-              <w:t xml:space="preserve">📖 HTML:</w:t>
-            </w:r>
-          </w:p>
-          <w:p>
-            <w:pPr>
-              <w:spacing w:after="20" w:before="0"/>
-            </w:pPr>
-            <w:hyperlink w:history="1" r:id="rId72qvh9h_pn69l23fdelsb">
-              <w:r>
-                <w:rPr>
-                  <w:rFonts w:ascii="Arial" w:cs="Arial" w:eastAsia="Arial" w:hAnsi="Arial"/>
-                  <w:color w:val="2E75B6"/>
-                  <w:sz w:val="16"/>
-                  <w:szCs w:val="16"/>
-                  <w:u w:val="single" w:color="2E75B6"/>
-                </w:rPr>
-                <w:t xml:space="preserve">Velocity-Time Graphs (Flexbook)</w:t>
-              </w:r>
-            </w:hyperlink>
-          </w:p>
-          <w:p>
-            <w:pPr>
-              <w:spacing w:after="10" w:before="0"/>
-              <w:ind w:left="120"/>
-            </w:pPr>
-            <w:r>
-              <w:rPr>
-                <w:rFonts w:ascii="Arial" w:cs="Arial" w:eastAsia="Arial" w:hAnsi="Arial"/>
-                <w:color w:val="595959"/>
-                <w:sz w:val="14"/>
-                <w:szCs w:val="14"/>
-              </w:rPr>
-              <w:t xml:space="preserve">Source: CK-12</w:t>
-            </w:r>
-          </w:p>
-          <w:p>
-            <w:pPr>
-              <w:spacing w:after="10" w:before="0"/>
-              <w:ind w:left="120"/>
-            </w:pPr>
-            <w:hyperlink w:history="1" r:id="rIdgtzlegfdbga1lvoosnt-k">
+            <w:hyperlink w:history="1" r:id="rIdu-zwzzkhhhkutaherckoi">
               <w:r>
                 <w:rPr>
                   <w:rFonts w:ascii="Arial" w:cs="Arial" w:eastAsia="Arial" w:hAnsi="Arial"/>
@@ -17646,7 +17646,7 @@
             <w:pPr>
               <w:spacing w:after="20" w:before="0"/>
             </w:pPr>
-            <w:hyperlink w:history="1" r:id="rIdnxwflcyklz3ky6dtg6zam">
+            <w:hyperlink w:history="1" r:id="rIddogxjw8gxfm7zr4nk4b8c">
               <w:r>
                 <w:rPr>
                   <w:rFonts w:ascii="Arial" w:cs="Arial" w:eastAsia="Arial" w:hAnsi="Arial"/>
@@ -17679,7 +17679,7 @@
               <w:spacing w:after="10" w:before="0"/>
               <w:ind w:left="120"/>
             </w:pPr>
-            <w:hyperlink w:history="1" r:id="rIdjm6pqj1u1h3_snor-rxhm">
+            <w:hyperlink w:history="1" r:id="rId9_qvn0jyk0kl2_rk_awcn">
               <w:r>
                 <w:rPr>
                   <w:rFonts w:ascii="Arial" w:cs="Arial" w:eastAsia="Arial" w:hAnsi="Arial"/>
@@ -17724,7 +17724,7 @@
             <w:pPr>
               <w:spacing w:after="20" w:before="0"/>
             </w:pPr>
-            <w:hyperlink w:history="1" r:id="rIdovsampj9tcxzx3wxcq0bk">
+            <w:hyperlink w:history="1" r:id="rIddltw06_m0hmfrbdjp3djc">
               <w:r>
                 <w:rPr>
                   <w:rFonts w:ascii="Arial" w:cs="Arial" w:eastAsia="Arial" w:hAnsi="Arial"/>
@@ -17757,7 +17757,7 @@
               <w:spacing w:after="10" w:before="0"/>
               <w:ind w:left="120"/>
             </w:pPr>
-            <w:hyperlink w:history="1" r:id="rIdmsgtzpt30vvhqwjfqdtac">
+            <w:hyperlink w:history="1" r:id="rId3_opkopvjy3tglrvqh2jx">
               <w:r>
                 <w:rPr>
                   <w:rFonts w:ascii="Arial" w:cs="Arial" w:eastAsia="Arial" w:hAnsi="Arial"/>
@@ -17952,7 +17952,7 @@
             <w:pPr>
               <w:spacing w:after="20" w:before="0"/>
             </w:pPr>
-            <w:hyperlink w:history="1" r:id="rIdacwbq8ze4drecnhyr2ni_">
+            <w:hyperlink w:history="1" r:id="rIdqvikmxkjjrdtfn14ep8t0">
               <w:r>
                 <w:rPr>
                   <w:rFonts w:ascii="Arial" w:cs="Arial" w:eastAsia="Arial" w:hAnsi="Arial"/>
@@ -17985,7 +17985,7 @@
               <w:spacing w:after="10" w:before="0"/>
               <w:ind w:left="120"/>
             </w:pPr>
-            <w:hyperlink w:history="1" r:id="rId6sicjpvdeqknj25xg3nll">
+            <w:hyperlink w:history="1" r:id="rIdpr97tbsomqn68zkhxegty">
               <w:r>
                 <w:rPr>
                   <w:rFonts w:ascii="Arial" w:cs="Arial" w:eastAsia="Arial" w:hAnsi="Arial"/>
@@ -18030,7 +18030,7 @@
             <w:pPr>
               <w:spacing w:after="20" w:before="0"/>
             </w:pPr>
-            <w:hyperlink w:history="1" r:id="rIdimga8byxdu-afecapg58w">
+            <w:hyperlink w:history="1" r:id="rIdqroilkqgyuid57a1-e3xc">
               <w:r>
                 <w:rPr>
                   <w:rFonts w:ascii="Arial" w:cs="Arial" w:eastAsia="Arial" w:hAnsi="Arial"/>
@@ -18063,7 +18063,7 @@
               <w:spacing w:after="10" w:before="0"/>
               <w:ind w:left="120"/>
             </w:pPr>
-            <w:hyperlink w:history="1" r:id="rIdv5yke3sv1sfmy_l4ju9fd">
+            <w:hyperlink w:history="1" r:id="rIdhyzfwup4cquw-ywwxncs-">
               <w:r>
                 <w:rPr>
                   <w:rFonts w:ascii="Arial" w:cs="Arial" w:eastAsia="Arial" w:hAnsi="Arial"/>
@@ -18258,7 +18258,7 @@
             <w:pPr>
               <w:spacing w:after="20" w:before="0"/>
             </w:pPr>
-            <w:hyperlink w:history="1" r:id="rIdv_scu2p9hzlv6mojrozq6">
+            <w:hyperlink w:history="1" r:id="rIdsqt2ui8bues7zdbdvhwmg">
               <w:r>
                 <w:rPr>
                   <w:rFonts w:ascii="Arial" w:cs="Arial" w:eastAsia="Arial" w:hAnsi="Arial"/>
@@ -18291,7 +18291,7 @@
               <w:spacing w:after="10" w:before="0"/>
               <w:ind w:left="120"/>
             </w:pPr>
-            <w:hyperlink w:history="1" r:id="rId_jt4zbp2eqaf_afxw5ezs">
+            <w:hyperlink w:history="1" r:id="rIdzvmirgehjt-427rkdxkxk">
               <w:r>
                 <w:rPr>
                   <w:rFonts w:ascii="Arial" w:cs="Arial" w:eastAsia="Arial" w:hAnsi="Arial"/>
@@ -18336,7 +18336,7 @@
             <w:pPr>
               <w:spacing w:after="20" w:before="0"/>
             </w:pPr>
-            <w:hyperlink w:history="1" r:id="rIdpaus07euxomorttkdnx93">
+            <w:hyperlink w:history="1" r:id="rIdpurphdvhli6olaszdrtc-">
               <w:r>
                 <w:rPr>
                   <w:rFonts w:ascii="Arial" w:cs="Arial" w:eastAsia="Arial" w:hAnsi="Arial"/>
@@ -18369,7 +18369,7 @@
               <w:spacing w:after="10" w:before="0"/>
               <w:ind w:left="120"/>
             </w:pPr>
-            <w:hyperlink w:history="1" r:id="rIdy_llgwqv-oxdh1wsue70c">
+            <w:hyperlink w:history="1" r:id="rIdju2sgqqdp89pmn0zupghr">
               <w:r>
                 <w:rPr>
                   <w:rFonts w:ascii="Arial" w:cs="Arial" w:eastAsia="Arial" w:hAnsi="Arial"/>
@@ -18564,7 +18564,7 @@
             <w:pPr>
               <w:spacing w:after="20" w:before="0"/>
             </w:pPr>
-            <w:hyperlink w:history="1" r:id="rIdfdz3yww_qho78fxq_xmjd">
+            <w:hyperlink w:history="1" r:id="rIdzosv3einr8zbkmrct0j7l">
               <w:r>
                 <w:rPr>
                   <w:rFonts w:ascii="Arial" w:cs="Arial" w:eastAsia="Arial" w:hAnsi="Arial"/>
@@ -18597,7 +18597,7 @@
               <w:spacing w:after="10" w:before="0"/>
               <w:ind w:left="120"/>
             </w:pPr>
-            <w:hyperlink w:history="1" r:id="rId5aabayvmrdlegak6rveh5">
+            <w:hyperlink w:history="1" r:id="rId4nhztdeslujqqpkpqsxrd">
               <w:r>
                 <w:rPr>
                   <w:rFonts w:ascii="Arial" w:cs="Arial" w:eastAsia="Arial" w:hAnsi="Arial"/>
@@ -18642,7 +18642,7 @@
             <w:pPr>
               <w:spacing w:after="20" w:before="0"/>
             </w:pPr>
-            <w:hyperlink w:history="1" r:id="rIdwqh5eofnm3pfgouazpqt0">
+            <w:hyperlink w:history="1" r:id="rIdx7ll26rb1rozhywwc4hti">
               <w:r>
                 <w:rPr>
                   <w:rFonts w:ascii="Arial" w:cs="Arial" w:eastAsia="Arial" w:hAnsi="Arial"/>
@@ -18675,7 +18675,7 @@
               <w:spacing w:after="10" w:before="0"/>
               <w:ind w:left="120"/>
             </w:pPr>
-            <w:hyperlink w:history="1" r:id="rId3erryzmovob25hfcrw5-x">
+            <w:hyperlink w:history="1" r:id="rIdf9nn0sdfwcohkmde2awv2">
               <w:r>
                 <w:rPr>
                   <w:rFonts w:ascii="Arial" w:cs="Arial" w:eastAsia="Arial" w:hAnsi="Arial"/>
@@ -18870,7 +18870,7 @@
             <w:pPr>
               <w:spacing w:after="20" w:before="0"/>
             </w:pPr>
-            <w:hyperlink w:history="1" r:id="rIdnrtvjx4p9pj_dujonehgy">
+            <w:hyperlink w:history="1" r:id="rId9gbhtuqoug5kxasrkpnci">
               <w:r>
                 <w:rPr>
                   <w:rFonts w:ascii="Arial" w:cs="Arial" w:eastAsia="Arial" w:hAnsi="Arial"/>
@@ -18903,7 +18903,7 @@
               <w:spacing w:after="10" w:before="0"/>
               <w:ind w:left="120"/>
             </w:pPr>
-            <w:hyperlink w:history="1" r:id="rIdo15itg4jbfjov-ehig87e">
+            <w:hyperlink w:history="1" r:id="rIdt2iiwngggydxe_majdui2">
               <w:r>
                 <w:rPr>
                   <w:rFonts w:ascii="Arial" w:cs="Arial" w:eastAsia="Arial" w:hAnsi="Arial"/>
@@ -18941,14 +18941,14 @@
                 <w:sz w:val="16"/>
                 <w:szCs w:val="16"/>
               </w:rPr>
-              <w:t xml:space="preserve">📖 HTML:</w:t>
+              <w:t xml:space="preserve">📖 EXERCISE:</w:t>
             </w:r>
           </w:p>
           <w:p>
             <w:pPr>
               <w:spacing w:after="20" w:before="0"/>
             </w:pPr>
-            <w:hyperlink w:history="1" r:id="rId_p6ydvilkcureq2vbu52k">
+            <w:hyperlink w:history="1" r:id="rId5k2262a3av9omdzqu1e48">
               <w:r>
                 <w:rPr>
                   <w:rFonts w:ascii="Arial" w:cs="Arial" w:eastAsia="Arial" w:hAnsi="Arial"/>
@@ -18957,7 +18957,7 @@
                   <w:szCs w:val="16"/>
                   <w:u w:val="single" w:color="2E75B6"/>
                 </w:rPr>
-                <w:t xml:space="preserve">Velocity-Time Graphs (Flexbook)</w:t>
+                <w:t xml:space="preserve">Interpreting slope and y-intercept for linear models</w:t>
               </w:r>
             </w:hyperlink>
           </w:p>
@@ -18973,7 +18973,7 @@
                 <w:sz w:val="14"/>
                 <w:szCs w:val="14"/>
               </w:rPr>
-              <w:t xml:space="preserve">Source: CK-12</w:t>
+              <w:t xml:space="preserve">Source: Khan Academy (English - US curriculum)</w:t>
             </w:r>
           </w:p>
           <w:p>
@@ -18981,7 +18981,7 @@
               <w:spacing w:after="10" w:before="0"/>
               <w:ind w:left="120"/>
             </w:pPr>
-            <w:hyperlink w:history="1" r:id="rIdeijmpzy2_t_hn52sugxux">
+            <w:hyperlink w:history="1" r:id="rIdwu5orfvwithv88tyunkmh">
               <w:r>
                 <w:rPr>
                   <w:rFonts w:ascii="Arial" w:cs="Arial" w:eastAsia="Arial" w:hAnsi="Arial"/>
@@ -20468,7 +20468,7 @@
             <w:pPr>
               <w:spacing w:after="20" w:before="0"/>
             </w:pPr>
-            <w:hyperlink w:history="1" r:id="rIdqu0job_njnqd9z3kwvq6p">
+            <w:hyperlink w:history="1" r:id="rIdzu060wx-vaueldx-zxokk">
               <w:r>
                 <w:rPr>
                   <w:rFonts w:ascii="Arial" w:cs="Arial" w:eastAsia="Arial" w:hAnsi="Arial"/>
@@ -20501,7 +20501,7 @@
               <w:spacing w:after="10" w:before="0"/>
               <w:ind w:left="120"/>
             </w:pPr>
-            <w:hyperlink w:history="1" r:id="rId_45hdra40dqbthmllp3cz">
+            <w:hyperlink w:history="1" r:id="rId8iqa5iszwyx16qvxv3gjk">
               <w:r>
                 <w:rPr>
                   <w:rFonts w:ascii="Arial" w:cs="Arial" w:eastAsia="Arial" w:hAnsi="Arial"/>
@@ -20546,7 +20546,7 @@
             <w:pPr>
               <w:spacing w:after="20" w:before="0"/>
             </w:pPr>
-            <w:hyperlink w:history="1" r:id="rId1_sfd1rxzn9qzsvu8tbux">
+            <w:hyperlink w:history="1" r:id="rIdf62yvvetj3ts14ieqbhee">
               <w:r>
                 <w:rPr>
                   <w:rFonts w:ascii="Arial" w:cs="Arial" w:eastAsia="Arial" w:hAnsi="Arial"/>
@@ -20579,7 +20579,7 @@
               <w:spacing w:after="10" w:before="0"/>
               <w:ind w:left="120"/>
             </w:pPr>
-            <w:hyperlink w:history="1" r:id="rIdi-_ukh6d0g8h7ktwkntxy">
+            <w:hyperlink w:history="1" r:id="rIdhdzesoej-ibhsr5rvjttx">
               <w:r>
                 <w:rPr>
                   <w:rFonts w:ascii="Arial" w:cs="Arial" w:eastAsia="Arial" w:hAnsi="Arial"/>
@@ -20774,7 +20774,7 @@
             <w:pPr>
               <w:spacing w:after="20" w:before="0"/>
             </w:pPr>
-            <w:hyperlink w:history="1" r:id="rIdtpgadakcbzn534qad1ygg">
+            <w:hyperlink w:history="1" r:id="rIdhu3friutp5sqxwuitwd26">
               <w:r>
                 <w:rPr>
                   <w:rFonts w:ascii="Arial" w:cs="Arial" w:eastAsia="Arial" w:hAnsi="Arial"/>
@@ -20807,7 +20807,7 @@
               <w:spacing w:after="10" w:before="0"/>
               <w:ind w:left="120"/>
             </w:pPr>
-            <w:hyperlink w:history="1" r:id="rIdpjiboaykb8wielbgk5blv">
+            <w:hyperlink w:history="1" r:id="rIdpizeeqep7aatit5_bm_7a">
               <w:r>
                 <w:rPr>
                   <w:rFonts w:ascii="Arial" w:cs="Arial" w:eastAsia="Arial" w:hAnsi="Arial"/>
@@ -20852,7 +20852,7 @@
             <w:pPr>
               <w:spacing w:after="20" w:before="0"/>
             </w:pPr>
-            <w:hyperlink w:history="1" r:id="rIdlhql6sp0lrejmj9dtjcol">
+            <w:hyperlink w:history="1" r:id="rIdsfkkv8nmk3sma1bmay9rr">
               <w:r>
                 <w:rPr>
                   <w:rFonts w:ascii="Arial" w:cs="Arial" w:eastAsia="Arial" w:hAnsi="Arial"/>
@@ -20885,7 +20885,7 @@
               <w:spacing w:after="10" w:before="0"/>
               <w:ind w:left="120"/>
             </w:pPr>
-            <w:hyperlink w:history="1" r:id="rIdcpox5bzznloyktag2h9uh">
+            <w:hyperlink w:history="1" r:id="rId9dql41kqxhpqbfspjzxwe">
               <w:r>
                 <w:rPr>
                   <w:rFonts w:ascii="Arial" w:cs="Arial" w:eastAsia="Arial" w:hAnsi="Arial"/>
@@ -21080,7 +21080,7 @@
             <w:pPr>
               <w:spacing w:after="20" w:before="0"/>
             </w:pPr>
-            <w:hyperlink w:history="1" r:id="rIdydobxxwnyamq1jfuvw82f">
+            <w:hyperlink w:history="1" r:id="rId5rjrsrzyps78kzx4dxkmp">
               <w:r>
                 <w:rPr>
                   <w:rFonts w:ascii="Arial" w:cs="Arial" w:eastAsia="Arial" w:hAnsi="Arial"/>
@@ -21113,7 +21113,7 @@
               <w:spacing w:after="10" w:before="0"/>
               <w:ind w:left="120"/>
             </w:pPr>
-            <w:hyperlink w:history="1" r:id="rIdyisq5nytg_j9vduep41gi">
+            <w:hyperlink w:history="1" r:id="rIdirbkr7qfwmz-5kabp65bv">
               <w:r>
                 <w:rPr>
                   <w:rFonts w:ascii="Arial" w:cs="Arial" w:eastAsia="Arial" w:hAnsi="Arial"/>
@@ -21158,7 +21158,313 @@
             <w:pPr>
               <w:spacing w:after="20" w:before="0"/>
             </w:pPr>
-            <w:hyperlink w:history="1" r:id="rIdbcqjrbil91gaz8o0p--hl">
+            <w:hyperlink w:history="1" r:id="rIdlbaga0o0ftv5pm5bcy5vs">
+              <w:r>
+                <w:rPr>
+                  <w:rFonts w:ascii="Arial" w:cs="Arial" w:eastAsia="Arial" w:hAnsi="Arial"/>
+                  <w:color w:val="2E75B6"/>
+                  <w:sz w:val="16"/>
+                  <w:szCs w:val="16"/>
+                  <w:u w:val="single" w:color="2E75B6"/>
+                </w:rPr>
+                <w:t xml:space="preserve">Secant lines &amp; average rate of change</w:t>
+              </w:r>
+            </w:hyperlink>
+          </w:p>
+          <w:p>
+            <w:pPr>
+              <w:spacing w:after="10" w:before="0"/>
+              <w:ind w:left="120"/>
+            </w:pPr>
+            <w:r>
+              <w:rPr>
+                <w:rFonts w:ascii="Arial" w:cs="Arial" w:eastAsia="Arial" w:hAnsi="Arial"/>
+                <w:color w:val="595959"/>
+                <w:sz w:val="14"/>
+                <w:szCs w:val="14"/>
+              </w:rPr>
+              <w:t xml:space="preserve">Source: Khan Academy (English - US curriculum)</w:t>
+            </w:r>
+          </w:p>
+          <w:p>
+            <w:pPr>
+              <w:spacing w:after="10" w:before="0"/>
+              <w:ind w:left="120"/>
+            </w:pPr>
+            <w:hyperlink w:history="1" r:id="rIdhzhuxo5nfj4-xvtllqeux">
+              <w:r>
+                <w:rPr>
+                  <w:rFonts w:ascii="Arial" w:cs="Arial" w:eastAsia="Arial" w:hAnsi="Arial"/>
+                  <w:color w:val="595959"/>
+                  <w:sz w:val="14"/>
+                  <w:szCs w:val="14"/>
+                  <w:u w:val="single" w:color="595959"/>
+                </w:rPr>
+                <w:t xml:space="preserve">🔍 Search ARES for similar readings</w:t>
+              </w:r>
+            </w:hyperlink>
+          </w:p>
+        </w:tc>
+        <w:tc>
+          <w:tcPr>
+            <w:tcW w:type="dxa" w:w="3040"/>
+            <w:shd w:fill="FFFFFF" w:color="auto" w:val="clear"/>
+            <w:tcMar>
+              <w:top w:type="dxa" w:w="60"/>
+              <w:left w:type="dxa" w:w="120"/>
+              <w:bottom w:type="dxa" w:w="60"/>
+              <w:right w:type="dxa" w:w="120"/>
+            </w:tcMar>
+            <w:vAlign w:val="top"/>
+          </w:tcPr>
+          <w:p>
+            <w:pPr>
+              <w:spacing w:after="40" w:before="0"/>
+              <w:jc w:val="left"/>
+            </w:pPr>
+            <w:r>
+              <w:rPr>
+                <w:rFonts w:ascii="Arial" w:cs="Arial" w:eastAsia="Arial" w:hAnsi="Arial"/>
+                <w:b w:val="false"/>
+                <w:bCs w:val="false"/>
+                <w:i w:val="false"/>
+                <w:iCs w:val="false"/>
+                <w:color w:val="000000"/>
+                <w:sz w:val="18"/>
+                <w:szCs w:val="18"/>
+              </w:rPr>
+              <w:t xml:space="preserve">The teacher leads a whole-class discussion to formalise the concept that gradient of a v–t graph = acceleration. Learners then work through three structured calculations: (1) Calculate the acceleration of the matatu during the first 30 seconds (rising section) using gradient = Δv ÷ Δt. (2) State the acceleration during seconds 30–50 (horizontal section) and justify from the graph. (3) Calculate the deceleration from second 50 to second 60. Learners write a formal definition of acceleration in their notebooks and complete two extension questions: (a) If Kipchoge's velocity decreased from 5.8 m/s to 5.2 m/s over the last 12 minutes of his training run, calculate his acceleration and explain what the negative sign means. (b) Sketch what a v–t graph would look like for a boda boda rider who accelerates, travels at constant speed past Kericho town centre, then brakes to a stop.</w:t>
+            </w:r>
+          </w:p>
+        </w:tc>
+        <w:tc>
+          <w:tcPr>
+            <w:tcW w:type="dxa" w:w="3040"/>
+            <w:shd w:fill="F2F2F2" w:color="auto" w:val="clear"/>
+            <w:tcMar>
+              <w:top w:type="dxa" w:w="60"/>
+              <w:left w:type="dxa" w:w="120"/>
+              <w:bottom w:type="dxa" w:w="60"/>
+              <w:right w:type="dxa" w:w="120"/>
+            </w:tcMar>
+            <w:vAlign w:val="top"/>
+          </w:tcPr>
+          <w:p>
+            <w:pPr>
+              <w:spacing w:after="40" w:before="0"/>
+              <w:jc w:val="left"/>
+            </w:pPr>
+            <w:r>
+              <w:rPr>
+                <w:rFonts w:ascii="Arial" w:cs="Arial" w:eastAsia="Arial" w:hAnsi="Arial"/>
+                <w:b w:val="false"/>
+                <w:bCs w:val="false"/>
+                <w:i w:val="false"/>
+                <w:iCs w:val="false"/>
+                <w:color w:val="000000"/>
+                <w:sz w:val="18"/>
+                <w:szCs w:val="18"/>
+              </w:rPr>
+              <w:t xml:space="preserve">Begin with a direct instruction segment (8 minutes). Draw a clean v–t graph on the board with a clearly rising line. Say: 'We have a new question: what does the steepness of this line actually mean mathematically? In Lessons 5 and 6 we learned that the gradient of a distance–time graph gives us speed. Now I want you to tell me — what do you think the gradient of a VELOCITY–time graph gives us? Write one word in your notebook.' [WAIT 12 seconds.] Cold-call 4 learners. [WAIT 10 seconds each.] After responses: 'The gradient of a velocity–time graph gives us the rate of change of velocity — which we call acceleration. Let me show you the calculation.' Write on board: a = (v − u) ÷ t = gradient = rise ÷ run = Δv ÷ Δt. Work through the matatu example step by step, narrating each step aloud. Then say: 'Now you try calculations 1, 2, and 3 on your own — 8 minutes, silent work.' [WAIT 8 minutes, circulate.] After independent work, pair-share for 2 minutes. Cold-call 3 learners for answers, asking: 'What does the negative value in Kipchoge's acceleration tell us about his motion — connect it back to our Timer Race.' [WAIT 12 seconds per learner.]</w:t>
+            </w:r>
+          </w:p>
+        </w:tc>
+        <w:tc>
+          <w:tcPr>
+            <w:tcW w:type="dxa" w:w="3040"/>
+            <w:shd w:fill="FFFFFF" w:color="auto" w:val="clear"/>
+            <w:tcMar>
+              <w:top w:type="dxa" w:w="60"/>
+              <w:left w:type="dxa" w:w="120"/>
+              <w:bottom w:type="dxa" w:w="60"/>
+              <w:right w:type="dxa" w:w="120"/>
+            </w:tcMar>
+            <w:vAlign w:val="top"/>
+          </w:tcPr>
+          <w:p>
+            <w:pPr>
+              <w:spacing w:after="40" w:before="0"/>
+              <w:jc w:val="left"/>
+            </w:pPr>
+            <w:r>
+              <w:rPr>
+                <w:rFonts w:ascii="Arial" w:cs="Arial" w:eastAsia="Arial" w:hAnsi="Arial"/>
+                <w:b w:val="false"/>
+                <w:bCs w:val="false"/>
+                <w:i w:val="false"/>
+                <w:iCs w:val="false"/>
+                <w:color w:val="000000"/>
+                <w:sz w:val="18"/>
+                <w:szCs w:val="18"/>
+              </w:rPr>
+              <w:t xml:space="preserve">Gradient as physical meaning (Concept-to-Calculation Bridge). By first asking learners to predict what gradient means, then formalising it with the formula, then applying it to Kipchoge and the matatu, the teacher builds a conceptual bridge between the visual graph feature (steepness) and the physical quantity (acceleration). This prevents rote formula use without understanding.</w:t>
+            </w:r>
+          </w:p>
+        </w:tc>
+        <w:tc>
+          <w:tcPr>
+            <w:tcW w:type="dxa" w:w="3040"/>
+            <w:shd w:fill="F2F2F2" w:color="auto" w:val="clear"/>
+            <w:tcMar>
+              <w:top w:type="dxa" w:w="60"/>
+              <w:left w:type="dxa" w:w="120"/>
+              <w:bottom w:type="dxa" w:w="60"/>
+              <w:right w:type="dxa" w:w="120"/>
+            </w:tcMar>
+            <w:vAlign w:val="top"/>
+          </w:tcPr>
+          <w:p>
+            <w:pPr>
+              <w:spacing w:after="40" w:before="0"/>
+              <w:jc w:val="left"/>
+            </w:pPr>
+            <w:r>
+              <w:rPr>
+                <w:rFonts w:ascii="Arial" w:cs="Arial" w:eastAsia="Arial" w:hAnsi="Arial"/>
+                <w:b w:val="false"/>
+                <w:bCs w:val="false"/>
+                <w:i w:val="false"/>
+                <w:iCs w:val="false"/>
+                <w:color w:val="000000"/>
+                <w:sz w:val="18"/>
+                <w:szCs w:val="18"/>
+              </w:rPr>
+              <w:t xml:space="preserve">Observable indicators: (1) Learners correctly calculate a = (12 − 0) ÷ 30 = 0.4 m/s² for the matatu acceleration phase. (2) Learners state a = 0 m/s² for the constant velocity section with a correct graph-based justification ('the line is flat, so Δv = 0'). (3) Learners correctly interpret a negative acceleration value as deceleration. Misconception to watch: learners confusing a steep line with 'high velocity' rather than 'high acceleration' — address immediately with: 'The HEIGHT of the line tells you how fast. The SLOPE tells you how fast the speed is changing.'</w:t>
+            </w:r>
+          </w:p>
+        </w:tc>
+      </w:tr>
+      <w:tr>
+        <w:tc>
+          <w:tcPr>
+            <w:tcW w:type="dxa" w:w="1520"/>
+            <w:shd w:fill="FCE4D6" w:color="auto" w:val="clear"/>
+            <w:tcMar>
+              <w:top w:type="dxa" w:w="60"/>
+              <w:left w:type="dxa" w:w="120"/>
+              <w:bottom w:type="dxa" w:w="60"/>
+              <w:right w:type="dxa" w:w="120"/>
+            </w:tcMar>
+            <w:vAlign w:val="top"/>
+          </w:tcPr>
+          <w:p>
+            <w:pPr>
+              <w:spacing w:after="40" w:before="0"/>
+              <w:jc w:val="left"/>
+            </w:pPr>
+            <w:r>
+              <w:rPr>
+                <w:rFonts w:ascii="Arial" w:cs="Arial" w:eastAsia="Arial" w:hAnsi="Arial"/>
+                <w:b/>
+                <w:bCs/>
+                <w:i w:val="false"/>
+                <w:iCs w:val="false"/>
+                <w:color w:val="000000"/>
+                <w:sz w:val="18"/>
+                <w:szCs w:val="18"/>
+              </w:rPr>
+              <w:t xml:space="preserve">Driving Question Board (DQB) Creation</w:t>
+            </w:r>
+          </w:p>
+          <w:p>
+            <w:pPr>
+              <w:spacing w:after="20" w:before="0"/>
+            </w:pPr>
+            <w:r>
+              <w:rPr>
+                <w:rFonts w:ascii="Arial" w:cs="Arial" w:eastAsia="Arial" w:hAnsi="Arial"/>
+                <w:b/>
+                <w:bCs/>
+                <w:color w:val="1F3864"/>
+                <w:sz w:val="16"/>
+                <w:szCs w:val="16"/>
+              </w:rPr>
+              <w:t xml:space="preserve">📹 VIDEO:</w:t>
+            </w:r>
+          </w:p>
+          <w:p>
+            <w:pPr>
+              <w:spacing w:after="20" w:before="0"/>
+            </w:pPr>
+            <w:hyperlink w:history="1" r:id="rIdlcimsmex7xmuabziznqg0">
+              <w:r>
+                <w:rPr>
+                  <w:rFonts w:ascii="Arial" w:cs="Arial" w:eastAsia="Arial" w:hAnsi="Arial"/>
+                  <w:color w:val="2E75B6"/>
+                  <w:sz w:val="16"/>
+                  <w:szCs w:val="16"/>
+                  <w:u w:val="single" w:color="2E75B6"/>
+                </w:rPr>
+                <w:t xml:space="preserve">Position vs. time graphs</w:t>
+              </w:r>
+            </w:hyperlink>
+          </w:p>
+          <w:p>
+            <w:pPr>
+              <w:spacing w:after="10" w:before="0"/>
+              <w:ind w:left="120"/>
+            </w:pPr>
+            <w:r>
+              <w:rPr>
+                <w:rFonts w:ascii="Arial" w:cs="Arial" w:eastAsia="Arial" w:hAnsi="Arial"/>
+                <w:color w:val="595959"/>
+                <w:sz w:val="14"/>
+                <w:szCs w:val="14"/>
+              </w:rPr>
+              <w:t xml:space="preserve">Source: Khan Academy (English - US curriculum)</w:t>
+            </w:r>
+          </w:p>
+          <w:p>
+            <w:pPr>
+              <w:spacing w:after="10" w:before="0"/>
+              <w:ind w:left="120"/>
+            </w:pPr>
+            <w:hyperlink w:history="1" r:id="rIdmey8zqwdeyxezcjgawpzk">
+              <w:r>
+                <w:rPr>
+                  <w:rFonts w:ascii="Arial" w:cs="Arial" w:eastAsia="Arial" w:hAnsi="Arial"/>
+                  <w:color w:val="595959"/>
+                  <w:sz w:val="14"/>
+                  <w:szCs w:val="14"/>
+                  <w:u w:val="single" w:color="595959"/>
+                </w:rPr>
+                <w:t xml:space="preserve">🔍 Search ARES for similar videos</w:t>
+              </w:r>
+            </w:hyperlink>
+          </w:p>
+          <w:p>
+            <w:pPr>
+              <w:spacing w:after="40" w:before="0"/>
+            </w:pPr>
+            <w:r>
+              <w:rPr>
+                <w:sz w:val="14"/>
+                <w:szCs w:val="14"/>
+              </w:rPr>
+              <w:t xml:space="preserve"/>
+            </w:r>
+          </w:p>
+          <w:p>
+            <w:pPr>
+              <w:spacing w:after="20" w:before="0"/>
+            </w:pPr>
+            <w:r>
+              <w:rPr>
+                <w:rFonts w:ascii="Arial" w:cs="Arial" w:eastAsia="Arial" w:hAnsi="Arial"/>
+                <w:b/>
+                <w:bCs/>
+                <w:color w:val="1F3864"/>
+                <w:sz w:val="16"/>
+                <w:szCs w:val="16"/>
+              </w:rPr>
+              <w:t xml:space="preserve">📖 EXERCISE:</w:t>
+            </w:r>
+          </w:p>
+          <w:p>
+            <w:pPr>
+              <w:spacing w:after="20" w:before="0"/>
+            </w:pPr>
+            <w:hyperlink w:history="1" r:id="rId9afvycoe6istak-gnu5z9">
               <w:r>
                 <w:rPr>
                   <w:rFonts w:ascii="Arial" w:cs="Arial" w:eastAsia="Arial" w:hAnsi="Arial"/>
@@ -21191,7 +21497,7 @@
               <w:spacing w:after="10" w:before="0"/>
               <w:ind w:left="120"/>
             </w:pPr>
-            <w:hyperlink w:history="1" r:id="rIdwnyc4aj29urq1itjzx5xn">
+            <w:hyperlink w:history="1" r:id="rId9nehxm0-wlejtqnth4n3p">
               <w:r>
                 <w:rPr>
                   <w:rFonts w:ascii="Arial" w:cs="Arial" w:eastAsia="Arial" w:hAnsi="Arial"/>
@@ -21233,7 +21539,7 @@
                 <w:sz w:val="18"/>
                 <w:szCs w:val="18"/>
               </w:rPr>
-              <w:t xml:space="preserve">The teacher leads a whole-class discussion to formalise the concept that gradient of a v–t graph = acceleration. Learners then work through three structured calculations: (1) Calculate the acceleration of the matatu during the first 30 seconds (rising section) using gradient = Δv ÷ Δt. (2) State the acceleration during seconds 30–50 (horizontal section) and justify from the graph. (3) Calculate the deceleration from second 50 to second 60. Learners write a formal definition of acceleration in their notebooks and complete two extension questions: (a) If Kipchoge's velocity decreased from 5.8 m/s to 5.2 m/s over the last 12 minutes of his training run, calculate his acceleration and explain what the negative sign means. (b) Sketch what a v–t graph would look like for a boda boda rider who accelerates, travels at constant speed past Kericho town centre, then brakes to a stop.</w:t>
+              <w:t xml:space="preserve">Each pair receives two sticky notes. On the first (green): they write one thing they can now explain about the driving question — 'How can mathematics help us fully describe, graph, and predict the motion of objects moving in a straight line — and why does direction always matter?' On the second (orange): they write one new question or remaining confusion the lesson has raised. Learners post their notes on the class DQB. The class then does a 3-minute gallery walk of the new additions, and the teacher facilitates a 5-minute whole-class synthesis discussion, drawing arrows on the DQB to show how today's evidence (v–t graphs, gradient = acceleration) connects to previously posted evidence (d–t graphs, velocity formula, displacement vs. distance).</w:t>
             </w:r>
           </w:p>
         </w:tc>
@@ -21265,7 +21571,7 @@
                 <w:sz w:val="18"/>
                 <w:szCs w:val="18"/>
               </w:rPr>
-              <w:t xml:space="preserve">Begin with a direct instruction segment (8 minutes). Draw a clean v–t graph on the board with a clearly rising line. Say: 'We have a new question: what does the steepness of this line actually mean mathematically? In Lessons 5 and 6 we learned that the gradient of a distance–time graph gives us speed. Now I want you to tell me — what do you think the gradient of a VELOCITY–time graph gives us? Write one word in your notebook.' [WAIT 12 seconds.] Cold-call 4 learners. [WAIT 10 seconds each.] After responses: 'The gradient of a velocity–time graph gives us the rate of change of velocity — which we call acceleration. Let me show you the calculation.' Write on board: a = (v − u) ÷ t = gradient = rise ÷ run = Δv ÷ Δt. Work through the matatu example step by step, narrating each step aloud. Then say: 'Now you try calculations 1, 2, and 3 on your own — 8 minutes, silent work.' [WAIT 8 minutes, circulate.] After independent work, pair-share for 2 minutes. Cold-call 3 learners for answers, asking: 'What does the negative value in Kipchoge's acceleration tell us about his motion — connect it back to our Timer Race.' [WAIT 12 seconds per learner.]</w:t>
+              <w:t xml:space="preserve">Say: 'It is time to update our Driving Question Board. Today you have gathered new mathematical evidence. On your green note, write specifically what you can now explain — use the words velocity, gradient, and acceleration in your sentence. On your orange note, write a genuine question that today's lesson raised for you — there are no wrong questions.' [WAIT 4 minutes for writing.] Direct learners to post notes on the DQB and circulate for 3 minutes reading. Reconvene: 'I see Njeri wrote — [read a strong green note]. How does this connect to the puzzle we saw on Day 1 — why Kipchoge ends up only hundreds of metres from his start after 42 km?' [WAIT 10 seconds.] Draw a line on the DQB connecting today's acceleration concept to the displacement vs. distance card from Lesson 1. Say: 'Every lesson, our mathematical language gets richer. Today we added acceleration and gradient. What do you think the next piece of the puzzle might be?' [WAIT 12 seconds, cold-call 2 learners.]</w:t>
             </w:r>
           </w:p>
         </w:tc>
@@ -21297,7 +21603,7 @@
                 <w:sz w:val="18"/>
                 <w:szCs w:val="18"/>
               </w:rPr>
-              <w:t xml:space="preserve">Gradient as physical meaning (Concept-to-Calculation Bridge). By first asking learners to predict what gradient means, then formalising it with the formula, then applying it to Kipchoge and the matatu, the teacher builds a conceptual bridge between the visual graph feature (steepness) and the physical quantity (acceleration). This prevents rote formula use without understanding.</w:t>
+              <w:t xml:space="preserve">Driving Question Board synthesis (Progressive Evidence Mapping). By physically connecting new sticky notes to existing DQB cards with arrows, learners visualise how each lesson's evidence builds cumulatively toward answering the driving question. This metacognitive strategy helps learners see that science and mathematics are not isolated lessons but a growing, connected argument.</w:t>
             </w:r>
           </w:p>
         </w:tc>
@@ -21329,7 +21635,7 @@
                 <w:sz w:val="18"/>
                 <w:szCs w:val="18"/>
               </w:rPr>
-              <w:t xml:space="preserve">Observable indicators: (1) Learners correctly calculate a = (12 − 0) ÷ 30 = 0.4 m/s² for the matatu acceleration phase. (2) Learners state a = 0 m/s² for the constant velocity section with a correct graph-based justification ('the line is flat, so Δv = 0'). (3) Learners correctly interpret a negative acceleration value as deceleration. Misconception to watch: learners confusing a steep line with 'high velocity' rather than 'high acceleration' — address immediately with: 'The HEIGHT of the line tells you how fast. The SLOPE tells you how fast the speed is changing.'</w:t>
+              <w:t xml:space="preserve">Observable indicators: (1) Green notes correctly use at least two of the three target words (velocity, gradient, acceleration) in a meaningful sentence. (2) Orange notes reveal genuine scientific or mathematical curiosity rather than off-topic questions — these surface areas needing consolidation in Lessons 8–10. (3) During gallery walk, learners can verbally connect at least one today-card to one previous-lesson card.</w:t>
             </w:r>
           </w:p>
         </w:tc>
@@ -21338,32 +21644,32 @@
         <w:tc>
           <w:tcPr>
             <w:tcW w:type="dxa" w:w="1520"/>
-            <w:shd w:fill="FCE4D6" w:color="auto" w:val="clear"/>
-            <w:tcMar>
-              <w:top w:type="dxa" w:w="60"/>
-              <w:left w:type="dxa" w:w="120"/>
-              <w:bottom w:type="dxa" w:w="60"/>
-              <w:right w:type="dxa" w:w="120"/>
-            </w:tcMar>
-            <w:vAlign w:val="top"/>
-          </w:tcPr>
-          <w:p>
-            <w:pPr>
-              <w:spacing w:after="40" w:before="0"/>
-              <w:jc w:val="left"/>
-            </w:pPr>
-            <w:r>
-              <w:rPr>
-                <w:rFonts w:ascii="Arial" w:cs="Arial" w:eastAsia="Arial" w:hAnsi="Arial"/>
-                <w:b/>
-                <w:bCs/>
-                <w:i w:val="false"/>
-                <w:iCs w:val="false"/>
-                <w:color w:val="000000"/>
-                <w:sz w:val="18"/>
-                <w:szCs w:val="18"/>
-              </w:rPr>
-              <w:t xml:space="preserve">Driving Question Board (DQB) Creation</w:t>
+            <w:shd w:fill="D5E8F0" w:color="auto" w:val="clear"/>
+            <w:tcMar>
+              <w:top w:type="dxa" w:w="60"/>
+              <w:left w:type="dxa" w:w="120"/>
+              <w:bottom w:type="dxa" w:w="60"/>
+              <w:right w:type="dxa" w:w="120"/>
+            </w:tcMar>
+            <w:vAlign w:val="top"/>
+          </w:tcPr>
+          <w:p>
+            <w:pPr>
+              <w:spacing w:after="40" w:before="0"/>
+              <w:jc w:val="left"/>
+            </w:pPr>
+            <w:r>
+              <w:rPr>
+                <w:rFonts w:ascii="Arial" w:cs="Arial" w:eastAsia="Arial" w:hAnsi="Arial"/>
+                <w:b/>
+                <w:bCs/>
+                <w:i w:val="false"/>
+                <w:iCs w:val="false"/>
+                <w:color w:val="000000"/>
+                <w:sz w:val="18"/>
+                <w:szCs w:val="18"/>
+              </w:rPr>
+              <w:t xml:space="preserve">Model Building Phase</w:t>
             </w:r>
           </w:p>
           <w:p>
@@ -21386,7 +21692,7 @@
             <w:pPr>
               <w:spacing w:after="20" w:before="0"/>
             </w:pPr>
-            <w:hyperlink w:history="1" r:id="rIdrs8m5pkchdkniaxgpd-hy">
+            <w:hyperlink w:history="1" r:id="rIdint5vnch2buhgscvp-f7r">
               <w:r>
                 <w:rPr>
                   <w:rFonts w:ascii="Arial" w:cs="Arial" w:eastAsia="Arial" w:hAnsi="Arial"/>
@@ -21395,7 +21701,7 @@
                   <w:szCs w:val="16"/>
                   <w:u w:val="single" w:color="2E75B6"/>
                 </w:rPr>
-                <w:t xml:space="preserve">Position vs. time graphs</w:t>
+                <w:t xml:space="preserve">Deriving displacement as a function of time, acceleration, and initial velocity</w:t>
               </w:r>
             </w:hyperlink>
           </w:p>
@@ -21419,7 +21725,7 @@
               <w:spacing w:after="10" w:before="0"/>
               <w:ind w:left="120"/>
             </w:pPr>
-            <w:hyperlink w:history="1" r:id="rIdcrmcjl1jhn6cmjux9ajsh">
+            <w:hyperlink w:history="1" r:id="rIde401foh4cqh6ai3bu8kde">
               <w:r>
                 <w:rPr>
                   <w:rFonts w:ascii="Arial" w:cs="Arial" w:eastAsia="Arial" w:hAnsi="Arial"/>
@@ -21464,7 +21770,7 @@
             <w:pPr>
               <w:spacing w:after="20" w:before="0"/>
             </w:pPr>
-            <w:hyperlink w:history="1" r:id="rIdl1_y3dzllaemo5okhrxjj">
+            <w:hyperlink w:history="1" r:id="rIdkjwleoqsbf3azopecaygn">
               <w:r>
                 <w:rPr>
                   <w:rFonts w:ascii="Arial" w:cs="Arial" w:eastAsia="Arial" w:hAnsi="Arial"/>
@@ -21497,313 +21803,7 @@
               <w:spacing w:after="10" w:before="0"/>
               <w:ind w:left="120"/>
             </w:pPr>
-            <w:hyperlink w:history="1" r:id="rIdw1nn-cjv_i347jnhty6-q">
-              <w:r>
-                <w:rPr>
-                  <w:rFonts w:ascii="Arial" w:cs="Arial" w:eastAsia="Arial" w:hAnsi="Arial"/>
-                  <w:color w:val="595959"/>
-                  <w:sz w:val="14"/>
-                  <w:szCs w:val="14"/>
-                  <w:u w:val="single" w:color="595959"/>
-                </w:rPr>
-                <w:t xml:space="preserve">🔍 Search ARES for similar readings</w:t>
-              </w:r>
-            </w:hyperlink>
-          </w:p>
-        </w:tc>
-        <w:tc>
-          <w:tcPr>
-            <w:tcW w:type="dxa" w:w="3040"/>
-            <w:shd w:fill="FFFFFF" w:color="auto" w:val="clear"/>
-            <w:tcMar>
-              <w:top w:type="dxa" w:w="60"/>
-              <w:left w:type="dxa" w:w="120"/>
-              <w:bottom w:type="dxa" w:w="60"/>
-              <w:right w:type="dxa" w:w="120"/>
-            </w:tcMar>
-            <w:vAlign w:val="top"/>
-          </w:tcPr>
-          <w:p>
-            <w:pPr>
-              <w:spacing w:after="40" w:before="0"/>
-              <w:jc w:val="left"/>
-            </w:pPr>
-            <w:r>
-              <w:rPr>
-                <w:rFonts w:ascii="Arial" w:cs="Arial" w:eastAsia="Arial" w:hAnsi="Arial"/>
-                <w:b w:val="false"/>
-                <w:bCs w:val="false"/>
-                <w:i w:val="false"/>
-                <w:iCs w:val="false"/>
-                <w:color w:val="000000"/>
-                <w:sz w:val="18"/>
-                <w:szCs w:val="18"/>
-              </w:rPr>
-              <w:t xml:space="preserve">Each pair receives two sticky notes. On the first (green): they write one thing they can now explain about the driving question — 'How can mathematics help us fully describe, graph, and predict the motion of objects moving in a straight line — and why does direction always matter?' On the second (orange): they write one new question or remaining confusion the lesson has raised. Learners post their notes on the class DQB. The class then does a 3-minute gallery walk of the new additions, and the teacher facilitates a 5-minute whole-class synthesis discussion, drawing arrows on the DQB to show how today's evidence (v–t graphs, gradient = acceleration) connects to previously posted evidence (d–t graphs, velocity formula, displacement vs. distance).</w:t>
-            </w:r>
-          </w:p>
-        </w:tc>
-        <w:tc>
-          <w:tcPr>
-            <w:tcW w:type="dxa" w:w="3040"/>
-            <w:shd w:fill="F2F2F2" w:color="auto" w:val="clear"/>
-            <w:tcMar>
-              <w:top w:type="dxa" w:w="60"/>
-              <w:left w:type="dxa" w:w="120"/>
-              <w:bottom w:type="dxa" w:w="60"/>
-              <w:right w:type="dxa" w:w="120"/>
-            </w:tcMar>
-            <w:vAlign w:val="top"/>
-          </w:tcPr>
-          <w:p>
-            <w:pPr>
-              <w:spacing w:after="40" w:before="0"/>
-              <w:jc w:val="left"/>
-            </w:pPr>
-            <w:r>
-              <w:rPr>
-                <w:rFonts w:ascii="Arial" w:cs="Arial" w:eastAsia="Arial" w:hAnsi="Arial"/>
-                <w:b w:val="false"/>
-                <w:bCs w:val="false"/>
-                <w:i w:val="false"/>
-                <w:iCs w:val="false"/>
-                <w:color w:val="000000"/>
-                <w:sz w:val="18"/>
-                <w:szCs w:val="18"/>
-              </w:rPr>
-              <w:t xml:space="preserve">Say: 'It is time to update our Driving Question Board. Today you have gathered new mathematical evidence. On your green note, write specifically what you can now explain — use the words velocity, gradient, and acceleration in your sentence. On your orange note, write a genuine question that today's lesson raised for you — there are no wrong questions.' [WAIT 4 minutes for writing.] Direct learners to post notes on the DQB and circulate for 3 minutes reading. Reconvene: 'I see Njeri wrote — [read a strong green note]. How does this connect to the puzzle we saw on Day 1 — why Kipchoge ends up only hundreds of metres from his start after 42 km?' [WAIT 10 seconds.] Draw a line on the DQB connecting today's acceleration concept to the displacement vs. distance card from Lesson 1. Say: 'Every lesson, our mathematical language gets richer. Today we added acceleration and gradient. What do you think the next piece of the puzzle might be?' [WAIT 12 seconds, cold-call 2 learners.]</w:t>
-            </w:r>
-          </w:p>
-        </w:tc>
-        <w:tc>
-          <w:tcPr>
-            <w:tcW w:type="dxa" w:w="3040"/>
-            <w:shd w:fill="FFFFFF" w:color="auto" w:val="clear"/>
-            <w:tcMar>
-              <w:top w:type="dxa" w:w="60"/>
-              <w:left w:type="dxa" w:w="120"/>
-              <w:bottom w:type="dxa" w:w="60"/>
-              <w:right w:type="dxa" w:w="120"/>
-            </w:tcMar>
-            <w:vAlign w:val="top"/>
-          </w:tcPr>
-          <w:p>
-            <w:pPr>
-              <w:spacing w:after="40" w:before="0"/>
-              <w:jc w:val="left"/>
-            </w:pPr>
-            <w:r>
-              <w:rPr>
-                <w:rFonts w:ascii="Arial" w:cs="Arial" w:eastAsia="Arial" w:hAnsi="Arial"/>
-                <w:b w:val="false"/>
-                <w:bCs w:val="false"/>
-                <w:i w:val="false"/>
-                <w:iCs w:val="false"/>
-                <w:color w:val="000000"/>
-                <w:sz w:val="18"/>
-                <w:szCs w:val="18"/>
-              </w:rPr>
-              <w:t xml:space="preserve">Driving Question Board synthesis (Progressive Evidence Mapping). By physically connecting new sticky notes to existing DQB cards with arrows, learners visualise how each lesson's evidence builds cumulatively toward answering the driving question. This metacognitive strategy helps learners see that science and mathematics are not isolated lessons but a growing, connected argument.</w:t>
-            </w:r>
-          </w:p>
-        </w:tc>
-        <w:tc>
-          <w:tcPr>
-            <w:tcW w:type="dxa" w:w="3040"/>
-            <w:shd w:fill="F2F2F2" w:color="auto" w:val="clear"/>
-            <w:tcMar>
-              <w:top w:type="dxa" w:w="60"/>
-              <w:left w:type="dxa" w:w="120"/>
-              <w:bottom w:type="dxa" w:w="60"/>
-              <w:right w:type="dxa" w:w="120"/>
-            </w:tcMar>
-            <w:vAlign w:val="top"/>
-          </w:tcPr>
-          <w:p>
-            <w:pPr>
-              <w:spacing w:after="40" w:before="0"/>
-              <w:jc w:val="left"/>
-            </w:pPr>
-            <w:r>
-              <w:rPr>
-                <w:rFonts w:ascii="Arial" w:cs="Arial" w:eastAsia="Arial" w:hAnsi="Arial"/>
-                <w:b w:val="false"/>
-                <w:bCs w:val="false"/>
-                <w:i w:val="false"/>
-                <w:iCs w:val="false"/>
-                <w:color w:val="000000"/>
-                <w:sz w:val="18"/>
-                <w:szCs w:val="18"/>
-              </w:rPr>
-              <w:t xml:space="preserve">Observable indicators: (1) Green notes correctly use at least two of the three target words (velocity, gradient, acceleration) in a meaningful sentence. (2) Orange notes reveal genuine scientific or mathematical curiosity rather than off-topic questions — these surface areas needing consolidation in Lessons 8–10. (3) During gallery walk, learners can verbally connect at least one today-card to one previous-lesson card.</w:t>
-            </w:r>
-          </w:p>
-        </w:tc>
-      </w:tr>
-      <w:tr>
-        <w:tc>
-          <w:tcPr>
-            <w:tcW w:type="dxa" w:w="1520"/>
-            <w:shd w:fill="D5E8F0" w:color="auto" w:val="clear"/>
-            <w:tcMar>
-              <w:top w:type="dxa" w:w="60"/>
-              <w:left w:type="dxa" w:w="120"/>
-              <w:bottom w:type="dxa" w:w="60"/>
-              <w:right w:type="dxa" w:w="120"/>
-            </w:tcMar>
-            <w:vAlign w:val="top"/>
-          </w:tcPr>
-          <w:p>
-            <w:pPr>
-              <w:spacing w:after="40" w:before="0"/>
-              <w:jc w:val="left"/>
-            </w:pPr>
-            <w:r>
-              <w:rPr>
-                <w:rFonts w:ascii="Arial" w:cs="Arial" w:eastAsia="Arial" w:hAnsi="Arial"/>
-                <w:b/>
-                <w:bCs/>
-                <w:i w:val="false"/>
-                <w:iCs w:val="false"/>
-                <w:color w:val="000000"/>
-                <w:sz w:val="18"/>
-                <w:szCs w:val="18"/>
-              </w:rPr>
-              <w:t xml:space="preserve">Model Building Phase</w:t>
-            </w:r>
-          </w:p>
-          <w:p>
-            <w:pPr>
-              <w:spacing w:after="20" w:before="0"/>
-            </w:pPr>
-            <w:r>
-              <w:rPr>
-                <w:rFonts w:ascii="Arial" w:cs="Arial" w:eastAsia="Arial" w:hAnsi="Arial"/>
-                <w:b/>
-                <w:bCs/>
-                <w:color w:val="1F3864"/>
-                <w:sz w:val="16"/>
-                <w:szCs w:val="16"/>
-              </w:rPr>
-              <w:t xml:space="preserve">📹 VIDEO:</w:t>
-            </w:r>
-          </w:p>
-          <w:p>
-            <w:pPr>
-              <w:spacing w:after="20" w:before="0"/>
-            </w:pPr>
-            <w:hyperlink w:history="1" r:id="rId1xnyi4euejy7ivaqpfwfp">
-              <w:r>
-                <w:rPr>
-                  <w:rFonts w:ascii="Arial" w:cs="Arial" w:eastAsia="Arial" w:hAnsi="Arial"/>
-                  <w:color w:val="2E75B6"/>
-                  <w:sz w:val="16"/>
-                  <w:szCs w:val="16"/>
-                  <w:u w:val="single" w:color="2E75B6"/>
-                </w:rPr>
-                <w:t xml:space="preserve">Deriving displacement as a function of time, acceleration, and initial velocity</w:t>
-              </w:r>
-            </w:hyperlink>
-          </w:p>
-          <w:p>
-            <w:pPr>
-              <w:spacing w:after="10" w:before="0"/>
-              <w:ind w:left="120"/>
-            </w:pPr>
-            <w:r>
-              <w:rPr>
-                <w:rFonts w:ascii="Arial" w:cs="Arial" w:eastAsia="Arial" w:hAnsi="Arial"/>
-                <w:color w:val="595959"/>
-                <w:sz w:val="14"/>
-                <w:szCs w:val="14"/>
-              </w:rPr>
-              <w:t xml:space="preserve">Source: Khan Academy (English - US curriculum)</w:t>
-            </w:r>
-          </w:p>
-          <w:p>
-            <w:pPr>
-              <w:spacing w:after="10" w:before="0"/>
-              <w:ind w:left="120"/>
-            </w:pPr>
-            <w:hyperlink w:history="1" r:id="rIdkanyhmg0atameqwvgemwh">
-              <w:r>
-                <w:rPr>
-                  <w:rFonts w:ascii="Arial" w:cs="Arial" w:eastAsia="Arial" w:hAnsi="Arial"/>
-                  <w:color w:val="595959"/>
-                  <w:sz w:val="14"/>
-                  <w:szCs w:val="14"/>
-                  <w:u w:val="single" w:color="595959"/>
-                </w:rPr>
-                <w:t xml:space="preserve">🔍 Search ARES for similar videos</w:t>
-              </w:r>
-            </w:hyperlink>
-          </w:p>
-          <w:p>
-            <w:pPr>
-              <w:spacing w:after="40" w:before="0"/>
-            </w:pPr>
-            <w:r>
-              <w:rPr>
-                <w:sz w:val="14"/>
-                <w:szCs w:val="14"/>
-              </w:rPr>
-              <w:t xml:space="preserve"/>
-            </w:r>
-          </w:p>
-          <w:p>
-            <w:pPr>
-              <w:spacing w:after="20" w:before="0"/>
-            </w:pPr>
-            <w:r>
-              <w:rPr>
-                <w:rFonts w:ascii="Arial" w:cs="Arial" w:eastAsia="Arial" w:hAnsi="Arial"/>
-                <w:b/>
-                <w:bCs/>
-                <w:color w:val="1F3864"/>
-                <w:sz w:val="16"/>
-                <w:szCs w:val="16"/>
-              </w:rPr>
-              <w:t xml:space="preserve">📖 HTML:</w:t>
-            </w:r>
-          </w:p>
-          <w:p>
-            <w:pPr>
-              <w:spacing w:after="20" w:before="0"/>
-            </w:pPr>
-            <w:hyperlink w:history="1" r:id="rIdedzlibz8p4och_ut7gmbk">
-              <w:r>
-                <w:rPr>
-                  <w:rFonts w:ascii="Arial" w:cs="Arial" w:eastAsia="Arial" w:hAnsi="Arial"/>
-                  <w:color w:val="2E75B6"/>
-                  <w:sz w:val="16"/>
-                  <w:szCs w:val="16"/>
-                  <w:u w:val="single" w:color="2E75B6"/>
-                </w:rPr>
-                <w:t xml:space="preserve">Velocity-Time Graphs (Flexbook)</w:t>
-              </w:r>
-            </w:hyperlink>
-          </w:p>
-          <w:p>
-            <w:pPr>
-              <w:spacing w:after="10" w:before="0"/>
-              <w:ind w:left="120"/>
-            </w:pPr>
-            <w:r>
-              <w:rPr>
-                <w:rFonts w:ascii="Arial" w:cs="Arial" w:eastAsia="Arial" w:hAnsi="Arial"/>
-                <w:color w:val="595959"/>
-                <w:sz w:val="14"/>
-                <w:szCs w:val="14"/>
-              </w:rPr>
-              <w:t xml:space="preserve">Source: CK-12</w:t>
-            </w:r>
-          </w:p>
-          <w:p>
-            <w:pPr>
-              <w:spacing w:after="10" w:before="0"/>
-              <w:ind w:left="120"/>
-            </w:pPr>
-            <w:hyperlink w:history="1" r:id="rIdfau_slxwjzamo2yvkkybl">
+            <w:hyperlink w:history="1" r:id="rIdnmniso2aaz_rvnjubbijr">
               <w:r>
                 <w:rPr>
                   <w:rFonts w:ascii="Arial" w:cs="Arial" w:eastAsia="Arial" w:hAnsi="Arial"/>
@@ -23290,7 +23290,7 @@
             <w:pPr>
               <w:spacing w:after="20" w:before="0"/>
             </w:pPr>
-            <w:hyperlink w:history="1" r:id="rIdq69ym6drlhw5utqrrdqmv">
+            <w:hyperlink w:history="1" r:id="rIdenuk0lha_zp-p1echoot3">
               <w:r>
                 <w:rPr>
                   <w:rFonts w:ascii="Arial" w:cs="Arial" w:eastAsia="Arial" w:hAnsi="Arial"/>
@@ -23323,7 +23323,7 @@
               <w:spacing w:after="10" w:before="0"/>
               <w:ind w:left="120"/>
             </w:pPr>
-            <w:hyperlink w:history="1" r:id="rIdhvmjz0jgsg6ik750txzzn">
+            <w:hyperlink w:history="1" r:id="rIdww4cr5ill8j4fflpu-3fw">
               <w:r>
                 <w:rPr>
                   <w:rFonts w:ascii="Arial" w:cs="Arial" w:eastAsia="Arial" w:hAnsi="Arial"/>
@@ -23368,7 +23368,7 @@
             <w:pPr>
               <w:spacing w:after="20" w:before="0"/>
             </w:pPr>
-            <w:hyperlink w:history="1" r:id="rIdrond_qzdozj1yqsmbwtyg">
+            <w:hyperlink w:history="1" r:id="rIdj0d3nqdjmdefabqrwjwxa">
               <w:r>
                 <w:rPr>
                   <w:rFonts w:ascii="Arial" w:cs="Arial" w:eastAsia="Arial" w:hAnsi="Arial"/>
@@ -23401,7 +23401,7 @@
               <w:spacing w:after="10" w:before="0"/>
               <w:ind w:left="120"/>
             </w:pPr>
-            <w:hyperlink w:history="1" r:id="rIdrndelqmarfszefren5bo0">
+            <w:hyperlink w:history="1" r:id="rIdabkwtom_7xwsryowyucyr">
               <w:r>
                 <w:rPr>
                   <w:rFonts w:ascii="Arial" w:cs="Arial" w:eastAsia="Arial" w:hAnsi="Arial"/>
@@ -23596,7 +23596,7 @@
             <w:pPr>
               <w:spacing w:after="20" w:before="0"/>
             </w:pPr>
-            <w:hyperlink w:history="1" r:id="rIdb1nzwb_as3eb5sx6qjcfz">
+            <w:hyperlink w:history="1" r:id="rIdlao-g0nhtcm8tcf7w7pls">
               <w:r>
                 <w:rPr>
                   <w:rFonts w:ascii="Arial" w:cs="Arial" w:eastAsia="Arial" w:hAnsi="Arial"/>
@@ -23629,7 +23629,7 @@
               <w:spacing w:after="10" w:before="0"/>
               <w:ind w:left="120"/>
             </w:pPr>
-            <w:hyperlink w:history="1" r:id="rIdlm43pnrx1b7fn_3tiq4oc">
+            <w:hyperlink w:history="1" r:id="rIdr7lnm6oik12gw9fs2rjfo">
               <w:r>
                 <w:rPr>
                   <w:rFonts w:ascii="Arial" w:cs="Arial" w:eastAsia="Arial" w:hAnsi="Arial"/>
@@ -23674,7 +23674,7 @@
             <w:pPr>
               <w:spacing w:after="20" w:before="0"/>
             </w:pPr>
-            <w:hyperlink w:history="1" r:id="rId69d-eppmefeklmnitlov-">
+            <w:hyperlink w:history="1" r:id="rIdn_t7ror6elbkynhcbuymd">
               <w:r>
                 <w:rPr>
                   <w:rFonts w:ascii="Arial" w:cs="Arial" w:eastAsia="Arial" w:hAnsi="Arial"/>
@@ -23707,7 +23707,7 @@
               <w:spacing w:after="10" w:before="0"/>
               <w:ind w:left="120"/>
             </w:pPr>
-            <w:hyperlink w:history="1" r:id="rId8avyetz_qpncfd1ay7g8v">
+            <w:hyperlink w:history="1" r:id="rIdqbcxe11nzditogsabec-q">
               <w:r>
                 <w:rPr>
                   <w:rFonts w:ascii="Arial" w:cs="Arial" w:eastAsia="Arial" w:hAnsi="Arial"/>
@@ -23902,7 +23902,7 @@
             <w:pPr>
               <w:spacing w:after="20" w:before="0"/>
             </w:pPr>
-            <w:hyperlink w:history="1" r:id="rIdityd-6ascd4fghvctlvdu">
+            <w:hyperlink w:history="1" r:id="rIdcnpt4ktun1uuf-dlrj7fp">
               <w:r>
                 <w:rPr>
                   <w:rFonts w:ascii="Arial" w:cs="Arial" w:eastAsia="Arial" w:hAnsi="Arial"/>
@@ -23935,7 +23935,7 @@
               <w:spacing w:after="10" w:before="0"/>
               <w:ind w:left="120"/>
             </w:pPr>
-            <w:hyperlink w:history="1" r:id="rIdqfgo4vglrs06jukgnsifw">
+            <w:hyperlink w:history="1" r:id="rIdd57qnqn_sn-ntio0ag2tf">
               <w:r>
                 <w:rPr>
                   <w:rFonts w:ascii="Arial" w:cs="Arial" w:eastAsia="Arial" w:hAnsi="Arial"/>
@@ -23980,7 +23980,7 @@
             <w:pPr>
               <w:spacing w:after="20" w:before="0"/>
             </w:pPr>
-            <w:hyperlink w:history="1" r:id="rId6qcf2tz6ulgcehqisnhqm">
+            <w:hyperlink w:history="1" r:id="rIdbvg6w1rbp_bwp6lmgp6lr">
               <w:r>
                 <w:rPr>
                   <w:rFonts w:ascii="Arial" w:cs="Arial" w:eastAsia="Arial" w:hAnsi="Arial"/>
@@ -24013,7 +24013,7 @@
               <w:spacing w:after="10" w:before="0"/>
               <w:ind w:left="120"/>
             </w:pPr>
-            <w:hyperlink w:history="1" r:id="rIdbizcqivua1gmufd5elx33">
+            <w:hyperlink w:history="1" r:id="rId8fjqlmlzvhl5ehhavxfmx">
               <w:r>
                 <w:rPr>
                   <w:rFonts w:ascii="Arial" w:cs="Arial" w:eastAsia="Arial" w:hAnsi="Arial"/>
@@ -24208,7 +24208,7 @@
             <w:pPr>
               <w:spacing w:after="20" w:before="0"/>
             </w:pPr>
-            <w:hyperlink w:history="1" r:id="rIdsx3bqjjlr6-ettqxnt3eg">
+            <w:hyperlink w:history="1" r:id="rIdpawuyw2uem_ocgrqjh9ez">
               <w:r>
                 <w:rPr>
                   <w:rFonts w:ascii="Arial" w:cs="Arial" w:eastAsia="Arial" w:hAnsi="Arial"/>
@@ -24241,7 +24241,7 @@
               <w:spacing w:after="10" w:before="0"/>
               <w:ind w:left="120"/>
             </w:pPr>
-            <w:hyperlink w:history="1" r:id="rIdgdy4cllnvlzhsmymk4xh7">
+            <w:hyperlink w:history="1" r:id="rIdg6tiummmyxbssthue5awv">
               <w:r>
                 <w:rPr>
                   <w:rFonts w:ascii="Arial" w:cs="Arial" w:eastAsia="Arial" w:hAnsi="Arial"/>
@@ -24286,7 +24286,7 @@
             <w:pPr>
               <w:spacing w:after="20" w:before="0"/>
             </w:pPr>
-            <w:hyperlink w:history="1" r:id="rIdnmx9las8m3opb3vh5yxb9">
+            <w:hyperlink w:history="1" r:id="rIdqtzge5pholule8lmqq3aj">
               <w:r>
                 <w:rPr>
                   <w:rFonts w:ascii="Arial" w:cs="Arial" w:eastAsia="Arial" w:hAnsi="Arial"/>
@@ -24319,7 +24319,7 @@
               <w:spacing w:after="10" w:before="0"/>
               <w:ind w:left="120"/>
             </w:pPr>
-            <w:hyperlink w:history="1" r:id="rIdqynx5dqlscpzsxxn_pfbv">
+            <w:hyperlink w:history="1" r:id="rIdnggaby43bm-4ul-k6uqnf">
               <w:r>
                 <w:rPr>
                   <w:rFonts w:ascii="Arial" w:cs="Arial" w:eastAsia="Arial" w:hAnsi="Arial"/>
@@ -24514,7 +24514,7 @@
             <w:pPr>
               <w:spacing w:after="20" w:before="0"/>
             </w:pPr>
-            <w:hyperlink w:history="1" r:id="rIdlvrdnqc5mfyxpok9-x_tp">
+            <w:hyperlink w:history="1" r:id="rId-moovvkgumlrjmpfgrmaw">
               <w:r>
                 <w:rPr>
                   <w:rFonts w:ascii="Arial" w:cs="Arial" w:eastAsia="Arial" w:hAnsi="Arial"/>
@@ -24547,7 +24547,7 @@
               <w:spacing w:after="10" w:before="0"/>
               <w:ind w:left="120"/>
             </w:pPr>
-            <w:hyperlink w:history="1" r:id="rIdtyoef0wi3ufc0jesd6l40">
+            <w:hyperlink w:history="1" r:id="rId8buh-1p1eoohtpvpgh2bm">
               <w:r>
                 <w:rPr>
                   <w:rFonts w:ascii="Arial" w:cs="Arial" w:eastAsia="Arial" w:hAnsi="Arial"/>
@@ -24592,7 +24592,7 @@
             <w:pPr>
               <w:spacing w:after="20" w:before="0"/>
             </w:pPr>
-            <w:hyperlink w:history="1" r:id="rIdhj7lxnpjp8mc41hmue8b5">
+            <w:hyperlink w:history="1" r:id="rIdy9lxsiqm1axmmgwbo1nbs">
               <w:r>
                 <w:rPr>
                   <w:rFonts w:ascii="Arial" w:cs="Arial" w:eastAsia="Arial" w:hAnsi="Arial"/>
@@ -24625,7 +24625,7 @@
               <w:spacing w:after="10" w:before="0"/>
               <w:ind w:left="120"/>
             </w:pPr>
-            <w:hyperlink w:history="1" r:id="rIdnilfi_pgel-kdqowagvw2">
+            <w:hyperlink w:history="1" r:id="rIdwdaszqx03utjmddr5oclm">
               <w:r>
                 <w:rPr>
                   <w:rFonts w:ascii="Arial" w:cs="Arial" w:eastAsia="Arial" w:hAnsi="Arial"/>
@@ -26112,7 +26112,7 @@
             <w:pPr>
               <w:spacing w:after="20" w:before="0"/>
             </w:pPr>
-            <w:hyperlink w:history="1" r:id="rId46h3suubxa0yhtorhpmns">
+            <w:hyperlink w:history="1" r:id="rId6xyamh6mtcv-7d9mjnr4h">
               <w:r>
                 <w:rPr>
                   <w:rFonts w:ascii="Arial" w:cs="Arial" w:eastAsia="Arial" w:hAnsi="Arial"/>
@@ -26145,7 +26145,7 @@
               <w:spacing w:after="10" w:before="0"/>
               <w:ind w:left="120"/>
             </w:pPr>
-            <w:hyperlink w:history="1" r:id="rId89a2t19uvauehvuhne5fc">
+            <w:hyperlink w:history="1" r:id="rIdepumyfexr3kw8cwurkww6">
               <w:r>
                 <w:rPr>
                   <w:rFonts w:ascii="Arial" w:cs="Arial" w:eastAsia="Arial" w:hAnsi="Arial"/>
@@ -26190,7 +26190,7 @@
             <w:pPr>
               <w:spacing w:after="20" w:before="0"/>
             </w:pPr>
-            <w:hyperlink w:history="1" r:id="rIdaoqjqyvq2rv-mgtqlyu2k">
+            <w:hyperlink w:history="1" r:id="rId6or6cu-izwxkla6qgafer">
               <w:r>
                 <w:rPr>
                   <w:rFonts w:ascii="Arial" w:cs="Arial" w:eastAsia="Arial" w:hAnsi="Arial"/>
@@ -26223,7 +26223,7 @@
               <w:spacing w:after="10" w:before="0"/>
               <w:ind w:left="120"/>
             </w:pPr>
-            <w:hyperlink w:history="1" r:id="rId_uyjdu4hvc57feh-ytk9n">
+            <w:hyperlink w:history="1" r:id="rIdzx95wxqt92ejludmukcwi">
               <w:r>
                 <w:rPr>
                   <w:rFonts w:ascii="Arial" w:cs="Arial" w:eastAsia="Arial" w:hAnsi="Arial"/>
@@ -26418,7 +26418,7 @@
             <w:pPr>
               <w:spacing w:after="20" w:before="0"/>
             </w:pPr>
-            <w:hyperlink w:history="1" r:id="rIdpw7csdkuw0ydec32mkxwd">
+            <w:hyperlink w:history="1" r:id="rIdli2wfo2kn-acfnhfbopyy">
               <w:r>
                 <w:rPr>
                   <w:rFonts w:ascii="Arial" w:cs="Arial" w:eastAsia="Arial" w:hAnsi="Arial"/>
@@ -26451,7 +26451,7 @@
               <w:spacing w:after="10" w:before="0"/>
               <w:ind w:left="120"/>
             </w:pPr>
-            <w:hyperlink w:history="1" r:id="rIddedptmeikpj9r0hkrikls">
+            <w:hyperlink w:history="1" r:id="rId7tgne-sly08frpbtptp2m">
               <w:r>
                 <w:rPr>
                   <w:rFonts w:ascii="Arial" w:cs="Arial" w:eastAsia="Arial" w:hAnsi="Arial"/>
@@ -26496,7 +26496,7 @@
             <w:pPr>
               <w:spacing w:after="20" w:before="0"/>
             </w:pPr>
-            <w:hyperlink w:history="1" r:id="rIdpq-qi-tp3lmnatmyse-fy">
+            <w:hyperlink w:history="1" r:id="rIdn1yoi-6ghfxq3j_uwrdzo">
               <w:r>
                 <w:rPr>
                   <w:rFonts w:ascii="Arial" w:cs="Arial" w:eastAsia="Arial" w:hAnsi="Arial"/>
@@ -26529,7 +26529,7 @@
               <w:spacing w:after="10" w:before="0"/>
               <w:ind w:left="120"/>
             </w:pPr>
-            <w:hyperlink w:history="1" r:id="rIdp-p7xi8azw2o3qd8rz0p8">
+            <w:hyperlink w:history="1" r:id="rIdldlsrrixcsu6mebzwaf_f">
               <w:r>
                 <w:rPr>
                   <w:rFonts w:ascii="Arial" w:cs="Arial" w:eastAsia="Arial" w:hAnsi="Arial"/>
@@ -26724,7 +26724,7 @@
             <w:pPr>
               <w:spacing w:after="20" w:before="0"/>
             </w:pPr>
-            <w:hyperlink w:history="1" r:id="rIdf_jdbk68ditguh0dgqd6j">
+            <w:hyperlink w:history="1" r:id="rIdsnlvhndfxclwfs6dkn9t-">
               <w:r>
                 <w:rPr>
                   <w:rFonts w:ascii="Arial" w:cs="Arial" w:eastAsia="Arial" w:hAnsi="Arial"/>
@@ -26757,7 +26757,7 @@
               <w:spacing w:after="10" w:before="0"/>
               <w:ind w:left="120"/>
             </w:pPr>
-            <w:hyperlink w:history="1" r:id="rId_mitdekkqkn_jlz_qocbu">
+            <w:hyperlink w:history="1" r:id="rIdlfftg5nfgsoxa2v7rqjbn">
               <w:r>
                 <w:rPr>
                   <w:rFonts w:ascii="Arial" w:cs="Arial" w:eastAsia="Arial" w:hAnsi="Arial"/>
@@ -26802,7 +26802,7 @@
             <w:pPr>
               <w:spacing w:after="20" w:before="0"/>
             </w:pPr>
-            <w:hyperlink w:history="1" r:id="rIdjqssommuktkd2uudmwlxq">
+            <w:hyperlink w:history="1" r:id="rIdy9keixxyieckqgwr6eopd">
               <w:r>
                 <w:rPr>
                   <w:rFonts w:ascii="Arial" w:cs="Arial" w:eastAsia="Arial" w:hAnsi="Arial"/>
@@ -26835,7 +26835,7 @@
               <w:spacing w:after="10" w:before="0"/>
               <w:ind w:left="120"/>
             </w:pPr>
-            <w:hyperlink w:history="1" r:id="rIdjx9a84klstslmxjbxd4nf">
+            <w:hyperlink w:history="1" r:id="rIdzfkoivnywnz9uce6jv6xk">
               <w:r>
                 <w:rPr>
                   <w:rFonts w:ascii="Arial" w:cs="Arial" w:eastAsia="Arial" w:hAnsi="Arial"/>
@@ -27030,7 +27030,7 @@
             <w:pPr>
               <w:spacing w:after="20" w:before="0"/>
             </w:pPr>
-            <w:hyperlink w:history="1" r:id="rId9z0yodhnqupjpduhed22y">
+            <w:hyperlink w:history="1" r:id="rIdhqs775jcuezuinrvn5sbs">
               <w:r>
                 <w:rPr>
                   <w:rFonts w:ascii="Arial" w:cs="Arial" w:eastAsia="Arial" w:hAnsi="Arial"/>
@@ -27063,7 +27063,7 @@
               <w:spacing w:after="10" w:before="0"/>
               <w:ind w:left="120"/>
             </w:pPr>
-            <w:hyperlink w:history="1" r:id="rIdyay3vrlhyceaoio_bkz2z">
+            <w:hyperlink w:history="1" r:id="rIdtlt8jrbennbps1sax5zx3">
               <w:r>
                 <w:rPr>
                   <w:rFonts w:ascii="Arial" w:cs="Arial" w:eastAsia="Arial" w:hAnsi="Arial"/>
@@ -27108,7 +27108,7 @@
             <w:pPr>
               <w:spacing w:after="20" w:before="0"/>
             </w:pPr>
-            <w:hyperlink w:history="1" r:id="rIdkbby4f3vbcky3mvfhhswx">
+            <w:hyperlink w:history="1" r:id="rId1pe_wzdqtuuuwg-adsuli">
               <w:r>
                 <w:rPr>
                   <w:rFonts w:ascii="Arial" w:cs="Arial" w:eastAsia="Arial" w:hAnsi="Arial"/>
@@ -27141,7 +27141,7 @@
               <w:spacing w:after="10" w:before="0"/>
               <w:ind w:left="120"/>
             </w:pPr>
-            <w:hyperlink w:history="1" r:id="rIdiz3dbcxox-rt439g2r_ku">
+            <w:hyperlink w:history="1" r:id="rIdg4d2wkc_gbm7d4mul49g8">
               <w:r>
                 <w:rPr>
                   <w:rFonts w:ascii="Arial" w:cs="Arial" w:eastAsia="Arial" w:hAnsi="Arial"/>
@@ -27336,7 +27336,7 @@
             <w:pPr>
               <w:spacing w:after="20" w:before="0"/>
             </w:pPr>
-            <w:hyperlink w:history="1" r:id="rIdybwvyrwd-fhzbunaodjgj">
+            <w:hyperlink w:history="1" r:id="rIdcb9sby-npmvtrzvrrvw3e">
               <w:r>
                 <w:rPr>
                   <w:rFonts w:ascii="Arial" w:cs="Arial" w:eastAsia="Arial" w:hAnsi="Arial"/>
@@ -27369,7 +27369,7 @@
               <w:spacing w:after="10" w:before="0"/>
               <w:ind w:left="120"/>
             </w:pPr>
-            <w:hyperlink w:history="1" r:id="rIdtdi5fjzwjastp80lge13d">
+            <w:hyperlink w:history="1" r:id="rIdnzjijspugryh0ph1tx696">
               <w:r>
                 <w:rPr>
                   <w:rFonts w:ascii="Arial" w:cs="Arial" w:eastAsia="Arial" w:hAnsi="Arial"/>
@@ -27414,7 +27414,7 @@
             <w:pPr>
               <w:spacing w:after="20" w:before="0"/>
             </w:pPr>
-            <w:hyperlink w:history="1" r:id="rIdo5kcdq_kkg_fg1jmbmvgm">
+            <w:hyperlink w:history="1" r:id="rId2gwfzj_j47jmaotc87gfd">
               <w:r>
                 <w:rPr>
                   <w:rFonts w:ascii="Arial" w:cs="Arial" w:eastAsia="Arial" w:hAnsi="Arial"/>
@@ -27447,7 +27447,7 @@
               <w:spacing w:after="10" w:before="0"/>
               <w:ind w:left="120"/>
             </w:pPr>
-            <w:hyperlink w:history="1" r:id="rIdj9e1uscfa6dctaul-w2nm">
+            <w:hyperlink w:history="1" r:id="rIdx4xovky__aavaqnslw_vz">
               <w:r>
                 <w:rPr>
                   <w:rFonts w:ascii="Arial" w:cs="Arial" w:eastAsia="Arial" w:hAnsi="Arial"/>
@@ -28934,7 +28934,7 @@
             <w:pPr>
               <w:spacing w:after="20" w:before="0"/>
             </w:pPr>
-            <w:hyperlink w:history="1" r:id="rIdraep9trixdxyzp0l9dczw">
+            <w:hyperlink w:history="1" r:id="rIdyxzzbipmy3omm9d2laht9">
               <w:r>
                 <w:rPr>
                   <w:rFonts w:ascii="Arial" w:cs="Arial" w:eastAsia="Arial" w:hAnsi="Arial"/>
@@ -28967,7 +28967,7 @@
               <w:spacing w:after="10" w:before="0"/>
               <w:ind w:left="120"/>
             </w:pPr>
-            <w:hyperlink w:history="1" r:id="rId_rvdi7jdimz92wyp01-hm">
+            <w:hyperlink w:history="1" r:id="rIdqctu1tejlp6sg02_qu_u6">
               <w:r>
                 <w:rPr>
                   <w:rFonts w:ascii="Arial" w:cs="Arial" w:eastAsia="Arial" w:hAnsi="Arial"/>
@@ -29012,7 +29012,7 @@
             <w:pPr>
               <w:spacing w:after="20" w:before="0"/>
             </w:pPr>
-            <w:hyperlink w:history="1" r:id="rIdz9zq1dgb4knyc8hb1zdn9">
+            <w:hyperlink w:history="1" r:id="rIdht6jwddtjmogo5slw0nsu">
               <w:r>
                 <w:rPr>
                   <w:rFonts w:ascii="Arial" w:cs="Arial" w:eastAsia="Arial" w:hAnsi="Arial"/>
@@ -29045,7 +29045,7 @@
               <w:spacing w:after="10" w:before="0"/>
               <w:ind w:left="120"/>
             </w:pPr>
-            <w:hyperlink w:history="1" r:id="rIdx_qcz_b1mbb-wujlaxak4">
+            <w:hyperlink w:history="1" r:id="rIdpt0vlsuc8zxwqg1kakzvy">
               <w:r>
                 <w:rPr>
                   <w:rFonts w:ascii="Arial" w:cs="Arial" w:eastAsia="Arial" w:hAnsi="Arial"/>
@@ -29240,7 +29240,7 @@
             <w:pPr>
               <w:spacing w:after="20" w:before="0"/>
             </w:pPr>
-            <w:hyperlink w:history="1" r:id="rIdmlcm6_twiu-th39jartqr">
+            <w:hyperlink w:history="1" r:id="rIdz5xktxuql9abpzyvqlw3_">
               <w:r>
                 <w:rPr>
                   <w:rFonts w:ascii="Arial" w:cs="Arial" w:eastAsia="Arial" w:hAnsi="Arial"/>
@@ -29273,7 +29273,7 @@
               <w:spacing w:after="10" w:before="0"/>
               <w:ind w:left="120"/>
             </w:pPr>
-            <w:hyperlink w:history="1" r:id="rIdb92kbha7mdstdmfrkvq_g">
+            <w:hyperlink w:history="1" r:id="rIdyyine_y6g0lsyafdjvsxc">
               <w:r>
                 <w:rPr>
                   <w:rFonts w:ascii="Arial" w:cs="Arial" w:eastAsia="Arial" w:hAnsi="Arial"/>
@@ -29318,7 +29318,7 @@
             <w:pPr>
               <w:spacing w:after="20" w:before="0"/>
             </w:pPr>
-            <w:hyperlink w:history="1" r:id="rIdpxs73lkzgb9ype9mzbolg">
+            <w:hyperlink w:history="1" r:id="rIdnfrwi13l5bpuh-itvd88f">
               <w:r>
                 <w:rPr>
                   <w:rFonts w:ascii="Arial" w:cs="Arial" w:eastAsia="Arial" w:hAnsi="Arial"/>
@@ -29351,7 +29351,7 @@
               <w:spacing w:after="10" w:before="0"/>
               <w:ind w:left="120"/>
             </w:pPr>
-            <w:hyperlink w:history="1" r:id="rIdr1oxd8x4kaqfqktkah9l0">
+            <w:hyperlink w:history="1" r:id="rIdk3zbpqtezcfxhukgo4msg">
               <w:r>
                 <w:rPr>
                   <w:rFonts w:ascii="Arial" w:cs="Arial" w:eastAsia="Arial" w:hAnsi="Arial"/>
@@ -29584,7 +29584,351 @@
             <w:pPr>
               <w:spacing w:after="20" w:before="0"/>
             </w:pPr>
-            <w:hyperlink w:history="1" r:id="rIdlag2axtdcu04jx8qqckdx">
+            <w:hyperlink w:history="1" r:id="rIdwjzjrfjrowq-7pd1uerpp">
+              <w:r>
+                <w:rPr>
+                  <w:rFonts w:ascii="Arial" w:cs="Arial" w:eastAsia="Arial" w:hAnsi="Arial"/>
+                  <w:color w:val="2E75B6"/>
+                  <w:sz w:val="16"/>
+                  <w:szCs w:val="16"/>
+                  <w:u w:val="single" w:color="2E75B6"/>
+                </w:rPr>
+                <w:t xml:space="preserve">Intro to vectors and scalars</w:t>
+              </w:r>
+            </w:hyperlink>
+          </w:p>
+          <w:p>
+            <w:pPr>
+              <w:spacing w:after="10" w:before="0"/>
+              <w:ind w:left="120"/>
+            </w:pPr>
+            <w:r>
+              <w:rPr>
+                <w:rFonts w:ascii="Arial" w:cs="Arial" w:eastAsia="Arial" w:hAnsi="Arial"/>
+                <w:color w:val="595959"/>
+                <w:sz w:val="14"/>
+                <w:szCs w:val="14"/>
+              </w:rPr>
+              <w:t xml:space="preserve">Source: Khan Academy (English - US curriculum)</w:t>
+            </w:r>
+          </w:p>
+          <w:p>
+            <w:pPr>
+              <w:spacing w:after="10" w:before="0"/>
+              <w:ind w:left="120"/>
+            </w:pPr>
+            <w:hyperlink w:history="1" r:id="rIds8ztyi9rwyqddts9qjqxn">
+              <w:r>
+                <w:rPr>
+                  <w:rFonts w:ascii="Arial" w:cs="Arial" w:eastAsia="Arial" w:hAnsi="Arial"/>
+                  <w:color w:val="595959"/>
+                  <w:sz w:val="14"/>
+                  <w:szCs w:val="14"/>
+                  <w:u w:val="single" w:color="595959"/>
+                </w:rPr>
+                <w:t xml:space="preserve">🔍 Search ARES for similar videos</w:t>
+              </w:r>
+            </w:hyperlink>
+          </w:p>
+          <w:p>
+            <w:pPr>
+              <w:spacing w:after="40" w:before="0"/>
+            </w:pPr>
+            <w:r>
+              <w:rPr>
+                <w:sz w:val="14"/>
+                <w:szCs w:val="14"/>
+              </w:rPr>
+              <w:t xml:space="preserve"/>
+            </w:r>
+          </w:p>
+          <w:p>
+            <w:pPr>
+              <w:spacing w:after="20" w:before="0"/>
+            </w:pPr>
+            <w:r>
+              <w:rPr>
+                <w:rFonts w:ascii="Arial" w:cs="Arial" w:eastAsia="Arial" w:hAnsi="Arial"/>
+                <w:b/>
+                <w:bCs/>
+                <w:color w:val="1F3864"/>
+                <w:sz w:val="16"/>
+                <w:szCs w:val="16"/>
+              </w:rPr>
+              <w:t xml:space="preserve">📖 EXERCISE:</w:t>
+            </w:r>
+          </w:p>
+          <w:p>
+            <w:pPr>
+              <w:spacing w:after="20" w:before="0"/>
+            </w:pPr>
+            <w:hyperlink w:history="1" r:id="rIde4a_spvnpacatwkphcqcs">
+              <w:r>
+                <w:rPr>
+                  <w:rFonts w:ascii="Arial" w:cs="Arial" w:eastAsia="Arial" w:hAnsi="Arial"/>
+                  <w:color w:val="2E75B6"/>
+                  <w:sz w:val="16"/>
+                  <w:szCs w:val="16"/>
+                  <w:u w:val="single" w:color="2E75B6"/>
+                </w:rPr>
+                <w:t xml:space="preserve">2D projectile motion: Identifying graphs for projectiles</w:t>
+              </w:r>
+            </w:hyperlink>
+          </w:p>
+          <w:p>
+            <w:pPr>
+              <w:spacing w:after="10" w:before="0"/>
+              <w:ind w:left="120"/>
+            </w:pPr>
+            <w:r>
+              <w:rPr>
+                <w:rFonts w:ascii="Arial" w:cs="Arial" w:eastAsia="Arial" w:hAnsi="Arial"/>
+                <w:color w:val="595959"/>
+                <w:sz w:val="14"/>
+                <w:szCs w:val="14"/>
+              </w:rPr>
+              <w:t xml:space="preserve">Source: Khan Academy (English - US curriculum)</w:t>
+            </w:r>
+          </w:p>
+          <w:p>
+            <w:pPr>
+              <w:spacing w:after="10" w:before="0"/>
+              <w:ind w:left="120"/>
+            </w:pPr>
+            <w:hyperlink w:history="1" r:id="rIdagohqxyelwjyg3jue6ppq">
+              <w:r>
+                <w:rPr>
+                  <w:rFonts w:ascii="Arial" w:cs="Arial" w:eastAsia="Arial" w:hAnsi="Arial"/>
+                  <w:color w:val="595959"/>
+                  <w:sz w:val="14"/>
+                  <w:szCs w:val="14"/>
+                  <w:u w:val="single" w:color="595959"/>
+                </w:rPr>
+                <w:t xml:space="preserve">🔍 Search ARES for similar readings</w:t>
+              </w:r>
+            </w:hyperlink>
+          </w:p>
+        </w:tc>
+        <w:tc>
+          <w:tcPr>
+            <w:tcW w:type="dxa" w:w="3040"/>
+            <w:shd w:fill="FFFFFF" w:color="auto" w:val="clear"/>
+            <w:tcMar>
+              <w:top w:type="dxa" w:w="60"/>
+              <w:left w:type="dxa" w:w="120"/>
+              <w:bottom w:type="dxa" w:w="60"/>
+              <w:right w:type="dxa" w:w="120"/>
+            </w:tcMar>
+            <w:vAlign w:val="top"/>
+          </w:tcPr>
+          <w:p>
+            <w:pPr>
+              <w:spacing w:after="40" w:before="0"/>
+              <w:jc w:val="left"/>
+            </w:pPr>
+            <w:r>
+              <w:rPr>
+                <w:rFonts w:ascii="Arial" w:cs="Arial" w:eastAsia="Arial" w:hAnsi="Arial"/>
+                <w:b w:val="false"/>
+                <w:bCs w:val="false"/>
+                <w:i w:val="false"/>
+                <w:iCs w:val="false"/>
+                <w:color w:val="000000"/>
+                <w:sz w:val="18"/>
+                <w:szCs w:val="18"/>
+              </w:rPr>
+              <w:t xml:space="preserve">Groups now solve the Nakuru–Nairobi overtaking problem in full. They must: (1) Calculate the time for the matatu to accelerate from 25 m/s to 33.33 m/s given that a reasonable uniform acceleration is 2 m/s² — using a = (v−u)/t. (2) Calculate the total distance the matatu travels during this acceleration phase — using s = ut + ½at². (3) Calculate the total distance the matatu needs to travel to completely clear the truck (matatu length + truck length + safe buffer of 10 m = 30 m total clearance). (4) Compare the distance available (400 m) with the distance required, accounting for the fact that the truck is also moving forward during the overtake. (5) Construct a velocity-time graph for the matatu's motion during the overtake on graph paper, labelling axes, gradient (= acceleration), and the area under the graph (= displacement). (6) Write a final written verdict: 'Is this overtake mathematically safe?' with a justification referencing specific calculated values.</w:t>
+            </w:r>
+          </w:p>
+          <w:p>
+            <w:pPr>
+              <w:spacing w:after="40" w:before="0"/>
+              <w:jc w:val="left"/>
+            </w:pPr>
+            <w:r>
+              <w:rPr>
+                <w:rFonts w:ascii="Arial" w:cs="Arial" w:eastAsia="Arial" w:hAnsi="Arial"/>
+                <w:b w:val="false"/>
+                <w:bCs w:val="false"/>
+                <w:i w:val="false"/>
+                <w:iCs w:val="false"/>
+                <w:color w:val="000000"/>
+                <w:sz w:val="18"/>
+                <w:szCs w:val="18"/>
+              </w:rPr>
+              <w:t xml:space="preserve"/>
+            </w:r>
+          </w:p>
+          <w:p>
+            <w:pPr>
+              <w:spacing w:after="40" w:before="0"/>
+              <w:jc w:val="left"/>
+            </w:pPr>
+            <w:r>
+              <w:rPr>
+                <w:rFonts w:ascii="Arial" w:cs="Arial" w:eastAsia="Arial" w:hAnsi="Arial"/>
+                <w:b w:val="false"/>
+                <w:bCs w:val="false"/>
+                <w:i w:val="false"/>
+                <w:iCs w:val="false"/>
+                <w:color w:val="000000"/>
+                <w:sz w:val="18"/>
+                <w:szCs w:val="18"/>
+              </w:rPr>
+              <w:t xml:space="preserve">After group work (20 minutes), two groups present their solution and velocity-time graph to the class. The class critiques each presentation using the sentence frames: 'We agree with ___ because ___.' and 'We want to challenge ___ because ___.' The teacher then delivers a 7-minute Final Explanation, explicitly connecting every concept from the unit back to the anchoring Timer Race Puzzle and to the driving question.</w:t>
+            </w:r>
+          </w:p>
+        </w:tc>
+        <w:tc>
+          <w:tcPr>
+            <w:tcW w:type="dxa" w:w="3040"/>
+            <w:shd w:fill="F2F2F2" w:color="auto" w:val="clear"/>
+            <w:tcMar>
+              <w:top w:type="dxa" w:w="60"/>
+              <w:left w:type="dxa" w:w="120"/>
+              <w:bottom w:type="dxa" w:w="60"/>
+              <w:right w:type="dxa" w:w="120"/>
+            </w:tcMar>
+            <w:vAlign w:val="top"/>
+          </w:tcPr>
+          <w:p>
+            <w:pPr>
+              <w:spacing w:after="40" w:before="0"/>
+              <w:jc w:val="left"/>
+            </w:pPr>
+            <w:r>
+              <w:rPr>
+                <w:rFonts w:ascii="Arial" w:cs="Arial" w:eastAsia="Arial" w:hAnsi="Arial"/>
+                <w:b w:val="false"/>
+                <w:bCs w:val="false"/>
+                <w:i w:val="false"/>
+                <w:iCs w:val="false"/>
+                <w:color w:val="000000"/>
+                <w:sz w:val="18"/>
+                <w:szCs w:val="18"/>
+              </w:rPr>
+              <w:t xml:space="preserve">1. Say: 'You have 20 minutes to solve the full problem. Every group must produce: the calculations, the velocity-time graph, and the written verdict. Every member must be able to explain any part of the solution.' WAIT TIME: 20 minutes group work. Circulate actively. For groups stuck on step (3), ask: 'The matatu must be completely past the truck — what distance does the front of the matatu need to travel before the back of the matatu clears the front of the truck?' For groups stuck on step (4), prompt: 'While the matatu is overtaking, the truck is not standing still. How far does the truck move in that same time?' 2. After 20 minutes, cold-call 2 groups to present. For each presentation: (a) Ask the presenting group to point to specific values on their velocity-time graph as they explain. (b) After presentation, ask class: 'Using our sentence frames — agree or challenge? You have 10 seconds to decide.' Cold-call 3 learners for responses. WAIT TIME: 15 seconds between challenge statements to allow the presenting group to respond. 3. Deliver the 7-minute Final Explanation. Use the following structure and say these phrases verbatim at key moments: — 'On Day 1, you were puzzled: same distance, same time, different places. Now you know why — distance is scalar, displacement is vector.' — 'The matatu's speedometer shows 90 km/h. That is speed — a scalar. But the direction is Nairobi, not Nakuru. That direction is what turns speed into velocity.' — 'When the driver accelerates to overtake, the velocity changes. The rate of that change — that is acceleration. And today you calculated it, graphed it, and used it to make a safety decision.' — 'Eliud Kipchoge runs 42 km in the Berlin Marathon. His distance is 42 km. His displacement? Almost zero — he ends near where he started. Same number, completely different mathematical meaning.' — 'The Timer Race puzzle is now solved. You have the language. You have the tools. You are mathematicians of motion.' 4. After the Final Explanation, ask: 'Is there any question remaining on our DQB that has not been answered?' Cold-call 3 learners. For each remaining question, invite a peer — not the teacher — to answer first.</w:t>
+            </w:r>
+          </w:p>
+        </w:tc>
+        <w:tc>
+          <w:tcPr>
+            <w:tcW w:type="dxa" w:w="3040"/>
+            <w:shd w:fill="FFFFFF" w:color="auto" w:val="clear"/>
+            <w:tcMar>
+              <w:top w:type="dxa" w:w="60"/>
+              <w:left w:type="dxa" w:w="120"/>
+              <w:bottom w:type="dxa" w:w="60"/>
+              <w:right w:type="dxa" w:w="120"/>
+            </w:tcMar>
+            <w:vAlign w:val="top"/>
+          </w:tcPr>
+          <w:p>
+            <w:pPr>
+              <w:spacing w:after="40" w:before="0"/>
+              <w:jc w:val="left"/>
+            </w:pPr>
+            <w:r>
+              <w:rPr>
+                <w:rFonts w:ascii="Arial" w:cs="Arial" w:eastAsia="Arial" w:hAnsi="Arial"/>
+                <w:b w:val="false"/>
+                <w:bCs w:val="false"/>
+                <w:i w:val="false"/>
+                <w:iCs w:val="false"/>
+                <w:color w:val="000000"/>
+                <w:sz w:val="18"/>
+                <w:szCs w:val="18"/>
+              </w:rPr>
+              <w:t xml:space="preserve">Strategy: 'Multi-Representational Convergence'. Learners solve the same problem through three representations simultaneously — numerical calculation, algebraic formula application, and graphical construction (velocity-time graph). When all three representations yield consistent answers, learners experience the power of mathematical coherence. This strategy (NGSS SEP 2: Developing and Using Models; SEP 5: Using Mathematics) deepens conceptual understanding far beyond procedural fluency. The Final Explanation narrative explicitly ties representations back to the anchoring phenomenon, completing the storyline arc.</w:t>
+            </w:r>
+          </w:p>
+        </w:tc>
+        <w:tc>
+          <w:tcPr>
+            <w:tcW w:type="dxa" w:w="3040"/>
+            <w:shd w:fill="F2F2F2" w:color="auto" w:val="clear"/>
+            <w:tcMar>
+              <w:top w:type="dxa" w:w="60"/>
+              <w:left w:type="dxa" w:w="120"/>
+              <w:bottom w:type="dxa" w:w="60"/>
+              <w:right w:type="dxa" w:w="120"/>
+            </w:tcMar>
+            <w:vAlign w:val="top"/>
+          </w:tcPr>
+          <w:p>
+            <w:pPr>
+              <w:spacing w:after="40" w:before="0"/>
+              <w:jc w:val="left"/>
+            </w:pPr>
+            <w:r>
+              <w:rPr>
+                <w:rFonts w:ascii="Arial" w:cs="Arial" w:eastAsia="Arial" w:hAnsi="Arial"/>
+                <w:b w:val="false"/>
+                <w:bCs w:val="false"/>
+                <w:i w:val="false"/>
+                <w:iCs w:val="false"/>
+                <w:color w:val="000000"/>
+                <w:sz w:val="18"/>
+                <w:szCs w:val="18"/>
+              </w:rPr>
+              <w:t xml:space="preserve">Observable indicators: (1) Velocity-time graph has correctly labelled axes (velocity in m/s on y-axis, time in seconds on x-axis), a straight line with positive gradient for the acceleration phase, and the gradient is calculated and labelled as 2 m/s². (2) The area under the graph is calculated and matches the algebraic displacement value from s = ut + ½at². (3) Written verdict references specific numerical values (not vague statements). (4) During peer critique, learners use mathematical language (velocity, acceleration, displacement) rather than colloquial terms. Any group whose graph gradient does not match the stated acceleration value (2 m/s²) is flagged for immediate targeted feedback.</w:t>
+            </w:r>
+          </w:p>
+        </w:tc>
+      </w:tr>
+      <w:tr>
+        <w:tc>
+          <w:tcPr>
+            <w:tcW w:type="dxa" w:w="1520"/>
+            <w:shd w:fill="FCE4D6" w:color="auto" w:val="clear"/>
+            <w:tcMar>
+              <w:top w:type="dxa" w:w="60"/>
+              <w:left w:type="dxa" w:w="120"/>
+              <w:bottom w:type="dxa" w:w="60"/>
+              <w:right w:type="dxa" w:w="120"/>
+            </w:tcMar>
+            <w:vAlign w:val="top"/>
+          </w:tcPr>
+          <w:p>
+            <w:pPr>
+              <w:spacing w:after="40" w:before="0"/>
+              <w:jc w:val="left"/>
+            </w:pPr>
+            <w:r>
+              <w:rPr>
+                <w:rFonts w:ascii="Arial" w:cs="Arial" w:eastAsia="Arial" w:hAnsi="Arial"/>
+                <w:b/>
+                <w:bCs/>
+                <w:i w:val="false"/>
+                <w:iCs w:val="false"/>
+                <w:color w:val="000000"/>
+                <w:sz w:val="18"/>
+                <w:szCs w:val="18"/>
+              </w:rPr>
+              <w:t xml:space="preserve">Driving Question Board (DQB) Creation</w:t>
+            </w:r>
+          </w:p>
+          <w:p>
+            <w:pPr>
+              <w:spacing w:after="20" w:before="0"/>
+            </w:pPr>
+            <w:r>
+              <w:rPr>
+                <w:rFonts w:ascii="Arial" w:cs="Arial" w:eastAsia="Arial" w:hAnsi="Arial"/>
+                <w:b/>
+                <w:bCs/>
+                <w:color w:val="1F3864"/>
+                <w:sz w:val="16"/>
+                <w:szCs w:val="16"/>
+              </w:rPr>
+              <w:t xml:space="preserve">📹 VIDEO:</w:t>
+            </w:r>
+          </w:p>
+          <w:p>
+            <w:pPr>
+              <w:spacing w:after="20" w:before="0"/>
+            </w:pPr>
+            <w:hyperlink w:history="1" r:id="rId7bpsqsxqlryh9rxwhwbnt">
               <w:r>
                 <w:rPr>
                   <w:rFonts w:ascii="Arial" w:cs="Arial" w:eastAsia="Arial" w:hAnsi="Arial"/>
@@ -29617,7 +29961,7 @@
               <w:spacing w:after="10" w:before="0"/>
               <w:ind w:left="120"/>
             </w:pPr>
-            <w:hyperlink w:history="1" r:id="rIdoyfh-gzf7wt4-kjjugmi_">
+            <w:hyperlink w:history="1" r:id="rId2ihch0alplel6fw1shxhy">
               <w:r>
                 <w:rPr>
                   <w:rFonts w:ascii="Arial" w:cs="Arial" w:eastAsia="Arial" w:hAnsi="Arial"/>
@@ -29655,14 +29999,14 @@
                 <w:sz w:val="16"/>
                 <w:szCs w:val="16"/>
               </w:rPr>
-              <w:t xml:space="preserve">📖 EXERCISE:</w:t>
+              <w:t xml:space="preserve">📖 HTML:</w:t>
             </w:r>
           </w:p>
           <w:p>
             <w:pPr>
               <w:spacing w:after="20" w:before="0"/>
             </w:pPr>
-            <w:hyperlink w:history="1" r:id="rIdpxev1vg1gwr3rsmfitgyt">
+            <w:hyperlink w:history="1" r:id="rIdjgpp1joi8vjqa5xxd0xfi">
               <w:r>
                 <w:rPr>
                   <w:rFonts w:ascii="Arial" w:cs="Arial" w:eastAsia="Arial" w:hAnsi="Arial"/>
@@ -29671,7 +30015,7 @@
                   <w:szCs w:val="16"/>
                   <w:u w:val="single" w:color="2E75B6"/>
                 </w:rPr>
-                <w:t xml:space="preserve">2D projectile motion: Identifying graphs for projectiles</w:t>
+                <w:t xml:space="preserve">Uniform Acceleration (Flexbook)</w:t>
               </w:r>
             </w:hyperlink>
           </w:p>
@@ -29687,7 +30031,7 @@
                 <w:sz w:val="14"/>
                 <w:szCs w:val="14"/>
               </w:rPr>
-              <w:t xml:space="preserve">Source: Khan Academy (English - US curriculum)</w:t>
+              <w:t xml:space="preserve">Source: CK-12</w:t>
             </w:r>
           </w:p>
           <w:p>
@@ -29695,7 +30039,7 @@
               <w:spacing w:after="10" w:before="0"/>
               <w:ind w:left="120"/>
             </w:pPr>
-            <w:hyperlink w:history="1" r:id="rIdmevxj1z1jgyttgijsazzh">
+            <w:hyperlink w:history="1" r:id="rId9bkuehie5zdjomdh9plxn">
               <w:r>
                 <w:rPr>
                   <w:rFonts w:ascii="Arial" w:cs="Arial" w:eastAsia="Arial" w:hAnsi="Arial"/>
@@ -29737,45 +30081,7 @@
                 <w:sz w:val="18"/>
                 <w:szCs w:val="18"/>
               </w:rPr>
-              <w:t xml:space="preserve">Groups now solve the Nakuru–Nairobi overtaking problem in full. They must: (1) Calculate the time for the matatu to accelerate from 25 m/s to 33.33 m/s given that a reasonable uniform acceleration is 2 m/s² — using a = (v−u)/t. (2) Calculate the total distance the matatu travels during this acceleration phase — using s = ut + ½at². (3) Calculate the total distance the matatu needs to travel to completely clear the truck (matatu length + truck length + safe buffer of 10 m = 30 m total clearance). (4) Compare the distance available (400 m) with the distance required, accounting for the fact that the truck is also moving forward during the overtake. (5) Construct a velocity-time graph for the matatu's motion during the overtake on graph paper, labelling axes, gradient (= acceleration), and the area under the graph (= displacement). (6) Write a final written verdict: 'Is this overtake mathematically safe?' with a justification referencing specific calculated values.</w:t>
-            </w:r>
-          </w:p>
-          <w:p>
-            <w:pPr>
-              <w:spacing w:after="40" w:before="0"/>
-              <w:jc w:val="left"/>
-            </w:pPr>
-            <w:r>
-              <w:rPr>
-                <w:rFonts w:ascii="Arial" w:cs="Arial" w:eastAsia="Arial" w:hAnsi="Arial"/>
-                <w:b w:val="false"/>
-                <w:bCs w:val="false"/>
-                <w:i w:val="false"/>
-                <w:iCs w:val="false"/>
-                <w:color w:val="000000"/>
-                <w:sz w:val="18"/>
-                <w:szCs w:val="18"/>
-              </w:rPr>
-              <w:t xml:space="preserve"/>
-            </w:r>
-          </w:p>
-          <w:p>
-            <w:pPr>
-              <w:spacing w:after="40" w:before="0"/>
-              <w:jc w:val="left"/>
-            </w:pPr>
-            <w:r>
-              <w:rPr>
-                <w:rFonts w:ascii="Arial" w:cs="Arial" w:eastAsia="Arial" w:hAnsi="Arial"/>
-                <w:b w:val="false"/>
-                <w:bCs w:val="false"/>
-                <w:i w:val="false"/>
-                <w:iCs w:val="false"/>
-                <w:color w:val="000000"/>
-                <w:sz w:val="18"/>
-                <w:szCs w:val="18"/>
-              </w:rPr>
-              <w:t xml:space="preserve">After group work (20 minutes), two groups present their solution and velocity-time graph to the class. The class critiques each presentation using the sentence frames: 'We agree with ___ because ___.' and 'We want to challenge ___ because ___.' The teacher then delivers a 7-minute Final Explanation, explicitly connecting every concept from the unit back to the anchoring Timer Race Puzzle and to the driving question.</w:t>
+              <w:t xml:space="preserve">The full DQB — all questions gathered across Lessons 1–9 plus any added today — is displayed. Learners individually spend 4 minutes writing a final answer (2–3 sentences) in their journals for the two KICD Key Inquiry Questions: (1) How do distance, displacement, speed, velocity, and acceleration differ from one another, and how are they calculated? (2) How can graphs be used to represent and interpret the motion of objects moving in a straight line? Pairs then share their answers and agree on a combined 'best answer' to contribute to a class consensus. The teacher facilitates a whole-class 'DQB closing ritual': each original question card on the board is physically moved (or marked) to the 'ANSWERED' column by a nominated learner who reads the answer aloud. Questions that remain partially answered are explicitly acknowledged and pointed toward future learning (e.g., 'This question about 2D motion will be explored in further physics studies').</w:t>
             </w:r>
           </w:p>
         </w:tc>
@@ -29807,7 +30113,7 @@
                 <w:sz w:val="18"/>
                 <w:szCs w:val="18"/>
               </w:rPr>
-              <w:t xml:space="preserve">1. Say: 'You have 20 minutes to solve the full problem. Every group must produce: the calculations, the velocity-time graph, and the written verdict. Every member must be able to explain any part of the solution.' WAIT TIME: 20 minutes group work. Circulate actively. For groups stuck on step (3), ask: 'The matatu must be completely past the truck — what distance does the front of the matatu need to travel before the back of the matatu clears the front of the truck?' For groups stuck on step (4), prompt: 'While the matatu is overtaking, the truck is not standing still. How far does the truck move in that same time?' 2. After 20 minutes, cold-call 2 groups to present. For each presentation: (a) Ask the presenting group to point to specific values on their velocity-time graph as they explain. (b) After presentation, ask class: 'Using our sentence frames — agree or challenge? You have 10 seconds to decide.' Cold-call 3 learners for responses. WAIT TIME: 15 seconds between challenge statements to allow the presenting group to respond. 3. Deliver the 7-minute Final Explanation. Use the following structure and say these phrases verbatim at key moments: — 'On Day 1, you were puzzled: same distance, same time, different places. Now you know why — distance is scalar, displacement is vector.' — 'The matatu's speedometer shows 90 km/h. That is speed — a scalar. But the direction is Nairobi, not Nakuru. That direction is what turns speed into velocity.' — 'When the driver accelerates to overtake, the velocity changes. The rate of that change — that is acceleration. And today you calculated it, graphed it, and used it to make a safety decision.' — 'Eliud Kipchoge runs 42 km in the Berlin Marathon. His distance is 42 km. His displacement? Almost zero — he ends near where he started. Same number, completely different mathematical meaning.' — 'The Timer Race puzzle is now solved. You have the language. You have the tools. You are mathematicians of motion.' 4. After the Final Explanation, ask: 'Is there any question remaining on our DQB that has not been answered?' Cold-call 3 learners. For each remaining question, invite a peer — not the teacher — to answer first.</w:t>
+              <w:t xml:space="preserve">1. Say: 'Four minutes — write your best answer to both key inquiry questions. This is your final chance to put into your own words what you now know. No copying from notes — use your own thinking.' WAIT TIME: 4 minutes silent individual writing. 2. Say: 'Share with your partner. Together, write the single best sentence that answers each question.' Allow 3 minutes pair discussion. 3. Facilitate DQB closing. For each major question category on the DQB, nominate a different learner to come forward, read the question, and read the class's consensus answer. Say: 'You asked this question in Week 1. Read what we have learned.' After each answer is read, ask the class: 'Thumbs up if you agree this question is now answered.' 4. For any question receiving less than 80% thumbs-up, say: 'This one still has some mystery. Let us hear from someone who can add to the answer.' Cold-call 2 learners. 5. At the end, say: 'Look at this board. Every question you asked — you answered. That is what mathematicians do: they ask hard questions and then they work until they have answers.'</w:t>
             </w:r>
           </w:p>
         </w:tc>
@@ -29839,7 +30145,7 @@
                 <w:sz w:val="18"/>
                 <w:szCs w:val="18"/>
               </w:rPr>
-              <w:t xml:space="preserve">Strategy: 'Multi-Representational Convergence'. Learners solve the same problem through three representations simultaneously — numerical calculation, algebraic formula application, and graphical construction (velocity-time graph). When all three representations yield consistent answers, learners experience the power of mathematical coherence. This strategy (NGSS SEP 2: Developing and Using Models; SEP 5: Using Mathematics) deepens conceptual understanding far beyond procedural fluency. The Final Explanation narrative explicitly ties representations back to the anchoring phenomenon, completing the storyline arc.</w:t>
+              <w:t xml:space="preserve">Strategy: 'Public Knowledge Construction via DQB Closure'. The DQB closing ceremony transforms individual learning into publicly shared, socially validated knowledge. By physically moving question cards to the 'answered' column, learners experience the tangible progression of their understanding. The ritual nature of the ceremony reinforces the narrative arc of the unit and gives learners a sense of intellectual accomplishment. This strategy also models authentic scientific and mathematical practice: inquiry begins with questions and concludes when evidence-based answers are established.</w:t>
             </w:r>
           </w:p>
         </w:tc>
@@ -29871,7 +30177,7 @@
                 <w:sz w:val="18"/>
                 <w:szCs w:val="18"/>
               </w:rPr>
-              <w:t xml:space="preserve">Observable indicators: (1) Velocity-time graph has correctly labelled axes (velocity in m/s on y-axis, time in seconds on x-axis), a straight line with positive gradient for the acceleration phase, and the gradient is calculated and labelled as 2 m/s². (2) The area under the graph is calculated and matches the algebraic displacement value from s = ut + ½at². (3) Written verdict references specific numerical values (not vague statements). (4) During peer critique, learners use mathematical language (velocity, acceleration, displacement) rather than colloquial terms. Any group whose graph gradient does not match the stated acceleration value (2 m/s²) is flagged for immediate targeted feedback.</w:t>
+              <w:t xml:space="preserve">Observable indicator: Learners' journal answers to the two key inquiry questions must include: (a) explicit comparison of at least two scalar-vector pairs (e.g., distance vs. displacement, speed vs. velocity), (b) at least one formula stated correctly, and (c) at least one reference to what a graph gradient or area represents. Journals are collected at the end of the lesson for teacher review. Any learner whose answer omits vectors entirely is identified for follow-up consolidation.</w:t>
             </w:r>
           </w:p>
         </w:tc>
@@ -29880,32 +30186,32 @@
         <w:tc>
           <w:tcPr>
             <w:tcW w:type="dxa" w:w="1520"/>
-            <w:shd w:fill="FCE4D6" w:color="auto" w:val="clear"/>
-            <w:tcMar>
-              <w:top w:type="dxa" w:w="60"/>
-              <w:left w:type="dxa" w:w="120"/>
-              <w:bottom w:type="dxa" w:w="60"/>
-              <w:right w:type="dxa" w:w="120"/>
-            </w:tcMar>
-            <w:vAlign w:val="top"/>
-          </w:tcPr>
-          <w:p>
-            <w:pPr>
-              <w:spacing w:after="40" w:before="0"/>
-              <w:jc w:val="left"/>
-            </w:pPr>
-            <w:r>
-              <w:rPr>
-                <w:rFonts w:ascii="Arial" w:cs="Arial" w:eastAsia="Arial" w:hAnsi="Arial"/>
-                <w:b/>
-                <w:bCs/>
-                <w:i w:val="false"/>
-                <w:iCs w:val="false"/>
-                <w:color w:val="000000"/>
-                <w:sz w:val="18"/>
-                <w:szCs w:val="18"/>
-              </w:rPr>
-              <w:t xml:space="preserve">Driving Question Board (DQB) Creation</w:t>
+            <w:shd w:fill="D5E8F0" w:color="auto" w:val="clear"/>
+            <w:tcMar>
+              <w:top w:type="dxa" w:w="60"/>
+              <w:left w:type="dxa" w:w="120"/>
+              <w:bottom w:type="dxa" w:w="60"/>
+              <w:right w:type="dxa" w:w="120"/>
+            </w:tcMar>
+            <w:vAlign w:val="top"/>
+          </w:tcPr>
+          <w:p>
+            <w:pPr>
+              <w:spacing w:after="40" w:before="0"/>
+              <w:jc w:val="left"/>
+            </w:pPr>
+            <w:r>
+              <w:rPr>
+                <w:rFonts w:ascii="Arial" w:cs="Arial" w:eastAsia="Arial" w:hAnsi="Arial"/>
+                <w:b/>
+                <w:bCs/>
+                <w:i w:val="false"/>
+                <w:iCs w:val="false"/>
+                <w:color w:val="000000"/>
+                <w:sz w:val="18"/>
+                <w:szCs w:val="18"/>
+              </w:rPr>
+              <w:t xml:space="preserve">Model Building Phase</w:t>
             </w:r>
           </w:p>
           <w:p>
@@ -29928,7 +30234,7 @@
             <w:pPr>
               <w:spacing w:after="20" w:before="0"/>
             </w:pPr>
-            <w:hyperlink w:history="1" r:id="rIdnmpix0czmamurvsfceew5">
+            <w:hyperlink w:history="1" r:id="rIdh8jn5jmvgms6hugohpu25">
               <w:r>
                 <w:rPr>
                   <w:rFonts w:ascii="Arial" w:cs="Arial" w:eastAsia="Arial" w:hAnsi="Arial"/>
@@ -29961,7 +30267,7 @@
               <w:spacing w:after="10" w:before="0"/>
               <w:ind w:left="120"/>
             </w:pPr>
-            <w:hyperlink w:history="1" r:id="rIdipej3ndt_emltcrcfur3t">
+            <w:hyperlink w:history="1" r:id="rIdkywrdlsekz2sbi5ucrya2">
               <w:r>
                 <w:rPr>
                   <w:rFonts w:ascii="Arial" w:cs="Arial" w:eastAsia="Arial" w:hAnsi="Arial"/>
@@ -29999,320 +30305,14 @@
                 <w:sz w:val="16"/>
                 <w:szCs w:val="16"/>
               </w:rPr>
-              <w:t xml:space="preserve">📖 HTML:</w:t>
+              <w:t xml:space="preserve">📖 EXERCISE:</w:t>
             </w:r>
           </w:p>
           <w:p>
             <w:pPr>
               <w:spacing w:after="20" w:before="0"/>
             </w:pPr>
-            <w:hyperlink w:history="1" r:id="rId32g0h3p0rp_blljecs-fe">
-              <w:r>
-                <w:rPr>
-                  <w:rFonts w:ascii="Arial" w:cs="Arial" w:eastAsia="Arial" w:hAnsi="Arial"/>
-                  <w:color w:val="2E75B6"/>
-                  <w:sz w:val="16"/>
-                  <w:szCs w:val="16"/>
-                  <w:u w:val="single" w:color="2E75B6"/>
-                </w:rPr>
-                <w:t xml:space="preserve">Uniform Acceleration (Flexbook)</w:t>
-              </w:r>
-            </w:hyperlink>
-          </w:p>
-          <w:p>
-            <w:pPr>
-              <w:spacing w:after="10" w:before="0"/>
-              <w:ind w:left="120"/>
-            </w:pPr>
-            <w:r>
-              <w:rPr>
-                <w:rFonts w:ascii="Arial" w:cs="Arial" w:eastAsia="Arial" w:hAnsi="Arial"/>
-                <w:color w:val="595959"/>
-                <w:sz w:val="14"/>
-                <w:szCs w:val="14"/>
-              </w:rPr>
-              <w:t xml:space="preserve">Source: CK-12</w:t>
-            </w:r>
-          </w:p>
-          <w:p>
-            <w:pPr>
-              <w:spacing w:after="10" w:before="0"/>
-              <w:ind w:left="120"/>
-            </w:pPr>
-            <w:hyperlink w:history="1" r:id="rIdszwqtkegusq2qkajvrqng">
-              <w:r>
-                <w:rPr>
-                  <w:rFonts w:ascii="Arial" w:cs="Arial" w:eastAsia="Arial" w:hAnsi="Arial"/>
-                  <w:color w:val="595959"/>
-                  <w:sz w:val="14"/>
-                  <w:szCs w:val="14"/>
-                  <w:u w:val="single" w:color="595959"/>
-                </w:rPr>
-                <w:t xml:space="preserve">🔍 Search ARES for similar readings</w:t>
-              </w:r>
-            </w:hyperlink>
-          </w:p>
-        </w:tc>
-        <w:tc>
-          <w:tcPr>
-            <w:tcW w:type="dxa" w:w="3040"/>
-            <w:shd w:fill="FFFFFF" w:color="auto" w:val="clear"/>
-            <w:tcMar>
-              <w:top w:type="dxa" w:w="60"/>
-              <w:left w:type="dxa" w:w="120"/>
-              <w:bottom w:type="dxa" w:w="60"/>
-              <w:right w:type="dxa" w:w="120"/>
-            </w:tcMar>
-            <w:vAlign w:val="top"/>
-          </w:tcPr>
-          <w:p>
-            <w:pPr>
-              <w:spacing w:after="40" w:before="0"/>
-              <w:jc w:val="left"/>
-            </w:pPr>
-            <w:r>
-              <w:rPr>
-                <w:rFonts w:ascii="Arial" w:cs="Arial" w:eastAsia="Arial" w:hAnsi="Arial"/>
-                <w:b w:val="false"/>
-                <w:bCs w:val="false"/>
-                <w:i w:val="false"/>
-                <w:iCs w:val="false"/>
-                <w:color w:val="000000"/>
-                <w:sz w:val="18"/>
-                <w:szCs w:val="18"/>
-              </w:rPr>
-              <w:t xml:space="preserve">The full DQB — all questions gathered across Lessons 1–9 plus any added today — is displayed. Learners individually spend 4 minutes writing a final answer (2–3 sentences) in their journals for the two KICD Key Inquiry Questions: (1) How do distance, displacement, speed, velocity, and acceleration differ from one another, and how are they calculated? (2) How can graphs be used to represent and interpret the motion of objects moving in a straight line? Pairs then share their answers and agree on a combined 'best answer' to contribute to a class consensus. The teacher facilitates a whole-class 'DQB closing ritual': each original question card on the board is physically moved (or marked) to the 'ANSWERED' column by a nominated learner who reads the answer aloud. Questions that remain partially answered are explicitly acknowledged and pointed toward future learning (e.g., 'This question about 2D motion will be explored in further physics studies').</w:t>
-            </w:r>
-          </w:p>
-        </w:tc>
-        <w:tc>
-          <w:tcPr>
-            <w:tcW w:type="dxa" w:w="3040"/>
-            <w:shd w:fill="F2F2F2" w:color="auto" w:val="clear"/>
-            <w:tcMar>
-              <w:top w:type="dxa" w:w="60"/>
-              <w:left w:type="dxa" w:w="120"/>
-              <w:bottom w:type="dxa" w:w="60"/>
-              <w:right w:type="dxa" w:w="120"/>
-            </w:tcMar>
-            <w:vAlign w:val="top"/>
-          </w:tcPr>
-          <w:p>
-            <w:pPr>
-              <w:spacing w:after="40" w:before="0"/>
-              <w:jc w:val="left"/>
-            </w:pPr>
-            <w:r>
-              <w:rPr>
-                <w:rFonts w:ascii="Arial" w:cs="Arial" w:eastAsia="Arial" w:hAnsi="Arial"/>
-                <w:b w:val="false"/>
-                <w:bCs w:val="false"/>
-                <w:i w:val="false"/>
-                <w:iCs w:val="false"/>
-                <w:color w:val="000000"/>
-                <w:sz w:val="18"/>
-                <w:szCs w:val="18"/>
-              </w:rPr>
-              <w:t xml:space="preserve">1. Say: 'Four minutes — write your best answer to both key inquiry questions. This is your final chance to put into your own words what you now know. No copying from notes — use your own thinking.' WAIT TIME: 4 minutes silent individual writing. 2. Say: 'Share with your partner. Together, write the single best sentence that answers each question.' Allow 3 minutes pair discussion. 3. Facilitate DQB closing. For each major question category on the DQB, nominate a different learner to come forward, read the question, and read the class's consensus answer. Say: 'You asked this question in Week 1. Read what we have learned.' After each answer is read, ask the class: 'Thumbs up if you agree this question is now answered.' 4. For any question receiving less than 80% thumbs-up, say: 'This one still has some mystery. Let us hear from someone who can add to the answer.' Cold-call 2 learners. 5. At the end, say: 'Look at this board. Every question you asked — you answered. That is what mathematicians do: they ask hard questions and then they work until they have answers.'</w:t>
-            </w:r>
-          </w:p>
-        </w:tc>
-        <w:tc>
-          <w:tcPr>
-            <w:tcW w:type="dxa" w:w="3040"/>
-            <w:shd w:fill="FFFFFF" w:color="auto" w:val="clear"/>
-            <w:tcMar>
-              <w:top w:type="dxa" w:w="60"/>
-              <w:left w:type="dxa" w:w="120"/>
-              <w:bottom w:type="dxa" w:w="60"/>
-              <w:right w:type="dxa" w:w="120"/>
-            </w:tcMar>
-            <w:vAlign w:val="top"/>
-          </w:tcPr>
-          <w:p>
-            <w:pPr>
-              <w:spacing w:after="40" w:before="0"/>
-              <w:jc w:val="left"/>
-            </w:pPr>
-            <w:r>
-              <w:rPr>
-                <w:rFonts w:ascii="Arial" w:cs="Arial" w:eastAsia="Arial" w:hAnsi="Arial"/>
-                <w:b w:val="false"/>
-                <w:bCs w:val="false"/>
-                <w:i w:val="false"/>
-                <w:iCs w:val="false"/>
-                <w:color w:val="000000"/>
-                <w:sz w:val="18"/>
-                <w:szCs w:val="18"/>
-              </w:rPr>
-              <w:t xml:space="preserve">Strategy: 'Public Knowledge Construction via DQB Closure'. The DQB closing ceremony transforms individual learning into publicly shared, socially validated knowledge. By physically moving question cards to the 'answered' column, learners experience the tangible progression of their understanding. The ritual nature of the ceremony reinforces the narrative arc of the unit and gives learners a sense of intellectual accomplishment. This strategy also models authentic scientific and mathematical practice: inquiry begins with questions and concludes when evidence-based answers are established.</w:t>
-            </w:r>
-          </w:p>
-        </w:tc>
-        <w:tc>
-          <w:tcPr>
-            <w:tcW w:type="dxa" w:w="3040"/>
-            <w:shd w:fill="F2F2F2" w:color="auto" w:val="clear"/>
-            <w:tcMar>
-              <w:top w:type="dxa" w:w="60"/>
-              <w:left w:type="dxa" w:w="120"/>
-              <w:bottom w:type="dxa" w:w="60"/>
-              <w:right w:type="dxa" w:w="120"/>
-            </w:tcMar>
-            <w:vAlign w:val="top"/>
-          </w:tcPr>
-          <w:p>
-            <w:pPr>
-              <w:spacing w:after="40" w:before="0"/>
-              <w:jc w:val="left"/>
-            </w:pPr>
-            <w:r>
-              <w:rPr>
-                <w:rFonts w:ascii="Arial" w:cs="Arial" w:eastAsia="Arial" w:hAnsi="Arial"/>
-                <w:b w:val="false"/>
-                <w:bCs w:val="false"/>
-                <w:i w:val="false"/>
-                <w:iCs w:val="false"/>
-                <w:color w:val="000000"/>
-                <w:sz w:val="18"/>
-                <w:szCs w:val="18"/>
-              </w:rPr>
-              <w:t xml:space="preserve">Observable indicator: Learners' journal answers to the two key inquiry questions must include: (a) explicit comparison of at least two scalar-vector pairs (e.g., distance vs. displacement, speed vs. velocity), (b) at least one formula stated correctly, and (c) at least one reference to what a graph gradient or area represents. Journals are collected at the end of the lesson for teacher review. Any learner whose answer omits vectors entirely is identified for follow-up consolidation.</w:t>
-            </w:r>
-          </w:p>
-        </w:tc>
-      </w:tr>
-      <w:tr>
-        <w:tc>
-          <w:tcPr>
-            <w:tcW w:type="dxa" w:w="1520"/>
-            <w:shd w:fill="D5E8F0" w:color="auto" w:val="clear"/>
-            <w:tcMar>
-              <w:top w:type="dxa" w:w="60"/>
-              <w:left w:type="dxa" w:w="120"/>
-              <w:bottom w:type="dxa" w:w="60"/>
-              <w:right w:type="dxa" w:w="120"/>
-            </w:tcMar>
-            <w:vAlign w:val="top"/>
-          </w:tcPr>
-          <w:p>
-            <w:pPr>
-              <w:spacing w:after="40" w:before="0"/>
-              <w:jc w:val="left"/>
-            </w:pPr>
-            <w:r>
-              <w:rPr>
-                <w:rFonts w:ascii="Arial" w:cs="Arial" w:eastAsia="Arial" w:hAnsi="Arial"/>
-                <w:b/>
-                <w:bCs/>
-                <w:i w:val="false"/>
-                <w:iCs w:val="false"/>
-                <w:color w:val="000000"/>
-                <w:sz w:val="18"/>
-                <w:szCs w:val="18"/>
-              </w:rPr>
-              <w:t xml:space="preserve">Model Building Phase</w:t>
-            </w:r>
-          </w:p>
-          <w:p>
-            <w:pPr>
-              <w:spacing w:after="20" w:before="0"/>
-            </w:pPr>
-            <w:r>
-              <w:rPr>
-                <w:rFonts w:ascii="Arial" w:cs="Arial" w:eastAsia="Arial" w:hAnsi="Arial"/>
-                <w:b/>
-                <w:bCs/>
-                <w:color w:val="1F3864"/>
-                <w:sz w:val="16"/>
-                <w:szCs w:val="16"/>
-              </w:rPr>
-              <w:t xml:space="preserve">📹 VIDEO:</w:t>
-            </w:r>
-          </w:p>
-          <w:p>
-            <w:pPr>
-              <w:spacing w:after="20" w:before="0"/>
-            </w:pPr>
-            <w:hyperlink w:history="1" r:id="rIdowrab7mdk-bx7yayet5zv">
-              <w:r>
-                <w:rPr>
-                  <w:rFonts w:ascii="Arial" w:cs="Arial" w:eastAsia="Arial" w:hAnsi="Arial"/>
-                  <w:color w:val="2E75B6"/>
-                  <w:sz w:val="16"/>
-                  <w:szCs w:val="16"/>
-                  <w:u w:val="single" w:color="2E75B6"/>
-                </w:rPr>
-                <w:t xml:space="preserve">Intro to vectors and scalars</w:t>
-              </w:r>
-            </w:hyperlink>
-          </w:p>
-          <w:p>
-            <w:pPr>
-              <w:spacing w:after="10" w:before="0"/>
-              <w:ind w:left="120"/>
-            </w:pPr>
-            <w:r>
-              <w:rPr>
-                <w:rFonts w:ascii="Arial" w:cs="Arial" w:eastAsia="Arial" w:hAnsi="Arial"/>
-                <w:color w:val="595959"/>
-                <w:sz w:val="14"/>
-                <w:szCs w:val="14"/>
-              </w:rPr>
-              <w:t xml:space="preserve">Source: Khan Academy (English - US curriculum)</w:t>
-            </w:r>
-          </w:p>
-          <w:p>
-            <w:pPr>
-              <w:spacing w:after="10" w:before="0"/>
-              <w:ind w:left="120"/>
-            </w:pPr>
-            <w:hyperlink w:history="1" r:id="rIdw7po8extrf0iwg9l7zxgp">
-              <w:r>
-                <w:rPr>
-                  <w:rFonts w:ascii="Arial" w:cs="Arial" w:eastAsia="Arial" w:hAnsi="Arial"/>
-                  <w:color w:val="595959"/>
-                  <w:sz w:val="14"/>
-                  <w:szCs w:val="14"/>
-                  <w:u w:val="single" w:color="595959"/>
-                </w:rPr>
-                <w:t xml:space="preserve">🔍 Search ARES for similar videos</w:t>
-              </w:r>
-            </w:hyperlink>
-          </w:p>
-          <w:p>
-            <w:pPr>
-              <w:spacing w:after="40" w:before="0"/>
-            </w:pPr>
-            <w:r>
-              <w:rPr>
-                <w:sz w:val="14"/>
-                <w:szCs w:val="14"/>
-              </w:rPr>
-              <w:t xml:space="preserve"/>
-            </w:r>
-          </w:p>
-          <w:p>
-            <w:pPr>
-              <w:spacing w:after="20" w:before="0"/>
-            </w:pPr>
-            <w:r>
-              <w:rPr>
-                <w:rFonts w:ascii="Arial" w:cs="Arial" w:eastAsia="Arial" w:hAnsi="Arial"/>
-                <w:b/>
-                <w:bCs/>
-                <w:color w:val="1F3864"/>
-                <w:sz w:val="16"/>
-                <w:szCs w:val="16"/>
-              </w:rPr>
-              <w:t xml:space="preserve">📖 EXERCISE:</w:t>
-            </w:r>
-          </w:p>
-          <w:p>
-            <w:pPr>
-              <w:spacing w:after="20" w:before="0"/>
-            </w:pPr>
-            <w:hyperlink w:history="1" r:id="rIdxje1rvq28ard9nig-z4ox">
+            <w:hyperlink w:history="1" r:id="rIdesmrjovovjsxjh7umu8dg">
               <w:r>
                 <w:rPr>
                   <w:rFonts w:ascii="Arial" w:cs="Arial" w:eastAsia="Arial" w:hAnsi="Arial"/>
@@ -30345,7 +30345,7 @@
               <w:spacing w:after="10" w:before="0"/>
               <w:ind w:left="120"/>
             </w:pPr>
-            <w:hyperlink w:history="1" r:id="rIdxu-j2zacn7o2mrgjesaix">
+            <w:hyperlink w:history="1" r:id="rIdfo9kxkorq21olnutwp6rw">
               <w:r>
                 <w:rPr>
                   <w:rFonts w:ascii="Arial" w:cs="Arial" w:eastAsia="Arial" w:hAnsi="Arial"/>

--- a/data/outputs/v2/Maths/SS3.4_Linear_Motion/Mathematics_Linear_Motion_CBE_LessonSequence.docx
+++ b/data/outputs/v2/Maths/SS3.4_Linear_Motion/Mathematics_Linear_Motion_CBE_LessonSequence.docx
@@ -42,6 +42,177 @@
     </w:p>
     <w:p>
       <w:pPr>
+        <w:spacing w:after="80" w:before="120"/>
+      </w:pPr>
+      <w:r>
+        <w:rPr>
+          <w:rFonts w:ascii="Arial" w:cs="Arial" w:eastAsia="Arial" w:hAnsi="Arial"/>
+          <w:b/>
+          <w:bCs/>
+          <w:color w:val="1F3864"/>
+          <w:sz w:val="20"/>
+          <w:szCs w:val="20"/>
+        </w:rPr>
+        <w:t xml:space="preserve">ATTRIBUTION AND LICENSING</w:t>
+      </w:r>
+    </w:p>
+    <w:p>
+      <w:pPr>
+        <w:spacing w:after="60" w:before="0"/>
+      </w:pPr>
+      <w:r>
+        <w:rPr>
+          <w:rFonts w:ascii="Arial" w:cs="Arial" w:eastAsia="Arial" w:hAnsi="Arial"/>
+          <w:b/>
+          <w:bCs/>
+          <w:sz w:val="17"/>
+          <w:szCs w:val="17"/>
+        </w:rPr>
+        <w:t xml:space="preserve">Curriculum Alignment: </w:t>
+      </w:r>
+      <w:r>
+        <w:rPr>
+          <w:rFonts w:ascii="Arial" w:cs="Arial" w:eastAsia="Arial" w:hAnsi="Arial"/>
+          <w:sz w:val="17"/>
+          <w:szCs w:val="17"/>
+        </w:rPr>
+        <w:t xml:space="preserve">Structured in pedagogical alignment with the competence-based curriculum format and learning outcomes established by the Kenya Institute of Curriculum Development (KICD). This material is independently developed and is not officially endorsed or published by KICD.</w:t>
+      </w:r>
+    </w:p>
+    <w:p>
+      <w:pPr>
+        <w:spacing w:after="60" w:before="0"/>
+      </w:pPr>
+      <w:r>
+        <w:rPr>
+          <w:rFonts w:ascii="Arial" w:cs="Arial" w:eastAsia="Arial" w:hAnsi="Arial"/>
+          <w:b/>
+          <w:bCs/>
+          <w:sz w:val="17"/>
+          <w:szCs w:val="17"/>
+        </w:rPr>
+        <w:t xml:space="preserve">Content &amp; Pedagogy: </w:t>
+      </w:r>
+      <w:r>
+        <w:rPr>
+          <w:rFonts w:ascii="Arial" w:cs="Arial" w:eastAsia="Arial" w:hAnsi="Arial"/>
+          <w:sz w:val="17"/>
+          <w:szCs w:val="17"/>
+        </w:rPr>
+        <w:t xml:space="preserve">Developed and adapted by the educator team at SeaVuria (registered 501(c)(3) in the United States and registered NGO in Kenya, No. 872-850A-BF11), who designed the pedagogical framework, lesson templates and exemplar lessons on which this material is based.</w:t>
+      </w:r>
+    </w:p>
+    <w:p>
+      <w:pPr>
+        <w:spacing w:after="60" w:before="0"/>
+      </w:pPr>
+      <w:r>
+        <w:rPr>
+          <w:rFonts w:ascii="Arial" w:cs="Arial" w:eastAsia="Arial" w:hAnsi="Arial"/>
+          <w:b/>
+          <w:bCs/>
+          <w:sz w:val="17"/>
+          <w:szCs w:val="17"/>
+        </w:rPr>
+        <w:t xml:space="preserve">Production &amp; Layout: </w:t>
+      </w:r>
+      <w:r>
+        <w:rPr>
+          <w:rFonts w:ascii="Arial" w:cs="Arial" w:eastAsia="Arial" w:hAnsi="Arial"/>
+          <w:sz w:val="17"/>
+          <w:szCs w:val="17"/>
+        </w:rPr>
+        <w:t xml:space="preserve">Educational design and curriculum sequencing by SeaVuria. Technical layout, structural formatting, and digital optimization/implementation executed in partnership with ARES Education (registered 501(c)(3) in the United States and Canada (as Afretech Aid) and registered NGO in Kenya), with lesson drafting and compilation assisted by AI (Claude, Anthropic).</w:t>
+      </w:r>
+    </w:p>
+    <w:p>
+      <w:pPr>
+        <w:pBdr>
+          <w:bottom w:val="single" w:color="1F3864" w:sz="6" w:space="6"/>
+        </w:pBdr>
+        <w:spacing w:after="60" w:before="0"/>
+      </w:pPr>
+      <w:r>
+        <w:rPr>
+          <w:rFonts w:ascii="Arial" w:cs="Arial" w:eastAsia="Arial" w:hAnsi="Arial"/>
+          <w:b/>
+          <w:bCs/>
+          <w:sz w:val="17"/>
+          <w:szCs w:val="17"/>
+        </w:rPr>
+        <w:t xml:space="preserve">Licensing &amp; Copyright: </w:t>
+      </w:r>
+      <w:r>
+        <w:rPr>
+          <w:rFonts w:ascii="Arial" w:cs="Arial" w:eastAsia="Arial" w:hAnsi="Arial"/>
+          <w:sz w:val="17"/>
+          <w:szCs w:val="17"/>
+        </w:rPr>
+        <w:t xml:space="preserve">© 2026 SeaVuria and ARES. This work is licensed under a </w:t>
+      </w:r>
+      <w:hyperlink w:history="1" r:id="rIdziwshgvugtmtcsms2h0is">
+        <w:r>
+          <w:rPr>
+            <w:rFonts w:ascii="Arial" w:cs="Arial" w:eastAsia="Arial" w:hAnsi="Arial"/>
+            <w:color w:val="1F6B75"/>
+            <w:sz w:val="17"/>
+            <w:szCs w:val="17"/>
+            <w:u w:val="single" w:color="1F6B75"/>
+          </w:rPr>
+          <w:t xml:space="preserve">Creative Commons Attribution-NonCommercial 4.0 International License</w:t>
+        </w:r>
+      </w:hyperlink>
+      <w:r>
+        <w:rPr>
+          <w:rFonts w:ascii="Arial" w:cs="Arial" w:eastAsia="Arial" w:hAnsi="Arial"/>
+          <w:sz w:val="17"/>
+          <w:szCs w:val="17"/>
+        </w:rPr>
+        <w:t xml:space="preserve"> (</w:t>
+      </w:r>
+      <w:hyperlink w:history="1" r:id="rIdsno7sv17yv_zxowxopgo9">
+        <w:r>
+          <w:rPr>
+            <w:rFonts w:ascii="Arial" w:cs="Arial" w:eastAsia="Arial" w:hAnsi="Arial"/>
+            <w:color w:val="1F6B75"/>
+            <w:sz w:val="17"/>
+            <w:szCs w:val="17"/>
+            <w:u w:val="single" w:color="1F6B75"/>
+          </w:rPr>
+          <w:t xml:space="preserve">CC BY-NC 4.0</w:t>
+        </w:r>
+      </w:hyperlink>
+      <w:r>
+        <w:rPr>
+          <w:rFonts w:ascii="Arial" w:cs="Arial" w:eastAsia="Arial" w:hAnsi="Arial"/>
+          <w:sz w:val="17"/>
+          <w:szCs w:val="17"/>
+        </w:rPr>
+        <w:t xml:space="preserve">). To view a copy of this license, visit </w:t>
+      </w:r>
+      <w:hyperlink w:history="1" r:id="rIdnt1w8wzpex2mepir9p1kp">
+        <w:r>
+          <w:rPr>
+            <w:rFonts w:ascii="Arial" w:cs="Arial" w:eastAsia="Arial" w:hAnsi="Arial"/>
+            <w:color w:val="1F6B75"/>
+            <w:sz w:val="17"/>
+            <w:szCs w:val="17"/>
+            <w:u w:val="single" w:color="1F6B75"/>
+          </w:rPr>
+          <w:t xml:space="preserve">https://creativecommons.org/licenses/by-nc/4.0/</w:t>
+        </w:r>
+      </w:hyperlink>
+      <w:r>
+        <w:rPr>
+          <w:rFonts w:ascii="Arial" w:cs="Arial" w:eastAsia="Arial" w:hAnsi="Arial"/>
+          <w:sz w:val="17"/>
+          <w:szCs w:val="17"/>
+        </w:rPr>
+        <w:t xml:space="preserve">. You are free to copy, redistribute, and adapt this material in any medium or format, provided appropriate credit is given and the material is not used for commercial purposes. KICD learning outcomes and curriculum designations reproduced here for alignment purposes remain the property of KICD and are not covered by this license. Linked external resources (e.g. CK-12, Khan Academy, PhET) are subject to their own licenses.</w:t>
+      </w:r>
+    </w:p>
+    <w:p>
+      <w:pPr>
         <w:spacing w:after="120"/>
       </w:pPr>
       <w:r>
@@ -3536,7 +3707,7 @@
             <w:pPr>
               <w:spacing w:after="20" w:before="0"/>
             </w:pPr>
-            <w:hyperlink w:history="1" r:id="rId4zjshtbhoiuxb1dackkq7">
+            <w:hyperlink w:history="1" r:id="rIdfrctj4txry5nyryelopk9">
               <w:r>
                 <w:rPr>
                   <w:rFonts w:ascii="Arial" w:cs="Arial" w:eastAsia="Arial" w:hAnsi="Arial"/>
@@ -3569,7 +3740,7 @@
               <w:spacing w:after="10" w:before="0"/>
               <w:ind w:left="120"/>
             </w:pPr>
-            <w:hyperlink w:history="1" r:id="rId7tgo6tygg2s1gc1dszi4d">
+            <w:hyperlink w:history="1" r:id="rIdykzlzwrva5pyfzzxdcww6">
               <w:r>
                 <w:rPr>
                   <w:rFonts w:ascii="Arial" w:cs="Arial" w:eastAsia="Arial" w:hAnsi="Arial"/>
@@ -3614,7 +3785,7 @@
             <w:pPr>
               <w:spacing w:after="20" w:before="0"/>
             </w:pPr>
-            <w:hyperlink w:history="1" r:id="rIdyitdcffig9cqndprhx6ix">
+            <w:hyperlink w:history="1" r:id="rIdeqhlm-qe5ngo5_qhm-ss-">
               <w:r>
                 <w:rPr>
                   <w:rFonts w:ascii="Arial" w:cs="Arial" w:eastAsia="Arial" w:hAnsi="Arial"/>
@@ -3647,7 +3818,7 @@
               <w:spacing w:after="10" w:before="0"/>
               <w:ind w:left="120"/>
             </w:pPr>
-            <w:hyperlink w:history="1" r:id="rId-9--6bu1whuihzia8_h69">
+            <w:hyperlink w:history="1" r:id="rIdrpfuyj7vptsgef_3vfcqz">
               <w:r>
                 <w:rPr>
                   <w:rFonts w:ascii="Arial" w:cs="Arial" w:eastAsia="Arial" w:hAnsi="Arial"/>
@@ -3842,7 +4013,7 @@
             <w:pPr>
               <w:spacing w:after="20" w:before="0"/>
             </w:pPr>
-            <w:hyperlink w:history="1" r:id="rIdz3pofljhqb_smt3ja1ado">
+            <w:hyperlink w:history="1" r:id="rIdf1dbsvvi0sdj399turopg">
               <w:r>
                 <w:rPr>
                   <w:rFonts w:ascii="Arial" w:cs="Arial" w:eastAsia="Arial" w:hAnsi="Arial"/>
@@ -3875,7 +4046,7 @@
               <w:spacing w:after="10" w:before="0"/>
               <w:ind w:left="120"/>
             </w:pPr>
-            <w:hyperlink w:history="1" r:id="rIdadzxwrfufznxll374e6fv">
+            <w:hyperlink w:history="1" r:id="rIdneoei7mab_bikfiglhkcv">
               <w:r>
                 <w:rPr>
                   <w:rFonts w:ascii="Arial" w:cs="Arial" w:eastAsia="Arial" w:hAnsi="Arial"/>
@@ -3920,7 +4091,7 @@
             <w:pPr>
               <w:spacing w:after="20" w:before="0"/>
             </w:pPr>
-            <w:hyperlink w:history="1" r:id="rIduvdjjncfle2luk8nwwoju">
+            <w:hyperlink w:history="1" r:id="rIdllaoab3dutfuriq7j7u-i">
               <w:r>
                 <w:rPr>
                   <w:rFonts w:ascii="Arial" w:cs="Arial" w:eastAsia="Arial" w:hAnsi="Arial"/>
@@ -3953,7 +4124,7 @@
               <w:spacing w:after="10" w:before="0"/>
               <w:ind w:left="120"/>
             </w:pPr>
-            <w:hyperlink w:history="1" r:id="rIdgpd-t5wtciumjxspzqdqs">
+            <w:hyperlink w:history="1" r:id="rIdg8fwphf4-azh53zdprmhr">
               <w:r>
                 <w:rPr>
                   <w:rFonts w:ascii="Arial" w:cs="Arial" w:eastAsia="Arial" w:hAnsi="Arial"/>
@@ -4148,7 +4319,7 @@
             <w:pPr>
               <w:spacing w:after="20" w:before="0"/>
             </w:pPr>
-            <w:hyperlink w:history="1" r:id="rIdbu5y6ekl3tw7xpjcrmbzz">
+            <w:hyperlink w:history="1" r:id="rIdhubwmkmewdaf3k0r1wdo5">
               <w:r>
                 <w:rPr>
                   <w:rFonts w:ascii="Arial" w:cs="Arial" w:eastAsia="Arial" w:hAnsi="Arial"/>
@@ -4181,7 +4352,7 @@
               <w:spacing w:after="10" w:before="0"/>
               <w:ind w:left="120"/>
             </w:pPr>
-            <w:hyperlink w:history="1" r:id="rIdhi40cathuu_6d2abego3y">
+            <w:hyperlink w:history="1" r:id="rIdlz_hbwuisathdibbhr9zo">
               <w:r>
                 <w:rPr>
                   <w:rFonts w:ascii="Arial" w:cs="Arial" w:eastAsia="Arial" w:hAnsi="Arial"/>
@@ -4226,7 +4397,7 @@
             <w:pPr>
               <w:spacing w:after="20" w:before="0"/>
             </w:pPr>
-            <w:hyperlink w:history="1" r:id="rId-g3sk5ghdxjrus3guxdqp">
+            <w:hyperlink w:history="1" r:id="rId8b4rvsjpw91iqp_qckzny">
               <w:r>
                 <w:rPr>
                   <w:rFonts w:ascii="Arial" w:cs="Arial" w:eastAsia="Arial" w:hAnsi="Arial"/>
@@ -4259,7 +4430,7 @@
               <w:spacing w:after="10" w:before="0"/>
               <w:ind w:left="120"/>
             </w:pPr>
-            <w:hyperlink w:history="1" r:id="rId7gm46zloqvjixvke_u3rt">
+            <w:hyperlink w:history="1" r:id="rIdydqyy853byvl0o6ijkmin">
               <w:r>
                 <w:rPr>
                   <w:rFonts w:ascii="Arial" w:cs="Arial" w:eastAsia="Arial" w:hAnsi="Arial"/>
@@ -4454,7 +4625,7 @@
             <w:pPr>
               <w:spacing w:after="20" w:before="0"/>
             </w:pPr>
-            <w:hyperlink w:history="1" r:id="rIdd2uqniopwmxf5qrz5n806">
+            <w:hyperlink w:history="1" r:id="rId8_qbp-_9eah0qfyovb9go">
               <w:r>
                 <w:rPr>
                   <w:rFonts w:ascii="Arial" w:cs="Arial" w:eastAsia="Arial" w:hAnsi="Arial"/>
@@ -4487,7 +4658,7 @@
               <w:spacing w:after="10" w:before="0"/>
               <w:ind w:left="120"/>
             </w:pPr>
-            <w:hyperlink w:history="1" r:id="rIdkda4pcephxc1u0v3k-qhr">
+            <w:hyperlink w:history="1" r:id="rId3urbzm8ayezyf7pkz67b5">
               <w:r>
                 <w:rPr>
                   <w:rFonts w:ascii="Arial" w:cs="Arial" w:eastAsia="Arial" w:hAnsi="Arial"/>
@@ -4532,7 +4703,7 @@
             <w:pPr>
               <w:spacing w:after="20" w:before="0"/>
             </w:pPr>
-            <w:hyperlink w:history="1" r:id="rId8xyw3fhevsnty8cb-9n0k">
+            <w:hyperlink w:history="1" r:id="rIdspcwgo0iqttpft7k-abhz">
               <w:r>
                 <w:rPr>
                   <w:rFonts w:ascii="Arial" w:cs="Arial" w:eastAsia="Arial" w:hAnsi="Arial"/>
@@ -4565,7 +4736,7 @@
               <w:spacing w:after="10" w:before="0"/>
               <w:ind w:left="120"/>
             </w:pPr>
-            <w:hyperlink w:history="1" r:id="rId2la2tsl-3f0r9wnjdqrqd">
+            <w:hyperlink w:history="1" r:id="rId7ttfro2pxqnyaggnyjwrk">
               <w:r>
                 <w:rPr>
                   <w:rFonts w:ascii="Arial" w:cs="Arial" w:eastAsia="Arial" w:hAnsi="Arial"/>
@@ -4760,7 +4931,7 @@
             <w:pPr>
               <w:spacing w:after="20" w:before="0"/>
             </w:pPr>
-            <w:hyperlink w:history="1" r:id="rIdlmmlrciqbxyari3mideva">
+            <w:hyperlink w:history="1" r:id="rId3dmjqljzegaylzhokt0di">
               <w:r>
                 <w:rPr>
                   <w:rFonts w:ascii="Arial" w:cs="Arial" w:eastAsia="Arial" w:hAnsi="Arial"/>
@@ -4793,7 +4964,7 @@
               <w:spacing w:after="10" w:before="0"/>
               <w:ind w:left="120"/>
             </w:pPr>
-            <w:hyperlink w:history="1" r:id="rIdjsd59signmu7sn_zsfhtv">
+            <w:hyperlink w:history="1" r:id="rIdecurzl9oh1fq7weslzb5f">
               <w:r>
                 <w:rPr>
                   <w:rFonts w:ascii="Arial" w:cs="Arial" w:eastAsia="Arial" w:hAnsi="Arial"/>
@@ -4838,7 +5009,7 @@
             <w:pPr>
               <w:spacing w:after="20" w:before="0"/>
             </w:pPr>
-            <w:hyperlink w:history="1" r:id="rIdkr-m1rt5vuiprkk0k5x2t">
+            <w:hyperlink w:history="1" r:id="rIdrhhg1wc63gc3pcs6gswvu">
               <w:r>
                 <w:rPr>
                   <w:rFonts w:ascii="Arial" w:cs="Arial" w:eastAsia="Arial" w:hAnsi="Arial"/>
@@ -4871,7 +5042,7 @@
               <w:spacing w:after="10" w:before="0"/>
               <w:ind w:left="120"/>
             </w:pPr>
-            <w:hyperlink w:history="1" r:id="rIdqpcoay2fs9erkggumtzwl">
+            <w:hyperlink w:history="1" r:id="rIdf0ngqkcofrem40rvioaag">
               <w:r>
                 <w:rPr>
                   <w:rFonts w:ascii="Arial" w:cs="Arial" w:eastAsia="Arial" w:hAnsi="Arial"/>
@@ -5367,6 +5538,65 @@
         </w:tc>
       </w:tr>
     </w:tbl>
+    <w:p>
+      <w:pPr>
+        <w:pBdr>
+          <w:top w:val="single" w:color="BBBBBB" w:sz="4" w:space="4"/>
+        </w:pBdr>
+        <w:spacing w:after="0" w:before="160"/>
+      </w:pPr>
+      <w:r>
+        <w:rPr>
+          <w:rFonts w:ascii="Arial" w:cs="Arial" w:eastAsia="Arial" w:hAnsi="Arial"/>
+          <w:color w:val="666666"/>
+          <w:sz w:val="14"/>
+          <w:szCs w:val="14"/>
+        </w:rPr>
+        <w:t xml:space="preserve">© 2026 SeaVuria and ARES. Aligned with KICD objectives. Developed by SeaVuria; technical implementation by ARES (with AI assistance from Claude). Licensed under </w:t>
+      </w:r>
+      <w:hyperlink w:history="1" r:id="rIdqwzyksepbt4espaex1a1b">
+        <w:r>
+          <w:rPr>
+            <w:rFonts w:ascii="Arial" w:cs="Arial" w:eastAsia="Arial" w:hAnsi="Arial"/>
+            <w:color w:val="1F6B75"/>
+            <w:sz w:val="14"/>
+            <w:szCs w:val="14"/>
+            <w:u w:val="single" w:color="1F6B75"/>
+          </w:rPr>
+          <w:t xml:space="preserve">CC BY-NC 4.0</w:t>
+        </w:r>
+      </w:hyperlink>
+      <w:r>
+        <w:rPr>
+          <w:rFonts w:ascii="Arial" w:cs="Arial" w:eastAsia="Arial" w:hAnsi="Arial"/>
+          <w:color w:val="666666"/>
+          <w:sz w:val="14"/>
+          <w:szCs w:val="14"/>
+        </w:rPr>
+        <w:t xml:space="preserve"> (</w:t>
+      </w:r>
+      <w:hyperlink w:history="1" r:id="rIdk49tsaczez4sdg6xdvzdt">
+        <w:r>
+          <w:rPr>
+            <w:rFonts w:ascii="Arial" w:cs="Arial" w:eastAsia="Arial" w:hAnsi="Arial"/>
+            <w:color w:val="1F6B75"/>
+            <w:sz w:val="14"/>
+            <w:szCs w:val="14"/>
+            <w:u w:val="single" w:color="1F6B75"/>
+          </w:rPr>
+          <w:t xml:space="preserve">https://creativecommons.org/licenses/by-nc/4.0/</w:t>
+        </w:r>
+      </w:hyperlink>
+      <w:r>
+        <w:rPr>
+          <w:rFonts w:ascii="Arial" w:cs="Arial" w:eastAsia="Arial" w:hAnsi="Arial"/>
+          <w:color w:val="666666"/>
+          <w:sz w:val="14"/>
+          <w:szCs w:val="14"/>
+        </w:rPr>
+        <w:t xml:space="preserve">).</w:t>
+      </w:r>
+    </w:p>
     <w:p>
       <w:r>
         <w:br w:type="page"/>
@@ -6358,7 +6588,7 @@
             <w:pPr>
               <w:spacing w:after="20" w:before="0"/>
             </w:pPr>
-            <w:hyperlink w:history="1" r:id="rId6nl3p8b854pt63jw6fbkm">
+            <w:hyperlink w:history="1" r:id="rIdyut3bt7zmtkw-fuiqwhn5">
               <w:r>
                 <w:rPr>
                   <w:rFonts w:ascii="Arial" w:cs="Arial" w:eastAsia="Arial" w:hAnsi="Arial"/>
@@ -6391,7 +6621,7 @@
               <w:spacing w:after="10" w:before="0"/>
               <w:ind w:left="120"/>
             </w:pPr>
-            <w:hyperlink w:history="1" r:id="rIdd-mnn16nh507s7yuyhbsp">
+            <w:hyperlink w:history="1" r:id="rIdqfstq4uubyy62jcje7ryi">
               <w:r>
                 <w:rPr>
                   <w:rFonts w:ascii="Arial" w:cs="Arial" w:eastAsia="Arial" w:hAnsi="Arial"/>
@@ -6436,7 +6666,7 @@
             <w:pPr>
               <w:spacing w:after="20" w:before="0"/>
             </w:pPr>
-            <w:hyperlink w:history="1" r:id="rId_pux6zaju36-vbcrqcima">
+            <w:hyperlink w:history="1" r:id="rIdjpdrgijxypcjm4pydugqb">
               <w:r>
                 <w:rPr>
                   <w:rFonts w:ascii="Arial" w:cs="Arial" w:eastAsia="Arial" w:hAnsi="Arial"/>
@@ -6469,7 +6699,7 @@
               <w:spacing w:after="10" w:before="0"/>
               <w:ind w:left="120"/>
             </w:pPr>
-            <w:hyperlink w:history="1" r:id="rIds8tnrvigdtpybrtycofmu">
+            <w:hyperlink w:history="1" r:id="rId8owgb_tf7r0-pzymyq6co">
               <w:r>
                 <w:rPr>
                   <w:rFonts w:ascii="Arial" w:cs="Arial" w:eastAsia="Arial" w:hAnsi="Arial"/>
@@ -6664,7 +6894,7 @@
             <w:pPr>
               <w:spacing w:after="20" w:before="0"/>
             </w:pPr>
-            <w:hyperlink w:history="1" r:id="rId0pw9agvl5amssk5fg9noc">
+            <w:hyperlink w:history="1" r:id="rIdkllynz7slo8dnlzjbrd-f">
               <w:r>
                 <w:rPr>
                   <w:rFonts w:ascii="Arial" w:cs="Arial" w:eastAsia="Arial" w:hAnsi="Arial"/>
@@ -6697,7 +6927,7 @@
               <w:spacing w:after="10" w:before="0"/>
               <w:ind w:left="120"/>
             </w:pPr>
-            <w:hyperlink w:history="1" r:id="rIdzl0nvod0adncgn7euxozk">
+            <w:hyperlink w:history="1" r:id="rIdjsb_dpwswe7bvy6w8slkc">
               <w:r>
                 <w:rPr>
                   <w:rFonts w:ascii="Arial" w:cs="Arial" w:eastAsia="Arial" w:hAnsi="Arial"/>
@@ -6742,7 +6972,7 @@
             <w:pPr>
               <w:spacing w:after="20" w:before="0"/>
             </w:pPr>
-            <w:hyperlink w:history="1" r:id="rId0jgs_kj51fo1szepgmebk">
+            <w:hyperlink w:history="1" r:id="rIdui6p12t2y4q2bjo2pk-qa">
               <w:r>
                 <w:rPr>
                   <w:rFonts w:ascii="Arial" w:cs="Arial" w:eastAsia="Arial" w:hAnsi="Arial"/>
@@ -6775,7 +7005,7 @@
               <w:spacing w:after="10" w:before="0"/>
               <w:ind w:left="120"/>
             </w:pPr>
-            <w:hyperlink w:history="1" r:id="rIdeinw_exrk8oc3c0sjsjip">
+            <w:hyperlink w:history="1" r:id="rIdr7gxdgs4f2r8chrvn5q1j">
               <w:r>
                 <w:rPr>
                   <w:rFonts w:ascii="Arial" w:cs="Arial" w:eastAsia="Arial" w:hAnsi="Arial"/>
@@ -6970,7 +7200,7 @@
             <w:pPr>
               <w:spacing w:after="20" w:before="0"/>
             </w:pPr>
-            <w:hyperlink w:history="1" r:id="rIdjybhvnlyzmu2oxejix1h6">
+            <w:hyperlink w:history="1" r:id="rIdvivxfeyuujqwfqzuztk3w">
               <w:r>
                 <w:rPr>
                   <w:rFonts w:ascii="Arial" w:cs="Arial" w:eastAsia="Arial" w:hAnsi="Arial"/>
@@ -7003,7 +7233,7 @@
               <w:spacing w:after="10" w:before="0"/>
               <w:ind w:left="120"/>
             </w:pPr>
-            <w:hyperlink w:history="1" r:id="rIdwhwel7sh7im7jbgeqq38n">
+            <w:hyperlink w:history="1" r:id="rIdiyvltsf1q5vq8b95jah9o">
               <w:r>
                 <w:rPr>
                   <w:rFonts w:ascii="Arial" w:cs="Arial" w:eastAsia="Arial" w:hAnsi="Arial"/>
@@ -7048,7 +7278,7 @@
             <w:pPr>
               <w:spacing w:after="20" w:before="0"/>
             </w:pPr>
-            <w:hyperlink w:history="1" r:id="rIdekz84f6tfkqc50pu7_ec8">
+            <w:hyperlink w:history="1" r:id="rIdrhc7ukmfhqrcbe8-cavuk">
               <w:r>
                 <w:rPr>
                   <w:rFonts w:ascii="Arial" w:cs="Arial" w:eastAsia="Arial" w:hAnsi="Arial"/>
@@ -7081,7 +7311,7 @@
               <w:spacing w:after="10" w:before="0"/>
               <w:ind w:left="120"/>
             </w:pPr>
-            <w:hyperlink w:history="1" r:id="rIddqjm4d6-xhhodb-bzkc3m">
+            <w:hyperlink w:history="1" r:id="rIdoa0lnarbrdlkmacf0ogmc">
               <w:r>
                 <w:rPr>
                   <w:rFonts w:ascii="Arial" w:cs="Arial" w:eastAsia="Arial" w:hAnsi="Arial"/>
@@ -7276,7 +7506,7 @@
             <w:pPr>
               <w:spacing w:after="20" w:before="0"/>
             </w:pPr>
-            <w:hyperlink w:history="1" r:id="rIdf1emmhetcvud637gsa6q7">
+            <w:hyperlink w:history="1" r:id="rIdtdoysbb2fwidayzopy2jc">
               <w:r>
                 <w:rPr>
                   <w:rFonts w:ascii="Arial" w:cs="Arial" w:eastAsia="Arial" w:hAnsi="Arial"/>
@@ -7309,7 +7539,7 @@
               <w:spacing w:after="10" w:before="0"/>
               <w:ind w:left="120"/>
             </w:pPr>
-            <w:hyperlink w:history="1" r:id="rIdbfynid-8yqelf0mw7-szl">
+            <w:hyperlink w:history="1" r:id="rIdmceykd7qzrxpmxgvyucjh">
               <w:r>
                 <w:rPr>
                   <w:rFonts w:ascii="Arial" w:cs="Arial" w:eastAsia="Arial" w:hAnsi="Arial"/>
@@ -7354,7 +7584,7 @@
             <w:pPr>
               <w:spacing w:after="20" w:before="0"/>
             </w:pPr>
-            <w:hyperlink w:history="1" r:id="rIdwnndj1dxkbljrm_oewfto">
+            <w:hyperlink w:history="1" r:id="rIdptwnldcdvi1x2zkq-sn9c">
               <w:r>
                 <w:rPr>
                   <w:rFonts w:ascii="Arial" w:cs="Arial" w:eastAsia="Arial" w:hAnsi="Arial"/>
@@ -7387,7 +7617,7 @@
               <w:spacing w:after="10" w:before="0"/>
               <w:ind w:left="120"/>
             </w:pPr>
-            <w:hyperlink w:history="1" r:id="rIdcqbsrbd4pxsvyrpa4wjih">
+            <w:hyperlink w:history="1" r:id="rIdpdifa1pijoz3ucbrpmv_a">
               <w:r>
                 <w:rPr>
                   <w:rFonts w:ascii="Arial" w:cs="Arial" w:eastAsia="Arial" w:hAnsi="Arial"/>
@@ -7582,7 +7812,7 @@
             <w:pPr>
               <w:spacing w:after="20" w:before="0"/>
             </w:pPr>
-            <w:hyperlink w:history="1" r:id="rIdyuwoakfweaoffivweq3qw">
+            <w:hyperlink w:history="1" r:id="rIddjbhrqtg4y4-ppzkp_cnr">
               <w:r>
                 <w:rPr>
                   <w:rFonts w:ascii="Arial" w:cs="Arial" w:eastAsia="Arial" w:hAnsi="Arial"/>
@@ -7615,7 +7845,7 @@
               <w:spacing w:after="10" w:before="0"/>
               <w:ind w:left="120"/>
             </w:pPr>
-            <w:hyperlink w:history="1" r:id="rIdgahvnnz0gnngeiqwjtuf0">
+            <w:hyperlink w:history="1" r:id="rIdpce0sui8jzcgawfvx83f8">
               <w:r>
                 <w:rPr>
                   <w:rFonts w:ascii="Arial" w:cs="Arial" w:eastAsia="Arial" w:hAnsi="Arial"/>
@@ -7660,7 +7890,7 @@
             <w:pPr>
               <w:spacing w:after="20" w:before="0"/>
             </w:pPr>
-            <w:hyperlink w:history="1" r:id="rIdass2stcgeajdnw8tn-8x6">
+            <w:hyperlink w:history="1" r:id="rId2oovtrztqhghawrmj9pyt">
               <w:r>
                 <w:rPr>
                   <w:rFonts w:ascii="Arial" w:cs="Arial" w:eastAsia="Arial" w:hAnsi="Arial"/>
@@ -7693,7 +7923,7 @@
               <w:spacing w:after="10" w:before="0"/>
               <w:ind w:left="120"/>
             </w:pPr>
-            <w:hyperlink w:history="1" r:id="rIdywwhwnftlzjiolp4mezsm">
+            <w:hyperlink w:history="1" r:id="rIdf8ue_kdrb465slhgeafcm">
               <w:r>
                 <w:rPr>
                   <w:rFonts w:ascii="Arial" w:cs="Arial" w:eastAsia="Arial" w:hAnsi="Arial"/>
@@ -8189,6 +8419,65 @@
         </w:tc>
       </w:tr>
     </w:tbl>
+    <w:p>
+      <w:pPr>
+        <w:pBdr>
+          <w:top w:val="single" w:color="BBBBBB" w:sz="4" w:space="4"/>
+        </w:pBdr>
+        <w:spacing w:after="0" w:before="160"/>
+      </w:pPr>
+      <w:r>
+        <w:rPr>
+          <w:rFonts w:ascii="Arial" w:cs="Arial" w:eastAsia="Arial" w:hAnsi="Arial"/>
+          <w:color w:val="666666"/>
+          <w:sz w:val="14"/>
+          <w:szCs w:val="14"/>
+        </w:rPr>
+        <w:t xml:space="preserve">© 2026 SeaVuria and ARES. Aligned with KICD objectives. Developed by SeaVuria; technical implementation by ARES (with AI assistance from Claude). Licensed under </w:t>
+      </w:r>
+      <w:hyperlink w:history="1" r:id="rId718pms8rdd9g4nbn5jojl">
+        <w:r>
+          <w:rPr>
+            <w:rFonts w:ascii="Arial" w:cs="Arial" w:eastAsia="Arial" w:hAnsi="Arial"/>
+            <w:color w:val="1F6B75"/>
+            <w:sz w:val="14"/>
+            <w:szCs w:val="14"/>
+            <w:u w:val="single" w:color="1F6B75"/>
+          </w:rPr>
+          <w:t xml:space="preserve">CC BY-NC 4.0</w:t>
+        </w:r>
+      </w:hyperlink>
+      <w:r>
+        <w:rPr>
+          <w:rFonts w:ascii="Arial" w:cs="Arial" w:eastAsia="Arial" w:hAnsi="Arial"/>
+          <w:color w:val="666666"/>
+          <w:sz w:val="14"/>
+          <w:szCs w:val="14"/>
+        </w:rPr>
+        <w:t xml:space="preserve"> (</w:t>
+      </w:r>
+      <w:hyperlink w:history="1" r:id="rId8lwafknaxwjemu9kohcto">
+        <w:r>
+          <w:rPr>
+            <w:rFonts w:ascii="Arial" w:cs="Arial" w:eastAsia="Arial" w:hAnsi="Arial"/>
+            <w:color w:val="1F6B75"/>
+            <w:sz w:val="14"/>
+            <w:szCs w:val="14"/>
+            <w:u w:val="single" w:color="1F6B75"/>
+          </w:rPr>
+          <w:t xml:space="preserve">https://creativecommons.org/licenses/by-nc/4.0/</w:t>
+        </w:r>
+      </w:hyperlink>
+      <w:r>
+        <w:rPr>
+          <w:rFonts w:ascii="Arial" w:cs="Arial" w:eastAsia="Arial" w:hAnsi="Arial"/>
+          <w:color w:val="666666"/>
+          <w:sz w:val="14"/>
+          <w:szCs w:val="14"/>
+        </w:rPr>
+        <w:t xml:space="preserve">).</w:t>
+      </w:r>
+    </w:p>
     <w:p>
       <w:r>
         <w:br w:type="page"/>
@@ -9180,7 +9469,7 @@
             <w:pPr>
               <w:spacing w:after="20" w:before="0"/>
             </w:pPr>
-            <w:hyperlink w:history="1" r:id="rIdbyxn7drbyqzw6ljg-o2x7">
+            <w:hyperlink w:history="1" r:id="rIdj1bafm_wrq20xujryc2uj">
               <w:r>
                 <w:rPr>
                   <w:rFonts w:ascii="Arial" w:cs="Arial" w:eastAsia="Arial" w:hAnsi="Arial"/>
@@ -9213,7 +9502,7 @@
               <w:spacing w:after="10" w:before="0"/>
               <w:ind w:left="120"/>
             </w:pPr>
-            <w:hyperlink w:history="1" r:id="rIdlzu36ttxg9tdoy2xffcof">
+            <w:hyperlink w:history="1" r:id="rIdjonwuznrvav-k7dnxizex">
               <w:r>
                 <w:rPr>
                   <w:rFonts w:ascii="Arial" w:cs="Arial" w:eastAsia="Arial" w:hAnsi="Arial"/>
@@ -9258,7 +9547,7 @@
             <w:pPr>
               <w:spacing w:after="20" w:before="0"/>
             </w:pPr>
-            <w:hyperlink w:history="1" r:id="rId5o2jwcdkoafpyaqppdoaa">
+            <w:hyperlink w:history="1" r:id="rIdco2mscgvn0zlnf1cbae88">
               <w:r>
                 <w:rPr>
                   <w:rFonts w:ascii="Arial" w:cs="Arial" w:eastAsia="Arial" w:hAnsi="Arial"/>
@@ -9291,7 +9580,7 @@
               <w:spacing w:after="10" w:before="0"/>
               <w:ind w:left="120"/>
             </w:pPr>
-            <w:hyperlink w:history="1" r:id="rId5z5lavyp9luo5ffueleio">
+            <w:hyperlink w:history="1" r:id="rIditcgv_djbrp8kgn0u269e">
               <w:r>
                 <w:rPr>
                   <w:rFonts w:ascii="Arial" w:cs="Arial" w:eastAsia="Arial" w:hAnsi="Arial"/>
@@ -9486,7 +9775,7 @@
             <w:pPr>
               <w:spacing w:after="20" w:before="0"/>
             </w:pPr>
-            <w:hyperlink w:history="1" r:id="rIdfvuyzrl5qbdyqeu7pztta">
+            <w:hyperlink w:history="1" r:id="rIdxmzcgqvbupxt7pmpr2wrd">
               <w:r>
                 <w:rPr>
                   <w:rFonts w:ascii="Arial" w:cs="Arial" w:eastAsia="Arial" w:hAnsi="Arial"/>
@@ -9519,7 +9808,7 @@
               <w:spacing w:after="10" w:before="0"/>
               <w:ind w:left="120"/>
             </w:pPr>
-            <w:hyperlink w:history="1" r:id="rIdxce1t7oqmjfxsg9rorlfr">
+            <w:hyperlink w:history="1" r:id="rIdpymszo9dd8rkndnmmtfrv">
               <w:r>
                 <w:rPr>
                   <w:rFonts w:ascii="Arial" w:cs="Arial" w:eastAsia="Arial" w:hAnsi="Arial"/>
@@ -9564,7 +9853,7 @@
             <w:pPr>
               <w:spacing w:after="20" w:before="0"/>
             </w:pPr>
-            <w:hyperlink w:history="1" r:id="rIdyjwyizcy9wehuffa9kqde">
+            <w:hyperlink w:history="1" r:id="rIdf7ae-vvsbvlkolas1gsqt">
               <w:r>
                 <w:rPr>
                   <w:rFonts w:ascii="Arial" w:cs="Arial" w:eastAsia="Arial" w:hAnsi="Arial"/>
@@ -9597,7 +9886,7 @@
               <w:spacing w:after="10" w:before="0"/>
               <w:ind w:left="120"/>
             </w:pPr>
-            <w:hyperlink w:history="1" r:id="rIdadzjidgjcqysgwafynpuk">
+            <w:hyperlink w:history="1" r:id="rIdibzevsyt9jc8paztohl_g">
               <w:r>
                 <w:rPr>
                   <w:rFonts w:ascii="Arial" w:cs="Arial" w:eastAsia="Arial" w:hAnsi="Arial"/>
@@ -9792,7 +10081,7 @@
             <w:pPr>
               <w:spacing w:after="20" w:before="0"/>
             </w:pPr>
-            <w:hyperlink w:history="1" r:id="rIdjavqejw6mqz5yq0shqn4f">
+            <w:hyperlink w:history="1" r:id="rIdl4pykcvhumfjubrfc3soq">
               <w:r>
                 <w:rPr>
                   <w:rFonts w:ascii="Arial" w:cs="Arial" w:eastAsia="Arial" w:hAnsi="Arial"/>
@@ -9825,7 +10114,7 @@
               <w:spacing w:after="10" w:before="0"/>
               <w:ind w:left="120"/>
             </w:pPr>
-            <w:hyperlink w:history="1" r:id="rIdiwhudtfwbsf2_vlykdvv7">
+            <w:hyperlink w:history="1" r:id="rIdkk-0bngk6p9-_yb7fcwn_">
               <w:r>
                 <w:rPr>
                   <w:rFonts w:ascii="Arial" w:cs="Arial" w:eastAsia="Arial" w:hAnsi="Arial"/>
@@ -9870,7 +10159,7 @@
             <w:pPr>
               <w:spacing w:after="20" w:before="0"/>
             </w:pPr>
-            <w:hyperlink w:history="1" r:id="rId6pi58mk-so6f_22-dwyoz">
+            <w:hyperlink w:history="1" r:id="rIdgbvtxfoycjfpzo2jy371r">
               <w:r>
                 <w:rPr>
                   <w:rFonts w:ascii="Arial" w:cs="Arial" w:eastAsia="Arial" w:hAnsi="Arial"/>
@@ -9903,7 +10192,7 @@
               <w:spacing w:after="10" w:before="0"/>
               <w:ind w:left="120"/>
             </w:pPr>
-            <w:hyperlink w:history="1" r:id="rIdllmazhjcmdlw9cexcoxrg">
+            <w:hyperlink w:history="1" r:id="rIdisq33dxm397s5njlc-mrp">
               <w:r>
                 <w:rPr>
                   <w:rFonts w:ascii="Arial" w:cs="Arial" w:eastAsia="Arial" w:hAnsi="Arial"/>
@@ -10098,7 +10387,7 @@
             <w:pPr>
               <w:spacing w:after="20" w:before="0"/>
             </w:pPr>
-            <w:hyperlink w:history="1" r:id="rIdbqnqo47t6rfaftuuyvaqp">
+            <w:hyperlink w:history="1" r:id="rId3hxpiadprtbkbd9nucgwt">
               <w:r>
                 <w:rPr>
                   <w:rFonts w:ascii="Arial" w:cs="Arial" w:eastAsia="Arial" w:hAnsi="Arial"/>
@@ -10131,7 +10420,7 @@
               <w:spacing w:after="10" w:before="0"/>
               <w:ind w:left="120"/>
             </w:pPr>
-            <w:hyperlink w:history="1" r:id="rIdlsdrc4ifixull6jl05urw">
+            <w:hyperlink w:history="1" r:id="rIdhs8xquqmwt1eok4faszlw">
               <w:r>
                 <w:rPr>
                   <w:rFonts w:ascii="Arial" w:cs="Arial" w:eastAsia="Arial" w:hAnsi="Arial"/>
@@ -10176,7 +10465,7 @@
             <w:pPr>
               <w:spacing w:after="20" w:before="0"/>
             </w:pPr>
-            <w:hyperlink w:history="1" r:id="rId2ptwul3e3cuf2oyrx_xh6">
+            <w:hyperlink w:history="1" r:id="rIdthfigju9aee0rni5zmicl">
               <w:r>
                 <w:rPr>
                   <w:rFonts w:ascii="Arial" w:cs="Arial" w:eastAsia="Arial" w:hAnsi="Arial"/>
@@ -10209,7 +10498,7 @@
               <w:spacing w:after="10" w:before="0"/>
               <w:ind w:left="120"/>
             </w:pPr>
-            <w:hyperlink w:history="1" r:id="rIdmlumaicr8weiinoc-aqiu">
+            <w:hyperlink w:history="1" r:id="rIdgfcq_uudl8sejpgscd9lp">
               <w:r>
                 <w:rPr>
                   <w:rFonts w:ascii="Arial" w:cs="Arial" w:eastAsia="Arial" w:hAnsi="Arial"/>
@@ -10404,7 +10693,7 @@
             <w:pPr>
               <w:spacing w:after="20" w:before="0"/>
             </w:pPr>
-            <w:hyperlink w:history="1" r:id="rIda__7pnfh2uwt7xjhbwxxa">
+            <w:hyperlink w:history="1" r:id="rIdcpeei0uwsnplxges6ts04">
               <w:r>
                 <w:rPr>
                   <w:rFonts w:ascii="Arial" w:cs="Arial" w:eastAsia="Arial" w:hAnsi="Arial"/>
@@ -10437,7 +10726,7 @@
               <w:spacing w:after="10" w:before="0"/>
               <w:ind w:left="120"/>
             </w:pPr>
-            <w:hyperlink w:history="1" r:id="rIduzl1c0loouowi6ap1uogw">
+            <w:hyperlink w:history="1" r:id="rIdizjppclkyiy0vglu1wonh">
               <w:r>
                 <w:rPr>
                   <w:rFonts w:ascii="Arial" w:cs="Arial" w:eastAsia="Arial" w:hAnsi="Arial"/>
@@ -10482,7 +10771,7 @@
             <w:pPr>
               <w:spacing w:after="20" w:before="0"/>
             </w:pPr>
-            <w:hyperlink w:history="1" r:id="rIdwvuiabsqmwp6naqn_lvi8">
+            <w:hyperlink w:history="1" r:id="rId4hjbnwpgfonqeswpo3pcy">
               <w:r>
                 <w:rPr>
                   <w:rFonts w:ascii="Arial" w:cs="Arial" w:eastAsia="Arial" w:hAnsi="Arial"/>
@@ -10515,7 +10804,7 @@
               <w:spacing w:after="10" w:before="0"/>
               <w:ind w:left="120"/>
             </w:pPr>
-            <w:hyperlink w:history="1" r:id="rIddaczwes0mmlzf3ixfuvlk">
+            <w:hyperlink w:history="1" r:id="rIdnct-qb2hiiijopf6oa0mj">
               <w:r>
                 <w:rPr>
                   <w:rFonts w:ascii="Arial" w:cs="Arial" w:eastAsia="Arial" w:hAnsi="Arial"/>
@@ -11011,6 +11300,65 @@
         </w:tc>
       </w:tr>
     </w:tbl>
+    <w:p>
+      <w:pPr>
+        <w:pBdr>
+          <w:top w:val="single" w:color="BBBBBB" w:sz="4" w:space="4"/>
+        </w:pBdr>
+        <w:spacing w:after="0" w:before="160"/>
+      </w:pPr>
+      <w:r>
+        <w:rPr>
+          <w:rFonts w:ascii="Arial" w:cs="Arial" w:eastAsia="Arial" w:hAnsi="Arial"/>
+          <w:color w:val="666666"/>
+          <w:sz w:val="14"/>
+          <w:szCs w:val="14"/>
+        </w:rPr>
+        <w:t xml:space="preserve">© 2026 SeaVuria and ARES. Aligned with KICD objectives. Developed by SeaVuria; technical implementation by ARES (with AI assistance from Claude). Licensed under </w:t>
+      </w:r>
+      <w:hyperlink w:history="1" r:id="rIdk0w1dfbke1bmgnqfa3a1j">
+        <w:r>
+          <w:rPr>
+            <w:rFonts w:ascii="Arial" w:cs="Arial" w:eastAsia="Arial" w:hAnsi="Arial"/>
+            <w:color w:val="1F6B75"/>
+            <w:sz w:val="14"/>
+            <w:szCs w:val="14"/>
+            <w:u w:val="single" w:color="1F6B75"/>
+          </w:rPr>
+          <w:t xml:space="preserve">CC BY-NC 4.0</w:t>
+        </w:r>
+      </w:hyperlink>
+      <w:r>
+        <w:rPr>
+          <w:rFonts w:ascii="Arial" w:cs="Arial" w:eastAsia="Arial" w:hAnsi="Arial"/>
+          <w:color w:val="666666"/>
+          <w:sz w:val="14"/>
+          <w:szCs w:val="14"/>
+        </w:rPr>
+        <w:t xml:space="preserve"> (</w:t>
+      </w:r>
+      <w:hyperlink w:history="1" r:id="rIdz7b2bsff29s_-ywdr5pza">
+        <w:r>
+          <w:rPr>
+            <w:rFonts w:ascii="Arial" w:cs="Arial" w:eastAsia="Arial" w:hAnsi="Arial"/>
+            <w:color w:val="1F6B75"/>
+            <w:sz w:val="14"/>
+            <w:szCs w:val="14"/>
+            <w:u w:val="single" w:color="1F6B75"/>
+          </w:rPr>
+          <w:t xml:space="preserve">https://creativecommons.org/licenses/by-nc/4.0/</w:t>
+        </w:r>
+      </w:hyperlink>
+      <w:r>
+        <w:rPr>
+          <w:rFonts w:ascii="Arial" w:cs="Arial" w:eastAsia="Arial" w:hAnsi="Arial"/>
+          <w:color w:val="666666"/>
+          <w:sz w:val="14"/>
+          <w:szCs w:val="14"/>
+        </w:rPr>
+        <w:t xml:space="preserve">).</w:t>
+      </w:r>
+    </w:p>
     <w:p>
       <w:r>
         <w:br w:type="page"/>
@@ -12002,7 +12350,7 @@
             <w:pPr>
               <w:spacing w:after="20" w:before="0"/>
             </w:pPr>
-            <w:hyperlink w:history="1" r:id="rIdeu_fibdscdfimvuzjmkqv">
+            <w:hyperlink w:history="1" r:id="rIdsffly6j1cwr-slttpv-ps">
               <w:r>
                 <w:rPr>
                   <w:rFonts w:ascii="Arial" w:cs="Arial" w:eastAsia="Arial" w:hAnsi="Arial"/>
@@ -12035,7 +12383,7 @@
               <w:spacing w:after="10" w:before="0"/>
               <w:ind w:left="120"/>
             </w:pPr>
-            <w:hyperlink w:history="1" r:id="rIdrc0zehvzogmsmkupivqey">
+            <w:hyperlink w:history="1" r:id="rIdkbusppik5mypsdzg3yx0u">
               <w:r>
                 <w:rPr>
                   <w:rFonts w:ascii="Arial" w:cs="Arial" w:eastAsia="Arial" w:hAnsi="Arial"/>
@@ -12080,7 +12428,7 @@
             <w:pPr>
               <w:spacing w:after="20" w:before="0"/>
             </w:pPr>
-            <w:hyperlink w:history="1" r:id="rIdifjpxm-xkdz4mzkddxarz">
+            <w:hyperlink w:history="1" r:id="rIdrm418qawg_cmhmszbynt1">
               <w:r>
                 <w:rPr>
                   <w:rFonts w:ascii="Arial" w:cs="Arial" w:eastAsia="Arial" w:hAnsi="Arial"/>
@@ -12113,7 +12461,7 @@
               <w:spacing w:after="10" w:before="0"/>
               <w:ind w:left="120"/>
             </w:pPr>
-            <w:hyperlink w:history="1" r:id="rIdtowa7h0q5fpwfenv3teel">
+            <w:hyperlink w:history="1" r:id="rIdeqjb5okurznegbvajnbvf">
               <w:r>
                 <w:rPr>
                   <w:rFonts w:ascii="Arial" w:cs="Arial" w:eastAsia="Arial" w:hAnsi="Arial"/>
@@ -12308,7 +12656,7 @@
             <w:pPr>
               <w:spacing w:after="20" w:before="0"/>
             </w:pPr>
-            <w:hyperlink w:history="1" r:id="rIdtuyvgmknsz6_dt0pbott7">
+            <w:hyperlink w:history="1" r:id="rIdm2xobg6expwune-935hg3">
               <w:r>
                 <w:rPr>
                   <w:rFonts w:ascii="Arial" w:cs="Arial" w:eastAsia="Arial" w:hAnsi="Arial"/>
@@ -12341,7 +12689,7 @@
               <w:spacing w:after="10" w:before="0"/>
               <w:ind w:left="120"/>
             </w:pPr>
-            <w:hyperlink w:history="1" r:id="rId-9h-q7paj0wby8_4dix_y">
+            <w:hyperlink w:history="1" r:id="rIdtqbmehkyogvrho-lz2_72">
               <w:r>
                 <w:rPr>
                   <w:rFonts w:ascii="Arial" w:cs="Arial" w:eastAsia="Arial" w:hAnsi="Arial"/>
@@ -12386,7 +12734,7 @@
             <w:pPr>
               <w:spacing w:after="20" w:before="0"/>
             </w:pPr>
-            <w:hyperlink w:history="1" r:id="rIdrvbrk_wpfmh2wbnsm7_c0">
+            <w:hyperlink w:history="1" r:id="rIdrcx4rzpn1ystufue0gvwh">
               <w:r>
                 <w:rPr>
                   <w:rFonts w:ascii="Arial" w:cs="Arial" w:eastAsia="Arial" w:hAnsi="Arial"/>
@@ -12419,7 +12767,7 @@
               <w:spacing w:after="10" w:before="0"/>
               <w:ind w:left="120"/>
             </w:pPr>
-            <w:hyperlink w:history="1" r:id="rIdoltraps9fdqruyzhthx3e">
+            <w:hyperlink w:history="1" r:id="rIdhcqwyxe3d_xmk5-cwhg8m">
               <w:r>
                 <w:rPr>
                   <w:rFonts w:ascii="Arial" w:cs="Arial" w:eastAsia="Arial" w:hAnsi="Arial"/>
@@ -12614,7 +12962,7 @@
             <w:pPr>
               <w:spacing w:after="20" w:before="0"/>
             </w:pPr>
-            <w:hyperlink w:history="1" r:id="rIda_4wtodes04q1s3rr67r9">
+            <w:hyperlink w:history="1" r:id="rIdi4cvlgeklgzoyvjbqu2s0">
               <w:r>
                 <w:rPr>
                   <w:rFonts w:ascii="Arial" w:cs="Arial" w:eastAsia="Arial" w:hAnsi="Arial"/>
@@ -12647,7 +12995,7 @@
               <w:spacing w:after="10" w:before="0"/>
               <w:ind w:left="120"/>
             </w:pPr>
-            <w:hyperlink w:history="1" r:id="rIdmvqbrtcc0ns261-eyarec">
+            <w:hyperlink w:history="1" r:id="rIdtjwj-zjepo_jldcjdsxbz">
               <w:r>
                 <w:rPr>
                   <w:rFonts w:ascii="Arial" w:cs="Arial" w:eastAsia="Arial" w:hAnsi="Arial"/>
@@ -12692,7 +13040,7 @@
             <w:pPr>
               <w:spacing w:after="20" w:before="0"/>
             </w:pPr>
-            <w:hyperlink w:history="1" r:id="rIdnxgjquq2b0zy6tzpdrlqn">
+            <w:hyperlink w:history="1" r:id="rIdbpzyakg-iowzi6miptvr2">
               <w:r>
                 <w:rPr>
                   <w:rFonts w:ascii="Arial" w:cs="Arial" w:eastAsia="Arial" w:hAnsi="Arial"/>
@@ -12725,7 +13073,7 @@
               <w:spacing w:after="10" w:before="0"/>
               <w:ind w:left="120"/>
             </w:pPr>
-            <w:hyperlink w:history="1" r:id="rIds-f2hla-z0ea1_duue0w0">
+            <w:hyperlink w:history="1" r:id="rIdam-vlcvu6i-kdxrj1fb_o">
               <w:r>
                 <w:rPr>
                   <w:rFonts w:ascii="Arial" w:cs="Arial" w:eastAsia="Arial" w:hAnsi="Arial"/>
@@ -12920,7 +13268,7 @@
             <w:pPr>
               <w:spacing w:after="20" w:before="0"/>
             </w:pPr>
-            <w:hyperlink w:history="1" r:id="rIdgoeiqvuu9mtct3mfe4u7e">
+            <w:hyperlink w:history="1" r:id="rId4mca-vdok8r9kn1havm9u">
               <w:r>
                 <w:rPr>
                   <w:rFonts w:ascii="Arial" w:cs="Arial" w:eastAsia="Arial" w:hAnsi="Arial"/>
@@ -12953,7 +13301,7 @@
               <w:spacing w:after="10" w:before="0"/>
               <w:ind w:left="120"/>
             </w:pPr>
-            <w:hyperlink w:history="1" r:id="rId6hxc7rd6elcn_mcu-jgwt">
+            <w:hyperlink w:history="1" r:id="rIddcskpisobbreeuljjasso">
               <w:r>
                 <w:rPr>
                   <w:rFonts w:ascii="Arial" w:cs="Arial" w:eastAsia="Arial" w:hAnsi="Arial"/>
@@ -12998,7 +13346,7 @@
             <w:pPr>
               <w:spacing w:after="20" w:before="0"/>
             </w:pPr>
-            <w:hyperlink w:history="1" r:id="rId383umctmx_4om8tqs7i2e">
+            <w:hyperlink w:history="1" r:id="rIdxl13_3vxw2z3dxxtiajhg">
               <w:r>
                 <w:rPr>
                   <w:rFonts w:ascii="Arial" w:cs="Arial" w:eastAsia="Arial" w:hAnsi="Arial"/>
@@ -13031,7 +13379,7 @@
               <w:spacing w:after="10" w:before="0"/>
               <w:ind w:left="120"/>
             </w:pPr>
-            <w:hyperlink w:history="1" r:id="rIdbsv4ruimrmciqfe7syral">
+            <w:hyperlink w:history="1" r:id="rIdaimhskg1litzxopd-tmis">
               <w:r>
                 <w:rPr>
                   <w:rFonts w:ascii="Arial" w:cs="Arial" w:eastAsia="Arial" w:hAnsi="Arial"/>
@@ -13226,7 +13574,7 @@
             <w:pPr>
               <w:spacing w:after="20" w:before="0"/>
             </w:pPr>
-            <w:hyperlink w:history="1" r:id="rIdpnssq0vvrp0-auz7zh9vx">
+            <w:hyperlink w:history="1" r:id="rIdzr7wswkuvpid9asitii1n">
               <w:r>
                 <w:rPr>
                   <w:rFonts w:ascii="Arial" w:cs="Arial" w:eastAsia="Arial" w:hAnsi="Arial"/>
@@ -13259,7 +13607,7 @@
               <w:spacing w:after="10" w:before="0"/>
               <w:ind w:left="120"/>
             </w:pPr>
-            <w:hyperlink w:history="1" r:id="rId83dw37c14hnxp4bmalbqi">
+            <w:hyperlink w:history="1" r:id="rIdk7bnomi9tqd0u5i1c1cnm">
               <w:r>
                 <w:rPr>
                   <w:rFonts w:ascii="Arial" w:cs="Arial" w:eastAsia="Arial" w:hAnsi="Arial"/>
@@ -13304,7 +13652,7 @@
             <w:pPr>
               <w:spacing w:after="20" w:before="0"/>
             </w:pPr>
-            <w:hyperlink w:history="1" r:id="rIdhr0ky97vlfdj0wkgg1j-z">
+            <w:hyperlink w:history="1" r:id="rIdno9vlxzwhsnjofj-ruii_">
               <w:r>
                 <w:rPr>
                   <w:rFonts w:ascii="Arial" w:cs="Arial" w:eastAsia="Arial" w:hAnsi="Arial"/>
@@ -13337,7 +13685,7 @@
               <w:spacing w:after="10" w:before="0"/>
               <w:ind w:left="120"/>
             </w:pPr>
-            <w:hyperlink w:history="1" r:id="rIduyf8c0whvct16ukueb6bj">
+            <w:hyperlink w:history="1" r:id="rIdnknqyiyxxvwnf3gf7y_eq">
               <w:r>
                 <w:rPr>
                   <w:rFonts w:ascii="Arial" w:cs="Arial" w:eastAsia="Arial" w:hAnsi="Arial"/>
@@ -13833,6 +14181,65 @@
         </w:tc>
       </w:tr>
     </w:tbl>
+    <w:p>
+      <w:pPr>
+        <w:pBdr>
+          <w:top w:val="single" w:color="BBBBBB" w:sz="4" w:space="4"/>
+        </w:pBdr>
+        <w:spacing w:after="0" w:before="160"/>
+      </w:pPr>
+      <w:r>
+        <w:rPr>
+          <w:rFonts w:ascii="Arial" w:cs="Arial" w:eastAsia="Arial" w:hAnsi="Arial"/>
+          <w:color w:val="666666"/>
+          <w:sz w:val="14"/>
+          <w:szCs w:val="14"/>
+        </w:rPr>
+        <w:t xml:space="preserve">© 2026 SeaVuria and ARES. Aligned with KICD objectives. Developed by SeaVuria; technical implementation by ARES (with AI assistance from Claude). Licensed under </w:t>
+      </w:r>
+      <w:hyperlink w:history="1" r:id="rId5gwuqvkmdq2qcmn3px4at">
+        <w:r>
+          <w:rPr>
+            <w:rFonts w:ascii="Arial" w:cs="Arial" w:eastAsia="Arial" w:hAnsi="Arial"/>
+            <w:color w:val="1F6B75"/>
+            <w:sz w:val="14"/>
+            <w:szCs w:val="14"/>
+            <w:u w:val="single" w:color="1F6B75"/>
+          </w:rPr>
+          <w:t xml:space="preserve">CC BY-NC 4.0</w:t>
+        </w:r>
+      </w:hyperlink>
+      <w:r>
+        <w:rPr>
+          <w:rFonts w:ascii="Arial" w:cs="Arial" w:eastAsia="Arial" w:hAnsi="Arial"/>
+          <w:color w:val="666666"/>
+          <w:sz w:val="14"/>
+          <w:szCs w:val="14"/>
+        </w:rPr>
+        <w:t xml:space="preserve"> (</w:t>
+      </w:r>
+      <w:hyperlink w:history="1" r:id="rIdpgnqlnvmm4i6sgtyznhog">
+        <w:r>
+          <w:rPr>
+            <w:rFonts w:ascii="Arial" w:cs="Arial" w:eastAsia="Arial" w:hAnsi="Arial"/>
+            <w:color w:val="1F6B75"/>
+            <w:sz w:val="14"/>
+            <w:szCs w:val="14"/>
+            <w:u w:val="single" w:color="1F6B75"/>
+          </w:rPr>
+          <w:t xml:space="preserve">https://creativecommons.org/licenses/by-nc/4.0/</w:t>
+        </w:r>
+      </w:hyperlink>
+      <w:r>
+        <w:rPr>
+          <w:rFonts w:ascii="Arial" w:cs="Arial" w:eastAsia="Arial" w:hAnsi="Arial"/>
+          <w:color w:val="666666"/>
+          <w:sz w:val="14"/>
+          <w:szCs w:val="14"/>
+        </w:rPr>
+        <w:t xml:space="preserve">).</w:t>
+      </w:r>
+    </w:p>
     <w:p>
       <w:r>
         <w:br w:type="page"/>
@@ -14824,7 +15231,7 @@
             <w:pPr>
               <w:spacing w:after="20" w:before="0"/>
             </w:pPr>
-            <w:hyperlink w:history="1" r:id="rIdbtjpa8o_dxozsx6kbtq-m">
+            <w:hyperlink w:history="1" r:id="rIdbpvxfqdbo9vtxh5yc5kts">
               <w:r>
                 <w:rPr>
                   <w:rFonts w:ascii="Arial" w:cs="Arial" w:eastAsia="Arial" w:hAnsi="Arial"/>
@@ -14857,7 +15264,7 @@
               <w:spacing w:after="10" w:before="0"/>
               <w:ind w:left="120"/>
             </w:pPr>
-            <w:hyperlink w:history="1" r:id="rIdc_p5bodslb3-rha-nnidm">
+            <w:hyperlink w:history="1" r:id="rIdmq-myqkirlm03bgxlhrix">
               <w:r>
                 <w:rPr>
                   <w:rFonts w:ascii="Arial" w:cs="Arial" w:eastAsia="Arial" w:hAnsi="Arial"/>
@@ -14902,7 +15309,7 @@
             <w:pPr>
               <w:spacing w:after="20" w:before="0"/>
             </w:pPr>
-            <w:hyperlink w:history="1" r:id="rId23zmcwcb5tccbqunyvs3-">
+            <w:hyperlink w:history="1" r:id="rIdjy_0wpvjqtydnwicdng2a">
               <w:r>
                 <w:rPr>
                   <w:rFonts w:ascii="Arial" w:cs="Arial" w:eastAsia="Arial" w:hAnsi="Arial"/>
@@ -14935,7 +15342,7 @@
               <w:spacing w:after="10" w:before="0"/>
               <w:ind w:left="120"/>
             </w:pPr>
-            <w:hyperlink w:history="1" r:id="rIdbjuvv3mviegasgbbo8oij">
+            <w:hyperlink w:history="1" r:id="rIdrzpks5d4adfxynkuphrx_">
               <w:r>
                 <w:rPr>
                   <w:rFonts w:ascii="Arial" w:cs="Arial" w:eastAsia="Arial" w:hAnsi="Arial"/>
@@ -15130,7 +15537,7 @@
             <w:pPr>
               <w:spacing w:after="20" w:before="0"/>
             </w:pPr>
-            <w:hyperlink w:history="1" r:id="rIdm3ymkndlrd0dqwg8tmbjx">
+            <w:hyperlink w:history="1" r:id="rIdunhhovkcibpgf_qrrbz3e">
               <w:r>
                 <w:rPr>
                   <w:rFonts w:ascii="Arial" w:cs="Arial" w:eastAsia="Arial" w:hAnsi="Arial"/>
@@ -15163,7 +15570,7 @@
               <w:spacing w:after="10" w:before="0"/>
               <w:ind w:left="120"/>
             </w:pPr>
-            <w:hyperlink w:history="1" r:id="rId71smdnvjsm6wjcmqyc3tv">
+            <w:hyperlink w:history="1" r:id="rIdamnlzsru6rby_d-stweim">
               <w:r>
                 <w:rPr>
                   <w:rFonts w:ascii="Arial" w:cs="Arial" w:eastAsia="Arial" w:hAnsi="Arial"/>
@@ -15208,7 +15615,7 @@
             <w:pPr>
               <w:spacing w:after="20" w:before="0"/>
             </w:pPr>
-            <w:hyperlink w:history="1" r:id="rIdkh-u6cvqrtvhpptnxw7nq">
+            <w:hyperlink w:history="1" r:id="rIdv1bzxrfj_0ibtutnbiikw">
               <w:r>
                 <w:rPr>
                   <w:rFonts w:ascii="Arial" w:cs="Arial" w:eastAsia="Arial" w:hAnsi="Arial"/>
@@ -15241,7 +15648,7 @@
               <w:spacing w:after="10" w:before="0"/>
               <w:ind w:left="120"/>
             </w:pPr>
-            <w:hyperlink w:history="1" r:id="rIdrwqsygwi4imyn6i4pinhm">
+            <w:hyperlink w:history="1" r:id="rId033gjxz2tyk-oklu3jnqn">
               <w:r>
                 <w:rPr>
                   <w:rFonts w:ascii="Arial" w:cs="Arial" w:eastAsia="Arial" w:hAnsi="Arial"/>
@@ -15436,7 +15843,7 @@
             <w:pPr>
               <w:spacing w:after="20" w:before="0"/>
             </w:pPr>
-            <w:hyperlink w:history="1" r:id="rIdl4nbslwlju0g_jfc0kck3">
+            <w:hyperlink w:history="1" r:id="rId-ydkpfg8s0cn3rwzjt2b3">
               <w:r>
                 <w:rPr>
                   <w:rFonts w:ascii="Arial" w:cs="Arial" w:eastAsia="Arial" w:hAnsi="Arial"/>
@@ -15469,7 +15876,7 @@
               <w:spacing w:after="10" w:before="0"/>
               <w:ind w:left="120"/>
             </w:pPr>
-            <w:hyperlink w:history="1" r:id="rIdrzp3flcvuv8uygkq0im09">
+            <w:hyperlink w:history="1" r:id="rIdlaf2jokto6gvgjlc5nbvp">
               <w:r>
                 <w:rPr>
                   <w:rFonts w:ascii="Arial" w:cs="Arial" w:eastAsia="Arial" w:hAnsi="Arial"/>
@@ -15514,7 +15921,7 @@
             <w:pPr>
               <w:spacing w:after="20" w:before="0"/>
             </w:pPr>
-            <w:hyperlink w:history="1" r:id="rIdc4umu9bgfrcj2bsebvp5h">
+            <w:hyperlink w:history="1" r:id="rId04dhzks86gmqevrswwtpz">
               <w:r>
                 <w:rPr>
                   <w:rFonts w:ascii="Arial" w:cs="Arial" w:eastAsia="Arial" w:hAnsi="Arial"/>
@@ -15547,7 +15954,7 @@
               <w:spacing w:after="10" w:before="0"/>
               <w:ind w:left="120"/>
             </w:pPr>
-            <w:hyperlink w:history="1" r:id="rIdoriterwvxf417uvtyur6c">
+            <w:hyperlink w:history="1" r:id="rIdfqr2lqz6ux4cjbdlxlf0l">
               <w:r>
                 <w:rPr>
                   <w:rFonts w:ascii="Arial" w:cs="Arial" w:eastAsia="Arial" w:hAnsi="Arial"/>
@@ -15742,7 +16149,7 @@
             <w:pPr>
               <w:spacing w:after="20" w:before="0"/>
             </w:pPr>
-            <w:hyperlink w:history="1" r:id="rId-37sceoennd9tiujykvzx">
+            <w:hyperlink w:history="1" r:id="rIdpvxhcypj4bpppjjztz4yw">
               <w:r>
                 <w:rPr>
                   <w:rFonts w:ascii="Arial" w:cs="Arial" w:eastAsia="Arial" w:hAnsi="Arial"/>
@@ -15775,7 +16182,7 @@
               <w:spacing w:after="10" w:before="0"/>
               <w:ind w:left="120"/>
             </w:pPr>
-            <w:hyperlink w:history="1" r:id="rId2u-orwza10im4pelz8mkp">
+            <w:hyperlink w:history="1" r:id="rIdwsux7ymew0yjjkcikg_qy">
               <w:r>
                 <w:rPr>
                   <w:rFonts w:ascii="Arial" w:cs="Arial" w:eastAsia="Arial" w:hAnsi="Arial"/>
@@ -15820,7 +16227,7 @@
             <w:pPr>
               <w:spacing w:after="20" w:before="0"/>
             </w:pPr>
-            <w:hyperlink w:history="1" r:id="rId0y8buxecmhwwwwxrveodk">
+            <w:hyperlink w:history="1" r:id="rIdnjwpc7fgv_2x16ugnd26f">
               <w:r>
                 <w:rPr>
                   <w:rFonts w:ascii="Arial" w:cs="Arial" w:eastAsia="Arial" w:hAnsi="Arial"/>
@@ -15853,7 +16260,7 @@
               <w:spacing w:after="10" w:before="0"/>
               <w:ind w:left="120"/>
             </w:pPr>
-            <w:hyperlink w:history="1" r:id="rIdngakby5ftau6rffml_thy">
+            <w:hyperlink w:history="1" r:id="rIddvowb3etkueoy5eheyud7">
               <w:r>
                 <w:rPr>
                   <w:rFonts w:ascii="Arial" w:cs="Arial" w:eastAsia="Arial" w:hAnsi="Arial"/>
@@ -16048,7 +16455,7 @@
             <w:pPr>
               <w:spacing w:after="20" w:before="0"/>
             </w:pPr>
-            <w:hyperlink w:history="1" r:id="rIdwi05ftlwfh82cho4mw8dl">
+            <w:hyperlink w:history="1" r:id="rIdtv9tblmqyw6oiaqzsbxft">
               <w:r>
                 <w:rPr>
                   <w:rFonts w:ascii="Arial" w:cs="Arial" w:eastAsia="Arial" w:hAnsi="Arial"/>
@@ -16081,7 +16488,7 @@
               <w:spacing w:after="10" w:before="0"/>
               <w:ind w:left="120"/>
             </w:pPr>
-            <w:hyperlink w:history="1" r:id="rIdui70ualat0k9mxvendklo">
+            <w:hyperlink w:history="1" r:id="rIdf03hrbpeqtkgzuyzpcleo">
               <w:r>
                 <w:rPr>
                   <w:rFonts w:ascii="Arial" w:cs="Arial" w:eastAsia="Arial" w:hAnsi="Arial"/>
@@ -16126,7 +16533,7 @@
             <w:pPr>
               <w:spacing w:after="20" w:before="0"/>
             </w:pPr>
-            <w:hyperlink w:history="1" r:id="rIdb6xb2xeurgdkobldlpr9u">
+            <w:hyperlink w:history="1" r:id="rIdhseznm8anef2dyzv7r7ma">
               <w:r>
                 <w:rPr>
                   <w:rFonts w:ascii="Arial" w:cs="Arial" w:eastAsia="Arial" w:hAnsi="Arial"/>
@@ -16159,7 +16566,7 @@
               <w:spacing w:after="10" w:before="0"/>
               <w:ind w:left="120"/>
             </w:pPr>
-            <w:hyperlink w:history="1" r:id="rIdu-zwzzkhhhkutaherckoi">
+            <w:hyperlink w:history="1" r:id="rIdtx_9oiklibhzhpnwmllyk">
               <w:r>
                 <w:rPr>
                   <w:rFonts w:ascii="Arial" w:cs="Arial" w:eastAsia="Arial" w:hAnsi="Arial"/>
@@ -16655,6 +17062,65 @@
         </w:tc>
       </w:tr>
     </w:tbl>
+    <w:p>
+      <w:pPr>
+        <w:pBdr>
+          <w:top w:val="single" w:color="BBBBBB" w:sz="4" w:space="4"/>
+        </w:pBdr>
+        <w:spacing w:after="0" w:before="160"/>
+      </w:pPr>
+      <w:r>
+        <w:rPr>
+          <w:rFonts w:ascii="Arial" w:cs="Arial" w:eastAsia="Arial" w:hAnsi="Arial"/>
+          <w:color w:val="666666"/>
+          <w:sz w:val="14"/>
+          <w:szCs w:val="14"/>
+        </w:rPr>
+        <w:t xml:space="preserve">© 2026 SeaVuria and ARES. Aligned with KICD objectives. Developed by SeaVuria; technical implementation by ARES (with AI assistance from Claude). Licensed under </w:t>
+      </w:r>
+      <w:hyperlink w:history="1" r:id="rIdaol6qkd7z0qw_s3q-ilxe">
+        <w:r>
+          <w:rPr>
+            <w:rFonts w:ascii="Arial" w:cs="Arial" w:eastAsia="Arial" w:hAnsi="Arial"/>
+            <w:color w:val="1F6B75"/>
+            <w:sz w:val="14"/>
+            <w:szCs w:val="14"/>
+            <w:u w:val="single" w:color="1F6B75"/>
+          </w:rPr>
+          <w:t xml:space="preserve">CC BY-NC 4.0</w:t>
+        </w:r>
+      </w:hyperlink>
+      <w:r>
+        <w:rPr>
+          <w:rFonts w:ascii="Arial" w:cs="Arial" w:eastAsia="Arial" w:hAnsi="Arial"/>
+          <w:color w:val="666666"/>
+          <w:sz w:val="14"/>
+          <w:szCs w:val="14"/>
+        </w:rPr>
+        <w:t xml:space="preserve"> (</w:t>
+      </w:r>
+      <w:hyperlink w:history="1" r:id="rIdzwnfkc6gn-1dmb6s_jdo6">
+        <w:r>
+          <w:rPr>
+            <w:rFonts w:ascii="Arial" w:cs="Arial" w:eastAsia="Arial" w:hAnsi="Arial"/>
+            <w:color w:val="1F6B75"/>
+            <w:sz w:val="14"/>
+            <w:szCs w:val="14"/>
+            <w:u w:val="single" w:color="1F6B75"/>
+          </w:rPr>
+          <w:t xml:space="preserve">https://creativecommons.org/licenses/by-nc/4.0/</w:t>
+        </w:r>
+      </w:hyperlink>
+      <w:r>
+        <w:rPr>
+          <w:rFonts w:ascii="Arial" w:cs="Arial" w:eastAsia="Arial" w:hAnsi="Arial"/>
+          <w:color w:val="666666"/>
+          <w:sz w:val="14"/>
+          <w:szCs w:val="14"/>
+        </w:rPr>
+        <w:t xml:space="preserve">).</w:t>
+      </w:r>
+    </w:p>
     <w:p>
       <w:r>
         <w:br w:type="page"/>
@@ -17646,7 +18112,7 @@
             <w:pPr>
               <w:spacing w:after="20" w:before="0"/>
             </w:pPr>
-            <w:hyperlink w:history="1" r:id="rIddogxjw8gxfm7zr4nk4b8c">
+            <w:hyperlink w:history="1" r:id="rIdlrgzeujsa7qo0nzo9mlcq">
               <w:r>
                 <w:rPr>
                   <w:rFonts w:ascii="Arial" w:cs="Arial" w:eastAsia="Arial" w:hAnsi="Arial"/>
@@ -17679,7 +18145,7 @@
               <w:spacing w:after="10" w:before="0"/>
               <w:ind w:left="120"/>
             </w:pPr>
-            <w:hyperlink w:history="1" r:id="rId9_qvn0jyk0kl2_rk_awcn">
+            <w:hyperlink w:history="1" r:id="rIdqn3deugr1gmnqaohemdja">
               <w:r>
                 <w:rPr>
                   <w:rFonts w:ascii="Arial" w:cs="Arial" w:eastAsia="Arial" w:hAnsi="Arial"/>
@@ -17724,7 +18190,7 @@
             <w:pPr>
               <w:spacing w:after="20" w:before="0"/>
             </w:pPr>
-            <w:hyperlink w:history="1" r:id="rIddltw06_m0hmfrbdjp3djc">
+            <w:hyperlink w:history="1" r:id="rIdlauxuhqkqbfszy088ds_l">
               <w:r>
                 <w:rPr>
                   <w:rFonts w:ascii="Arial" w:cs="Arial" w:eastAsia="Arial" w:hAnsi="Arial"/>
@@ -17757,7 +18223,7 @@
               <w:spacing w:after="10" w:before="0"/>
               <w:ind w:left="120"/>
             </w:pPr>
-            <w:hyperlink w:history="1" r:id="rId3_opkopvjy3tglrvqh2jx">
+            <w:hyperlink w:history="1" r:id="rIduwkmxszz3guojp2ie7e7r">
               <w:r>
                 <w:rPr>
                   <w:rFonts w:ascii="Arial" w:cs="Arial" w:eastAsia="Arial" w:hAnsi="Arial"/>
@@ -17952,7 +18418,7 @@
             <w:pPr>
               <w:spacing w:after="20" w:before="0"/>
             </w:pPr>
-            <w:hyperlink w:history="1" r:id="rIdqvikmxkjjrdtfn14ep8t0">
+            <w:hyperlink w:history="1" r:id="rIdssgril7nh0zlff1rr7_m8">
               <w:r>
                 <w:rPr>
                   <w:rFonts w:ascii="Arial" w:cs="Arial" w:eastAsia="Arial" w:hAnsi="Arial"/>
@@ -17985,7 +18451,7 @@
               <w:spacing w:after="10" w:before="0"/>
               <w:ind w:left="120"/>
             </w:pPr>
-            <w:hyperlink w:history="1" r:id="rIdpr97tbsomqn68zkhxegty">
+            <w:hyperlink w:history="1" r:id="rIdcgfgmjpdvo-vzf2nixi8o">
               <w:r>
                 <w:rPr>
                   <w:rFonts w:ascii="Arial" w:cs="Arial" w:eastAsia="Arial" w:hAnsi="Arial"/>
@@ -18030,7 +18496,7 @@
             <w:pPr>
               <w:spacing w:after="20" w:before="0"/>
             </w:pPr>
-            <w:hyperlink w:history="1" r:id="rIdqroilkqgyuid57a1-e3xc">
+            <w:hyperlink w:history="1" r:id="rIdujhuyd-nwzddfie_r5qpg">
               <w:r>
                 <w:rPr>
                   <w:rFonts w:ascii="Arial" w:cs="Arial" w:eastAsia="Arial" w:hAnsi="Arial"/>
@@ -18063,7 +18529,7 @@
               <w:spacing w:after="10" w:before="0"/>
               <w:ind w:left="120"/>
             </w:pPr>
-            <w:hyperlink w:history="1" r:id="rIdhyzfwup4cquw-ywwxncs-">
+            <w:hyperlink w:history="1" r:id="rIdsezxnkvsz3fc9ocjxi09e">
               <w:r>
                 <w:rPr>
                   <w:rFonts w:ascii="Arial" w:cs="Arial" w:eastAsia="Arial" w:hAnsi="Arial"/>
@@ -18258,7 +18724,7 @@
             <w:pPr>
               <w:spacing w:after="20" w:before="0"/>
             </w:pPr>
-            <w:hyperlink w:history="1" r:id="rIdsqt2ui8bues7zdbdvhwmg">
+            <w:hyperlink w:history="1" r:id="rIdminh0vorrzuzekvror_tw">
               <w:r>
                 <w:rPr>
                   <w:rFonts w:ascii="Arial" w:cs="Arial" w:eastAsia="Arial" w:hAnsi="Arial"/>
@@ -18291,7 +18757,7 @@
               <w:spacing w:after="10" w:before="0"/>
               <w:ind w:left="120"/>
             </w:pPr>
-            <w:hyperlink w:history="1" r:id="rIdzvmirgehjt-427rkdxkxk">
+            <w:hyperlink w:history="1" r:id="rIdxg3xl13czlzn57okewemi">
               <w:r>
                 <w:rPr>
                   <w:rFonts w:ascii="Arial" w:cs="Arial" w:eastAsia="Arial" w:hAnsi="Arial"/>
@@ -18336,7 +18802,7 @@
             <w:pPr>
               <w:spacing w:after="20" w:before="0"/>
             </w:pPr>
-            <w:hyperlink w:history="1" r:id="rIdpurphdvhli6olaszdrtc-">
+            <w:hyperlink w:history="1" r:id="rIdt-0s8xzfydzkdvuq2v6ia">
               <w:r>
                 <w:rPr>
                   <w:rFonts w:ascii="Arial" w:cs="Arial" w:eastAsia="Arial" w:hAnsi="Arial"/>
@@ -18369,7 +18835,7 @@
               <w:spacing w:after="10" w:before="0"/>
               <w:ind w:left="120"/>
             </w:pPr>
-            <w:hyperlink w:history="1" r:id="rIdju2sgqqdp89pmn0zupghr">
+            <w:hyperlink w:history="1" r:id="rIdfnnhdqanfhb53dhy-ce0n">
               <w:r>
                 <w:rPr>
                   <w:rFonts w:ascii="Arial" w:cs="Arial" w:eastAsia="Arial" w:hAnsi="Arial"/>
@@ -18564,7 +19030,7 @@
             <w:pPr>
               <w:spacing w:after="20" w:before="0"/>
             </w:pPr>
-            <w:hyperlink w:history="1" r:id="rIdzosv3einr8zbkmrct0j7l">
+            <w:hyperlink w:history="1" r:id="rIduoynrhfcuxnl-u7cv7b7e">
               <w:r>
                 <w:rPr>
                   <w:rFonts w:ascii="Arial" w:cs="Arial" w:eastAsia="Arial" w:hAnsi="Arial"/>
@@ -18597,7 +19063,7 @@
               <w:spacing w:after="10" w:before="0"/>
               <w:ind w:left="120"/>
             </w:pPr>
-            <w:hyperlink w:history="1" r:id="rId4nhztdeslujqqpkpqsxrd">
+            <w:hyperlink w:history="1" r:id="rIdwiopik08pfycurt2vzbh8">
               <w:r>
                 <w:rPr>
                   <w:rFonts w:ascii="Arial" w:cs="Arial" w:eastAsia="Arial" w:hAnsi="Arial"/>
@@ -18642,7 +19108,7 @@
             <w:pPr>
               <w:spacing w:after="20" w:before="0"/>
             </w:pPr>
-            <w:hyperlink w:history="1" r:id="rIdx7ll26rb1rozhywwc4hti">
+            <w:hyperlink w:history="1" r:id="rIdsmiajofout6e-4amkkxud">
               <w:r>
                 <w:rPr>
                   <w:rFonts w:ascii="Arial" w:cs="Arial" w:eastAsia="Arial" w:hAnsi="Arial"/>
@@ -18675,7 +19141,7 @@
               <w:spacing w:after="10" w:before="0"/>
               <w:ind w:left="120"/>
             </w:pPr>
-            <w:hyperlink w:history="1" r:id="rIdf9nn0sdfwcohkmde2awv2">
+            <w:hyperlink w:history="1" r:id="rId9bg3lvepryuv10h2y-nfd">
               <w:r>
                 <w:rPr>
                   <w:rFonts w:ascii="Arial" w:cs="Arial" w:eastAsia="Arial" w:hAnsi="Arial"/>
@@ -18870,7 +19336,7 @@
             <w:pPr>
               <w:spacing w:after="20" w:before="0"/>
             </w:pPr>
-            <w:hyperlink w:history="1" r:id="rId9gbhtuqoug5kxasrkpnci">
+            <w:hyperlink w:history="1" r:id="rIdw9s97zwhcag5lru7ehgpu">
               <w:r>
                 <w:rPr>
                   <w:rFonts w:ascii="Arial" w:cs="Arial" w:eastAsia="Arial" w:hAnsi="Arial"/>
@@ -18903,7 +19369,7 @@
               <w:spacing w:after="10" w:before="0"/>
               <w:ind w:left="120"/>
             </w:pPr>
-            <w:hyperlink w:history="1" r:id="rIdt2iiwngggydxe_majdui2">
+            <w:hyperlink w:history="1" r:id="rIdcmz7op_5rgclvh7bo6k9a">
               <w:r>
                 <w:rPr>
                   <w:rFonts w:ascii="Arial" w:cs="Arial" w:eastAsia="Arial" w:hAnsi="Arial"/>
@@ -18948,7 +19414,7 @@
             <w:pPr>
               <w:spacing w:after="20" w:before="0"/>
             </w:pPr>
-            <w:hyperlink w:history="1" r:id="rId5k2262a3av9omdzqu1e48">
+            <w:hyperlink w:history="1" r:id="rIdos7lyudaxk20qbjokxecg">
               <w:r>
                 <w:rPr>
                   <w:rFonts w:ascii="Arial" w:cs="Arial" w:eastAsia="Arial" w:hAnsi="Arial"/>
@@ -18981,7 +19447,7 @@
               <w:spacing w:after="10" w:before="0"/>
               <w:ind w:left="120"/>
             </w:pPr>
-            <w:hyperlink w:history="1" r:id="rIdwu5orfvwithv88tyunkmh">
+            <w:hyperlink w:history="1" r:id="rIddpsnfywsyogafa7khimut">
               <w:r>
                 <w:rPr>
                   <w:rFonts w:ascii="Arial" w:cs="Arial" w:eastAsia="Arial" w:hAnsi="Arial"/>
@@ -19477,6 +19943,65 @@
         </w:tc>
       </w:tr>
     </w:tbl>
+    <w:p>
+      <w:pPr>
+        <w:pBdr>
+          <w:top w:val="single" w:color="BBBBBB" w:sz="4" w:space="4"/>
+        </w:pBdr>
+        <w:spacing w:after="0" w:before="160"/>
+      </w:pPr>
+      <w:r>
+        <w:rPr>
+          <w:rFonts w:ascii="Arial" w:cs="Arial" w:eastAsia="Arial" w:hAnsi="Arial"/>
+          <w:color w:val="666666"/>
+          <w:sz w:val="14"/>
+          <w:szCs w:val="14"/>
+        </w:rPr>
+        <w:t xml:space="preserve">© 2026 SeaVuria and ARES. Aligned with KICD objectives. Developed by SeaVuria; technical implementation by ARES (with AI assistance from Claude). Licensed under </w:t>
+      </w:r>
+      <w:hyperlink w:history="1" r:id="rIdk7oor3wp-4vxd6isebbl2">
+        <w:r>
+          <w:rPr>
+            <w:rFonts w:ascii="Arial" w:cs="Arial" w:eastAsia="Arial" w:hAnsi="Arial"/>
+            <w:color w:val="1F6B75"/>
+            <w:sz w:val="14"/>
+            <w:szCs w:val="14"/>
+            <w:u w:val="single" w:color="1F6B75"/>
+          </w:rPr>
+          <w:t xml:space="preserve">CC BY-NC 4.0</w:t>
+        </w:r>
+      </w:hyperlink>
+      <w:r>
+        <w:rPr>
+          <w:rFonts w:ascii="Arial" w:cs="Arial" w:eastAsia="Arial" w:hAnsi="Arial"/>
+          <w:color w:val="666666"/>
+          <w:sz w:val="14"/>
+          <w:szCs w:val="14"/>
+        </w:rPr>
+        <w:t xml:space="preserve"> (</w:t>
+      </w:r>
+      <w:hyperlink w:history="1" r:id="rId5rfluibqzec86hqoo2rsv">
+        <w:r>
+          <w:rPr>
+            <w:rFonts w:ascii="Arial" w:cs="Arial" w:eastAsia="Arial" w:hAnsi="Arial"/>
+            <w:color w:val="1F6B75"/>
+            <w:sz w:val="14"/>
+            <w:szCs w:val="14"/>
+            <w:u w:val="single" w:color="1F6B75"/>
+          </w:rPr>
+          <w:t xml:space="preserve">https://creativecommons.org/licenses/by-nc/4.0/</w:t>
+        </w:r>
+      </w:hyperlink>
+      <w:r>
+        <w:rPr>
+          <w:rFonts w:ascii="Arial" w:cs="Arial" w:eastAsia="Arial" w:hAnsi="Arial"/>
+          <w:color w:val="666666"/>
+          <w:sz w:val="14"/>
+          <w:szCs w:val="14"/>
+        </w:rPr>
+        <w:t xml:space="preserve">).</w:t>
+      </w:r>
+    </w:p>
     <w:p>
       <w:r>
         <w:br w:type="page"/>
@@ -20468,7 +20993,7 @@
             <w:pPr>
               <w:spacing w:after="20" w:before="0"/>
             </w:pPr>
-            <w:hyperlink w:history="1" r:id="rIdzu060wx-vaueldx-zxokk">
+            <w:hyperlink w:history="1" r:id="rIdnsdr4ouxqeeuvbnbu1qy9">
               <w:r>
                 <w:rPr>
                   <w:rFonts w:ascii="Arial" w:cs="Arial" w:eastAsia="Arial" w:hAnsi="Arial"/>
@@ -20501,7 +21026,7 @@
               <w:spacing w:after="10" w:before="0"/>
               <w:ind w:left="120"/>
             </w:pPr>
-            <w:hyperlink w:history="1" r:id="rId8iqa5iszwyx16qvxv3gjk">
+            <w:hyperlink w:history="1" r:id="rIdo46bjdodbfna42lopsxbr">
               <w:r>
                 <w:rPr>
                   <w:rFonts w:ascii="Arial" w:cs="Arial" w:eastAsia="Arial" w:hAnsi="Arial"/>
@@ -20546,7 +21071,7 @@
             <w:pPr>
               <w:spacing w:after="20" w:before="0"/>
             </w:pPr>
-            <w:hyperlink w:history="1" r:id="rIdf62yvvetj3ts14ieqbhee">
+            <w:hyperlink w:history="1" r:id="rIdyugr5vnovrdtd6wiasqv_">
               <w:r>
                 <w:rPr>
                   <w:rFonts w:ascii="Arial" w:cs="Arial" w:eastAsia="Arial" w:hAnsi="Arial"/>
@@ -20579,7 +21104,7 @@
               <w:spacing w:after="10" w:before="0"/>
               <w:ind w:left="120"/>
             </w:pPr>
-            <w:hyperlink w:history="1" r:id="rIdhdzesoej-ibhsr5rvjttx">
+            <w:hyperlink w:history="1" r:id="rIdu63hrnube-giw1-jes9l4">
               <w:r>
                 <w:rPr>
                   <w:rFonts w:ascii="Arial" w:cs="Arial" w:eastAsia="Arial" w:hAnsi="Arial"/>
@@ -20774,7 +21299,7 @@
             <w:pPr>
               <w:spacing w:after="20" w:before="0"/>
             </w:pPr>
-            <w:hyperlink w:history="1" r:id="rIdhu3friutp5sqxwuitwd26">
+            <w:hyperlink w:history="1" r:id="rId-e-2diyu1ldh-mxkeuiwq">
               <w:r>
                 <w:rPr>
                   <w:rFonts w:ascii="Arial" w:cs="Arial" w:eastAsia="Arial" w:hAnsi="Arial"/>
@@ -20807,7 +21332,7 @@
               <w:spacing w:after="10" w:before="0"/>
               <w:ind w:left="120"/>
             </w:pPr>
-            <w:hyperlink w:history="1" r:id="rIdpizeeqep7aatit5_bm_7a">
+            <w:hyperlink w:history="1" r:id="rIdnz7pj9vra7szixljh2cyx">
               <w:r>
                 <w:rPr>
                   <w:rFonts w:ascii="Arial" w:cs="Arial" w:eastAsia="Arial" w:hAnsi="Arial"/>
@@ -20852,7 +21377,7 @@
             <w:pPr>
               <w:spacing w:after="20" w:before="0"/>
             </w:pPr>
-            <w:hyperlink w:history="1" r:id="rIdsfkkv8nmk3sma1bmay9rr">
+            <w:hyperlink w:history="1" r:id="rId6i6u9b1pdwirujush3fli">
               <w:r>
                 <w:rPr>
                   <w:rFonts w:ascii="Arial" w:cs="Arial" w:eastAsia="Arial" w:hAnsi="Arial"/>
@@ -20885,7 +21410,7 @@
               <w:spacing w:after="10" w:before="0"/>
               <w:ind w:left="120"/>
             </w:pPr>
-            <w:hyperlink w:history="1" r:id="rId9dql41kqxhpqbfspjzxwe">
+            <w:hyperlink w:history="1" r:id="rIdqd-6q1xurw7smd4tovxhm">
               <w:r>
                 <w:rPr>
                   <w:rFonts w:ascii="Arial" w:cs="Arial" w:eastAsia="Arial" w:hAnsi="Arial"/>
@@ -21080,7 +21605,7 @@
             <w:pPr>
               <w:spacing w:after="20" w:before="0"/>
             </w:pPr>
-            <w:hyperlink w:history="1" r:id="rId5rjrsrzyps78kzx4dxkmp">
+            <w:hyperlink w:history="1" r:id="rId5bkio-mk9kyzmtpeq-wrb">
               <w:r>
                 <w:rPr>
                   <w:rFonts w:ascii="Arial" w:cs="Arial" w:eastAsia="Arial" w:hAnsi="Arial"/>
@@ -21113,7 +21638,7 @@
               <w:spacing w:after="10" w:before="0"/>
               <w:ind w:left="120"/>
             </w:pPr>
-            <w:hyperlink w:history="1" r:id="rIdirbkr7qfwmz-5kabp65bv">
+            <w:hyperlink w:history="1" r:id="rIdlfosvqqm4ue45-wfj97n8">
               <w:r>
                 <w:rPr>
                   <w:rFonts w:ascii="Arial" w:cs="Arial" w:eastAsia="Arial" w:hAnsi="Arial"/>
@@ -21158,7 +21683,7 @@
             <w:pPr>
               <w:spacing w:after="20" w:before="0"/>
             </w:pPr>
-            <w:hyperlink w:history="1" r:id="rIdlbaga0o0ftv5pm5bcy5vs">
+            <w:hyperlink w:history="1" r:id="rIdkzhnqzuti5ndv8qa0sst_">
               <w:r>
                 <w:rPr>
                   <w:rFonts w:ascii="Arial" w:cs="Arial" w:eastAsia="Arial" w:hAnsi="Arial"/>
@@ -21191,7 +21716,7 @@
               <w:spacing w:after="10" w:before="0"/>
               <w:ind w:left="120"/>
             </w:pPr>
-            <w:hyperlink w:history="1" r:id="rIdhzhuxo5nfj4-xvtllqeux">
+            <w:hyperlink w:history="1" r:id="rIdxly3zo7hu00xc-htjke1p">
               <w:r>
                 <w:rPr>
                   <w:rFonts w:ascii="Arial" w:cs="Arial" w:eastAsia="Arial" w:hAnsi="Arial"/>
@@ -21386,7 +21911,7 @@
             <w:pPr>
               <w:spacing w:after="20" w:before="0"/>
             </w:pPr>
-            <w:hyperlink w:history="1" r:id="rIdlcimsmex7xmuabziznqg0">
+            <w:hyperlink w:history="1" r:id="rIddaqezh-xsisv29i3afo1s">
               <w:r>
                 <w:rPr>
                   <w:rFonts w:ascii="Arial" w:cs="Arial" w:eastAsia="Arial" w:hAnsi="Arial"/>
@@ -21419,7 +21944,7 @@
               <w:spacing w:after="10" w:before="0"/>
               <w:ind w:left="120"/>
             </w:pPr>
-            <w:hyperlink w:history="1" r:id="rIdmey8zqwdeyxezcjgawpzk">
+            <w:hyperlink w:history="1" r:id="rIdkgedoxcqy1q83f_4icxqg">
               <w:r>
                 <w:rPr>
                   <w:rFonts w:ascii="Arial" w:cs="Arial" w:eastAsia="Arial" w:hAnsi="Arial"/>
@@ -21464,7 +21989,7 @@
             <w:pPr>
               <w:spacing w:after="20" w:before="0"/>
             </w:pPr>
-            <w:hyperlink w:history="1" r:id="rId9afvycoe6istak-gnu5z9">
+            <w:hyperlink w:history="1" r:id="rIdqxyrrs0p1qm78geez_ijz">
               <w:r>
                 <w:rPr>
                   <w:rFonts w:ascii="Arial" w:cs="Arial" w:eastAsia="Arial" w:hAnsi="Arial"/>
@@ -21497,7 +22022,7 @@
               <w:spacing w:after="10" w:before="0"/>
               <w:ind w:left="120"/>
             </w:pPr>
-            <w:hyperlink w:history="1" r:id="rId9nehxm0-wlejtqnth4n3p">
+            <w:hyperlink w:history="1" r:id="rIdtrdi5jkmeqk5q6-bhzhgu">
               <w:r>
                 <w:rPr>
                   <w:rFonts w:ascii="Arial" w:cs="Arial" w:eastAsia="Arial" w:hAnsi="Arial"/>
@@ -21692,7 +22217,7 @@
             <w:pPr>
               <w:spacing w:after="20" w:before="0"/>
             </w:pPr>
-            <w:hyperlink w:history="1" r:id="rIdint5vnch2buhgscvp-f7r">
+            <w:hyperlink w:history="1" r:id="rIdoqib5artptzyg0fw7ndqb">
               <w:r>
                 <w:rPr>
                   <w:rFonts w:ascii="Arial" w:cs="Arial" w:eastAsia="Arial" w:hAnsi="Arial"/>
@@ -21725,7 +22250,7 @@
               <w:spacing w:after="10" w:before="0"/>
               <w:ind w:left="120"/>
             </w:pPr>
-            <w:hyperlink w:history="1" r:id="rIde401foh4cqh6ai3bu8kde">
+            <w:hyperlink w:history="1" r:id="rId2zvd_pdfxplm2xauxr5zt">
               <w:r>
                 <w:rPr>
                   <w:rFonts w:ascii="Arial" w:cs="Arial" w:eastAsia="Arial" w:hAnsi="Arial"/>
@@ -21770,7 +22295,7 @@
             <w:pPr>
               <w:spacing w:after="20" w:before="0"/>
             </w:pPr>
-            <w:hyperlink w:history="1" r:id="rIdkjwleoqsbf3azopecaygn">
+            <w:hyperlink w:history="1" r:id="rId2pgjh_tqpyn9bvx0f2t8o">
               <w:r>
                 <w:rPr>
                   <w:rFonts w:ascii="Arial" w:cs="Arial" w:eastAsia="Arial" w:hAnsi="Arial"/>
@@ -21803,7 +22328,7 @@
               <w:spacing w:after="10" w:before="0"/>
               <w:ind w:left="120"/>
             </w:pPr>
-            <w:hyperlink w:history="1" r:id="rIdnmniso2aaz_rvnjubbijr">
+            <w:hyperlink w:history="1" r:id="rIdembjo2sgq9c30hrjlwk8j">
               <w:r>
                 <w:rPr>
                   <w:rFonts w:ascii="Arial" w:cs="Arial" w:eastAsia="Arial" w:hAnsi="Arial"/>
@@ -22299,6 +22824,65 @@
         </w:tc>
       </w:tr>
     </w:tbl>
+    <w:p>
+      <w:pPr>
+        <w:pBdr>
+          <w:top w:val="single" w:color="BBBBBB" w:sz="4" w:space="4"/>
+        </w:pBdr>
+        <w:spacing w:after="0" w:before="160"/>
+      </w:pPr>
+      <w:r>
+        <w:rPr>
+          <w:rFonts w:ascii="Arial" w:cs="Arial" w:eastAsia="Arial" w:hAnsi="Arial"/>
+          <w:color w:val="666666"/>
+          <w:sz w:val="14"/>
+          <w:szCs w:val="14"/>
+        </w:rPr>
+        <w:t xml:space="preserve">© 2026 SeaVuria and ARES. Aligned with KICD objectives. Developed by SeaVuria; technical implementation by ARES (with AI assistance from Claude). Licensed under </w:t>
+      </w:r>
+      <w:hyperlink w:history="1" r:id="rIdiitmvmgvly3a5hxu1u9cm">
+        <w:r>
+          <w:rPr>
+            <w:rFonts w:ascii="Arial" w:cs="Arial" w:eastAsia="Arial" w:hAnsi="Arial"/>
+            <w:color w:val="1F6B75"/>
+            <w:sz w:val="14"/>
+            <w:szCs w:val="14"/>
+            <w:u w:val="single" w:color="1F6B75"/>
+          </w:rPr>
+          <w:t xml:space="preserve">CC BY-NC 4.0</w:t>
+        </w:r>
+      </w:hyperlink>
+      <w:r>
+        <w:rPr>
+          <w:rFonts w:ascii="Arial" w:cs="Arial" w:eastAsia="Arial" w:hAnsi="Arial"/>
+          <w:color w:val="666666"/>
+          <w:sz w:val="14"/>
+          <w:szCs w:val="14"/>
+        </w:rPr>
+        <w:t xml:space="preserve"> (</w:t>
+      </w:r>
+      <w:hyperlink w:history="1" r:id="rIdauaitjmtjdwbmtq9wr-v1">
+        <w:r>
+          <w:rPr>
+            <w:rFonts w:ascii="Arial" w:cs="Arial" w:eastAsia="Arial" w:hAnsi="Arial"/>
+            <w:color w:val="1F6B75"/>
+            <w:sz w:val="14"/>
+            <w:szCs w:val="14"/>
+            <w:u w:val="single" w:color="1F6B75"/>
+          </w:rPr>
+          <w:t xml:space="preserve">https://creativecommons.org/licenses/by-nc/4.0/</w:t>
+        </w:r>
+      </w:hyperlink>
+      <w:r>
+        <w:rPr>
+          <w:rFonts w:ascii="Arial" w:cs="Arial" w:eastAsia="Arial" w:hAnsi="Arial"/>
+          <w:color w:val="666666"/>
+          <w:sz w:val="14"/>
+          <w:szCs w:val="14"/>
+        </w:rPr>
+        <w:t xml:space="preserve">).</w:t>
+      </w:r>
+    </w:p>
     <w:p>
       <w:r>
         <w:br w:type="page"/>
@@ -23290,7 +23874,7 @@
             <w:pPr>
               <w:spacing w:after="20" w:before="0"/>
             </w:pPr>
-            <w:hyperlink w:history="1" r:id="rIdenuk0lha_zp-p1echoot3">
+            <w:hyperlink w:history="1" r:id="rIdcpnbt0wmj2y-pwnxv8ukn">
               <w:r>
                 <w:rPr>
                   <w:rFonts w:ascii="Arial" w:cs="Arial" w:eastAsia="Arial" w:hAnsi="Arial"/>
@@ -23323,7 +23907,7 @@
               <w:spacing w:after="10" w:before="0"/>
               <w:ind w:left="120"/>
             </w:pPr>
-            <w:hyperlink w:history="1" r:id="rIdww4cr5ill8j4fflpu-3fw">
+            <w:hyperlink w:history="1" r:id="rIdct2atduwyjdckfez5yee0">
               <w:r>
                 <w:rPr>
                   <w:rFonts w:ascii="Arial" w:cs="Arial" w:eastAsia="Arial" w:hAnsi="Arial"/>
@@ -23368,7 +23952,7 @@
             <w:pPr>
               <w:spacing w:after="20" w:before="0"/>
             </w:pPr>
-            <w:hyperlink w:history="1" r:id="rIdj0d3nqdjmdefabqrwjwxa">
+            <w:hyperlink w:history="1" r:id="rIdbsjmoi-m828nmwkks3yp1">
               <w:r>
                 <w:rPr>
                   <w:rFonts w:ascii="Arial" w:cs="Arial" w:eastAsia="Arial" w:hAnsi="Arial"/>
@@ -23401,7 +23985,7 @@
               <w:spacing w:after="10" w:before="0"/>
               <w:ind w:left="120"/>
             </w:pPr>
-            <w:hyperlink w:history="1" r:id="rIdabkwtom_7xwsryowyucyr">
+            <w:hyperlink w:history="1" r:id="rIdgqif7ixegwkaytzu6aesd">
               <w:r>
                 <w:rPr>
                   <w:rFonts w:ascii="Arial" w:cs="Arial" w:eastAsia="Arial" w:hAnsi="Arial"/>
@@ -23596,7 +24180,7 @@
             <w:pPr>
               <w:spacing w:after="20" w:before="0"/>
             </w:pPr>
-            <w:hyperlink w:history="1" r:id="rIdlao-g0nhtcm8tcf7w7pls">
+            <w:hyperlink w:history="1" r:id="rId8reo6des0s3wg-qgszwc2">
               <w:r>
                 <w:rPr>
                   <w:rFonts w:ascii="Arial" w:cs="Arial" w:eastAsia="Arial" w:hAnsi="Arial"/>
@@ -23629,7 +24213,7 @@
               <w:spacing w:after="10" w:before="0"/>
               <w:ind w:left="120"/>
             </w:pPr>
-            <w:hyperlink w:history="1" r:id="rIdr7lnm6oik12gw9fs2rjfo">
+            <w:hyperlink w:history="1" r:id="rIdknvik-ts8o3ji8quluf7a">
               <w:r>
                 <w:rPr>
                   <w:rFonts w:ascii="Arial" w:cs="Arial" w:eastAsia="Arial" w:hAnsi="Arial"/>
@@ -23674,7 +24258,7 @@
             <w:pPr>
               <w:spacing w:after="20" w:before="0"/>
             </w:pPr>
-            <w:hyperlink w:history="1" r:id="rIdn_t7ror6elbkynhcbuymd">
+            <w:hyperlink w:history="1" r:id="rIdpuyzzxiruodkhwo1f_fwi">
               <w:r>
                 <w:rPr>
                   <w:rFonts w:ascii="Arial" w:cs="Arial" w:eastAsia="Arial" w:hAnsi="Arial"/>
@@ -23707,7 +24291,7 @@
               <w:spacing w:after="10" w:before="0"/>
               <w:ind w:left="120"/>
             </w:pPr>
-            <w:hyperlink w:history="1" r:id="rIdqbcxe11nzditogsabec-q">
+            <w:hyperlink w:history="1" r:id="rIdce08ak6b8ek2p_eegnzub">
               <w:r>
                 <w:rPr>
                   <w:rFonts w:ascii="Arial" w:cs="Arial" w:eastAsia="Arial" w:hAnsi="Arial"/>
@@ -23902,7 +24486,7 @@
             <w:pPr>
               <w:spacing w:after="20" w:before="0"/>
             </w:pPr>
-            <w:hyperlink w:history="1" r:id="rIdcnpt4ktun1uuf-dlrj7fp">
+            <w:hyperlink w:history="1" r:id="rId9xvmkwlmjwivp0bsqy5jm">
               <w:r>
                 <w:rPr>
                   <w:rFonts w:ascii="Arial" w:cs="Arial" w:eastAsia="Arial" w:hAnsi="Arial"/>
@@ -23935,7 +24519,7 @@
               <w:spacing w:after="10" w:before="0"/>
               <w:ind w:left="120"/>
             </w:pPr>
-            <w:hyperlink w:history="1" r:id="rIdd57qnqn_sn-ntio0ag2tf">
+            <w:hyperlink w:history="1" r:id="rIdelmmn0cdhqpx_qehrpjs3">
               <w:r>
                 <w:rPr>
                   <w:rFonts w:ascii="Arial" w:cs="Arial" w:eastAsia="Arial" w:hAnsi="Arial"/>
@@ -23980,7 +24564,7 @@
             <w:pPr>
               <w:spacing w:after="20" w:before="0"/>
             </w:pPr>
-            <w:hyperlink w:history="1" r:id="rIdbvg6w1rbp_bwp6lmgp6lr">
+            <w:hyperlink w:history="1" r:id="rIdqteuvd4etlkdzbtlbqmop">
               <w:r>
                 <w:rPr>
                   <w:rFonts w:ascii="Arial" w:cs="Arial" w:eastAsia="Arial" w:hAnsi="Arial"/>
@@ -24013,7 +24597,7 @@
               <w:spacing w:after="10" w:before="0"/>
               <w:ind w:left="120"/>
             </w:pPr>
-            <w:hyperlink w:history="1" r:id="rId8fjqlmlzvhl5ehhavxfmx">
+            <w:hyperlink w:history="1" r:id="rIdep9k7sct5v60nz_pkmekf">
               <w:r>
                 <w:rPr>
                   <w:rFonts w:ascii="Arial" w:cs="Arial" w:eastAsia="Arial" w:hAnsi="Arial"/>
@@ -24208,7 +24792,7 @@
             <w:pPr>
               <w:spacing w:after="20" w:before="0"/>
             </w:pPr>
-            <w:hyperlink w:history="1" r:id="rIdpawuyw2uem_ocgrqjh9ez">
+            <w:hyperlink w:history="1" r:id="rIdlpznpdf0nk_jrsrotkhkf">
               <w:r>
                 <w:rPr>
                   <w:rFonts w:ascii="Arial" w:cs="Arial" w:eastAsia="Arial" w:hAnsi="Arial"/>
@@ -24241,7 +24825,7 @@
               <w:spacing w:after="10" w:before="0"/>
               <w:ind w:left="120"/>
             </w:pPr>
-            <w:hyperlink w:history="1" r:id="rIdg6tiummmyxbssthue5awv">
+            <w:hyperlink w:history="1" r:id="rIdptdvipyktrzsguue6omgv">
               <w:r>
                 <w:rPr>
                   <w:rFonts w:ascii="Arial" w:cs="Arial" w:eastAsia="Arial" w:hAnsi="Arial"/>
@@ -24286,7 +24870,7 @@
             <w:pPr>
               <w:spacing w:after="20" w:before="0"/>
             </w:pPr>
-            <w:hyperlink w:history="1" r:id="rIdqtzge5pholule8lmqq3aj">
+            <w:hyperlink w:history="1" r:id="rIdpwubkdtwvybfv24zbvkjp">
               <w:r>
                 <w:rPr>
                   <w:rFonts w:ascii="Arial" w:cs="Arial" w:eastAsia="Arial" w:hAnsi="Arial"/>
@@ -24319,7 +24903,7 @@
               <w:spacing w:after="10" w:before="0"/>
               <w:ind w:left="120"/>
             </w:pPr>
-            <w:hyperlink w:history="1" r:id="rIdnggaby43bm-4ul-k6uqnf">
+            <w:hyperlink w:history="1" r:id="rId2v6l-tqdrsswi1tjn1faq">
               <w:r>
                 <w:rPr>
                   <w:rFonts w:ascii="Arial" w:cs="Arial" w:eastAsia="Arial" w:hAnsi="Arial"/>
@@ -24514,7 +25098,7 @@
             <w:pPr>
               <w:spacing w:after="20" w:before="0"/>
             </w:pPr>
-            <w:hyperlink w:history="1" r:id="rId-moovvkgumlrjmpfgrmaw">
+            <w:hyperlink w:history="1" r:id="rIdclg3kdjlc6cdswxwfxc7g">
               <w:r>
                 <w:rPr>
                   <w:rFonts w:ascii="Arial" w:cs="Arial" w:eastAsia="Arial" w:hAnsi="Arial"/>
@@ -24547,7 +25131,7 @@
               <w:spacing w:after="10" w:before="0"/>
               <w:ind w:left="120"/>
             </w:pPr>
-            <w:hyperlink w:history="1" r:id="rId8buh-1p1eoohtpvpgh2bm">
+            <w:hyperlink w:history="1" r:id="rIdjdg58oj2wv-praxcdqizw">
               <w:r>
                 <w:rPr>
                   <w:rFonts w:ascii="Arial" w:cs="Arial" w:eastAsia="Arial" w:hAnsi="Arial"/>
@@ -24592,7 +25176,7 @@
             <w:pPr>
               <w:spacing w:after="20" w:before="0"/>
             </w:pPr>
-            <w:hyperlink w:history="1" r:id="rIdy9lxsiqm1axmmgwbo1nbs">
+            <w:hyperlink w:history="1" r:id="rIdrpq-2rghlujt5i8hdxfe9">
               <w:r>
                 <w:rPr>
                   <w:rFonts w:ascii="Arial" w:cs="Arial" w:eastAsia="Arial" w:hAnsi="Arial"/>
@@ -24625,7 +25209,7 @@
               <w:spacing w:after="10" w:before="0"/>
               <w:ind w:left="120"/>
             </w:pPr>
-            <w:hyperlink w:history="1" r:id="rIdwdaszqx03utjmddr5oclm">
+            <w:hyperlink w:history="1" r:id="rIdtqs_ud95j3vo7kymj8w9j">
               <w:r>
                 <w:rPr>
                   <w:rFonts w:ascii="Arial" w:cs="Arial" w:eastAsia="Arial" w:hAnsi="Arial"/>
@@ -25121,6 +25705,65 @@
         </w:tc>
       </w:tr>
     </w:tbl>
+    <w:p>
+      <w:pPr>
+        <w:pBdr>
+          <w:top w:val="single" w:color="BBBBBB" w:sz="4" w:space="4"/>
+        </w:pBdr>
+        <w:spacing w:after="0" w:before="160"/>
+      </w:pPr>
+      <w:r>
+        <w:rPr>
+          <w:rFonts w:ascii="Arial" w:cs="Arial" w:eastAsia="Arial" w:hAnsi="Arial"/>
+          <w:color w:val="666666"/>
+          <w:sz w:val="14"/>
+          <w:szCs w:val="14"/>
+        </w:rPr>
+        <w:t xml:space="preserve">© 2026 SeaVuria and ARES. Aligned with KICD objectives. Developed by SeaVuria; technical implementation by ARES (with AI assistance from Claude). Licensed under </w:t>
+      </w:r>
+      <w:hyperlink w:history="1" r:id="rId3mn0es2zl0k3gg7ezdfig">
+        <w:r>
+          <w:rPr>
+            <w:rFonts w:ascii="Arial" w:cs="Arial" w:eastAsia="Arial" w:hAnsi="Arial"/>
+            <w:color w:val="1F6B75"/>
+            <w:sz w:val="14"/>
+            <w:szCs w:val="14"/>
+            <w:u w:val="single" w:color="1F6B75"/>
+          </w:rPr>
+          <w:t xml:space="preserve">CC BY-NC 4.0</w:t>
+        </w:r>
+      </w:hyperlink>
+      <w:r>
+        <w:rPr>
+          <w:rFonts w:ascii="Arial" w:cs="Arial" w:eastAsia="Arial" w:hAnsi="Arial"/>
+          <w:color w:val="666666"/>
+          <w:sz w:val="14"/>
+          <w:szCs w:val="14"/>
+        </w:rPr>
+        <w:t xml:space="preserve"> (</w:t>
+      </w:r>
+      <w:hyperlink w:history="1" r:id="rIdxwqtpvbmxgbush3yzgqby">
+        <w:r>
+          <w:rPr>
+            <w:rFonts w:ascii="Arial" w:cs="Arial" w:eastAsia="Arial" w:hAnsi="Arial"/>
+            <w:color w:val="1F6B75"/>
+            <w:sz w:val="14"/>
+            <w:szCs w:val="14"/>
+            <w:u w:val="single" w:color="1F6B75"/>
+          </w:rPr>
+          <w:t xml:space="preserve">https://creativecommons.org/licenses/by-nc/4.0/</w:t>
+        </w:r>
+      </w:hyperlink>
+      <w:r>
+        <w:rPr>
+          <w:rFonts w:ascii="Arial" w:cs="Arial" w:eastAsia="Arial" w:hAnsi="Arial"/>
+          <w:color w:val="666666"/>
+          <w:sz w:val="14"/>
+          <w:szCs w:val="14"/>
+        </w:rPr>
+        <w:t xml:space="preserve">).</w:t>
+      </w:r>
+    </w:p>
     <w:p>
       <w:r>
         <w:br w:type="page"/>
@@ -26112,7 +26755,7 @@
             <w:pPr>
               <w:spacing w:after="20" w:before="0"/>
             </w:pPr>
-            <w:hyperlink w:history="1" r:id="rId6xyamh6mtcv-7d9mjnr4h">
+            <w:hyperlink w:history="1" r:id="rIdy3xyoejblxkn9vyo8umkb">
               <w:r>
                 <w:rPr>
                   <w:rFonts w:ascii="Arial" w:cs="Arial" w:eastAsia="Arial" w:hAnsi="Arial"/>
@@ -26145,7 +26788,7 @@
               <w:spacing w:after="10" w:before="0"/>
               <w:ind w:left="120"/>
             </w:pPr>
-            <w:hyperlink w:history="1" r:id="rIdepumyfexr3kw8cwurkww6">
+            <w:hyperlink w:history="1" r:id="rIddgb5eppajpxpac-7fvah3">
               <w:r>
                 <w:rPr>
                   <w:rFonts w:ascii="Arial" w:cs="Arial" w:eastAsia="Arial" w:hAnsi="Arial"/>
@@ -26190,7 +26833,7 @@
             <w:pPr>
               <w:spacing w:after="20" w:before="0"/>
             </w:pPr>
-            <w:hyperlink w:history="1" r:id="rId6or6cu-izwxkla6qgafer">
+            <w:hyperlink w:history="1" r:id="rIdqarftvmxwsop5bg5olbnb">
               <w:r>
                 <w:rPr>
                   <w:rFonts w:ascii="Arial" w:cs="Arial" w:eastAsia="Arial" w:hAnsi="Arial"/>
@@ -26223,7 +26866,7 @@
               <w:spacing w:after="10" w:before="0"/>
               <w:ind w:left="120"/>
             </w:pPr>
-            <w:hyperlink w:history="1" r:id="rIdzx95wxqt92ejludmukcwi">
+            <w:hyperlink w:history="1" r:id="rIdqtyqew3g-ek75g5pytm1l">
               <w:r>
                 <w:rPr>
                   <w:rFonts w:ascii="Arial" w:cs="Arial" w:eastAsia="Arial" w:hAnsi="Arial"/>
@@ -26418,7 +27061,7 @@
             <w:pPr>
               <w:spacing w:after="20" w:before="0"/>
             </w:pPr>
-            <w:hyperlink w:history="1" r:id="rIdli2wfo2kn-acfnhfbopyy">
+            <w:hyperlink w:history="1" r:id="rIdpn-kfhkizcorsh7ll4lvy">
               <w:r>
                 <w:rPr>
                   <w:rFonts w:ascii="Arial" w:cs="Arial" w:eastAsia="Arial" w:hAnsi="Arial"/>
@@ -26451,7 +27094,7 @@
               <w:spacing w:after="10" w:before="0"/>
               <w:ind w:left="120"/>
             </w:pPr>
-            <w:hyperlink w:history="1" r:id="rId7tgne-sly08frpbtptp2m">
+            <w:hyperlink w:history="1" r:id="rIdd08kk8vk5q3z80cglp0ui">
               <w:r>
                 <w:rPr>
                   <w:rFonts w:ascii="Arial" w:cs="Arial" w:eastAsia="Arial" w:hAnsi="Arial"/>
@@ -26496,7 +27139,7 @@
             <w:pPr>
               <w:spacing w:after="20" w:before="0"/>
             </w:pPr>
-            <w:hyperlink w:history="1" r:id="rIdn1yoi-6ghfxq3j_uwrdzo">
+            <w:hyperlink w:history="1" r:id="rIdxbz1whbixa1mo4xrkf4kg">
               <w:r>
                 <w:rPr>
                   <w:rFonts w:ascii="Arial" w:cs="Arial" w:eastAsia="Arial" w:hAnsi="Arial"/>
@@ -26529,7 +27172,7 @@
               <w:spacing w:after="10" w:before="0"/>
               <w:ind w:left="120"/>
             </w:pPr>
-            <w:hyperlink w:history="1" r:id="rIdldlsrrixcsu6mebzwaf_f">
+            <w:hyperlink w:history="1" r:id="rIdnrhrlskd-ekvnv1c_psha">
               <w:r>
                 <w:rPr>
                   <w:rFonts w:ascii="Arial" w:cs="Arial" w:eastAsia="Arial" w:hAnsi="Arial"/>
@@ -26724,7 +27367,7 @@
             <w:pPr>
               <w:spacing w:after="20" w:before="0"/>
             </w:pPr>
-            <w:hyperlink w:history="1" r:id="rIdsnlvhndfxclwfs6dkn9t-">
+            <w:hyperlink w:history="1" r:id="rIdmobwhha9-kr_qvurxqwl0">
               <w:r>
                 <w:rPr>
                   <w:rFonts w:ascii="Arial" w:cs="Arial" w:eastAsia="Arial" w:hAnsi="Arial"/>
@@ -26757,7 +27400,7 @@
               <w:spacing w:after="10" w:before="0"/>
               <w:ind w:left="120"/>
             </w:pPr>
-            <w:hyperlink w:history="1" r:id="rIdlfftg5nfgsoxa2v7rqjbn">
+            <w:hyperlink w:history="1" r:id="rIdfowrbc6s872v3gijsanj3">
               <w:r>
                 <w:rPr>
                   <w:rFonts w:ascii="Arial" w:cs="Arial" w:eastAsia="Arial" w:hAnsi="Arial"/>
@@ -26802,7 +27445,7 @@
             <w:pPr>
               <w:spacing w:after="20" w:before="0"/>
             </w:pPr>
-            <w:hyperlink w:history="1" r:id="rIdy9keixxyieckqgwr6eopd">
+            <w:hyperlink w:history="1" r:id="rIdpkdobw-jgf_cdgy4yvvz0">
               <w:r>
                 <w:rPr>
                   <w:rFonts w:ascii="Arial" w:cs="Arial" w:eastAsia="Arial" w:hAnsi="Arial"/>
@@ -26835,7 +27478,7 @@
               <w:spacing w:after="10" w:before="0"/>
               <w:ind w:left="120"/>
             </w:pPr>
-            <w:hyperlink w:history="1" r:id="rIdzfkoivnywnz9uce6jv6xk">
+            <w:hyperlink w:history="1" r:id="rIdygk8bqk1udhsmjs3zkhrn">
               <w:r>
                 <w:rPr>
                   <w:rFonts w:ascii="Arial" w:cs="Arial" w:eastAsia="Arial" w:hAnsi="Arial"/>
@@ -27030,7 +27673,7 @@
             <w:pPr>
               <w:spacing w:after="20" w:before="0"/>
             </w:pPr>
-            <w:hyperlink w:history="1" r:id="rIdhqs775jcuezuinrvn5sbs">
+            <w:hyperlink w:history="1" r:id="rIddtsnv_1c3zcvbudbwcdnn">
               <w:r>
                 <w:rPr>
                   <w:rFonts w:ascii="Arial" w:cs="Arial" w:eastAsia="Arial" w:hAnsi="Arial"/>
@@ -27063,7 +27706,7 @@
               <w:spacing w:after="10" w:before="0"/>
               <w:ind w:left="120"/>
             </w:pPr>
-            <w:hyperlink w:history="1" r:id="rIdtlt8jrbennbps1sax5zx3">
+            <w:hyperlink w:history="1" r:id="rIdp0i9d_eashdqb9nhg90rr">
               <w:r>
                 <w:rPr>
                   <w:rFonts w:ascii="Arial" w:cs="Arial" w:eastAsia="Arial" w:hAnsi="Arial"/>
@@ -27108,7 +27751,7 @@
             <w:pPr>
               <w:spacing w:after="20" w:before="0"/>
             </w:pPr>
-            <w:hyperlink w:history="1" r:id="rId1pe_wzdqtuuuwg-adsuli">
+            <w:hyperlink w:history="1" r:id="rIdyquqwwt0llcsvr8gs1siu">
               <w:r>
                 <w:rPr>
                   <w:rFonts w:ascii="Arial" w:cs="Arial" w:eastAsia="Arial" w:hAnsi="Arial"/>
@@ -27141,7 +27784,7 @@
               <w:spacing w:after="10" w:before="0"/>
               <w:ind w:left="120"/>
             </w:pPr>
-            <w:hyperlink w:history="1" r:id="rIdg4d2wkc_gbm7d4mul49g8">
+            <w:hyperlink w:history="1" r:id="rIdcvtmol3ufr0xehexkmwrs">
               <w:r>
                 <w:rPr>
                   <w:rFonts w:ascii="Arial" w:cs="Arial" w:eastAsia="Arial" w:hAnsi="Arial"/>
@@ -27336,7 +27979,7 @@
             <w:pPr>
               <w:spacing w:after="20" w:before="0"/>
             </w:pPr>
-            <w:hyperlink w:history="1" r:id="rIdcb9sby-npmvtrzvrrvw3e">
+            <w:hyperlink w:history="1" r:id="rIdsz1nn3cukpkygls0d2fjy">
               <w:r>
                 <w:rPr>
                   <w:rFonts w:ascii="Arial" w:cs="Arial" w:eastAsia="Arial" w:hAnsi="Arial"/>
@@ -27369,7 +28012,7 @@
               <w:spacing w:after="10" w:before="0"/>
               <w:ind w:left="120"/>
             </w:pPr>
-            <w:hyperlink w:history="1" r:id="rIdnzjijspugryh0ph1tx696">
+            <w:hyperlink w:history="1" r:id="rIdg49ejay9n45rqoc608p_z">
               <w:r>
                 <w:rPr>
                   <w:rFonts w:ascii="Arial" w:cs="Arial" w:eastAsia="Arial" w:hAnsi="Arial"/>
@@ -27414,7 +28057,7 @@
             <w:pPr>
               <w:spacing w:after="20" w:before="0"/>
             </w:pPr>
-            <w:hyperlink w:history="1" r:id="rId2gwfzj_j47jmaotc87gfd">
+            <w:hyperlink w:history="1" r:id="rIdwdhv6euhsbvdsiugm7exr">
               <w:r>
                 <w:rPr>
                   <w:rFonts w:ascii="Arial" w:cs="Arial" w:eastAsia="Arial" w:hAnsi="Arial"/>
@@ -27447,7 +28090,7 @@
               <w:spacing w:after="10" w:before="0"/>
               <w:ind w:left="120"/>
             </w:pPr>
-            <w:hyperlink w:history="1" r:id="rIdx4xovky__aavaqnslw_vz">
+            <w:hyperlink w:history="1" r:id="rIdachukqnvtre77yhrlgy0_">
               <w:r>
                 <w:rPr>
                   <w:rFonts w:ascii="Arial" w:cs="Arial" w:eastAsia="Arial" w:hAnsi="Arial"/>
@@ -27943,6 +28586,65 @@
         </w:tc>
       </w:tr>
     </w:tbl>
+    <w:p>
+      <w:pPr>
+        <w:pBdr>
+          <w:top w:val="single" w:color="BBBBBB" w:sz="4" w:space="4"/>
+        </w:pBdr>
+        <w:spacing w:after="0" w:before="160"/>
+      </w:pPr>
+      <w:r>
+        <w:rPr>
+          <w:rFonts w:ascii="Arial" w:cs="Arial" w:eastAsia="Arial" w:hAnsi="Arial"/>
+          <w:color w:val="666666"/>
+          <w:sz w:val="14"/>
+          <w:szCs w:val="14"/>
+        </w:rPr>
+        <w:t xml:space="preserve">© 2026 SeaVuria and ARES. Aligned with KICD objectives. Developed by SeaVuria; technical implementation by ARES (with AI assistance from Claude). Licensed under </w:t>
+      </w:r>
+      <w:hyperlink w:history="1" r:id="rIdl5aoru74qjocougm5ci-i">
+        <w:r>
+          <w:rPr>
+            <w:rFonts w:ascii="Arial" w:cs="Arial" w:eastAsia="Arial" w:hAnsi="Arial"/>
+            <w:color w:val="1F6B75"/>
+            <w:sz w:val="14"/>
+            <w:szCs w:val="14"/>
+            <w:u w:val="single" w:color="1F6B75"/>
+          </w:rPr>
+          <w:t xml:space="preserve">CC BY-NC 4.0</w:t>
+        </w:r>
+      </w:hyperlink>
+      <w:r>
+        <w:rPr>
+          <w:rFonts w:ascii="Arial" w:cs="Arial" w:eastAsia="Arial" w:hAnsi="Arial"/>
+          <w:color w:val="666666"/>
+          <w:sz w:val="14"/>
+          <w:szCs w:val="14"/>
+        </w:rPr>
+        <w:t xml:space="preserve"> (</w:t>
+      </w:r>
+      <w:hyperlink w:history="1" r:id="rId3vygnctpmipvua_ftf1w5">
+        <w:r>
+          <w:rPr>
+            <w:rFonts w:ascii="Arial" w:cs="Arial" w:eastAsia="Arial" w:hAnsi="Arial"/>
+            <w:color w:val="1F6B75"/>
+            <w:sz w:val="14"/>
+            <w:szCs w:val="14"/>
+            <w:u w:val="single" w:color="1F6B75"/>
+          </w:rPr>
+          <w:t xml:space="preserve">https://creativecommons.org/licenses/by-nc/4.0/</w:t>
+        </w:r>
+      </w:hyperlink>
+      <w:r>
+        <w:rPr>
+          <w:rFonts w:ascii="Arial" w:cs="Arial" w:eastAsia="Arial" w:hAnsi="Arial"/>
+          <w:color w:val="666666"/>
+          <w:sz w:val="14"/>
+          <w:szCs w:val="14"/>
+        </w:rPr>
+        <w:t xml:space="preserve">).</w:t>
+      </w:r>
+    </w:p>
     <w:p>
       <w:r>
         <w:br w:type="page"/>
@@ -28934,7 +29636,7 @@
             <w:pPr>
               <w:spacing w:after="20" w:before="0"/>
             </w:pPr>
-            <w:hyperlink w:history="1" r:id="rIdyxzzbipmy3omm9d2laht9">
+            <w:hyperlink w:history="1" r:id="rIdwm-wffwzircb4q28eklt-">
               <w:r>
                 <w:rPr>
                   <w:rFonts w:ascii="Arial" w:cs="Arial" w:eastAsia="Arial" w:hAnsi="Arial"/>
@@ -28967,7 +29669,7 @@
               <w:spacing w:after="10" w:before="0"/>
               <w:ind w:left="120"/>
             </w:pPr>
-            <w:hyperlink w:history="1" r:id="rIdqctu1tejlp6sg02_qu_u6">
+            <w:hyperlink w:history="1" r:id="rIdm9gemrvidfxsoxtu7bqfc">
               <w:r>
                 <w:rPr>
                   <w:rFonts w:ascii="Arial" w:cs="Arial" w:eastAsia="Arial" w:hAnsi="Arial"/>
@@ -29012,7 +29714,7 @@
             <w:pPr>
               <w:spacing w:after="20" w:before="0"/>
             </w:pPr>
-            <w:hyperlink w:history="1" r:id="rIdht6jwddtjmogo5slw0nsu">
+            <w:hyperlink w:history="1" r:id="rIdpezijzkuhkg1hx1bhe1nw">
               <w:r>
                 <w:rPr>
                   <w:rFonts w:ascii="Arial" w:cs="Arial" w:eastAsia="Arial" w:hAnsi="Arial"/>
@@ -29045,7 +29747,7 @@
               <w:spacing w:after="10" w:before="0"/>
               <w:ind w:left="120"/>
             </w:pPr>
-            <w:hyperlink w:history="1" r:id="rIdpt0vlsuc8zxwqg1kakzvy">
+            <w:hyperlink w:history="1" r:id="rIdwk5sqkdgd98sv0ekuanj_">
               <w:r>
                 <w:rPr>
                   <w:rFonts w:ascii="Arial" w:cs="Arial" w:eastAsia="Arial" w:hAnsi="Arial"/>
@@ -29240,7 +29942,7 @@
             <w:pPr>
               <w:spacing w:after="20" w:before="0"/>
             </w:pPr>
-            <w:hyperlink w:history="1" r:id="rIdz5xktxuql9abpzyvqlw3_">
+            <w:hyperlink w:history="1" r:id="rIdc2uesvo8lt8gpofq93lys">
               <w:r>
                 <w:rPr>
                   <w:rFonts w:ascii="Arial" w:cs="Arial" w:eastAsia="Arial" w:hAnsi="Arial"/>
@@ -29273,7 +29975,7 @@
               <w:spacing w:after="10" w:before="0"/>
               <w:ind w:left="120"/>
             </w:pPr>
-            <w:hyperlink w:history="1" r:id="rIdyyine_y6g0lsyafdjvsxc">
+            <w:hyperlink w:history="1" r:id="rIddb7t5-hdfitlnxmcu3pmz">
               <w:r>
                 <w:rPr>
                   <w:rFonts w:ascii="Arial" w:cs="Arial" w:eastAsia="Arial" w:hAnsi="Arial"/>
@@ -29318,7 +30020,7 @@
             <w:pPr>
               <w:spacing w:after="20" w:before="0"/>
             </w:pPr>
-            <w:hyperlink w:history="1" r:id="rIdnfrwi13l5bpuh-itvd88f">
+            <w:hyperlink w:history="1" r:id="rIdwrxjr6x_gkpchrp6o9u5g">
               <w:r>
                 <w:rPr>
                   <w:rFonts w:ascii="Arial" w:cs="Arial" w:eastAsia="Arial" w:hAnsi="Arial"/>
@@ -29351,7 +30053,7 @@
               <w:spacing w:after="10" w:before="0"/>
               <w:ind w:left="120"/>
             </w:pPr>
-            <w:hyperlink w:history="1" r:id="rIdk3zbpqtezcfxhukgo4msg">
+            <w:hyperlink w:history="1" r:id="rIdqikstvbs8w2zfss_rk0ed">
               <w:r>
                 <w:rPr>
                   <w:rFonts w:ascii="Arial" w:cs="Arial" w:eastAsia="Arial" w:hAnsi="Arial"/>
@@ -29584,7 +30286,7 @@
             <w:pPr>
               <w:spacing w:after="20" w:before="0"/>
             </w:pPr>
-            <w:hyperlink w:history="1" r:id="rIdwjzjrfjrowq-7pd1uerpp">
+            <w:hyperlink w:history="1" r:id="rIduurfr4ifv9ugst3dwarzh">
               <w:r>
                 <w:rPr>
                   <w:rFonts w:ascii="Arial" w:cs="Arial" w:eastAsia="Arial" w:hAnsi="Arial"/>
@@ -29617,7 +30319,7 @@
               <w:spacing w:after="10" w:before="0"/>
               <w:ind w:left="120"/>
             </w:pPr>
-            <w:hyperlink w:history="1" r:id="rIds8ztyi9rwyqddts9qjqxn">
+            <w:hyperlink w:history="1" r:id="rIdi68wdzjhhihkaw3fd_mg0">
               <w:r>
                 <w:rPr>
                   <w:rFonts w:ascii="Arial" w:cs="Arial" w:eastAsia="Arial" w:hAnsi="Arial"/>
@@ -29662,7 +30364,7 @@
             <w:pPr>
               <w:spacing w:after="20" w:before="0"/>
             </w:pPr>
-            <w:hyperlink w:history="1" r:id="rIde4a_spvnpacatwkphcqcs">
+            <w:hyperlink w:history="1" r:id="rId25ydias1zw0ye1hukiko9">
               <w:r>
                 <w:rPr>
                   <w:rFonts w:ascii="Arial" w:cs="Arial" w:eastAsia="Arial" w:hAnsi="Arial"/>
@@ -29695,7 +30397,7 @@
               <w:spacing w:after="10" w:before="0"/>
               <w:ind w:left="120"/>
             </w:pPr>
-            <w:hyperlink w:history="1" r:id="rIdagohqxyelwjyg3jue6ppq">
+            <w:hyperlink w:history="1" r:id="rIdce-i8ii43xg49awod2x9i">
               <w:r>
                 <w:rPr>
                   <w:rFonts w:ascii="Arial" w:cs="Arial" w:eastAsia="Arial" w:hAnsi="Arial"/>
@@ -29928,7 +30630,7 @@
             <w:pPr>
               <w:spacing w:after="20" w:before="0"/>
             </w:pPr>
-            <w:hyperlink w:history="1" r:id="rId7bpsqsxqlryh9rxwhwbnt">
+            <w:hyperlink w:history="1" r:id="rId_fou14sb2elb26frr45wr">
               <w:r>
                 <w:rPr>
                   <w:rFonts w:ascii="Arial" w:cs="Arial" w:eastAsia="Arial" w:hAnsi="Arial"/>
@@ -29961,7 +30663,7 @@
               <w:spacing w:after="10" w:before="0"/>
               <w:ind w:left="120"/>
             </w:pPr>
-            <w:hyperlink w:history="1" r:id="rId2ihch0alplel6fw1shxhy">
+            <w:hyperlink w:history="1" r:id="rIdkeyqs2qluygp9dul1ahcf">
               <w:r>
                 <w:rPr>
                   <w:rFonts w:ascii="Arial" w:cs="Arial" w:eastAsia="Arial" w:hAnsi="Arial"/>
@@ -30006,7 +30708,7 @@
             <w:pPr>
               <w:spacing w:after="20" w:before="0"/>
             </w:pPr>
-            <w:hyperlink w:history="1" r:id="rIdjgpp1joi8vjqa5xxd0xfi">
+            <w:hyperlink w:history="1" r:id="rIdio3a2nde8z6td9bpc6dzl">
               <w:r>
                 <w:rPr>
                   <w:rFonts w:ascii="Arial" w:cs="Arial" w:eastAsia="Arial" w:hAnsi="Arial"/>
@@ -30039,7 +30741,7 @@
               <w:spacing w:after="10" w:before="0"/>
               <w:ind w:left="120"/>
             </w:pPr>
-            <w:hyperlink w:history="1" r:id="rId9bkuehie5zdjomdh9plxn">
+            <w:hyperlink w:history="1" r:id="rIdjvvn-es1qtc4vagbfcxck">
               <w:r>
                 <w:rPr>
                   <w:rFonts w:ascii="Arial" w:cs="Arial" w:eastAsia="Arial" w:hAnsi="Arial"/>
@@ -30234,7 +30936,7 @@
             <w:pPr>
               <w:spacing w:after="20" w:before="0"/>
             </w:pPr>
-            <w:hyperlink w:history="1" r:id="rIdh8jn5jmvgms6hugohpu25">
+            <w:hyperlink w:history="1" r:id="rIde5vqvv0iwnz0g0ckihuwu">
               <w:r>
                 <w:rPr>
                   <w:rFonts w:ascii="Arial" w:cs="Arial" w:eastAsia="Arial" w:hAnsi="Arial"/>
@@ -30267,7 +30969,7 @@
               <w:spacing w:after="10" w:before="0"/>
               <w:ind w:left="120"/>
             </w:pPr>
-            <w:hyperlink w:history="1" r:id="rIdkywrdlsekz2sbi5ucrya2">
+            <w:hyperlink w:history="1" r:id="rIdaxwrerw-xdyfdpph5yqp1">
               <w:r>
                 <w:rPr>
                   <w:rFonts w:ascii="Arial" w:cs="Arial" w:eastAsia="Arial" w:hAnsi="Arial"/>
@@ -30312,7 +31014,7 @@
             <w:pPr>
               <w:spacing w:after="20" w:before="0"/>
             </w:pPr>
-            <w:hyperlink w:history="1" r:id="rIdesmrjovovjsxjh7umu8dg">
+            <w:hyperlink w:history="1" r:id="rId475agmzhshlnu8teejomt">
               <w:r>
                 <w:rPr>
                   <w:rFonts w:ascii="Arial" w:cs="Arial" w:eastAsia="Arial" w:hAnsi="Arial"/>
@@ -30345,7 +31047,7 @@
               <w:spacing w:after="10" w:before="0"/>
               <w:ind w:left="120"/>
             </w:pPr>
-            <w:hyperlink w:history="1" r:id="rIdfo9kxkorq21olnutwp6rw">
+            <w:hyperlink w:history="1" r:id="rIdciehyqgtu7edsrvb1yfab">
               <w:r>
                 <w:rPr>
                   <w:rFonts w:ascii="Arial" w:cs="Arial" w:eastAsia="Arial" w:hAnsi="Arial"/>
@@ -31107,6 +31809,65 @@
         </w:tc>
       </w:tr>
     </w:tbl>
+    <w:p>
+      <w:pPr>
+        <w:pBdr>
+          <w:top w:val="single" w:color="BBBBBB" w:sz="4" w:space="4"/>
+        </w:pBdr>
+        <w:spacing w:after="0" w:before="160"/>
+      </w:pPr>
+      <w:r>
+        <w:rPr>
+          <w:rFonts w:ascii="Arial" w:cs="Arial" w:eastAsia="Arial" w:hAnsi="Arial"/>
+          <w:color w:val="666666"/>
+          <w:sz w:val="14"/>
+          <w:szCs w:val="14"/>
+        </w:rPr>
+        <w:t xml:space="preserve">© 2026 SeaVuria and ARES. Aligned with KICD objectives. Developed by SeaVuria; technical implementation by ARES (with AI assistance from Claude). Licensed under </w:t>
+      </w:r>
+      <w:hyperlink w:history="1" r:id="rId9ghvcyhob1lks4mtntfk-">
+        <w:r>
+          <w:rPr>
+            <w:rFonts w:ascii="Arial" w:cs="Arial" w:eastAsia="Arial" w:hAnsi="Arial"/>
+            <w:color w:val="1F6B75"/>
+            <w:sz w:val="14"/>
+            <w:szCs w:val="14"/>
+            <w:u w:val="single" w:color="1F6B75"/>
+          </w:rPr>
+          <w:t xml:space="preserve">CC BY-NC 4.0</w:t>
+        </w:r>
+      </w:hyperlink>
+      <w:r>
+        <w:rPr>
+          <w:rFonts w:ascii="Arial" w:cs="Arial" w:eastAsia="Arial" w:hAnsi="Arial"/>
+          <w:color w:val="666666"/>
+          <w:sz w:val="14"/>
+          <w:szCs w:val="14"/>
+        </w:rPr>
+        <w:t xml:space="preserve"> (</w:t>
+      </w:r>
+      <w:hyperlink w:history="1" r:id="rId3rpxdkvmnuza4kbtit7s1">
+        <w:r>
+          <w:rPr>
+            <w:rFonts w:ascii="Arial" w:cs="Arial" w:eastAsia="Arial" w:hAnsi="Arial"/>
+            <w:color w:val="1F6B75"/>
+            <w:sz w:val="14"/>
+            <w:szCs w:val="14"/>
+            <w:u w:val="single" w:color="1F6B75"/>
+          </w:rPr>
+          <w:t xml:space="preserve">https://creativecommons.org/licenses/by-nc/4.0/</w:t>
+        </w:r>
+      </w:hyperlink>
+      <w:r>
+        <w:rPr>
+          <w:rFonts w:ascii="Arial" w:cs="Arial" w:eastAsia="Arial" w:hAnsi="Arial"/>
+          <w:color w:val="666666"/>
+          <w:sz w:val="14"/>
+          <w:szCs w:val="14"/>
+        </w:rPr>
+        <w:t xml:space="preserve">).</w:t>
+      </w:r>
+    </w:p>
     <w:p>
       <w:r>
         <w:br w:type="page"/>

--- a/data/outputs/v2/Maths/SS3.4_Linear_Motion/Mathematics_Linear_Motion_CBE_LessonSequence.docx
+++ b/data/outputs/v2/Maths/SS3.4_Linear_Motion/Mathematics_Linear_Motion_CBE_LessonSequence.docx
@@ -38,6 +38,2511 @@
           <w:szCs w:val="22"/>
         </w:rPr>
         <w:t xml:space="preserve">CBE Phenomenon-Driven Lesson Sequence — Sub-Strand 3.4 (10 Lessons)</w:t>
+      </w:r>
+    </w:p>
+    <w:p>
+      <w:pPr>
+        <w:spacing w:after="120"/>
+      </w:pPr>
+      <w:r>
+        <w:t xml:space="preserve"/>
+      </w:r>
+    </w:p>
+    <w:tbl>
+      <w:tblPr>
+        <w:tblW w:type="dxa" w:w="13680"/>
+        <w:tblBorders>
+          <w:top w:val="single" w:color="AAAAAA" w:sz="4"/>
+          <w:left w:val="single" w:color="AAAAAA" w:sz="4"/>
+          <w:bottom w:val="single" w:color="AAAAAA" w:sz="4"/>
+          <w:right w:val="single" w:color="AAAAAA" w:sz="4"/>
+          <w:insideH w:val="single" w:color="auto" w:sz="4"/>
+          <w:insideV w:val="single" w:color="auto" w:sz="4"/>
+        </w:tblBorders>
+        <w:tblLayout w:type="fixed"/>
+      </w:tblPr>
+      <w:tblGrid>
+        <w:gridCol w:w="3000"/>
+        <w:gridCol w:w="10680"/>
+      </w:tblGrid>
+      <w:tr>
+        <w:tc>
+          <w:tcPr>
+            <w:tcW w:type="dxa" w:w="13680"/>
+            <w:gridSpan w:val="2"/>
+            <w:shd w:fill="1F3864" w:color="auto" w:val="clear"/>
+            <w:tcMar>
+              <w:top w:type="dxa" w:w="60"/>
+              <w:left w:type="dxa" w:w="120"/>
+              <w:bottom w:type="dxa" w:w="60"/>
+              <w:right w:type="dxa" w:w="120"/>
+            </w:tcMar>
+            <w:vAlign w:val="top"/>
+          </w:tcPr>
+          <w:p>
+            <w:pPr>
+              <w:spacing w:after="40" w:before="0"/>
+              <w:jc w:val="center"/>
+            </w:pPr>
+            <w:r>
+              <w:rPr>
+                <w:rFonts w:ascii="Arial" w:cs="Arial" w:eastAsia="Arial" w:hAnsi="Arial"/>
+                <w:b/>
+                <w:bCs/>
+                <w:i w:val="false"/>
+                <w:iCs w:val="false"/>
+                <w:color w:val="FFFFFF"/>
+                <w:sz w:val="22"/>
+                <w:szCs w:val="22"/>
+              </w:rPr>
+              <w:t xml:space="preserve">SUB-STRAND OVERVIEW</w:t>
+            </w:r>
+          </w:p>
+        </w:tc>
+      </w:tr>
+      <w:tr>
+        <w:tc>
+          <w:tcPr>
+            <w:tcW w:type="dxa" w:w="3000"/>
+            <w:shd w:fill="D5E8F0" w:color="auto" w:val="clear"/>
+            <w:tcMar>
+              <w:top w:type="dxa" w:w="60"/>
+              <w:left w:type="dxa" w:w="120"/>
+              <w:bottom w:type="dxa" w:w="60"/>
+              <w:right w:type="dxa" w:w="120"/>
+            </w:tcMar>
+            <w:vAlign w:val="top"/>
+          </w:tcPr>
+          <w:p>
+            <w:pPr>
+              <w:spacing w:after="40" w:before="0"/>
+              <w:jc w:val="left"/>
+            </w:pPr>
+            <w:r>
+              <w:rPr>
+                <w:rFonts w:ascii="Arial" w:cs="Arial" w:eastAsia="Arial" w:hAnsi="Arial"/>
+                <w:b/>
+                <w:bCs/>
+                <w:i w:val="false"/>
+                <w:iCs w:val="false"/>
+                <w:color w:val="000000"/>
+                <w:sz w:val="18"/>
+                <w:szCs w:val="18"/>
+              </w:rPr>
+              <w:t xml:space="preserve">Grade Level</w:t>
+            </w:r>
+          </w:p>
+        </w:tc>
+        <w:tc>
+          <w:tcPr>
+            <w:tcW w:type="dxa" w:w="10680"/>
+            <w:shd w:fill="FFFFFF" w:color="auto" w:val="clear"/>
+            <w:tcMar>
+              <w:top w:type="dxa" w:w="60"/>
+              <w:left w:type="dxa" w:w="120"/>
+              <w:bottom w:type="dxa" w:w="60"/>
+              <w:right w:type="dxa" w:w="120"/>
+            </w:tcMar>
+            <w:vAlign w:val="top"/>
+          </w:tcPr>
+          <w:p>
+            <w:pPr>
+              <w:spacing w:after="40" w:before="0"/>
+              <w:jc w:val="left"/>
+            </w:pPr>
+            <w:r>
+              <w:rPr>
+                <w:rFonts w:ascii="Arial" w:cs="Arial" w:eastAsia="Arial" w:hAnsi="Arial"/>
+                <w:b w:val="false"/>
+                <w:bCs w:val="false"/>
+                <w:i w:val="false"/>
+                <w:iCs w:val="false"/>
+                <w:color w:val="000000"/>
+                <w:sz w:val="18"/>
+                <w:szCs w:val="18"/>
+              </w:rPr>
+              <w:t xml:space="preserve">10</w:t>
+            </w:r>
+          </w:p>
+        </w:tc>
+      </w:tr>
+      <w:tr>
+        <w:tc>
+          <w:tcPr>
+            <w:tcW w:type="dxa" w:w="3000"/>
+            <w:shd w:fill="D5E8F0" w:color="auto" w:val="clear"/>
+            <w:tcMar>
+              <w:top w:type="dxa" w:w="60"/>
+              <w:left w:type="dxa" w:w="120"/>
+              <w:bottom w:type="dxa" w:w="60"/>
+              <w:right w:type="dxa" w:w="120"/>
+            </w:tcMar>
+            <w:vAlign w:val="top"/>
+          </w:tcPr>
+          <w:p>
+            <w:pPr>
+              <w:spacing w:after="40" w:before="0"/>
+              <w:jc w:val="left"/>
+            </w:pPr>
+            <w:r>
+              <w:rPr>
+                <w:rFonts w:ascii="Arial" w:cs="Arial" w:eastAsia="Arial" w:hAnsi="Arial"/>
+                <w:b/>
+                <w:bCs/>
+                <w:i w:val="false"/>
+                <w:iCs w:val="false"/>
+                <w:color w:val="000000"/>
+                <w:sz w:val="18"/>
+                <w:szCs w:val="18"/>
+              </w:rPr>
+              <w:t xml:space="preserve">Subject</w:t>
+            </w:r>
+          </w:p>
+        </w:tc>
+        <w:tc>
+          <w:tcPr>
+            <w:tcW w:type="dxa" w:w="10680"/>
+            <w:shd w:fill="FFFFFF" w:color="auto" w:val="clear"/>
+            <w:tcMar>
+              <w:top w:type="dxa" w:w="60"/>
+              <w:left w:type="dxa" w:w="120"/>
+              <w:bottom w:type="dxa" w:w="60"/>
+              <w:right w:type="dxa" w:w="120"/>
+            </w:tcMar>
+            <w:vAlign w:val="top"/>
+          </w:tcPr>
+          <w:p>
+            <w:pPr>
+              <w:spacing w:after="40" w:before="0"/>
+              <w:jc w:val="left"/>
+            </w:pPr>
+            <w:r>
+              <w:rPr>
+                <w:rFonts w:ascii="Arial" w:cs="Arial" w:eastAsia="Arial" w:hAnsi="Arial"/>
+                <w:b w:val="false"/>
+                <w:bCs w:val="false"/>
+                <w:i w:val="false"/>
+                <w:iCs w:val="false"/>
+                <w:color w:val="000000"/>
+                <w:sz w:val="18"/>
+                <w:szCs w:val="18"/>
+              </w:rPr>
+              <w:t xml:space="preserve">Mathematics</w:t>
+            </w:r>
+          </w:p>
+        </w:tc>
+      </w:tr>
+      <w:tr>
+        <w:tc>
+          <w:tcPr>
+            <w:tcW w:type="dxa" w:w="3000"/>
+            <w:shd w:fill="D5E8F0" w:color="auto" w:val="clear"/>
+            <w:tcMar>
+              <w:top w:type="dxa" w:w="60"/>
+              <w:left w:type="dxa" w:w="120"/>
+              <w:bottom w:type="dxa" w:w="60"/>
+              <w:right w:type="dxa" w:w="120"/>
+            </w:tcMar>
+            <w:vAlign w:val="top"/>
+          </w:tcPr>
+          <w:p>
+            <w:pPr>
+              <w:spacing w:after="40" w:before="0"/>
+              <w:jc w:val="left"/>
+            </w:pPr>
+            <w:r>
+              <w:rPr>
+                <w:rFonts w:ascii="Arial" w:cs="Arial" w:eastAsia="Arial" w:hAnsi="Arial"/>
+                <w:b/>
+                <w:bCs/>
+                <w:i w:val="false"/>
+                <w:iCs w:val="false"/>
+                <w:color w:val="000000"/>
+                <w:sz w:val="18"/>
+                <w:szCs w:val="18"/>
+              </w:rPr>
+              <w:t xml:space="preserve">Strand</w:t>
+            </w:r>
+          </w:p>
+        </w:tc>
+        <w:tc>
+          <w:tcPr>
+            <w:tcW w:type="dxa" w:w="10680"/>
+            <w:shd w:fill="FFFFFF" w:color="auto" w:val="clear"/>
+            <w:tcMar>
+              <w:top w:type="dxa" w:w="60"/>
+              <w:left w:type="dxa" w:w="120"/>
+              <w:bottom w:type="dxa" w:w="60"/>
+              <w:right w:type="dxa" w:w="120"/>
+            </w:tcMar>
+            <w:vAlign w:val="top"/>
+          </w:tcPr>
+          <w:p>
+            <w:pPr>
+              <w:spacing w:after="40" w:before="0"/>
+              <w:jc w:val="left"/>
+            </w:pPr>
+            <w:r>
+              <w:rPr>
+                <w:rFonts w:ascii="Arial" w:cs="Arial" w:eastAsia="Arial" w:hAnsi="Arial"/>
+                <w:b w:val="false"/>
+                <w:bCs w:val="false"/>
+                <w:i w:val="false"/>
+                <w:iCs w:val="false"/>
+                <w:color w:val="000000"/>
+                <w:sz w:val="18"/>
+                <w:szCs w:val="18"/>
+              </w:rPr>
+              <w:t xml:space="preserve">Strand 3.0: Measurements and Geometry</w:t>
+            </w:r>
+          </w:p>
+        </w:tc>
+      </w:tr>
+      <w:tr>
+        <w:tc>
+          <w:tcPr>
+            <w:tcW w:type="dxa" w:w="3000"/>
+            <w:shd w:fill="D5E8F0" w:color="auto" w:val="clear"/>
+            <w:tcMar>
+              <w:top w:type="dxa" w:w="60"/>
+              <w:left w:type="dxa" w:w="120"/>
+              <w:bottom w:type="dxa" w:w="60"/>
+              <w:right w:type="dxa" w:w="120"/>
+            </w:tcMar>
+            <w:vAlign w:val="top"/>
+          </w:tcPr>
+          <w:p>
+            <w:pPr>
+              <w:spacing w:after="40" w:before="0"/>
+              <w:jc w:val="left"/>
+            </w:pPr>
+            <w:r>
+              <w:rPr>
+                <w:rFonts w:ascii="Arial" w:cs="Arial" w:eastAsia="Arial" w:hAnsi="Arial"/>
+                <w:b/>
+                <w:bCs/>
+                <w:i w:val="false"/>
+                <w:iCs w:val="false"/>
+                <w:color w:val="000000"/>
+                <w:sz w:val="18"/>
+                <w:szCs w:val="18"/>
+              </w:rPr>
+              <w:t xml:space="preserve">Sub-Strand</w:t>
+            </w:r>
+          </w:p>
+        </w:tc>
+        <w:tc>
+          <w:tcPr>
+            <w:tcW w:type="dxa" w:w="10680"/>
+            <w:shd w:fill="FFFFFF" w:color="auto" w:val="clear"/>
+            <w:tcMar>
+              <w:top w:type="dxa" w:w="60"/>
+              <w:left w:type="dxa" w:w="120"/>
+              <w:bottom w:type="dxa" w:w="60"/>
+              <w:right w:type="dxa" w:w="120"/>
+            </w:tcMar>
+            <w:vAlign w:val="top"/>
+          </w:tcPr>
+          <w:p>
+            <w:pPr>
+              <w:spacing w:after="40" w:before="0"/>
+              <w:jc w:val="left"/>
+            </w:pPr>
+            <w:r>
+              <w:rPr>
+                <w:rFonts w:ascii="Arial" w:cs="Arial" w:eastAsia="Arial" w:hAnsi="Arial"/>
+                <w:b w:val="false"/>
+                <w:bCs w:val="false"/>
+                <w:i w:val="false"/>
+                <w:iCs w:val="false"/>
+                <w:color w:val="000000"/>
+                <w:sz w:val="18"/>
+                <w:szCs w:val="18"/>
+              </w:rPr>
+              <w:t xml:space="preserve">Sub-Strand 3.4: Linear Motion</w:t>
+            </w:r>
+          </w:p>
+        </w:tc>
+      </w:tr>
+      <w:tr>
+        <w:tc>
+          <w:tcPr>
+            <w:tcW w:type="dxa" w:w="3000"/>
+            <w:shd w:fill="D5E8F0" w:color="auto" w:val="clear"/>
+            <w:tcMar>
+              <w:top w:type="dxa" w:w="60"/>
+              <w:left w:type="dxa" w:w="120"/>
+              <w:bottom w:type="dxa" w:w="60"/>
+              <w:right w:type="dxa" w:w="120"/>
+            </w:tcMar>
+            <w:vAlign w:val="top"/>
+          </w:tcPr>
+          <w:p>
+            <w:pPr>
+              <w:spacing w:after="40" w:before="0"/>
+              <w:jc w:val="left"/>
+            </w:pPr>
+            <w:r>
+              <w:rPr>
+                <w:rFonts w:ascii="Arial" w:cs="Arial" w:eastAsia="Arial" w:hAnsi="Arial"/>
+                <w:b/>
+                <w:bCs/>
+                <w:i w:val="false"/>
+                <w:iCs w:val="false"/>
+                <w:color w:val="000000"/>
+                <w:sz w:val="18"/>
+                <w:szCs w:val="18"/>
+              </w:rPr>
+              <w:t xml:space="preserve">Total Duration</w:t>
+            </w:r>
+          </w:p>
+        </w:tc>
+        <w:tc>
+          <w:tcPr>
+            <w:tcW w:type="dxa" w:w="10680"/>
+            <w:shd w:fill="FFFFFF" w:color="auto" w:val="clear"/>
+            <w:tcMar>
+              <w:top w:type="dxa" w:w="60"/>
+              <w:left w:type="dxa" w:w="120"/>
+              <w:bottom w:type="dxa" w:w="60"/>
+              <w:right w:type="dxa" w:w="120"/>
+            </w:tcMar>
+            <w:vAlign w:val="top"/>
+          </w:tcPr>
+          <w:p>
+            <w:pPr>
+              <w:spacing w:after="40" w:before="0"/>
+              <w:jc w:val="left"/>
+            </w:pPr>
+            <w:r>
+              <w:rPr>
+                <w:rFonts w:ascii="Arial" w:cs="Arial" w:eastAsia="Arial" w:hAnsi="Arial"/>
+                <w:b w:val="false"/>
+                <w:bCs w:val="false"/>
+                <w:i w:val="false"/>
+                <w:iCs w:val="false"/>
+                <w:color w:val="000000"/>
+                <w:sz w:val="18"/>
+                <w:szCs w:val="18"/>
+              </w:rPr>
+              <w:t xml:space="preserve">10 lessons × 40 minutes = 400 minutes total</w:t>
+            </w:r>
+          </w:p>
+        </w:tc>
+      </w:tr>
+      <w:tr>
+        <w:tc>
+          <w:tcPr>
+            <w:tcW w:type="dxa" w:w="3000"/>
+            <w:shd w:fill="D5E8F0" w:color="auto" w:val="clear"/>
+            <w:tcMar>
+              <w:top w:type="dxa" w:w="60"/>
+              <w:left w:type="dxa" w:w="120"/>
+              <w:bottom w:type="dxa" w:w="60"/>
+              <w:right w:type="dxa" w:w="120"/>
+            </w:tcMar>
+            <w:vAlign w:val="top"/>
+          </w:tcPr>
+          <w:p>
+            <w:pPr>
+              <w:spacing w:after="40" w:before="0"/>
+              <w:jc w:val="left"/>
+            </w:pPr>
+            <w:r>
+              <w:rPr>
+                <w:rFonts w:ascii="Arial" w:cs="Arial" w:eastAsia="Arial" w:hAnsi="Arial"/>
+                <w:b/>
+                <w:bCs/>
+                <w:i w:val="false"/>
+                <w:iCs w:val="false"/>
+                <w:color w:val="000000"/>
+                <w:sz w:val="18"/>
+                <w:szCs w:val="18"/>
+              </w:rPr>
+              <w:t xml:space="preserve">Sub-Strand Content</w:t>
+            </w:r>
+          </w:p>
+        </w:tc>
+        <w:tc>
+          <w:tcPr>
+            <w:tcW w:type="dxa" w:w="10680"/>
+            <w:shd w:fill="FFFFFF" w:color="auto" w:val="clear"/>
+            <w:tcMar>
+              <w:top w:type="dxa" w:w="60"/>
+              <w:left w:type="dxa" w:w="120"/>
+              <w:bottom w:type="dxa" w:w="60"/>
+              <w:right w:type="dxa" w:w="120"/>
+            </w:tcMar>
+            <w:vAlign w:val="top"/>
+          </w:tcPr>
+          <w:p>
+            <w:pPr>
+              <w:spacing w:after="30" w:before="0"/>
+              <w:ind w:left="360" w:hanging="180"/>
+              <w:jc w:val="left"/>
+            </w:pPr>
+            <w:r>
+              <w:rPr>
+                <w:rFonts w:ascii="Arial" w:cs="Arial" w:eastAsia="Arial" w:hAnsi="Arial"/>
+                <w:b w:val="false"/>
+                <w:bCs w:val="false"/>
+                <w:i w:val="false"/>
+                <w:iCs w:val="false"/>
+                <w:color w:val="000000"/>
+                <w:sz w:val="18"/>
+                <w:szCs w:val="18"/>
+              </w:rPr>
+              <w:t xml:space="preserve">–  Distance and displacement: definitions, units, and real-life examples (e.g., running from Nairobi CBD to Uhuru Park)</w:t>
+            </w:r>
+          </w:p>
+          <w:p>
+            <w:pPr>
+              <w:spacing w:after="30" w:before="0"/>
+              <w:ind w:left="360" w:hanging="180"/>
+              <w:jc w:val="left"/>
+            </w:pPr>
+            <w:r>
+              <w:rPr>
+                <w:rFonts w:ascii="Arial" w:cs="Arial" w:eastAsia="Arial" w:hAnsi="Arial"/>
+                <w:b w:val="false"/>
+                <w:bCs w:val="false"/>
+                <w:i w:val="false"/>
+                <w:iCs w:val="false"/>
+                <w:color w:val="000000"/>
+                <w:sz w:val="18"/>
+                <w:szCs w:val="18"/>
+              </w:rPr>
+              <w:t xml:space="preserve">–  Speed and velocity: definitions, formulae, units, and distinction between scalar and vector quantities</w:t>
+            </w:r>
+          </w:p>
+          <w:p>
+            <w:pPr>
+              <w:spacing w:after="30" w:before="0"/>
+              <w:ind w:left="360" w:hanging="180"/>
+              <w:jc w:val="left"/>
+            </w:pPr>
+            <w:r>
+              <w:rPr>
+                <w:rFonts w:ascii="Arial" w:cs="Arial" w:eastAsia="Arial" w:hAnsi="Arial"/>
+                <w:b w:val="false"/>
+                <w:bCs w:val="false"/>
+                <w:i w:val="false"/>
+                <w:iCs w:val="false"/>
+                <w:color w:val="000000"/>
+                <w:sz w:val="18"/>
+                <w:szCs w:val="18"/>
+              </w:rPr>
+              <w:t xml:space="preserve">–  Acceleration and deceleration: definitions, formulae, and real-life contexts (e.g., a matatu accelerating out of a bus stop)</w:t>
+            </w:r>
+          </w:p>
+          <w:p>
+            <w:pPr>
+              <w:spacing w:after="30" w:before="0"/>
+              <w:ind w:left="360" w:hanging="180"/>
+              <w:jc w:val="left"/>
+            </w:pPr>
+            <w:r>
+              <w:rPr>
+                <w:rFonts w:ascii="Arial" w:cs="Arial" w:eastAsia="Arial" w:hAnsi="Arial"/>
+                <w:b w:val="false"/>
+                <w:bCs w:val="false"/>
+                <w:i w:val="false"/>
+                <w:iCs w:val="false"/>
+                <w:color w:val="000000"/>
+                <w:sz w:val="18"/>
+                <w:szCs w:val="18"/>
+              </w:rPr>
+              <w:t xml:space="preserve">–  Calculations involving velocity and acceleration in different situations</w:t>
+            </w:r>
+          </w:p>
+          <w:p>
+            <w:pPr>
+              <w:spacing w:after="30" w:before="0"/>
+              <w:ind w:left="360" w:hanging="180"/>
+              <w:jc w:val="left"/>
+            </w:pPr>
+            <w:r>
+              <w:rPr>
+                <w:rFonts w:ascii="Arial" w:cs="Arial" w:eastAsia="Arial" w:hAnsi="Arial"/>
+                <w:b w:val="false"/>
+                <w:bCs w:val="false"/>
+                <w:i w:val="false"/>
+                <w:iCs w:val="false"/>
+                <w:color w:val="000000"/>
+                <w:sz w:val="18"/>
+                <w:szCs w:val="18"/>
+              </w:rPr>
+              <w:t xml:space="preserve">–  Displacement–time graphs: drawing, reading, and interpreting (stationary, uniform motion, non-uniform motion)</w:t>
+            </w:r>
+          </w:p>
+          <w:p>
+            <w:pPr>
+              <w:spacing w:after="30" w:before="0"/>
+              <w:ind w:left="360" w:hanging="180"/>
+              <w:jc w:val="left"/>
+            </w:pPr>
+            <w:r>
+              <w:rPr>
+                <w:rFonts w:ascii="Arial" w:cs="Arial" w:eastAsia="Arial" w:hAnsi="Arial"/>
+                <w:b w:val="false"/>
+                <w:bCs w:val="false"/>
+                <w:i w:val="false"/>
+                <w:iCs w:val="false"/>
+                <w:color w:val="000000"/>
+                <w:sz w:val="18"/>
+                <w:szCs w:val="18"/>
+              </w:rPr>
+              <w:t xml:space="preserve">–  Velocity–time graphs: drawing from given data tables, reading, and interpreting (uniform velocity, uniform acceleration, deceleration)</w:t>
+            </w:r>
+          </w:p>
+          <w:p>
+            <w:pPr>
+              <w:spacing w:after="30" w:before="0"/>
+              <w:ind w:left="360" w:hanging="180"/>
+              <w:jc w:val="left"/>
+            </w:pPr>
+            <w:r>
+              <w:rPr>
+                <w:rFonts w:ascii="Arial" w:cs="Arial" w:eastAsia="Arial" w:hAnsi="Arial"/>
+                <w:b w:val="false"/>
+                <w:bCs w:val="false"/>
+                <w:i w:val="false"/>
+                <w:iCs w:val="false"/>
+                <w:color w:val="000000"/>
+                <w:sz w:val="18"/>
+                <w:szCs w:val="18"/>
+              </w:rPr>
+              <w:t xml:space="preserve">–  Area under a velocity–time graph as a measure of displacement</w:t>
+            </w:r>
+          </w:p>
+          <w:p>
+            <w:pPr>
+              <w:spacing w:after="30" w:before="0"/>
+              <w:ind w:left="360" w:hanging="180"/>
+              <w:jc w:val="left"/>
+            </w:pPr>
+            <w:r>
+              <w:rPr>
+                <w:rFonts w:ascii="Arial" w:cs="Arial" w:eastAsia="Arial" w:hAnsi="Arial"/>
+                <w:b w:val="false"/>
+                <w:bCs w:val="false"/>
+                <w:i w:val="false"/>
+                <w:iCs w:val="false"/>
+                <w:color w:val="000000"/>
+                <w:sz w:val="18"/>
+                <w:szCs w:val="18"/>
+              </w:rPr>
+              <w:t xml:space="preserve">–  Gradient of displacement–time and velocity–time graphs and their physical meaning</w:t>
+            </w:r>
+          </w:p>
+          <w:p>
+            <w:pPr>
+              <w:spacing w:after="30" w:before="0"/>
+              <w:ind w:left="360" w:hanging="180"/>
+              <w:jc w:val="left"/>
+            </w:pPr>
+            <w:r>
+              <w:rPr>
+                <w:rFonts w:ascii="Arial" w:cs="Arial" w:eastAsia="Arial" w:hAnsi="Arial"/>
+                <w:b w:val="false"/>
+                <w:bCs w:val="false"/>
+                <w:i w:val="false"/>
+                <w:iCs w:val="false"/>
+                <w:color w:val="000000"/>
+                <w:sz w:val="18"/>
+                <w:szCs w:val="18"/>
+              </w:rPr>
+              <w:t xml:space="preserve">–  Relative speed of two bodies moving in the same direction and in opposite directions</w:t>
+            </w:r>
+          </w:p>
+          <w:p>
+            <w:pPr>
+              <w:spacing w:after="30" w:before="0"/>
+              <w:ind w:left="360" w:hanging="180"/>
+              <w:jc w:val="left"/>
+            </w:pPr>
+            <w:r>
+              <w:rPr>
+                <w:rFonts w:ascii="Arial" w:cs="Arial" w:eastAsia="Arial" w:hAnsi="Arial"/>
+                <w:b w:val="false"/>
+                <w:bCs w:val="false"/>
+                <w:i w:val="false"/>
+                <w:iCs w:val="false"/>
+                <w:color w:val="000000"/>
+                <w:sz w:val="18"/>
+                <w:szCs w:val="18"/>
+              </w:rPr>
+              <w:t xml:space="preserve">–  Application of linear motion concepts to real-life situations (athletics, road safety, Kenyan transport contexts)</w:t>
+            </w:r>
+          </w:p>
+        </w:tc>
+      </w:tr>
+      <w:tr>
+        <w:tc>
+          <w:tcPr>
+            <w:tcW w:type="dxa" w:w="3000"/>
+            <w:shd w:fill="D5E8F0" w:color="auto" w:val="clear"/>
+            <w:tcMar>
+              <w:top w:type="dxa" w:w="60"/>
+              <w:left w:type="dxa" w:w="120"/>
+              <w:bottom w:type="dxa" w:w="60"/>
+              <w:right w:type="dxa" w:w="120"/>
+            </w:tcMar>
+            <w:vAlign w:val="top"/>
+          </w:tcPr>
+          <w:p>
+            <w:pPr>
+              <w:spacing w:after="40" w:before="0"/>
+              <w:jc w:val="left"/>
+            </w:pPr>
+            <w:r>
+              <w:rPr>
+                <w:rFonts w:ascii="Arial" w:cs="Arial" w:eastAsia="Arial" w:hAnsi="Arial"/>
+                <w:b/>
+                <w:bCs/>
+                <w:i w:val="false"/>
+                <w:iCs w:val="false"/>
+                <w:color w:val="000000"/>
+                <w:sz w:val="18"/>
+                <w:szCs w:val="18"/>
+              </w:rPr>
+              <w:t xml:space="preserve">Learning Outcomes</w:t>
+            </w:r>
+          </w:p>
+        </w:tc>
+        <w:tc>
+          <w:tcPr>
+            <w:tcW w:type="dxa" w:w="10680"/>
+            <w:shd w:fill="FFFFFF" w:color="auto" w:val="clear"/>
+            <w:tcMar>
+              <w:top w:type="dxa" w:w="60"/>
+              <w:left w:type="dxa" w:w="120"/>
+              <w:bottom w:type="dxa" w:w="60"/>
+              <w:right w:type="dxa" w:w="120"/>
+            </w:tcMar>
+            <w:vAlign w:val="top"/>
+          </w:tcPr>
+          <w:p>
+            <w:pPr>
+              <w:spacing w:after="40" w:before="0"/>
+              <w:jc w:val="left"/>
+            </w:pPr>
+            <w:r>
+              <w:rPr>
+                <w:rFonts w:ascii="Arial" w:cs="Arial" w:eastAsia="Arial" w:hAnsi="Arial"/>
+                <w:b w:val="false"/>
+                <w:bCs w:val="false"/>
+                <w:i w:val="false"/>
+                <w:iCs w:val="false"/>
+                <w:color w:val="000000"/>
+                <w:sz w:val="18"/>
+                <w:szCs w:val="18"/>
+              </w:rPr>
+              <w:t xml:space="preserve">By the end of the sub-strand, the learner should be able to:</w:t>
+            </w:r>
+          </w:p>
+          <w:p>
+            <w:pPr>
+              <w:spacing w:after="40" w:before="0"/>
+              <w:jc w:val="left"/>
+            </w:pPr>
+            <w:r>
+              <w:rPr>
+                <w:rFonts w:ascii="Arial" w:cs="Arial" w:eastAsia="Arial" w:hAnsi="Arial"/>
+                <w:b w:val="false"/>
+                <w:bCs w:val="false"/>
+                <w:i w:val="false"/>
+                <w:iCs w:val="false"/>
+                <w:color w:val="000000"/>
+                <w:sz w:val="18"/>
+                <w:szCs w:val="18"/>
+              </w:rPr>
+              <w:t xml:space="preserve">a) distinguish between distance and displacement, and between speed and velocity, using real-life Kenyan contexts;</w:t>
+            </w:r>
+          </w:p>
+          <w:p>
+            <w:pPr>
+              <w:spacing w:after="40" w:before="0"/>
+              <w:jc w:val="left"/>
+            </w:pPr>
+            <w:r>
+              <w:rPr>
+                <w:rFonts w:ascii="Arial" w:cs="Arial" w:eastAsia="Arial" w:hAnsi="Arial"/>
+                <w:b w:val="false"/>
+                <w:bCs w:val="false"/>
+                <w:i w:val="false"/>
+                <w:iCs w:val="false"/>
+                <w:color w:val="000000"/>
+                <w:sz w:val="18"/>
+                <w:szCs w:val="18"/>
+              </w:rPr>
+              <w:t xml:space="preserve">b) calculate speed, velocity, and acceleration for objects in linear motion and interpret the results;</w:t>
+            </w:r>
+          </w:p>
+          <w:p>
+            <w:pPr>
+              <w:spacing w:after="40" w:before="0"/>
+              <w:jc w:val="left"/>
+            </w:pPr>
+            <w:r>
+              <w:rPr>
+                <w:rFonts w:ascii="Arial" w:cs="Arial" w:eastAsia="Arial" w:hAnsi="Arial"/>
+                <w:b w:val="false"/>
+                <w:bCs w:val="false"/>
+                <w:i w:val="false"/>
+                <w:iCs w:val="false"/>
+                <w:color w:val="000000"/>
+                <w:sz w:val="18"/>
+                <w:szCs w:val="18"/>
+              </w:rPr>
+              <w:t xml:space="preserve">c) draw accurate displacement–time graphs and velocity–time graphs from given data in different situations;</w:t>
+            </w:r>
+          </w:p>
+          <w:p>
+            <w:pPr>
+              <w:spacing w:after="40" w:before="0"/>
+              <w:jc w:val="left"/>
+            </w:pPr>
+            <w:r>
+              <w:rPr>
+                <w:rFonts w:ascii="Arial" w:cs="Arial" w:eastAsia="Arial" w:hAnsi="Arial"/>
+                <w:b w:val="false"/>
+                <w:bCs w:val="false"/>
+                <w:i w:val="false"/>
+                <w:iCs w:val="false"/>
+                <w:color w:val="000000"/>
+                <w:sz w:val="18"/>
+                <w:szCs w:val="18"/>
+              </w:rPr>
+              <w:t xml:space="preserve">d) interpret displacement–time graphs and velocity–time graphs to describe the motion of an object, including determining displacement from the area under a velocity–time graph;</w:t>
+            </w:r>
+          </w:p>
+          <w:p>
+            <w:pPr>
+              <w:spacing w:after="40" w:before="0"/>
+              <w:jc w:val="left"/>
+            </w:pPr>
+            <w:r>
+              <w:rPr>
+                <w:rFonts w:ascii="Arial" w:cs="Arial" w:eastAsia="Arial" w:hAnsi="Arial"/>
+                <w:b w:val="false"/>
+                <w:bCs w:val="false"/>
+                <w:i w:val="false"/>
+                <w:iCs w:val="false"/>
+                <w:color w:val="000000"/>
+                <w:sz w:val="18"/>
+                <w:szCs w:val="18"/>
+              </w:rPr>
+              <w:t xml:space="preserve">e) determine the relative speed of two bodies moving in the same or opposite directions and apply this knowledge to real-life situations such as road safety and athletics;</w:t>
+            </w:r>
+          </w:p>
+        </w:tc>
+      </w:tr>
+      <w:tr>
+        <w:tc>
+          <w:tcPr>
+            <w:tcW w:type="dxa" w:w="3000"/>
+            <w:shd w:fill="D5E8F0" w:color="auto" w:val="clear"/>
+            <w:tcMar>
+              <w:top w:type="dxa" w:w="60"/>
+              <w:left w:type="dxa" w:w="120"/>
+              <w:bottom w:type="dxa" w:w="60"/>
+              <w:right w:type="dxa" w:w="120"/>
+            </w:tcMar>
+            <w:vAlign w:val="top"/>
+          </w:tcPr>
+          <w:p>
+            <w:pPr>
+              <w:spacing w:after="40" w:before="0"/>
+              <w:jc w:val="left"/>
+            </w:pPr>
+            <w:r>
+              <w:rPr>
+                <w:rFonts w:ascii="Arial" w:cs="Arial" w:eastAsia="Arial" w:hAnsi="Arial"/>
+                <w:b/>
+                <w:bCs/>
+                <w:i w:val="false"/>
+                <w:iCs w:val="false"/>
+                <w:color w:val="000000"/>
+                <w:sz w:val="18"/>
+                <w:szCs w:val="18"/>
+              </w:rPr>
+              <w:t xml:space="preserve">Core Competencies</w:t>
+            </w:r>
+          </w:p>
+        </w:tc>
+        <w:tc>
+          <w:tcPr>
+            <w:tcW w:type="dxa" w:w="10680"/>
+            <w:shd w:fill="FFFFFF" w:color="auto" w:val="clear"/>
+            <w:tcMar>
+              <w:top w:type="dxa" w:w="60"/>
+              <w:left w:type="dxa" w:w="120"/>
+              <w:bottom w:type="dxa" w:w="60"/>
+              <w:right w:type="dxa" w:w="120"/>
+            </w:tcMar>
+            <w:vAlign w:val="top"/>
+          </w:tcPr>
+          <w:p>
+            <w:pPr>
+              <w:spacing w:after="30" w:before="0"/>
+              <w:ind w:left="360" w:hanging="180"/>
+              <w:jc w:val="left"/>
+            </w:pPr>
+            <w:r>
+              <w:rPr>
+                <w:rFonts w:ascii="Arial" w:cs="Arial" w:eastAsia="Arial" w:hAnsi="Arial"/>
+                <w:b w:val="false"/>
+                <w:bCs w:val="false"/>
+                <w:i w:val="false"/>
+                <w:iCs w:val="false"/>
+                <w:color w:val="000000"/>
+                <w:sz w:val="18"/>
+                <w:szCs w:val="18"/>
+              </w:rPr>
+              <w:t xml:space="preserve">–  Communication and Collaboration: Learners discuss and debate the difference between distance/displacement and speed/velocity in pairs and groups, articulating reasoning clearly using mathematical language and presenting graph interpretations to peers.</w:t>
+            </w:r>
+          </w:p>
+          <w:p>
+            <w:pPr>
+              <w:spacing w:after="30" w:before="0"/>
+              <w:ind w:left="360" w:hanging="180"/>
+              <w:jc w:val="left"/>
+            </w:pPr>
+            <w:r>
+              <w:rPr>
+                <w:rFonts w:ascii="Arial" w:cs="Arial" w:eastAsia="Arial" w:hAnsi="Arial"/>
+                <w:b w:val="false"/>
+                <w:bCs w:val="false"/>
+                <w:i w:val="false"/>
+                <w:iCs w:val="false"/>
+                <w:color w:val="000000"/>
+                <w:sz w:val="18"/>
+                <w:szCs w:val="18"/>
+              </w:rPr>
+              <w:t xml:space="preserve">–  Critical Thinking and Problem Solving: Learners analyse displacement–time and velocity–time graphs to deduce the nature of motion, calculate unknown quantities, and evaluate real-world scenarios such as road-safety stopping distances on Kenyan highways.</w:t>
+            </w:r>
+          </w:p>
+          <w:p>
+            <w:pPr>
+              <w:spacing w:after="30" w:before="0"/>
+              <w:ind w:left="360" w:hanging="180"/>
+              <w:jc w:val="left"/>
+            </w:pPr>
+            <w:r>
+              <w:rPr>
+                <w:rFonts w:ascii="Arial" w:cs="Arial" w:eastAsia="Arial" w:hAnsi="Arial"/>
+                <w:b w:val="false"/>
+                <w:bCs w:val="false"/>
+                <w:i w:val="false"/>
+                <w:iCs w:val="false"/>
+                <w:color w:val="000000"/>
+                <w:sz w:val="18"/>
+                <w:szCs w:val="18"/>
+              </w:rPr>
+              <w:t xml:space="preserve">–  Digital Literacy: Learners engage with video resources on distance &amp; displacement and simulations of motion graphs, developing the ability to extract quantitative information from digital media.</w:t>
+            </w:r>
+          </w:p>
+          <w:p>
+            <w:pPr>
+              <w:spacing w:after="30" w:before="0"/>
+              <w:ind w:left="360" w:hanging="180"/>
+              <w:jc w:val="left"/>
+            </w:pPr>
+            <w:r>
+              <w:rPr>
+                <w:rFonts w:ascii="Arial" w:cs="Arial" w:eastAsia="Arial" w:hAnsi="Arial"/>
+                <w:b w:val="false"/>
+                <w:bCs w:val="false"/>
+                <w:i w:val="false"/>
+                <w:iCs w:val="false"/>
+                <w:color w:val="000000"/>
+                <w:sz w:val="18"/>
+                <w:szCs w:val="18"/>
+              </w:rPr>
+              <w:t xml:space="preserve">–  Self-Efficacy: Learners build confidence by moving from concrete timer-race observations to abstract graph interpretation, tracking their own growing understanding on the Driving Question Board.</w:t>
+            </w:r>
+          </w:p>
+          <w:p>
+            <w:pPr>
+              <w:spacing w:after="30" w:before="0"/>
+              <w:ind w:left="360" w:hanging="180"/>
+              <w:jc w:val="left"/>
+            </w:pPr>
+            <w:r>
+              <w:rPr>
+                <w:rFonts w:ascii="Arial" w:cs="Arial" w:eastAsia="Arial" w:hAnsi="Arial"/>
+                <w:b w:val="false"/>
+                <w:bCs w:val="false"/>
+                <w:i w:val="false"/>
+                <w:iCs w:val="false"/>
+                <w:color w:val="000000"/>
+                <w:sz w:val="18"/>
+                <w:szCs w:val="18"/>
+              </w:rPr>
+              <w:t xml:space="preserve">–  Creativity and Imagination: Learners design their own motion scenarios (e.g., a boda-boda trip from Kisumu town to Dunga Beach) and represent them as displacement–time or velocity–time graphs, demonstrating creative application of concepts.</w:t>
+            </w:r>
+          </w:p>
+        </w:tc>
+      </w:tr>
+      <w:tr>
+        <w:tc>
+          <w:tcPr>
+            <w:tcW w:type="dxa" w:w="3000"/>
+            <w:shd w:fill="E2EFDA" w:color="auto" w:val="clear"/>
+            <w:tcMar>
+              <w:top w:type="dxa" w:w="60"/>
+              <w:left w:type="dxa" w:w="120"/>
+              <w:bottom w:type="dxa" w:w="60"/>
+              <w:right w:type="dxa" w:w="120"/>
+            </w:tcMar>
+            <w:vAlign w:val="top"/>
+          </w:tcPr>
+          <w:p>
+            <w:pPr>
+              <w:spacing w:after="40" w:before="0"/>
+              <w:jc w:val="left"/>
+            </w:pPr>
+            <w:r>
+              <w:rPr>
+                <w:rFonts w:ascii="Arial" w:cs="Arial" w:eastAsia="Arial" w:hAnsi="Arial"/>
+                <w:b/>
+                <w:bCs/>
+                <w:i w:val="false"/>
+                <w:iCs w:val="false"/>
+                <w:color w:val="000000"/>
+                <w:sz w:val="18"/>
+                <w:szCs w:val="18"/>
+              </w:rPr>
+              <w:t xml:space="preserve">Core Values</w:t>
+            </w:r>
+          </w:p>
+        </w:tc>
+        <w:tc>
+          <w:tcPr>
+            <w:tcW w:type="dxa" w:w="10680"/>
+            <w:shd w:fill="FFFFFF" w:color="auto" w:val="clear"/>
+            <w:tcMar>
+              <w:top w:type="dxa" w:w="60"/>
+              <w:left w:type="dxa" w:w="120"/>
+              <w:bottom w:type="dxa" w:w="60"/>
+              <w:right w:type="dxa" w:w="120"/>
+            </w:tcMar>
+            <w:vAlign w:val="top"/>
+          </w:tcPr>
+          <w:p>
+            <w:pPr>
+              <w:spacing w:after="30" w:before="0"/>
+              <w:ind w:left="360" w:hanging="180"/>
+              <w:jc w:val="left"/>
+            </w:pPr>
+            <w:r>
+              <w:rPr>
+                <w:rFonts w:ascii="Arial" w:cs="Arial" w:eastAsia="Arial" w:hAnsi="Arial"/>
+                <w:b w:val="false"/>
+                <w:bCs w:val="false"/>
+                <w:i w:val="false"/>
+                <w:iCs w:val="false"/>
+                <w:color w:val="000000"/>
+                <w:sz w:val="18"/>
+                <w:szCs w:val="18"/>
+              </w:rPr>
+              <w:t xml:space="preserve">–  Responsibility: Learners connect the concept of speed limits and reaction distances to responsible road use on Kenyan roads, appreciating the life-saving importance of mathematics in everyday decisions.</w:t>
+            </w:r>
+          </w:p>
+          <w:p>
+            <w:pPr>
+              <w:spacing w:after="30" w:before="0"/>
+              <w:ind w:left="360" w:hanging="180"/>
+              <w:jc w:val="left"/>
+            </w:pPr>
+            <w:r>
+              <w:rPr>
+                <w:rFonts w:ascii="Arial" w:cs="Arial" w:eastAsia="Arial" w:hAnsi="Arial"/>
+                <w:b w:val="false"/>
+                <w:bCs w:val="false"/>
+                <w:i w:val="false"/>
+                <w:iCs w:val="false"/>
+                <w:color w:val="000000"/>
+                <w:sz w:val="18"/>
+                <w:szCs w:val="18"/>
+              </w:rPr>
+              <w:t xml:space="preserve">–  Respect: Learners respect diverse contributions during group sensemaking discussions and honour the experiences of classmates who share observations from the timer-race activity.</w:t>
+            </w:r>
+          </w:p>
+          <w:p>
+            <w:pPr>
+              <w:spacing w:after="30" w:before="0"/>
+              <w:ind w:left="360" w:hanging="180"/>
+              <w:jc w:val="left"/>
+            </w:pPr>
+            <w:r>
+              <w:rPr>
+                <w:rFonts w:ascii="Arial" w:cs="Arial" w:eastAsia="Arial" w:hAnsi="Arial"/>
+                <w:b w:val="false"/>
+                <w:bCs w:val="false"/>
+                <w:i w:val="false"/>
+                <w:iCs w:val="false"/>
+                <w:color w:val="000000"/>
+                <w:sz w:val="18"/>
+                <w:szCs w:val="18"/>
+              </w:rPr>
+              <w:t xml:space="preserve">–  Unity: Collaborative group work during graph-drawing and relative-speed investigations fosters a sense of shared purpose and teamwork across different learner abilities.</w:t>
+            </w:r>
+          </w:p>
+          <w:p>
+            <w:pPr>
+              <w:spacing w:after="30" w:before="0"/>
+              <w:ind w:left="360" w:hanging="180"/>
+              <w:jc w:val="left"/>
+            </w:pPr>
+            <w:r>
+              <w:rPr>
+                <w:rFonts w:ascii="Arial" w:cs="Arial" w:eastAsia="Arial" w:hAnsi="Arial"/>
+                <w:b w:val="false"/>
+                <w:bCs w:val="false"/>
+                <w:i w:val="false"/>
+                <w:iCs w:val="false"/>
+                <w:color w:val="000000"/>
+                <w:sz w:val="18"/>
+                <w:szCs w:val="18"/>
+              </w:rPr>
+              <w:t xml:space="preserve">–  Social Justice: Learners examine how poor road infrastructure and unsafe vehicle speeds disproportionately affect vulnerable Kenyans, linking mathematical literacy to advocacy for safer communities.</w:t>
+            </w:r>
+          </w:p>
+          <w:p>
+            <w:pPr>
+              <w:spacing w:after="30" w:before="0"/>
+              <w:ind w:left="360" w:hanging="180"/>
+              <w:jc w:val="left"/>
+            </w:pPr>
+            <w:r>
+              <w:rPr>
+                <w:rFonts w:ascii="Arial" w:cs="Arial" w:eastAsia="Arial" w:hAnsi="Arial"/>
+                <w:b w:val="false"/>
+                <w:bCs w:val="false"/>
+                <w:i w:val="false"/>
+                <w:iCs w:val="false"/>
+                <w:color w:val="000000"/>
+                <w:sz w:val="18"/>
+                <w:szCs w:val="18"/>
+              </w:rPr>
+              <w:t xml:space="preserve">–  Integrity: Learners record experimental timer-race data honestly and accurately, understanding that falsified data leads to incorrect conclusions — a foundation of mathematical and scientific integrity.</w:t>
+            </w:r>
+          </w:p>
+        </w:tc>
+      </w:tr>
+      <w:tr>
+        <w:tc>
+          <w:tcPr>
+            <w:tcW w:type="dxa" w:w="3000"/>
+            <w:shd w:fill="D5E8F0" w:color="auto" w:val="clear"/>
+            <w:tcMar>
+              <w:top w:type="dxa" w:w="60"/>
+              <w:left w:type="dxa" w:w="120"/>
+              <w:bottom w:type="dxa" w:w="60"/>
+              <w:right w:type="dxa" w:w="120"/>
+            </w:tcMar>
+            <w:vAlign w:val="top"/>
+          </w:tcPr>
+          <w:p>
+            <w:pPr>
+              <w:spacing w:after="40" w:before="0"/>
+              <w:jc w:val="left"/>
+            </w:pPr>
+            <w:r>
+              <w:rPr>
+                <w:rFonts w:ascii="Arial" w:cs="Arial" w:eastAsia="Arial" w:hAnsi="Arial"/>
+                <w:b/>
+                <w:bCs/>
+                <w:i w:val="false"/>
+                <w:iCs w:val="false"/>
+                <w:color w:val="000000"/>
+                <w:sz w:val="18"/>
+                <w:szCs w:val="18"/>
+              </w:rPr>
+              <w:t xml:space="preserve">Science &amp; Engineering Practices</w:t>
+            </w:r>
+          </w:p>
+        </w:tc>
+        <w:tc>
+          <w:tcPr>
+            <w:tcW w:type="dxa" w:w="10680"/>
+            <w:shd w:fill="FFFFFF" w:color="auto" w:val="clear"/>
+            <w:tcMar>
+              <w:top w:type="dxa" w:w="60"/>
+              <w:left w:type="dxa" w:w="120"/>
+              <w:bottom w:type="dxa" w:w="60"/>
+              <w:right w:type="dxa" w:w="120"/>
+            </w:tcMar>
+            <w:vAlign w:val="top"/>
+          </w:tcPr>
+          <w:p>
+            <w:pPr>
+              <w:spacing w:after="30" w:before="0"/>
+              <w:ind w:left="360" w:hanging="180"/>
+              <w:jc w:val="left"/>
+            </w:pPr>
+            <w:r>
+              <w:rPr>
+                <w:rFonts w:ascii="Arial" w:cs="Arial" w:eastAsia="Arial" w:hAnsi="Arial"/>
+                <w:b w:val="false"/>
+                <w:bCs w:val="false"/>
+                <w:i w:val="false"/>
+                <w:iCs w:val="false"/>
+                <w:color w:val="000000"/>
+                <w:sz w:val="18"/>
+                <w:szCs w:val="18"/>
+              </w:rPr>
+              <w:t xml:space="preserve">–  Asking Questions and Defining Problems: Learners generate questions during the timer-race phenomenon about why two runners covering the same distance can have different displacements, anchoring the unit's inquiry.</w:t>
+            </w:r>
+          </w:p>
+          <w:p>
+            <w:pPr>
+              <w:spacing w:after="30" w:before="0"/>
+              <w:ind w:left="360" w:hanging="180"/>
+              <w:jc w:val="left"/>
+            </w:pPr>
+            <w:r>
+              <w:rPr>
+                <w:rFonts w:ascii="Arial" w:cs="Arial" w:eastAsia="Arial" w:hAnsi="Arial"/>
+                <w:b w:val="false"/>
+                <w:bCs w:val="false"/>
+                <w:i w:val="false"/>
+                <w:iCs w:val="false"/>
+                <w:color w:val="000000"/>
+                <w:sz w:val="18"/>
+                <w:szCs w:val="18"/>
+              </w:rPr>
+              <w:t xml:space="preserve">–  Planning and Carrying Out Investigations: Learners design and conduct the timer-race activity, measuring time and distance carefully and recording data in tables for subsequent graph construction.</w:t>
+            </w:r>
+          </w:p>
+          <w:p>
+            <w:pPr>
+              <w:spacing w:after="30" w:before="0"/>
+              <w:ind w:left="360" w:hanging="180"/>
+              <w:jc w:val="left"/>
+            </w:pPr>
+            <w:r>
+              <w:rPr>
+                <w:rFonts w:ascii="Arial" w:cs="Arial" w:eastAsia="Arial" w:hAnsi="Arial"/>
+                <w:b w:val="false"/>
+                <w:bCs w:val="false"/>
+                <w:i w:val="false"/>
+                <w:iCs w:val="false"/>
+                <w:color w:val="000000"/>
+                <w:sz w:val="18"/>
+                <w:szCs w:val="18"/>
+              </w:rPr>
+              <w:t xml:space="preserve">–  Analysing and Interpreting Data: Learners analyse tabulated motion data to draw displacement–time and velocity–time graphs and interpret gradients and areas to extract physical meaning.</w:t>
+            </w:r>
+          </w:p>
+          <w:p>
+            <w:pPr>
+              <w:spacing w:after="30" w:before="0"/>
+              <w:ind w:left="360" w:hanging="180"/>
+              <w:jc w:val="left"/>
+            </w:pPr>
+            <w:r>
+              <w:rPr>
+                <w:rFonts w:ascii="Arial" w:cs="Arial" w:eastAsia="Arial" w:hAnsi="Arial"/>
+                <w:b w:val="false"/>
+                <w:bCs w:val="false"/>
+                <w:i w:val="false"/>
+                <w:iCs w:val="false"/>
+                <w:color w:val="000000"/>
+                <w:sz w:val="18"/>
+                <w:szCs w:val="18"/>
+              </w:rPr>
+              <w:t xml:space="preserve">–  Using Mathematics and Computational Thinking: Learners apply formulae for speed, velocity, and acceleration; calculate gradients of graphs; find areas under velocity–time graphs; and solve relative-speed problems systematically.</w:t>
+            </w:r>
+          </w:p>
+          <w:p>
+            <w:pPr>
+              <w:spacing w:after="30" w:before="0"/>
+              <w:ind w:left="360" w:hanging="180"/>
+              <w:jc w:val="left"/>
+            </w:pPr>
+            <w:r>
+              <w:rPr>
+                <w:rFonts w:ascii="Arial" w:cs="Arial" w:eastAsia="Arial" w:hAnsi="Arial"/>
+                <w:b w:val="false"/>
+                <w:bCs w:val="false"/>
+                <w:i w:val="false"/>
+                <w:iCs w:val="false"/>
+                <w:color w:val="000000"/>
+                <w:sz w:val="18"/>
+                <w:szCs w:val="18"/>
+              </w:rPr>
+              <w:t xml:space="preserve">–  Constructing Explanations: Learners use graph evidence and calculations to explain the motion of objects in real-life Kenyan contexts such as athletes at a school sports day or matatus on Thika Superhighway.</w:t>
+            </w:r>
+          </w:p>
+          <w:p>
+            <w:pPr>
+              <w:spacing w:after="30" w:before="0"/>
+              <w:ind w:left="360" w:hanging="180"/>
+              <w:jc w:val="left"/>
+            </w:pPr>
+            <w:r>
+              <w:rPr>
+                <w:rFonts w:ascii="Arial" w:cs="Arial" w:eastAsia="Arial" w:hAnsi="Arial"/>
+                <w:b w:val="false"/>
+                <w:bCs w:val="false"/>
+                <w:i w:val="false"/>
+                <w:iCs w:val="false"/>
+                <w:color w:val="000000"/>
+                <w:sz w:val="18"/>
+                <w:szCs w:val="18"/>
+              </w:rPr>
+              <w:t xml:space="preserve">–  Obtaining, Evaluating, and Communicating Information: Learners read and critically evaluate written passages and video content on relative speed, then communicate findings through annotated graphs and written explanations.</w:t>
+            </w:r>
+          </w:p>
+        </w:tc>
+      </w:tr>
+      <w:tr>
+        <w:tc>
+          <w:tcPr>
+            <w:tcW w:type="dxa" w:w="3000"/>
+            <w:shd w:fill="FCE4D6" w:color="auto" w:val="clear"/>
+            <w:tcMar>
+              <w:top w:type="dxa" w:w="60"/>
+              <w:left w:type="dxa" w:w="120"/>
+              <w:bottom w:type="dxa" w:w="60"/>
+              <w:right w:type="dxa" w:w="120"/>
+            </w:tcMar>
+            <w:vAlign w:val="top"/>
+          </w:tcPr>
+          <w:p>
+            <w:pPr>
+              <w:spacing w:after="40" w:before="0"/>
+              <w:jc w:val="left"/>
+            </w:pPr>
+            <w:r>
+              <w:rPr>
+                <w:rFonts w:ascii="Arial" w:cs="Arial" w:eastAsia="Arial" w:hAnsi="Arial"/>
+                <w:b/>
+                <w:bCs/>
+                <w:i w:val="false"/>
+                <w:iCs w:val="false"/>
+                <w:color w:val="000000"/>
+                <w:sz w:val="18"/>
+                <w:szCs w:val="18"/>
+              </w:rPr>
+              <w:t xml:space="preserve">Pertinent &amp; Contemporary Issues (PCIs)</w:t>
+            </w:r>
+          </w:p>
+        </w:tc>
+        <w:tc>
+          <w:tcPr>
+            <w:tcW w:type="dxa" w:w="10680"/>
+            <w:shd w:fill="FFFFFF" w:color="auto" w:val="clear"/>
+            <w:tcMar>
+              <w:top w:type="dxa" w:w="60"/>
+              <w:left w:type="dxa" w:w="120"/>
+              <w:bottom w:type="dxa" w:w="60"/>
+              <w:right w:type="dxa" w:w="120"/>
+            </w:tcMar>
+            <w:vAlign w:val="top"/>
+          </w:tcPr>
+          <w:p>
+            <w:pPr>
+              <w:spacing w:after="30" w:before="0"/>
+              <w:ind w:left="360" w:hanging="180"/>
+              <w:jc w:val="left"/>
+            </w:pPr>
+            <w:r>
+              <w:rPr>
+                <w:rFonts w:ascii="Arial" w:cs="Arial" w:eastAsia="Arial" w:hAnsi="Arial"/>
+                <w:b w:val="false"/>
+                <w:bCs w:val="false"/>
+                <w:i w:val="false"/>
+                <w:iCs w:val="false"/>
+                <w:color w:val="000000"/>
+                <w:sz w:val="18"/>
+                <w:szCs w:val="18"/>
+              </w:rPr>
+              <w:t xml:space="preserve">–  Safety: Road safety is woven throughout the unit — learners calculate stopping distances and relative speeds to understand why speeding is dangerous on Kenyan roads, supporting the National Road Safety Programme.</w:t>
+            </w:r>
+          </w:p>
+          <w:p>
+            <w:pPr>
+              <w:spacing w:after="30" w:before="0"/>
+              <w:ind w:left="360" w:hanging="180"/>
+              <w:jc w:val="left"/>
+            </w:pPr>
+            <w:r>
+              <w:rPr>
+                <w:rFonts w:ascii="Arial" w:cs="Arial" w:eastAsia="Arial" w:hAnsi="Arial"/>
+                <w:b w:val="false"/>
+                <w:bCs w:val="false"/>
+                <w:i w:val="false"/>
+                <w:iCs w:val="false"/>
+                <w:color w:val="000000"/>
+                <w:sz w:val="18"/>
+                <w:szCs w:val="18"/>
+              </w:rPr>
+              <w:t xml:space="preserve">–  Life Skills: Decision-making and problem-solving skills are developed as learners apply linear motion concepts to real scenarios such as planning travel time from Mombasa to Malindi.</w:t>
+            </w:r>
+          </w:p>
+          <w:p>
+            <w:pPr>
+              <w:spacing w:after="30" w:before="0"/>
+              <w:ind w:left="360" w:hanging="180"/>
+              <w:jc w:val="left"/>
+            </w:pPr>
+            <w:r>
+              <w:rPr>
+                <w:rFonts w:ascii="Arial" w:cs="Arial" w:eastAsia="Arial" w:hAnsi="Arial"/>
+                <w:b w:val="false"/>
+                <w:bCs w:val="false"/>
+                <w:i w:val="false"/>
+                <w:iCs w:val="false"/>
+                <w:color w:val="000000"/>
+                <w:sz w:val="18"/>
+                <w:szCs w:val="18"/>
+              </w:rPr>
+              <w:t xml:space="preserve">–  Environmental Education: Learners discuss how vehicle speed and acceleration relate to fuel consumption and carbon emissions, linking mathematics to environmental stewardship in the Kenyan context.</w:t>
+            </w:r>
+          </w:p>
+          <w:p>
+            <w:pPr>
+              <w:spacing w:after="30" w:before="0"/>
+              <w:ind w:left="360" w:hanging="180"/>
+              <w:jc w:val="left"/>
+            </w:pPr>
+            <w:r>
+              <w:rPr>
+                <w:rFonts w:ascii="Arial" w:cs="Arial" w:eastAsia="Arial" w:hAnsi="Arial"/>
+                <w:b w:val="false"/>
+                <w:bCs w:val="false"/>
+                <w:i w:val="false"/>
+                <w:iCs w:val="false"/>
+                <w:color w:val="000000"/>
+                <w:sz w:val="18"/>
+                <w:szCs w:val="18"/>
+              </w:rPr>
+              <w:t xml:space="preserve">–  Health Education: Physical activity during the timer-race phenomenon promotes learner health and wellness, and links are made to the biomechanics of Kenyan long-distance runners such as Eliud Kipchoge.</w:t>
+            </w:r>
+          </w:p>
+          <w:p>
+            <w:pPr>
+              <w:spacing w:after="30" w:before="0"/>
+              <w:ind w:left="360" w:hanging="180"/>
+              <w:jc w:val="left"/>
+            </w:pPr>
+            <w:r>
+              <w:rPr>
+                <w:rFonts w:ascii="Arial" w:cs="Arial" w:eastAsia="Arial" w:hAnsi="Arial"/>
+                <w:b w:val="false"/>
+                <w:bCs w:val="false"/>
+                <w:i w:val="false"/>
+                <w:iCs w:val="false"/>
+                <w:color w:val="000000"/>
+                <w:sz w:val="18"/>
+                <w:szCs w:val="18"/>
+              </w:rPr>
+              <w:t xml:space="preserve">–  Financial Literacy: Learners explore how speed and distance calculations affect transport costs and logistics for Kenyan farmers moving produce from Rift Valley farms to Nairobi markets.</w:t>
+            </w:r>
+          </w:p>
+        </w:tc>
+      </w:tr>
+      <w:tr>
+        <w:tc>
+          <w:tcPr>
+            <w:tcW w:type="dxa" w:w="3000"/>
+            <w:shd w:fill="D9EEF1" w:color="auto" w:val="clear"/>
+            <w:tcMar>
+              <w:top w:type="dxa" w:w="60"/>
+              <w:left w:type="dxa" w:w="120"/>
+              <w:bottom w:type="dxa" w:w="60"/>
+              <w:right w:type="dxa" w:w="120"/>
+            </w:tcMar>
+            <w:vAlign w:val="top"/>
+          </w:tcPr>
+          <w:p>
+            <w:pPr>
+              <w:spacing w:after="40" w:before="0"/>
+              <w:jc w:val="left"/>
+            </w:pPr>
+            <w:r>
+              <w:rPr>
+                <w:rFonts w:ascii="Arial" w:cs="Arial" w:eastAsia="Arial" w:hAnsi="Arial"/>
+                <w:b/>
+                <w:bCs/>
+                <w:i w:val="false"/>
+                <w:iCs w:val="false"/>
+                <w:color w:val="000000"/>
+                <w:sz w:val="18"/>
+                <w:szCs w:val="18"/>
+              </w:rPr>
+              <w:t xml:space="preserve">Career Connections</w:t>
+            </w:r>
+          </w:p>
+        </w:tc>
+        <w:tc>
+          <w:tcPr>
+            <w:tcW w:type="dxa" w:w="10680"/>
+            <w:shd w:fill="FFFFFF" w:color="auto" w:val="clear"/>
+            <w:tcMar>
+              <w:top w:type="dxa" w:w="60"/>
+              <w:left w:type="dxa" w:w="120"/>
+              <w:bottom w:type="dxa" w:w="60"/>
+              <w:right w:type="dxa" w:w="120"/>
+            </w:tcMar>
+            <w:vAlign w:val="top"/>
+          </w:tcPr>
+          <w:p>
+            <w:pPr>
+              <w:spacing w:after="30" w:before="0"/>
+              <w:ind w:left="360" w:hanging="180"/>
+              <w:jc w:val="left"/>
+            </w:pPr>
+            <w:r>
+              <w:rPr>
+                <w:rFonts w:ascii="Arial" w:cs="Arial" w:eastAsia="Arial" w:hAnsi="Arial"/>
+                <w:b w:val="false"/>
+                <w:bCs w:val="false"/>
+                <w:i w:val="false"/>
+                <w:iCs w:val="false"/>
+                <w:color w:val="000000"/>
+                <w:sz w:val="18"/>
+                <w:szCs w:val="18"/>
+              </w:rPr>
+              <w:t xml:space="preserve">–  Engineering (Civil/Transport): Understanding linear motion is fundamental to designing roads, railways (e.g., the SGR Nairobi–Mombasa line), and bridges with appropriate speed and safety margins.</w:t>
+            </w:r>
+          </w:p>
+          <w:p>
+            <w:pPr>
+              <w:spacing w:after="30" w:before="0"/>
+              <w:ind w:left="360" w:hanging="180"/>
+              <w:jc w:val="left"/>
+            </w:pPr>
+            <w:r>
+              <w:rPr>
+                <w:rFonts w:ascii="Arial" w:cs="Arial" w:eastAsia="Arial" w:hAnsi="Arial"/>
+                <w:b w:val="false"/>
+                <w:bCs w:val="false"/>
+                <w:i w:val="false"/>
+                <w:iCs w:val="false"/>
+                <w:color w:val="000000"/>
+                <w:sz w:val="18"/>
+                <w:szCs w:val="18"/>
+              </w:rPr>
+              <w:t xml:space="preserve">–  Physics and Mathematics Teaching: Mastery of motion graphs and kinematics concepts prepares learners to teach these topics at secondary and tertiary levels across Kenya.</w:t>
+            </w:r>
+          </w:p>
+          <w:p>
+            <w:pPr>
+              <w:spacing w:after="30" w:before="0"/>
+              <w:ind w:left="360" w:hanging="180"/>
+              <w:jc w:val="left"/>
+            </w:pPr>
+            <w:r>
+              <w:rPr>
+                <w:rFonts w:ascii="Arial" w:cs="Arial" w:eastAsia="Arial" w:hAnsi="Arial"/>
+                <w:b w:val="false"/>
+                <w:bCs w:val="false"/>
+                <w:i w:val="false"/>
+                <w:iCs w:val="false"/>
+                <w:color w:val="000000"/>
+                <w:sz w:val="18"/>
+                <w:szCs w:val="18"/>
+              </w:rPr>
+              <w:t xml:space="preserve">–  Athletics Coaching and Sports Science: Kenyan athletics coaches use speed, velocity, and acceleration data to optimise training programmes for world-class runners like Faith Kipyegon and Eliud Kipchoge.</w:t>
+            </w:r>
+          </w:p>
+          <w:p>
+            <w:pPr>
+              <w:spacing w:after="30" w:before="0"/>
+              <w:ind w:left="360" w:hanging="180"/>
+              <w:jc w:val="left"/>
+            </w:pPr>
+            <w:r>
+              <w:rPr>
+                <w:rFonts w:ascii="Arial" w:cs="Arial" w:eastAsia="Arial" w:hAnsi="Arial"/>
+                <w:b w:val="false"/>
+                <w:bCs w:val="false"/>
+                <w:i w:val="false"/>
+                <w:iCs w:val="false"/>
+                <w:color w:val="000000"/>
+                <w:sz w:val="18"/>
+                <w:szCs w:val="18"/>
+              </w:rPr>
+              <w:t xml:space="preserve">–  Aviation and Navigation: Pilots and maritime navigators (e.g., on Lake Victoria) rely on displacement, velocity, and relative-speed calculations for safe and efficient travel.</w:t>
+            </w:r>
+          </w:p>
+          <w:p>
+            <w:pPr>
+              <w:spacing w:after="30" w:before="0"/>
+              <w:ind w:left="360" w:hanging="180"/>
+              <w:jc w:val="left"/>
+            </w:pPr>
+            <w:r>
+              <w:rPr>
+                <w:rFonts w:ascii="Arial" w:cs="Arial" w:eastAsia="Arial" w:hAnsi="Arial"/>
+                <w:b w:val="false"/>
+                <w:bCs w:val="false"/>
+                <w:i w:val="false"/>
+                <w:iCs w:val="false"/>
+                <w:color w:val="000000"/>
+                <w:sz w:val="18"/>
+                <w:szCs w:val="18"/>
+              </w:rPr>
+              <w:t xml:space="preserve">–  Urban Planning and Traffic Management: Nairobi city planners and traffic engineers use motion data to design efficient road networks, manage congestion, and set speed limits.</w:t>
+            </w:r>
+          </w:p>
+          <w:p>
+            <w:pPr>
+              <w:spacing w:after="30" w:before="0"/>
+              <w:ind w:left="360" w:hanging="180"/>
+              <w:jc w:val="left"/>
+            </w:pPr>
+            <w:r>
+              <w:rPr>
+                <w:rFonts w:ascii="Arial" w:cs="Arial" w:eastAsia="Arial" w:hAnsi="Arial"/>
+                <w:b w:val="false"/>
+                <w:bCs w:val="false"/>
+                <w:i w:val="false"/>
+                <w:iCs w:val="false"/>
+                <w:color w:val="000000"/>
+                <w:sz w:val="18"/>
+                <w:szCs w:val="18"/>
+              </w:rPr>
+              <w:t xml:space="preserve">–  Logistics and Supply Chain Management: Truck fleet managers and logistics companies in Kenya calculate travel times, speeds, and fuel requirements using linear motion mathematics.</w:t>
+            </w:r>
+          </w:p>
+        </w:tc>
+      </w:tr>
+      <w:tr>
+        <w:tc>
+          <w:tcPr>
+            <w:tcW w:type="dxa" w:w="3000"/>
+            <w:shd w:fill="D5E8F0" w:color="auto" w:val="clear"/>
+            <w:tcMar>
+              <w:top w:type="dxa" w:w="60"/>
+              <w:left w:type="dxa" w:w="120"/>
+              <w:bottom w:type="dxa" w:w="60"/>
+              <w:right w:type="dxa" w:w="120"/>
+            </w:tcMar>
+            <w:vAlign w:val="top"/>
+          </w:tcPr>
+          <w:p>
+            <w:pPr>
+              <w:spacing w:after="40" w:before="0"/>
+              <w:jc w:val="left"/>
+            </w:pPr>
+            <w:r>
+              <w:rPr>
+                <w:rFonts w:ascii="Arial" w:cs="Arial" w:eastAsia="Arial" w:hAnsi="Arial"/>
+                <w:b/>
+                <w:bCs/>
+                <w:i w:val="false"/>
+                <w:iCs w:val="false"/>
+                <w:color w:val="000000"/>
+                <w:sz w:val="18"/>
+                <w:szCs w:val="18"/>
+              </w:rPr>
+              <w:t xml:space="preserve">Focus for Lessons</w:t>
+            </w:r>
+          </w:p>
+        </w:tc>
+        <w:tc>
+          <w:tcPr>
+            <w:tcW w:type="dxa" w:w="10680"/>
+            <w:shd w:fill="FFFFFF" w:color="auto" w:val="clear"/>
+            <w:tcMar>
+              <w:top w:type="dxa" w:w="60"/>
+              <w:left w:type="dxa" w:w="120"/>
+              <w:bottom w:type="dxa" w:w="60"/>
+              <w:right w:type="dxa" w:w="120"/>
+            </w:tcMar>
+            <w:vAlign w:val="top"/>
+          </w:tcPr>
+          <w:p>
+            <w:pPr>
+              <w:spacing w:after="40" w:before="0"/>
+              <w:jc w:val="left"/>
+            </w:pPr>
+            <w:r>
+              <w:rPr>
+                <w:rFonts w:ascii="Arial" w:cs="Arial" w:eastAsia="Arial" w:hAnsi="Arial"/>
+                <w:b w:val="false"/>
+                <w:bCs w:val="false"/>
+                <w:i w:val="false"/>
+                <w:iCs w:val="false"/>
+                <w:color w:val="000000"/>
+                <w:sz w:val="18"/>
+                <w:szCs w:val="18"/>
+              </w:rPr>
+              <w:t xml:space="preserve">This unit anchors the study of linear motion in a vivid, kinaesthetic phenomenon — a timed race activity in the school compound — that immediately surfaces the puzzling distinction between how far learners travel and where they end up (distance vs. displacement). From this shared experience, learners progressively build a connected understanding of speed, velocity, and acceleration through data collection, graph construction, and graph interpretation, culminating in the powerful concept of relative speed applied to everyday Kenyan transport scenarios. The approach is inquiry-driven and context-rich, using Kenyan athletes, matatus, SGR trains, and boda-bodas to ensure every mathematical concept is grounded in a world learners recognise and care about.</w:t>
+            </w:r>
+          </w:p>
+        </w:tc>
+      </w:tr>
+      <w:tr>
+        <w:tc>
+          <w:tcPr>
+            <w:tcW w:type="dxa" w:w="3000"/>
+            <w:shd w:fill="EAD1F5" w:color="auto" w:val="clear"/>
+            <w:tcMar>
+              <w:top w:type="dxa" w:w="60"/>
+              <w:left w:type="dxa" w:w="120"/>
+              <w:bottom w:type="dxa" w:w="60"/>
+              <w:right w:type="dxa" w:w="120"/>
+            </w:tcMar>
+            <w:vAlign w:val="top"/>
+          </w:tcPr>
+          <w:p>
+            <w:pPr>
+              <w:spacing w:after="40" w:before="0"/>
+              <w:jc w:val="left"/>
+            </w:pPr>
+            <w:r>
+              <w:rPr>
+                <w:rFonts w:ascii="Arial" w:cs="Arial" w:eastAsia="Arial" w:hAnsi="Arial"/>
+                <w:b/>
+                <w:bCs/>
+                <w:i w:val="false"/>
+                <w:iCs w:val="false"/>
+                <w:color w:val="000000"/>
+                <w:sz w:val="18"/>
+                <w:szCs w:val="18"/>
+              </w:rPr>
+              <w:t xml:space="preserve">Driving Question / Key Inquiry Questions</w:t>
+            </w:r>
+          </w:p>
+        </w:tc>
+        <w:tc>
+          <w:tcPr>
+            <w:tcW w:type="dxa" w:w="10680"/>
+            <w:shd w:fill="FFFFFF" w:color="auto" w:val="clear"/>
+            <w:tcMar>
+              <w:top w:type="dxa" w:w="60"/>
+              <w:left w:type="dxa" w:w="120"/>
+              <w:bottom w:type="dxa" w:w="60"/>
+              <w:right w:type="dxa" w:w="120"/>
+            </w:tcMar>
+            <w:vAlign w:val="top"/>
+          </w:tcPr>
+          <w:p>
+            <w:pPr>
+              <w:spacing w:after="40" w:before="0"/>
+              <w:jc w:val="left"/>
+            </w:pPr>
+            <w:r>
+              <w:rPr>
+                <w:rFonts w:ascii="Arial" w:cs="Arial" w:eastAsia="Arial" w:hAnsi="Arial"/>
+                <w:b w:val="false"/>
+                <w:bCs w:val="false"/>
+                <w:i w:val="false"/>
+                <w:iCs w:val="false"/>
+                <w:color w:val="000000"/>
+                <w:sz w:val="18"/>
+                <w:szCs w:val="18"/>
+              </w:rPr>
+              <w:t xml:space="preserve">DRIVING QUESTION: How can mathematics help us fully describe, graph, and predict the motion of objects moving in a straight line — and why does direction always matter?</w:t>
+            </w:r>
+          </w:p>
+          <w:p>
+            <w:pPr>
+              <w:spacing w:after="40" w:before="0"/>
+              <w:jc w:val="left"/>
+            </w:pPr>
+            <w:r>
+              <w:rPr>
+                <w:rFonts w:ascii="Arial" w:cs="Arial" w:eastAsia="Arial" w:hAnsi="Arial"/>
+                <w:b w:val="false"/>
+                <w:bCs w:val="false"/>
+                <w:i w:val="false"/>
+                <w:iCs w:val="false"/>
+                <w:color w:val="000000"/>
+                <w:sz w:val="18"/>
+                <w:szCs w:val="18"/>
+              </w:rPr>
+              <w:t xml:space="preserve"/>
+            </w:r>
+          </w:p>
+          <w:p>
+            <w:pPr>
+              <w:spacing w:after="40" w:before="0"/>
+              <w:jc w:val="left"/>
+            </w:pPr>
+            <w:r>
+              <w:rPr>
+                <w:rFonts w:ascii="Arial" w:cs="Arial" w:eastAsia="Arial" w:hAnsi="Arial"/>
+                <w:b w:val="false"/>
+                <w:bCs w:val="false"/>
+                <w:i w:val="false"/>
+                <w:iCs w:val="false"/>
+                <w:color w:val="000000"/>
+                <w:sz w:val="18"/>
+                <w:szCs w:val="18"/>
+              </w:rPr>
+              <w:t xml:space="preserve">KICD KEY INQUIRY QUESTIONS:</w:t>
+            </w:r>
+          </w:p>
+          <w:p>
+            <w:pPr>
+              <w:spacing w:after="40" w:before="0"/>
+              <w:jc w:val="left"/>
+            </w:pPr>
+            <w:r>
+              <w:rPr>
+                <w:rFonts w:ascii="Arial" w:cs="Arial" w:eastAsia="Arial" w:hAnsi="Arial"/>
+                <w:b w:val="false"/>
+                <w:bCs w:val="false"/>
+                <w:i w:val="false"/>
+                <w:iCs w:val="false"/>
+                <w:color w:val="000000"/>
+                <w:sz w:val="18"/>
+                <w:szCs w:val="18"/>
+              </w:rPr>
+              <w:t xml:space="preserve">1. How do distance, displacement, speed, velocity, and acceleration differ from one another, and how are they calculated?</w:t>
+            </w:r>
+          </w:p>
+          <w:p>
+            <w:pPr>
+              <w:spacing w:after="40" w:before="0"/>
+              <w:jc w:val="left"/>
+            </w:pPr>
+            <w:r>
+              <w:rPr>
+                <w:rFonts w:ascii="Arial" w:cs="Arial" w:eastAsia="Arial" w:hAnsi="Arial"/>
+                <w:b w:val="false"/>
+                <w:bCs w:val="false"/>
+                <w:i w:val="false"/>
+                <w:iCs w:val="false"/>
+                <w:color w:val="000000"/>
+                <w:sz w:val="18"/>
+                <w:szCs w:val="18"/>
+              </w:rPr>
+              <w:t xml:space="preserve">2. How can graphs be used to represent and interpret the motion of objects moving in a straight line?</w:t>
+            </w:r>
+          </w:p>
+        </w:tc>
+      </w:tr>
+      <w:tr>
+        <w:tc>
+          <w:tcPr>
+            <w:tcW w:type="dxa" w:w="3000"/>
+            <w:shd w:fill="EAD1F5" w:color="auto" w:val="clear"/>
+            <w:tcMar>
+              <w:top w:type="dxa" w:w="60"/>
+              <w:left w:type="dxa" w:w="120"/>
+              <w:bottom w:type="dxa" w:w="60"/>
+              <w:right w:type="dxa" w:w="120"/>
+            </w:tcMar>
+            <w:vAlign w:val="top"/>
+          </w:tcPr>
+          <w:p>
+            <w:pPr>
+              <w:spacing w:after="40" w:before="0"/>
+              <w:jc w:val="left"/>
+            </w:pPr>
+            <w:r>
+              <w:rPr>
+                <w:rFonts w:ascii="Arial" w:cs="Arial" w:eastAsia="Arial" w:hAnsi="Arial"/>
+                <w:b/>
+                <w:bCs/>
+                <w:i w:val="false"/>
+                <w:iCs w:val="false"/>
+                <w:color w:val="000000"/>
+                <w:sz w:val="18"/>
+                <w:szCs w:val="18"/>
+              </w:rPr>
+              <w:t xml:space="preserve">Anchoring Phenomenon</w:t>
+            </w:r>
+          </w:p>
+        </w:tc>
+        <w:tc>
+          <w:tcPr>
+            <w:tcW w:type="dxa" w:w="10680"/>
+            <w:shd w:fill="FFFFFF" w:color="auto" w:val="clear"/>
+            <w:tcMar>
+              <w:top w:type="dxa" w:w="60"/>
+              <w:left w:type="dxa" w:w="120"/>
+              <w:bottom w:type="dxa" w:w="60"/>
+              <w:right w:type="dxa" w:w="120"/>
+            </w:tcMar>
+            <w:vAlign w:val="top"/>
+          </w:tcPr>
+          <w:p>
+            <w:pPr>
+              <w:spacing w:after="40" w:before="0"/>
+              <w:jc w:val="left"/>
+            </w:pPr>
+            <w:r>
+              <w:rPr>
+                <w:rFonts w:ascii="Arial" w:cs="Arial" w:eastAsia="Arial" w:hAnsi="Arial"/>
+                <w:b w:val="false"/>
+                <w:bCs w:val="false"/>
+                <w:i w:val="false"/>
+                <w:iCs w:val="false"/>
+                <w:color w:val="000000"/>
+                <w:sz w:val="18"/>
+                <w:szCs w:val="18"/>
+              </w:rPr>
+              <w:t xml:space="preserve">ANCHORING PHENOMENON — The Timer Race Puzzle:</w:t>
+            </w:r>
+          </w:p>
+          <w:p>
+            <w:pPr>
+              <w:spacing w:after="40" w:before="0"/>
+              <w:jc w:val="left"/>
+            </w:pPr>
+            <w:r>
+              <w:rPr>
+                <w:rFonts w:ascii="Arial" w:cs="Arial" w:eastAsia="Arial" w:hAnsi="Arial"/>
+                <w:b w:val="false"/>
+                <w:bCs w:val="false"/>
+                <w:i w:val="false"/>
+                <w:iCs w:val="false"/>
+                <w:color w:val="000000"/>
+                <w:sz w:val="18"/>
+                <w:szCs w:val="18"/>
+              </w:rPr>
+              <w:t xml:space="preserve"/>
+            </w:r>
+          </w:p>
+          <w:p>
+            <w:pPr>
+              <w:spacing w:after="40" w:before="0"/>
+              <w:jc w:val="left"/>
+            </w:pPr>
+            <w:r>
+              <w:rPr>
+                <w:rFonts w:ascii="Arial" w:cs="Arial" w:eastAsia="Arial" w:hAnsi="Arial"/>
+                <w:b w:val="false"/>
+                <w:bCs w:val="false"/>
+                <w:i w:val="false"/>
+                <w:iCs w:val="false"/>
+                <w:color w:val="000000"/>
+                <w:sz w:val="18"/>
+                <w:szCs w:val="18"/>
+              </w:rPr>
+              <w:t xml:space="preserve">At the start of the unit, learners participate in a 'timer race' in the school compound. Two groups of learners are asked to travel from the same starting point to the same finishing point in the same amount of time — but one group must walk in a straight line while the other must follow a winding zigzag path around obstacles. Both groups arrive at the finish at roughly the same time, yet learners quickly notice something puzzling: a third group member who walked the zigzag path and then retraced their steps back to a midpoint is also declared to have covered the 'same distance' as the straight-line walker, yet ends up at a completely different location.</w:t>
+            </w:r>
+          </w:p>
+          <w:p>
+            <w:pPr>
+              <w:spacing w:after="40" w:before="0"/>
+              <w:jc w:val="left"/>
+            </w:pPr>
+            <w:r>
+              <w:rPr>
+                <w:rFonts w:ascii="Arial" w:cs="Arial" w:eastAsia="Arial" w:hAnsi="Arial"/>
+                <w:b w:val="false"/>
+                <w:bCs w:val="false"/>
+                <w:i w:val="false"/>
+                <w:iCs w:val="false"/>
+                <w:color w:val="000000"/>
+                <w:sz w:val="18"/>
+                <w:szCs w:val="18"/>
+              </w:rPr>
+              <w:t xml:space="preserve"/>
+            </w:r>
+          </w:p>
+          <w:p>
+            <w:pPr>
+              <w:spacing w:after="40" w:before="0"/>
+              <w:jc w:val="left"/>
+            </w:pPr>
+            <w:r>
+              <w:rPr>
+                <w:rFonts w:ascii="Arial" w:cs="Arial" w:eastAsia="Arial" w:hAnsi="Arial"/>
+                <w:b w:val="false"/>
+                <w:bCs w:val="false"/>
+                <w:i w:val="false"/>
+                <w:iCs w:val="false"/>
+                <w:color w:val="000000"/>
+                <w:sz w:val="18"/>
+                <w:szCs w:val="18"/>
+              </w:rPr>
+              <w:t xml:space="preserve">This creates genuine cognitive conflict: if distance is the same and time is the same, why are the runners in such different places? Why does the speedometer reading of a matatu not tell you which direction Nairobi is? Why can Eliud Kipchoge run 42 km in a marathon yet end up only a few hundred metres from where he started?</w:t>
+            </w:r>
+          </w:p>
+          <w:p>
+            <w:pPr>
+              <w:spacing w:after="40" w:before="0"/>
+              <w:jc w:val="left"/>
+            </w:pPr>
+            <w:r>
+              <w:rPr>
+                <w:rFonts w:ascii="Arial" w:cs="Arial" w:eastAsia="Arial" w:hAnsi="Arial"/>
+                <w:b w:val="false"/>
+                <w:bCs w:val="false"/>
+                <w:i w:val="false"/>
+                <w:iCs w:val="false"/>
+                <w:color w:val="000000"/>
+                <w:sz w:val="18"/>
+                <w:szCs w:val="18"/>
+              </w:rPr>
+              <w:t xml:space="preserve"/>
+            </w:r>
+          </w:p>
+          <w:p>
+            <w:pPr>
+              <w:spacing w:after="40" w:before="0"/>
+              <w:jc w:val="left"/>
+            </w:pPr>
+            <w:r>
+              <w:rPr>
+                <w:rFonts w:ascii="Arial" w:cs="Arial" w:eastAsia="Arial" w:hAnsi="Arial"/>
+                <w:b w:val="false"/>
+                <w:bCs w:val="false"/>
+                <w:i w:val="false"/>
+                <w:iCs w:val="false"/>
+                <w:color w:val="000000"/>
+                <w:sz w:val="18"/>
+                <w:szCs w:val="18"/>
+              </w:rPr>
+              <w:t xml:space="preserve">Students observe that the same numerical value — whether for distance, speed, or time — can describe very different physical situations depending on direction. This puzzling observation motivates the entire unit: learners need a richer mathematical language (displacement, velocity, acceleration, and graphical representation) to fully describe and predict motion in the real world.</w:t>
+            </w:r>
+          </w:p>
+        </w:tc>
+      </w:tr>
+      <w:tr>
+        <w:tc>
+          <w:tcPr>
+            <w:tcW w:type="dxa" w:w="3000"/>
+            <w:shd w:fill="D9EEF1" w:color="auto" w:val="clear"/>
+            <w:tcMar>
+              <w:top w:type="dxa" w:w="60"/>
+              <w:left w:type="dxa" w:w="120"/>
+              <w:bottom w:type="dxa" w:w="60"/>
+              <w:right w:type="dxa" w:w="120"/>
+            </w:tcMar>
+            <w:vAlign w:val="top"/>
+          </w:tcPr>
+          <w:p>
+            <w:pPr>
+              <w:spacing w:after="40" w:before="0"/>
+              <w:jc w:val="left"/>
+            </w:pPr>
+            <w:r>
+              <w:rPr>
+                <w:rFonts w:ascii="Arial" w:cs="Arial" w:eastAsia="Arial" w:hAnsi="Arial"/>
+                <w:b/>
+                <w:bCs/>
+                <w:i w:val="false"/>
+                <w:iCs w:val="false"/>
+                <w:color w:val="000000"/>
+                <w:sz w:val="18"/>
+                <w:szCs w:val="18"/>
+              </w:rPr>
+              <w:t xml:space="preserve">Storyline Thread</w:t>
+            </w:r>
+          </w:p>
+        </w:tc>
+        <w:tc>
+          <w:tcPr>
+            <w:tcW w:type="dxa" w:w="10680"/>
+            <w:shd w:fill="FFFFFF" w:color="auto" w:val="clear"/>
+            <w:tcMar>
+              <w:top w:type="dxa" w:w="60"/>
+              <w:left w:type="dxa" w:w="120"/>
+              <w:bottom w:type="dxa" w:w="60"/>
+              <w:right w:type="dxa" w:w="120"/>
+            </w:tcMar>
+            <w:vAlign w:val="top"/>
+          </w:tcPr>
+          <w:p>
+            <w:pPr>
+              <w:spacing w:after="40" w:before="0"/>
+              <w:jc w:val="left"/>
+            </w:pPr>
+            <w:r>
+              <w:rPr>
+                <w:rFonts w:ascii="Arial" w:cs="Arial" w:eastAsia="Arial" w:hAnsi="Arial"/>
+                <w:b w:val="false"/>
+                <w:bCs w:val="false"/>
+                <w:i w:val="false"/>
+                <w:iCs w:val="false"/>
+                <w:color w:val="000000"/>
+                <w:sz w:val="18"/>
+                <w:szCs w:val="18"/>
+              </w:rPr>
+              <w:t xml:space="preserve">Lesson 1 — Anchoring Phenomenon (Timer Race): Learners conduct the timer race activity in the school compound, collecting time and distance data. They confront the puzzle of distance vs. displacement firsthand and post their first 'wonder questions' on the Driving Question Board (DQB).</w:t>
+            </w:r>
+          </w:p>
+          <w:p>
+            <w:pPr>
+              <w:spacing w:after="40" w:before="0"/>
+              <w:jc w:val="left"/>
+            </w:pPr>
+            <w:r>
+              <w:rPr>
+                <w:rFonts w:ascii="Arial" w:cs="Arial" w:eastAsia="Arial" w:hAnsi="Arial"/>
+                <w:b w:val="false"/>
+                <w:bCs w:val="false"/>
+                <w:i w:val="false"/>
+                <w:iCs w:val="false"/>
+                <w:color w:val="000000"/>
+                <w:sz w:val="18"/>
+                <w:szCs w:val="18"/>
+              </w:rPr>
+              <w:t xml:space="preserve"/>
+            </w:r>
+          </w:p>
+          <w:p>
+            <w:pPr>
+              <w:spacing w:after="40" w:before="0"/>
+              <w:jc w:val="left"/>
+            </w:pPr>
+            <w:r>
+              <w:rPr>
+                <w:rFonts w:ascii="Arial" w:cs="Arial" w:eastAsia="Arial" w:hAnsi="Arial"/>
+                <w:b w:val="false"/>
+                <w:bCs w:val="false"/>
+                <w:i w:val="false"/>
+                <w:iCs w:val="false"/>
+                <w:color w:val="000000"/>
+                <w:sz w:val="18"/>
+                <w:szCs w:val="18"/>
+              </w:rPr>
+              <w:t xml:space="preserve">Lesson 2 — Distance, Displacement, Speed &amp; Velocity (Video + Discussion): Learners watch a short video on distance &amp; displacement, then a second clip on speed vs. velocity. They reconcile the video evidence with their timer-race experience, define key terms, and solve introductory calculations using Kenyan contexts (e.g., a cyclist riding from Kericho to Nakuru).</w:t>
+            </w:r>
+          </w:p>
+          <w:p>
+            <w:pPr>
+              <w:spacing w:after="40" w:before="0"/>
+              <w:jc w:val="left"/>
+            </w:pPr>
+            <w:r>
+              <w:rPr>
+                <w:rFonts w:ascii="Arial" w:cs="Arial" w:eastAsia="Arial" w:hAnsi="Arial"/>
+                <w:b w:val="false"/>
+                <w:bCs w:val="false"/>
+                <w:i w:val="false"/>
+                <w:iCs w:val="false"/>
+                <w:color w:val="000000"/>
+                <w:sz w:val="18"/>
+                <w:szCs w:val="18"/>
+              </w:rPr>
+              <w:t xml:space="preserve"/>
+            </w:r>
+          </w:p>
+          <w:p>
+            <w:pPr>
+              <w:spacing w:after="40" w:before="0"/>
+              <w:jc w:val="left"/>
+            </w:pPr>
+            <w:r>
+              <w:rPr>
+                <w:rFonts w:ascii="Arial" w:cs="Arial" w:eastAsia="Arial" w:hAnsi="Arial"/>
+                <w:b w:val="false"/>
+                <w:bCs w:val="false"/>
+                <w:i w:val="false"/>
+                <w:iCs w:val="false"/>
+                <w:color w:val="000000"/>
+                <w:sz w:val="18"/>
+                <w:szCs w:val="18"/>
+              </w:rPr>
+              <w:t xml:space="preserve">Lesson 3 — Velocity, Speed &amp; Acceleration (Illustrations + Calculations): Using illustrated scenarios of a matatu accelerating from a bus stop and a motorcycle braking, learners derive the formula for acceleration, distinguish positive from negative acceleration (deceleration), and practise multi-step calculations. The DQB is updated with new answers and new questions.</w:t>
+            </w:r>
+          </w:p>
+          <w:p>
+            <w:pPr>
+              <w:spacing w:after="40" w:before="0"/>
+              <w:jc w:val="left"/>
+            </w:pPr>
+            <w:r>
+              <w:rPr>
+                <w:rFonts w:ascii="Arial" w:cs="Arial" w:eastAsia="Arial" w:hAnsi="Arial"/>
+                <w:b w:val="false"/>
+                <w:bCs w:val="false"/>
+                <w:i w:val="false"/>
+                <w:iCs w:val="false"/>
+                <w:color w:val="000000"/>
+                <w:sz w:val="18"/>
+                <w:szCs w:val="18"/>
+              </w:rPr>
+              <w:t xml:space="preserve"/>
+            </w:r>
+          </w:p>
+          <w:p>
+            <w:pPr>
+              <w:spacing w:after="40" w:before="0"/>
+              <w:jc w:val="left"/>
+            </w:pPr>
+            <w:r>
+              <w:rPr>
+                <w:rFonts w:ascii="Arial" w:cs="Arial" w:eastAsia="Arial" w:hAnsi="Arial"/>
+                <w:b w:val="false"/>
+                <w:bCs w:val="false"/>
+                <w:i w:val="false"/>
+                <w:iCs w:val="false"/>
+                <w:color w:val="000000"/>
+                <w:sz w:val="18"/>
+                <w:szCs w:val="18"/>
+              </w:rPr>
+              <w:t xml:space="preserve">Lesson 4 — Velocity and Acceleration Problems (Practice &amp; Sensemaking): Learners work in groups on structured problem sets involving velocity and acceleration in varied situations — athletes, vehicles on Kenyan roads, and falling objects. Groups present solutions and justify their reasoning to the class.</w:t>
+            </w:r>
+          </w:p>
+          <w:p>
+            <w:pPr>
+              <w:spacing w:after="40" w:before="0"/>
+              <w:jc w:val="left"/>
+            </w:pPr>
+            <w:r>
+              <w:rPr>
+                <w:rFonts w:ascii="Arial" w:cs="Arial" w:eastAsia="Arial" w:hAnsi="Arial"/>
+                <w:b w:val="false"/>
+                <w:bCs w:val="false"/>
+                <w:i w:val="false"/>
+                <w:iCs w:val="false"/>
+                <w:color w:val="000000"/>
+                <w:sz w:val="18"/>
+                <w:szCs w:val="18"/>
+              </w:rPr>
+              <w:t xml:space="preserve"/>
+            </w:r>
+          </w:p>
+          <w:p>
+            <w:pPr>
+              <w:spacing w:after="40" w:before="0"/>
+              <w:jc w:val="left"/>
+            </w:pPr>
+            <w:r>
+              <w:rPr>
+                <w:rFonts w:ascii="Arial" w:cs="Arial" w:eastAsia="Arial" w:hAnsi="Arial"/>
+                <w:b w:val="false"/>
+                <w:bCs w:val="false"/>
+                <w:i w:val="false"/>
+                <w:iCs w:val="false"/>
+                <w:color w:val="000000"/>
+                <w:sz w:val="18"/>
+                <w:szCs w:val="18"/>
+              </w:rPr>
+              <w:t xml:space="preserve">Lesson 5 — Drawing Displacement–Time Graphs: Using data tables generated from the timer-race activity and from the SGR supporting phenomenon, learners practise drawing accurate displacement–time graphs on grid paper. They identify the features of stationary, uniform, and non-uniform motion.</w:t>
+            </w:r>
+          </w:p>
+          <w:p>
+            <w:pPr>
+              <w:spacing w:after="40" w:before="0"/>
+              <w:jc w:val="left"/>
+            </w:pPr>
+            <w:r>
+              <w:rPr>
+                <w:rFonts w:ascii="Arial" w:cs="Arial" w:eastAsia="Arial" w:hAnsi="Arial"/>
+                <w:b w:val="false"/>
+                <w:bCs w:val="false"/>
+                <w:i w:val="false"/>
+                <w:iCs w:val="false"/>
+                <w:color w:val="000000"/>
+                <w:sz w:val="18"/>
+                <w:szCs w:val="18"/>
+              </w:rPr>
+              <w:t xml:space="preserve"/>
+            </w:r>
+          </w:p>
+          <w:p>
+            <w:pPr>
+              <w:spacing w:after="40" w:before="0"/>
+              <w:jc w:val="left"/>
+            </w:pPr>
+            <w:r>
+              <w:rPr>
+                <w:rFonts w:ascii="Arial" w:cs="Arial" w:eastAsia="Arial" w:hAnsi="Arial"/>
+                <w:b w:val="false"/>
+                <w:bCs w:val="false"/>
+                <w:i w:val="false"/>
+                <w:iCs w:val="false"/>
+                <w:color w:val="000000"/>
+                <w:sz w:val="18"/>
+                <w:szCs w:val="18"/>
+              </w:rPr>
+              <w:t xml:space="preserve">Lesson 6 — Interpreting Displacement–Time Graphs: Learners receive a set of pre-drawn displacement–time graphs representing different journeys (a boda-boda in Kisumu, a jogger in Nairobi's Karura Forest) and interpret each graph — reading values, calculating gradient/speed, and writing narrative descriptions of each journey.</w:t>
+            </w:r>
+          </w:p>
+          <w:p>
+            <w:pPr>
+              <w:spacing w:after="40" w:before="0"/>
+              <w:jc w:val="left"/>
+            </w:pPr>
+            <w:r>
+              <w:rPr>
+                <w:rFonts w:ascii="Arial" w:cs="Arial" w:eastAsia="Arial" w:hAnsi="Arial"/>
+                <w:b w:val="false"/>
+                <w:bCs w:val="false"/>
+                <w:i w:val="false"/>
+                <w:iCs w:val="false"/>
+                <w:color w:val="000000"/>
+                <w:sz w:val="18"/>
+                <w:szCs w:val="18"/>
+              </w:rPr>
+              <w:t xml:space="preserve"/>
+            </w:r>
+          </w:p>
+          <w:p>
+            <w:pPr>
+              <w:spacing w:after="40" w:before="0"/>
+              <w:jc w:val="left"/>
+            </w:pPr>
+            <w:r>
+              <w:rPr>
+                <w:rFonts w:ascii="Arial" w:cs="Arial" w:eastAsia="Arial" w:hAnsi="Arial"/>
+                <w:b w:val="false"/>
+                <w:bCs w:val="false"/>
+                <w:i w:val="false"/>
+                <w:iCs w:val="false"/>
+                <w:color w:val="000000"/>
+                <w:sz w:val="18"/>
+                <w:szCs w:val="18"/>
+              </w:rPr>
+              <w:t xml:space="preserve">Lesson 7 — Drawing Velocity–Time Graphs: Learners are given tabulated velocity–time data (including from Kipchoge's marathon splits) and practise drawing velocity–time graphs. They discover that the gradient represents acceleration and begin to calculate it graphically.</w:t>
+            </w:r>
+          </w:p>
+          <w:p>
+            <w:pPr>
+              <w:spacing w:after="40" w:before="0"/>
+              <w:jc w:val="left"/>
+            </w:pPr>
+            <w:r>
+              <w:rPr>
+                <w:rFonts w:ascii="Arial" w:cs="Arial" w:eastAsia="Arial" w:hAnsi="Arial"/>
+                <w:b w:val="false"/>
+                <w:bCs w:val="false"/>
+                <w:i w:val="false"/>
+                <w:iCs w:val="false"/>
+                <w:color w:val="000000"/>
+                <w:sz w:val="18"/>
+                <w:szCs w:val="18"/>
+              </w:rPr>
+              <w:t xml:space="preserve"/>
+            </w:r>
+          </w:p>
+          <w:p>
+            <w:pPr>
+              <w:spacing w:after="40" w:before="0"/>
+              <w:jc w:val="left"/>
+            </w:pPr>
+            <w:r>
+              <w:rPr>
+                <w:rFonts w:ascii="Arial" w:cs="Arial" w:eastAsia="Arial" w:hAnsi="Arial"/>
+                <w:b w:val="false"/>
+                <w:bCs w:val="false"/>
+                <w:i w:val="false"/>
+                <w:iCs w:val="false"/>
+                <w:color w:val="000000"/>
+                <w:sz w:val="18"/>
+                <w:szCs w:val="18"/>
+              </w:rPr>
+              <w:t xml:space="preserve">Lesson 8 — Interpreting Velocity–Time Graphs &amp; Area Under the Graph: Learners interpret a series of velocity–time graphs, calculate acceleration from gradients, and discover — through a guided investigation — that the area under the graph equals displacement. They apply this to determine stopping distances in the boda-boda braking scenario.</w:t>
+            </w:r>
+          </w:p>
+          <w:p>
+            <w:pPr>
+              <w:spacing w:after="40" w:before="0"/>
+              <w:jc w:val="left"/>
+            </w:pPr>
+            <w:r>
+              <w:rPr>
+                <w:rFonts w:ascii="Arial" w:cs="Arial" w:eastAsia="Arial" w:hAnsi="Arial"/>
+                <w:b w:val="false"/>
+                <w:bCs w:val="false"/>
+                <w:i w:val="false"/>
+                <w:iCs w:val="false"/>
+                <w:color w:val="000000"/>
+                <w:sz w:val="18"/>
+                <w:szCs w:val="18"/>
+              </w:rPr>
+              <w:t xml:space="preserve"/>
+            </w:r>
+          </w:p>
+          <w:p>
+            <w:pPr>
+              <w:spacing w:after="40" w:before="0"/>
+              <w:jc w:val="left"/>
+            </w:pPr>
+            <w:r>
+              <w:rPr>
+                <w:rFonts w:ascii="Arial" w:cs="Arial" w:eastAsia="Arial" w:hAnsi="Arial"/>
+                <w:b w:val="false"/>
+                <w:bCs w:val="false"/>
+                <w:i w:val="false"/>
+                <w:iCs w:val="false"/>
+                <w:color w:val="000000"/>
+                <w:sz w:val="18"/>
+                <w:szCs w:val="18"/>
+              </w:rPr>
+              <w:t xml:space="preserve">Lesson 9 — Relative Speed (Reading + Illustration): Learners read a passage on relative speed and study illustrated scenarios of two matatus moving in the same direction and in opposite directions on a Kenyan highway. They derive the rules for combining velocities and solve relative-speed problems, updating the DQB with newly answered questions.</w:t>
+            </w:r>
+          </w:p>
+          <w:p>
+            <w:pPr>
+              <w:spacing w:after="40" w:before="0"/>
+              <w:jc w:val="left"/>
+            </w:pPr>
+            <w:r>
+              <w:rPr>
+                <w:rFonts w:ascii="Arial" w:cs="Arial" w:eastAsia="Arial" w:hAnsi="Arial"/>
+                <w:b w:val="false"/>
+                <w:bCs w:val="false"/>
+                <w:i w:val="false"/>
+                <w:iCs w:val="false"/>
+                <w:color w:val="000000"/>
+                <w:sz w:val="18"/>
+                <w:szCs w:val="18"/>
+              </w:rPr>
+              <w:t xml:space="preserve"/>
+            </w:r>
+          </w:p>
+          <w:p>
+            <w:pPr>
+              <w:spacing w:after="40" w:before="0"/>
+              <w:jc w:val="left"/>
+            </w:pPr>
+            <w:r>
+              <w:rPr>
+                <w:rFonts w:ascii="Arial" w:cs="Arial" w:eastAsia="Arial" w:hAnsi="Arial"/>
+                <w:b w:val="false"/>
+                <w:bCs w:val="false"/>
+                <w:i w:val="false"/>
+                <w:iCs w:val="false"/>
+                <w:color w:val="000000"/>
+                <w:sz w:val="18"/>
+                <w:szCs w:val="18"/>
+              </w:rPr>
+              <w:t xml:space="preserve">Lesson 10 — Application &amp; Cumulative Model Building: Learners tackle a rich real-life problem integrating all sub-strand concepts (e.g., planning the safe overtaking of a truck on the Nakuru–Nairobi highway). They finalise and present their cumulative motion models — annotated graphs with written explanations — demonstrating full progression from the opening timer-race puzzle to confident mathematical description of linear motion.</w:t>
+            </w:r>
+          </w:p>
+        </w:tc>
+      </w:tr>
+      <w:tr>
+        <w:tc>
+          <w:tcPr>
+            <w:tcW w:type="dxa" w:w="3000"/>
+            <w:shd w:fill="EAD1F5" w:color="auto" w:val="clear"/>
+            <w:tcMar>
+              <w:top w:type="dxa" w:w="60"/>
+              <w:left w:type="dxa" w:w="120"/>
+              <w:bottom w:type="dxa" w:w="60"/>
+              <w:right w:type="dxa" w:w="120"/>
+            </w:tcMar>
+            <w:vAlign w:val="top"/>
+          </w:tcPr>
+          <w:p>
+            <w:pPr>
+              <w:spacing w:after="40" w:before="0"/>
+              <w:jc w:val="left"/>
+            </w:pPr>
+            <w:r>
+              <w:rPr>
+                <w:rFonts w:ascii="Arial" w:cs="Arial" w:eastAsia="Arial" w:hAnsi="Arial"/>
+                <w:b/>
+                <w:bCs/>
+                <w:i w:val="false"/>
+                <w:iCs w:val="false"/>
+                <w:color w:val="000000"/>
+                <w:sz w:val="18"/>
+                <w:szCs w:val="18"/>
+              </w:rPr>
+              <w:t xml:space="preserve">Supporting Phenomena</w:t>
+            </w:r>
+          </w:p>
+        </w:tc>
+        <w:tc>
+          <w:tcPr>
+            <w:tcW w:type="dxa" w:w="10680"/>
+            <w:shd w:fill="FFFFFF" w:color="auto" w:val="clear"/>
+            <w:tcMar>
+              <w:top w:type="dxa" w:w="60"/>
+              <w:left w:type="dxa" w:w="120"/>
+              <w:bottom w:type="dxa" w:w="60"/>
+              <w:right w:type="dxa" w:w="120"/>
+            </w:tcMar>
+            <w:vAlign w:val="top"/>
+          </w:tcPr>
+          <w:p>
+            <w:pPr>
+              <w:spacing w:after="30" w:before="0"/>
+              <w:ind w:left="360" w:hanging="180"/>
+              <w:jc w:val="left"/>
+            </w:pPr>
+            <w:r>
+              <w:rPr>
+                <w:rFonts w:ascii="Arial" w:cs="Arial" w:eastAsia="Arial" w:hAnsi="Arial"/>
+                <w:b w:val="false"/>
+                <w:bCs w:val="false"/>
+                <w:i w:val="false"/>
+                <w:iCs w:val="false"/>
+                <w:color w:val="000000"/>
+                <w:sz w:val="18"/>
+                <w:szCs w:val="18"/>
+              </w:rPr>
+              <w:t xml:space="preserve">–  Speed Camera Paradox (Road Safety): A video clip shows two vehicles on Thika Superhighway — one travelling at 80 km/h towards Nairobi and another at 80 km/h away from Nairobi. The speed camera records the same value for both, yet a head-on collision between them involves a closing speed of 160 km/h. Why does the direction matter so much? This supports the distinction between speed (scalar) and velocity (vector) and introduces relative speed.</w:t>
+            </w:r>
+          </w:p>
+          <w:p>
+            <w:pPr>
+              <w:spacing w:after="30" w:before="0"/>
+              <w:ind w:left="360" w:hanging="180"/>
+              <w:jc w:val="left"/>
+            </w:pPr>
+            <w:r>
+              <w:rPr>
+                <w:rFonts w:ascii="Arial" w:cs="Arial" w:eastAsia="Arial" w:hAnsi="Arial"/>
+                <w:b w:val="false"/>
+                <w:bCs w:val="false"/>
+                <w:i w:val="false"/>
+                <w:iCs w:val="false"/>
+                <w:color w:val="000000"/>
+                <w:sz w:val="18"/>
+                <w:szCs w:val="18"/>
+              </w:rPr>
+              <w:t xml:space="preserve">–  SGR Train Motion Graph: Learners are shown a distance–time data table for a Madaraka Express journey from Nairobi to Mombasa, including station stops. Plotting this data produces a graph with flat sections (stationary at stations) and sloped sections (moving) — a puzzling staircase shape that motivates interpretation of displacement–time graphs.</w:t>
+            </w:r>
+          </w:p>
+          <w:p>
+            <w:pPr>
+              <w:spacing w:after="30" w:before="0"/>
+              <w:ind w:left="360" w:hanging="180"/>
+              <w:jc w:val="left"/>
+            </w:pPr>
+            <w:r>
+              <w:rPr>
+                <w:rFonts w:ascii="Arial" w:cs="Arial" w:eastAsia="Arial" w:hAnsi="Arial"/>
+                <w:b w:val="false"/>
+                <w:bCs w:val="false"/>
+                <w:i w:val="false"/>
+                <w:iCs w:val="false"/>
+                <w:color w:val="000000"/>
+                <w:sz w:val="18"/>
+                <w:szCs w:val="18"/>
+              </w:rPr>
+              <w:t xml:space="preserve">–  Eliud Kipchoge's Sub-2-Hour Marathon: Learners examine split-time data from Kipchoge's INEOS 1:59 Challenge and calculate his average speed and velocity at different stages. The realisation that his velocity is not constant — he accelerates and decelerates — introduces the need for velocity–time graphs and the concept of acceleration.</w:t>
+            </w:r>
+          </w:p>
+          <w:p>
+            <w:pPr>
+              <w:spacing w:after="30" w:before="0"/>
+              <w:ind w:left="360" w:hanging="180"/>
+              <w:jc w:val="left"/>
+            </w:pPr>
+            <w:r>
+              <w:rPr>
+                <w:rFonts w:ascii="Arial" w:cs="Arial" w:eastAsia="Arial" w:hAnsi="Arial"/>
+                <w:b w:val="false"/>
+                <w:bCs w:val="false"/>
+                <w:i w:val="false"/>
+                <w:iCs w:val="false"/>
+                <w:color w:val="000000"/>
+                <w:sz w:val="18"/>
+                <w:szCs w:val="18"/>
+              </w:rPr>
+              <w:t xml:space="preserve">–  Boda-Boda Braking Distance Illustration: A short illustrated scenario shows a boda-boda rider in Kisumu travelling at different speeds when a child runs onto the road. Learners compare braking distances at 30 km/h vs. 60 km/h and are shocked that doubling speed quadruples stopping distance — motivating the deep study of velocity–time graphs and the area-under-graph concept.</w:t>
+            </w:r>
+          </w:p>
+        </w:tc>
+      </w:tr>
+    </w:tbl>
+    <w:p>
+      <w:pPr>
+        <w:spacing w:after="120"/>
+      </w:pPr>
+      <w:r>
+        <w:t xml:space="preserve"/>
       </w:r>
     </w:p>
     <w:p>
@@ -150,7 +2655,7 @@
         </w:rPr>
         <w:t xml:space="preserve">© 2026 SeaVuria and ARES. This work is licensed under a </w:t>
       </w:r>
-      <w:hyperlink w:history="1" r:id="rIdziwshgvugtmtcsms2h0is">
+      <w:hyperlink w:history="1" r:id="rIdt0iabijoezfhykz0rrtcx">
         <w:r>
           <w:rPr>
             <w:rFonts w:ascii="Arial" w:cs="Arial" w:eastAsia="Arial" w:hAnsi="Arial"/>
@@ -170,7 +2675,7 @@
         </w:rPr>
         <w:t xml:space="preserve"> (</w:t>
       </w:r>
-      <w:hyperlink w:history="1" r:id="rIdsno7sv17yv_zxowxopgo9">
+      <w:hyperlink w:history="1" r:id="rIdoq-qe8eozj7ga1_nl9-bh">
         <w:r>
           <w:rPr>
             <w:rFonts w:ascii="Arial" w:cs="Arial" w:eastAsia="Arial" w:hAnsi="Arial"/>
@@ -190,7 +2695,7 @@
         </w:rPr>
         <w:t xml:space="preserve">). To view a copy of this license, visit </w:t>
       </w:r>
-      <w:hyperlink w:history="1" r:id="rIdnt1w8wzpex2mepir9p1kp">
+      <w:hyperlink w:history="1" r:id="rIdylx7tqg7gy4adbpki1xnk">
         <w:r>
           <w:rPr>
             <w:rFonts w:ascii="Arial" w:cs="Arial" w:eastAsia="Arial" w:hAnsi="Arial"/>
@@ -209,2511 +2714,6 @@
           <w:szCs w:val="17"/>
         </w:rPr>
         <w:t xml:space="preserve">. You are free to copy, redistribute, and adapt this material in any medium or format, provided appropriate credit is given and the material is not used for commercial purposes. KICD learning outcomes and curriculum designations reproduced here for alignment purposes remain the property of KICD and are not covered by this license. Linked external resources (e.g. CK-12, Khan Academy, PhET) are subject to their own licenses.</w:t>
-      </w:r>
-    </w:p>
-    <w:p>
-      <w:pPr>
-        <w:spacing w:after="120"/>
-      </w:pPr>
-      <w:r>
-        <w:t xml:space="preserve"/>
-      </w:r>
-    </w:p>
-    <w:tbl>
-      <w:tblPr>
-        <w:tblW w:type="dxa" w:w="13680"/>
-        <w:tblBorders>
-          <w:top w:val="single" w:color="AAAAAA" w:sz="4"/>
-          <w:left w:val="single" w:color="AAAAAA" w:sz="4"/>
-          <w:bottom w:val="single" w:color="AAAAAA" w:sz="4"/>
-          <w:right w:val="single" w:color="AAAAAA" w:sz="4"/>
-          <w:insideH w:val="single" w:color="auto" w:sz="4"/>
-          <w:insideV w:val="single" w:color="auto" w:sz="4"/>
-        </w:tblBorders>
-        <w:tblLayout w:type="fixed"/>
-      </w:tblPr>
-      <w:tblGrid>
-        <w:gridCol w:w="3000"/>
-        <w:gridCol w:w="10680"/>
-      </w:tblGrid>
-      <w:tr>
-        <w:tc>
-          <w:tcPr>
-            <w:tcW w:type="dxa" w:w="13680"/>
-            <w:gridSpan w:val="2"/>
-            <w:shd w:fill="1F3864" w:color="auto" w:val="clear"/>
-            <w:tcMar>
-              <w:top w:type="dxa" w:w="60"/>
-              <w:left w:type="dxa" w:w="120"/>
-              <w:bottom w:type="dxa" w:w="60"/>
-              <w:right w:type="dxa" w:w="120"/>
-            </w:tcMar>
-            <w:vAlign w:val="top"/>
-          </w:tcPr>
-          <w:p>
-            <w:pPr>
-              <w:spacing w:after="40" w:before="0"/>
-              <w:jc w:val="center"/>
-            </w:pPr>
-            <w:r>
-              <w:rPr>
-                <w:rFonts w:ascii="Arial" w:cs="Arial" w:eastAsia="Arial" w:hAnsi="Arial"/>
-                <w:b/>
-                <w:bCs/>
-                <w:i w:val="false"/>
-                <w:iCs w:val="false"/>
-                <w:color w:val="FFFFFF"/>
-                <w:sz w:val="22"/>
-                <w:szCs w:val="22"/>
-              </w:rPr>
-              <w:t xml:space="preserve">SUB-STRAND OVERVIEW</w:t>
-            </w:r>
-          </w:p>
-        </w:tc>
-      </w:tr>
-      <w:tr>
-        <w:tc>
-          <w:tcPr>
-            <w:tcW w:type="dxa" w:w="3000"/>
-            <w:shd w:fill="D5E8F0" w:color="auto" w:val="clear"/>
-            <w:tcMar>
-              <w:top w:type="dxa" w:w="60"/>
-              <w:left w:type="dxa" w:w="120"/>
-              <w:bottom w:type="dxa" w:w="60"/>
-              <w:right w:type="dxa" w:w="120"/>
-            </w:tcMar>
-            <w:vAlign w:val="top"/>
-          </w:tcPr>
-          <w:p>
-            <w:pPr>
-              <w:spacing w:after="40" w:before="0"/>
-              <w:jc w:val="left"/>
-            </w:pPr>
-            <w:r>
-              <w:rPr>
-                <w:rFonts w:ascii="Arial" w:cs="Arial" w:eastAsia="Arial" w:hAnsi="Arial"/>
-                <w:b/>
-                <w:bCs/>
-                <w:i w:val="false"/>
-                <w:iCs w:val="false"/>
-                <w:color w:val="000000"/>
-                <w:sz w:val="18"/>
-                <w:szCs w:val="18"/>
-              </w:rPr>
-              <w:t xml:space="preserve">Grade Level</w:t>
-            </w:r>
-          </w:p>
-        </w:tc>
-        <w:tc>
-          <w:tcPr>
-            <w:tcW w:type="dxa" w:w="10680"/>
-            <w:shd w:fill="FFFFFF" w:color="auto" w:val="clear"/>
-            <w:tcMar>
-              <w:top w:type="dxa" w:w="60"/>
-              <w:left w:type="dxa" w:w="120"/>
-              <w:bottom w:type="dxa" w:w="60"/>
-              <w:right w:type="dxa" w:w="120"/>
-            </w:tcMar>
-            <w:vAlign w:val="top"/>
-          </w:tcPr>
-          <w:p>
-            <w:pPr>
-              <w:spacing w:after="40" w:before="0"/>
-              <w:jc w:val="left"/>
-            </w:pPr>
-            <w:r>
-              <w:rPr>
-                <w:rFonts w:ascii="Arial" w:cs="Arial" w:eastAsia="Arial" w:hAnsi="Arial"/>
-                <w:b w:val="false"/>
-                <w:bCs w:val="false"/>
-                <w:i w:val="false"/>
-                <w:iCs w:val="false"/>
-                <w:color w:val="000000"/>
-                <w:sz w:val="18"/>
-                <w:szCs w:val="18"/>
-              </w:rPr>
-              <w:t xml:space="preserve">10</w:t>
-            </w:r>
-          </w:p>
-        </w:tc>
-      </w:tr>
-      <w:tr>
-        <w:tc>
-          <w:tcPr>
-            <w:tcW w:type="dxa" w:w="3000"/>
-            <w:shd w:fill="D5E8F0" w:color="auto" w:val="clear"/>
-            <w:tcMar>
-              <w:top w:type="dxa" w:w="60"/>
-              <w:left w:type="dxa" w:w="120"/>
-              <w:bottom w:type="dxa" w:w="60"/>
-              <w:right w:type="dxa" w:w="120"/>
-            </w:tcMar>
-            <w:vAlign w:val="top"/>
-          </w:tcPr>
-          <w:p>
-            <w:pPr>
-              <w:spacing w:after="40" w:before="0"/>
-              <w:jc w:val="left"/>
-            </w:pPr>
-            <w:r>
-              <w:rPr>
-                <w:rFonts w:ascii="Arial" w:cs="Arial" w:eastAsia="Arial" w:hAnsi="Arial"/>
-                <w:b/>
-                <w:bCs/>
-                <w:i w:val="false"/>
-                <w:iCs w:val="false"/>
-                <w:color w:val="000000"/>
-                <w:sz w:val="18"/>
-                <w:szCs w:val="18"/>
-              </w:rPr>
-              <w:t xml:space="preserve">Subject</w:t>
-            </w:r>
-          </w:p>
-        </w:tc>
-        <w:tc>
-          <w:tcPr>
-            <w:tcW w:type="dxa" w:w="10680"/>
-            <w:shd w:fill="FFFFFF" w:color="auto" w:val="clear"/>
-            <w:tcMar>
-              <w:top w:type="dxa" w:w="60"/>
-              <w:left w:type="dxa" w:w="120"/>
-              <w:bottom w:type="dxa" w:w="60"/>
-              <w:right w:type="dxa" w:w="120"/>
-            </w:tcMar>
-            <w:vAlign w:val="top"/>
-          </w:tcPr>
-          <w:p>
-            <w:pPr>
-              <w:spacing w:after="40" w:before="0"/>
-              <w:jc w:val="left"/>
-            </w:pPr>
-            <w:r>
-              <w:rPr>
-                <w:rFonts w:ascii="Arial" w:cs="Arial" w:eastAsia="Arial" w:hAnsi="Arial"/>
-                <w:b w:val="false"/>
-                <w:bCs w:val="false"/>
-                <w:i w:val="false"/>
-                <w:iCs w:val="false"/>
-                <w:color w:val="000000"/>
-                <w:sz w:val="18"/>
-                <w:szCs w:val="18"/>
-              </w:rPr>
-              <w:t xml:space="preserve">Mathematics</w:t>
-            </w:r>
-          </w:p>
-        </w:tc>
-      </w:tr>
-      <w:tr>
-        <w:tc>
-          <w:tcPr>
-            <w:tcW w:type="dxa" w:w="3000"/>
-            <w:shd w:fill="D5E8F0" w:color="auto" w:val="clear"/>
-            <w:tcMar>
-              <w:top w:type="dxa" w:w="60"/>
-              <w:left w:type="dxa" w:w="120"/>
-              <w:bottom w:type="dxa" w:w="60"/>
-              <w:right w:type="dxa" w:w="120"/>
-            </w:tcMar>
-            <w:vAlign w:val="top"/>
-          </w:tcPr>
-          <w:p>
-            <w:pPr>
-              <w:spacing w:after="40" w:before="0"/>
-              <w:jc w:val="left"/>
-            </w:pPr>
-            <w:r>
-              <w:rPr>
-                <w:rFonts w:ascii="Arial" w:cs="Arial" w:eastAsia="Arial" w:hAnsi="Arial"/>
-                <w:b/>
-                <w:bCs/>
-                <w:i w:val="false"/>
-                <w:iCs w:val="false"/>
-                <w:color w:val="000000"/>
-                <w:sz w:val="18"/>
-                <w:szCs w:val="18"/>
-              </w:rPr>
-              <w:t xml:space="preserve">Strand</w:t>
-            </w:r>
-          </w:p>
-        </w:tc>
-        <w:tc>
-          <w:tcPr>
-            <w:tcW w:type="dxa" w:w="10680"/>
-            <w:shd w:fill="FFFFFF" w:color="auto" w:val="clear"/>
-            <w:tcMar>
-              <w:top w:type="dxa" w:w="60"/>
-              <w:left w:type="dxa" w:w="120"/>
-              <w:bottom w:type="dxa" w:w="60"/>
-              <w:right w:type="dxa" w:w="120"/>
-            </w:tcMar>
-            <w:vAlign w:val="top"/>
-          </w:tcPr>
-          <w:p>
-            <w:pPr>
-              <w:spacing w:after="40" w:before="0"/>
-              <w:jc w:val="left"/>
-            </w:pPr>
-            <w:r>
-              <w:rPr>
-                <w:rFonts w:ascii="Arial" w:cs="Arial" w:eastAsia="Arial" w:hAnsi="Arial"/>
-                <w:b w:val="false"/>
-                <w:bCs w:val="false"/>
-                <w:i w:val="false"/>
-                <w:iCs w:val="false"/>
-                <w:color w:val="000000"/>
-                <w:sz w:val="18"/>
-                <w:szCs w:val="18"/>
-              </w:rPr>
-              <w:t xml:space="preserve">Strand 3.0: Measurements and Geometry</w:t>
-            </w:r>
-          </w:p>
-        </w:tc>
-      </w:tr>
-      <w:tr>
-        <w:tc>
-          <w:tcPr>
-            <w:tcW w:type="dxa" w:w="3000"/>
-            <w:shd w:fill="D5E8F0" w:color="auto" w:val="clear"/>
-            <w:tcMar>
-              <w:top w:type="dxa" w:w="60"/>
-              <w:left w:type="dxa" w:w="120"/>
-              <w:bottom w:type="dxa" w:w="60"/>
-              <w:right w:type="dxa" w:w="120"/>
-            </w:tcMar>
-            <w:vAlign w:val="top"/>
-          </w:tcPr>
-          <w:p>
-            <w:pPr>
-              <w:spacing w:after="40" w:before="0"/>
-              <w:jc w:val="left"/>
-            </w:pPr>
-            <w:r>
-              <w:rPr>
-                <w:rFonts w:ascii="Arial" w:cs="Arial" w:eastAsia="Arial" w:hAnsi="Arial"/>
-                <w:b/>
-                <w:bCs/>
-                <w:i w:val="false"/>
-                <w:iCs w:val="false"/>
-                <w:color w:val="000000"/>
-                <w:sz w:val="18"/>
-                <w:szCs w:val="18"/>
-              </w:rPr>
-              <w:t xml:space="preserve">Sub-Strand</w:t>
-            </w:r>
-          </w:p>
-        </w:tc>
-        <w:tc>
-          <w:tcPr>
-            <w:tcW w:type="dxa" w:w="10680"/>
-            <w:shd w:fill="FFFFFF" w:color="auto" w:val="clear"/>
-            <w:tcMar>
-              <w:top w:type="dxa" w:w="60"/>
-              <w:left w:type="dxa" w:w="120"/>
-              <w:bottom w:type="dxa" w:w="60"/>
-              <w:right w:type="dxa" w:w="120"/>
-            </w:tcMar>
-            <w:vAlign w:val="top"/>
-          </w:tcPr>
-          <w:p>
-            <w:pPr>
-              <w:spacing w:after="40" w:before="0"/>
-              <w:jc w:val="left"/>
-            </w:pPr>
-            <w:r>
-              <w:rPr>
-                <w:rFonts w:ascii="Arial" w:cs="Arial" w:eastAsia="Arial" w:hAnsi="Arial"/>
-                <w:b w:val="false"/>
-                <w:bCs w:val="false"/>
-                <w:i w:val="false"/>
-                <w:iCs w:val="false"/>
-                <w:color w:val="000000"/>
-                <w:sz w:val="18"/>
-                <w:szCs w:val="18"/>
-              </w:rPr>
-              <w:t xml:space="preserve">Sub-Strand 3.4: Linear Motion</w:t>
-            </w:r>
-          </w:p>
-        </w:tc>
-      </w:tr>
-      <w:tr>
-        <w:tc>
-          <w:tcPr>
-            <w:tcW w:type="dxa" w:w="3000"/>
-            <w:shd w:fill="D5E8F0" w:color="auto" w:val="clear"/>
-            <w:tcMar>
-              <w:top w:type="dxa" w:w="60"/>
-              <w:left w:type="dxa" w:w="120"/>
-              <w:bottom w:type="dxa" w:w="60"/>
-              <w:right w:type="dxa" w:w="120"/>
-            </w:tcMar>
-            <w:vAlign w:val="top"/>
-          </w:tcPr>
-          <w:p>
-            <w:pPr>
-              <w:spacing w:after="40" w:before="0"/>
-              <w:jc w:val="left"/>
-            </w:pPr>
-            <w:r>
-              <w:rPr>
-                <w:rFonts w:ascii="Arial" w:cs="Arial" w:eastAsia="Arial" w:hAnsi="Arial"/>
-                <w:b/>
-                <w:bCs/>
-                <w:i w:val="false"/>
-                <w:iCs w:val="false"/>
-                <w:color w:val="000000"/>
-                <w:sz w:val="18"/>
-                <w:szCs w:val="18"/>
-              </w:rPr>
-              <w:t xml:space="preserve">Total Duration</w:t>
-            </w:r>
-          </w:p>
-        </w:tc>
-        <w:tc>
-          <w:tcPr>
-            <w:tcW w:type="dxa" w:w="10680"/>
-            <w:shd w:fill="FFFFFF" w:color="auto" w:val="clear"/>
-            <w:tcMar>
-              <w:top w:type="dxa" w:w="60"/>
-              <w:left w:type="dxa" w:w="120"/>
-              <w:bottom w:type="dxa" w:w="60"/>
-              <w:right w:type="dxa" w:w="120"/>
-            </w:tcMar>
-            <w:vAlign w:val="top"/>
-          </w:tcPr>
-          <w:p>
-            <w:pPr>
-              <w:spacing w:after="40" w:before="0"/>
-              <w:jc w:val="left"/>
-            </w:pPr>
-            <w:r>
-              <w:rPr>
-                <w:rFonts w:ascii="Arial" w:cs="Arial" w:eastAsia="Arial" w:hAnsi="Arial"/>
-                <w:b w:val="false"/>
-                <w:bCs w:val="false"/>
-                <w:i w:val="false"/>
-                <w:iCs w:val="false"/>
-                <w:color w:val="000000"/>
-                <w:sz w:val="18"/>
-                <w:szCs w:val="18"/>
-              </w:rPr>
-              <w:t xml:space="preserve">10 lessons × 40 minutes = 400 minutes total</w:t>
-            </w:r>
-          </w:p>
-        </w:tc>
-      </w:tr>
-      <w:tr>
-        <w:tc>
-          <w:tcPr>
-            <w:tcW w:type="dxa" w:w="3000"/>
-            <w:shd w:fill="D5E8F0" w:color="auto" w:val="clear"/>
-            <w:tcMar>
-              <w:top w:type="dxa" w:w="60"/>
-              <w:left w:type="dxa" w:w="120"/>
-              <w:bottom w:type="dxa" w:w="60"/>
-              <w:right w:type="dxa" w:w="120"/>
-            </w:tcMar>
-            <w:vAlign w:val="top"/>
-          </w:tcPr>
-          <w:p>
-            <w:pPr>
-              <w:spacing w:after="40" w:before="0"/>
-              <w:jc w:val="left"/>
-            </w:pPr>
-            <w:r>
-              <w:rPr>
-                <w:rFonts w:ascii="Arial" w:cs="Arial" w:eastAsia="Arial" w:hAnsi="Arial"/>
-                <w:b/>
-                <w:bCs/>
-                <w:i w:val="false"/>
-                <w:iCs w:val="false"/>
-                <w:color w:val="000000"/>
-                <w:sz w:val="18"/>
-                <w:szCs w:val="18"/>
-              </w:rPr>
-              <w:t xml:space="preserve">Sub-Strand Content</w:t>
-            </w:r>
-          </w:p>
-        </w:tc>
-        <w:tc>
-          <w:tcPr>
-            <w:tcW w:type="dxa" w:w="10680"/>
-            <w:shd w:fill="FFFFFF" w:color="auto" w:val="clear"/>
-            <w:tcMar>
-              <w:top w:type="dxa" w:w="60"/>
-              <w:left w:type="dxa" w:w="120"/>
-              <w:bottom w:type="dxa" w:w="60"/>
-              <w:right w:type="dxa" w:w="120"/>
-            </w:tcMar>
-            <w:vAlign w:val="top"/>
-          </w:tcPr>
-          <w:p>
-            <w:pPr>
-              <w:spacing w:after="30" w:before="0"/>
-              <w:ind w:left="360" w:hanging="180"/>
-              <w:jc w:val="left"/>
-            </w:pPr>
-            <w:r>
-              <w:rPr>
-                <w:rFonts w:ascii="Arial" w:cs="Arial" w:eastAsia="Arial" w:hAnsi="Arial"/>
-                <w:b w:val="false"/>
-                <w:bCs w:val="false"/>
-                <w:i w:val="false"/>
-                <w:iCs w:val="false"/>
-                <w:color w:val="000000"/>
-                <w:sz w:val="18"/>
-                <w:szCs w:val="18"/>
-              </w:rPr>
-              <w:t xml:space="preserve">–  Distance and displacement: definitions, units, and real-life examples (e.g., running from Nairobi CBD to Uhuru Park)</w:t>
-            </w:r>
-          </w:p>
-          <w:p>
-            <w:pPr>
-              <w:spacing w:after="30" w:before="0"/>
-              <w:ind w:left="360" w:hanging="180"/>
-              <w:jc w:val="left"/>
-            </w:pPr>
-            <w:r>
-              <w:rPr>
-                <w:rFonts w:ascii="Arial" w:cs="Arial" w:eastAsia="Arial" w:hAnsi="Arial"/>
-                <w:b w:val="false"/>
-                <w:bCs w:val="false"/>
-                <w:i w:val="false"/>
-                <w:iCs w:val="false"/>
-                <w:color w:val="000000"/>
-                <w:sz w:val="18"/>
-                <w:szCs w:val="18"/>
-              </w:rPr>
-              <w:t xml:space="preserve">–  Speed and velocity: definitions, formulae, units, and distinction between scalar and vector quantities</w:t>
-            </w:r>
-          </w:p>
-          <w:p>
-            <w:pPr>
-              <w:spacing w:after="30" w:before="0"/>
-              <w:ind w:left="360" w:hanging="180"/>
-              <w:jc w:val="left"/>
-            </w:pPr>
-            <w:r>
-              <w:rPr>
-                <w:rFonts w:ascii="Arial" w:cs="Arial" w:eastAsia="Arial" w:hAnsi="Arial"/>
-                <w:b w:val="false"/>
-                <w:bCs w:val="false"/>
-                <w:i w:val="false"/>
-                <w:iCs w:val="false"/>
-                <w:color w:val="000000"/>
-                <w:sz w:val="18"/>
-                <w:szCs w:val="18"/>
-              </w:rPr>
-              <w:t xml:space="preserve">–  Acceleration and deceleration: definitions, formulae, and real-life contexts (e.g., a matatu accelerating out of a bus stop)</w:t>
-            </w:r>
-          </w:p>
-          <w:p>
-            <w:pPr>
-              <w:spacing w:after="30" w:before="0"/>
-              <w:ind w:left="360" w:hanging="180"/>
-              <w:jc w:val="left"/>
-            </w:pPr>
-            <w:r>
-              <w:rPr>
-                <w:rFonts w:ascii="Arial" w:cs="Arial" w:eastAsia="Arial" w:hAnsi="Arial"/>
-                <w:b w:val="false"/>
-                <w:bCs w:val="false"/>
-                <w:i w:val="false"/>
-                <w:iCs w:val="false"/>
-                <w:color w:val="000000"/>
-                <w:sz w:val="18"/>
-                <w:szCs w:val="18"/>
-              </w:rPr>
-              <w:t xml:space="preserve">–  Calculations involving velocity and acceleration in different situations</w:t>
-            </w:r>
-          </w:p>
-          <w:p>
-            <w:pPr>
-              <w:spacing w:after="30" w:before="0"/>
-              <w:ind w:left="360" w:hanging="180"/>
-              <w:jc w:val="left"/>
-            </w:pPr>
-            <w:r>
-              <w:rPr>
-                <w:rFonts w:ascii="Arial" w:cs="Arial" w:eastAsia="Arial" w:hAnsi="Arial"/>
-                <w:b w:val="false"/>
-                <w:bCs w:val="false"/>
-                <w:i w:val="false"/>
-                <w:iCs w:val="false"/>
-                <w:color w:val="000000"/>
-                <w:sz w:val="18"/>
-                <w:szCs w:val="18"/>
-              </w:rPr>
-              <w:t xml:space="preserve">–  Displacement–time graphs: drawing, reading, and interpreting (stationary, uniform motion, non-uniform motion)</w:t>
-            </w:r>
-          </w:p>
-          <w:p>
-            <w:pPr>
-              <w:spacing w:after="30" w:before="0"/>
-              <w:ind w:left="360" w:hanging="180"/>
-              <w:jc w:val="left"/>
-            </w:pPr>
-            <w:r>
-              <w:rPr>
-                <w:rFonts w:ascii="Arial" w:cs="Arial" w:eastAsia="Arial" w:hAnsi="Arial"/>
-                <w:b w:val="false"/>
-                <w:bCs w:val="false"/>
-                <w:i w:val="false"/>
-                <w:iCs w:val="false"/>
-                <w:color w:val="000000"/>
-                <w:sz w:val="18"/>
-                <w:szCs w:val="18"/>
-              </w:rPr>
-              <w:t xml:space="preserve">–  Velocity–time graphs: drawing from given data tables, reading, and interpreting (uniform velocity, uniform acceleration, deceleration)</w:t>
-            </w:r>
-          </w:p>
-          <w:p>
-            <w:pPr>
-              <w:spacing w:after="30" w:before="0"/>
-              <w:ind w:left="360" w:hanging="180"/>
-              <w:jc w:val="left"/>
-            </w:pPr>
-            <w:r>
-              <w:rPr>
-                <w:rFonts w:ascii="Arial" w:cs="Arial" w:eastAsia="Arial" w:hAnsi="Arial"/>
-                <w:b w:val="false"/>
-                <w:bCs w:val="false"/>
-                <w:i w:val="false"/>
-                <w:iCs w:val="false"/>
-                <w:color w:val="000000"/>
-                <w:sz w:val="18"/>
-                <w:szCs w:val="18"/>
-              </w:rPr>
-              <w:t xml:space="preserve">–  Area under a velocity–time graph as a measure of displacement</w:t>
-            </w:r>
-          </w:p>
-          <w:p>
-            <w:pPr>
-              <w:spacing w:after="30" w:before="0"/>
-              <w:ind w:left="360" w:hanging="180"/>
-              <w:jc w:val="left"/>
-            </w:pPr>
-            <w:r>
-              <w:rPr>
-                <w:rFonts w:ascii="Arial" w:cs="Arial" w:eastAsia="Arial" w:hAnsi="Arial"/>
-                <w:b w:val="false"/>
-                <w:bCs w:val="false"/>
-                <w:i w:val="false"/>
-                <w:iCs w:val="false"/>
-                <w:color w:val="000000"/>
-                <w:sz w:val="18"/>
-                <w:szCs w:val="18"/>
-              </w:rPr>
-              <w:t xml:space="preserve">–  Gradient of displacement–time and velocity–time graphs and their physical meaning</w:t>
-            </w:r>
-          </w:p>
-          <w:p>
-            <w:pPr>
-              <w:spacing w:after="30" w:before="0"/>
-              <w:ind w:left="360" w:hanging="180"/>
-              <w:jc w:val="left"/>
-            </w:pPr>
-            <w:r>
-              <w:rPr>
-                <w:rFonts w:ascii="Arial" w:cs="Arial" w:eastAsia="Arial" w:hAnsi="Arial"/>
-                <w:b w:val="false"/>
-                <w:bCs w:val="false"/>
-                <w:i w:val="false"/>
-                <w:iCs w:val="false"/>
-                <w:color w:val="000000"/>
-                <w:sz w:val="18"/>
-                <w:szCs w:val="18"/>
-              </w:rPr>
-              <w:t xml:space="preserve">–  Relative speed of two bodies moving in the same direction and in opposite directions</w:t>
-            </w:r>
-          </w:p>
-          <w:p>
-            <w:pPr>
-              <w:spacing w:after="30" w:before="0"/>
-              <w:ind w:left="360" w:hanging="180"/>
-              <w:jc w:val="left"/>
-            </w:pPr>
-            <w:r>
-              <w:rPr>
-                <w:rFonts w:ascii="Arial" w:cs="Arial" w:eastAsia="Arial" w:hAnsi="Arial"/>
-                <w:b w:val="false"/>
-                <w:bCs w:val="false"/>
-                <w:i w:val="false"/>
-                <w:iCs w:val="false"/>
-                <w:color w:val="000000"/>
-                <w:sz w:val="18"/>
-                <w:szCs w:val="18"/>
-              </w:rPr>
-              <w:t xml:space="preserve">–  Application of linear motion concepts to real-life situations (athletics, road safety, Kenyan transport contexts)</w:t>
-            </w:r>
-          </w:p>
-        </w:tc>
-      </w:tr>
-      <w:tr>
-        <w:tc>
-          <w:tcPr>
-            <w:tcW w:type="dxa" w:w="3000"/>
-            <w:shd w:fill="D5E8F0" w:color="auto" w:val="clear"/>
-            <w:tcMar>
-              <w:top w:type="dxa" w:w="60"/>
-              <w:left w:type="dxa" w:w="120"/>
-              <w:bottom w:type="dxa" w:w="60"/>
-              <w:right w:type="dxa" w:w="120"/>
-            </w:tcMar>
-            <w:vAlign w:val="top"/>
-          </w:tcPr>
-          <w:p>
-            <w:pPr>
-              <w:spacing w:after="40" w:before="0"/>
-              <w:jc w:val="left"/>
-            </w:pPr>
-            <w:r>
-              <w:rPr>
-                <w:rFonts w:ascii="Arial" w:cs="Arial" w:eastAsia="Arial" w:hAnsi="Arial"/>
-                <w:b/>
-                <w:bCs/>
-                <w:i w:val="false"/>
-                <w:iCs w:val="false"/>
-                <w:color w:val="000000"/>
-                <w:sz w:val="18"/>
-                <w:szCs w:val="18"/>
-              </w:rPr>
-              <w:t xml:space="preserve">Learning Outcomes</w:t>
-            </w:r>
-          </w:p>
-        </w:tc>
-        <w:tc>
-          <w:tcPr>
-            <w:tcW w:type="dxa" w:w="10680"/>
-            <w:shd w:fill="FFFFFF" w:color="auto" w:val="clear"/>
-            <w:tcMar>
-              <w:top w:type="dxa" w:w="60"/>
-              <w:left w:type="dxa" w:w="120"/>
-              <w:bottom w:type="dxa" w:w="60"/>
-              <w:right w:type="dxa" w:w="120"/>
-            </w:tcMar>
-            <w:vAlign w:val="top"/>
-          </w:tcPr>
-          <w:p>
-            <w:pPr>
-              <w:spacing w:after="40" w:before="0"/>
-              <w:jc w:val="left"/>
-            </w:pPr>
-            <w:r>
-              <w:rPr>
-                <w:rFonts w:ascii="Arial" w:cs="Arial" w:eastAsia="Arial" w:hAnsi="Arial"/>
-                <w:b w:val="false"/>
-                <w:bCs w:val="false"/>
-                <w:i w:val="false"/>
-                <w:iCs w:val="false"/>
-                <w:color w:val="000000"/>
-                <w:sz w:val="18"/>
-                <w:szCs w:val="18"/>
-              </w:rPr>
-              <w:t xml:space="preserve">By the end of the sub-strand, the learner should be able to:</w:t>
-            </w:r>
-          </w:p>
-          <w:p>
-            <w:pPr>
-              <w:spacing w:after="40" w:before="0"/>
-              <w:jc w:val="left"/>
-            </w:pPr>
-            <w:r>
-              <w:rPr>
-                <w:rFonts w:ascii="Arial" w:cs="Arial" w:eastAsia="Arial" w:hAnsi="Arial"/>
-                <w:b w:val="false"/>
-                <w:bCs w:val="false"/>
-                <w:i w:val="false"/>
-                <w:iCs w:val="false"/>
-                <w:color w:val="000000"/>
-                <w:sz w:val="18"/>
-                <w:szCs w:val="18"/>
-              </w:rPr>
-              <w:t xml:space="preserve">a) distinguish between distance and displacement, and between speed and velocity, using real-life Kenyan contexts;</w:t>
-            </w:r>
-          </w:p>
-          <w:p>
-            <w:pPr>
-              <w:spacing w:after="40" w:before="0"/>
-              <w:jc w:val="left"/>
-            </w:pPr>
-            <w:r>
-              <w:rPr>
-                <w:rFonts w:ascii="Arial" w:cs="Arial" w:eastAsia="Arial" w:hAnsi="Arial"/>
-                <w:b w:val="false"/>
-                <w:bCs w:val="false"/>
-                <w:i w:val="false"/>
-                <w:iCs w:val="false"/>
-                <w:color w:val="000000"/>
-                <w:sz w:val="18"/>
-                <w:szCs w:val="18"/>
-              </w:rPr>
-              <w:t xml:space="preserve">b) calculate speed, velocity, and acceleration for objects in linear motion and interpret the results;</w:t>
-            </w:r>
-          </w:p>
-          <w:p>
-            <w:pPr>
-              <w:spacing w:after="40" w:before="0"/>
-              <w:jc w:val="left"/>
-            </w:pPr>
-            <w:r>
-              <w:rPr>
-                <w:rFonts w:ascii="Arial" w:cs="Arial" w:eastAsia="Arial" w:hAnsi="Arial"/>
-                <w:b w:val="false"/>
-                <w:bCs w:val="false"/>
-                <w:i w:val="false"/>
-                <w:iCs w:val="false"/>
-                <w:color w:val="000000"/>
-                <w:sz w:val="18"/>
-                <w:szCs w:val="18"/>
-              </w:rPr>
-              <w:t xml:space="preserve">c) draw accurate displacement–time graphs and velocity–time graphs from given data in different situations;</w:t>
-            </w:r>
-          </w:p>
-          <w:p>
-            <w:pPr>
-              <w:spacing w:after="40" w:before="0"/>
-              <w:jc w:val="left"/>
-            </w:pPr>
-            <w:r>
-              <w:rPr>
-                <w:rFonts w:ascii="Arial" w:cs="Arial" w:eastAsia="Arial" w:hAnsi="Arial"/>
-                <w:b w:val="false"/>
-                <w:bCs w:val="false"/>
-                <w:i w:val="false"/>
-                <w:iCs w:val="false"/>
-                <w:color w:val="000000"/>
-                <w:sz w:val="18"/>
-                <w:szCs w:val="18"/>
-              </w:rPr>
-              <w:t xml:space="preserve">d) interpret displacement–time graphs and velocity–time graphs to describe the motion of an object, including determining displacement from the area under a velocity–time graph;</w:t>
-            </w:r>
-          </w:p>
-          <w:p>
-            <w:pPr>
-              <w:spacing w:after="40" w:before="0"/>
-              <w:jc w:val="left"/>
-            </w:pPr>
-            <w:r>
-              <w:rPr>
-                <w:rFonts w:ascii="Arial" w:cs="Arial" w:eastAsia="Arial" w:hAnsi="Arial"/>
-                <w:b w:val="false"/>
-                <w:bCs w:val="false"/>
-                <w:i w:val="false"/>
-                <w:iCs w:val="false"/>
-                <w:color w:val="000000"/>
-                <w:sz w:val="18"/>
-                <w:szCs w:val="18"/>
-              </w:rPr>
-              <w:t xml:space="preserve">e) determine the relative speed of two bodies moving in the same or opposite directions and apply this knowledge to real-life situations such as road safety and athletics;</w:t>
-            </w:r>
-          </w:p>
-        </w:tc>
-      </w:tr>
-      <w:tr>
-        <w:tc>
-          <w:tcPr>
-            <w:tcW w:type="dxa" w:w="3000"/>
-            <w:shd w:fill="D5E8F0" w:color="auto" w:val="clear"/>
-            <w:tcMar>
-              <w:top w:type="dxa" w:w="60"/>
-              <w:left w:type="dxa" w:w="120"/>
-              <w:bottom w:type="dxa" w:w="60"/>
-              <w:right w:type="dxa" w:w="120"/>
-            </w:tcMar>
-            <w:vAlign w:val="top"/>
-          </w:tcPr>
-          <w:p>
-            <w:pPr>
-              <w:spacing w:after="40" w:before="0"/>
-              <w:jc w:val="left"/>
-            </w:pPr>
-            <w:r>
-              <w:rPr>
-                <w:rFonts w:ascii="Arial" w:cs="Arial" w:eastAsia="Arial" w:hAnsi="Arial"/>
-                <w:b/>
-                <w:bCs/>
-                <w:i w:val="false"/>
-                <w:iCs w:val="false"/>
-                <w:color w:val="000000"/>
-                <w:sz w:val="18"/>
-                <w:szCs w:val="18"/>
-              </w:rPr>
-              <w:t xml:space="preserve">Core Competencies</w:t>
-            </w:r>
-          </w:p>
-        </w:tc>
-        <w:tc>
-          <w:tcPr>
-            <w:tcW w:type="dxa" w:w="10680"/>
-            <w:shd w:fill="FFFFFF" w:color="auto" w:val="clear"/>
-            <w:tcMar>
-              <w:top w:type="dxa" w:w="60"/>
-              <w:left w:type="dxa" w:w="120"/>
-              <w:bottom w:type="dxa" w:w="60"/>
-              <w:right w:type="dxa" w:w="120"/>
-            </w:tcMar>
-            <w:vAlign w:val="top"/>
-          </w:tcPr>
-          <w:p>
-            <w:pPr>
-              <w:spacing w:after="30" w:before="0"/>
-              <w:ind w:left="360" w:hanging="180"/>
-              <w:jc w:val="left"/>
-            </w:pPr>
-            <w:r>
-              <w:rPr>
-                <w:rFonts w:ascii="Arial" w:cs="Arial" w:eastAsia="Arial" w:hAnsi="Arial"/>
-                <w:b w:val="false"/>
-                <w:bCs w:val="false"/>
-                <w:i w:val="false"/>
-                <w:iCs w:val="false"/>
-                <w:color w:val="000000"/>
-                <w:sz w:val="18"/>
-                <w:szCs w:val="18"/>
-              </w:rPr>
-              <w:t xml:space="preserve">–  Communication and Collaboration: Learners discuss and debate the difference between distance/displacement and speed/velocity in pairs and groups, articulating reasoning clearly using mathematical language and presenting graph interpretations to peers.</w:t>
-            </w:r>
-          </w:p>
-          <w:p>
-            <w:pPr>
-              <w:spacing w:after="30" w:before="0"/>
-              <w:ind w:left="360" w:hanging="180"/>
-              <w:jc w:val="left"/>
-            </w:pPr>
-            <w:r>
-              <w:rPr>
-                <w:rFonts w:ascii="Arial" w:cs="Arial" w:eastAsia="Arial" w:hAnsi="Arial"/>
-                <w:b w:val="false"/>
-                <w:bCs w:val="false"/>
-                <w:i w:val="false"/>
-                <w:iCs w:val="false"/>
-                <w:color w:val="000000"/>
-                <w:sz w:val="18"/>
-                <w:szCs w:val="18"/>
-              </w:rPr>
-              <w:t xml:space="preserve">–  Critical Thinking and Problem Solving: Learners analyse displacement–time and velocity–time graphs to deduce the nature of motion, calculate unknown quantities, and evaluate real-world scenarios such as road-safety stopping distances on Kenyan highways.</w:t>
-            </w:r>
-          </w:p>
-          <w:p>
-            <w:pPr>
-              <w:spacing w:after="30" w:before="0"/>
-              <w:ind w:left="360" w:hanging="180"/>
-              <w:jc w:val="left"/>
-            </w:pPr>
-            <w:r>
-              <w:rPr>
-                <w:rFonts w:ascii="Arial" w:cs="Arial" w:eastAsia="Arial" w:hAnsi="Arial"/>
-                <w:b w:val="false"/>
-                <w:bCs w:val="false"/>
-                <w:i w:val="false"/>
-                <w:iCs w:val="false"/>
-                <w:color w:val="000000"/>
-                <w:sz w:val="18"/>
-                <w:szCs w:val="18"/>
-              </w:rPr>
-              <w:t xml:space="preserve">–  Digital Literacy: Learners engage with video resources on distance &amp; displacement and simulations of motion graphs, developing the ability to extract quantitative information from digital media.</w:t>
-            </w:r>
-          </w:p>
-          <w:p>
-            <w:pPr>
-              <w:spacing w:after="30" w:before="0"/>
-              <w:ind w:left="360" w:hanging="180"/>
-              <w:jc w:val="left"/>
-            </w:pPr>
-            <w:r>
-              <w:rPr>
-                <w:rFonts w:ascii="Arial" w:cs="Arial" w:eastAsia="Arial" w:hAnsi="Arial"/>
-                <w:b w:val="false"/>
-                <w:bCs w:val="false"/>
-                <w:i w:val="false"/>
-                <w:iCs w:val="false"/>
-                <w:color w:val="000000"/>
-                <w:sz w:val="18"/>
-                <w:szCs w:val="18"/>
-              </w:rPr>
-              <w:t xml:space="preserve">–  Self-Efficacy: Learners build confidence by moving from concrete timer-race observations to abstract graph interpretation, tracking their own growing understanding on the Driving Question Board.</w:t>
-            </w:r>
-          </w:p>
-          <w:p>
-            <w:pPr>
-              <w:spacing w:after="30" w:before="0"/>
-              <w:ind w:left="360" w:hanging="180"/>
-              <w:jc w:val="left"/>
-            </w:pPr>
-            <w:r>
-              <w:rPr>
-                <w:rFonts w:ascii="Arial" w:cs="Arial" w:eastAsia="Arial" w:hAnsi="Arial"/>
-                <w:b w:val="false"/>
-                <w:bCs w:val="false"/>
-                <w:i w:val="false"/>
-                <w:iCs w:val="false"/>
-                <w:color w:val="000000"/>
-                <w:sz w:val="18"/>
-                <w:szCs w:val="18"/>
-              </w:rPr>
-              <w:t xml:space="preserve">–  Creativity and Imagination: Learners design their own motion scenarios (e.g., a boda-boda trip from Kisumu town to Dunga Beach) and represent them as displacement–time or velocity–time graphs, demonstrating creative application of concepts.</w:t>
-            </w:r>
-          </w:p>
-        </w:tc>
-      </w:tr>
-      <w:tr>
-        <w:tc>
-          <w:tcPr>
-            <w:tcW w:type="dxa" w:w="3000"/>
-            <w:shd w:fill="E2EFDA" w:color="auto" w:val="clear"/>
-            <w:tcMar>
-              <w:top w:type="dxa" w:w="60"/>
-              <w:left w:type="dxa" w:w="120"/>
-              <w:bottom w:type="dxa" w:w="60"/>
-              <w:right w:type="dxa" w:w="120"/>
-            </w:tcMar>
-            <w:vAlign w:val="top"/>
-          </w:tcPr>
-          <w:p>
-            <w:pPr>
-              <w:spacing w:after="40" w:before="0"/>
-              <w:jc w:val="left"/>
-            </w:pPr>
-            <w:r>
-              <w:rPr>
-                <w:rFonts w:ascii="Arial" w:cs="Arial" w:eastAsia="Arial" w:hAnsi="Arial"/>
-                <w:b/>
-                <w:bCs/>
-                <w:i w:val="false"/>
-                <w:iCs w:val="false"/>
-                <w:color w:val="000000"/>
-                <w:sz w:val="18"/>
-                <w:szCs w:val="18"/>
-              </w:rPr>
-              <w:t xml:space="preserve">Core Values</w:t>
-            </w:r>
-          </w:p>
-        </w:tc>
-        <w:tc>
-          <w:tcPr>
-            <w:tcW w:type="dxa" w:w="10680"/>
-            <w:shd w:fill="FFFFFF" w:color="auto" w:val="clear"/>
-            <w:tcMar>
-              <w:top w:type="dxa" w:w="60"/>
-              <w:left w:type="dxa" w:w="120"/>
-              <w:bottom w:type="dxa" w:w="60"/>
-              <w:right w:type="dxa" w:w="120"/>
-            </w:tcMar>
-            <w:vAlign w:val="top"/>
-          </w:tcPr>
-          <w:p>
-            <w:pPr>
-              <w:spacing w:after="30" w:before="0"/>
-              <w:ind w:left="360" w:hanging="180"/>
-              <w:jc w:val="left"/>
-            </w:pPr>
-            <w:r>
-              <w:rPr>
-                <w:rFonts w:ascii="Arial" w:cs="Arial" w:eastAsia="Arial" w:hAnsi="Arial"/>
-                <w:b w:val="false"/>
-                <w:bCs w:val="false"/>
-                <w:i w:val="false"/>
-                <w:iCs w:val="false"/>
-                <w:color w:val="000000"/>
-                <w:sz w:val="18"/>
-                <w:szCs w:val="18"/>
-              </w:rPr>
-              <w:t xml:space="preserve">–  Responsibility: Learners connect the concept of speed limits and reaction distances to responsible road use on Kenyan roads, appreciating the life-saving importance of mathematics in everyday decisions.</w:t>
-            </w:r>
-          </w:p>
-          <w:p>
-            <w:pPr>
-              <w:spacing w:after="30" w:before="0"/>
-              <w:ind w:left="360" w:hanging="180"/>
-              <w:jc w:val="left"/>
-            </w:pPr>
-            <w:r>
-              <w:rPr>
-                <w:rFonts w:ascii="Arial" w:cs="Arial" w:eastAsia="Arial" w:hAnsi="Arial"/>
-                <w:b w:val="false"/>
-                <w:bCs w:val="false"/>
-                <w:i w:val="false"/>
-                <w:iCs w:val="false"/>
-                <w:color w:val="000000"/>
-                <w:sz w:val="18"/>
-                <w:szCs w:val="18"/>
-              </w:rPr>
-              <w:t xml:space="preserve">–  Respect: Learners respect diverse contributions during group sensemaking discussions and honour the experiences of classmates who share observations from the timer-race activity.</w:t>
-            </w:r>
-          </w:p>
-          <w:p>
-            <w:pPr>
-              <w:spacing w:after="30" w:before="0"/>
-              <w:ind w:left="360" w:hanging="180"/>
-              <w:jc w:val="left"/>
-            </w:pPr>
-            <w:r>
-              <w:rPr>
-                <w:rFonts w:ascii="Arial" w:cs="Arial" w:eastAsia="Arial" w:hAnsi="Arial"/>
-                <w:b w:val="false"/>
-                <w:bCs w:val="false"/>
-                <w:i w:val="false"/>
-                <w:iCs w:val="false"/>
-                <w:color w:val="000000"/>
-                <w:sz w:val="18"/>
-                <w:szCs w:val="18"/>
-              </w:rPr>
-              <w:t xml:space="preserve">–  Unity: Collaborative group work during graph-drawing and relative-speed investigations fosters a sense of shared purpose and teamwork across different learner abilities.</w:t>
-            </w:r>
-          </w:p>
-          <w:p>
-            <w:pPr>
-              <w:spacing w:after="30" w:before="0"/>
-              <w:ind w:left="360" w:hanging="180"/>
-              <w:jc w:val="left"/>
-            </w:pPr>
-            <w:r>
-              <w:rPr>
-                <w:rFonts w:ascii="Arial" w:cs="Arial" w:eastAsia="Arial" w:hAnsi="Arial"/>
-                <w:b w:val="false"/>
-                <w:bCs w:val="false"/>
-                <w:i w:val="false"/>
-                <w:iCs w:val="false"/>
-                <w:color w:val="000000"/>
-                <w:sz w:val="18"/>
-                <w:szCs w:val="18"/>
-              </w:rPr>
-              <w:t xml:space="preserve">–  Social Justice: Learners examine how poor road infrastructure and unsafe vehicle speeds disproportionately affect vulnerable Kenyans, linking mathematical literacy to advocacy for safer communities.</w:t>
-            </w:r>
-          </w:p>
-          <w:p>
-            <w:pPr>
-              <w:spacing w:after="30" w:before="0"/>
-              <w:ind w:left="360" w:hanging="180"/>
-              <w:jc w:val="left"/>
-            </w:pPr>
-            <w:r>
-              <w:rPr>
-                <w:rFonts w:ascii="Arial" w:cs="Arial" w:eastAsia="Arial" w:hAnsi="Arial"/>
-                <w:b w:val="false"/>
-                <w:bCs w:val="false"/>
-                <w:i w:val="false"/>
-                <w:iCs w:val="false"/>
-                <w:color w:val="000000"/>
-                <w:sz w:val="18"/>
-                <w:szCs w:val="18"/>
-              </w:rPr>
-              <w:t xml:space="preserve">–  Integrity: Learners record experimental timer-race data honestly and accurately, understanding that falsified data leads to incorrect conclusions — a foundation of mathematical and scientific integrity.</w:t>
-            </w:r>
-          </w:p>
-        </w:tc>
-      </w:tr>
-      <w:tr>
-        <w:tc>
-          <w:tcPr>
-            <w:tcW w:type="dxa" w:w="3000"/>
-            <w:shd w:fill="D5E8F0" w:color="auto" w:val="clear"/>
-            <w:tcMar>
-              <w:top w:type="dxa" w:w="60"/>
-              <w:left w:type="dxa" w:w="120"/>
-              <w:bottom w:type="dxa" w:w="60"/>
-              <w:right w:type="dxa" w:w="120"/>
-            </w:tcMar>
-            <w:vAlign w:val="top"/>
-          </w:tcPr>
-          <w:p>
-            <w:pPr>
-              <w:spacing w:after="40" w:before="0"/>
-              <w:jc w:val="left"/>
-            </w:pPr>
-            <w:r>
-              <w:rPr>
-                <w:rFonts w:ascii="Arial" w:cs="Arial" w:eastAsia="Arial" w:hAnsi="Arial"/>
-                <w:b/>
-                <w:bCs/>
-                <w:i w:val="false"/>
-                <w:iCs w:val="false"/>
-                <w:color w:val="000000"/>
-                <w:sz w:val="18"/>
-                <w:szCs w:val="18"/>
-              </w:rPr>
-              <w:t xml:space="preserve">Science &amp; Engineering Practices</w:t>
-            </w:r>
-          </w:p>
-        </w:tc>
-        <w:tc>
-          <w:tcPr>
-            <w:tcW w:type="dxa" w:w="10680"/>
-            <w:shd w:fill="FFFFFF" w:color="auto" w:val="clear"/>
-            <w:tcMar>
-              <w:top w:type="dxa" w:w="60"/>
-              <w:left w:type="dxa" w:w="120"/>
-              <w:bottom w:type="dxa" w:w="60"/>
-              <w:right w:type="dxa" w:w="120"/>
-            </w:tcMar>
-            <w:vAlign w:val="top"/>
-          </w:tcPr>
-          <w:p>
-            <w:pPr>
-              <w:spacing w:after="30" w:before="0"/>
-              <w:ind w:left="360" w:hanging="180"/>
-              <w:jc w:val="left"/>
-            </w:pPr>
-            <w:r>
-              <w:rPr>
-                <w:rFonts w:ascii="Arial" w:cs="Arial" w:eastAsia="Arial" w:hAnsi="Arial"/>
-                <w:b w:val="false"/>
-                <w:bCs w:val="false"/>
-                <w:i w:val="false"/>
-                <w:iCs w:val="false"/>
-                <w:color w:val="000000"/>
-                <w:sz w:val="18"/>
-                <w:szCs w:val="18"/>
-              </w:rPr>
-              <w:t xml:space="preserve">–  Asking Questions and Defining Problems: Learners generate questions during the timer-race phenomenon about why two runners covering the same distance can have different displacements, anchoring the unit's inquiry.</w:t>
-            </w:r>
-          </w:p>
-          <w:p>
-            <w:pPr>
-              <w:spacing w:after="30" w:before="0"/>
-              <w:ind w:left="360" w:hanging="180"/>
-              <w:jc w:val="left"/>
-            </w:pPr>
-            <w:r>
-              <w:rPr>
-                <w:rFonts w:ascii="Arial" w:cs="Arial" w:eastAsia="Arial" w:hAnsi="Arial"/>
-                <w:b w:val="false"/>
-                <w:bCs w:val="false"/>
-                <w:i w:val="false"/>
-                <w:iCs w:val="false"/>
-                <w:color w:val="000000"/>
-                <w:sz w:val="18"/>
-                <w:szCs w:val="18"/>
-              </w:rPr>
-              <w:t xml:space="preserve">–  Planning and Carrying Out Investigations: Learners design and conduct the timer-race activity, measuring time and distance carefully and recording data in tables for subsequent graph construction.</w:t>
-            </w:r>
-          </w:p>
-          <w:p>
-            <w:pPr>
-              <w:spacing w:after="30" w:before="0"/>
-              <w:ind w:left="360" w:hanging="180"/>
-              <w:jc w:val="left"/>
-            </w:pPr>
-            <w:r>
-              <w:rPr>
-                <w:rFonts w:ascii="Arial" w:cs="Arial" w:eastAsia="Arial" w:hAnsi="Arial"/>
-                <w:b w:val="false"/>
-                <w:bCs w:val="false"/>
-                <w:i w:val="false"/>
-                <w:iCs w:val="false"/>
-                <w:color w:val="000000"/>
-                <w:sz w:val="18"/>
-                <w:szCs w:val="18"/>
-              </w:rPr>
-              <w:t xml:space="preserve">–  Analysing and Interpreting Data: Learners analyse tabulated motion data to draw displacement–time and velocity–time graphs and interpret gradients and areas to extract physical meaning.</w:t>
-            </w:r>
-          </w:p>
-          <w:p>
-            <w:pPr>
-              <w:spacing w:after="30" w:before="0"/>
-              <w:ind w:left="360" w:hanging="180"/>
-              <w:jc w:val="left"/>
-            </w:pPr>
-            <w:r>
-              <w:rPr>
-                <w:rFonts w:ascii="Arial" w:cs="Arial" w:eastAsia="Arial" w:hAnsi="Arial"/>
-                <w:b w:val="false"/>
-                <w:bCs w:val="false"/>
-                <w:i w:val="false"/>
-                <w:iCs w:val="false"/>
-                <w:color w:val="000000"/>
-                <w:sz w:val="18"/>
-                <w:szCs w:val="18"/>
-              </w:rPr>
-              <w:t xml:space="preserve">–  Using Mathematics and Computational Thinking: Learners apply formulae for speed, velocity, and acceleration; calculate gradients of graphs; find areas under velocity–time graphs; and solve relative-speed problems systematically.</w:t>
-            </w:r>
-          </w:p>
-          <w:p>
-            <w:pPr>
-              <w:spacing w:after="30" w:before="0"/>
-              <w:ind w:left="360" w:hanging="180"/>
-              <w:jc w:val="left"/>
-            </w:pPr>
-            <w:r>
-              <w:rPr>
-                <w:rFonts w:ascii="Arial" w:cs="Arial" w:eastAsia="Arial" w:hAnsi="Arial"/>
-                <w:b w:val="false"/>
-                <w:bCs w:val="false"/>
-                <w:i w:val="false"/>
-                <w:iCs w:val="false"/>
-                <w:color w:val="000000"/>
-                <w:sz w:val="18"/>
-                <w:szCs w:val="18"/>
-              </w:rPr>
-              <w:t xml:space="preserve">–  Constructing Explanations: Learners use graph evidence and calculations to explain the motion of objects in real-life Kenyan contexts such as athletes at a school sports day or matatus on Thika Superhighway.</w:t>
-            </w:r>
-          </w:p>
-          <w:p>
-            <w:pPr>
-              <w:spacing w:after="30" w:before="0"/>
-              <w:ind w:left="360" w:hanging="180"/>
-              <w:jc w:val="left"/>
-            </w:pPr>
-            <w:r>
-              <w:rPr>
-                <w:rFonts w:ascii="Arial" w:cs="Arial" w:eastAsia="Arial" w:hAnsi="Arial"/>
-                <w:b w:val="false"/>
-                <w:bCs w:val="false"/>
-                <w:i w:val="false"/>
-                <w:iCs w:val="false"/>
-                <w:color w:val="000000"/>
-                <w:sz w:val="18"/>
-                <w:szCs w:val="18"/>
-              </w:rPr>
-              <w:t xml:space="preserve">–  Obtaining, Evaluating, and Communicating Information: Learners read and critically evaluate written passages and video content on relative speed, then communicate findings through annotated graphs and written explanations.</w:t>
-            </w:r>
-          </w:p>
-        </w:tc>
-      </w:tr>
-      <w:tr>
-        <w:tc>
-          <w:tcPr>
-            <w:tcW w:type="dxa" w:w="3000"/>
-            <w:shd w:fill="FCE4D6" w:color="auto" w:val="clear"/>
-            <w:tcMar>
-              <w:top w:type="dxa" w:w="60"/>
-              <w:left w:type="dxa" w:w="120"/>
-              <w:bottom w:type="dxa" w:w="60"/>
-              <w:right w:type="dxa" w:w="120"/>
-            </w:tcMar>
-            <w:vAlign w:val="top"/>
-          </w:tcPr>
-          <w:p>
-            <w:pPr>
-              <w:spacing w:after="40" w:before="0"/>
-              <w:jc w:val="left"/>
-            </w:pPr>
-            <w:r>
-              <w:rPr>
-                <w:rFonts w:ascii="Arial" w:cs="Arial" w:eastAsia="Arial" w:hAnsi="Arial"/>
-                <w:b/>
-                <w:bCs/>
-                <w:i w:val="false"/>
-                <w:iCs w:val="false"/>
-                <w:color w:val="000000"/>
-                <w:sz w:val="18"/>
-                <w:szCs w:val="18"/>
-              </w:rPr>
-              <w:t xml:space="preserve">Pertinent &amp; Contemporary Issues (PCIs)</w:t>
-            </w:r>
-          </w:p>
-        </w:tc>
-        <w:tc>
-          <w:tcPr>
-            <w:tcW w:type="dxa" w:w="10680"/>
-            <w:shd w:fill="FFFFFF" w:color="auto" w:val="clear"/>
-            <w:tcMar>
-              <w:top w:type="dxa" w:w="60"/>
-              <w:left w:type="dxa" w:w="120"/>
-              <w:bottom w:type="dxa" w:w="60"/>
-              <w:right w:type="dxa" w:w="120"/>
-            </w:tcMar>
-            <w:vAlign w:val="top"/>
-          </w:tcPr>
-          <w:p>
-            <w:pPr>
-              <w:spacing w:after="30" w:before="0"/>
-              <w:ind w:left="360" w:hanging="180"/>
-              <w:jc w:val="left"/>
-            </w:pPr>
-            <w:r>
-              <w:rPr>
-                <w:rFonts w:ascii="Arial" w:cs="Arial" w:eastAsia="Arial" w:hAnsi="Arial"/>
-                <w:b w:val="false"/>
-                <w:bCs w:val="false"/>
-                <w:i w:val="false"/>
-                <w:iCs w:val="false"/>
-                <w:color w:val="000000"/>
-                <w:sz w:val="18"/>
-                <w:szCs w:val="18"/>
-              </w:rPr>
-              <w:t xml:space="preserve">–  Safety: Road safety is woven throughout the unit — learners calculate stopping distances and relative speeds to understand why speeding is dangerous on Kenyan roads, supporting the National Road Safety Programme.</w:t>
-            </w:r>
-          </w:p>
-          <w:p>
-            <w:pPr>
-              <w:spacing w:after="30" w:before="0"/>
-              <w:ind w:left="360" w:hanging="180"/>
-              <w:jc w:val="left"/>
-            </w:pPr>
-            <w:r>
-              <w:rPr>
-                <w:rFonts w:ascii="Arial" w:cs="Arial" w:eastAsia="Arial" w:hAnsi="Arial"/>
-                <w:b w:val="false"/>
-                <w:bCs w:val="false"/>
-                <w:i w:val="false"/>
-                <w:iCs w:val="false"/>
-                <w:color w:val="000000"/>
-                <w:sz w:val="18"/>
-                <w:szCs w:val="18"/>
-              </w:rPr>
-              <w:t xml:space="preserve">–  Life Skills: Decision-making and problem-solving skills are developed as learners apply linear motion concepts to real scenarios such as planning travel time from Mombasa to Malindi.</w:t>
-            </w:r>
-          </w:p>
-          <w:p>
-            <w:pPr>
-              <w:spacing w:after="30" w:before="0"/>
-              <w:ind w:left="360" w:hanging="180"/>
-              <w:jc w:val="left"/>
-            </w:pPr>
-            <w:r>
-              <w:rPr>
-                <w:rFonts w:ascii="Arial" w:cs="Arial" w:eastAsia="Arial" w:hAnsi="Arial"/>
-                <w:b w:val="false"/>
-                <w:bCs w:val="false"/>
-                <w:i w:val="false"/>
-                <w:iCs w:val="false"/>
-                <w:color w:val="000000"/>
-                <w:sz w:val="18"/>
-                <w:szCs w:val="18"/>
-              </w:rPr>
-              <w:t xml:space="preserve">–  Environmental Education: Learners discuss how vehicle speed and acceleration relate to fuel consumption and carbon emissions, linking mathematics to environmental stewardship in the Kenyan context.</w:t>
-            </w:r>
-          </w:p>
-          <w:p>
-            <w:pPr>
-              <w:spacing w:after="30" w:before="0"/>
-              <w:ind w:left="360" w:hanging="180"/>
-              <w:jc w:val="left"/>
-            </w:pPr>
-            <w:r>
-              <w:rPr>
-                <w:rFonts w:ascii="Arial" w:cs="Arial" w:eastAsia="Arial" w:hAnsi="Arial"/>
-                <w:b w:val="false"/>
-                <w:bCs w:val="false"/>
-                <w:i w:val="false"/>
-                <w:iCs w:val="false"/>
-                <w:color w:val="000000"/>
-                <w:sz w:val="18"/>
-                <w:szCs w:val="18"/>
-              </w:rPr>
-              <w:t xml:space="preserve">–  Health Education: Physical activity during the timer-race phenomenon promotes learner health and wellness, and links are made to the biomechanics of Kenyan long-distance runners such as Eliud Kipchoge.</w:t>
-            </w:r>
-          </w:p>
-          <w:p>
-            <w:pPr>
-              <w:spacing w:after="30" w:before="0"/>
-              <w:ind w:left="360" w:hanging="180"/>
-              <w:jc w:val="left"/>
-            </w:pPr>
-            <w:r>
-              <w:rPr>
-                <w:rFonts w:ascii="Arial" w:cs="Arial" w:eastAsia="Arial" w:hAnsi="Arial"/>
-                <w:b w:val="false"/>
-                <w:bCs w:val="false"/>
-                <w:i w:val="false"/>
-                <w:iCs w:val="false"/>
-                <w:color w:val="000000"/>
-                <w:sz w:val="18"/>
-                <w:szCs w:val="18"/>
-              </w:rPr>
-              <w:t xml:space="preserve">–  Financial Literacy: Learners explore how speed and distance calculations affect transport costs and logistics for Kenyan farmers moving produce from Rift Valley farms to Nairobi markets.</w:t>
-            </w:r>
-          </w:p>
-        </w:tc>
-      </w:tr>
-      <w:tr>
-        <w:tc>
-          <w:tcPr>
-            <w:tcW w:type="dxa" w:w="3000"/>
-            <w:shd w:fill="D9EEF1" w:color="auto" w:val="clear"/>
-            <w:tcMar>
-              <w:top w:type="dxa" w:w="60"/>
-              <w:left w:type="dxa" w:w="120"/>
-              <w:bottom w:type="dxa" w:w="60"/>
-              <w:right w:type="dxa" w:w="120"/>
-            </w:tcMar>
-            <w:vAlign w:val="top"/>
-          </w:tcPr>
-          <w:p>
-            <w:pPr>
-              <w:spacing w:after="40" w:before="0"/>
-              <w:jc w:val="left"/>
-            </w:pPr>
-            <w:r>
-              <w:rPr>
-                <w:rFonts w:ascii="Arial" w:cs="Arial" w:eastAsia="Arial" w:hAnsi="Arial"/>
-                <w:b/>
-                <w:bCs/>
-                <w:i w:val="false"/>
-                <w:iCs w:val="false"/>
-                <w:color w:val="000000"/>
-                <w:sz w:val="18"/>
-                <w:szCs w:val="18"/>
-              </w:rPr>
-              <w:t xml:space="preserve">Career Connections</w:t>
-            </w:r>
-          </w:p>
-        </w:tc>
-        <w:tc>
-          <w:tcPr>
-            <w:tcW w:type="dxa" w:w="10680"/>
-            <w:shd w:fill="FFFFFF" w:color="auto" w:val="clear"/>
-            <w:tcMar>
-              <w:top w:type="dxa" w:w="60"/>
-              <w:left w:type="dxa" w:w="120"/>
-              <w:bottom w:type="dxa" w:w="60"/>
-              <w:right w:type="dxa" w:w="120"/>
-            </w:tcMar>
-            <w:vAlign w:val="top"/>
-          </w:tcPr>
-          <w:p>
-            <w:pPr>
-              <w:spacing w:after="30" w:before="0"/>
-              <w:ind w:left="360" w:hanging="180"/>
-              <w:jc w:val="left"/>
-            </w:pPr>
-            <w:r>
-              <w:rPr>
-                <w:rFonts w:ascii="Arial" w:cs="Arial" w:eastAsia="Arial" w:hAnsi="Arial"/>
-                <w:b w:val="false"/>
-                <w:bCs w:val="false"/>
-                <w:i w:val="false"/>
-                <w:iCs w:val="false"/>
-                <w:color w:val="000000"/>
-                <w:sz w:val="18"/>
-                <w:szCs w:val="18"/>
-              </w:rPr>
-              <w:t xml:space="preserve">–  Engineering (Civil/Transport): Understanding linear motion is fundamental to designing roads, railways (e.g., the SGR Nairobi–Mombasa line), and bridges with appropriate speed and safety margins.</w:t>
-            </w:r>
-          </w:p>
-          <w:p>
-            <w:pPr>
-              <w:spacing w:after="30" w:before="0"/>
-              <w:ind w:left="360" w:hanging="180"/>
-              <w:jc w:val="left"/>
-            </w:pPr>
-            <w:r>
-              <w:rPr>
-                <w:rFonts w:ascii="Arial" w:cs="Arial" w:eastAsia="Arial" w:hAnsi="Arial"/>
-                <w:b w:val="false"/>
-                <w:bCs w:val="false"/>
-                <w:i w:val="false"/>
-                <w:iCs w:val="false"/>
-                <w:color w:val="000000"/>
-                <w:sz w:val="18"/>
-                <w:szCs w:val="18"/>
-              </w:rPr>
-              <w:t xml:space="preserve">–  Physics and Mathematics Teaching: Mastery of motion graphs and kinematics concepts prepares learners to teach these topics at secondary and tertiary levels across Kenya.</w:t>
-            </w:r>
-          </w:p>
-          <w:p>
-            <w:pPr>
-              <w:spacing w:after="30" w:before="0"/>
-              <w:ind w:left="360" w:hanging="180"/>
-              <w:jc w:val="left"/>
-            </w:pPr>
-            <w:r>
-              <w:rPr>
-                <w:rFonts w:ascii="Arial" w:cs="Arial" w:eastAsia="Arial" w:hAnsi="Arial"/>
-                <w:b w:val="false"/>
-                <w:bCs w:val="false"/>
-                <w:i w:val="false"/>
-                <w:iCs w:val="false"/>
-                <w:color w:val="000000"/>
-                <w:sz w:val="18"/>
-                <w:szCs w:val="18"/>
-              </w:rPr>
-              <w:t xml:space="preserve">–  Athletics Coaching and Sports Science: Kenyan athletics coaches use speed, velocity, and acceleration data to optimise training programmes for world-class runners like Faith Kipyegon and Eliud Kipchoge.</w:t>
-            </w:r>
-          </w:p>
-          <w:p>
-            <w:pPr>
-              <w:spacing w:after="30" w:before="0"/>
-              <w:ind w:left="360" w:hanging="180"/>
-              <w:jc w:val="left"/>
-            </w:pPr>
-            <w:r>
-              <w:rPr>
-                <w:rFonts w:ascii="Arial" w:cs="Arial" w:eastAsia="Arial" w:hAnsi="Arial"/>
-                <w:b w:val="false"/>
-                <w:bCs w:val="false"/>
-                <w:i w:val="false"/>
-                <w:iCs w:val="false"/>
-                <w:color w:val="000000"/>
-                <w:sz w:val="18"/>
-                <w:szCs w:val="18"/>
-              </w:rPr>
-              <w:t xml:space="preserve">–  Aviation and Navigation: Pilots and maritime navigators (e.g., on Lake Victoria) rely on displacement, velocity, and relative-speed calculations for safe and efficient travel.</w:t>
-            </w:r>
-          </w:p>
-          <w:p>
-            <w:pPr>
-              <w:spacing w:after="30" w:before="0"/>
-              <w:ind w:left="360" w:hanging="180"/>
-              <w:jc w:val="left"/>
-            </w:pPr>
-            <w:r>
-              <w:rPr>
-                <w:rFonts w:ascii="Arial" w:cs="Arial" w:eastAsia="Arial" w:hAnsi="Arial"/>
-                <w:b w:val="false"/>
-                <w:bCs w:val="false"/>
-                <w:i w:val="false"/>
-                <w:iCs w:val="false"/>
-                <w:color w:val="000000"/>
-                <w:sz w:val="18"/>
-                <w:szCs w:val="18"/>
-              </w:rPr>
-              <w:t xml:space="preserve">–  Urban Planning and Traffic Management: Nairobi city planners and traffic engineers use motion data to design efficient road networks, manage congestion, and set speed limits.</w:t>
-            </w:r>
-          </w:p>
-          <w:p>
-            <w:pPr>
-              <w:spacing w:after="30" w:before="0"/>
-              <w:ind w:left="360" w:hanging="180"/>
-              <w:jc w:val="left"/>
-            </w:pPr>
-            <w:r>
-              <w:rPr>
-                <w:rFonts w:ascii="Arial" w:cs="Arial" w:eastAsia="Arial" w:hAnsi="Arial"/>
-                <w:b w:val="false"/>
-                <w:bCs w:val="false"/>
-                <w:i w:val="false"/>
-                <w:iCs w:val="false"/>
-                <w:color w:val="000000"/>
-                <w:sz w:val="18"/>
-                <w:szCs w:val="18"/>
-              </w:rPr>
-              <w:t xml:space="preserve">–  Logistics and Supply Chain Management: Truck fleet managers and logistics companies in Kenya calculate travel times, speeds, and fuel requirements using linear motion mathematics.</w:t>
-            </w:r>
-          </w:p>
-        </w:tc>
-      </w:tr>
-      <w:tr>
-        <w:tc>
-          <w:tcPr>
-            <w:tcW w:type="dxa" w:w="3000"/>
-            <w:shd w:fill="D5E8F0" w:color="auto" w:val="clear"/>
-            <w:tcMar>
-              <w:top w:type="dxa" w:w="60"/>
-              <w:left w:type="dxa" w:w="120"/>
-              <w:bottom w:type="dxa" w:w="60"/>
-              <w:right w:type="dxa" w:w="120"/>
-            </w:tcMar>
-            <w:vAlign w:val="top"/>
-          </w:tcPr>
-          <w:p>
-            <w:pPr>
-              <w:spacing w:after="40" w:before="0"/>
-              <w:jc w:val="left"/>
-            </w:pPr>
-            <w:r>
-              <w:rPr>
-                <w:rFonts w:ascii="Arial" w:cs="Arial" w:eastAsia="Arial" w:hAnsi="Arial"/>
-                <w:b/>
-                <w:bCs/>
-                <w:i w:val="false"/>
-                <w:iCs w:val="false"/>
-                <w:color w:val="000000"/>
-                <w:sz w:val="18"/>
-                <w:szCs w:val="18"/>
-              </w:rPr>
-              <w:t xml:space="preserve">Focus for Lessons</w:t>
-            </w:r>
-          </w:p>
-        </w:tc>
-        <w:tc>
-          <w:tcPr>
-            <w:tcW w:type="dxa" w:w="10680"/>
-            <w:shd w:fill="FFFFFF" w:color="auto" w:val="clear"/>
-            <w:tcMar>
-              <w:top w:type="dxa" w:w="60"/>
-              <w:left w:type="dxa" w:w="120"/>
-              <w:bottom w:type="dxa" w:w="60"/>
-              <w:right w:type="dxa" w:w="120"/>
-            </w:tcMar>
-            <w:vAlign w:val="top"/>
-          </w:tcPr>
-          <w:p>
-            <w:pPr>
-              <w:spacing w:after="40" w:before="0"/>
-              <w:jc w:val="left"/>
-            </w:pPr>
-            <w:r>
-              <w:rPr>
-                <w:rFonts w:ascii="Arial" w:cs="Arial" w:eastAsia="Arial" w:hAnsi="Arial"/>
-                <w:b w:val="false"/>
-                <w:bCs w:val="false"/>
-                <w:i w:val="false"/>
-                <w:iCs w:val="false"/>
-                <w:color w:val="000000"/>
-                <w:sz w:val="18"/>
-                <w:szCs w:val="18"/>
-              </w:rPr>
-              <w:t xml:space="preserve">This unit anchors the study of linear motion in a vivid, kinaesthetic phenomenon — a timed race activity in the school compound — that immediately surfaces the puzzling distinction between how far learners travel and where they end up (distance vs. displacement). From this shared experience, learners progressively build a connected understanding of speed, velocity, and acceleration through data collection, graph construction, and graph interpretation, culminating in the powerful concept of relative speed applied to everyday Kenyan transport scenarios. The approach is inquiry-driven and context-rich, using Kenyan athletes, matatus, SGR trains, and boda-bodas to ensure every mathematical concept is grounded in a world learners recognise and care about.</w:t>
-            </w:r>
-          </w:p>
-        </w:tc>
-      </w:tr>
-      <w:tr>
-        <w:tc>
-          <w:tcPr>
-            <w:tcW w:type="dxa" w:w="3000"/>
-            <w:shd w:fill="EAD1F5" w:color="auto" w:val="clear"/>
-            <w:tcMar>
-              <w:top w:type="dxa" w:w="60"/>
-              <w:left w:type="dxa" w:w="120"/>
-              <w:bottom w:type="dxa" w:w="60"/>
-              <w:right w:type="dxa" w:w="120"/>
-            </w:tcMar>
-            <w:vAlign w:val="top"/>
-          </w:tcPr>
-          <w:p>
-            <w:pPr>
-              <w:spacing w:after="40" w:before="0"/>
-              <w:jc w:val="left"/>
-            </w:pPr>
-            <w:r>
-              <w:rPr>
-                <w:rFonts w:ascii="Arial" w:cs="Arial" w:eastAsia="Arial" w:hAnsi="Arial"/>
-                <w:b/>
-                <w:bCs/>
-                <w:i w:val="false"/>
-                <w:iCs w:val="false"/>
-                <w:color w:val="000000"/>
-                <w:sz w:val="18"/>
-                <w:szCs w:val="18"/>
-              </w:rPr>
-              <w:t xml:space="preserve">Driving Question / Key Inquiry Questions</w:t>
-            </w:r>
-          </w:p>
-        </w:tc>
-        <w:tc>
-          <w:tcPr>
-            <w:tcW w:type="dxa" w:w="10680"/>
-            <w:shd w:fill="FFFFFF" w:color="auto" w:val="clear"/>
-            <w:tcMar>
-              <w:top w:type="dxa" w:w="60"/>
-              <w:left w:type="dxa" w:w="120"/>
-              <w:bottom w:type="dxa" w:w="60"/>
-              <w:right w:type="dxa" w:w="120"/>
-            </w:tcMar>
-            <w:vAlign w:val="top"/>
-          </w:tcPr>
-          <w:p>
-            <w:pPr>
-              <w:spacing w:after="40" w:before="0"/>
-              <w:jc w:val="left"/>
-            </w:pPr>
-            <w:r>
-              <w:rPr>
-                <w:rFonts w:ascii="Arial" w:cs="Arial" w:eastAsia="Arial" w:hAnsi="Arial"/>
-                <w:b w:val="false"/>
-                <w:bCs w:val="false"/>
-                <w:i w:val="false"/>
-                <w:iCs w:val="false"/>
-                <w:color w:val="000000"/>
-                <w:sz w:val="18"/>
-                <w:szCs w:val="18"/>
-              </w:rPr>
-              <w:t xml:space="preserve">DRIVING QUESTION: How can mathematics help us fully describe, graph, and predict the motion of objects moving in a straight line — and why does direction always matter?</w:t>
-            </w:r>
-          </w:p>
-          <w:p>
-            <w:pPr>
-              <w:spacing w:after="40" w:before="0"/>
-              <w:jc w:val="left"/>
-            </w:pPr>
-            <w:r>
-              <w:rPr>
-                <w:rFonts w:ascii="Arial" w:cs="Arial" w:eastAsia="Arial" w:hAnsi="Arial"/>
-                <w:b w:val="false"/>
-                <w:bCs w:val="false"/>
-                <w:i w:val="false"/>
-                <w:iCs w:val="false"/>
-                <w:color w:val="000000"/>
-                <w:sz w:val="18"/>
-                <w:szCs w:val="18"/>
-              </w:rPr>
-              <w:t xml:space="preserve"/>
-            </w:r>
-          </w:p>
-          <w:p>
-            <w:pPr>
-              <w:spacing w:after="40" w:before="0"/>
-              <w:jc w:val="left"/>
-            </w:pPr>
-            <w:r>
-              <w:rPr>
-                <w:rFonts w:ascii="Arial" w:cs="Arial" w:eastAsia="Arial" w:hAnsi="Arial"/>
-                <w:b w:val="false"/>
-                <w:bCs w:val="false"/>
-                <w:i w:val="false"/>
-                <w:iCs w:val="false"/>
-                <w:color w:val="000000"/>
-                <w:sz w:val="18"/>
-                <w:szCs w:val="18"/>
-              </w:rPr>
-              <w:t xml:space="preserve">KICD KEY INQUIRY QUESTIONS:</w:t>
-            </w:r>
-          </w:p>
-          <w:p>
-            <w:pPr>
-              <w:spacing w:after="40" w:before="0"/>
-              <w:jc w:val="left"/>
-            </w:pPr>
-            <w:r>
-              <w:rPr>
-                <w:rFonts w:ascii="Arial" w:cs="Arial" w:eastAsia="Arial" w:hAnsi="Arial"/>
-                <w:b w:val="false"/>
-                <w:bCs w:val="false"/>
-                <w:i w:val="false"/>
-                <w:iCs w:val="false"/>
-                <w:color w:val="000000"/>
-                <w:sz w:val="18"/>
-                <w:szCs w:val="18"/>
-              </w:rPr>
-              <w:t xml:space="preserve">1. How do distance, displacement, speed, velocity, and acceleration differ from one another, and how are they calculated?</w:t>
-            </w:r>
-          </w:p>
-          <w:p>
-            <w:pPr>
-              <w:spacing w:after="40" w:before="0"/>
-              <w:jc w:val="left"/>
-            </w:pPr>
-            <w:r>
-              <w:rPr>
-                <w:rFonts w:ascii="Arial" w:cs="Arial" w:eastAsia="Arial" w:hAnsi="Arial"/>
-                <w:b w:val="false"/>
-                <w:bCs w:val="false"/>
-                <w:i w:val="false"/>
-                <w:iCs w:val="false"/>
-                <w:color w:val="000000"/>
-                <w:sz w:val="18"/>
-                <w:szCs w:val="18"/>
-              </w:rPr>
-              <w:t xml:space="preserve">2. How can graphs be used to represent and interpret the motion of objects moving in a straight line?</w:t>
-            </w:r>
-          </w:p>
-        </w:tc>
-      </w:tr>
-      <w:tr>
-        <w:tc>
-          <w:tcPr>
-            <w:tcW w:type="dxa" w:w="3000"/>
-            <w:shd w:fill="EAD1F5" w:color="auto" w:val="clear"/>
-            <w:tcMar>
-              <w:top w:type="dxa" w:w="60"/>
-              <w:left w:type="dxa" w:w="120"/>
-              <w:bottom w:type="dxa" w:w="60"/>
-              <w:right w:type="dxa" w:w="120"/>
-            </w:tcMar>
-            <w:vAlign w:val="top"/>
-          </w:tcPr>
-          <w:p>
-            <w:pPr>
-              <w:spacing w:after="40" w:before="0"/>
-              <w:jc w:val="left"/>
-            </w:pPr>
-            <w:r>
-              <w:rPr>
-                <w:rFonts w:ascii="Arial" w:cs="Arial" w:eastAsia="Arial" w:hAnsi="Arial"/>
-                <w:b/>
-                <w:bCs/>
-                <w:i w:val="false"/>
-                <w:iCs w:val="false"/>
-                <w:color w:val="000000"/>
-                <w:sz w:val="18"/>
-                <w:szCs w:val="18"/>
-              </w:rPr>
-              <w:t xml:space="preserve">Anchoring Phenomenon</w:t>
-            </w:r>
-          </w:p>
-        </w:tc>
-        <w:tc>
-          <w:tcPr>
-            <w:tcW w:type="dxa" w:w="10680"/>
-            <w:shd w:fill="FFFFFF" w:color="auto" w:val="clear"/>
-            <w:tcMar>
-              <w:top w:type="dxa" w:w="60"/>
-              <w:left w:type="dxa" w:w="120"/>
-              <w:bottom w:type="dxa" w:w="60"/>
-              <w:right w:type="dxa" w:w="120"/>
-            </w:tcMar>
-            <w:vAlign w:val="top"/>
-          </w:tcPr>
-          <w:p>
-            <w:pPr>
-              <w:spacing w:after="40" w:before="0"/>
-              <w:jc w:val="left"/>
-            </w:pPr>
-            <w:r>
-              <w:rPr>
-                <w:rFonts w:ascii="Arial" w:cs="Arial" w:eastAsia="Arial" w:hAnsi="Arial"/>
-                <w:b w:val="false"/>
-                <w:bCs w:val="false"/>
-                <w:i w:val="false"/>
-                <w:iCs w:val="false"/>
-                <w:color w:val="000000"/>
-                <w:sz w:val="18"/>
-                <w:szCs w:val="18"/>
-              </w:rPr>
-              <w:t xml:space="preserve">ANCHORING PHENOMENON — The Timer Race Puzzle:</w:t>
-            </w:r>
-          </w:p>
-          <w:p>
-            <w:pPr>
-              <w:spacing w:after="40" w:before="0"/>
-              <w:jc w:val="left"/>
-            </w:pPr>
-            <w:r>
-              <w:rPr>
-                <w:rFonts w:ascii="Arial" w:cs="Arial" w:eastAsia="Arial" w:hAnsi="Arial"/>
-                <w:b w:val="false"/>
-                <w:bCs w:val="false"/>
-                <w:i w:val="false"/>
-                <w:iCs w:val="false"/>
-                <w:color w:val="000000"/>
-                <w:sz w:val="18"/>
-                <w:szCs w:val="18"/>
-              </w:rPr>
-              <w:t xml:space="preserve"/>
-            </w:r>
-          </w:p>
-          <w:p>
-            <w:pPr>
-              <w:spacing w:after="40" w:before="0"/>
-              <w:jc w:val="left"/>
-            </w:pPr>
-            <w:r>
-              <w:rPr>
-                <w:rFonts w:ascii="Arial" w:cs="Arial" w:eastAsia="Arial" w:hAnsi="Arial"/>
-                <w:b w:val="false"/>
-                <w:bCs w:val="false"/>
-                <w:i w:val="false"/>
-                <w:iCs w:val="false"/>
-                <w:color w:val="000000"/>
-                <w:sz w:val="18"/>
-                <w:szCs w:val="18"/>
-              </w:rPr>
-              <w:t xml:space="preserve">At the start of the unit, learners participate in a 'timer race' in the school compound. Two groups of learners are asked to travel from the same starting point to the same finishing point in the same amount of time — but one group must walk in a straight line while the other must follow a winding zigzag path around obstacles. Both groups arrive at the finish at roughly the same time, yet learners quickly notice something puzzling: a third group member who walked the zigzag path and then retraced their steps back to a midpoint is also declared to have covered the 'same distance' as the straight-line walker, yet ends up at a completely different location.</w:t>
-            </w:r>
-          </w:p>
-          <w:p>
-            <w:pPr>
-              <w:spacing w:after="40" w:before="0"/>
-              <w:jc w:val="left"/>
-            </w:pPr>
-            <w:r>
-              <w:rPr>
-                <w:rFonts w:ascii="Arial" w:cs="Arial" w:eastAsia="Arial" w:hAnsi="Arial"/>
-                <w:b w:val="false"/>
-                <w:bCs w:val="false"/>
-                <w:i w:val="false"/>
-                <w:iCs w:val="false"/>
-                <w:color w:val="000000"/>
-                <w:sz w:val="18"/>
-                <w:szCs w:val="18"/>
-              </w:rPr>
-              <w:t xml:space="preserve"/>
-            </w:r>
-          </w:p>
-          <w:p>
-            <w:pPr>
-              <w:spacing w:after="40" w:before="0"/>
-              <w:jc w:val="left"/>
-            </w:pPr>
-            <w:r>
-              <w:rPr>
-                <w:rFonts w:ascii="Arial" w:cs="Arial" w:eastAsia="Arial" w:hAnsi="Arial"/>
-                <w:b w:val="false"/>
-                <w:bCs w:val="false"/>
-                <w:i w:val="false"/>
-                <w:iCs w:val="false"/>
-                <w:color w:val="000000"/>
-                <w:sz w:val="18"/>
-                <w:szCs w:val="18"/>
-              </w:rPr>
-              <w:t xml:space="preserve">This creates genuine cognitive conflict: if distance is the same and time is the same, why are the runners in such different places? Why does the speedometer reading of a matatu not tell you which direction Nairobi is? Why can Eliud Kipchoge run 42 km in a marathon yet end up only a few hundred metres from where he started?</w:t>
-            </w:r>
-          </w:p>
-          <w:p>
-            <w:pPr>
-              <w:spacing w:after="40" w:before="0"/>
-              <w:jc w:val="left"/>
-            </w:pPr>
-            <w:r>
-              <w:rPr>
-                <w:rFonts w:ascii="Arial" w:cs="Arial" w:eastAsia="Arial" w:hAnsi="Arial"/>
-                <w:b w:val="false"/>
-                <w:bCs w:val="false"/>
-                <w:i w:val="false"/>
-                <w:iCs w:val="false"/>
-                <w:color w:val="000000"/>
-                <w:sz w:val="18"/>
-                <w:szCs w:val="18"/>
-              </w:rPr>
-              <w:t xml:space="preserve"/>
-            </w:r>
-          </w:p>
-          <w:p>
-            <w:pPr>
-              <w:spacing w:after="40" w:before="0"/>
-              <w:jc w:val="left"/>
-            </w:pPr>
-            <w:r>
-              <w:rPr>
-                <w:rFonts w:ascii="Arial" w:cs="Arial" w:eastAsia="Arial" w:hAnsi="Arial"/>
-                <w:b w:val="false"/>
-                <w:bCs w:val="false"/>
-                <w:i w:val="false"/>
-                <w:iCs w:val="false"/>
-                <w:color w:val="000000"/>
-                <w:sz w:val="18"/>
-                <w:szCs w:val="18"/>
-              </w:rPr>
-              <w:t xml:space="preserve">Students observe that the same numerical value — whether for distance, speed, or time — can describe very different physical situations depending on direction. This puzzling observation motivates the entire unit: learners need a richer mathematical language (displacement, velocity, acceleration, and graphical representation) to fully describe and predict motion in the real world.</w:t>
-            </w:r>
-          </w:p>
-        </w:tc>
-      </w:tr>
-      <w:tr>
-        <w:tc>
-          <w:tcPr>
-            <w:tcW w:type="dxa" w:w="3000"/>
-            <w:shd w:fill="D9EEF1" w:color="auto" w:val="clear"/>
-            <w:tcMar>
-              <w:top w:type="dxa" w:w="60"/>
-              <w:left w:type="dxa" w:w="120"/>
-              <w:bottom w:type="dxa" w:w="60"/>
-              <w:right w:type="dxa" w:w="120"/>
-            </w:tcMar>
-            <w:vAlign w:val="top"/>
-          </w:tcPr>
-          <w:p>
-            <w:pPr>
-              <w:spacing w:after="40" w:before="0"/>
-              <w:jc w:val="left"/>
-            </w:pPr>
-            <w:r>
-              <w:rPr>
-                <w:rFonts w:ascii="Arial" w:cs="Arial" w:eastAsia="Arial" w:hAnsi="Arial"/>
-                <w:b/>
-                <w:bCs/>
-                <w:i w:val="false"/>
-                <w:iCs w:val="false"/>
-                <w:color w:val="000000"/>
-                <w:sz w:val="18"/>
-                <w:szCs w:val="18"/>
-              </w:rPr>
-              <w:t xml:space="preserve">Storyline Thread</w:t>
-            </w:r>
-          </w:p>
-        </w:tc>
-        <w:tc>
-          <w:tcPr>
-            <w:tcW w:type="dxa" w:w="10680"/>
-            <w:shd w:fill="FFFFFF" w:color="auto" w:val="clear"/>
-            <w:tcMar>
-              <w:top w:type="dxa" w:w="60"/>
-              <w:left w:type="dxa" w:w="120"/>
-              <w:bottom w:type="dxa" w:w="60"/>
-              <w:right w:type="dxa" w:w="120"/>
-            </w:tcMar>
-            <w:vAlign w:val="top"/>
-          </w:tcPr>
-          <w:p>
-            <w:pPr>
-              <w:spacing w:after="40" w:before="0"/>
-              <w:jc w:val="left"/>
-            </w:pPr>
-            <w:r>
-              <w:rPr>
-                <w:rFonts w:ascii="Arial" w:cs="Arial" w:eastAsia="Arial" w:hAnsi="Arial"/>
-                <w:b w:val="false"/>
-                <w:bCs w:val="false"/>
-                <w:i w:val="false"/>
-                <w:iCs w:val="false"/>
-                <w:color w:val="000000"/>
-                <w:sz w:val="18"/>
-                <w:szCs w:val="18"/>
-              </w:rPr>
-              <w:t xml:space="preserve">Lesson 1 — Anchoring Phenomenon (Timer Race): Learners conduct the timer race activity in the school compound, collecting time and distance data. They confront the puzzle of distance vs. displacement firsthand and post their first 'wonder questions' on the Driving Question Board (DQB).</w:t>
-            </w:r>
-          </w:p>
-          <w:p>
-            <w:pPr>
-              <w:spacing w:after="40" w:before="0"/>
-              <w:jc w:val="left"/>
-            </w:pPr>
-            <w:r>
-              <w:rPr>
-                <w:rFonts w:ascii="Arial" w:cs="Arial" w:eastAsia="Arial" w:hAnsi="Arial"/>
-                <w:b w:val="false"/>
-                <w:bCs w:val="false"/>
-                <w:i w:val="false"/>
-                <w:iCs w:val="false"/>
-                <w:color w:val="000000"/>
-                <w:sz w:val="18"/>
-                <w:szCs w:val="18"/>
-              </w:rPr>
-              <w:t xml:space="preserve"/>
-            </w:r>
-          </w:p>
-          <w:p>
-            <w:pPr>
-              <w:spacing w:after="40" w:before="0"/>
-              <w:jc w:val="left"/>
-            </w:pPr>
-            <w:r>
-              <w:rPr>
-                <w:rFonts w:ascii="Arial" w:cs="Arial" w:eastAsia="Arial" w:hAnsi="Arial"/>
-                <w:b w:val="false"/>
-                <w:bCs w:val="false"/>
-                <w:i w:val="false"/>
-                <w:iCs w:val="false"/>
-                <w:color w:val="000000"/>
-                <w:sz w:val="18"/>
-                <w:szCs w:val="18"/>
-              </w:rPr>
-              <w:t xml:space="preserve">Lesson 2 — Distance, Displacement, Speed &amp; Velocity (Video + Discussion): Learners watch a short video on distance &amp; displacement, then a second clip on speed vs. velocity. They reconcile the video evidence with their timer-race experience, define key terms, and solve introductory calculations using Kenyan contexts (e.g., a cyclist riding from Kericho to Nakuru).</w:t>
-            </w:r>
-          </w:p>
-          <w:p>
-            <w:pPr>
-              <w:spacing w:after="40" w:before="0"/>
-              <w:jc w:val="left"/>
-            </w:pPr>
-            <w:r>
-              <w:rPr>
-                <w:rFonts w:ascii="Arial" w:cs="Arial" w:eastAsia="Arial" w:hAnsi="Arial"/>
-                <w:b w:val="false"/>
-                <w:bCs w:val="false"/>
-                <w:i w:val="false"/>
-                <w:iCs w:val="false"/>
-                <w:color w:val="000000"/>
-                <w:sz w:val="18"/>
-                <w:szCs w:val="18"/>
-              </w:rPr>
-              <w:t xml:space="preserve"/>
-            </w:r>
-          </w:p>
-          <w:p>
-            <w:pPr>
-              <w:spacing w:after="40" w:before="0"/>
-              <w:jc w:val="left"/>
-            </w:pPr>
-            <w:r>
-              <w:rPr>
-                <w:rFonts w:ascii="Arial" w:cs="Arial" w:eastAsia="Arial" w:hAnsi="Arial"/>
-                <w:b w:val="false"/>
-                <w:bCs w:val="false"/>
-                <w:i w:val="false"/>
-                <w:iCs w:val="false"/>
-                <w:color w:val="000000"/>
-                <w:sz w:val="18"/>
-                <w:szCs w:val="18"/>
-              </w:rPr>
-              <w:t xml:space="preserve">Lesson 3 — Velocity, Speed &amp; Acceleration (Illustrations + Calculations): Using illustrated scenarios of a matatu accelerating from a bus stop and a motorcycle braking, learners derive the formula for acceleration, distinguish positive from negative acceleration (deceleration), and practise multi-step calculations. The DQB is updated with new answers and new questions.</w:t>
-            </w:r>
-          </w:p>
-          <w:p>
-            <w:pPr>
-              <w:spacing w:after="40" w:before="0"/>
-              <w:jc w:val="left"/>
-            </w:pPr>
-            <w:r>
-              <w:rPr>
-                <w:rFonts w:ascii="Arial" w:cs="Arial" w:eastAsia="Arial" w:hAnsi="Arial"/>
-                <w:b w:val="false"/>
-                <w:bCs w:val="false"/>
-                <w:i w:val="false"/>
-                <w:iCs w:val="false"/>
-                <w:color w:val="000000"/>
-                <w:sz w:val="18"/>
-                <w:szCs w:val="18"/>
-              </w:rPr>
-              <w:t xml:space="preserve"/>
-            </w:r>
-          </w:p>
-          <w:p>
-            <w:pPr>
-              <w:spacing w:after="40" w:before="0"/>
-              <w:jc w:val="left"/>
-            </w:pPr>
-            <w:r>
-              <w:rPr>
-                <w:rFonts w:ascii="Arial" w:cs="Arial" w:eastAsia="Arial" w:hAnsi="Arial"/>
-                <w:b w:val="false"/>
-                <w:bCs w:val="false"/>
-                <w:i w:val="false"/>
-                <w:iCs w:val="false"/>
-                <w:color w:val="000000"/>
-                <w:sz w:val="18"/>
-                <w:szCs w:val="18"/>
-              </w:rPr>
-              <w:t xml:space="preserve">Lesson 4 — Velocity and Acceleration Problems (Practice &amp; Sensemaking): Learners work in groups on structured problem sets involving velocity and acceleration in varied situations — athletes, vehicles on Kenyan roads, and falling objects. Groups present solutions and justify their reasoning to the class.</w:t>
-            </w:r>
-          </w:p>
-          <w:p>
-            <w:pPr>
-              <w:spacing w:after="40" w:before="0"/>
-              <w:jc w:val="left"/>
-            </w:pPr>
-            <w:r>
-              <w:rPr>
-                <w:rFonts w:ascii="Arial" w:cs="Arial" w:eastAsia="Arial" w:hAnsi="Arial"/>
-                <w:b w:val="false"/>
-                <w:bCs w:val="false"/>
-                <w:i w:val="false"/>
-                <w:iCs w:val="false"/>
-                <w:color w:val="000000"/>
-                <w:sz w:val="18"/>
-                <w:szCs w:val="18"/>
-              </w:rPr>
-              <w:t xml:space="preserve"/>
-            </w:r>
-          </w:p>
-          <w:p>
-            <w:pPr>
-              <w:spacing w:after="40" w:before="0"/>
-              <w:jc w:val="left"/>
-            </w:pPr>
-            <w:r>
-              <w:rPr>
-                <w:rFonts w:ascii="Arial" w:cs="Arial" w:eastAsia="Arial" w:hAnsi="Arial"/>
-                <w:b w:val="false"/>
-                <w:bCs w:val="false"/>
-                <w:i w:val="false"/>
-                <w:iCs w:val="false"/>
-                <w:color w:val="000000"/>
-                <w:sz w:val="18"/>
-                <w:szCs w:val="18"/>
-              </w:rPr>
-              <w:t xml:space="preserve">Lesson 5 — Drawing Displacement–Time Graphs: Using data tables generated from the timer-race activity and from the SGR supporting phenomenon, learners practise drawing accurate displacement–time graphs on grid paper. They identify the features of stationary, uniform, and non-uniform motion.</w:t>
-            </w:r>
-          </w:p>
-          <w:p>
-            <w:pPr>
-              <w:spacing w:after="40" w:before="0"/>
-              <w:jc w:val="left"/>
-            </w:pPr>
-            <w:r>
-              <w:rPr>
-                <w:rFonts w:ascii="Arial" w:cs="Arial" w:eastAsia="Arial" w:hAnsi="Arial"/>
-                <w:b w:val="false"/>
-                <w:bCs w:val="false"/>
-                <w:i w:val="false"/>
-                <w:iCs w:val="false"/>
-                <w:color w:val="000000"/>
-                <w:sz w:val="18"/>
-                <w:szCs w:val="18"/>
-              </w:rPr>
-              <w:t xml:space="preserve"/>
-            </w:r>
-          </w:p>
-          <w:p>
-            <w:pPr>
-              <w:spacing w:after="40" w:before="0"/>
-              <w:jc w:val="left"/>
-            </w:pPr>
-            <w:r>
-              <w:rPr>
-                <w:rFonts w:ascii="Arial" w:cs="Arial" w:eastAsia="Arial" w:hAnsi="Arial"/>
-                <w:b w:val="false"/>
-                <w:bCs w:val="false"/>
-                <w:i w:val="false"/>
-                <w:iCs w:val="false"/>
-                <w:color w:val="000000"/>
-                <w:sz w:val="18"/>
-                <w:szCs w:val="18"/>
-              </w:rPr>
-              <w:t xml:space="preserve">Lesson 6 — Interpreting Displacement–Time Graphs: Learners receive a set of pre-drawn displacement–time graphs representing different journeys (a boda-boda in Kisumu, a jogger in Nairobi's Karura Forest) and interpret each graph — reading values, calculating gradient/speed, and writing narrative descriptions of each journey.</w:t>
-            </w:r>
-          </w:p>
-          <w:p>
-            <w:pPr>
-              <w:spacing w:after="40" w:before="0"/>
-              <w:jc w:val="left"/>
-            </w:pPr>
-            <w:r>
-              <w:rPr>
-                <w:rFonts w:ascii="Arial" w:cs="Arial" w:eastAsia="Arial" w:hAnsi="Arial"/>
-                <w:b w:val="false"/>
-                <w:bCs w:val="false"/>
-                <w:i w:val="false"/>
-                <w:iCs w:val="false"/>
-                <w:color w:val="000000"/>
-                <w:sz w:val="18"/>
-                <w:szCs w:val="18"/>
-              </w:rPr>
-              <w:t xml:space="preserve"/>
-            </w:r>
-          </w:p>
-          <w:p>
-            <w:pPr>
-              <w:spacing w:after="40" w:before="0"/>
-              <w:jc w:val="left"/>
-            </w:pPr>
-            <w:r>
-              <w:rPr>
-                <w:rFonts w:ascii="Arial" w:cs="Arial" w:eastAsia="Arial" w:hAnsi="Arial"/>
-                <w:b w:val="false"/>
-                <w:bCs w:val="false"/>
-                <w:i w:val="false"/>
-                <w:iCs w:val="false"/>
-                <w:color w:val="000000"/>
-                <w:sz w:val="18"/>
-                <w:szCs w:val="18"/>
-              </w:rPr>
-              <w:t xml:space="preserve">Lesson 7 — Drawing Velocity–Time Graphs: Learners are given tabulated velocity–time data (including from Kipchoge's marathon splits) and practise drawing velocity–time graphs. They discover that the gradient represents acceleration and begin to calculate it graphically.</w:t>
-            </w:r>
-          </w:p>
-          <w:p>
-            <w:pPr>
-              <w:spacing w:after="40" w:before="0"/>
-              <w:jc w:val="left"/>
-            </w:pPr>
-            <w:r>
-              <w:rPr>
-                <w:rFonts w:ascii="Arial" w:cs="Arial" w:eastAsia="Arial" w:hAnsi="Arial"/>
-                <w:b w:val="false"/>
-                <w:bCs w:val="false"/>
-                <w:i w:val="false"/>
-                <w:iCs w:val="false"/>
-                <w:color w:val="000000"/>
-                <w:sz w:val="18"/>
-                <w:szCs w:val="18"/>
-              </w:rPr>
-              <w:t xml:space="preserve"/>
-            </w:r>
-          </w:p>
-          <w:p>
-            <w:pPr>
-              <w:spacing w:after="40" w:before="0"/>
-              <w:jc w:val="left"/>
-            </w:pPr>
-            <w:r>
-              <w:rPr>
-                <w:rFonts w:ascii="Arial" w:cs="Arial" w:eastAsia="Arial" w:hAnsi="Arial"/>
-                <w:b w:val="false"/>
-                <w:bCs w:val="false"/>
-                <w:i w:val="false"/>
-                <w:iCs w:val="false"/>
-                <w:color w:val="000000"/>
-                <w:sz w:val="18"/>
-                <w:szCs w:val="18"/>
-              </w:rPr>
-              <w:t xml:space="preserve">Lesson 8 — Interpreting Velocity–Time Graphs &amp; Area Under the Graph: Learners interpret a series of velocity–time graphs, calculate acceleration from gradients, and discover — through a guided investigation — that the area under the graph equals displacement. They apply this to determine stopping distances in the boda-boda braking scenario.</w:t>
-            </w:r>
-          </w:p>
-          <w:p>
-            <w:pPr>
-              <w:spacing w:after="40" w:before="0"/>
-              <w:jc w:val="left"/>
-            </w:pPr>
-            <w:r>
-              <w:rPr>
-                <w:rFonts w:ascii="Arial" w:cs="Arial" w:eastAsia="Arial" w:hAnsi="Arial"/>
-                <w:b w:val="false"/>
-                <w:bCs w:val="false"/>
-                <w:i w:val="false"/>
-                <w:iCs w:val="false"/>
-                <w:color w:val="000000"/>
-                <w:sz w:val="18"/>
-                <w:szCs w:val="18"/>
-              </w:rPr>
-              <w:t xml:space="preserve"/>
-            </w:r>
-          </w:p>
-          <w:p>
-            <w:pPr>
-              <w:spacing w:after="40" w:before="0"/>
-              <w:jc w:val="left"/>
-            </w:pPr>
-            <w:r>
-              <w:rPr>
-                <w:rFonts w:ascii="Arial" w:cs="Arial" w:eastAsia="Arial" w:hAnsi="Arial"/>
-                <w:b w:val="false"/>
-                <w:bCs w:val="false"/>
-                <w:i w:val="false"/>
-                <w:iCs w:val="false"/>
-                <w:color w:val="000000"/>
-                <w:sz w:val="18"/>
-                <w:szCs w:val="18"/>
-              </w:rPr>
-              <w:t xml:space="preserve">Lesson 9 — Relative Speed (Reading + Illustration): Learners read a passage on relative speed and study illustrated scenarios of two matatus moving in the same direction and in opposite directions on a Kenyan highway. They derive the rules for combining velocities and solve relative-speed problems, updating the DQB with newly answered questions.</w:t>
-            </w:r>
-          </w:p>
-          <w:p>
-            <w:pPr>
-              <w:spacing w:after="40" w:before="0"/>
-              <w:jc w:val="left"/>
-            </w:pPr>
-            <w:r>
-              <w:rPr>
-                <w:rFonts w:ascii="Arial" w:cs="Arial" w:eastAsia="Arial" w:hAnsi="Arial"/>
-                <w:b w:val="false"/>
-                <w:bCs w:val="false"/>
-                <w:i w:val="false"/>
-                <w:iCs w:val="false"/>
-                <w:color w:val="000000"/>
-                <w:sz w:val="18"/>
-                <w:szCs w:val="18"/>
-              </w:rPr>
-              <w:t xml:space="preserve"/>
-            </w:r>
-          </w:p>
-          <w:p>
-            <w:pPr>
-              <w:spacing w:after="40" w:before="0"/>
-              <w:jc w:val="left"/>
-            </w:pPr>
-            <w:r>
-              <w:rPr>
-                <w:rFonts w:ascii="Arial" w:cs="Arial" w:eastAsia="Arial" w:hAnsi="Arial"/>
-                <w:b w:val="false"/>
-                <w:bCs w:val="false"/>
-                <w:i w:val="false"/>
-                <w:iCs w:val="false"/>
-                <w:color w:val="000000"/>
-                <w:sz w:val="18"/>
-                <w:szCs w:val="18"/>
-              </w:rPr>
-              <w:t xml:space="preserve">Lesson 10 — Application &amp; Cumulative Model Building: Learners tackle a rich real-life problem integrating all sub-strand concepts (e.g., planning the safe overtaking of a truck on the Nakuru–Nairobi highway). They finalise and present their cumulative motion models — annotated graphs with written explanations — demonstrating full progression from the opening timer-race puzzle to confident mathematical description of linear motion.</w:t>
-            </w:r>
-          </w:p>
-        </w:tc>
-      </w:tr>
-      <w:tr>
-        <w:tc>
-          <w:tcPr>
-            <w:tcW w:type="dxa" w:w="3000"/>
-            <w:shd w:fill="EAD1F5" w:color="auto" w:val="clear"/>
-            <w:tcMar>
-              <w:top w:type="dxa" w:w="60"/>
-              <w:left w:type="dxa" w:w="120"/>
-              <w:bottom w:type="dxa" w:w="60"/>
-              <w:right w:type="dxa" w:w="120"/>
-            </w:tcMar>
-            <w:vAlign w:val="top"/>
-          </w:tcPr>
-          <w:p>
-            <w:pPr>
-              <w:spacing w:after="40" w:before="0"/>
-              <w:jc w:val="left"/>
-            </w:pPr>
-            <w:r>
-              <w:rPr>
-                <w:rFonts w:ascii="Arial" w:cs="Arial" w:eastAsia="Arial" w:hAnsi="Arial"/>
-                <w:b/>
-                <w:bCs/>
-                <w:i w:val="false"/>
-                <w:iCs w:val="false"/>
-                <w:color w:val="000000"/>
-                <w:sz w:val="18"/>
-                <w:szCs w:val="18"/>
-              </w:rPr>
-              <w:t xml:space="preserve">Supporting Phenomena</w:t>
-            </w:r>
-          </w:p>
-        </w:tc>
-        <w:tc>
-          <w:tcPr>
-            <w:tcW w:type="dxa" w:w="10680"/>
-            <w:shd w:fill="FFFFFF" w:color="auto" w:val="clear"/>
-            <w:tcMar>
-              <w:top w:type="dxa" w:w="60"/>
-              <w:left w:type="dxa" w:w="120"/>
-              <w:bottom w:type="dxa" w:w="60"/>
-              <w:right w:type="dxa" w:w="120"/>
-            </w:tcMar>
-            <w:vAlign w:val="top"/>
-          </w:tcPr>
-          <w:p>
-            <w:pPr>
-              <w:spacing w:after="30" w:before="0"/>
-              <w:ind w:left="360" w:hanging="180"/>
-              <w:jc w:val="left"/>
-            </w:pPr>
-            <w:r>
-              <w:rPr>
-                <w:rFonts w:ascii="Arial" w:cs="Arial" w:eastAsia="Arial" w:hAnsi="Arial"/>
-                <w:b w:val="false"/>
-                <w:bCs w:val="false"/>
-                <w:i w:val="false"/>
-                <w:iCs w:val="false"/>
-                <w:color w:val="000000"/>
-                <w:sz w:val="18"/>
-                <w:szCs w:val="18"/>
-              </w:rPr>
-              <w:t xml:space="preserve">–  Speed Camera Paradox (Road Safety): A video clip shows two vehicles on Thika Superhighway — one travelling at 80 km/h towards Nairobi and another at 80 km/h away from Nairobi. The speed camera records the same value for both, yet a head-on collision between them involves a closing speed of 160 km/h. Why does the direction matter so much? This supports the distinction between speed (scalar) and velocity (vector) and introduces relative speed.</w:t>
-            </w:r>
-          </w:p>
-          <w:p>
-            <w:pPr>
-              <w:spacing w:after="30" w:before="0"/>
-              <w:ind w:left="360" w:hanging="180"/>
-              <w:jc w:val="left"/>
-            </w:pPr>
-            <w:r>
-              <w:rPr>
-                <w:rFonts w:ascii="Arial" w:cs="Arial" w:eastAsia="Arial" w:hAnsi="Arial"/>
-                <w:b w:val="false"/>
-                <w:bCs w:val="false"/>
-                <w:i w:val="false"/>
-                <w:iCs w:val="false"/>
-                <w:color w:val="000000"/>
-                <w:sz w:val="18"/>
-                <w:szCs w:val="18"/>
-              </w:rPr>
-              <w:t xml:space="preserve">–  SGR Train Motion Graph: Learners are shown a distance–time data table for a Madaraka Express journey from Nairobi to Mombasa, including station stops. Plotting this data produces a graph with flat sections (stationary at stations) and sloped sections (moving) — a puzzling staircase shape that motivates interpretation of displacement–time graphs.</w:t>
-            </w:r>
-          </w:p>
-          <w:p>
-            <w:pPr>
-              <w:spacing w:after="30" w:before="0"/>
-              <w:ind w:left="360" w:hanging="180"/>
-              <w:jc w:val="left"/>
-            </w:pPr>
-            <w:r>
-              <w:rPr>
-                <w:rFonts w:ascii="Arial" w:cs="Arial" w:eastAsia="Arial" w:hAnsi="Arial"/>
-                <w:b w:val="false"/>
-                <w:bCs w:val="false"/>
-                <w:i w:val="false"/>
-                <w:iCs w:val="false"/>
-                <w:color w:val="000000"/>
-                <w:sz w:val="18"/>
-                <w:szCs w:val="18"/>
-              </w:rPr>
-              <w:t xml:space="preserve">–  Eliud Kipchoge's Sub-2-Hour Marathon: Learners examine split-time data from Kipchoge's INEOS 1:59 Challenge and calculate his average speed and velocity at different stages. The realisation that his velocity is not constant — he accelerates and decelerates — introduces the need for velocity–time graphs and the concept of acceleration.</w:t>
-            </w:r>
-          </w:p>
-          <w:p>
-            <w:pPr>
-              <w:spacing w:after="30" w:before="0"/>
-              <w:ind w:left="360" w:hanging="180"/>
-              <w:jc w:val="left"/>
-            </w:pPr>
-            <w:r>
-              <w:rPr>
-                <w:rFonts w:ascii="Arial" w:cs="Arial" w:eastAsia="Arial" w:hAnsi="Arial"/>
-                <w:b w:val="false"/>
-                <w:bCs w:val="false"/>
-                <w:i w:val="false"/>
-                <w:iCs w:val="false"/>
-                <w:color w:val="000000"/>
-                <w:sz w:val="18"/>
-                <w:szCs w:val="18"/>
-              </w:rPr>
-              <w:t xml:space="preserve">–  Boda-Boda Braking Distance Illustration: A short illustrated scenario shows a boda-boda rider in Kisumu travelling at different speeds when a child runs onto the road. Learners compare braking distances at 30 km/h vs. 60 km/h and are shocked that doubling speed quadruples stopping distance — motivating the deep study of velocity–time graphs and the area-under-graph concept.</w:t>
-            </w:r>
-          </w:p>
-        </w:tc>
-      </w:tr>
-    </w:tbl>
-    <w:p>
-      <w:pPr>
-        <w:spacing w:after="120"/>
-      </w:pPr>
-      <w:r>
-        <w:t xml:space="preserve"/>
       </w:r>
     </w:p>
     <w:p>
@@ -3707,7 +3707,7 @@
             <w:pPr>
               <w:spacing w:after="20" w:before="0"/>
             </w:pPr>
-            <w:hyperlink w:history="1" r:id="rIdfrctj4txry5nyryelopk9">
+            <w:hyperlink w:history="1" r:id="rIda9drrdwcjzfkfiu8oievf">
               <w:r>
                 <w:rPr>
                   <w:rFonts w:ascii="Arial" w:cs="Arial" w:eastAsia="Arial" w:hAnsi="Arial"/>
@@ -3740,7 +3740,7 @@
               <w:spacing w:after="10" w:before="0"/>
               <w:ind w:left="120"/>
             </w:pPr>
-            <w:hyperlink w:history="1" r:id="rIdykzlzwrva5pyfzzxdcww6">
+            <w:hyperlink w:history="1" r:id="rId7y_puhelvf0yiclicswd4">
               <w:r>
                 <w:rPr>
                   <w:rFonts w:ascii="Arial" w:cs="Arial" w:eastAsia="Arial" w:hAnsi="Arial"/>
@@ -3785,7 +3785,7 @@
             <w:pPr>
               <w:spacing w:after="20" w:before="0"/>
             </w:pPr>
-            <w:hyperlink w:history="1" r:id="rIdeqhlm-qe5ngo5_qhm-ss-">
+            <w:hyperlink w:history="1" r:id="rIdwbf_drqvjwgshu_9ckkuy">
               <w:r>
                 <w:rPr>
                   <w:rFonts w:ascii="Arial" w:cs="Arial" w:eastAsia="Arial" w:hAnsi="Arial"/>
@@ -3818,7 +3818,7 @@
               <w:spacing w:after="10" w:before="0"/>
               <w:ind w:left="120"/>
             </w:pPr>
-            <w:hyperlink w:history="1" r:id="rIdrpfuyj7vptsgef_3vfcqz">
+            <w:hyperlink w:history="1" r:id="rId71fxj-lmz9fcre52-pp02">
               <w:r>
                 <w:rPr>
                   <w:rFonts w:ascii="Arial" w:cs="Arial" w:eastAsia="Arial" w:hAnsi="Arial"/>
@@ -4013,7 +4013,7 @@
             <w:pPr>
               <w:spacing w:after="20" w:before="0"/>
             </w:pPr>
-            <w:hyperlink w:history="1" r:id="rIdf1dbsvvi0sdj399turopg">
+            <w:hyperlink w:history="1" r:id="rIdh_2ib6mh-tgwgplnj3u3g">
               <w:r>
                 <w:rPr>
                   <w:rFonts w:ascii="Arial" w:cs="Arial" w:eastAsia="Arial" w:hAnsi="Arial"/>
@@ -4046,7 +4046,7 @@
               <w:spacing w:after="10" w:before="0"/>
               <w:ind w:left="120"/>
             </w:pPr>
-            <w:hyperlink w:history="1" r:id="rIdneoei7mab_bikfiglhkcv">
+            <w:hyperlink w:history="1" r:id="rIdkf7fnmssy4mckubpwqjkp">
               <w:r>
                 <w:rPr>
                   <w:rFonts w:ascii="Arial" w:cs="Arial" w:eastAsia="Arial" w:hAnsi="Arial"/>
@@ -4091,7 +4091,7 @@
             <w:pPr>
               <w:spacing w:after="20" w:before="0"/>
             </w:pPr>
-            <w:hyperlink w:history="1" r:id="rIdllaoab3dutfuriq7j7u-i">
+            <w:hyperlink w:history="1" r:id="rIdoenf5otlbt_thjarp1rmn">
               <w:r>
                 <w:rPr>
                   <w:rFonts w:ascii="Arial" w:cs="Arial" w:eastAsia="Arial" w:hAnsi="Arial"/>
@@ -4124,7 +4124,7 @@
               <w:spacing w:after="10" w:before="0"/>
               <w:ind w:left="120"/>
             </w:pPr>
-            <w:hyperlink w:history="1" r:id="rIdg8fwphf4-azh53zdprmhr">
+            <w:hyperlink w:history="1" r:id="rIduozwwfholxbidyq46a7su">
               <w:r>
                 <w:rPr>
                   <w:rFonts w:ascii="Arial" w:cs="Arial" w:eastAsia="Arial" w:hAnsi="Arial"/>
@@ -4319,7 +4319,7 @@
             <w:pPr>
               <w:spacing w:after="20" w:before="0"/>
             </w:pPr>
-            <w:hyperlink w:history="1" r:id="rIdhubwmkmewdaf3k0r1wdo5">
+            <w:hyperlink w:history="1" r:id="rIdfskodi8umxchqonxkfptg">
               <w:r>
                 <w:rPr>
                   <w:rFonts w:ascii="Arial" w:cs="Arial" w:eastAsia="Arial" w:hAnsi="Arial"/>
@@ -4352,7 +4352,7 @@
               <w:spacing w:after="10" w:before="0"/>
               <w:ind w:left="120"/>
             </w:pPr>
-            <w:hyperlink w:history="1" r:id="rIdlz_hbwuisathdibbhr9zo">
+            <w:hyperlink w:history="1" r:id="rIdnis8dndhxs6kb7lgpr5au">
               <w:r>
                 <w:rPr>
                   <w:rFonts w:ascii="Arial" w:cs="Arial" w:eastAsia="Arial" w:hAnsi="Arial"/>
@@ -4397,7 +4397,7 @@
             <w:pPr>
               <w:spacing w:after="20" w:before="0"/>
             </w:pPr>
-            <w:hyperlink w:history="1" r:id="rId8b4rvsjpw91iqp_qckzny">
+            <w:hyperlink w:history="1" r:id="rIdr7ci5a4zku7wnb1l7hw9a">
               <w:r>
                 <w:rPr>
                   <w:rFonts w:ascii="Arial" w:cs="Arial" w:eastAsia="Arial" w:hAnsi="Arial"/>
@@ -4430,7 +4430,7 @@
               <w:spacing w:after="10" w:before="0"/>
               <w:ind w:left="120"/>
             </w:pPr>
-            <w:hyperlink w:history="1" r:id="rIdydqyy853byvl0o6ijkmin">
+            <w:hyperlink w:history="1" r:id="rIdrqbfgjdf_ajr1rmdzb_sc">
               <w:r>
                 <w:rPr>
                   <w:rFonts w:ascii="Arial" w:cs="Arial" w:eastAsia="Arial" w:hAnsi="Arial"/>
@@ -4625,7 +4625,7 @@
             <w:pPr>
               <w:spacing w:after="20" w:before="0"/>
             </w:pPr>
-            <w:hyperlink w:history="1" r:id="rId8_qbp-_9eah0qfyovb9go">
+            <w:hyperlink w:history="1" r:id="rId9yvbyngn_tqddbgg4qayd">
               <w:r>
                 <w:rPr>
                   <w:rFonts w:ascii="Arial" w:cs="Arial" w:eastAsia="Arial" w:hAnsi="Arial"/>
@@ -4658,7 +4658,7 @@
               <w:spacing w:after="10" w:before="0"/>
               <w:ind w:left="120"/>
             </w:pPr>
-            <w:hyperlink w:history="1" r:id="rId3urbzm8ayezyf7pkz67b5">
+            <w:hyperlink w:history="1" r:id="rIdqxzauqspott7jr5zhyhwe">
               <w:r>
                 <w:rPr>
                   <w:rFonts w:ascii="Arial" w:cs="Arial" w:eastAsia="Arial" w:hAnsi="Arial"/>
@@ -4703,7 +4703,7 @@
             <w:pPr>
               <w:spacing w:after="20" w:before="0"/>
             </w:pPr>
-            <w:hyperlink w:history="1" r:id="rIdspcwgo0iqttpft7k-abhz">
+            <w:hyperlink w:history="1" r:id="rIdbdj4hts82eie6sqqy1jgw">
               <w:r>
                 <w:rPr>
                   <w:rFonts w:ascii="Arial" w:cs="Arial" w:eastAsia="Arial" w:hAnsi="Arial"/>
@@ -4736,7 +4736,7 @@
               <w:spacing w:after="10" w:before="0"/>
               <w:ind w:left="120"/>
             </w:pPr>
-            <w:hyperlink w:history="1" r:id="rId7ttfro2pxqnyaggnyjwrk">
+            <w:hyperlink w:history="1" r:id="rId6ope4hxm557vrubxvtzdf">
               <w:r>
                 <w:rPr>
                   <w:rFonts w:ascii="Arial" w:cs="Arial" w:eastAsia="Arial" w:hAnsi="Arial"/>
@@ -4931,7 +4931,7 @@
             <w:pPr>
               <w:spacing w:after="20" w:before="0"/>
             </w:pPr>
-            <w:hyperlink w:history="1" r:id="rId3dmjqljzegaylzhokt0di">
+            <w:hyperlink w:history="1" r:id="rId5ji-k8mtqncqm1j5firlg">
               <w:r>
                 <w:rPr>
                   <w:rFonts w:ascii="Arial" w:cs="Arial" w:eastAsia="Arial" w:hAnsi="Arial"/>
@@ -4964,7 +4964,7 @@
               <w:spacing w:after="10" w:before="0"/>
               <w:ind w:left="120"/>
             </w:pPr>
-            <w:hyperlink w:history="1" r:id="rIdecurzl9oh1fq7weslzb5f">
+            <w:hyperlink w:history="1" r:id="rIdq7tbsaswkg1prtglw6tqb">
               <w:r>
                 <w:rPr>
                   <w:rFonts w:ascii="Arial" w:cs="Arial" w:eastAsia="Arial" w:hAnsi="Arial"/>
@@ -5009,7 +5009,7 @@
             <w:pPr>
               <w:spacing w:after="20" w:before="0"/>
             </w:pPr>
-            <w:hyperlink w:history="1" r:id="rIdrhhg1wc63gc3pcs6gswvu">
+            <w:hyperlink w:history="1" r:id="rIdpmpei4srze3gbv3j8kxgp">
               <w:r>
                 <w:rPr>
                   <w:rFonts w:ascii="Arial" w:cs="Arial" w:eastAsia="Arial" w:hAnsi="Arial"/>
@@ -5042,7 +5042,7 @@
               <w:spacing w:after="10" w:before="0"/>
               <w:ind w:left="120"/>
             </w:pPr>
-            <w:hyperlink w:history="1" r:id="rIdf0ngqkcofrem40rvioaag">
+            <w:hyperlink w:history="1" r:id="rIdwsdnvpkuttxzy8a-hvijl">
               <w:r>
                 <w:rPr>
                   <w:rFonts w:ascii="Arial" w:cs="Arial" w:eastAsia="Arial" w:hAnsi="Arial"/>
@@ -5554,7 +5554,7 @@
         </w:rPr>
         <w:t xml:space="preserve">© 2026 SeaVuria and ARES. Aligned with KICD objectives. Developed by SeaVuria; technical implementation by ARES (with AI assistance from Claude). Licensed under </w:t>
       </w:r>
-      <w:hyperlink w:history="1" r:id="rIdqwzyksepbt4espaex1a1b">
+      <w:hyperlink w:history="1" r:id="rIdmpzv87jy6_7dakkwvybac">
         <w:r>
           <w:rPr>
             <w:rFonts w:ascii="Arial" w:cs="Arial" w:eastAsia="Arial" w:hAnsi="Arial"/>
@@ -5575,7 +5575,7 @@
         </w:rPr>
         <w:t xml:space="preserve"> (</w:t>
       </w:r>
-      <w:hyperlink w:history="1" r:id="rIdk49tsaczez4sdg6xdvzdt">
+      <w:hyperlink w:history="1" r:id="rIdzvrcoltebjcvmhembohyp">
         <w:r>
           <w:rPr>
             <w:rFonts w:ascii="Arial" w:cs="Arial" w:eastAsia="Arial" w:hAnsi="Arial"/>
@@ -6588,7 +6588,7 @@
             <w:pPr>
               <w:spacing w:after="20" w:before="0"/>
             </w:pPr>
-            <w:hyperlink w:history="1" r:id="rIdyut3bt7zmtkw-fuiqwhn5">
+            <w:hyperlink w:history="1" r:id="rId9i9ddiys07q1h_pzblvys">
               <w:r>
                 <w:rPr>
                   <w:rFonts w:ascii="Arial" w:cs="Arial" w:eastAsia="Arial" w:hAnsi="Arial"/>
@@ -6621,7 +6621,7 @@
               <w:spacing w:after="10" w:before="0"/>
               <w:ind w:left="120"/>
             </w:pPr>
-            <w:hyperlink w:history="1" r:id="rIdqfstq4uubyy62jcje7ryi">
+            <w:hyperlink w:history="1" r:id="rId7zfaomthh-wrytvvcr0vl">
               <w:r>
                 <w:rPr>
                   <w:rFonts w:ascii="Arial" w:cs="Arial" w:eastAsia="Arial" w:hAnsi="Arial"/>
@@ -6666,7 +6666,7 @@
             <w:pPr>
               <w:spacing w:after="20" w:before="0"/>
             </w:pPr>
-            <w:hyperlink w:history="1" r:id="rIdjpdrgijxypcjm4pydugqb">
+            <w:hyperlink w:history="1" r:id="rIdd9bd7k4j--m0zqtrbqija">
               <w:r>
                 <w:rPr>
                   <w:rFonts w:ascii="Arial" w:cs="Arial" w:eastAsia="Arial" w:hAnsi="Arial"/>
@@ -6699,7 +6699,7 @@
               <w:spacing w:after="10" w:before="0"/>
               <w:ind w:left="120"/>
             </w:pPr>
-            <w:hyperlink w:history="1" r:id="rId8owgb_tf7r0-pzymyq6co">
+            <w:hyperlink w:history="1" r:id="rIdkdnlrfjhje9zssz9te-fm">
               <w:r>
                 <w:rPr>
                   <w:rFonts w:ascii="Arial" w:cs="Arial" w:eastAsia="Arial" w:hAnsi="Arial"/>
@@ -6894,7 +6894,7 @@
             <w:pPr>
               <w:spacing w:after="20" w:before="0"/>
             </w:pPr>
-            <w:hyperlink w:history="1" r:id="rIdkllynz7slo8dnlzjbrd-f">
+            <w:hyperlink w:history="1" r:id="rIdlyrdonpakwu6acxdw6lz1">
               <w:r>
                 <w:rPr>
                   <w:rFonts w:ascii="Arial" w:cs="Arial" w:eastAsia="Arial" w:hAnsi="Arial"/>
@@ -6927,7 +6927,7 @@
               <w:spacing w:after="10" w:before="0"/>
               <w:ind w:left="120"/>
             </w:pPr>
-            <w:hyperlink w:history="1" r:id="rIdjsb_dpwswe7bvy6w8slkc">
+            <w:hyperlink w:history="1" r:id="rIdqmuihw-ki--rzflamkl3p">
               <w:r>
                 <w:rPr>
                   <w:rFonts w:ascii="Arial" w:cs="Arial" w:eastAsia="Arial" w:hAnsi="Arial"/>
@@ -6972,7 +6972,7 @@
             <w:pPr>
               <w:spacing w:after="20" w:before="0"/>
             </w:pPr>
-            <w:hyperlink w:history="1" r:id="rIdui6p12t2y4q2bjo2pk-qa">
+            <w:hyperlink w:history="1" r:id="rIdwgstmjkufq2qet1gq1ofw">
               <w:r>
                 <w:rPr>
                   <w:rFonts w:ascii="Arial" w:cs="Arial" w:eastAsia="Arial" w:hAnsi="Arial"/>
@@ -7005,7 +7005,7 @@
               <w:spacing w:after="10" w:before="0"/>
               <w:ind w:left="120"/>
             </w:pPr>
-            <w:hyperlink w:history="1" r:id="rIdr7gxdgs4f2r8chrvn5q1j">
+            <w:hyperlink w:history="1" r:id="rId9clia_qwlelb1vmhm-2hy">
               <w:r>
                 <w:rPr>
                   <w:rFonts w:ascii="Arial" w:cs="Arial" w:eastAsia="Arial" w:hAnsi="Arial"/>
@@ -7200,7 +7200,7 @@
             <w:pPr>
               <w:spacing w:after="20" w:before="0"/>
             </w:pPr>
-            <w:hyperlink w:history="1" r:id="rIdvivxfeyuujqwfqzuztk3w">
+            <w:hyperlink w:history="1" r:id="rIdgnxyd50bk0jvr9tffxre7">
               <w:r>
                 <w:rPr>
                   <w:rFonts w:ascii="Arial" w:cs="Arial" w:eastAsia="Arial" w:hAnsi="Arial"/>
@@ -7233,7 +7233,7 @@
               <w:spacing w:after="10" w:before="0"/>
               <w:ind w:left="120"/>
             </w:pPr>
-            <w:hyperlink w:history="1" r:id="rIdiyvltsf1q5vq8b95jah9o">
+            <w:hyperlink w:history="1" r:id="rIdyhpcop_fptvrjc1tpjnlq">
               <w:r>
                 <w:rPr>
                   <w:rFonts w:ascii="Arial" w:cs="Arial" w:eastAsia="Arial" w:hAnsi="Arial"/>
@@ -7278,7 +7278,7 @@
             <w:pPr>
               <w:spacing w:after="20" w:before="0"/>
             </w:pPr>
-            <w:hyperlink w:history="1" r:id="rIdrhc7ukmfhqrcbe8-cavuk">
+            <w:hyperlink w:history="1" r:id="rId_ckwil-f7iorc_8hyh0-6">
               <w:r>
                 <w:rPr>
                   <w:rFonts w:ascii="Arial" w:cs="Arial" w:eastAsia="Arial" w:hAnsi="Arial"/>
@@ -7311,7 +7311,7 @@
               <w:spacing w:after="10" w:before="0"/>
               <w:ind w:left="120"/>
             </w:pPr>
-            <w:hyperlink w:history="1" r:id="rIdoa0lnarbrdlkmacf0ogmc">
+            <w:hyperlink w:history="1" r:id="rIdh3q67a8rmabwnysmpaylq">
               <w:r>
                 <w:rPr>
                   <w:rFonts w:ascii="Arial" w:cs="Arial" w:eastAsia="Arial" w:hAnsi="Arial"/>
@@ -7506,7 +7506,7 @@
             <w:pPr>
               <w:spacing w:after="20" w:before="0"/>
             </w:pPr>
-            <w:hyperlink w:history="1" r:id="rIdtdoysbb2fwidayzopy2jc">
+            <w:hyperlink w:history="1" r:id="rIdqtvfukkzqvmtwt8mmgorz">
               <w:r>
                 <w:rPr>
                   <w:rFonts w:ascii="Arial" w:cs="Arial" w:eastAsia="Arial" w:hAnsi="Arial"/>
@@ -7539,7 +7539,7 @@
               <w:spacing w:after="10" w:before="0"/>
               <w:ind w:left="120"/>
             </w:pPr>
-            <w:hyperlink w:history="1" r:id="rIdmceykd7qzrxpmxgvyucjh">
+            <w:hyperlink w:history="1" r:id="rId5ku-m0lhgsdxlhsn0pkim">
               <w:r>
                 <w:rPr>
                   <w:rFonts w:ascii="Arial" w:cs="Arial" w:eastAsia="Arial" w:hAnsi="Arial"/>
@@ -7584,7 +7584,7 @@
             <w:pPr>
               <w:spacing w:after="20" w:before="0"/>
             </w:pPr>
-            <w:hyperlink w:history="1" r:id="rIdptwnldcdvi1x2zkq-sn9c">
+            <w:hyperlink w:history="1" r:id="rIdxpo3f05fnkj-lpv_8l4lz">
               <w:r>
                 <w:rPr>
                   <w:rFonts w:ascii="Arial" w:cs="Arial" w:eastAsia="Arial" w:hAnsi="Arial"/>
@@ -7617,7 +7617,7 @@
               <w:spacing w:after="10" w:before="0"/>
               <w:ind w:left="120"/>
             </w:pPr>
-            <w:hyperlink w:history="1" r:id="rIdpdifa1pijoz3ucbrpmv_a">
+            <w:hyperlink w:history="1" r:id="rIdmtboaorfbmuyexbglicmb">
               <w:r>
                 <w:rPr>
                   <w:rFonts w:ascii="Arial" w:cs="Arial" w:eastAsia="Arial" w:hAnsi="Arial"/>
@@ -7812,7 +7812,7 @@
             <w:pPr>
               <w:spacing w:after="20" w:before="0"/>
             </w:pPr>
-            <w:hyperlink w:history="1" r:id="rIddjbhrqtg4y4-ppzkp_cnr">
+            <w:hyperlink w:history="1" r:id="rIdxeund8gpunk1vgrnl8uuq">
               <w:r>
                 <w:rPr>
                   <w:rFonts w:ascii="Arial" w:cs="Arial" w:eastAsia="Arial" w:hAnsi="Arial"/>
@@ -7845,7 +7845,7 @@
               <w:spacing w:after="10" w:before="0"/>
               <w:ind w:left="120"/>
             </w:pPr>
-            <w:hyperlink w:history="1" r:id="rIdpce0sui8jzcgawfvx83f8">
+            <w:hyperlink w:history="1" r:id="rIdjr3yjkut-xbcrgak82ldq">
               <w:r>
                 <w:rPr>
                   <w:rFonts w:ascii="Arial" w:cs="Arial" w:eastAsia="Arial" w:hAnsi="Arial"/>
@@ -7890,7 +7890,7 @@
             <w:pPr>
               <w:spacing w:after="20" w:before="0"/>
             </w:pPr>
-            <w:hyperlink w:history="1" r:id="rId2oovtrztqhghawrmj9pyt">
+            <w:hyperlink w:history="1" r:id="rId7lgt7sibtiwsqsbbnjzn_">
               <w:r>
                 <w:rPr>
                   <w:rFonts w:ascii="Arial" w:cs="Arial" w:eastAsia="Arial" w:hAnsi="Arial"/>
@@ -7923,7 +7923,7 @@
               <w:spacing w:after="10" w:before="0"/>
               <w:ind w:left="120"/>
             </w:pPr>
-            <w:hyperlink w:history="1" r:id="rIdf8ue_kdrb465slhgeafcm">
+            <w:hyperlink w:history="1" r:id="rIdekuezm2vxwj6fbjwhd4w9">
               <w:r>
                 <w:rPr>
                   <w:rFonts w:ascii="Arial" w:cs="Arial" w:eastAsia="Arial" w:hAnsi="Arial"/>
@@ -8435,7 +8435,7 @@
         </w:rPr>
         <w:t xml:space="preserve">© 2026 SeaVuria and ARES. Aligned with KICD objectives. Developed by SeaVuria; technical implementation by ARES (with AI assistance from Claude). Licensed under </w:t>
       </w:r>
-      <w:hyperlink w:history="1" r:id="rId718pms8rdd9g4nbn5jojl">
+      <w:hyperlink w:history="1" r:id="rIdgktmjj9zb-rnbyre6lktk">
         <w:r>
           <w:rPr>
             <w:rFonts w:ascii="Arial" w:cs="Arial" w:eastAsia="Arial" w:hAnsi="Arial"/>
@@ -8456,7 +8456,7 @@
         </w:rPr>
         <w:t xml:space="preserve"> (</w:t>
       </w:r>
-      <w:hyperlink w:history="1" r:id="rId8lwafknaxwjemu9kohcto">
+      <w:hyperlink w:history="1" r:id="rIdyyouqqq8lqwhkspkwurse">
         <w:r>
           <w:rPr>
             <w:rFonts w:ascii="Arial" w:cs="Arial" w:eastAsia="Arial" w:hAnsi="Arial"/>
@@ -9469,7 +9469,7 @@
             <w:pPr>
               <w:spacing w:after="20" w:before="0"/>
             </w:pPr>
-            <w:hyperlink w:history="1" r:id="rIdj1bafm_wrq20xujryc2uj">
+            <w:hyperlink w:history="1" r:id="rIdvkh6uwp472b5jrnxfrnos">
               <w:r>
                 <w:rPr>
                   <w:rFonts w:ascii="Arial" w:cs="Arial" w:eastAsia="Arial" w:hAnsi="Arial"/>
@@ -9502,7 +9502,7 @@
               <w:spacing w:after="10" w:before="0"/>
               <w:ind w:left="120"/>
             </w:pPr>
-            <w:hyperlink w:history="1" r:id="rIdjonwuznrvav-k7dnxizex">
+            <w:hyperlink w:history="1" r:id="rId6dhjuhdkrvueniqzldkce">
               <w:r>
                 <w:rPr>
                   <w:rFonts w:ascii="Arial" w:cs="Arial" w:eastAsia="Arial" w:hAnsi="Arial"/>
@@ -9547,7 +9547,7 @@
             <w:pPr>
               <w:spacing w:after="20" w:before="0"/>
             </w:pPr>
-            <w:hyperlink w:history="1" r:id="rIdco2mscgvn0zlnf1cbae88">
+            <w:hyperlink w:history="1" r:id="rId0_q71dyfsljskb5tjineq">
               <w:r>
                 <w:rPr>
                   <w:rFonts w:ascii="Arial" w:cs="Arial" w:eastAsia="Arial" w:hAnsi="Arial"/>
@@ -9580,7 +9580,7 @@
               <w:spacing w:after="10" w:before="0"/>
               <w:ind w:left="120"/>
             </w:pPr>
-            <w:hyperlink w:history="1" r:id="rIditcgv_djbrp8kgn0u269e">
+            <w:hyperlink w:history="1" r:id="rIdcdqtdhfuphzvyd6jjb7vz">
               <w:r>
                 <w:rPr>
                   <w:rFonts w:ascii="Arial" w:cs="Arial" w:eastAsia="Arial" w:hAnsi="Arial"/>
@@ -9775,7 +9775,7 @@
             <w:pPr>
               <w:spacing w:after="20" w:before="0"/>
             </w:pPr>
-            <w:hyperlink w:history="1" r:id="rIdxmzcgqvbupxt7pmpr2wrd">
+            <w:hyperlink w:history="1" r:id="rIda96ov3k--mymzdgtuzcs1">
               <w:r>
                 <w:rPr>
                   <w:rFonts w:ascii="Arial" w:cs="Arial" w:eastAsia="Arial" w:hAnsi="Arial"/>
@@ -9808,7 +9808,7 @@
               <w:spacing w:after="10" w:before="0"/>
               <w:ind w:left="120"/>
             </w:pPr>
-            <w:hyperlink w:history="1" r:id="rIdpymszo9dd8rkndnmmtfrv">
+            <w:hyperlink w:history="1" r:id="rIdtzqx2ipbrvseicxog_3_t">
               <w:r>
                 <w:rPr>
                   <w:rFonts w:ascii="Arial" w:cs="Arial" w:eastAsia="Arial" w:hAnsi="Arial"/>
@@ -9853,7 +9853,7 @@
             <w:pPr>
               <w:spacing w:after="20" w:before="0"/>
             </w:pPr>
-            <w:hyperlink w:history="1" r:id="rIdf7ae-vvsbvlkolas1gsqt">
+            <w:hyperlink w:history="1" r:id="rIdbz-0z35ks58wlvrfawle7">
               <w:r>
                 <w:rPr>
                   <w:rFonts w:ascii="Arial" w:cs="Arial" w:eastAsia="Arial" w:hAnsi="Arial"/>
@@ -9886,7 +9886,7 @@
               <w:spacing w:after="10" w:before="0"/>
               <w:ind w:left="120"/>
             </w:pPr>
-            <w:hyperlink w:history="1" r:id="rIdibzevsyt9jc8paztohl_g">
+            <w:hyperlink w:history="1" r:id="rIdzkitq0mjcsblem5th9rkf">
               <w:r>
                 <w:rPr>
                   <w:rFonts w:ascii="Arial" w:cs="Arial" w:eastAsia="Arial" w:hAnsi="Arial"/>
@@ -10081,7 +10081,7 @@
             <w:pPr>
               <w:spacing w:after="20" w:before="0"/>
             </w:pPr>
-            <w:hyperlink w:history="1" r:id="rIdl4pykcvhumfjubrfc3soq">
+            <w:hyperlink w:history="1" r:id="rId6jgtyexbgjwhg4jfqiah-">
               <w:r>
                 <w:rPr>
                   <w:rFonts w:ascii="Arial" w:cs="Arial" w:eastAsia="Arial" w:hAnsi="Arial"/>
@@ -10114,7 +10114,7 @@
               <w:spacing w:after="10" w:before="0"/>
               <w:ind w:left="120"/>
             </w:pPr>
-            <w:hyperlink w:history="1" r:id="rIdkk-0bngk6p9-_yb7fcwn_">
+            <w:hyperlink w:history="1" r:id="rIdsr8_rstsywzjt5liqz9dy">
               <w:r>
                 <w:rPr>
                   <w:rFonts w:ascii="Arial" w:cs="Arial" w:eastAsia="Arial" w:hAnsi="Arial"/>
@@ -10159,7 +10159,7 @@
             <w:pPr>
               <w:spacing w:after="20" w:before="0"/>
             </w:pPr>
-            <w:hyperlink w:history="1" r:id="rIdgbvtxfoycjfpzo2jy371r">
+            <w:hyperlink w:history="1" r:id="rIdfi3y3z6vrlraf5oloiqya">
               <w:r>
                 <w:rPr>
                   <w:rFonts w:ascii="Arial" w:cs="Arial" w:eastAsia="Arial" w:hAnsi="Arial"/>
@@ -10192,7 +10192,7 @@
               <w:spacing w:after="10" w:before="0"/>
               <w:ind w:left="120"/>
             </w:pPr>
-            <w:hyperlink w:history="1" r:id="rIdisq33dxm397s5njlc-mrp">
+            <w:hyperlink w:history="1" r:id="rIdsqo96dysikbuu_kz_guqi">
               <w:r>
                 <w:rPr>
                   <w:rFonts w:ascii="Arial" w:cs="Arial" w:eastAsia="Arial" w:hAnsi="Arial"/>
@@ -10387,7 +10387,7 @@
             <w:pPr>
               <w:spacing w:after="20" w:before="0"/>
             </w:pPr>
-            <w:hyperlink w:history="1" r:id="rId3hxpiadprtbkbd9nucgwt">
+            <w:hyperlink w:history="1" r:id="rIdntbleacklmxfimelayxr_">
               <w:r>
                 <w:rPr>
                   <w:rFonts w:ascii="Arial" w:cs="Arial" w:eastAsia="Arial" w:hAnsi="Arial"/>
@@ -10420,7 +10420,7 @@
               <w:spacing w:after="10" w:before="0"/>
               <w:ind w:left="120"/>
             </w:pPr>
-            <w:hyperlink w:history="1" r:id="rIdhs8xquqmwt1eok4faszlw">
+            <w:hyperlink w:history="1" r:id="rIdobn80qu6xv54ynoqvzxlb">
               <w:r>
                 <w:rPr>
                   <w:rFonts w:ascii="Arial" w:cs="Arial" w:eastAsia="Arial" w:hAnsi="Arial"/>
@@ -10465,7 +10465,7 @@
             <w:pPr>
               <w:spacing w:after="20" w:before="0"/>
             </w:pPr>
-            <w:hyperlink w:history="1" r:id="rIdthfigju9aee0rni5zmicl">
+            <w:hyperlink w:history="1" r:id="rIdd7zmrm_qw6eelmx0jq8fn">
               <w:r>
                 <w:rPr>
                   <w:rFonts w:ascii="Arial" w:cs="Arial" w:eastAsia="Arial" w:hAnsi="Arial"/>
@@ -10498,7 +10498,7 @@
               <w:spacing w:after="10" w:before="0"/>
               <w:ind w:left="120"/>
             </w:pPr>
-            <w:hyperlink w:history="1" r:id="rIdgfcq_uudl8sejpgscd9lp">
+            <w:hyperlink w:history="1" r:id="rIdxl74-g4hjyubvomzo2b5w">
               <w:r>
                 <w:rPr>
                   <w:rFonts w:ascii="Arial" w:cs="Arial" w:eastAsia="Arial" w:hAnsi="Arial"/>
@@ -10693,7 +10693,7 @@
             <w:pPr>
               <w:spacing w:after="20" w:before="0"/>
             </w:pPr>
-            <w:hyperlink w:history="1" r:id="rIdcpeei0uwsnplxges6ts04">
+            <w:hyperlink w:history="1" r:id="rIdnuqxdpj6bjebjruh0yqrk">
               <w:r>
                 <w:rPr>
                   <w:rFonts w:ascii="Arial" w:cs="Arial" w:eastAsia="Arial" w:hAnsi="Arial"/>
@@ -10726,7 +10726,7 @@
               <w:spacing w:after="10" w:before="0"/>
               <w:ind w:left="120"/>
             </w:pPr>
-            <w:hyperlink w:history="1" r:id="rIdizjppclkyiy0vglu1wonh">
+            <w:hyperlink w:history="1" r:id="rIdfe9ruwvwmauwmr5aev9an">
               <w:r>
                 <w:rPr>
                   <w:rFonts w:ascii="Arial" w:cs="Arial" w:eastAsia="Arial" w:hAnsi="Arial"/>
@@ -10771,7 +10771,7 @@
             <w:pPr>
               <w:spacing w:after="20" w:before="0"/>
             </w:pPr>
-            <w:hyperlink w:history="1" r:id="rId4hjbnwpgfonqeswpo3pcy">
+            <w:hyperlink w:history="1" r:id="rIdm2i7ketzid_ekqusvmdp6">
               <w:r>
                 <w:rPr>
                   <w:rFonts w:ascii="Arial" w:cs="Arial" w:eastAsia="Arial" w:hAnsi="Arial"/>
@@ -10804,7 +10804,7 @@
               <w:spacing w:after="10" w:before="0"/>
               <w:ind w:left="120"/>
             </w:pPr>
-            <w:hyperlink w:history="1" r:id="rIdnct-qb2hiiijopf6oa0mj">
+            <w:hyperlink w:history="1" r:id="rIds1c09gqw8_eykqy-bvhc-">
               <w:r>
                 <w:rPr>
                   <w:rFonts w:ascii="Arial" w:cs="Arial" w:eastAsia="Arial" w:hAnsi="Arial"/>
@@ -11316,7 +11316,7 @@
         </w:rPr>
         <w:t xml:space="preserve">© 2026 SeaVuria and ARES. Aligned with KICD objectives. Developed by SeaVuria; technical implementation by ARES (with AI assistance from Claude). Licensed under </w:t>
       </w:r>
-      <w:hyperlink w:history="1" r:id="rIdk0w1dfbke1bmgnqfa3a1j">
+      <w:hyperlink w:history="1" r:id="rIdrhfxj400ar7i2ig9ojixu">
         <w:r>
           <w:rPr>
             <w:rFonts w:ascii="Arial" w:cs="Arial" w:eastAsia="Arial" w:hAnsi="Arial"/>
@@ -11337,7 +11337,7 @@
         </w:rPr>
         <w:t xml:space="preserve"> (</w:t>
       </w:r>
-      <w:hyperlink w:history="1" r:id="rIdz7b2bsff29s_-ywdr5pza">
+      <w:hyperlink w:history="1" r:id="rIdocupdfb1_l2-6uuim-hjr">
         <w:r>
           <w:rPr>
             <w:rFonts w:ascii="Arial" w:cs="Arial" w:eastAsia="Arial" w:hAnsi="Arial"/>
@@ -12350,7 +12350,7 @@
             <w:pPr>
               <w:spacing w:after="20" w:before="0"/>
             </w:pPr>
-            <w:hyperlink w:history="1" r:id="rIdsffly6j1cwr-slttpv-ps">
+            <w:hyperlink w:history="1" r:id="rIdhvgixk96mylspsdyjduqk">
               <w:r>
                 <w:rPr>
                   <w:rFonts w:ascii="Arial" w:cs="Arial" w:eastAsia="Arial" w:hAnsi="Arial"/>
@@ -12383,7 +12383,7 @@
               <w:spacing w:after="10" w:before="0"/>
               <w:ind w:left="120"/>
             </w:pPr>
-            <w:hyperlink w:history="1" r:id="rIdkbusppik5mypsdzg3yx0u">
+            <w:hyperlink w:history="1" r:id="rIdbkatffkbdlrlosiqb7u12">
               <w:r>
                 <w:rPr>
                   <w:rFonts w:ascii="Arial" w:cs="Arial" w:eastAsia="Arial" w:hAnsi="Arial"/>
@@ -12428,7 +12428,7 @@
             <w:pPr>
               <w:spacing w:after="20" w:before="0"/>
             </w:pPr>
-            <w:hyperlink w:history="1" r:id="rIdrm418qawg_cmhmszbynt1">
+            <w:hyperlink w:history="1" r:id="rId1unzy79kiirfzip9bksmb">
               <w:r>
                 <w:rPr>
                   <w:rFonts w:ascii="Arial" w:cs="Arial" w:eastAsia="Arial" w:hAnsi="Arial"/>
@@ -12461,7 +12461,7 @@
               <w:spacing w:after="10" w:before="0"/>
               <w:ind w:left="120"/>
             </w:pPr>
-            <w:hyperlink w:history="1" r:id="rIdeqjb5okurznegbvajnbvf">
+            <w:hyperlink w:history="1" r:id="rIdnbgi0rz7b2eulkoilvce0">
               <w:r>
                 <w:rPr>
                   <w:rFonts w:ascii="Arial" w:cs="Arial" w:eastAsia="Arial" w:hAnsi="Arial"/>
@@ -12656,7 +12656,7 @@
             <w:pPr>
               <w:spacing w:after="20" w:before="0"/>
             </w:pPr>
-            <w:hyperlink w:history="1" r:id="rIdm2xobg6expwune-935hg3">
+            <w:hyperlink w:history="1" r:id="rId1th0nrajxywjssvqxauug">
               <w:r>
                 <w:rPr>
                   <w:rFonts w:ascii="Arial" w:cs="Arial" w:eastAsia="Arial" w:hAnsi="Arial"/>
@@ -12689,7 +12689,7 @@
               <w:spacing w:after="10" w:before="0"/>
               <w:ind w:left="120"/>
             </w:pPr>
-            <w:hyperlink w:history="1" r:id="rIdtqbmehkyogvrho-lz2_72">
+            <w:hyperlink w:history="1" r:id="rId3lugkadzmm16ybk2nuezf">
               <w:r>
                 <w:rPr>
                   <w:rFonts w:ascii="Arial" w:cs="Arial" w:eastAsia="Arial" w:hAnsi="Arial"/>
@@ -12734,7 +12734,7 @@
             <w:pPr>
               <w:spacing w:after="20" w:before="0"/>
             </w:pPr>
-            <w:hyperlink w:history="1" r:id="rIdrcx4rzpn1ystufue0gvwh">
+            <w:hyperlink w:history="1" r:id="rIdaxmqjxixfrxlhmppaboxi">
               <w:r>
                 <w:rPr>
                   <w:rFonts w:ascii="Arial" w:cs="Arial" w:eastAsia="Arial" w:hAnsi="Arial"/>
@@ -12767,7 +12767,7 @@
               <w:spacing w:after="10" w:before="0"/>
               <w:ind w:left="120"/>
             </w:pPr>
-            <w:hyperlink w:history="1" r:id="rIdhcqwyxe3d_xmk5-cwhg8m">
+            <w:hyperlink w:history="1" r:id="rId82_fjldog9buhfunmbko3">
               <w:r>
                 <w:rPr>
                   <w:rFonts w:ascii="Arial" w:cs="Arial" w:eastAsia="Arial" w:hAnsi="Arial"/>
@@ -12962,7 +12962,7 @@
             <w:pPr>
               <w:spacing w:after="20" w:before="0"/>
             </w:pPr>
-            <w:hyperlink w:history="1" r:id="rIdi4cvlgeklgzoyvjbqu2s0">
+            <w:hyperlink w:history="1" r:id="rIdp2gefs_oszgayow9vptbt">
               <w:r>
                 <w:rPr>
                   <w:rFonts w:ascii="Arial" w:cs="Arial" w:eastAsia="Arial" w:hAnsi="Arial"/>
@@ -12995,7 +12995,7 @@
               <w:spacing w:after="10" w:before="0"/>
               <w:ind w:left="120"/>
             </w:pPr>
-            <w:hyperlink w:history="1" r:id="rIdtjwj-zjepo_jldcjdsxbz">
+            <w:hyperlink w:history="1" r:id="rIdzlikvxngrvnxdgdst78zi">
               <w:r>
                 <w:rPr>
                   <w:rFonts w:ascii="Arial" w:cs="Arial" w:eastAsia="Arial" w:hAnsi="Arial"/>
@@ -13040,7 +13040,7 @@
             <w:pPr>
               <w:spacing w:after="20" w:before="0"/>
             </w:pPr>
-            <w:hyperlink w:history="1" r:id="rIdbpzyakg-iowzi6miptvr2">
+            <w:hyperlink w:history="1" r:id="rIdahdg0flf9fvwyxwggbjib">
               <w:r>
                 <w:rPr>
                   <w:rFonts w:ascii="Arial" w:cs="Arial" w:eastAsia="Arial" w:hAnsi="Arial"/>
@@ -13073,7 +13073,7 @@
               <w:spacing w:after="10" w:before="0"/>
               <w:ind w:left="120"/>
             </w:pPr>
-            <w:hyperlink w:history="1" r:id="rIdam-vlcvu6i-kdxrj1fb_o">
+            <w:hyperlink w:history="1" r:id="rIdrw4htgbfkavmra0zppzj2">
               <w:r>
                 <w:rPr>
                   <w:rFonts w:ascii="Arial" w:cs="Arial" w:eastAsia="Arial" w:hAnsi="Arial"/>
@@ -13268,7 +13268,7 @@
             <w:pPr>
               <w:spacing w:after="20" w:before="0"/>
             </w:pPr>
-            <w:hyperlink w:history="1" r:id="rId4mca-vdok8r9kn1havm9u">
+            <w:hyperlink w:history="1" r:id="rIdn8evjv_s5-hei7etjaxl0">
               <w:r>
                 <w:rPr>
                   <w:rFonts w:ascii="Arial" w:cs="Arial" w:eastAsia="Arial" w:hAnsi="Arial"/>
@@ -13301,7 +13301,7 @@
               <w:spacing w:after="10" w:before="0"/>
               <w:ind w:left="120"/>
             </w:pPr>
-            <w:hyperlink w:history="1" r:id="rIddcskpisobbreeuljjasso">
+            <w:hyperlink w:history="1" r:id="rIdhgq7qz9nsuynmtgamqqs_">
               <w:r>
                 <w:rPr>
                   <w:rFonts w:ascii="Arial" w:cs="Arial" w:eastAsia="Arial" w:hAnsi="Arial"/>
@@ -13346,7 +13346,7 @@
             <w:pPr>
               <w:spacing w:after="20" w:before="0"/>
             </w:pPr>
-            <w:hyperlink w:history="1" r:id="rIdxl13_3vxw2z3dxxtiajhg">
+            <w:hyperlink w:history="1" r:id="rIdg92omjvacqjvk2s6mlglm">
               <w:r>
                 <w:rPr>
                   <w:rFonts w:ascii="Arial" w:cs="Arial" w:eastAsia="Arial" w:hAnsi="Arial"/>
@@ -13379,7 +13379,7 @@
               <w:spacing w:after="10" w:before="0"/>
               <w:ind w:left="120"/>
             </w:pPr>
-            <w:hyperlink w:history="1" r:id="rIdaimhskg1litzxopd-tmis">
+            <w:hyperlink w:history="1" r:id="rId-4zm0f5dyaas3truwx5bn">
               <w:r>
                 <w:rPr>
                   <w:rFonts w:ascii="Arial" w:cs="Arial" w:eastAsia="Arial" w:hAnsi="Arial"/>
@@ -13574,7 +13574,7 @@
             <w:pPr>
               <w:spacing w:after="20" w:before="0"/>
             </w:pPr>
-            <w:hyperlink w:history="1" r:id="rIdzr7wswkuvpid9asitii1n">
+            <w:hyperlink w:history="1" r:id="rIdtcf1xe7bga-gr7c9bvnmw">
               <w:r>
                 <w:rPr>
                   <w:rFonts w:ascii="Arial" w:cs="Arial" w:eastAsia="Arial" w:hAnsi="Arial"/>
@@ -13607,7 +13607,7 @@
               <w:spacing w:after="10" w:before="0"/>
               <w:ind w:left="120"/>
             </w:pPr>
-            <w:hyperlink w:history="1" r:id="rIdk7bnomi9tqd0u5i1c1cnm">
+            <w:hyperlink w:history="1" r:id="rIdjlu-5xbn5qg_hr1uuy53d">
               <w:r>
                 <w:rPr>
                   <w:rFonts w:ascii="Arial" w:cs="Arial" w:eastAsia="Arial" w:hAnsi="Arial"/>
@@ -13652,7 +13652,7 @@
             <w:pPr>
               <w:spacing w:after="20" w:before="0"/>
             </w:pPr>
-            <w:hyperlink w:history="1" r:id="rIdno9vlxzwhsnjofj-ruii_">
+            <w:hyperlink w:history="1" r:id="rIduslz7s1x53oaltlvsdsh_">
               <w:r>
                 <w:rPr>
                   <w:rFonts w:ascii="Arial" w:cs="Arial" w:eastAsia="Arial" w:hAnsi="Arial"/>
@@ -13685,7 +13685,7 @@
               <w:spacing w:after="10" w:before="0"/>
               <w:ind w:left="120"/>
             </w:pPr>
-            <w:hyperlink w:history="1" r:id="rIdnknqyiyxxvwnf3gf7y_eq">
+            <w:hyperlink w:history="1" r:id="rIdk5qrspevsev3rhffxjrck">
               <w:r>
                 <w:rPr>
                   <w:rFonts w:ascii="Arial" w:cs="Arial" w:eastAsia="Arial" w:hAnsi="Arial"/>
@@ -14197,7 +14197,7 @@
         </w:rPr>
         <w:t xml:space="preserve">© 2026 SeaVuria and ARES. Aligned with KICD objectives. Developed by SeaVuria; technical implementation by ARES (with AI assistance from Claude). Licensed under </w:t>
       </w:r>
-      <w:hyperlink w:history="1" r:id="rId5gwuqvkmdq2qcmn3px4at">
+      <w:hyperlink w:history="1" r:id="rIdhsr94pnnp0nl3d7wzcpmv">
         <w:r>
           <w:rPr>
             <w:rFonts w:ascii="Arial" w:cs="Arial" w:eastAsia="Arial" w:hAnsi="Arial"/>
@@ -14218,7 +14218,7 @@
         </w:rPr>
         <w:t xml:space="preserve"> (</w:t>
       </w:r>
-      <w:hyperlink w:history="1" r:id="rIdpgnqlnvmm4i6sgtyznhog">
+      <w:hyperlink w:history="1" r:id="rIdgop1zi44zfbyde4faofj1">
         <w:r>
           <w:rPr>
             <w:rFonts w:ascii="Arial" w:cs="Arial" w:eastAsia="Arial" w:hAnsi="Arial"/>
@@ -15231,7 +15231,7 @@
             <w:pPr>
               <w:spacing w:after="20" w:before="0"/>
             </w:pPr>
-            <w:hyperlink w:history="1" r:id="rIdbpvxfqdbo9vtxh5yc5kts">
+            <w:hyperlink w:history="1" r:id="rIdwc1u-gcjkoun32tv5euh-">
               <w:r>
                 <w:rPr>
                   <w:rFonts w:ascii="Arial" w:cs="Arial" w:eastAsia="Arial" w:hAnsi="Arial"/>
@@ -15264,7 +15264,7 @@
               <w:spacing w:after="10" w:before="0"/>
               <w:ind w:left="120"/>
             </w:pPr>
-            <w:hyperlink w:history="1" r:id="rIdmq-myqkirlm03bgxlhrix">
+            <w:hyperlink w:history="1" r:id="rId7eczozxapmihswikrpppf">
               <w:r>
                 <w:rPr>
                   <w:rFonts w:ascii="Arial" w:cs="Arial" w:eastAsia="Arial" w:hAnsi="Arial"/>
@@ -15309,7 +15309,7 @@
             <w:pPr>
               <w:spacing w:after="20" w:before="0"/>
             </w:pPr>
-            <w:hyperlink w:history="1" r:id="rIdjy_0wpvjqtydnwicdng2a">
+            <w:hyperlink w:history="1" r:id="rId8_jiok1xzfa31kjh7wau2">
               <w:r>
                 <w:rPr>
                   <w:rFonts w:ascii="Arial" w:cs="Arial" w:eastAsia="Arial" w:hAnsi="Arial"/>
@@ -15342,7 +15342,7 @@
               <w:spacing w:after="10" w:before="0"/>
               <w:ind w:left="120"/>
             </w:pPr>
-            <w:hyperlink w:history="1" r:id="rIdrzpks5d4adfxynkuphrx_">
+            <w:hyperlink w:history="1" r:id="rIdt2ehjkcaf6kjxee-utyyi">
               <w:r>
                 <w:rPr>
                   <w:rFonts w:ascii="Arial" w:cs="Arial" w:eastAsia="Arial" w:hAnsi="Arial"/>
@@ -15537,7 +15537,7 @@
             <w:pPr>
               <w:spacing w:after="20" w:before="0"/>
             </w:pPr>
-            <w:hyperlink w:history="1" r:id="rIdunhhovkcibpgf_qrrbz3e">
+            <w:hyperlink w:history="1" r:id="rIduxjjvex3lrae70qfsy7bm">
               <w:r>
                 <w:rPr>
                   <w:rFonts w:ascii="Arial" w:cs="Arial" w:eastAsia="Arial" w:hAnsi="Arial"/>
@@ -15570,7 +15570,7 @@
               <w:spacing w:after="10" w:before="0"/>
               <w:ind w:left="120"/>
             </w:pPr>
-            <w:hyperlink w:history="1" r:id="rIdamnlzsru6rby_d-stweim">
+            <w:hyperlink w:history="1" r:id="rIdj1apskgvbxlltpeuru0jb">
               <w:r>
                 <w:rPr>
                   <w:rFonts w:ascii="Arial" w:cs="Arial" w:eastAsia="Arial" w:hAnsi="Arial"/>
@@ -15615,7 +15615,7 @@
             <w:pPr>
               <w:spacing w:after="20" w:before="0"/>
             </w:pPr>
-            <w:hyperlink w:history="1" r:id="rIdv1bzxrfj_0ibtutnbiikw">
+            <w:hyperlink w:history="1" r:id="rIdrvwixxvm1jco0jdfvsn-p">
               <w:r>
                 <w:rPr>
                   <w:rFonts w:ascii="Arial" w:cs="Arial" w:eastAsia="Arial" w:hAnsi="Arial"/>
@@ -15648,7 +15648,7 @@
               <w:spacing w:after="10" w:before="0"/>
               <w:ind w:left="120"/>
             </w:pPr>
-            <w:hyperlink w:history="1" r:id="rId033gjxz2tyk-oklu3jnqn">
+            <w:hyperlink w:history="1" r:id="rIdq-pwuxcuca-0viqj-kde3">
               <w:r>
                 <w:rPr>
                   <w:rFonts w:ascii="Arial" w:cs="Arial" w:eastAsia="Arial" w:hAnsi="Arial"/>
@@ -15843,7 +15843,7 @@
             <w:pPr>
               <w:spacing w:after="20" w:before="0"/>
             </w:pPr>
-            <w:hyperlink w:history="1" r:id="rId-ydkpfg8s0cn3rwzjt2b3">
+            <w:hyperlink w:history="1" r:id="rIdgtv0q0sashc9zxuzqcety">
               <w:r>
                 <w:rPr>
                   <w:rFonts w:ascii="Arial" w:cs="Arial" w:eastAsia="Arial" w:hAnsi="Arial"/>
@@ -15876,7 +15876,7 @@
               <w:spacing w:after="10" w:before="0"/>
               <w:ind w:left="120"/>
             </w:pPr>
-            <w:hyperlink w:history="1" r:id="rIdlaf2jokto6gvgjlc5nbvp">
+            <w:hyperlink w:history="1" r:id="rId6er3gcvunmfmmt_40j4h3">
               <w:r>
                 <w:rPr>
                   <w:rFonts w:ascii="Arial" w:cs="Arial" w:eastAsia="Arial" w:hAnsi="Arial"/>
@@ -15921,7 +15921,7 @@
             <w:pPr>
               <w:spacing w:after="20" w:before="0"/>
             </w:pPr>
-            <w:hyperlink w:history="1" r:id="rId04dhzks86gmqevrswwtpz">
+            <w:hyperlink w:history="1" r:id="rIdfhwnsej0yj-ligamip_m0">
               <w:r>
                 <w:rPr>
                   <w:rFonts w:ascii="Arial" w:cs="Arial" w:eastAsia="Arial" w:hAnsi="Arial"/>
@@ -15954,7 +15954,7 @@
               <w:spacing w:after="10" w:before="0"/>
               <w:ind w:left="120"/>
             </w:pPr>
-            <w:hyperlink w:history="1" r:id="rIdfqr2lqz6ux4cjbdlxlf0l">
+            <w:hyperlink w:history="1" r:id="rIdhzfpq-n4cruo9qad48d5c">
               <w:r>
                 <w:rPr>
                   <w:rFonts w:ascii="Arial" w:cs="Arial" w:eastAsia="Arial" w:hAnsi="Arial"/>
@@ -16149,7 +16149,7 @@
             <w:pPr>
               <w:spacing w:after="20" w:before="0"/>
             </w:pPr>
-            <w:hyperlink w:history="1" r:id="rIdpvxhcypj4bpppjjztz4yw">
+            <w:hyperlink w:history="1" r:id="rIdunyslzjudbnwvrn4lib0t">
               <w:r>
                 <w:rPr>
                   <w:rFonts w:ascii="Arial" w:cs="Arial" w:eastAsia="Arial" w:hAnsi="Arial"/>
@@ -16182,7 +16182,7 @@
               <w:spacing w:after="10" w:before="0"/>
               <w:ind w:left="120"/>
             </w:pPr>
-            <w:hyperlink w:history="1" r:id="rIdwsux7ymew0yjjkcikg_qy">
+            <w:hyperlink w:history="1" r:id="rIdzcmrfsklpmlumopwumvdm">
               <w:r>
                 <w:rPr>
                   <w:rFonts w:ascii="Arial" w:cs="Arial" w:eastAsia="Arial" w:hAnsi="Arial"/>
@@ -16227,7 +16227,7 @@
             <w:pPr>
               <w:spacing w:after="20" w:before="0"/>
             </w:pPr>
-            <w:hyperlink w:history="1" r:id="rIdnjwpc7fgv_2x16ugnd26f">
+            <w:hyperlink w:history="1" r:id="rIdwzimkhza7mqyggxgujrht">
               <w:r>
                 <w:rPr>
                   <w:rFonts w:ascii="Arial" w:cs="Arial" w:eastAsia="Arial" w:hAnsi="Arial"/>
@@ -16260,7 +16260,7 @@
               <w:spacing w:after="10" w:before="0"/>
               <w:ind w:left="120"/>
             </w:pPr>
-            <w:hyperlink w:history="1" r:id="rIddvowb3etkueoy5eheyud7">
+            <w:hyperlink w:history="1" r:id="rIdg4k7hc5fq-vs4nzmjlac1">
               <w:r>
                 <w:rPr>
                   <w:rFonts w:ascii="Arial" w:cs="Arial" w:eastAsia="Arial" w:hAnsi="Arial"/>
@@ -16455,7 +16455,7 @@
             <w:pPr>
               <w:spacing w:after="20" w:before="0"/>
             </w:pPr>
-            <w:hyperlink w:history="1" r:id="rIdtv9tblmqyw6oiaqzsbxft">
+            <w:hyperlink w:history="1" r:id="rIdmhl2nrqvokkn-w2ktdhku">
               <w:r>
                 <w:rPr>
                   <w:rFonts w:ascii="Arial" w:cs="Arial" w:eastAsia="Arial" w:hAnsi="Arial"/>
@@ -16488,7 +16488,7 @@
               <w:spacing w:after="10" w:before="0"/>
               <w:ind w:left="120"/>
             </w:pPr>
-            <w:hyperlink w:history="1" r:id="rIdf03hrbpeqtkgzuyzpcleo">
+            <w:hyperlink w:history="1" r:id="rIdjv0e-03pp8t4cuac1ix-p">
               <w:r>
                 <w:rPr>
                   <w:rFonts w:ascii="Arial" w:cs="Arial" w:eastAsia="Arial" w:hAnsi="Arial"/>
@@ -16533,7 +16533,7 @@
             <w:pPr>
               <w:spacing w:after="20" w:before="0"/>
             </w:pPr>
-            <w:hyperlink w:history="1" r:id="rIdhseznm8anef2dyzv7r7ma">
+            <w:hyperlink w:history="1" r:id="rIdmi_0-znx840v3fmjjrycm">
               <w:r>
                 <w:rPr>
                   <w:rFonts w:ascii="Arial" w:cs="Arial" w:eastAsia="Arial" w:hAnsi="Arial"/>
@@ -16566,7 +16566,7 @@
               <w:spacing w:after="10" w:before="0"/>
               <w:ind w:left="120"/>
             </w:pPr>
-            <w:hyperlink w:history="1" r:id="rIdtx_9oiklibhzhpnwmllyk">
+            <w:hyperlink w:history="1" r:id="rIdqsmp-indznupvugjoynva">
               <w:r>
                 <w:rPr>
                   <w:rFonts w:ascii="Arial" w:cs="Arial" w:eastAsia="Arial" w:hAnsi="Arial"/>
@@ -17078,7 +17078,7 @@
         </w:rPr>
         <w:t xml:space="preserve">© 2026 SeaVuria and ARES. Aligned with KICD objectives. Developed by SeaVuria; technical implementation by ARES (with AI assistance from Claude). Licensed under </w:t>
       </w:r>
-      <w:hyperlink w:history="1" r:id="rIdaol6qkd7z0qw_s3q-ilxe">
+      <w:hyperlink w:history="1" r:id="rIdcafqqq3qpdj4nyoajb7xn">
         <w:r>
           <w:rPr>
             <w:rFonts w:ascii="Arial" w:cs="Arial" w:eastAsia="Arial" w:hAnsi="Arial"/>
@@ -17099,7 +17099,7 @@
         </w:rPr>
         <w:t xml:space="preserve"> (</w:t>
       </w:r>
-      <w:hyperlink w:history="1" r:id="rIdzwnfkc6gn-1dmb6s_jdo6">
+      <w:hyperlink w:history="1" r:id="rIdzfjgfljvtxbdu1k5udy1p">
         <w:r>
           <w:rPr>
             <w:rFonts w:ascii="Arial" w:cs="Arial" w:eastAsia="Arial" w:hAnsi="Arial"/>
@@ -18112,7 +18112,7 @@
             <w:pPr>
               <w:spacing w:after="20" w:before="0"/>
             </w:pPr>
-            <w:hyperlink w:history="1" r:id="rIdlrgzeujsa7qo0nzo9mlcq">
+            <w:hyperlink w:history="1" r:id="rIdwwbbgaexz0er9vrafmyvj">
               <w:r>
                 <w:rPr>
                   <w:rFonts w:ascii="Arial" w:cs="Arial" w:eastAsia="Arial" w:hAnsi="Arial"/>
@@ -18145,7 +18145,7 @@
               <w:spacing w:after="10" w:before="0"/>
               <w:ind w:left="120"/>
             </w:pPr>
-            <w:hyperlink w:history="1" r:id="rIdqn3deugr1gmnqaohemdja">
+            <w:hyperlink w:history="1" r:id="rIdr-jastb9hy5klzxhlwmq7">
               <w:r>
                 <w:rPr>
                   <w:rFonts w:ascii="Arial" w:cs="Arial" w:eastAsia="Arial" w:hAnsi="Arial"/>
@@ -18190,7 +18190,7 @@
             <w:pPr>
               <w:spacing w:after="20" w:before="0"/>
             </w:pPr>
-            <w:hyperlink w:history="1" r:id="rIdlauxuhqkqbfszy088ds_l">
+            <w:hyperlink w:history="1" r:id="rIdvir0atwqokovnhxn4b44i">
               <w:r>
                 <w:rPr>
                   <w:rFonts w:ascii="Arial" w:cs="Arial" w:eastAsia="Arial" w:hAnsi="Arial"/>
@@ -18223,7 +18223,7 @@
               <w:spacing w:after="10" w:before="0"/>
               <w:ind w:left="120"/>
             </w:pPr>
-            <w:hyperlink w:history="1" r:id="rIduwkmxszz3guojp2ie7e7r">
+            <w:hyperlink w:history="1" r:id="rIdb57vxxkho1snymhj_7uu3">
               <w:r>
                 <w:rPr>
                   <w:rFonts w:ascii="Arial" w:cs="Arial" w:eastAsia="Arial" w:hAnsi="Arial"/>
@@ -18418,7 +18418,7 @@
             <w:pPr>
               <w:spacing w:after="20" w:before="0"/>
             </w:pPr>
-            <w:hyperlink w:history="1" r:id="rIdssgril7nh0zlff1rr7_m8">
+            <w:hyperlink w:history="1" r:id="rIdlsfnyop20euk6pc3iizsj">
               <w:r>
                 <w:rPr>
                   <w:rFonts w:ascii="Arial" w:cs="Arial" w:eastAsia="Arial" w:hAnsi="Arial"/>
@@ -18451,7 +18451,7 @@
               <w:spacing w:after="10" w:before="0"/>
               <w:ind w:left="120"/>
             </w:pPr>
-            <w:hyperlink w:history="1" r:id="rIdcgfgmjpdvo-vzf2nixi8o">
+            <w:hyperlink w:history="1" r:id="rIdu1vtvhfwnzxpu7bezcxke">
               <w:r>
                 <w:rPr>
                   <w:rFonts w:ascii="Arial" w:cs="Arial" w:eastAsia="Arial" w:hAnsi="Arial"/>
@@ -18496,7 +18496,7 @@
             <w:pPr>
               <w:spacing w:after="20" w:before="0"/>
             </w:pPr>
-            <w:hyperlink w:history="1" r:id="rIdujhuyd-nwzddfie_r5qpg">
+            <w:hyperlink w:history="1" r:id="rIdphtrltzodtvt--jfeczto">
               <w:r>
                 <w:rPr>
                   <w:rFonts w:ascii="Arial" w:cs="Arial" w:eastAsia="Arial" w:hAnsi="Arial"/>
@@ -18529,7 +18529,7 @@
               <w:spacing w:after="10" w:before="0"/>
               <w:ind w:left="120"/>
             </w:pPr>
-            <w:hyperlink w:history="1" r:id="rIdsezxnkvsz3fc9ocjxi09e">
+            <w:hyperlink w:history="1" r:id="rIdicsu1uf5b5pndu12minys">
               <w:r>
                 <w:rPr>
                   <w:rFonts w:ascii="Arial" w:cs="Arial" w:eastAsia="Arial" w:hAnsi="Arial"/>
@@ -18724,7 +18724,7 @@
             <w:pPr>
               <w:spacing w:after="20" w:before="0"/>
             </w:pPr>
-            <w:hyperlink w:history="1" r:id="rIdminh0vorrzuzekvror_tw">
+            <w:hyperlink w:history="1" r:id="rIdh8kbdwktbnibtkr8bfc7z">
               <w:r>
                 <w:rPr>
                   <w:rFonts w:ascii="Arial" w:cs="Arial" w:eastAsia="Arial" w:hAnsi="Arial"/>
@@ -18757,7 +18757,7 @@
               <w:spacing w:after="10" w:before="0"/>
               <w:ind w:left="120"/>
             </w:pPr>
-            <w:hyperlink w:history="1" r:id="rIdxg3xl13czlzn57okewemi">
+            <w:hyperlink w:history="1" r:id="rIds3commvpitbehzsnfuj22">
               <w:r>
                 <w:rPr>
                   <w:rFonts w:ascii="Arial" w:cs="Arial" w:eastAsia="Arial" w:hAnsi="Arial"/>
@@ -18802,7 +18802,7 @@
             <w:pPr>
               <w:spacing w:after="20" w:before="0"/>
             </w:pPr>
-            <w:hyperlink w:history="1" r:id="rIdt-0s8xzfydzkdvuq2v6ia">
+            <w:hyperlink w:history="1" r:id="rIdagbkelucioionu_1mp6mm">
               <w:r>
                 <w:rPr>
                   <w:rFonts w:ascii="Arial" w:cs="Arial" w:eastAsia="Arial" w:hAnsi="Arial"/>
@@ -18835,7 +18835,7 @@
               <w:spacing w:after="10" w:before="0"/>
               <w:ind w:left="120"/>
             </w:pPr>
-            <w:hyperlink w:history="1" r:id="rIdfnnhdqanfhb53dhy-ce0n">
+            <w:hyperlink w:history="1" r:id="rIdx5jhgkqrozlf25thuh04-">
               <w:r>
                 <w:rPr>
                   <w:rFonts w:ascii="Arial" w:cs="Arial" w:eastAsia="Arial" w:hAnsi="Arial"/>
@@ -19030,7 +19030,7 @@
             <w:pPr>
               <w:spacing w:after="20" w:before="0"/>
             </w:pPr>
-            <w:hyperlink w:history="1" r:id="rIduoynrhfcuxnl-u7cv7b7e">
+            <w:hyperlink w:history="1" r:id="rIdql5bko10rv7v04dkv8beu">
               <w:r>
                 <w:rPr>
                   <w:rFonts w:ascii="Arial" w:cs="Arial" w:eastAsia="Arial" w:hAnsi="Arial"/>
@@ -19063,7 +19063,7 @@
               <w:spacing w:after="10" w:before="0"/>
               <w:ind w:left="120"/>
             </w:pPr>
-            <w:hyperlink w:history="1" r:id="rIdwiopik08pfycurt2vzbh8">
+            <w:hyperlink w:history="1" r:id="rIdfipvmim4jhfypyigqzt5a">
               <w:r>
                 <w:rPr>
                   <w:rFonts w:ascii="Arial" w:cs="Arial" w:eastAsia="Arial" w:hAnsi="Arial"/>
@@ -19108,7 +19108,7 @@
             <w:pPr>
               <w:spacing w:after="20" w:before="0"/>
             </w:pPr>
-            <w:hyperlink w:history="1" r:id="rIdsmiajofout6e-4amkkxud">
+            <w:hyperlink w:history="1" r:id="rIdubg16ofrxnl0rwznc1efc">
               <w:r>
                 <w:rPr>
                   <w:rFonts w:ascii="Arial" w:cs="Arial" w:eastAsia="Arial" w:hAnsi="Arial"/>
@@ -19141,7 +19141,7 @@
               <w:spacing w:after="10" w:before="0"/>
               <w:ind w:left="120"/>
             </w:pPr>
-            <w:hyperlink w:history="1" r:id="rId9bg3lvepryuv10h2y-nfd">
+            <w:hyperlink w:history="1" r:id="rIdlqpfpc3u7vsctlvdfuefx">
               <w:r>
                 <w:rPr>
                   <w:rFonts w:ascii="Arial" w:cs="Arial" w:eastAsia="Arial" w:hAnsi="Arial"/>
@@ -19336,7 +19336,7 @@
             <w:pPr>
               <w:spacing w:after="20" w:before="0"/>
             </w:pPr>
-            <w:hyperlink w:history="1" r:id="rIdw9s97zwhcag5lru7ehgpu">
+            <w:hyperlink w:history="1" r:id="rIdesuoo47lvrkg-1pvuz6kd">
               <w:r>
                 <w:rPr>
                   <w:rFonts w:ascii="Arial" w:cs="Arial" w:eastAsia="Arial" w:hAnsi="Arial"/>
@@ -19369,7 +19369,7 @@
               <w:spacing w:after="10" w:before="0"/>
               <w:ind w:left="120"/>
             </w:pPr>
-            <w:hyperlink w:history="1" r:id="rIdcmz7op_5rgclvh7bo6k9a">
+            <w:hyperlink w:history="1" r:id="rIdbmhpmcr39wpe0gothhrul">
               <w:r>
                 <w:rPr>
                   <w:rFonts w:ascii="Arial" w:cs="Arial" w:eastAsia="Arial" w:hAnsi="Arial"/>
@@ -19414,7 +19414,7 @@
             <w:pPr>
               <w:spacing w:after="20" w:before="0"/>
             </w:pPr>
-            <w:hyperlink w:history="1" r:id="rIdos7lyudaxk20qbjokxecg">
+            <w:hyperlink w:history="1" r:id="rIdspijdm470pvm2zb1qh2av">
               <w:r>
                 <w:rPr>
                   <w:rFonts w:ascii="Arial" w:cs="Arial" w:eastAsia="Arial" w:hAnsi="Arial"/>
@@ -19447,7 +19447,7 @@
               <w:spacing w:after="10" w:before="0"/>
               <w:ind w:left="120"/>
             </w:pPr>
-            <w:hyperlink w:history="1" r:id="rIddpsnfywsyogafa7khimut">
+            <w:hyperlink w:history="1" r:id="rId1bg3b5lrybsu1jtbqi1ia">
               <w:r>
                 <w:rPr>
                   <w:rFonts w:ascii="Arial" w:cs="Arial" w:eastAsia="Arial" w:hAnsi="Arial"/>
@@ -19959,7 +19959,7 @@
         </w:rPr>
         <w:t xml:space="preserve">© 2026 SeaVuria and ARES. Aligned with KICD objectives. Developed by SeaVuria; technical implementation by ARES (with AI assistance from Claude). Licensed under </w:t>
       </w:r>
-      <w:hyperlink w:history="1" r:id="rIdk7oor3wp-4vxd6isebbl2">
+      <w:hyperlink w:history="1" r:id="rId_fxidhkj3bpw3_qwbdsov">
         <w:r>
           <w:rPr>
             <w:rFonts w:ascii="Arial" w:cs="Arial" w:eastAsia="Arial" w:hAnsi="Arial"/>
@@ -19980,7 +19980,7 @@
         </w:rPr>
         <w:t xml:space="preserve"> (</w:t>
       </w:r>
-      <w:hyperlink w:history="1" r:id="rId5rfluibqzec86hqoo2rsv">
+      <w:hyperlink w:history="1" r:id="rIdy8fqy_tmgx0jq3prlgb8j">
         <w:r>
           <w:rPr>
             <w:rFonts w:ascii="Arial" w:cs="Arial" w:eastAsia="Arial" w:hAnsi="Arial"/>
@@ -20993,7 +20993,7 @@
             <w:pPr>
               <w:spacing w:after="20" w:before="0"/>
             </w:pPr>
-            <w:hyperlink w:history="1" r:id="rIdnsdr4ouxqeeuvbnbu1qy9">
+            <w:hyperlink w:history="1" r:id="rIdyej_ic3tmv-z6u6rkrnhy">
               <w:r>
                 <w:rPr>
                   <w:rFonts w:ascii="Arial" w:cs="Arial" w:eastAsia="Arial" w:hAnsi="Arial"/>
@@ -21026,7 +21026,7 @@
               <w:spacing w:after="10" w:before="0"/>
               <w:ind w:left="120"/>
             </w:pPr>
-            <w:hyperlink w:history="1" r:id="rIdo46bjdodbfna42lopsxbr">
+            <w:hyperlink w:history="1" r:id="rIderhleqdrvypng5dcbhcks">
               <w:r>
                 <w:rPr>
                   <w:rFonts w:ascii="Arial" w:cs="Arial" w:eastAsia="Arial" w:hAnsi="Arial"/>
@@ -21071,7 +21071,7 @@
             <w:pPr>
               <w:spacing w:after="20" w:before="0"/>
             </w:pPr>
-            <w:hyperlink w:history="1" r:id="rIdyugr5vnovrdtd6wiasqv_">
+            <w:hyperlink w:history="1" r:id="rIda_rm6cgm_pj3papdsgckh">
               <w:r>
                 <w:rPr>
                   <w:rFonts w:ascii="Arial" w:cs="Arial" w:eastAsia="Arial" w:hAnsi="Arial"/>
@@ -21104,7 +21104,7 @@
               <w:spacing w:after="10" w:before="0"/>
               <w:ind w:left="120"/>
             </w:pPr>
-            <w:hyperlink w:history="1" r:id="rIdu63hrnube-giw1-jes9l4">
+            <w:hyperlink w:history="1" r:id="rIddrtk2lhbrlfqijvcq3x2f">
               <w:r>
                 <w:rPr>
                   <w:rFonts w:ascii="Arial" w:cs="Arial" w:eastAsia="Arial" w:hAnsi="Arial"/>
@@ -21299,7 +21299,7 @@
             <w:pPr>
               <w:spacing w:after="20" w:before="0"/>
             </w:pPr>
-            <w:hyperlink w:history="1" r:id="rId-e-2diyu1ldh-mxkeuiwq">
+            <w:hyperlink w:history="1" r:id="rIdkakddj28gsf8peznbltxd">
               <w:r>
                 <w:rPr>
                   <w:rFonts w:ascii="Arial" w:cs="Arial" w:eastAsia="Arial" w:hAnsi="Arial"/>
@@ -21332,7 +21332,7 @@
               <w:spacing w:after="10" w:before="0"/>
               <w:ind w:left="120"/>
             </w:pPr>
-            <w:hyperlink w:history="1" r:id="rIdnz7pj9vra7szixljh2cyx">
+            <w:hyperlink w:history="1" r:id="rId6kaoxicae0g07bz8rgwbv">
               <w:r>
                 <w:rPr>
                   <w:rFonts w:ascii="Arial" w:cs="Arial" w:eastAsia="Arial" w:hAnsi="Arial"/>
@@ -21377,7 +21377,7 @@
             <w:pPr>
               <w:spacing w:after="20" w:before="0"/>
             </w:pPr>
-            <w:hyperlink w:history="1" r:id="rId6i6u9b1pdwirujush3fli">
+            <w:hyperlink w:history="1" r:id="rIduvp_bz4ggfgjixllb6tp_">
               <w:r>
                 <w:rPr>
                   <w:rFonts w:ascii="Arial" w:cs="Arial" w:eastAsia="Arial" w:hAnsi="Arial"/>
@@ -21410,7 +21410,7 @@
               <w:spacing w:after="10" w:before="0"/>
               <w:ind w:left="120"/>
             </w:pPr>
-            <w:hyperlink w:history="1" r:id="rIdqd-6q1xurw7smd4tovxhm">
+            <w:hyperlink w:history="1" r:id="rId_0juxpxudrolvdtg-3krp">
               <w:r>
                 <w:rPr>
                   <w:rFonts w:ascii="Arial" w:cs="Arial" w:eastAsia="Arial" w:hAnsi="Arial"/>
@@ -21605,7 +21605,7 @@
             <w:pPr>
               <w:spacing w:after="20" w:before="0"/>
             </w:pPr>
-            <w:hyperlink w:history="1" r:id="rId5bkio-mk9kyzmtpeq-wrb">
+            <w:hyperlink w:history="1" r:id="rIdybac0dwugxmdbz9syyuuz">
               <w:r>
                 <w:rPr>
                   <w:rFonts w:ascii="Arial" w:cs="Arial" w:eastAsia="Arial" w:hAnsi="Arial"/>
@@ -21638,7 +21638,7 @@
               <w:spacing w:after="10" w:before="0"/>
               <w:ind w:left="120"/>
             </w:pPr>
-            <w:hyperlink w:history="1" r:id="rIdlfosvqqm4ue45-wfj97n8">
+            <w:hyperlink w:history="1" r:id="rIdhje5q4ajvcg0e8hrpuwsp">
               <w:r>
                 <w:rPr>
                   <w:rFonts w:ascii="Arial" w:cs="Arial" w:eastAsia="Arial" w:hAnsi="Arial"/>
@@ -21683,7 +21683,7 @@
             <w:pPr>
               <w:spacing w:after="20" w:before="0"/>
             </w:pPr>
-            <w:hyperlink w:history="1" r:id="rIdkzhnqzuti5ndv8qa0sst_">
+            <w:hyperlink w:history="1" r:id="rIdrsd_ysk9m3izjuqiwm9ge">
               <w:r>
                 <w:rPr>
                   <w:rFonts w:ascii="Arial" w:cs="Arial" w:eastAsia="Arial" w:hAnsi="Arial"/>
@@ -21716,7 +21716,7 @@
               <w:spacing w:after="10" w:before="0"/>
               <w:ind w:left="120"/>
             </w:pPr>
-            <w:hyperlink w:history="1" r:id="rIdxly3zo7hu00xc-htjke1p">
+            <w:hyperlink w:history="1" r:id="rId3lbkezw0fjuebsyffiutt">
               <w:r>
                 <w:rPr>
                   <w:rFonts w:ascii="Arial" w:cs="Arial" w:eastAsia="Arial" w:hAnsi="Arial"/>
@@ -21911,7 +21911,7 @@
             <w:pPr>
               <w:spacing w:after="20" w:before="0"/>
             </w:pPr>
-            <w:hyperlink w:history="1" r:id="rIddaqezh-xsisv29i3afo1s">
+            <w:hyperlink w:history="1" r:id="rIdgy95u9b-cwns3cd0hnpv5">
               <w:r>
                 <w:rPr>
                   <w:rFonts w:ascii="Arial" w:cs="Arial" w:eastAsia="Arial" w:hAnsi="Arial"/>
@@ -21944,7 +21944,7 @@
               <w:spacing w:after="10" w:before="0"/>
               <w:ind w:left="120"/>
             </w:pPr>
-            <w:hyperlink w:history="1" r:id="rIdkgedoxcqy1q83f_4icxqg">
+            <w:hyperlink w:history="1" r:id="rIdhikdnjxsov0ko0f86hgjg">
               <w:r>
                 <w:rPr>
                   <w:rFonts w:ascii="Arial" w:cs="Arial" w:eastAsia="Arial" w:hAnsi="Arial"/>
@@ -21989,7 +21989,7 @@
             <w:pPr>
               <w:spacing w:after="20" w:before="0"/>
             </w:pPr>
-            <w:hyperlink w:history="1" r:id="rIdqxyrrs0p1qm78geez_ijz">
+            <w:hyperlink w:history="1" r:id="rIdc5-tev6enamndyiqkflbs">
               <w:r>
                 <w:rPr>
                   <w:rFonts w:ascii="Arial" w:cs="Arial" w:eastAsia="Arial" w:hAnsi="Arial"/>
@@ -22022,7 +22022,7 @@
               <w:spacing w:after="10" w:before="0"/>
               <w:ind w:left="120"/>
             </w:pPr>
-            <w:hyperlink w:history="1" r:id="rIdtrdi5jkmeqk5q6-bhzhgu">
+            <w:hyperlink w:history="1" r:id="rIdyabc7nadl2jznfxkvmrob">
               <w:r>
                 <w:rPr>
                   <w:rFonts w:ascii="Arial" w:cs="Arial" w:eastAsia="Arial" w:hAnsi="Arial"/>
@@ -22217,7 +22217,7 @@
             <w:pPr>
               <w:spacing w:after="20" w:before="0"/>
             </w:pPr>
-            <w:hyperlink w:history="1" r:id="rIdoqib5artptzyg0fw7ndqb">
+            <w:hyperlink w:history="1" r:id="rIdgfwh210od8mlvuyv1v1vb">
               <w:r>
                 <w:rPr>
                   <w:rFonts w:ascii="Arial" w:cs="Arial" w:eastAsia="Arial" w:hAnsi="Arial"/>
@@ -22250,7 +22250,7 @@
               <w:spacing w:after="10" w:before="0"/>
               <w:ind w:left="120"/>
             </w:pPr>
-            <w:hyperlink w:history="1" r:id="rId2zvd_pdfxplm2xauxr5zt">
+            <w:hyperlink w:history="1" r:id="rIdksxbymndyxf1gmhg9bcij">
               <w:r>
                 <w:rPr>
                   <w:rFonts w:ascii="Arial" w:cs="Arial" w:eastAsia="Arial" w:hAnsi="Arial"/>
@@ -22295,7 +22295,7 @@
             <w:pPr>
               <w:spacing w:after="20" w:before="0"/>
             </w:pPr>
-            <w:hyperlink w:history="1" r:id="rId2pgjh_tqpyn9bvx0f2t8o">
+            <w:hyperlink w:history="1" r:id="rIdc9funuocb-kqzy5h3rxwa">
               <w:r>
                 <w:rPr>
                   <w:rFonts w:ascii="Arial" w:cs="Arial" w:eastAsia="Arial" w:hAnsi="Arial"/>
@@ -22328,7 +22328,7 @@
               <w:spacing w:after="10" w:before="0"/>
               <w:ind w:left="120"/>
             </w:pPr>
-            <w:hyperlink w:history="1" r:id="rIdembjo2sgq9c30hrjlwk8j">
+            <w:hyperlink w:history="1" r:id="rIdj-q1uwceyyvbkkmg6rup9">
               <w:r>
                 <w:rPr>
                   <w:rFonts w:ascii="Arial" w:cs="Arial" w:eastAsia="Arial" w:hAnsi="Arial"/>
@@ -22840,7 +22840,7 @@
         </w:rPr>
         <w:t xml:space="preserve">© 2026 SeaVuria and ARES. Aligned with KICD objectives. Developed by SeaVuria; technical implementation by ARES (with AI assistance from Claude). Licensed under </w:t>
       </w:r>
-      <w:hyperlink w:history="1" r:id="rIdiitmvmgvly3a5hxu1u9cm">
+      <w:hyperlink w:history="1" r:id="rIdr_tibfgrif7vhsfk9pie5">
         <w:r>
           <w:rPr>
             <w:rFonts w:ascii="Arial" w:cs="Arial" w:eastAsia="Arial" w:hAnsi="Arial"/>
@@ -22861,7 +22861,7 @@
         </w:rPr>
         <w:t xml:space="preserve"> (</w:t>
       </w:r>
-      <w:hyperlink w:history="1" r:id="rIdauaitjmtjdwbmtq9wr-v1">
+      <w:hyperlink w:history="1" r:id="rId0p-bnfpc8umhyi2obu8hu">
         <w:r>
           <w:rPr>
             <w:rFonts w:ascii="Arial" w:cs="Arial" w:eastAsia="Arial" w:hAnsi="Arial"/>
@@ -23874,7 +23874,7 @@
             <w:pPr>
               <w:spacing w:after="20" w:before="0"/>
             </w:pPr>
-            <w:hyperlink w:history="1" r:id="rIdcpnbt0wmj2y-pwnxv8ukn">
+            <w:hyperlink w:history="1" r:id="rId2g_d8ws5tbv7buww_hdom">
               <w:r>
                 <w:rPr>
                   <w:rFonts w:ascii="Arial" w:cs="Arial" w:eastAsia="Arial" w:hAnsi="Arial"/>
@@ -23907,7 +23907,7 @@
               <w:spacing w:after="10" w:before="0"/>
               <w:ind w:left="120"/>
             </w:pPr>
-            <w:hyperlink w:history="1" r:id="rIdct2atduwyjdckfez5yee0">
+            <w:hyperlink w:history="1" r:id="rIdgbwetx15gbyccxbssr2kl">
               <w:r>
                 <w:rPr>
                   <w:rFonts w:ascii="Arial" w:cs="Arial" w:eastAsia="Arial" w:hAnsi="Arial"/>
@@ -23952,7 +23952,7 @@
             <w:pPr>
               <w:spacing w:after="20" w:before="0"/>
             </w:pPr>
-            <w:hyperlink w:history="1" r:id="rIdbsjmoi-m828nmwkks3yp1">
+            <w:hyperlink w:history="1" r:id="rIdno8jt9yjiwscdv9mmw1bp">
               <w:r>
                 <w:rPr>
                   <w:rFonts w:ascii="Arial" w:cs="Arial" w:eastAsia="Arial" w:hAnsi="Arial"/>
@@ -23985,7 +23985,7 @@
               <w:spacing w:after="10" w:before="0"/>
               <w:ind w:left="120"/>
             </w:pPr>
-            <w:hyperlink w:history="1" r:id="rIdgqif7ixegwkaytzu6aesd">
+            <w:hyperlink w:history="1" r:id="rIdf5sup9yq9bsbyf_lkqfdu">
               <w:r>
                 <w:rPr>
                   <w:rFonts w:ascii="Arial" w:cs="Arial" w:eastAsia="Arial" w:hAnsi="Arial"/>
@@ -24180,7 +24180,7 @@
             <w:pPr>
               <w:spacing w:after="20" w:before="0"/>
             </w:pPr>
-            <w:hyperlink w:history="1" r:id="rId8reo6des0s3wg-qgszwc2">
+            <w:hyperlink w:history="1" r:id="rId_6dfgcmkm7o27x-3ionjh">
               <w:r>
                 <w:rPr>
                   <w:rFonts w:ascii="Arial" w:cs="Arial" w:eastAsia="Arial" w:hAnsi="Arial"/>
@@ -24213,7 +24213,7 @@
               <w:spacing w:after="10" w:before="0"/>
               <w:ind w:left="120"/>
             </w:pPr>
-            <w:hyperlink w:history="1" r:id="rIdknvik-ts8o3ji8quluf7a">
+            <w:hyperlink w:history="1" r:id="rIdevs5h1w1m17froywomzh0">
               <w:r>
                 <w:rPr>
                   <w:rFonts w:ascii="Arial" w:cs="Arial" w:eastAsia="Arial" w:hAnsi="Arial"/>
@@ -24258,7 +24258,7 @@
             <w:pPr>
               <w:spacing w:after="20" w:before="0"/>
             </w:pPr>
-            <w:hyperlink w:history="1" r:id="rIdpuyzzxiruodkhwo1f_fwi">
+            <w:hyperlink w:history="1" r:id="rIdfhmzk7nu2-ff3vrvrwuiy">
               <w:r>
                 <w:rPr>
                   <w:rFonts w:ascii="Arial" w:cs="Arial" w:eastAsia="Arial" w:hAnsi="Arial"/>
@@ -24291,7 +24291,7 @@
               <w:spacing w:after="10" w:before="0"/>
               <w:ind w:left="120"/>
             </w:pPr>
-            <w:hyperlink w:history="1" r:id="rIdce08ak6b8ek2p_eegnzub">
+            <w:hyperlink w:history="1" r:id="rIdfkd6gcms15b_5fev8_9b7">
               <w:r>
                 <w:rPr>
                   <w:rFonts w:ascii="Arial" w:cs="Arial" w:eastAsia="Arial" w:hAnsi="Arial"/>
@@ -24486,7 +24486,7 @@
             <w:pPr>
               <w:spacing w:after="20" w:before="0"/>
             </w:pPr>
-            <w:hyperlink w:history="1" r:id="rId9xvmkwlmjwivp0bsqy5jm">
+            <w:hyperlink w:history="1" r:id="rIdllsgkfw8yycbhijqfmynk">
               <w:r>
                 <w:rPr>
                   <w:rFonts w:ascii="Arial" w:cs="Arial" w:eastAsia="Arial" w:hAnsi="Arial"/>
@@ -24519,7 +24519,7 @@
               <w:spacing w:after="10" w:before="0"/>
               <w:ind w:left="120"/>
             </w:pPr>
-            <w:hyperlink w:history="1" r:id="rIdelmmn0cdhqpx_qehrpjs3">
+            <w:hyperlink w:history="1" r:id="rIdqht-ml-eq2kroyocnby_j">
               <w:r>
                 <w:rPr>
                   <w:rFonts w:ascii="Arial" w:cs="Arial" w:eastAsia="Arial" w:hAnsi="Arial"/>
@@ -24564,7 +24564,7 @@
             <w:pPr>
               <w:spacing w:after="20" w:before="0"/>
             </w:pPr>
-            <w:hyperlink w:history="1" r:id="rIdqteuvd4etlkdzbtlbqmop">
+            <w:hyperlink w:history="1" r:id="rIdueqim1chzho8-nazupdpi">
               <w:r>
                 <w:rPr>
                   <w:rFonts w:ascii="Arial" w:cs="Arial" w:eastAsia="Arial" w:hAnsi="Arial"/>
@@ -24597,7 +24597,7 @@
               <w:spacing w:after="10" w:before="0"/>
               <w:ind w:left="120"/>
             </w:pPr>
-            <w:hyperlink w:history="1" r:id="rIdep9k7sct5v60nz_pkmekf">
+            <w:hyperlink w:history="1" r:id="rIdvp4bofgzfacsvdibg3uwe">
               <w:r>
                 <w:rPr>
                   <w:rFonts w:ascii="Arial" w:cs="Arial" w:eastAsia="Arial" w:hAnsi="Arial"/>
@@ -24792,7 +24792,7 @@
             <w:pPr>
               <w:spacing w:after="20" w:before="0"/>
             </w:pPr>
-            <w:hyperlink w:history="1" r:id="rIdlpznpdf0nk_jrsrotkhkf">
+            <w:hyperlink w:history="1" r:id="rIdlpvbhnqwd4tkzjre9naqz">
               <w:r>
                 <w:rPr>
                   <w:rFonts w:ascii="Arial" w:cs="Arial" w:eastAsia="Arial" w:hAnsi="Arial"/>
@@ -24825,7 +24825,7 @@
               <w:spacing w:after="10" w:before="0"/>
               <w:ind w:left="120"/>
             </w:pPr>
-            <w:hyperlink w:history="1" r:id="rIdptdvipyktrzsguue6omgv">
+            <w:hyperlink w:history="1" r:id="rIdrufine0vdq0swkhxth6xy">
               <w:r>
                 <w:rPr>
                   <w:rFonts w:ascii="Arial" w:cs="Arial" w:eastAsia="Arial" w:hAnsi="Arial"/>
@@ -24870,7 +24870,7 @@
             <w:pPr>
               <w:spacing w:after="20" w:before="0"/>
             </w:pPr>
-            <w:hyperlink w:history="1" r:id="rIdpwubkdtwvybfv24zbvkjp">
+            <w:hyperlink w:history="1" r:id="rIdpksgicxpbwizfyefokunv">
               <w:r>
                 <w:rPr>
                   <w:rFonts w:ascii="Arial" w:cs="Arial" w:eastAsia="Arial" w:hAnsi="Arial"/>
@@ -24903,7 +24903,7 @@
               <w:spacing w:after="10" w:before="0"/>
               <w:ind w:left="120"/>
             </w:pPr>
-            <w:hyperlink w:history="1" r:id="rId2v6l-tqdrsswi1tjn1faq">
+            <w:hyperlink w:history="1" r:id="rIdk3q7_wyyymumndofb780b">
               <w:r>
                 <w:rPr>
                   <w:rFonts w:ascii="Arial" w:cs="Arial" w:eastAsia="Arial" w:hAnsi="Arial"/>
@@ -25098,7 +25098,7 @@
             <w:pPr>
               <w:spacing w:after="20" w:before="0"/>
             </w:pPr>
-            <w:hyperlink w:history="1" r:id="rIdclg3kdjlc6cdswxwfxc7g">
+            <w:hyperlink w:history="1" r:id="rIddvx0nlk9orlikdhhh8efq">
               <w:r>
                 <w:rPr>
                   <w:rFonts w:ascii="Arial" w:cs="Arial" w:eastAsia="Arial" w:hAnsi="Arial"/>
@@ -25131,7 +25131,7 @@
               <w:spacing w:after="10" w:before="0"/>
               <w:ind w:left="120"/>
             </w:pPr>
-            <w:hyperlink w:history="1" r:id="rIdjdg58oj2wv-praxcdqizw">
+            <w:hyperlink w:history="1" r:id="rIdai8m8pepnhbfkaggppklw">
               <w:r>
                 <w:rPr>
                   <w:rFonts w:ascii="Arial" w:cs="Arial" w:eastAsia="Arial" w:hAnsi="Arial"/>
@@ -25176,7 +25176,7 @@
             <w:pPr>
               <w:spacing w:after="20" w:before="0"/>
             </w:pPr>
-            <w:hyperlink w:history="1" r:id="rIdrpq-2rghlujt5i8hdxfe9">
+            <w:hyperlink w:history="1" r:id="rIdvt3dmwsbetf9th7lpszbe">
               <w:r>
                 <w:rPr>
                   <w:rFonts w:ascii="Arial" w:cs="Arial" w:eastAsia="Arial" w:hAnsi="Arial"/>
@@ -25209,7 +25209,7 @@
               <w:spacing w:after="10" w:before="0"/>
               <w:ind w:left="120"/>
             </w:pPr>
-            <w:hyperlink w:history="1" r:id="rIdtqs_ud95j3vo7kymj8w9j">
+            <w:hyperlink w:history="1" r:id="rIdix5faxahinobqfoamnb_5">
               <w:r>
                 <w:rPr>
                   <w:rFonts w:ascii="Arial" w:cs="Arial" w:eastAsia="Arial" w:hAnsi="Arial"/>
@@ -25721,7 +25721,7 @@
         </w:rPr>
         <w:t xml:space="preserve">© 2026 SeaVuria and ARES. Aligned with KICD objectives. Developed by SeaVuria; technical implementation by ARES (with AI assistance from Claude). Licensed under </w:t>
       </w:r>
-      <w:hyperlink w:history="1" r:id="rId3mn0es2zl0k3gg7ezdfig">
+      <w:hyperlink w:history="1" r:id="rIdq8v09rtnc-jlo25wsumey">
         <w:r>
           <w:rPr>
             <w:rFonts w:ascii="Arial" w:cs="Arial" w:eastAsia="Arial" w:hAnsi="Arial"/>
@@ -25742,7 +25742,7 @@
         </w:rPr>
         <w:t xml:space="preserve"> (</w:t>
       </w:r>
-      <w:hyperlink w:history="1" r:id="rIdxwqtpvbmxgbush3yzgqby">
+      <w:hyperlink w:history="1" r:id="rIdqa9nhgrqng1oysr01w0ba">
         <w:r>
           <w:rPr>
             <w:rFonts w:ascii="Arial" w:cs="Arial" w:eastAsia="Arial" w:hAnsi="Arial"/>
@@ -26755,7 +26755,7 @@
             <w:pPr>
               <w:spacing w:after="20" w:before="0"/>
             </w:pPr>
-            <w:hyperlink w:history="1" r:id="rIdy3xyoejblxkn9vyo8umkb">
+            <w:hyperlink w:history="1" r:id="rIdbelodmuvfapnq0x3cg1mn">
               <w:r>
                 <w:rPr>
                   <w:rFonts w:ascii="Arial" w:cs="Arial" w:eastAsia="Arial" w:hAnsi="Arial"/>
@@ -26788,7 +26788,7 @@
               <w:spacing w:after="10" w:before="0"/>
               <w:ind w:left="120"/>
             </w:pPr>
-            <w:hyperlink w:history="1" r:id="rIddgb5eppajpxpac-7fvah3">
+            <w:hyperlink w:history="1" r:id="rIdbvkjqg31qhjcrdnm8v1vg">
               <w:r>
                 <w:rPr>
                   <w:rFonts w:ascii="Arial" w:cs="Arial" w:eastAsia="Arial" w:hAnsi="Arial"/>
@@ -26833,7 +26833,7 @@
             <w:pPr>
               <w:spacing w:after="20" w:before="0"/>
             </w:pPr>
-            <w:hyperlink w:history="1" r:id="rIdqarftvmxwsop5bg5olbnb">
+            <w:hyperlink w:history="1" r:id="rIdglmd3lnaunvw1i0og5a3z">
               <w:r>
                 <w:rPr>
                   <w:rFonts w:ascii="Arial" w:cs="Arial" w:eastAsia="Arial" w:hAnsi="Arial"/>
@@ -26866,7 +26866,7 @@
               <w:spacing w:after="10" w:before="0"/>
               <w:ind w:left="120"/>
             </w:pPr>
-            <w:hyperlink w:history="1" r:id="rIdqtyqew3g-ek75g5pytm1l">
+            <w:hyperlink w:history="1" r:id="rIdikhq83zglqndgu46cmdhn">
               <w:r>
                 <w:rPr>
                   <w:rFonts w:ascii="Arial" w:cs="Arial" w:eastAsia="Arial" w:hAnsi="Arial"/>
@@ -27061,7 +27061,7 @@
             <w:pPr>
               <w:spacing w:after="20" w:before="0"/>
             </w:pPr>
-            <w:hyperlink w:history="1" r:id="rIdpn-kfhkizcorsh7ll4lvy">
+            <w:hyperlink w:history="1" r:id="rIdnseb9lpvjedeo-k7g-5d-">
               <w:r>
                 <w:rPr>
                   <w:rFonts w:ascii="Arial" w:cs="Arial" w:eastAsia="Arial" w:hAnsi="Arial"/>
@@ -27094,7 +27094,7 @@
               <w:spacing w:after="10" w:before="0"/>
               <w:ind w:left="120"/>
             </w:pPr>
-            <w:hyperlink w:history="1" r:id="rIdd08kk8vk5q3z80cglp0ui">
+            <w:hyperlink w:history="1" r:id="rIdzvom8vaiyoqcrjbzmz7nr">
               <w:r>
                 <w:rPr>
                   <w:rFonts w:ascii="Arial" w:cs="Arial" w:eastAsia="Arial" w:hAnsi="Arial"/>
@@ -27139,7 +27139,7 @@
             <w:pPr>
               <w:spacing w:after="20" w:before="0"/>
             </w:pPr>
-            <w:hyperlink w:history="1" r:id="rIdxbz1whbixa1mo4xrkf4kg">
+            <w:hyperlink w:history="1" r:id="rIdck5b_q50enonwuabd_c-l">
               <w:r>
                 <w:rPr>
                   <w:rFonts w:ascii="Arial" w:cs="Arial" w:eastAsia="Arial" w:hAnsi="Arial"/>
@@ -27172,7 +27172,7 @@
               <w:spacing w:after="10" w:before="0"/>
               <w:ind w:left="120"/>
             </w:pPr>
-            <w:hyperlink w:history="1" r:id="rIdnrhrlskd-ekvnv1c_psha">
+            <w:hyperlink w:history="1" r:id="rIdw0dwzf49abva-iizj2yu1">
               <w:r>
                 <w:rPr>
                   <w:rFonts w:ascii="Arial" w:cs="Arial" w:eastAsia="Arial" w:hAnsi="Arial"/>
@@ -27367,7 +27367,7 @@
             <w:pPr>
               <w:spacing w:after="20" w:before="0"/>
             </w:pPr>
-            <w:hyperlink w:history="1" r:id="rIdmobwhha9-kr_qvurxqwl0">
+            <w:hyperlink w:history="1" r:id="rIdwmmech0scnuq190nd1jv3">
               <w:r>
                 <w:rPr>
                   <w:rFonts w:ascii="Arial" w:cs="Arial" w:eastAsia="Arial" w:hAnsi="Arial"/>
@@ -27400,7 +27400,7 @@
               <w:spacing w:after="10" w:before="0"/>
               <w:ind w:left="120"/>
             </w:pPr>
-            <w:hyperlink w:history="1" r:id="rIdfowrbc6s872v3gijsanj3">
+            <w:hyperlink w:history="1" r:id="rIdwyt99rmoupntdsux-cnmy">
               <w:r>
                 <w:rPr>
                   <w:rFonts w:ascii="Arial" w:cs="Arial" w:eastAsia="Arial" w:hAnsi="Arial"/>
@@ -27445,7 +27445,7 @@
             <w:pPr>
               <w:spacing w:after="20" w:before="0"/>
             </w:pPr>
-            <w:hyperlink w:history="1" r:id="rIdpkdobw-jgf_cdgy4yvvz0">
+            <w:hyperlink w:history="1" r:id="rIdz_vwobedpsyghrs69ejpi">
               <w:r>
                 <w:rPr>
                   <w:rFonts w:ascii="Arial" w:cs="Arial" w:eastAsia="Arial" w:hAnsi="Arial"/>
@@ -27478,7 +27478,7 @@
               <w:spacing w:after="10" w:before="0"/>
               <w:ind w:left="120"/>
             </w:pPr>
-            <w:hyperlink w:history="1" r:id="rIdygk8bqk1udhsmjs3zkhrn">
+            <w:hyperlink w:history="1" r:id="rIdqxy5rg__iyov9jw4u8gzj">
               <w:r>
                 <w:rPr>
                   <w:rFonts w:ascii="Arial" w:cs="Arial" w:eastAsia="Arial" w:hAnsi="Arial"/>
@@ -27673,7 +27673,7 @@
             <w:pPr>
               <w:spacing w:after="20" w:before="0"/>
             </w:pPr>
-            <w:hyperlink w:history="1" r:id="rIddtsnv_1c3zcvbudbwcdnn">
+            <w:hyperlink w:history="1" r:id="rIdlktyns8y9synjjomphyrx">
               <w:r>
                 <w:rPr>
                   <w:rFonts w:ascii="Arial" w:cs="Arial" w:eastAsia="Arial" w:hAnsi="Arial"/>
@@ -27706,7 +27706,7 @@
               <w:spacing w:after="10" w:before="0"/>
               <w:ind w:left="120"/>
             </w:pPr>
-            <w:hyperlink w:history="1" r:id="rIdp0i9d_eashdqb9nhg90rr">
+            <w:hyperlink w:history="1" r:id="rIdsiibs1apncu34uf1wyjza">
               <w:r>
                 <w:rPr>
                   <w:rFonts w:ascii="Arial" w:cs="Arial" w:eastAsia="Arial" w:hAnsi="Arial"/>
@@ -27751,7 +27751,7 @@
             <w:pPr>
               <w:spacing w:after="20" w:before="0"/>
             </w:pPr>
-            <w:hyperlink w:history="1" r:id="rIdyquqwwt0llcsvr8gs1siu">
+            <w:hyperlink w:history="1" r:id="rId0qhef5aysgbv79hvjdznl">
               <w:r>
                 <w:rPr>
                   <w:rFonts w:ascii="Arial" w:cs="Arial" w:eastAsia="Arial" w:hAnsi="Arial"/>
@@ -27784,7 +27784,7 @@
               <w:spacing w:after="10" w:before="0"/>
               <w:ind w:left="120"/>
             </w:pPr>
-            <w:hyperlink w:history="1" r:id="rIdcvtmol3ufr0xehexkmwrs">
+            <w:hyperlink w:history="1" r:id="rId2d0sdufhmt9riaj9fnk5f">
               <w:r>
                 <w:rPr>
                   <w:rFonts w:ascii="Arial" w:cs="Arial" w:eastAsia="Arial" w:hAnsi="Arial"/>
@@ -27979,7 +27979,7 @@
             <w:pPr>
               <w:spacing w:after="20" w:before="0"/>
             </w:pPr>
-            <w:hyperlink w:history="1" r:id="rIdsz1nn3cukpkygls0d2fjy">
+            <w:hyperlink w:history="1" r:id="rIdpnuqwrioghtlnnzu55udz">
               <w:r>
                 <w:rPr>
                   <w:rFonts w:ascii="Arial" w:cs="Arial" w:eastAsia="Arial" w:hAnsi="Arial"/>
@@ -28012,7 +28012,7 @@
               <w:spacing w:after="10" w:before="0"/>
               <w:ind w:left="120"/>
             </w:pPr>
-            <w:hyperlink w:history="1" r:id="rIdg49ejay9n45rqoc608p_z">
+            <w:hyperlink w:history="1" r:id="rId-ackkulp3ai3atn2myxux">
               <w:r>
                 <w:rPr>
                   <w:rFonts w:ascii="Arial" w:cs="Arial" w:eastAsia="Arial" w:hAnsi="Arial"/>
@@ -28057,7 +28057,7 @@
             <w:pPr>
               <w:spacing w:after="20" w:before="0"/>
             </w:pPr>
-            <w:hyperlink w:history="1" r:id="rIdwdhv6euhsbvdsiugm7exr">
+            <w:hyperlink w:history="1" r:id="rIdkr-3mjc-ztzzjbvbdntsf">
               <w:r>
                 <w:rPr>
                   <w:rFonts w:ascii="Arial" w:cs="Arial" w:eastAsia="Arial" w:hAnsi="Arial"/>
@@ -28090,7 +28090,7 @@
               <w:spacing w:after="10" w:before="0"/>
               <w:ind w:left="120"/>
             </w:pPr>
-            <w:hyperlink w:history="1" r:id="rIdachukqnvtre77yhrlgy0_">
+            <w:hyperlink w:history="1" r:id="rIdlv8jyoll2uicij7xkyryt">
               <w:r>
                 <w:rPr>
                   <w:rFonts w:ascii="Arial" w:cs="Arial" w:eastAsia="Arial" w:hAnsi="Arial"/>
@@ -28602,7 +28602,7 @@
         </w:rPr>
         <w:t xml:space="preserve">© 2026 SeaVuria and ARES. Aligned with KICD objectives. Developed by SeaVuria; technical implementation by ARES (with AI assistance from Claude). Licensed under </w:t>
       </w:r>
-      <w:hyperlink w:history="1" r:id="rIdl5aoru74qjocougm5ci-i">
+      <w:hyperlink w:history="1" r:id="rIdzkt-aqp122rykhcnuzrut">
         <w:r>
           <w:rPr>
             <w:rFonts w:ascii="Arial" w:cs="Arial" w:eastAsia="Arial" w:hAnsi="Arial"/>
@@ -28623,7 +28623,7 @@
         </w:rPr>
         <w:t xml:space="preserve"> (</w:t>
       </w:r>
-      <w:hyperlink w:history="1" r:id="rId3vygnctpmipvua_ftf1w5">
+      <w:hyperlink w:history="1" r:id="rIdhg0lfo7wgu-gcnjgf7jbv">
         <w:r>
           <w:rPr>
             <w:rFonts w:ascii="Arial" w:cs="Arial" w:eastAsia="Arial" w:hAnsi="Arial"/>
@@ -29636,7 +29636,7 @@
             <w:pPr>
               <w:spacing w:after="20" w:before="0"/>
             </w:pPr>
-            <w:hyperlink w:history="1" r:id="rIdwm-wffwzircb4q28eklt-">
+            <w:hyperlink w:history="1" r:id="rIdfnfwxac80hzrfbr8pro1o">
               <w:r>
                 <w:rPr>
                   <w:rFonts w:ascii="Arial" w:cs="Arial" w:eastAsia="Arial" w:hAnsi="Arial"/>
@@ -29669,7 +29669,7 @@
               <w:spacing w:after="10" w:before="0"/>
               <w:ind w:left="120"/>
             </w:pPr>
-            <w:hyperlink w:history="1" r:id="rIdm9gemrvidfxsoxtu7bqfc">
+            <w:hyperlink w:history="1" r:id="rIdjwtqihrjzcgfooteabdfl">
               <w:r>
                 <w:rPr>
                   <w:rFonts w:ascii="Arial" w:cs="Arial" w:eastAsia="Arial" w:hAnsi="Arial"/>
@@ -29714,7 +29714,7 @@
             <w:pPr>
               <w:spacing w:after="20" w:before="0"/>
             </w:pPr>
-            <w:hyperlink w:history="1" r:id="rIdpezijzkuhkg1hx1bhe1nw">
+            <w:hyperlink w:history="1" r:id="rIdp2ciub9rjxn00htywt6po">
               <w:r>
                 <w:rPr>
                   <w:rFonts w:ascii="Arial" w:cs="Arial" w:eastAsia="Arial" w:hAnsi="Arial"/>
@@ -29747,7 +29747,7 @@
               <w:spacing w:after="10" w:before="0"/>
               <w:ind w:left="120"/>
             </w:pPr>
-            <w:hyperlink w:history="1" r:id="rIdwk5sqkdgd98sv0ekuanj_">
+            <w:hyperlink w:history="1" r:id="rIdkpqf0j-io_rhtbbjyddcc">
               <w:r>
                 <w:rPr>
                   <w:rFonts w:ascii="Arial" w:cs="Arial" w:eastAsia="Arial" w:hAnsi="Arial"/>
@@ -29942,7 +29942,7 @@
             <w:pPr>
               <w:spacing w:after="20" w:before="0"/>
             </w:pPr>
-            <w:hyperlink w:history="1" r:id="rIdc2uesvo8lt8gpofq93lys">
+            <w:hyperlink w:history="1" r:id="rIdhmpexb8pkjarpw4j6aj5a">
               <w:r>
                 <w:rPr>
                   <w:rFonts w:ascii="Arial" w:cs="Arial" w:eastAsia="Arial" w:hAnsi="Arial"/>
@@ -29975,7 +29975,7 @@
               <w:spacing w:after="10" w:before="0"/>
               <w:ind w:left="120"/>
             </w:pPr>
-            <w:hyperlink w:history="1" r:id="rIddb7t5-hdfitlnxmcu3pmz">
+            <w:hyperlink w:history="1" r:id="rIdc5ndwjphtfj-0ltw6pr-o">
               <w:r>
                 <w:rPr>
                   <w:rFonts w:ascii="Arial" w:cs="Arial" w:eastAsia="Arial" w:hAnsi="Arial"/>
@@ -30020,7 +30020,7 @@
             <w:pPr>
               <w:spacing w:after="20" w:before="0"/>
             </w:pPr>
-            <w:hyperlink w:history="1" r:id="rIdwrxjr6x_gkpchrp6o9u5g">
+            <w:hyperlink w:history="1" r:id="rIdgmock4bzu-nv_lkf0mdmq">
               <w:r>
                 <w:rPr>
                   <w:rFonts w:ascii="Arial" w:cs="Arial" w:eastAsia="Arial" w:hAnsi="Arial"/>
@@ -30053,7 +30053,7 @@
               <w:spacing w:after="10" w:before="0"/>
               <w:ind w:left="120"/>
             </w:pPr>
-            <w:hyperlink w:history="1" r:id="rIdqikstvbs8w2zfss_rk0ed">
+            <w:hyperlink w:history="1" r:id="rIdtvssmegdycy9hxbld61zp">
               <w:r>
                 <w:rPr>
                   <w:rFonts w:ascii="Arial" w:cs="Arial" w:eastAsia="Arial" w:hAnsi="Arial"/>
@@ -30286,7 +30286,7 @@
             <w:pPr>
               <w:spacing w:after="20" w:before="0"/>
             </w:pPr>
-            <w:hyperlink w:history="1" r:id="rIduurfr4ifv9ugst3dwarzh">
+            <w:hyperlink w:history="1" r:id="rIdiufalmmqbddulzdhgz0nd">
               <w:r>
                 <w:rPr>
                   <w:rFonts w:ascii="Arial" w:cs="Arial" w:eastAsia="Arial" w:hAnsi="Arial"/>
@@ -30319,7 +30319,7 @@
               <w:spacing w:after="10" w:before="0"/>
               <w:ind w:left="120"/>
             </w:pPr>
-            <w:hyperlink w:history="1" r:id="rIdi68wdzjhhihkaw3fd_mg0">
+            <w:hyperlink w:history="1" r:id="rIdbnikauvezxp6udpz6erbo">
               <w:r>
                 <w:rPr>
                   <w:rFonts w:ascii="Arial" w:cs="Arial" w:eastAsia="Arial" w:hAnsi="Arial"/>
@@ -30364,7 +30364,7 @@
             <w:pPr>
               <w:spacing w:after="20" w:before="0"/>
             </w:pPr>
-            <w:hyperlink w:history="1" r:id="rId25ydias1zw0ye1hukiko9">
+            <w:hyperlink w:history="1" r:id="rIdckermxyqjq6nhvjkkpzwa">
               <w:r>
                 <w:rPr>
                   <w:rFonts w:ascii="Arial" w:cs="Arial" w:eastAsia="Arial" w:hAnsi="Arial"/>
@@ -30397,7 +30397,7 @@
               <w:spacing w:after="10" w:before="0"/>
               <w:ind w:left="120"/>
             </w:pPr>
-            <w:hyperlink w:history="1" r:id="rIdce-i8ii43xg49awod2x9i">
+            <w:hyperlink w:history="1" r:id="rIdg4vprftkitz14qy8pdmzx">
               <w:r>
                 <w:rPr>
                   <w:rFonts w:ascii="Arial" w:cs="Arial" w:eastAsia="Arial" w:hAnsi="Arial"/>
@@ -30630,7 +30630,7 @@
             <w:pPr>
               <w:spacing w:after="20" w:before="0"/>
             </w:pPr>
-            <w:hyperlink w:history="1" r:id="rId_fou14sb2elb26frr45wr">
+            <w:hyperlink w:history="1" r:id="rIdaeqcu0nib3px92j75mjgc">
               <w:r>
                 <w:rPr>
                   <w:rFonts w:ascii="Arial" w:cs="Arial" w:eastAsia="Arial" w:hAnsi="Arial"/>
@@ -30663,7 +30663,7 @@
               <w:spacing w:after="10" w:before="0"/>
               <w:ind w:left="120"/>
             </w:pPr>
-            <w:hyperlink w:history="1" r:id="rIdkeyqs2qluygp9dul1ahcf">
+            <w:hyperlink w:history="1" r:id="rIdzth-lbssb3znbbnspaeg4">
               <w:r>
                 <w:rPr>
                   <w:rFonts w:ascii="Arial" w:cs="Arial" w:eastAsia="Arial" w:hAnsi="Arial"/>
@@ -30708,7 +30708,7 @@
             <w:pPr>
               <w:spacing w:after="20" w:before="0"/>
             </w:pPr>
-            <w:hyperlink w:history="1" r:id="rIdio3a2nde8z6td9bpc6dzl">
+            <w:hyperlink w:history="1" r:id="rIdpz08vrqcewjpp_bgagzih">
               <w:r>
                 <w:rPr>
                   <w:rFonts w:ascii="Arial" w:cs="Arial" w:eastAsia="Arial" w:hAnsi="Arial"/>
@@ -30741,7 +30741,7 @@
               <w:spacing w:after="10" w:before="0"/>
               <w:ind w:left="120"/>
             </w:pPr>
-            <w:hyperlink w:history="1" r:id="rIdjvvn-es1qtc4vagbfcxck">
+            <w:hyperlink w:history="1" r:id="rIditwccuohzbcx3e67xgzgv">
               <w:r>
                 <w:rPr>
                   <w:rFonts w:ascii="Arial" w:cs="Arial" w:eastAsia="Arial" w:hAnsi="Arial"/>
@@ -30936,7 +30936,7 @@
             <w:pPr>
               <w:spacing w:after="20" w:before="0"/>
             </w:pPr>
-            <w:hyperlink w:history="1" r:id="rIde5vqvv0iwnz0g0ckihuwu">
+            <w:hyperlink w:history="1" r:id="rIdnqc_pl6ucf7tcompfmipp">
               <w:r>
                 <w:rPr>
                   <w:rFonts w:ascii="Arial" w:cs="Arial" w:eastAsia="Arial" w:hAnsi="Arial"/>
@@ -30969,7 +30969,7 @@
               <w:spacing w:after="10" w:before="0"/>
               <w:ind w:left="120"/>
             </w:pPr>
-            <w:hyperlink w:history="1" r:id="rIdaxwrerw-xdyfdpph5yqp1">
+            <w:hyperlink w:history="1" r:id="rId6dooydfe6fxeqsuvcta4k">
               <w:r>
                 <w:rPr>
                   <w:rFonts w:ascii="Arial" w:cs="Arial" w:eastAsia="Arial" w:hAnsi="Arial"/>
@@ -31014,7 +31014,7 @@
             <w:pPr>
               <w:spacing w:after="20" w:before="0"/>
             </w:pPr>
-            <w:hyperlink w:history="1" r:id="rId475agmzhshlnu8teejomt">
+            <w:hyperlink w:history="1" r:id="rId2i2ap9yef43aoyh8bbpll">
               <w:r>
                 <w:rPr>
                   <w:rFonts w:ascii="Arial" w:cs="Arial" w:eastAsia="Arial" w:hAnsi="Arial"/>
@@ -31047,7 +31047,7 @@
               <w:spacing w:after="10" w:before="0"/>
               <w:ind w:left="120"/>
             </w:pPr>
-            <w:hyperlink w:history="1" r:id="rIdciehyqgtu7edsrvb1yfab">
+            <w:hyperlink w:history="1" r:id="rIdulvqvgrilrnd6ojkadnkx">
               <w:r>
                 <w:rPr>
                   <w:rFonts w:ascii="Arial" w:cs="Arial" w:eastAsia="Arial" w:hAnsi="Arial"/>
@@ -31825,7 +31825,7 @@
         </w:rPr>
         <w:t xml:space="preserve">© 2026 SeaVuria and ARES. Aligned with KICD objectives. Developed by SeaVuria; technical implementation by ARES (with AI assistance from Claude). Licensed under </w:t>
       </w:r>
-      <w:hyperlink w:history="1" r:id="rId9ghvcyhob1lks4mtntfk-">
+      <w:hyperlink w:history="1" r:id="rId6-khub7yzejuybqrvkpqy">
         <w:r>
           <w:rPr>
             <w:rFonts w:ascii="Arial" w:cs="Arial" w:eastAsia="Arial" w:hAnsi="Arial"/>
@@ -31846,7 +31846,7 @@
         </w:rPr>
         <w:t xml:space="preserve"> (</w:t>
       </w:r>
-      <w:hyperlink w:history="1" r:id="rId3rpxdkvmnuza4kbtit7s1">
+      <w:hyperlink w:history="1" r:id="rIdg5nbx0rn0p3ja2-rfzncg">
         <w:r>
           <w:rPr>
             <w:rFonts w:ascii="Arial" w:cs="Arial" w:eastAsia="Arial" w:hAnsi="Arial"/>

--- a/data/outputs/v2/Maths/SS3.4_Linear_Motion/Mathematics_Linear_Motion_CBE_LessonSequence.docx
+++ b/data/outputs/v2/Maths/SS3.4_Linear_Motion/Mathematics_Linear_Motion_CBE_LessonSequence.docx
@@ -2655,7 +2655,7 @@
         </w:rPr>
         <w:t xml:space="preserve">© 2026 SeaVuria and ARES. This work is licensed under a </w:t>
       </w:r>
-      <w:hyperlink w:history="1" r:id="rIdew29id1alsyu0gi7ev02g">
+      <w:hyperlink w:history="1" r:id="rIdlbdkoaezrjtb9obosio-s">
         <w:r>
           <w:rPr>
             <w:rFonts w:ascii="Arial" w:cs="Arial" w:eastAsia="Arial" w:hAnsi="Arial"/>
@@ -2675,7 +2675,7 @@
         </w:rPr>
         <w:t xml:space="preserve"> (</w:t>
       </w:r>
-      <w:hyperlink w:history="1" r:id="rIdfz80yudyjgcevfe4p3lce">
+      <w:hyperlink w:history="1" r:id="rIdif_mcjzobclfzzxwzimfk">
         <w:r>
           <w:rPr>
             <w:rFonts w:ascii="Arial" w:cs="Arial" w:eastAsia="Arial" w:hAnsi="Arial"/>
@@ -2695,7 +2695,7 @@
         </w:rPr>
         <w:t xml:space="preserve">). To view a copy of this license, visit </w:t>
       </w:r>
-      <w:hyperlink w:history="1" r:id="rId41xevwqxe6ki9cglf26wf">
+      <w:hyperlink w:history="1" r:id="rIdvbocnddamyqhex8ixh1e-">
         <w:r>
           <w:rPr>
             <w:rFonts w:ascii="Arial" w:cs="Arial" w:eastAsia="Arial" w:hAnsi="Arial"/>
@@ -3707,7 +3707,7 @@
             <w:pPr>
               <w:spacing w:after="20" w:before="0"/>
             </w:pPr>
-            <w:hyperlink w:history="1" r:id="rIdnjcz3ueyy22nayjvgzt_i">
+            <w:hyperlink w:history="1" r:id="rIdndllndxu9pj-lnlptq56h">
               <w:r>
                 <w:rPr>
                   <w:rFonts w:ascii="Arial" w:cs="Arial" w:eastAsia="Arial" w:hAnsi="Arial"/>
@@ -3740,7 +3740,7 @@
               <w:spacing w:after="10" w:before="0"/>
               <w:ind w:left="120"/>
             </w:pPr>
-            <w:hyperlink w:history="1" r:id="rIdg6tdb61fv-f9shhspmh2w">
+            <w:hyperlink w:history="1" r:id="rIdfpq2wxs31r6gt4tdrwdgz">
               <w:r>
                 <w:rPr>
                   <w:rFonts w:ascii="Arial" w:cs="Arial" w:eastAsia="Arial" w:hAnsi="Arial"/>
@@ -3785,7 +3785,7 @@
             <w:pPr>
               <w:spacing w:after="20" w:before="0"/>
             </w:pPr>
-            <w:hyperlink w:history="1" r:id="rIdobwssikxbsudvkjj6ying">
+            <w:hyperlink w:history="1" r:id="rIdevn6itoozsugqeeafjonl">
               <w:r>
                 <w:rPr>
                   <w:rFonts w:ascii="Arial" w:cs="Arial" w:eastAsia="Arial" w:hAnsi="Arial"/>
@@ -3818,7 +3818,7 @@
               <w:spacing w:after="10" w:before="0"/>
               <w:ind w:left="120"/>
             </w:pPr>
-            <w:hyperlink w:history="1" r:id="rIdrbcz864th0lfgh7pxmsny">
+            <w:hyperlink w:history="1" r:id="rId3s0eym66lsq5a1a5oxbmq">
               <w:r>
                 <w:rPr>
                   <w:rFonts w:ascii="Arial" w:cs="Arial" w:eastAsia="Arial" w:hAnsi="Arial"/>
@@ -4013,7 +4013,7 @@
             <w:pPr>
               <w:spacing w:after="20" w:before="0"/>
             </w:pPr>
-            <w:hyperlink w:history="1" r:id="rId6tauttnxxs4we5emyy0dv">
+            <w:hyperlink w:history="1" r:id="rIddsvagnurtsmfskrhckeqn">
               <w:r>
                 <w:rPr>
                   <w:rFonts w:ascii="Arial" w:cs="Arial" w:eastAsia="Arial" w:hAnsi="Arial"/>
@@ -4046,7 +4046,7 @@
               <w:spacing w:after="10" w:before="0"/>
               <w:ind w:left="120"/>
             </w:pPr>
-            <w:hyperlink w:history="1" r:id="rIdaega7rtjylruvosv6klbd">
+            <w:hyperlink w:history="1" r:id="rIdqoyuzhvhrx5udjvzaqj7y">
               <w:r>
                 <w:rPr>
                   <w:rFonts w:ascii="Arial" w:cs="Arial" w:eastAsia="Arial" w:hAnsi="Arial"/>
@@ -4091,7 +4091,7 @@
             <w:pPr>
               <w:spacing w:after="20" w:before="0"/>
             </w:pPr>
-            <w:hyperlink w:history="1" r:id="rIdit88a1l5x_vhi0zsvzeqq">
+            <w:hyperlink w:history="1" r:id="rIdxuka3dmjxkam8ufuxl35l">
               <w:r>
                 <w:rPr>
                   <w:rFonts w:ascii="Arial" w:cs="Arial" w:eastAsia="Arial" w:hAnsi="Arial"/>
@@ -4124,7 +4124,7 @@
               <w:spacing w:after="10" w:before="0"/>
               <w:ind w:left="120"/>
             </w:pPr>
-            <w:hyperlink w:history="1" r:id="rIdrgirwegkcjoil6q3sngdm">
+            <w:hyperlink w:history="1" r:id="rId7zhzrgumytm296ehmopgm">
               <w:r>
                 <w:rPr>
                   <w:rFonts w:ascii="Arial" w:cs="Arial" w:eastAsia="Arial" w:hAnsi="Arial"/>
@@ -4319,7 +4319,7 @@
             <w:pPr>
               <w:spacing w:after="20" w:before="0"/>
             </w:pPr>
-            <w:hyperlink w:history="1" r:id="rIdggceqpskpdwbwkjn3fwvl">
+            <w:hyperlink w:history="1" r:id="rIdaffgcuw2hd_cefviur-uj">
               <w:r>
                 <w:rPr>
                   <w:rFonts w:ascii="Arial" w:cs="Arial" w:eastAsia="Arial" w:hAnsi="Arial"/>
@@ -4368,7 +4368,7 @@
               <w:spacing w:after="10" w:before="0"/>
               <w:ind w:left="120"/>
             </w:pPr>
-            <w:hyperlink w:history="1" r:id="rIdh6mzu9pegjohqky_irzc0">
+            <w:hyperlink w:history="1" r:id="rId-hnlulqkwitltydhyo3he">
               <w:r>
                 <w:rPr>
                   <w:rFonts w:ascii="Arial" w:cs="Arial" w:eastAsia="Arial" w:hAnsi="Arial"/>
@@ -4413,7 +4413,7 @@
             <w:pPr>
               <w:spacing w:after="20" w:before="0"/>
             </w:pPr>
-            <w:hyperlink w:history="1" r:id="rIdskuxo693ca_tdyaurb6l3">
+            <w:hyperlink w:history="1" r:id="rIdbndlblds7rffwrr7c96mx">
               <w:r>
                 <w:rPr>
                   <w:rFonts w:ascii="Arial" w:cs="Arial" w:eastAsia="Arial" w:hAnsi="Arial"/>
@@ -4446,7 +4446,7 @@
               <w:spacing w:after="10" w:before="0"/>
               <w:ind w:left="120"/>
             </w:pPr>
-            <w:hyperlink w:history="1" r:id="rIdrfqaxl4gtwd_6fr9xnruy">
+            <w:hyperlink w:history="1" r:id="rIdwzso4gvlvuu84rh3shm99">
               <w:r>
                 <w:rPr>
                   <w:rFonts w:ascii="Arial" w:cs="Arial" w:eastAsia="Arial" w:hAnsi="Arial"/>
@@ -4641,7 +4641,7 @@
             <w:pPr>
               <w:spacing w:after="20" w:before="0"/>
             </w:pPr>
-            <w:hyperlink w:history="1" r:id="rIddod81fpjpn-k-lnmlgunb">
+            <w:hyperlink w:history="1" r:id="rIdhn0nq9ijhcf5ohyqqh3_v">
               <w:r>
                 <w:rPr>
                   <w:rFonts w:ascii="Arial" w:cs="Arial" w:eastAsia="Arial" w:hAnsi="Arial"/>
@@ -4690,7 +4690,7 @@
               <w:spacing w:after="10" w:before="0"/>
               <w:ind w:left="120"/>
             </w:pPr>
-            <w:hyperlink w:history="1" r:id="rIddpienjrunwsoef8e2tk3d">
+            <w:hyperlink w:history="1" r:id="rIdbhunsx6ube4p6k4mnyotn">
               <w:r>
                 <w:rPr>
                   <w:rFonts w:ascii="Arial" w:cs="Arial" w:eastAsia="Arial" w:hAnsi="Arial"/>
@@ -4735,7 +4735,7 @@
             <w:pPr>
               <w:spacing w:after="20" w:before="0"/>
             </w:pPr>
-            <w:hyperlink w:history="1" r:id="rId-udpsh67bfkd3pws4wt2e">
+            <w:hyperlink w:history="1" r:id="rIdx8jefgwntzwjmfcbmkzbo">
               <w:r>
                 <w:rPr>
                   <w:rFonts w:ascii="Arial" w:cs="Arial" w:eastAsia="Arial" w:hAnsi="Arial"/>
@@ -4768,7 +4768,7 @@
               <w:spacing w:after="10" w:before="0"/>
               <w:ind w:left="120"/>
             </w:pPr>
-            <w:hyperlink w:history="1" r:id="rIdn8jlh4i6dycfkqtgh_60w">
+            <w:hyperlink w:history="1" r:id="rIdyp-ptaesjl36auaq1m6vp">
               <w:r>
                 <w:rPr>
                   <w:rFonts w:ascii="Arial" w:cs="Arial" w:eastAsia="Arial" w:hAnsi="Arial"/>
@@ -4963,7 +4963,7 @@
             <w:pPr>
               <w:spacing w:after="20" w:before="0"/>
             </w:pPr>
-            <w:hyperlink w:history="1" r:id="rIdtzs_jh006_l6c35cpcbay">
+            <w:hyperlink w:history="1" r:id="rIdi7yfcci9cqwfnodoz2ofw">
               <w:r>
                 <w:rPr>
                   <w:rFonts w:ascii="Arial" w:cs="Arial" w:eastAsia="Arial" w:hAnsi="Arial"/>
@@ -5012,7 +5012,7 @@
               <w:spacing w:after="10" w:before="0"/>
               <w:ind w:left="120"/>
             </w:pPr>
-            <w:hyperlink w:history="1" r:id="rIdocwcchwpyazb7nftlgor5">
+            <w:hyperlink w:history="1" r:id="rIdncnopfzcp699dncoqs37r">
               <w:r>
                 <w:rPr>
                   <w:rFonts w:ascii="Arial" w:cs="Arial" w:eastAsia="Arial" w:hAnsi="Arial"/>
@@ -5057,7 +5057,7 @@
             <w:pPr>
               <w:spacing w:after="20" w:before="0"/>
             </w:pPr>
-            <w:hyperlink w:history="1" r:id="rIdl8qkuoezbo_nmqbxjcf4t">
+            <w:hyperlink w:history="1" r:id="rIdjn6nrdx8gz8uagnvoedka">
               <w:r>
                 <w:rPr>
                   <w:rFonts w:ascii="Arial" w:cs="Arial" w:eastAsia="Arial" w:hAnsi="Arial"/>
@@ -5106,7 +5106,7 @@
               <w:spacing w:after="10" w:before="0"/>
               <w:ind w:left="120"/>
             </w:pPr>
-            <w:hyperlink w:history="1" r:id="rIdgc70jvp1e4c7gpojhx6qv">
+            <w:hyperlink w:history="1" r:id="rIdtpqekarzha6a0apqqiflq">
               <w:r>
                 <w:rPr>
                   <w:rFonts w:ascii="Arial" w:cs="Arial" w:eastAsia="Arial" w:hAnsi="Arial"/>
@@ -5618,7 +5618,7 @@
         </w:rPr>
         <w:t xml:space="preserve">© 2026 SeaVuria and ARES. Aligned with KICD objectives. Developed by SeaVuria; technical implementation by ARES (with AI assistance from Claude). Licensed under </w:t>
       </w:r>
-      <w:hyperlink w:history="1" r:id="rIdphdzuiw2hnqeo-ow8nath">
+      <w:hyperlink w:history="1" r:id="rIdv8vjii_bjah79o4ceccz9">
         <w:r>
           <w:rPr>
             <w:rFonts w:ascii="Arial" w:cs="Arial" w:eastAsia="Arial" w:hAnsi="Arial"/>
@@ -5639,7 +5639,7 @@
         </w:rPr>
         <w:t xml:space="preserve"> (</w:t>
       </w:r>
-      <w:hyperlink w:history="1" r:id="rIdajhlaokg_jjolqjihl7x5">
+      <w:hyperlink w:history="1" r:id="rIdvdgpj78wgtynp881g9fyh">
         <w:r>
           <w:rPr>
             <w:rFonts w:ascii="Arial" w:cs="Arial" w:eastAsia="Arial" w:hAnsi="Arial"/>
@@ -6652,7 +6652,7 @@
             <w:pPr>
               <w:spacing w:after="20" w:before="0"/>
             </w:pPr>
-            <w:hyperlink w:history="1" r:id="rIdtcehcyoep6l0_8wpqbrs-">
+            <w:hyperlink w:history="1" r:id="rIdwsbsl3l_exqxio8nnbrgm">
               <w:r>
                 <w:rPr>
                   <w:rFonts w:ascii="Arial" w:cs="Arial" w:eastAsia="Arial" w:hAnsi="Arial"/>
@@ -6685,7 +6685,7 @@
               <w:spacing w:after="10" w:before="0"/>
               <w:ind w:left="120"/>
             </w:pPr>
-            <w:hyperlink w:history="1" r:id="rIdbzwh3xae0wff6uhpu1xaj">
+            <w:hyperlink w:history="1" r:id="rId94diceersvhiis7gclqy9">
               <w:r>
                 <w:rPr>
                   <w:rFonts w:ascii="Arial" w:cs="Arial" w:eastAsia="Arial" w:hAnsi="Arial"/>
@@ -6730,7 +6730,7 @@
             <w:pPr>
               <w:spacing w:after="20" w:before="0"/>
             </w:pPr>
-            <w:hyperlink w:history="1" r:id="rIdwkdf-subl3pawemp6nlcg">
+            <w:hyperlink w:history="1" r:id="rIdxjvjgyl7y79gx22ooqnmr">
               <w:r>
                 <w:rPr>
                   <w:rFonts w:ascii="Arial" w:cs="Arial" w:eastAsia="Arial" w:hAnsi="Arial"/>
@@ -6763,7 +6763,7 @@
               <w:spacing w:after="10" w:before="0"/>
               <w:ind w:left="120"/>
             </w:pPr>
-            <w:hyperlink w:history="1" r:id="rIdqs4irngajlegump-w5cas">
+            <w:hyperlink w:history="1" r:id="rId_mplc3szfxltdkfz5dxwv">
               <w:r>
                 <w:rPr>
                   <w:rFonts w:ascii="Arial" w:cs="Arial" w:eastAsia="Arial" w:hAnsi="Arial"/>
@@ -6805,7 +6805,7 @@
                 <w:sz w:val="18"/>
                 <w:szCs w:val="18"/>
               </w:rPr>
-              <w:t xml:space="preserve">Learners open their exercise books and respond individually to the prompt displayed on the board: 'In the timer race yesterday, Group A walked 80 m in a straight line and Group B walked 80 m along a zigzag path. Both took 40 seconds. Write one sentence predicting: do the two groups have the same speed? Do they have the same velocity? You may not yet know the word velocity — write your best guess about what the word might mean, based on the root of the word.' Learners write for 90 seconds, then share with a shoulder partner for 60 seconds.</w:t>
+              <w:t xml:space="preserve">Learners open their exercise books and respond individually to the prompt displayed on the board: 'In the timer race yesterday, Group A walked 20 m in a straight line and Group B walked about 30 m along a zigzag path. Both reached the finish at the same time. Write one sentence predicting: do the two groups have the same speed? Do they have the same velocity? You may not yet know the word velocity — write your best guess about what the word might mean, based on the root of the word.' Learners write for 90 seconds, then share with a shoulder partner for 60 seconds.</w:t>
             </w:r>
           </w:p>
         </w:tc>
@@ -6958,7 +6958,7 @@
             <w:pPr>
               <w:spacing w:after="20" w:before="0"/>
             </w:pPr>
-            <w:hyperlink w:history="1" r:id="rIdluks1dqldxsqrudyx8gnw">
+            <w:hyperlink w:history="1" r:id="rId5gq_03mmn5qo-1_m1hzuk">
               <w:r>
                 <w:rPr>
                   <w:rFonts w:ascii="Arial" w:cs="Arial" w:eastAsia="Arial" w:hAnsi="Arial"/>
@@ -6991,7 +6991,7 @@
               <w:spacing w:after="10" w:before="0"/>
               <w:ind w:left="120"/>
             </w:pPr>
-            <w:hyperlink w:history="1" r:id="rIddcfldbotzs3_s_r7nvlro">
+            <w:hyperlink w:history="1" r:id="rIdrnmwhfrqrnnvszugsyvuk">
               <w:r>
                 <w:rPr>
                   <w:rFonts w:ascii="Arial" w:cs="Arial" w:eastAsia="Arial" w:hAnsi="Arial"/>
@@ -7036,7 +7036,7 @@
             <w:pPr>
               <w:spacing w:after="20" w:before="0"/>
             </w:pPr>
-            <w:hyperlink w:history="1" r:id="rIdwtcorwwbvof_0ye2sd1-d">
+            <w:hyperlink w:history="1" r:id="rId7ck-qxb8ener9ped45ru1">
               <w:r>
                 <w:rPr>
                   <w:rFonts w:ascii="Arial" w:cs="Arial" w:eastAsia="Arial" w:hAnsi="Arial"/>
@@ -7069,7 +7069,7 @@
               <w:spacing w:after="10" w:before="0"/>
               <w:ind w:left="120"/>
             </w:pPr>
-            <w:hyperlink w:history="1" r:id="rId14zm4jrpae_fnpdnwibyj">
+            <w:hyperlink w:history="1" r:id="rId8kqcnn3xmnemqc9xbsjc7">
               <w:r>
                 <w:rPr>
                   <w:rFonts w:ascii="Arial" w:cs="Arial" w:eastAsia="Arial" w:hAnsi="Arial"/>
@@ -7264,7 +7264,7 @@
             <w:pPr>
               <w:spacing w:after="20" w:before="0"/>
             </w:pPr>
-            <w:hyperlink w:history="1" r:id="rIdh7lrejlhwsww2nlbav5tk">
+            <w:hyperlink w:history="1" r:id="rIdqqsj1lwoducu0r6d-ievm">
               <w:r>
                 <w:rPr>
                   <w:rFonts w:ascii="Arial" w:cs="Arial" w:eastAsia="Arial" w:hAnsi="Arial"/>
@@ -7297,7 +7297,7 @@
               <w:spacing w:after="10" w:before="0"/>
               <w:ind w:left="120"/>
             </w:pPr>
-            <w:hyperlink w:history="1" r:id="rIdulziwo0mlmpr3lm0arctp">
+            <w:hyperlink w:history="1" r:id="rIdjfbi1o6fqubt6mo3nyrhc">
               <w:r>
                 <w:rPr>
                   <w:rFonts w:ascii="Arial" w:cs="Arial" w:eastAsia="Arial" w:hAnsi="Arial"/>
@@ -7342,7 +7342,7 @@
             <w:pPr>
               <w:spacing w:after="20" w:before="0"/>
             </w:pPr>
-            <w:hyperlink w:history="1" r:id="rIdcdo2se_c13fhg4mzgvyeh">
+            <w:hyperlink w:history="1" r:id="rId7hyoydlyea3mcqpkfvnqz">
               <w:r>
                 <w:rPr>
                   <w:rFonts w:ascii="Arial" w:cs="Arial" w:eastAsia="Arial" w:hAnsi="Arial"/>
@@ -7391,7 +7391,7 @@
               <w:spacing w:after="10" w:before="0"/>
               <w:ind w:left="120"/>
             </w:pPr>
-            <w:hyperlink w:history="1" r:id="rIdm5bqltspsyrmzk8hhdp28">
+            <w:hyperlink w:history="1" r:id="rIdgrfhpldtdvc-mzebmngfe">
               <w:r>
                 <w:rPr>
                   <w:rFonts w:ascii="Arial" w:cs="Arial" w:eastAsia="Arial" w:hAnsi="Arial"/>
@@ -7586,7 +7586,7 @@
             <w:pPr>
               <w:spacing w:after="20" w:before="0"/>
             </w:pPr>
-            <w:hyperlink w:history="1" r:id="rIdbsjyivjfzt6mw3xipmwq-">
+            <w:hyperlink w:history="1" r:id="rId_gjosic6ebnpakqcxjrpv">
               <w:r>
                 <w:rPr>
                   <w:rFonts w:ascii="Arial" w:cs="Arial" w:eastAsia="Arial" w:hAnsi="Arial"/>
@@ -7619,7 +7619,7 @@
               <w:spacing w:after="10" w:before="0"/>
               <w:ind w:left="120"/>
             </w:pPr>
-            <w:hyperlink w:history="1" r:id="rId9v35lcwdqfjory0_jc_-s">
+            <w:hyperlink w:history="1" r:id="rIdfdtlofh2eylnvz9bet9ul">
               <w:r>
                 <w:rPr>
                   <w:rFonts w:ascii="Arial" w:cs="Arial" w:eastAsia="Arial" w:hAnsi="Arial"/>
@@ -7664,7 +7664,7 @@
             <w:pPr>
               <w:spacing w:after="20" w:before="0"/>
             </w:pPr>
-            <w:hyperlink w:history="1" r:id="rId4rmk8spm-l7admg-s1luh">
+            <w:hyperlink w:history="1" r:id="rIdy7vkq6w6du3gogsimjzrf">
               <w:r>
                 <w:rPr>
                   <w:rFonts w:ascii="Arial" w:cs="Arial" w:eastAsia="Arial" w:hAnsi="Arial"/>
@@ -7713,7 +7713,7 @@
               <w:spacing w:after="10" w:before="0"/>
               <w:ind w:left="120"/>
             </w:pPr>
-            <w:hyperlink w:history="1" r:id="rIdt9s78lfpgkwxlhtpfij_3">
+            <w:hyperlink w:history="1" r:id="rIdvrqahhwslva-_7xrnlluo">
               <w:r>
                 <w:rPr>
                   <w:rFonts w:ascii="Arial" w:cs="Arial" w:eastAsia="Arial" w:hAnsi="Arial"/>
@@ -7908,7 +7908,7 @@
             <w:pPr>
               <w:spacing w:after="20" w:before="0"/>
             </w:pPr>
-            <w:hyperlink w:history="1" r:id="rIdild-xoydxg91_mfdlwhjx">
+            <w:hyperlink w:history="1" r:id="rIdhzfg7qvqwkc46dfkayfyy">
               <w:r>
                 <w:rPr>
                   <w:rFonts w:ascii="Arial" w:cs="Arial" w:eastAsia="Arial" w:hAnsi="Arial"/>
@@ -7957,7 +7957,7 @@
               <w:spacing w:after="10" w:before="0"/>
               <w:ind w:left="120"/>
             </w:pPr>
-            <w:hyperlink w:history="1" r:id="rIdknd_ob0xjihzmn4--rna5">
+            <w:hyperlink w:history="1" r:id="rId8jli2yucjuechw0aunm-x">
               <w:r>
                 <w:rPr>
                   <w:rFonts w:ascii="Arial" w:cs="Arial" w:eastAsia="Arial" w:hAnsi="Arial"/>
@@ -8002,7 +8002,7 @@
             <w:pPr>
               <w:spacing w:after="20" w:before="0"/>
             </w:pPr>
-            <w:hyperlink w:history="1" r:id="rIdozcvdffgpra-nybk0wvcy">
+            <w:hyperlink w:history="1" r:id="rIdypph1n9h_tyaxdngn2fhy">
               <w:r>
                 <w:rPr>
                   <w:rFonts w:ascii="Arial" w:cs="Arial" w:eastAsia="Arial" w:hAnsi="Arial"/>
@@ -8051,7 +8051,7 @@
               <w:spacing w:after="10" w:before="0"/>
               <w:ind w:left="120"/>
             </w:pPr>
-            <w:hyperlink w:history="1" r:id="rIdrfrrmbncie8hbvc2sd2mp">
+            <w:hyperlink w:history="1" r:id="rIdpaumah84c9n7wgrbbpnhb">
               <w:r>
                 <w:rPr>
                   <w:rFonts w:ascii="Arial" w:cs="Arial" w:eastAsia="Arial" w:hAnsi="Arial"/>
@@ -8563,7 +8563,7 @@
         </w:rPr>
         <w:t xml:space="preserve">© 2026 SeaVuria and ARES. Aligned with KICD objectives. Developed by SeaVuria; technical implementation by ARES (with AI assistance from Claude). Licensed under </w:t>
       </w:r>
-      <w:hyperlink w:history="1" r:id="rIdixuafpeo2gbrao7qb9uhz">
+      <w:hyperlink w:history="1" r:id="rIdnxbjfniaowzl7edkbxjfp">
         <w:r>
           <w:rPr>
             <w:rFonts w:ascii="Arial" w:cs="Arial" w:eastAsia="Arial" w:hAnsi="Arial"/>
@@ -8584,7 +8584,7 @@
         </w:rPr>
         <w:t xml:space="preserve"> (</w:t>
       </w:r>
-      <w:hyperlink w:history="1" r:id="rIdfyffm3irvwkhtcpf8gm1j">
+      <w:hyperlink w:history="1" r:id="rIdruvrdmutcl_vb6fl-7arr">
         <w:r>
           <w:rPr>
             <w:rFonts w:ascii="Arial" w:cs="Arial" w:eastAsia="Arial" w:hAnsi="Arial"/>
@@ -9597,7 +9597,7 @@
             <w:pPr>
               <w:spacing w:after="20" w:before="0"/>
             </w:pPr>
-            <w:hyperlink w:history="1" r:id="rId2iajqyvxpyzx2jyfeplnt">
+            <w:hyperlink w:history="1" r:id="rIdc-eh0bmcyomxzrapux_p-">
               <w:r>
                 <w:rPr>
                   <w:rFonts w:ascii="Arial" w:cs="Arial" w:eastAsia="Arial" w:hAnsi="Arial"/>
@@ -9630,7 +9630,7 @@
               <w:spacing w:after="10" w:before="0"/>
               <w:ind w:left="120"/>
             </w:pPr>
-            <w:hyperlink w:history="1" r:id="rId0ynubhoqhfwv-axxjjebn">
+            <w:hyperlink w:history="1" r:id="rId18bufwankzdzy6bi4txcw">
               <w:r>
                 <w:rPr>
                   <w:rFonts w:ascii="Arial" w:cs="Arial" w:eastAsia="Arial" w:hAnsi="Arial"/>
@@ -9675,7 +9675,7 @@
             <w:pPr>
               <w:spacing w:after="20" w:before="0"/>
             </w:pPr>
-            <w:hyperlink w:history="1" r:id="rIdfzbzagexyc6k8co0w_ucv">
+            <w:hyperlink w:history="1" r:id="rIdllkqwoou0gx-vc5tlik2b">
               <w:r>
                 <w:rPr>
                   <w:rFonts w:ascii="Arial" w:cs="Arial" w:eastAsia="Arial" w:hAnsi="Arial"/>
@@ -9708,7 +9708,7 @@
               <w:spacing w:after="10" w:before="0"/>
               <w:ind w:left="120"/>
             </w:pPr>
-            <w:hyperlink w:history="1" r:id="rIdyuopt00blmqrr4fpinwhg">
+            <w:hyperlink w:history="1" r:id="rId_x3jd_28x76xqnjvrfkaf">
               <w:r>
                 <w:rPr>
                   <w:rFonts w:ascii="Arial" w:cs="Arial" w:eastAsia="Arial" w:hAnsi="Arial"/>
@@ -9903,7 +9903,7 @@
             <w:pPr>
               <w:spacing w:after="20" w:before="0"/>
             </w:pPr>
-            <w:hyperlink w:history="1" r:id="rIdb9r-01co7ykexystwyagu">
+            <w:hyperlink w:history="1" r:id="rIdfwtn649a0heftorygatai">
               <w:r>
                 <w:rPr>
                   <w:rFonts w:ascii="Arial" w:cs="Arial" w:eastAsia="Arial" w:hAnsi="Arial"/>
@@ -9936,7 +9936,7 @@
               <w:spacing w:after="10" w:before="0"/>
               <w:ind w:left="120"/>
             </w:pPr>
-            <w:hyperlink w:history="1" r:id="rIdu22kofc8bc5vd7uahhsjx">
+            <w:hyperlink w:history="1" r:id="rIdlwdhmnobxzqxebqxnbttv">
               <w:r>
                 <w:rPr>
                   <w:rFonts w:ascii="Arial" w:cs="Arial" w:eastAsia="Arial" w:hAnsi="Arial"/>
@@ -9981,7 +9981,7 @@
             <w:pPr>
               <w:spacing w:after="20" w:before="0"/>
             </w:pPr>
-            <w:hyperlink w:history="1" r:id="rIdpgi3dhgg7p9cg05thp2w_">
+            <w:hyperlink w:history="1" r:id="rIdt4cg0j8obtui4hwc-mvuz">
               <w:r>
                 <w:rPr>
                   <w:rFonts w:ascii="Arial" w:cs="Arial" w:eastAsia="Arial" w:hAnsi="Arial"/>
@@ -10014,7 +10014,7 @@
               <w:spacing w:after="10" w:before="0"/>
               <w:ind w:left="120"/>
             </w:pPr>
-            <w:hyperlink w:history="1" r:id="rIdivk4ixziim_ysddubaybt">
+            <w:hyperlink w:history="1" r:id="rIdh8b7px-ilov0sh2kdvlwn">
               <w:r>
                 <w:rPr>
                   <w:rFonts w:ascii="Arial" w:cs="Arial" w:eastAsia="Arial" w:hAnsi="Arial"/>
@@ -10209,7 +10209,7 @@
             <w:pPr>
               <w:spacing w:after="20" w:before="0"/>
             </w:pPr>
-            <w:hyperlink w:history="1" r:id="rId7o_lqxxqund_tmmwem63a">
+            <w:hyperlink w:history="1" r:id="rIddek6gemvmaijgpuktm-ce">
               <w:r>
                 <w:rPr>
                   <w:rFonts w:ascii="Arial" w:cs="Arial" w:eastAsia="Arial" w:hAnsi="Arial"/>
@@ -10242,7 +10242,7 @@
               <w:spacing w:after="10" w:before="0"/>
               <w:ind w:left="120"/>
             </w:pPr>
-            <w:hyperlink w:history="1" r:id="rIdl2xdofmvsqqunfmrd3bxu">
+            <w:hyperlink w:history="1" r:id="rIdpl2wp2mjnem_kyxzj4rnk">
               <w:r>
                 <w:rPr>
                   <w:rFonts w:ascii="Arial" w:cs="Arial" w:eastAsia="Arial" w:hAnsi="Arial"/>
@@ -10287,7 +10287,7 @@
             <w:pPr>
               <w:spacing w:after="20" w:before="0"/>
             </w:pPr>
-            <w:hyperlink w:history="1" r:id="rIdb8k6pu8n9elfi9gmzlckz">
+            <w:hyperlink w:history="1" r:id="rIdobbzshlm97qmkoij0plhv">
               <w:r>
                 <w:rPr>
                   <w:rFonts w:ascii="Arial" w:cs="Arial" w:eastAsia="Arial" w:hAnsi="Arial"/>
@@ -10320,7 +10320,7 @@
               <w:spacing w:after="10" w:before="0"/>
               <w:ind w:left="120"/>
             </w:pPr>
-            <w:hyperlink w:history="1" r:id="rIdg-sms3f1hdfoeri4sch5u">
+            <w:hyperlink w:history="1" r:id="rIdfcgz1m92mmcux0jtgrs-e">
               <w:r>
                 <w:rPr>
                   <w:rFonts w:ascii="Arial" w:cs="Arial" w:eastAsia="Arial" w:hAnsi="Arial"/>
@@ -10515,7 +10515,7 @@
             <w:pPr>
               <w:spacing w:after="20" w:before="0"/>
             </w:pPr>
-            <w:hyperlink w:history="1" r:id="rIdhu_fyrr9givzwh2qldc5q">
+            <w:hyperlink w:history="1" r:id="rIdtzcolscvieo7bx5yrdauj">
               <w:r>
                 <w:rPr>
                   <w:rFonts w:ascii="Arial" w:cs="Arial" w:eastAsia="Arial" w:hAnsi="Arial"/>
@@ -10548,7 +10548,7 @@
               <w:spacing w:after="10" w:before="0"/>
               <w:ind w:left="120"/>
             </w:pPr>
-            <w:hyperlink w:history="1" r:id="rIdbbui0mbmlyrborafrfnrd">
+            <w:hyperlink w:history="1" r:id="rId9lisxq38eft5dhpaiixwd">
               <w:r>
                 <w:rPr>
                   <w:rFonts w:ascii="Arial" w:cs="Arial" w:eastAsia="Arial" w:hAnsi="Arial"/>
@@ -10593,7 +10593,7 @@
             <w:pPr>
               <w:spacing w:after="20" w:before="0"/>
             </w:pPr>
-            <w:hyperlink w:history="1" r:id="rIdlbq4w3ks1bu__y6k1fyzj">
+            <w:hyperlink w:history="1" r:id="rId0xvjm9i15yl6r5r5wfdui">
               <w:r>
                 <w:rPr>
                   <w:rFonts w:ascii="Arial" w:cs="Arial" w:eastAsia="Arial" w:hAnsi="Arial"/>
@@ -10626,7 +10626,7 @@
               <w:spacing w:after="10" w:before="0"/>
               <w:ind w:left="120"/>
             </w:pPr>
-            <w:hyperlink w:history="1" r:id="rIdhnabtpfzegft7stpsuvrf">
+            <w:hyperlink w:history="1" r:id="rId4whlhmswqgt3fz2jdycrw">
               <w:r>
                 <w:rPr>
                   <w:rFonts w:ascii="Arial" w:cs="Arial" w:eastAsia="Arial" w:hAnsi="Arial"/>
@@ -10821,7 +10821,7 @@
             <w:pPr>
               <w:spacing w:after="20" w:before="0"/>
             </w:pPr>
-            <w:hyperlink w:history="1" r:id="rIdospvpusb3i0k0-_nrhflx">
+            <w:hyperlink w:history="1" r:id="rId58-2gbjugzuk8vnguke-o">
               <w:r>
                 <w:rPr>
                   <w:rFonts w:ascii="Arial" w:cs="Arial" w:eastAsia="Arial" w:hAnsi="Arial"/>
@@ -10870,7 +10870,7 @@
               <w:spacing w:after="10" w:before="0"/>
               <w:ind w:left="120"/>
             </w:pPr>
-            <w:hyperlink w:history="1" r:id="rIdj7fwgzuqbanrxokxn04gx">
+            <w:hyperlink w:history="1" r:id="rIdcay2k0rj3ilnoxwfn-fpd">
               <w:r>
                 <w:rPr>
                   <w:rFonts w:ascii="Arial" w:cs="Arial" w:eastAsia="Arial" w:hAnsi="Arial"/>
@@ -10915,7 +10915,7 @@
             <w:pPr>
               <w:spacing w:after="20" w:before="0"/>
             </w:pPr>
-            <w:hyperlink w:history="1" r:id="rIdj-jqrcwhopnoeped6t8iq">
+            <w:hyperlink w:history="1" r:id="rIdsffiby3zqjmhkp3pjjpwp">
               <w:r>
                 <w:rPr>
                   <w:rFonts w:ascii="Arial" w:cs="Arial" w:eastAsia="Arial" w:hAnsi="Arial"/>
@@ -10948,7 +10948,7 @@
               <w:spacing w:after="10" w:before="0"/>
               <w:ind w:left="120"/>
             </w:pPr>
-            <w:hyperlink w:history="1" r:id="rIdoz_w7oxtmb7yabvw4bl8u">
+            <w:hyperlink w:history="1" r:id="rIdxevmjjwzwldfjnkhvksqm">
               <w:r>
                 <w:rPr>
                   <w:rFonts w:ascii="Arial" w:cs="Arial" w:eastAsia="Arial" w:hAnsi="Arial"/>
@@ -11460,7 +11460,7 @@
         </w:rPr>
         <w:t xml:space="preserve">© 2026 SeaVuria and ARES. Aligned with KICD objectives. Developed by SeaVuria; technical implementation by ARES (with AI assistance from Claude). Licensed under </w:t>
       </w:r>
-      <w:hyperlink w:history="1" r:id="rIdtg61lzupd64hu1qvzxrea">
+      <w:hyperlink w:history="1" r:id="rId0van7484aqpzvjvrix6qe">
         <w:r>
           <w:rPr>
             <w:rFonts w:ascii="Arial" w:cs="Arial" w:eastAsia="Arial" w:hAnsi="Arial"/>
@@ -11481,7 +11481,7 @@
         </w:rPr>
         <w:t xml:space="preserve"> (</w:t>
       </w:r>
-      <w:hyperlink w:history="1" r:id="rIdea0um41aeg8gcsnqbztpy">
+      <w:hyperlink w:history="1" r:id="rIdk1x9ctqtoxlsqls-j7c_v">
         <w:r>
           <w:rPr>
             <w:rFonts w:ascii="Arial" w:cs="Arial" w:eastAsia="Arial" w:hAnsi="Arial"/>
@@ -12494,7 +12494,7 @@
             <w:pPr>
               <w:spacing w:after="20" w:before="0"/>
             </w:pPr>
-            <w:hyperlink w:history="1" r:id="rIdf4u6tqhgo8kzcjqdd_jij">
+            <w:hyperlink w:history="1" r:id="rIdv5j-ly42cbln3vt5q5bpa">
               <w:r>
                 <w:rPr>
                   <w:rFonts w:ascii="Arial" w:cs="Arial" w:eastAsia="Arial" w:hAnsi="Arial"/>
@@ -12527,7 +12527,7 @@
               <w:spacing w:after="10" w:before="0"/>
               <w:ind w:left="120"/>
             </w:pPr>
-            <w:hyperlink w:history="1" r:id="rId3kloindm0yjffdfegj-km">
+            <w:hyperlink w:history="1" r:id="rIdo9-zw9be4dxb0rhztd65m">
               <w:r>
                 <w:rPr>
                   <w:rFonts w:ascii="Arial" w:cs="Arial" w:eastAsia="Arial" w:hAnsi="Arial"/>
@@ -12572,7 +12572,7 @@
             <w:pPr>
               <w:spacing w:after="20" w:before="0"/>
             </w:pPr>
-            <w:hyperlink w:history="1" r:id="rIdulx7zx4rs_e3dg7z-c7yf">
+            <w:hyperlink w:history="1" r:id="rIdg33u0yucntnfmrhfsnicc">
               <w:r>
                 <w:rPr>
                   <w:rFonts w:ascii="Arial" w:cs="Arial" w:eastAsia="Arial" w:hAnsi="Arial"/>
@@ -12605,7 +12605,7 @@
               <w:spacing w:after="10" w:before="0"/>
               <w:ind w:left="120"/>
             </w:pPr>
-            <w:hyperlink w:history="1" r:id="rIdwp-li0zu242g_cg98pagp">
+            <w:hyperlink w:history="1" r:id="rIddidegwyzpgge7yphbzflq">
               <w:r>
                 <w:rPr>
                   <w:rFonts w:ascii="Arial" w:cs="Arial" w:eastAsia="Arial" w:hAnsi="Arial"/>
@@ -12800,7 +12800,7 @@
             <w:pPr>
               <w:spacing w:after="20" w:before="0"/>
             </w:pPr>
-            <w:hyperlink w:history="1" r:id="rIdy2wzvhiay6wph7h7rk_mr">
+            <w:hyperlink w:history="1" r:id="rIduqdguhl7qsrsrqushkfxa">
               <w:r>
                 <w:rPr>
                   <w:rFonts w:ascii="Arial" w:cs="Arial" w:eastAsia="Arial" w:hAnsi="Arial"/>
@@ -12833,7 +12833,7 @@
               <w:spacing w:after="10" w:before="0"/>
               <w:ind w:left="120"/>
             </w:pPr>
-            <w:hyperlink w:history="1" r:id="rIdksiuofudsg0v8int1n950">
+            <w:hyperlink w:history="1" r:id="rIddsnd2b1emxwmg7xabvgbd">
               <w:r>
                 <w:rPr>
                   <w:rFonts w:ascii="Arial" w:cs="Arial" w:eastAsia="Arial" w:hAnsi="Arial"/>
@@ -12878,7 +12878,7 @@
             <w:pPr>
               <w:spacing w:after="20" w:before="0"/>
             </w:pPr>
-            <w:hyperlink w:history="1" r:id="rIdnlstjzbhk-nsvit_i3afg">
+            <w:hyperlink w:history="1" r:id="rId_c5wftnlk-s1uiftiwb-7">
               <w:r>
                 <w:rPr>
                   <w:rFonts w:ascii="Arial" w:cs="Arial" w:eastAsia="Arial" w:hAnsi="Arial"/>
@@ -12911,7 +12911,7 @@
               <w:spacing w:after="10" w:before="0"/>
               <w:ind w:left="120"/>
             </w:pPr>
-            <w:hyperlink w:history="1" r:id="rIdi3lege8glsphk94s1zde0">
+            <w:hyperlink w:history="1" r:id="rIdpfyf93qbiuaulqggrv3u5">
               <w:r>
                 <w:rPr>
                   <w:rFonts w:ascii="Arial" w:cs="Arial" w:eastAsia="Arial" w:hAnsi="Arial"/>
@@ -13106,7 +13106,7 @@
             <w:pPr>
               <w:spacing w:after="20" w:before="0"/>
             </w:pPr>
-            <w:hyperlink w:history="1" r:id="rIdcxqz86dukkvcwivegmuh2">
+            <w:hyperlink w:history="1" r:id="rIdcdqvmpwkswtjzlk-0vmzi">
               <w:r>
                 <w:rPr>
                   <w:rFonts w:ascii="Arial" w:cs="Arial" w:eastAsia="Arial" w:hAnsi="Arial"/>
@@ -13139,7 +13139,7 @@
               <w:spacing w:after="10" w:before="0"/>
               <w:ind w:left="120"/>
             </w:pPr>
-            <w:hyperlink w:history="1" r:id="rIdgz1zh9gq0tmg4ts-a31bf">
+            <w:hyperlink w:history="1" r:id="rIdjvoyotfyrdouzayed6ru2">
               <w:r>
                 <w:rPr>
                   <w:rFonts w:ascii="Arial" w:cs="Arial" w:eastAsia="Arial" w:hAnsi="Arial"/>
@@ -13184,7 +13184,7 @@
             <w:pPr>
               <w:spacing w:after="20" w:before="0"/>
             </w:pPr>
-            <w:hyperlink w:history="1" r:id="rIdjqvb_lzb9aadflcyfqwph">
+            <w:hyperlink w:history="1" r:id="rIdyoeimmemvanlx7a99-afk">
               <w:r>
                 <w:rPr>
                   <w:rFonts w:ascii="Arial" w:cs="Arial" w:eastAsia="Arial" w:hAnsi="Arial"/>
@@ -13217,7 +13217,7 @@
               <w:spacing w:after="10" w:before="0"/>
               <w:ind w:left="120"/>
             </w:pPr>
-            <w:hyperlink w:history="1" r:id="rIduzsekso9wnnnnaso9e4ab">
+            <w:hyperlink w:history="1" r:id="rIdsko1zc9ki-xuknpue9orn">
               <w:r>
                 <w:rPr>
                   <w:rFonts w:ascii="Arial" w:cs="Arial" w:eastAsia="Arial" w:hAnsi="Arial"/>
@@ -13412,7 +13412,7 @@
             <w:pPr>
               <w:spacing w:after="20" w:before="0"/>
             </w:pPr>
-            <w:hyperlink w:history="1" r:id="rIdwgp02vkyyeptqnwya4rwg">
+            <w:hyperlink w:history="1" r:id="rIdzl0rjuligqsiqphs68jcn">
               <w:r>
                 <w:rPr>
                   <w:rFonts w:ascii="Arial" w:cs="Arial" w:eastAsia="Arial" w:hAnsi="Arial"/>
@@ -13445,7 +13445,7 @@
               <w:spacing w:after="10" w:before="0"/>
               <w:ind w:left="120"/>
             </w:pPr>
-            <w:hyperlink w:history="1" r:id="rId8vfqqc85jxp4ez-rl-1do">
+            <w:hyperlink w:history="1" r:id="rIdzyd5wn-_o0mogpvko8ozc">
               <w:r>
                 <w:rPr>
                   <w:rFonts w:ascii="Arial" w:cs="Arial" w:eastAsia="Arial" w:hAnsi="Arial"/>
@@ -13490,7 +13490,7 @@
             <w:pPr>
               <w:spacing w:after="20" w:before="0"/>
             </w:pPr>
-            <w:hyperlink w:history="1" r:id="rIde7ehyexl4kldcriw3ehwo">
+            <w:hyperlink w:history="1" r:id="rIdv78xd8rnie3118dbyargu">
               <w:r>
                 <w:rPr>
                   <w:rFonts w:ascii="Arial" w:cs="Arial" w:eastAsia="Arial" w:hAnsi="Arial"/>
@@ -13523,7 +13523,7 @@
               <w:spacing w:after="10" w:before="0"/>
               <w:ind w:left="120"/>
             </w:pPr>
-            <w:hyperlink w:history="1" r:id="rIdh_n-li1ivqzpi8osvz0da">
+            <w:hyperlink w:history="1" r:id="rIdbhur0v8gb1hdqsjhd4col">
               <w:r>
                 <w:rPr>
                   <w:rFonts w:ascii="Arial" w:cs="Arial" w:eastAsia="Arial" w:hAnsi="Arial"/>
@@ -13718,7 +13718,7 @@
             <w:pPr>
               <w:spacing w:after="20" w:before="0"/>
             </w:pPr>
-            <w:hyperlink w:history="1" r:id="rIdxnabtokrisv67fj2fblku">
+            <w:hyperlink w:history="1" r:id="rId94wrrhztjpcsboibxk1qk">
               <w:r>
                 <w:rPr>
                   <w:rFonts w:ascii="Arial" w:cs="Arial" w:eastAsia="Arial" w:hAnsi="Arial"/>
@@ -13751,7 +13751,7 @@
               <w:spacing w:after="10" w:before="0"/>
               <w:ind w:left="120"/>
             </w:pPr>
-            <w:hyperlink w:history="1" r:id="rIdn6gdw4iyp7ksjq8vdb8mw">
+            <w:hyperlink w:history="1" r:id="rIdmem0r7z2ebeob9pwpjb8l">
               <w:r>
                 <w:rPr>
                   <w:rFonts w:ascii="Arial" w:cs="Arial" w:eastAsia="Arial" w:hAnsi="Arial"/>
@@ -13796,7 +13796,7 @@
             <w:pPr>
               <w:spacing w:after="20" w:before="0"/>
             </w:pPr>
-            <w:hyperlink w:history="1" r:id="rIdjic4pg2sxf_7kp_y9dnxi">
+            <w:hyperlink w:history="1" r:id="rIdfrjslg98bm0oo2_piomaz">
               <w:r>
                 <w:rPr>
                   <w:rFonts w:ascii="Arial" w:cs="Arial" w:eastAsia="Arial" w:hAnsi="Arial"/>
@@ -13845,7 +13845,7 @@
               <w:spacing w:after="10" w:before="0"/>
               <w:ind w:left="120"/>
             </w:pPr>
-            <w:hyperlink w:history="1" r:id="rIdoysebxmwqe93f1fazfyis">
+            <w:hyperlink w:history="1" r:id="rIds2fowbc5xlfzld9smfays">
               <w:r>
                 <w:rPr>
                   <w:rFonts w:ascii="Arial" w:cs="Arial" w:eastAsia="Arial" w:hAnsi="Arial"/>
@@ -14357,7 +14357,7 @@
         </w:rPr>
         <w:t xml:space="preserve">© 2026 SeaVuria and ARES. Aligned with KICD objectives. Developed by SeaVuria; technical implementation by ARES (with AI assistance from Claude). Licensed under </w:t>
       </w:r>
-      <w:hyperlink w:history="1" r:id="rIdvx-jren5cuadh__o-bmza">
+      <w:hyperlink w:history="1" r:id="rIdzys3oqdctiynwfcu02qiy">
         <w:r>
           <w:rPr>
             <w:rFonts w:ascii="Arial" w:cs="Arial" w:eastAsia="Arial" w:hAnsi="Arial"/>
@@ -14378,7 +14378,7 @@
         </w:rPr>
         <w:t xml:space="preserve"> (</w:t>
       </w:r>
-      <w:hyperlink w:history="1" r:id="rId2s_gctfrgseus6-q1phrl">
+      <w:hyperlink w:history="1" r:id="rIdhx_0d11h_b12vufugd_0p">
         <w:r>
           <w:rPr>
             <w:rFonts w:ascii="Arial" w:cs="Arial" w:eastAsia="Arial" w:hAnsi="Arial"/>
@@ -15391,7 +15391,7 @@
             <w:pPr>
               <w:spacing w:after="20" w:before="0"/>
             </w:pPr>
-            <w:hyperlink w:history="1" r:id="rIdhm0-e_swnhzcjwln6k6fi">
+            <w:hyperlink w:history="1" r:id="rIdnzyj6a5qz-pwmxp_ecq2-">
               <w:r>
                 <w:rPr>
                   <w:rFonts w:ascii="Arial" w:cs="Arial" w:eastAsia="Arial" w:hAnsi="Arial"/>
@@ -15424,7 +15424,7 @@
               <w:spacing w:after="10" w:before="0"/>
               <w:ind w:left="120"/>
             </w:pPr>
-            <w:hyperlink w:history="1" r:id="rIdpg0vqrh6ufvcc1yxuenfz">
+            <w:hyperlink w:history="1" r:id="rIdzwguxxhffhqlmbsthd8f_">
               <w:r>
                 <w:rPr>
                   <w:rFonts w:ascii="Arial" w:cs="Arial" w:eastAsia="Arial" w:hAnsi="Arial"/>
@@ -15469,7 +15469,7 @@
             <w:pPr>
               <w:spacing w:after="20" w:before="0"/>
             </w:pPr>
-            <w:hyperlink w:history="1" r:id="rIdc1iznhkxyse_dynnw3xum">
+            <w:hyperlink w:history="1" r:id="rIdubne9eoyvk0m2rwdcg1hl">
               <w:r>
                 <w:rPr>
                   <w:rFonts w:ascii="Arial" w:cs="Arial" w:eastAsia="Arial" w:hAnsi="Arial"/>
@@ -15502,7 +15502,7 @@
               <w:spacing w:after="10" w:before="0"/>
               <w:ind w:left="120"/>
             </w:pPr>
-            <w:hyperlink w:history="1" r:id="rIdguslncpubnqsst5thzfgd">
+            <w:hyperlink w:history="1" r:id="rIdzglnkx2eziaenawcazd8-">
               <w:r>
                 <w:rPr>
                   <w:rFonts w:ascii="Arial" w:cs="Arial" w:eastAsia="Arial" w:hAnsi="Arial"/>
@@ -15697,7 +15697,7 @@
             <w:pPr>
               <w:spacing w:after="20" w:before="0"/>
             </w:pPr>
-            <w:hyperlink w:history="1" r:id="rIdjjzjrca3rqe_aezcuyp1z">
+            <w:hyperlink w:history="1" r:id="rIdnvjtonfqaes2bm3u2s1f_">
               <w:r>
                 <w:rPr>
                   <w:rFonts w:ascii="Arial" w:cs="Arial" w:eastAsia="Arial" w:hAnsi="Arial"/>
@@ -15730,7 +15730,7 @@
               <w:spacing w:after="10" w:before="0"/>
               <w:ind w:left="120"/>
             </w:pPr>
-            <w:hyperlink w:history="1" r:id="rIdvtk35txhftcpjr7rzp2ae">
+            <w:hyperlink w:history="1" r:id="rIdqhlu3grvqmhhkhydxcdzh">
               <w:r>
                 <w:rPr>
                   <w:rFonts w:ascii="Arial" w:cs="Arial" w:eastAsia="Arial" w:hAnsi="Arial"/>
@@ -15775,7 +15775,7 @@
             <w:pPr>
               <w:spacing w:after="20" w:before="0"/>
             </w:pPr>
-            <w:hyperlink w:history="1" r:id="rIda1awfc5ofavcoloy2kjst">
+            <w:hyperlink w:history="1" r:id="rIdvktrsdt-08rwdzkeidhv0">
               <w:r>
                 <w:rPr>
                   <w:rFonts w:ascii="Arial" w:cs="Arial" w:eastAsia="Arial" w:hAnsi="Arial"/>
@@ -15808,7 +15808,7 @@
               <w:spacing w:after="10" w:before="0"/>
               <w:ind w:left="120"/>
             </w:pPr>
-            <w:hyperlink w:history="1" r:id="rIdgu6zvwfwu1f8vrubbhzly">
+            <w:hyperlink w:history="1" r:id="rIdjxyzvp9cknsxmzmexskdd">
               <w:r>
                 <w:rPr>
                   <w:rFonts w:ascii="Arial" w:cs="Arial" w:eastAsia="Arial" w:hAnsi="Arial"/>
@@ -15850,7 +15850,7 @@
                 <w:sz w:val="18"/>
                 <w:szCs w:val="18"/>
               </w:rPr>
-              <w:t xml:space="preserve">Pairs receive two printed data tables. Data Table 1 is drawn from the Timer Race: it records Walker A's displacement (in metres, from the starting point, with direction defined as positive toward the finish line) at 10-second intervals over 60 seconds, including a return segment. Data Table 2 models an SGR train departing Nairobi (displacement = 0 km) toward Mombasa, recorded at 30-minute intervals over 4.5 hours, with a scheduled stop at Mtito Andei. Pairs plot both graphs on pre-printed grid paper (axes already labelled with scale). They use a ruler for straight segments and a smooth curve for non-uniform segments. Each pair must: (1) plot all points accurately, (2) join points appropriately (straight line or curve), (3) circle any segment that looks 'flat' and write a hypothesis about what it means, and (4) mark the steepest segment with an arrow.</w:t>
+              <w:t xml:space="preserve">Pairs receive two printed data tables. Data Table 1 is drawn from the Timer Race: it records Walker C's displacement (in metres, from the starting point, with direction defined as positive toward the finish line) at 10-second intervals over 60 seconds, including a return segment. Data Table 2 models an SGR train departing Nairobi (displacement = 0 km) toward Mombasa, recorded at 30-minute intervals over 4.5 hours, with a scheduled stop at Mtito Andei. Pairs plot both graphs on pre-printed grid paper (axes already labelled with scale). They use a ruler for straight segments and a smooth curve for non-uniform segments. Each pair must: (1) plot all points accurately, (2) join points appropriately (straight line or curve), (3) circle any segment that looks 'flat' and write a hypothesis about what it means, and (4) mark the steepest segment with an arrow.</w:t>
             </w:r>
           </w:p>
         </w:tc>
@@ -16003,7 +16003,7 @@
             <w:pPr>
               <w:spacing w:after="20" w:before="0"/>
             </w:pPr>
-            <w:hyperlink w:history="1" r:id="rIdysozb9dpqh1s1qh8inudp">
+            <w:hyperlink w:history="1" r:id="rIdlspvifgtna98b3dj9cfkx">
               <w:r>
                 <w:rPr>
                   <w:rFonts w:ascii="Arial" w:cs="Arial" w:eastAsia="Arial" w:hAnsi="Arial"/>
@@ -16052,7 +16052,7 @@
               <w:spacing w:after="10" w:before="0"/>
               <w:ind w:left="120"/>
             </w:pPr>
-            <w:hyperlink w:history="1" r:id="rIdtcnntkbxr7wfhoq_rke5e">
+            <w:hyperlink w:history="1" r:id="rIdiiqaghwysfperuvy5-8ts">
               <w:r>
                 <w:rPr>
                   <w:rFonts w:ascii="Arial" w:cs="Arial" w:eastAsia="Arial" w:hAnsi="Arial"/>
@@ -16097,7 +16097,7 @@
             <w:pPr>
               <w:spacing w:after="20" w:before="0"/>
             </w:pPr>
-            <w:hyperlink w:history="1" r:id="rIdxrnq0clamvjlogvsdutfr">
+            <w:hyperlink w:history="1" r:id="rIdgkzfvrw1qwfn1kiyswslv">
               <w:r>
                 <w:rPr>
                   <w:rFonts w:ascii="Arial" w:cs="Arial" w:eastAsia="Arial" w:hAnsi="Arial"/>
@@ -16130,7 +16130,7 @@
               <w:spacing w:after="10" w:before="0"/>
               <w:ind w:left="120"/>
             </w:pPr>
-            <w:hyperlink w:history="1" r:id="rIdn8v2h8u1dgdeiw3se-1i8">
+            <w:hyperlink w:history="1" r:id="rId9ufneeymbbpraj1vdi4tu">
               <w:r>
                 <w:rPr>
                   <w:rFonts w:ascii="Arial" w:cs="Arial" w:eastAsia="Arial" w:hAnsi="Arial"/>
@@ -16172,7 +16172,7 @@
                 <w:sz w:val="18"/>
                 <w:szCs w:val="18"/>
               </w:rPr>
-              <w:t xml:space="preserve">The class engages in a structured whole-class discussion to interpret the graph features. Learners use their completed graphs and the vocabulary wall (displacement, velocity, gradient, stationary, uniform, non-uniform) to explain: (1) what a flat horizontal segment means; (2) what a steep positive slope means versus a gentle positive slope; (3) what a negative slope means in the context of the Timer Race and the SGR; and (4) how to calculate velocity from the graph using gradient = rise ÷ run = Δdisplacement ÷ Δtime. Learners then individually calculate the velocity of Walker A during two different segments and the velocity of the SGR train between Nairobi and Mtito Andei.</w:t>
+              <w:t xml:space="preserve">The class engages in a structured whole-class discussion to interpret the graph features. Learners use their completed graphs and the vocabulary wall (displacement, velocity, gradient, stationary, uniform, non-uniform) to explain: (1) what a flat horizontal segment means; (2) what a steep positive slope means versus a gentle positive slope; (3) what a negative slope means in the context of the Timer Race and the SGR; and (4) how to calculate velocity from the graph using gradient = rise ÷ run = Δdisplacement ÷ Δtime. Learners then individually calculate the velocity of Walker C during two different segments and the velocity of the SGR train between Nairobi and Mtito Andei.</w:t>
             </w:r>
           </w:p>
         </w:tc>
@@ -16204,7 +16204,7 @@
                 <w:sz w:val="18"/>
                 <w:szCs w:val="18"/>
               </w:rPr>
-              <w:t xml:space="preserve">Begin with a reference back to predictions: 'Let's return to our predictions on the board. Raise your hand if your sketch for Walker C looked anything like what your graph shows now.' [Pause — acknowledge hands without judgement.] Display a large annotated exemplar graph on the board. Use a 'gradient hunt': 'Pick the steepest segment on your Walker A graph. Using rise over run — Δdisplacement divided by Δtime — calculate the gradient. That gradient IS the velocity. Work it out now — 3 minutes, silent, individual.' [WAIT TIME: Allow 3 full minutes.] Cold-call 3 learners for their answers: 'Kamau, what gradient did you get for segment 1? What does that number mean physically — in words, not just numbers.' [WAIT TIME: 12 seconds.] Address the concept of negative gradient directly: 'When Wanjiru retraced her steps in the Timer Race, her displacement decreased. What does the graph look like? What sign is the velocity?' Build the formal statement on the board: 'Gradient of a displacement–time graph = velocity. Positive gradient = moving away from reference point. Zero gradient = stationary. Negative gradient = moving back toward or past the reference point.' Connect to the driving question: 'So can a displacement–time graph tell us direction? Yes — the sign of the gradient tells us direction. This is exactly why the speedometer of a matatu cannot tell you which direction Nairobi is, but a displacement–time graph can.'</w:t>
+              <w:t xml:space="preserve">Begin with a reference back to predictions: 'Let's return to our predictions on the board. Raise your hand if your sketch for Walker C looked anything like what your graph shows now.' [Pause — acknowledge hands without judgement.] Display a large annotated exemplar graph on the board. Use a 'gradient hunt': 'Pick the steepest segment on your Walker C graph. Using rise over run — Δdisplacement divided by Δtime — calculate the gradient. That gradient IS the velocity. Work it out now — 3 minutes, silent, individual.' [WAIT TIME: Allow 3 full minutes.] Cold-call 3 learners for their answers: 'Kamau, what gradient did you get for segment 1? What does that number mean physically — in words, not just numbers.' [WAIT TIME: 12 seconds.] Address the concept of negative gradient directly: 'When Wanjiru retraced her steps in the Timer Race, her displacement decreased. What does the graph look like? What sign is the velocity?' Build the formal statement on the board: 'Gradient of a displacement–time graph = velocity. Positive gradient = moving away from reference point. Zero gradient = stationary. Negative gradient = moving back toward or past the reference point.' Connect to the driving question: 'So can a displacement–time graph tell us direction? Yes — the sign of the gradient tells us direction. This is exactly why the speedometer of a matatu cannot tell you which direction Nairobi is, but a displacement–time graph can.'</w:t>
             </w:r>
           </w:p>
         </w:tc>
@@ -16325,7 +16325,7 @@
             <w:pPr>
               <w:spacing w:after="20" w:before="0"/>
             </w:pPr>
-            <w:hyperlink w:history="1" r:id="rId5w8aibl_xo9ca1ja-xsrg">
+            <w:hyperlink w:history="1" r:id="rIdje27zum1dymtzcvo-aeim">
               <w:r>
                 <w:rPr>
                   <w:rFonts w:ascii="Arial" w:cs="Arial" w:eastAsia="Arial" w:hAnsi="Arial"/>
@@ -16374,7 +16374,7 @@
               <w:spacing w:after="10" w:before="0"/>
               <w:ind w:left="120"/>
             </w:pPr>
-            <w:hyperlink w:history="1" r:id="rIdnds9bc8wtbdtpvqxae8n4">
+            <w:hyperlink w:history="1" r:id="rIdkoymi8ph-h5e7uxyjq2_w">
               <w:r>
                 <w:rPr>
                   <w:rFonts w:ascii="Arial" w:cs="Arial" w:eastAsia="Arial" w:hAnsi="Arial"/>
@@ -16419,7 +16419,7 @@
             <w:pPr>
               <w:spacing w:after="20" w:before="0"/>
             </w:pPr>
-            <w:hyperlink w:history="1" r:id="rIdqqckupbgu0u-5xwlpcl4k">
+            <w:hyperlink w:history="1" r:id="rIdrusxij4d4wproifbv_6k7">
               <w:r>
                 <w:rPr>
                   <w:rFonts w:ascii="Arial" w:cs="Arial" w:eastAsia="Arial" w:hAnsi="Arial"/>
@@ -16452,7 +16452,7 @@
               <w:spacing w:after="10" w:before="0"/>
               <w:ind w:left="120"/>
             </w:pPr>
-            <w:hyperlink w:history="1" r:id="rId1hm-6i2hqfi70i5vh1zlo">
+            <w:hyperlink w:history="1" r:id="rId1mw42rfdkmnewhn6q7zye">
               <w:r>
                 <w:rPr>
                   <w:rFonts w:ascii="Arial" w:cs="Arial" w:eastAsia="Arial" w:hAnsi="Arial"/>
@@ -16647,7 +16647,7 @@
             <w:pPr>
               <w:spacing w:after="20" w:before="0"/>
             </w:pPr>
-            <w:hyperlink w:history="1" r:id="rIdznwcxhn1oe8fmtlmgi9c7">
+            <w:hyperlink w:history="1" r:id="rIdw6pjpivmeu2gvl5nehhdz">
               <w:r>
                 <w:rPr>
                   <w:rFonts w:ascii="Arial" w:cs="Arial" w:eastAsia="Arial" w:hAnsi="Arial"/>
@@ -16696,7 +16696,7 @@
               <w:spacing w:after="10" w:before="0"/>
               <w:ind w:left="120"/>
             </w:pPr>
-            <w:hyperlink w:history="1" r:id="rIdbk1_wn8ftzhe3c0gsvjtj">
+            <w:hyperlink w:history="1" r:id="rIdevsjldhsrdpkqx57di_bb">
               <w:r>
                 <w:rPr>
                   <w:rFonts w:ascii="Arial" w:cs="Arial" w:eastAsia="Arial" w:hAnsi="Arial"/>
@@ -16741,7 +16741,7 @@
             <w:pPr>
               <w:spacing w:after="20" w:before="0"/>
             </w:pPr>
-            <w:hyperlink w:history="1" r:id="rIdefgletaqxbp6d-vz2e3ir">
+            <w:hyperlink w:history="1" r:id="rIdaprtvevsrmzy78mjjffws">
               <w:r>
                 <w:rPr>
                   <w:rFonts w:ascii="Arial" w:cs="Arial" w:eastAsia="Arial" w:hAnsi="Arial"/>
@@ -16774,7 +16774,7 @@
               <w:spacing w:after="10" w:before="0"/>
               <w:ind w:left="120"/>
             </w:pPr>
-            <w:hyperlink w:history="1" r:id="rIdcen4hj56d-suehry1nnbp">
+            <w:hyperlink w:history="1" r:id="rIdle55szls_-bvlch0o5769">
               <w:r>
                 <w:rPr>
                   <w:rFonts w:ascii="Arial" w:cs="Arial" w:eastAsia="Arial" w:hAnsi="Arial"/>
@@ -17286,7 +17286,7 @@
         </w:rPr>
         <w:t xml:space="preserve">© 2026 SeaVuria and ARES. Aligned with KICD objectives. Developed by SeaVuria; technical implementation by ARES (with AI assistance from Claude). Licensed under </w:t>
       </w:r>
-      <w:hyperlink w:history="1" r:id="rId6_ndtxg6yd_jtpryq7vck">
+      <w:hyperlink w:history="1" r:id="rIdqp584cfiuugzjeqibvfx5">
         <w:r>
           <w:rPr>
             <w:rFonts w:ascii="Arial" w:cs="Arial" w:eastAsia="Arial" w:hAnsi="Arial"/>
@@ -17307,7 +17307,7 @@
         </w:rPr>
         <w:t xml:space="preserve"> (</w:t>
       </w:r>
-      <w:hyperlink w:history="1" r:id="rIdlrjigfmtapdeovds7-dpv">
+      <w:hyperlink w:history="1" r:id="rIdk51nednxqscbf4s-o8k6a">
         <w:r>
           <w:rPr>
             <w:rFonts w:ascii="Arial" w:cs="Arial" w:eastAsia="Arial" w:hAnsi="Arial"/>
@@ -18320,7 +18320,7 @@
             <w:pPr>
               <w:spacing w:after="20" w:before="0"/>
             </w:pPr>
-            <w:hyperlink w:history="1" r:id="rIdb3bp7mvt6bqsrblu6f6ln">
+            <w:hyperlink w:history="1" r:id="rIdb0uanu3zr-ew85q28cs-g">
               <w:r>
                 <w:rPr>
                   <w:rFonts w:ascii="Arial" w:cs="Arial" w:eastAsia="Arial" w:hAnsi="Arial"/>
@@ -18353,7 +18353,7 @@
               <w:spacing w:after="10" w:before="0"/>
               <w:ind w:left="120"/>
             </w:pPr>
-            <w:hyperlink w:history="1" r:id="rIdkve7k_dux4ykotkrnep2d">
+            <w:hyperlink w:history="1" r:id="rIdvcuywm-cfqmnn-tyyj2zd">
               <w:r>
                 <w:rPr>
                   <w:rFonts w:ascii="Arial" w:cs="Arial" w:eastAsia="Arial" w:hAnsi="Arial"/>
@@ -18398,7 +18398,7 @@
             <w:pPr>
               <w:spacing w:after="20" w:before="0"/>
             </w:pPr>
-            <w:hyperlink w:history="1" r:id="rIdyy0ynijbx0zhrzlzg9aup">
+            <w:hyperlink w:history="1" r:id="rIdhumt5kh6x0zu9e2jnm7cr">
               <w:r>
                 <w:rPr>
                   <w:rFonts w:ascii="Arial" w:cs="Arial" w:eastAsia="Arial" w:hAnsi="Arial"/>
@@ -18431,7 +18431,7 @@
               <w:spacing w:after="10" w:before="0"/>
               <w:ind w:left="120"/>
             </w:pPr>
-            <w:hyperlink w:history="1" r:id="rIduubal2r8qau5t-cbfnfu2">
+            <w:hyperlink w:history="1" r:id="rId9aqfyadwut-ng0afucmg-">
               <w:r>
                 <w:rPr>
                   <w:rFonts w:ascii="Arial" w:cs="Arial" w:eastAsia="Arial" w:hAnsi="Arial"/>
@@ -18626,7 +18626,7 @@
             <w:pPr>
               <w:spacing w:after="20" w:before="0"/>
             </w:pPr>
-            <w:hyperlink w:history="1" r:id="rId3cdttadowie6-l_idponh">
+            <w:hyperlink w:history="1" r:id="rId3en3usaoitpngn2l-p8ov">
               <w:r>
                 <w:rPr>
                   <w:rFonts w:ascii="Arial" w:cs="Arial" w:eastAsia="Arial" w:hAnsi="Arial"/>
@@ -18659,7 +18659,7 @@
               <w:spacing w:after="10" w:before="0"/>
               <w:ind w:left="120"/>
             </w:pPr>
-            <w:hyperlink w:history="1" r:id="rIds01r5ijlkour2qcz2lag0">
+            <w:hyperlink w:history="1" r:id="rId5yxgr05tlsg_nigjqbelx">
               <w:r>
                 <w:rPr>
                   <w:rFonts w:ascii="Arial" w:cs="Arial" w:eastAsia="Arial" w:hAnsi="Arial"/>
@@ -18704,7 +18704,7 @@
             <w:pPr>
               <w:spacing w:after="20" w:before="0"/>
             </w:pPr>
-            <w:hyperlink w:history="1" r:id="rIdhjcwunryexiu9ufifj98m">
+            <w:hyperlink w:history="1" r:id="rIdyi3sdgyc5zhdbgdsjod6t">
               <w:r>
                 <w:rPr>
                   <w:rFonts w:ascii="Arial" w:cs="Arial" w:eastAsia="Arial" w:hAnsi="Arial"/>
@@ -18737,7 +18737,7 @@
               <w:spacing w:after="10" w:before="0"/>
               <w:ind w:left="120"/>
             </w:pPr>
-            <w:hyperlink w:history="1" r:id="rId0jmn4ig2q5zlzs06xk6yd">
+            <w:hyperlink w:history="1" r:id="rIdb2x2_7wfouckxpzuvwr2s">
               <w:r>
                 <w:rPr>
                   <w:rFonts w:ascii="Arial" w:cs="Arial" w:eastAsia="Arial" w:hAnsi="Arial"/>
@@ -18932,7 +18932,7 @@
             <w:pPr>
               <w:spacing w:after="20" w:before="0"/>
             </w:pPr>
-            <w:hyperlink w:history="1" r:id="rIdwraxxg1obuo-z2wb27l1f">
+            <w:hyperlink w:history="1" r:id="rId2dhvdo7bye2t4qyrbmca8">
               <w:r>
                 <w:rPr>
                   <w:rFonts w:ascii="Arial" w:cs="Arial" w:eastAsia="Arial" w:hAnsi="Arial"/>
@@ -18965,7 +18965,7 @@
               <w:spacing w:after="10" w:before="0"/>
               <w:ind w:left="120"/>
             </w:pPr>
-            <w:hyperlink w:history="1" r:id="rIdce6ppawetdrv269hbb5dg">
+            <w:hyperlink w:history="1" r:id="rIdgs-wtjfm9wrmatfh6oudk">
               <w:r>
                 <w:rPr>
                   <w:rFonts w:ascii="Arial" w:cs="Arial" w:eastAsia="Arial" w:hAnsi="Arial"/>
@@ -19010,7 +19010,7 @@
             <w:pPr>
               <w:spacing w:after="20" w:before="0"/>
             </w:pPr>
-            <w:hyperlink w:history="1" r:id="rId7rcwbttxcg65vabmn3aze">
+            <w:hyperlink w:history="1" r:id="rIdxrgwg9p0iv77ajwfz1oiz">
               <w:r>
                 <w:rPr>
                   <w:rFonts w:ascii="Arial" w:cs="Arial" w:eastAsia="Arial" w:hAnsi="Arial"/>
@@ -19059,7 +19059,7 @@
               <w:spacing w:after="10" w:before="0"/>
               <w:ind w:left="120"/>
             </w:pPr>
-            <w:hyperlink w:history="1" r:id="rIdo8-qhezvikgpscdskxfwt">
+            <w:hyperlink w:history="1" r:id="rId8sjza1mfdwogzhw4uxpql">
               <w:r>
                 <w:rPr>
                   <w:rFonts w:ascii="Arial" w:cs="Arial" w:eastAsia="Arial" w:hAnsi="Arial"/>
@@ -19254,7 +19254,7 @@
             <w:pPr>
               <w:spacing w:after="20" w:before="0"/>
             </w:pPr>
-            <w:hyperlink w:history="1" r:id="rIdonjqkujegosqvliwjcjva">
+            <w:hyperlink w:history="1" r:id="rIdkzid3fu-jwuh-ujeukowp">
               <w:r>
                 <w:rPr>
                   <w:rFonts w:ascii="Arial" w:cs="Arial" w:eastAsia="Arial" w:hAnsi="Arial"/>
@@ -19287,7 +19287,7 @@
               <w:spacing w:after="10" w:before="0"/>
               <w:ind w:left="120"/>
             </w:pPr>
-            <w:hyperlink w:history="1" r:id="rIdqhvlf8ddxnqwzfutppbpk">
+            <w:hyperlink w:history="1" r:id="rIdi2qg7hu_vmjts0quti-68">
               <w:r>
                 <w:rPr>
                   <w:rFonts w:ascii="Arial" w:cs="Arial" w:eastAsia="Arial" w:hAnsi="Arial"/>
@@ -19332,7 +19332,7 @@
             <w:pPr>
               <w:spacing w:after="20" w:before="0"/>
             </w:pPr>
-            <w:hyperlink w:history="1" r:id="rIdiwilgbdjwl2mkbtomv5e0">
+            <w:hyperlink w:history="1" r:id="rId9h1oxmuwpvyxegwh1poew">
               <w:r>
                 <w:rPr>
                   <w:rFonts w:ascii="Arial" w:cs="Arial" w:eastAsia="Arial" w:hAnsi="Arial"/>
@@ -19381,7 +19381,7 @@
               <w:spacing w:after="10" w:before="0"/>
               <w:ind w:left="120"/>
             </w:pPr>
-            <w:hyperlink w:history="1" r:id="rIdwt5gikf5arpifqelxfao7">
+            <w:hyperlink w:history="1" r:id="rIdlinbigvgnem8bmm0qqs1q">
               <w:r>
                 <w:rPr>
                   <w:rFonts w:ascii="Arial" w:cs="Arial" w:eastAsia="Arial" w:hAnsi="Arial"/>
@@ -19576,7 +19576,7 @@
             <w:pPr>
               <w:spacing w:after="20" w:before="0"/>
             </w:pPr>
-            <w:hyperlink w:history="1" r:id="rIdeico4to37ybdghxvy9-pm">
+            <w:hyperlink w:history="1" r:id="rIdy93een8qxcpxegi94fbxj">
               <w:r>
                 <w:rPr>
                   <w:rFonts w:ascii="Arial" w:cs="Arial" w:eastAsia="Arial" w:hAnsi="Arial"/>
@@ -19625,7 +19625,7 @@
               <w:spacing w:after="10" w:before="0"/>
               <w:ind w:left="120"/>
             </w:pPr>
-            <w:hyperlink w:history="1" r:id="rIdbu5gnxwrcp4mss_nzb_mc">
+            <w:hyperlink w:history="1" r:id="rIdko1jzs2uux7bhu7f7ynjy">
               <w:r>
                 <w:rPr>
                   <w:rFonts w:ascii="Arial" w:cs="Arial" w:eastAsia="Arial" w:hAnsi="Arial"/>
@@ -19670,7 +19670,7 @@
             <w:pPr>
               <w:spacing w:after="20" w:before="0"/>
             </w:pPr>
-            <w:hyperlink w:history="1" r:id="rIdn4zj2xsrihcepacv4apao">
+            <w:hyperlink w:history="1" r:id="rIdl1zi6gvhpbh8shibq7hwe">
               <w:r>
                 <w:rPr>
                   <w:rFonts w:ascii="Arial" w:cs="Arial" w:eastAsia="Arial" w:hAnsi="Arial"/>
@@ -19719,7 +19719,7 @@
               <w:spacing w:after="10" w:before="0"/>
               <w:ind w:left="120"/>
             </w:pPr>
-            <w:hyperlink w:history="1" r:id="rIdexdzlmg3uygueuaok1ozg">
+            <w:hyperlink w:history="1" r:id="rIdidydngqifujbh9ji6i6pj">
               <w:r>
                 <w:rPr>
                   <w:rFonts w:ascii="Arial" w:cs="Arial" w:eastAsia="Arial" w:hAnsi="Arial"/>
@@ -20209,7 +20209,7 @@
                 <w:sz w:val="18"/>
                 <w:szCs w:val="18"/>
               </w:rPr>
-              <w:t xml:space="preserve">Learners explained that a speedometer (or a raw distance/speed number) cannot tell you the direction of travel, but the gradient of a displacement–time graph can — a negative gradient makes the return direction mathematically visible. Applied to the anchoring phenomenon, this explains why Eliud Kipchoge's marathon displacement–time graph would end near zero gradient despite 42 km of running distance, and why the zigzag walker in the Timer Race Puzzle would show a smaller final displacement than the straight-line walker on a graph — even if both graphs cover the same total time.</w:t>
+              <w:t xml:space="preserve">Learners explained that a speedometer (or a raw distance/speed number) cannot tell you the direction of travel, but the gradient of a displacement–time graph can — a negative gradient makes the return direction mathematically visible. Applied to the anchoring phenomenon, this explains why Eliud Kipchoge's marathon displacement–time graph would end near zero gradient despite 42 km of running distance, and why the retracing walker (Group C) in the Timer Race Puzzle would show a smaller final displacement than the straight-line walker on a graph — even if both graphs cover the same total time.</w:t>
             </w:r>
           </w:p>
         </w:tc>
@@ -20231,7 +20231,7 @@
         </w:rPr>
         <w:t xml:space="preserve">© 2026 SeaVuria and ARES. Aligned with KICD objectives. Developed by SeaVuria; technical implementation by ARES (with AI assistance from Claude). Licensed under </w:t>
       </w:r>
-      <w:hyperlink w:history="1" r:id="rIdux1syrjl7ybjbqmr1q58j">
+      <w:hyperlink w:history="1" r:id="rId86n_hfzulawfvktxzlv24">
         <w:r>
           <w:rPr>
             <w:rFonts w:ascii="Arial" w:cs="Arial" w:eastAsia="Arial" w:hAnsi="Arial"/>
@@ -20252,7 +20252,7 @@
         </w:rPr>
         <w:t xml:space="preserve"> (</w:t>
       </w:r>
-      <w:hyperlink w:history="1" r:id="rIdlu5buq7s7s8qdwajxeind">
+      <w:hyperlink w:history="1" r:id="rId1wizmirftmxwfjkpk_zcr">
         <w:r>
           <w:rPr>
             <w:rFonts w:ascii="Arial" w:cs="Arial" w:eastAsia="Arial" w:hAnsi="Arial"/>
@@ -20982,7 +20982,7 @@
                 <w:sz w:val="18"/>
                 <w:szCs w:val="18"/>
               </w:rPr>
-              <w:t xml:space="preserve">Learners receive two sets of tabulated velocity–time data: (1) a simplified version of Eliud Kipchoge's marathon velocity splits (km/h at key race intervals) and (2) a matatu travelling from Nairobi's GPO to Thika town with varying speeds. Working in pairs, learners plot these onto velocity–time graphs, then use the gradient formula to calculate acceleration during each phase. Through guided discussion, they connect the gradient of a v–t graph to acceleration, discover what horizontal, positive-slope, and negative-slope sections mean, and revisit the Timer Race Puzzle to explain why the matatu's speedometer reading alone cannot tell you where the matatu is headed. The lesson culminates in learners updating the class Driving Question Board and revising their cumulative motion model to include acceleration arrows.</w:t>
+              <w:t xml:space="preserve">Learners receive two sets of tabulated velocity–time data: (1) a simplified version of Eliud Kipchoge's marathon velocity splits (m/s at key intervals of a training run) and (2) a matatu travelling from Nairobi's GPO to Thika town with varying speeds. Working in pairs, learners plot these onto velocity–time graphs, then use the gradient formula to calculate acceleration during each phase. Through guided discussion, they connect the gradient of a v–t graph to acceleration, discover what horizontal, positive-slope, and negative-slope sections mean, and revisit the Timer Race Puzzle to explain why the matatu's speedometer reading alone cannot tell you where the matatu is headed. The lesson culminates in learners updating the class Driving Question Board and revising their cumulative motion model to include acceleration arrows.</w:t>
             </w:r>
           </w:p>
         </w:tc>
@@ -21265,7 +21265,7 @@
             <w:pPr>
               <w:spacing w:after="20" w:before="0"/>
             </w:pPr>
-            <w:hyperlink w:history="1" r:id="rIdtlgpor-hrwxt0eztxeiyr">
+            <w:hyperlink w:history="1" r:id="rId0tc6upszloi6bwzbzu826">
               <w:r>
                 <w:rPr>
                   <w:rFonts w:ascii="Arial" w:cs="Arial" w:eastAsia="Arial" w:hAnsi="Arial"/>
@@ -21298,7 +21298,7 @@
               <w:spacing w:after="10" w:before="0"/>
               <w:ind w:left="120"/>
             </w:pPr>
-            <w:hyperlink w:history="1" r:id="rId4rhzkanopu_gqnh6aohfv">
+            <w:hyperlink w:history="1" r:id="rIdji_ftqnzkmyfwcxg5bmhy">
               <w:r>
                 <w:rPr>
                   <w:rFonts w:ascii="Arial" w:cs="Arial" w:eastAsia="Arial" w:hAnsi="Arial"/>
@@ -21343,7 +21343,7 @@
             <w:pPr>
               <w:spacing w:after="20" w:before="0"/>
             </w:pPr>
-            <w:hyperlink w:history="1" r:id="rIdx3seo-xqif-t-s6rkooku">
+            <w:hyperlink w:history="1" r:id="rIdsegnn0b3sm-jd8my1j6tp">
               <w:r>
                 <w:rPr>
                   <w:rFonts w:ascii="Arial" w:cs="Arial" w:eastAsia="Arial" w:hAnsi="Arial"/>
@@ -21376,7 +21376,7 @@
               <w:spacing w:after="10" w:before="0"/>
               <w:ind w:left="120"/>
             </w:pPr>
-            <w:hyperlink w:history="1" r:id="rIdu8x60lmaqnitjogibf40g">
+            <w:hyperlink w:history="1" r:id="rIdjcy7xtuysvsrz5oclnpuk">
               <w:r>
                 <w:rPr>
                   <w:rFonts w:ascii="Arial" w:cs="Arial" w:eastAsia="Arial" w:hAnsi="Arial"/>
@@ -21571,7 +21571,7 @@
             <w:pPr>
               <w:spacing w:after="20" w:before="0"/>
             </w:pPr>
-            <w:hyperlink w:history="1" r:id="rIdx_wdbbxqud-rcshlzvykx">
+            <w:hyperlink w:history="1" r:id="rIdyg5wjtzft7vtn3nrtymyd">
               <w:r>
                 <w:rPr>
                   <w:rFonts w:ascii="Arial" w:cs="Arial" w:eastAsia="Arial" w:hAnsi="Arial"/>
@@ -21604,7 +21604,7 @@
               <w:spacing w:after="10" w:before="0"/>
               <w:ind w:left="120"/>
             </w:pPr>
-            <w:hyperlink w:history="1" r:id="rIdv3wrhis1genxqw7wvrh-v">
+            <w:hyperlink w:history="1" r:id="rIdznd_z8jb2m5rsxls5czop">
               <w:r>
                 <w:rPr>
                   <w:rFonts w:ascii="Arial" w:cs="Arial" w:eastAsia="Arial" w:hAnsi="Arial"/>
@@ -21649,7 +21649,7 @@
             <w:pPr>
               <w:spacing w:after="20" w:before="0"/>
             </w:pPr>
-            <w:hyperlink w:history="1" r:id="rIdw1qigshx9izthvn59fh7v">
+            <w:hyperlink w:history="1" r:id="rIdgsipu6aoxdrognjr-9stz">
               <w:r>
                 <w:rPr>
                   <w:rFonts w:ascii="Arial" w:cs="Arial" w:eastAsia="Arial" w:hAnsi="Arial"/>
@@ -21682,7 +21682,7 @@
               <w:spacing w:after="10" w:before="0"/>
               <w:ind w:left="120"/>
             </w:pPr>
-            <w:hyperlink w:history="1" r:id="rIdei0ye5mytc9ubjzlhmckp">
+            <w:hyperlink w:history="1" r:id="rId5e4hwsbmgzwz3ipz4ilyk">
               <w:r>
                 <w:rPr>
                   <w:rFonts w:ascii="Arial" w:cs="Arial" w:eastAsia="Arial" w:hAnsi="Arial"/>
@@ -21877,7 +21877,7 @@
             <w:pPr>
               <w:spacing w:after="20" w:before="0"/>
             </w:pPr>
-            <w:hyperlink w:history="1" r:id="rIdh3wu_osr4ygvalt0dgb3t">
+            <w:hyperlink w:history="1" r:id="rIdtskjuqgqay1kxy-akp3lu">
               <w:r>
                 <w:rPr>
                   <w:rFonts w:ascii="Arial" w:cs="Arial" w:eastAsia="Arial" w:hAnsi="Arial"/>
@@ -21910,7 +21910,7 @@
               <w:spacing w:after="10" w:before="0"/>
               <w:ind w:left="120"/>
             </w:pPr>
-            <w:hyperlink w:history="1" r:id="rIdekqwmjtwztea5vuipsy_h">
+            <w:hyperlink w:history="1" r:id="rIdg665dtr9hgaykyzbdhvs7">
               <w:r>
                 <w:rPr>
                   <w:rFonts w:ascii="Arial" w:cs="Arial" w:eastAsia="Arial" w:hAnsi="Arial"/>
@@ -21955,7 +21955,7 @@
             <w:pPr>
               <w:spacing w:after="20" w:before="0"/>
             </w:pPr>
-            <w:hyperlink w:history="1" r:id="rIddqh8lnsmk2qyn12nkmyu-">
+            <w:hyperlink w:history="1" r:id="rIdof4ewds92kbcyefke-naq">
               <w:r>
                 <w:rPr>
                   <w:rFonts w:ascii="Arial" w:cs="Arial" w:eastAsia="Arial" w:hAnsi="Arial"/>
@@ -22004,7 +22004,7 @@
               <w:spacing w:after="10" w:before="0"/>
               <w:ind w:left="120"/>
             </w:pPr>
-            <w:hyperlink w:history="1" r:id="rIddh3rfsjqh8ydgkzgeextf">
+            <w:hyperlink w:history="1" r:id="rIdsfjlh5io35h1n5aspdu4m">
               <w:r>
                 <w:rPr>
                   <w:rFonts w:ascii="Arial" w:cs="Arial" w:eastAsia="Arial" w:hAnsi="Arial"/>
@@ -22046,7 +22046,7 @@
                 <w:sz w:val="18"/>
                 <w:szCs w:val="18"/>
               </w:rPr>
-              <w:t xml:space="preserve">The teacher leads a whole-class discussion to formalise the concept that gradient of a v–t graph = acceleration. Learners then work through three structured calculations: (1) Calculate the acceleration of the matatu during the first 30 seconds (rising section) using gradient = Δv ÷ Δt. (2) State the acceleration during seconds 30–50 (horizontal section) and justify from the graph. (3) Calculate the deceleration from second 50 to second 60. Learners write a formal definition of acceleration in their notebooks and complete two extension questions: (a) If Kipchoge's velocity decreased from 5.8 m/s to 5.2 m/s over the last 12 minutes of his training run, calculate his acceleration and explain what the negative sign means. (b) Sketch what a v–t graph would look like for a boda boda rider who accelerates, travels at constant speed past Kericho town centre, then brakes to a stop.</w:t>
+              <w:t xml:space="preserve">The teacher leads a whole-class discussion to formalise the concept that gradient of a v–t graph = acceleration. Learners then work through three structured calculations: (1) Calculate the acceleration of the matatu during the first 30 seconds (rising section) using gradient = Δv ÷ Δt. (2) State the acceleration during seconds 30–50 (horizontal section) and justify from the graph. (3) Calculate the deceleration from second 50 to second 60. Learners write a formal definition of acceleration in their notebooks and complete two extension questions: (a) If Kipchoge's velocity decreased from 5.6 m/s to 5.2 m/s over the last 12 minutes of his training run, calculate his acceleration and explain what the negative sign means. (b) Sketch what a v–t graph would look like for a boda boda rider who accelerates, travels at constant speed past Kericho town centre, then brakes to a stop.</w:t>
             </w:r>
           </w:p>
         </w:tc>
@@ -22078,7 +22078,7 @@
                 <w:sz w:val="18"/>
                 <w:szCs w:val="18"/>
               </w:rPr>
-              <w:t xml:space="preserve">Begin with a direct instruction segment (8 minutes). Draw a clean v–t graph on the board with a clearly rising line. Say: 'We have a new question: what does the steepness of this line actually mean mathematically? In Lessons 5 and 6 we learned that the gradient of a distance–time graph gives us speed. Now I want you to tell me — what do you think the gradient of a VELOCITY–time graph gives us? Write one word in your notebook.' [WAIT 12 seconds.] Cold-call 4 learners. [WAIT 10 seconds each.] After responses: 'The gradient of a velocity–time graph gives us the rate of change of velocity — which we call acceleration. Let me show you the calculation.' Write on board: a = (v − u) ÷ t = gradient = rise ÷ run = Δv ÷ Δt. Work through the matatu example step by step, narrating each step aloud. Then say: 'Now you try calculations 1, 2, and 3 on your own — 8 minutes, silent work.' [WAIT 8 minutes, circulate.] After independent work, pair-share for 2 minutes. Cold-call 3 learners for answers, asking: 'What does the negative value in Kipchoge's acceleration tell us about his motion — connect it back to our Timer Race.' [WAIT 12 seconds per learner.]</w:t>
+              <w:t xml:space="preserve">Begin with a direct instruction segment (8 minutes). Draw a clean v–t graph on the board with a clearly rising line. Say: 'We have a new question: what does the steepness of this line actually mean mathematically? In Lessons 5 and 6 we learned that the gradient of a displacement–time graph gives us velocity. Now I want you to tell me — what do you think the gradient of a VELOCITY–time graph gives us? Write one word in your notebook.' [WAIT 12 seconds.] Cold-call 4 learners. [WAIT 10 seconds each.] After responses: 'The gradient of a velocity–time graph gives us the rate of change of velocity — which we call acceleration. Let me show you the calculation.' Write on board: a = (v − u) ÷ t = gradient = rise ÷ run = Δv ÷ Δt. Work through the matatu example step by step, narrating each step aloud. Then say: 'Now you try calculations 1, 2, and 3 on your own — 8 minutes, silent work.' [WAIT 8 minutes, circulate.] After independent work, pair-share for 2 minutes. Cold-call 3 learners for answers, asking: 'What does the negative value in Kipchoge's acceleration tell us about his motion — connect it back to our Timer Race.' [WAIT 12 seconds per learner.]</w:t>
             </w:r>
           </w:p>
         </w:tc>
@@ -22199,7 +22199,7 @@
             <w:pPr>
               <w:spacing w:after="20" w:before="0"/>
             </w:pPr>
-            <w:hyperlink w:history="1" r:id="rIdwcxnfif1tfxl7qfdo1jay">
+            <w:hyperlink w:history="1" r:id="rId2c021dvnvy2tye2twmucx">
               <w:r>
                 <w:rPr>
                   <w:rFonts w:ascii="Arial" w:cs="Arial" w:eastAsia="Arial" w:hAnsi="Arial"/>
@@ -22232,7 +22232,7 @@
               <w:spacing w:after="10" w:before="0"/>
               <w:ind w:left="120"/>
             </w:pPr>
-            <w:hyperlink w:history="1" r:id="rIdbdjduho-fgo5l6upu8lot">
+            <w:hyperlink w:history="1" r:id="rIdwbit-iaixddkxnp2kqih6">
               <w:r>
                 <w:rPr>
                   <w:rFonts w:ascii="Arial" w:cs="Arial" w:eastAsia="Arial" w:hAnsi="Arial"/>
@@ -22277,7 +22277,7 @@
             <w:pPr>
               <w:spacing w:after="20" w:before="0"/>
             </w:pPr>
-            <w:hyperlink w:history="1" r:id="rIdctiblfn8xqwkqf8vxwdnu">
+            <w:hyperlink w:history="1" r:id="rIdw6ttepetbb761vh5gxua-">
               <w:r>
                 <w:rPr>
                   <w:rFonts w:ascii="Arial" w:cs="Arial" w:eastAsia="Arial" w:hAnsi="Arial"/>
@@ -22326,7 +22326,7 @@
               <w:spacing w:after="10" w:before="0"/>
               <w:ind w:left="120"/>
             </w:pPr>
-            <w:hyperlink w:history="1" r:id="rIdvdyhevc1u2hthcvyyfyik">
+            <w:hyperlink w:history="1" r:id="rIdrwmxo3gpw27z1au5w-ynv">
               <w:r>
                 <w:rPr>
                   <w:rFonts w:ascii="Arial" w:cs="Arial" w:eastAsia="Arial" w:hAnsi="Arial"/>
@@ -22521,7 +22521,7 @@
             <w:pPr>
               <w:spacing w:after="20" w:before="0"/>
             </w:pPr>
-            <w:hyperlink w:history="1" r:id="rIdtecllyizyild0qzcghiyg">
+            <w:hyperlink w:history="1" r:id="rIddmxrul4gdcuvqfqxtyoh_">
               <w:r>
                 <w:rPr>
                   <w:rFonts w:ascii="Arial" w:cs="Arial" w:eastAsia="Arial" w:hAnsi="Arial"/>
@@ -22570,7 +22570,7 @@
               <w:spacing w:after="10" w:before="0"/>
               <w:ind w:left="120"/>
             </w:pPr>
-            <w:hyperlink w:history="1" r:id="rId8sjb7wdfqopym0hr0ot03">
+            <w:hyperlink w:history="1" r:id="rIdye3xuriumpd8_u9qjxgwe">
               <w:r>
                 <w:rPr>
                   <w:rFonts w:ascii="Arial" w:cs="Arial" w:eastAsia="Arial" w:hAnsi="Arial"/>
@@ -22615,7 +22615,7 @@
             <w:pPr>
               <w:spacing w:after="20" w:before="0"/>
             </w:pPr>
-            <w:hyperlink w:history="1" r:id="rIdennmsep9ymu-i_gmfzbqb">
+            <w:hyperlink w:history="1" r:id="rId1eqlxqvmpoyzc1pe4tpj7">
               <w:r>
                 <w:rPr>
                   <w:rFonts w:ascii="Arial" w:cs="Arial" w:eastAsia="Arial" w:hAnsi="Arial"/>
@@ -22664,7 +22664,7 @@
               <w:spacing w:after="10" w:before="0"/>
               <w:ind w:left="120"/>
             </w:pPr>
-            <w:hyperlink w:history="1" r:id="rId-gvvalgpzpi7boax-u8v-">
+            <w:hyperlink w:history="1" r:id="rId7xi3fuyjvappafznxfbhi">
               <w:r>
                 <w:rPr>
                   <w:rFonts w:ascii="Arial" w:cs="Arial" w:eastAsia="Arial" w:hAnsi="Arial"/>
@@ -23176,7 +23176,7 @@
         </w:rPr>
         <w:t xml:space="preserve">© 2026 SeaVuria and ARES. Aligned with KICD objectives. Developed by SeaVuria; technical implementation by ARES (with AI assistance from Claude). Licensed under </w:t>
       </w:r>
-      <w:hyperlink w:history="1" r:id="rId8s-u9kxzhalekf3efb7nv">
+      <w:hyperlink w:history="1" r:id="rId2yro4mzwjzcvkaza5ns2l">
         <w:r>
           <w:rPr>
             <w:rFonts w:ascii="Arial" w:cs="Arial" w:eastAsia="Arial" w:hAnsi="Arial"/>
@@ -23197,7 +23197,7 @@
         </w:rPr>
         <w:t xml:space="preserve"> (</w:t>
       </w:r>
-      <w:hyperlink w:history="1" r:id="rId1ggnjo2ihgym1bw1ob_dw">
+      <w:hyperlink w:history="1" r:id="rIdx2ifh6iyfvqnouo3r1lnl">
         <w:r>
           <w:rPr>
             <w:rFonts w:ascii="Arial" w:cs="Arial" w:eastAsia="Arial" w:hAnsi="Arial"/>
@@ -23927,7 +23927,7 @@
                 <w:sz w:val="18"/>
                 <w:szCs w:val="18"/>
               </w:rPr>
-              <w:t xml:space="preserve">Learners open with a brief recall of Lesson 7 displacement–time graphs, then shift focus to velocity–time graphs. In the Predict phase, they sketch what they think a v–t graph looks like for a boda-boda that accelerates away from a stage, rides at constant speed, then brakes sharply to a stop. In the Observe phase, learners work in groups to analyse four printed v–t graph cards representing different motion scenarios (including the boda-boda) and answer guided questions. In the Explain phase, the teacher leads a whole-class discussion formalising the gradient = acceleration relationship and facilitating a guided discovery that the area of the shapes under the graph equals displacement. Learners then calculate stopping distance for the boda-boda. In the DQB phase, new evidence cards are added to the class Driving Question Board. Finally, in the Model Building phase, learners update their cumulative motion models to incorporate v–t graph representations alongside their earlier d–t graph representations.</w:t>
+              <w:t xml:space="preserve">Learners open with a brief recall of the velocity–time graphs drawn in Lesson 7, then shift focus to interpreting velocity–time graphs. In the Predict phase, they sketch what they think a v–t graph looks like for a boda-boda that accelerates away from a stage, rides at constant speed, then brakes sharply to a stop. In the Observe phase, learners work in groups to analyse four printed v–t graph cards representing different motion scenarios (including the boda-boda) and answer guided questions. In the Explain phase, the teacher leads a whole-class discussion formalising the gradient = acceleration relationship and facilitating a guided discovery that the area of the shapes under the graph equals displacement. Learners then calculate stopping distance for the boda-boda. In the DQB phase, new evidence cards are added to the class Driving Question Board. Finally, in the Model Building phase, learners update their cumulative motion models to incorporate v–t graph representations alongside their earlier d–t graph representations.</w:t>
             </w:r>
           </w:p>
         </w:tc>
@@ -24210,7 +24210,7 @@
             <w:pPr>
               <w:spacing w:after="20" w:before="0"/>
             </w:pPr>
-            <w:hyperlink w:history="1" r:id="rIdcg6aowgd0lkpbgesovnty">
+            <w:hyperlink w:history="1" r:id="rIdfgtmjlelbfuqrc2i6egbm">
               <w:r>
                 <w:rPr>
                   <w:rFonts w:ascii="Arial" w:cs="Arial" w:eastAsia="Arial" w:hAnsi="Arial"/>
@@ -24243,7 +24243,7 @@
               <w:spacing w:after="10" w:before="0"/>
               <w:ind w:left="120"/>
             </w:pPr>
-            <w:hyperlink w:history="1" r:id="rIdgqaisurp4ol43to6jziyl">
+            <w:hyperlink w:history="1" r:id="rIdleqd2pnhpeuiinmtdystq">
               <w:r>
                 <w:rPr>
                   <w:rFonts w:ascii="Arial" w:cs="Arial" w:eastAsia="Arial" w:hAnsi="Arial"/>
@@ -24288,7 +24288,7 @@
             <w:pPr>
               <w:spacing w:after="20" w:before="0"/>
             </w:pPr>
-            <w:hyperlink w:history="1" r:id="rIdi89rorjthfys3vdh9i_av">
+            <w:hyperlink w:history="1" r:id="rIdqnzqwfb6ucwrebmnwrsum">
               <w:r>
                 <w:rPr>
                   <w:rFonts w:ascii="Arial" w:cs="Arial" w:eastAsia="Arial" w:hAnsi="Arial"/>
@@ -24321,7 +24321,7 @@
               <w:spacing w:after="10" w:before="0"/>
               <w:ind w:left="120"/>
             </w:pPr>
-            <w:hyperlink w:history="1" r:id="rId2wufvb3ifyrxb_7g70kwm">
+            <w:hyperlink w:history="1" r:id="rIdkliqbfxkymu5nlso904y3">
               <w:r>
                 <w:rPr>
                   <w:rFonts w:ascii="Arial" w:cs="Arial" w:eastAsia="Arial" w:hAnsi="Arial"/>
@@ -24516,7 +24516,7 @@
             <w:pPr>
               <w:spacing w:after="20" w:before="0"/>
             </w:pPr>
-            <w:hyperlink w:history="1" r:id="rId9lfangd48hktmwdynu53v">
+            <w:hyperlink w:history="1" r:id="rIdweuacyt2j_a-2dqh_oiem">
               <w:r>
                 <w:rPr>
                   <w:rFonts w:ascii="Arial" w:cs="Arial" w:eastAsia="Arial" w:hAnsi="Arial"/>
@@ -24549,7 +24549,7 @@
               <w:spacing w:after="10" w:before="0"/>
               <w:ind w:left="120"/>
             </w:pPr>
-            <w:hyperlink w:history="1" r:id="rId8wk6lgpbhctskea3awzbp">
+            <w:hyperlink w:history="1" r:id="rId4fgu-qtychxxxypvyisxx">
               <w:r>
                 <w:rPr>
                   <w:rFonts w:ascii="Arial" w:cs="Arial" w:eastAsia="Arial" w:hAnsi="Arial"/>
@@ -24594,7 +24594,7 @@
             <w:pPr>
               <w:spacing w:after="20" w:before="0"/>
             </w:pPr>
-            <w:hyperlink w:history="1" r:id="rIdrspxx1yvhbf6uze0eqshr">
+            <w:hyperlink w:history="1" r:id="rId0xcqk4f5w4hi6yhmhcf32">
               <w:r>
                 <w:rPr>
                   <w:rFonts w:ascii="Arial" w:cs="Arial" w:eastAsia="Arial" w:hAnsi="Arial"/>
@@ -24627,7 +24627,7 @@
               <w:spacing w:after="10" w:before="0"/>
               <w:ind w:left="120"/>
             </w:pPr>
-            <w:hyperlink w:history="1" r:id="rIdshz25uuy8ltfn1epiksec">
+            <w:hyperlink w:history="1" r:id="rIdpxqb7yz0yv8srm675_6qb">
               <w:r>
                 <w:rPr>
                   <w:rFonts w:ascii="Arial" w:cs="Arial" w:eastAsia="Arial" w:hAnsi="Arial"/>
@@ -24822,7 +24822,7 @@
             <w:pPr>
               <w:spacing w:after="20" w:before="0"/>
             </w:pPr>
-            <w:hyperlink w:history="1" r:id="rIdlf8x5gsf4lbx5tvfk5imp">
+            <w:hyperlink w:history="1" r:id="rIdmuyrme0psz8xru0y84bjx">
               <w:r>
                 <w:rPr>
                   <w:rFonts w:ascii="Arial" w:cs="Arial" w:eastAsia="Arial" w:hAnsi="Arial"/>
@@ -24855,7 +24855,7 @@
               <w:spacing w:after="10" w:before="0"/>
               <w:ind w:left="120"/>
             </w:pPr>
-            <w:hyperlink w:history="1" r:id="rIdqd25nr62fe287qhvjlh9a">
+            <w:hyperlink w:history="1" r:id="rId3ioejet-0ihmfjfxfn2za">
               <w:r>
                 <w:rPr>
                   <w:rFonts w:ascii="Arial" w:cs="Arial" w:eastAsia="Arial" w:hAnsi="Arial"/>
@@ -24900,7 +24900,7 @@
             <w:pPr>
               <w:spacing w:after="20" w:before="0"/>
             </w:pPr>
-            <w:hyperlink w:history="1" r:id="rIdx380k_ene_zmwdokmye7u">
+            <w:hyperlink w:history="1" r:id="rIdwiabgtfh9xcrxyzmvs3ab">
               <w:r>
                 <w:rPr>
                   <w:rFonts w:ascii="Arial" w:cs="Arial" w:eastAsia="Arial" w:hAnsi="Arial"/>
@@ -24933,7 +24933,7 @@
               <w:spacing w:after="10" w:before="0"/>
               <w:ind w:left="120"/>
             </w:pPr>
-            <w:hyperlink w:history="1" r:id="rIdn4fjt9lasfwnasnmmunjh">
+            <w:hyperlink w:history="1" r:id="rIdvgbijflvbieu2dpdbborp">
               <w:r>
                 <w:rPr>
                   <w:rFonts w:ascii="Arial" w:cs="Arial" w:eastAsia="Arial" w:hAnsi="Arial"/>
@@ -25128,7 +25128,7 @@
             <w:pPr>
               <w:spacing w:after="20" w:before="0"/>
             </w:pPr>
-            <w:hyperlink w:history="1" r:id="rIdrpigqkvskwry49bzji5sj">
+            <w:hyperlink w:history="1" r:id="rIdjtujo6xnovhllscybojk8">
               <w:r>
                 <w:rPr>
                   <w:rFonts w:ascii="Arial" w:cs="Arial" w:eastAsia="Arial" w:hAnsi="Arial"/>
@@ -25161,7 +25161,7 @@
               <w:spacing w:after="10" w:before="0"/>
               <w:ind w:left="120"/>
             </w:pPr>
-            <w:hyperlink w:history="1" r:id="rIdifcsburwfuldzf2e_4oqu">
+            <w:hyperlink w:history="1" r:id="rId9jh0plxakk-kappk__yo6">
               <w:r>
                 <w:rPr>
                   <w:rFonts w:ascii="Arial" w:cs="Arial" w:eastAsia="Arial" w:hAnsi="Arial"/>
@@ -25206,7 +25206,7 @@
             <w:pPr>
               <w:spacing w:after="20" w:before="0"/>
             </w:pPr>
-            <w:hyperlink w:history="1" r:id="rIdy37vje3q-l-hhzwwsyjnh">
+            <w:hyperlink w:history="1" r:id="rIddjk6jsdaiqooojmcvavkb">
               <w:r>
                 <w:rPr>
                   <w:rFonts w:ascii="Arial" w:cs="Arial" w:eastAsia="Arial" w:hAnsi="Arial"/>
@@ -25239,7 +25239,7 @@
               <w:spacing w:after="10" w:before="0"/>
               <w:ind w:left="120"/>
             </w:pPr>
-            <w:hyperlink w:history="1" r:id="rIdsuxajkeowssuukkjdwbfm">
+            <w:hyperlink w:history="1" r:id="rIdezjftkynz2qi-dcv9c85q">
               <w:r>
                 <w:rPr>
                   <w:rFonts w:ascii="Arial" w:cs="Arial" w:eastAsia="Arial" w:hAnsi="Arial"/>
@@ -25434,7 +25434,7 @@
             <w:pPr>
               <w:spacing w:after="20" w:before="0"/>
             </w:pPr>
-            <w:hyperlink w:history="1" r:id="rIdsmfmcnb48_f7corxyrhet">
+            <w:hyperlink w:history="1" r:id="rId3ryf24sojbz2piookr_tz">
               <w:r>
                 <w:rPr>
                   <w:rFonts w:ascii="Arial" w:cs="Arial" w:eastAsia="Arial" w:hAnsi="Arial"/>
@@ -25483,7 +25483,7 @@
               <w:spacing w:after="10" w:before="0"/>
               <w:ind w:left="120"/>
             </w:pPr>
-            <w:hyperlink w:history="1" r:id="rIdyn4fkooa9px5gqxekruvm">
+            <w:hyperlink w:history="1" r:id="rIddb3mqcagij0rvo5u6mltt">
               <w:r>
                 <w:rPr>
                   <w:rFonts w:ascii="Arial" w:cs="Arial" w:eastAsia="Arial" w:hAnsi="Arial"/>
@@ -25528,7 +25528,7 @@
             <w:pPr>
               <w:spacing w:after="20" w:before="0"/>
             </w:pPr>
-            <w:hyperlink w:history="1" r:id="rIdeapp-4i5t2g44thszyflp">
+            <w:hyperlink w:history="1" r:id="rId9uhpxfolkgdp8y9nq72zs">
               <w:r>
                 <w:rPr>
                   <w:rFonts w:ascii="Arial" w:cs="Arial" w:eastAsia="Arial" w:hAnsi="Arial"/>
@@ -25577,7 +25577,7 @@
               <w:spacing w:after="10" w:before="0"/>
               <w:ind w:left="120"/>
             </w:pPr>
-            <w:hyperlink w:history="1" r:id="rIdn5ldrqwqz8qfr6abjh4ua">
+            <w:hyperlink w:history="1" r:id="rIdges-khpqeksikpd1bq5aj">
               <w:r>
                 <w:rPr>
                   <w:rFonts w:ascii="Arial" w:cs="Arial" w:eastAsia="Arial" w:hAnsi="Arial"/>
@@ -26089,7 +26089,7 @@
         </w:rPr>
         <w:t xml:space="preserve">© 2026 SeaVuria and ARES. Aligned with KICD objectives. Developed by SeaVuria; technical implementation by ARES (with AI assistance from Claude). Licensed under </w:t>
       </w:r>
-      <w:hyperlink w:history="1" r:id="rId3rb_x_uhrdjl8vtdsjc5k">
+      <w:hyperlink w:history="1" r:id="rIdnbkvohs8unu8fry3pqoda">
         <w:r>
           <w:rPr>
             <w:rFonts w:ascii="Arial" w:cs="Arial" w:eastAsia="Arial" w:hAnsi="Arial"/>
@@ -26110,7 +26110,7 @@
         </w:rPr>
         <w:t xml:space="preserve"> (</w:t>
       </w:r>
-      <w:hyperlink w:history="1" r:id="rIdxpha4syy_j_zsit17wxne">
+      <w:hyperlink w:history="1" r:id="rIdbfzyocki_bggenirwyood">
         <w:r>
           <w:rPr>
             <w:rFonts w:ascii="Arial" w:cs="Arial" w:eastAsia="Arial" w:hAnsi="Arial"/>
@@ -27123,7 +27123,7 @@
             <w:pPr>
               <w:spacing w:after="20" w:before="0"/>
             </w:pPr>
-            <w:hyperlink w:history="1" r:id="rIdicwewgxfbctfhfc-dd9vy">
+            <w:hyperlink w:history="1" r:id="rIdsotwza3qtiqcaubpmrexi">
               <w:r>
                 <w:rPr>
                   <w:rFonts w:ascii="Arial" w:cs="Arial" w:eastAsia="Arial" w:hAnsi="Arial"/>
@@ -27156,7 +27156,7 @@
               <w:spacing w:after="10" w:before="0"/>
               <w:ind w:left="120"/>
             </w:pPr>
-            <w:hyperlink w:history="1" r:id="rIdwijwrmbsc6cavecim6344">
+            <w:hyperlink w:history="1" r:id="rIdm-i9gh1tt_ilqo_82xftw">
               <w:r>
                 <w:rPr>
                   <w:rFonts w:ascii="Arial" w:cs="Arial" w:eastAsia="Arial" w:hAnsi="Arial"/>
@@ -27201,7 +27201,7 @@
             <w:pPr>
               <w:spacing w:after="20" w:before="0"/>
             </w:pPr>
-            <w:hyperlink w:history="1" r:id="rIdqsrs1k_q5v1_y784htou9">
+            <w:hyperlink w:history="1" r:id="rIdtk1qlmkweeoqhhicnlmqd">
               <w:r>
                 <w:rPr>
                   <w:rFonts w:ascii="Arial" w:cs="Arial" w:eastAsia="Arial" w:hAnsi="Arial"/>
@@ -27250,7 +27250,7 @@
               <w:spacing w:after="10" w:before="0"/>
               <w:ind w:left="120"/>
             </w:pPr>
-            <w:hyperlink w:history="1" r:id="rIdcggabbt9hkn-599hhip9r">
+            <w:hyperlink w:history="1" r:id="rIdcrfabwsxklwddfq-u7uwd">
               <w:r>
                 <w:rPr>
                   <w:rFonts w:ascii="Arial" w:cs="Arial" w:eastAsia="Arial" w:hAnsi="Arial"/>
@@ -27445,7 +27445,7 @@
             <w:pPr>
               <w:spacing w:after="20" w:before="0"/>
             </w:pPr>
-            <w:hyperlink w:history="1" r:id="rIdm85yfjrtcqy2i8igkvxue">
+            <w:hyperlink w:history="1" r:id="rIdlqn1bioelx6kx4dke1raf">
               <w:r>
                 <w:rPr>
                   <w:rFonts w:ascii="Arial" w:cs="Arial" w:eastAsia="Arial" w:hAnsi="Arial"/>
@@ -27478,7 +27478,7 @@
               <w:spacing w:after="10" w:before="0"/>
               <w:ind w:left="120"/>
             </w:pPr>
-            <w:hyperlink w:history="1" r:id="rIduqa42bprfdtnczsnypjyt">
+            <w:hyperlink w:history="1" r:id="rIdfw3__gdvxnmc5qyd8ds0o">
               <w:r>
                 <w:rPr>
                   <w:rFonts w:ascii="Arial" w:cs="Arial" w:eastAsia="Arial" w:hAnsi="Arial"/>
@@ -27523,7 +27523,7 @@
             <w:pPr>
               <w:spacing w:after="20" w:before="0"/>
             </w:pPr>
-            <w:hyperlink w:history="1" r:id="rIdj2tkuleuftiycckpjtgf8">
+            <w:hyperlink w:history="1" r:id="rIdvbxokddw8wtypuy3_vzhj">
               <w:r>
                 <w:rPr>
                   <w:rFonts w:ascii="Arial" w:cs="Arial" w:eastAsia="Arial" w:hAnsi="Arial"/>
@@ -27572,7 +27572,7 @@
               <w:spacing w:after="10" w:before="0"/>
               <w:ind w:left="120"/>
             </w:pPr>
-            <w:hyperlink w:history="1" r:id="rIdpnw6qkpicygykrp81ugps">
+            <w:hyperlink w:history="1" r:id="rId-cgrzvlozdwpkqza3rrgu">
               <w:r>
                 <w:rPr>
                   <w:rFonts w:ascii="Arial" w:cs="Arial" w:eastAsia="Arial" w:hAnsi="Arial"/>
@@ -27767,7 +27767,7 @@
             <w:pPr>
               <w:spacing w:after="20" w:before="0"/>
             </w:pPr>
-            <w:hyperlink w:history="1" r:id="rId02zgy0pf8whdjqmjnjax8">
+            <w:hyperlink w:history="1" r:id="rIdaiftxxom0xwdsnolz1foe">
               <w:r>
                 <w:rPr>
                   <w:rFonts w:ascii="Arial" w:cs="Arial" w:eastAsia="Arial" w:hAnsi="Arial"/>
@@ -27816,7 +27816,7 @@
               <w:spacing w:after="10" w:before="0"/>
               <w:ind w:left="120"/>
             </w:pPr>
-            <w:hyperlink w:history="1" r:id="rIdu9iltosovtii66j4nrmcn">
+            <w:hyperlink w:history="1" r:id="rIdtnztlvz2o-wipeawjct80">
               <w:r>
                 <w:rPr>
                   <w:rFonts w:ascii="Arial" w:cs="Arial" w:eastAsia="Arial" w:hAnsi="Arial"/>
@@ -27861,7 +27861,7 @@
             <w:pPr>
               <w:spacing w:after="20" w:before="0"/>
             </w:pPr>
-            <w:hyperlink w:history="1" r:id="rId5ciobhyo-gjkf-s6rb_dk">
+            <w:hyperlink w:history="1" r:id="rIdlarcdeetfnriqbbseht7r">
               <w:r>
                 <w:rPr>
                   <w:rFonts w:ascii="Arial" w:cs="Arial" w:eastAsia="Arial" w:hAnsi="Arial"/>
@@ -27910,7 +27910,7 @@
               <w:spacing w:after="10" w:before="0"/>
               <w:ind w:left="120"/>
             </w:pPr>
-            <w:hyperlink w:history="1" r:id="rIdhpkrwds0e1jkj5snrdjjg">
+            <w:hyperlink w:history="1" r:id="rIdcwi08qrrbetaxcovx2mec">
               <w:r>
                 <w:rPr>
                   <w:rFonts w:ascii="Arial" w:cs="Arial" w:eastAsia="Arial" w:hAnsi="Arial"/>
@@ -28105,7 +28105,7 @@
             <w:pPr>
               <w:spacing w:after="20" w:before="0"/>
             </w:pPr>
-            <w:hyperlink w:history="1" r:id="rId_arh_b3bus0jiiavqm6sj">
+            <w:hyperlink w:history="1" r:id="rIdtd_9eqngsegmkdzkgaf-x">
               <w:r>
                 <w:rPr>
                   <w:rFonts w:ascii="Arial" w:cs="Arial" w:eastAsia="Arial" w:hAnsi="Arial"/>
@@ -28154,7 +28154,7 @@
               <w:spacing w:after="10" w:before="0"/>
               <w:ind w:left="120"/>
             </w:pPr>
-            <w:hyperlink w:history="1" r:id="rIdutqcqbqbwsw4o5y9lpwce">
+            <w:hyperlink w:history="1" r:id="rIdce02jbfah4egnqa3ywk-y">
               <w:r>
                 <w:rPr>
                   <w:rFonts w:ascii="Arial" w:cs="Arial" w:eastAsia="Arial" w:hAnsi="Arial"/>
@@ -28199,7 +28199,7 @@
             <w:pPr>
               <w:spacing w:after="20" w:before="0"/>
             </w:pPr>
-            <w:hyperlink w:history="1" r:id="rIdmgjulz6zmxb_ghmt54ej9">
+            <w:hyperlink w:history="1" r:id="rIdgwvhv1kenczfdgoybuhtw">
               <w:r>
                 <w:rPr>
                   <w:rFonts w:ascii="Arial" w:cs="Arial" w:eastAsia="Arial" w:hAnsi="Arial"/>
@@ -28248,7 +28248,7 @@
               <w:spacing w:after="10" w:before="0"/>
               <w:ind w:left="120"/>
             </w:pPr>
-            <w:hyperlink w:history="1" r:id="rId_van1iujzuhnj74ukswez">
+            <w:hyperlink w:history="1" r:id="rId8f6j6n0-ueohztfttbtfd">
               <w:r>
                 <w:rPr>
                   <w:rFonts w:ascii="Arial" w:cs="Arial" w:eastAsia="Arial" w:hAnsi="Arial"/>
@@ -28443,7 +28443,7 @@
             <w:pPr>
               <w:spacing w:after="20" w:before="0"/>
             </w:pPr>
-            <w:hyperlink w:history="1" r:id="rId8lxycs8phdowflrufvs_n">
+            <w:hyperlink w:history="1" r:id="rIda7wlldwajqztrkvx-3e5o">
               <w:r>
                 <w:rPr>
                   <w:rFonts w:ascii="Arial" w:cs="Arial" w:eastAsia="Arial" w:hAnsi="Arial"/>
@@ -28492,7 +28492,7 @@
               <w:spacing w:after="10" w:before="0"/>
               <w:ind w:left="120"/>
             </w:pPr>
-            <w:hyperlink w:history="1" r:id="rIdbzaz2yonmf_wrdl0iaykp">
+            <w:hyperlink w:history="1" r:id="rIdxpt941yhn__-muqrsk3hf">
               <w:r>
                 <w:rPr>
                   <w:rFonts w:ascii="Arial" w:cs="Arial" w:eastAsia="Arial" w:hAnsi="Arial"/>
@@ -28537,7 +28537,7 @@
             <w:pPr>
               <w:spacing w:after="20" w:before="0"/>
             </w:pPr>
-            <w:hyperlink w:history="1" r:id="rIda4khgxietfkibamufsa3t">
+            <w:hyperlink w:history="1" r:id="rId5vulhiwwauxj8vw62egt8">
               <w:r>
                 <w:rPr>
                   <w:rFonts w:ascii="Arial" w:cs="Arial" w:eastAsia="Arial" w:hAnsi="Arial"/>
@@ -28586,7 +28586,7 @@
               <w:spacing w:after="10" w:before="0"/>
               <w:ind w:left="120"/>
             </w:pPr>
-            <w:hyperlink w:history="1" r:id="rIdvhekbiwxuirlzvqk24suu">
+            <w:hyperlink w:history="1" r:id="rIdpgd-xrtad56rkgyopr3dv">
               <w:r>
                 <w:rPr>
                   <w:rFonts w:ascii="Arial" w:cs="Arial" w:eastAsia="Arial" w:hAnsi="Arial"/>
@@ -29098,7 +29098,7 @@
         </w:rPr>
         <w:t xml:space="preserve">© 2026 SeaVuria and ARES. Aligned with KICD objectives. Developed by SeaVuria; technical implementation by ARES (with AI assistance from Claude). Licensed under </w:t>
       </w:r>
-      <w:hyperlink w:history="1" r:id="rId69vezshvecuymfrqdg_hp">
+      <w:hyperlink w:history="1" r:id="rIdybxm_z39uy3hx4z7ojrca">
         <w:r>
           <w:rPr>
             <w:rFonts w:ascii="Arial" w:cs="Arial" w:eastAsia="Arial" w:hAnsi="Arial"/>
@@ -29119,7 +29119,7 @@
         </w:rPr>
         <w:t xml:space="preserve"> (</w:t>
       </w:r>
-      <w:hyperlink w:history="1" r:id="rIdtyaqgao10cdxypk2imtq4">
+      <w:hyperlink w:history="1" r:id="rIdblpyywceaxnb9-o80un9s">
         <w:r>
           <w:rPr>
             <w:rFonts w:ascii="Arial" w:cs="Arial" w:eastAsia="Arial" w:hAnsi="Arial"/>
@@ -30132,7 +30132,7 @@
             <w:pPr>
               <w:spacing w:after="20" w:before="0"/>
             </w:pPr>
-            <w:hyperlink w:history="1" r:id="rId7pnrqpp0rrumlx8hola7d">
+            <w:hyperlink w:history="1" r:id="rIdp6ubkhawvwgcwxej_9bib">
               <w:r>
                 <w:rPr>
                   <w:rFonts w:ascii="Arial" w:cs="Arial" w:eastAsia="Arial" w:hAnsi="Arial"/>
@@ -30165,7 +30165,7 @@
               <w:spacing w:after="10" w:before="0"/>
               <w:ind w:left="120"/>
             </w:pPr>
-            <w:hyperlink w:history="1" r:id="rIdbzrswdx6vnutmbcrtedk2">
+            <w:hyperlink w:history="1" r:id="rIdtprc3ganxmp1rnx6upp3t">
               <w:r>
                 <w:rPr>
                   <w:rFonts w:ascii="Arial" w:cs="Arial" w:eastAsia="Arial" w:hAnsi="Arial"/>
@@ -30210,7 +30210,7 @@
             <w:pPr>
               <w:spacing w:after="20" w:before="0"/>
             </w:pPr>
-            <w:hyperlink w:history="1" r:id="rIdrswvwx8tamtjoljnupt0m">
+            <w:hyperlink w:history="1" r:id="rId5i8cwbmmqzhueklvciz2h">
               <w:r>
                 <w:rPr>
                   <w:rFonts w:ascii="Arial" w:cs="Arial" w:eastAsia="Arial" w:hAnsi="Arial"/>
@@ -30243,7 +30243,7 @@
               <w:spacing w:after="10" w:before="0"/>
               <w:ind w:left="120"/>
             </w:pPr>
-            <w:hyperlink w:history="1" r:id="rIde1_xu9oghulbergch5mm_">
+            <w:hyperlink w:history="1" r:id="rId8aluvx5ekcam2sjkqw3ky">
               <w:r>
                 <w:rPr>
                   <w:rFonts w:ascii="Arial" w:cs="Arial" w:eastAsia="Arial" w:hAnsi="Arial"/>
@@ -30438,7 +30438,7 @@
             <w:pPr>
               <w:spacing w:after="20" w:before="0"/>
             </w:pPr>
-            <w:hyperlink w:history="1" r:id="rIdwyctqjwngtzodaehvrvu7">
+            <w:hyperlink w:history="1" r:id="rIdx0dz1my27aeg7q6fpxzqn">
               <w:r>
                 <w:rPr>
                   <w:rFonts w:ascii="Arial" w:cs="Arial" w:eastAsia="Arial" w:hAnsi="Arial"/>
@@ -30471,7 +30471,7 @@
               <w:spacing w:after="10" w:before="0"/>
               <w:ind w:left="120"/>
             </w:pPr>
-            <w:hyperlink w:history="1" r:id="rId6abhe3j5wxhpc7etk6dmt">
+            <w:hyperlink w:history="1" r:id="rIdk-12-tshc4kdicdbwbslw">
               <w:r>
                 <w:rPr>
                   <w:rFonts w:ascii="Arial" w:cs="Arial" w:eastAsia="Arial" w:hAnsi="Arial"/>
@@ -30516,7 +30516,7 @@
             <w:pPr>
               <w:spacing w:after="20" w:before="0"/>
             </w:pPr>
-            <w:hyperlink w:history="1" r:id="rId1gicq5zezmiss-lgx7f8a">
+            <w:hyperlink w:history="1" r:id="rIdp6rytzyauxxmo8luaos4s">
               <w:r>
                 <w:rPr>
                   <w:rFonts w:ascii="Arial" w:cs="Arial" w:eastAsia="Arial" w:hAnsi="Arial"/>
@@ -30549,7 +30549,7 @@
               <w:spacing w:after="10" w:before="0"/>
               <w:ind w:left="120"/>
             </w:pPr>
-            <w:hyperlink w:history="1" r:id="rIdiq8cxtox5clcsrisg3jhm">
+            <w:hyperlink w:history="1" r:id="rIdcpykjx3os1sljygez9dwk">
               <w:r>
                 <w:rPr>
                   <w:rFonts w:ascii="Arial" w:cs="Arial" w:eastAsia="Arial" w:hAnsi="Arial"/>
@@ -30782,7 +30782,7 @@
             <w:pPr>
               <w:spacing w:after="20" w:before="0"/>
             </w:pPr>
-            <w:hyperlink w:history="1" r:id="rIdmd6ceikwoodmc1gwphx64">
+            <w:hyperlink w:history="1" r:id="rIdmy9wyblaatp0uqsojinhl">
               <w:r>
                 <w:rPr>
                   <w:rFonts w:ascii="Arial" w:cs="Arial" w:eastAsia="Arial" w:hAnsi="Arial"/>
@@ -30815,7 +30815,7 @@
               <w:spacing w:after="10" w:before="0"/>
               <w:ind w:left="120"/>
             </w:pPr>
-            <w:hyperlink w:history="1" r:id="rIdueqgt1yvomqufbdl4umrq">
+            <w:hyperlink w:history="1" r:id="rIdjpcriswr4t5fa9mpickby">
               <w:r>
                 <w:rPr>
                   <w:rFonts w:ascii="Arial" w:cs="Arial" w:eastAsia="Arial" w:hAnsi="Arial"/>
@@ -30860,7 +30860,7 @@
             <w:pPr>
               <w:spacing w:after="20" w:before="0"/>
             </w:pPr>
-            <w:hyperlink w:history="1" r:id="rIdmchyzrowb5pox6khoqltb">
+            <w:hyperlink w:history="1" r:id="rIdfsafprxftn5bbbxctokqy">
               <w:r>
                 <w:rPr>
                   <w:rFonts w:ascii="Arial" w:cs="Arial" w:eastAsia="Arial" w:hAnsi="Arial"/>
@@ -30893,7 +30893,7 @@
               <w:spacing w:after="10" w:before="0"/>
               <w:ind w:left="120"/>
             </w:pPr>
-            <w:hyperlink w:history="1" r:id="rId0lsx54ms3wysz1tz1eqvq">
+            <w:hyperlink w:history="1" r:id="rId4n3nzemw3taptzvqtqjza">
               <w:r>
                 <w:rPr>
                   <w:rFonts w:ascii="Arial" w:cs="Arial" w:eastAsia="Arial" w:hAnsi="Arial"/>
@@ -31126,7 +31126,7 @@
             <w:pPr>
               <w:spacing w:after="20" w:before="0"/>
             </w:pPr>
-            <w:hyperlink w:history="1" r:id="rIdikhqjb-jqp36rb9ffqzdq">
+            <w:hyperlink w:history="1" r:id="rIdso4eedlrfgxayhefd1jcm">
               <w:r>
                 <w:rPr>
                   <w:rFonts w:ascii="Arial" w:cs="Arial" w:eastAsia="Arial" w:hAnsi="Arial"/>
@@ -31159,7 +31159,7 @@
               <w:spacing w:after="10" w:before="0"/>
               <w:ind w:left="120"/>
             </w:pPr>
-            <w:hyperlink w:history="1" r:id="rIdyqinu_3uezpk9picxictg">
+            <w:hyperlink w:history="1" r:id="rIdrzriqpe9be3n6trq505ah">
               <w:r>
                 <w:rPr>
                   <w:rFonts w:ascii="Arial" w:cs="Arial" w:eastAsia="Arial" w:hAnsi="Arial"/>
@@ -31204,7 +31204,7 @@
             <w:pPr>
               <w:spacing w:after="20" w:before="0"/>
             </w:pPr>
-            <w:hyperlink w:history="1" r:id="rIdyyvbdxwd7q53qxijeesh5">
+            <w:hyperlink w:history="1" r:id="rIdvlbi0owuu2tygufdobnlw">
               <w:r>
                 <w:rPr>
                   <w:rFonts w:ascii="Arial" w:cs="Arial" w:eastAsia="Arial" w:hAnsi="Arial"/>
@@ -31237,7 +31237,7 @@
               <w:spacing w:after="10" w:before="0"/>
               <w:ind w:left="120"/>
             </w:pPr>
-            <w:hyperlink w:history="1" r:id="rIdvnrsipyy5br3n3hv-juvm">
+            <w:hyperlink w:history="1" r:id="rId3vi6jrv6yb94sfuweyxb9">
               <w:r>
                 <w:rPr>
                   <w:rFonts w:ascii="Arial" w:cs="Arial" w:eastAsia="Arial" w:hAnsi="Arial"/>
@@ -31432,7 +31432,7 @@
             <w:pPr>
               <w:spacing w:after="20" w:before="0"/>
             </w:pPr>
-            <w:hyperlink w:history="1" r:id="rIdybxo-_oelzrgvswakbfzy">
+            <w:hyperlink w:history="1" r:id="rIdeibuwea4epxkqb0w2sruz">
               <w:r>
                 <w:rPr>
                   <w:rFonts w:ascii="Arial" w:cs="Arial" w:eastAsia="Arial" w:hAnsi="Arial"/>
@@ -31465,7 +31465,7 @@
               <w:spacing w:after="10" w:before="0"/>
               <w:ind w:left="120"/>
             </w:pPr>
-            <w:hyperlink w:history="1" r:id="rIdlruunov1fissx4x39giyj">
+            <w:hyperlink w:history="1" r:id="rId4ajxabdrmw-e1cvogo9no">
               <w:r>
                 <w:rPr>
                   <w:rFonts w:ascii="Arial" w:cs="Arial" w:eastAsia="Arial" w:hAnsi="Arial"/>
@@ -31510,7 +31510,7 @@
             <w:pPr>
               <w:spacing w:after="20" w:before="0"/>
             </w:pPr>
-            <w:hyperlink w:history="1" r:id="rIdj2fkncprnexj_xsnfnxuz">
+            <w:hyperlink w:history="1" r:id="rIdqamemr4hclcofkrghavv1">
               <w:r>
                 <w:rPr>
                   <w:rFonts w:ascii="Arial" w:cs="Arial" w:eastAsia="Arial" w:hAnsi="Arial"/>
@@ -31543,7 +31543,7 @@
               <w:spacing w:after="10" w:before="0"/>
               <w:ind w:left="120"/>
             </w:pPr>
-            <w:hyperlink w:history="1" r:id="rIdag3p6yuu9gsgs0aua8pcw">
+            <w:hyperlink w:history="1" r:id="rIduwqbfuj7esk4nlikr-bqn">
               <w:r>
                 <w:rPr>
                   <w:rFonts w:ascii="Arial" w:cs="Arial" w:eastAsia="Arial" w:hAnsi="Arial"/>
@@ -32321,7 +32321,7 @@
         </w:rPr>
         <w:t xml:space="preserve">© 2026 SeaVuria and ARES. Aligned with KICD objectives. Developed by SeaVuria; technical implementation by ARES (with AI assistance from Claude). Licensed under </w:t>
       </w:r>
-      <w:hyperlink w:history="1" r:id="rIdlml10ksyd74xiky-0m_2h">
+      <w:hyperlink w:history="1" r:id="rIdax78767c1oei67yzkilhu">
         <w:r>
           <w:rPr>
             <w:rFonts w:ascii="Arial" w:cs="Arial" w:eastAsia="Arial" w:hAnsi="Arial"/>
@@ -32342,7 +32342,7 @@
         </w:rPr>
         <w:t xml:space="preserve"> (</w:t>
       </w:r>
-      <w:hyperlink w:history="1" r:id="rIdc3wbnf2exrq0idd4jjxl4">
+      <w:hyperlink w:history="1" r:id="rIdzugnwqxb9rfumsdj1umev">
         <w:r>
           <w:rPr>
             <w:rFonts w:ascii="Arial" w:cs="Arial" w:eastAsia="Arial" w:hAnsi="Arial"/>

--- a/data/outputs/v2/Maths/SS3.4_Linear_Motion/Mathematics_Linear_Motion_CBE_LessonSequence.docx
+++ b/data/outputs/v2/Maths/SS3.4_Linear_Motion/Mathematics_Linear_Motion_CBE_LessonSequence.docx
@@ -2655,7 +2655,7 @@
         </w:rPr>
         <w:t xml:space="preserve">© 2026 SeaVuria and ARES. This work is licensed under a </w:t>
       </w:r>
-      <w:hyperlink w:history="1" r:id="rIdlbdkoaezrjtb9obosio-s">
+      <w:hyperlink w:history="1" r:id="rId2olali284_labkx7ealkz">
         <w:r>
           <w:rPr>
             <w:rFonts w:ascii="Arial" w:cs="Arial" w:eastAsia="Arial" w:hAnsi="Arial"/>
@@ -2675,7 +2675,7 @@
         </w:rPr>
         <w:t xml:space="preserve"> (</w:t>
       </w:r>
-      <w:hyperlink w:history="1" r:id="rIdif_mcjzobclfzzxwzimfk">
+      <w:hyperlink w:history="1" r:id="rId2ofrxuezuudokcs_vmy-5">
         <w:r>
           <w:rPr>
             <w:rFonts w:ascii="Arial" w:cs="Arial" w:eastAsia="Arial" w:hAnsi="Arial"/>
@@ -2695,7 +2695,7 @@
         </w:rPr>
         <w:t xml:space="preserve">). To view a copy of this license, visit </w:t>
       </w:r>
-      <w:hyperlink w:history="1" r:id="rIdvbocnddamyqhex8ixh1e-">
+      <w:hyperlink w:history="1" r:id="rId61aggyyp5h8bijee1zqkm">
         <w:r>
           <w:rPr>
             <w:rFonts w:ascii="Arial" w:cs="Arial" w:eastAsia="Arial" w:hAnsi="Arial"/>
@@ -3707,7 +3707,7 @@
             <w:pPr>
               <w:spacing w:after="20" w:before="0"/>
             </w:pPr>
-            <w:hyperlink w:history="1" r:id="rIdndllndxu9pj-lnlptq56h">
+            <w:hyperlink w:history="1" r:id="rIdo8f0c64ofeonagydjxi0q">
               <w:r>
                 <w:rPr>
                   <w:rFonts w:ascii="Arial" w:cs="Arial" w:eastAsia="Arial" w:hAnsi="Arial"/>
@@ -3740,7 +3740,7 @@
               <w:spacing w:after="10" w:before="0"/>
               <w:ind w:left="120"/>
             </w:pPr>
-            <w:hyperlink w:history="1" r:id="rIdfpq2wxs31r6gt4tdrwdgz">
+            <w:hyperlink w:history="1" r:id="rId0qsczummzl6hs8cos7sgg">
               <w:r>
                 <w:rPr>
                   <w:rFonts w:ascii="Arial" w:cs="Arial" w:eastAsia="Arial" w:hAnsi="Arial"/>
@@ -3785,7 +3785,7 @@
             <w:pPr>
               <w:spacing w:after="20" w:before="0"/>
             </w:pPr>
-            <w:hyperlink w:history="1" r:id="rIdevn6itoozsugqeeafjonl">
+            <w:hyperlink w:history="1" r:id="rId1rmyu36eqbduflqann95j">
               <w:r>
                 <w:rPr>
                   <w:rFonts w:ascii="Arial" w:cs="Arial" w:eastAsia="Arial" w:hAnsi="Arial"/>
@@ -3818,7 +3818,7 @@
               <w:spacing w:after="10" w:before="0"/>
               <w:ind w:left="120"/>
             </w:pPr>
-            <w:hyperlink w:history="1" r:id="rId3s0eym66lsq5a1a5oxbmq">
+            <w:hyperlink w:history="1" r:id="rIdbsguj6-ezrdg2ao6gwbmy">
               <w:r>
                 <w:rPr>
                   <w:rFonts w:ascii="Arial" w:cs="Arial" w:eastAsia="Arial" w:hAnsi="Arial"/>
@@ -4013,7 +4013,7 @@
             <w:pPr>
               <w:spacing w:after="20" w:before="0"/>
             </w:pPr>
-            <w:hyperlink w:history="1" r:id="rIddsvagnurtsmfskrhckeqn">
+            <w:hyperlink w:history="1" r:id="rIdlyaewfff17zsbbwfqrqar">
               <w:r>
                 <w:rPr>
                   <w:rFonts w:ascii="Arial" w:cs="Arial" w:eastAsia="Arial" w:hAnsi="Arial"/>
@@ -4046,7 +4046,7 @@
               <w:spacing w:after="10" w:before="0"/>
               <w:ind w:left="120"/>
             </w:pPr>
-            <w:hyperlink w:history="1" r:id="rIdqoyuzhvhrx5udjvzaqj7y">
+            <w:hyperlink w:history="1" r:id="rId84yk3pgmbv96fbviejapy">
               <w:r>
                 <w:rPr>
                   <w:rFonts w:ascii="Arial" w:cs="Arial" w:eastAsia="Arial" w:hAnsi="Arial"/>
@@ -4091,7 +4091,7 @@
             <w:pPr>
               <w:spacing w:after="20" w:before="0"/>
             </w:pPr>
-            <w:hyperlink w:history="1" r:id="rIdxuka3dmjxkam8ufuxl35l">
+            <w:hyperlink w:history="1" r:id="rIdjpe21o4u73z6j08bjfckd">
               <w:r>
                 <w:rPr>
                   <w:rFonts w:ascii="Arial" w:cs="Arial" w:eastAsia="Arial" w:hAnsi="Arial"/>
@@ -4124,7 +4124,7 @@
               <w:spacing w:after="10" w:before="0"/>
               <w:ind w:left="120"/>
             </w:pPr>
-            <w:hyperlink w:history="1" r:id="rId7zhzrgumytm296ehmopgm">
+            <w:hyperlink w:history="1" r:id="rIdl7_z7bertjx13ylyi0h_7">
               <w:r>
                 <w:rPr>
                   <w:rFonts w:ascii="Arial" w:cs="Arial" w:eastAsia="Arial" w:hAnsi="Arial"/>
@@ -4319,7 +4319,7 @@
             <w:pPr>
               <w:spacing w:after="20" w:before="0"/>
             </w:pPr>
-            <w:hyperlink w:history="1" r:id="rIdaffgcuw2hd_cefviur-uj">
+            <w:hyperlink w:history="1" r:id="rIdc8jzbmza3l-rnwzm7-cdf">
               <w:r>
                 <w:rPr>
                   <w:rFonts w:ascii="Arial" w:cs="Arial" w:eastAsia="Arial" w:hAnsi="Arial"/>
@@ -4368,7 +4368,7 @@
               <w:spacing w:after="10" w:before="0"/>
               <w:ind w:left="120"/>
             </w:pPr>
-            <w:hyperlink w:history="1" r:id="rId-hnlulqkwitltydhyo3he">
+            <w:hyperlink w:history="1" r:id="rIdhi-pjmmdfmtd_sktyyz_c">
               <w:r>
                 <w:rPr>
                   <w:rFonts w:ascii="Arial" w:cs="Arial" w:eastAsia="Arial" w:hAnsi="Arial"/>
@@ -4413,7 +4413,7 @@
             <w:pPr>
               <w:spacing w:after="20" w:before="0"/>
             </w:pPr>
-            <w:hyperlink w:history="1" r:id="rIdbndlblds7rffwrr7c96mx">
+            <w:hyperlink w:history="1" r:id="rIdurb_uytkt8sfgcym9bqs8">
               <w:r>
                 <w:rPr>
                   <w:rFonts w:ascii="Arial" w:cs="Arial" w:eastAsia="Arial" w:hAnsi="Arial"/>
@@ -4446,7 +4446,7 @@
               <w:spacing w:after="10" w:before="0"/>
               <w:ind w:left="120"/>
             </w:pPr>
-            <w:hyperlink w:history="1" r:id="rIdwzso4gvlvuu84rh3shm99">
+            <w:hyperlink w:history="1" r:id="rIdyzqct7jzgfzzeesyyjauu">
               <w:r>
                 <w:rPr>
                   <w:rFonts w:ascii="Arial" w:cs="Arial" w:eastAsia="Arial" w:hAnsi="Arial"/>
@@ -4641,7 +4641,7 @@
             <w:pPr>
               <w:spacing w:after="20" w:before="0"/>
             </w:pPr>
-            <w:hyperlink w:history="1" r:id="rIdhn0nq9ijhcf5ohyqqh3_v">
+            <w:hyperlink w:history="1" r:id="rIde33de7nsnmq9ego03ao_z">
               <w:r>
                 <w:rPr>
                   <w:rFonts w:ascii="Arial" w:cs="Arial" w:eastAsia="Arial" w:hAnsi="Arial"/>
@@ -4690,7 +4690,7 @@
               <w:spacing w:after="10" w:before="0"/>
               <w:ind w:left="120"/>
             </w:pPr>
-            <w:hyperlink w:history="1" r:id="rIdbhunsx6ube4p6k4mnyotn">
+            <w:hyperlink w:history="1" r:id="rIdsmciivngb4cblo5hx8v2w">
               <w:r>
                 <w:rPr>
                   <w:rFonts w:ascii="Arial" w:cs="Arial" w:eastAsia="Arial" w:hAnsi="Arial"/>
@@ -4735,7 +4735,7 @@
             <w:pPr>
               <w:spacing w:after="20" w:before="0"/>
             </w:pPr>
-            <w:hyperlink w:history="1" r:id="rIdx8jefgwntzwjmfcbmkzbo">
+            <w:hyperlink w:history="1" r:id="rIdb4181dymglze2tzremf1q">
               <w:r>
                 <w:rPr>
                   <w:rFonts w:ascii="Arial" w:cs="Arial" w:eastAsia="Arial" w:hAnsi="Arial"/>
@@ -4768,7 +4768,7 @@
               <w:spacing w:after="10" w:before="0"/>
               <w:ind w:left="120"/>
             </w:pPr>
-            <w:hyperlink w:history="1" r:id="rIdyp-ptaesjl36auaq1m6vp">
+            <w:hyperlink w:history="1" r:id="rId5ouyrgi6onttypqzkz-xh">
               <w:r>
                 <w:rPr>
                   <w:rFonts w:ascii="Arial" w:cs="Arial" w:eastAsia="Arial" w:hAnsi="Arial"/>
@@ -4963,7 +4963,7 @@
             <w:pPr>
               <w:spacing w:after="20" w:before="0"/>
             </w:pPr>
-            <w:hyperlink w:history="1" r:id="rIdi7yfcci9cqwfnodoz2ofw">
+            <w:hyperlink w:history="1" r:id="rIdidu1_7h8pc_ak3kubv_z3">
               <w:r>
                 <w:rPr>
                   <w:rFonts w:ascii="Arial" w:cs="Arial" w:eastAsia="Arial" w:hAnsi="Arial"/>
@@ -5012,7 +5012,7 @@
               <w:spacing w:after="10" w:before="0"/>
               <w:ind w:left="120"/>
             </w:pPr>
-            <w:hyperlink w:history="1" r:id="rIdncnopfzcp699dncoqs37r">
+            <w:hyperlink w:history="1" r:id="rIdjqy38pytoikz8ww-7kj-i">
               <w:r>
                 <w:rPr>
                   <w:rFonts w:ascii="Arial" w:cs="Arial" w:eastAsia="Arial" w:hAnsi="Arial"/>
@@ -5057,7 +5057,7 @@
             <w:pPr>
               <w:spacing w:after="20" w:before="0"/>
             </w:pPr>
-            <w:hyperlink w:history="1" r:id="rIdjn6nrdx8gz8uagnvoedka">
+            <w:hyperlink w:history="1" r:id="rIdevgw82s72gocyrpyqq5za">
               <w:r>
                 <w:rPr>
                   <w:rFonts w:ascii="Arial" w:cs="Arial" w:eastAsia="Arial" w:hAnsi="Arial"/>
@@ -5106,7 +5106,7 @@
               <w:spacing w:after="10" w:before="0"/>
               <w:ind w:left="120"/>
             </w:pPr>
-            <w:hyperlink w:history="1" r:id="rIdtpqekarzha6a0apqqiflq">
+            <w:hyperlink w:history="1" r:id="rIddcwbzyjlkdfd9qfd00eha">
               <w:r>
                 <w:rPr>
                   <w:rFonts w:ascii="Arial" w:cs="Arial" w:eastAsia="Arial" w:hAnsi="Arial"/>
@@ -5618,7 +5618,7 @@
         </w:rPr>
         <w:t xml:space="preserve">© 2026 SeaVuria and ARES. Aligned with KICD objectives. Developed by SeaVuria; technical implementation by ARES (with AI assistance from Claude). Licensed under </w:t>
       </w:r>
-      <w:hyperlink w:history="1" r:id="rIdv8vjii_bjah79o4ceccz9">
+      <w:hyperlink w:history="1" r:id="rIdkrysjaveifknesgwg5-ba">
         <w:r>
           <w:rPr>
             <w:rFonts w:ascii="Arial" w:cs="Arial" w:eastAsia="Arial" w:hAnsi="Arial"/>
@@ -5639,7 +5639,7 @@
         </w:rPr>
         <w:t xml:space="preserve"> (</w:t>
       </w:r>
-      <w:hyperlink w:history="1" r:id="rIdvdgpj78wgtynp881g9fyh">
+      <w:hyperlink w:history="1" r:id="rIdjkt1vqiya3nlqqfk36cvd">
         <w:r>
           <w:rPr>
             <w:rFonts w:ascii="Arial" w:cs="Arial" w:eastAsia="Arial" w:hAnsi="Arial"/>
@@ -6652,7 +6652,7 @@
             <w:pPr>
               <w:spacing w:after="20" w:before="0"/>
             </w:pPr>
-            <w:hyperlink w:history="1" r:id="rIdwsbsl3l_exqxio8nnbrgm">
+            <w:hyperlink w:history="1" r:id="rIdrnemgofb82b_2ovrtmh82">
               <w:r>
                 <w:rPr>
                   <w:rFonts w:ascii="Arial" w:cs="Arial" w:eastAsia="Arial" w:hAnsi="Arial"/>
@@ -6685,7 +6685,7 @@
               <w:spacing w:after="10" w:before="0"/>
               <w:ind w:left="120"/>
             </w:pPr>
-            <w:hyperlink w:history="1" r:id="rId94diceersvhiis7gclqy9">
+            <w:hyperlink w:history="1" r:id="rIdfdvg0xhagv10sax1cmupz">
               <w:r>
                 <w:rPr>
                   <w:rFonts w:ascii="Arial" w:cs="Arial" w:eastAsia="Arial" w:hAnsi="Arial"/>
@@ -6730,7 +6730,7 @@
             <w:pPr>
               <w:spacing w:after="20" w:before="0"/>
             </w:pPr>
-            <w:hyperlink w:history="1" r:id="rIdxjvjgyl7y79gx22ooqnmr">
+            <w:hyperlink w:history="1" r:id="rId_pv6bzjxz9txsoki9qgtf">
               <w:r>
                 <w:rPr>
                   <w:rFonts w:ascii="Arial" w:cs="Arial" w:eastAsia="Arial" w:hAnsi="Arial"/>
@@ -6763,7 +6763,7 @@
               <w:spacing w:after="10" w:before="0"/>
               <w:ind w:left="120"/>
             </w:pPr>
-            <w:hyperlink w:history="1" r:id="rId_mplc3szfxltdkfz5dxwv">
+            <w:hyperlink w:history="1" r:id="rIds43zmhxb8xpbq1xtqejq8">
               <w:r>
                 <w:rPr>
                   <w:rFonts w:ascii="Arial" w:cs="Arial" w:eastAsia="Arial" w:hAnsi="Arial"/>
@@ -6958,7 +6958,7 @@
             <w:pPr>
               <w:spacing w:after="20" w:before="0"/>
             </w:pPr>
-            <w:hyperlink w:history="1" r:id="rId5gq_03mmn5qo-1_m1hzuk">
+            <w:hyperlink w:history="1" r:id="rIdgfhfmh80fja5g8b53skev">
               <w:r>
                 <w:rPr>
                   <w:rFonts w:ascii="Arial" w:cs="Arial" w:eastAsia="Arial" w:hAnsi="Arial"/>
@@ -6991,7 +6991,7 @@
               <w:spacing w:after="10" w:before="0"/>
               <w:ind w:left="120"/>
             </w:pPr>
-            <w:hyperlink w:history="1" r:id="rIdrnmwhfrqrnnvszugsyvuk">
+            <w:hyperlink w:history="1" r:id="rIdshv5egs9kevizgbmxc8gl">
               <w:r>
                 <w:rPr>
                   <w:rFonts w:ascii="Arial" w:cs="Arial" w:eastAsia="Arial" w:hAnsi="Arial"/>
@@ -7036,7 +7036,7 @@
             <w:pPr>
               <w:spacing w:after="20" w:before="0"/>
             </w:pPr>
-            <w:hyperlink w:history="1" r:id="rId7ck-qxb8ener9ped45ru1">
+            <w:hyperlink w:history="1" r:id="rIdu8kmk11jb9ph7zvyxsc19">
               <w:r>
                 <w:rPr>
                   <w:rFonts w:ascii="Arial" w:cs="Arial" w:eastAsia="Arial" w:hAnsi="Arial"/>
@@ -7069,7 +7069,7 @@
               <w:spacing w:after="10" w:before="0"/>
               <w:ind w:left="120"/>
             </w:pPr>
-            <w:hyperlink w:history="1" r:id="rId8kqcnn3xmnemqc9xbsjc7">
+            <w:hyperlink w:history="1" r:id="rIduo0ygiv9-nx-enqeyygaf">
               <w:r>
                 <w:rPr>
                   <w:rFonts w:ascii="Arial" w:cs="Arial" w:eastAsia="Arial" w:hAnsi="Arial"/>
@@ -7264,7 +7264,7 @@
             <w:pPr>
               <w:spacing w:after="20" w:before="0"/>
             </w:pPr>
-            <w:hyperlink w:history="1" r:id="rIdqqsj1lwoducu0r6d-ievm">
+            <w:hyperlink w:history="1" r:id="rIdajwly1ky7uniqflqnlzx8">
               <w:r>
                 <w:rPr>
                   <w:rFonts w:ascii="Arial" w:cs="Arial" w:eastAsia="Arial" w:hAnsi="Arial"/>
@@ -7297,7 +7297,7 @@
               <w:spacing w:after="10" w:before="0"/>
               <w:ind w:left="120"/>
             </w:pPr>
-            <w:hyperlink w:history="1" r:id="rIdjfbi1o6fqubt6mo3nyrhc">
+            <w:hyperlink w:history="1" r:id="rIdxpkg-5pe1h6ocvmowbc5q">
               <w:r>
                 <w:rPr>
                   <w:rFonts w:ascii="Arial" w:cs="Arial" w:eastAsia="Arial" w:hAnsi="Arial"/>
@@ -7342,7 +7342,7 @@
             <w:pPr>
               <w:spacing w:after="20" w:before="0"/>
             </w:pPr>
-            <w:hyperlink w:history="1" r:id="rId7hyoydlyea3mcqpkfvnqz">
+            <w:hyperlink w:history="1" r:id="rId4s2pdfwlsrg4q6zyty4pj">
               <w:r>
                 <w:rPr>
                   <w:rFonts w:ascii="Arial" w:cs="Arial" w:eastAsia="Arial" w:hAnsi="Arial"/>
@@ -7391,7 +7391,7 @@
               <w:spacing w:after="10" w:before="0"/>
               <w:ind w:left="120"/>
             </w:pPr>
-            <w:hyperlink w:history="1" r:id="rIdgrfhpldtdvc-mzebmngfe">
+            <w:hyperlink w:history="1" r:id="rIdw6nmsk8eeo1nzokxsqmz9">
               <w:r>
                 <w:rPr>
                   <w:rFonts w:ascii="Arial" w:cs="Arial" w:eastAsia="Arial" w:hAnsi="Arial"/>
@@ -7586,7 +7586,7 @@
             <w:pPr>
               <w:spacing w:after="20" w:before="0"/>
             </w:pPr>
-            <w:hyperlink w:history="1" r:id="rId_gjosic6ebnpakqcxjrpv">
+            <w:hyperlink w:history="1" r:id="rIdbmebunwwurwvxb-x2z_tk">
               <w:r>
                 <w:rPr>
                   <w:rFonts w:ascii="Arial" w:cs="Arial" w:eastAsia="Arial" w:hAnsi="Arial"/>
@@ -7619,7 +7619,7 @@
               <w:spacing w:after="10" w:before="0"/>
               <w:ind w:left="120"/>
             </w:pPr>
-            <w:hyperlink w:history="1" r:id="rIdfdtlofh2eylnvz9bet9ul">
+            <w:hyperlink w:history="1" r:id="rIdytpqtuws9utzpmphe-hnt">
               <w:r>
                 <w:rPr>
                   <w:rFonts w:ascii="Arial" w:cs="Arial" w:eastAsia="Arial" w:hAnsi="Arial"/>
@@ -7664,7 +7664,7 @@
             <w:pPr>
               <w:spacing w:after="20" w:before="0"/>
             </w:pPr>
-            <w:hyperlink w:history="1" r:id="rIdy7vkq6w6du3gogsimjzrf">
+            <w:hyperlink w:history="1" r:id="rId-lgznrryw5xzwfrxiyp6a">
               <w:r>
                 <w:rPr>
                   <w:rFonts w:ascii="Arial" w:cs="Arial" w:eastAsia="Arial" w:hAnsi="Arial"/>
@@ -7713,7 +7713,7 @@
               <w:spacing w:after="10" w:before="0"/>
               <w:ind w:left="120"/>
             </w:pPr>
-            <w:hyperlink w:history="1" r:id="rIdvrqahhwslva-_7xrnlluo">
+            <w:hyperlink w:history="1" r:id="rIdpwqtqrrqzpidf393xa6wj">
               <w:r>
                 <w:rPr>
                   <w:rFonts w:ascii="Arial" w:cs="Arial" w:eastAsia="Arial" w:hAnsi="Arial"/>
@@ -7908,7 +7908,7 @@
             <w:pPr>
               <w:spacing w:after="20" w:before="0"/>
             </w:pPr>
-            <w:hyperlink w:history="1" r:id="rIdhzfg7qvqwkc46dfkayfyy">
+            <w:hyperlink w:history="1" r:id="rIdh1-gicikhfrdqxexu7myq">
               <w:r>
                 <w:rPr>
                   <w:rFonts w:ascii="Arial" w:cs="Arial" w:eastAsia="Arial" w:hAnsi="Arial"/>
@@ -7957,7 +7957,7 @@
               <w:spacing w:after="10" w:before="0"/>
               <w:ind w:left="120"/>
             </w:pPr>
-            <w:hyperlink w:history="1" r:id="rId8jli2yucjuechw0aunm-x">
+            <w:hyperlink w:history="1" r:id="rIdlfi24vzpgpxorgqk80qk9">
               <w:r>
                 <w:rPr>
                   <w:rFonts w:ascii="Arial" w:cs="Arial" w:eastAsia="Arial" w:hAnsi="Arial"/>
@@ -8002,7 +8002,7 @@
             <w:pPr>
               <w:spacing w:after="20" w:before="0"/>
             </w:pPr>
-            <w:hyperlink w:history="1" r:id="rIdypph1n9h_tyaxdngn2fhy">
+            <w:hyperlink w:history="1" r:id="rIddx36elngdlzzx-mjf6jtg">
               <w:r>
                 <w:rPr>
                   <w:rFonts w:ascii="Arial" w:cs="Arial" w:eastAsia="Arial" w:hAnsi="Arial"/>
@@ -8051,7 +8051,7 @@
               <w:spacing w:after="10" w:before="0"/>
               <w:ind w:left="120"/>
             </w:pPr>
-            <w:hyperlink w:history="1" r:id="rIdpaumah84c9n7wgrbbpnhb">
+            <w:hyperlink w:history="1" r:id="rIdqcf-feeuwztnxtyndzac3">
               <w:r>
                 <w:rPr>
                   <w:rFonts w:ascii="Arial" w:cs="Arial" w:eastAsia="Arial" w:hAnsi="Arial"/>
@@ -8541,7 +8541,7 @@
                 <w:sz w:val="18"/>
                 <w:szCs w:val="18"/>
               </w:rPr>
-              <w:t xml:space="preserve">The timer-race puzzle is explained by the difference between displacement and distance. Group C had the same distance as the straight-line walker but a smaller displacement because they retraced steps, changing their direction and therefore their final position. The number on its own — whether distance or speed — does not tell us where someone ends up or which way they are going. Direction always matters.</w:t>
+              <w:t xml:space="preserve">The timer-race puzzle is explained by the difference between displacement and distance. Group C covered a similar total distance to the other groups but a smaller displacement because they retraced steps, changing their direction and therefore their final position. The number on its own — whether distance or speed — does not tell us where someone ends up or which way they are going. Direction always matters.</w:t>
             </w:r>
           </w:p>
         </w:tc>
@@ -8563,7 +8563,7 @@
         </w:rPr>
         <w:t xml:space="preserve">© 2026 SeaVuria and ARES. Aligned with KICD objectives. Developed by SeaVuria; technical implementation by ARES (with AI assistance from Claude). Licensed under </w:t>
       </w:r>
-      <w:hyperlink w:history="1" r:id="rIdnxbjfniaowzl7edkbxjfp">
+      <w:hyperlink w:history="1" r:id="rId17d8ra9ijpcpujafv6qu-">
         <w:r>
           <w:rPr>
             <w:rFonts w:ascii="Arial" w:cs="Arial" w:eastAsia="Arial" w:hAnsi="Arial"/>
@@ -8584,7 +8584,7 @@
         </w:rPr>
         <w:t xml:space="preserve"> (</w:t>
       </w:r>
-      <w:hyperlink w:history="1" r:id="rIdruvrdmutcl_vb6fl-7arr">
+      <w:hyperlink w:history="1" r:id="rId9dfkzflgpfudz4ige9qmn">
         <w:r>
           <w:rPr>
             <w:rFonts w:ascii="Arial" w:cs="Arial" w:eastAsia="Arial" w:hAnsi="Arial"/>
@@ -9597,7 +9597,7 @@
             <w:pPr>
               <w:spacing w:after="20" w:before="0"/>
             </w:pPr>
-            <w:hyperlink w:history="1" r:id="rIdc-eh0bmcyomxzrapux_p-">
+            <w:hyperlink w:history="1" r:id="rIdhvrn_acaidyhlluiqw-sg">
               <w:r>
                 <w:rPr>
                   <w:rFonts w:ascii="Arial" w:cs="Arial" w:eastAsia="Arial" w:hAnsi="Arial"/>
@@ -9630,7 +9630,7 @@
               <w:spacing w:after="10" w:before="0"/>
               <w:ind w:left="120"/>
             </w:pPr>
-            <w:hyperlink w:history="1" r:id="rId18bufwankzdzy6bi4txcw">
+            <w:hyperlink w:history="1" r:id="rId1o-ql1imkdcgzwbwmbwvf">
               <w:r>
                 <w:rPr>
                   <w:rFonts w:ascii="Arial" w:cs="Arial" w:eastAsia="Arial" w:hAnsi="Arial"/>
@@ -9675,7 +9675,7 @@
             <w:pPr>
               <w:spacing w:after="20" w:before="0"/>
             </w:pPr>
-            <w:hyperlink w:history="1" r:id="rIdllkqwoou0gx-vc5tlik2b">
+            <w:hyperlink w:history="1" r:id="rId2b0cbfqsetduepgcsf53r">
               <w:r>
                 <w:rPr>
                   <w:rFonts w:ascii="Arial" w:cs="Arial" w:eastAsia="Arial" w:hAnsi="Arial"/>
@@ -9708,7 +9708,7 @@
               <w:spacing w:after="10" w:before="0"/>
               <w:ind w:left="120"/>
             </w:pPr>
-            <w:hyperlink w:history="1" r:id="rId_x3jd_28x76xqnjvrfkaf">
+            <w:hyperlink w:history="1" r:id="rId_gls9udgqkxj9gimk-wrk">
               <w:r>
                 <w:rPr>
                   <w:rFonts w:ascii="Arial" w:cs="Arial" w:eastAsia="Arial" w:hAnsi="Arial"/>
@@ -9903,7 +9903,7 @@
             <w:pPr>
               <w:spacing w:after="20" w:before="0"/>
             </w:pPr>
-            <w:hyperlink w:history="1" r:id="rIdfwtn649a0heftorygatai">
+            <w:hyperlink w:history="1" r:id="rIdjrtirb6xg3gnsuykcq8b3">
               <w:r>
                 <w:rPr>
                   <w:rFonts w:ascii="Arial" w:cs="Arial" w:eastAsia="Arial" w:hAnsi="Arial"/>
@@ -9936,7 +9936,7 @@
               <w:spacing w:after="10" w:before="0"/>
               <w:ind w:left="120"/>
             </w:pPr>
-            <w:hyperlink w:history="1" r:id="rIdlwdhmnobxzqxebqxnbttv">
+            <w:hyperlink w:history="1" r:id="rIdegxgzx37gyodslrwuvpf3">
               <w:r>
                 <w:rPr>
                   <w:rFonts w:ascii="Arial" w:cs="Arial" w:eastAsia="Arial" w:hAnsi="Arial"/>
@@ -9981,7 +9981,7 @@
             <w:pPr>
               <w:spacing w:after="20" w:before="0"/>
             </w:pPr>
-            <w:hyperlink w:history="1" r:id="rIdt4cg0j8obtui4hwc-mvuz">
+            <w:hyperlink w:history="1" r:id="rIdh1yhqcn5kx2egvrnnhtlc">
               <w:r>
                 <w:rPr>
                   <w:rFonts w:ascii="Arial" w:cs="Arial" w:eastAsia="Arial" w:hAnsi="Arial"/>
@@ -10014,7 +10014,7 @@
               <w:spacing w:after="10" w:before="0"/>
               <w:ind w:left="120"/>
             </w:pPr>
-            <w:hyperlink w:history="1" r:id="rIdh8b7px-ilov0sh2kdvlwn">
+            <w:hyperlink w:history="1" r:id="rIdexzlv2c1qivk8mjt3baeh">
               <w:r>
                 <w:rPr>
                   <w:rFonts w:ascii="Arial" w:cs="Arial" w:eastAsia="Arial" w:hAnsi="Arial"/>
@@ -10209,7 +10209,7 @@
             <w:pPr>
               <w:spacing w:after="20" w:before="0"/>
             </w:pPr>
-            <w:hyperlink w:history="1" r:id="rIddek6gemvmaijgpuktm-ce">
+            <w:hyperlink w:history="1" r:id="rIdxdv8bjwzkwea5ajdbeknq">
               <w:r>
                 <w:rPr>
                   <w:rFonts w:ascii="Arial" w:cs="Arial" w:eastAsia="Arial" w:hAnsi="Arial"/>
@@ -10242,7 +10242,7 @@
               <w:spacing w:after="10" w:before="0"/>
               <w:ind w:left="120"/>
             </w:pPr>
-            <w:hyperlink w:history="1" r:id="rIdpl2wp2mjnem_kyxzj4rnk">
+            <w:hyperlink w:history="1" r:id="rId8lwx3qgwkrcr6inughuj5">
               <w:r>
                 <w:rPr>
                   <w:rFonts w:ascii="Arial" w:cs="Arial" w:eastAsia="Arial" w:hAnsi="Arial"/>
@@ -10287,7 +10287,7 @@
             <w:pPr>
               <w:spacing w:after="20" w:before="0"/>
             </w:pPr>
-            <w:hyperlink w:history="1" r:id="rIdobbzshlm97qmkoij0plhv">
+            <w:hyperlink w:history="1" r:id="rIdz3otnmuzuhkjidt_358dq">
               <w:r>
                 <w:rPr>
                   <w:rFonts w:ascii="Arial" w:cs="Arial" w:eastAsia="Arial" w:hAnsi="Arial"/>
@@ -10320,7 +10320,7 @@
               <w:spacing w:after="10" w:before="0"/>
               <w:ind w:left="120"/>
             </w:pPr>
-            <w:hyperlink w:history="1" r:id="rIdfcgz1m92mmcux0jtgrs-e">
+            <w:hyperlink w:history="1" r:id="rIdigfjkfxdzg-bkvjmmxflv">
               <w:r>
                 <w:rPr>
                   <w:rFonts w:ascii="Arial" w:cs="Arial" w:eastAsia="Arial" w:hAnsi="Arial"/>
@@ -10515,7 +10515,7 @@
             <w:pPr>
               <w:spacing w:after="20" w:before="0"/>
             </w:pPr>
-            <w:hyperlink w:history="1" r:id="rIdtzcolscvieo7bx5yrdauj">
+            <w:hyperlink w:history="1" r:id="rIdubhcjyko0eatc8vqipaik">
               <w:r>
                 <w:rPr>
                   <w:rFonts w:ascii="Arial" w:cs="Arial" w:eastAsia="Arial" w:hAnsi="Arial"/>
@@ -10548,7 +10548,7 @@
               <w:spacing w:after="10" w:before="0"/>
               <w:ind w:left="120"/>
             </w:pPr>
-            <w:hyperlink w:history="1" r:id="rId9lisxq38eft5dhpaiixwd">
+            <w:hyperlink w:history="1" r:id="rIde48mrvjg-15cuj9qplzi8">
               <w:r>
                 <w:rPr>
                   <w:rFonts w:ascii="Arial" w:cs="Arial" w:eastAsia="Arial" w:hAnsi="Arial"/>
@@ -10593,7 +10593,7 @@
             <w:pPr>
               <w:spacing w:after="20" w:before="0"/>
             </w:pPr>
-            <w:hyperlink w:history="1" r:id="rId0xvjm9i15yl6r5r5wfdui">
+            <w:hyperlink w:history="1" r:id="rIdxjmytvz78rkjdr9is4dx4">
               <w:r>
                 <w:rPr>
                   <w:rFonts w:ascii="Arial" w:cs="Arial" w:eastAsia="Arial" w:hAnsi="Arial"/>
@@ -10626,7 +10626,7 @@
               <w:spacing w:after="10" w:before="0"/>
               <w:ind w:left="120"/>
             </w:pPr>
-            <w:hyperlink w:history="1" r:id="rId4whlhmswqgt3fz2jdycrw">
+            <w:hyperlink w:history="1" r:id="rIdy1r70dwfom5qm9hka07ah">
               <w:r>
                 <w:rPr>
                   <w:rFonts w:ascii="Arial" w:cs="Arial" w:eastAsia="Arial" w:hAnsi="Arial"/>
@@ -10821,7 +10821,7 @@
             <w:pPr>
               <w:spacing w:after="20" w:before="0"/>
             </w:pPr>
-            <w:hyperlink w:history="1" r:id="rId58-2gbjugzuk8vnguke-o">
+            <w:hyperlink w:history="1" r:id="rIdvkvwdplypszyvgraa4dcy">
               <w:r>
                 <w:rPr>
                   <w:rFonts w:ascii="Arial" w:cs="Arial" w:eastAsia="Arial" w:hAnsi="Arial"/>
@@ -10870,7 +10870,7 @@
               <w:spacing w:after="10" w:before="0"/>
               <w:ind w:left="120"/>
             </w:pPr>
-            <w:hyperlink w:history="1" r:id="rIdcay2k0rj3ilnoxwfn-fpd">
+            <w:hyperlink w:history="1" r:id="rId9d45w-2lo_oycd0ehyhce">
               <w:r>
                 <w:rPr>
                   <w:rFonts w:ascii="Arial" w:cs="Arial" w:eastAsia="Arial" w:hAnsi="Arial"/>
@@ -10915,7 +10915,7 @@
             <w:pPr>
               <w:spacing w:after="20" w:before="0"/>
             </w:pPr>
-            <w:hyperlink w:history="1" r:id="rIdsffiby3zqjmhkp3pjjpwp">
+            <w:hyperlink w:history="1" r:id="rIdos8p_dugulx5gt0xifaqp">
               <w:r>
                 <w:rPr>
                   <w:rFonts w:ascii="Arial" w:cs="Arial" w:eastAsia="Arial" w:hAnsi="Arial"/>
@@ -10948,7 +10948,7 @@
               <w:spacing w:after="10" w:before="0"/>
               <w:ind w:left="120"/>
             </w:pPr>
-            <w:hyperlink w:history="1" r:id="rIdxevmjjwzwldfjnkhvksqm">
+            <w:hyperlink w:history="1" r:id="rIdi0tekg1qfma1y_zce0deg">
               <w:r>
                 <w:rPr>
                   <w:rFonts w:ascii="Arial" w:cs="Arial" w:eastAsia="Arial" w:hAnsi="Arial"/>
@@ -11460,7 +11460,7 @@
         </w:rPr>
         <w:t xml:space="preserve">© 2026 SeaVuria and ARES. Aligned with KICD objectives. Developed by SeaVuria; technical implementation by ARES (with AI assistance from Claude). Licensed under </w:t>
       </w:r>
-      <w:hyperlink w:history="1" r:id="rId0van7484aqpzvjvrix6qe">
+      <w:hyperlink w:history="1" r:id="rIdk0jkqtcokjm0a3rw9a1ys">
         <w:r>
           <w:rPr>
             <w:rFonts w:ascii="Arial" w:cs="Arial" w:eastAsia="Arial" w:hAnsi="Arial"/>
@@ -11481,7 +11481,7 @@
         </w:rPr>
         <w:t xml:space="preserve"> (</w:t>
       </w:r>
-      <w:hyperlink w:history="1" r:id="rIdk1x9ctqtoxlsqls-j7c_v">
+      <w:hyperlink w:history="1" r:id="rIdcua1aatmbn-akizfvj8kl">
         <w:r>
           <w:rPr>
             <w:rFonts w:ascii="Arial" w:cs="Arial" w:eastAsia="Arial" w:hAnsi="Arial"/>
@@ -12494,7 +12494,7 @@
             <w:pPr>
               <w:spacing w:after="20" w:before="0"/>
             </w:pPr>
-            <w:hyperlink w:history="1" r:id="rIdv5j-ly42cbln3vt5q5bpa">
+            <w:hyperlink w:history="1" r:id="rIdbl5wuk0bwo4q21dlzmp_l">
               <w:r>
                 <w:rPr>
                   <w:rFonts w:ascii="Arial" w:cs="Arial" w:eastAsia="Arial" w:hAnsi="Arial"/>
@@ -12527,7 +12527,7 @@
               <w:spacing w:after="10" w:before="0"/>
               <w:ind w:left="120"/>
             </w:pPr>
-            <w:hyperlink w:history="1" r:id="rIdo9-zw9be4dxb0rhztd65m">
+            <w:hyperlink w:history="1" r:id="rIdlsym2indncmutpl0_u_b5">
               <w:r>
                 <w:rPr>
                   <w:rFonts w:ascii="Arial" w:cs="Arial" w:eastAsia="Arial" w:hAnsi="Arial"/>
@@ -12572,7 +12572,7 @@
             <w:pPr>
               <w:spacing w:after="20" w:before="0"/>
             </w:pPr>
-            <w:hyperlink w:history="1" r:id="rIdg33u0yucntnfmrhfsnicc">
+            <w:hyperlink w:history="1" r:id="rIdxllenkzglulupiq1ld3b9">
               <w:r>
                 <w:rPr>
                   <w:rFonts w:ascii="Arial" w:cs="Arial" w:eastAsia="Arial" w:hAnsi="Arial"/>
@@ -12605,7 +12605,7 @@
               <w:spacing w:after="10" w:before="0"/>
               <w:ind w:left="120"/>
             </w:pPr>
-            <w:hyperlink w:history="1" r:id="rIddidegwyzpgge7yphbzflq">
+            <w:hyperlink w:history="1" r:id="rIdwm-xz9qm2aeum5fcica1w">
               <w:r>
                 <w:rPr>
                   <w:rFonts w:ascii="Arial" w:cs="Arial" w:eastAsia="Arial" w:hAnsi="Arial"/>
@@ -12800,7 +12800,7 @@
             <w:pPr>
               <w:spacing w:after="20" w:before="0"/>
             </w:pPr>
-            <w:hyperlink w:history="1" r:id="rIduqdguhl7qsrsrqushkfxa">
+            <w:hyperlink w:history="1" r:id="rIdkqszhwxl8z8rtm1dkygac">
               <w:r>
                 <w:rPr>
                   <w:rFonts w:ascii="Arial" w:cs="Arial" w:eastAsia="Arial" w:hAnsi="Arial"/>
@@ -12833,7 +12833,7 @@
               <w:spacing w:after="10" w:before="0"/>
               <w:ind w:left="120"/>
             </w:pPr>
-            <w:hyperlink w:history="1" r:id="rIddsnd2b1emxwmg7xabvgbd">
+            <w:hyperlink w:history="1" r:id="rIdyuzib-cggy8x-molkkhak">
               <w:r>
                 <w:rPr>
                   <w:rFonts w:ascii="Arial" w:cs="Arial" w:eastAsia="Arial" w:hAnsi="Arial"/>
@@ -12878,7 +12878,7 @@
             <w:pPr>
               <w:spacing w:after="20" w:before="0"/>
             </w:pPr>
-            <w:hyperlink w:history="1" r:id="rId_c5wftnlk-s1uiftiwb-7">
+            <w:hyperlink w:history="1" r:id="rIduog25osunofwmoe6ju7yl">
               <w:r>
                 <w:rPr>
                   <w:rFonts w:ascii="Arial" w:cs="Arial" w:eastAsia="Arial" w:hAnsi="Arial"/>
@@ -12911,7 +12911,7 @@
               <w:spacing w:after="10" w:before="0"/>
               <w:ind w:left="120"/>
             </w:pPr>
-            <w:hyperlink w:history="1" r:id="rIdpfyf93qbiuaulqggrv3u5">
+            <w:hyperlink w:history="1" r:id="rId_ql9wvc59douuymay2scf">
               <w:r>
                 <w:rPr>
                   <w:rFonts w:ascii="Arial" w:cs="Arial" w:eastAsia="Arial" w:hAnsi="Arial"/>
@@ -13106,7 +13106,7 @@
             <w:pPr>
               <w:spacing w:after="20" w:before="0"/>
             </w:pPr>
-            <w:hyperlink w:history="1" r:id="rIdcdqvmpwkswtjzlk-0vmzi">
+            <w:hyperlink w:history="1" r:id="rId7ll-nrnuyeonpusmbe-to">
               <w:r>
                 <w:rPr>
                   <w:rFonts w:ascii="Arial" w:cs="Arial" w:eastAsia="Arial" w:hAnsi="Arial"/>
@@ -13139,7 +13139,7 @@
               <w:spacing w:after="10" w:before="0"/>
               <w:ind w:left="120"/>
             </w:pPr>
-            <w:hyperlink w:history="1" r:id="rIdjvoyotfyrdouzayed6ru2">
+            <w:hyperlink w:history="1" r:id="rIdkzjmz2wj-czkb9nm_qbj2">
               <w:r>
                 <w:rPr>
                   <w:rFonts w:ascii="Arial" w:cs="Arial" w:eastAsia="Arial" w:hAnsi="Arial"/>
@@ -13184,7 +13184,7 @@
             <w:pPr>
               <w:spacing w:after="20" w:before="0"/>
             </w:pPr>
-            <w:hyperlink w:history="1" r:id="rIdyoeimmemvanlx7a99-afk">
+            <w:hyperlink w:history="1" r:id="rIdnbbpgfqtxdsiid0r8_wr9">
               <w:r>
                 <w:rPr>
                   <w:rFonts w:ascii="Arial" w:cs="Arial" w:eastAsia="Arial" w:hAnsi="Arial"/>
@@ -13217,7 +13217,7 @@
               <w:spacing w:after="10" w:before="0"/>
               <w:ind w:left="120"/>
             </w:pPr>
-            <w:hyperlink w:history="1" r:id="rIdsko1zc9ki-xuknpue9orn">
+            <w:hyperlink w:history="1" r:id="rIdvlcng9qxnaqukn1bhc96b">
               <w:r>
                 <w:rPr>
                   <w:rFonts w:ascii="Arial" w:cs="Arial" w:eastAsia="Arial" w:hAnsi="Arial"/>
@@ -13412,7 +13412,7 @@
             <w:pPr>
               <w:spacing w:after="20" w:before="0"/>
             </w:pPr>
-            <w:hyperlink w:history="1" r:id="rIdzl0rjuligqsiqphs68jcn">
+            <w:hyperlink w:history="1" r:id="rIdso3ashic6gpptwymuljow">
               <w:r>
                 <w:rPr>
                   <w:rFonts w:ascii="Arial" w:cs="Arial" w:eastAsia="Arial" w:hAnsi="Arial"/>
@@ -13445,7 +13445,7 @@
               <w:spacing w:after="10" w:before="0"/>
               <w:ind w:left="120"/>
             </w:pPr>
-            <w:hyperlink w:history="1" r:id="rIdzyd5wn-_o0mogpvko8ozc">
+            <w:hyperlink w:history="1" r:id="rIdlyncbgufhcrbknpjkbbpp">
               <w:r>
                 <w:rPr>
                   <w:rFonts w:ascii="Arial" w:cs="Arial" w:eastAsia="Arial" w:hAnsi="Arial"/>
@@ -13490,7 +13490,7 @@
             <w:pPr>
               <w:spacing w:after="20" w:before="0"/>
             </w:pPr>
-            <w:hyperlink w:history="1" r:id="rIdv78xd8rnie3118dbyargu">
+            <w:hyperlink w:history="1" r:id="rIddl7jswasavfxr83wlo5p1">
               <w:r>
                 <w:rPr>
                   <w:rFonts w:ascii="Arial" w:cs="Arial" w:eastAsia="Arial" w:hAnsi="Arial"/>
@@ -13523,7 +13523,7 @@
               <w:spacing w:after="10" w:before="0"/>
               <w:ind w:left="120"/>
             </w:pPr>
-            <w:hyperlink w:history="1" r:id="rIdbhur0v8gb1hdqsjhd4col">
+            <w:hyperlink w:history="1" r:id="rIdcvs5m8kupyyk74ai5ekve">
               <w:r>
                 <w:rPr>
                   <w:rFonts w:ascii="Arial" w:cs="Arial" w:eastAsia="Arial" w:hAnsi="Arial"/>
@@ -13718,7 +13718,7 @@
             <w:pPr>
               <w:spacing w:after="20" w:before="0"/>
             </w:pPr>
-            <w:hyperlink w:history="1" r:id="rId94wrrhztjpcsboibxk1qk">
+            <w:hyperlink w:history="1" r:id="rId6apxbo73lxupa1p4xrgl6">
               <w:r>
                 <w:rPr>
                   <w:rFonts w:ascii="Arial" w:cs="Arial" w:eastAsia="Arial" w:hAnsi="Arial"/>
@@ -13751,7 +13751,7 @@
               <w:spacing w:after="10" w:before="0"/>
               <w:ind w:left="120"/>
             </w:pPr>
-            <w:hyperlink w:history="1" r:id="rIdmem0r7z2ebeob9pwpjb8l">
+            <w:hyperlink w:history="1" r:id="rId3wcng6t_lzkkt5wht6lcu">
               <w:r>
                 <w:rPr>
                   <w:rFonts w:ascii="Arial" w:cs="Arial" w:eastAsia="Arial" w:hAnsi="Arial"/>
@@ -13796,7 +13796,7 @@
             <w:pPr>
               <w:spacing w:after="20" w:before="0"/>
             </w:pPr>
-            <w:hyperlink w:history="1" r:id="rIdfrjslg98bm0oo2_piomaz">
+            <w:hyperlink w:history="1" r:id="rIdhjwpfivckchlvnflgb4xn">
               <w:r>
                 <w:rPr>
                   <w:rFonts w:ascii="Arial" w:cs="Arial" w:eastAsia="Arial" w:hAnsi="Arial"/>
@@ -13845,7 +13845,7 @@
               <w:spacing w:after="10" w:before="0"/>
               <w:ind w:left="120"/>
             </w:pPr>
-            <w:hyperlink w:history="1" r:id="rIds2fowbc5xlfzld9smfays">
+            <w:hyperlink w:history="1" r:id="rIddoi4fchbyqwfxv5spe-pm">
               <w:r>
                 <w:rPr>
                   <w:rFonts w:ascii="Arial" w:cs="Arial" w:eastAsia="Arial" w:hAnsi="Arial"/>
@@ -14357,7 +14357,7 @@
         </w:rPr>
         <w:t xml:space="preserve">© 2026 SeaVuria and ARES. Aligned with KICD objectives. Developed by SeaVuria; technical implementation by ARES (with AI assistance from Claude). Licensed under </w:t>
       </w:r>
-      <w:hyperlink w:history="1" r:id="rIdzys3oqdctiynwfcu02qiy">
+      <w:hyperlink w:history="1" r:id="rIdnp_5sqwivshkoyjlfxvvj">
         <w:r>
           <w:rPr>
             <w:rFonts w:ascii="Arial" w:cs="Arial" w:eastAsia="Arial" w:hAnsi="Arial"/>
@@ -14378,7 +14378,7 @@
         </w:rPr>
         <w:t xml:space="preserve"> (</w:t>
       </w:r>
-      <w:hyperlink w:history="1" r:id="rIdhx_0d11h_b12vufugd_0p">
+      <w:hyperlink w:history="1" r:id="rIdsmmeajoaeksk-hl-0fqds">
         <w:r>
           <w:rPr>
             <w:rFonts w:ascii="Arial" w:cs="Arial" w:eastAsia="Arial" w:hAnsi="Arial"/>
@@ -15391,7 +15391,7 @@
             <w:pPr>
               <w:spacing w:after="20" w:before="0"/>
             </w:pPr>
-            <w:hyperlink w:history="1" r:id="rIdnzyj6a5qz-pwmxp_ecq2-">
+            <w:hyperlink w:history="1" r:id="rIdgpn4sd_2hdbq6j4ps_pi0">
               <w:r>
                 <w:rPr>
                   <w:rFonts w:ascii="Arial" w:cs="Arial" w:eastAsia="Arial" w:hAnsi="Arial"/>
@@ -15424,7 +15424,7 @@
               <w:spacing w:after="10" w:before="0"/>
               <w:ind w:left="120"/>
             </w:pPr>
-            <w:hyperlink w:history="1" r:id="rIdzwguxxhffhqlmbsthd8f_">
+            <w:hyperlink w:history="1" r:id="rIdu3dbeu0ns00tz4or9rgts">
               <w:r>
                 <w:rPr>
                   <w:rFonts w:ascii="Arial" w:cs="Arial" w:eastAsia="Arial" w:hAnsi="Arial"/>
@@ -15469,7 +15469,7 @@
             <w:pPr>
               <w:spacing w:after="20" w:before="0"/>
             </w:pPr>
-            <w:hyperlink w:history="1" r:id="rIdubne9eoyvk0m2rwdcg1hl">
+            <w:hyperlink w:history="1" r:id="rIdi0oi6eztqhdsgv6pfemqt">
               <w:r>
                 <w:rPr>
                   <w:rFonts w:ascii="Arial" w:cs="Arial" w:eastAsia="Arial" w:hAnsi="Arial"/>
@@ -15502,7 +15502,7 @@
               <w:spacing w:after="10" w:before="0"/>
               <w:ind w:left="120"/>
             </w:pPr>
-            <w:hyperlink w:history="1" r:id="rIdzglnkx2eziaenawcazd8-">
+            <w:hyperlink w:history="1" r:id="rId0_etthzpihlrtupfguwc1">
               <w:r>
                 <w:rPr>
                   <w:rFonts w:ascii="Arial" w:cs="Arial" w:eastAsia="Arial" w:hAnsi="Arial"/>
@@ -15697,7 +15697,7 @@
             <w:pPr>
               <w:spacing w:after="20" w:before="0"/>
             </w:pPr>
-            <w:hyperlink w:history="1" r:id="rIdnvjtonfqaes2bm3u2s1f_">
+            <w:hyperlink w:history="1" r:id="rIdhd4hgvacmqfqvbtmfbgck">
               <w:r>
                 <w:rPr>
                   <w:rFonts w:ascii="Arial" w:cs="Arial" w:eastAsia="Arial" w:hAnsi="Arial"/>
@@ -15730,7 +15730,7 @@
               <w:spacing w:after="10" w:before="0"/>
               <w:ind w:left="120"/>
             </w:pPr>
-            <w:hyperlink w:history="1" r:id="rIdqhlu3grvqmhhkhydxcdzh">
+            <w:hyperlink w:history="1" r:id="rId143orf0hfbcvi28jirwek">
               <w:r>
                 <w:rPr>
                   <w:rFonts w:ascii="Arial" w:cs="Arial" w:eastAsia="Arial" w:hAnsi="Arial"/>
@@ -15775,7 +15775,7 @@
             <w:pPr>
               <w:spacing w:after="20" w:before="0"/>
             </w:pPr>
-            <w:hyperlink w:history="1" r:id="rIdvktrsdt-08rwdzkeidhv0">
+            <w:hyperlink w:history="1" r:id="rIdfd2alxyx3jd9hf7ce6cy_">
               <w:r>
                 <w:rPr>
                   <w:rFonts w:ascii="Arial" w:cs="Arial" w:eastAsia="Arial" w:hAnsi="Arial"/>
@@ -15808,7 +15808,7 @@
               <w:spacing w:after="10" w:before="0"/>
               <w:ind w:left="120"/>
             </w:pPr>
-            <w:hyperlink w:history="1" r:id="rIdjxyzvp9cknsxmzmexskdd">
+            <w:hyperlink w:history="1" r:id="rIda8cmpxyw9x2uxrywxprze">
               <w:r>
                 <w:rPr>
                   <w:rFonts w:ascii="Arial" w:cs="Arial" w:eastAsia="Arial" w:hAnsi="Arial"/>
@@ -16003,7 +16003,7 @@
             <w:pPr>
               <w:spacing w:after="20" w:before="0"/>
             </w:pPr>
-            <w:hyperlink w:history="1" r:id="rIdlspvifgtna98b3dj9cfkx">
+            <w:hyperlink w:history="1" r:id="rIdga62qhu5ubcykkooaqitc">
               <w:r>
                 <w:rPr>
                   <w:rFonts w:ascii="Arial" w:cs="Arial" w:eastAsia="Arial" w:hAnsi="Arial"/>
@@ -16052,7 +16052,7 @@
               <w:spacing w:after="10" w:before="0"/>
               <w:ind w:left="120"/>
             </w:pPr>
-            <w:hyperlink w:history="1" r:id="rIdiiqaghwysfperuvy5-8ts">
+            <w:hyperlink w:history="1" r:id="rId0yq5oyhbg4l406ropkvm7">
               <w:r>
                 <w:rPr>
                   <w:rFonts w:ascii="Arial" w:cs="Arial" w:eastAsia="Arial" w:hAnsi="Arial"/>
@@ -16097,7 +16097,7 @@
             <w:pPr>
               <w:spacing w:after="20" w:before="0"/>
             </w:pPr>
-            <w:hyperlink w:history="1" r:id="rIdgkzfvrw1qwfn1kiyswslv">
+            <w:hyperlink w:history="1" r:id="rIdx3nfs6v62nay5rchryzt0">
               <w:r>
                 <w:rPr>
                   <w:rFonts w:ascii="Arial" w:cs="Arial" w:eastAsia="Arial" w:hAnsi="Arial"/>
@@ -16130,7 +16130,7 @@
               <w:spacing w:after="10" w:before="0"/>
               <w:ind w:left="120"/>
             </w:pPr>
-            <w:hyperlink w:history="1" r:id="rId9ufneeymbbpraj1vdi4tu">
+            <w:hyperlink w:history="1" r:id="rIdbcdnaear90ofexzxbqayz">
               <w:r>
                 <w:rPr>
                   <w:rFonts w:ascii="Arial" w:cs="Arial" w:eastAsia="Arial" w:hAnsi="Arial"/>
@@ -16325,7 +16325,7 @@
             <w:pPr>
               <w:spacing w:after="20" w:before="0"/>
             </w:pPr>
-            <w:hyperlink w:history="1" r:id="rIdje27zum1dymtzcvo-aeim">
+            <w:hyperlink w:history="1" r:id="rIdxgncpn9ullodzg_rocoqp">
               <w:r>
                 <w:rPr>
                   <w:rFonts w:ascii="Arial" w:cs="Arial" w:eastAsia="Arial" w:hAnsi="Arial"/>
@@ -16374,7 +16374,7 @@
               <w:spacing w:after="10" w:before="0"/>
               <w:ind w:left="120"/>
             </w:pPr>
-            <w:hyperlink w:history="1" r:id="rIdkoymi8ph-h5e7uxyjq2_w">
+            <w:hyperlink w:history="1" r:id="rId_czcb5flxci20dscp08je">
               <w:r>
                 <w:rPr>
                   <w:rFonts w:ascii="Arial" w:cs="Arial" w:eastAsia="Arial" w:hAnsi="Arial"/>
@@ -16419,7 +16419,7 @@
             <w:pPr>
               <w:spacing w:after="20" w:before="0"/>
             </w:pPr>
-            <w:hyperlink w:history="1" r:id="rIdrusxij4d4wproifbv_6k7">
+            <w:hyperlink w:history="1" r:id="rIdp2ptgg-8zjjtyykaaq9ix">
               <w:r>
                 <w:rPr>
                   <w:rFonts w:ascii="Arial" w:cs="Arial" w:eastAsia="Arial" w:hAnsi="Arial"/>
@@ -16452,7 +16452,7 @@
               <w:spacing w:after="10" w:before="0"/>
               <w:ind w:left="120"/>
             </w:pPr>
-            <w:hyperlink w:history="1" r:id="rId1mw42rfdkmnewhn6q7zye">
+            <w:hyperlink w:history="1" r:id="rIdjv9_jqwjsnnaexpeesrgz">
               <w:r>
                 <w:rPr>
                   <w:rFonts w:ascii="Arial" w:cs="Arial" w:eastAsia="Arial" w:hAnsi="Arial"/>
@@ -16647,7 +16647,7 @@
             <w:pPr>
               <w:spacing w:after="20" w:before="0"/>
             </w:pPr>
-            <w:hyperlink w:history="1" r:id="rIdw6pjpivmeu2gvl5nehhdz">
+            <w:hyperlink w:history="1" r:id="rIdqcvtuwdi0nzvtduzdiapz">
               <w:r>
                 <w:rPr>
                   <w:rFonts w:ascii="Arial" w:cs="Arial" w:eastAsia="Arial" w:hAnsi="Arial"/>
@@ -16696,7 +16696,7 @@
               <w:spacing w:after="10" w:before="0"/>
               <w:ind w:left="120"/>
             </w:pPr>
-            <w:hyperlink w:history="1" r:id="rIdevsjldhsrdpkqx57di_bb">
+            <w:hyperlink w:history="1" r:id="rIdxmshvsstrc0cariiwztgt">
               <w:r>
                 <w:rPr>
                   <w:rFonts w:ascii="Arial" w:cs="Arial" w:eastAsia="Arial" w:hAnsi="Arial"/>
@@ -16741,7 +16741,7 @@
             <w:pPr>
               <w:spacing w:after="20" w:before="0"/>
             </w:pPr>
-            <w:hyperlink w:history="1" r:id="rIdaprtvevsrmzy78mjjffws">
+            <w:hyperlink w:history="1" r:id="rId5ljzo5snemjbh0kljayku">
               <w:r>
                 <w:rPr>
                   <w:rFonts w:ascii="Arial" w:cs="Arial" w:eastAsia="Arial" w:hAnsi="Arial"/>
@@ -16774,7 +16774,7 @@
               <w:spacing w:after="10" w:before="0"/>
               <w:ind w:left="120"/>
             </w:pPr>
-            <w:hyperlink w:history="1" r:id="rIdle55szls_-bvlch0o5769">
+            <w:hyperlink w:history="1" r:id="rIdxztbn4eirmmpwvqmuxmnc">
               <w:r>
                 <w:rPr>
                   <w:rFonts w:ascii="Arial" w:cs="Arial" w:eastAsia="Arial" w:hAnsi="Arial"/>
@@ -17286,7 +17286,7 @@
         </w:rPr>
         <w:t xml:space="preserve">© 2026 SeaVuria and ARES. Aligned with KICD objectives. Developed by SeaVuria; technical implementation by ARES (with AI assistance from Claude). Licensed under </w:t>
       </w:r>
-      <w:hyperlink w:history="1" r:id="rIdqp584cfiuugzjeqibvfx5">
+      <w:hyperlink w:history="1" r:id="rIdk8fbxxqf_61v_-2qpihfn">
         <w:r>
           <w:rPr>
             <w:rFonts w:ascii="Arial" w:cs="Arial" w:eastAsia="Arial" w:hAnsi="Arial"/>
@@ -17307,7 +17307,7 @@
         </w:rPr>
         <w:t xml:space="preserve"> (</w:t>
       </w:r>
-      <w:hyperlink w:history="1" r:id="rIdk51nednxqscbf4s-o8k6a">
+      <w:hyperlink w:history="1" r:id="rId8yn0jfrukelhkbfowm6wu">
         <w:r>
           <w:rPr>
             <w:rFonts w:ascii="Arial" w:cs="Arial" w:eastAsia="Arial" w:hAnsi="Arial"/>
@@ -18320,7 +18320,7 @@
             <w:pPr>
               <w:spacing w:after="20" w:before="0"/>
             </w:pPr>
-            <w:hyperlink w:history="1" r:id="rIdb0uanu3zr-ew85q28cs-g">
+            <w:hyperlink w:history="1" r:id="rIdxsq7v5uda3q_9jwnfkn_k">
               <w:r>
                 <w:rPr>
                   <w:rFonts w:ascii="Arial" w:cs="Arial" w:eastAsia="Arial" w:hAnsi="Arial"/>
@@ -18353,7 +18353,7 @@
               <w:spacing w:after="10" w:before="0"/>
               <w:ind w:left="120"/>
             </w:pPr>
-            <w:hyperlink w:history="1" r:id="rIdvcuywm-cfqmnn-tyyj2zd">
+            <w:hyperlink w:history="1" r:id="rId42pbkbsei747wszkvgz-q">
               <w:r>
                 <w:rPr>
                   <w:rFonts w:ascii="Arial" w:cs="Arial" w:eastAsia="Arial" w:hAnsi="Arial"/>
@@ -18398,7 +18398,7 @@
             <w:pPr>
               <w:spacing w:after="20" w:before="0"/>
             </w:pPr>
-            <w:hyperlink w:history="1" r:id="rIdhumt5kh6x0zu9e2jnm7cr">
+            <w:hyperlink w:history="1" r:id="rIddcipw959qc8e-1dfc57n2">
               <w:r>
                 <w:rPr>
                   <w:rFonts w:ascii="Arial" w:cs="Arial" w:eastAsia="Arial" w:hAnsi="Arial"/>
@@ -18431,7 +18431,7 @@
               <w:spacing w:after="10" w:before="0"/>
               <w:ind w:left="120"/>
             </w:pPr>
-            <w:hyperlink w:history="1" r:id="rId9aqfyadwut-ng0afucmg-">
+            <w:hyperlink w:history="1" r:id="rIdferxviyregemhd829efqm">
               <w:r>
                 <w:rPr>
                   <w:rFonts w:ascii="Arial" w:cs="Arial" w:eastAsia="Arial" w:hAnsi="Arial"/>
@@ -18626,7 +18626,7 @@
             <w:pPr>
               <w:spacing w:after="20" w:before="0"/>
             </w:pPr>
-            <w:hyperlink w:history="1" r:id="rId3en3usaoitpngn2l-p8ov">
+            <w:hyperlink w:history="1" r:id="rIdh8atuoswrbddznr2i3p9l">
               <w:r>
                 <w:rPr>
                   <w:rFonts w:ascii="Arial" w:cs="Arial" w:eastAsia="Arial" w:hAnsi="Arial"/>
@@ -18659,7 +18659,7 @@
               <w:spacing w:after="10" w:before="0"/>
               <w:ind w:left="120"/>
             </w:pPr>
-            <w:hyperlink w:history="1" r:id="rId5yxgr05tlsg_nigjqbelx">
+            <w:hyperlink w:history="1" r:id="rIdckw44pdiusfq9lb44-hrq">
               <w:r>
                 <w:rPr>
                   <w:rFonts w:ascii="Arial" w:cs="Arial" w:eastAsia="Arial" w:hAnsi="Arial"/>
@@ -18704,7 +18704,7 @@
             <w:pPr>
               <w:spacing w:after="20" w:before="0"/>
             </w:pPr>
-            <w:hyperlink w:history="1" r:id="rIdyi3sdgyc5zhdbgdsjod6t">
+            <w:hyperlink w:history="1" r:id="rIdpd1l5ipkjwd6lsw3zdpns">
               <w:r>
                 <w:rPr>
                   <w:rFonts w:ascii="Arial" w:cs="Arial" w:eastAsia="Arial" w:hAnsi="Arial"/>
@@ -18737,7 +18737,7 @@
               <w:spacing w:after="10" w:before="0"/>
               <w:ind w:left="120"/>
             </w:pPr>
-            <w:hyperlink w:history="1" r:id="rIdb2x2_7wfouckxpzuvwr2s">
+            <w:hyperlink w:history="1" r:id="rId1uvhnzzzc2r-0pxc7-o9t">
               <w:r>
                 <w:rPr>
                   <w:rFonts w:ascii="Arial" w:cs="Arial" w:eastAsia="Arial" w:hAnsi="Arial"/>
@@ -18932,7 +18932,7 @@
             <w:pPr>
               <w:spacing w:after="20" w:before="0"/>
             </w:pPr>
-            <w:hyperlink w:history="1" r:id="rId2dhvdo7bye2t4qyrbmca8">
+            <w:hyperlink w:history="1" r:id="rIdcpcs5olwyeii3u0r-gdbn">
               <w:r>
                 <w:rPr>
                   <w:rFonts w:ascii="Arial" w:cs="Arial" w:eastAsia="Arial" w:hAnsi="Arial"/>
@@ -18965,7 +18965,7 @@
               <w:spacing w:after="10" w:before="0"/>
               <w:ind w:left="120"/>
             </w:pPr>
-            <w:hyperlink w:history="1" r:id="rIdgs-wtjfm9wrmatfh6oudk">
+            <w:hyperlink w:history="1" r:id="rIdwgvvutp3pzygozttg1p6y">
               <w:r>
                 <w:rPr>
                   <w:rFonts w:ascii="Arial" w:cs="Arial" w:eastAsia="Arial" w:hAnsi="Arial"/>
@@ -19010,7 +19010,7 @@
             <w:pPr>
               <w:spacing w:after="20" w:before="0"/>
             </w:pPr>
-            <w:hyperlink w:history="1" r:id="rIdxrgwg9p0iv77ajwfz1oiz">
+            <w:hyperlink w:history="1" r:id="rId4kondzumcb6hstwfxcdtz">
               <w:r>
                 <w:rPr>
                   <w:rFonts w:ascii="Arial" w:cs="Arial" w:eastAsia="Arial" w:hAnsi="Arial"/>
@@ -19059,7 +19059,7 @@
               <w:spacing w:after="10" w:before="0"/>
               <w:ind w:left="120"/>
             </w:pPr>
-            <w:hyperlink w:history="1" r:id="rId8sjza1mfdwogzhw4uxpql">
+            <w:hyperlink w:history="1" r:id="rId1ml7j7dirs9x_10rvkmys">
               <w:r>
                 <w:rPr>
                   <w:rFonts w:ascii="Arial" w:cs="Arial" w:eastAsia="Arial" w:hAnsi="Arial"/>
@@ -19254,7 +19254,7 @@
             <w:pPr>
               <w:spacing w:after="20" w:before="0"/>
             </w:pPr>
-            <w:hyperlink w:history="1" r:id="rIdkzid3fu-jwuh-ujeukowp">
+            <w:hyperlink w:history="1" r:id="rIddkg_tm2sawqfyfupvoynj">
               <w:r>
                 <w:rPr>
                   <w:rFonts w:ascii="Arial" w:cs="Arial" w:eastAsia="Arial" w:hAnsi="Arial"/>
@@ -19287,7 +19287,7 @@
               <w:spacing w:after="10" w:before="0"/>
               <w:ind w:left="120"/>
             </w:pPr>
-            <w:hyperlink w:history="1" r:id="rIdi2qg7hu_vmjts0quti-68">
+            <w:hyperlink w:history="1" r:id="rIdfnybhake1xbkgqggd7blh">
               <w:r>
                 <w:rPr>
                   <w:rFonts w:ascii="Arial" w:cs="Arial" w:eastAsia="Arial" w:hAnsi="Arial"/>
@@ -19332,7 +19332,7 @@
             <w:pPr>
               <w:spacing w:after="20" w:before="0"/>
             </w:pPr>
-            <w:hyperlink w:history="1" r:id="rId9h1oxmuwpvyxegwh1poew">
+            <w:hyperlink w:history="1" r:id="rIdlsoetwv-0cxbxlns7t0yr">
               <w:r>
                 <w:rPr>
                   <w:rFonts w:ascii="Arial" w:cs="Arial" w:eastAsia="Arial" w:hAnsi="Arial"/>
@@ -19381,7 +19381,7 @@
               <w:spacing w:after="10" w:before="0"/>
               <w:ind w:left="120"/>
             </w:pPr>
-            <w:hyperlink w:history="1" r:id="rIdlinbigvgnem8bmm0qqs1q">
+            <w:hyperlink w:history="1" r:id="rId2c5lsebtpxzmwehxbfht7">
               <w:r>
                 <w:rPr>
                   <w:rFonts w:ascii="Arial" w:cs="Arial" w:eastAsia="Arial" w:hAnsi="Arial"/>
@@ -19576,7 +19576,7 @@
             <w:pPr>
               <w:spacing w:after="20" w:before="0"/>
             </w:pPr>
-            <w:hyperlink w:history="1" r:id="rIdy93een8qxcpxegi94fbxj">
+            <w:hyperlink w:history="1" r:id="rId0yyib9acqxfzjwissg2ch">
               <w:r>
                 <w:rPr>
                   <w:rFonts w:ascii="Arial" w:cs="Arial" w:eastAsia="Arial" w:hAnsi="Arial"/>
@@ -19625,7 +19625,7 @@
               <w:spacing w:after="10" w:before="0"/>
               <w:ind w:left="120"/>
             </w:pPr>
-            <w:hyperlink w:history="1" r:id="rIdko1jzs2uux7bhu7f7ynjy">
+            <w:hyperlink w:history="1" r:id="rIdlw0jdibrfezd0rwezq_zt">
               <w:r>
                 <w:rPr>
                   <w:rFonts w:ascii="Arial" w:cs="Arial" w:eastAsia="Arial" w:hAnsi="Arial"/>
@@ -19670,7 +19670,7 @@
             <w:pPr>
               <w:spacing w:after="20" w:before="0"/>
             </w:pPr>
-            <w:hyperlink w:history="1" r:id="rIdl1zi6gvhpbh8shibq7hwe">
+            <w:hyperlink w:history="1" r:id="rIdfluj9urz9nkatac5u5wkz">
               <w:r>
                 <w:rPr>
                   <w:rFonts w:ascii="Arial" w:cs="Arial" w:eastAsia="Arial" w:hAnsi="Arial"/>
@@ -19719,7 +19719,7 @@
               <w:spacing w:after="10" w:before="0"/>
               <w:ind w:left="120"/>
             </w:pPr>
-            <w:hyperlink w:history="1" r:id="rIdidydngqifujbh9ji6i6pj">
+            <w:hyperlink w:history="1" r:id="rIdppiroczm4kjtgc5t3qsgj">
               <w:r>
                 <w:rPr>
                   <w:rFonts w:ascii="Arial" w:cs="Arial" w:eastAsia="Arial" w:hAnsi="Arial"/>
@@ -20231,7 +20231,7 @@
         </w:rPr>
         <w:t xml:space="preserve">© 2026 SeaVuria and ARES. Aligned with KICD objectives. Developed by SeaVuria; technical implementation by ARES (with AI assistance from Claude). Licensed under </w:t>
       </w:r>
-      <w:hyperlink w:history="1" r:id="rId86n_hfzulawfvktxzlv24">
+      <w:hyperlink w:history="1" r:id="rIdwishnmcyyfftqtvrro8rp">
         <w:r>
           <w:rPr>
             <w:rFonts w:ascii="Arial" w:cs="Arial" w:eastAsia="Arial" w:hAnsi="Arial"/>
@@ -20252,7 +20252,7 @@
         </w:rPr>
         <w:t xml:space="preserve"> (</w:t>
       </w:r>
-      <w:hyperlink w:history="1" r:id="rId1wizmirftmxwfjkpk_zcr">
+      <w:hyperlink w:history="1" r:id="rIdeh31pfkptpeqkdiv6-gcj">
         <w:r>
           <w:rPr>
             <w:rFonts w:ascii="Arial" w:cs="Arial" w:eastAsia="Arial" w:hAnsi="Arial"/>
@@ -21265,7 +21265,7 @@
             <w:pPr>
               <w:spacing w:after="20" w:before="0"/>
             </w:pPr>
-            <w:hyperlink w:history="1" r:id="rId0tc6upszloi6bwzbzu826">
+            <w:hyperlink w:history="1" r:id="rIdnxct4pokx9odvq5t7z0d2">
               <w:r>
                 <w:rPr>
                   <w:rFonts w:ascii="Arial" w:cs="Arial" w:eastAsia="Arial" w:hAnsi="Arial"/>
@@ -21298,7 +21298,7 @@
               <w:spacing w:after="10" w:before="0"/>
               <w:ind w:left="120"/>
             </w:pPr>
-            <w:hyperlink w:history="1" r:id="rIdji_ftqnzkmyfwcxg5bmhy">
+            <w:hyperlink w:history="1" r:id="rIddjk_sigxszs_njyfyid9u">
               <w:r>
                 <w:rPr>
                   <w:rFonts w:ascii="Arial" w:cs="Arial" w:eastAsia="Arial" w:hAnsi="Arial"/>
@@ -21343,7 +21343,7 @@
             <w:pPr>
               <w:spacing w:after="20" w:before="0"/>
             </w:pPr>
-            <w:hyperlink w:history="1" r:id="rIdsegnn0b3sm-jd8my1j6tp">
+            <w:hyperlink w:history="1" r:id="rIdwrjk8lnf9j_yi5ahhk8ch">
               <w:r>
                 <w:rPr>
                   <w:rFonts w:ascii="Arial" w:cs="Arial" w:eastAsia="Arial" w:hAnsi="Arial"/>
@@ -21376,7 +21376,7 @@
               <w:spacing w:after="10" w:before="0"/>
               <w:ind w:left="120"/>
             </w:pPr>
-            <w:hyperlink w:history="1" r:id="rIdjcy7xtuysvsrz5oclnpuk">
+            <w:hyperlink w:history="1" r:id="rId9v-f_iaiya-xrrvh3u6m_">
               <w:r>
                 <w:rPr>
                   <w:rFonts w:ascii="Arial" w:cs="Arial" w:eastAsia="Arial" w:hAnsi="Arial"/>
@@ -21571,7 +21571,7 @@
             <w:pPr>
               <w:spacing w:after="20" w:before="0"/>
             </w:pPr>
-            <w:hyperlink w:history="1" r:id="rIdyg5wjtzft7vtn3nrtymyd">
+            <w:hyperlink w:history="1" r:id="rIdxrrglywopc_9hcy43upss">
               <w:r>
                 <w:rPr>
                   <w:rFonts w:ascii="Arial" w:cs="Arial" w:eastAsia="Arial" w:hAnsi="Arial"/>
@@ -21604,7 +21604,7 @@
               <w:spacing w:after="10" w:before="0"/>
               <w:ind w:left="120"/>
             </w:pPr>
-            <w:hyperlink w:history="1" r:id="rIdznd_z8jb2m5rsxls5czop">
+            <w:hyperlink w:history="1" r:id="rIdestxma2w6fyteaxtjyyqh">
               <w:r>
                 <w:rPr>
                   <w:rFonts w:ascii="Arial" w:cs="Arial" w:eastAsia="Arial" w:hAnsi="Arial"/>
@@ -21649,7 +21649,7 @@
             <w:pPr>
               <w:spacing w:after="20" w:before="0"/>
             </w:pPr>
-            <w:hyperlink w:history="1" r:id="rIdgsipu6aoxdrognjr-9stz">
+            <w:hyperlink w:history="1" r:id="rIdytlglrhbl8zx5wqwg9d37">
               <w:r>
                 <w:rPr>
                   <w:rFonts w:ascii="Arial" w:cs="Arial" w:eastAsia="Arial" w:hAnsi="Arial"/>
@@ -21682,7 +21682,7 @@
               <w:spacing w:after="10" w:before="0"/>
               <w:ind w:left="120"/>
             </w:pPr>
-            <w:hyperlink w:history="1" r:id="rId5e4hwsbmgzwz3ipz4ilyk">
+            <w:hyperlink w:history="1" r:id="rIdtfxmrjzst4apxxozsdr-b">
               <w:r>
                 <w:rPr>
                   <w:rFonts w:ascii="Arial" w:cs="Arial" w:eastAsia="Arial" w:hAnsi="Arial"/>
@@ -21877,7 +21877,7 @@
             <w:pPr>
               <w:spacing w:after="20" w:before="0"/>
             </w:pPr>
-            <w:hyperlink w:history="1" r:id="rIdtskjuqgqay1kxy-akp3lu">
+            <w:hyperlink w:history="1" r:id="rIddgkih4xrjrcctsdx012wy">
               <w:r>
                 <w:rPr>
                   <w:rFonts w:ascii="Arial" w:cs="Arial" w:eastAsia="Arial" w:hAnsi="Arial"/>
@@ -21910,7 +21910,7 @@
               <w:spacing w:after="10" w:before="0"/>
               <w:ind w:left="120"/>
             </w:pPr>
-            <w:hyperlink w:history="1" r:id="rIdg665dtr9hgaykyzbdhvs7">
+            <w:hyperlink w:history="1" r:id="rIda5eonjolucstcoutnna1z">
               <w:r>
                 <w:rPr>
                   <w:rFonts w:ascii="Arial" w:cs="Arial" w:eastAsia="Arial" w:hAnsi="Arial"/>
@@ -21955,7 +21955,7 @@
             <w:pPr>
               <w:spacing w:after="20" w:before="0"/>
             </w:pPr>
-            <w:hyperlink w:history="1" r:id="rIdof4ewds92kbcyefke-naq">
+            <w:hyperlink w:history="1" r:id="rIdvlhszlhwjl9cnsm-otkmu">
               <w:r>
                 <w:rPr>
                   <w:rFonts w:ascii="Arial" w:cs="Arial" w:eastAsia="Arial" w:hAnsi="Arial"/>
@@ -22004,7 +22004,7 @@
               <w:spacing w:after="10" w:before="0"/>
               <w:ind w:left="120"/>
             </w:pPr>
-            <w:hyperlink w:history="1" r:id="rIdsfjlh5io35h1n5aspdu4m">
+            <w:hyperlink w:history="1" r:id="rIdn4ucaotbfqlggi00iw74d">
               <w:r>
                 <w:rPr>
                   <w:rFonts w:ascii="Arial" w:cs="Arial" w:eastAsia="Arial" w:hAnsi="Arial"/>
@@ -22199,7 +22199,7 @@
             <w:pPr>
               <w:spacing w:after="20" w:before="0"/>
             </w:pPr>
-            <w:hyperlink w:history="1" r:id="rId2c021dvnvy2tye2twmucx">
+            <w:hyperlink w:history="1" r:id="rIdckqru27tpgjcqkuuycopq">
               <w:r>
                 <w:rPr>
                   <w:rFonts w:ascii="Arial" w:cs="Arial" w:eastAsia="Arial" w:hAnsi="Arial"/>
@@ -22232,7 +22232,7 @@
               <w:spacing w:after="10" w:before="0"/>
               <w:ind w:left="120"/>
             </w:pPr>
-            <w:hyperlink w:history="1" r:id="rIdwbit-iaixddkxnp2kqih6">
+            <w:hyperlink w:history="1" r:id="rIdfh3klwhonyyqitd89pzbl">
               <w:r>
                 <w:rPr>
                   <w:rFonts w:ascii="Arial" w:cs="Arial" w:eastAsia="Arial" w:hAnsi="Arial"/>
@@ -22277,7 +22277,7 @@
             <w:pPr>
               <w:spacing w:after="20" w:before="0"/>
             </w:pPr>
-            <w:hyperlink w:history="1" r:id="rIdw6ttepetbb761vh5gxua-">
+            <w:hyperlink w:history="1" r:id="rId4qs1mxe-rmwxcrkstpqp-">
               <w:r>
                 <w:rPr>
                   <w:rFonts w:ascii="Arial" w:cs="Arial" w:eastAsia="Arial" w:hAnsi="Arial"/>
@@ -22326,7 +22326,7 @@
               <w:spacing w:after="10" w:before="0"/>
               <w:ind w:left="120"/>
             </w:pPr>
-            <w:hyperlink w:history="1" r:id="rIdrwmxo3gpw27z1au5w-ynv">
+            <w:hyperlink w:history="1" r:id="rIdfbkiranqc0x6qjogp4xff">
               <w:r>
                 <w:rPr>
                   <w:rFonts w:ascii="Arial" w:cs="Arial" w:eastAsia="Arial" w:hAnsi="Arial"/>
@@ -22521,7 +22521,7 @@
             <w:pPr>
               <w:spacing w:after="20" w:before="0"/>
             </w:pPr>
-            <w:hyperlink w:history="1" r:id="rIddmxrul4gdcuvqfqxtyoh_">
+            <w:hyperlink w:history="1" r:id="rIdkfrkyrq5zg8r3ldume94c">
               <w:r>
                 <w:rPr>
                   <w:rFonts w:ascii="Arial" w:cs="Arial" w:eastAsia="Arial" w:hAnsi="Arial"/>
@@ -22570,7 +22570,7 @@
               <w:spacing w:after="10" w:before="0"/>
               <w:ind w:left="120"/>
             </w:pPr>
-            <w:hyperlink w:history="1" r:id="rIdye3xuriumpd8_u9qjxgwe">
+            <w:hyperlink w:history="1" r:id="rIdpbu2ii9xitdab-blj06fh">
               <w:r>
                 <w:rPr>
                   <w:rFonts w:ascii="Arial" w:cs="Arial" w:eastAsia="Arial" w:hAnsi="Arial"/>
@@ -22615,7 +22615,7 @@
             <w:pPr>
               <w:spacing w:after="20" w:before="0"/>
             </w:pPr>
-            <w:hyperlink w:history="1" r:id="rId1eqlxqvmpoyzc1pe4tpj7">
+            <w:hyperlink w:history="1" r:id="rIdgnannaovmb5roj2ykdbdl">
               <w:r>
                 <w:rPr>
                   <w:rFonts w:ascii="Arial" w:cs="Arial" w:eastAsia="Arial" w:hAnsi="Arial"/>
@@ -22664,7 +22664,7 @@
               <w:spacing w:after="10" w:before="0"/>
               <w:ind w:left="120"/>
             </w:pPr>
-            <w:hyperlink w:history="1" r:id="rId7xi3fuyjvappafznxfbhi">
+            <w:hyperlink w:history="1" r:id="rIdm_hxp1rtjl5udsrzdcpp0">
               <w:r>
                 <w:rPr>
                   <w:rFonts w:ascii="Arial" w:cs="Arial" w:eastAsia="Arial" w:hAnsi="Arial"/>
@@ -23176,7 +23176,7 @@
         </w:rPr>
         <w:t xml:space="preserve">© 2026 SeaVuria and ARES. Aligned with KICD objectives. Developed by SeaVuria; technical implementation by ARES (with AI assistance from Claude). Licensed under </w:t>
       </w:r>
-      <w:hyperlink w:history="1" r:id="rId2yro4mzwjzcvkaza5ns2l">
+      <w:hyperlink w:history="1" r:id="rIdu0asis4kwv5b8yez_9zo0">
         <w:r>
           <w:rPr>
             <w:rFonts w:ascii="Arial" w:cs="Arial" w:eastAsia="Arial" w:hAnsi="Arial"/>
@@ -23197,7 +23197,7 @@
         </w:rPr>
         <w:t xml:space="preserve"> (</w:t>
       </w:r>
-      <w:hyperlink w:history="1" r:id="rIdx2ifh6iyfvqnouo3r1lnl">
+      <w:hyperlink w:history="1" r:id="rId9mn3obuqoiw_fgtdugbf7">
         <w:r>
           <w:rPr>
             <w:rFonts w:ascii="Arial" w:cs="Arial" w:eastAsia="Arial" w:hAnsi="Arial"/>
@@ -23768,7 +23768,7 @@
                 <w:sz w:val="18"/>
                 <w:szCs w:val="18"/>
               </w:rPr>
-              <w:t xml:space="preserve">In Lesson 7, learners plotted displacement–time graphs and extracted velocity from gradients. Lesson 8 advances the sequence by moving to velocity–time graphs, where learners discover that gradients now encode acceleration and enclosed areas encode displacement. This unlocks the ability to answer the driving question fully: knowing velocity alone is not enough — we must track how velocity changes with time and in which direction to predict exactly where a moving object ends up. The boda-boda braking scenario makes the stakes concrete: how much road does a boda-boda need to stop safely?</w:t>
+              <w:t xml:space="preserve">In Lessons 5–6, learners plotted displacement–time graphs and extracted velocity from gradients. Lesson 8 advances the sequence by moving to interpreting the velocity–time graphs drawn in Lesson 7, where learners discover that gradients now encode acceleration and enclosed areas encode displacement. This unlocks the ability to answer the driving question fully: knowing velocity alone is not enough — we must track how velocity changes with time and in which direction to predict exactly where a moving object ends up. The boda-boda braking scenario makes the stakes concrete: how much road does a boda-boda need to stop safely?</w:t>
             </w:r>
           </w:p>
         </w:tc>
@@ -24210,7 +24210,7 @@
             <w:pPr>
               <w:spacing w:after="20" w:before="0"/>
             </w:pPr>
-            <w:hyperlink w:history="1" r:id="rIdfgtmjlelbfuqrc2i6egbm">
+            <w:hyperlink w:history="1" r:id="rId4ivebqkaoztjla4ssyi1t">
               <w:r>
                 <w:rPr>
                   <w:rFonts w:ascii="Arial" w:cs="Arial" w:eastAsia="Arial" w:hAnsi="Arial"/>
@@ -24243,7 +24243,7 @@
               <w:spacing w:after="10" w:before="0"/>
               <w:ind w:left="120"/>
             </w:pPr>
-            <w:hyperlink w:history="1" r:id="rIdleqd2pnhpeuiinmtdystq">
+            <w:hyperlink w:history="1" r:id="rIdz-u02aatxojydsxbgby-p">
               <w:r>
                 <w:rPr>
                   <w:rFonts w:ascii="Arial" w:cs="Arial" w:eastAsia="Arial" w:hAnsi="Arial"/>
@@ -24288,7 +24288,7 @@
             <w:pPr>
               <w:spacing w:after="20" w:before="0"/>
             </w:pPr>
-            <w:hyperlink w:history="1" r:id="rIdqnzqwfb6ucwrebmnwrsum">
+            <w:hyperlink w:history="1" r:id="rId-aqyv59rhryzcumkqcxy5">
               <w:r>
                 <w:rPr>
                   <w:rFonts w:ascii="Arial" w:cs="Arial" w:eastAsia="Arial" w:hAnsi="Arial"/>
@@ -24321,7 +24321,7 @@
               <w:spacing w:after="10" w:before="0"/>
               <w:ind w:left="120"/>
             </w:pPr>
-            <w:hyperlink w:history="1" r:id="rIdkliqbfxkymu5nlso904y3">
+            <w:hyperlink w:history="1" r:id="rIdfuv80l9jz4kajd29aiixn">
               <w:r>
                 <w:rPr>
                   <w:rFonts w:ascii="Arial" w:cs="Arial" w:eastAsia="Arial" w:hAnsi="Arial"/>
@@ -24427,7 +24427,7 @@
                 <w:sz w:val="18"/>
                 <w:szCs w:val="18"/>
               </w:rPr>
-              <w:t xml:space="preserve">Elicit–Confront–Resolve (Prediction Sketching): By committing a sketch to paper before instruction, learners activate prior knowledge from Lesson 7 (d–t graphs) and expose their current mental models. Contrasting predictions on the board create productive cognitive dissonance that motivates careful evidence gathering.</w:t>
+              <w:t xml:space="preserve">Elicit–Confront–Resolve (Prediction Sketching): By committing a sketch to paper before instruction, learners activate prior knowledge from Lessons 5–6 (d–t graphs) and expose their current mental models. Contrasting predictions on the board create productive cognitive dissonance that motivates careful evidence gathering.</w:t>
             </w:r>
           </w:p>
         </w:tc>
@@ -24516,7 +24516,7 @@
             <w:pPr>
               <w:spacing w:after="20" w:before="0"/>
             </w:pPr>
-            <w:hyperlink w:history="1" r:id="rIdweuacyt2j_a-2dqh_oiem">
+            <w:hyperlink w:history="1" r:id="rIdwdye4ely_hf6tsxhzqwmk">
               <w:r>
                 <w:rPr>
                   <w:rFonts w:ascii="Arial" w:cs="Arial" w:eastAsia="Arial" w:hAnsi="Arial"/>
@@ -24549,7 +24549,7 @@
               <w:spacing w:after="10" w:before="0"/>
               <w:ind w:left="120"/>
             </w:pPr>
-            <w:hyperlink w:history="1" r:id="rId4fgu-qtychxxxypvyisxx">
+            <w:hyperlink w:history="1" r:id="rIdlnj_fqqxa0rpvitxxkmhg">
               <w:r>
                 <w:rPr>
                   <w:rFonts w:ascii="Arial" w:cs="Arial" w:eastAsia="Arial" w:hAnsi="Arial"/>
@@ -24594,7 +24594,7 @@
             <w:pPr>
               <w:spacing w:after="20" w:before="0"/>
             </w:pPr>
-            <w:hyperlink w:history="1" r:id="rId0xcqk4f5w4hi6yhmhcf32">
+            <w:hyperlink w:history="1" r:id="rIddwezv2kuqlh780yg6lqgq">
               <w:r>
                 <w:rPr>
                   <w:rFonts w:ascii="Arial" w:cs="Arial" w:eastAsia="Arial" w:hAnsi="Arial"/>
@@ -24627,7 +24627,7 @@
               <w:spacing w:after="10" w:before="0"/>
               <w:ind w:left="120"/>
             </w:pPr>
-            <w:hyperlink w:history="1" r:id="rIdpxqb7yz0yv8srm675_6qb">
+            <w:hyperlink w:history="1" r:id="rIdgbg2y8vk_7dzf0lu3oisd">
               <w:r>
                 <w:rPr>
                   <w:rFonts w:ascii="Arial" w:cs="Arial" w:eastAsia="Arial" w:hAnsi="Arial"/>
@@ -24822,7 +24822,7 @@
             <w:pPr>
               <w:spacing w:after="20" w:before="0"/>
             </w:pPr>
-            <w:hyperlink w:history="1" r:id="rIdmuyrme0psz8xru0y84bjx">
+            <w:hyperlink w:history="1" r:id="rIdxgkig1rt1l3yomhok-xya">
               <w:r>
                 <w:rPr>
                   <w:rFonts w:ascii="Arial" w:cs="Arial" w:eastAsia="Arial" w:hAnsi="Arial"/>
@@ -24855,7 +24855,7 @@
               <w:spacing w:after="10" w:before="0"/>
               <w:ind w:left="120"/>
             </w:pPr>
-            <w:hyperlink w:history="1" r:id="rId3ioejet-0ihmfjfxfn2za">
+            <w:hyperlink w:history="1" r:id="rIdpde5fvhdbys5-zoxidvwf">
               <w:r>
                 <w:rPr>
                   <w:rFonts w:ascii="Arial" w:cs="Arial" w:eastAsia="Arial" w:hAnsi="Arial"/>
@@ -24900,7 +24900,7 @@
             <w:pPr>
               <w:spacing w:after="20" w:before="0"/>
             </w:pPr>
-            <w:hyperlink w:history="1" r:id="rIdwiabgtfh9xcrxyzmvs3ab">
+            <w:hyperlink w:history="1" r:id="rIdaiowwijdd06ouvrkz2wlj">
               <w:r>
                 <w:rPr>
                   <w:rFonts w:ascii="Arial" w:cs="Arial" w:eastAsia="Arial" w:hAnsi="Arial"/>
@@ -24933,7 +24933,7 @@
               <w:spacing w:after="10" w:before="0"/>
               <w:ind w:left="120"/>
             </w:pPr>
-            <w:hyperlink w:history="1" r:id="rIdvgbijflvbieu2dpdbborp">
+            <w:hyperlink w:history="1" r:id="rIdg63-89hu5sw3fn4gqfcsf">
               <w:r>
                 <w:rPr>
                   <w:rFonts w:ascii="Arial" w:cs="Arial" w:eastAsia="Arial" w:hAnsi="Arial"/>
@@ -25128,7 +25128,7 @@
             <w:pPr>
               <w:spacing w:after="20" w:before="0"/>
             </w:pPr>
-            <w:hyperlink w:history="1" r:id="rIdjtujo6xnovhllscybojk8">
+            <w:hyperlink w:history="1" r:id="rIdpyg3gxlnwlscakuxjc5d9">
               <w:r>
                 <w:rPr>
                   <w:rFonts w:ascii="Arial" w:cs="Arial" w:eastAsia="Arial" w:hAnsi="Arial"/>
@@ -25161,7 +25161,7 @@
               <w:spacing w:after="10" w:before="0"/>
               <w:ind w:left="120"/>
             </w:pPr>
-            <w:hyperlink w:history="1" r:id="rId9jh0plxakk-kappk__yo6">
+            <w:hyperlink w:history="1" r:id="rIdzx5xlagfddtguaoy1kc3i">
               <w:r>
                 <w:rPr>
                   <w:rFonts w:ascii="Arial" w:cs="Arial" w:eastAsia="Arial" w:hAnsi="Arial"/>
@@ -25206,7 +25206,7 @@
             <w:pPr>
               <w:spacing w:after="20" w:before="0"/>
             </w:pPr>
-            <w:hyperlink w:history="1" r:id="rIddjk6jsdaiqooojmcvavkb">
+            <w:hyperlink w:history="1" r:id="rIddhnjphpeuez3b7vh5ujoi">
               <w:r>
                 <w:rPr>
                   <w:rFonts w:ascii="Arial" w:cs="Arial" w:eastAsia="Arial" w:hAnsi="Arial"/>
@@ -25239,7 +25239,7 @@
               <w:spacing w:after="10" w:before="0"/>
               <w:ind w:left="120"/>
             </w:pPr>
-            <w:hyperlink w:history="1" r:id="rIdezjftkynz2qi-dcv9c85q">
+            <w:hyperlink w:history="1" r:id="rIdmw9bu2axkwzwsxy9ec5uo">
               <w:r>
                 <w:rPr>
                   <w:rFonts w:ascii="Arial" w:cs="Arial" w:eastAsia="Arial" w:hAnsi="Arial"/>
@@ -25434,7 +25434,7 @@
             <w:pPr>
               <w:spacing w:after="20" w:before="0"/>
             </w:pPr>
-            <w:hyperlink w:history="1" r:id="rId3ryf24sojbz2piookr_tz">
+            <w:hyperlink w:history="1" r:id="rIdimhhhjelsqmpn9k24bnbp">
               <w:r>
                 <w:rPr>
                   <w:rFonts w:ascii="Arial" w:cs="Arial" w:eastAsia="Arial" w:hAnsi="Arial"/>
@@ -25483,7 +25483,7 @@
               <w:spacing w:after="10" w:before="0"/>
               <w:ind w:left="120"/>
             </w:pPr>
-            <w:hyperlink w:history="1" r:id="rIddb3mqcagij0rvo5u6mltt">
+            <w:hyperlink w:history="1" r:id="rId8j4xjbtbqlvtilwve0qa6">
               <w:r>
                 <w:rPr>
                   <w:rFonts w:ascii="Arial" w:cs="Arial" w:eastAsia="Arial" w:hAnsi="Arial"/>
@@ -25528,7 +25528,7 @@
             <w:pPr>
               <w:spacing w:after="20" w:before="0"/>
             </w:pPr>
-            <w:hyperlink w:history="1" r:id="rId9uhpxfolkgdp8y9nq72zs">
+            <w:hyperlink w:history="1" r:id="rIdibmwtgbmqqbpdecarzrm8">
               <w:r>
                 <w:rPr>
                   <w:rFonts w:ascii="Arial" w:cs="Arial" w:eastAsia="Arial" w:hAnsi="Arial"/>
@@ -25577,7 +25577,7 @@
               <w:spacing w:after="10" w:before="0"/>
               <w:ind w:left="120"/>
             </w:pPr>
-            <w:hyperlink w:history="1" r:id="rIdges-khpqeksikpd1bq5aj">
+            <w:hyperlink w:history="1" r:id="rIdws6vfv8yovd00hbfdeew7">
               <w:r>
                 <w:rPr>
                   <w:rFonts w:ascii="Arial" w:cs="Arial" w:eastAsia="Arial" w:hAnsi="Arial"/>
@@ -25619,7 +25619,7 @@
                 <w:sz w:val="18"/>
                 <w:szCs w:val="18"/>
               </w:rPr>
-              <w:t xml:space="preserve">Learners retrieve their cumulative 'Motion Model' — a visual representation they have been building since Lesson 1, showing how different concepts connect. Today they add a new layer: a small v–t graph sketch of the boda-boda journey, annotated with arrows pointing to the gradient (labelled 'acceleration') and the shaded area (labelled 'displacement'). They also draw a connector arrow from their earlier d–t graph model (Lesson 7) to today's v–t graph, labelling the arrow: 'The slope of d–t gives velocity; the slope of v–t gives acceleration.' At the bottom of their model, learners write one sentence connecting today's learning back to the Timer Race Puzzle: 'This connects to our puzzle because…'</w:t>
+              <w:t xml:space="preserve">Learners retrieve their cumulative 'Motion Model' — a visual representation they have been building since Lesson 1, showing how different concepts connect. Today they add a new layer: a small v–t graph sketch of the boda-boda journey, annotated with arrows pointing to the gradient (labelled 'acceleration') and the shaded area (labelled 'displacement'). They also draw a connector arrow from their earlier d–t graph model (Lessons 5–6) to today's v–t graph, labelling the arrow: 'The slope of d–t gives velocity; the slope of v–t gives acceleration.' At the bottom of their model, learners write one sentence connecting today's learning back to the Timer Race Puzzle: 'This connects to our puzzle because…'</w:t>
             </w:r>
           </w:p>
         </w:tc>
@@ -26089,7 +26089,7 @@
         </w:rPr>
         <w:t xml:space="preserve">© 2026 SeaVuria and ARES. Aligned with KICD objectives. Developed by SeaVuria; technical implementation by ARES (with AI assistance from Claude). Licensed under </w:t>
       </w:r>
-      <w:hyperlink w:history="1" r:id="rIdnbkvohs8unu8fry3pqoda">
+      <w:hyperlink w:history="1" r:id="rIdvjcwothso4weqn9y5fun9">
         <w:r>
           <w:rPr>
             <w:rFonts w:ascii="Arial" w:cs="Arial" w:eastAsia="Arial" w:hAnsi="Arial"/>
@@ -26110,7 +26110,7 @@
         </w:rPr>
         <w:t xml:space="preserve"> (</w:t>
       </w:r>
-      <w:hyperlink w:history="1" r:id="rIdbfzyocki_bggenirwyood">
+      <w:hyperlink w:history="1" r:id="rIdwyqk-7vmxlhgnwdi4kbxf">
         <w:r>
           <w:rPr>
             <w:rFonts w:ascii="Arial" w:cs="Arial" w:eastAsia="Arial" w:hAnsi="Arial"/>
@@ -27123,7 +27123,7 @@
             <w:pPr>
               <w:spacing w:after="20" w:before="0"/>
             </w:pPr>
-            <w:hyperlink w:history="1" r:id="rIdsotwza3qtiqcaubpmrexi">
+            <w:hyperlink w:history="1" r:id="rIdtztwash5jmxkaduemwnug">
               <w:r>
                 <w:rPr>
                   <w:rFonts w:ascii="Arial" w:cs="Arial" w:eastAsia="Arial" w:hAnsi="Arial"/>
@@ -27156,7 +27156,7 @@
               <w:spacing w:after="10" w:before="0"/>
               <w:ind w:left="120"/>
             </w:pPr>
-            <w:hyperlink w:history="1" r:id="rIdm-i9gh1tt_ilqo_82xftw">
+            <w:hyperlink w:history="1" r:id="rIdk4dvem6a9cuiqgckz7hxk">
               <w:r>
                 <w:rPr>
                   <w:rFonts w:ascii="Arial" w:cs="Arial" w:eastAsia="Arial" w:hAnsi="Arial"/>
@@ -27201,7 +27201,7 @@
             <w:pPr>
               <w:spacing w:after="20" w:before="0"/>
             </w:pPr>
-            <w:hyperlink w:history="1" r:id="rIdtk1qlmkweeoqhhicnlmqd">
+            <w:hyperlink w:history="1" r:id="rIdbhcgmax595srvb2basitd">
               <w:r>
                 <w:rPr>
                   <w:rFonts w:ascii="Arial" w:cs="Arial" w:eastAsia="Arial" w:hAnsi="Arial"/>
@@ -27250,7 +27250,7 @@
               <w:spacing w:after="10" w:before="0"/>
               <w:ind w:left="120"/>
             </w:pPr>
-            <w:hyperlink w:history="1" r:id="rIdcrfabwsxklwddfq-u7uwd">
+            <w:hyperlink w:history="1" r:id="rIddgxjxpdmhe3tbhi8dovmr">
               <w:r>
                 <w:rPr>
                   <w:rFonts w:ascii="Arial" w:cs="Arial" w:eastAsia="Arial" w:hAnsi="Arial"/>
@@ -27445,7 +27445,7 @@
             <w:pPr>
               <w:spacing w:after="20" w:before="0"/>
             </w:pPr>
-            <w:hyperlink w:history="1" r:id="rIdlqn1bioelx6kx4dke1raf">
+            <w:hyperlink w:history="1" r:id="rIdkosls-hkpu-hvifml8jp4">
               <w:r>
                 <w:rPr>
                   <w:rFonts w:ascii="Arial" w:cs="Arial" w:eastAsia="Arial" w:hAnsi="Arial"/>
@@ -27478,7 +27478,7 @@
               <w:spacing w:after="10" w:before="0"/>
               <w:ind w:left="120"/>
             </w:pPr>
-            <w:hyperlink w:history="1" r:id="rIdfw3__gdvxnmc5qyd8ds0o">
+            <w:hyperlink w:history="1" r:id="rId6yitfwe9evmuabxx0doej">
               <w:r>
                 <w:rPr>
                   <w:rFonts w:ascii="Arial" w:cs="Arial" w:eastAsia="Arial" w:hAnsi="Arial"/>
@@ -27523,7 +27523,7 @@
             <w:pPr>
               <w:spacing w:after="20" w:before="0"/>
             </w:pPr>
-            <w:hyperlink w:history="1" r:id="rIdvbxokddw8wtypuy3_vzhj">
+            <w:hyperlink w:history="1" r:id="rIdcrxlqlqiz48hqicotmgmj">
               <w:r>
                 <w:rPr>
                   <w:rFonts w:ascii="Arial" w:cs="Arial" w:eastAsia="Arial" w:hAnsi="Arial"/>
@@ -27572,7 +27572,7 @@
               <w:spacing w:after="10" w:before="0"/>
               <w:ind w:left="120"/>
             </w:pPr>
-            <w:hyperlink w:history="1" r:id="rId-cgrzvlozdwpkqza3rrgu">
+            <w:hyperlink w:history="1" r:id="rIdq5aqoyg00qsubh9csukek">
               <w:r>
                 <w:rPr>
                   <w:rFonts w:ascii="Arial" w:cs="Arial" w:eastAsia="Arial" w:hAnsi="Arial"/>
@@ -27767,7 +27767,7 @@
             <w:pPr>
               <w:spacing w:after="20" w:before="0"/>
             </w:pPr>
-            <w:hyperlink w:history="1" r:id="rIdaiftxxom0xwdsnolz1foe">
+            <w:hyperlink w:history="1" r:id="rIduxyqocexyf63piwfahecx">
               <w:r>
                 <w:rPr>
                   <w:rFonts w:ascii="Arial" w:cs="Arial" w:eastAsia="Arial" w:hAnsi="Arial"/>
@@ -27816,7 +27816,7 @@
               <w:spacing w:after="10" w:before="0"/>
               <w:ind w:left="120"/>
             </w:pPr>
-            <w:hyperlink w:history="1" r:id="rIdtnztlvz2o-wipeawjct80">
+            <w:hyperlink w:history="1" r:id="rId86ndzxycxiz0sgfrxonkc">
               <w:r>
                 <w:rPr>
                   <w:rFonts w:ascii="Arial" w:cs="Arial" w:eastAsia="Arial" w:hAnsi="Arial"/>
@@ -27861,7 +27861,7 @@
             <w:pPr>
               <w:spacing w:after="20" w:before="0"/>
             </w:pPr>
-            <w:hyperlink w:history="1" r:id="rIdlarcdeetfnriqbbseht7r">
+            <w:hyperlink w:history="1" r:id="rIdw6wkd9wro7xkzn352z2rm">
               <w:r>
                 <w:rPr>
                   <w:rFonts w:ascii="Arial" w:cs="Arial" w:eastAsia="Arial" w:hAnsi="Arial"/>
@@ -27910,7 +27910,7 @@
               <w:spacing w:after="10" w:before="0"/>
               <w:ind w:left="120"/>
             </w:pPr>
-            <w:hyperlink w:history="1" r:id="rIdcwi08qrrbetaxcovx2mec">
+            <w:hyperlink w:history="1" r:id="rId7uq5c5buc0cagwdz6jaaf">
               <w:r>
                 <w:rPr>
                   <w:rFonts w:ascii="Arial" w:cs="Arial" w:eastAsia="Arial" w:hAnsi="Arial"/>
@@ -28105,7 +28105,7 @@
             <w:pPr>
               <w:spacing w:after="20" w:before="0"/>
             </w:pPr>
-            <w:hyperlink w:history="1" r:id="rIdtd_9eqngsegmkdzkgaf-x">
+            <w:hyperlink w:history="1" r:id="rIdpfwz_llkhjg9kc3pjczyl">
               <w:r>
                 <w:rPr>
                   <w:rFonts w:ascii="Arial" w:cs="Arial" w:eastAsia="Arial" w:hAnsi="Arial"/>
@@ -28154,7 +28154,7 @@
               <w:spacing w:after="10" w:before="0"/>
               <w:ind w:left="120"/>
             </w:pPr>
-            <w:hyperlink w:history="1" r:id="rIdce02jbfah4egnqa3ywk-y">
+            <w:hyperlink w:history="1" r:id="rId8lsmh3_2g35q-9rldsocm">
               <w:r>
                 <w:rPr>
                   <w:rFonts w:ascii="Arial" w:cs="Arial" w:eastAsia="Arial" w:hAnsi="Arial"/>
@@ -28199,7 +28199,7 @@
             <w:pPr>
               <w:spacing w:after="20" w:before="0"/>
             </w:pPr>
-            <w:hyperlink w:history="1" r:id="rIdgwvhv1kenczfdgoybuhtw">
+            <w:hyperlink w:history="1" r:id="rIdedsqwkmgh1w9hmsl3ndvg">
               <w:r>
                 <w:rPr>
                   <w:rFonts w:ascii="Arial" w:cs="Arial" w:eastAsia="Arial" w:hAnsi="Arial"/>
@@ -28248,7 +28248,7 @@
               <w:spacing w:after="10" w:before="0"/>
               <w:ind w:left="120"/>
             </w:pPr>
-            <w:hyperlink w:history="1" r:id="rId8f6j6n0-ueohztfttbtfd">
+            <w:hyperlink w:history="1" r:id="rIdyze4tjkh5cddcbv_w4gv2">
               <w:r>
                 <w:rPr>
                   <w:rFonts w:ascii="Arial" w:cs="Arial" w:eastAsia="Arial" w:hAnsi="Arial"/>
@@ -28443,7 +28443,7 @@
             <w:pPr>
               <w:spacing w:after="20" w:before="0"/>
             </w:pPr>
-            <w:hyperlink w:history="1" r:id="rIda7wlldwajqztrkvx-3e5o">
+            <w:hyperlink w:history="1" r:id="rIdimkdtztw4s-d5ings8bsp">
               <w:r>
                 <w:rPr>
                   <w:rFonts w:ascii="Arial" w:cs="Arial" w:eastAsia="Arial" w:hAnsi="Arial"/>
@@ -28492,7 +28492,7 @@
               <w:spacing w:after="10" w:before="0"/>
               <w:ind w:left="120"/>
             </w:pPr>
-            <w:hyperlink w:history="1" r:id="rIdxpt941yhn__-muqrsk3hf">
+            <w:hyperlink w:history="1" r:id="rIdri8c-moesyyiv88abe7ro">
               <w:r>
                 <w:rPr>
                   <w:rFonts w:ascii="Arial" w:cs="Arial" w:eastAsia="Arial" w:hAnsi="Arial"/>
@@ -28537,7 +28537,7 @@
             <w:pPr>
               <w:spacing w:after="20" w:before="0"/>
             </w:pPr>
-            <w:hyperlink w:history="1" r:id="rId5vulhiwwauxj8vw62egt8">
+            <w:hyperlink w:history="1" r:id="rId1wl0qav4zvfkknv9xtfih">
               <w:r>
                 <w:rPr>
                   <w:rFonts w:ascii="Arial" w:cs="Arial" w:eastAsia="Arial" w:hAnsi="Arial"/>
@@ -28586,7 +28586,7 @@
               <w:spacing w:after="10" w:before="0"/>
               <w:ind w:left="120"/>
             </w:pPr>
-            <w:hyperlink w:history="1" r:id="rIdpgd-xrtad56rkgyopr3dv">
+            <w:hyperlink w:history="1" r:id="rIdjgzq09ck6klrgy9cm6ybj">
               <w:r>
                 <w:rPr>
                   <w:rFonts w:ascii="Arial" w:cs="Arial" w:eastAsia="Arial" w:hAnsi="Arial"/>
@@ -29098,7 +29098,7 @@
         </w:rPr>
         <w:t xml:space="preserve">© 2026 SeaVuria and ARES. Aligned with KICD objectives. Developed by SeaVuria; technical implementation by ARES (with AI assistance from Claude). Licensed under </w:t>
       </w:r>
-      <w:hyperlink w:history="1" r:id="rIdybxm_z39uy3hx4z7ojrca">
+      <w:hyperlink w:history="1" r:id="rId3nhabop6yeilyjayezhsy">
         <w:r>
           <w:rPr>
             <w:rFonts w:ascii="Arial" w:cs="Arial" w:eastAsia="Arial" w:hAnsi="Arial"/>
@@ -29119,7 +29119,7 @@
         </w:rPr>
         <w:t xml:space="preserve"> (</w:t>
       </w:r>
-      <w:hyperlink w:history="1" r:id="rIdblpyywceaxnb9-o80un9s">
+      <w:hyperlink w:history="1" r:id="rIdmipby-s9mbzoit4vmm6yq">
         <w:r>
           <w:rPr>
             <w:rFonts w:ascii="Arial" w:cs="Arial" w:eastAsia="Arial" w:hAnsi="Arial"/>
@@ -30132,7 +30132,7 @@
             <w:pPr>
               <w:spacing w:after="20" w:before="0"/>
             </w:pPr>
-            <w:hyperlink w:history="1" r:id="rIdp6ubkhawvwgcwxej_9bib">
+            <w:hyperlink w:history="1" r:id="rIdutm8tvwvupi_zwzb8rv8d">
               <w:r>
                 <w:rPr>
                   <w:rFonts w:ascii="Arial" w:cs="Arial" w:eastAsia="Arial" w:hAnsi="Arial"/>
@@ -30165,7 +30165,7 @@
               <w:spacing w:after="10" w:before="0"/>
               <w:ind w:left="120"/>
             </w:pPr>
-            <w:hyperlink w:history="1" r:id="rIdtprc3ganxmp1rnx6upp3t">
+            <w:hyperlink w:history="1" r:id="rId4ijwwcl2rh4ml9vqbyndw">
               <w:r>
                 <w:rPr>
                   <w:rFonts w:ascii="Arial" w:cs="Arial" w:eastAsia="Arial" w:hAnsi="Arial"/>
@@ -30210,7 +30210,7 @@
             <w:pPr>
               <w:spacing w:after="20" w:before="0"/>
             </w:pPr>
-            <w:hyperlink w:history="1" r:id="rId5i8cwbmmqzhueklvciz2h">
+            <w:hyperlink w:history="1" r:id="rId0pkmai2g6tarjmnmidnga">
               <w:r>
                 <w:rPr>
                   <w:rFonts w:ascii="Arial" w:cs="Arial" w:eastAsia="Arial" w:hAnsi="Arial"/>
@@ -30243,7 +30243,7 @@
               <w:spacing w:after="10" w:before="0"/>
               <w:ind w:left="120"/>
             </w:pPr>
-            <w:hyperlink w:history="1" r:id="rId8aluvx5ekcam2sjkqw3ky">
+            <w:hyperlink w:history="1" r:id="rIds5zpe9x57mtcfqvz6vnwd">
               <w:r>
                 <w:rPr>
                   <w:rFonts w:ascii="Arial" w:cs="Arial" w:eastAsia="Arial" w:hAnsi="Arial"/>
@@ -30438,7 +30438,7 @@
             <w:pPr>
               <w:spacing w:after="20" w:before="0"/>
             </w:pPr>
-            <w:hyperlink w:history="1" r:id="rIdx0dz1my27aeg7q6fpxzqn">
+            <w:hyperlink w:history="1" r:id="rIdduywlkqwzearlzsujyyvc">
               <w:r>
                 <w:rPr>
                   <w:rFonts w:ascii="Arial" w:cs="Arial" w:eastAsia="Arial" w:hAnsi="Arial"/>
@@ -30471,7 +30471,7 @@
               <w:spacing w:after="10" w:before="0"/>
               <w:ind w:left="120"/>
             </w:pPr>
-            <w:hyperlink w:history="1" r:id="rIdk-12-tshc4kdicdbwbslw">
+            <w:hyperlink w:history="1" r:id="rIdt3rpuccicq0wi0pjzijet">
               <w:r>
                 <w:rPr>
                   <w:rFonts w:ascii="Arial" w:cs="Arial" w:eastAsia="Arial" w:hAnsi="Arial"/>
@@ -30516,7 +30516,7 @@
             <w:pPr>
               <w:spacing w:after="20" w:before="0"/>
             </w:pPr>
-            <w:hyperlink w:history="1" r:id="rIdp6rytzyauxxmo8luaos4s">
+            <w:hyperlink w:history="1" r:id="rIdnuz50aktoes2h25r4dfyq">
               <w:r>
                 <w:rPr>
                   <w:rFonts w:ascii="Arial" w:cs="Arial" w:eastAsia="Arial" w:hAnsi="Arial"/>
@@ -30549,7 +30549,7 @@
               <w:spacing w:after="10" w:before="0"/>
               <w:ind w:left="120"/>
             </w:pPr>
-            <w:hyperlink w:history="1" r:id="rIdcpykjx3os1sljygez9dwk">
+            <w:hyperlink w:history="1" r:id="rId7uwzpclvqq2-ig8jd-yb-">
               <w:r>
                 <w:rPr>
                   <w:rFonts w:ascii="Arial" w:cs="Arial" w:eastAsia="Arial" w:hAnsi="Arial"/>
@@ -30782,7 +30782,7 @@
             <w:pPr>
               <w:spacing w:after="20" w:before="0"/>
             </w:pPr>
-            <w:hyperlink w:history="1" r:id="rIdmy9wyblaatp0uqsojinhl">
+            <w:hyperlink w:history="1" r:id="rIdgx_jszpdpanooqtz2u6sb">
               <w:r>
                 <w:rPr>
                   <w:rFonts w:ascii="Arial" w:cs="Arial" w:eastAsia="Arial" w:hAnsi="Arial"/>
@@ -30815,7 +30815,7 @@
               <w:spacing w:after="10" w:before="0"/>
               <w:ind w:left="120"/>
             </w:pPr>
-            <w:hyperlink w:history="1" r:id="rIdjpcriswr4t5fa9mpickby">
+            <w:hyperlink w:history="1" r:id="rId-fkdr8gm1klk_dtehojet">
               <w:r>
                 <w:rPr>
                   <w:rFonts w:ascii="Arial" w:cs="Arial" w:eastAsia="Arial" w:hAnsi="Arial"/>
@@ -30860,7 +30860,7 @@
             <w:pPr>
               <w:spacing w:after="20" w:before="0"/>
             </w:pPr>
-            <w:hyperlink w:history="1" r:id="rIdfsafprxftn5bbbxctokqy">
+            <w:hyperlink w:history="1" r:id="rIdliw6gjzibsoxmzigoot9e">
               <w:r>
                 <w:rPr>
                   <w:rFonts w:ascii="Arial" w:cs="Arial" w:eastAsia="Arial" w:hAnsi="Arial"/>
@@ -30893,7 +30893,7 @@
               <w:spacing w:after="10" w:before="0"/>
               <w:ind w:left="120"/>
             </w:pPr>
-            <w:hyperlink w:history="1" r:id="rId4n3nzemw3taptzvqtqjza">
+            <w:hyperlink w:history="1" r:id="rIdrcoaziduwb8whohiy2gmo">
               <w:r>
                 <w:rPr>
                   <w:rFonts w:ascii="Arial" w:cs="Arial" w:eastAsia="Arial" w:hAnsi="Arial"/>
@@ -31126,7 +31126,7 @@
             <w:pPr>
               <w:spacing w:after="20" w:before="0"/>
             </w:pPr>
-            <w:hyperlink w:history="1" r:id="rIdso4eedlrfgxayhefd1jcm">
+            <w:hyperlink w:history="1" r:id="rId-dlk0vkkhxqdspwyejcfp">
               <w:r>
                 <w:rPr>
                   <w:rFonts w:ascii="Arial" w:cs="Arial" w:eastAsia="Arial" w:hAnsi="Arial"/>
@@ -31159,7 +31159,7 @@
               <w:spacing w:after="10" w:before="0"/>
               <w:ind w:left="120"/>
             </w:pPr>
-            <w:hyperlink w:history="1" r:id="rIdrzriqpe9be3n6trq505ah">
+            <w:hyperlink w:history="1" r:id="rIdcrxtanhvyzu0qzhvevhjw">
               <w:r>
                 <w:rPr>
                   <w:rFonts w:ascii="Arial" w:cs="Arial" w:eastAsia="Arial" w:hAnsi="Arial"/>
@@ -31204,7 +31204,7 @@
             <w:pPr>
               <w:spacing w:after="20" w:before="0"/>
             </w:pPr>
-            <w:hyperlink w:history="1" r:id="rIdvlbi0owuu2tygufdobnlw">
+            <w:hyperlink w:history="1" r:id="rIdjcw6d5v86y1ity6up5oxz">
               <w:r>
                 <w:rPr>
                   <w:rFonts w:ascii="Arial" w:cs="Arial" w:eastAsia="Arial" w:hAnsi="Arial"/>
@@ -31237,7 +31237,7 @@
               <w:spacing w:after="10" w:before="0"/>
               <w:ind w:left="120"/>
             </w:pPr>
-            <w:hyperlink w:history="1" r:id="rId3vi6jrv6yb94sfuweyxb9">
+            <w:hyperlink w:history="1" r:id="rIdlwojnzfpy_h9mfmje39gx">
               <w:r>
                 <w:rPr>
                   <w:rFonts w:ascii="Arial" w:cs="Arial" w:eastAsia="Arial" w:hAnsi="Arial"/>
@@ -31432,7 +31432,7 @@
             <w:pPr>
               <w:spacing w:after="20" w:before="0"/>
             </w:pPr>
-            <w:hyperlink w:history="1" r:id="rIdeibuwea4epxkqb0w2sruz">
+            <w:hyperlink w:history="1" r:id="rIdy9eedvye_wnfosy2iftya">
               <w:r>
                 <w:rPr>
                   <w:rFonts w:ascii="Arial" w:cs="Arial" w:eastAsia="Arial" w:hAnsi="Arial"/>
@@ -31465,7 +31465,7 @@
               <w:spacing w:after="10" w:before="0"/>
               <w:ind w:left="120"/>
             </w:pPr>
-            <w:hyperlink w:history="1" r:id="rId4ajxabdrmw-e1cvogo9no">
+            <w:hyperlink w:history="1" r:id="rIdsbigk6aq4nchka9bwaeuo">
               <w:r>
                 <w:rPr>
                   <w:rFonts w:ascii="Arial" w:cs="Arial" w:eastAsia="Arial" w:hAnsi="Arial"/>
@@ -31510,7 +31510,7 @@
             <w:pPr>
               <w:spacing w:after="20" w:before="0"/>
             </w:pPr>
-            <w:hyperlink w:history="1" r:id="rIdqamemr4hclcofkrghavv1">
+            <w:hyperlink w:history="1" r:id="rIdcsv_aw_bv_jz5gblxbqjb">
               <w:r>
                 <w:rPr>
                   <w:rFonts w:ascii="Arial" w:cs="Arial" w:eastAsia="Arial" w:hAnsi="Arial"/>
@@ -31543,7 +31543,7 @@
               <w:spacing w:after="10" w:before="0"/>
               <w:ind w:left="120"/>
             </w:pPr>
-            <w:hyperlink w:history="1" r:id="rIduwqbfuj7esk4nlikr-bqn">
+            <w:hyperlink w:history="1" r:id="rIdtxgtlu3_p28laxs_uzvvc">
               <w:r>
                 <w:rPr>
                   <w:rFonts w:ascii="Arial" w:cs="Arial" w:eastAsia="Arial" w:hAnsi="Arial"/>
@@ -32321,7 +32321,7 @@
         </w:rPr>
         <w:t xml:space="preserve">© 2026 SeaVuria and ARES. Aligned with KICD objectives. Developed by SeaVuria; technical implementation by ARES (with AI assistance from Claude). Licensed under </w:t>
       </w:r>
-      <w:hyperlink w:history="1" r:id="rIdax78767c1oei67yzkilhu">
+      <w:hyperlink w:history="1" r:id="rIdw2_qjsywq9r3umv8i8xjy">
         <w:r>
           <w:rPr>
             <w:rFonts w:ascii="Arial" w:cs="Arial" w:eastAsia="Arial" w:hAnsi="Arial"/>
@@ -32342,7 +32342,7 @@
         </w:rPr>
         <w:t xml:space="preserve"> (</w:t>
       </w:r>
-      <w:hyperlink w:history="1" r:id="rIdzugnwqxb9rfumsdj1umev">
+      <w:hyperlink w:history="1" r:id="rIdoex4vdopdyopt648jivw1">
         <w:r>
           <w:rPr>
             <w:rFonts w:ascii="Arial" w:cs="Arial" w:eastAsia="Arial" w:hAnsi="Arial"/>

--- a/data/outputs/v2/Maths/SS3.4_Linear_Motion/Mathematics_Linear_Motion_CBE_LessonSequence.docx
+++ b/data/outputs/v2/Maths/SS3.4_Linear_Motion/Mathematics_Linear_Motion_CBE_LessonSequence.docx
@@ -2655,7 +2655,7 @@
         </w:rPr>
         <w:t xml:space="preserve">© 2026 SeaVuria and ARES. This work is licensed under a </w:t>
       </w:r>
-      <w:hyperlink w:history="1" r:id="rId2olali284_labkx7ealkz">
+      <w:hyperlink w:history="1" r:id="rIdwba4bouw6iu0rthrb1s9a">
         <w:r>
           <w:rPr>
             <w:rFonts w:ascii="Arial" w:cs="Arial" w:eastAsia="Arial" w:hAnsi="Arial"/>
@@ -2675,7 +2675,7 @@
         </w:rPr>
         <w:t xml:space="preserve"> (</w:t>
       </w:r>
-      <w:hyperlink w:history="1" r:id="rId2ofrxuezuudokcs_vmy-5">
+      <w:hyperlink w:history="1" r:id="rIdqlwbu1ilzr39qchs3l1ul">
         <w:r>
           <w:rPr>
             <w:rFonts w:ascii="Arial" w:cs="Arial" w:eastAsia="Arial" w:hAnsi="Arial"/>
@@ -2695,7 +2695,7 @@
         </w:rPr>
         <w:t xml:space="preserve">). To view a copy of this license, visit </w:t>
       </w:r>
-      <w:hyperlink w:history="1" r:id="rId61aggyyp5h8bijee1zqkm">
+      <w:hyperlink w:history="1" r:id="rIdrluxxzmjb3hjtldrxcbxp">
         <w:r>
           <w:rPr>
             <w:rFonts w:ascii="Arial" w:cs="Arial" w:eastAsia="Arial" w:hAnsi="Arial"/>
@@ -3707,7 +3707,7 @@
             <w:pPr>
               <w:spacing w:after="20" w:before="0"/>
             </w:pPr>
-            <w:hyperlink w:history="1" r:id="rIdo8f0c64ofeonagydjxi0q">
+            <w:hyperlink w:history="1" r:id="rIdhvjhzcdtzb7htm8zpgo66">
               <w:r>
                 <w:rPr>
                   <w:rFonts w:ascii="Arial" w:cs="Arial" w:eastAsia="Arial" w:hAnsi="Arial"/>
@@ -3740,7 +3740,7 @@
               <w:spacing w:after="10" w:before="0"/>
               <w:ind w:left="120"/>
             </w:pPr>
-            <w:hyperlink w:history="1" r:id="rId0qsczummzl6hs8cos7sgg">
+            <w:hyperlink w:history="1" r:id="rIda928tscoibjamkixtrvz1">
               <w:r>
                 <w:rPr>
                   <w:rFonts w:ascii="Arial" w:cs="Arial" w:eastAsia="Arial" w:hAnsi="Arial"/>
@@ -3785,7 +3785,7 @@
             <w:pPr>
               <w:spacing w:after="20" w:before="0"/>
             </w:pPr>
-            <w:hyperlink w:history="1" r:id="rId1rmyu36eqbduflqann95j">
+            <w:hyperlink w:history="1" r:id="rIdq3iois4lmxgnr7mtikssf">
               <w:r>
                 <w:rPr>
                   <w:rFonts w:ascii="Arial" w:cs="Arial" w:eastAsia="Arial" w:hAnsi="Arial"/>
@@ -3818,7 +3818,7 @@
               <w:spacing w:after="10" w:before="0"/>
               <w:ind w:left="120"/>
             </w:pPr>
-            <w:hyperlink w:history="1" r:id="rIdbsguj6-ezrdg2ao6gwbmy">
+            <w:hyperlink w:history="1" r:id="rIdqrposi-eniyks1lyskeja">
               <w:r>
                 <w:rPr>
                   <w:rFonts w:ascii="Arial" w:cs="Arial" w:eastAsia="Arial" w:hAnsi="Arial"/>
@@ -4013,7 +4013,7 @@
             <w:pPr>
               <w:spacing w:after="20" w:before="0"/>
             </w:pPr>
-            <w:hyperlink w:history="1" r:id="rIdlyaewfff17zsbbwfqrqar">
+            <w:hyperlink w:history="1" r:id="rIdthwrkfai4fflovfh48qel">
               <w:r>
                 <w:rPr>
                   <w:rFonts w:ascii="Arial" w:cs="Arial" w:eastAsia="Arial" w:hAnsi="Arial"/>
@@ -4046,7 +4046,7 @@
               <w:spacing w:after="10" w:before="0"/>
               <w:ind w:left="120"/>
             </w:pPr>
-            <w:hyperlink w:history="1" r:id="rId84yk3pgmbv96fbviejapy">
+            <w:hyperlink w:history="1" r:id="rIdb-lv33dnayovk08cip44v">
               <w:r>
                 <w:rPr>
                   <w:rFonts w:ascii="Arial" w:cs="Arial" w:eastAsia="Arial" w:hAnsi="Arial"/>
@@ -4091,7 +4091,7 @@
             <w:pPr>
               <w:spacing w:after="20" w:before="0"/>
             </w:pPr>
-            <w:hyperlink w:history="1" r:id="rIdjpe21o4u73z6j08bjfckd">
+            <w:hyperlink w:history="1" r:id="rIdp9y0xnuh6jre9siczp6vl">
               <w:r>
                 <w:rPr>
                   <w:rFonts w:ascii="Arial" w:cs="Arial" w:eastAsia="Arial" w:hAnsi="Arial"/>
@@ -4124,7 +4124,7 @@
               <w:spacing w:after="10" w:before="0"/>
               <w:ind w:left="120"/>
             </w:pPr>
-            <w:hyperlink w:history="1" r:id="rIdl7_z7bertjx13ylyi0h_7">
+            <w:hyperlink w:history="1" r:id="rIdxom30buxieva0sjpgacwa">
               <w:r>
                 <w:rPr>
                   <w:rFonts w:ascii="Arial" w:cs="Arial" w:eastAsia="Arial" w:hAnsi="Arial"/>
@@ -4319,7 +4319,7 @@
             <w:pPr>
               <w:spacing w:after="20" w:before="0"/>
             </w:pPr>
-            <w:hyperlink w:history="1" r:id="rIdc8jzbmza3l-rnwzm7-cdf">
+            <w:hyperlink w:history="1" r:id="rId4hmimd0nq-xuacdvli8sf">
               <w:r>
                 <w:rPr>
                   <w:rFonts w:ascii="Arial" w:cs="Arial" w:eastAsia="Arial" w:hAnsi="Arial"/>
@@ -4368,7 +4368,7 @@
               <w:spacing w:after="10" w:before="0"/>
               <w:ind w:left="120"/>
             </w:pPr>
-            <w:hyperlink w:history="1" r:id="rIdhi-pjmmdfmtd_sktyyz_c">
+            <w:hyperlink w:history="1" r:id="rIdmzp9njqsumrr3pd90na3m">
               <w:r>
                 <w:rPr>
                   <w:rFonts w:ascii="Arial" w:cs="Arial" w:eastAsia="Arial" w:hAnsi="Arial"/>
@@ -4413,7 +4413,7 @@
             <w:pPr>
               <w:spacing w:after="20" w:before="0"/>
             </w:pPr>
-            <w:hyperlink w:history="1" r:id="rIdurb_uytkt8sfgcym9bqs8">
+            <w:hyperlink w:history="1" r:id="rIdlxdbva4fnzppecuyfacgs">
               <w:r>
                 <w:rPr>
                   <w:rFonts w:ascii="Arial" w:cs="Arial" w:eastAsia="Arial" w:hAnsi="Arial"/>
@@ -4446,7 +4446,7 @@
               <w:spacing w:after="10" w:before="0"/>
               <w:ind w:left="120"/>
             </w:pPr>
-            <w:hyperlink w:history="1" r:id="rIdyzqct7jzgfzzeesyyjauu">
+            <w:hyperlink w:history="1" r:id="rIdhretpdwefc6xlqdsb81n7">
               <w:r>
                 <w:rPr>
                   <w:rFonts w:ascii="Arial" w:cs="Arial" w:eastAsia="Arial" w:hAnsi="Arial"/>
@@ -4641,7 +4641,7 @@
             <w:pPr>
               <w:spacing w:after="20" w:before="0"/>
             </w:pPr>
-            <w:hyperlink w:history="1" r:id="rIde33de7nsnmq9ego03ao_z">
+            <w:hyperlink w:history="1" r:id="rIdlbmftqjchjzv51jc1t6df">
               <w:r>
                 <w:rPr>
                   <w:rFonts w:ascii="Arial" w:cs="Arial" w:eastAsia="Arial" w:hAnsi="Arial"/>
@@ -4690,7 +4690,7 @@
               <w:spacing w:after="10" w:before="0"/>
               <w:ind w:left="120"/>
             </w:pPr>
-            <w:hyperlink w:history="1" r:id="rIdsmciivngb4cblo5hx8v2w">
+            <w:hyperlink w:history="1" r:id="rIdiki7aifl69l6-wnori82y">
               <w:r>
                 <w:rPr>
                   <w:rFonts w:ascii="Arial" w:cs="Arial" w:eastAsia="Arial" w:hAnsi="Arial"/>
@@ -4735,7 +4735,7 @@
             <w:pPr>
               <w:spacing w:after="20" w:before="0"/>
             </w:pPr>
-            <w:hyperlink w:history="1" r:id="rIdb4181dymglze2tzremf1q">
+            <w:hyperlink w:history="1" r:id="rId1uiyq0qnowvfgd6uxbpuh">
               <w:r>
                 <w:rPr>
                   <w:rFonts w:ascii="Arial" w:cs="Arial" w:eastAsia="Arial" w:hAnsi="Arial"/>
@@ -4768,7 +4768,7 @@
               <w:spacing w:after="10" w:before="0"/>
               <w:ind w:left="120"/>
             </w:pPr>
-            <w:hyperlink w:history="1" r:id="rId5ouyrgi6onttypqzkz-xh">
+            <w:hyperlink w:history="1" r:id="rIdebfhzvkk54ljbppptpc1e">
               <w:r>
                 <w:rPr>
                   <w:rFonts w:ascii="Arial" w:cs="Arial" w:eastAsia="Arial" w:hAnsi="Arial"/>
@@ -4963,7 +4963,7 @@
             <w:pPr>
               <w:spacing w:after="20" w:before="0"/>
             </w:pPr>
-            <w:hyperlink w:history="1" r:id="rIdidu1_7h8pc_ak3kubv_z3">
+            <w:hyperlink w:history="1" r:id="rIdogjqhgjrgijzgqz5cdpgp">
               <w:r>
                 <w:rPr>
                   <w:rFonts w:ascii="Arial" w:cs="Arial" w:eastAsia="Arial" w:hAnsi="Arial"/>
@@ -5012,7 +5012,7 @@
               <w:spacing w:after="10" w:before="0"/>
               <w:ind w:left="120"/>
             </w:pPr>
-            <w:hyperlink w:history="1" r:id="rIdjqy38pytoikz8ww-7kj-i">
+            <w:hyperlink w:history="1" r:id="rIdibgya0f7ekxunj52hq3wk">
               <w:r>
                 <w:rPr>
                   <w:rFonts w:ascii="Arial" w:cs="Arial" w:eastAsia="Arial" w:hAnsi="Arial"/>
@@ -5057,7 +5057,7 @@
             <w:pPr>
               <w:spacing w:after="20" w:before="0"/>
             </w:pPr>
-            <w:hyperlink w:history="1" r:id="rIdevgw82s72gocyrpyqq5za">
+            <w:hyperlink w:history="1" r:id="rId3vs6lttef_hpdqmwcmpoc">
               <w:r>
                 <w:rPr>
                   <w:rFonts w:ascii="Arial" w:cs="Arial" w:eastAsia="Arial" w:hAnsi="Arial"/>
@@ -5106,7 +5106,7 @@
               <w:spacing w:after="10" w:before="0"/>
               <w:ind w:left="120"/>
             </w:pPr>
-            <w:hyperlink w:history="1" r:id="rIddcwbzyjlkdfd9qfd00eha">
+            <w:hyperlink w:history="1" r:id="rIdkqrhowget2b25pjvfvkgd">
               <w:r>
                 <w:rPr>
                   <w:rFonts w:ascii="Arial" w:cs="Arial" w:eastAsia="Arial" w:hAnsi="Arial"/>
@@ -5618,7 +5618,7 @@
         </w:rPr>
         <w:t xml:space="preserve">© 2026 SeaVuria and ARES. Aligned with KICD objectives. Developed by SeaVuria; technical implementation by ARES (with AI assistance from Claude). Licensed under </w:t>
       </w:r>
-      <w:hyperlink w:history="1" r:id="rIdkrysjaveifknesgwg5-ba">
+      <w:hyperlink w:history="1" r:id="rIdoyfnwhzqg4r7xytd4oktt">
         <w:r>
           <w:rPr>
             <w:rFonts w:ascii="Arial" w:cs="Arial" w:eastAsia="Arial" w:hAnsi="Arial"/>
@@ -5639,7 +5639,7 @@
         </w:rPr>
         <w:t xml:space="preserve"> (</w:t>
       </w:r>
-      <w:hyperlink w:history="1" r:id="rIdjkt1vqiya3nlqqfk36cvd">
+      <w:hyperlink w:history="1" r:id="rIdheyonv1wtfcdu22_rbr6s">
         <w:r>
           <w:rPr>
             <w:rFonts w:ascii="Arial" w:cs="Arial" w:eastAsia="Arial" w:hAnsi="Arial"/>
@@ -6652,7 +6652,7 @@
             <w:pPr>
               <w:spacing w:after="20" w:before="0"/>
             </w:pPr>
-            <w:hyperlink w:history="1" r:id="rIdrnemgofb82b_2ovrtmh82">
+            <w:hyperlink w:history="1" r:id="rIduggofl23xlgpxqus8pukq">
               <w:r>
                 <w:rPr>
                   <w:rFonts w:ascii="Arial" w:cs="Arial" w:eastAsia="Arial" w:hAnsi="Arial"/>
@@ -6685,7 +6685,7 @@
               <w:spacing w:after="10" w:before="0"/>
               <w:ind w:left="120"/>
             </w:pPr>
-            <w:hyperlink w:history="1" r:id="rIdfdvg0xhagv10sax1cmupz">
+            <w:hyperlink w:history="1" r:id="rIdfqhi8fo20f9xhpbqpy-mc">
               <w:r>
                 <w:rPr>
                   <w:rFonts w:ascii="Arial" w:cs="Arial" w:eastAsia="Arial" w:hAnsi="Arial"/>
@@ -6730,7 +6730,7 @@
             <w:pPr>
               <w:spacing w:after="20" w:before="0"/>
             </w:pPr>
-            <w:hyperlink w:history="1" r:id="rId_pv6bzjxz9txsoki9qgtf">
+            <w:hyperlink w:history="1" r:id="rId0_xagyqbqfezfwexwhja-">
               <w:r>
                 <w:rPr>
                   <w:rFonts w:ascii="Arial" w:cs="Arial" w:eastAsia="Arial" w:hAnsi="Arial"/>
@@ -6763,7 +6763,7 @@
               <w:spacing w:after="10" w:before="0"/>
               <w:ind w:left="120"/>
             </w:pPr>
-            <w:hyperlink w:history="1" r:id="rIds43zmhxb8xpbq1xtqejq8">
+            <w:hyperlink w:history="1" r:id="rIdtdmrklwne4ksouojtdcqd">
               <w:r>
                 <w:rPr>
                   <w:rFonts w:ascii="Arial" w:cs="Arial" w:eastAsia="Arial" w:hAnsi="Arial"/>
@@ -6958,7 +6958,7 @@
             <w:pPr>
               <w:spacing w:after="20" w:before="0"/>
             </w:pPr>
-            <w:hyperlink w:history="1" r:id="rIdgfhfmh80fja5g8b53skev">
+            <w:hyperlink w:history="1" r:id="rIdcg3rbf3fntumrhuccneda">
               <w:r>
                 <w:rPr>
                   <w:rFonts w:ascii="Arial" w:cs="Arial" w:eastAsia="Arial" w:hAnsi="Arial"/>
@@ -6991,7 +6991,7 @@
               <w:spacing w:after="10" w:before="0"/>
               <w:ind w:left="120"/>
             </w:pPr>
-            <w:hyperlink w:history="1" r:id="rIdshv5egs9kevizgbmxc8gl">
+            <w:hyperlink w:history="1" r:id="rIdav_rw8ogrl_ocmjo4uloq">
               <w:r>
                 <w:rPr>
                   <w:rFonts w:ascii="Arial" w:cs="Arial" w:eastAsia="Arial" w:hAnsi="Arial"/>
@@ -7036,7 +7036,7 @@
             <w:pPr>
               <w:spacing w:after="20" w:before="0"/>
             </w:pPr>
-            <w:hyperlink w:history="1" r:id="rIdu8kmk11jb9ph7zvyxsc19">
+            <w:hyperlink w:history="1" r:id="rId0huoo_ekiwsg3cgi0dxj4">
               <w:r>
                 <w:rPr>
                   <w:rFonts w:ascii="Arial" w:cs="Arial" w:eastAsia="Arial" w:hAnsi="Arial"/>
@@ -7069,7 +7069,7 @@
               <w:spacing w:after="10" w:before="0"/>
               <w:ind w:left="120"/>
             </w:pPr>
-            <w:hyperlink w:history="1" r:id="rIduo0ygiv9-nx-enqeyygaf">
+            <w:hyperlink w:history="1" r:id="rIdmkbfvcqpeht5vrqulaefj">
               <w:r>
                 <w:rPr>
                   <w:rFonts w:ascii="Arial" w:cs="Arial" w:eastAsia="Arial" w:hAnsi="Arial"/>
@@ -7264,7 +7264,7 @@
             <w:pPr>
               <w:spacing w:after="20" w:before="0"/>
             </w:pPr>
-            <w:hyperlink w:history="1" r:id="rIdajwly1ky7uniqflqnlzx8">
+            <w:hyperlink w:history="1" r:id="rIde13xohd42p729r6kmhvgj">
               <w:r>
                 <w:rPr>
                   <w:rFonts w:ascii="Arial" w:cs="Arial" w:eastAsia="Arial" w:hAnsi="Arial"/>
@@ -7297,7 +7297,7 @@
               <w:spacing w:after="10" w:before="0"/>
               <w:ind w:left="120"/>
             </w:pPr>
-            <w:hyperlink w:history="1" r:id="rIdxpkg-5pe1h6ocvmowbc5q">
+            <w:hyperlink w:history="1" r:id="rIdd5oogyb0giduixnrpe88i">
               <w:r>
                 <w:rPr>
                   <w:rFonts w:ascii="Arial" w:cs="Arial" w:eastAsia="Arial" w:hAnsi="Arial"/>
@@ -7342,7 +7342,7 @@
             <w:pPr>
               <w:spacing w:after="20" w:before="0"/>
             </w:pPr>
-            <w:hyperlink w:history="1" r:id="rId4s2pdfwlsrg4q6zyty4pj">
+            <w:hyperlink w:history="1" r:id="rIdxqgpnydcxqjb1b6d8hu8e">
               <w:r>
                 <w:rPr>
                   <w:rFonts w:ascii="Arial" w:cs="Arial" w:eastAsia="Arial" w:hAnsi="Arial"/>
@@ -7391,7 +7391,7 @@
               <w:spacing w:after="10" w:before="0"/>
               <w:ind w:left="120"/>
             </w:pPr>
-            <w:hyperlink w:history="1" r:id="rIdw6nmsk8eeo1nzokxsqmz9">
+            <w:hyperlink w:history="1" r:id="rId7ljruklp7mdz65fbvoa5n">
               <w:r>
                 <w:rPr>
                   <w:rFonts w:ascii="Arial" w:cs="Arial" w:eastAsia="Arial" w:hAnsi="Arial"/>
@@ -7586,7 +7586,7 @@
             <w:pPr>
               <w:spacing w:after="20" w:before="0"/>
             </w:pPr>
-            <w:hyperlink w:history="1" r:id="rIdbmebunwwurwvxb-x2z_tk">
+            <w:hyperlink w:history="1" r:id="rIdvxqn-k4cucfekv7rm0ytw">
               <w:r>
                 <w:rPr>
                   <w:rFonts w:ascii="Arial" w:cs="Arial" w:eastAsia="Arial" w:hAnsi="Arial"/>
@@ -7619,7 +7619,7 @@
               <w:spacing w:after="10" w:before="0"/>
               <w:ind w:left="120"/>
             </w:pPr>
-            <w:hyperlink w:history="1" r:id="rIdytpqtuws9utzpmphe-hnt">
+            <w:hyperlink w:history="1" r:id="rIdbqr0_6ji3fozmnarjjtke">
               <w:r>
                 <w:rPr>
                   <w:rFonts w:ascii="Arial" w:cs="Arial" w:eastAsia="Arial" w:hAnsi="Arial"/>
@@ -7664,7 +7664,7 @@
             <w:pPr>
               <w:spacing w:after="20" w:before="0"/>
             </w:pPr>
-            <w:hyperlink w:history="1" r:id="rId-lgznrryw5xzwfrxiyp6a">
+            <w:hyperlink w:history="1" r:id="rIdebh-gv7uuiln0ellc_dt3">
               <w:r>
                 <w:rPr>
                   <w:rFonts w:ascii="Arial" w:cs="Arial" w:eastAsia="Arial" w:hAnsi="Arial"/>
@@ -7713,7 +7713,7 @@
               <w:spacing w:after="10" w:before="0"/>
               <w:ind w:left="120"/>
             </w:pPr>
-            <w:hyperlink w:history="1" r:id="rIdpwqtqrrqzpidf393xa6wj">
+            <w:hyperlink w:history="1" r:id="rIdl9h53rk1bwdlqnmwriofj">
               <w:r>
                 <w:rPr>
                   <w:rFonts w:ascii="Arial" w:cs="Arial" w:eastAsia="Arial" w:hAnsi="Arial"/>
@@ -7908,7 +7908,7 @@
             <w:pPr>
               <w:spacing w:after="20" w:before="0"/>
             </w:pPr>
-            <w:hyperlink w:history="1" r:id="rIdh1-gicikhfrdqxexu7myq">
+            <w:hyperlink w:history="1" r:id="rIdqoswgvd8jiugz3acszx9f">
               <w:r>
                 <w:rPr>
                   <w:rFonts w:ascii="Arial" w:cs="Arial" w:eastAsia="Arial" w:hAnsi="Arial"/>
@@ -7957,7 +7957,7 @@
               <w:spacing w:after="10" w:before="0"/>
               <w:ind w:left="120"/>
             </w:pPr>
-            <w:hyperlink w:history="1" r:id="rIdlfi24vzpgpxorgqk80qk9">
+            <w:hyperlink w:history="1" r:id="rIdjpennrn4iq--wuhqif9b_">
               <w:r>
                 <w:rPr>
                   <w:rFonts w:ascii="Arial" w:cs="Arial" w:eastAsia="Arial" w:hAnsi="Arial"/>
@@ -8002,7 +8002,7 @@
             <w:pPr>
               <w:spacing w:after="20" w:before="0"/>
             </w:pPr>
-            <w:hyperlink w:history="1" r:id="rIddx36elngdlzzx-mjf6jtg">
+            <w:hyperlink w:history="1" r:id="rIdpxqqdf3jtgapmuvewfdgf">
               <w:r>
                 <w:rPr>
                   <w:rFonts w:ascii="Arial" w:cs="Arial" w:eastAsia="Arial" w:hAnsi="Arial"/>
@@ -8051,7 +8051,7 @@
               <w:spacing w:after="10" w:before="0"/>
               <w:ind w:left="120"/>
             </w:pPr>
-            <w:hyperlink w:history="1" r:id="rIdqcf-feeuwztnxtyndzac3">
+            <w:hyperlink w:history="1" r:id="rIdkihnah2ofylnrr9uy_wsl">
               <w:r>
                 <w:rPr>
                   <w:rFonts w:ascii="Arial" w:cs="Arial" w:eastAsia="Arial" w:hAnsi="Arial"/>
@@ -8563,7 +8563,7 @@
         </w:rPr>
         <w:t xml:space="preserve">© 2026 SeaVuria and ARES. Aligned with KICD objectives. Developed by SeaVuria; technical implementation by ARES (with AI assistance from Claude). Licensed under </w:t>
       </w:r>
-      <w:hyperlink w:history="1" r:id="rId17d8ra9ijpcpujafv6qu-">
+      <w:hyperlink w:history="1" r:id="rId1ibwhen-z9rx0uikd22pn">
         <w:r>
           <w:rPr>
             <w:rFonts w:ascii="Arial" w:cs="Arial" w:eastAsia="Arial" w:hAnsi="Arial"/>
@@ -8584,7 +8584,7 @@
         </w:rPr>
         <w:t xml:space="preserve"> (</w:t>
       </w:r>
-      <w:hyperlink w:history="1" r:id="rId9dfkzflgpfudz4ige9qmn">
+      <w:hyperlink w:history="1" r:id="rId1q-exsnbid7-x4etornrd">
         <w:r>
           <w:rPr>
             <w:rFonts w:ascii="Arial" w:cs="Arial" w:eastAsia="Arial" w:hAnsi="Arial"/>
@@ -9597,7 +9597,7 @@
             <w:pPr>
               <w:spacing w:after="20" w:before="0"/>
             </w:pPr>
-            <w:hyperlink w:history="1" r:id="rIdhvrn_acaidyhlluiqw-sg">
+            <w:hyperlink w:history="1" r:id="rIdk5wpqemjrzu2i3qloi2eu">
               <w:r>
                 <w:rPr>
                   <w:rFonts w:ascii="Arial" w:cs="Arial" w:eastAsia="Arial" w:hAnsi="Arial"/>
@@ -9630,7 +9630,7 @@
               <w:spacing w:after="10" w:before="0"/>
               <w:ind w:left="120"/>
             </w:pPr>
-            <w:hyperlink w:history="1" r:id="rId1o-ql1imkdcgzwbwmbwvf">
+            <w:hyperlink w:history="1" r:id="rIdfm6iu5o15cdbfqxf_gkjp">
               <w:r>
                 <w:rPr>
                   <w:rFonts w:ascii="Arial" w:cs="Arial" w:eastAsia="Arial" w:hAnsi="Arial"/>
@@ -9675,7 +9675,7 @@
             <w:pPr>
               <w:spacing w:after="20" w:before="0"/>
             </w:pPr>
-            <w:hyperlink w:history="1" r:id="rId2b0cbfqsetduepgcsf53r">
+            <w:hyperlink w:history="1" r:id="rId1cegzqm6d5rpmm26sqi57">
               <w:r>
                 <w:rPr>
                   <w:rFonts w:ascii="Arial" w:cs="Arial" w:eastAsia="Arial" w:hAnsi="Arial"/>
@@ -9708,7 +9708,7 @@
               <w:spacing w:after="10" w:before="0"/>
               <w:ind w:left="120"/>
             </w:pPr>
-            <w:hyperlink w:history="1" r:id="rId_gls9udgqkxj9gimk-wrk">
+            <w:hyperlink w:history="1" r:id="rIddkueszl-4j1nnpn9wefll">
               <w:r>
                 <w:rPr>
                   <w:rFonts w:ascii="Arial" w:cs="Arial" w:eastAsia="Arial" w:hAnsi="Arial"/>
@@ -9903,7 +9903,7 @@
             <w:pPr>
               <w:spacing w:after="20" w:before="0"/>
             </w:pPr>
-            <w:hyperlink w:history="1" r:id="rIdjrtirb6xg3gnsuykcq8b3">
+            <w:hyperlink w:history="1" r:id="rIdvesvlea4-ypuoz-lvk8lx">
               <w:r>
                 <w:rPr>
                   <w:rFonts w:ascii="Arial" w:cs="Arial" w:eastAsia="Arial" w:hAnsi="Arial"/>
@@ -9936,7 +9936,7 @@
               <w:spacing w:after="10" w:before="0"/>
               <w:ind w:left="120"/>
             </w:pPr>
-            <w:hyperlink w:history="1" r:id="rIdegxgzx37gyodslrwuvpf3">
+            <w:hyperlink w:history="1" r:id="rId8ptt1bfa5cxckh_sigd9d">
               <w:r>
                 <w:rPr>
                   <w:rFonts w:ascii="Arial" w:cs="Arial" w:eastAsia="Arial" w:hAnsi="Arial"/>
@@ -9981,7 +9981,7 @@
             <w:pPr>
               <w:spacing w:after="20" w:before="0"/>
             </w:pPr>
-            <w:hyperlink w:history="1" r:id="rIdh1yhqcn5kx2egvrnnhtlc">
+            <w:hyperlink w:history="1" r:id="rId7iurqlob1pilc2ckpthzd">
               <w:r>
                 <w:rPr>
                   <w:rFonts w:ascii="Arial" w:cs="Arial" w:eastAsia="Arial" w:hAnsi="Arial"/>
@@ -10014,7 +10014,7 @@
               <w:spacing w:after="10" w:before="0"/>
               <w:ind w:left="120"/>
             </w:pPr>
-            <w:hyperlink w:history="1" r:id="rIdexzlv2c1qivk8mjt3baeh">
+            <w:hyperlink w:history="1" r:id="rIdkwuzbbcbebn99yd_olaqe">
               <w:r>
                 <w:rPr>
                   <w:rFonts w:ascii="Arial" w:cs="Arial" w:eastAsia="Arial" w:hAnsi="Arial"/>
@@ -10209,7 +10209,7 @@
             <w:pPr>
               <w:spacing w:after="20" w:before="0"/>
             </w:pPr>
-            <w:hyperlink w:history="1" r:id="rIdxdv8bjwzkwea5ajdbeknq">
+            <w:hyperlink w:history="1" r:id="rId2bwoigls90kngykcrylhw">
               <w:r>
                 <w:rPr>
                   <w:rFonts w:ascii="Arial" w:cs="Arial" w:eastAsia="Arial" w:hAnsi="Arial"/>
@@ -10242,7 +10242,7 @@
               <w:spacing w:after="10" w:before="0"/>
               <w:ind w:left="120"/>
             </w:pPr>
-            <w:hyperlink w:history="1" r:id="rId8lwx3qgwkrcr6inughuj5">
+            <w:hyperlink w:history="1" r:id="rIdtk4pzvabspnaa0m42iley">
               <w:r>
                 <w:rPr>
                   <w:rFonts w:ascii="Arial" w:cs="Arial" w:eastAsia="Arial" w:hAnsi="Arial"/>
@@ -10287,7 +10287,7 @@
             <w:pPr>
               <w:spacing w:after="20" w:before="0"/>
             </w:pPr>
-            <w:hyperlink w:history="1" r:id="rIdz3otnmuzuhkjidt_358dq">
+            <w:hyperlink w:history="1" r:id="rIdslherrq6_qbbejcr4equu">
               <w:r>
                 <w:rPr>
                   <w:rFonts w:ascii="Arial" w:cs="Arial" w:eastAsia="Arial" w:hAnsi="Arial"/>
@@ -10320,7 +10320,7 @@
               <w:spacing w:after="10" w:before="0"/>
               <w:ind w:left="120"/>
             </w:pPr>
-            <w:hyperlink w:history="1" r:id="rIdigfjkfxdzg-bkvjmmxflv">
+            <w:hyperlink w:history="1" r:id="rIdavyoebkjbq5bvnrrlrxaz">
               <w:r>
                 <w:rPr>
                   <w:rFonts w:ascii="Arial" w:cs="Arial" w:eastAsia="Arial" w:hAnsi="Arial"/>
@@ -10515,7 +10515,7 @@
             <w:pPr>
               <w:spacing w:after="20" w:before="0"/>
             </w:pPr>
-            <w:hyperlink w:history="1" r:id="rIdubhcjyko0eatc8vqipaik">
+            <w:hyperlink w:history="1" r:id="rIdyvigcmv_t_i0p13oinoiw">
               <w:r>
                 <w:rPr>
                   <w:rFonts w:ascii="Arial" w:cs="Arial" w:eastAsia="Arial" w:hAnsi="Arial"/>
@@ -10548,7 +10548,7 @@
               <w:spacing w:after="10" w:before="0"/>
               <w:ind w:left="120"/>
             </w:pPr>
-            <w:hyperlink w:history="1" r:id="rIde48mrvjg-15cuj9qplzi8">
+            <w:hyperlink w:history="1" r:id="rIdawlc3emp_uof7j3kz72fw">
               <w:r>
                 <w:rPr>
                   <w:rFonts w:ascii="Arial" w:cs="Arial" w:eastAsia="Arial" w:hAnsi="Arial"/>
@@ -10593,7 +10593,7 @@
             <w:pPr>
               <w:spacing w:after="20" w:before="0"/>
             </w:pPr>
-            <w:hyperlink w:history="1" r:id="rIdxjmytvz78rkjdr9is4dx4">
+            <w:hyperlink w:history="1" r:id="rIdmxkj41g88nyicc2z75jbx">
               <w:r>
                 <w:rPr>
                   <w:rFonts w:ascii="Arial" w:cs="Arial" w:eastAsia="Arial" w:hAnsi="Arial"/>
@@ -10626,7 +10626,7 @@
               <w:spacing w:after="10" w:before="0"/>
               <w:ind w:left="120"/>
             </w:pPr>
-            <w:hyperlink w:history="1" r:id="rIdy1r70dwfom5qm9hka07ah">
+            <w:hyperlink w:history="1" r:id="rIdstr7oivmvifhk6c5gtmkz">
               <w:r>
                 <w:rPr>
                   <w:rFonts w:ascii="Arial" w:cs="Arial" w:eastAsia="Arial" w:hAnsi="Arial"/>
@@ -10821,7 +10821,7 @@
             <w:pPr>
               <w:spacing w:after="20" w:before="0"/>
             </w:pPr>
-            <w:hyperlink w:history="1" r:id="rIdvkvwdplypszyvgraa4dcy">
+            <w:hyperlink w:history="1" r:id="rIdq02gaujs7dn9sne-1h5pj">
               <w:r>
                 <w:rPr>
                   <w:rFonts w:ascii="Arial" w:cs="Arial" w:eastAsia="Arial" w:hAnsi="Arial"/>
@@ -10870,7 +10870,7 @@
               <w:spacing w:after="10" w:before="0"/>
               <w:ind w:left="120"/>
             </w:pPr>
-            <w:hyperlink w:history="1" r:id="rId9d45w-2lo_oycd0ehyhce">
+            <w:hyperlink w:history="1" r:id="rIdxqgheojv8c3z-vdcz4imk">
               <w:r>
                 <w:rPr>
                   <w:rFonts w:ascii="Arial" w:cs="Arial" w:eastAsia="Arial" w:hAnsi="Arial"/>
@@ -10915,7 +10915,7 @@
             <w:pPr>
               <w:spacing w:after="20" w:before="0"/>
             </w:pPr>
-            <w:hyperlink w:history="1" r:id="rIdos8p_dugulx5gt0xifaqp">
+            <w:hyperlink w:history="1" r:id="rIddt0hwxjkynfjawbsa_lx1">
               <w:r>
                 <w:rPr>
                   <w:rFonts w:ascii="Arial" w:cs="Arial" w:eastAsia="Arial" w:hAnsi="Arial"/>
@@ -10948,7 +10948,7 @@
               <w:spacing w:after="10" w:before="0"/>
               <w:ind w:left="120"/>
             </w:pPr>
-            <w:hyperlink w:history="1" r:id="rIdi0tekg1qfma1y_zce0deg">
+            <w:hyperlink w:history="1" r:id="rIdn18hfcconoskhhsiipeqq">
               <w:r>
                 <w:rPr>
                   <w:rFonts w:ascii="Arial" w:cs="Arial" w:eastAsia="Arial" w:hAnsi="Arial"/>
@@ -11460,7 +11460,7 @@
         </w:rPr>
         <w:t xml:space="preserve">© 2026 SeaVuria and ARES. Aligned with KICD objectives. Developed by SeaVuria; technical implementation by ARES (with AI assistance from Claude). Licensed under </w:t>
       </w:r>
-      <w:hyperlink w:history="1" r:id="rIdk0jkqtcokjm0a3rw9a1ys">
+      <w:hyperlink w:history="1" r:id="rIdpduolguioy4qhwz1cmgba">
         <w:r>
           <w:rPr>
             <w:rFonts w:ascii="Arial" w:cs="Arial" w:eastAsia="Arial" w:hAnsi="Arial"/>
@@ -11481,7 +11481,7 @@
         </w:rPr>
         <w:t xml:space="preserve"> (</w:t>
       </w:r>
-      <w:hyperlink w:history="1" r:id="rIdcua1aatmbn-akizfvj8kl">
+      <w:hyperlink w:history="1" r:id="rIda3p8pyshcqsnucfpkznf3">
         <w:r>
           <w:rPr>
             <w:rFonts w:ascii="Arial" w:cs="Arial" w:eastAsia="Arial" w:hAnsi="Arial"/>
@@ -12494,7 +12494,7 @@
             <w:pPr>
               <w:spacing w:after="20" w:before="0"/>
             </w:pPr>
-            <w:hyperlink w:history="1" r:id="rIdbl5wuk0bwo4q21dlzmp_l">
+            <w:hyperlink w:history="1" r:id="rId0vvi_oodjj9ydlmwno0ct">
               <w:r>
                 <w:rPr>
                   <w:rFonts w:ascii="Arial" w:cs="Arial" w:eastAsia="Arial" w:hAnsi="Arial"/>
@@ -12527,7 +12527,7 @@
               <w:spacing w:after="10" w:before="0"/>
               <w:ind w:left="120"/>
             </w:pPr>
-            <w:hyperlink w:history="1" r:id="rIdlsym2indncmutpl0_u_b5">
+            <w:hyperlink w:history="1" r:id="rIddgvj0dyf0ifamgavlneaq">
               <w:r>
                 <w:rPr>
                   <w:rFonts w:ascii="Arial" w:cs="Arial" w:eastAsia="Arial" w:hAnsi="Arial"/>
@@ -12572,7 +12572,7 @@
             <w:pPr>
               <w:spacing w:after="20" w:before="0"/>
             </w:pPr>
-            <w:hyperlink w:history="1" r:id="rIdxllenkzglulupiq1ld3b9">
+            <w:hyperlink w:history="1" r:id="rId0ynu4blgf9atkkzhzcnrh">
               <w:r>
                 <w:rPr>
                   <w:rFonts w:ascii="Arial" w:cs="Arial" w:eastAsia="Arial" w:hAnsi="Arial"/>
@@ -12605,7 +12605,7 @@
               <w:spacing w:after="10" w:before="0"/>
               <w:ind w:left="120"/>
             </w:pPr>
-            <w:hyperlink w:history="1" r:id="rIdwm-xz9qm2aeum5fcica1w">
+            <w:hyperlink w:history="1" r:id="rId6d5yhccrcx-hgeauno0au">
               <w:r>
                 <w:rPr>
                   <w:rFonts w:ascii="Arial" w:cs="Arial" w:eastAsia="Arial" w:hAnsi="Arial"/>
@@ -12800,7 +12800,7 @@
             <w:pPr>
               <w:spacing w:after="20" w:before="0"/>
             </w:pPr>
-            <w:hyperlink w:history="1" r:id="rIdkqszhwxl8z8rtm1dkygac">
+            <w:hyperlink w:history="1" r:id="rIdbeja2yfy_vx5z2fiprkm3">
               <w:r>
                 <w:rPr>
                   <w:rFonts w:ascii="Arial" w:cs="Arial" w:eastAsia="Arial" w:hAnsi="Arial"/>
@@ -12833,7 +12833,7 @@
               <w:spacing w:after="10" w:before="0"/>
               <w:ind w:left="120"/>
             </w:pPr>
-            <w:hyperlink w:history="1" r:id="rIdyuzib-cggy8x-molkkhak">
+            <w:hyperlink w:history="1" r:id="rId9k3ojqqi_w4bheizaizup">
               <w:r>
                 <w:rPr>
                   <w:rFonts w:ascii="Arial" w:cs="Arial" w:eastAsia="Arial" w:hAnsi="Arial"/>
@@ -12878,7 +12878,7 @@
             <w:pPr>
               <w:spacing w:after="20" w:before="0"/>
             </w:pPr>
-            <w:hyperlink w:history="1" r:id="rIduog25osunofwmoe6ju7yl">
+            <w:hyperlink w:history="1" r:id="rIdhx_lz3lj4bqe3apmlvcew">
               <w:r>
                 <w:rPr>
                   <w:rFonts w:ascii="Arial" w:cs="Arial" w:eastAsia="Arial" w:hAnsi="Arial"/>
@@ -12911,7 +12911,7 @@
               <w:spacing w:after="10" w:before="0"/>
               <w:ind w:left="120"/>
             </w:pPr>
-            <w:hyperlink w:history="1" r:id="rId_ql9wvc59douuymay2scf">
+            <w:hyperlink w:history="1" r:id="rIdn3wl283idhq_4vlfqsdcd">
               <w:r>
                 <w:rPr>
                   <w:rFonts w:ascii="Arial" w:cs="Arial" w:eastAsia="Arial" w:hAnsi="Arial"/>
@@ -13106,7 +13106,7 @@
             <w:pPr>
               <w:spacing w:after="20" w:before="0"/>
             </w:pPr>
-            <w:hyperlink w:history="1" r:id="rId7ll-nrnuyeonpusmbe-to">
+            <w:hyperlink w:history="1" r:id="rId0j-zecr5ymukq8k2-918p">
               <w:r>
                 <w:rPr>
                   <w:rFonts w:ascii="Arial" w:cs="Arial" w:eastAsia="Arial" w:hAnsi="Arial"/>
@@ -13139,7 +13139,7 @@
               <w:spacing w:after="10" w:before="0"/>
               <w:ind w:left="120"/>
             </w:pPr>
-            <w:hyperlink w:history="1" r:id="rIdkzjmz2wj-czkb9nm_qbj2">
+            <w:hyperlink w:history="1" r:id="rIdbx0y8r08oqpuseu-cffbg">
               <w:r>
                 <w:rPr>
                   <w:rFonts w:ascii="Arial" w:cs="Arial" w:eastAsia="Arial" w:hAnsi="Arial"/>
@@ -13184,7 +13184,7 @@
             <w:pPr>
               <w:spacing w:after="20" w:before="0"/>
             </w:pPr>
-            <w:hyperlink w:history="1" r:id="rIdnbbpgfqtxdsiid0r8_wr9">
+            <w:hyperlink w:history="1" r:id="rIduqqe3nlx1jrp8pdtydop8">
               <w:r>
                 <w:rPr>
                   <w:rFonts w:ascii="Arial" w:cs="Arial" w:eastAsia="Arial" w:hAnsi="Arial"/>
@@ -13217,7 +13217,7 @@
               <w:spacing w:after="10" w:before="0"/>
               <w:ind w:left="120"/>
             </w:pPr>
-            <w:hyperlink w:history="1" r:id="rIdvlcng9qxnaqukn1bhc96b">
+            <w:hyperlink w:history="1" r:id="rIdqt3cxz1v6zrmtw9oydqp8">
               <w:r>
                 <w:rPr>
                   <w:rFonts w:ascii="Arial" w:cs="Arial" w:eastAsia="Arial" w:hAnsi="Arial"/>
@@ -13412,7 +13412,7 @@
             <w:pPr>
               <w:spacing w:after="20" w:before="0"/>
             </w:pPr>
-            <w:hyperlink w:history="1" r:id="rIdso3ashic6gpptwymuljow">
+            <w:hyperlink w:history="1" r:id="rIdjiyczmnn81qlrckipy6xh">
               <w:r>
                 <w:rPr>
                   <w:rFonts w:ascii="Arial" w:cs="Arial" w:eastAsia="Arial" w:hAnsi="Arial"/>
@@ -13445,7 +13445,7 @@
               <w:spacing w:after="10" w:before="0"/>
               <w:ind w:left="120"/>
             </w:pPr>
-            <w:hyperlink w:history="1" r:id="rIdlyncbgufhcrbknpjkbbpp">
+            <w:hyperlink w:history="1" r:id="rId030ol07zxxgfnnauke7qs">
               <w:r>
                 <w:rPr>
                   <w:rFonts w:ascii="Arial" w:cs="Arial" w:eastAsia="Arial" w:hAnsi="Arial"/>
@@ -13490,7 +13490,7 @@
             <w:pPr>
               <w:spacing w:after="20" w:before="0"/>
             </w:pPr>
-            <w:hyperlink w:history="1" r:id="rIddl7jswasavfxr83wlo5p1">
+            <w:hyperlink w:history="1" r:id="rIdbfd4-3snv9wg2hiq5vkuk">
               <w:r>
                 <w:rPr>
                   <w:rFonts w:ascii="Arial" w:cs="Arial" w:eastAsia="Arial" w:hAnsi="Arial"/>
@@ -13523,7 +13523,7 @@
               <w:spacing w:after="10" w:before="0"/>
               <w:ind w:left="120"/>
             </w:pPr>
-            <w:hyperlink w:history="1" r:id="rIdcvs5m8kupyyk74ai5ekve">
+            <w:hyperlink w:history="1" r:id="rIdrliwmrllvkyudzdgqx--c">
               <w:r>
                 <w:rPr>
                   <w:rFonts w:ascii="Arial" w:cs="Arial" w:eastAsia="Arial" w:hAnsi="Arial"/>
@@ -13718,7 +13718,7 @@
             <w:pPr>
               <w:spacing w:after="20" w:before="0"/>
             </w:pPr>
-            <w:hyperlink w:history="1" r:id="rId6apxbo73lxupa1p4xrgl6">
+            <w:hyperlink w:history="1" r:id="rIdeiyf0z2ni8zfmbhxbkxf_">
               <w:r>
                 <w:rPr>
                   <w:rFonts w:ascii="Arial" w:cs="Arial" w:eastAsia="Arial" w:hAnsi="Arial"/>
@@ -13751,7 +13751,7 @@
               <w:spacing w:after="10" w:before="0"/>
               <w:ind w:left="120"/>
             </w:pPr>
-            <w:hyperlink w:history="1" r:id="rId3wcng6t_lzkkt5wht6lcu">
+            <w:hyperlink w:history="1" r:id="rId9ucdgqiuwdux1-7fbq3vo">
               <w:r>
                 <w:rPr>
                   <w:rFonts w:ascii="Arial" w:cs="Arial" w:eastAsia="Arial" w:hAnsi="Arial"/>
@@ -13796,7 +13796,7 @@
             <w:pPr>
               <w:spacing w:after="20" w:before="0"/>
             </w:pPr>
-            <w:hyperlink w:history="1" r:id="rIdhjwpfivckchlvnflgb4xn">
+            <w:hyperlink w:history="1" r:id="rIdxt30dxjv4bexd7te0hyen">
               <w:r>
                 <w:rPr>
                   <w:rFonts w:ascii="Arial" w:cs="Arial" w:eastAsia="Arial" w:hAnsi="Arial"/>
@@ -13845,7 +13845,7 @@
               <w:spacing w:after="10" w:before="0"/>
               <w:ind w:left="120"/>
             </w:pPr>
-            <w:hyperlink w:history="1" r:id="rIddoi4fchbyqwfxv5spe-pm">
+            <w:hyperlink w:history="1" r:id="rIdz0slnexsdw1cb01ovtwxs">
               <w:r>
                 <w:rPr>
                   <w:rFonts w:ascii="Arial" w:cs="Arial" w:eastAsia="Arial" w:hAnsi="Arial"/>
@@ -14357,7 +14357,7 @@
         </w:rPr>
         <w:t xml:space="preserve">© 2026 SeaVuria and ARES. Aligned with KICD objectives. Developed by SeaVuria; technical implementation by ARES (with AI assistance from Claude). Licensed under </w:t>
       </w:r>
-      <w:hyperlink w:history="1" r:id="rIdnp_5sqwivshkoyjlfxvvj">
+      <w:hyperlink w:history="1" r:id="rIdgxbnaawrmqgd5w1xjmaxl">
         <w:r>
           <w:rPr>
             <w:rFonts w:ascii="Arial" w:cs="Arial" w:eastAsia="Arial" w:hAnsi="Arial"/>
@@ -14378,7 +14378,7 @@
         </w:rPr>
         <w:t xml:space="preserve"> (</w:t>
       </w:r>
-      <w:hyperlink w:history="1" r:id="rIdsmmeajoaeksk-hl-0fqds">
+      <w:hyperlink w:history="1" r:id="rIdq1as9axyb458i0pqxh-et">
         <w:r>
           <w:rPr>
             <w:rFonts w:ascii="Arial" w:cs="Arial" w:eastAsia="Arial" w:hAnsi="Arial"/>
@@ -15391,7 +15391,7 @@
             <w:pPr>
               <w:spacing w:after="20" w:before="0"/>
             </w:pPr>
-            <w:hyperlink w:history="1" r:id="rIdgpn4sd_2hdbq6j4ps_pi0">
+            <w:hyperlink w:history="1" r:id="rIdbzxiysel2-tsvzgbwhbju">
               <w:r>
                 <w:rPr>
                   <w:rFonts w:ascii="Arial" w:cs="Arial" w:eastAsia="Arial" w:hAnsi="Arial"/>
@@ -15424,7 +15424,7 @@
               <w:spacing w:after="10" w:before="0"/>
               <w:ind w:left="120"/>
             </w:pPr>
-            <w:hyperlink w:history="1" r:id="rIdu3dbeu0ns00tz4or9rgts">
+            <w:hyperlink w:history="1" r:id="rIduezcgx1grrj7oerjuhw_n">
               <w:r>
                 <w:rPr>
                   <w:rFonts w:ascii="Arial" w:cs="Arial" w:eastAsia="Arial" w:hAnsi="Arial"/>
@@ -15469,7 +15469,7 @@
             <w:pPr>
               <w:spacing w:after="20" w:before="0"/>
             </w:pPr>
-            <w:hyperlink w:history="1" r:id="rIdi0oi6eztqhdsgv6pfemqt">
+            <w:hyperlink w:history="1" r:id="rId7wvec9n_qm02umtdtuwmo">
               <w:r>
                 <w:rPr>
                   <w:rFonts w:ascii="Arial" w:cs="Arial" w:eastAsia="Arial" w:hAnsi="Arial"/>
@@ -15502,7 +15502,7 @@
               <w:spacing w:after="10" w:before="0"/>
               <w:ind w:left="120"/>
             </w:pPr>
-            <w:hyperlink w:history="1" r:id="rId0_etthzpihlrtupfguwc1">
+            <w:hyperlink w:history="1" r:id="rIdbnsesm4k6lqienpkbsble">
               <w:r>
                 <w:rPr>
                   <w:rFonts w:ascii="Arial" w:cs="Arial" w:eastAsia="Arial" w:hAnsi="Arial"/>
@@ -15697,7 +15697,7 @@
             <w:pPr>
               <w:spacing w:after="20" w:before="0"/>
             </w:pPr>
-            <w:hyperlink w:history="1" r:id="rIdhd4hgvacmqfqvbtmfbgck">
+            <w:hyperlink w:history="1" r:id="rId5xk2mw2tuitbalpt25s_b">
               <w:r>
                 <w:rPr>
                   <w:rFonts w:ascii="Arial" w:cs="Arial" w:eastAsia="Arial" w:hAnsi="Arial"/>
@@ -15730,7 +15730,7 @@
               <w:spacing w:after="10" w:before="0"/>
               <w:ind w:left="120"/>
             </w:pPr>
-            <w:hyperlink w:history="1" r:id="rId143orf0hfbcvi28jirwek">
+            <w:hyperlink w:history="1" r:id="rIdchitsqsxut0d77hfgqcla">
               <w:r>
                 <w:rPr>
                   <w:rFonts w:ascii="Arial" w:cs="Arial" w:eastAsia="Arial" w:hAnsi="Arial"/>
@@ -15775,7 +15775,7 @@
             <w:pPr>
               <w:spacing w:after="20" w:before="0"/>
             </w:pPr>
-            <w:hyperlink w:history="1" r:id="rIdfd2alxyx3jd9hf7ce6cy_">
+            <w:hyperlink w:history="1" r:id="rIdkwkbd55vdoszqsqi1ccge">
               <w:r>
                 <w:rPr>
                   <w:rFonts w:ascii="Arial" w:cs="Arial" w:eastAsia="Arial" w:hAnsi="Arial"/>
@@ -15808,7 +15808,7 @@
               <w:spacing w:after="10" w:before="0"/>
               <w:ind w:left="120"/>
             </w:pPr>
-            <w:hyperlink w:history="1" r:id="rIda8cmpxyw9x2uxrywxprze">
+            <w:hyperlink w:history="1" r:id="rId3ps46bsjdtdj9ud5tcyyo">
               <w:r>
                 <w:rPr>
                   <w:rFonts w:ascii="Arial" w:cs="Arial" w:eastAsia="Arial" w:hAnsi="Arial"/>
@@ -16003,7 +16003,7 @@
             <w:pPr>
               <w:spacing w:after="20" w:before="0"/>
             </w:pPr>
-            <w:hyperlink w:history="1" r:id="rIdga62qhu5ubcykkooaqitc">
+            <w:hyperlink w:history="1" r:id="rIdskyxscvcyxul7tqy3cnw5">
               <w:r>
                 <w:rPr>
                   <w:rFonts w:ascii="Arial" w:cs="Arial" w:eastAsia="Arial" w:hAnsi="Arial"/>
@@ -16052,7 +16052,7 @@
               <w:spacing w:after="10" w:before="0"/>
               <w:ind w:left="120"/>
             </w:pPr>
-            <w:hyperlink w:history="1" r:id="rId0yq5oyhbg4l406ropkvm7">
+            <w:hyperlink w:history="1" r:id="rIdmv1oehevj73lb_jafuyuf">
               <w:r>
                 <w:rPr>
                   <w:rFonts w:ascii="Arial" w:cs="Arial" w:eastAsia="Arial" w:hAnsi="Arial"/>
@@ -16097,7 +16097,7 @@
             <w:pPr>
               <w:spacing w:after="20" w:before="0"/>
             </w:pPr>
-            <w:hyperlink w:history="1" r:id="rIdx3nfs6v62nay5rchryzt0">
+            <w:hyperlink w:history="1" r:id="rIdthf8ettqy7wtbqckb8udj">
               <w:r>
                 <w:rPr>
                   <w:rFonts w:ascii="Arial" w:cs="Arial" w:eastAsia="Arial" w:hAnsi="Arial"/>
@@ -16130,7 +16130,7 @@
               <w:spacing w:after="10" w:before="0"/>
               <w:ind w:left="120"/>
             </w:pPr>
-            <w:hyperlink w:history="1" r:id="rIdbcdnaear90ofexzxbqayz">
+            <w:hyperlink w:history="1" r:id="rIdrtrjbxdrzodhb9rdaeuze">
               <w:r>
                 <w:rPr>
                   <w:rFonts w:ascii="Arial" w:cs="Arial" w:eastAsia="Arial" w:hAnsi="Arial"/>
@@ -16325,7 +16325,7 @@
             <w:pPr>
               <w:spacing w:after="20" w:before="0"/>
             </w:pPr>
-            <w:hyperlink w:history="1" r:id="rIdxgncpn9ullodzg_rocoqp">
+            <w:hyperlink w:history="1" r:id="rId_spwij36odtayjnvttxkd">
               <w:r>
                 <w:rPr>
                   <w:rFonts w:ascii="Arial" w:cs="Arial" w:eastAsia="Arial" w:hAnsi="Arial"/>
@@ -16374,7 +16374,7 @@
               <w:spacing w:after="10" w:before="0"/>
               <w:ind w:left="120"/>
             </w:pPr>
-            <w:hyperlink w:history="1" r:id="rId_czcb5flxci20dscp08je">
+            <w:hyperlink w:history="1" r:id="rIdxba73odkcevuferliykyf">
               <w:r>
                 <w:rPr>
                   <w:rFonts w:ascii="Arial" w:cs="Arial" w:eastAsia="Arial" w:hAnsi="Arial"/>
@@ -16419,7 +16419,7 @@
             <w:pPr>
               <w:spacing w:after="20" w:before="0"/>
             </w:pPr>
-            <w:hyperlink w:history="1" r:id="rIdp2ptgg-8zjjtyykaaq9ix">
+            <w:hyperlink w:history="1" r:id="rId2w9smtluvjw1-o3aog6bu">
               <w:r>
                 <w:rPr>
                   <w:rFonts w:ascii="Arial" w:cs="Arial" w:eastAsia="Arial" w:hAnsi="Arial"/>
@@ -16452,7 +16452,7 @@
               <w:spacing w:after="10" w:before="0"/>
               <w:ind w:left="120"/>
             </w:pPr>
-            <w:hyperlink w:history="1" r:id="rIdjv9_jqwjsnnaexpeesrgz">
+            <w:hyperlink w:history="1" r:id="rIdfzo-hfwktkx7yxacayhdu">
               <w:r>
                 <w:rPr>
                   <w:rFonts w:ascii="Arial" w:cs="Arial" w:eastAsia="Arial" w:hAnsi="Arial"/>
@@ -16647,7 +16647,7 @@
             <w:pPr>
               <w:spacing w:after="20" w:before="0"/>
             </w:pPr>
-            <w:hyperlink w:history="1" r:id="rIdqcvtuwdi0nzvtduzdiapz">
+            <w:hyperlink w:history="1" r:id="rIdkdv2tieecbe-dx4tnohuo">
               <w:r>
                 <w:rPr>
                   <w:rFonts w:ascii="Arial" w:cs="Arial" w:eastAsia="Arial" w:hAnsi="Arial"/>
@@ -16696,7 +16696,7 @@
               <w:spacing w:after="10" w:before="0"/>
               <w:ind w:left="120"/>
             </w:pPr>
-            <w:hyperlink w:history="1" r:id="rIdxmshvsstrc0cariiwztgt">
+            <w:hyperlink w:history="1" r:id="rIdxdsmibvzaoxtilnqq7js9">
               <w:r>
                 <w:rPr>
                   <w:rFonts w:ascii="Arial" w:cs="Arial" w:eastAsia="Arial" w:hAnsi="Arial"/>
@@ -16741,7 +16741,7 @@
             <w:pPr>
               <w:spacing w:after="20" w:before="0"/>
             </w:pPr>
-            <w:hyperlink w:history="1" r:id="rId5ljzo5snemjbh0kljayku">
+            <w:hyperlink w:history="1" r:id="rIddn1dspemzbqipimwlyyqf">
               <w:r>
                 <w:rPr>
                   <w:rFonts w:ascii="Arial" w:cs="Arial" w:eastAsia="Arial" w:hAnsi="Arial"/>
@@ -16774,7 +16774,7 @@
               <w:spacing w:after="10" w:before="0"/>
               <w:ind w:left="120"/>
             </w:pPr>
-            <w:hyperlink w:history="1" r:id="rIdxztbn4eirmmpwvqmuxmnc">
+            <w:hyperlink w:history="1" r:id="rIdhi6q3rkviw2tgvzavtooq">
               <w:r>
                 <w:rPr>
                   <w:rFonts w:ascii="Arial" w:cs="Arial" w:eastAsia="Arial" w:hAnsi="Arial"/>
@@ -17286,7 +17286,7 @@
         </w:rPr>
         <w:t xml:space="preserve">© 2026 SeaVuria and ARES. Aligned with KICD objectives. Developed by SeaVuria; technical implementation by ARES (with AI assistance from Claude). Licensed under </w:t>
       </w:r>
-      <w:hyperlink w:history="1" r:id="rIdk8fbxxqf_61v_-2qpihfn">
+      <w:hyperlink w:history="1" r:id="rIdv72xsf09poxky2iqrcjpj">
         <w:r>
           <w:rPr>
             <w:rFonts w:ascii="Arial" w:cs="Arial" w:eastAsia="Arial" w:hAnsi="Arial"/>
@@ -17307,7 +17307,7 @@
         </w:rPr>
         <w:t xml:space="preserve"> (</w:t>
       </w:r>
-      <w:hyperlink w:history="1" r:id="rId8yn0jfrukelhkbfowm6wu">
+      <w:hyperlink w:history="1" r:id="rIdxdyqqhrbuibnycf_kkch6">
         <w:r>
           <w:rPr>
             <w:rFonts w:ascii="Arial" w:cs="Arial" w:eastAsia="Arial" w:hAnsi="Arial"/>
@@ -18320,7 +18320,7 @@
             <w:pPr>
               <w:spacing w:after="20" w:before="0"/>
             </w:pPr>
-            <w:hyperlink w:history="1" r:id="rIdxsq7v5uda3q_9jwnfkn_k">
+            <w:hyperlink w:history="1" r:id="rIdfsrzz6jfbldf6xgmsfp55">
               <w:r>
                 <w:rPr>
                   <w:rFonts w:ascii="Arial" w:cs="Arial" w:eastAsia="Arial" w:hAnsi="Arial"/>
@@ -18353,7 +18353,7 @@
               <w:spacing w:after="10" w:before="0"/>
               <w:ind w:left="120"/>
             </w:pPr>
-            <w:hyperlink w:history="1" r:id="rId42pbkbsei747wszkvgz-q">
+            <w:hyperlink w:history="1" r:id="rIdzc-hscvjgdss1fubkr01x">
               <w:r>
                 <w:rPr>
                   <w:rFonts w:ascii="Arial" w:cs="Arial" w:eastAsia="Arial" w:hAnsi="Arial"/>
@@ -18398,7 +18398,7 @@
             <w:pPr>
               <w:spacing w:after="20" w:before="0"/>
             </w:pPr>
-            <w:hyperlink w:history="1" r:id="rIddcipw959qc8e-1dfc57n2">
+            <w:hyperlink w:history="1" r:id="rIdy8puxvw70ldfiouond4xx">
               <w:r>
                 <w:rPr>
                   <w:rFonts w:ascii="Arial" w:cs="Arial" w:eastAsia="Arial" w:hAnsi="Arial"/>
@@ -18431,7 +18431,7 @@
               <w:spacing w:after="10" w:before="0"/>
               <w:ind w:left="120"/>
             </w:pPr>
-            <w:hyperlink w:history="1" r:id="rIdferxviyregemhd829efqm">
+            <w:hyperlink w:history="1" r:id="rIdclypeop6ig7mgzfszpmjf">
               <w:r>
                 <w:rPr>
                   <w:rFonts w:ascii="Arial" w:cs="Arial" w:eastAsia="Arial" w:hAnsi="Arial"/>
@@ -18626,7 +18626,7 @@
             <w:pPr>
               <w:spacing w:after="20" w:before="0"/>
             </w:pPr>
-            <w:hyperlink w:history="1" r:id="rIdh8atuoswrbddznr2i3p9l">
+            <w:hyperlink w:history="1" r:id="rIdd5hr3yjo-0-tf9p6oz-q7">
               <w:r>
                 <w:rPr>
                   <w:rFonts w:ascii="Arial" w:cs="Arial" w:eastAsia="Arial" w:hAnsi="Arial"/>
@@ -18659,7 +18659,7 @@
               <w:spacing w:after="10" w:before="0"/>
               <w:ind w:left="120"/>
             </w:pPr>
-            <w:hyperlink w:history="1" r:id="rIdckw44pdiusfq9lb44-hrq">
+            <w:hyperlink w:history="1" r:id="rIdwkryl6hlemapjv8wxivfr">
               <w:r>
                 <w:rPr>
                   <w:rFonts w:ascii="Arial" w:cs="Arial" w:eastAsia="Arial" w:hAnsi="Arial"/>
@@ -18704,7 +18704,7 @@
             <w:pPr>
               <w:spacing w:after="20" w:before="0"/>
             </w:pPr>
-            <w:hyperlink w:history="1" r:id="rIdpd1l5ipkjwd6lsw3zdpns">
+            <w:hyperlink w:history="1" r:id="rIduy40b_lpsk5zulgz_c2xv">
               <w:r>
                 <w:rPr>
                   <w:rFonts w:ascii="Arial" w:cs="Arial" w:eastAsia="Arial" w:hAnsi="Arial"/>
@@ -18737,7 +18737,7 @@
               <w:spacing w:after="10" w:before="0"/>
               <w:ind w:left="120"/>
             </w:pPr>
-            <w:hyperlink w:history="1" r:id="rId1uvhnzzzc2r-0pxc7-o9t">
+            <w:hyperlink w:history="1" r:id="rIdpd0ap8uxqrezqngu58_wr">
               <w:r>
                 <w:rPr>
                   <w:rFonts w:ascii="Arial" w:cs="Arial" w:eastAsia="Arial" w:hAnsi="Arial"/>
@@ -18932,7 +18932,7 @@
             <w:pPr>
               <w:spacing w:after="20" w:before="0"/>
             </w:pPr>
-            <w:hyperlink w:history="1" r:id="rIdcpcs5olwyeii3u0r-gdbn">
+            <w:hyperlink w:history="1" r:id="rIdobg9zaiehjk5sqnab2fxc">
               <w:r>
                 <w:rPr>
                   <w:rFonts w:ascii="Arial" w:cs="Arial" w:eastAsia="Arial" w:hAnsi="Arial"/>
@@ -18965,7 +18965,7 @@
               <w:spacing w:after="10" w:before="0"/>
               <w:ind w:left="120"/>
             </w:pPr>
-            <w:hyperlink w:history="1" r:id="rIdwgvvutp3pzygozttg1p6y">
+            <w:hyperlink w:history="1" r:id="rIdvpdcahwrlnfyvxhonzjxa">
               <w:r>
                 <w:rPr>
                   <w:rFonts w:ascii="Arial" w:cs="Arial" w:eastAsia="Arial" w:hAnsi="Arial"/>
@@ -19010,7 +19010,7 @@
             <w:pPr>
               <w:spacing w:after="20" w:before="0"/>
             </w:pPr>
-            <w:hyperlink w:history="1" r:id="rId4kondzumcb6hstwfxcdtz">
+            <w:hyperlink w:history="1" r:id="rIdn0-ntpn-2ttrrnrwzhfk3">
               <w:r>
                 <w:rPr>
                   <w:rFonts w:ascii="Arial" w:cs="Arial" w:eastAsia="Arial" w:hAnsi="Arial"/>
@@ -19059,7 +19059,7 @@
               <w:spacing w:after="10" w:before="0"/>
               <w:ind w:left="120"/>
             </w:pPr>
-            <w:hyperlink w:history="1" r:id="rId1ml7j7dirs9x_10rvkmys">
+            <w:hyperlink w:history="1" r:id="rIdzjxya5ul-ppcbgkogfhbr">
               <w:r>
                 <w:rPr>
                   <w:rFonts w:ascii="Arial" w:cs="Arial" w:eastAsia="Arial" w:hAnsi="Arial"/>
@@ -19254,7 +19254,7 @@
             <w:pPr>
               <w:spacing w:after="20" w:before="0"/>
             </w:pPr>
-            <w:hyperlink w:history="1" r:id="rIddkg_tm2sawqfyfupvoynj">
+            <w:hyperlink w:history="1" r:id="rIds4gzcppypevluzxp2gb30">
               <w:r>
                 <w:rPr>
                   <w:rFonts w:ascii="Arial" w:cs="Arial" w:eastAsia="Arial" w:hAnsi="Arial"/>
@@ -19287,7 +19287,7 @@
               <w:spacing w:after="10" w:before="0"/>
               <w:ind w:left="120"/>
             </w:pPr>
-            <w:hyperlink w:history="1" r:id="rIdfnybhake1xbkgqggd7blh">
+            <w:hyperlink w:history="1" r:id="rIdq6tqf7bzgzvjhpqxygoqm">
               <w:r>
                 <w:rPr>
                   <w:rFonts w:ascii="Arial" w:cs="Arial" w:eastAsia="Arial" w:hAnsi="Arial"/>
@@ -19332,7 +19332,7 @@
             <w:pPr>
               <w:spacing w:after="20" w:before="0"/>
             </w:pPr>
-            <w:hyperlink w:history="1" r:id="rIdlsoetwv-0cxbxlns7t0yr">
+            <w:hyperlink w:history="1" r:id="rIdygq6y2rqz0gxqcmdib1um">
               <w:r>
                 <w:rPr>
                   <w:rFonts w:ascii="Arial" w:cs="Arial" w:eastAsia="Arial" w:hAnsi="Arial"/>
@@ -19381,7 +19381,7 @@
               <w:spacing w:after="10" w:before="0"/>
               <w:ind w:left="120"/>
             </w:pPr>
-            <w:hyperlink w:history="1" r:id="rId2c5lsebtpxzmwehxbfht7">
+            <w:hyperlink w:history="1" r:id="rIdkv7xjdm1mujvbnvhuatnz">
               <w:r>
                 <w:rPr>
                   <w:rFonts w:ascii="Arial" w:cs="Arial" w:eastAsia="Arial" w:hAnsi="Arial"/>
@@ -19576,7 +19576,7 @@
             <w:pPr>
               <w:spacing w:after="20" w:before="0"/>
             </w:pPr>
-            <w:hyperlink w:history="1" r:id="rId0yyib9acqxfzjwissg2ch">
+            <w:hyperlink w:history="1" r:id="rIdaxa5rtwskjvb_ummjhn1q">
               <w:r>
                 <w:rPr>
                   <w:rFonts w:ascii="Arial" w:cs="Arial" w:eastAsia="Arial" w:hAnsi="Arial"/>
@@ -19625,7 +19625,7 @@
               <w:spacing w:after="10" w:before="0"/>
               <w:ind w:left="120"/>
             </w:pPr>
-            <w:hyperlink w:history="1" r:id="rIdlw0jdibrfezd0rwezq_zt">
+            <w:hyperlink w:history="1" r:id="rIdmcrj-qb3ooavcxcfggygv">
               <w:r>
                 <w:rPr>
                   <w:rFonts w:ascii="Arial" w:cs="Arial" w:eastAsia="Arial" w:hAnsi="Arial"/>
@@ -19670,7 +19670,7 @@
             <w:pPr>
               <w:spacing w:after="20" w:before="0"/>
             </w:pPr>
-            <w:hyperlink w:history="1" r:id="rIdfluj9urz9nkatac5u5wkz">
+            <w:hyperlink w:history="1" r:id="rIdpfzpzn98ykfnc1lfg1mcd">
               <w:r>
                 <w:rPr>
                   <w:rFonts w:ascii="Arial" w:cs="Arial" w:eastAsia="Arial" w:hAnsi="Arial"/>
@@ -19719,7 +19719,7 @@
               <w:spacing w:after="10" w:before="0"/>
               <w:ind w:left="120"/>
             </w:pPr>
-            <w:hyperlink w:history="1" r:id="rIdppiroczm4kjtgc5t3qsgj">
+            <w:hyperlink w:history="1" r:id="rIdponuv-1ch6ywjszjajoyk">
               <w:r>
                 <w:rPr>
                   <w:rFonts w:ascii="Arial" w:cs="Arial" w:eastAsia="Arial" w:hAnsi="Arial"/>
@@ -20231,7 +20231,7 @@
         </w:rPr>
         <w:t xml:space="preserve">© 2026 SeaVuria and ARES. Aligned with KICD objectives. Developed by SeaVuria; technical implementation by ARES (with AI assistance from Claude). Licensed under </w:t>
       </w:r>
-      <w:hyperlink w:history="1" r:id="rIdwishnmcyyfftqtvrro8rp">
+      <w:hyperlink w:history="1" r:id="rIdtkbfcjjojdvfnlwxafrgt">
         <w:r>
           <w:rPr>
             <w:rFonts w:ascii="Arial" w:cs="Arial" w:eastAsia="Arial" w:hAnsi="Arial"/>
@@ -20252,7 +20252,7 @@
         </w:rPr>
         <w:t xml:space="preserve"> (</w:t>
       </w:r>
-      <w:hyperlink w:history="1" r:id="rIdeh31pfkptpeqkdiv6-gcj">
+      <w:hyperlink w:history="1" r:id="rIdasgyhnwi8yihvqj6xac_x">
         <w:r>
           <w:rPr>
             <w:rFonts w:ascii="Arial" w:cs="Arial" w:eastAsia="Arial" w:hAnsi="Arial"/>
@@ -21265,7 +21265,7 @@
             <w:pPr>
               <w:spacing w:after="20" w:before="0"/>
             </w:pPr>
-            <w:hyperlink w:history="1" r:id="rIdnxct4pokx9odvq5t7z0d2">
+            <w:hyperlink w:history="1" r:id="rId_2hlpe1c4jnrplwbb4evf">
               <w:r>
                 <w:rPr>
                   <w:rFonts w:ascii="Arial" w:cs="Arial" w:eastAsia="Arial" w:hAnsi="Arial"/>
@@ -21298,7 +21298,7 @@
               <w:spacing w:after="10" w:before="0"/>
               <w:ind w:left="120"/>
             </w:pPr>
-            <w:hyperlink w:history="1" r:id="rIddjk_sigxszs_njyfyid9u">
+            <w:hyperlink w:history="1" r:id="rIdqfe-yuhojrhloa5crx_pm">
               <w:r>
                 <w:rPr>
                   <w:rFonts w:ascii="Arial" w:cs="Arial" w:eastAsia="Arial" w:hAnsi="Arial"/>
@@ -21343,7 +21343,7 @@
             <w:pPr>
               <w:spacing w:after="20" w:before="0"/>
             </w:pPr>
-            <w:hyperlink w:history="1" r:id="rIdwrjk8lnf9j_yi5ahhk8ch">
+            <w:hyperlink w:history="1" r:id="rIdyt3oqv45vuyhijlsbmfi3">
               <w:r>
                 <w:rPr>
                   <w:rFonts w:ascii="Arial" w:cs="Arial" w:eastAsia="Arial" w:hAnsi="Arial"/>
@@ -21376,7 +21376,7 @@
               <w:spacing w:after="10" w:before="0"/>
               <w:ind w:left="120"/>
             </w:pPr>
-            <w:hyperlink w:history="1" r:id="rId9v-f_iaiya-xrrvh3u6m_">
+            <w:hyperlink w:history="1" r:id="rIdrmbhwvl4zefw-eatwuwye">
               <w:r>
                 <w:rPr>
                   <w:rFonts w:ascii="Arial" w:cs="Arial" w:eastAsia="Arial" w:hAnsi="Arial"/>
@@ -21571,7 +21571,7 @@
             <w:pPr>
               <w:spacing w:after="20" w:before="0"/>
             </w:pPr>
-            <w:hyperlink w:history="1" r:id="rIdxrrglywopc_9hcy43upss">
+            <w:hyperlink w:history="1" r:id="rIdm0xl1cx8fcaiim5qgvaju">
               <w:r>
                 <w:rPr>
                   <w:rFonts w:ascii="Arial" w:cs="Arial" w:eastAsia="Arial" w:hAnsi="Arial"/>
@@ -21604,7 +21604,7 @@
               <w:spacing w:after="10" w:before="0"/>
               <w:ind w:left="120"/>
             </w:pPr>
-            <w:hyperlink w:history="1" r:id="rIdestxma2w6fyteaxtjyyqh">
+            <w:hyperlink w:history="1" r:id="rIdcnb11uwsjiptiaqxbk71l">
               <w:r>
                 <w:rPr>
                   <w:rFonts w:ascii="Arial" w:cs="Arial" w:eastAsia="Arial" w:hAnsi="Arial"/>
@@ -21649,7 +21649,7 @@
             <w:pPr>
               <w:spacing w:after="20" w:before="0"/>
             </w:pPr>
-            <w:hyperlink w:history="1" r:id="rIdytlglrhbl8zx5wqwg9d37">
+            <w:hyperlink w:history="1" r:id="rId2bhl2elizev7qp7rh7whq">
               <w:r>
                 <w:rPr>
                   <w:rFonts w:ascii="Arial" w:cs="Arial" w:eastAsia="Arial" w:hAnsi="Arial"/>
@@ -21682,7 +21682,7 @@
               <w:spacing w:after="10" w:before="0"/>
               <w:ind w:left="120"/>
             </w:pPr>
-            <w:hyperlink w:history="1" r:id="rIdtfxmrjzst4apxxozsdr-b">
+            <w:hyperlink w:history="1" r:id="rIdtil1z9xljdfhfjrmgrvp5">
               <w:r>
                 <w:rPr>
                   <w:rFonts w:ascii="Arial" w:cs="Arial" w:eastAsia="Arial" w:hAnsi="Arial"/>
@@ -21877,7 +21877,7 @@
             <w:pPr>
               <w:spacing w:after="20" w:before="0"/>
             </w:pPr>
-            <w:hyperlink w:history="1" r:id="rIddgkih4xrjrcctsdx012wy">
+            <w:hyperlink w:history="1" r:id="rIdc0eghztvpeekuhkal293s">
               <w:r>
                 <w:rPr>
                   <w:rFonts w:ascii="Arial" w:cs="Arial" w:eastAsia="Arial" w:hAnsi="Arial"/>
@@ -21910,7 +21910,7 @@
               <w:spacing w:after="10" w:before="0"/>
               <w:ind w:left="120"/>
             </w:pPr>
-            <w:hyperlink w:history="1" r:id="rIda5eonjolucstcoutnna1z">
+            <w:hyperlink w:history="1" r:id="rIdugnsz9eju5cnm7qupv-zm">
               <w:r>
                 <w:rPr>
                   <w:rFonts w:ascii="Arial" w:cs="Arial" w:eastAsia="Arial" w:hAnsi="Arial"/>
@@ -21955,7 +21955,7 @@
             <w:pPr>
               <w:spacing w:after="20" w:before="0"/>
             </w:pPr>
-            <w:hyperlink w:history="1" r:id="rIdvlhszlhwjl9cnsm-otkmu">
+            <w:hyperlink w:history="1" r:id="rIdytz9qlpvk2tv2odwevflq">
               <w:r>
                 <w:rPr>
                   <w:rFonts w:ascii="Arial" w:cs="Arial" w:eastAsia="Arial" w:hAnsi="Arial"/>
@@ -22004,7 +22004,7 @@
               <w:spacing w:after="10" w:before="0"/>
               <w:ind w:left="120"/>
             </w:pPr>
-            <w:hyperlink w:history="1" r:id="rIdn4ucaotbfqlggi00iw74d">
+            <w:hyperlink w:history="1" r:id="rIdqdp8lvlikfeswxrytghrz">
               <w:r>
                 <w:rPr>
                   <w:rFonts w:ascii="Arial" w:cs="Arial" w:eastAsia="Arial" w:hAnsi="Arial"/>
@@ -22199,7 +22199,7 @@
             <w:pPr>
               <w:spacing w:after="20" w:before="0"/>
             </w:pPr>
-            <w:hyperlink w:history="1" r:id="rIdckqru27tpgjcqkuuycopq">
+            <w:hyperlink w:history="1" r:id="rIdeyknsuqqtfamsefqjaaq2">
               <w:r>
                 <w:rPr>
                   <w:rFonts w:ascii="Arial" w:cs="Arial" w:eastAsia="Arial" w:hAnsi="Arial"/>
@@ -22232,7 +22232,7 @@
               <w:spacing w:after="10" w:before="0"/>
               <w:ind w:left="120"/>
             </w:pPr>
-            <w:hyperlink w:history="1" r:id="rIdfh3klwhonyyqitd89pzbl">
+            <w:hyperlink w:history="1" r:id="rIdmvngtslhhsgxjtnftcccs">
               <w:r>
                 <w:rPr>
                   <w:rFonts w:ascii="Arial" w:cs="Arial" w:eastAsia="Arial" w:hAnsi="Arial"/>
@@ -22277,7 +22277,7 @@
             <w:pPr>
               <w:spacing w:after="20" w:before="0"/>
             </w:pPr>
-            <w:hyperlink w:history="1" r:id="rId4qs1mxe-rmwxcrkstpqp-">
+            <w:hyperlink w:history="1" r:id="rIdp1a_6n607qdzfyysvy40f">
               <w:r>
                 <w:rPr>
                   <w:rFonts w:ascii="Arial" w:cs="Arial" w:eastAsia="Arial" w:hAnsi="Arial"/>
@@ -22326,7 +22326,7 @@
               <w:spacing w:after="10" w:before="0"/>
               <w:ind w:left="120"/>
             </w:pPr>
-            <w:hyperlink w:history="1" r:id="rIdfbkiranqc0x6qjogp4xff">
+            <w:hyperlink w:history="1" r:id="rIdr0hozemkzsqywxhzfbl5s">
               <w:r>
                 <w:rPr>
                   <w:rFonts w:ascii="Arial" w:cs="Arial" w:eastAsia="Arial" w:hAnsi="Arial"/>
@@ -22521,7 +22521,7 @@
             <w:pPr>
               <w:spacing w:after="20" w:before="0"/>
             </w:pPr>
-            <w:hyperlink w:history="1" r:id="rIdkfrkyrq5zg8r3ldume94c">
+            <w:hyperlink w:history="1" r:id="rIdawrcjjhulcgi7wkbdlst_">
               <w:r>
                 <w:rPr>
                   <w:rFonts w:ascii="Arial" w:cs="Arial" w:eastAsia="Arial" w:hAnsi="Arial"/>
@@ -22570,7 +22570,7 @@
               <w:spacing w:after="10" w:before="0"/>
               <w:ind w:left="120"/>
             </w:pPr>
-            <w:hyperlink w:history="1" r:id="rIdpbu2ii9xitdab-blj06fh">
+            <w:hyperlink w:history="1" r:id="rIdgtqixgukimx181xcna0ao">
               <w:r>
                 <w:rPr>
                   <w:rFonts w:ascii="Arial" w:cs="Arial" w:eastAsia="Arial" w:hAnsi="Arial"/>
@@ -22615,7 +22615,7 @@
             <w:pPr>
               <w:spacing w:after="20" w:before="0"/>
             </w:pPr>
-            <w:hyperlink w:history="1" r:id="rIdgnannaovmb5roj2ykdbdl">
+            <w:hyperlink w:history="1" r:id="rIda13udlrypkmrr-nmfycrt">
               <w:r>
                 <w:rPr>
                   <w:rFonts w:ascii="Arial" w:cs="Arial" w:eastAsia="Arial" w:hAnsi="Arial"/>
@@ -22664,7 +22664,7 @@
               <w:spacing w:after="10" w:before="0"/>
               <w:ind w:left="120"/>
             </w:pPr>
-            <w:hyperlink w:history="1" r:id="rIdm_hxp1rtjl5udsrzdcpp0">
+            <w:hyperlink w:history="1" r:id="rIdusa2iohic-akijfllwkny">
               <w:r>
                 <w:rPr>
                   <w:rFonts w:ascii="Arial" w:cs="Arial" w:eastAsia="Arial" w:hAnsi="Arial"/>
@@ -23088,7 +23088,7 @@
                 <w:sz w:val="18"/>
                 <w:szCs w:val="18"/>
               </w:rPr>
-              <w:t xml:space="preserve">The gradient of a velocity–time graph equals the acceleration of the object (a = Δv ÷ Δt). A horizontal line means zero acceleration (uniform velocity); a positive slope means positive acceleration (speeding up); a negative slope means deceleration (slowing down). Acceleration is a vector quantity — a negative value indicates a change in direction or slowing down.</w:t>
+              <w:t xml:space="preserve">The gradient of a velocity–time graph equals the acceleration of the object (a = Δv ÷ Δt). A horizontal line means zero acceleration (uniform velocity); a positive slope means positive acceleration (speeding up); a negative slope means deceleration (slowing down). Acceleration is a vector quantity — a negative value means the acceleration acts opposite to the positive (forward) direction, so an object moving forward is slowing down.</w:t>
             </w:r>
           </w:p>
         </w:tc>
@@ -23176,7 +23176,7 @@
         </w:rPr>
         <w:t xml:space="preserve">© 2026 SeaVuria and ARES. Aligned with KICD objectives. Developed by SeaVuria; technical implementation by ARES (with AI assistance from Claude). Licensed under </w:t>
       </w:r>
-      <w:hyperlink w:history="1" r:id="rIdu0asis4kwv5b8yez_9zo0">
+      <w:hyperlink w:history="1" r:id="rIdiowkykuejr3yioirvaxde">
         <w:r>
           <w:rPr>
             <w:rFonts w:ascii="Arial" w:cs="Arial" w:eastAsia="Arial" w:hAnsi="Arial"/>
@@ -23197,7 +23197,7 @@
         </w:rPr>
         <w:t xml:space="preserve"> (</w:t>
       </w:r>
-      <w:hyperlink w:history="1" r:id="rId9mn3obuqoiw_fgtdugbf7">
+      <w:hyperlink w:history="1" r:id="rIdqmexct91ykjuy-_yfmbv7">
         <w:r>
           <w:rPr>
             <w:rFonts w:ascii="Arial" w:cs="Arial" w:eastAsia="Arial" w:hAnsi="Arial"/>
@@ -24210,7 +24210,7 @@
             <w:pPr>
               <w:spacing w:after="20" w:before="0"/>
             </w:pPr>
-            <w:hyperlink w:history="1" r:id="rId4ivebqkaoztjla4ssyi1t">
+            <w:hyperlink w:history="1" r:id="rIdzdoopvnqnkzlcwrfl33id">
               <w:r>
                 <w:rPr>
                   <w:rFonts w:ascii="Arial" w:cs="Arial" w:eastAsia="Arial" w:hAnsi="Arial"/>
@@ -24243,7 +24243,7 @@
               <w:spacing w:after="10" w:before="0"/>
               <w:ind w:left="120"/>
             </w:pPr>
-            <w:hyperlink w:history="1" r:id="rIdz-u02aatxojydsxbgby-p">
+            <w:hyperlink w:history="1" r:id="rIduqbkr2ghab495ezkhqidx">
               <w:r>
                 <w:rPr>
                   <w:rFonts w:ascii="Arial" w:cs="Arial" w:eastAsia="Arial" w:hAnsi="Arial"/>
@@ -24288,7 +24288,7 @@
             <w:pPr>
               <w:spacing w:after="20" w:before="0"/>
             </w:pPr>
-            <w:hyperlink w:history="1" r:id="rId-aqyv59rhryzcumkqcxy5">
+            <w:hyperlink w:history="1" r:id="rIdbf423afxcchw91742faa0">
               <w:r>
                 <w:rPr>
                   <w:rFonts w:ascii="Arial" w:cs="Arial" w:eastAsia="Arial" w:hAnsi="Arial"/>
@@ -24321,7 +24321,7 @@
               <w:spacing w:after="10" w:before="0"/>
               <w:ind w:left="120"/>
             </w:pPr>
-            <w:hyperlink w:history="1" r:id="rIdfuv80l9jz4kajd29aiixn">
+            <w:hyperlink w:history="1" r:id="rIdggb7etcnbkf31gcfp2ugl">
               <w:r>
                 <w:rPr>
                   <w:rFonts w:ascii="Arial" w:cs="Arial" w:eastAsia="Arial" w:hAnsi="Arial"/>
@@ -24516,7 +24516,7 @@
             <w:pPr>
               <w:spacing w:after="20" w:before="0"/>
             </w:pPr>
-            <w:hyperlink w:history="1" r:id="rIdwdye4ely_hf6tsxhzqwmk">
+            <w:hyperlink w:history="1" r:id="rIdqodduur7lkbmg9cmozxyt">
               <w:r>
                 <w:rPr>
                   <w:rFonts w:ascii="Arial" w:cs="Arial" w:eastAsia="Arial" w:hAnsi="Arial"/>
@@ -24549,7 +24549,7 @@
               <w:spacing w:after="10" w:before="0"/>
               <w:ind w:left="120"/>
             </w:pPr>
-            <w:hyperlink w:history="1" r:id="rIdlnj_fqqxa0rpvitxxkmhg">
+            <w:hyperlink w:history="1" r:id="rIdnxtguftootp2itybkprcq">
               <w:r>
                 <w:rPr>
                   <w:rFonts w:ascii="Arial" w:cs="Arial" w:eastAsia="Arial" w:hAnsi="Arial"/>
@@ -24594,7 +24594,7 @@
             <w:pPr>
               <w:spacing w:after="20" w:before="0"/>
             </w:pPr>
-            <w:hyperlink w:history="1" r:id="rIddwezv2kuqlh780yg6lqgq">
+            <w:hyperlink w:history="1" r:id="rIdjrsyjr_yscdr9mv1pvjfa">
               <w:r>
                 <w:rPr>
                   <w:rFonts w:ascii="Arial" w:cs="Arial" w:eastAsia="Arial" w:hAnsi="Arial"/>
@@ -24627,7 +24627,7 @@
               <w:spacing w:after="10" w:before="0"/>
               <w:ind w:left="120"/>
             </w:pPr>
-            <w:hyperlink w:history="1" r:id="rIdgbg2y8vk_7dzf0lu3oisd">
+            <w:hyperlink w:history="1" r:id="rIdwac3qgmb7ooq51fkwhflj">
               <w:r>
                 <w:rPr>
                   <w:rFonts w:ascii="Arial" w:cs="Arial" w:eastAsia="Arial" w:hAnsi="Arial"/>
@@ -24822,7 +24822,7 @@
             <w:pPr>
               <w:spacing w:after="20" w:before="0"/>
             </w:pPr>
-            <w:hyperlink w:history="1" r:id="rIdxgkig1rt1l3yomhok-xya">
+            <w:hyperlink w:history="1" r:id="rIdxsmfjvuunciikrr5isjmw">
               <w:r>
                 <w:rPr>
                   <w:rFonts w:ascii="Arial" w:cs="Arial" w:eastAsia="Arial" w:hAnsi="Arial"/>
@@ -24855,7 +24855,7 @@
               <w:spacing w:after="10" w:before="0"/>
               <w:ind w:left="120"/>
             </w:pPr>
-            <w:hyperlink w:history="1" r:id="rIdpde5fvhdbys5-zoxidvwf">
+            <w:hyperlink w:history="1" r:id="rId38bfr6x9nfhcl1rqfrhov">
               <w:r>
                 <w:rPr>
                   <w:rFonts w:ascii="Arial" w:cs="Arial" w:eastAsia="Arial" w:hAnsi="Arial"/>
@@ -24900,7 +24900,7 @@
             <w:pPr>
               <w:spacing w:after="20" w:before="0"/>
             </w:pPr>
-            <w:hyperlink w:history="1" r:id="rIdaiowwijdd06ouvrkz2wlj">
+            <w:hyperlink w:history="1" r:id="rIdvymtteojn_ep2ecsteibr">
               <w:r>
                 <w:rPr>
                   <w:rFonts w:ascii="Arial" w:cs="Arial" w:eastAsia="Arial" w:hAnsi="Arial"/>
@@ -24933,7 +24933,7 @@
               <w:spacing w:after="10" w:before="0"/>
               <w:ind w:left="120"/>
             </w:pPr>
-            <w:hyperlink w:history="1" r:id="rIdg63-89hu5sw3fn4gqfcsf">
+            <w:hyperlink w:history="1" r:id="rIdiv7plmt75w_pnnlzuzywf">
               <w:r>
                 <w:rPr>
                   <w:rFonts w:ascii="Arial" w:cs="Arial" w:eastAsia="Arial" w:hAnsi="Arial"/>
@@ -25128,7 +25128,7 @@
             <w:pPr>
               <w:spacing w:after="20" w:before="0"/>
             </w:pPr>
-            <w:hyperlink w:history="1" r:id="rIdpyg3gxlnwlscakuxjc5d9">
+            <w:hyperlink w:history="1" r:id="rId0q44jchysvkb59l_dxcg5">
               <w:r>
                 <w:rPr>
                   <w:rFonts w:ascii="Arial" w:cs="Arial" w:eastAsia="Arial" w:hAnsi="Arial"/>
@@ -25161,7 +25161,7 @@
               <w:spacing w:after="10" w:before="0"/>
               <w:ind w:left="120"/>
             </w:pPr>
-            <w:hyperlink w:history="1" r:id="rIdzx5xlagfddtguaoy1kc3i">
+            <w:hyperlink w:history="1" r:id="rIdo2pcndknhmycarztxzixc">
               <w:r>
                 <w:rPr>
                   <w:rFonts w:ascii="Arial" w:cs="Arial" w:eastAsia="Arial" w:hAnsi="Arial"/>
@@ -25206,7 +25206,7 @@
             <w:pPr>
               <w:spacing w:after="20" w:before="0"/>
             </w:pPr>
-            <w:hyperlink w:history="1" r:id="rIddhnjphpeuez3b7vh5ujoi">
+            <w:hyperlink w:history="1" r:id="rIddw25fbvjqdopvkqslfvyg">
               <w:r>
                 <w:rPr>
                   <w:rFonts w:ascii="Arial" w:cs="Arial" w:eastAsia="Arial" w:hAnsi="Arial"/>
@@ -25239,7 +25239,7 @@
               <w:spacing w:after="10" w:before="0"/>
               <w:ind w:left="120"/>
             </w:pPr>
-            <w:hyperlink w:history="1" r:id="rIdmw9bu2axkwzwsxy9ec5uo">
+            <w:hyperlink w:history="1" r:id="rIdnoa75p-ble5t_9l72hacv">
               <w:r>
                 <w:rPr>
                   <w:rFonts w:ascii="Arial" w:cs="Arial" w:eastAsia="Arial" w:hAnsi="Arial"/>
@@ -25434,7 +25434,7 @@
             <w:pPr>
               <w:spacing w:after="20" w:before="0"/>
             </w:pPr>
-            <w:hyperlink w:history="1" r:id="rIdimhhhjelsqmpn9k24bnbp">
+            <w:hyperlink w:history="1" r:id="rIdptuestbjwpg5sgo7he05u">
               <w:r>
                 <w:rPr>
                   <w:rFonts w:ascii="Arial" w:cs="Arial" w:eastAsia="Arial" w:hAnsi="Arial"/>
@@ -25483,7 +25483,7 @@
               <w:spacing w:after="10" w:before="0"/>
               <w:ind w:left="120"/>
             </w:pPr>
-            <w:hyperlink w:history="1" r:id="rId8j4xjbtbqlvtilwve0qa6">
+            <w:hyperlink w:history="1" r:id="rId8cwx-cddei_wciv_gdlnx">
               <w:r>
                 <w:rPr>
                   <w:rFonts w:ascii="Arial" w:cs="Arial" w:eastAsia="Arial" w:hAnsi="Arial"/>
@@ -25528,7 +25528,7 @@
             <w:pPr>
               <w:spacing w:after="20" w:before="0"/>
             </w:pPr>
-            <w:hyperlink w:history="1" r:id="rIdibmwtgbmqqbpdecarzrm8">
+            <w:hyperlink w:history="1" r:id="rIdcgatii53bypqcfjhs2jxp">
               <w:r>
                 <w:rPr>
                   <w:rFonts w:ascii="Arial" w:cs="Arial" w:eastAsia="Arial" w:hAnsi="Arial"/>
@@ -25577,7 +25577,7 @@
               <w:spacing w:after="10" w:before="0"/>
               <w:ind w:left="120"/>
             </w:pPr>
-            <w:hyperlink w:history="1" r:id="rIdws6vfv8yovd00hbfdeew7">
+            <w:hyperlink w:history="1" r:id="rId6jzhzksmqvplemqpj7ew-">
               <w:r>
                 <w:rPr>
                   <w:rFonts w:ascii="Arial" w:cs="Arial" w:eastAsia="Arial" w:hAnsi="Arial"/>
@@ -26089,7 +26089,7 @@
         </w:rPr>
         <w:t xml:space="preserve">© 2026 SeaVuria and ARES. Aligned with KICD objectives. Developed by SeaVuria; technical implementation by ARES (with AI assistance from Claude). Licensed under </w:t>
       </w:r>
-      <w:hyperlink w:history="1" r:id="rIdvjcwothso4weqn9y5fun9">
+      <w:hyperlink w:history="1" r:id="rIdcijorehbzg0_cbqotctjs">
         <w:r>
           <w:rPr>
             <w:rFonts w:ascii="Arial" w:cs="Arial" w:eastAsia="Arial" w:hAnsi="Arial"/>
@@ -26110,7 +26110,7 @@
         </w:rPr>
         <w:t xml:space="preserve"> (</w:t>
       </w:r>
-      <w:hyperlink w:history="1" r:id="rIdwyqk-7vmxlhgnwdi4kbxf">
+      <w:hyperlink w:history="1" r:id="rIdlfojvzol_bvcr_sbhqeqb">
         <w:r>
           <w:rPr>
             <w:rFonts w:ascii="Arial" w:cs="Arial" w:eastAsia="Arial" w:hAnsi="Arial"/>
@@ -27123,7 +27123,7 @@
             <w:pPr>
               <w:spacing w:after="20" w:before="0"/>
             </w:pPr>
-            <w:hyperlink w:history="1" r:id="rIdtztwash5jmxkaduemwnug">
+            <w:hyperlink w:history="1" r:id="rId7bbmtdvpglozqs4xrxmnl">
               <w:r>
                 <w:rPr>
                   <w:rFonts w:ascii="Arial" w:cs="Arial" w:eastAsia="Arial" w:hAnsi="Arial"/>
@@ -27156,7 +27156,7 @@
               <w:spacing w:after="10" w:before="0"/>
               <w:ind w:left="120"/>
             </w:pPr>
-            <w:hyperlink w:history="1" r:id="rIdk4dvem6a9cuiqgckz7hxk">
+            <w:hyperlink w:history="1" r:id="rIdewauwokpzz1w_0qmhr1gc">
               <w:r>
                 <w:rPr>
                   <w:rFonts w:ascii="Arial" w:cs="Arial" w:eastAsia="Arial" w:hAnsi="Arial"/>
@@ -27201,7 +27201,7 @@
             <w:pPr>
               <w:spacing w:after="20" w:before="0"/>
             </w:pPr>
-            <w:hyperlink w:history="1" r:id="rIdbhcgmax595srvb2basitd">
+            <w:hyperlink w:history="1" r:id="rIdshu9rwfjp96ioyr795ycj">
               <w:r>
                 <w:rPr>
                   <w:rFonts w:ascii="Arial" w:cs="Arial" w:eastAsia="Arial" w:hAnsi="Arial"/>
@@ -27250,7 +27250,7 @@
               <w:spacing w:after="10" w:before="0"/>
               <w:ind w:left="120"/>
             </w:pPr>
-            <w:hyperlink w:history="1" r:id="rIddgxjxpdmhe3tbhi8dovmr">
+            <w:hyperlink w:history="1" r:id="rIdrt6-4tkzj2dmn8yr370ol">
               <w:r>
                 <w:rPr>
                   <w:rFonts w:ascii="Arial" w:cs="Arial" w:eastAsia="Arial" w:hAnsi="Arial"/>
@@ -27445,7 +27445,7 @@
             <w:pPr>
               <w:spacing w:after="20" w:before="0"/>
             </w:pPr>
-            <w:hyperlink w:history="1" r:id="rIdkosls-hkpu-hvifml8jp4">
+            <w:hyperlink w:history="1" r:id="rIdpb4pct68ku5e1mwwrwus3">
               <w:r>
                 <w:rPr>
                   <w:rFonts w:ascii="Arial" w:cs="Arial" w:eastAsia="Arial" w:hAnsi="Arial"/>
@@ -27478,7 +27478,7 @@
               <w:spacing w:after="10" w:before="0"/>
               <w:ind w:left="120"/>
             </w:pPr>
-            <w:hyperlink w:history="1" r:id="rId6yitfwe9evmuabxx0doej">
+            <w:hyperlink w:history="1" r:id="rIdpvwjh3v-rxtz6q8wdfzgk">
               <w:r>
                 <w:rPr>
                   <w:rFonts w:ascii="Arial" w:cs="Arial" w:eastAsia="Arial" w:hAnsi="Arial"/>
@@ -27523,7 +27523,7 @@
             <w:pPr>
               <w:spacing w:after="20" w:before="0"/>
             </w:pPr>
-            <w:hyperlink w:history="1" r:id="rIdcrxlqlqiz48hqicotmgmj">
+            <w:hyperlink w:history="1" r:id="rIdstjswxocmfeeysqf0fc53">
               <w:r>
                 <w:rPr>
                   <w:rFonts w:ascii="Arial" w:cs="Arial" w:eastAsia="Arial" w:hAnsi="Arial"/>
@@ -27572,7 +27572,7 @@
               <w:spacing w:after="10" w:before="0"/>
               <w:ind w:left="120"/>
             </w:pPr>
-            <w:hyperlink w:history="1" r:id="rIdq5aqoyg00qsubh9csukek">
+            <w:hyperlink w:history="1" r:id="rId7vc7nbv7jsrjlbvd2kzch">
               <w:r>
                 <w:rPr>
                   <w:rFonts w:ascii="Arial" w:cs="Arial" w:eastAsia="Arial" w:hAnsi="Arial"/>
@@ -27767,7 +27767,7 @@
             <w:pPr>
               <w:spacing w:after="20" w:before="0"/>
             </w:pPr>
-            <w:hyperlink w:history="1" r:id="rIduxyqocexyf63piwfahecx">
+            <w:hyperlink w:history="1" r:id="rIdcprmlloofhsc7g1fou60k">
               <w:r>
                 <w:rPr>
                   <w:rFonts w:ascii="Arial" w:cs="Arial" w:eastAsia="Arial" w:hAnsi="Arial"/>
@@ -27816,7 +27816,7 @@
               <w:spacing w:after="10" w:before="0"/>
               <w:ind w:left="120"/>
             </w:pPr>
-            <w:hyperlink w:history="1" r:id="rId86ndzxycxiz0sgfrxonkc">
+            <w:hyperlink w:history="1" r:id="rIdbo9h3klwb2spjygamyzk9">
               <w:r>
                 <w:rPr>
                   <w:rFonts w:ascii="Arial" w:cs="Arial" w:eastAsia="Arial" w:hAnsi="Arial"/>
@@ -27861,7 +27861,7 @@
             <w:pPr>
               <w:spacing w:after="20" w:before="0"/>
             </w:pPr>
-            <w:hyperlink w:history="1" r:id="rIdw6wkd9wro7xkzn352z2rm">
+            <w:hyperlink w:history="1" r:id="rIdw3fzvtmvfyhzfhtajavej">
               <w:r>
                 <w:rPr>
                   <w:rFonts w:ascii="Arial" w:cs="Arial" w:eastAsia="Arial" w:hAnsi="Arial"/>
@@ -27910,7 +27910,7 @@
               <w:spacing w:after="10" w:before="0"/>
               <w:ind w:left="120"/>
             </w:pPr>
-            <w:hyperlink w:history="1" r:id="rId7uq5c5buc0cagwdz6jaaf">
+            <w:hyperlink w:history="1" r:id="rIdkum31tzv6qd59_ksg90xj">
               <w:r>
                 <w:rPr>
                   <w:rFonts w:ascii="Arial" w:cs="Arial" w:eastAsia="Arial" w:hAnsi="Arial"/>
@@ -28105,7 +28105,7 @@
             <w:pPr>
               <w:spacing w:after="20" w:before="0"/>
             </w:pPr>
-            <w:hyperlink w:history="1" r:id="rIdpfwz_llkhjg9kc3pjczyl">
+            <w:hyperlink w:history="1" r:id="rIdltb7veztutgi9ywxq1mqn">
               <w:r>
                 <w:rPr>
                   <w:rFonts w:ascii="Arial" w:cs="Arial" w:eastAsia="Arial" w:hAnsi="Arial"/>
@@ -28154,7 +28154,7 @@
               <w:spacing w:after="10" w:before="0"/>
               <w:ind w:left="120"/>
             </w:pPr>
-            <w:hyperlink w:history="1" r:id="rId8lsmh3_2g35q-9rldsocm">
+            <w:hyperlink w:history="1" r:id="rId-3-uy4aqy6kcvflxmpzch">
               <w:r>
                 <w:rPr>
                   <w:rFonts w:ascii="Arial" w:cs="Arial" w:eastAsia="Arial" w:hAnsi="Arial"/>
@@ -28199,7 +28199,7 @@
             <w:pPr>
               <w:spacing w:after="20" w:before="0"/>
             </w:pPr>
-            <w:hyperlink w:history="1" r:id="rIdedsqwkmgh1w9hmsl3ndvg">
+            <w:hyperlink w:history="1" r:id="rIdc57oba0ue2kydixnjynzy">
               <w:r>
                 <w:rPr>
                   <w:rFonts w:ascii="Arial" w:cs="Arial" w:eastAsia="Arial" w:hAnsi="Arial"/>
@@ -28248,7 +28248,7 @@
               <w:spacing w:after="10" w:before="0"/>
               <w:ind w:left="120"/>
             </w:pPr>
-            <w:hyperlink w:history="1" r:id="rIdyze4tjkh5cddcbv_w4gv2">
+            <w:hyperlink w:history="1" r:id="rIdkvem25fb5taxty0wmhekm">
               <w:r>
                 <w:rPr>
                   <w:rFonts w:ascii="Arial" w:cs="Arial" w:eastAsia="Arial" w:hAnsi="Arial"/>
@@ -28443,7 +28443,7 @@
             <w:pPr>
               <w:spacing w:after="20" w:before="0"/>
             </w:pPr>
-            <w:hyperlink w:history="1" r:id="rIdimkdtztw4s-d5ings8bsp">
+            <w:hyperlink w:history="1" r:id="rIdpriqjqyg5ohlpskwcciv2">
               <w:r>
                 <w:rPr>
                   <w:rFonts w:ascii="Arial" w:cs="Arial" w:eastAsia="Arial" w:hAnsi="Arial"/>
@@ -28492,7 +28492,7 @@
               <w:spacing w:after="10" w:before="0"/>
               <w:ind w:left="120"/>
             </w:pPr>
-            <w:hyperlink w:history="1" r:id="rIdri8c-moesyyiv88abe7ro">
+            <w:hyperlink w:history="1" r:id="rIdb8nsksskrqo8tn2t10sss">
               <w:r>
                 <w:rPr>
                   <w:rFonts w:ascii="Arial" w:cs="Arial" w:eastAsia="Arial" w:hAnsi="Arial"/>
@@ -28537,7 +28537,7 @@
             <w:pPr>
               <w:spacing w:after="20" w:before="0"/>
             </w:pPr>
-            <w:hyperlink w:history="1" r:id="rId1wl0qav4zvfkknv9xtfih">
+            <w:hyperlink w:history="1" r:id="rIdr3tpuwmbrmn8toxfktx98">
               <w:r>
                 <w:rPr>
                   <w:rFonts w:ascii="Arial" w:cs="Arial" w:eastAsia="Arial" w:hAnsi="Arial"/>
@@ -28586,7 +28586,7 @@
               <w:spacing w:after="10" w:before="0"/>
               <w:ind w:left="120"/>
             </w:pPr>
-            <w:hyperlink w:history="1" r:id="rIdjgzq09ck6klrgy9cm6ybj">
+            <w:hyperlink w:history="1" r:id="rIdtsq25kp08fdcenjniedqc">
               <w:r>
                 <w:rPr>
                   <w:rFonts w:ascii="Arial" w:cs="Arial" w:eastAsia="Arial" w:hAnsi="Arial"/>
@@ -29098,7 +29098,7 @@
         </w:rPr>
         <w:t xml:space="preserve">© 2026 SeaVuria and ARES. Aligned with KICD objectives. Developed by SeaVuria; technical implementation by ARES (with AI assistance from Claude). Licensed under </w:t>
       </w:r>
-      <w:hyperlink w:history="1" r:id="rId3nhabop6yeilyjayezhsy">
+      <w:hyperlink w:history="1" r:id="rIdxcd2eo_02mmrf4u6jearc">
         <w:r>
           <w:rPr>
             <w:rFonts w:ascii="Arial" w:cs="Arial" w:eastAsia="Arial" w:hAnsi="Arial"/>
@@ -29119,7 +29119,7 @@
         </w:rPr>
         <w:t xml:space="preserve"> (</w:t>
       </w:r>
-      <w:hyperlink w:history="1" r:id="rIdmipby-s9mbzoit4vmm6yq">
+      <w:hyperlink w:history="1" r:id="rIdoynpksyzvo2phltm6asq1">
         <w:r>
           <w:rPr>
             <w:rFonts w:ascii="Arial" w:cs="Arial" w:eastAsia="Arial" w:hAnsi="Arial"/>
@@ -30132,7 +30132,7 @@
             <w:pPr>
               <w:spacing w:after="20" w:before="0"/>
             </w:pPr>
-            <w:hyperlink w:history="1" r:id="rIdutm8tvwvupi_zwzb8rv8d">
+            <w:hyperlink w:history="1" r:id="rIdk_hkq4vuo_d1hyg1wayje">
               <w:r>
                 <w:rPr>
                   <w:rFonts w:ascii="Arial" w:cs="Arial" w:eastAsia="Arial" w:hAnsi="Arial"/>
@@ -30165,7 +30165,7 @@
               <w:spacing w:after="10" w:before="0"/>
               <w:ind w:left="120"/>
             </w:pPr>
-            <w:hyperlink w:history="1" r:id="rId4ijwwcl2rh4ml9vqbyndw">
+            <w:hyperlink w:history="1" r:id="rIdhlgmufsqzg8vfc9blc659">
               <w:r>
                 <w:rPr>
                   <w:rFonts w:ascii="Arial" w:cs="Arial" w:eastAsia="Arial" w:hAnsi="Arial"/>
@@ -30210,7 +30210,7 @@
             <w:pPr>
               <w:spacing w:after="20" w:before="0"/>
             </w:pPr>
-            <w:hyperlink w:history="1" r:id="rId0pkmai2g6tarjmnmidnga">
+            <w:hyperlink w:history="1" r:id="rId1msd5miziilvr4m8nw9tj">
               <w:r>
                 <w:rPr>
                   <w:rFonts w:ascii="Arial" w:cs="Arial" w:eastAsia="Arial" w:hAnsi="Arial"/>
@@ -30243,7 +30243,7 @@
               <w:spacing w:after="10" w:before="0"/>
               <w:ind w:left="120"/>
             </w:pPr>
-            <w:hyperlink w:history="1" r:id="rIds5zpe9x57mtcfqvz6vnwd">
+            <w:hyperlink w:history="1" r:id="rId9vypaxmc2umfgkvr9zfaf">
               <w:r>
                 <w:rPr>
                   <w:rFonts w:ascii="Arial" w:cs="Arial" w:eastAsia="Arial" w:hAnsi="Arial"/>
@@ -30438,7 +30438,7 @@
             <w:pPr>
               <w:spacing w:after="20" w:before="0"/>
             </w:pPr>
-            <w:hyperlink w:history="1" r:id="rIdduywlkqwzearlzsujyyvc">
+            <w:hyperlink w:history="1" r:id="rIdp_jkwk9qbln--gnkyjd-a">
               <w:r>
                 <w:rPr>
                   <w:rFonts w:ascii="Arial" w:cs="Arial" w:eastAsia="Arial" w:hAnsi="Arial"/>
@@ -30471,7 +30471,7 @@
               <w:spacing w:after="10" w:before="0"/>
               <w:ind w:left="120"/>
             </w:pPr>
-            <w:hyperlink w:history="1" r:id="rIdt3rpuccicq0wi0pjzijet">
+            <w:hyperlink w:history="1" r:id="rIdfnqjo8ntqk4nqdbabcls4">
               <w:r>
                 <w:rPr>
                   <w:rFonts w:ascii="Arial" w:cs="Arial" w:eastAsia="Arial" w:hAnsi="Arial"/>
@@ -30516,7 +30516,7 @@
             <w:pPr>
               <w:spacing w:after="20" w:before="0"/>
             </w:pPr>
-            <w:hyperlink w:history="1" r:id="rIdnuz50aktoes2h25r4dfyq">
+            <w:hyperlink w:history="1" r:id="rIdgq6tuhagidmq0-dutaogm">
               <w:r>
                 <w:rPr>
                   <w:rFonts w:ascii="Arial" w:cs="Arial" w:eastAsia="Arial" w:hAnsi="Arial"/>
@@ -30549,7 +30549,7 @@
               <w:spacing w:after="10" w:before="0"/>
               <w:ind w:left="120"/>
             </w:pPr>
-            <w:hyperlink w:history="1" r:id="rId7uwzpclvqq2-ig8jd-yb-">
+            <w:hyperlink w:history="1" r:id="rIdj1eugvr-vjchlt04cws48">
               <w:r>
                 <w:rPr>
                   <w:rFonts w:ascii="Arial" w:cs="Arial" w:eastAsia="Arial" w:hAnsi="Arial"/>
@@ -30782,7 +30782,7 @@
             <w:pPr>
               <w:spacing w:after="20" w:before="0"/>
             </w:pPr>
-            <w:hyperlink w:history="1" r:id="rIdgx_jszpdpanooqtz2u6sb">
+            <w:hyperlink w:history="1" r:id="rIdjewh3xjypqu1rn3uhfxjg">
               <w:r>
                 <w:rPr>
                   <w:rFonts w:ascii="Arial" w:cs="Arial" w:eastAsia="Arial" w:hAnsi="Arial"/>
@@ -30815,7 +30815,7 @@
               <w:spacing w:after="10" w:before="0"/>
               <w:ind w:left="120"/>
             </w:pPr>
-            <w:hyperlink w:history="1" r:id="rId-fkdr8gm1klk_dtehojet">
+            <w:hyperlink w:history="1" r:id="rIdxsavwq4nyy4ladra8pts9">
               <w:r>
                 <w:rPr>
                   <w:rFonts w:ascii="Arial" w:cs="Arial" w:eastAsia="Arial" w:hAnsi="Arial"/>
@@ -30860,7 +30860,7 @@
             <w:pPr>
               <w:spacing w:after="20" w:before="0"/>
             </w:pPr>
-            <w:hyperlink w:history="1" r:id="rIdliw6gjzibsoxmzigoot9e">
+            <w:hyperlink w:history="1" r:id="rIdgwgm8kgjc7ebw0zyggejs">
               <w:r>
                 <w:rPr>
                   <w:rFonts w:ascii="Arial" w:cs="Arial" w:eastAsia="Arial" w:hAnsi="Arial"/>
@@ -30893,7 +30893,7 @@
               <w:spacing w:after="10" w:before="0"/>
               <w:ind w:left="120"/>
             </w:pPr>
-            <w:hyperlink w:history="1" r:id="rIdrcoaziduwb8whohiy2gmo">
+            <w:hyperlink w:history="1" r:id="rIdthed6kro6tazqeapd6jcl">
               <w:r>
                 <w:rPr>
                   <w:rFonts w:ascii="Arial" w:cs="Arial" w:eastAsia="Arial" w:hAnsi="Arial"/>
@@ -31126,7 +31126,7 @@
             <w:pPr>
               <w:spacing w:after="20" w:before="0"/>
             </w:pPr>
-            <w:hyperlink w:history="1" r:id="rId-dlk0vkkhxqdspwyejcfp">
+            <w:hyperlink w:history="1" r:id="rIdawehehrv1grd0hu_cagfo">
               <w:r>
                 <w:rPr>
                   <w:rFonts w:ascii="Arial" w:cs="Arial" w:eastAsia="Arial" w:hAnsi="Arial"/>
@@ -31159,7 +31159,7 @@
               <w:spacing w:after="10" w:before="0"/>
               <w:ind w:left="120"/>
             </w:pPr>
-            <w:hyperlink w:history="1" r:id="rIdcrxtanhvyzu0qzhvevhjw">
+            <w:hyperlink w:history="1" r:id="rId71mphlxw0xat1upyz1hvi">
               <w:r>
                 <w:rPr>
                   <w:rFonts w:ascii="Arial" w:cs="Arial" w:eastAsia="Arial" w:hAnsi="Arial"/>
@@ -31204,7 +31204,7 @@
             <w:pPr>
               <w:spacing w:after="20" w:before="0"/>
             </w:pPr>
-            <w:hyperlink w:history="1" r:id="rIdjcw6d5v86y1ity6up5oxz">
+            <w:hyperlink w:history="1" r:id="rIdjewjwi0yubsaj-k0nd978">
               <w:r>
                 <w:rPr>
                   <w:rFonts w:ascii="Arial" w:cs="Arial" w:eastAsia="Arial" w:hAnsi="Arial"/>
@@ -31237,7 +31237,7 @@
               <w:spacing w:after="10" w:before="0"/>
               <w:ind w:left="120"/>
             </w:pPr>
-            <w:hyperlink w:history="1" r:id="rIdlwojnzfpy_h9mfmje39gx">
+            <w:hyperlink w:history="1" r:id="rIdgfsn1t1qvnnep88m6g-li">
               <w:r>
                 <w:rPr>
                   <w:rFonts w:ascii="Arial" w:cs="Arial" w:eastAsia="Arial" w:hAnsi="Arial"/>
@@ -31432,7 +31432,7 @@
             <w:pPr>
               <w:spacing w:after="20" w:before="0"/>
             </w:pPr>
-            <w:hyperlink w:history="1" r:id="rIdy9eedvye_wnfosy2iftya">
+            <w:hyperlink w:history="1" r:id="rId645rze_ymvottivbooxxu">
               <w:r>
                 <w:rPr>
                   <w:rFonts w:ascii="Arial" w:cs="Arial" w:eastAsia="Arial" w:hAnsi="Arial"/>
@@ -31465,7 +31465,7 @@
               <w:spacing w:after="10" w:before="0"/>
               <w:ind w:left="120"/>
             </w:pPr>
-            <w:hyperlink w:history="1" r:id="rIdsbigk6aq4nchka9bwaeuo">
+            <w:hyperlink w:history="1" r:id="rIdycxr59rp3lbwdhbitcprm">
               <w:r>
                 <w:rPr>
                   <w:rFonts w:ascii="Arial" w:cs="Arial" w:eastAsia="Arial" w:hAnsi="Arial"/>
@@ -31510,7 +31510,7 @@
             <w:pPr>
               <w:spacing w:after="20" w:before="0"/>
             </w:pPr>
-            <w:hyperlink w:history="1" r:id="rIdcsv_aw_bv_jz5gblxbqjb">
+            <w:hyperlink w:history="1" r:id="rIdkvfgkly45gh6yvt6luuud">
               <w:r>
                 <w:rPr>
                   <w:rFonts w:ascii="Arial" w:cs="Arial" w:eastAsia="Arial" w:hAnsi="Arial"/>
@@ -31543,7 +31543,7 @@
               <w:spacing w:after="10" w:before="0"/>
               <w:ind w:left="120"/>
             </w:pPr>
-            <w:hyperlink w:history="1" r:id="rIdtxgtlu3_p28laxs_uzvvc">
+            <w:hyperlink w:history="1" r:id="rIdw0srigv8qdycjlritjp74">
               <w:r>
                 <w:rPr>
                   <w:rFonts w:ascii="Arial" w:cs="Arial" w:eastAsia="Arial" w:hAnsi="Arial"/>
@@ -32321,7 +32321,7 @@
         </w:rPr>
         <w:t xml:space="preserve">© 2026 SeaVuria and ARES. Aligned with KICD objectives. Developed by SeaVuria; technical implementation by ARES (with AI assistance from Claude). Licensed under </w:t>
       </w:r>
-      <w:hyperlink w:history="1" r:id="rIdw2_qjsywq9r3umv8i8xjy">
+      <w:hyperlink w:history="1" r:id="rIdcdjo954nchzzas1n4t-up">
         <w:r>
           <w:rPr>
             <w:rFonts w:ascii="Arial" w:cs="Arial" w:eastAsia="Arial" w:hAnsi="Arial"/>
@@ -32342,7 +32342,7 @@
         </w:rPr>
         <w:t xml:space="preserve"> (</w:t>
       </w:r>
-      <w:hyperlink w:history="1" r:id="rIdoex4vdopdyopt648jivw1">
+      <w:hyperlink w:history="1" r:id="rId8bh7h-xmdwpx2ucaxpf1z">
         <w:r>
           <w:rPr>
             <w:rFonts w:ascii="Arial" w:cs="Arial" w:eastAsia="Arial" w:hAnsi="Arial"/>

--- a/data/outputs/v2/Maths/SS3.4_Linear_Motion/Mathematics_Linear_Motion_CBE_LessonSequence.docx
+++ b/data/outputs/v2/Maths/SS3.4_Linear_Motion/Mathematics_Linear_Motion_CBE_LessonSequence.docx
@@ -4,6 +4,7 @@
   <w:body>
     <w:p>
       <w:pPr>
+        <w:keepNext w:val="false"/>
         <w:spacing w:after="30" w:before="0"/>
         <w:jc w:val="center"/>
       </w:pPr>
@@ -23,6 +24,7 @@
     </w:p>
     <w:p>
       <w:pPr>
+        <w:keepNext w:val="false"/>
         <w:spacing w:after="60" w:before="0"/>
         <w:jc w:val="center"/>
       </w:pPr>
@@ -81,6 +83,7 @@
           </w:tcPr>
           <w:p>
             <w:pPr>
+              <w:keepNext w:val="false"/>
               <w:spacing w:after="40" w:before="0"/>
               <w:jc w:val="center"/>
             </w:pPr>
@@ -115,6 +118,7 @@
           </w:tcPr>
           <w:p>
             <w:pPr>
+              <w:keepNext w:val="false"/>
               <w:spacing w:after="40" w:before="0"/>
               <w:jc w:val="left"/>
             </w:pPr>
@@ -147,6 +151,7 @@
           </w:tcPr>
           <w:p>
             <w:pPr>
+              <w:keepNext w:val="false"/>
               <w:spacing w:after="40" w:before="0"/>
               <w:jc w:val="left"/>
             </w:pPr>
@@ -181,6 +186,7 @@
           </w:tcPr>
           <w:p>
             <w:pPr>
+              <w:keepNext w:val="false"/>
               <w:spacing w:after="40" w:before="0"/>
               <w:jc w:val="left"/>
             </w:pPr>
@@ -213,6 +219,7 @@
           </w:tcPr>
           <w:p>
             <w:pPr>
+              <w:keepNext w:val="false"/>
               <w:spacing w:after="40" w:before="0"/>
               <w:jc w:val="left"/>
             </w:pPr>
@@ -247,6 +254,7 @@
           </w:tcPr>
           <w:p>
             <w:pPr>
+              <w:keepNext w:val="false"/>
               <w:spacing w:after="40" w:before="0"/>
               <w:jc w:val="left"/>
             </w:pPr>
@@ -279,6 +287,7 @@
           </w:tcPr>
           <w:p>
             <w:pPr>
+              <w:keepNext w:val="false"/>
               <w:spacing w:after="40" w:before="0"/>
               <w:jc w:val="left"/>
             </w:pPr>
@@ -313,6 +322,7 @@
           </w:tcPr>
           <w:p>
             <w:pPr>
+              <w:keepNext w:val="false"/>
               <w:spacing w:after="40" w:before="0"/>
               <w:jc w:val="left"/>
             </w:pPr>
@@ -345,6 +355,7 @@
           </w:tcPr>
           <w:p>
             <w:pPr>
+              <w:keepNext w:val="false"/>
               <w:spacing w:after="40" w:before="0"/>
               <w:jc w:val="left"/>
             </w:pPr>
@@ -379,6 +390,7 @@
           </w:tcPr>
           <w:p>
             <w:pPr>
+              <w:keepNext w:val="false"/>
               <w:spacing w:after="40" w:before="0"/>
               <w:jc w:val="left"/>
             </w:pPr>
@@ -411,6 +423,7 @@
           </w:tcPr>
           <w:p>
             <w:pPr>
+              <w:keepNext w:val="false"/>
               <w:spacing w:after="40" w:before="0"/>
               <w:jc w:val="left"/>
             </w:pPr>
@@ -445,6 +458,7 @@
           </w:tcPr>
           <w:p>
             <w:pPr>
+              <w:keepNext w:val="false"/>
               <w:spacing w:after="40" w:before="0"/>
               <w:jc w:val="left"/>
             </w:pPr>
@@ -652,6 +666,7 @@
           </w:tcPr>
           <w:p>
             <w:pPr>
+              <w:keepNext w:val="false"/>
               <w:spacing w:after="40" w:before="0"/>
               <w:jc w:val="left"/>
             </w:pPr>
@@ -684,6 +699,7 @@
           </w:tcPr>
           <w:p>
             <w:pPr>
+              <w:keepNext w:val="false"/>
               <w:spacing w:after="40" w:before="0"/>
               <w:jc w:val="left"/>
             </w:pPr>
@@ -703,6 +719,7 @@
           </w:p>
           <w:p>
             <w:pPr>
+              <w:keepNext w:val="false"/>
               <w:spacing w:after="40" w:before="0"/>
               <w:jc w:val="left"/>
             </w:pPr>
@@ -722,6 +739,7 @@
           </w:p>
           <w:p>
             <w:pPr>
+              <w:keepNext w:val="false"/>
               <w:spacing w:after="40" w:before="0"/>
               <w:jc w:val="left"/>
             </w:pPr>
@@ -741,6 +759,7 @@
           </w:p>
           <w:p>
             <w:pPr>
+              <w:keepNext w:val="false"/>
               <w:spacing w:after="40" w:before="0"/>
               <w:jc w:val="left"/>
             </w:pPr>
@@ -760,6 +779,7 @@
           </w:p>
           <w:p>
             <w:pPr>
+              <w:keepNext w:val="false"/>
               <w:spacing w:after="40" w:before="0"/>
               <w:jc w:val="left"/>
             </w:pPr>
@@ -779,6 +799,7 @@
           </w:p>
           <w:p>
             <w:pPr>
+              <w:keepNext w:val="false"/>
               <w:spacing w:after="40" w:before="0"/>
               <w:jc w:val="left"/>
             </w:pPr>
@@ -798,6 +819,7 @@
           </w:p>
           <w:p>
             <w:pPr>
+              <w:keepNext w:val="false"/>
               <w:spacing w:after="40" w:before="0"/>
               <w:jc w:val="left"/>
             </w:pPr>
@@ -817,6 +839,7 @@
           </w:p>
           <w:p>
             <w:pPr>
+              <w:keepNext w:val="false"/>
               <w:spacing w:after="40" w:before="0"/>
               <w:jc w:val="left"/>
             </w:pPr>
@@ -836,6 +859,7 @@
           </w:p>
           <w:p>
             <w:pPr>
+              <w:keepNext w:val="false"/>
               <w:spacing w:after="40" w:before="0"/>
               <w:jc w:val="left"/>
             </w:pPr>
@@ -870,6 +894,7 @@
           </w:tcPr>
           <w:p>
             <w:pPr>
+              <w:keepNext w:val="false"/>
               <w:spacing w:after="40" w:before="0"/>
               <w:jc w:val="left"/>
             </w:pPr>
@@ -1017,6 +1042,7 @@
           </w:tcPr>
           <w:p>
             <w:pPr>
+              <w:keepNext w:val="false"/>
               <w:spacing w:after="40" w:before="0"/>
               <w:jc w:val="left"/>
             </w:pPr>
@@ -1144,6 +1170,7 @@
           </w:tcPr>
           <w:p>
             <w:pPr>
+              <w:keepNext w:val="false"/>
               <w:spacing w:after="40" w:before="0"/>
               <w:jc w:val="left"/>
             </w:pPr>
@@ -1291,6 +1318,7 @@
           </w:tcPr>
           <w:p>
             <w:pPr>
+              <w:keepNext w:val="false"/>
               <w:spacing w:after="40" w:before="0"/>
               <w:jc w:val="left"/>
             </w:pPr>
@@ -1398,6 +1426,7 @@
           </w:tcPr>
           <w:p>
             <w:pPr>
+              <w:keepNext w:val="false"/>
               <w:spacing w:after="40" w:before="0"/>
               <w:jc w:val="left"/>
             </w:pPr>
@@ -1545,6 +1574,7 @@
           </w:tcPr>
           <w:p>
             <w:pPr>
+              <w:keepNext w:val="false"/>
               <w:spacing w:after="40" w:before="0"/>
               <w:jc w:val="left"/>
             </w:pPr>
@@ -1577,6 +1607,7 @@
           </w:tcPr>
           <w:p>
             <w:pPr>
+              <w:keepNext w:val="false"/>
               <w:spacing w:after="40" w:before="0"/>
               <w:jc w:val="left"/>
             </w:pPr>
@@ -1611,6 +1642,7 @@
           </w:tcPr>
           <w:p>
             <w:pPr>
+              <w:keepNext w:val="false"/>
               <w:spacing w:after="40" w:before="0"/>
               <w:jc w:val="left"/>
             </w:pPr>
@@ -1643,6 +1675,7 @@
           </w:tcPr>
           <w:p>
             <w:pPr>
+              <w:keepNext w:val="false"/>
               <w:spacing w:after="40" w:before="0"/>
               <w:jc w:val="left"/>
             </w:pPr>
@@ -1662,6 +1695,7 @@
           </w:p>
           <w:p>
             <w:pPr>
+              <w:keepNext w:val="false"/>
               <w:spacing w:after="40" w:before="0"/>
               <w:jc w:val="left"/>
             </w:pPr>
@@ -1681,6 +1715,7 @@
           </w:p>
           <w:p>
             <w:pPr>
+              <w:keepNext w:val="false"/>
               <w:spacing w:after="40" w:before="0"/>
               <w:jc w:val="left"/>
             </w:pPr>
@@ -1700,6 +1735,7 @@
           </w:p>
           <w:p>
             <w:pPr>
+              <w:keepNext w:val="false"/>
               <w:spacing w:after="40" w:before="0"/>
               <w:jc w:val="left"/>
             </w:pPr>
@@ -1719,6 +1755,7 @@
           </w:p>
           <w:p>
             <w:pPr>
+              <w:keepNext w:val="false"/>
               <w:spacing w:after="40" w:before="0"/>
               <w:jc w:val="left"/>
             </w:pPr>
@@ -1753,6 +1790,7 @@
           </w:tcPr>
           <w:p>
             <w:pPr>
+              <w:keepNext w:val="false"/>
               <w:spacing w:after="40" w:before="0"/>
               <w:jc w:val="left"/>
             </w:pPr>
@@ -1785,6 +1823,7 @@
           </w:tcPr>
           <w:p>
             <w:pPr>
+              <w:keepNext w:val="false"/>
               <w:spacing w:after="40" w:before="0"/>
               <w:jc w:val="left"/>
             </w:pPr>
@@ -1819,6 +1858,7 @@
           </w:tcPr>
           <w:p>
             <w:pPr>
+              <w:keepNext w:val="false"/>
               <w:spacing w:after="40" w:before="0"/>
               <w:jc w:val="left"/>
             </w:pPr>
@@ -1851,6 +1891,7 @@
           </w:tcPr>
           <w:p>
             <w:pPr>
+              <w:keepNext w:val="false"/>
               <w:spacing w:after="40" w:before="0"/>
               <w:jc w:val="left"/>
             </w:pPr>
@@ -1870,6 +1911,7 @@
           </w:p>
           <w:p>
             <w:pPr>
+              <w:keepNext w:val="false"/>
               <w:spacing w:after="40" w:before="0"/>
               <w:jc w:val="left"/>
             </w:pPr>
@@ -1889,6 +1931,7 @@
           </w:p>
           <w:p>
             <w:pPr>
+              <w:keepNext w:val="false"/>
               <w:spacing w:after="40" w:before="0"/>
               <w:jc w:val="left"/>
             </w:pPr>
@@ -1908,6 +1951,7 @@
           </w:p>
           <w:p>
             <w:pPr>
+              <w:keepNext w:val="false"/>
               <w:spacing w:after="40" w:before="0"/>
               <w:jc w:val="left"/>
             </w:pPr>
@@ -1927,6 +1971,7 @@
           </w:p>
           <w:p>
             <w:pPr>
+              <w:keepNext w:val="false"/>
               <w:spacing w:after="40" w:before="0"/>
               <w:jc w:val="left"/>
             </w:pPr>
@@ -1946,6 +1991,7 @@
           </w:p>
           <w:p>
             <w:pPr>
+              <w:keepNext w:val="false"/>
               <w:spacing w:after="40" w:before="0"/>
               <w:jc w:val="left"/>
             </w:pPr>
@@ -1965,6 +2011,7 @@
           </w:p>
           <w:p>
             <w:pPr>
+              <w:keepNext w:val="false"/>
               <w:spacing w:after="40" w:before="0"/>
               <w:jc w:val="left"/>
             </w:pPr>
@@ -1984,6 +2031,7 @@
           </w:p>
           <w:p>
             <w:pPr>
+              <w:keepNext w:val="false"/>
               <w:spacing w:after="40" w:before="0"/>
               <w:jc w:val="left"/>
             </w:pPr>
@@ -2003,6 +2051,7 @@
           </w:p>
           <w:p>
             <w:pPr>
+              <w:keepNext w:val="false"/>
               <w:spacing w:after="40" w:before="0"/>
               <w:jc w:val="left"/>
             </w:pPr>
@@ -2022,6 +2071,7 @@
           </w:p>
           <w:p>
             <w:pPr>
+              <w:keepNext w:val="false"/>
               <w:spacing w:after="40" w:before="0"/>
               <w:jc w:val="left"/>
             </w:pPr>
@@ -2056,6 +2106,7 @@
           </w:tcPr>
           <w:p>
             <w:pPr>
+              <w:keepNext w:val="false"/>
               <w:spacing w:after="40" w:before="0"/>
               <w:jc w:val="left"/>
             </w:pPr>
@@ -2287,7 +2338,7 @@
         </w:rPr>
         <w:t xml:space="preserve">© 2026 SeaVuria and ARES. This work is licensed under a </w:t>
       </w:r>
-      <w:hyperlink w:history="1" r:id="rIdvzvjncfl0vlvzjvili9_w">
+      <w:hyperlink w:history="1" r:id="rId6sdqlngv8ra9njkbsv9g8">
         <w:r>
           <w:rPr>
             <w:rFonts w:ascii="Arial" w:cs="Arial" w:eastAsia="Arial" w:hAnsi="Arial"/>
@@ -2307,7 +2358,7 @@
         </w:rPr>
         <w:t xml:space="preserve"> (</w:t>
       </w:r>
-      <w:hyperlink w:history="1" r:id="rIdk-xezixvoajab8yeewr0r">
+      <w:hyperlink w:history="1" r:id="rId2rwghbxxhlyigxqlwwmhb">
         <w:r>
           <w:rPr>
             <w:rFonts w:ascii="Arial" w:cs="Arial" w:eastAsia="Arial" w:hAnsi="Arial"/>
@@ -2327,7 +2378,7 @@
         </w:rPr>
         <w:t xml:space="preserve">). To view a copy of this license, visit </w:t>
       </w:r>
-      <w:hyperlink w:history="1" r:id="rIdkjbbydfkm8rrzpcltkwwx">
+      <w:hyperlink w:history="1" r:id="rIdnu0b6ivipagmzvktjqqxj">
         <w:r>
           <w:rPr>
             <w:rFonts w:ascii="Arial" w:cs="Arial" w:eastAsia="Arial" w:hAnsi="Arial"/>
@@ -2386,6 +2437,7 @@
           </w:tcPr>
           <w:p>
             <w:pPr>
+              <w:keepNext w:val="false"/>
               <w:spacing w:after="40" w:before="0"/>
               <w:jc w:val="center"/>
             </w:pPr>
@@ -2421,6 +2473,7 @@
           </w:tcPr>
           <w:p>
             <w:pPr>
+              <w:keepNext w:val="false"/>
               <w:spacing w:after="40" w:before="0"/>
               <w:jc w:val="center"/>
             </w:pPr>
@@ -2455,6 +2508,7 @@
           </w:tcPr>
           <w:p>
             <w:pPr>
+              <w:keepNext w:val="false"/>
               <w:spacing w:after="40" w:before="0"/>
               <w:jc w:val="left"/>
             </w:pPr>
@@ -2487,6 +2541,7 @@
           </w:tcPr>
           <w:p>
             <w:pPr>
+              <w:keepNext w:val="false"/>
               <w:spacing w:after="40" w:before="0"/>
               <w:jc w:val="left"/>
             </w:pPr>
@@ -2521,6 +2576,7 @@
           </w:tcPr>
           <w:p>
             <w:pPr>
+              <w:keepNext w:val="false"/>
               <w:spacing w:after="40" w:before="0"/>
               <w:jc w:val="left"/>
             </w:pPr>
@@ -2553,6 +2609,7 @@
           </w:tcPr>
           <w:p>
             <w:pPr>
+              <w:keepNext w:val="false"/>
               <w:spacing w:after="40" w:before="0"/>
               <w:jc w:val="left"/>
             </w:pPr>
@@ -2587,6 +2644,7 @@
           </w:tcPr>
           <w:p>
             <w:pPr>
+              <w:keepNext w:val="false"/>
               <w:spacing w:after="40" w:before="0"/>
               <w:jc w:val="left"/>
             </w:pPr>
@@ -2619,6 +2677,7 @@
           </w:tcPr>
           <w:p>
             <w:pPr>
+              <w:keepNext w:val="false"/>
               <w:spacing w:after="40" w:before="0"/>
               <w:jc w:val="left"/>
             </w:pPr>
@@ -2653,6 +2712,7 @@
           </w:tcPr>
           <w:p>
             <w:pPr>
+              <w:keepNext w:val="false"/>
               <w:spacing w:after="40" w:before="0"/>
               <w:jc w:val="left"/>
             </w:pPr>
@@ -2685,6 +2745,7 @@
           </w:tcPr>
           <w:p>
             <w:pPr>
+              <w:keepNext w:val="false"/>
               <w:spacing w:after="40" w:before="0"/>
               <w:jc w:val="left"/>
             </w:pPr>
@@ -2719,6 +2780,7 @@
           </w:tcPr>
           <w:p>
             <w:pPr>
+              <w:keepNext w:val="false"/>
               <w:spacing w:after="40" w:before="0"/>
               <w:jc w:val="left"/>
             </w:pPr>
@@ -2751,6 +2813,7 @@
           </w:tcPr>
           <w:p>
             <w:pPr>
+              <w:keepNext w:val="false"/>
               <w:spacing w:after="40" w:before="0"/>
               <w:jc w:val="left"/>
             </w:pPr>
@@ -2785,6 +2848,7 @@
           </w:tcPr>
           <w:p>
             <w:pPr>
+              <w:keepNext w:val="false"/>
               <w:spacing w:after="40" w:before="0"/>
               <w:jc w:val="left"/>
             </w:pPr>
@@ -2817,6 +2881,7 @@
           </w:tcPr>
           <w:p>
             <w:pPr>
+              <w:keepNext w:val="false"/>
               <w:spacing w:after="40" w:before="0"/>
               <w:jc w:val="left"/>
             </w:pPr>
@@ -2851,6 +2916,7 @@
           </w:tcPr>
           <w:p>
             <w:pPr>
+              <w:keepNext w:val="false"/>
               <w:spacing w:after="40" w:before="0"/>
               <w:jc w:val="left"/>
             </w:pPr>
@@ -2883,6 +2949,7 @@
           </w:tcPr>
           <w:p>
             <w:pPr>
+              <w:keepNext w:val="false"/>
               <w:spacing w:after="40" w:before="0"/>
               <w:jc w:val="left"/>
             </w:pPr>
@@ -2917,6 +2984,7 @@
           </w:tcPr>
           <w:p>
             <w:pPr>
+              <w:keepNext w:val="false"/>
               <w:spacing w:after="40" w:before="0"/>
               <w:jc w:val="left"/>
             </w:pPr>
@@ -2949,6 +3017,7 @@
           </w:tcPr>
           <w:p>
             <w:pPr>
+              <w:keepNext w:val="false"/>
               <w:spacing w:after="40" w:before="0"/>
               <w:jc w:val="left"/>
             </w:pPr>
@@ -3008,6 +3077,7 @@
           </w:tcPr>
           <w:p>
             <w:pPr>
+              <w:keepNext w:val="false"/>
               <w:spacing w:after="40" w:before="0"/>
               <w:jc w:val="center"/>
             </w:pPr>
@@ -3042,6 +3112,7 @@
           </w:tcPr>
           <w:p>
             <w:pPr>
+              <w:keepNext w:val="false"/>
               <w:spacing w:after="40" w:before="0"/>
               <w:jc w:val="left"/>
             </w:pPr>
@@ -3106,6 +3177,7 @@
           </w:tcPr>
           <w:p>
             <w:pPr>
+              <w:keepNext w:val="false"/>
               <w:spacing w:after="40" w:before="0"/>
               <w:jc w:val="center"/>
             </w:pPr>
@@ -3140,6 +3212,7 @@
           </w:tcPr>
           <w:p>
             <w:pPr>
+              <w:keepNext w:val="false"/>
               <w:spacing w:after="40" w:before="0"/>
               <w:jc w:val="left"/>
             </w:pPr>
@@ -3172,6 +3245,7 @@
           </w:tcPr>
           <w:p>
             <w:pPr>
+              <w:keepNext w:val="false"/>
               <w:spacing w:after="40" w:before="0"/>
               <w:jc w:val="left"/>
             </w:pPr>
@@ -3204,6 +3278,7 @@
           </w:tcPr>
           <w:p>
             <w:pPr>
+              <w:keepNext w:val="false"/>
               <w:spacing w:after="40" w:before="0"/>
               <w:jc w:val="left"/>
             </w:pPr>
@@ -3236,6 +3311,7 @@
           </w:tcPr>
           <w:p>
             <w:pPr>
+              <w:keepNext w:val="false"/>
               <w:spacing w:after="40" w:before="0"/>
               <w:jc w:val="left"/>
             </w:pPr>
@@ -3268,6 +3344,7 @@
           </w:tcPr>
           <w:p>
             <w:pPr>
+              <w:keepNext w:val="false"/>
               <w:spacing w:after="40" w:before="0"/>
               <w:jc w:val="left"/>
             </w:pPr>
@@ -3302,6 +3379,7 @@
           </w:tcPr>
           <w:p>
             <w:pPr>
+              <w:keepNext w:val="false"/>
               <w:spacing w:after="40" w:before="0"/>
               <w:jc w:val="left"/>
             </w:pPr>
@@ -3339,7 +3417,7 @@
             <w:pPr>
               <w:spacing w:after="20" w:before="0"/>
             </w:pPr>
-            <w:hyperlink w:history="1" r:id="rIdzxz9lh9b6nnrcbdjjhiic">
+            <w:hyperlink w:history="1" r:id="rIdiyh_ij5ausuv-4osrhlfj">
               <w:r>
                 <w:rPr>
                   <w:rFonts w:ascii="Arial" w:cs="Arial" w:eastAsia="Arial" w:hAnsi="Arial"/>
@@ -3372,7 +3450,7 @@
               <w:spacing w:after="10" w:before="0"/>
               <w:ind w:left="120"/>
             </w:pPr>
-            <w:hyperlink w:history="1" r:id="rIdqgz1zi6f0-yuku0hek9vy">
+            <w:hyperlink w:history="1" r:id="rIdhauxwes1dedymklbutfty">
               <w:r>
                 <w:rPr>
                   <w:rFonts w:ascii="Arial" w:cs="Arial" w:eastAsia="Arial" w:hAnsi="Arial"/>
@@ -3417,7 +3495,7 @@
             <w:pPr>
               <w:spacing w:after="20" w:before="0"/>
             </w:pPr>
-            <w:hyperlink w:history="1" r:id="rId7fmszpd-bijt0bcqaqx95">
+            <w:hyperlink w:history="1" r:id="rIdnf7qsz0_-48vb_qxnlajz">
               <w:r>
                 <w:rPr>
                   <w:rFonts w:ascii="Arial" w:cs="Arial" w:eastAsia="Arial" w:hAnsi="Arial"/>
@@ -3450,7 +3528,7 @@
               <w:spacing w:after="10" w:before="0"/>
               <w:ind w:left="120"/>
             </w:pPr>
-            <w:hyperlink w:history="1" r:id="rId66mzpbuo-b6qylorax1am">
+            <w:hyperlink w:history="1" r:id="rIdkkwtgy3rpnfcfukchftc_">
               <w:r>
                 <w:rPr>
                   <w:rFonts w:ascii="Arial" w:cs="Arial" w:eastAsia="Arial" w:hAnsi="Arial"/>
@@ -3478,6 +3556,7 @@
           </w:tcPr>
           <w:p>
             <w:pPr>
+              <w:keepNext w:val="false"/>
               <w:spacing w:after="40" w:before="0"/>
               <w:jc w:val="left"/>
             </w:pPr>
@@ -3510,6 +3589,7 @@
           </w:tcPr>
           <w:p>
             <w:pPr>
+              <w:keepNext w:val="false"/>
               <w:spacing w:after="40" w:before="0"/>
               <w:jc w:val="left"/>
             </w:pPr>
@@ -3542,6 +3622,7 @@
           </w:tcPr>
           <w:p>
             <w:pPr>
+              <w:keepNext w:val="false"/>
               <w:spacing w:after="40" w:before="0"/>
               <w:jc w:val="left"/>
             </w:pPr>
@@ -3574,6 +3655,7 @@
           </w:tcPr>
           <w:p>
             <w:pPr>
+              <w:keepNext w:val="false"/>
               <w:spacing w:after="40" w:before="0"/>
               <w:jc w:val="left"/>
             </w:pPr>
@@ -3608,6 +3690,7 @@
           </w:tcPr>
           <w:p>
             <w:pPr>
+              <w:keepNext w:val="false"/>
               <w:spacing w:after="40" w:before="0"/>
               <w:jc w:val="left"/>
             </w:pPr>
@@ -3645,7 +3728,7 @@
             <w:pPr>
               <w:spacing w:after="20" w:before="0"/>
             </w:pPr>
-            <w:hyperlink w:history="1" r:id="rId-liqgbczr57iol89lvkmu">
+            <w:hyperlink w:history="1" r:id="rId-xfqi0ixzsgdvpowx-hx3">
               <w:r>
                 <w:rPr>
                   <w:rFonts w:ascii="Arial" w:cs="Arial" w:eastAsia="Arial" w:hAnsi="Arial"/>
@@ -3678,7 +3761,7 @@
               <w:spacing w:after="10" w:before="0"/>
               <w:ind w:left="120"/>
             </w:pPr>
-            <w:hyperlink w:history="1" r:id="rIdfu4cha2-jowpvnv0frwjt">
+            <w:hyperlink w:history="1" r:id="rIdf-sgywvofbvftyyowi6cz">
               <w:r>
                 <w:rPr>
                   <w:rFonts w:ascii="Arial" w:cs="Arial" w:eastAsia="Arial" w:hAnsi="Arial"/>
@@ -3723,7 +3806,7 @@
             <w:pPr>
               <w:spacing w:after="20" w:before="0"/>
             </w:pPr>
-            <w:hyperlink w:history="1" r:id="rIdhdwwenciv38myszoy0wrj">
+            <w:hyperlink w:history="1" r:id="rIds_8g_dthl2ojty1snuvrs">
               <w:r>
                 <w:rPr>
                   <w:rFonts w:ascii="Arial" w:cs="Arial" w:eastAsia="Arial" w:hAnsi="Arial"/>
@@ -3756,7 +3839,7 @@
               <w:spacing w:after="10" w:before="0"/>
               <w:ind w:left="120"/>
             </w:pPr>
-            <w:hyperlink w:history="1" r:id="rIdnq3ft-j4j83tnom1uv4g_">
+            <w:hyperlink w:history="1" r:id="rIdtjhrxkz-qufwbzgz4c-o2">
               <w:r>
                 <w:rPr>
                   <w:rFonts w:ascii="Arial" w:cs="Arial" w:eastAsia="Arial" w:hAnsi="Arial"/>
@@ -3784,6 +3867,7 @@
           </w:tcPr>
           <w:p>
             <w:pPr>
+              <w:keepNext w:val="false"/>
               <w:spacing w:after="40" w:before="0"/>
               <w:jc w:val="left"/>
             </w:pPr>
@@ -3816,6 +3900,7 @@
           </w:tcPr>
           <w:p>
             <w:pPr>
+              <w:keepNext w:val="false"/>
               <w:spacing w:after="40" w:before="0"/>
               <w:jc w:val="left"/>
             </w:pPr>
@@ -3848,6 +3933,7 @@
           </w:tcPr>
           <w:p>
             <w:pPr>
+              <w:keepNext w:val="false"/>
               <w:spacing w:after="40" w:before="0"/>
               <w:jc w:val="left"/>
             </w:pPr>
@@ -3880,6 +3966,7 @@
           </w:tcPr>
           <w:p>
             <w:pPr>
+              <w:keepNext w:val="false"/>
               <w:spacing w:after="40" w:before="0"/>
               <w:jc w:val="left"/>
             </w:pPr>
@@ -3914,6 +4001,7 @@
           </w:tcPr>
           <w:p>
             <w:pPr>
+              <w:keepNext w:val="false"/>
               <w:spacing w:after="40" w:before="0"/>
               <w:jc w:val="left"/>
             </w:pPr>
@@ -3951,7 +4039,7 @@
             <w:pPr>
               <w:spacing w:after="20" w:before="0"/>
             </w:pPr>
-            <w:hyperlink w:history="1" r:id="rIdvxkwch2-ap83f_3srrrg6">
+            <w:hyperlink w:history="1" r:id="rId86wqqth0lofhta_7yjbsn">
               <w:r>
                 <w:rPr>
                   <w:rFonts w:ascii="Arial" w:cs="Arial" w:eastAsia="Arial" w:hAnsi="Arial"/>
@@ -4000,7 +4088,7 @@
               <w:spacing w:after="10" w:before="0"/>
               <w:ind w:left="120"/>
             </w:pPr>
-            <w:hyperlink w:history="1" r:id="rIds1konnocw51aicud8kiuq">
+            <w:hyperlink w:history="1" r:id="rIdkopwznajn-hzishecywur">
               <w:r>
                 <w:rPr>
                   <w:rFonts w:ascii="Arial" w:cs="Arial" w:eastAsia="Arial" w:hAnsi="Arial"/>
@@ -4045,7 +4133,7 @@
             <w:pPr>
               <w:spacing w:after="20" w:before="0"/>
             </w:pPr>
-            <w:hyperlink w:history="1" r:id="rIdjoe20admf4sxxtsico_7e">
+            <w:hyperlink w:history="1" r:id="rIdbu8_hy2oudcpil0wnlorp">
               <w:r>
                 <w:rPr>
                   <w:rFonts w:ascii="Arial" w:cs="Arial" w:eastAsia="Arial" w:hAnsi="Arial"/>
@@ -4078,7 +4166,7 @@
               <w:spacing w:after="10" w:before="0"/>
               <w:ind w:left="120"/>
             </w:pPr>
-            <w:hyperlink w:history="1" r:id="rIdvra5c2-q8fxt9bgu4unyv">
+            <w:hyperlink w:history="1" r:id="rIdf_crkf5pxguhyl3jp8tso">
               <w:r>
                 <w:rPr>
                   <w:rFonts w:ascii="Arial" w:cs="Arial" w:eastAsia="Arial" w:hAnsi="Arial"/>
@@ -4106,6 +4194,7 @@
           </w:tcPr>
           <w:p>
             <w:pPr>
+              <w:keepNext w:val="false"/>
               <w:spacing w:after="40" w:before="0"/>
               <w:jc w:val="left"/>
             </w:pPr>
@@ -4138,6 +4227,7 @@
           </w:tcPr>
           <w:p>
             <w:pPr>
+              <w:keepNext w:val="false"/>
               <w:spacing w:after="40" w:before="0"/>
               <w:jc w:val="left"/>
             </w:pPr>
@@ -4170,6 +4260,7 @@
           </w:tcPr>
           <w:p>
             <w:pPr>
+              <w:keepNext w:val="false"/>
               <w:spacing w:after="40" w:before="0"/>
               <w:jc w:val="left"/>
             </w:pPr>
@@ -4202,6 +4293,7 @@
           </w:tcPr>
           <w:p>
             <w:pPr>
+              <w:keepNext w:val="false"/>
               <w:spacing w:after="40" w:before="0"/>
               <w:jc w:val="left"/>
             </w:pPr>
@@ -4236,6 +4328,7 @@
           </w:tcPr>
           <w:p>
             <w:pPr>
+              <w:keepNext w:val="false"/>
               <w:spacing w:after="40" w:before="0"/>
               <w:jc w:val="left"/>
             </w:pPr>
@@ -4273,7 +4366,7 @@
             <w:pPr>
               <w:spacing w:after="20" w:before="0"/>
             </w:pPr>
-            <w:hyperlink w:history="1" r:id="rIdanua5p8tztjcaytb7eiqe">
+            <w:hyperlink w:history="1" r:id="rIdhptkvcta3dknf_kgrekw2">
               <w:r>
                 <w:rPr>
                   <w:rFonts w:ascii="Arial" w:cs="Arial" w:eastAsia="Arial" w:hAnsi="Arial"/>
@@ -4322,7 +4415,7 @@
               <w:spacing w:after="10" w:before="0"/>
               <w:ind w:left="120"/>
             </w:pPr>
-            <w:hyperlink w:history="1" r:id="rIdcdfqujzprwqrz4ufxfwny">
+            <w:hyperlink w:history="1" r:id="rIdqa7qblrflngio8odoxwxc">
               <w:r>
                 <w:rPr>
                   <w:rFonts w:ascii="Arial" w:cs="Arial" w:eastAsia="Arial" w:hAnsi="Arial"/>
@@ -4367,7 +4460,7 @@
             <w:pPr>
               <w:spacing w:after="20" w:before="0"/>
             </w:pPr>
-            <w:hyperlink w:history="1" r:id="rId6wlthgiyabxjgie8wvpcq">
+            <w:hyperlink w:history="1" r:id="rIdqyi9xd43gpfjglxykd73j">
               <w:r>
                 <w:rPr>
                   <w:rFonts w:ascii="Arial" w:cs="Arial" w:eastAsia="Arial" w:hAnsi="Arial"/>
@@ -4400,7 +4493,7 @@
               <w:spacing w:after="10" w:before="0"/>
               <w:ind w:left="120"/>
             </w:pPr>
-            <w:hyperlink w:history="1" r:id="rId2kkhfewfrtn9rig3vyyka">
+            <w:hyperlink w:history="1" r:id="rIdobgkjxv_ikrpfjtry62hh">
               <w:r>
                 <w:rPr>
                   <w:rFonts w:ascii="Arial" w:cs="Arial" w:eastAsia="Arial" w:hAnsi="Arial"/>
@@ -4428,6 +4521,7 @@
           </w:tcPr>
           <w:p>
             <w:pPr>
+              <w:keepNext w:val="false"/>
               <w:spacing w:after="40" w:before="0"/>
               <w:jc w:val="left"/>
             </w:pPr>
@@ -4460,6 +4554,7 @@
           </w:tcPr>
           <w:p>
             <w:pPr>
+              <w:keepNext w:val="false"/>
               <w:spacing w:after="40" w:before="0"/>
               <w:jc w:val="left"/>
             </w:pPr>
@@ -4492,6 +4587,7 @@
           </w:tcPr>
           <w:p>
             <w:pPr>
+              <w:keepNext w:val="false"/>
               <w:spacing w:after="40" w:before="0"/>
               <w:jc w:val="left"/>
             </w:pPr>
@@ -4524,6 +4620,7 @@
           </w:tcPr>
           <w:p>
             <w:pPr>
+              <w:keepNext w:val="false"/>
               <w:spacing w:after="40" w:before="0"/>
               <w:jc w:val="left"/>
             </w:pPr>
@@ -4558,6 +4655,7 @@
           </w:tcPr>
           <w:p>
             <w:pPr>
+              <w:keepNext w:val="false"/>
               <w:spacing w:after="40" w:before="0"/>
               <w:jc w:val="left"/>
             </w:pPr>
@@ -4595,7 +4693,7 @@
             <w:pPr>
               <w:spacing w:after="20" w:before="0"/>
             </w:pPr>
-            <w:hyperlink w:history="1" r:id="rIdcxqi0js1pxlg5f2obhjc7">
+            <w:hyperlink w:history="1" r:id="rId-tthnlzajqfr14zaaii1i">
               <w:r>
                 <w:rPr>
                   <w:rFonts w:ascii="Arial" w:cs="Arial" w:eastAsia="Arial" w:hAnsi="Arial"/>
@@ -4644,7 +4742,7 @@
               <w:spacing w:after="10" w:before="0"/>
               <w:ind w:left="120"/>
             </w:pPr>
-            <w:hyperlink w:history="1" r:id="rId22yoi5-liks5egruvyrmc">
+            <w:hyperlink w:history="1" r:id="rIdipwnxqvqcvgvwl9r3dxwf">
               <w:r>
                 <w:rPr>
                   <w:rFonts w:ascii="Arial" w:cs="Arial" w:eastAsia="Arial" w:hAnsi="Arial"/>
@@ -4689,7 +4787,7 @@
             <w:pPr>
               <w:spacing w:after="20" w:before="0"/>
             </w:pPr>
-            <w:hyperlink w:history="1" r:id="rIdz91zpxphacozqa5s4jwdd">
+            <w:hyperlink w:history="1" r:id="rIddmj0jioqqzghfuardto5z">
               <w:r>
                 <w:rPr>
                   <w:rFonts w:ascii="Arial" w:cs="Arial" w:eastAsia="Arial" w:hAnsi="Arial"/>
@@ -4738,7 +4836,7 @@
               <w:spacing w:after="10" w:before="0"/>
               <w:ind w:left="120"/>
             </w:pPr>
-            <w:hyperlink w:history="1" r:id="rIdkiz36am5yz_5mb1ork4zf">
+            <w:hyperlink w:history="1" r:id="rIdyzgwzhse5osqduexrexhc">
               <w:r>
                 <w:rPr>
                   <w:rFonts w:ascii="Arial" w:cs="Arial" w:eastAsia="Arial" w:hAnsi="Arial"/>
@@ -4766,6 +4864,7 @@
           </w:tcPr>
           <w:p>
             <w:pPr>
+              <w:keepNext w:val="false"/>
               <w:spacing w:after="40" w:before="0"/>
               <w:jc w:val="left"/>
             </w:pPr>
@@ -4798,6 +4897,7 @@
           </w:tcPr>
           <w:p>
             <w:pPr>
+              <w:keepNext w:val="false"/>
               <w:spacing w:after="40" w:before="0"/>
               <w:jc w:val="left"/>
             </w:pPr>
@@ -4830,6 +4930,7 @@
           </w:tcPr>
           <w:p>
             <w:pPr>
+              <w:keepNext w:val="false"/>
               <w:spacing w:after="40" w:before="0"/>
               <w:jc w:val="left"/>
             </w:pPr>
@@ -4862,6 +4963,7 @@
           </w:tcPr>
           <w:p>
             <w:pPr>
+              <w:keepNext w:val="false"/>
               <w:spacing w:after="40" w:before="0"/>
               <w:jc w:val="left"/>
             </w:pPr>
@@ -4921,6 +5023,7 @@
           </w:tcPr>
           <w:p>
             <w:pPr>
+              <w:keepNext w:val="false"/>
               <w:spacing w:after="40" w:before="0"/>
               <w:jc w:val="center"/>
             </w:pPr>
@@ -4955,6 +5058,7 @@
           </w:tcPr>
           <w:p>
             <w:pPr>
+              <w:keepNext w:val="false"/>
               <w:spacing w:after="40" w:before="0"/>
               <w:jc w:val="left"/>
             </w:pPr>
@@ -5016,6 +5120,7 @@
           </w:tcPr>
           <w:p>
             <w:pPr>
+              <w:keepNext w:val="false"/>
               <w:spacing w:after="40" w:before="0"/>
               <w:jc w:val="center"/>
             </w:pPr>
@@ -5050,6 +5155,7 @@
           </w:tcPr>
           <w:p>
             <w:pPr>
+              <w:keepNext w:val="false"/>
               <w:spacing w:after="40" w:before="0"/>
               <w:jc w:val="left"/>
             </w:pPr>
@@ -5082,6 +5188,7 @@
           </w:tcPr>
           <w:p>
             <w:pPr>
+              <w:keepNext w:val="false"/>
               <w:spacing w:after="40" w:before="0"/>
               <w:jc w:val="left"/>
             </w:pPr>
@@ -5116,6 +5223,7 @@
           </w:tcPr>
           <w:p>
             <w:pPr>
+              <w:keepNext w:val="false"/>
               <w:spacing w:after="40" w:before="0"/>
               <w:jc w:val="left"/>
             </w:pPr>
@@ -5148,6 +5256,7 @@
           </w:tcPr>
           <w:p>
             <w:pPr>
+              <w:keepNext w:val="false"/>
               <w:spacing w:after="40" w:before="0"/>
               <w:jc w:val="left"/>
             </w:pPr>
@@ -5182,6 +5291,7 @@
           </w:tcPr>
           <w:p>
             <w:pPr>
+              <w:keepNext w:val="false"/>
               <w:spacing w:after="40" w:before="0"/>
               <w:jc w:val="left"/>
             </w:pPr>
@@ -5214,6 +5324,7 @@
           </w:tcPr>
           <w:p>
             <w:pPr>
+              <w:keepNext w:val="false"/>
               <w:spacing w:after="40" w:before="0"/>
               <w:jc w:val="left"/>
             </w:pPr>
@@ -5250,7 +5361,7 @@
         </w:rPr>
         <w:t xml:space="preserve">© 2026 SeaVuria and ARES. Aligned with KICD objectives. Developed by SeaVuria; technical implementation by ARES (with AI assistance from Claude). Licensed under </w:t>
       </w:r>
-      <w:hyperlink w:history="1" r:id="rIdotfpdl0zvmxzv9qwrsmeg">
+      <w:hyperlink w:history="1" r:id="rIdxmjpcymdi1lrjf_iw8wtb">
         <w:r>
           <w:rPr>
             <w:rFonts w:ascii="Arial" w:cs="Arial" w:eastAsia="Arial" w:hAnsi="Arial"/>
@@ -5271,7 +5382,7 @@
         </w:rPr>
         <w:t xml:space="preserve"> (</w:t>
       </w:r>
-      <w:hyperlink w:history="1" r:id="rIdsynxczdyju9674ksq3ajk">
+      <w:hyperlink w:history="1" r:id="rIdnh7nbhanptfmsnyns5tmh">
         <w:r>
           <w:rPr>
             <w:rFonts w:ascii="Arial" w:cs="Arial" w:eastAsia="Arial" w:hAnsi="Arial"/>
@@ -5331,6 +5442,7 @@
           </w:tcPr>
           <w:p>
             <w:pPr>
+              <w:keepNext w:val="false"/>
               <w:spacing w:after="40" w:before="0"/>
               <w:jc w:val="center"/>
             </w:pPr>
@@ -5366,6 +5478,7 @@
           </w:tcPr>
           <w:p>
             <w:pPr>
+              <w:keepNext w:val="false"/>
               <w:spacing w:after="40" w:before="0"/>
               <w:jc w:val="center"/>
             </w:pPr>
@@ -5400,6 +5513,7 @@
           </w:tcPr>
           <w:p>
             <w:pPr>
+              <w:keepNext w:val="false"/>
               <w:spacing w:after="40" w:before="0"/>
               <w:jc w:val="left"/>
             </w:pPr>
@@ -5432,6 +5546,7 @@
           </w:tcPr>
           <w:p>
             <w:pPr>
+              <w:keepNext w:val="false"/>
               <w:spacing w:after="40" w:before="0"/>
               <w:jc w:val="left"/>
             </w:pPr>
@@ -5466,6 +5581,7 @@
           </w:tcPr>
           <w:p>
             <w:pPr>
+              <w:keepNext w:val="false"/>
               <w:spacing w:after="40" w:before="0"/>
               <w:jc w:val="left"/>
             </w:pPr>
@@ -5498,6 +5614,7 @@
           </w:tcPr>
           <w:p>
             <w:pPr>
+              <w:keepNext w:val="false"/>
               <w:spacing w:after="40" w:before="0"/>
               <w:jc w:val="left"/>
             </w:pPr>
@@ -5532,6 +5649,7 @@
           </w:tcPr>
           <w:p>
             <w:pPr>
+              <w:keepNext w:val="false"/>
               <w:spacing w:after="40" w:before="0"/>
               <w:jc w:val="left"/>
             </w:pPr>
@@ -5564,6 +5682,7 @@
           </w:tcPr>
           <w:p>
             <w:pPr>
+              <w:keepNext w:val="false"/>
               <w:spacing w:after="40" w:before="0"/>
               <w:jc w:val="left"/>
             </w:pPr>
@@ -5598,6 +5717,7 @@
           </w:tcPr>
           <w:p>
             <w:pPr>
+              <w:keepNext w:val="false"/>
               <w:spacing w:after="40" w:before="0"/>
               <w:jc w:val="left"/>
             </w:pPr>
@@ -5630,6 +5750,7 @@
           </w:tcPr>
           <w:p>
             <w:pPr>
+              <w:keepNext w:val="false"/>
               <w:spacing w:after="40" w:before="0"/>
               <w:jc w:val="left"/>
             </w:pPr>
@@ -5664,6 +5785,7 @@
           </w:tcPr>
           <w:p>
             <w:pPr>
+              <w:keepNext w:val="false"/>
               <w:spacing w:after="40" w:before="0"/>
               <w:jc w:val="left"/>
             </w:pPr>
@@ -5696,6 +5818,7 @@
           </w:tcPr>
           <w:p>
             <w:pPr>
+              <w:keepNext w:val="false"/>
               <w:spacing w:after="40" w:before="0"/>
               <w:jc w:val="left"/>
             </w:pPr>
@@ -5730,6 +5853,7 @@
           </w:tcPr>
           <w:p>
             <w:pPr>
+              <w:keepNext w:val="false"/>
               <w:spacing w:after="40" w:before="0"/>
               <w:jc w:val="left"/>
             </w:pPr>
@@ -5762,6 +5886,7 @@
           </w:tcPr>
           <w:p>
             <w:pPr>
+              <w:keepNext w:val="false"/>
               <w:spacing w:after="40" w:before="0"/>
               <w:jc w:val="left"/>
             </w:pPr>
@@ -5796,6 +5921,7 @@
           </w:tcPr>
           <w:p>
             <w:pPr>
+              <w:keepNext w:val="false"/>
               <w:spacing w:after="40" w:before="0"/>
               <w:jc w:val="left"/>
             </w:pPr>
@@ -5828,6 +5954,7 @@
           </w:tcPr>
           <w:p>
             <w:pPr>
+              <w:keepNext w:val="false"/>
               <w:spacing w:after="40" w:before="0"/>
               <w:jc w:val="left"/>
             </w:pPr>
@@ -5862,6 +5989,7 @@
           </w:tcPr>
           <w:p>
             <w:pPr>
+              <w:keepNext w:val="false"/>
               <w:spacing w:after="40" w:before="0"/>
               <w:jc w:val="left"/>
             </w:pPr>
@@ -5894,6 +6022,7 @@
           </w:tcPr>
           <w:p>
             <w:pPr>
+              <w:keepNext w:val="false"/>
               <w:spacing w:after="40" w:before="0"/>
               <w:jc w:val="left"/>
             </w:pPr>
@@ -5953,6 +6082,7 @@
           </w:tcPr>
           <w:p>
             <w:pPr>
+              <w:keepNext w:val="false"/>
               <w:spacing w:after="40" w:before="0"/>
               <w:jc w:val="center"/>
             </w:pPr>
@@ -5987,6 +6117,7 @@
           </w:tcPr>
           <w:p>
             <w:pPr>
+              <w:keepNext w:val="false"/>
               <w:spacing w:after="40" w:before="0"/>
               <w:jc w:val="left"/>
             </w:pPr>
@@ -6051,6 +6182,7 @@
           </w:tcPr>
           <w:p>
             <w:pPr>
+              <w:keepNext w:val="false"/>
               <w:spacing w:after="40" w:before="0"/>
               <w:jc w:val="center"/>
             </w:pPr>
@@ -6085,6 +6217,7 @@
           </w:tcPr>
           <w:p>
             <w:pPr>
+              <w:keepNext w:val="false"/>
               <w:spacing w:after="40" w:before="0"/>
               <w:jc w:val="left"/>
             </w:pPr>
@@ -6117,6 +6250,7 @@
           </w:tcPr>
           <w:p>
             <w:pPr>
+              <w:keepNext w:val="false"/>
               <w:spacing w:after="40" w:before="0"/>
               <w:jc w:val="left"/>
             </w:pPr>
@@ -6149,6 +6283,7 @@
           </w:tcPr>
           <w:p>
             <w:pPr>
+              <w:keepNext w:val="false"/>
               <w:spacing w:after="40" w:before="0"/>
               <w:jc w:val="left"/>
             </w:pPr>
@@ -6181,6 +6316,7 @@
           </w:tcPr>
           <w:p>
             <w:pPr>
+              <w:keepNext w:val="false"/>
               <w:spacing w:after="40" w:before="0"/>
               <w:jc w:val="left"/>
             </w:pPr>
@@ -6213,6 +6349,7 @@
           </w:tcPr>
           <w:p>
             <w:pPr>
+              <w:keepNext w:val="false"/>
               <w:spacing w:after="40" w:before="0"/>
               <w:jc w:val="left"/>
             </w:pPr>
@@ -6247,6 +6384,7 @@
           </w:tcPr>
           <w:p>
             <w:pPr>
+              <w:keepNext w:val="false"/>
               <w:spacing w:after="40" w:before="0"/>
               <w:jc w:val="left"/>
             </w:pPr>
@@ -6284,7 +6422,7 @@
             <w:pPr>
               <w:spacing w:after="20" w:before="0"/>
             </w:pPr>
-            <w:hyperlink w:history="1" r:id="rIdogziyjuspalczrhioryoy">
+            <w:hyperlink w:history="1" r:id="rIdbgvj9g_spcda4o7vkf5wc">
               <w:r>
                 <w:rPr>
                   <w:rFonts w:ascii="Arial" w:cs="Arial" w:eastAsia="Arial" w:hAnsi="Arial"/>
@@ -6317,7 +6455,7 @@
               <w:spacing w:after="10" w:before="0"/>
               <w:ind w:left="120"/>
             </w:pPr>
-            <w:hyperlink w:history="1" r:id="rIdtnhspdf7iky6unc23iy9u">
+            <w:hyperlink w:history="1" r:id="rIdjferw1pzl8lr6bfqv7eup">
               <w:r>
                 <w:rPr>
                   <w:rFonts w:ascii="Arial" w:cs="Arial" w:eastAsia="Arial" w:hAnsi="Arial"/>
@@ -6362,7 +6500,7 @@
             <w:pPr>
               <w:spacing w:after="20" w:before="0"/>
             </w:pPr>
-            <w:hyperlink w:history="1" r:id="rIdz46-6awrfm7zexa3rr1p8">
+            <w:hyperlink w:history="1" r:id="rIdhtixy4spnecn9haiejy9u">
               <w:r>
                 <w:rPr>
                   <w:rFonts w:ascii="Arial" w:cs="Arial" w:eastAsia="Arial" w:hAnsi="Arial"/>
@@ -6395,7 +6533,7 @@
               <w:spacing w:after="10" w:before="0"/>
               <w:ind w:left="120"/>
             </w:pPr>
-            <w:hyperlink w:history="1" r:id="rIdoeuh67dnyrjzcgjsuqlxm">
+            <w:hyperlink w:history="1" r:id="rIdxrnbmroq3skyq58-83cb8">
               <w:r>
                 <w:rPr>
                   <w:rFonts w:ascii="Arial" w:cs="Arial" w:eastAsia="Arial" w:hAnsi="Arial"/>
@@ -6423,6 +6561,7 @@
           </w:tcPr>
           <w:p>
             <w:pPr>
+              <w:keepNext w:val="false"/>
               <w:spacing w:after="40" w:before="0"/>
               <w:jc w:val="left"/>
             </w:pPr>
@@ -6455,6 +6594,7 @@
           </w:tcPr>
           <w:p>
             <w:pPr>
+              <w:keepNext w:val="false"/>
               <w:spacing w:after="40" w:before="0"/>
               <w:jc w:val="left"/>
             </w:pPr>
@@ -6487,6 +6627,7 @@
           </w:tcPr>
           <w:p>
             <w:pPr>
+              <w:keepNext w:val="false"/>
               <w:spacing w:after="40" w:before="0"/>
               <w:jc w:val="left"/>
             </w:pPr>
@@ -6519,6 +6660,7 @@
           </w:tcPr>
           <w:p>
             <w:pPr>
+              <w:keepNext w:val="false"/>
               <w:spacing w:after="40" w:before="0"/>
               <w:jc w:val="left"/>
             </w:pPr>
@@ -6553,6 +6695,7 @@
           </w:tcPr>
           <w:p>
             <w:pPr>
+              <w:keepNext w:val="false"/>
               <w:spacing w:after="40" w:before="0"/>
               <w:jc w:val="left"/>
             </w:pPr>
@@ -6590,7 +6733,7 @@
             <w:pPr>
               <w:spacing w:after="20" w:before="0"/>
             </w:pPr>
-            <w:hyperlink w:history="1" r:id="rIdtzlooxjipya6jmns5cm-j">
+            <w:hyperlink w:history="1" r:id="rIdugkq6e3hc3qpfp8w5ful3">
               <w:r>
                 <w:rPr>
                   <w:rFonts w:ascii="Arial" w:cs="Arial" w:eastAsia="Arial" w:hAnsi="Arial"/>
@@ -6623,7 +6766,7 @@
               <w:spacing w:after="10" w:before="0"/>
               <w:ind w:left="120"/>
             </w:pPr>
-            <w:hyperlink w:history="1" r:id="rIdh34a_2cqy3rucgr4yqzwn">
+            <w:hyperlink w:history="1" r:id="rIdx5mtopmhrfikul2fsqfj9">
               <w:r>
                 <w:rPr>
                   <w:rFonts w:ascii="Arial" w:cs="Arial" w:eastAsia="Arial" w:hAnsi="Arial"/>
@@ -6668,7 +6811,7 @@
             <w:pPr>
               <w:spacing w:after="20" w:before="0"/>
             </w:pPr>
-            <w:hyperlink w:history="1" r:id="rIdm4naitigqq1cc_44atcnn">
+            <w:hyperlink w:history="1" r:id="rIdwwjl7xonft4pkaaqmte2q">
               <w:r>
                 <w:rPr>
                   <w:rFonts w:ascii="Arial" w:cs="Arial" w:eastAsia="Arial" w:hAnsi="Arial"/>
@@ -6701,7 +6844,7 @@
               <w:spacing w:after="10" w:before="0"/>
               <w:ind w:left="120"/>
             </w:pPr>
-            <w:hyperlink w:history="1" r:id="rIdqhgnes0bpz4_tmmpebiau">
+            <w:hyperlink w:history="1" r:id="rIdrc4rgat1cpw03ciuxrvxq">
               <w:r>
                 <w:rPr>
                   <w:rFonts w:ascii="Arial" w:cs="Arial" w:eastAsia="Arial" w:hAnsi="Arial"/>
@@ -6729,6 +6872,7 @@
           </w:tcPr>
           <w:p>
             <w:pPr>
+              <w:keepNext w:val="false"/>
               <w:spacing w:after="40" w:before="0"/>
               <w:jc w:val="left"/>
             </w:pPr>
@@ -6761,6 +6905,7 @@
           </w:tcPr>
           <w:p>
             <w:pPr>
+              <w:keepNext w:val="false"/>
               <w:spacing w:after="40" w:before="0"/>
               <w:jc w:val="left"/>
             </w:pPr>
@@ -6793,6 +6938,7 @@
           </w:tcPr>
           <w:p>
             <w:pPr>
+              <w:keepNext w:val="false"/>
               <w:spacing w:after="40" w:before="0"/>
               <w:jc w:val="left"/>
             </w:pPr>
@@ -6825,6 +6971,7 @@
           </w:tcPr>
           <w:p>
             <w:pPr>
+              <w:keepNext w:val="false"/>
               <w:spacing w:after="40" w:before="0"/>
               <w:jc w:val="left"/>
             </w:pPr>
@@ -6859,6 +7006,7 @@
           </w:tcPr>
           <w:p>
             <w:pPr>
+              <w:keepNext w:val="false"/>
               <w:spacing w:after="40" w:before="0"/>
               <w:jc w:val="left"/>
             </w:pPr>
@@ -6896,7 +7044,7 @@
             <w:pPr>
               <w:spacing w:after="20" w:before="0"/>
             </w:pPr>
-            <w:hyperlink w:history="1" r:id="rIduvzszx7ryxnrs6ghtu-yw">
+            <w:hyperlink w:history="1" r:id="rIdnupgqcialrvgu3mtwlh7g">
               <w:r>
                 <w:rPr>
                   <w:rFonts w:ascii="Arial" w:cs="Arial" w:eastAsia="Arial" w:hAnsi="Arial"/>
@@ -6929,7 +7077,7 @@
               <w:spacing w:after="10" w:before="0"/>
               <w:ind w:left="120"/>
             </w:pPr>
-            <w:hyperlink w:history="1" r:id="rIdc90fusyofwiv5-tyuqokv">
+            <w:hyperlink w:history="1" r:id="rIdxghpjc_fijhtnaf197p6i">
               <w:r>
                 <w:rPr>
                   <w:rFonts w:ascii="Arial" w:cs="Arial" w:eastAsia="Arial" w:hAnsi="Arial"/>
@@ -6974,7 +7122,7 @@
             <w:pPr>
               <w:spacing w:after="20" w:before="0"/>
             </w:pPr>
-            <w:hyperlink w:history="1" r:id="rIdjo-7jvdvt7ckbvc97hrhi">
+            <w:hyperlink w:history="1" r:id="rIdvds_ajekor_blth3xxh4n">
               <w:r>
                 <w:rPr>
                   <w:rFonts w:ascii="Arial" w:cs="Arial" w:eastAsia="Arial" w:hAnsi="Arial"/>
@@ -7007,7 +7155,7 @@
               <w:spacing w:after="10" w:before="0"/>
               <w:ind w:left="120"/>
             </w:pPr>
-            <w:hyperlink w:history="1" r:id="rIdbcorb-9oc7ktilazlvpra">
+            <w:hyperlink w:history="1" r:id="rIde5mch6-p5oeikgoxxmijz">
               <w:r>
                 <w:rPr>
                   <w:rFonts w:ascii="Arial" w:cs="Arial" w:eastAsia="Arial" w:hAnsi="Arial"/>
@@ -7035,6 +7183,7 @@
           </w:tcPr>
           <w:p>
             <w:pPr>
+              <w:keepNext w:val="false"/>
               <w:spacing w:after="40" w:before="0"/>
               <w:jc w:val="left"/>
             </w:pPr>
@@ -7067,6 +7216,7 @@
           </w:tcPr>
           <w:p>
             <w:pPr>
+              <w:keepNext w:val="false"/>
               <w:spacing w:after="40" w:before="0"/>
               <w:jc w:val="left"/>
             </w:pPr>
@@ -7099,6 +7249,7 @@
           </w:tcPr>
           <w:p>
             <w:pPr>
+              <w:keepNext w:val="false"/>
               <w:spacing w:after="40" w:before="0"/>
               <w:jc w:val="left"/>
             </w:pPr>
@@ -7131,6 +7282,7 @@
           </w:tcPr>
           <w:p>
             <w:pPr>
+              <w:keepNext w:val="false"/>
               <w:spacing w:after="40" w:before="0"/>
               <w:jc w:val="left"/>
             </w:pPr>
@@ -7165,6 +7317,7 @@
           </w:tcPr>
           <w:p>
             <w:pPr>
+              <w:keepNext w:val="false"/>
               <w:spacing w:after="40" w:before="0"/>
               <w:jc w:val="left"/>
             </w:pPr>
@@ -7202,7 +7355,7 @@
             <w:pPr>
               <w:spacing w:after="20" w:before="0"/>
             </w:pPr>
-            <w:hyperlink w:history="1" r:id="rIdhsygnmsweq_dq0manjr8r">
+            <w:hyperlink w:history="1" r:id="rIdnyvlh_nvgtkcfwmv7cgr1">
               <w:r>
                 <w:rPr>
                   <w:rFonts w:ascii="Arial" w:cs="Arial" w:eastAsia="Arial" w:hAnsi="Arial"/>
@@ -7235,7 +7388,7 @@
               <w:spacing w:after="10" w:before="0"/>
               <w:ind w:left="120"/>
             </w:pPr>
-            <w:hyperlink w:history="1" r:id="rId_vzozm3mor3w8z4_u6jgl">
+            <w:hyperlink w:history="1" r:id="rIdnnpuhdd17l_5wzqra4bos">
               <w:r>
                 <w:rPr>
                   <w:rFonts w:ascii="Arial" w:cs="Arial" w:eastAsia="Arial" w:hAnsi="Arial"/>
@@ -7280,7 +7433,7 @@
             <w:pPr>
               <w:spacing w:after="20" w:before="0"/>
             </w:pPr>
-            <w:hyperlink w:history="1" r:id="rIdy33olutr3kjdt_jjdzaqk">
+            <w:hyperlink w:history="1" r:id="rIdiqngo2d-nk7qiwsktztn7">
               <w:r>
                 <w:rPr>
                   <w:rFonts w:ascii="Arial" w:cs="Arial" w:eastAsia="Arial" w:hAnsi="Arial"/>
@@ -7313,7 +7466,7 @@
               <w:spacing w:after="10" w:before="0"/>
               <w:ind w:left="120"/>
             </w:pPr>
-            <w:hyperlink w:history="1" r:id="rId_n3-vbjhksxgra_y7zyuy">
+            <w:hyperlink w:history="1" r:id="rIddvkio7ea32lswxcbj7juf">
               <w:r>
                 <w:rPr>
                   <w:rFonts w:ascii="Arial" w:cs="Arial" w:eastAsia="Arial" w:hAnsi="Arial"/>
@@ -7341,6 +7494,7 @@
           </w:tcPr>
           <w:p>
             <w:pPr>
+              <w:keepNext w:val="false"/>
               <w:spacing w:after="40" w:before="0"/>
               <w:jc w:val="left"/>
             </w:pPr>
@@ -7373,6 +7527,7 @@
           </w:tcPr>
           <w:p>
             <w:pPr>
+              <w:keepNext w:val="false"/>
               <w:spacing w:after="40" w:before="0"/>
               <w:jc w:val="left"/>
             </w:pPr>
@@ -7405,6 +7560,7 @@
           </w:tcPr>
           <w:p>
             <w:pPr>
+              <w:keepNext w:val="false"/>
               <w:spacing w:after="40" w:before="0"/>
               <w:jc w:val="left"/>
             </w:pPr>
@@ -7437,6 +7593,7 @@
           </w:tcPr>
           <w:p>
             <w:pPr>
+              <w:keepNext w:val="false"/>
               <w:spacing w:after="40" w:before="0"/>
               <w:jc w:val="left"/>
             </w:pPr>
@@ -7471,6 +7628,7 @@
           </w:tcPr>
           <w:p>
             <w:pPr>
+              <w:keepNext w:val="false"/>
               <w:spacing w:after="40" w:before="0"/>
               <w:jc w:val="left"/>
             </w:pPr>
@@ -7508,7 +7666,7 @@
             <w:pPr>
               <w:spacing w:after="20" w:before="0"/>
             </w:pPr>
-            <w:hyperlink w:history="1" r:id="rIdc4nkz0eg86quzqqp5mw4h">
+            <w:hyperlink w:history="1" r:id="rIdm0bkqbfyjfvfpgrkniqoh">
               <w:r>
                 <w:rPr>
                   <w:rFonts w:ascii="Arial" w:cs="Arial" w:eastAsia="Arial" w:hAnsi="Arial"/>
@@ -7557,7 +7715,7 @@
               <w:spacing w:after="10" w:before="0"/>
               <w:ind w:left="120"/>
             </w:pPr>
-            <w:hyperlink w:history="1" r:id="rIdfvlexj__jyrfb_82ph6e9">
+            <w:hyperlink w:history="1" r:id="rIdikc_ljuw0uuuf7ufpkf_h">
               <w:r>
                 <w:rPr>
                   <w:rFonts w:ascii="Arial" w:cs="Arial" w:eastAsia="Arial" w:hAnsi="Arial"/>
@@ -7602,7 +7760,7 @@
             <w:pPr>
               <w:spacing w:after="20" w:before="0"/>
             </w:pPr>
-            <w:hyperlink w:history="1" r:id="rIdkwybf21_j6smsqrvtavje">
+            <w:hyperlink w:history="1" r:id="rIdfsz6nk0ejvaoypoe-y4mt">
               <w:r>
                 <w:rPr>
                   <w:rFonts w:ascii="Arial" w:cs="Arial" w:eastAsia="Arial" w:hAnsi="Arial"/>
@@ -7635,7 +7793,7 @@
               <w:spacing w:after="10" w:before="0"/>
               <w:ind w:left="120"/>
             </w:pPr>
-            <w:hyperlink w:history="1" r:id="rIdjuiguwanqd991drkzx94j">
+            <w:hyperlink w:history="1" r:id="rId0oadzvmgroswctrmzh2bl">
               <w:r>
                 <w:rPr>
                   <w:rFonts w:ascii="Arial" w:cs="Arial" w:eastAsia="Arial" w:hAnsi="Arial"/>
@@ -7663,6 +7821,7 @@
           </w:tcPr>
           <w:p>
             <w:pPr>
+              <w:keepNext w:val="false"/>
               <w:spacing w:after="40" w:before="0"/>
               <w:jc w:val="left"/>
             </w:pPr>
@@ -7695,6 +7854,7 @@
           </w:tcPr>
           <w:p>
             <w:pPr>
+              <w:keepNext w:val="false"/>
               <w:spacing w:after="40" w:before="0"/>
               <w:jc w:val="left"/>
             </w:pPr>
@@ -7727,6 +7887,7 @@
           </w:tcPr>
           <w:p>
             <w:pPr>
+              <w:keepNext w:val="false"/>
               <w:spacing w:after="40" w:before="0"/>
               <w:jc w:val="left"/>
             </w:pPr>
@@ -7759,6 +7920,7 @@
           </w:tcPr>
           <w:p>
             <w:pPr>
+              <w:keepNext w:val="false"/>
               <w:spacing w:after="40" w:before="0"/>
               <w:jc w:val="left"/>
             </w:pPr>
@@ -7818,6 +7980,7 @@
           </w:tcPr>
           <w:p>
             <w:pPr>
+              <w:keepNext w:val="false"/>
               <w:spacing w:after="40" w:before="0"/>
               <w:jc w:val="center"/>
             </w:pPr>
@@ -7852,6 +8015,7 @@
           </w:tcPr>
           <w:p>
             <w:pPr>
+              <w:keepNext w:val="false"/>
               <w:spacing w:after="40" w:before="0"/>
               <w:jc w:val="left"/>
             </w:pPr>
@@ -7913,6 +8077,7 @@
           </w:tcPr>
           <w:p>
             <w:pPr>
+              <w:keepNext w:val="false"/>
               <w:spacing w:after="40" w:before="0"/>
               <w:jc w:val="center"/>
             </w:pPr>
@@ -7947,6 +8112,7 @@
           </w:tcPr>
           <w:p>
             <w:pPr>
+              <w:keepNext w:val="false"/>
               <w:spacing w:after="40" w:before="0"/>
               <w:jc w:val="left"/>
             </w:pPr>
@@ -7979,6 +8145,7 @@
           </w:tcPr>
           <w:p>
             <w:pPr>
+              <w:keepNext w:val="false"/>
               <w:spacing w:after="40" w:before="0"/>
               <w:jc w:val="left"/>
             </w:pPr>
@@ -8013,6 +8180,7 @@
           </w:tcPr>
           <w:p>
             <w:pPr>
+              <w:keepNext w:val="false"/>
               <w:spacing w:after="40" w:before="0"/>
               <w:jc w:val="left"/>
             </w:pPr>
@@ -8045,6 +8213,7 @@
           </w:tcPr>
           <w:p>
             <w:pPr>
+              <w:keepNext w:val="false"/>
               <w:spacing w:after="40" w:before="0"/>
               <w:jc w:val="left"/>
             </w:pPr>
@@ -8079,6 +8248,7 @@
           </w:tcPr>
           <w:p>
             <w:pPr>
+              <w:keepNext w:val="false"/>
               <w:spacing w:after="40" w:before="0"/>
               <w:jc w:val="left"/>
             </w:pPr>
@@ -8111,6 +8281,7 @@
           </w:tcPr>
           <w:p>
             <w:pPr>
+              <w:keepNext w:val="false"/>
               <w:spacing w:after="40" w:before="0"/>
               <w:jc w:val="left"/>
             </w:pPr>
@@ -8147,7 +8318,7 @@
         </w:rPr>
         <w:t xml:space="preserve">© 2026 SeaVuria and ARES. Aligned with KICD objectives. Developed by SeaVuria; technical implementation by ARES (with AI assistance from Claude). Licensed under </w:t>
       </w:r>
-      <w:hyperlink w:history="1" r:id="rIdg3hmysefgog48davpty4s">
+      <w:hyperlink w:history="1" r:id="rIds0auupbevouwq_h6-mw61">
         <w:r>
           <w:rPr>
             <w:rFonts w:ascii="Arial" w:cs="Arial" w:eastAsia="Arial" w:hAnsi="Arial"/>
@@ -8168,7 +8339,7 @@
         </w:rPr>
         <w:t xml:space="preserve"> (</w:t>
       </w:r>
-      <w:hyperlink w:history="1" r:id="rIdlx8dvf653n3jcgr5zolh7">
+      <w:hyperlink w:history="1" r:id="rId38ggecnvowye9nafntbtz">
         <w:r>
           <w:rPr>
             <w:rFonts w:ascii="Arial" w:cs="Arial" w:eastAsia="Arial" w:hAnsi="Arial"/>
@@ -8228,6 +8399,7 @@
           </w:tcPr>
           <w:p>
             <w:pPr>
+              <w:keepNext w:val="false"/>
               <w:spacing w:after="40" w:before="0"/>
               <w:jc w:val="center"/>
             </w:pPr>
@@ -8263,6 +8435,7 @@
           </w:tcPr>
           <w:p>
             <w:pPr>
+              <w:keepNext w:val="false"/>
               <w:spacing w:after="40" w:before="0"/>
               <w:jc w:val="center"/>
             </w:pPr>
@@ -8297,6 +8470,7 @@
           </w:tcPr>
           <w:p>
             <w:pPr>
+              <w:keepNext w:val="false"/>
               <w:spacing w:after="40" w:before="0"/>
               <w:jc w:val="left"/>
             </w:pPr>
@@ -8329,6 +8503,7 @@
           </w:tcPr>
           <w:p>
             <w:pPr>
+              <w:keepNext w:val="false"/>
               <w:spacing w:after="40" w:before="0"/>
               <w:jc w:val="left"/>
             </w:pPr>
@@ -8363,6 +8538,7 @@
           </w:tcPr>
           <w:p>
             <w:pPr>
+              <w:keepNext w:val="false"/>
               <w:spacing w:after="40" w:before="0"/>
               <w:jc w:val="left"/>
             </w:pPr>
@@ -8395,6 +8571,7 @@
           </w:tcPr>
           <w:p>
             <w:pPr>
+              <w:keepNext w:val="false"/>
               <w:spacing w:after="40" w:before="0"/>
               <w:jc w:val="left"/>
             </w:pPr>
@@ -8429,6 +8606,7 @@
           </w:tcPr>
           <w:p>
             <w:pPr>
+              <w:keepNext w:val="false"/>
               <w:spacing w:after="40" w:before="0"/>
               <w:jc w:val="left"/>
             </w:pPr>
@@ -8461,6 +8639,7 @@
           </w:tcPr>
           <w:p>
             <w:pPr>
+              <w:keepNext w:val="false"/>
               <w:spacing w:after="40" w:before="0"/>
               <w:jc w:val="left"/>
             </w:pPr>
@@ -8495,6 +8674,7 @@
           </w:tcPr>
           <w:p>
             <w:pPr>
+              <w:keepNext w:val="false"/>
               <w:spacing w:after="40" w:before="0"/>
               <w:jc w:val="left"/>
             </w:pPr>
@@ -8527,6 +8707,7 @@
           </w:tcPr>
           <w:p>
             <w:pPr>
+              <w:keepNext w:val="false"/>
               <w:spacing w:after="40" w:before="0"/>
               <w:jc w:val="left"/>
             </w:pPr>
@@ -8561,6 +8742,7 @@
           </w:tcPr>
           <w:p>
             <w:pPr>
+              <w:keepNext w:val="false"/>
               <w:spacing w:after="40" w:before="0"/>
               <w:jc w:val="left"/>
             </w:pPr>
@@ -8593,6 +8775,7 @@
           </w:tcPr>
           <w:p>
             <w:pPr>
+              <w:keepNext w:val="false"/>
               <w:spacing w:after="40" w:before="0"/>
               <w:jc w:val="left"/>
             </w:pPr>
@@ -8627,6 +8810,7 @@
           </w:tcPr>
           <w:p>
             <w:pPr>
+              <w:keepNext w:val="false"/>
               <w:spacing w:after="40" w:before="0"/>
               <w:jc w:val="left"/>
             </w:pPr>
@@ -8659,6 +8843,7 @@
           </w:tcPr>
           <w:p>
             <w:pPr>
+              <w:keepNext w:val="false"/>
               <w:spacing w:after="40" w:before="0"/>
               <w:jc w:val="left"/>
             </w:pPr>
@@ -8693,6 +8878,7 @@
           </w:tcPr>
           <w:p>
             <w:pPr>
+              <w:keepNext w:val="false"/>
               <w:spacing w:after="40" w:before="0"/>
               <w:jc w:val="left"/>
             </w:pPr>
@@ -8725,6 +8911,7 @@
           </w:tcPr>
           <w:p>
             <w:pPr>
+              <w:keepNext w:val="false"/>
               <w:spacing w:after="40" w:before="0"/>
               <w:jc w:val="left"/>
             </w:pPr>
@@ -8759,6 +8946,7 @@
           </w:tcPr>
           <w:p>
             <w:pPr>
+              <w:keepNext w:val="false"/>
               <w:spacing w:after="40" w:before="0"/>
               <w:jc w:val="left"/>
             </w:pPr>
@@ -8791,6 +8979,7 @@
           </w:tcPr>
           <w:p>
             <w:pPr>
+              <w:keepNext w:val="false"/>
               <w:spacing w:after="40" w:before="0"/>
               <w:jc w:val="left"/>
             </w:pPr>
@@ -8850,6 +9039,7 @@
           </w:tcPr>
           <w:p>
             <w:pPr>
+              <w:keepNext w:val="false"/>
               <w:spacing w:after="40" w:before="0"/>
               <w:jc w:val="center"/>
             </w:pPr>
@@ -8884,6 +9074,7 @@
           </w:tcPr>
           <w:p>
             <w:pPr>
+              <w:keepNext w:val="false"/>
               <w:spacing w:after="40" w:before="0"/>
               <w:jc w:val="left"/>
             </w:pPr>
@@ -8948,6 +9139,7 @@
           </w:tcPr>
           <w:p>
             <w:pPr>
+              <w:keepNext w:val="false"/>
               <w:spacing w:after="40" w:before="0"/>
               <w:jc w:val="center"/>
             </w:pPr>
@@ -8982,6 +9174,7 @@
           </w:tcPr>
           <w:p>
             <w:pPr>
+              <w:keepNext w:val="false"/>
               <w:spacing w:after="40" w:before="0"/>
               <w:jc w:val="left"/>
             </w:pPr>
@@ -9014,6 +9207,7 @@
           </w:tcPr>
           <w:p>
             <w:pPr>
+              <w:keepNext w:val="false"/>
               <w:spacing w:after="40" w:before="0"/>
               <w:jc w:val="left"/>
             </w:pPr>
@@ -9046,6 +9240,7 @@
           </w:tcPr>
           <w:p>
             <w:pPr>
+              <w:keepNext w:val="false"/>
               <w:spacing w:after="40" w:before="0"/>
               <w:jc w:val="left"/>
             </w:pPr>
@@ -9078,6 +9273,7 @@
           </w:tcPr>
           <w:p>
             <w:pPr>
+              <w:keepNext w:val="false"/>
               <w:spacing w:after="40" w:before="0"/>
               <w:jc w:val="left"/>
             </w:pPr>
@@ -9110,6 +9306,7 @@
           </w:tcPr>
           <w:p>
             <w:pPr>
+              <w:keepNext w:val="false"/>
               <w:spacing w:after="40" w:before="0"/>
               <w:jc w:val="left"/>
             </w:pPr>
@@ -9144,6 +9341,7 @@
           </w:tcPr>
           <w:p>
             <w:pPr>
+              <w:keepNext w:val="false"/>
               <w:spacing w:after="40" w:before="0"/>
               <w:jc w:val="left"/>
             </w:pPr>
@@ -9181,7 +9379,7 @@
             <w:pPr>
               <w:spacing w:after="20" w:before="0"/>
             </w:pPr>
-            <w:hyperlink w:history="1" r:id="rIdyrhq32lvgv4nyvh5apdb7">
+            <w:hyperlink w:history="1" r:id="rId7fdbdvzphd7cb6_augku3">
               <w:r>
                 <w:rPr>
                   <w:rFonts w:ascii="Arial" w:cs="Arial" w:eastAsia="Arial" w:hAnsi="Arial"/>
@@ -9214,7 +9412,7 @@
               <w:spacing w:after="10" w:before="0"/>
               <w:ind w:left="120"/>
             </w:pPr>
-            <w:hyperlink w:history="1" r:id="rIdphskdgg0lnswg5xjrpsk2">
+            <w:hyperlink w:history="1" r:id="rId389utvl3nfye8id8fzbwu">
               <w:r>
                 <w:rPr>
                   <w:rFonts w:ascii="Arial" w:cs="Arial" w:eastAsia="Arial" w:hAnsi="Arial"/>
@@ -9259,7 +9457,7 @@
             <w:pPr>
               <w:spacing w:after="20" w:before="0"/>
             </w:pPr>
-            <w:hyperlink w:history="1" r:id="rIdgoy91vpewjbgjaez3atpd">
+            <w:hyperlink w:history="1" r:id="rIdiczarqzcjvr964pou8lgb">
               <w:r>
                 <w:rPr>
                   <w:rFonts w:ascii="Arial" w:cs="Arial" w:eastAsia="Arial" w:hAnsi="Arial"/>
@@ -9292,7 +9490,7 @@
               <w:spacing w:after="10" w:before="0"/>
               <w:ind w:left="120"/>
             </w:pPr>
-            <w:hyperlink w:history="1" r:id="rIdblfvhwa3-x9mgcqallzm3">
+            <w:hyperlink w:history="1" r:id="rId7rvls1toaanc-dvnmqghg">
               <w:r>
                 <w:rPr>
                   <w:rFonts w:ascii="Arial" w:cs="Arial" w:eastAsia="Arial" w:hAnsi="Arial"/>
@@ -9320,6 +9518,7 @@
           </w:tcPr>
           <w:p>
             <w:pPr>
+              <w:keepNext w:val="false"/>
               <w:spacing w:after="40" w:before="0"/>
               <w:jc w:val="left"/>
             </w:pPr>
@@ -9352,6 +9551,7 @@
           </w:tcPr>
           <w:p>
             <w:pPr>
+              <w:keepNext w:val="false"/>
               <w:spacing w:after="40" w:before="0"/>
               <w:jc w:val="left"/>
             </w:pPr>
@@ -9384,6 +9584,7 @@
           </w:tcPr>
           <w:p>
             <w:pPr>
+              <w:keepNext w:val="false"/>
               <w:spacing w:after="40" w:before="0"/>
               <w:jc w:val="left"/>
             </w:pPr>
@@ -9416,6 +9617,7 @@
           </w:tcPr>
           <w:p>
             <w:pPr>
+              <w:keepNext w:val="false"/>
               <w:spacing w:after="40" w:before="0"/>
               <w:jc w:val="left"/>
             </w:pPr>
@@ -9450,6 +9652,7 @@
           </w:tcPr>
           <w:p>
             <w:pPr>
+              <w:keepNext w:val="false"/>
               <w:spacing w:after="40" w:before="0"/>
               <w:jc w:val="left"/>
             </w:pPr>
@@ -9487,7 +9690,7 @@
             <w:pPr>
               <w:spacing w:after="20" w:before="0"/>
             </w:pPr>
-            <w:hyperlink w:history="1" r:id="rIdpbu2rmvbitqy5_xgtv_oc">
+            <w:hyperlink w:history="1" r:id="rIdj5vhcsg-etfe_im8dttfh">
               <w:r>
                 <w:rPr>
                   <w:rFonts w:ascii="Arial" w:cs="Arial" w:eastAsia="Arial" w:hAnsi="Arial"/>
@@ -9520,7 +9723,7 @@
               <w:spacing w:after="10" w:before="0"/>
               <w:ind w:left="120"/>
             </w:pPr>
-            <w:hyperlink w:history="1" r:id="rIdm_utv3uxog20nzjc1mvlj">
+            <w:hyperlink w:history="1" r:id="rIdhcp_tkcr4i2u_mruhodqr">
               <w:r>
                 <w:rPr>
                   <w:rFonts w:ascii="Arial" w:cs="Arial" w:eastAsia="Arial" w:hAnsi="Arial"/>
@@ -9565,7 +9768,7 @@
             <w:pPr>
               <w:spacing w:after="20" w:before="0"/>
             </w:pPr>
-            <w:hyperlink w:history="1" r:id="rIdb3iywybnytxsio7iur-vl">
+            <w:hyperlink w:history="1" r:id="rId_4rt7lln5ipltzs2i30fn">
               <w:r>
                 <w:rPr>
                   <w:rFonts w:ascii="Arial" w:cs="Arial" w:eastAsia="Arial" w:hAnsi="Arial"/>
@@ -9598,7 +9801,7 @@
               <w:spacing w:after="10" w:before="0"/>
               <w:ind w:left="120"/>
             </w:pPr>
-            <w:hyperlink w:history="1" r:id="rId0s4vliouznuasrey_q5ya">
+            <w:hyperlink w:history="1" r:id="rIdogcorxiimalqruw3fihrm">
               <w:r>
                 <w:rPr>
                   <w:rFonts w:ascii="Arial" w:cs="Arial" w:eastAsia="Arial" w:hAnsi="Arial"/>
@@ -9626,6 +9829,7 @@
           </w:tcPr>
           <w:p>
             <w:pPr>
+              <w:keepNext w:val="false"/>
               <w:spacing w:after="40" w:before="0"/>
               <w:jc w:val="left"/>
             </w:pPr>
@@ -9658,6 +9862,7 @@
           </w:tcPr>
           <w:p>
             <w:pPr>
+              <w:keepNext w:val="false"/>
               <w:spacing w:after="40" w:before="0"/>
               <w:jc w:val="left"/>
             </w:pPr>
@@ -9690,6 +9895,7 @@
           </w:tcPr>
           <w:p>
             <w:pPr>
+              <w:keepNext w:val="false"/>
               <w:spacing w:after="40" w:before="0"/>
               <w:jc w:val="left"/>
             </w:pPr>
@@ -9722,6 +9928,7 @@
           </w:tcPr>
           <w:p>
             <w:pPr>
+              <w:keepNext w:val="false"/>
               <w:spacing w:after="40" w:before="0"/>
               <w:jc w:val="left"/>
             </w:pPr>
@@ -9756,6 +9963,7 @@
           </w:tcPr>
           <w:p>
             <w:pPr>
+              <w:keepNext w:val="false"/>
               <w:spacing w:after="40" w:before="0"/>
               <w:jc w:val="left"/>
             </w:pPr>
@@ -9793,7 +10001,7 @@
             <w:pPr>
               <w:spacing w:after="20" w:before="0"/>
             </w:pPr>
-            <w:hyperlink w:history="1" r:id="rIdw4tsfyx6uju72kqdbl6sv">
+            <w:hyperlink w:history="1" r:id="rIdmyviwknsaazjrnlr-nkax">
               <w:r>
                 <w:rPr>
                   <w:rFonts w:ascii="Arial" w:cs="Arial" w:eastAsia="Arial" w:hAnsi="Arial"/>
@@ -9826,7 +10034,7 @@
               <w:spacing w:after="10" w:before="0"/>
               <w:ind w:left="120"/>
             </w:pPr>
-            <w:hyperlink w:history="1" r:id="rIdkdfpswz2sve9gff8j2hcm">
+            <w:hyperlink w:history="1" r:id="rIdtpqucoiqafirqj3aeacgp">
               <w:r>
                 <w:rPr>
                   <w:rFonts w:ascii="Arial" w:cs="Arial" w:eastAsia="Arial" w:hAnsi="Arial"/>
@@ -9871,7 +10079,7 @@
             <w:pPr>
               <w:spacing w:after="20" w:before="0"/>
             </w:pPr>
-            <w:hyperlink w:history="1" r:id="rId8tk65flk27wislsm30cyy">
+            <w:hyperlink w:history="1" r:id="rId8z8meufcy7wzn9-lan5qa">
               <w:r>
                 <w:rPr>
                   <w:rFonts w:ascii="Arial" w:cs="Arial" w:eastAsia="Arial" w:hAnsi="Arial"/>
@@ -9904,7 +10112,7 @@
               <w:spacing w:after="10" w:before="0"/>
               <w:ind w:left="120"/>
             </w:pPr>
-            <w:hyperlink w:history="1" r:id="rIdmpnu0omu_qcjlsj0xmn2i">
+            <w:hyperlink w:history="1" r:id="rIdsafs1w5uqamboo3nmmn14">
               <w:r>
                 <w:rPr>
                   <w:rFonts w:ascii="Arial" w:cs="Arial" w:eastAsia="Arial" w:hAnsi="Arial"/>
@@ -9932,6 +10140,7 @@
           </w:tcPr>
           <w:p>
             <w:pPr>
+              <w:keepNext w:val="false"/>
               <w:spacing w:after="40" w:before="0"/>
               <w:jc w:val="left"/>
             </w:pPr>
@@ -9964,6 +10173,7 @@
           </w:tcPr>
           <w:p>
             <w:pPr>
+              <w:keepNext w:val="false"/>
               <w:spacing w:after="40" w:before="0"/>
               <w:jc w:val="left"/>
             </w:pPr>
@@ -9996,6 +10206,7 @@
           </w:tcPr>
           <w:p>
             <w:pPr>
+              <w:keepNext w:val="false"/>
               <w:spacing w:after="40" w:before="0"/>
               <w:jc w:val="left"/>
             </w:pPr>
@@ -10028,6 +10239,7 @@
           </w:tcPr>
           <w:p>
             <w:pPr>
+              <w:keepNext w:val="false"/>
               <w:spacing w:after="40" w:before="0"/>
               <w:jc w:val="left"/>
             </w:pPr>
@@ -10062,6 +10274,7 @@
           </w:tcPr>
           <w:p>
             <w:pPr>
+              <w:keepNext w:val="false"/>
               <w:spacing w:after="40" w:before="0"/>
               <w:jc w:val="left"/>
             </w:pPr>
@@ -10099,7 +10312,7 @@
             <w:pPr>
               <w:spacing w:after="20" w:before="0"/>
             </w:pPr>
-            <w:hyperlink w:history="1" r:id="rIdi0s3md0xtc2uyjcaz7gcn">
+            <w:hyperlink w:history="1" r:id="rIdccvjbsarbjwfxu0ujvje4">
               <w:r>
                 <w:rPr>
                   <w:rFonts w:ascii="Arial" w:cs="Arial" w:eastAsia="Arial" w:hAnsi="Arial"/>
@@ -10132,7 +10345,7 @@
               <w:spacing w:after="10" w:before="0"/>
               <w:ind w:left="120"/>
             </w:pPr>
-            <w:hyperlink w:history="1" r:id="rIdblvy2b1tbcets97macna3">
+            <w:hyperlink w:history="1" r:id="rIdhprzgkwhyv0xrx7jwop2u">
               <w:r>
                 <w:rPr>
                   <w:rFonts w:ascii="Arial" w:cs="Arial" w:eastAsia="Arial" w:hAnsi="Arial"/>
@@ -10177,7 +10390,7 @@
             <w:pPr>
               <w:spacing w:after="20" w:before="0"/>
             </w:pPr>
-            <w:hyperlink w:history="1" r:id="rId9dxtktxymq7pk73urhlbz">
+            <w:hyperlink w:history="1" r:id="rId9x35vl_xrmvwyf4yke_sl">
               <w:r>
                 <w:rPr>
                   <w:rFonts w:ascii="Arial" w:cs="Arial" w:eastAsia="Arial" w:hAnsi="Arial"/>
@@ -10210,7 +10423,7 @@
               <w:spacing w:after="10" w:before="0"/>
               <w:ind w:left="120"/>
             </w:pPr>
-            <w:hyperlink w:history="1" r:id="rId14udqc2xczpraa4tgzgif">
+            <w:hyperlink w:history="1" r:id="rIdmt-vwp9n_hl-_frtuzbps">
               <w:r>
                 <w:rPr>
                   <w:rFonts w:ascii="Arial" w:cs="Arial" w:eastAsia="Arial" w:hAnsi="Arial"/>
@@ -10238,6 +10451,7 @@
           </w:tcPr>
           <w:p>
             <w:pPr>
+              <w:keepNext w:val="false"/>
               <w:spacing w:after="40" w:before="0"/>
               <w:jc w:val="left"/>
             </w:pPr>
@@ -10270,6 +10484,7 @@
           </w:tcPr>
           <w:p>
             <w:pPr>
+              <w:keepNext w:val="false"/>
               <w:spacing w:after="40" w:before="0"/>
               <w:jc w:val="left"/>
             </w:pPr>
@@ -10302,6 +10517,7 @@
           </w:tcPr>
           <w:p>
             <w:pPr>
+              <w:keepNext w:val="false"/>
               <w:spacing w:after="40" w:before="0"/>
               <w:jc w:val="left"/>
             </w:pPr>
@@ -10334,6 +10550,7 @@
           </w:tcPr>
           <w:p>
             <w:pPr>
+              <w:keepNext w:val="false"/>
               <w:spacing w:after="40" w:before="0"/>
               <w:jc w:val="left"/>
             </w:pPr>
@@ -10368,6 +10585,7 @@
           </w:tcPr>
           <w:p>
             <w:pPr>
+              <w:keepNext w:val="false"/>
               <w:spacing w:after="40" w:before="0"/>
               <w:jc w:val="left"/>
             </w:pPr>
@@ -10405,7 +10623,7 @@
             <w:pPr>
               <w:spacing w:after="20" w:before="0"/>
             </w:pPr>
-            <w:hyperlink w:history="1" r:id="rIdhbwvzcq4tu9n0romaa_x_">
+            <w:hyperlink w:history="1" r:id="rIdyqcalnni25a7-qfw1u2bc">
               <w:r>
                 <w:rPr>
                   <w:rFonts w:ascii="Arial" w:cs="Arial" w:eastAsia="Arial" w:hAnsi="Arial"/>
@@ -10454,7 +10672,7 @@
               <w:spacing w:after="10" w:before="0"/>
               <w:ind w:left="120"/>
             </w:pPr>
-            <w:hyperlink w:history="1" r:id="rId1nymcry2uc1te1s-qygbo">
+            <w:hyperlink w:history="1" r:id="rIdhrq6upff8koa0q5xehqej">
               <w:r>
                 <w:rPr>
                   <w:rFonts w:ascii="Arial" w:cs="Arial" w:eastAsia="Arial" w:hAnsi="Arial"/>
@@ -10499,7 +10717,7 @@
             <w:pPr>
               <w:spacing w:after="20" w:before="0"/>
             </w:pPr>
-            <w:hyperlink w:history="1" r:id="rIdr2uepr_wxbf2f3pofapmk">
+            <w:hyperlink w:history="1" r:id="rIdn2mhpb56yckhrvk-znbsb">
               <w:r>
                 <w:rPr>
                   <w:rFonts w:ascii="Arial" w:cs="Arial" w:eastAsia="Arial" w:hAnsi="Arial"/>
@@ -10532,7 +10750,7 @@
               <w:spacing w:after="10" w:before="0"/>
               <w:ind w:left="120"/>
             </w:pPr>
-            <w:hyperlink w:history="1" r:id="rIdg0cbrowxuhhydl_ulx8km">
+            <w:hyperlink w:history="1" r:id="rIdqsh2oa7byhdvugreghrbe">
               <w:r>
                 <w:rPr>
                   <w:rFonts w:ascii="Arial" w:cs="Arial" w:eastAsia="Arial" w:hAnsi="Arial"/>
@@ -10560,6 +10778,7 @@
           </w:tcPr>
           <w:p>
             <w:pPr>
+              <w:keepNext w:val="false"/>
               <w:spacing w:after="40" w:before="0"/>
               <w:jc w:val="left"/>
             </w:pPr>
@@ -10592,6 +10811,7 @@
           </w:tcPr>
           <w:p>
             <w:pPr>
+              <w:keepNext w:val="false"/>
               <w:spacing w:after="40" w:before="0"/>
               <w:jc w:val="left"/>
             </w:pPr>
@@ -10624,6 +10844,7 @@
           </w:tcPr>
           <w:p>
             <w:pPr>
+              <w:keepNext w:val="false"/>
               <w:spacing w:after="40" w:before="0"/>
               <w:jc w:val="left"/>
             </w:pPr>
@@ -10656,6 +10877,7 @@
           </w:tcPr>
           <w:p>
             <w:pPr>
+              <w:keepNext w:val="false"/>
               <w:spacing w:after="40" w:before="0"/>
               <w:jc w:val="left"/>
             </w:pPr>
@@ -10715,6 +10937,7 @@
           </w:tcPr>
           <w:p>
             <w:pPr>
+              <w:keepNext w:val="false"/>
               <w:spacing w:after="40" w:before="0"/>
               <w:jc w:val="center"/>
             </w:pPr>
@@ -10749,6 +10972,7 @@
           </w:tcPr>
           <w:p>
             <w:pPr>
+              <w:keepNext w:val="false"/>
               <w:spacing w:after="40" w:before="0"/>
               <w:jc w:val="left"/>
             </w:pPr>
@@ -10810,6 +11034,7 @@
           </w:tcPr>
           <w:p>
             <w:pPr>
+              <w:keepNext w:val="false"/>
               <w:spacing w:after="40" w:before="0"/>
               <w:jc w:val="center"/>
             </w:pPr>
@@ -10844,6 +11069,7 @@
           </w:tcPr>
           <w:p>
             <w:pPr>
+              <w:keepNext w:val="false"/>
               <w:spacing w:after="40" w:before="0"/>
               <w:jc w:val="left"/>
             </w:pPr>
@@ -10876,6 +11102,7 @@
           </w:tcPr>
           <w:p>
             <w:pPr>
+              <w:keepNext w:val="false"/>
               <w:spacing w:after="40" w:before="0"/>
               <w:jc w:val="left"/>
             </w:pPr>
@@ -10910,6 +11137,7 @@
           </w:tcPr>
           <w:p>
             <w:pPr>
+              <w:keepNext w:val="false"/>
               <w:spacing w:after="40" w:before="0"/>
               <w:jc w:val="left"/>
             </w:pPr>
@@ -10942,6 +11170,7 @@
           </w:tcPr>
           <w:p>
             <w:pPr>
+              <w:keepNext w:val="false"/>
               <w:spacing w:after="40" w:before="0"/>
               <w:jc w:val="left"/>
             </w:pPr>
@@ -10976,6 +11205,7 @@
           </w:tcPr>
           <w:p>
             <w:pPr>
+              <w:keepNext w:val="false"/>
               <w:spacing w:after="40" w:before="0"/>
               <w:jc w:val="left"/>
             </w:pPr>
@@ -11008,6 +11238,7 @@
           </w:tcPr>
           <w:p>
             <w:pPr>
+              <w:keepNext w:val="false"/>
               <w:spacing w:after="40" w:before="0"/>
               <w:jc w:val="left"/>
             </w:pPr>
@@ -11044,7 +11275,7 @@
         </w:rPr>
         <w:t xml:space="preserve">© 2026 SeaVuria and ARES. Aligned with KICD objectives. Developed by SeaVuria; technical implementation by ARES (with AI assistance from Claude). Licensed under </w:t>
       </w:r>
-      <w:hyperlink w:history="1" r:id="rId6w7nt1bemq2yzo5i5fzjt">
+      <w:hyperlink w:history="1" r:id="rIdfp2_rzbhedcpx9yspp1ah">
         <w:r>
           <w:rPr>
             <w:rFonts w:ascii="Arial" w:cs="Arial" w:eastAsia="Arial" w:hAnsi="Arial"/>
@@ -11065,7 +11296,7 @@
         </w:rPr>
         <w:t xml:space="preserve"> (</w:t>
       </w:r>
-      <w:hyperlink w:history="1" r:id="rId-gf3zosgz6edig6d7q2rk">
+      <w:hyperlink w:history="1" r:id="rIdft7c0vdk09e4pgyvqhjg9">
         <w:r>
           <w:rPr>
             <w:rFonts w:ascii="Arial" w:cs="Arial" w:eastAsia="Arial" w:hAnsi="Arial"/>
@@ -11125,6 +11356,7 @@
           </w:tcPr>
           <w:p>
             <w:pPr>
+              <w:keepNext w:val="false"/>
               <w:spacing w:after="40" w:before="0"/>
               <w:jc w:val="center"/>
             </w:pPr>
@@ -11160,6 +11392,7 @@
           </w:tcPr>
           <w:p>
             <w:pPr>
+              <w:keepNext w:val="false"/>
               <w:spacing w:after="40" w:before="0"/>
               <w:jc w:val="center"/>
             </w:pPr>
@@ -11194,6 +11427,7 @@
           </w:tcPr>
           <w:p>
             <w:pPr>
+              <w:keepNext w:val="false"/>
               <w:spacing w:after="40" w:before="0"/>
               <w:jc w:val="left"/>
             </w:pPr>
@@ -11226,6 +11460,7 @@
           </w:tcPr>
           <w:p>
             <w:pPr>
+              <w:keepNext w:val="false"/>
               <w:spacing w:after="40" w:before="0"/>
               <w:jc w:val="left"/>
             </w:pPr>
@@ -11260,6 +11495,7 @@
           </w:tcPr>
           <w:p>
             <w:pPr>
+              <w:keepNext w:val="false"/>
               <w:spacing w:after="40" w:before="0"/>
               <w:jc w:val="left"/>
             </w:pPr>
@@ -11292,6 +11528,7 @@
           </w:tcPr>
           <w:p>
             <w:pPr>
+              <w:keepNext w:val="false"/>
               <w:spacing w:after="40" w:before="0"/>
               <w:jc w:val="left"/>
             </w:pPr>
@@ -11326,6 +11563,7 @@
           </w:tcPr>
           <w:p>
             <w:pPr>
+              <w:keepNext w:val="false"/>
               <w:spacing w:after="40" w:before="0"/>
               <w:jc w:val="left"/>
             </w:pPr>
@@ -11358,6 +11596,7 @@
           </w:tcPr>
           <w:p>
             <w:pPr>
+              <w:keepNext w:val="false"/>
               <w:spacing w:after="40" w:before="0"/>
               <w:jc w:val="left"/>
             </w:pPr>
@@ -11392,6 +11631,7 @@
           </w:tcPr>
           <w:p>
             <w:pPr>
+              <w:keepNext w:val="false"/>
               <w:spacing w:after="40" w:before="0"/>
               <w:jc w:val="left"/>
             </w:pPr>
@@ -11424,6 +11664,7 @@
           </w:tcPr>
           <w:p>
             <w:pPr>
+              <w:keepNext w:val="false"/>
               <w:spacing w:after="40" w:before="0"/>
               <w:jc w:val="left"/>
             </w:pPr>
@@ -11458,6 +11699,7 @@
           </w:tcPr>
           <w:p>
             <w:pPr>
+              <w:keepNext w:val="false"/>
               <w:spacing w:after="40" w:before="0"/>
               <w:jc w:val="left"/>
             </w:pPr>
@@ -11490,6 +11732,7 @@
           </w:tcPr>
           <w:p>
             <w:pPr>
+              <w:keepNext w:val="false"/>
               <w:spacing w:after="40" w:before="0"/>
               <w:jc w:val="left"/>
             </w:pPr>
@@ -11524,6 +11767,7 @@
           </w:tcPr>
           <w:p>
             <w:pPr>
+              <w:keepNext w:val="false"/>
               <w:spacing w:after="40" w:before="0"/>
               <w:jc w:val="left"/>
             </w:pPr>
@@ -11556,6 +11800,7 @@
           </w:tcPr>
           <w:p>
             <w:pPr>
+              <w:keepNext w:val="false"/>
               <w:spacing w:after="40" w:before="0"/>
               <w:jc w:val="left"/>
             </w:pPr>
@@ -11590,6 +11835,7 @@
           </w:tcPr>
           <w:p>
             <w:pPr>
+              <w:keepNext w:val="false"/>
               <w:spacing w:after="40" w:before="0"/>
               <w:jc w:val="left"/>
             </w:pPr>
@@ -11622,6 +11868,7 @@
           </w:tcPr>
           <w:p>
             <w:pPr>
+              <w:keepNext w:val="false"/>
               <w:spacing w:after="40" w:before="0"/>
               <w:jc w:val="left"/>
             </w:pPr>
@@ -11656,6 +11903,7 @@
           </w:tcPr>
           <w:p>
             <w:pPr>
+              <w:keepNext w:val="false"/>
               <w:spacing w:after="40" w:before="0"/>
               <w:jc w:val="left"/>
             </w:pPr>
@@ -11688,6 +11936,7 @@
           </w:tcPr>
           <w:p>
             <w:pPr>
+              <w:keepNext w:val="false"/>
               <w:spacing w:after="40" w:before="0"/>
               <w:jc w:val="left"/>
             </w:pPr>
@@ -11747,6 +11996,7 @@
           </w:tcPr>
           <w:p>
             <w:pPr>
+              <w:keepNext w:val="false"/>
               <w:spacing w:after="40" w:before="0"/>
               <w:jc w:val="center"/>
             </w:pPr>
@@ -11781,6 +12031,7 @@
           </w:tcPr>
           <w:p>
             <w:pPr>
+              <w:keepNext w:val="false"/>
               <w:spacing w:after="40" w:before="0"/>
               <w:jc w:val="left"/>
             </w:pPr>
@@ -11845,6 +12096,7 @@
           </w:tcPr>
           <w:p>
             <w:pPr>
+              <w:keepNext w:val="false"/>
               <w:spacing w:after="40" w:before="0"/>
               <w:jc w:val="center"/>
             </w:pPr>
@@ -11879,6 +12131,7 @@
           </w:tcPr>
           <w:p>
             <w:pPr>
+              <w:keepNext w:val="false"/>
               <w:spacing w:after="40" w:before="0"/>
               <w:jc w:val="left"/>
             </w:pPr>
@@ -11911,6 +12164,7 @@
           </w:tcPr>
           <w:p>
             <w:pPr>
+              <w:keepNext w:val="false"/>
               <w:spacing w:after="40" w:before="0"/>
               <w:jc w:val="left"/>
             </w:pPr>
@@ -11943,6 +12197,7 @@
           </w:tcPr>
           <w:p>
             <w:pPr>
+              <w:keepNext w:val="false"/>
               <w:spacing w:after="40" w:before="0"/>
               <w:jc w:val="left"/>
             </w:pPr>
@@ -11975,6 +12230,7 @@
           </w:tcPr>
           <w:p>
             <w:pPr>
+              <w:keepNext w:val="false"/>
               <w:spacing w:after="40" w:before="0"/>
               <w:jc w:val="left"/>
             </w:pPr>
@@ -12007,6 +12263,7 @@
           </w:tcPr>
           <w:p>
             <w:pPr>
+              <w:keepNext w:val="false"/>
               <w:spacing w:after="40" w:before="0"/>
               <w:jc w:val="left"/>
             </w:pPr>
@@ -12041,6 +12298,7 @@
           </w:tcPr>
           <w:p>
             <w:pPr>
+              <w:keepNext w:val="false"/>
               <w:spacing w:after="40" w:before="0"/>
               <w:jc w:val="left"/>
             </w:pPr>
@@ -12078,7 +12336,7 @@
             <w:pPr>
               <w:spacing w:after="20" w:before="0"/>
             </w:pPr>
-            <w:hyperlink w:history="1" r:id="rIdqdlgtcjyi8z_r4svm3jtw">
+            <w:hyperlink w:history="1" r:id="rIdwliwv7ubrxbcicuvrjnfy">
               <w:r>
                 <w:rPr>
                   <w:rFonts w:ascii="Arial" w:cs="Arial" w:eastAsia="Arial" w:hAnsi="Arial"/>
@@ -12111,7 +12369,7 @@
               <w:spacing w:after="10" w:before="0"/>
               <w:ind w:left="120"/>
             </w:pPr>
-            <w:hyperlink w:history="1" r:id="rIdj7zucdmsyqncb8wof9ngl">
+            <w:hyperlink w:history="1" r:id="rIdm_pmzwqij9xupo7_x2mic">
               <w:r>
                 <w:rPr>
                   <w:rFonts w:ascii="Arial" w:cs="Arial" w:eastAsia="Arial" w:hAnsi="Arial"/>
@@ -12156,7 +12414,7 @@
             <w:pPr>
               <w:spacing w:after="20" w:before="0"/>
             </w:pPr>
-            <w:hyperlink w:history="1" r:id="rId65elmsrt50-72l23mkwrm">
+            <w:hyperlink w:history="1" r:id="rIdgtddah5hw2c-sin7rt4lk">
               <w:r>
                 <w:rPr>
                   <w:rFonts w:ascii="Arial" w:cs="Arial" w:eastAsia="Arial" w:hAnsi="Arial"/>
@@ -12189,7 +12447,7 @@
               <w:spacing w:after="10" w:before="0"/>
               <w:ind w:left="120"/>
             </w:pPr>
-            <w:hyperlink w:history="1" r:id="rIdabggt7ss4j0l7p4ytdc7t">
+            <w:hyperlink w:history="1" r:id="rIdcmpv9p-haecqw5jvgxci2">
               <w:r>
                 <w:rPr>
                   <w:rFonts w:ascii="Arial" w:cs="Arial" w:eastAsia="Arial" w:hAnsi="Arial"/>
@@ -12217,6 +12475,7 @@
           </w:tcPr>
           <w:p>
             <w:pPr>
+              <w:keepNext w:val="false"/>
               <w:spacing w:after="40" w:before="0"/>
               <w:jc w:val="left"/>
             </w:pPr>
@@ -12249,6 +12508,7 @@
           </w:tcPr>
           <w:p>
             <w:pPr>
+              <w:keepNext w:val="false"/>
               <w:spacing w:after="40" w:before="0"/>
               <w:jc w:val="left"/>
             </w:pPr>
@@ -12281,6 +12541,7 @@
           </w:tcPr>
           <w:p>
             <w:pPr>
+              <w:keepNext w:val="false"/>
               <w:spacing w:after="40" w:before="0"/>
               <w:jc w:val="left"/>
             </w:pPr>
@@ -12313,6 +12574,7 @@
           </w:tcPr>
           <w:p>
             <w:pPr>
+              <w:keepNext w:val="false"/>
               <w:spacing w:after="40" w:before="0"/>
               <w:jc w:val="left"/>
             </w:pPr>
@@ -12347,6 +12609,7 @@
           </w:tcPr>
           <w:p>
             <w:pPr>
+              <w:keepNext w:val="false"/>
               <w:spacing w:after="40" w:before="0"/>
               <w:jc w:val="left"/>
             </w:pPr>
@@ -12384,7 +12647,7 @@
             <w:pPr>
               <w:spacing w:after="20" w:before="0"/>
             </w:pPr>
-            <w:hyperlink w:history="1" r:id="rIdqidnzvy5541qixy5_zscm">
+            <w:hyperlink w:history="1" r:id="rIdm_uupmmlqsggevbhzb49f">
               <w:r>
                 <w:rPr>
                   <w:rFonts w:ascii="Arial" w:cs="Arial" w:eastAsia="Arial" w:hAnsi="Arial"/>
@@ -12417,7 +12680,7 @@
               <w:spacing w:after="10" w:before="0"/>
               <w:ind w:left="120"/>
             </w:pPr>
-            <w:hyperlink w:history="1" r:id="rIdveng0na6izyklmjlu6vd2">
+            <w:hyperlink w:history="1" r:id="rIdx4iewgb6miqxv_bnmhnyg">
               <w:r>
                 <w:rPr>
                   <w:rFonts w:ascii="Arial" w:cs="Arial" w:eastAsia="Arial" w:hAnsi="Arial"/>
@@ -12462,7 +12725,7 @@
             <w:pPr>
               <w:spacing w:after="20" w:before="0"/>
             </w:pPr>
-            <w:hyperlink w:history="1" r:id="rIdbrgal5_cwraaf_fwytnbc">
+            <w:hyperlink w:history="1" r:id="rIdjhl4vdtmnzllx3cbgl_qy">
               <w:r>
                 <w:rPr>
                   <w:rFonts w:ascii="Arial" w:cs="Arial" w:eastAsia="Arial" w:hAnsi="Arial"/>
@@ -12495,7 +12758,7 @@
               <w:spacing w:after="10" w:before="0"/>
               <w:ind w:left="120"/>
             </w:pPr>
-            <w:hyperlink w:history="1" r:id="rIdsq7evjnu9hziuc9azqmde">
+            <w:hyperlink w:history="1" r:id="rId1e9eicvka1hool_zxsybg">
               <w:r>
                 <w:rPr>
                   <w:rFonts w:ascii="Arial" w:cs="Arial" w:eastAsia="Arial" w:hAnsi="Arial"/>
@@ -12523,6 +12786,7 @@
           </w:tcPr>
           <w:p>
             <w:pPr>
+              <w:keepNext w:val="false"/>
               <w:spacing w:after="40" w:before="0"/>
               <w:jc w:val="left"/>
             </w:pPr>
@@ -12555,6 +12819,7 @@
           </w:tcPr>
           <w:p>
             <w:pPr>
+              <w:keepNext w:val="false"/>
               <w:spacing w:after="40" w:before="0"/>
               <w:jc w:val="left"/>
             </w:pPr>
@@ -12587,6 +12852,7 @@
           </w:tcPr>
           <w:p>
             <w:pPr>
+              <w:keepNext w:val="false"/>
               <w:spacing w:after="40" w:before="0"/>
               <w:jc w:val="left"/>
             </w:pPr>
@@ -12619,6 +12885,7 @@
           </w:tcPr>
           <w:p>
             <w:pPr>
+              <w:keepNext w:val="false"/>
               <w:spacing w:after="40" w:before="0"/>
               <w:jc w:val="left"/>
             </w:pPr>
@@ -12653,6 +12920,7 @@
           </w:tcPr>
           <w:p>
             <w:pPr>
+              <w:keepNext w:val="false"/>
               <w:spacing w:after="40" w:before="0"/>
               <w:jc w:val="left"/>
             </w:pPr>
@@ -12690,7 +12958,7 @@
             <w:pPr>
               <w:spacing w:after="20" w:before="0"/>
             </w:pPr>
-            <w:hyperlink w:history="1" r:id="rIdnvvaraczoxwoaeuv2zl8f">
+            <w:hyperlink w:history="1" r:id="rIdoovyrwkxd8sbizlgir_rt">
               <w:r>
                 <w:rPr>
                   <w:rFonts w:ascii="Arial" w:cs="Arial" w:eastAsia="Arial" w:hAnsi="Arial"/>
@@ -12739,7 +13007,7 @@
               <w:spacing w:after="10" w:before="0"/>
               <w:ind w:left="120"/>
             </w:pPr>
-            <w:hyperlink w:history="1" r:id="rIdkq4ushissgalikbz-fxxb">
+            <w:hyperlink w:history="1" r:id="rIdrozw2_rynxdegwjhbbgtk">
               <w:r>
                 <w:rPr>
                   <w:rFonts w:ascii="Arial" w:cs="Arial" w:eastAsia="Arial" w:hAnsi="Arial"/>
@@ -12784,7 +13052,7 @@
             <w:pPr>
               <w:spacing w:after="20" w:before="0"/>
             </w:pPr>
-            <w:hyperlink w:history="1" r:id="rId2ie8wgj6ywpc9hvj9rcxm">
+            <w:hyperlink w:history="1" r:id="rIdskdshnzca1ougytwp7ecr">
               <w:r>
                 <w:rPr>
                   <w:rFonts w:ascii="Arial" w:cs="Arial" w:eastAsia="Arial" w:hAnsi="Arial"/>
@@ -12817,7 +13085,7 @@
               <w:spacing w:after="10" w:before="0"/>
               <w:ind w:left="120"/>
             </w:pPr>
-            <w:hyperlink w:history="1" r:id="rId4yguanuawdzduimhkibg8">
+            <w:hyperlink w:history="1" r:id="rIdvzxzwyub0e2hdjubm1kf4">
               <w:r>
                 <w:rPr>
                   <w:rFonts w:ascii="Arial" w:cs="Arial" w:eastAsia="Arial" w:hAnsi="Arial"/>
@@ -12845,6 +13113,7 @@
           </w:tcPr>
           <w:p>
             <w:pPr>
+              <w:keepNext w:val="false"/>
               <w:spacing w:after="40" w:before="0"/>
               <w:jc w:val="left"/>
             </w:pPr>
@@ -12877,6 +13146,7 @@
           </w:tcPr>
           <w:p>
             <w:pPr>
+              <w:keepNext w:val="false"/>
               <w:spacing w:after="40" w:before="0"/>
               <w:jc w:val="left"/>
             </w:pPr>
@@ -12909,6 +13179,7 @@
           </w:tcPr>
           <w:p>
             <w:pPr>
+              <w:keepNext w:val="false"/>
               <w:spacing w:after="40" w:before="0"/>
               <w:jc w:val="left"/>
             </w:pPr>
@@ -12941,6 +13212,7 @@
           </w:tcPr>
           <w:p>
             <w:pPr>
+              <w:keepNext w:val="false"/>
               <w:spacing w:after="40" w:before="0"/>
               <w:jc w:val="left"/>
             </w:pPr>
@@ -12975,6 +13247,7 @@
           </w:tcPr>
           <w:p>
             <w:pPr>
+              <w:keepNext w:val="false"/>
               <w:spacing w:after="40" w:before="0"/>
               <w:jc w:val="left"/>
             </w:pPr>
@@ -13012,7 +13285,7 @@
             <w:pPr>
               <w:spacing w:after="20" w:before="0"/>
             </w:pPr>
-            <w:hyperlink w:history="1" r:id="rIdggc5swtt42cwjdar72quu">
+            <w:hyperlink w:history="1" r:id="rIdul0zle7uzwihwh0pwehjb">
               <w:r>
                 <w:rPr>
                   <w:rFonts w:ascii="Arial" w:cs="Arial" w:eastAsia="Arial" w:hAnsi="Arial"/>
@@ -13061,7 +13334,7 @@
               <w:spacing w:after="10" w:before="0"/>
               <w:ind w:left="120"/>
             </w:pPr>
-            <w:hyperlink w:history="1" r:id="rId3ulwyksjkrxmoqds1dghs">
+            <w:hyperlink w:history="1" r:id="rId2wir3ysj19_lmawv2scba">
               <w:r>
                 <w:rPr>
                   <w:rFonts w:ascii="Arial" w:cs="Arial" w:eastAsia="Arial" w:hAnsi="Arial"/>
@@ -13106,7 +13379,7 @@
             <w:pPr>
               <w:spacing w:after="20" w:before="0"/>
             </w:pPr>
-            <w:hyperlink w:history="1" r:id="rIdine_nsz0qx61cnwdaej_h">
+            <w:hyperlink w:history="1" r:id="rIdmopz8omwjl6hdnko5frt_">
               <w:r>
                 <w:rPr>
                   <w:rFonts w:ascii="Arial" w:cs="Arial" w:eastAsia="Arial" w:hAnsi="Arial"/>
@@ -13139,7 +13412,7 @@
               <w:spacing w:after="10" w:before="0"/>
               <w:ind w:left="120"/>
             </w:pPr>
-            <w:hyperlink w:history="1" r:id="rIdhcr9nxjqcy1ij9xflnqga">
+            <w:hyperlink w:history="1" r:id="rIdtfqtadmaijhcsluerzrx3">
               <w:r>
                 <w:rPr>
                   <w:rFonts w:ascii="Arial" w:cs="Arial" w:eastAsia="Arial" w:hAnsi="Arial"/>
@@ -13167,6 +13440,7 @@
           </w:tcPr>
           <w:p>
             <w:pPr>
+              <w:keepNext w:val="false"/>
               <w:spacing w:after="40" w:before="0"/>
               <w:jc w:val="left"/>
             </w:pPr>
@@ -13199,6 +13473,7 @@
           </w:tcPr>
           <w:p>
             <w:pPr>
+              <w:keepNext w:val="false"/>
               <w:spacing w:after="40" w:before="0"/>
               <w:jc w:val="left"/>
             </w:pPr>
@@ -13231,6 +13506,7 @@
           </w:tcPr>
           <w:p>
             <w:pPr>
+              <w:keepNext w:val="false"/>
               <w:spacing w:after="40" w:before="0"/>
               <w:jc w:val="left"/>
             </w:pPr>
@@ -13263,6 +13539,7 @@
           </w:tcPr>
           <w:p>
             <w:pPr>
+              <w:keepNext w:val="false"/>
               <w:spacing w:after="40" w:before="0"/>
               <w:jc w:val="left"/>
             </w:pPr>
@@ -13297,6 +13574,7 @@
           </w:tcPr>
           <w:p>
             <w:pPr>
+              <w:keepNext w:val="false"/>
               <w:spacing w:after="40" w:before="0"/>
               <w:jc w:val="left"/>
             </w:pPr>
@@ -13334,7 +13612,7 @@
             <w:pPr>
               <w:spacing w:after="20" w:before="0"/>
             </w:pPr>
-            <w:hyperlink w:history="1" r:id="rIdo7qllnb21fyurvljpuchh">
+            <w:hyperlink w:history="1" r:id="rIdx1h_gbbvxktp4gjvmxcri">
               <w:r>
                 <w:rPr>
                   <w:rFonts w:ascii="Arial" w:cs="Arial" w:eastAsia="Arial" w:hAnsi="Arial"/>
@@ -13383,7 +13661,7 @@
               <w:spacing w:after="10" w:before="0"/>
               <w:ind w:left="120"/>
             </w:pPr>
-            <w:hyperlink w:history="1" r:id="rIdu4rcglk35mnkqhjsgioza">
+            <w:hyperlink w:history="1" r:id="rIdkqhrckyeoeg8ghnusim9f">
               <w:r>
                 <w:rPr>
                   <w:rFonts w:ascii="Arial" w:cs="Arial" w:eastAsia="Arial" w:hAnsi="Arial"/>
@@ -13428,7 +13706,7 @@
             <w:pPr>
               <w:spacing w:after="20" w:before="0"/>
             </w:pPr>
-            <w:hyperlink w:history="1" r:id="rIdkc_lmxgy32rvc584h4xlw">
+            <w:hyperlink w:history="1" r:id="rIdzx_zx7soo9j6u-_z3a_g5">
               <w:r>
                 <w:rPr>
                   <w:rFonts w:ascii="Arial" w:cs="Arial" w:eastAsia="Arial" w:hAnsi="Arial"/>
@@ -13477,7 +13755,7 @@
               <w:spacing w:after="10" w:before="0"/>
               <w:ind w:left="120"/>
             </w:pPr>
-            <w:hyperlink w:history="1" r:id="rIdaanrjrpqxhukgbc_cm5ic">
+            <w:hyperlink w:history="1" r:id="rIdf9dpoeunblmsvo_rxvkbk">
               <w:r>
                 <w:rPr>
                   <w:rFonts w:ascii="Arial" w:cs="Arial" w:eastAsia="Arial" w:hAnsi="Arial"/>
@@ -13505,6 +13783,7 @@
           </w:tcPr>
           <w:p>
             <w:pPr>
+              <w:keepNext w:val="false"/>
               <w:spacing w:after="40" w:before="0"/>
               <w:jc w:val="left"/>
             </w:pPr>
@@ -13537,6 +13816,7 @@
           </w:tcPr>
           <w:p>
             <w:pPr>
+              <w:keepNext w:val="false"/>
               <w:spacing w:after="40" w:before="0"/>
               <w:jc w:val="left"/>
             </w:pPr>
@@ -13569,6 +13849,7 @@
           </w:tcPr>
           <w:p>
             <w:pPr>
+              <w:keepNext w:val="false"/>
               <w:spacing w:after="40" w:before="0"/>
               <w:jc w:val="left"/>
             </w:pPr>
@@ -13601,6 +13882,7 @@
           </w:tcPr>
           <w:p>
             <w:pPr>
+              <w:keepNext w:val="false"/>
               <w:spacing w:after="40" w:before="0"/>
               <w:jc w:val="left"/>
             </w:pPr>
@@ -13660,6 +13942,7 @@
           </w:tcPr>
           <w:p>
             <w:pPr>
+              <w:keepNext w:val="false"/>
               <w:spacing w:after="40" w:before="0"/>
               <w:jc w:val="center"/>
             </w:pPr>
@@ -13694,6 +13977,7 @@
           </w:tcPr>
           <w:p>
             <w:pPr>
+              <w:keepNext w:val="false"/>
               <w:spacing w:after="40" w:before="0"/>
               <w:jc w:val="left"/>
             </w:pPr>
@@ -13755,6 +14039,7 @@
           </w:tcPr>
           <w:p>
             <w:pPr>
+              <w:keepNext w:val="false"/>
               <w:spacing w:after="40" w:before="0"/>
               <w:jc w:val="center"/>
             </w:pPr>
@@ -13789,6 +14074,7 @@
           </w:tcPr>
           <w:p>
             <w:pPr>
+              <w:keepNext w:val="false"/>
               <w:spacing w:after="40" w:before="0"/>
               <w:jc w:val="left"/>
             </w:pPr>
@@ -13821,6 +14107,7 @@
           </w:tcPr>
           <w:p>
             <w:pPr>
+              <w:keepNext w:val="false"/>
               <w:spacing w:after="40" w:before="0"/>
               <w:jc w:val="left"/>
             </w:pPr>
@@ -13855,6 +14142,7 @@
           </w:tcPr>
           <w:p>
             <w:pPr>
+              <w:keepNext w:val="false"/>
               <w:spacing w:after="40" w:before="0"/>
               <w:jc w:val="left"/>
             </w:pPr>
@@ -13887,6 +14175,7 @@
           </w:tcPr>
           <w:p>
             <w:pPr>
+              <w:keepNext w:val="false"/>
               <w:spacing w:after="40" w:before="0"/>
               <w:jc w:val="left"/>
             </w:pPr>
@@ -13921,6 +14210,7 @@
           </w:tcPr>
           <w:p>
             <w:pPr>
+              <w:keepNext w:val="false"/>
               <w:spacing w:after="40" w:before="0"/>
               <w:jc w:val="left"/>
             </w:pPr>
@@ -13953,6 +14243,7 @@
           </w:tcPr>
           <w:p>
             <w:pPr>
+              <w:keepNext w:val="false"/>
               <w:spacing w:after="40" w:before="0"/>
               <w:jc w:val="left"/>
             </w:pPr>
@@ -13989,7 +14280,7 @@
         </w:rPr>
         <w:t xml:space="preserve">© 2026 SeaVuria and ARES. Aligned with KICD objectives. Developed by SeaVuria; technical implementation by ARES (with AI assistance from Claude). Licensed under </w:t>
       </w:r>
-      <w:hyperlink w:history="1" r:id="rId6rc3r2oepniukxqbpul42">
+      <w:hyperlink w:history="1" r:id="rId_2czc3p1gid_th94rv5zp">
         <w:r>
           <w:rPr>
             <w:rFonts w:ascii="Arial" w:cs="Arial" w:eastAsia="Arial" w:hAnsi="Arial"/>
@@ -14010,7 +14301,7 @@
         </w:rPr>
         <w:t xml:space="preserve"> (</w:t>
       </w:r>
-      <w:hyperlink w:history="1" r:id="rIdfzoedl6ed64owfqs4u6f-">
+      <w:hyperlink w:history="1" r:id="rIdpq1bdrf9ev_hzubkimxxw">
         <w:r>
           <w:rPr>
             <w:rFonts w:ascii="Arial" w:cs="Arial" w:eastAsia="Arial" w:hAnsi="Arial"/>
@@ -14070,6 +14361,7 @@
           </w:tcPr>
           <w:p>
             <w:pPr>
+              <w:keepNext w:val="false"/>
               <w:spacing w:after="40" w:before="0"/>
               <w:jc w:val="center"/>
             </w:pPr>
@@ -14105,6 +14397,7 @@
           </w:tcPr>
           <w:p>
             <w:pPr>
+              <w:keepNext w:val="false"/>
               <w:spacing w:after="40" w:before="0"/>
               <w:jc w:val="center"/>
             </w:pPr>
@@ -14139,6 +14432,7 @@
           </w:tcPr>
           <w:p>
             <w:pPr>
+              <w:keepNext w:val="false"/>
               <w:spacing w:after="40" w:before="0"/>
               <w:jc w:val="left"/>
             </w:pPr>
@@ -14171,6 +14465,7 @@
           </w:tcPr>
           <w:p>
             <w:pPr>
+              <w:keepNext w:val="false"/>
               <w:spacing w:after="40" w:before="0"/>
               <w:jc w:val="left"/>
             </w:pPr>
@@ -14205,6 +14500,7 @@
           </w:tcPr>
           <w:p>
             <w:pPr>
+              <w:keepNext w:val="false"/>
               <w:spacing w:after="40" w:before="0"/>
               <w:jc w:val="left"/>
             </w:pPr>
@@ -14237,6 +14533,7 @@
           </w:tcPr>
           <w:p>
             <w:pPr>
+              <w:keepNext w:val="false"/>
               <w:spacing w:after="40" w:before="0"/>
               <w:jc w:val="left"/>
             </w:pPr>
@@ -14271,6 +14568,7 @@
           </w:tcPr>
           <w:p>
             <w:pPr>
+              <w:keepNext w:val="false"/>
               <w:spacing w:after="40" w:before="0"/>
               <w:jc w:val="left"/>
             </w:pPr>
@@ -14303,6 +14601,7 @@
           </w:tcPr>
           <w:p>
             <w:pPr>
+              <w:keepNext w:val="false"/>
               <w:spacing w:after="40" w:before="0"/>
               <w:jc w:val="left"/>
             </w:pPr>
@@ -14337,6 +14636,7 @@
           </w:tcPr>
           <w:p>
             <w:pPr>
+              <w:keepNext w:val="false"/>
               <w:spacing w:after="40" w:before="0"/>
               <w:jc w:val="left"/>
             </w:pPr>
@@ -14369,6 +14669,7 @@
           </w:tcPr>
           <w:p>
             <w:pPr>
+              <w:keepNext w:val="false"/>
               <w:spacing w:after="40" w:before="0"/>
               <w:jc w:val="left"/>
             </w:pPr>
@@ -14403,6 +14704,7 @@
           </w:tcPr>
           <w:p>
             <w:pPr>
+              <w:keepNext w:val="false"/>
               <w:spacing w:after="40" w:before="0"/>
               <w:jc w:val="left"/>
             </w:pPr>
@@ -14435,6 +14737,7 @@
           </w:tcPr>
           <w:p>
             <w:pPr>
+              <w:keepNext w:val="false"/>
               <w:spacing w:after="40" w:before="0"/>
               <w:jc w:val="left"/>
             </w:pPr>
@@ -14469,6 +14772,7 @@
           </w:tcPr>
           <w:p>
             <w:pPr>
+              <w:keepNext w:val="false"/>
               <w:spacing w:after="40" w:before="0"/>
               <w:jc w:val="left"/>
             </w:pPr>
@@ -14501,6 +14805,7 @@
           </w:tcPr>
           <w:p>
             <w:pPr>
+              <w:keepNext w:val="false"/>
               <w:spacing w:after="40" w:before="0"/>
               <w:jc w:val="left"/>
             </w:pPr>
@@ -14535,6 +14840,7 @@
           </w:tcPr>
           <w:p>
             <w:pPr>
+              <w:keepNext w:val="false"/>
               <w:spacing w:after="40" w:before="0"/>
               <w:jc w:val="left"/>
             </w:pPr>
@@ -14567,6 +14873,7 @@
           </w:tcPr>
           <w:p>
             <w:pPr>
+              <w:keepNext w:val="false"/>
               <w:spacing w:after="40" w:before="0"/>
               <w:jc w:val="left"/>
             </w:pPr>
@@ -14601,6 +14908,7 @@
           </w:tcPr>
           <w:p>
             <w:pPr>
+              <w:keepNext w:val="false"/>
               <w:spacing w:after="40" w:before="0"/>
               <w:jc w:val="left"/>
             </w:pPr>
@@ -14633,6 +14941,7 @@
           </w:tcPr>
           <w:p>
             <w:pPr>
+              <w:keepNext w:val="false"/>
               <w:spacing w:after="40" w:before="0"/>
               <w:jc w:val="left"/>
             </w:pPr>
@@ -14692,6 +15001,7 @@
           </w:tcPr>
           <w:p>
             <w:pPr>
+              <w:keepNext w:val="false"/>
               <w:spacing w:after="40" w:before="0"/>
               <w:jc w:val="center"/>
             </w:pPr>
@@ -14726,6 +15036,7 @@
           </w:tcPr>
           <w:p>
             <w:pPr>
+              <w:keepNext w:val="false"/>
               <w:spacing w:after="40" w:before="0"/>
               <w:jc w:val="left"/>
             </w:pPr>
@@ -14790,6 +15101,7 @@
           </w:tcPr>
           <w:p>
             <w:pPr>
+              <w:keepNext w:val="false"/>
               <w:spacing w:after="40" w:before="0"/>
               <w:jc w:val="center"/>
             </w:pPr>
@@ -14824,6 +15136,7 @@
           </w:tcPr>
           <w:p>
             <w:pPr>
+              <w:keepNext w:val="false"/>
               <w:spacing w:after="40" w:before="0"/>
               <w:jc w:val="left"/>
             </w:pPr>
@@ -14856,6 +15169,7 @@
           </w:tcPr>
           <w:p>
             <w:pPr>
+              <w:keepNext w:val="false"/>
               <w:spacing w:after="40" w:before="0"/>
               <w:jc w:val="left"/>
             </w:pPr>
@@ -14888,6 +15202,7 @@
           </w:tcPr>
           <w:p>
             <w:pPr>
+              <w:keepNext w:val="false"/>
               <w:spacing w:after="40" w:before="0"/>
               <w:jc w:val="left"/>
             </w:pPr>
@@ -14920,6 +15235,7 @@
           </w:tcPr>
           <w:p>
             <w:pPr>
+              <w:keepNext w:val="false"/>
               <w:spacing w:after="40" w:before="0"/>
               <w:jc w:val="left"/>
             </w:pPr>
@@ -14952,6 +15268,7 @@
           </w:tcPr>
           <w:p>
             <w:pPr>
+              <w:keepNext w:val="false"/>
               <w:spacing w:after="40" w:before="0"/>
               <w:jc w:val="left"/>
             </w:pPr>
@@ -14986,6 +15303,7 @@
           </w:tcPr>
           <w:p>
             <w:pPr>
+              <w:keepNext w:val="false"/>
               <w:spacing w:after="40" w:before="0"/>
               <w:jc w:val="left"/>
             </w:pPr>
@@ -15023,7 +15341,7 @@
             <w:pPr>
               <w:spacing w:after="20" w:before="0"/>
             </w:pPr>
-            <w:hyperlink w:history="1" r:id="rIdev2vopn-kan06aqwz2kwi">
+            <w:hyperlink w:history="1" r:id="rIdwlv2t_z9db4be1vfj4jil">
               <w:r>
                 <w:rPr>
                   <w:rFonts w:ascii="Arial" w:cs="Arial" w:eastAsia="Arial" w:hAnsi="Arial"/>
@@ -15056,7 +15374,7 @@
               <w:spacing w:after="10" w:before="0"/>
               <w:ind w:left="120"/>
             </w:pPr>
-            <w:hyperlink w:history="1" r:id="rIdhibdxw6yxi_wmlsr1e3tv">
+            <w:hyperlink w:history="1" r:id="rIdvrilavweplnasejftsg_7">
               <w:r>
                 <w:rPr>
                   <w:rFonts w:ascii="Arial" w:cs="Arial" w:eastAsia="Arial" w:hAnsi="Arial"/>
@@ -15101,7 +15419,7 @@
             <w:pPr>
               <w:spacing w:after="20" w:before="0"/>
             </w:pPr>
-            <w:hyperlink w:history="1" r:id="rIdbzschoytiiyfy0ouy7owz">
+            <w:hyperlink w:history="1" r:id="rIdn_gzuadc3epjs6z_btjnq">
               <w:r>
                 <w:rPr>
                   <w:rFonts w:ascii="Arial" w:cs="Arial" w:eastAsia="Arial" w:hAnsi="Arial"/>
@@ -15134,7 +15452,7 @@
               <w:spacing w:after="10" w:before="0"/>
               <w:ind w:left="120"/>
             </w:pPr>
-            <w:hyperlink w:history="1" r:id="rIdrk1q8m9k0mwi4gllelh6h">
+            <w:hyperlink w:history="1" r:id="rId5xqil2ypno4xswygtdwjo">
               <w:r>
                 <w:rPr>
                   <w:rFonts w:ascii="Arial" w:cs="Arial" w:eastAsia="Arial" w:hAnsi="Arial"/>
@@ -15162,6 +15480,7 @@
           </w:tcPr>
           <w:p>
             <w:pPr>
+              <w:keepNext w:val="false"/>
               <w:spacing w:after="40" w:before="0"/>
               <w:jc w:val="left"/>
             </w:pPr>
@@ -15194,6 +15513,7 @@
           </w:tcPr>
           <w:p>
             <w:pPr>
+              <w:keepNext w:val="false"/>
               <w:spacing w:after="40" w:before="0"/>
               <w:jc w:val="left"/>
             </w:pPr>
@@ -15226,6 +15546,7 @@
           </w:tcPr>
           <w:p>
             <w:pPr>
+              <w:keepNext w:val="false"/>
               <w:spacing w:after="40" w:before="0"/>
               <w:jc w:val="left"/>
             </w:pPr>
@@ -15258,6 +15579,7 @@
           </w:tcPr>
           <w:p>
             <w:pPr>
+              <w:keepNext w:val="false"/>
               <w:spacing w:after="40" w:before="0"/>
               <w:jc w:val="left"/>
             </w:pPr>
@@ -15292,6 +15614,7 @@
           </w:tcPr>
           <w:p>
             <w:pPr>
+              <w:keepNext w:val="false"/>
               <w:spacing w:after="40" w:before="0"/>
               <w:jc w:val="left"/>
             </w:pPr>
@@ -15329,7 +15652,7 @@
             <w:pPr>
               <w:spacing w:after="20" w:before="0"/>
             </w:pPr>
-            <w:hyperlink w:history="1" r:id="rIdsdjyg6kzcntyurw3pqcwy">
+            <w:hyperlink w:history="1" r:id="rId18vpquttjd08bteylxkoo">
               <w:r>
                 <w:rPr>
                   <w:rFonts w:ascii="Arial" w:cs="Arial" w:eastAsia="Arial" w:hAnsi="Arial"/>
@@ -15362,7 +15685,7 @@
               <w:spacing w:after="10" w:before="0"/>
               <w:ind w:left="120"/>
             </w:pPr>
-            <w:hyperlink w:history="1" r:id="rId8jbq0cpbu2hl352svxd4b">
+            <w:hyperlink w:history="1" r:id="rIdcig_qiilrxbstntpuul-z">
               <w:r>
                 <w:rPr>
                   <w:rFonts w:ascii="Arial" w:cs="Arial" w:eastAsia="Arial" w:hAnsi="Arial"/>
@@ -15407,7 +15730,7 @@
             <w:pPr>
               <w:spacing w:after="20" w:before="0"/>
             </w:pPr>
-            <w:hyperlink w:history="1" r:id="rIdj59obbcy2nxluirjeshxh">
+            <w:hyperlink w:history="1" r:id="rIdy-zb3mzg9rttbadtq2da5">
               <w:r>
                 <w:rPr>
                   <w:rFonts w:ascii="Arial" w:cs="Arial" w:eastAsia="Arial" w:hAnsi="Arial"/>
@@ -15440,7 +15763,7 @@
               <w:spacing w:after="10" w:before="0"/>
               <w:ind w:left="120"/>
             </w:pPr>
-            <w:hyperlink w:history="1" r:id="rIdkxkctwmhuofqprij7zv5i">
+            <w:hyperlink w:history="1" r:id="rIdoix5bdt2fzuckv4bl5qpp">
               <w:r>
                 <w:rPr>
                   <w:rFonts w:ascii="Arial" w:cs="Arial" w:eastAsia="Arial" w:hAnsi="Arial"/>
@@ -15468,6 +15791,7 @@
           </w:tcPr>
           <w:p>
             <w:pPr>
+              <w:keepNext w:val="false"/>
               <w:spacing w:after="40" w:before="0"/>
               <w:jc w:val="left"/>
             </w:pPr>
@@ -15500,6 +15824,7 @@
           </w:tcPr>
           <w:p>
             <w:pPr>
+              <w:keepNext w:val="false"/>
               <w:spacing w:after="40" w:before="0"/>
               <w:jc w:val="left"/>
             </w:pPr>
@@ -15532,6 +15857,7 @@
           </w:tcPr>
           <w:p>
             <w:pPr>
+              <w:keepNext w:val="false"/>
               <w:spacing w:after="40" w:before="0"/>
               <w:jc w:val="left"/>
             </w:pPr>
@@ -15564,6 +15890,7 @@
           </w:tcPr>
           <w:p>
             <w:pPr>
+              <w:keepNext w:val="false"/>
               <w:spacing w:after="40" w:before="0"/>
               <w:jc w:val="left"/>
             </w:pPr>
@@ -15598,6 +15925,7 @@
           </w:tcPr>
           <w:p>
             <w:pPr>
+              <w:keepNext w:val="false"/>
               <w:spacing w:after="40" w:before="0"/>
               <w:jc w:val="left"/>
             </w:pPr>
@@ -15635,7 +15963,7 @@
             <w:pPr>
               <w:spacing w:after="20" w:before="0"/>
             </w:pPr>
-            <w:hyperlink w:history="1" r:id="rIdwefvdwcztmvozi3_spzus">
+            <w:hyperlink w:history="1" r:id="rIdldqhjl_qes8ysne58esae">
               <w:r>
                 <w:rPr>
                   <w:rFonts w:ascii="Arial" w:cs="Arial" w:eastAsia="Arial" w:hAnsi="Arial"/>
@@ -15668,7 +15996,7 @@
               <w:spacing w:after="10" w:before="0"/>
               <w:ind w:left="120"/>
             </w:pPr>
-            <w:hyperlink w:history="1" r:id="rId_3eqen5dg7qrli46ja3o9">
+            <w:hyperlink w:history="1" r:id="rIdtp_b3-yym7zju7dk7ozlf">
               <w:r>
                 <w:rPr>
                   <w:rFonts w:ascii="Arial" w:cs="Arial" w:eastAsia="Arial" w:hAnsi="Arial"/>
@@ -15713,7 +16041,7 @@
             <w:pPr>
               <w:spacing w:after="20" w:before="0"/>
             </w:pPr>
-            <w:hyperlink w:history="1" r:id="rIdpgliiiogvegteibrl2-sw">
+            <w:hyperlink w:history="1" r:id="rId3cdn0yagybzvxbxrtqmdo">
               <w:r>
                 <w:rPr>
                   <w:rFonts w:ascii="Arial" w:cs="Arial" w:eastAsia="Arial" w:hAnsi="Arial"/>
@@ -15746,7 +16074,7 @@
               <w:spacing w:after="10" w:before="0"/>
               <w:ind w:left="120"/>
             </w:pPr>
-            <w:hyperlink w:history="1" r:id="rIdqls63oetve9ujhp-moiyw">
+            <w:hyperlink w:history="1" r:id="rIdjngcetc16w2e94_e53zbq">
               <w:r>
                 <w:rPr>
                   <w:rFonts w:ascii="Arial" w:cs="Arial" w:eastAsia="Arial" w:hAnsi="Arial"/>
@@ -15774,6 +16102,7 @@
           </w:tcPr>
           <w:p>
             <w:pPr>
+              <w:keepNext w:val="false"/>
               <w:spacing w:after="40" w:before="0"/>
               <w:jc w:val="left"/>
             </w:pPr>
@@ -15806,6 +16135,7 @@
           </w:tcPr>
           <w:p>
             <w:pPr>
+              <w:keepNext w:val="false"/>
               <w:spacing w:after="40" w:before="0"/>
               <w:jc w:val="left"/>
             </w:pPr>
@@ -15838,6 +16168,7 @@
           </w:tcPr>
           <w:p>
             <w:pPr>
+              <w:keepNext w:val="false"/>
               <w:spacing w:after="40" w:before="0"/>
               <w:jc w:val="left"/>
             </w:pPr>
@@ -15870,6 +16201,7 @@
           </w:tcPr>
           <w:p>
             <w:pPr>
+              <w:keepNext w:val="false"/>
               <w:spacing w:after="40" w:before="0"/>
               <w:jc w:val="left"/>
             </w:pPr>
@@ -15904,6 +16236,7 @@
           </w:tcPr>
           <w:p>
             <w:pPr>
+              <w:keepNext w:val="false"/>
               <w:spacing w:after="40" w:before="0"/>
               <w:jc w:val="left"/>
             </w:pPr>
@@ -15941,7 +16274,7 @@
             <w:pPr>
               <w:spacing w:after="20" w:before="0"/>
             </w:pPr>
-            <w:hyperlink w:history="1" r:id="rIdkdirujecp7-gwn6674x6l">
+            <w:hyperlink w:history="1" r:id="rIdktqvqsjqdofmcrbllzb9e">
               <w:r>
                 <w:rPr>
                   <w:rFonts w:ascii="Arial" w:cs="Arial" w:eastAsia="Arial" w:hAnsi="Arial"/>
@@ -15974,7 +16307,7 @@
               <w:spacing w:after="10" w:before="0"/>
               <w:ind w:left="120"/>
             </w:pPr>
-            <w:hyperlink w:history="1" r:id="rIdummkkchxgago70shs_ajb">
+            <w:hyperlink w:history="1" r:id="rIdehxgn8bbqfstsaansepcn">
               <w:r>
                 <w:rPr>
                   <w:rFonts w:ascii="Arial" w:cs="Arial" w:eastAsia="Arial" w:hAnsi="Arial"/>
@@ -16019,7 +16352,7 @@
             <w:pPr>
               <w:spacing w:after="20" w:before="0"/>
             </w:pPr>
-            <w:hyperlink w:history="1" r:id="rIdn9ebsuupggunyrjhswtxs">
+            <w:hyperlink w:history="1" r:id="rId7zbdhufgxj5yyjgkkb2a5">
               <w:r>
                 <w:rPr>
                   <w:rFonts w:ascii="Arial" w:cs="Arial" w:eastAsia="Arial" w:hAnsi="Arial"/>
@@ -16052,7 +16385,7 @@
               <w:spacing w:after="10" w:before="0"/>
               <w:ind w:left="120"/>
             </w:pPr>
-            <w:hyperlink w:history="1" r:id="rIdhpuimfzwmwsg905qguejp">
+            <w:hyperlink w:history="1" r:id="rIdoehkaau-rgk0zbiibfrg7">
               <w:r>
                 <w:rPr>
                   <w:rFonts w:ascii="Arial" w:cs="Arial" w:eastAsia="Arial" w:hAnsi="Arial"/>
@@ -16080,6 +16413,7 @@
           </w:tcPr>
           <w:p>
             <w:pPr>
+              <w:keepNext w:val="false"/>
               <w:spacing w:after="40" w:before="0"/>
               <w:jc w:val="left"/>
             </w:pPr>
@@ -16112,6 +16446,7 @@
           </w:tcPr>
           <w:p>
             <w:pPr>
+              <w:keepNext w:val="false"/>
               <w:spacing w:after="40" w:before="0"/>
               <w:jc w:val="left"/>
             </w:pPr>
@@ -16144,6 +16479,7 @@
           </w:tcPr>
           <w:p>
             <w:pPr>
+              <w:keepNext w:val="false"/>
               <w:spacing w:after="40" w:before="0"/>
               <w:jc w:val="left"/>
             </w:pPr>
@@ -16176,6 +16512,7 @@
           </w:tcPr>
           <w:p>
             <w:pPr>
+              <w:keepNext w:val="false"/>
               <w:spacing w:after="40" w:before="0"/>
               <w:jc w:val="left"/>
             </w:pPr>
@@ -16210,6 +16547,7 @@
           </w:tcPr>
           <w:p>
             <w:pPr>
+              <w:keepNext w:val="false"/>
               <w:spacing w:after="40" w:before="0"/>
               <w:jc w:val="left"/>
             </w:pPr>
@@ -16247,7 +16585,7 @@
             <w:pPr>
               <w:spacing w:after="20" w:before="0"/>
             </w:pPr>
-            <w:hyperlink w:history="1" r:id="rIdcwln7ye0uo68mxsynaqf-">
+            <w:hyperlink w:history="1" r:id="rIdomuh81dyv5wnfsacaqazp">
               <w:r>
                 <w:rPr>
                   <w:rFonts w:ascii="Arial" w:cs="Arial" w:eastAsia="Arial" w:hAnsi="Arial"/>
@@ -16296,7 +16634,7 @@
               <w:spacing w:after="10" w:before="0"/>
               <w:ind w:left="120"/>
             </w:pPr>
-            <w:hyperlink w:history="1" r:id="rIdqxhg_r1gavqoxd3erlk7n">
+            <w:hyperlink w:history="1" r:id="rIduvednfgzjirgwz-blgqy7">
               <w:r>
                 <w:rPr>
                   <w:rFonts w:ascii="Arial" w:cs="Arial" w:eastAsia="Arial" w:hAnsi="Arial"/>
@@ -16341,7 +16679,7 @@
             <w:pPr>
               <w:spacing w:after="20" w:before="0"/>
             </w:pPr>
-            <w:hyperlink w:history="1" r:id="rId5nggreom8w09y-z47d3jt">
+            <w:hyperlink w:history="1" r:id="rIdhpekfdzrhbgrpse-cd-kf">
               <w:r>
                 <w:rPr>
                   <w:rFonts w:ascii="Arial" w:cs="Arial" w:eastAsia="Arial" w:hAnsi="Arial"/>
@@ -16390,7 +16728,7 @@
               <w:spacing w:after="10" w:before="0"/>
               <w:ind w:left="120"/>
             </w:pPr>
-            <w:hyperlink w:history="1" r:id="rId2ho_febio9kgvk14tirba">
+            <w:hyperlink w:history="1" r:id="rIdhqwyicz8nbbgmjstq4lpw">
               <w:r>
                 <w:rPr>
                   <w:rFonts w:ascii="Arial" w:cs="Arial" w:eastAsia="Arial" w:hAnsi="Arial"/>
@@ -16418,6 +16756,7 @@
           </w:tcPr>
           <w:p>
             <w:pPr>
+              <w:keepNext w:val="false"/>
               <w:spacing w:after="40" w:before="0"/>
               <w:jc w:val="left"/>
             </w:pPr>
@@ -16450,6 +16789,7 @@
           </w:tcPr>
           <w:p>
             <w:pPr>
+              <w:keepNext w:val="false"/>
               <w:spacing w:after="40" w:before="0"/>
               <w:jc w:val="left"/>
             </w:pPr>
@@ -16482,6 +16822,7 @@
           </w:tcPr>
           <w:p>
             <w:pPr>
+              <w:keepNext w:val="false"/>
               <w:spacing w:after="40" w:before="0"/>
               <w:jc w:val="left"/>
             </w:pPr>
@@ -16514,6 +16855,7 @@
           </w:tcPr>
           <w:p>
             <w:pPr>
+              <w:keepNext w:val="false"/>
               <w:spacing w:after="40" w:before="0"/>
               <w:jc w:val="left"/>
             </w:pPr>
@@ -16573,6 +16915,7 @@
           </w:tcPr>
           <w:p>
             <w:pPr>
+              <w:keepNext w:val="false"/>
               <w:spacing w:after="40" w:before="0"/>
               <w:jc w:val="center"/>
             </w:pPr>
@@ -16607,6 +16950,7 @@
           </w:tcPr>
           <w:p>
             <w:pPr>
+              <w:keepNext w:val="false"/>
               <w:spacing w:after="40" w:before="0"/>
               <w:jc w:val="left"/>
             </w:pPr>
@@ -16668,6 +17012,7 @@
           </w:tcPr>
           <w:p>
             <w:pPr>
+              <w:keepNext w:val="false"/>
               <w:spacing w:after="40" w:before="0"/>
               <w:jc w:val="center"/>
             </w:pPr>
@@ -16702,6 +17047,7 @@
           </w:tcPr>
           <w:p>
             <w:pPr>
+              <w:keepNext w:val="false"/>
               <w:spacing w:after="40" w:before="0"/>
               <w:jc w:val="left"/>
             </w:pPr>
@@ -16734,6 +17080,7 @@
           </w:tcPr>
           <w:p>
             <w:pPr>
+              <w:keepNext w:val="false"/>
               <w:spacing w:after="40" w:before="0"/>
               <w:jc w:val="left"/>
             </w:pPr>
@@ -16768,6 +17115,7 @@
           </w:tcPr>
           <w:p>
             <w:pPr>
+              <w:keepNext w:val="false"/>
               <w:spacing w:after="40" w:before="0"/>
               <w:jc w:val="left"/>
             </w:pPr>
@@ -16800,6 +17148,7 @@
           </w:tcPr>
           <w:p>
             <w:pPr>
+              <w:keepNext w:val="false"/>
               <w:spacing w:after="40" w:before="0"/>
               <w:jc w:val="left"/>
             </w:pPr>
@@ -16834,6 +17183,7 @@
           </w:tcPr>
           <w:p>
             <w:pPr>
+              <w:keepNext w:val="false"/>
               <w:spacing w:after="40" w:before="0"/>
               <w:jc w:val="left"/>
             </w:pPr>
@@ -16866,6 +17216,7 @@
           </w:tcPr>
           <w:p>
             <w:pPr>
+              <w:keepNext w:val="false"/>
               <w:spacing w:after="40" w:before="0"/>
               <w:jc w:val="left"/>
             </w:pPr>
@@ -16902,7 +17253,7 @@
         </w:rPr>
         <w:t xml:space="preserve">© 2026 SeaVuria and ARES. Aligned with KICD objectives. Developed by SeaVuria; technical implementation by ARES (with AI assistance from Claude). Licensed under </w:t>
       </w:r>
-      <w:hyperlink w:history="1" r:id="rIdzzqg94hezcxmatvbiyven">
+      <w:hyperlink w:history="1" r:id="rIdbt6pttobbp5e0lonm1b3f">
         <w:r>
           <w:rPr>
             <w:rFonts w:ascii="Arial" w:cs="Arial" w:eastAsia="Arial" w:hAnsi="Arial"/>
@@ -16923,7 +17274,7 @@
         </w:rPr>
         <w:t xml:space="preserve"> (</w:t>
       </w:r>
-      <w:hyperlink w:history="1" r:id="rIdxuq1bnunxh8a80nnipte-">
+      <w:hyperlink w:history="1" r:id="rIdd3bi7ladtf_xlxxzjshi1">
         <w:r>
           <w:rPr>
             <w:rFonts w:ascii="Arial" w:cs="Arial" w:eastAsia="Arial" w:hAnsi="Arial"/>
@@ -16983,6 +17334,7 @@
           </w:tcPr>
           <w:p>
             <w:pPr>
+              <w:keepNext w:val="false"/>
               <w:spacing w:after="40" w:before="0"/>
               <w:jc w:val="center"/>
             </w:pPr>
@@ -17018,6 +17370,7 @@
           </w:tcPr>
           <w:p>
             <w:pPr>
+              <w:keepNext w:val="false"/>
               <w:spacing w:after="40" w:before="0"/>
               <w:jc w:val="center"/>
             </w:pPr>
@@ -17052,6 +17405,7 @@
           </w:tcPr>
           <w:p>
             <w:pPr>
+              <w:keepNext w:val="false"/>
               <w:spacing w:after="40" w:before="0"/>
               <w:jc w:val="left"/>
             </w:pPr>
@@ -17084,6 +17438,7 @@
           </w:tcPr>
           <w:p>
             <w:pPr>
+              <w:keepNext w:val="false"/>
               <w:spacing w:after="40" w:before="0"/>
               <w:jc w:val="left"/>
             </w:pPr>
@@ -17118,6 +17473,7 @@
           </w:tcPr>
           <w:p>
             <w:pPr>
+              <w:keepNext w:val="false"/>
               <w:spacing w:after="40" w:before="0"/>
               <w:jc w:val="left"/>
             </w:pPr>
@@ -17150,6 +17506,7 @@
           </w:tcPr>
           <w:p>
             <w:pPr>
+              <w:keepNext w:val="false"/>
               <w:spacing w:after="40" w:before="0"/>
               <w:jc w:val="left"/>
             </w:pPr>
@@ -17184,6 +17541,7 @@
           </w:tcPr>
           <w:p>
             <w:pPr>
+              <w:keepNext w:val="false"/>
               <w:spacing w:after="40" w:before="0"/>
               <w:jc w:val="left"/>
             </w:pPr>
@@ -17216,6 +17574,7 @@
           </w:tcPr>
           <w:p>
             <w:pPr>
+              <w:keepNext w:val="false"/>
               <w:spacing w:after="40" w:before="0"/>
               <w:jc w:val="left"/>
             </w:pPr>
@@ -17250,6 +17609,7 @@
           </w:tcPr>
           <w:p>
             <w:pPr>
+              <w:keepNext w:val="false"/>
               <w:spacing w:after="40" w:before="0"/>
               <w:jc w:val="left"/>
             </w:pPr>
@@ -17282,6 +17642,7 @@
           </w:tcPr>
           <w:p>
             <w:pPr>
+              <w:keepNext w:val="false"/>
               <w:spacing w:after="40" w:before="0"/>
               <w:jc w:val="left"/>
             </w:pPr>
@@ -17316,6 +17677,7 @@
           </w:tcPr>
           <w:p>
             <w:pPr>
+              <w:keepNext w:val="false"/>
               <w:spacing w:after="40" w:before="0"/>
               <w:jc w:val="left"/>
             </w:pPr>
@@ -17348,6 +17710,7 @@
           </w:tcPr>
           <w:p>
             <w:pPr>
+              <w:keepNext w:val="false"/>
               <w:spacing w:after="40" w:before="0"/>
               <w:jc w:val="left"/>
             </w:pPr>
@@ -17382,6 +17745,7 @@
           </w:tcPr>
           <w:p>
             <w:pPr>
+              <w:keepNext w:val="false"/>
               <w:spacing w:after="40" w:before="0"/>
               <w:jc w:val="left"/>
             </w:pPr>
@@ -17414,6 +17778,7 @@
           </w:tcPr>
           <w:p>
             <w:pPr>
+              <w:keepNext w:val="false"/>
               <w:spacing w:after="40" w:before="0"/>
               <w:jc w:val="left"/>
             </w:pPr>
@@ -17448,6 +17813,7 @@
           </w:tcPr>
           <w:p>
             <w:pPr>
+              <w:keepNext w:val="false"/>
               <w:spacing w:after="40" w:before="0"/>
               <w:jc w:val="left"/>
             </w:pPr>
@@ -17480,6 +17846,7 @@
           </w:tcPr>
           <w:p>
             <w:pPr>
+              <w:keepNext w:val="false"/>
               <w:spacing w:after="40" w:before="0"/>
               <w:jc w:val="left"/>
             </w:pPr>
@@ -17514,6 +17881,7 @@
           </w:tcPr>
           <w:p>
             <w:pPr>
+              <w:keepNext w:val="false"/>
               <w:spacing w:after="40" w:before="0"/>
               <w:jc w:val="left"/>
             </w:pPr>
@@ -17546,6 +17914,7 @@
           </w:tcPr>
           <w:p>
             <w:pPr>
+              <w:keepNext w:val="false"/>
               <w:spacing w:after="40" w:before="0"/>
               <w:jc w:val="left"/>
             </w:pPr>
@@ -17605,6 +17974,7 @@
           </w:tcPr>
           <w:p>
             <w:pPr>
+              <w:keepNext w:val="false"/>
               <w:spacing w:after="40" w:before="0"/>
               <w:jc w:val="center"/>
             </w:pPr>
@@ -17639,6 +18009,7 @@
           </w:tcPr>
           <w:p>
             <w:pPr>
+              <w:keepNext w:val="false"/>
               <w:spacing w:after="40" w:before="0"/>
               <w:jc w:val="left"/>
             </w:pPr>
@@ -17703,6 +18074,7 @@
           </w:tcPr>
           <w:p>
             <w:pPr>
+              <w:keepNext w:val="false"/>
               <w:spacing w:after="40" w:before="0"/>
               <w:jc w:val="center"/>
             </w:pPr>
@@ -17737,6 +18109,7 @@
           </w:tcPr>
           <w:p>
             <w:pPr>
+              <w:keepNext w:val="false"/>
               <w:spacing w:after="40" w:before="0"/>
               <w:jc w:val="left"/>
             </w:pPr>
@@ -17769,6 +18142,7 @@
           </w:tcPr>
           <w:p>
             <w:pPr>
+              <w:keepNext w:val="false"/>
               <w:spacing w:after="40" w:before="0"/>
               <w:jc w:val="left"/>
             </w:pPr>
@@ -17801,6 +18175,7 @@
           </w:tcPr>
           <w:p>
             <w:pPr>
+              <w:keepNext w:val="false"/>
               <w:spacing w:after="40" w:before="0"/>
               <w:jc w:val="left"/>
             </w:pPr>
@@ -17833,6 +18208,7 @@
           </w:tcPr>
           <w:p>
             <w:pPr>
+              <w:keepNext w:val="false"/>
               <w:spacing w:after="40" w:before="0"/>
               <w:jc w:val="left"/>
             </w:pPr>
@@ -17865,6 +18241,7 @@
           </w:tcPr>
           <w:p>
             <w:pPr>
+              <w:keepNext w:val="false"/>
               <w:spacing w:after="40" w:before="0"/>
               <w:jc w:val="left"/>
             </w:pPr>
@@ -17899,6 +18276,7 @@
           </w:tcPr>
           <w:p>
             <w:pPr>
+              <w:keepNext w:val="false"/>
               <w:spacing w:after="40" w:before="0"/>
               <w:jc w:val="left"/>
             </w:pPr>
@@ -17936,7 +18314,7 @@
             <w:pPr>
               <w:spacing w:after="20" w:before="0"/>
             </w:pPr>
-            <w:hyperlink w:history="1" r:id="rId2kiw7gepurp1qyjtukvyu">
+            <w:hyperlink w:history="1" r:id="rIdun3pc_l4eiukkae1bdcvp">
               <w:r>
                 <w:rPr>
                   <w:rFonts w:ascii="Arial" w:cs="Arial" w:eastAsia="Arial" w:hAnsi="Arial"/>
@@ -17985,7 +18363,7 @@
               <w:spacing w:after="10" w:before="0"/>
               <w:ind w:left="120"/>
             </w:pPr>
-            <w:hyperlink w:history="1" r:id="rIdusuzs2q_6aa2j_lhylv8z">
+            <w:hyperlink w:history="1" r:id="rIdzuk05cn99nufniytjcvnm">
               <w:r>
                 <w:rPr>
                   <w:rFonts w:ascii="Arial" w:cs="Arial" w:eastAsia="Arial" w:hAnsi="Arial"/>
@@ -18030,7 +18408,7 @@
             <w:pPr>
               <w:spacing w:after="20" w:before="0"/>
             </w:pPr>
-            <w:hyperlink w:history="1" r:id="rId2bwdjvu3w1fouiltw-k6v">
+            <w:hyperlink w:history="1" r:id="rId9qx5aikwnrhm9mxchlted">
               <w:r>
                 <w:rPr>
                   <w:rFonts w:ascii="Arial" w:cs="Arial" w:eastAsia="Arial" w:hAnsi="Arial"/>
@@ -18063,7 +18441,7 @@
               <w:spacing w:after="10" w:before="0"/>
               <w:ind w:left="120"/>
             </w:pPr>
-            <w:hyperlink w:history="1" r:id="rId0zq8mx9hg82cgrt7-wkhi">
+            <w:hyperlink w:history="1" r:id="rIdcpmxoanpx4k0bqib5czh2">
               <w:r>
                 <w:rPr>
                   <w:rFonts w:ascii="Arial" w:cs="Arial" w:eastAsia="Arial" w:hAnsi="Arial"/>
@@ -18091,6 +18469,7 @@
           </w:tcPr>
           <w:p>
             <w:pPr>
+              <w:keepNext w:val="false"/>
               <w:spacing w:after="40" w:before="0"/>
               <w:jc w:val="left"/>
             </w:pPr>
@@ -18123,6 +18502,7 @@
           </w:tcPr>
           <w:p>
             <w:pPr>
+              <w:keepNext w:val="false"/>
               <w:spacing w:after="40" w:before="0"/>
               <w:jc w:val="left"/>
             </w:pPr>
@@ -18155,6 +18535,7 @@
           </w:tcPr>
           <w:p>
             <w:pPr>
+              <w:keepNext w:val="false"/>
               <w:spacing w:after="40" w:before="0"/>
               <w:jc w:val="left"/>
             </w:pPr>
@@ -18187,6 +18568,7 @@
           </w:tcPr>
           <w:p>
             <w:pPr>
+              <w:keepNext w:val="false"/>
               <w:spacing w:after="40" w:before="0"/>
               <w:jc w:val="left"/>
             </w:pPr>
@@ -18221,6 +18603,7 @@
           </w:tcPr>
           <w:p>
             <w:pPr>
+              <w:keepNext w:val="false"/>
               <w:spacing w:after="40" w:before="0"/>
               <w:jc w:val="left"/>
             </w:pPr>
@@ -18258,7 +18641,7 @@
             <w:pPr>
               <w:spacing w:after="20" w:before="0"/>
             </w:pPr>
-            <w:hyperlink w:history="1" r:id="rIdrwolwjst2yhxxywnkilb2">
+            <w:hyperlink w:history="1" r:id="rIdtpc0bodyg8_rfficydnxo">
               <w:r>
                 <w:rPr>
                   <w:rFonts w:ascii="Arial" w:cs="Arial" w:eastAsia="Arial" w:hAnsi="Arial"/>
@@ -18307,7 +18690,7 @@
               <w:spacing w:after="10" w:before="0"/>
               <w:ind w:left="120"/>
             </w:pPr>
-            <w:hyperlink w:history="1" r:id="rIdsjyczsleqkzpdd-r3ztz5">
+            <w:hyperlink w:history="1" r:id="rIdz2ienqdqcas8xdqcsrmsd">
               <w:r>
                 <w:rPr>
                   <w:rFonts w:ascii="Arial" w:cs="Arial" w:eastAsia="Arial" w:hAnsi="Arial"/>
@@ -18352,7 +18735,7 @@
             <w:pPr>
               <w:spacing w:after="20" w:before="0"/>
             </w:pPr>
-            <w:hyperlink w:history="1" r:id="rIdqcdwoe1yttkhpe4e2irqr">
+            <w:hyperlink w:history="1" r:id="rIdmafm_4hmi4b8wpspr3fh-">
               <w:r>
                 <w:rPr>
                   <w:rFonts w:ascii="Arial" w:cs="Arial" w:eastAsia="Arial" w:hAnsi="Arial"/>
@@ -18385,7 +18768,7 @@
               <w:spacing w:after="10" w:before="0"/>
               <w:ind w:left="120"/>
             </w:pPr>
-            <w:hyperlink w:history="1" r:id="rIdyu-g_2oyjs1hmjx5untng">
+            <w:hyperlink w:history="1" r:id="rId0ubs3iajwyw5eesumndxy">
               <w:r>
                 <w:rPr>
                   <w:rFonts w:ascii="Arial" w:cs="Arial" w:eastAsia="Arial" w:hAnsi="Arial"/>
@@ -18413,6 +18796,7 @@
           </w:tcPr>
           <w:p>
             <w:pPr>
+              <w:keepNext w:val="false"/>
               <w:spacing w:after="40" w:before="0"/>
               <w:jc w:val="left"/>
             </w:pPr>
@@ -18445,6 +18829,7 @@
           </w:tcPr>
           <w:p>
             <w:pPr>
+              <w:keepNext w:val="false"/>
               <w:spacing w:after="40" w:before="0"/>
               <w:jc w:val="left"/>
             </w:pPr>
@@ -18477,6 +18862,7 @@
           </w:tcPr>
           <w:p>
             <w:pPr>
+              <w:keepNext w:val="false"/>
               <w:spacing w:after="40" w:before="0"/>
               <w:jc w:val="left"/>
             </w:pPr>
@@ -18509,6 +18895,7 @@
           </w:tcPr>
           <w:p>
             <w:pPr>
+              <w:keepNext w:val="false"/>
               <w:spacing w:after="40" w:before="0"/>
               <w:jc w:val="left"/>
             </w:pPr>
@@ -18543,6 +18930,7 @@
           </w:tcPr>
           <w:p>
             <w:pPr>
+              <w:keepNext w:val="false"/>
               <w:spacing w:after="40" w:before="0"/>
               <w:jc w:val="left"/>
             </w:pPr>
@@ -18580,7 +18968,7 @@
             <w:pPr>
               <w:spacing w:after="20" w:before="0"/>
             </w:pPr>
-            <w:hyperlink w:history="1" r:id="rId1dpv_ezzzvtoxbxkr6nzu">
+            <w:hyperlink w:history="1" r:id="rIdb6gakmrt78eivwr9abvih">
               <w:r>
                 <w:rPr>
                   <w:rFonts w:ascii="Arial" w:cs="Arial" w:eastAsia="Arial" w:hAnsi="Arial"/>
@@ -18629,7 +19017,7 @@
               <w:spacing w:after="10" w:before="0"/>
               <w:ind w:left="120"/>
             </w:pPr>
-            <w:hyperlink w:history="1" r:id="rIdes69uagpdv05t0bz36lk9">
+            <w:hyperlink w:history="1" r:id="rIdwsvteog2ibcyxz5zgkxbn">
               <w:r>
                 <w:rPr>
                   <w:rFonts w:ascii="Arial" w:cs="Arial" w:eastAsia="Arial" w:hAnsi="Arial"/>
@@ -18674,7 +19062,7 @@
             <w:pPr>
               <w:spacing w:after="20" w:before="0"/>
             </w:pPr>
-            <w:hyperlink w:history="1" r:id="rIdn1ten6pnwlzjtyzh9ocmu">
+            <w:hyperlink w:history="1" r:id="rId4f6o8fhqtkayrjf5dw_so">
               <w:r>
                 <w:rPr>
                   <w:rFonts w:ascii="Arial" w:cs="Arial" w:eastAsia="Arial" w:hAnsi="Arial"/>
@@ -18723,7 +19111,7 @@
               <w:spacing w:after="10" w:before="0"/>
               <w:ind w:left="120"/>
             </w:pPr>
-            <w:hyperlink w:history="1" r:id="rIdiki8rdbvb3ub_yvzwibwb">
+            <w:hyperlink w:history="1" r:id="rIdwcwbzb8pm_pfygftnnofo">
               <w:r>
                 <w:rPr>
                   <w:rFonts w:ascii="Arial" w:cs="Arial" w:eastAsia="Arial" w:hAnsi="Arial"/>
@@ -18751,6 +19139,7 @@
           </w:tcPr>
           <w:p>
             <w:pPr>
+              <w:keepNext w:val="false"/>
               <w:spacing w:after="40" w:before="0"/>
               <w:jc w:val="left"/>
             </w:pPr>
@@ -18783,6 +19172,7 @@
           </w:tcPr>
           <w:p>
             <w:pPr>
+              <w:keepNext w:val="false"/>
               <w:spacing w:after="40" w:before="0"/>
               <w:jc w:val="left"/>
             </w:pPr>
@@ -18815,6 +19205,7 @@
           </w:tcPr>
           <w:p>
             <w:pPr>
+              <w:keepNext w:val="false"/>
               <w:spacing w:after="40" w:before="0"/>
               <w:jc w:val="left"/>
             </w:pPr>
@@ -18847,6 +19238,7 @@
           </w:tcPr>
           <w:p>
             <w:pPr>
+              <w:keepNext w:val="false"/>
               <w:spacing w:after="40" w:before="0"/>
               <w:jc w:val="left"/>
             </w:pPr>
@@ -18881,6 +19273,7 @@
           </w:tcPr>
           <w:p>
             <w:pPr>
+              <w:keepNext w:val="false"/>
               <w:spacing w:after="40" w:before="0"/>
               <w:jc w:val="left"/>
             </w:pPr>
@@ -18918,7 +19311,7 @@
             <w:pPr>
               <w:spacing w:after="20" w:before="0"/>
             </w:pPr>
-            <w:hyperlink w:history="1" r:id="rIdouhvpsrlc87u4falmerr3">
+            <w:hyperlink w:history="1" r:id="rIdmhphsjhifq425nunev50s">
               <w:r>
                 <w:rPr>
                   <w:rFonts w:ascii="Arial" w:cs="Arial" w:eastAsia="Arial" w:hAnsi="Arial"/>
@@ -18967,7 +19360,7 @@
               <w:spacing w:after="10" w:before="0"/>
               <w:ind w:left="120"/>
             </w:pPr>
-            <w:hyperlink w:history="1" r:id="rId8onjgskdf4_eqwhqewe5u">
+            <w:hyperlink w:history="1" r:id="rIditsdwv_3vafzv9fdtt5fj">
               <w:r>
                 <w:rPr>
                   <w:rFonts w:ascii="Arial" w:cs="Arial" w:eastAsia="Arial" w:hAnsi="Arial"/>
@@ -19012,7 +19405,7 @@
             <w:pPr>
               <w:spacing w:after="20" w:before="0"/>
             </w:pPr>
-            <w:hyperlink w:history="1" r:id="rIdk4cryy2lxtywpo2vezgc0">
+            <w:hyperlink w:history="1" r:id="rIdhdyn4ntzahjyyuydqnv3x">
               <w:r>
                 <w:rPr>
                   <w:rFonts w:ascii="Arial" w:cs="Arial" w:eastAsia="Arial" w:hAnsi="Arial"/>
@@ -19061,7 +19454,7 @@
               <w:spacing w:after="10" w:before="0"/>
               <w:ind w:left="120"/>
             </w:pPr>
-            <w:hyperlink w:history="1" r:id="rId0pntfgnroiiqcfycph8ea">
+            <w:hyperlink w:history="1" r:id="rIdxcp75hgernhqdsi3qeswe">
               <w:r>
                 <w:rPr>
                   <w:rFonts w:ascii="Arial" w:cs="Arial" w:eastAsia="Arial" w:hAnsi="Arial"/>
@@ -19089,6 +19482,7 @@
           </w:tcPr>
           <w:p>
             <w:pPr>
+              <w:keepNext w:val="false"/>
               <w:spacing w:after="40" w:before="0"/>
               <w:jc w:val="left"/>
             </w:pPr>
@@ -19121,6 +19515,7 @@
           </w:tcPr>
           <w:p>
             <w:pPr>
+              <w:keepNext w:val="false"/>
               <w:spacing w:after="40" w:before="0"/>
               <w:jc w:val="left"/>
             </w:pPr>
@@ -19153,6 +19548,7 @@
           </w:tcPr>
           <w:p>
             <w:pPr>
+              <w:keepNext w:val="false"/>
               <w:spacing w:after="40" w:before="0"/>
               <w:jc w:val="left"/>
             </w:pPr>
@@ -19185,6 +19581,7 @@
           </w:tcPr>
           <w:p>
             <w:pPr>
+              <w:keepNext w:val="false"/>
               <w:spacing w:after="40" w:before="0"/>
               <w:jc w:val="left"/>
             </w:pPr>
@@ -19219,6 +19616,7 @@
           </w:tcPr>
           <w:p>
             <w:pPr>
+              <w:keepNext w:val="false"/>
               <w:spacing w:after="40" w:before="0"/>
               <w:jc w:val="left"/>
             </w:pPr>
@@ -19256,7 +19654,7 @@
             <w:pPr>
               <w:spacing w:after="20" w:before="0"/>
             </w:pPr>
-            <w:hyperlink w:history="1" r:id="rIdwglac0bi3okptun0lyq0r">
+            <w:hyperlink w:history="1" r:id="rIdbw2khallyrgusrvtfbjdg">
               <w:r>
                 <w:rPr>
                   <w:rFonts w:ascii="Arial" w:cs="Arial" w:eastAsia="Arial" w:hAnsi="Arial"/>
@@ -19305,7 +19703,7 @@
               <w:spacing w:after="10" w:before="0"/>
               <w:ind w:left="120"/>
             </w:pPr>
-            <w:hyperlink w:history="1" r:id="rIdplsdouvacmafnlkfstbod">
+            <w:hyperlink w:history="1" r:id="rIdnlaejrztk8qj53ge32uuv">
               <w:r>
                 <w:rPr>
                   <w:rFonts w:ascii="Arial" w:cs="Arial" w:eastAsia="Arial" w:hAnsi="Arial"/>
@@ -19350,7 +19748,7 @@
             <w:pPr>
               <w:spacing w:after="20" w:before="0"/>
             </w:pPr>
-            <w:hyperlink w:history="1" r:id="rIdvpin4eui2rznhkrs3_vvl">
+            <w:hyperlink w:history="1" r:id="rIdhypsrug1cqsodbds6ijkk">
               <w:r>
                 <w:rPr>
                   <w:rFonts w:ascii="Arial" w:cs="Arial" w:eastAsia="Arial" w:hAnsi="Arial"/>
@@ -19399,7 +19797,7 @@
               <w:spacing w:after="10" w:before="0"/>
               <w:ind w:left="120"/>
             </w:pPr>
-            <w:hyperlink w:history="1" r:id="rIdznpkiheoqjvf48nux1-0o">
+            <w:hyperlink w:history="1" r:id="rIdajn8dipjx6telsqrgcbw-">
               <w:r>
                 <w:rPr>
                   <w:rFonts w:ascii="Arial" w:cs="Arial" w:eastAsia="Arial" w:hAnsi="Arial"/>
@@ -19427,6 +19825,7 @@
           </w:tcPr>
           <w:p>
             <w:pPr>
+              <w:keepNext w:val="false"/>
               <w:spacing w:after="40" w:before="0"/>
               <w:jc w:val="left"/>
             </w:pPr>
@@ -19459,6 +19858,7 @@
           </w:tcPr>
           <w:p>
             <w:pPr>
+              <w:keepNext w:val="false"/>
               <w:spacing w:after="40" w:before="0"/>
               <w:jc w:val="left"/>
             </w:pPr>
@@ -19491,6 +19891,7 @@
           </w:tcPr>
           <w:p>
             <w:pPr>
+              <w:keepNext w:val="false"/>
               <w:spacing w:after="40" w:before="0"/>
               <w:jc w:val="left"/>
             </w:pPr>
@@ -19523,6 +19924,7 @@
           </w:tcPr>
           <w:p>
             <w:pPr>
+              <w:keepNext w:val="false"/>
               <w:spacing w:after="40" w:before="0"/>
               <w:jc w:val="left"/>
             </w:pPr>
@@ -19582,6 +19984,7 @@
           </w:tcPr>
           <w:p>
             <w:pPr>
+              <w:keepNext w:val="false"/>
               <w:spacing w:after="40" w:before="0"/>
               <w:jc w:val="center"/>
             </w:pPr>
@@ -19616,6 +20019,7 @@
           </w:tcPr>
           <w:p>
             <w:pPr>
+              <w:keepNext w:val="false"/>
               <w:spacing w:after="40" w:before="0"/>
               <w:jc w:val="left"/>
             </w:pPr>
@@ -19677,6 +20081,7 @@
           </w:tcPr>
           <w:p>
             <w:pPr>
+              <w:keepNext w:val="false"/>
               <w:spacing w:after="40" w:before="0"/>
               <w:jc w:val="center"/>
             </w:pPr>
@@ -19711,6 +20116,7 @@
           </w:tcPr>
           <w:p>
             <w:pPr>
+              <w:keepNext w:val="false"/>
               <w:spacing w:after="40" w:before="0"/>
               <w:jc w:val="left"/>
             </w:pPr>
@@ -19743,6 +20149,7 @@
           </w:tcPr>
           <w:p>
             <w:pPr>
+              <w:keepNext w:val="false"/>
               <w:spacing w:after="40" w:before="0"/>
               <w:jc w:val="left"/>
             </w:pPr>
@@ -19777,6 +20184,7 @@
           </w:tcPr>
           <w:p>
             <w:pPr>
+              <w:keepNext w:val="false"/>
               <w:spacing w:after="40" w:before="0"/>
               <w:jc w:val="left"/>
             </w:pPr>
@@ -19809,6 +20217,7 @@
           </w:tcPr>
           <w:p>
             <w:pPr>
+              <w:keepNext w:val="false"/>
               <w:spacing w:after="40" w:before="0"/>
               <w:jc w:val="left"/>
             </w:pPr>
@@ -19843,6 +20252,7 @@
           </w:tcPr>
           <w:p>
             <w:pPr>
+              <w:keepNext w:val="false"/>
               <w:spacing w:after="40" w:before="0"/>
               <w:jc w:val="left"/>
             </w:pPr>
@@ -19875,6 +20285,7 @@
           </w:tcPr>
           <w:p>
             <w:pPr>
+              <w:keepNext w:val="false"/>
               <w:spacing w:after="40" w:before="0"/>
               <w:jc w:val="left"/>
             </w:pPr>
@@ -19911,7 +20322,7 @@
         </w:rPr>
         <w:t xml:space="preserve">© 2026 SeaVuria and ARES. Aligned with KICD objectives. Developed by SeaVuria; technical implementation by ARES (with AI assistance from Claude). Licensed under </w:t>
       </w:r>
-      <w:hyperlink w:history="1" r:id="rIdwvhi6umdqv2o3tqmvnsfa">
+      <w:hyperlink w:history="1" r:id="rIdgogmwew9jjxg44cc6gyob">
         <w:r>
           <w:rPr>
             <w:rFonts w:ascii="Arial" w:cs="Arial" w:eastAsia="Arial" w:hAnsi="Arial"/>
@@ -19932,7 +20343,7 @@
         </w:rPr>
         <w:t xml:space="preserve"> (</w:t>
       </w:r>
-      <w:hyperlink w:history="1" r:id="rIdexn0coyo2kdsfrbvpq49c">
+      <w:hyperlink w:history="1" r:id="rIdypypxl9mt8fz9xdyqr0yk">
         <w:r>
           <w:rPr>
             <w:rFonts w:ascii="Arial" w:cs="Arial" w:eastAsia="Arial" w:hAnsi="Arial"/>
@@ -19992,6 +20403,7 @@
           </w:tcPr>
           <w:p>
             <w:pPr>
+              <w:keepNext w:val="false"/>
               <w:spacing w:after="40" w:before="0"/>
               <w:jc w:val="center"/>
             </w:pPr>
@@ -20027,6 +20439,7 @@
           </w:tcPr>
           <w:p>
             <w:pPr>
+              <w:keepNext w:val="false"/>
               <w:spacing w:after="40" w:before="0"/>
               <w:jc w:val="center"/>
             </w:pPr>
@@ -20061,6 +20474,7 @@
           </w:tcPr>
           <w:p>
             <w:pPr>
+              <w:keepNext w:val="false"/>
               <w:spacing w:after="40" w:before="0"/>
               <w:jc w:val="left"/>
             </w:pPr>
@@ -20093,6 +20507,7 @@
           </w:tcPr>
           <w:p>
             <w:pPr>
+              <w:keepNext w:val="false"/>
               <w:spacing w:after="40" w:before="0"/>
               <w:jc w:val="left"/>
             </w:pPr>
@@ -20127,6 +20542,7 @@
           </w:tcPr>
           <w:p>
             <w:pPr>
+              <w:keepNext w:val="false"/>
               <w:spacing w:after="40" w:before="0"/>
               <w:jc w:val="left"/>
             </w:pPr>
@@ -20159,6 +20575,7 @@
           </w:tcPr>
           <w:p>
             <w:pPr>
+              <w:keepNext w:val="false"/>
               <w:spacing w:after="40" w:before="0"/>
               <w:jc w:val="left"/>
             </w:pPr>
@@ -20193,6 +20610,7 @@
           </w:tcPr>
           <w:p>
             <w:pPr>
+              <w:keepNext w:val="false"/>
               <w:spacing w:after="40" w:before="0"/>
               <w:jc w:val="left"/>
             </w:pPr>
@@ -20225,6 +20643,7 @@
           </w:tcPr>
           <w:p>
             <w:pPr>
+              <w:keepNext w:val="false"/>
               <w:spacing w:after="40" w:before="0"/>
               <w:jc w:val="left"/>
             </w:pPr>
@@ -20259,6 +20678,7 @@
           </w:tcPr>
           <w:p>
             <w:pPr>
+              <w:keepNext w:val="false"/>
               <w:spacing w:after="40" w:before="0"/>
               <w:jc w:val="left"/>
             </w:pPr>
@@ -20291,6 +20711,7 @@
           </w:tcPr>
           <w:p>
             <w:pPr>
+              <w:keepNext w:val="false"/>
               <w:spacing w:after="40" w:before="0"/>
               <w:jc w:val="left"/>
             </w:pPr>
@@ -20325,6 +20746,7 @@
           </w:tcPr>
           <w:p>
             <w:pPr>
+              <w:keepNext w:val="false"/>
               <w:spacing w:after="40" w:before="0"/>
               <w:jc w:val="left"/>
             </w:pPr>
@@ -20357,6 +20779,7 @@
           </w:tcPr>
           <w:p>
             <w:pPr>
+              <w:keepNext w:val="false"/>
               <w:spacing w:after="40" w:before="0"/>
               <w:jc w:val="left"/>
             </w:pPr>
@@ -20391,6 +20814,7 @@
           </w:tcPr>
           <w:p>
             <w:pPr>
+              <w:keepNext w:val="false"/>
               <w:spacing w:after="40" w:before="0"/>
               <w:jc w:val="left"/>
             </w:pPr>
@@ -20423,6 +20847,7 @@
           </w:tcPr>
           <w:p>
             <w:pPr>
+              <w:keepNext w:val="false"/>
               <w:spacing w:after="40" w:before="0"/>
               <w:jc w:val="left"/>
             </w:pPr>
@@ -20457,6 +20882,7 @@
           </w:tcPr>
           <w:p>
             <w:pPr>
+              <w:keepNext w:val="false"/>
               <w:spacing w:after="40" w:before="0"/>
               <w:jc w:val="left"/>
             </w:pPr>
@@ -20489,6 +20915,7 @@
           </w:tcPr>
           <w:p>
             <w:pPr>
+              <w:keepNext w:val="false"/>
               <w:spacing w:after="40" w:before="0"/>
               <w:jc w:val="left"/>
             </w:pPr>
@@ -20523,6 +20950,7 @@
           </w:tcPr>
           <w:p>
             <w:pPr>
+              <w:keepNext w:val="false"/>
               <w:spacing w:after="40" w:before="0"/>
               <w:jc w:val="left"/>
             </w:pPr>
@@ -20555,6 +20983,7 @@
           </w:tcPr>
           <w:p>
             <w:pPr>
+              <w:keepNext w:val="false"/>
               <w:spacing w:after="40" w:before="0"/>
               <w:jc w:val="left"/>
             </w:pPr>
@@ -20614,6 +21043,7 @@
           </w:tcPr>
           <w:p>
             <w:pPr>
+              <w:keepNext w:val="false"/>
               <w:spacing w:after="40" w:before="0"/>
               <w:jc w:val="center"/>
             </w:pPr>
@@ -20648,6 +21078,7 @@
           </w:tcPr>
           <w:p>
             <w:pPr>
+              <w:keepNext w:val="false"/>
               <w:spacing w:after="40" w:before="0"/>
               <w:jc w:val="left"/>
             </w:pPr>
@@ -20712,6 +21143,7 @@
           </w:tcPr>
           <w:p>
             <w:pPr>
+              <w:keepNext w:val="false"/>
               <w:spacing w:after="40" w:before="0"/>
               <w:jc w:val="center"/>
             </w:pPr>
@@ -20746,6 +21178,7 @@
           </w:tcPr>
           <w:p>
             <w:pPr>
+              <w:keepNext w:val="false"/>
               <w:spacing w:after="40" w:before="0"/>
               <w:jc w:val="left"/>
             </w:pPr>
@@ -20778,6 +21211,7 @@
           </w:tcPr>
           <w:p>
             <w:pPr>
+              <w:keepNext w:val="false"/>
               <w:spacing w:after="40" w:before="0"/>
               <w:jc w:val="left"/>
             </w:pPr>
@@ -20810,6 +21244,7 @@
           </w:tcPr>
           <w:p>
             <w:pPr>
+              <w:keepNext w:val="false"/>
               <w:spacing w:after="40" w:before="0"/>
               <w:jc w:val="left"/>
             </w:pPr>
@@ -20842,6 +21277,7 @@
           </w:tcPr>
           <w:p>
             <w:pPr>
+              <w:keepNext w:val="false"/>
               <w:spacing w:after="40" w:before="0"/>
               <w:jc w:val="left"/>
             </w:pPr>
@@ -20874,6 +21310,7 @@
           </w:tcPr>
           <w:p>
             <w:pPr>
+              <w:keepNext w:val="false"/>
               <w:spacing w:after="40" w:before="0"/>
               <w:jc w:val="left"/>
             </w:pPr>
@@ -20908,6 +21345,7 @@
           </w:tcPr>
           <w:p>
             <w:pPr>
+              <w:keepNext w:val="false"/>
               <w:spacing w:after="40" w:before="0"/>
               <w:jc w:val="left"/>
             </w:pPr>
@@ -20945,7 +21383,7 @@
             <w:pPr>
               <w:spacing w:after="20" w:before="0"/>
             </w:pPr>
-            <w:hyperlink w:history="1" r:id="rId7a-urjjyy916o1pybrz1n">
+            <w:hyperlink w:history="1" r:id="rIdq7goxqhendfqe_0ry6aif">
               <w:r>
                 <w:rPr>
                   <w:rFonts w:ascii="Arial" w:cs="Arial" w:eastAsia="Arial" w:hAnsi="Arial"/>
@@ -20978,7 +21416,7 @@
               <w:spacing w:after="10" w:before="0"/>
               <w:ind w:left="120"/>
             </w:pPr>
-            <w:hyperlink w:history="1" r:id="rId8ujecanruyn5gvfrrnhai">
+            <w:hyperlink w:history="1" r:id="rIdy3peu_wojomjljhxjithi">
               <w:r>
                 <w:rPr>
                   <w:rFonts w:ascii="Arial" w:cs="Arial" w:eastAsia="Arial" w:hAnsi="Arial"/>
@@ -21023,7 +21461,7 @@
             <w:pPr>
               <w:spacing w:after="20" w:before="0"/>
             </w:pPr>
-            <w:hyperlink w:history="1" r:id="rIdvfxm3sdbuv3gqmhuom1i3">
+            <w:hyperlink w:history="1" r:id="rIdtx2hpif9y_woaymindxtg">
               <w:r>
                 <w:rPr>
                   <w:rFonts w:ascii="Arial" w:cs="Arial" w:eastAsia="Arial" w:hAnsi="Arial"/>
@@ -21056,7 +21494,7 @@
               <w:spacing w:after="10" w:before="0"/>
               <w:ind w:left="120"/>
             </w:pPr>
-            <w:hyperlink w:history="1" r:id="rId0igvaqtj2ylkvr63dxylt">
+            <w:hyperlink w:history="1" r:id="rIdegac6ra0qv2xnbyyn_xzc">
               <w:r>
                 <w:rPr>
                   <w:rFonts w:ascii="Arial" w:cs="Arial" w:eastAsia="Arial" w:hAnsi="Arial"/>
@@ -21084,6 +21522,7 @@
           </w:tcPr>
           <w:p>
             <w:pPr>
+              <w:keepNext w:val="false"/>
               <w:spacing w:after="40" w:before="0"/>
               <w:jc w:val="left"/>
             </w:pPr>
@@ -21116,6 +21555,7 @@
           </w:tcPr>
           <w:p>
             <w:pPr>
+              <w:keepNext w:val="false"/>
               <w:spacing w:after="40" w:before="0"/>
               <w:jc w:val="left"/>
             </w:pPr>
@@ -21148,6 +21588,7 @@
           </w:tcPr>
           <w:p>
             <w:pPr>
+              <w:keepNext w:val="false"/>
               <w:spacing w:after="40" w:before="0"/>
               <w:jc w:val="left"/>
             </w:pPr>
@@ -21180,6 +21621,7 @@
           </w:tcPr>
           <w:p>
             <w:pPr>
+              <w:keepNext w:val="false"/>
               <w:spacing w:after="40" w:before="0"/>
               <w:jc w:val="left"/>
             </w:pPr>
@@ -21214,6 +21656,7 @@
           </w:tcPr>
           <w:p>
             <w:pPr>
+              <w:keepNext w:val="false"/>
               <w:spacing w:after="40" w:before="0"/>
               <w:jc w:val="left"/>
             </w:pPr>
@@ -21251,7 +21694,7 @@
             <w:pPr>
               <w:spacing w:after="20" w:before="0"/>
             </w:pPr>
-            <w:hyperlink w:history="1" r:id="rIdjgqpdgu668t1ll9zwfimp">
+            <w:hyperlink w:history="1" r:id="rId33pmdpdpx54g6k1tycqv0">
               <w:r>
                 <w:rPr>
                   <w:rFonts w:ascii="Arial" w:cs="Arial" w:eastAsia="Arial" w:hAnsi="Arial"/>
@@ -21284,7 +21727,7 @@
               <w:spacing w:after="10" w:before="0"/>
               <w:ind w:left="120"/>
             </w:pPr>
-            <w:hyperlink w:history="1" r:id="rIdcer146nw9xtlub_5eva_d">
+            <w:hyperlink w:history="1" r:id="rIdjnfin0i86wmd6ilannnlp">
               <w:r>
                 <w:rPr>
                   <w:rFonts w:ascii="Arial" w:cs="Arial" w:eastAsia="Arial" w:hAnsi="Arial"/>
@@ -21329,7 +21772,7 @@
             <w:pPr>
               <w:spacing w:after="20" w:before="0"/>
             </w:pPr>
-            <w:hyperlink w:history="1" r:id="rIdy9ji2ppd4_6ofvp7o5vfl">
+            <w:hyperlink w:history="1" r:id="rIdjefmsdm5q-td2vc3xmnlf">
               <w:r>
                 <w:rPr>
                   <w:rFonts w:ascii="Arial" w:cs="Arial" w:eastAsia="Arial" w:hAnsi="Arial"/>
@@ -21362,7 +21805,7 @@
               <w:spacing w:after="10" w:before="0"/>
               <w:ind w:left="120"/>
             </w:pPr>
-            <w:hyperlink w:history="1" r:id="rIdqp9zsdmkafoog8lo2wufm">
+            <w:hyperlink w:history="1" r:id="rIdtu-uf48r8pon33sb-flru">
               <w:r>
                 <w:rPr>
                   <w:rFonts w:ascii="Arial" w:cs="Arial" w:eastAsia="Arial" w:hAnsi="Arial"/>
@@ -21390,6 +21833,7 @@
           </w:tcPr>
           <w:p>
             <w:pPr>
+              <w:keepNext w:val="false"/>
               <w:spacing w:after="40" w:before="0"/>
               <w:jc w:val="left"/>
             </w:pPr>
@@ -21422,6 +21866,7 @@
           </w:tcPr>
           <w:p>
             <w:pPr>
+              <w:keepNext w:val="false"/>
               <w:spacing w:after="40" w:before="0"/>
               <w:jc w:val="left"/>
             </w:pPr>
@@ -21454,6 +21899,7 @@
           </w:tcPr>
           <w:p>
             <w:pPr>
+              <w:keepNext w:val="false"/>
               <w:spacing w:after="40" w:before="0"/>
               <w:jc w:val="left"/>
             </w:pPr>
@@ -21486,6 +21932,7 @@
           </w:tcPr>
           <w:p>
             <w:pPr>
+              <w:keepNext w:val="false"/>
               <w:spacing w:after="40" w:before="0"/>
               <w:jc w:val="left"/>
             </w:pPr>
@@ -21520,6 +21967,7 @@
           </w:tcPr>
           <w:p>
             <w:pPr>
+              <w:keepNext w:val="false"/>
               <w:spacing w:after="40" w:before="0"/>
               <w:jc w:val="left"/>
             </w:pPr>
@@ -21557,7 +22005,7 @@
             <w:pPr>
               <w:spacing w:after="20" w:before="0"/>
             </w:pPr>
-            <w:hyperlink w:history="1" r:id="rId9opiyqhfk-r3umt9rmxut">
+            <w:hyperlink w:history="1" r:id="rIdvl279ysp6adc8zoemyaac">
               <w:r>
                 <w:rPr>
                   <w:rFonts w:ascii="Arial" w:cs="Arial" w:eastAsia="Arial" w:hAnsi="Arial"/>
@@ -21606,7 +22054,7 @@
               <w:spacing w:after="10" w:before="0"/>
               <w:ind w:left="120"/>
             </w:pPr>
-            <w:hyperlink w:history="1" r:id="rId-24dhrbdotbb9bbfb9e2q">
+            <w:hyperlink w:history="1" r:id="rIdhteayxggikjanbek07-gg">
               <w:r>
                 <w:rPr>
                   <w:rFonts w:ascii="Arial" w:cs="Arial" w:eastAsia="Arial" w:hAnsi="Arial"/>
@@ -21651,7 +22099,7 @@
             <w:pPr>
               <w:spacing w:after="20" w:before="0"/>
             </w:pPr>
-            <w:hyperlink w:history="1" r:id="rId6axxou1adhpbrgkjupxda">
+            <w:hyperlink w:history="1" r:id="rIdzdicohax6xs_q9c81gxdc">
               <w:r>
                 <w:rPr>
                   <w:rFonts w:ascii="Arial" w:cs="Arial" w:eastAsia="Arial" w:hAnsi="Arial"/>
@@ -21700,7 +22148,7 @@
               <w:spacing w:after="10" w:before="0"/>
               <w:ind w:left="120"/>
             </w:pPr>
-            <w:hyperlink w:history="1" r:id="rIddxcib1stukeg8rrkkhhf3">
+            <w:hyperlink w:history="1" r:id="rId5e49au1zc9bz5wmza2a5d">
               <w:r>
                 <w:rPr>
                   <w:rFonts w:ascii="Arial" w:cs="Arial" w:eastAsia="Arial" w:hAnsi="Arial"/>
@@ -21728,6 +22176,7 @@
           </w:tcPr>
           <w:p>
             <w:pPr>
+              <w:keepNext w:val="false"/>
               <w:spacing w:after="40" w:before="0"/>
               <w:jc w:val="left"/>
             </w:pPr>
@@ -21760,6 +22209,7 @@
           </w:tcPr>
           <w:p>
             <w:pPr>
+              <w:keepNext w:val="false"/>
               <w:spacing w:after="40" w:before="0"/>
               <w:jc w:val="left"/>
             </w:pPr>
@@ -21792,6 +22242,7 @@
           </w:tcPr>
           <w:p>
             <w:pPr>
+              <w:keepNext w:val="false"/>
               <w:spacing w:after="40" w:before="0"/>
               <w:jc w:val="left"/>
             </w:pPr>
@@ -21824,6 +22275,7 @@
           </w:tcPr>
           <w:p>
             <w:pPr>
+              <w:keepNext w:val="false"/>
               <w:spacing w:after="40" w:before="0"/>
               <w:jc w:val="left"/>
             </w:pPr>
@@ -21858,6 +22310,7 @@
           </w:tcPr>
           <w:p>
             <w:pPr>
+              <w:keepNext w:val="false"/>
               <w:spacing w:after="40" w:before="0"/>
               <w:jc w:val="left"/>
             </w:pPr>
@@ -21895,7 +22348,7 @@
             <w:pPr>
               <w:spacing w:after="20" w:before="0"/>
             </w:pPr>
-            <w:hyperlink w:history="1" r:id="rIdb2-jijr8f3nhxb_vsqe94">
+            <w:hyperlink w:history="1" r:id="rIdxfkxei0bq58cgswofhtwd">
               <w:r>
                 <w:rPr>
                   <w:rFonts w:ascii="Arial" w:cs="Arial" w:eastAsia="Arial" w:hAnsi="Arial"/>
@@ -21944,7 +22397,7 @@
               <w:spacing w:after="10" w:before="0"/>
               <w:ind w:left="120"/>
             </w:pPr>
-            <w:hyperlink w:history="1" r:id="rIddjzl7trto6qzhqxxjm59z">
+            <w:hyperlink w:history="1" r:id="rIdxey1-hlej53vcguzlah2w">
               <w:r>
                 <w:rPr>
                   <w:rFonts w:ascii="Arial" w:cs="Arial" w:eastAsia="Arial" w:hAnsi="Arial"/>
@@ -21989,7 +22442,7 @@
             <w:pPr>
               <w:spacing w:after="20" w:before="0"/>
             </w:pPr>
-            <w:hyperlink w:history="1" r:id="rIdoe1unjod0iljiarfibt-d">
+            <w:hyperlink w:history="1" r:id="rIdwfxu0p1ugehljdysadorx">
               <w:r>
                 <w:rPr>
                   <w:rFonts w:ascii="Arial" w:cs="Arial" w:eastAsia="Arial" w:hAnsi="Arial"/>
@@ -22038,7 +22491,7 @@
               <w:spacing w:after="10" w:before="0"/>
               <w:ind w:left="120"/>
             </w:pPr>
-            <w:hyperlink w:history="1" r:id="rIdm3jx_ga3k_j82kg1_nig3">
+            <w:hyperlink w:history="1" r:id="rIdc0kbuv6rabfnba0lylzcv">
               <w:r>
                 <w:rPr>
                   <w:rFonts w:ascii="Arial" w:cs="Arial" w:eastAsia="Arial" w:hAnsi="Arial"/>
@@ -22066,6 +22519,7 @@
           </w:tcPr>
           <w:p>
             <w:pPr>
+              <w:keepNext w:val="false"/>
               <w:spacing w:after="40" w:before="0"/>
               <w:jc w:val="left"/>
             </w:pPr>
@@ -22098,6 +22552,7 @@
           </w:tcPr>
           <w:p>
             <w:pPr>
+              <w:keepNext w:val="false"/>
               <w:spacing w:after="40" w:before="0"/>
               <w:jc w:val="left"/>
             </w:pPr>
@@ -22130,6 +22585,7 @@
           </w:tcPr>
           <w:p>
             <w:pPr>
+              <w:keepNext w:val="false"/>
               <w:spacing w:after="40" w:before="0"/>
               <w:jc w:val="left"/>
             </w:pPr>
@@ -22162,6 +22618,7 @@
           </w:tcPr>
           <w:p>
             <w:pPr>
+              <w:keepNext w:val="false"/>
               <w:spacing w:after="40" w:before="0"/>
               <w:jc w:val="left"/>
             </w:pPr>
@@ -22196,6 +22653,7 @@
           </w:tcPr>
           <w:p>
             <w:pPr>
+              <w:keepNext w:val="false"/>
               <w:spacing w:after="40" w:before="0"/>
               <w:jc w:val="left"/>
             </w:pPr>
@@ -22233,7 +22691,7 @@
             <w:pPr>
               <w:spacing w:after="20" w:before="0"/>
             </w:pPr>
-            <w:hyperlink w:history="1" r:id="rIdsc1uo2cr2mip81wf8gtyt">
+            <w:hyperlink w:history="1" r:id="rId1xg-zewi_vqnvnfjsgsom">
               <w:r>
                 <w:rPr>
                   <w:rFonts w:ascii="Arial" w:cs="Arial" w:eastAsia="Arial" w:hAnsi="Arial"/>
@@ -22282,7 +22740,7 @@
               <w:spacing w:after="10" w:before="0"/>
               <w:ind w:left="120"/>
             </w:pPr>
-            <w:hyperlink w:history="1" r:id="rId1w8gcbnbsta6yqdvzattc">
+            <w:hyperlink w:history="1" r:id="rIdrsa7vesok7eishh69wdb3">
               <w:r>
                 <w:rPr>
                   <w:rFonts w:ascii="Arial" w:cs="Arial" w:eastAsia="Arial" w:hAnsi="Arial"/>
@@ -22327,7 +22785,7 @@
             <w:pPr>
               <w:spacing w:after="20" w:before="0"/>
             </w:pPr>
-            <w:hyperlink w:history="1" r:id="rIditwacf0tmdavwjulcjluf">
+            <w:hyperlink w:history="1" r:id="rIdfy6ttdxgdv9no5bjqaxt2">
               <w:r>
                 <w:rPr>
                   <w:rFonts w:ascii="Arial" w:cs="Arial" w:eastAsia="Arial" w:hAnsi="Arial"/>
@@ -22376,7 +22834,7 @@
               <w:spacing w:after="10" w:before="0"/>
               <w:ind w:left="120"/>
             </w:pPr>
-            <w:hyperlink w:history="1" r:id="rIdl1_bw_lfu40j5ks1pdty7">
+            <w:hyperlink w:history="1" r:id="rId3aqmur3z_be0u5ajm_yup">
               <w:r>
                 <w:rPr>
                   <w:rFonts w:ascii="Arial" w:cs="Arial" w:eastAsia="Arial" w:hAnsi="Arial"/>
@@ -22404,6 +22862,7 @@
           </w:tcPr>
           <w:p>
             <w:pPr>
+              <w:keepNext w:val="false"/>
               <w:spacing w:after="40" w:before="0"/>
               <w:jc w:val="left"/>
             </w:pPr>
@@ -22436,6 +22895,7 @@
           </w:tcPr>
           <w:p>
             <w:pPr>
+              <w:keepNext w:val="false"/>
               <w:spacing w:after="40" w:before="0"/>
               <w:jc w:val="left"/>
             </w:pPr>
@@ -22468,6 +22928,7 @@
           </w:tcPr>
           <w:p>
             <w:pPr>
+              <w:keepNext w:val="false"/>
               <w:spacing w:after="40" w:before="0"/>
               <w:jc w:val="left"/>
             </w:pPr>
@@ -22500,6 +22961,7 @@
           </w:tcPr>
           <w:p>
             <w:pPr>
+              <w:keepNext w:val="false"/>
               <w:spacing w:after="40" w:before="0"/>
               <w:jc w:val="left"/>
             </w:pPr>
@@ -22559,6 +23021,7 @@
           </w:tcPr>
           <w:p>
             <w:pPr>
+              <w:keepNext w:val="false"/>
               <w:spacing w:after="40" w:before="0"/>
               <w:jc w:val="center"/>
             </w:pPr>
@@ -22593,6 +23056,7 @@
           </w:tcPr>
           <w:p>
             <w:pPr>
+              <w:keepNext w:val="false"/>
               <w:spacing w:after="40" w:before="0"/>
               <w:jc w:val="left"/>
             </w:pPr>
@@ -22654,6 +23118,7 @@
           </w:tcPr>
           <w:p>
             <w:pPr>
+              <w:keepNext w:val="false"/>
               <w:spacing w:after="40" w:before="0"/>
               <w:jc w:val="center"/>
             </w:pPr>
@@ -22688,6 +23153,7 @@
           </w:tcPr>
           <w:p>
             <w:pPr>
+              <w:keepNext w:val="false"/>
               <w:spacing w:after="40" w:before="0"/>
               <w:jc w:val="left"/>
             </w:pPr>
@@ -22720,6 +23186,7 @@
           </w:tcPr>
           <w:p>
             <w:pPr>
+              <w:keepNext w:val="false"/>
               <w:spacing w:after="40" w:before="0"/>
               <w:jc w:val="left"/>
             </w:pPr>
@@ -22754,6 +23221,7 @@
           </w:tcPr>
           <w:p>
             <w:pPr>
+              <w:keepNext w:val="false"/>
               <w:spacing w:after="40" w:before="0"/>
               <w:jc w:val="left"/>
             </w:pPr>
@@ -22786,6 +23254,7 @@
           </w:tcPr>
           <w:p>
             <w:pPr>
+              <w:keepNext w:val="false"/>
               <w:spacing w:after="40" w:before="0"/>
               <w:jc w:val="left"/>
             </w:pPr>
@@ -22820,6 +23289,7 @@
           </w:tcPr>
           <w:p>
             <w:pPr>
+              <w:keepNext w:val="false"/>
               <w:spacing w:after="40" w:before="0"/>
               <w:jc w:val="left"/>
             </w:pPr>
@@ -22852,6 +23322,7 @@
           </w:tcPr>
           <w:p>
             <w:pPr>
+              <w:keepNext w:val="false"/>
               <w:spacing w:after="40" w:before="0"/>
               <w:jc w:val="left"/>
             </w:pPr>
@@ -22888,7 +23359,7 @@
         </w:rPr>
         <w:t xml:space="preserve">© 2026 SeaVuria and ARES. Aligned with KICD objectives. Developed by SeaVuria; technical implementation by ARES (with AI assistance from Claude). Licensed under </w:t>
       </w:r>
-      <w:hyperlink w:history="1" r:id="rIdefl0jajt5ieeovsblnubv">
+      <w:hyperlink w:history="1" r:id="rIdslmyy7grnzjzd7fq9xcha">
         <w:r>
           <w:rPr>
             <w:rFonts w:ascii="Arial" w:cs="Arial" w:eastAsia="Arial" w:hAnsi="Arial"/>
@@ -22909,7 +23380,7 @@
         </w:rPr>
         <w:t xml:space="preserve"> (</w:t>
       </w:r>
-      <w:hyperlink w:history="1" r:id="rId54yobdrut2llg_lsdbu2j">
+      <w:hyperlink w:history="1" r:id="rId0low81uqvigr2xlre_irh">
         <w:r>
           <w:rPr>
             <w:rFonts w:ascii="Arial" w:cs="Arial" w:eastAsia="Arial" w:hAnsi="Arial"/>
@@ -22969,6 +23440,7 @@
           </w:tcPr>
           <w:p>
             <w:pPr>
+              <w:keepNext w:val="false"/>
               <w:spacing w:after="40" w:before="0"/>
               <w:jc w:val="center"/>
             </w:pPr>
@@ -23004,6 +23476,7 @@
           </w:tcPr>
           <w:p>
             <w:pPr>
+              <w:keepNext w:val="false"/>
               <w:spacing w:after="40" w:before="0"/>
               <w:jc w:val="center"/>
             </w:pPr>
@@ -23038,6 +23511,7 @@
           </w:tcPr>
           <w:p>
             <w:pPr>
+              <w:keepNext w:val="false"/>
               <w:spacing w:after="40" w:before="0"/>
               <w:jc w:val="left"/>
             </w:pPr>
@@ -23070,6 +23544,7 @@
           </w:tcPr>
           <w:p>
             <w:pPr>
+              <w:keepNext w:val="false"/>
               <w:spacing w:after="40" w:before="0"/>
               <w:jc w:val="left"/>
             </w:pPr>
@@ -23104,6 +23579,7 @@
           </w:tcPr>
           <w:p>
             <w:pPr>
+              <w:keepNext w:val="false"/>
               <w:spacing w:after="40" w:before="0"/>
               <w:jc w:val="left"/>
             </w:pPr>
@@ -23136,6 +23612,7 @@
           </w:tcPr>
           <w:p>
             <w:pPr>
+              <w:keepNext w:val="false"/>
               <w:spacing w:after="40" w:before="0"/>
               <w:jc w:val="left"/>
             </w:pPr>
@@ -23170,6 +23647,7 @@
           </w:tcPr>
           <w:p>
             <w:pPr>
+              <w:keepNext w:val="false"/>
               <w:spacing w:after="40" w:before="0"/>
               <w:jc w:val="left"/>
             </w:pPr>
@@ -23202,6 +23680,7 @@
           </w:tcPr>
           <w:p>
             <w:pPr>
+              <w:keepNext w:val="false"/>
               <w:spacing w:after="40" w:before="0"/>
               <w:jc w:val="left"/>
             </w:pPr>
@@ -23236,6 +23715,7 @@
           </w:tcPr>
           <w:p>
             <w:pPr>
+              <w:keepNext w:val="false"/>
               <w:spacing w:after="40" w:before="0"/>
               <w:jc w:val="left"/>
             </w:pPr>
@@ -23268,6 +23748,7 @@
           </w:tcPr>
           <w:p>
             <w:pPr>
+              <w:keepNext w:val="false"/>
               <w:spacing w:after="40" w:before="0"/>
               <w:jc w:val="left"/>
             </w:pPr>
@@ -23302,6 +23783,7 @@
           </w:tcPr>
           <w:p>
             <w:pPr>
+              <w:keepNext w:val="false"/>
               <w:spacing w:after="40" w:before="0"/>
               <w:jc w:val="left"/>
             </w:pPr>
@@ -23334,6 +23816,7 @@
           </w:tcPr>
           <w:p>
             <w:pPr>
+              <w:keepNext w:val="false"/>
               <w:spacing w:after="40" w:before="0"/>
               <w:jc w:val="left"/>
             </w:pPr>
@@ -23368,6 +23851,7 @@
           </w:tcPr>
           <w:p>
             <w:pPr>
+              <w:keepNext w:val="false"/>
               <w:spacing w:after="40" w:before="0"/>
               <w:jc w:val="left"/>
             </w:pPr>
@@ -23400,6 +23884,7 @@
           </w:tcPr>
           <w:p>
             <w:pPr>
+              <w:keepNext w:val="false"/>
               <w:spacing w:after="40" w:before="0"/>
               <w:jc w:val="left"/>
             </w:pPr>
@@ -23434,6 +23919,7 @@
           </w:tcPr>
           <w:p>
             <w:pPr>
+              <w:keepNext w:val="false"/>
               <w:spacing w:after="40" w:before="0"/>
               <w:jc w:val="left"/>
             </w:pPr>
@@ -23466,6 +23952,7 @@
           </w:tcPr>
           <w:p>
             <w:pPr>
+              <w:keepNext w:val="false"/>
               <w:spacing w:after="40" w:before="0"/>
               <w:jc w:val="left"/>
             </w:pPr>
@@ -23500,6 +23987,7 @@
           </w:tcPr>
           <w:p>
             <w:pPr>
+              <w:keepNext w:val="false"/>
               <w:spacing w:after="40" w:before="0"/>
               <w:jc w:val="left"/>
             </w:pPr>
@@ -23532,6 +24020,7 @@
           </w:tcPr>
           <w:p>
             <w:pPr>
+              <w:keepNext w:val="false"/>
               <w:spacing w:after="40" w:before="0"/>
               <w:jc w:val="left"/>
             </w:pPr>
@@ -23591,6 +24080,7 @@
           </w:tcPr>
           <w:p>
             <w:pPr>
+              <w:keepNext w:val="false"/>
               <w:spacing w:after="40" w:before="0"/>
               <w:jc w:val="center"/>
             </w:pPr>
@@ -23625,6 +24115,7 @@
           </w:tcPr>
           <w:p>
             <w:pPr>
+              <w:keepNext w:val="false"/>
               <w:spacing w:after="40" w:before="0"/>
               <w:jc w:val="left"/>
             </w:pPr>
@@ -23689,6 +24180,7 @@
           </w:tcPr>
           <w:p>
             <w:pPr>
+              <w:keepNext w:val="false"/>
               <w:spacing w:after="40" w:before="0"/>
               <w:jc w:val="center"/>
             </w:pPr>
@@ -23723,6 +24215,7 @@
           </w:tcPr>
           <w:p>
             <w:pPr>
+              <w:keepNext w:val="false"/>
               <w:spacing w:after="40" w:before="0"/>
               <w:jc w:val="left"/>
             </w:pPr>
@@ -23755,6 +24248,7 @@
           </w:tcPr>
           <w:p>
             <w:pPr>
+              <w:keepNext w:val="false"/>
               <w:spacing w:after="40" w:before="0"/>
               <w:jc w:val="left"/>
             </w:pPr>
@@ -23787,6 +24281,7 @@
           </w:tcPr>
           <w:p>
             <w:pPr>
+              <w:keepNext w:val="false"/>
               <w:spacing w:after="40" w:before="0"/>
               <w:jc w:val="left"/>
             </w:pPr>
@@ -23819,6 +24314,7 @@
           </w:tcPr>
           <w:p>
             <w:pPr>
+              <w:keepNext w:val="false"/>
               <w:spacing w:after="40" w:before="0"/>
               <w:jc w:val="left"/>
             </w:pPr>
@@ -23851,6 +24347,7 @@
           </w:tcPr>
           <w:p>
             <w:pPr>
+              <w:keepNext w:val="false"/>
               <w:spacing w:after="40" w:before="0"/>
               <w:jc w:val="left"/>
             </w:pPr>
@@ -23885,6 +24382,7 @@
           </w:tcPr>
           <w:p>
             <w:pPr>
+              <w:keepNext w:val="false"/>
               <w:spacing w:after="40" w:before="0"/>
               <w:jc w:val="left"/>
             </w:pPr>
@@ -23922,7 +24420,7 @@
             <w:pPr>
               <w:spacing w:after="20" w:before="0"/>
             </w:pPr>
-            <w:hyperlink w:history="1" r:id="rIdza98bm4f9lb-aukulesfu">
+            <w:hyperlink w:history="1" r:id="rIdsqisnfc64yn5bbveinlkn">
               <w:r>
                 <w:rPr>
                   <w:rFonts w:ascii="Arial" w:cs="Arial" w:eastAsia="Arial" w:hAnsi="Arial"/>
@@ -23955,7 +24453,7 @@
               <w:spacing w:after="10" w:before="0"/>
               <w:ind w:left="120"/>
             </w:pPr>
-            <w:hyperlink w:history="1" r:id="rIdibeignt-v8mred3e7ruip">
+            <w:hyperlink w:history="1" r:id="rId7u_uvmvadi_bhcu8o3hmk">
               <w:r>
                 <w:rPr>
                   <w:rFonts w:ascii="Arial" w:cs="Arial" w:eastAsia="Arial" w:hAnsi="Arial"/>
@@ -24017,7 +24515,7 @@
               <w:spacing w:after="10" w:before="0"/>
               <w:ind w:left="120"/>
             </w:pPr>
-            <w:hyperlink w:history="1" r:id="rId5clcxm6gl1z9w1oniafu5">
+            <w:hyperlink w:history="1" r:id="rIdegu-iufp-jprpk_rtzxzx">
               <w:r>
                 <w:rPr>
                   <w:rFonts w:ascii="Arial" w:cs="Arial" w:eastAsia="Arial" w:hAnsi="Arial"/>
@@ -24060,6 +24558,7 @@
           </w:tcPr>
           <w:p>
             <w:pPr>
+              <w:keepNext w:val="false"/>
               <w:spacing w:after="40" w:before="0"/>
               <w:jc w:val="left"/>
             </w:pPr>
@@ -24092,6 +24591,7 @@
           </w:tcPr>
           <w:p>
             <w:pPr>
+              <w:keepNext w:val="false"/>
               <w:spacing w:after="40" w:before="0"/>
               <w:jc w:val="left"/>
             </w:pPr>
@@ -24124,6 +24624,7 @@
           </w:tcPr>
           <w:p>
             <w:pPr>
+              <w:keepNext w:val="false"/>
               <w:spacing w:after="40" w:before="0"/>
               <w:jc w:val="left"/>
             </w:pPr>
@@ -24156,6 +24657,7 @@
           </w:tcPr>
           <w:p>
             <w:pPr>
+              <w:keepNext w:val="false"/>
               <w:spacing w:after="40" w:before="0"/>
               <w:jc w:val="left"/>
             </w:pPr>
@@ -24190,6 +24692,7 @@
           </w:tcPr>
           <w:p>
             <w:pPr>
+              <w:keepNext w:val="false"/>
               <w:spacing w:after="40" w:before="0"/>
               <w:jc w:val="left"/>
             </w:pPr>
@@ -24227,7 +24730,7 @@
             <w:pPr>
               <w:spacing w:after="20" w:before="0"/>
             </w:pPr>
-            <w:hyperlink w:history="1" r:id="rId7xtr-uwqfnbf6zxlr9roe">
+            <w:hyperlink w:history="1" r:id="rIdjhjuahvaioj4teuttvd9n">
               <w:r>
                 <w:rPr>
                   <w:rFonts w:ascii="Arial" w:cs="Arial" w:eastAsia="Arial" w:hAnsi="Arial"/>
@@ -24260,7 +24763,7 @@
               <w:spacing w:after="10" w:before="0"/>
               <w:ind w:left="120"/>
             </w:pPr>
-            <w:hyperlink w:history="1" r:id="rIdls3koall7bhqpjjx2penz">
+            <w:hyperlink w:history="1" r:id="rIdcfzterp9l_cfrnr03w0-0">
               <w:r>
                 <w:rPr>
                   <w:rFonts w:ascii="Arial" w:cs="Arial" w:eastAsia="Arial" w:hAnsi="Arial"/>
@@ -24322,7 +24825,7 @@
               <w:spacing w:after="10" w:before="0"/>
               <w:ind w:left="120"/>
             </w:pPr>
-            <w:hyperlink w:history="1" r:id="rIdxuotfzzdt7dludltcgqme">
+            <w:hyperlink w:history="1" r:id="rId26lep5h2-rwrps-rdu3wz">
               <w:r>
                 <w:rPr>
                   <w:rFonts w:ascii="Arial" w:cs="Arial" w:eastAsia="Arial" w:hAnsi="Arial"/>
@@ -24365,6 +24868,7 @@
           </w:tcPr>
           <w:p>
             <w:pPr>
+              <w:keepNext w:val="false"/>
               <w:spacing w:after="40" w:before="0"/>
               <w:jc w:val="left"/>
             </w:pPr>
@@ -24397,6 +24901,7 @@
           </w:tcPr>
           <w:p>
             <w:pPr>
+              <w:keepNext w:val="false"/>
               <w:spacing w:after="40" w:before="0"/>
               <w:jc w:val="left"/>
             </w:pPr>
@@ -24429,6 +24934,7 @@
           </w:tcPr>
           <w:p>
             <w:pPr>
+              <w:keepNext w:val="false"/>
               <w:spacing w:after="40" w:before="0"/>
               <w:jc w:val="left"/>
             </w:pPr>
@@ -24461,6 +24967,7 @@
           </w:tcPr>
           <w:p>
             <w:pPr>
+              <w:keepNext w:val="false"/>
               <w:spacing w:after="40" w:before="0"/>
               <w:jc w:val="left"/>
             </w:pPr>
@@ -24495,6 +25002,7 @@
           </w:tcPr>
           <w:p>
             <w:pPr>
+              <w:keepNext w:val="false"/>
               <w:spacing w:after="40" w:before="0"/>
               <w:jc w:val="left"/>
             </w:pPr>
@@ -24532,7 +25040,7 @@
             <w:pPr>
               <w:spacing w:after="20" w:before="0"/>
             </w:pPr>
-            <w:hyperlink w:history="1" r:id="rId32hiicv5xgnmodapvjc1p">
+            <w:hyperlink w:history="1" r:id="rIdhov3q81j76zzx9furnprz">
               <w:r>
                 <w:rPr>
                   <w:rFonts w:ascii="Arial" w:cs="Arial" w:eastAsia="Arial" w:hAnsi="Arial"/>
@@ -24581,7 +25089,7 @@
               <w:spacing w:after="10" w:before="0"/>
               <w:ind w:left="120"/>
             </w:pPr>
-            <w:hyperlink w:history="1" r:id="rIdyevjcxyhcnsrdmn0e16sf">
+            <w:hyperlink w:history="1" r:id="rIdjrem8gwizkwt0vrlxvflp">
               <w:r>
                 <w:rPr>
                   <w:rFonts w:ascii="Arial" w:cs="Arial" w:eastAsia="Arial" w:hAnsi="Arial"/>
@@ -24643,7 +25151,7 @@
               <w:spacing w:after="10" w:before="0"/>
               <w:ind w:left="120"/>
             </w:pPr>
-            <w:hyperlink w:history="1" r:id="rIdliutfgzrc8jrraczleufx">
+            <w:hyperlink w:history="1" r:id="rIdg8vcpxfw7zhijd2uhf6rr">
               <w:r>
                 <w:rPr>
                   <w:rFonts w:ascii="Arial" w:cs="Arial" w:eastAsia="Arial" w:hAnsi="Arial"/>
@@ -24686,6 +25194,7 @@
           </w:tcPr>
           <w:p>
             <w:pPr>
+              <w:keepNext w:val="false"/>
               <w:spacing w:after="40" w:before="0"/>
               <w:jc w:val="left"/>
             </w:pPr>
@@ -24718,6 +25227,7 @@
           </w:tcPr>
           <w:p>
             <w:pPr>
+              <w:keepNext w:val="false"/>
               <w:spacing w:after="40" w:before="0"/>
               <w:jc w:val="left"/>
             </w:pPr>
@@ -24750,6 +25260,7 @@
           </w:tcPr>
           <w:p>
             <w:pPr>
+              <w:keepNext w:val="false"/>
               <w:spacing w:after="40" w:before="0"/>
               <w:jc w:val="left"/>
             </w:pPr>
@@ -24782,6 +25293,7 @@
           </w:tcPr>
           <w:p>
             <w:pPr>
+              <w:keepNext w:val="false"/>
               <w:spacing w:after="40" w:before="0"/>
               <w:jc w:val="left"/>
             </w:pPr>
@@ -24816,6 +25328,7 @@
           </w:tcPr>
           <w:p>
             <w:pPr>
+              <w:keepNext w:val="false"/>
               <w:spacing w:after="40" w:before="0"/>
               <w:jc w:val="left"/>
             </w:pPr>
@@ -24853,7 +25366,7 @@
             <w:pPr>
               <w:spacing w:after="20" w:before="0"/>
             </w:pPr>
-            <w:hyperlink w:history="1" r:id="rIdj_ezypautllfldw_fx6v2">
+            <w:hyperlink w:history="1" r:id="rIdplwnjvn8tb8dcplx1nszc">
               <w:r>
                 <w:rPr>
                   <w:rFonts w:ascii="Arial" w:cs="Arial" w:eastAsia="Arial" w:hAnsi="Arial"/>
@@ -24902,7 +25415,7 @@
               <w:spacing w:after="10" w:before="0"/>
               <w:ind w:left="120"/>
             </w:pPr>
-            <w:hyperlink w:history="1" r:id="rIdkzavbddfmqdaspbimbwii">
+            <w:hyperlink w:history="1" r:id="rIdq8jq_ngnx5qebsxgrtslv">
               <w:r>
                 <w:rPr>
                   <w:rFonts w:ascii="Arial" w:cs="Arial" w:eastAsia="Arial" w:hAnsi="Arial"/>
@@ -24964,7 +25477,7 @@
               <w:spacing w:after="10" w:before="0"/>
               <w:ind w:left="120"/>
             </w:pPr>
-            <w:hyperlink w:history="1" r:id="rId1knhmnjkathgbp-67-m0s">
+            <w:hyperlink w:history="1" r:id="rId15s2_y9tulizt-14mketw">
               <w:r>
                 <w:rPr>
                   <w:rFonts w:ascii="Arial" w:cs="Arial" w:eastAsia="Arial" w:hAnsi="Arial"/>
@@ -25007,6 +25520,7 @@
           </w:tcPr>
           <w:p>
             <w:pPr>
+              <w:keepNext w:val="false"/>
               <w:spacing w:after="40" w:before="0"/>
               <w:jc w:val="left"/>
             </w:pPr>
@@ -25039,6 +25553,7 @@
           </w:tcPr>
           <w:p>
             <w:pPr>
+              <w:keepNext w:val="false"/>
               <w:spacing w:after="40" w:before="0"/>
               <w:jc w:val="left"/>
             </w:pPr>
@@ -25071,6 +25586,7 @@
           </w:tcPr>
           <w:p>
             <w:pPr>
+              <w:keepNext w:val="false"/>
               <w:spacing w:after="40" w:before="0"/>
               <w:jc w:val="left"/>
             </w:pPr>
@@ -25103,6 +25619,7 @@
           </w:tcPr>
           <w:p>
             <w:pPr>
+              <w:keepNext w:val="false"/>
               <w:spacing w:after="40" w:before="0"/>
               <w:jc w:val="left"/>
             </w:pPr>
@@ -25137,6 +25654,7 @@
           </w:tcPr>
           <w:p>
             <w:pPr>
+              <w:keepNext w:val="false"/>
               <w:spacing w:after="40" w:before="0"/>
               <w:jc w:val="left"/>
             </w:pPr>
@@ -25174,7 +25692,7 @@
             <w:pPr>
               <w:spacing w:after="20" w:before="0"/>
             </w:pPr>
-            <w:hyperlink w:history="1" r:id="rId8h1gx1vyg4p7i6clc2oef">
+            <w:hyperlink w:history="1" r:id="rIdels_42w-gjhjujajyg_gz">
               <w:r>
                 <w:rPr>
                   <w:rFonts w:ascii="Arial" w:cs="Arial" w:eastAsia="Arial" w:hAnsi="Arial"/>
@@ -25223,7 +25741,7 @@
               <w:spacing w:after="10" w:before="0"/>
               <w:ind w:left="120"/>
             </w:pPr>
-            <w:hyperlink w:history="1" r:id="rIdzqxpyqs4rbgpztqz8p--v">
+            <w:hyperlink w:history="1" r:id="rIdniedvdlic76xijk5ksvye">
               <w:r>
                 <w:rPr>
                   <w:rFonts w:ascii="Arial" w:cs="Arial" w:eastAsia="Arial" w:hAnsi="Arial"/>
@@ -25285,7 +25803,7 @@
               <w:spacing w:after="10" w:before="0"/>
               <w:ind w:left="120"/>
             </w:pPr>
-            <w:hyperlink w:history="1" r:id="rIdpwrfyx5q5koksr6ufvqpj">
+            <w:hyperlink w:history="1" r:id="rIdvqfdh4jnxrbqh58vq3ttm">
               <w:r>
                 <w:rPr>
                   <w:rFonts w:ascii="Arial" w:cs="Arial" w:eastAsia="Arial" w:hAnsi="Arial"/>
@@ -25328,6 +25846,7 @@
           </w:tcPr>
           <w:p>
             <w:pPr>
+              <w:keepNext w:val="false"/>
               <w:spacing w:after="40" w:before="0"/>
               <w:jc w:val="left"/>
             </w:pPr>
@@ -25360,6 +25879,7 @@
           </w:tcPr>
           <w:p>
             <w:pPr>
+              <w:keepNext w:val="false"/>
               <w:spacing w:after="40" w:before="0"/>
               <w:jc w:val="left"/>
             </w:pPr>
@@ -25392,6 +25912,7 @@
           </w:tcPr>
           <w:p>
             <w:pPr>
+              <w:keepNext w:val="false"/>
               <w:spacing w:after="40" w:before="0"/>
               <w:jc w:val="left"/>
             </w:pPr>
@@ -25424,6 +25945,7 @@
           </w:tcPr>
           <w:p>
             <w:pPr>
+              <w:keepNext w:val="false"/>
               <w:spacing w:after="40" w:before="0"/>
               <w:jc w:val="left"/>
             </w:pPr>
@@ -25483,6 +26005,7 @@
           </w:tcPr>
           <w:p>
             <w:pPr>
+              <w:keepNext w:val="false"/>
               <w:spacing w:after="40" w:before="0"/>
               <w:jc w:val="center"/>
             </w:pPr>
@@ -25517,6 +26040,7 @@
           </w:tcPr>
           <w:p>
             <w:pPr>
+              <w:keepNext w:val="false"/>
               <w:spacing w:after="40" w:before="0"/>
               <w:jc w:val="left"/>
             </w:pPr>
@@ -25578,6 +26102,7 @@
           </w:tcPr>
           <w:p>
             <w:pPr>
+              <w:keepNext w:val="false"/>
               <w:spacing w:after="40" w:before="0"/>
               <w:jc w:val="center"/>
             </w:pPr>
@@ -25612,6 +26137,7 @@
           </w:tcPr>
           <w:p>
             <w:pPr>
+              <w:keepNext w:val="false"/>
               <w:spacing w:after="40" w:before="0"/>
               <w:jc w:val="left"/>
             </w:pPr>
@@ -25644,6 +26170,7 @@
           </w:tcPr>
           <w:p>
             <w:pPr>
+              <w:keepNext w:val="false"/>
               <w:spacing w:after="40" w:before="0"/>
               <w:jc w:val="left"/>
             </w:pPr>
@@ -25678,6 +26205,7 @@
           </w:tcPr>
           <w:p>
             <w:pPr>
+              <w:keepNext w:val="false"/>
               <w:spacing w:after="40" w:before="0"/>
               <w:jc w:val="left"/>
             </w:pPr>
@@ -25710,6 +26238,7 @@
           </w:tcPr>
           <w:p>
             <w:pPr>
+              <w:keepNext w:val="false"/>
               <w:spacing w:after="40" w:before="0"/>
               <w:jc w:val="left"/>
             </w:pPr>
@@ -25744,6 +26273,7 @@
           </w:tcPr>
           <w:p>
             <w:pPr>
+              <w:keepNext w:val="false"/>
               <w:spacing w:after="40" w:before="0"/>
               <w:jc w:val="left"/>
             </w:pPr>
@@ -25776,6 +26306,7 @@
           </w:tcPr>
           <w:p>
             <w:pPr>
+              <w:keepNext w:val="false"/>
               <w:spacing w:after="40" w:before="0"/>
               <w:jc w:val="left"/>
             </w:pPr>
@@ -25812,7 +26343,7 @@
         </w:rPr>
         <w:t xml:space="preserve">© 2026 SeaVuria and ARES. Aligned with KICD objectives. Developed by SeaVuria; technical implementation by ARES (with AI assistance from Claude). Licensed under </w:t>
       </w:r>
-      <w:hyperlink w:history="1" r:id="rIdrorx8wgu7b5ami2by0nu9">
+      <w:hyperlink w:history="1" r:id="rIday2pdere7nq0bvpxiene8">
         <w:r>
           <w:rPr>
             <w:rFonts w:ascii="Arial" w:cs="Arial" w:eastAsia="Arial" w:hAnsi="Arial"/>
@@ -25833,7 +26364,7 @@
         </w:rPr>
         <w:t xml:space="preserve"> (</w:t>
       </w:r>
-      <w:hyperlink w:history="1" r:id="rIdcs5gmspfvoipxpdfmwukz">
+      <w:hyperlink w:history="1" r:id="rIdqawubrvo2nhgtzvedwvbh">
         <w:r>
           <w:rPr>
             <w:rFonts w:ascii="Arial" w:cs="Arial" w:eastAsia="Arial" w:hAnsi="Arial"/>
@@ -25893,6 +26424,7 @@
           </w:tcPr>
           <w:p>
             <w:pPr>
+              <w:keepNext w:val="false"/>
               <w:spacing w:after="40" w:before="0"/>
               <w:jc w:val="center"/>
             </w:pPr>
@@ -25928,6 +26460,7 @@
           </w:tcPr>
           <w:p>
             <w:pPr>
+              <w:keepNext w:val="false"/>
               <w:spacing w:after="40" w:before="0"/>
               <w:jc w:val="center"/>
             </w:pPr>
@@ -25962,6 +26495,7 @@
           </w:tcPr>
           <w:p>
             <w:pPr>
+              <w:keepNext w:val="false"/>
               <w:spacing w:after="40" w:before="0"/>
               <w:jc w:val="left"/>
             </w:pPr>
@@ -25994,6 +26528,7 @@
           </w:tcPr>
           <w:p>
             <w:pPr>
+              <w:keepNext w:val="false"/>
               <w:spacing w:after="40" w:before="0"/>
               <w:jc w:val="left"/>
             </w:pPr>
@@ -26028,6 +26563,7 @@
           </w:tcPr>
           <w:p>
             <w:pPr>
+              <w:keepNext w:val="false"/>
               <w:spacing w:after="40" w:before="0"/>
               <w:jc w:val="left"/>
             </w:pPr>
@@ -26060,6 +26596,7 @@
           </w:tcPr>
           <w:p>
             <w:pPr>
+              <w:keepNext w:val="false"/>
               <w:spacing w:after="40" w:before="0"/>
               <w:jc w:val="left"/>
             </w:pPr>
@@ -26094,6 +26631,7 @@
           </w:tcPr>
           <w:p>
             <w:pPr>
+              <w:keepNext w:val="false"/>
               <w:spacing w:after="40" w:before="0"/>
               <w:jc w:val="left"/>
             </w:pPr>
@@ -26126,6 +26664,7 @@
           </w:tcPr>
           <w:p>
             <w:pPr>
+              <w:keepNext w:val="false"/>
               <w:spacing w:after="40" w:before="0"/>
               <w:jc w:val="left"/>
             </w:pPr>
@@ -26160,6 +26699,7 @@
           </w:tcPr>
           <w:p>
             <w:pPr>
+              <w:keepNext w:val="false"/>
               <w:spacing w:after="40" w:before="0"/>
               <w:jc w:val="left"/>
             </w:pPr>
@@ -26192,6 +26732,7 @@
           </w:tcPr>
           <w:p>
             <w:pPr>
+              <w:keepNext w:val="false"/>
               <w:spacing w:after="40" w:before="0"/>
               <w:jc w:val="left"/>
             </w:pPr>
@@ -26226,6 +26767,7 @@
           </w:tcPr>
           <w:p>
             <w:pPr>
+              <w:keepNext w:val="false"/>
               <w:spacing w:after="40" w:before="0"/>
               <w:jc w:val="left"/>
             </w:pPr>
@@ -26258,6 +26800,7 @@
           </w:tcPr>
           <w:p>
             <w:pPr>
+              <w:keepNext w:val="false"/>
               <w:spacing w:after="40" w:before="0"/>
               <w:jc w:val="left"/>
             </w:pPr>
@@ -26292,6 +26835,7 @@
           </w:tcPr>
           <w:p>
             <w:pPr>
+              <w:keepNext w:val="false"/>
               <w:spacing w:after="40" w:before="0"/>
               <w:jc w:val="left"/>
             </w:pPr>
@@ -26324,6 +26868,7 @@
           </w:tcPr>
           <w:p>
             <w:pPr>
+              <w:keepNext w:val="false"/>
               <w:spacing w:after="40" w:before="0"/>
               <w:jc w:val="left"/>
             </w:pPr>
@@ -26358,6 +26903,7 @@
           </w:tcPr>
           <w:p>
             <w:pPr>
+              <w:keepNext w:val="false"/>
               <w:spacing w:after="40" w:before="0"/>
               <w:jc w:val="left"/>
             </w:pPr>
@@ -26390,6 +26936,7 @@
           </w:tcPr>
           <w:p>
             <w:pPr>
+              <w:keepNext w:val="false"/>
               <w:spacing w:after="40" w:before="0"/>
               <w:jc w:val="left"/>
             </w:pPr>
@@ -26424,6 +26971,7 @@
           </w:tcPr>
           <w:p>
             <w:pPr>
+              <w:keepNext w:val="false"/>
               <w:spacing w:after="40" w:before="0"/>
               <w:jc w:val="left"/>
             </w:pPr>
@@ -26456,6 +27004,7 @@
           </w:tcPr>
           <w:p>
             <w:pPr>
+              <w:keepNext w:val="false"/>
               <w:spacing w:after="40" w:before="0"/>
               <w:jc w:val="left"/>
             </w:pPr>
@@ -26515,6 +27064,7 @@
           </w:tcPr>
           <w:p>
             <w:pPr>
+              <w:keepNext w:val="false"/>
               <w:spacing w:after="40" w:before="0"/>
               <w:jc w:val="center"/>
             </w:pPr>
@@ -26549,6 +27099,7 @@
           </w:tcPr>
           <w:p>
             <w:pPr>
+              <w:keepNext w:val="false"/>
               <w:spacing w:after="40" w:before="0"/>
               <w:jc w:val="left"/>
             </w:pPr>
@@ -26613,6 +27164,7 @@
           </w:tcPr>
           <w:p>
             <w:pPr>
+              <w:keepNext w:val="false"/>
               <w:spacing w:after="40" w:before="0"/>
               <w:jc w:val="center"/>
             </w:pPr>
@@ -26647,6 +27199,7 @@
           </w:tcPr>
           <w:p>
             <w:pPr>
+              <w:keepNext w:val="false"/>
               <w:spacing w:after="40" w:before="0"/>
               <w:jc w:val="left"/>
             </w:pPr>
@@ -26679,6 +27232,7 @@
           </w:tcPr>
           <w:p>
             <w:pPr>
+              <w:keepNext w:val="false"/>
               <w:spacing w:after="40" w:before="0"/>
               <w:jc w:val="left"/>
             </w:pPr>
@@ -26711,6 +27265,7 @@
           </w:tcPr>
           <w:p>
             <w:pPr>
+              <w:keepNext w:val="false"/>
               <w:spacing w:after="40" w:before="0"/>
               <w:jc w:val="left"/>
             </w:pPr>
@@ -26743,6 +27298,7 @@
           </w:tcPr>
           <w:p>
             <w:pPr>
+              <w:keepNext w:val="false"/>
               <w:spacing w:after="40" w:before="0"/>
               <w:jc w:val="left"/>
             </w:pPr>
@@ -26775,6 +27331,7 @@
           </w:tcPr>
           <w:p>
             <w:pPr>
+              <w:keepNext w:val="false"/>
               <w:spacing w:after="40" w:before="0"/>
               <w:jc w:val="left"/>
             </w:pPr>
@@ -26809,6 +27366,7 @@
           </w:tcPr>
           <w:p>
             <w:pPr>
+              <w:keepNext w:val="false"/>
               <w:spacing w:after="40" w:before="0"/>
               <w:jc w:val="left"/>
             </w:pPr>
@@ -26846,7 +27404,7 @@
             <w:pPr>
               <w:spacing w:after="20" w:before="0"/>
             </w:pPr>
-            <w:hyperlink w:history="1" r:id="rIdtaxzpuvfmtbhqgrshsb6x">
+            <w:hyperlink w:history="1" r:id="rIdzdn-opblq2oylpp72g2hj">
               <w:r>
                 <w:rPr>
                   <w:rFonts w:ascii="Arial" w:cs="Arial" w:eastAsia="Arial" w:hAnsi="Arial"/>
@@ -26895,7 +27453,7 @@
               <w:spacing w:after="10" w:before="0"/>
               <w:ind w:left="120"/>
             </w:pPr>
-            <w:hyperlink w:history="1" r:id="rId4zhiwf7oenfonjeaaewlj">
+            <w:hyperlink w:history="1" r:id="rIdawiw7xhuznq9sumrtefw0">
               <w:r>
                 <w:rPr>
                   <w:rFonts w:ascii="Arial" w:cs="Arial" w:eastAsia="Arial" w:hAnsi="Arial"/>
@@ -26957,7 +27515,7 @@
               <w:spacing w:after="10" w:before="0"/>
               <w:ind w:left="120"/>
             </w:pPr>
-            <w:hyperlink w:history="1" r:id="rIdpyjvqvblueancxxk_5qqj">
+            <w:hyperlink w:history="1" r:id="rIdbdeouivxtdn3qhyjihkb3">
               <w:r>
                 <w:rPr>
                   <w:rFonts w:ascii="Arial" w:cs="Arial" w:eastAsia="Arial" w:hAnsi="Arial"/>
@@ -27000,6 +27558,7 @@
           </w:tcPr>
           <w:p>
             <w:pPr>
+              <w:keepNext w:val="false"/>
               <w:spacing w:after="40" w:before="0"/>
               <w:jc w:val="left"/>
             </w:pPr>
@@ -27032,6 +27591,7 @@
           </w:tcPr>
           <w:p>
             <w:pPr>
+              <w:keepNext w:val="false"/>
               <w:spacing w:after="40" w:before="0"/>
               <w:jc w:val="left"/>
             </w:pPr>
@@ -27064,6 +27624,7 @@
           </w:tcPr>
           <w:p>
             <w:pPr>
+              <w:keepNext w:val="false"/>
               <w:spacing w:after="40" w:before="0"/>
               <w:jc w:val="left"/>
             </w:pPr>
@@ -27096,6 +27657,7 @@
           </w:tcPr>
           <w:p>
             <w:pPr>
+              <w:keepNext w:val="false"/>
               <w:spacing w:after="40" w:before="0"/>
               <w:jc w:val="left"/>
             </w:pPr>
@@ -27130,6 +27692,7 @@
           </w:tcPr>
           <w:p>
             <w:pPr>
+              <w:keepNext w:val="false"/>
               <w:spacing w:after="40" w:before="0"/>
               <w:jc w:val="left"/>
             </w:pPr>
@@ -27167,7 +27730,7 @@
             <w:pPr>
               <w:spacing w:after="20" w:before="0"/>
             </w:pPr>
-            <w:hyperlink w:history="1" r:id="rIdhs6axdbm-9bqp-sjsu4as">
+            <w:hyperlink w:history="1" r:id="rIdw6ckyamu7pjwanzprayn0">
               <w:r>
                 <w:rPr>
                   <w:rFonts w:ascii="Arial" w:cs="Arial" w:eastAsia="Arial" w:hAnsi="Arial"/>
@@ -27216,7 +27779,7 @@
               <w:spacing w:after="10" w:before="0"/>
               <w:ind w:left="120"/>
             </w:pPr>
-            <w:hyperlink w:history="1" r:id="rIdgma8l1m7uxxgynwbuonms">
+            <w:hyperlink w:history="1" r:id="rIdnxaajrifi3ofznwax3_sh">
               <w:r>
                 <w:rPr>
                   <w:rFonts w:ascii="Arial" w:cs="Arial" w:eastAsia="Arial" w:hAnsi="Arial"/>
@@ -27278,7 +27841,7 @@
               <w:spacing w:after="10" w:before="0"/>
               <w:ind w:left="120"/>
             </w:pPr>
-            <w:hyperlink w:history="1" r:id="rIdjyxjugspgijnp1xrmplcv">
+            <w:hyperlink w:history="1" r:id="rIdcyisybo33zuwsdda1_cfw">
               <w:r>
                 <w:rPr>
                   <w:rFonts w:ascii="Arial" w:cs="Arial" w:eastAsia="Arial" w:hAnsi="Arial"/>
@@ -27321,6 +27884,7 @@
           </w:tcPr>
           <w:p>
             <w:pPr>
+              <w:keepNext w:val="false"/>
               <w:spacing w:after="40" w:before="0"/>
               <w:jc w:val="left"/>
             </w:pPr>
@@ -27353,6 +27917,7 @@
           </w:tcPr>
           <w:p>
             <w:pPr>
+              <w:keepNext w:val="false"/>
               <w:spacing w:after="40" w:before="0"/>
               <w:jc w:val="left"/>
             </w:pPr>
@@ -27385,6 +27950,7 @@
           </w:tcPr>
           <w:p>
             <w:pPr>
+              <w:keepNext w:val="false"/>
               <w:spacing w:after="40" w:before="0"/>
               <w:jc w:val="left"/>
             </w:pPr>
@@ -27417,6 +27983,7 @@
           </w:tcPr>
           <w:p>
             <w:pPr>
+              <w:keepNext w:val="false"/>
               <w:spacing w:after="40" w:before="0"/>
               <w:jc w:val="left"/>
             </w:pPr>
@@ -27451,6 +28018,7 @@
           </w:tcPr>
           <w:p>
             <w:pPr>
+              <w:keepNext w:val="false"/>
               <w:spacing w:after="40" w:before="0"/>
               <w:jc w:val="left"/>
             </w:pPr>
@@ -27488,7 +28056,7 @@
             <w:pPr>
               <w:spacing w:after="20" w:before="0"/>
             </w:pPr>
-            <w:hyperlink w:history="1" r:id="rIdt1ewqcul7jdcmk8o6ligt">
+            <w:hyperlink w:history="1" r:id="rIdd8cwbfl52btpvjduknt4q">
               <w:r>
                 <w:rPr>
                   <w:rFonts w:ascii="Arial" w:cs="Arial" w:eastAsia="Arial" w:hAnsi="Arial"/>
@@ -27537,7 +28105,7 @@
               <w:spacing w:after="10" w:before="0"/>
               <w:ind w:left="120"/>
             </w:pPr>
-            <w:hyperlink w:history="1" r:id="rIdfj-nbhebu0-zqbit0nitb">
+            <w:hyperlink w:history="1" r:id="rIdnsr52zyuhiqno7hoelshn">
               <w:r>
                 <w:rPr>
                   <w:rFonts w:ascii="Arial" w:cs="Arial" w:eastAsia="Arial" w:hAnsi="Arial"/>
@@ -27599,7 +28167,7 @@
               <w:spacing w:after="10" w:before="0"/>
               <w:ind w:left="120"/>
             </w:pPr>
-            <w:hyperlink w:history="1" r:id="rIdwa2xmvbllcw5mpdznch85">
+            <w:hyperlink w:history="1" r:id="rIdcnb1hmbtq2ckzxvzlxyc_">
               <w:r>
                 <w:rPr>
                   <w:rFonts w:ascii="Arial" w:cs="Arial" w:eastAsia="Arial" w:hAnsi="Arial"/>
@@ -27642,6 +28210,7 @@
           </w:tcPr>
           <w:p>
             <w:pPr>
+              <w:keepNext w:val="false"/>
               <w:spacing w:after="40" w:before="0"/>
               <w:jc w:val="left"/>
             </w:pPr>
@@ -27674,6 +28243,7 @@
           </w:tcPr>
           <w:p>
             <w:pPr>
+              <w:keepNext w:val="false"/>
               <w:spacing w:after="40" w:before="0"/>
               <w:jc w:val="left"/>
             </w:pPr>
@@ -27706,6 +28276,7 @@
           </w:tcPr>
           <w:p>
             <w:pPr>
+              <w:keepNext w:val="false"/>
               <w:spacing w:after="40" w:before="0"/>
               <w:jc w:val="left"/>
             </w:pPr>
@@ -27738,6 +28309,7 @@
           </w:tcPr>
           <w:p>
             <w:pPr>
+              <w:keepNext w:val="false"/>
               <w:spacing w:after="40" w:before="0"/>
               <w:jc w:val="left"/>
             </w:pPr>
@@ -27772,6 +28344,7 @@
           </w:tcPr>
           <w:p>
             <w:pPr>
+              <w:keepNext w:val="false"/>
               <w:spacing w:after="40" w:before="0"/>
               <w:jc w:val="left"/>
             </w:pPr>
@@ -27809,7 +28382,7 @@
             <w:pPr>
               <w:spacing w:after="20" w:before="0"/>
             </w:pPr>
-            <w:hyperlink w:history="1" r:id="rIdecetqcpbywisgkqybycyu">
+            <w:hyperlink w:history="1" r:id="rIdm3md3no-25h7humzaewiy">
               <w:r>
                 <w:rPr>
                   <w:rFonts w:ascii="Arial" w:cs="Arial" w:eastAsia="Arial" w:hAnsi="Arial"/>
@@ -27858,7 +28431,7 @@
               <w:spacing w:after="10" w:before="0"/>
               <w:ind w:left="120"/>
             </w:pPr>
-            <w:hyperlink w:history="1" r:id="rIdofqk0fytraq7dufi61t8a">
+            <w:hyperlink w:history="1" r:id="rIdjji9ofgpyya6qu-vcz_t9">
               <w:r>
                 <w:rPr>
                   <w:rFonts w:ascii="Arial" w:cs="Arial" w:eastAsia="Arial" w:hAnsi="Arial"/>
@@ -27920,7 +28493,7 @@
               <w:spacing w:after="10" w:before="0"/>
               <w:ind w:left="120"/>
             </w:pPr>
-            <w:hyperlink w:history="1" r:id="rIdr0rcpkexyi4_mlzkw8o20">
+            <w:hyperlink w:history="1" r:id="rIddnatyialjqguvm3i-7nyx">
               <w:r>
                 <w:rPr>
                   <w:rFonts w:ascii="Arial" w:cs="Arial" w:eastAsia="Arial" w:hAnsi="Arial"/>
@@ -27963,6 +28536,7 @@
           </w:tcPr>
           <w:p>
             <w:pPr>
+              <w:keepNext w:val="false"/>
               <w:spacing w:after="40" w:before="0"/>
               <w:jc w:val="left"/>
             </w:pPr>
@@ -27995,6 +28569,7 @@
           </w:tcPr>
           <w:p>
             <w:pPr>
+              <w:keepNext w:val="false"/>
               <w:spacing w:after="40" w:before="0"/>
               <w:jc w:val="left"/>
             </w:pPr>
@@ -28027,6 +28602,7 @@
           </w:tcPr>
           <w:p>
             <w:pPr>
+              <w:keepNext w:val="false"/>
               <w:spacing w:after="40" w:before="0"/>
               <w:jc w:val="left"/>
             </w:pPr>
@@ -28059,6 +28635,7 @@
           </w:tcPr>
           <w:p>
             <w:pPr>
+              <w:keepNext w:val="false"/>
               <w:spacing w:after="40" w:before="0"/>
               <w:jc w:val="left"/>
             </w:pPr>
@@ -28093,6 +28670,7 @@
           </w:tcPr>
           <w:p>
             <w:pPr>
+              <w:keepNext w:val="false"/>
               <w:spacing w:after="40" w:before="0"/>
               <w:jc w:val="left"/>
             </w:pPr>
@@ -28130,7 +28708,7 @@
             <w:pPr>
               <w:spacing w:after="20" w:before="0"/>
             </w:pPr>
-            <w:hyperlink w:history="1" r:id="rIdyglh4kh-juk2yf-phms1i">
+            <w:hyperlink w:history="1" r:id="rIdnsfooca-rlhkqwmwsm50p">
               <w:r>
                 <w:rPr>
                   <w:rFonts w:ascii="Arial" w:cs="Arial" w:eastAsia="Arial" w:hAnsi="Arial"/>
@@ -28179,7 +28757,7 @@
               <w:spacing w:after="10" w:before="0"/>
               <w:ind w:left="120"/>
             </w:pPr>
-            <w:hyperlink w:history="1" r:id="rId-xoggbko9jnzwnuzh8not">
+            <w:hyperlink w:history="1" r:id="rIdpdntzwlea2juhusdmi0sf">
               <w:r>
                 <w:rPr>
                   <w:rFonts w:ascii="Arial" w:cs="Arial" w:eastAsia="Arial" w:hAnsi="Arial"/>
@@ -28241,7 +28819,7 @@
               <w:spacing w:after="10" w:before="0"/>
               <w:ind w:left="120"/>
             </w:pPr>
-            <w:hyperlink w:history="1" r:id="rIdtg8yoskkmuvt3fnzrunda">
+            <w:hyperlink w:history="1" r:id="rIdzbab1ho7-95pf04h8f1tz">
               <w:r>
                 <w:rPr>
                   <w:rFonts w:ascii="Arial" w:cs="Arial" w:eastAsia="Arial" w:hAnsi="Arial"/>
@@ -28284,6 +28862,7 @@
           </w:tcPr>
           <w:p>
             <w:pPr>
+              <w:keepNext w:val="false"/>
               <w:spacing w:after="40" w:before="0"/>
               <w:jc w:val="left"/>
             </w:pPr>
@@ -28316,6 +28895,7 @@
           </w:tcPr>
           <w:p>
             <w:pPr>
+              <w:keepNext w:val="false"/>
               <w:spacing w:after="40" w:before="0"/>
               <w:jc w:val="left"/>
             </w:pPr>
@@ -28348,6 +28928,7 @@
           </w:tcPr>
           <w:p>
             <w:pPr>
+              <w:keepNext w:val="false"/>
               <w:spacing w:after="40" w:before="0"/>
               <w:jc w:val="left"/>
             </w:pPr>
@@ -28380,6 +28961,7 @@
           </w:tcPr>
           <w:p>
             <w:pPr>
+              <w:keepNext w:val="false"/>
               <w:spacing w:after="40" w:before="0"/>
               <w:jc w:val="left"/>
             </w:pPr>
@@ -28439,6 +29021,7 @@
           </w:tcPr>
           <w:p>
             <w:pPr>
+              <w:keepNext w:val="false"/>
               <w:spacing w:after="40" w:before="0"/>
               <w:jc w:val="center"/>
             </w:pPr>
@@ -28473,6 +29056,7 @@
           </w:tcPr>
           <w:p>
             <w:pPr>
+              <w:keepNext w:val="false"/>
               <w:spacing w:after="40" w:before="0"/>
               <w:jc w:val="left"/>
             </w:pPr>
@@ -28534,6 +29118,7 @@
           </w:tcPr>
           <w:p>
             <w:pPr>
+              <w:keepNext w:val="false"/>
               <w:spacing w:after="40" w:before="0"/>
               <w:jc w:val="center"/>
             </w:pPr>
@@ -28568,6 +29153,7 @@
           </w:tcPr>
           <w:p>
             <w:pPr>
+              <w:keepNext w:val="false"/>
               <w:spacing w:after="40" w:before="0"/>
               <w:jc w:val="left"/>
             </w:pPr>
@@ -28600,6 +29186,7 @@
           </w:tcPr>
           <w:p>
             <w:pPr>
+              <w:keepNext w:val="false"/>
               <w:spacing w:after="40" w:before="0"/>
               <w:jc w:val="left"/>
             </w:pPr>
@@ -28634,6 +29221,7 @@
           </w:tcPr>
           <w:p>
             <w:pPr>
+              <w:keepNext w:val="false"/>
               <w:spacing w:after="40" w:before="0"/>
               <w:jc w:val="left"/>
             </w:pPr>
@@ -28666,6 +29254,7 @@
           </w:tcPr>
           <w:p>
             <w:pPr>
+              <w:keepNext w:val="false"/>
               <w:spacing w:after="40" w:before="0"/>
               <w:jc w:val="left"/>
             </w:pPr>
@@ -28700,6 +29289,7 @@
           </w:tcPr>
           <w:p>
             <w:pPr>
+              <w:keepNext w:val="false"/>
               <w:spacing w:after="40" w:before="0"/>
               <w:jc w:val="left"/>
             </w:pPr>
@@ -28732,6 +29322,7 @@
           </w:tcPr>
           <w:p>
             <w:pPr>
+              <w:keepNext w:val="false"/>
               <w:spacing w:after="40" w:before="0"/>
               <w:jc w:val="left"/>
             </w:pPr>
@@ -28768,7 +29359,7 @@
         </w:rPr>
         <w:t xml:space="preserve">© 2026 SeaVuria and ARES. Aligned with KICD objectives. Developed by SeaVuria; technical implementation by ARES (with AI assistance from Claude). Licensed under </w:t>
       </w:r>
-      <w:hyperlink w:history="1" r:id="rIdeqp1epihc9xc-vvvm4aqu">
+      <w:hyperlink w:history="1" r:id="rIdet6yynbezy3k1w3vb2vxw">
         <w:r>
           <w:rPr>
             <w:rFonts w:ascii="Arial" w:cs="Arial" w:eastAsia="Arial" w:hAnsi="Arial"/>
@@ -28789,7 +29380,7 @@
         </w:rPr>
         <w:t xml:space="preserve"> (</w:t>
       </w:r>
-      <w:hyperlink w:history="1" r:id="rIda5h4syjyqafmuhsrxnuy_">
+      <w:hyperlink w:history="1" r:id="rIdnzucmlzhx5s5tdg4ey_qc">
         <w:r>
           <w:rPr>
             <w:rFonts w:ascii="Arial" w:cs="Arial" w:eastAsia="Arial" w:hAnsi="Arial"/>
@@ -28849,6 +29440,7 @@
           </w:tcPr>
           <w:p>
             <w:pPr>
+              <w:keepNext w:val="false"/>
               <w:spacing w:after="40" w:before="0"/>
               <w:jc w:val="center"/>
             </w:pPr>
@@ -28884,6 +29476,7 @@
           </w:tcPr>
           <w:p>
             <w:pPr>
+              <w:keepNext w:val="false"/>
               <w:spacing w:after="40" w:before="0"/>
               <w:jc w:val="center"/>
             </w:pPr>
@@ -28918,6 +29511,7 @@
           </w:tcPr>
           <w:p>
             <w:pPr>
+              <w:keepNext w:val="false"/>
               <w:spacing w:after="40" w:before="0"/>
               <w:jc w:val="left"/>
             </w:pPr>
@@ -28950,6 +29544,7 @@
           </w:tcPr>
           <w:p>
             <w:pPr>
+              <w:keepNext w:val="false"/>
               <w:spacing w:after="40" w:before="0"/>
               <w:jc w:val="left"/>
             </w:pPr>
@@ -28984,6 +29579,7 @@
           </w:tcPr>
           <w:p>
             <w:pPr>
+              <w:keepNext w:val="false"/>
               <w:spacing w:after="40" w:before="0"/>
               <w:jc w:val="left"/>
             </w:pPr>
@@ -29016,6 +29612,7 @@
           </w:tcPr>
           <w:p>
             <w:pPr>
+              <w:keepNext w:val="false"/>
               <w:spacing w:after="40" w:before="0"/>
               <w:jc w:val="left"/>
             </w:pPr>
@@ -29050,6 +29647,7 @@
           </w:tcPr>
           <w:p>
             <w:pPr>
+              <w:keepNext w:val="false"/>
               <w:spacing w:after="40" w:before="0"/>
               <w:jc w:val="left"/>
             </w:pPr>
@@ -29082,6 +29680,7 @@
           </w:tcPr>
           <w:p>
             <w:pPr>
+              <w:keepNext w:val="false"/>
               <w:spacing w:after="40" w:before="0"/>
               <w:jc w:val="left"/>
             </w:pPr>
@@ -29116,6 +29715,7 @@
           </w:tcPr>
           <w:p>
             <w:pPr>
+              <w:keepNext w:val="false"/>
               <w:spacing w:after="40" w:before="0"/>
               <w:jc w:val="left"/>
             </w:pPr>
@@ -29148,6 +29748,7 @@
           </w:tcPr>
           <w:p>
             <w:pPr>
+              <w:keepNext w:val="false"/>
               <w:spacing w:after="40" w:before="0"/>
               <w:jc w:val="left"/>
             </w:pPr>
@@ -29182,6 +29783,7 @@
           </w:tcPr>
           <w:p>
             <w:pPr>
+              <w:keepNext w:val="false"/>
               <w:spacing w:after="40" w:before="0"/>
               <w:jc w:val="left"/>
             </w:pPr>
@@ -29214,6 +29816,7 @@
           </w:tcPr>
           <w:p>
             <w:pPr>
+              <w:keepNext w:val="false"/>
               <w:spacing w:after="40" w:before="0"/>
               <w:jc w:val="left"/>
             </w:pPr>
@@ -29248,6 +29851,7 @@
           </w:tcPr>
           <w:p>
             <w:pPr>
+              <w:keepNext w:val="false"/>
               <w:spacing w:after="40" w:before="0"/>
               <w:jc w:val="left"/>
             </w:pPr>
@@ -29280,6 +29884,7 @@
           </w:tcPr>
           <w:p>
             <w:pPr>
+              <w:keepNext w:val="false"/>
               <w:spacing w:after="40" w:before="0"/>
               <w:jc w:val="left"/>
             </w:pPr>
@@ -29314,6 +29919,7 @@
           </w:tcPr>
           <w:p>
             <w:pPr>
+              <w:keepNext w:val="false"/>
               <w:spacing w:after="40" w:before="0"/>
               <w:jc w:val="left"/>
             </w:pPr>
@@ -29346,6 +29952,7 @@
           </w:tcPr>
           <w:p>
             <w:pPr>
+              <w:keepNext w:val="false"/>
               <w:spacing w:after="40" w:before="0"/>
               <w:jc w:val="left"/>
             </w:pPr>
@@ -29380,6 +29987,7 @@
           </w:tcPr>
           <w:p>
             <w:pPr>
+              <w:keepNext w:val="false"/>
               <w:spacing w:after="40" w:before="0"/>
               <w:jc w:val="left"/>
             </w:pPr>
@@ -29412,6 +30020,7 @@
           </w:tcPr>
           <w:p>
             <w:pPr>
+              <w:keepNext w:val="false"/>
               <w:spacing w:after="40" w:before="0"/>
               <w:jc w:val="left"/>
             </w:pPr>
@@ -29471,6 +30080,7 @@
           </w:tcPr>
           <w:p>
             <w:pPr>
+              <w:keepNext w:val="false"/>
               <w:spacing w:after="40" w:before="0"/>
               <w:jc w:val="center"/>
             </w:pPr>
@@ -29505,6 +30115,7 @@
           </w:tcPr>
           <w:p>
             <w:pPr>
+              <w:keepNext w:val="false"/>
               <w:spacing w:after="40" w:before="0"/>
               <w:jc w:val="left"/>
             </w:pPr>
@@ -29569,6 +30180,7 @@
           </w:tcPr>
           <w:p>
             <w:pPr>
+              <w:keepNext w:val="false"/>
               <w:spacing w:after="40" w:before="0"/>
               <w:jc w:val="center"/>
             </w:pPr>
@@ -29603,6 +30215,7 @@
           </w:tcPr>
           <w:p>
             <w:pPr>
+              <w:keepNext w:val="false"/>
               <w:spacing w:after="40" w:before="0"/>
               <w:jc w:val="left"/>
             </w:pPr>
@@ -29635,6 +30248,7 @@
           </w:tcPr>
           <w:p>
             <w:pPr>
+              <w:keepNext w:val="false"/>
               <w:spacing w:after="40" w:before="0"/>
               <w:jc w:val="left"/>
             </w:pPr>
@@ -29667,6 +30281,7 @@
           </w:tcPr>
           <w:p>
             <w:pPr>
+              <w:keepNext w:val="false"/>
               <w:spacing w:after="40" w:before="0"/>
               <w:jc w:val="left"/>
             </w:pPr>
@@ -29699,6 +30314,7 @@
           </w:tcPr>
           <w:p>
             <w:pPr>
+              <w:keepNext w:val="false"/>
               <w:spacing w:after="40" w:before="0"/>
               <w:jc w:val="left"/>
             </w:pPr>
@@ -29731,6 +30347,7 @@
           </w:tcPr>
           <w:p>
             <w:pPr>
+              <w:keepNext w:val="false"/>
               <w:spacing w:after="40" w:before="0"/>
               <w:jc w:val="left"/>
             </w:pPr>
@@ -29765,6 +30382,7 @@
           </w:tcPr>
           <w:p>
             <w:pPr>
+              <w:keepNext w:val="false"/>
               <w:spacing w:after="40" w:before="0"/>
               <w:jc w:val="left"/>
             </w:pPr>
@@ -29802,7 +30420,7 @@
             <w:pPr>
               <w:spacing w:after="20" w:before="0"/>
             </w:pPr>
-            <w:hyperlink w:history="1" r:id="rId-yw7eaq20cv3bacgmabiy">
+            <w:hyperlink w:history="1" r:id="rIdcjusvoum_mgwqzezmrgjb">
               <w:r>
                 <w:rPr>
                   <w:rFonts w:ascii="Arial" w:cs="Arial" w:eastAsia="Arial" w:hAnsi="Arial"/>
@@ -29835,7 +30453,7 @@
               <w:spacing w:after="10" w:before="0"/>
               <w:ind w:left="120"/>
             </w:pPr>
-            <w:hyperlink w:history="1" r:id="rIdpj-ft6gqxetfladgnokyv">
+            <w:hyperlink w:history="1" r:id="rIdaf4zxe9bvm30c95-dtkyi">
               <w:r>
                 <w:rPr>
                   <w:rFonts w:ascii="Arial" w:cs="Arial" w:eastAsia="Arial" w:hAnsi="Arial"/>
@@ -29880,7 +30498,7 @@
             <w:pPr>
               <w:spacing w:after="20" w:before="0"/>
             </w:pPr>
-            <w:hyperlink w:history="1" r:id="rIdpiqhavs_muyvhhofsuek3">
+            <w:hyperlink w:history="1" r:id="rIdtjwhoe-0ryhxnnp5v0t9g">
               <w:r>
                 <w:rPr>
                   <w:rFonts w:ascii="Arial" w:cs="Arial" w:eastAsia="Arial" w:hAnsi="Arial"/>
@@ -29913,7 +30531,7 @@
               <w:spacing w:after="10" w:before="0"/>
               <w:ind w:left="120"/>
             </w:pPr>
-            <w:hyperlink w:history="1" r:id="rIdo-mvt1npdjqonbspkadsl">
+            <w:hyperlink w:history="1" r:id="rIdht4c2qlx2l_qtiydd6qu8">
               <w:r>
                 <w:rPr>
                   <w:rFonts w:ascii="Arial" w:cs="Arial" w:eastAsia="Arial" w:hAnsi="Arial"/>
@@ -29941,6 +30559,7 @@
           </w:tcPr>
           <w:p>
             <w:pPr>
+              <w:keepNext w:val="false"/>
               <w:spacing w:after="40" w:before="0"/>
               <w:jc w:val="left"/>
             </w:pPr>
@@ -29973,6 +30592,7 @@
           </w:tcPr>
           <w:p>
             <w:pPr>
+              <w:keepNext w:val="false"/>
               <w:spacing w:after="40" w:before="0"/>
               <w:jc w:val="left"/>
             </w:pPr>
@@ -30005,6 +30625,7 @@
           </w:tcPr>
           <w:p>
             <w:pPr>
+              <w:keepNext w:val="false"/>
               <w:spacing w:after="40" w:before="0"/>
               <w:jc w:val="left"/>
             </w:pPr>
@@ -30037,6 +30658,7 @@
           </w:tcPr>
           <w:p>
             <w:pPr>
+              <w:keepNext w:val="false"/>
               <w:spacing w:after="40" w:before="0"/>
               <w:jc w:val="left"/>
             </w:pPr>
@@ -30071,6 +30693,7 @@
           </w:tcPr>
           <w:p>
             <w:pPr>
+              <w:keepNext w:val="false"/>
               <w:spacing w:after="40" w:before="0"/>
               <w:jc w:val="left"/>
             </w:pPr>
@@ -30108,7 +30731,7 @@
             <w:pPr>
               <w:spacing w:after="20" w:before="0"/>
             </w:pPr>
-            <w:hyperlink w:history="1" r:id="rIdetmxz8ewt9fqdbnnlvwpg">
+            <w:hyperlink w:history="1" r:id="rId-3ldhx0qrz80dmartiwzs">
               <w:r>
                 <w:rPr>
                   <w:rFonts w:ascii="Arial" w:cs="Arial" w:eastAsia="Arial" w:hAnsi="Arial"/>
@@ -30141,7 +30764,7 @@
               <w:spacing w:after="10" w:before="0"/>
               <w:ind w:left="120"/>
             </w:pPr>
-            <w:hyperlink w:history="1" r:id="rIdg4vkd2jaq_ibgvcvune5o">
+            <w:hyperlink w:history="1" r:id="rIdrpfqus7otbrftoq-0_otj">
               <w:r>
                 <w:rPr>
                   <w:rFonts w:ascii="Arial" w:cs="Arial" w:eastAsia="Arial" w:hAnsi="Arial"/>
@@ -30186,7 +30809,7 @@
             <w:pPr>
               <w:spacing w:after="20" w:before="0"/>
             </w:pPr>
-            <w:hyperlink w:history="1" r:id="rId4q5capj4shlxtv6tb7rak">
+            <w:hyperlink w:history="1" r:id="rId1ilali6ludsci7_zmb_jj">
               <w:r>
                 <w:rPr>
                   <w:rFonts w:ascii="Arial" w:cs="Arial" w:eastAsia="Arial" w:hAnsi="Arial"/>
@@ -30219,7 +30842,7 @@
               <w:spacing w:after="10" w:before="0"/>
               <w:ind w:left="120"/>
             </w:pPr>
-            <w:hyperlink w:history="1" r:id="rIdnvtpph-q1dxxf810vzboe">
+            <w:hyperlink w:history="1" r:id="rIduuz5rqmym22lex3vswze3">
               <w:r>
                 <w:rPr>
                   <w:rFonts w:ascii="Arial" w:cs="Arial" w:eastAsia="Arial" w:hAnsi="Arial"/>
@@ -30247,6 +30870,7 @@
           </w:tcPr>
           <w:p>
             <w:pPr>
+              <w:keepNext w:val="false"/>
               <w:spacing w:after="40" w:before="0"/>
               <w:jc w:val="left"/>
             </w:pPr>
@@ -30279,6 +30903,7 @@
           </w:tcPr>
           <w:p>
             <w:pPr>
+              <w:keepNext w:val="false"/>
               <w:spacing w:after="40" w:before="0"/>
               <w:jc w:val="left"/>
             </w:pPr>
@@ -30311,6 +30936,7 @@
           </w:tcPr>
           <w:p>
             <w:pPr>
+              <w:keepNext w:val="false"/>
               <w:spacing w:after="40" w:before="0"/>
               <w:jc w:val="left"/>
             </w:pPr>
@@ -30343,6 +30969,7 @@
           </w:tcPr>
           <w:p>
             <w:pPr>
+              <w:keepNext w:val="false"/>
               <w:spacing w:after="40" w:before="0"/>
               <w:jc w:val="left"/>
             </w:pPr>
@@ -30377,6 +31004,7 @@
           </w:tcPr>
           <w:p>
             <w:pPr>
+              <w:keepNext w:val="false"/>
               <w:spacing w:after="40" w:before="0"/>
               <w:jc w:val="left"/>
             </w:pPr>
@@ -30414,7 +31042,7 @@
             <w:pPr>
               <w:spacing w:after="20" w:before="0"/>
             </w:pPr>
-            <w:hyperlink w:history="1" r:id="rId4bmoyyv4-j5kow9vsqzaq">
+            <w:hyperlink w:history="1" r:id="rIdg9imqu4bvbv2vvmox2ct8">
               <w:r>
                 <w:rPr>
                   <w:rFonts w:ascii="Arial" w:cs="Arial" w:eastAsia="Arial" w:hAnsi="Arial"/>
@@ -30463,7 +31091,7 @@
               <w:spacing w:after="10" w:before="0"/>
               <w:ind w:left="120"/>
             </w:pPr>
-            <w:hyperlink w:history="1" r:id="rIdgiwyixroiitboonjhepwl">
+            <w:hyperlink w:history="1" r:id="rIdcnctn5-ceemwn5utuk9zr">
               <w:r>
                 <w:rPr>
                   <w:rFonts w:ascii="Arial" w:cs="Arial" w:eastAsia="Arial" w:hAnsi="Arial"/>
@@ -30508,7 +31136,7 @@
             <w:pPr>
               <w:spacing w:after="20" w:before="0"/>
             </w:pPr>
-            <w:hyperlink w:history="1" r:id="rId-bf7en-qxprynphcmcyjb">
+            <w:hyperlink w:history="1" r:id="rIdxfdepnjdqggjzulcbl1zd">
               <w:r>
                 <w:rPr>
                   <w:rFonts w:ascii="Arial" w:cs="Arial" w:eastAsia="Arial" w:hAnsi="Arial"/>
@@ -30557,7 +31185,7 @@
               <w:spacing w:after="10" w:before="0"/>
               <w:ind w:left="120"/>
             </w:pPr>
-            <w:hyperlink w:history="1" r:id="rIdiwmjkh3rtmiffza6eztcy">
+            <w:hyperlink w:history="1" r:id="rIdo3lcltg7pscxmxqfmff9m">
               <w:r>
                 <w:rPr>
                   <w:rFonts w:ascii="Arial" w:cs="Arial" w:eastAsia="Arial" w:hAnsi="Arial"/>
@@ -30585,6 +31213,7 @@
           </w:tcPr>
           <w:p>
             <w:pPr>
+              <w:keepNext w:val="false"/>
               <w:spacing w:after="40" w:before="0"/>
               <w:jc w:val="left"/>
             </w:pPr>
@@ -30617,6 +31246,7 @@
           </w:tcPr>
           <w:p>
             <w:pPr>
+              <w:keepNext w:val="false"/>
               <w:spacing w:after="40" w:before="0"/>
               <w:jc w:val="left"/>
             </w:pPr>
@@ -30649,6 +31279,7 @@
           </w:tcPr>
           <w:p>
             <w:pPr>
+              <w:keepNext w:val="false"/>
               <w:spacing w:after="40" w:before="0"/>
               <w:jc w:val="left"/>
             </w:pPr>
@@ -30681,6 +31312,7 @@
           </w:tcPr>
           <w:p>
             <w:pPr>
+              <w:keepNext w:val="false"/>
               <w:spacing w:after="40" w:before="0"/>
               <w:jc w:val="left"/>
             </w:pPr>
@@ -30715,6 +31347,7 @@
           </w:tcPr>
           <w:p>
             <w:pPr>
+              <w:keepNext w:val="false"/>
               <w:spacing w:after="40" w:before="0"/>
               <w:jc w:val="left"/>
             </w:pPr>
@@ -30752,7 +31385,7 @@
             <w:pPr>
               <w:spacing w:after="20" w:before="0"/>
             </w:pPr>
-            <w:hyperlink w:history="1" r:id="rId9i2cn7fvi3hjs-ks_vbyj">
+            <w:hyperlink w:history="1" r:id="rIdemtj8fr6azz6jazxagfdw">
               <w:r>
                 <w:rPr>
                   <w:rFonts w:ascii="Arial" w:cs="Arial" w:eastAsia="Arial" w:hAnsi="Arial"/>
@@ -30801,7 +31434,7 @@
               <w:spacing w:after="10" w:before="0"/>
               <w:ind w:left="120"/>
             </w:pPr>
-            <w:hyperlink w:history="1" r:id="rIdup3522cbemu3eazs5f1aq">
+            <w:hyperlink w:history="1" r:id="rIdrimzpvxjjc9jevme1_6g2">
               <w:r>
                 <w:rPr>
                   <w:rFonts w:ascii="Arial" w:cs="Arial" w:eastAsia="Arial" w:hAnsi="Arial"/>
@@ -30846,7 +31479,7 @@
             <w:pPr>
               <w:spacing w:after="20" w:before="0"/>
             </w:pPr>
-            <w:hyperlink w:history="1" r:id="rIdx7iovnjszcqvtdsp8e6m-">
+            <w:hyperlink w:history="1" r:id="rId9jwibrx5_k_du3huyvfwj">
               <w:r>
                 <w:rPr>
                   <w:rFonts w:ascii="Arial" w:cs="Arial" w:eastAsia="Arial" w:hAnsi="Arial"/>
@@ -30895,7 +31528,7 @@
               <w:spacing w:after="10" w:before="0"/>
               <w:ind w:left="120"/>
             </w:pPr>
-            <w:hyperlink w:history="1" r:id="rIdue30odhl6wnhi-xh_gli5">
+            <w:hyperlink w:history="1" r:id="rId6tyhknab4glxdzoqruxdi">
               <w:r>
                 <w:rPr>
                   <w:rFonts w:ascii="Arial" w:cs="Arial" w:eastAsia="Arial" w:hAnsi="Arial"/>
@@ -30923,6 +31556,7 @@
           </w:tcPr>
           <w:p>
             <w:pPr>
+              <w:keepNext w:val="false"/>
               <w:spacing w:after="40" w:before="0"/>
               <w:jc w:val="left"/>
             </w:pPr>
@@ -30955,6 +31589,7 @@
           </w:tcPr>
           <w:p>
             <w:pPr>
+              <w:keepNext w:val="false"/>
               <w:spacing w:after="40" w:before="0"/>
               <w:jc w:val="left"/>
             </w:pPr>
@@ -30987,6 +31622,7 @@
           </w:tcPr>
           <w:p>
             <w:pPr>
+              <w:keepNext w:val="false"/>
               <w:spacing w:after="40" w:before="0"/>
               <w:jc w:val="left"/>
             </w:pPr>
@@ -31019,6 +31655,7 @@
           </w:tcPr>
           <w:p>
             <w:pPr>
+              <w:keepNext w:val="false"/>
               <w:spacing w:after="40" w:before="0"/>
               <w:jc w:val="left"/>
             </w:pPr>
@@ -31053,6 +31690,7 @@
           </w:tcPr>
           <w:p>
             <w:pPr>
+              <w:keepNext w:val="false"/>
               <w:spacing w:after="40" w:before="0"/>
               <w:jc w:val="left"/>
             </w:pPr>
@@ -31090,7 +31728,7 @@
             <w:pPr>
               <w:spacing w:after="20" w:before="0"/>
             </w:pPr>
-            <w:hyperlink w:history="1" r:id="rIdokypzalxh4c6zhjbpxjaa">
+            <w:hyperlink w:history="1" r:id="rIdswm0nsck_vbod-dr1wn6l">
               <w:r>
                 <w:rPr>
                   <w:rFonts w:ascii="Arial" w:cs="Arial" w:eastAsia="Arial" w:hAnsi="Arial"/>
@@ -31139,7 +31777,7 @@
               <w:spacing w:after="10" w:before="0"/>
               <w:ind w:left="120"/>
             </w:pPr>
-            <w:hyperlink w:history="1" r:id="rIdi-5oasiv2x8f9xnxp3o4e">
+            <w:hyperlink w:history="1" r:id="rIdq3asplxsjbecknr28mwot">
               <w:r>
                 <w:rPr>
                   <w:rFonts w:ascii="Arial" w:cs="Arial" w:eastAsia="Arial" w:hAnsi="Arial"/>
@@ -31184,7 +31822,7 @@
             <w:pPr>
               <w:spacing w:after="20" w:before="0"/>
             </w:pPr>
-            <w:hyperlink w:history="1" r:id="rIdwi5en3m-ct2iw2_ddgec9">
+            <w:hyperlink w:history="1" r:id="rIdvcsn1yndtwy0xf0xyoxfe">
               <w:r>
                 <w:rPr>
                   <w:rFonts w:ascii="Arial" w:cs="Arial" w:eastAsia="Arial" w:hAnsi="Arial"/>
@@ -31233,7 +31871,7 @@
               <w:spacing w:after="10" w:before="0"/>
               <w:ind w:left="120"/>
             </w:pPr>
-            <w:hyperlink w:history="1" r:id="rIdvl5nsch0li15knwarvxs0">
+            <w:hyperlink w:history="1" r:id="rIdo1lgg7qisupai5cxybehm">
               <w:r>
                 <w:rPr>
                   <w:rFonts w:ascii="Arial" w:cs="Arial" w:eastAsia="Arial" w:hAnsi="Arial"/>
@@ -31261,6 +31899,7 @@
           </w:tcPr>
           <w:p>
             <w:pPr>
+              <w:keepNext w:val="false"/>
               <w:spacing w:after="40" w:before="0"/>
               <w:jc w:val="left"/>
             </w:pPr>
@@ -31293,6 +31932,7 @@
           </w:tcPr>
           <w:p>
             <w:pPr>
+              <w:keepNext w:val="false"/>
               <w:spacing w:after="40" w:before="0"/>
               <w:jc w:val="left"/>
             </w:pPr>
@@ -31325,6 +31965,7 @@
           </w:tcPr>
           <w:p>
             <w:pPr>
+              <w:keepNext w:val="false"/>
               <w:spacing w:after="40" w:before="0"/>
               <w:jc w:val="left"/>
             </w:pPr>
@@ -31357,6 +31998,7 @@
           </w:tcPr>
           <w:p>
             <w:pPr>
+              <w:keepNext w:val="false"/>
               <w:spacing w:after="40" w:before="0"/>
               <w:jc w:val="left"/>
             </w:pPr>
@@ -31416,6 +32058,7 @@
           </w:tcPr>
           <w:p>
             <w:pPr>
+              <w:keepNext w:val="false"/>
               <w:spacing w:after="40" w:before="0"/>
               <w:jc w:val="center"/>
             </w:pPr>
@@ -31450,6 +32093,7 @@
           </w:tcPr>
           <w:p>
             <w:pPr>
+              <w:keepNext w:val="false"/>
               <w:spacing w:after="40" w:before="0"/>
               <w:jc w:val="left"/>
             </w:pPr>
@@ -31511,6 +32155,7 @@
           </w:tcPr>
           <w:p>
             <w:pPr>
+              <w:keepNext w:val="false"/>
               <w:spacing w:after="40" w:before="0"/>
               <w:jc w:val="center"/>
             </w:pPr>
@@ -31545,6 +32190,7 @@
           </w:tcPr>
           <w:p>
             <w:pPr>
+              <w:keepNext w:val="false"/>
               <w:spacing w:after="40" w:before="0"/>
               <w:jc w:val="left"/>
             </w:pPr>
@@ -31577,6 +32223,7 @@
           </w:tcPr>
           <w:p>
             <w:pPr>
+              <w:keepNext w:val="false"/>
               <w:spacing w:after="40" w:before="0"/>
               <w:jc w:val="left"/>
             </w:pPr>
@@ -31611,6 +32258,7 @@
           </w:tcPr>
           <w:p>
             <w:pPr>
+              <w:keepNext w:val="false"/>
               <w:spacing w:after="40" w:before="0"/>
               <w:jc w:val="left"/>
             </w:pPr>
@@ -31643,6 +32291,7 @@
           </w:tcPr>
           <w:p>
             <w:pPr>
+              <w:keepNext w:val="false"/>
               <w:spacing w:after="40" w:before="0"/>
               <w:jc w:val="left"/>
             </w:pPr>
@@ -31677,6 +32326,7 @@
           </w:tcPr>
           <w:p>
             <w:pPr>
+              <w:keepNext w:val="false"/>
               <w:spacing w:after="40" w:before="0"/>
               <w:jc w:val="left"/>
             </w:pPr>
@@ -31709,6 +32359,7 @@
           </w:tcPr>
           <w:p>
             <w:pPr>
+              <w:keepNext w:val="false"/>
               <w:spacing w:after="40" w:before="0"/>
               <w:jc w:val="left"/>
             </w:pPr>
@@ -31745,7 +32396,7 @@
         </w:rPr>
         <w:t xml:space="preserve">© 2026 SeaVuria and ARES. Aligned with KICD objectives. Developed by SeaVuria; technical implementation by ARES (with AI assistance from Claude). Licensed under </w:t>
       </w:r>
-      <w:hyperlink w:history="1" r:id="rIdhkcxuqyzszptn_bvjsfg3">
+      <w:hyperlink w:history="1" r:id="rIdcffz9cskui8n6ldplgfxb">
         <w:r>
           <w:rPr>
             <w:rFonts w:ascii="Arial" w:cs="Arial" w:eastAsia="Arial" w:hAnsi="Arial"/>
@@ -31766,7 +32417,7 @@
         </w:rPr>
         <w:t xml:space="preserve"> (</w:t>
       </w:r>
-      <w:hyperlink w:history="1" r:id="rIdjnuph_yhn-zl5_hdw9ezh">
+      <w:hyperlink w:history="1" r:id="rIdgqlysdbjyqvakqtgvsxnh">
         <w:r>
           <w:rPr>
             <w:rFonts w:ascii="Arial" w:cs="Arial" w:eastAsia="Arial" w:hAnsi="Arial"/>
@@ -31827,6 +32478,7 @@
           </w:tcPr>
           <w:p>
             <w:pPr>
+              <w:keepNext w:val="false"/>
               <w:spacing w:after="40" w:before="0"/>
               <w:jc w:val="center"/>
             </w:pPr>
@@ -31861,6 +32513,7 @@
           </w:tcPr>
           <w:p>
             <w:pPr>
+              <w:keepNext w:val="false"/>
               <w:spacing w:after="40" w:before="0"/>
               <w:jc w:val="left"/>
             </w:pPr>
@@ -31893,6 +32546,7 @@
           </w:tcPr>
           <w:p>
             <w:pPr>
+              <w:keepNext w:val="false"/>
               <w:spacing w:after="40" w:before="0"/>
               <w:jc w:val="left"/>
             </w:pPr>
@@ -31925,6 +32579,7 @@
           </w:tcPr>
           <w:p>
             <w:pPr>
+              <w:keepNext w:val="false"/>
               <w:spacing w:after="40" w:before="0"/>
               <w:jc w:val="left"/>
             </w:pPr>
@@ -31959,6 +32614,7 @@
           </w:tcPr>
           <w:p>
             <w:pPr>
+              <w:keepNext w:val="false"/>
               <w:spacing w:after="40" w:before="0"/>
               <w:jc w:val="left"/>
             </w:pPr>
@@ -31991,6 +32647,7 @@
           </w:tcPr>
           <w:p>
             <w:pPr>
+              <w:keepNext w:val="false"/>
               <w:spacing w:after="40" w:before="0"/>
               <w:jc w:val="left"/>
             </w:pPr>
@@ -32023,6 +32680,7 @@
           </w:tcPr>
           <w:p>
             <w:pPr>
+              <w:keepNext w:val="false"/>
               <w:spacing w:after="40" w:before="0"/>
               <w:jc w:val="left"/>
             </w:pPr>
@@ -32057,6 +32715,7 @@
           </w:tcPr>
           <w:p>
             <w:pPr>
+              <w:keepNext w:val="false"/>
               <w:spacing w:after="40" w:before="0"/>
               <w:jc w:val="left"/>
             </w:pPr>
@@ -32089,6 +32748,7 @@
           </w:tcPr>
           <w:p>
             <w:pPr>
+              <w:keepNext w:val="false"/>
               <w:spacing w:after="40" w:before="0"/>
               <w:jc w:val="left"/>
             </w:pPr>
@@ -32121,6 +32781,7 @@
           </w:tcPr>
           <w:p>
             <w:pPr>
+              <w:keepNext w:val="false"/>
               <w:spacing w:after="40" w:before="0"/>
               <w:jc w:val="left"/>
             </w:pPr>
@@ -32155,6 +32816,7 @@
           </w:tcPr>
           <w:p>
             <w:pPr>
+              <w:keepNext w:val="false"/>
               <w:spacing w:after="40" w:before="0"/>
               <w:jc w:val="left"/>
             </w:pPr>
@@ -32187,6 +32849,7 @@
           </w:tcPr>
           <w:p>
             <w:pPr>
+              <w:keepNext w:val="false"/>
               <w:spacing w:after="40" w:before="0"/>
               <w:jc w:val="left"/>
             </w:pPr>
@@ -32219,6 +32882,7 @@
           </w:tcPr>
           <w:p>
             <w:pPr>
+              <w:keepNext w:val="false"/>
               <w:spacing w:after="40" w:before="0"/>
               <w:jc w:val="left"/>
             </w:pPr>

--- a/data/outputs/v2/Maths/SS3.4_Linear_Motion/Mathematics_Linear_Motion_CBE_LessonSequence.docx
+++ b/data/outputs/v2/Maths/SS3.4_Linear_Motion/Mathematics_Linear_Motion_CBE_LessonSequence.docx
@@ -2338,7 +2338,7 @@
         </w:rPr>
         <w:t xml:space="preserve">© 2026 SeaVuria and ARES. This work is licensed under a </w:t>
       </w:r>
-      <w:hyperlink w:history="1" r:id="rId6sdqlngv8ra9njkbsv9g8">
+      <w:hyperlink w:history="1" r:id="rId3syiezwj5cj1-1iyjrz-a">
         <w:r>
           <w:rPr>
             <w:rFonts w:ascii="Arial" w:cs="Arial" w:eastAsia="Arial" w:hAnsi="Arial"/>
@@ -2358,7 +2358,7 @@
         </w:rPr>
         <w:t xml:space="preserve"> (</w:t>
       </w:r>
-      <w:hyperlink w:history="1" r:id="rId2rwghbxxhlyigxqlwwmhb">
+      <w:hyperlink w:history="1" r:id="rId9nnstesn0ilqw_kbelmgb">
         <w:r>
           <w:rPr>
             <w:rFonts w:ascii="Arial" w:cs="Arial" w:eastAsia="Arial" w:hAnsi="Arial"/>
@@ -2378,7 +2378,7 @@
         </w:rPr>
         <w:t xml:space="preserve">). To view a copy of this license, visit </w:t>
       </w:r>
-      <w:hyperlink w:history="1" r:id="rIdnu0b6ivipagmzvktjqqxj">
+      <w:hyperlink w:history="1" r:id="rIdqhsbj3qpcujfjvfmo2aas">
         <w:r>
           <w:rPr>
             <w:rFonts w:ascii="Arial" w:cs="Arial" w:eastAsia="Arial" w:hAnsi="Arial"/>
@@ -3417,7 +3417,7 @@
             <w:pPr>
               <w:spacing w:after="20" w:before="0"/>
             </w:pPr>
-            <w:hyperlink w:history="1" r:id="rIdiyh_ij5ausuv-4osrhlfj">
+            <w:hyperlink w:history="1" r:id="rIdzqk3vccukftkkvy1ntpbb">
               <w:r>
                 <w:rPr>
                   <w:rFonts w:ascii="Arial" w:cs="Arial" w:eastAsia="Arial" w:hAnsi="Arial"/>
@@ -3450,7 +3450,7 @@
               <w:spacing w:after="10" w:before="0"/>
               <w:ind w:left="120"/>
             </w:pPr>
-            <w:hyperlink w:history="1" r:id="rIdhauxwes1dedymklbutfty">
+            <w:hyperlink w:history="1" r:id="rIdsruouc8ahn8lwlpvrmqow">
               <w:r>
                 <w:rPr>
                   <w:rFonts w:ascii="Arial" w:cs="Arial" w:eastAsia="Arial" w:hAnsi="Arial"/>
@@ -3495,7 +3495,7 @@
             <w:pPr>
               <w:spacing w:after="20" w:before="0"/>
             </w:pPr>
-            <w:hyperlink w:history="1" r:id="rIdnf7qsz0_-48vb_qxnlajz">
+            <w:hyperlink w:history="1" r:id="rIddntk2gihay_umb7s2fn4b">
               <w:r>
                 <w:rPr>
                   <w:rFonts w:ascii="Arial" w:cs="Arial" w:eastAsia="Arial" w:hAnsi="Arial"/>
@@ -3528,7 +3528,7 @@
               <w:spacing w:after="10" w:before="0"/>
               <w:ind w:left="120"/>
             </w:pPr>
-            <w:hyperlink w:history="1" r:id="rIdkkwtgy3rpnfcfukchftc_">
+            <w:hyperlink w:history="1" r:id="rId0nz9e5mtmj99oly2ofw9w">
               <w:r>
                 <w:rPr>
                   <w:rFonts w:ascii="Arial" w:cs="Arial" w:eastAsia="Arial" w:hAnsi="Arial"/>
@@ -3728,7 +3728,7 @@
             <w:pPr>
               <w:spacing w:after="20" w:before="0"/>
             </w:pPr>
-            <w:hyperlink w:history="1" r:id="rId-xfqi0ixzsgdvpowx-hx3">
+            <w:hyperlink w:history="1" r:id="rIdvdo8rbgsowdo8nisa3_cr">
               <w:r>
                 <w:rPr>
                   <w:rFonts w:ascii="Arial" w:cs="Arial" w:eastAsia="Arial" w:hAnsi="Arial"/>
@@ -3761,7 +3761,7 @@
               <w:spacing w:after="10" w:before="0"/>
               <w:ind w:left="120"/>
             </w:pPr>
-            <w:hyperlink w:history="1" r:id="rIdf-sgywvofbvftyyowi6cz">
+            <w:hyperlink w:history="1" r:id="rId8mvskciljitcjempmmyay">
               <w:r>
                 <w:rPr>
                   <w:rFonts w:ascii="Arial" w:cs="Arial" w:eastAsia="Arial" w:hAnsi="Arial"/>
@@ -3806,7 +3806,7 @@
             <w:pPr>
               <w:spacing w:after="20" w:before="0"/>
             </w:pPr>
-            <w:hyperlink w:history="1" r:id="rIds_8g_dthl2ojty1snuvrs">
+            <w:hyperlink w:history="1" r:id="rIdsvmqmph7fii6aefhys5zc">
               <w:r>
                 <w:rPr>
                   <w:rFonts w:ascii="Arial" w:cs="Arial" w:eastAsia="Arial" w:hAnsi="Arial"/>
@@ -3839,7 +3839,7 @@
               <w:spacing w:after="10" w:before="0"/>
               <w:ind w:left="120"/>
             </w:pPr>
-            <w:hyperlink w:history="1" r:id="rIdtjhrxkz-qufwbzgz4c-o2">
+            <w:hyperlink w:history="1" r:id="rIdewckhivk4tzc4yelljars">
               <w:r>
                 <w:rPr>
                   <w:rFonts w:ascii="Arial" w:cs="Arial" w:eastAsia="Arial" w:hAnsi="Arial"/>
@@ -4039,7 +4039,7 @@
             <w:pPr>
               <w:spacing w:after="20" w:before="0"/>
             </w:pPr>
-            <w:hyperlink w:history="1" r:id="rId86wqqth0lofhta_7yjbsn">
+            <w:hyperlink w:history="1" r:id="rIdhjqc7nqllg8yhk-ghapyz">
               <w:r>
                 <w:rPr>
                   <w:rFonts w:ascii="Arial" w:cs="Arial" w:eastAsia="Arial" w:hAnsi="Arial"/>
@@ -4088,7 +4088,7 @@
               <w:spacing w:after="10" w:before="0"/>
               <w:ind w:left="120"/>
             </w:pPr>
-            <w:hyperlink w:history="1" r:id="rIdkopwznajn-hzishecywur">
+            <w:hyperlink w:history="1" r:id="rIdqn-jrya3xg56ijztd-mv6">
               <w:r>
                 <w:rPr>
                   <w:rFonts w:ascii="Arial" w:cs="Arial" w:eastAsia="Arial" w:hAnsi="Arial"/>
@@ -4133,7 +4133,7 @@
             <w:pPr>
               <w:spacing w:after="20" w:before="0"/>
             </w:pPr>
-            <w:hyperlink w:history="1" r:id="rIdbu8_hy2oudcpil0wnlorp">
+            <w:hyperlink w:history="1" r:id="rIdmub45p5w44ucrlczc_grr">
               <w:r>
                 <w:rPr>
                   <w:rFonts w:ascii="Arial" w:cs="Arial" w:eastAsia="Arial" w:hAnsi="Arial"/>
@@ -4166,7 +4166,7 @@
               <w:spacing w:after="10" w:before="0"/>
               <w:ind w:left="120"/>
             </w:pPr>
-            <w:hyperlink w:history="1" r:id="rIdf_crkf5pxguhyl3jp8tso">
+            <w:hyperlink w:history="1" r:id="rIdzmyugdj-vou2zd7tojb3h">
               <w:r>
                 <w:rPr>
                   <w:rFonts w:ascii="Arial" w:cs="Arial" w:eastAsia="Arial" w:hAnsi="Arial"/>
@@ -4366,7 +4366,7 @@
             <w:pPr>
               <w:spacing w:after="20" w:before="0"/>
             </w:pPr>
-            <w:hyperlink w:history="1" r:id="rIdhptkvcta3dknf_kgrekw2">
+            <w:hyperlink w:history="1" r:id="rIdjqb7_cwbjefg3xs9nbht4">
               <w:r>
                 <w:rPr>
                   <w:rFonts w:ascii="Arial" w:cs="Arial" w:eastAsia="Arial" w:hAnsi="Arial"/>
@@ -4415,7 +4415,7 @@
               <w:spacing w:after="10" w:before="0"/>
               <w:ind w:left="120"/>
             </w:pPr>
-            <w:hyperlink w:history="1" r:id="rIdqa7qblrflngio8odoxwxc">
+            <w:hyperlink w:history="1" r:id="rId1kxyaveifye_fx4ltd0yd">
               <w:r>
                 <w:rPr>
                   <w:rFonts w:ascii="Arial" w:cs="Arial" w:eastAsia="Arial" w:hAnsi="Arial"/>
@@ -4460,7 +4460,7 @@
             <w:pPr>
               <w:spacing w:after="20" w:before="0"/>
             </w:pPr>
-            <w:hyperlink w:history="1" r:id="rIdqyi9xd43gpfjglxykd73j">
+            <w:hyperlink w:history="1" r:id="rIdhgjhc6nhdi0jrj9svy9u9">
               <w:r>
                 <w:rPr>
                   <w:rFonts w:ascii="Arial" w:cs="Arial" w:eastAsia="Arial" w:hAnsi="Arial"/>
@@ -4493,7 +4493,7 @@
               <w:spacing w:after="10" w:before="0"/>
               <w:ind w:left="120"/>
             </w:pPr>
-            <w:hyperlink w:history="1" r:id="rIdobgkjxv_ikrpfjtry62hh">
+            <w:hyperlink w:history="1" r:id="rId48vheyrrh2_ihotz5935n">
               <w:r>
                 <w:rPr>
                   <w:rFonts w:ascii="Arial" w:cs="Arial" w:eastAsia="Arial" w:hAnsi="Arial"/>
@@ -4693,7 +4693,7 @@
             <w:pPr>
               <w:spacing w:after="20" w:before="0"/>
             </w:pPr>
-            <w:hyperlink w:history="1" r:id="rId-tthnlzajqfr14zaaii1i">
+            <w:hyperlink w:history="1" r:id="rId-d1mvyyhmvwdy73fx7tbf">
               <w:r>
                 <w:rPr>
                   <w:rFonts w:ascii="Arial" w:cs="Arial" w:eastAsia="Arial" w:hAnsi="Arial"/>
@@ -4742,7 +4742,7 @@
               <w:spacing w:after="10" w:before="0"/>
               <w:ind w:left="120"/>
             </w:pPr>
-            <w:hyperlink w:history="1" r:id="rIdipwnxqvqcvgvwl9r3dxwf">
+            <w:hyperlink w:history="1" r:id="rId3xxhzg21lj69khhqobtpf">
               <w:r>
                 <w:rPr>
                   <w:rFonts w:ascii="Arial" w:cs="Arial" w:eastAsia="Arial" w:hAnsi="Arial"/>
@@ -4787,7 +4787,7 @@
             <w:pPr>
               <w:spacing w:after="20" w:before="0"/>
             </w:pPr>
-            <w:hyperlink w:history="1" r:id="rIddmj0jioqqzghfuardto5z">
+            <w:hyperlink w:history="1" r:id="rIdwxbjgmw0avi7k023hukgf">
               <w:r>
                 <w:rPr>
                   <w:rFonts w:ascii="Arial" w:cs="Arial" w:eastAsia="Arial" w:hAnsi="Arial"/>
@@ -4836,7 +4836,7 @@
               <w:spacing w:after="10" w:before="0"/>
               <w:ind w:left="120"/>
             </w:pPr>
-            <w:hyperlink w:history="1" r:id="rIdyzgwzhse5osqduexrexhc">
+            <w:hyperlink w:history="1" r:id="rIdqlpbc2fkq0mwfkskjz3uv">
               <w:r>
                 <w:rPr>
                   <w:rFonts w:ascii="Arial" w:cs="Arial" w:eastAsia="Arial" w:hAnsi="Arial"/>
@@ -5361,7 +5361,7 @@
         </w:rPr>
         <w:t xml:space="preserve">© 2026 SeaVuria and ARES. Aligned with KICD objectives. Developed by SeaVuria; technical implementation by ARES (with AI assistance from Claude). Licensed under </w:t>
       </w:r>
-      <w:hyperlink w:history="1" r:id="rIdxmjpcymdi1lrjf_iw8wtb">
+      <w:hyperlink w:history="1" r:id="rIdt-apkeiv6fidlnwknkh0b">
         <w:r>
           <w:rPr>
             <w:rFonts w:ascii="Arial" w:cs="Arial" w:eastAsia="Arial" w:hAnsi="Arial"/>
@@ -5382,7 +5382,7 @@
         </w:rPr>
         <w:t xml:space="preserve"> (</w:t>
       </w:r>
-      <w:hyperlink w:history="1" r:id="rIdnh7nbhanptfmsnyns5tmh">
+      <w:hyperlink w:history="1" r:id="rIdvumeetjbsystmlf0zo5zw">
         <w:r>
           <w:rPr>
             <w:rFonts w:ascii="Arial" w:cs="Arial" w:eastAsia="Arial" w:hAnsi="Arial"/>
@@ -6422,7 +6422,7 @@
             <w:pPr>
               <w:spacing w:after="20" w:before="0"/>
             </w:pPr>
-            <w:hyperlink w:history="1" r:id="rIdbgvj9g_spcda4o7vkf5wc">
+            <w:hyperlink w:history="1" r:id="rId8ttn8zdwdhi5jdmjklpsf">
               <w:r>
                 <w:rPr>
                   <w:rFonts w:ascii="Arial" w:cs="Arial" w:eastAsia="Arial" w:hAnsi="Arial"/>
@@ -6455,7 +6455,7 @@
               <w:spacing w:after="10" w:before="0"/>
               <w:ind w:left="120"/>
             </w:pPr>
-            <w:hyperlink w:history="1" r:id="rIdjferw1pzl8lr6bfqv7eup">
+            <w:hyperlink w:history="1" r:id="rIdjyggle4gh5tdnzupwapf8">
               <w:r>
                 <w:rPr>
                   <w:rFonts w:ascii="Arial" w:cs="Arial" w:eastAsia="Arial" w:hAnsi="Arial"/>
@@ -6500,7 +6500,7 @@
             <w:pPr>
               <w:spacing w:after="20" w:before="0"/>
             </w:pPr>
-            <w:hyperlink w:history="1" r:id="rIdhtixy4spnecn9haiejy9u">
+            <w:hyperlink w:history="1" r:id="rIdyg2kwgbvmr6csafobuefo">
               <w:r>
                 <w:rPr>
                   <w:rFonts w:ascii="Arial" w:cs="Arial" w:eastAsia="Arial" w:hAnsi="Arial"/>
@@ -6533,7 +6533,7 @@
               <w:spacing w:after="10" w:before="0"/>
               <w:ind w:left="120"/>
             </w:pPr>
-            <w:hyperlink w:history="1" r:id="rIdxrnbmroq3skyq58-83cb8">
+            <w:hyperlink w:history="1" r:id="rIdogzcku6rflub882zbogmh">
               <w:r>
                 <w:rPr>
                   <w:rFonts w:ascii="Arial" w:cs="Arial" w:eastAsia="Arial" w:hAnsi="Arial"/>
@@ -6733,7 +6733,7 @@
             <w:pPr>
               <w:spacing w:after="20" w:before="0"/>
             </w:pPr>
-            <w:hyperlink w:history="1" r:id="rIdugkq6e3hc3qpfp8w5ful3">
+            <w:hyperlink w:history="1" r:id="rIdth_q8ivwnnmlxcg67_lzm">
               <w:r>
                 <w:rPr>
                   <w:rFonts w:ascii="Arial" w:cs="Arial" w:eastAsia="Arial" w:hAnsi="Arial"/>
@@ -6766,7 +6766,7 @@
               <w:spacing w:after="10" w:before="0"/>
               <w:ind w:left="120"/>
             </w:pPr>
-            <w:hyperlink w:history="1" r:id="rIdx5mtopmhrfikul2fsqfj9">
+            <w:hyperlink w:history="1" r:id="rIdf5ysw2vtqey5wkxsoi77i">
               <w:r>
                 <w:rPr>
                   <w:rFonts w:ascii="Arial" w:cs="Arial" w:eastAsia="Arial" w:hAnsi="Arial"/>
@@ -6811,7 +6811,7 @@
             <w:pPr>
               <w:spacing w:after="20" w:before="0"/>
             </w:pPr>
-            <w:hyperlink w:history="1" r:id="rIdwwjl7xonft4pkaaqmte2q">
+            <w:hyperlink w:history="1" r:id="rIdee9igiykjvmgx-peloobv">
               <w:r>
                 <w:rPr>
                   <w:rFonts w:ascii="Arial" w:cs="Arial" w:eastAsia="Arial" w:hAnsi="Arial"/>
@@ -6844,7 +6844,7 @@
               <w:spacing w:after="10" w:before="0"/>
               <w:ind w:left="120"/>
             </w:pPr>
-            <w:hyperlink w:history="1" r:id="rIdrc4rgat1cpw03ciuxrvxq">
+            <w:hyperlink w:history="1" r:id="rIdak0bvjbagbfj6x2iil7cx">
               <w:r>
                 <w:rPr>
                   <w:rFonts w:ascii="Arial" w:cs="Arial" w:eastAsia="Arial" w:hAnsi="Arial"/>
@@ -7044,7 +7044,7 @@
             <w:pPr>
               <w:spacing w:after="20" w:before="0"/>
             </w:pPr>
-            <w:hyperlink w:history="1" r:id="rIdnupgqcialrvgu3mtwlh7g">
+            <w:hyperlink w:history="1" r:id="rIddaz5ondiyf7uyoiayfkg6">
               <w:r>
                 <w:rPr>
                   <w:rFonts w:ascii="Arial" w:cs="Arial" w:eastAsia="Arial" w:hAnsi="Arial"/>
@@ -7077,7 +7077,7 @@
               <w:spacing w:after="10" w:before="0"/>
               <w:ind w:left="120"/>
             </w:pPr>
-            <w:hyperlink w:history="1" r:id="rIdxghpjc_fijhtnaf197p6i">
+            <w:hyperlink w:history="1" r:id="rId53f7lufbdqvfbuxioeafh">
               <w:r>
                 <w:rPr>
                   <w:rFonts w:ascii="Arial" w:cs="Arial" w:eastAsia="Arial" w:hAnsi="Arial"/>
@@ -7122,7 +7122,7 @@
             <w:pPr>
               <w:spacing w:after="20" w:before="0"/>
             </w:pPr>
-            <w:hyperlink w:history="1" r:id="rIdvds_ajekor_blth3xxh4n">
+            <w:hyperlink w:history="1" r:id="rIdc9vjo6iyedbjna-cm3kzh">
               <w:r>
                 <w:rPr>
                   <w:rFonts w:ascii="Arial" w:cs="Arial" w:eastAsia="Arial" w:hAnsi="Arial"/>
@@ -7155,7 +7155,7 @@
               <w:spacing w:after="10" w:before="0"/>
               <w:ind w:left="120"/>
             </w:pPr>
-            <w:hyperlink w:history="1" r:id="rIde5mch6-p5oeikgoxxmijz">
+            <w:hyperlink w:history="1" r:id="rId2t6nexstcxxzrqaivwlnh">
               <w:r>
                 <w:rPr>
                   <w:rFonts w:ascii="Arial" w:cs="Arial" w:eastAsia="Arial" w:hAnsi="Arial"/>
@@ -7355,7 +7355,7 @@
             <w:pPr>
               <w:spacing w:after="20" w:before="0"/>
             </w:pPr>
-            <w:hyperlink w:history="1" r:id="rIdnyvlh_nvgtkcfwmv7cgr1">
+            <w:hyperlink w:history="1" r:id="rIdwjwsdcjp5_c03ideypuon">
               <w:r>
                 <w:rPr>
                   <w:rFonts w:ascii="Arial" w:cs="Arial" w:eastAsia="Arial" w:hAnsi="Arial"/>
@@ -7388,7 +7388,7 @@
               <w:spacing w:after="10" w:before="0"/>
               <w:ind w:left="120"/>
             </w:pPr>
-            <w:hyperlink w:history="1" r:id="rIdnnpuhdd17l_5wzqra4bos">
+            <w:hyperlink w:history="1" r:id="rIdw0zu-2eb49m59y_cn0qhc">
               <w:r>
                 <w:rPr>
                   <w:rFonts w:ascii="Arial" w:cs="Arial" w:eastAsia="Arial" w:hAnsi="Arial"/>
@@ -7433,7 +7433,7 @@
             <w:pPr>
               <w:spacing w:after="20" w:before="0"/>
             </w:pPr>
-            <w:hyperlink w:history="1" r:id="rIdiqngo2d-nk7qiwsktztn7">
+            <w:hyperlink w:history="1" r:id="rId1q6fejcx0a_mvcelyfjng">
               <w:r>
                 <w:rPr>
                   <w:rFonts w:ascii="Arial" w:cs="Arial" w:eastAsia="Arial" w:hAnsi="Arial"/>
@@ -7466,7 +7466,7 @@
               <w:spacing w:after="10" w:before="0"/>
               <w:ind w:left="120"/>
             </w:pPr>
-            <w:hyperlink w:history="1" r:id="rIddvkio7ea32lswxcbj7juf">
+            <w:hyperlink w:history="1" r:id="rIdvflcb-k12jbma0ywo8ycp">
               <w:r>
                 <w:rPr>
                   <w:rFonts w:ascii="Arial" w:cs="Arial" w:eastAsia="Arial" w:hAnsi="Arial"/>
@@ -7666,7 +7666,7 @@
             <w:pPr>
               <w:spacing w:after="20" w:before="0"/>
             </w:pPr>
-            <w:hyperlink w:history="1" r:id="rIdm0bkqbfyjfvfpgrkniqoh">
+            <w:hyperlink w:history="1" r:id="rIdd3mx-yy3u1unnejregusf">
               <w:r>
                 <w:rPr>
                   <w:rFonts w:ascii="Arial" w:cs="Arial" w:eastAsia="Arial" w:hAnsi="Arial"/>
@@ -7715,7 +7715,7 @@
               <w:spacing w:after="10" w:before="0"/>
               <w:ind w:left="120"/>
             </w:pPr>
-            <w:hyperlink w:history="1" r:id="rIdikc_ljuw0uuuf7ufpkf_h">
+            <w:hyperlink w:history="1" r:id="rIdjhfulukoxfx3wqtsrb5lx">
               <w:r>
                 <w:rPr>
                   <w:rFonts w:ascii="Arial" w:cs="Arial" w:eastAsia="Arial" w:hAnsi="Arial"/>
@@ -7760,7 +7760,7 @@
             <w:pPr>
               <w:spacing w:after="20" w:before="0"/>
             </w:pPr>
-            <w:hyperlink w:history="1" r:id="rIdfsz6nk0ejvaoypoe-y4mt">
+            <w:hyperlink w:history="1" r:id="rIdbshu0jj1xra4c4xrspirp">
               <w:r>
                 <w:rPr>
                   <w:rFonts w:ascii="Arial" w:cs="Arial" w:eastAsia="Arial" w:hAnsi="Arial"/>
@@ -7793,7 +7793,7 @@
               <w:spacing w:after="10" w:before="0"/>
               <w:ind w:left="120"/>
             </w:pPr>
-            <w:hyperlink w:history="1" r:id="rId0oadzvmgroswctrmzh2bl">
+            <w:hyperlink w:history="1" r:id="rId2genszspxgu43sdwo5lfn">
               <w:r>
                 <w:rPr>
                   <w:rFonts w:ascii="Arial" w:cs="Arial" w:eastAsia="Arial" w:hAnsi="Arial"/>
@@ -8318,7 +8318,7 @@
         </w:rPr>
         <w:t xml:space="preserve">© 2026 SeaVuria and ARES. Aligned with KICD objectives. Developed by SeaVuria; technical implementation by ARES (with AI assistance from Claude). Licensed under </w:t>
       </w:r>
-      <w:hyperlink w:history="1" r:id="rIds0auupbevouwq_h6-mw61">
+      <w:hyperlink w:history="1" r:id="rIdbldjqln2_ozc8a3pfex2m">
         <w:r>
           <w:rPr>
             <w:rFonts w:ascii="Arial" w:cs="Arial" w:eastAsia="Arial" w:hAnsi="Arial"/>
@@ -8339,7 +8339,7 @@
         </w:rPr>
         <w:t xml:space="preserve"> (</w:t>
       </w:r>
-      <w:hyperlink w:history="1" r:id="rId38ggecnvowye9nafntbtz">
+      <w:hyperlink w:history="1" r:id="rIdnsp7fqw41eep-glf-fy75">
         <w:r>
           <w:rPr>
             <w:rFonts w:ascii="Arial" w:cs="Arial" w:eastAsia="Arial" w:hAnsi="Arial"/>
@@ -9379,7 +9379,7 @@
             <w:pPr>
               <w:spacing w:after="20" w:before="0"/>
             </w:pPr>
-            <w:hyperlink w:history="1" r:id="rId7fdbdvzphd7cb6_augku3">
+            <w:hyperlink w:history="1" r:id="rIdtladdsesipximar2fjoqx">
               <w:r>
                 <w:rPr>
                   <w:rFonts w:ascii="Arial" w:cs="Arial" w:eastAsia="Arial" w:hAnsi="Arial"/>
@@ -9412,7 +9412,7 @@
               <w:spacing w:after="10" w:before="0"/>
               <w:ind w:left="120"/>
             </w:pPr>
-            <w:hyperlink w:history="1" r:id="rId389utvl3nfye8id8fzbwu">
+            <w:hyperlink w:history="1" r:id="rIdjcu0l1sodkjvrv_6x7d0n">
               <w:r>
                 <w:rPr>
                   <w:rFonts w:ascii="Arial" w:cs="Arial" w:eastAsia="Arial" w:hAnsi="Arial"/>
@@ -9457,7 +9457,7 @@
             <w:pPr>
               <w:spacing w:after="20" w:before="0"/>
             </w:pPr>
-            <w:hyperlink w:history="1" r:id="rIdiczarqzcjvr964pou8lgb">
+            <w:hyperlink w:history="1" r:id="rIdnntxhcoz8-y-s0kjjgqhx">
               <w:r>
                 <w:rPr>
                   <w:rFonts w:ascii="Arial" w:cs="Arial" w:eastAsia="Arial" w:hAnsi="Arial"/>
@@ -9490,7 +9490,7 @@
               <w:spacing w:after="10" w:before="0"/>
               <w:ind w:left="120"/>
             </w:pPr>
-            <w:hyperlink w:history="1" r:id="rId7rvls1toaanc-dvnmqghg">
+            <w:hyperlink w:history="1" r:id="rIdclb6tbqshubsnombfmi8w">
               <w:r>
                 <w:rPr>
                   <w:rFonts w:ascii="Arial" w:cs="Arial" w:eastAsia="Arial" w:hAnsi="Arial"/>
@@ -9690,7 +9690,7 @@
             <w:pPr>
               <w:spacing w:after="20" w:before="0"/>
             </w:pPr>
-            <w:hyperlink w:history="1" r:id="rIdj5vhcsg-etfe_im8dttfh">
+            <w:hyperlink w:history="1" r:id="rId1i7zdfh4s_14og0ap_llc">
               <w:r>
                 <w:rPr>
                   <w:rFonts w:ascii="Arial" w:cs="Arial" w:eastAsia="Arial" w:hAnsi="Arial"/>
@@ -9723,7 +9723,7 @@
               <w:spacing w:after="10" w:before="0"/>
               <w:ind w:left="120"/>
             </w:pPr>
-            <w:hyperlink w:history="1" r:id="rIdhcp_tkcr4i2u_mruhodqr">
+            <w:hyperlink w:history="1" r:id="rIdlkhj6tjk55gz3sh_1gu4o">
               <w:r>
                 <w:rPr>
                   <w:rFonts w:ascii="Arial" w:cs="Arial" w:eastAsia="Arial" w:hAnsi="Arial"/>
@@ -9768,7 +9768,7 @@
             <w:pPr>
               <w:spacing w:after="20" w:before="0"/>
             </w:pPr>
-            <w:hyperlink w:history="1" r:id="rId_4rt7lln5ipltzs2i30fn">
+            <w:hyperlink w:history="1" r:id="rIdgev15clfas342reenhvxc">
               <w:r>
                 <w:rPr>
                   <w:rFonts w:ascii="Arial" w:cs="Arial" w:eastAsia="Arial" w:hAnsi="Arial"/>
@@ -9801,7 +9801,7 @@
               <w:spacing w:after="10" w:before="0"/>
               <w:ind w:left="120"/>
             </w:pPr>
-            <w:hyperlink w:history="1" r:id="rIdogcorxiimalqruw3fihrm">
+            <w:hyperlink w:history="1" r:id="rId7qdb9bnbjkbivs1osjj7r">
               <w:r>
                 <w:rPr>
                   <w:rFonts w:ascii="Arial" w:cs="Arial" w:eastAsia="Arial" w:hAnsi="Arial"/>
@@ -10001,7 +10001,7 @@
             <w:pPr>
               <w:spacing w:after="20" w:before="0"/>
             </w:pPr>
-            <w:hyperlink w:history="1" r:id="rIdmyviwknsaazjrnlr-nkax">
+            <w:hyperlink w:history="1" r:id="rIdmfgyylcsvxiq9lf-m1lc8">
               <w:r>
                 <w:rPr>
                   <w:rFonts w:ascii="Arial" w:cs="Arial" w:eastAsia="Arial" w:hAnsi="Arial"/>
@@ -10034,7 +10034,7 @@
               <w:spacing w:after="10" w:before="0"/>
               <w:ind w:left="120"/>
             </w:pPr>
-            <w:hyperlink w:history="1" r:id="rIdtpqucoiqafirqj3aeacgp">
+            <w:hyperlink w:history="1" r:id="rIdmcq05fxkjldf7bsijluey">
               <w:r>
                 <w:rPr>
                   <w:rFonts w:ascii="Arial" w:cs="Arial" w:eastAsia="Arial" w:hAnsi="Arial"/>
@@ -10079,7 +10079,7 @@
             <w:pPr>
               <w:spacing w:after="20" w:before="0"/>
             </w:pPr>
-            <w:hyperlink w:history="1" r:id="rId8z8meufcy7wzn9-lan5qa">
+            <w:hyperlink w:history="1" r:id="rId3khh1ry-8lwayijd9ywcd">
               <w:r>
                 <w:rPr>
                   <w:rFonts w:ascii="Arial" w:cs="Arial" w:eastAsia="Arial" w:hAnsi="Arial"/>
@@ -10112,7 +10112,7 @@
               <w:spacing w:after="10" w:before="0"/>
               <w:ind w:left="120"/>
             </w:pPr>
-            <w:hyperlink w:history="1" r:id="rIdsafs1w5uqamboo3nmmn14">
+            <w:hyperlink w:history="1" r:id="rIdabdnygr4klaqekxtdht01">
               <w:r>
                 <w:rPr>
                   <w:rFonts w:ascii="Arial" w:cs="Arial" w:eastAsia="Arial" w:hAnsi="Arial"/>
@@ -10312,7 +10312,7 @@
             <w:pPr>
               <w:spacing w:after="20" w:before="0"/>
             </w:pPr>
-            <w:hyperlink w:history="1" r:id="rIdccvjbsarbjwfxu0ujvje4">
+            <w:hyperlink w:history="1" r:id="rIdbeoulr7swabmcn5qblpvc">
               <w:r>
                 <w:rPr>
                   <w:rFonts w:ascii="Arial" w:cs="Arial" w:eastAsia="Arial" w:hAnsi="Arial"/>
@@ -10345,7 +10345,7 @@
               <w:spacing w:after="10" w:before="0"/>
               <w:ind w:left="120"/>
             </w:pPr>
-            <w:hyperlink w:history="1" r:id="rIdhprzgkwhyv0xrx7jwop2u">
+            <w:hyperlink w:history="1" r:id="rIdquf59_yoort4kl1z6wdqw">
               <w:r>
                 <w:rPr>
                   <w:rFonts w:ascii="Arial" w:cs="Arial" w:eastAsia="Arial" w:hAnsi="Arial"/>
@@ -10390,7 +10390,7 @@
             <w:pPr>
               <w:spacing w:after="20" w:before="0"/>
             </w:pPr>
-            <w:hyperlink w:history="1" r:id="rId9x35vl_xrmvwyf4yke_sl">
+            <w:hyperlink w:history="1" r:id="rId37epcx0i9ezznrvuesyap">
               <w:r>
                 <w:rPr>
                   <w:rFonts w:ascii="Arial" w:cs="Arial" w:eastAsia="Arial" w:hAnsi="Arial"/>
@@ -10423,7 +10423,7 @@
               <w:spacing w:after="10" w:before="0"/>
               <w:ind w:left="120"/>
             </w:pPr>
-            <w:hyperlink w:history="1" r:id="rIdmt-vwp9n_hl-_frtuzbps">
+            <w:hyperlink w:history="1" r:id="rIdf_muaiyejw28-owparzjk">
               <w:r>
                 <w:rPr>
                   <w:rFonts w:ascii="Arial" w:cs="Arial" w:eastAsia="Arial" w:hAnsi="Arial"/>
@@ -10623,7 +10623,7 @@
             <w:pPr>
               <w:spacing w:after="20" w:before="0"/>
             </w:pPr>
-            <w:hyperlink w:history="1" r:id="rIdyqcalnni25a7-qfw1u2bc">
+            <w:hyperlink w:history="1" r:id="rId7w0dtgytmdjrueyies7dm">
               <w:r>
                 <w:rPr>
                   <w:rFonts w:ascii="Arial" w:cs="Arial" w:eastAsia="Arial" w:hAnsi="Arial"/>
@@ -10672,7 +10672,7 @@
               <w:spacing w:after="10" w:before="0"/>
               <w:ind w:left="120"/>
             </w:pPr>
-            <w:hyperlink w:history="1" r:id="rIdhrq6upff8koa0q5xehqej">
+            <w:hyperlink w:history="1" r:id="rIdtxccybaxtwybx093sutgw">
               <w:r>
                 <w:rPr>
                   <w:rFonts w:ascii="Arial" w:cs="Arial" w:eastAsia="Arial" w:hAnsi="Arial"/>
@@ -10717,7 +10717,7 @@
             <w:pPr>
               <w:spacing w:after="20" w:before="0"/>
             </w:pPr>
-            <w:hyperlink w:history="1" r:id="rIdn2mhpb56yckhrvk-znbsb">
+            <w:hyperlink w:history="1" r:id="rId0-kwcswflsnsahmj-hgdp">
               <w:r>
                 <w:rPr>
                   <w:rFonts w:ascii="Arial" w:cs="Arial" w:eastAsia="Arial" w:hAnsi="Arial"/>
@@ -10750,7 +10750,7 @@
               <w:spacing w:after="10" w:before="0"/>
               <w:ind w:left="120"/>
             </w:pPr>
-            <w:hyperlink w:history="1" r:id="rIdqsh2oa7byhdvugreghrbe">
+            <w:hyperlink w:history="1" r:id="rIduww1ttqu00a2berhtawlx">
               <w:r>
                 <w:rPr>
                   <w:rFonts w:ascii="Arial" w:cs="Arial" w:eastAsia="Arial" w:hAnsi="Arial"/>
@@ -11275,7 +11275,7 @@
         </w:rPr>
         <w:t xml:space="preserve">© 2026 SeaVuria and ARES. Aligned with KICD objectives. Developed by SeaVuria; technical implementation by ARES (with AI assistance from Claude). Licensed under </w:t>
       </w:r>
-      <w:hyperlink w:history="1" r:id="rIdfp2_rzbhedcpx9yspp1ah">
+      <w:hyperlink w:history="1" r:id="rIdlnsub4apx93pzrawiilpb">
         <w:r>
           <w:rPr>
             <w:rFonts w:ascii="Arial" w:cs="Arial" w:eastAsia="Arial" w:hAnsi="Arial"/>
@@ -11296,7 +11296,7 @@
         </w:rPr>
         <w:t xml:space="preserve"> (</w:t>
       </w:r>
-      <w:hyperlink w:history="1" r:id="rIdft7c0vdk09e4pgyvqhjg9">
+      <w:hyperlink w:history="1" r:id="rId5xaraorpxdk9mvxodlypr">
         <w:r>
           <w:rPr>
             <w:rFonts w:ascii="Arial" w:cs="Arial" w:eastAsia="Arial" w:hAnsi="Arial"/>
@@ -12336,7 +12336,7 @@
             <w:pPr>
               <w:spacing w:after="20" w:before="0"/>
             </w:pPr>
-            <w:hyperlink w:history="1" r:id="rIdwliwv7ubrxbcicuvrjnfy">
+            <w:hyperlink w:history="1" r:id="rIdlrolrnjllegacykuwal8t">
               <w:r>
                 <w:rPr>
                   <w:rFonts w:ascii="Arial" w:cs="Arial" w:eastAsia="Arial" w:hAnsi="Arial"/>
@@ -12369,7 +12369,7 @@
               <w:spacing w:after="10" w:before="0"/>
               <w:ind w:left="120"/>
             </w:pPr>
-            <w:hyperlink w:history="1" r:id="rIdm_pmzwqij9xupo7_x2mic">
+            <w:hyperlink w:history="1" r:id="rIdcy65ffomfzij8bctkwbkj">
               <w:r>
                 <w:rPr>
                   <w:rFonts w:ascii="Arial" w:cs="Arial" w:eastAsia="Arial" w:hAnsi="Arial"/>
@@ -12414,7 +12414,7 @@
             <w:pPr>
               <w:spacing w:after="20" w:before="0"/>
             </w:pPr>
-            <w:hyperlink w:history="1" r:id="rIdgtddah5hw2c-sin7rt4lk">
+            <w:hyperlink w:history="1" r:id="rIdrh2ggluqhzhturnfdoswv">
               <w:r>
                 <w:rPr>
                   <w:rFonts w:ascii="Arial" w:cs="Arial" w:eastAsia="Arial" w:hAnsi="Arial"/>
@@ -12447,7 +12447,7 @@
               <w:spacing w:after="10" w:before="0"/>
               <w:ind w:left="120"/>
             </w:pPr>
-            <w:hyperlink w:history="1" r:id="rIdcmpv9p-haecqw5jvgxci2">
+            <w:hyperlink w:history="1" r:id="rIdioqiij2o9tkivb7nv6fo1">
               <w:r>
                 <w:rPr>
                   <w:rFonts w:ascii="Arial" w:cs="Arial" w:eastAsia="Arial" w:hAnsi="Arial"/>
@@ -12647,7 +12647,7 @@
             <w:pPr>
               <w:spacing w:after="20" w:before="0"/>
             </w:pPr>
-            <w:hyperlink w:history="1" r:id="rIdm_uupmmlqsggevbhzb49f">
+            <w:hyperlink w:history="1" r:id="rIdlde9zmuyjm7_8tmc1tvmk">
               <w:r>
                 <w:rPr>
                   <w:rFonts w:ascii="Arial" w:cs="Arial" w:eastAsia="Arial" w:hAnsi="Arial"/>
@@ -12680,7 +12680,7 @@
               <w:spacing w:after="10" w:before="0"/>
               <w:ind w:left="120"/>
             </w:pPr>
-            <w:hyperlink w:history="1" r:id="rIdx4iewgb6miqxv_bnmhnyg">
+            <w:hyperlink w:history="1" r:id="rId0njyqlanzdayuzhaxlcwc">
               <w:r>
                 <w:rPr>
                   <w:rFonts w:ascii="Arial" w:cs="Arial" w:eastAsia="Arial" w:hAnsi="Arial"/>
@@ -12725,7 +12725,7 @@
             <w:pPr>
               <w:spacing w:after="20" w:before="0"/>
             </w:pPr>
-            <w:hyperlink w:history="1" r:id="rIdjhl4vdtmnzllx3cbgl_qy">
+            <w:hyperlink w:history="1" r:id="rIdctxa2q8w6ieaqs_gd6wba">
               <w:r>
                 <w:rPr>
                   <w:rFonts w:ascii="Arial" w:cs="Arial" w:eastAsia="Arial" w:hAnsi="Arial"/>
@@ -12758,7 +12758,7 @@
               <w:spacing w:after="10" w:before="0"/>
               <w:ind w:left="120"/>
             </w:pPr>
-            <w:hyperlink w:history="1" r:id="rId1e9eicvka1hool_zxsybg">
+            <w:hyperlink w:history="1" r:id="rIdvxiz0cdersmwuft6qgt3x">
               <w:r>
                 <w:rPr>
                   <w:rFonts w:ascii="Arial" w:cs="Arial" w:eastAsia="Arial" w:hAnsi="Arial"/>
@@ -12958,7 +12958,7 @@
             <w:pPr>
               <w:spacing w:after="20" w:before="0"/>
             </w:pPr>
-            <w:hyperlink w:history="1" r:id="rIdoovyrwkxd8sbizlgir_rt">
+            <w:hyperlink w:history="1" r:id="rId9kvtle0jdlh0zoqvkll0x">
               <w:r>
                 <w:rPr>
                   <w:rFonts w:ascii="Arial" w:cs="Arial" w:eastAsia="Arial" w:hAnsi="Arial"/>
@@ -13007,7 +13007,7 @@
               <w:spacing w:after="10" w:before="0"/>
               <w:ind w:left="120"/>
             </w:pPr>
-            <w:hyperlink w:history="1" r:id="rIdrozw2_rynxdegwjhbbgtk">
+            <w:hyperlink w:history="1" r:id="rIdurgmk7nrrmr9xcoe3wn7u">
               <w:r>
                 <w:rPr>
                   <w:rFonts w:ascii="Arial" w:cs="Arial" w:eastAsia="Arial" w:hAnsi="Arial"/>
@@ -13052,7 +13052,7 @@
             <w:pPr>
               <w:spacing w:after="20" w:before="0"/>
             </w:pPr>
-            <w:hyperlink w:history="1" r:id="rIdskdshnzca1ougytwp7ecr">
+            <w:hyperlink w:history="1" r:id="rId5vylbzekts0cjlowtxky_">
               <w:r>
                 <w:rPr>
                   <w:rFonts w:ascii="Arial" w:cs="Arial" w:eastAsia="Arial" w:hAnsi="Arial"/>
@@ -13085,7 +13085,7 @@
               <w:spacing w:after="10" w:before="0"/>
               <w:ind w:left="120"/>
             </w:pPr>
-            <w:hyperlink w:history="1" r:id="rIdvzxzwyub0e2hdjubm1kf4">
+            <w:hyperlink w:history="1" r:id="rIdnqmfsbgbt7ff-itpysje5">
               <w:r>
                 <w:rPr>
                   <w:rFonts w:ascii="Arial" w:cs="Arial" w:eastAsia="Arial" w:hAnsi="Arial"/>
@@ -13285,7 +13285,7 @@
             <w:pPr>
               <w:spacing w:after="20" w:before="0"/>
             </w:pPr>
-            <w:hyperlink w:history="1" r:id="rIdul0zle7uzwihwh0pwehjb">
+            <w:hyperlink w:history="1" r:id="rIdfiszbxezjesfh20f9mqaq">
               <w:r>
                 <w:rPr>
                   <w:rFonts w:ascii="Arial" w:cs="Arial" w:eastAsia="Arial" w:hAnsi="Arial"/>
@@ -13334,7 +13334,7 @@
               <w:spacing w:after="10" w:before="0"/>
               <w:ind w:left="120"/>
             </w:pPr>
-            <w:hyperlink w:history="1" r:id="rId2wir3ysj19_lmawv2scba">
+            <w:hyperlink w:history="1" r:id="rIdvmffhpgi-2w8fwifewrbv">
               <w:r>
                 <w:rPr>
                   <w:rFonts w:ascii="Arial" w:cs="Arial" w:eastAsia="Arial" w:hAnsi="Arial"/>
@@ -13379,7 +13379,7 @@
             <w:pPr>
               <w:spacing w:after="20" w:before="0"/>
             </w:pPr>
-            <w:hyperlink w:history="1" r:id="rIdmopz8omwjl6hdnko5frt_">
+            <w:hyperlink w:history="1" r:id="rIdn2cgrztxrp2kzah7jwm8l">
               <w:r>
                 <w:rPr>
                   <w:rFonts w:ascii="Arial" w:cs="Arial" w:eastAsia="Arial" w:hAnsi="Arial"/>
@@ -13412,7 +13412,7 @@
               <w:spacing w:after="10" w:before="0"/>
               <w:ind w:left="120"/>
             </w:pPr>
-            <w:hyperlink w:history="1" r:id="rIdtfqtadmaijhcsluerzrx3">
+            <w:hyperlink w:history="1" r:id="rIddzncrbnzvacigy7gbzryr">
               <w:r>
                 <w:rPr>
                   <w:rFonts w:ascii="Arial" w:cs="Arial" w:eastAsia="Arial" w:hAnsi="Arial"/>
@@ -13612,7 +13612,7 @@
             <w:pPr>
               <w:spacing w:after="20" w:before="0"/>
             </w:pPr>
-            <w:hyperlink w:history="1" r:id="rIdx1h_gbbvxktp4gjvmxcri">
+            <w:hyperlink w:history="1" r:id="rIdbftkta_xjm0_u0v5awrew">
               <w:r>
                 <w:rPr>
                   <w:rFonts w:ascii="Arial" w:cs="Arial" w:eastAsia="Arial" w:hAnsi="Arial"/>
@@ -13661,7 +13661,7 @@
               <w:spacing w:after="10" w:before="0"/>
               <w:ind w:left="120"/>
             </w:pPr>
-            <w:hyperlink w:history="1" r:id="rIdkqhrckyeoeg8ghnusim9f">
+            <w:hyperlink w:history="1" r:id="rIdxf_hq9qmxuxirhzemmnvo">
               <w:r>
                 <w:rPr>
                   <w:rFonts w:ascii="Arial" w:cs="Arial" w:eastAsia="Arial" w:hAnsi="Arial"/>
@@ -13706,7 +13706,7 @@
             <w:pPr>
               <w:spacing w:after="20" w:before="0"/>
             </w:pPr>
-            <w:hyperlink w:history="1" r:id="rIdzx_zx7soo9j6u-_z3a_g5">
+            <w:hyperlink w:history="1" r:id="rIdsinfr9fx96p27w5tlya-d">
               <w:r>
                 <w:rPr>
                   <w:rFonts w:ascii="Arial" w:cs="Arial" w:eastAsia="Arial" w:hAnsi="Arial"/>
@@ -13755,7 +13755,7 @@
               <w:spacing w:after="10" w:before="0"/>
               <w:ind w:left="120"/>
             </w:pPr>
-            <w:hyperlink w:history="1" r:id="rIdf9dpoeunblmsvo_rxvkbk">
+            <w:hyperlink w:history="1" r:id="rIdvqxd3tp8vjmwvemlt5tgu">
               <w:r>
                 <w:rPr>
                   <w:rFonts w:ascii="Arial" w:cs="Arial" w:eastAsia="Arial" w:hAnsi="Arial"/>
@@ -14280,7 +14280,7 @@
         </w:rPr>
         <w:t xml:space="preserve">© 2026 SeaVuria and ARES. Aligned with KICD objectives. Developed by SeaVuria; technical implementation by ARES (with AI assistance from Claude). Licensed under </w:t>
       </w:r>
-      <w:hyperlink w:history="1" r:id="rId_2czc3p1gid_th94rv5zp">
+      <w:hyperlink w:history="1" r:id="rIdh95pva2sskklybeuevj35">
         <w:r>
           <w:rPr>
             <w:rFonts w:ascii="Arial" w:cs="Arial" w:eastAsia="Arial" w:hAnsi="Arial"/>
@@ -14301,7 +14301,7 @@
         </w:rPr>
         <w:t xml:space="preserve"> (</w:t>
       </w:r>
-      <w:hyperlink w:history="1" r:id="rIdpq1bdrf9ev_hzubkimxxw">
+      <w:hyperlink w:history="1" r:id="rIdglhi9l1xkxuxw6qydq9my">
         <w:r>
           <w:rPr>
             <w:rFonts w:ascii="Arial" w:cs="Arial" w:eastAsia="Arial" w:hAnsi="Arial"/>
@@ -15341,7 +15341,7 @@
             <w:pPr>
               <w:spacing w:after="20" w:before="0"/>
             </w:pPr>
-            <w:hyperlink w:history="1" r:id="rIdwlv2t_z9db4be1vfj4jil">
+            <w:hyperlink w:history="1" r:id="rIdsyhemhygm6dqb_nkzfj1i">
               <w:r>
                 <w:rPr>
                   <w:rFonts w:ascii="Arial" w:cs="Arial" w:eastAsia="Arial" w:hAnsi="Arial"/>
@@ -15374,7 +15374,7 @@
               <w:spacing w:after="10" w:before="0"/>
               <w:ind w:left="120"/>
             </w:pPr>
-            <w:hyperlink w:history="1" r:id="rIdvrilavweplnasejftsg_7">
+            <w:hyperlink w:history="1" r:id="rIdlmf5tfumcfhk5gr9zudik">
               <w:r>
                 <w:rPr>
                   <w:rFonts w:ascii="Arial" w:cs="Arial" w:eastAsia="Arial" w:hAnsi="Arial"/>
@@ -15419,7 +15419,7 @@
             <w:pPr>
               <w:spacing w:after="20" w:before="0"/>
             </w:pPr>
-            <w:hyperlink w:history="1" r:id="rIdn_gzuadc3epjs6z_btjnq">
+            <w:hyperlink w:history="1" r:id="rIdhspttca7k6ruprnjpfspz">
               <w:r>
                 <w:rPr>
                   <w:rFonts w:ascii="Arial" w:cs="Arial" w:eastAsia="Arial" w:hAnsi="Arial"/>
@@ -15452,7 +15452,7 @@
               <w:spacing w:after="10" w:before="0"/>
               <w:ind w:left="120"/>
             </w:pPr>
-            <w:hyperlink w:history="1" r:id="rId5xqil2ypno4xswygtdwjo">
+            <w:hyperlink w:history="1" r:id="rId_rpbt94yk-d4vas7s1zqa">
               <w:r>
                 <w:rPr>
                   <w:rFonts w:ascii="Arial" w:cs="Arial" w:eastAsia="Arial" w:hAnsi="Arial"/>
@@ -15652,7 +15652,7 @@
             <w:pPr>
               <w:spacing w:after="20" w:before="0"/>
             </w:pPr>
-            <w:hyperlink w:history="1" r:id="rId18vpquttjd08bteylxkoo">
+            <w:hyperlink w:history="1" r:id="rIdf72aly8d8pfhk0m91gphh">
               <w:r>
                 <w:rPr>
                   <w:rFonts w:ascii="Arial" w:cs="Arial" w:eastAsia="Arial" w:hAnsi="Arial"/>
@@ -15685,7 +15685,7 @@
               <w:spacing w:after="10" w:before="0"/>
               <w:ind w:left="120"/>
             </w:pPr>
-            <w:hyperlink w:history="1" r:id="rIdcig_qiilrxbstntpuul-z">
+            <w:hyperlink w:history="1" r:id="rIdx0exprqf-qzrde8xd3bz7">
               <w:r>
                 <w:rPr>
                   <w:rFonts w:ascii="Arial" w:cs="Arial" w:eastAsia="Arial" w:hAnsi="Arial"/>
@@ -15730,7 +15730,7 @@
             <w:pPr>
               <w:spacing w:after="20" w:before="0"/>
             </w:pPr>
-            <w:hyperlink w:history="1" r:id="rIdy-zb3mzg9rttbadtq2da5">
+            <w:hyperlink w:history="1" r:id="rIdt-lo4ysbs4mrjhu8iddxx">
               <w:r>
                 <w:rPr>
                   <w:rFonts w:ascii="Arial" w:cs="Arial" w:eastAsia="Arial" w:hAnsi="Arial"/>
@@ -15763,7 +15763,7 @@
               <w:spacing w:after="10" w:before="0"/>
               <w:ind w:left="120"/>
             </w:pPr>
-            <w:hyperlink w:history="1" r:id="rIdoix5bdt2fzuckv4bl5qpp">
+            <w:hyperlink w:history="1" r:id="rIdyczitdrlwmluntvpuwxg5">
               <w:r>
                 <w:rPr>
                   <w:rFonts w:ascii="Arial" w:cs="Arial" w:eastAsia="Arial" w:hAnsi="Arial"/>
@@ -15963,7 +15963,7 @@
             <w:pPr>
               <w:spacing w:after="20" w:before="0"/>
             </w:pPr>
-            <w:hyperlink w:history="1" r:id="rIdldqhjl_qes8ysne58esae">
+            <w:hyperlink w:history="1" r:id="rIdoneajonkyaqs387l17wce">
               <w:r>
                 <w:rPr>
                   <w:rFonts w:ascii="Arial" w:cs="Arial" w:eastAsia="Arial" w:hAnsi="Arial"/>
@@ -15996,7 +15996,7 @@
               <w:spacing w:after="10" w:before="0"/>
               <w:ind w:left="120"/>
             </w:pPr>
-            <w:hyperlink w:history="1" r:id="rIdtp_b3-yym7zju7dk7ozlf">
+            <w:hyperlink w:history="1" r:id="rIdqsx8rwg3q4vmj51pfvrwi">
               <w:r>
                 <w:rPr>
                   <w:rFonts w:ascii="Arial" w:cs="Arial" w:eastAsia="Arial" w:hAnsi="Arial"/>
@@ -16041,7 +16041,7 @@
             <w:pPr>
               <w:spacing w:after="20" w:before="0"/>
             </w:pPr>
-            <w:hyperlink w:history="1" r:id="rId3cdn0yagybzvxbxrtqmdo">
+            <w:hyperlink w:history="1" r:id="rId-cfyef7fr1epkk1fbutqo">
               <w:r>
                 <w:rPr>
                   <w:rFonts w:ascii="Arial" w:cs="Arial" w:eastAsia="Arial" w:hAnsi="Arial"/>
@@ -16074,7 +16074,7 @@
               <w:spacing w:after="10" w:before="0"/>
               <w:ind w:left="120"/>
             </w:pPr>
-            <w:hyperlink w:history="1" r:id="rIdjngcetc16w2e94_e53zbq">
+            <w:hyperlink w:history="1" r:id="rId1lhpn1bvszblgl_wthnyw">
               <w:r>
                 <w:rPr>
                   <w:rFonts w:ascii="Arial" w:cs="Arial" w:eastAsia="Arial" w:hAnsi="Arial"/>
@@ -16274,7 +16274,7 @@
             <w:pPr>
               <w:spacing w:after="20" w:before="0"/>
             </w:pPr>
-            <w:hyperlink w:history="1" r:id="rIdktqvqsjqdofmcrbllzb9e">
+            <w:hyperlink w:history="1" r:id="rId1xyut3peju8hwpxbjrxao">
               <w:r>
                 <w:rPr>
                   <w:rFonts w:ascii="Arial" w:cs="Arial" w:eastAsia="Arial" w:hAnsi="Arial"/>
@@ -16307,7 +16307,7 @@
               <w:spacing w:after="10" w:before="0"/>
               <w:ind w:left="120"/>
             </w:pPr>
-            <w:hyperlink w:history="1" r:id="rIdehxgn8bbqfstsaansepcn">
+            <w:hyperlink w:history="1" r:id="rIdtvi_uoqfpopywy26adsbh">
               <w:r>
                 <w:rPr>
                   <w:rFonts w:ascii="Arial" w:cs="Arial" w:eastAsia="Arial" w:hAnsi="Arial"/>
@@ -16352,7 +16352,7 @@
             <w:pPr>
               <w:spacing w:after="20" w:before="0"/>
             </w:pPr>
-            <w:hyperlink w:history="1" r:id="rId7zbdhufgxj5yyjgkkb2a5">
+            <w:hyperlink w:history="1" r:id="rIdjhfhyxj5p83w9whp-vpto">
               <w:r>
                 <w:rPr>
                   <w:rFonts w:ascii="Arial" w:cs="Arial" w:eastAsia="Arial" w:hAnsi="Arial"/>
@@ -16385,7 +16385,7 @@
               <w:spacing w:after="10" w:before="0"/>
               <w:ind w:left="120"/>
             </w:pPr>
-            <w:hyperlink w:history="1" r:id="rIdoehkaau-rgk0zbiibfrg7">
+            <w:hyperlink w:history="1" r:id="rIdjjlskn9-oxpyee0rvdris">
               <w:r>
                 <w:rPr>
                   <w:rFonts w:ascii="Arial" w:cs="Arial" w:eastAsia="Arial" w:hAnsi="Arial"/>
@@ -16585,7 +16585,7 @@
             <w:pPr>
               <w:spacing w:after="20" w:before="0"/>
             </w:pPr>
-            <w:hyperlink w:history="1" r:id="rIdomuh81dyv5wnfsacaqazp">
+            <w:hyperlink w:history="1" r:id="rIduv2gsbrihondcxr5msvft">
               <w:r>
                 <w:rPr>
                   <w:rFonts w:ascii="Arial" w:cs="Arial" w:eastAsia="Arial" w:hAnsi="Arial"/>
@@ -16634,7 +16634,7 @@
               <w:spacing w:after="10" w:before="0"/>
               <w:ind w:left="120"/>
             </w:pPr>
-            <w:hyperlink w:history="1" r:id="rIduvednfgzjirgwz-blgqy7">
+            <w:hyperlink w:history="1" r:id="rIdzbwlei12mof5fck7vamtn">
               <w:r>
                 <w:rPr>
                   <w:rFonts w:ascii="Arial" w:cs="Arial" w:eastAsia="Arial" w:hAnsi="Arial"/>
@@ -16679,7 +16679,7 @@
             <w:pPr>
               <w:spacing w:after="20" w:before="0"/>
             </w:pPr>
-            <w:hyperlink w:history="1" r:id="rIdhpekfdzrhbgrpse-cd-kf">
+            <w:hyperlink w:history="1" r:id="rIdyx74xwobcxpthhn4jpl36">
               <w:r>
                 <w:rPr>
                   <w:rFonts w:ascii="Arial" w:cs="Arial" w:eastAsia="Arial" w:hAnsi="Arial"/>
@@ -16728,7 +16728,7 @@
               <w:spacing w:after="10" w:before="0"/>
               <w:ind w:left="120"/>
             </w:pPr>
-            <w:hyperlink w:history="1" r:id="rIdhqwyicz8nbbgmjstq4lpw">
+            <w:hyperlink w:history="1" r:id="rIdjtti0i1utgdpoocxijtco">
               <w:r>
                 <w:rPr>
                   <w:rFonts w:ascii="Arial" w:cs="Arial" w:eastAsia="Arial" w:hAnsi="Arial"/>
@@ -17253,7 +17253,7 @@
         </w:rPr>
         <w:t xml:space="preserve">© 2026 SeaVuria and ARES. Aligned with KICD objectives. Developed by SeaVuria; technical implementation by ARES (with AI assistance from Claude). Licensed under </w:t>
       </w:r>
-      <w:hyperlink w:history="1" r:id="rIdbt6pttobbp5e0lonm1b3f">
+      <w:hyperlink w:history="1" r:id="rIdxbvvf1k5zl3g-2yshejhm">
         <w:r>
           <w:rPr>
             <w:rFonts w:ascii="Arial" w:cs="Arial" w:eastAsia="Arial" w:hAnsi="Arial"/>
@@ -17274,7 +17274,7 @@
         </w:rPr>
         <w:t xml:space="preserve"> (</w:t>
       </w:r>
-      <w:hyperlink w:history="1" r:id="rIdd3bi7ladtf_xlxxzjshi1">
+      <w:hyperlink w:history="1" r:id="rIdy_1a3uirjiibq6oaqzlan">
         <w:r>
           <w:rPr>
             <w:rFonts w:ascii="Arial" w:cs="Arial" w:eastAsia="Arial" w:hAnsi="Arial"/>
@@ -18314,7 +18314,7 @@
             <w:pPr>
               <w:spacing w:after="20" w:before="0"/>
             </w:pPr>
-            <w:hyperlink w:history="1" r:id="rIdun3pc_l4eiukkae1bdcvp">
+            <w:hyperlink w:history="1" r:id="rId4t0d8akinekbt74sxx4fr">
               <w:r>
                 <w:rPr>
                   <w:rFonts w:ascii="Arial" w:cs="Arial" w:eastAsia="Arial" w:hAnsi="Arial"/>
@@ -18363,7 +18363,7 @@
               <w:spacing w:after="10" w:before="0"/>
               <w:ind w:left="120"/>
             </w:pPr>
-            <w:hyperlink w:history="1" r:id="rIdzuk05cn99nufniytjcvnm">
+            <w:hyperlink w:history="1" r:id="rId--mp0dplcq16txgqcu36n">
               <w:r>
                 <w:rPr>
                   <w:rFonts w:ascii="Arial" w:cs="Arial" w:eastAsia="Arial" w:hAnsi="Arial"/>
@@ -18408,7 +18408,7 @@
             <w:pPr>
               <w:spacing w:after="20" w:before="0"/>
             </w:pPr>
-            <w:hyperlink w:history="1" r:id="rId9qx5aikwnrhm9mxchlted">
+            <w:hyperlink w:history="1" r:id="rIdch9m7ehimhws2it8imxfu">
               <w:r>
                 <w:rPr>
                   <w:rFonts w:ascii="Arial" w:cs="Arial" w:eastAsia="Arial" w:hAnsi="Arial"/>
@@ -18441,7 +18441,7 @@
               <w:spacing w:after="10" w:before="0"/>
               <w:ind w:left="120"/>
             </w:pPr>
-            <w:hyperlink w:history="1" r:id="rIdcpmxoanpx4k0bqib5czh2">
+            <w:hyperlink w:history="1" r:id="rId170tnsamarkuhgzptfzwr">
               <w:r>
                 <w:rPr>
                   <w:rFonts w:ascii="Arial" w:cs="Arial" w:eastAsia="Arial" w:hAnsi="Arial"/>
@@ -18641,7 +18641,7 @@
             <w:pPr>
               <w:spacing w:after="20" w:before="0"/>
             </w:pPr>
-            <w:hyperlink w:history="1" r:id="rIdtpc0bodyg8_rfficydnxo">
+            <w:hyperlink w:history="1" r:id="rIdlgu_pfojtsx81o_oi1hve">
               <w:r>
                 <w:rPr>
                   <w:rFonts w:ascii="Arial" w:cs="Arial" w:eastAsia="Arial" w:hAnsi="Arial"/>
@@ -18690,7 +18690,7 @@
               <w:spacing w:after="10" w:before="0"/>
               <w:ind w:left="120"/>
             </w:pPr>
-            <w:hyperlink w:history="1" r:id="rIdz2ienqdqcas8xdqcsrmsd">
+            <w:hyperlink w:history="1" r:id="rIddnmys6kgd58mbcv7wkyq7">
               <w:r>
                 <w:rPr>
                   <w:rFonts w:ascii="Arial" w:cs="Arial" w:eastAsia="Arial" w:hAnsi="Arial"/>
@@ -18735,7 +18735,7 @@
             <w:pPr>
               <w:spacing w:after="20" w:before="0"/>
             </w:pPr>
-            <w:hyperlink w:history="1" r:id="rIdmafm_4hmi4b8wpspr3fh-">
+            <w:hyperlink w:history="1" r:id="rId1bjgitr72qjlimpwgwxzb">
               <w:r>
                 <w:rPr>
                   <w:rFonts w:ascii="Arial" w:cs="Arial" w:eastAsia="Arial" w:hAnsi="Arial"/>
@@ -18768,7 +18768,7 @@
               <w:spacing w:after="10" w:before="0"/>
               <w:ind w:left="120"/>
             </w:pPr>
-            <w:hyperlink w:history="1" r:id="rId0ubs3iajwyw5eesumndxy">
+            <w:hyperlink w:history="1" r:id="rIdqotlawy6v84wqukyukgqd">
               <w:r>
                 <w:rPr>
                   <w:rFonts w:ascii="Arial" w:cs="Arial" w:eastAsia="Arial" w:hAnsi="Arial"/>
@@ -18968,7 +18968,7 @@
             <w:pPr>
               <w:spacing w:after="20" w:before="0"/>
             </w:pPr>
-            <w:hyperlink w:history="1" r:id="rIdb6gakmrt78eivwr9abvih">
+            <w:hyperlink w:history="1" r:id="rIdc3xikzmcip3zi-jmas6mh">
               <w:r>
                 <w:rPr>
                   <w:rFonts w:ascii="Arial" w:cs="Arial" w:eastAsia="Arial" w:hAnsi="Arial"/>
@@ -19017,7 +19017,7 @@
               <w:spacing w:after="10" w:before="0"/>
               <w:ind w:left="120"/>
             </w:pPr>
-            <w:hyperlink w:history="1" r:id="rIdwsvteog2ibcyxz5zgkxbn">
+            <w:hyperlink w:history="1" r:id="rIdmk96eyyjtmilw7ioph5c-">
               <w:r>
                 <w:rPr>
                   <w:rFonts w:ascii="Arial" w:cs="Arial" w:eastAsia="Arial" w:hAnsi="Arial"/>
@@ -19062,7 +19062,7 @@
             <w:pPr>
               <w:spacing w:after="20" w:before="0"/>
             </w:pPr>
-            <w:hyperlink w:history="1" r:id="rId4f6o8fhqtkayrjf5dw_so">
+            <w:hyperlink w:history="1" r:id="rIdyby9ywd8wynnljlryiwjg">
               <w:r>
                 <w:rPr>
                   <w:rFonts w:ascii="Arial" w:cs="Arial" w:eastAsia="Arial" w:hAnsi="Arial"/>
@@ -19111,7 +19111,7 @@
               <w:spacing w:after="10" w:before="0"/>
               <w:ind w:left="120"/>
             </w:pPr>
-            <w:hyperlink w:history="1" r:id="rIdwcwbzb8pm_pfygftnnofo">
+            <w:hyperlink w:history="1" r:id="rIddcpwceurfdjrxvnnpiqpf">
               <w:r>
                 <w:rPr>
                   <w:rFonts w:ascii="Arial" w:cs="Arial" w:eastAsia="Arial" w:hAnsi="Arial"/>
@@ -19311,7 +19311,7 @@
             <w:pPr>
               <w:spacing w:after="20" w:before="0"/>
             </w:pPr>
-            <w:hyperlink w:history="1" r:id="rIdmhphsjhifq425nunev50s">
+            <w:hyperlink w:history="1" r:id="rIdfixsrp7vizkbknh-qp_wi">
               <w:r>
                 <w:rPr>
                   <w:rFonts w:ascii="Arial" w:cs="Arial" w:eastAsia="Arial" w:hAnsi="Arial"/>
@@ -19360,7 +19360,7 @@
               <w:spacing w:after="10" w:before="0"/>
               <w:ind w:left="120"/>
             </w:pPr>
-            <w:hyperlink w:history="1" r:id="rIditsdwv_3vafzv9fdtt5fj">
+            <w:hyperlink w:history="1" r:id="rIdc43-28zcpjezmvyooentk">
               <w:r>
                 <w:rPr>
                   <w:rFonts w:ascii="Arial" w:cs="Arial" w:eastAsia="Arial" w:hAnsi="Arial"/>
@@ -19405,7 +19405,7 @@
             <w:pPr>
               <w:spacing w:after="20" w:before="0"/>
             </w:pPr>
-            <w:hyperlink w:history="1" r:id="rIdhdyn4ntzahjyyuydqnv3x">
+            <w:hyperlink w:history="1" r:id="rId5kaukbenm1leb4rpdi9a7">
               <w:r>
                 <w:rPr>
                   <w:rFonts w:ascii="Arial" w:cs="Arial" w:eastAsia="Arial" w:hAnsi="Arial"/>
@@ -19454,7 +19454,7 @@
               <w:spacing w:after="10" w:before="0"/>
               <w:ind w:left="120"/>
             </w:pPr>
-            <w:hyperlink w:history="1" r:id="rIdxcp75hgernhqdsi3qeswe">
+            <w:hyperlink w:history="1" r:id="rId7sdgdj1rz8fqsrjugru0y">
               <w:r>
                 <w:rPr>
                   <w:rFonts w:ascii="Arial" w:cs="Arial" w:eastAsia="Arial" w:hAnsi="Arial"/>
@@ -19654,7 +19654,7 @@
             <w:pPr>
               <w:spacing w:after="20" w:before="0"/>
             </w:pPr>
-            <w:hyperlink w:history="1" r:id="rIdbw2khallyrgusrvtfbjdg">
+            <w:hyperlink w:history="1" r:id="rIdaaymentclkk1ytk8prb6x">
               <w:r>
                 <w:rPr>
                   <w:rFonts w:ascii="Arial" w:cs="Arial" w:eastAsia="Arial" w:hAnsi="Arial"/>
@@ -19703,7 +19703,7 @@
               <w:spacing w:after="10" w:before="0"/>
               <w:ind w:left="120"/>
             </w:pPr>
-            <w:hyperlink w:history="1" r:id="rIdnlaejrztk8qj53ge32uuv">
+            <w:hyperlink w:history="1" r:id="rIdr2jowno8etf9ivged51j0">
               <w:r>
                 <w:rPr>
                   <w:rFonts w:ascii="Arial" w:cs="Arial" w:eastAsia="Arial" w:hAnsi="Arial"/>
@@ -19748,7 +19748,7 @@
             <w:pPr>
               <w:spacing w:after="20" w:before="0"/>
             </w:pPr>
-            <w:hyperlink w:history="1" r:id="rIdhypsrug1cqsodbds6ijkk">
+            <w:hyperlink w:history="1" r:id="rIdlij-hnmhnpcbx7slpltge">
               <w:r>
                 <w:rPr>
                   <w:rFonts w:ascii="Arial" w:cs="Arial" w:eastAsia="Arial" w:hAnsi="Arial"/>
@@ -19797,7 +19797,7 @@
               <w:spacing w:after="10" w:before="0"/>
               <w:ind w:left="120"/>
             </w:pPr>
-            <w:hyperlink w:history="1" r:id="rIdajn8dipjx6telsqrgcbw-">
+            <w:hyperlink w:history="1" r:id="rIdsoowugn-ij373bzdndhwk">
               <w:r>
                 <w:rPr>
                   <w:rFonts w:ascii="Arial" w:cs="Arial" w:eastAsia="Arial" w:hAnsi="Arial"/>
@@ -20322,7 +20322,7 @@
         </w:rPr>
         <w:t xml:space="preserve">© 2026 SeaVuria and ARES. Aligned with KICD objectives. Developed by SeaVuria; technical implementation by ARES (with AI assistance from Claude). Licensed under </w:t>
       </w:r>
-      <w:hyperlink w:history="1" r:id="rIdgogmwew9jjxg44cc6gyob">
+      <w:hyperlink w:history="1" r:id="rIdu9pilugajnea9ven1jm8k">
         <w:r>
           <w:rPr>
             <w:rFonts w:ascii="Arial" w:cs="Arial" w:eastAsia="Arial" w:hAnsi="Arial"/>
@@ -20343,7 +20343,7 @@
         </w:rPr>
         <w:t xml:space="preserve"> (</w:t>
       </w:r>
-      <w:hyperlink w:history="1" r:id="rIdypypxl9mt8fz9xdyqr0yk">
+      <w:hyperlink w:history="1" r:id="rIdiioiztecfadlrpx5jra9i">
         <w:r>
           <w:rPr>
             <w:rFonts w:ascii="Arial" w:cs="Arial" w:eastAsia="Arial" w:hAnsi="Arial"/>
@@ -21383,7 +21383,7 @@
             <w:pPr>
               <w:spacing w:after="20" w:before="0"/>
             </w:pPr>
-            <w:hyperlink w:history="1" r:id="rIdq7goxqhendfqe_0ry6aif">
+            <w:hyperlink w:history="1" r:id="rIdu035e9wv6dirb18-tmgom">
               <w:r>
                 <w:rPr>
                   <w:rFonts w:ascii="Arial" w:cs="Arial" w:eastAsia="Arial" w:hAnsi="Arial"/>
@@ -21416,7 +21416,7 @@
               <w:spacing w:after="10" w:before="0"/>
               <w:ind w:left="120"/>
             </w:pPr>
-            <w:hyperlink w:history="1" r:id="rIdy3peu_wojomjljhxjithi">
+            <w:hyperlink w:history="1" r:id="rIdba34joovbbjhbl4-dvbb_">
               <w:r>
                 <w:rPr>
                   <w:rFonts w:ascii="Arial" w:cs="Arial" w:eastAsia="Arial" w:hAnsi="Arial"/>
@@ -21461,7 +21461,7 @@
             <w:pPr>
               <w:spacing w:after="20" w:before="0"/>
             </w:pPr>
-            <w:hyperlink w:history="1" r:id="rIdtx2hpif9y_woaymindxtg">
+            <w:hyperlink w:history="1" r:id="rIdnkwadyqxhzmko3r_vbaiq">
               <w:r>
                 <w:rPr>
                   <w:rFonts w:ascii="Arial" w:cs="Arial" w:eastAsia="Arial" w:hAnsi="Arial"/>
@@ -21494,7 +21494,7 @@
               <w:spacing w:after="10" w:before="0"/>
               <w:ind w:left="120"/>
             </w:pPr>
-            <w:hyperlink w:history="1" r:id="rIdegac6ra0qv2xnbyyn_xzc">
+            <w:hyperlink w:history="1" r:id="rId0idpf0b6-olypq7jnb8hu">
               <w:r>
                 <w:rPr>
                   <w:rFonts w:ascii="Arial" w:cs="Arial" w:eastAsia="Arial" w:hAnsi="Arial"/>
@@ -21694,7 +21694,7 @@
             <w:pPr>
               <w:spacing w:after="20" w:before="0"/>
             </w:pPr>
-            <w:hyperlink w:history="1" r:id="rId33pmdpdpx54g6k1tycqv0">
+            <w:hyperlink w:history="1" r:id="rId5tr7ipnoutahj176voe6-">
               <w:r>
                 <w:rPr>
                   <w:rFonts w:ascii="Arial" w:cs="Arial" w:eastAsia="Arial" w:hAnsi="Arial"/>
@@ -21727,7 +21727,7 @@
               <w:spacing w:after="10" w:before="0"/>
               <w:ind w:left="120"/>
             </w:pPr>
-            <w:hyperlink w:history="1" r:id="rIdjnfin0i86wmd6ilannnlp">
+            <w:hyperlink w:history="1" r:id="rIdxcg_mjtujrkhvysstyi-y">
               <w:r>
                 <w:rPr>
                   <w:rFonts w:ascii="Arial" w:cs="Arial" w:eastAsia="Arial" w:hAnsi="Arial"/>
@@ -21772,7 +21772,7 @@
             <w:pPr>
               <w:spacing w:after="20" w:before="0"/>
             </w:pPr>
-            <w:hyperlink w:history="1" r:id="rIdjefmsdm5q-td2vc3xmnlf">
+            <w:hyperlink w:history="1" r:id="rIdq3yjy5alsoqzykmy4tj0j">
               <w:r>
                 <w:rPr>
                   <w:rFonts w:ascii="Arial" w:cs="Arial" w:eastAsia="Arial" w:hAnsi="Arial"/>
@@ -21805,7 +21805,7 @@
               <w:spacing w:after="10" w:before="0"/>
               <w:ind w:left="120"/>
             </w:pPr>
-            <w:hyperlink w:history="1" r:id="rIdtu-uf48r8pon33sb-flru">
+            <w:hyperlink w:history="1" r:id="rIdxuj1bd1yrcsqb_flkvgej">
               <w:r>
                 <w:rPr>
                   <w:rFonts w:ascii="Arial" w:cs="Arial" w:eastAsia="Arial" w:hAnsi="Arial"/>
@@ -22005,7 +22005,7 @@
             <w:pPr>
               <w:spacing w:after="20" w:before="0"/>
             </w:pPr>
-            <w:hyperlink w:history="1" r:id="rIdvl279ysp6adc8zoemyaac">
+            <w:hyperlink w:history="1" r:id="rId2ckuifzogay_dzcggbpx-">
               <w:r>
                 <w:rPr>
                   <w:rFonts w:ascii="Arial" w:cs="Arial" w:eastAsia="Arial" w:hAnsi="Arial"/>
@@ -22054,7 +22054,7 @@
               <w:spacing w:after="10" w:before="0"/>
               <w:ind w:left="120"/>
             </w:pPr>
-            <w:hyperlink w:history="1" r:id="rIdhteayxggikjanbek07-gg">
+            <w:hyperlink w:history="1" r:id="rId7oqxdojburzsswyon3tky">
               <w:r>
                 <w:rPr>
                   <w:rFonts w:ascii="Arial" w:cs="Arial" w:eastAsia="Arial" w:hAnsi="Arial"/>
@@ -22099,7 +22099,7 @@
             <w:pPr>
               <w:spacing w:after="20" w:before="0"/>
             </w:pPr>
-            <w:hyperlink w:history="1" r:id="rIdzdicohax6xs_q9c81gxdc">
+            <w:hyperlink w:history="1" r:id="rIdyfijk1xz4fq07lya7vh0y">
               <w:r>
                 <w:rPr>
                   <w:rFonts w:ascii="Arial" w:cs="Arial" w:eastAsia="Arial" w:hAnsi="Arial"/>
@@ -22148,7 +22148,7 @@
               <w:spacing w:after="10" w:before="0"/>
               <w:ind w:left="120"/>
             </w:pPr>
-            <w:hyperlink w:history="1" r:id="rId5e49au1zc9bz5wmza2a5d">
+            <w:hyperlink w:history="1" r:id="rIdwrjmr13fgjah1inft1r5x">
               <w:r>
                 <w:rPr>
                   <w:rFonts w:ascii="Arial" w:cs="Arial" w:eastAsia="Arial" w:hAnsi="Arial"/>
@@ -22348,7 +22348,7 @@
             <w:pPr>
               <w:spacing w:after="20" w:before="0"/>
             </w:pPr>
-            <w:hyperlink w:history="1" r:id="rIdxfkxei0bq58cgswofhtwd">
+            <w:hyperlink w:history="1" r:id="rIdx7z8-bizzou-nrjacvq7l">
               <w:r>
                 <w:rPr>
                   <w:rFonts w:ascii="Arial" w:cs="Arial" w:eastAsia="Arial" w:hAnsi="Arial"/>
@@ -22397,7 +22397,7 @@
               <w:spacing w:after="10" w:before="0"/>
               <w:ind w:left="120"/>
             </w:pPr>
-            <w:hyperlink w:history="1" r:id="rIdxey1-hlej53vcguzlah2w">
+            <w:hyperlink w:history="1" r:id="rIdo93ndvwablzz2v93zxfbg">
               <w:r>
                 <w:rPr>
                   <w:rFonts w:ascii="Arial" w:cs="Arial" w:eastAsia="Arial" w:hAnsi="Arial"/>
@@ -22442,7 +22442,7 @@
             <w:pPr>
               <w:spacing w:after="20" w:before="0"/>
             </w:pPr>
-            <w:hyperlink w:history="1" r:id="rIdwfxu0p1ugehljdysadorx">
+            <w:hyperlink w:history="1" r:id="rId2btzh7hmxvfwzlbbvksup">
               <w:r>
                 <w:rPr>
                   <w:rFonts w:ascii="Arial" w:cs="Arial" w:eastAsia="Arial" w:hAnsi="Arial"/>
@@ -22491,7 +22491,7 @@
               <w:spacing w:after="10" w:before="0"/>
               <w:ind w:left="120"/>
             </w:pPr>
-            <w:hyperlink w:history="1" r:id="rIdc0kbuv6rabfnba0lylzcv">
+            <w:hyperlink w:history="1" r:id="rId7yxejy9zadf91kcrdqvlh">
               <w:r>
                 <w:rPr>
                   <w:rFonts w:ascii="Arial" w:cs="Arial" w:eastAsia="Arial" w:hAnsi="Arial"/>
@@ -22691,7 +22691,7 @@
             <w:pPr>
               <w:spacing w:after="20" w:before="0"/>
             </w:pPr>
-            <w:hyperlink w:history="1" r:id="rId1xg-zewi_vqnvnfjsgsom">
+            <w:hyperlink w:history="1" r:id="rIdcfrg3ooa-1fuj5uktydtn">
               <w:r>
                 <w:rPr>
                   <w:rFonts w:ascii="Arial" w:cs="Arial" w:eastAsia="Arial" w:hAnsi="Arial"/>
@@ -22740,7 +22740,7 @@
               <w:spacing w:after="10" w:before="0"/>
               <w:ind w:left="120"/>
             </w:pPr>
-            <w:hyperlink w:history="1" r:id="rIdrsa7vesok7eishh69wdb3">
+            <w:hyperlink w:history="1" r:id="rIdiiox1ptravbhdhiif76-r">
               <w:r>
                 <w:rPr>
                   <w:rFonts w:ascii="Arial" w:cs="Arial" w:eastAsia="Arial" w:hAnsi="Arial"/>
@@ -22785,7 +22785,7 @@
             <w:pPr>
               <w:spacing w:after="20" w:before="0"/>
             </w:pPr>
-            <w:hyperlink w:history="1" r:id="rIdfy6ttdxgdv9no5bjqaxt2">
+            <w:hyperlink w:history="1" r:id="rIdveqlgupmugyfpttms2ve0">
               <w:r>
                 <w:rPr>
                   <w:rFonts w:ascii="Arial" w:cs="Arial" w:eastAsia="Arial" w:hAnsi="Arial"/>
@@ -22834,7 +22834,7 @@
               <w:spacing w:after="10" w:before="0"/>
               <w:ind w:left="120"/>
             </w:pPr>
-            <w:hyperlink w:history="1" r:id="rId3aqmur3z_be0u5ajm_yup">
+            <w:hyperlink w:history="1" r:id="rId5xbwsdampvqfjbgssgqrw">
               <w:r>
                 <w:rPr>
                   <w:rFonts w:ascii="Arial" w:cs="Arial" w:eastAsia="Arial" w:hAnsi="Arial"/>
@@ -23359,7 +23359,7 @@
         </w:rPr>
         <w:t xml:space="preserve">© 2026 SeaVuria and ARES. Aligned with KICD objectives. Developed by SeaVuria; technical implementation by ARES (with AI assistance from Claude). Licensed under </w:t>
       </w:r>
-      <w:hyperlink w:history="1" r:id="rIdslmyy7grnzjzd7fq9xcha">
+      <w:hyperlink w:history="1" r:id="rIdfot1mkh6spm6ar5uupbtw">
         <w:r>
           <w:rPr>
             <w:rFonts w:ascii="Arial" w:cs="Arial" w:eastAsia="Arial" w:hAnsi="Arial"/>
@@ -23380,7 +23380,7 @@
         </w:rPr>
         <w:t xml:space="preserve"> (</w:t>
       </w:r>
-      <w:hyperlink w:history="1" r:id="rId0low81uqvigr2xlre_irh">
+      <w:hyperlink w:history="1" r:id="rIdu2glwmlog4lxy_9qu6zc7">
         <w:r>
           <w:rPr>
             <w:rFonts w:ascii="Arial" w:cs="Arial" w:eastAsia="Arial" w:hAnsi="Arial"/>
@@ -24420,7 +24420,7 @@
             <w:pPr>
               <w:spacing w:after="20" w:before="0"/>
             </w:pPr>
-            <w:hyperlink w:history="1" r:id="rIdsqisnfc64yn5bbveinlkn">
+            <w:hyperlink w:history="1" r:id="rId1nfcj_tkcews31nvslvlo">
               <w:r>
                 <w:rPr>
                   <w:rFonts w:ascii="Arial" w:cs="Arial" w:eastAsia="Arial" w:hAnsi="Arial"/>
@@ -24453,7 +24453,7 @@
               <w:spacing w:after="10" w:before="0"/>
               <w:ind w:left="120"/>
             </w:pPr>
-            <w:hyperlink w:history="1" r:id="rId7u_uvmvadi_bhcu8o3hmk">
+            <w:hyperlink w:history="1" r:id="rIdm5ncqua_2wysbhrlkhc4-">
               <w:r>
                 <w:rPr>
                   <w:rFonts w:ascii="Arial" w:cs="Arial" w:eastAsia="Arial" w:hAnsi="Arial"/>
@@ -24515,7 +24515,7 @@
               <w:spacing w:after="10" w:before="0"/>
               <w:ind w:left="120"/>
             </w:pPr>
-            <w:hyperlink w:history="1" r:id="rIdegu-iufp-jprpk_rtzxzx">
+            <w:hyperlink w:history="1" r:id="rIdju7waecepxpuuw0et5pxy">
               <w:r>
                 <w:rPr>
                   <w:rFonts w:ascii="Arial" w:cs="Arial" w:eastAsia="Arial" w:hAnsi="Arial"/>
@@ -24730,7 +24730,7 @@
             <w:pPr>
               <w:spacing w:after="20" w:before="0"/>
             </w:pPr>
-            <w:hyperlink w:history="1" r:id="rIdjhjuahvaioj4teuttvd9n">
+            <w:hyperlink w:history="1" r:id="rIduhedq-af-cg6qqs-4g3yv">
               <w:r>
                 <w:rPr>
                   <w:rFonts w:ascii="Arial" w:cs="Arial" w:eastAsia="Arial" w:hAnsi="Arial"/>
@@ -24763,7 +24763,7 @@
               <w:spacing w:after="10" w:before="0"/>
               <w:ind w:left="120"/>
             </w:pPr>
-            <w:hyperlink w:history="1" r:id="rIdcfzterp9l_cfrnr03w0-0">
+            <w:hyperlink w:history="1" r:id="rIdnx-fsqk6p1kneoxwudgvk">
               <w:r>
                 <w:rPr>
                   <w:rFonts w:ascii="Arial" w:cs="Arial" w:eastAsia="Arial" w:hAnsi="Arial"/>
@@ -24825,7 +24825,7 @@
               <w:spacing w:after="10" w:before="0"/>
               <w:ind w:left="120"/>
             </w:pPr>
-            <w:hyperlink w:history="1" r:id="rId26lep5h2-rwrps-rdu3wz">
+            <w:hyperlink w:history="1" r:id="rIdzc7qxamftdripqk_xo3n9">
               <w:r>
                 <w:rPr>
                   <w:rFonts w:ascii="Arial" w:cs="Arial" w:eastAsia="Arial" w:hAnsi="Arial"/>
@@ -25040,7 +25040,7 @@
             <w:pPr>
               <w:spacing w:after="20" w:before="0"/>
             </w:pPr>
-            <w:hyperlink w:history="1" r:id="rIdhov3q81j76zzx9furnprz">
+            <w:hyperlink w:history="1" r:id="rIdyhja08iyctjuriu6yuna3">
               <w:r>
                 <w:rPr>
                   <w:rFonts w:ascii="Arial" w:cs="Arial" w:eastAsia="Arial" w:hAnsi="Arial"/>
@@ -25089,7 +25089,7 @@
               <w:spacing w:after="10" w:before="0"/>
               <w:ind w:left="120"/>
             </w:pPr>
-            <w:hyperlink w:history="1" r:id="rIdjrem8gwizkwt0vrlxvflp">
+            <w:hyperlink w:history="1" r:id="rIdti_ctwd8gdw9rfqtoxjl0">
               <w:r>
                 <w:rPr>
                   <w:rFonts w:ascii="Arial" w:cs="Arial" w:eastAsia="Arial" w:hAnsi="Arial"/>
@@ -25151,7 +25151,7 @@
               <w:spacing w:after="10" w:before="0"/>
               <w:ind w:left="120"/>
             </w:pPr>
-            <w:hyperlink w:history="1" r:id="rIdg8vcpxfw7zhijd2uhf6rr">
+            <w:hyperlink w:history="1" r:id="rIdecxp13dn6euzyn0daldfd">
               <w:r>
                 <w:rPr>
                   <w:rFonts w:ascii="Arial" w:cs="Arial" w:eastAsia="Arial" w:hAnsi="Arial"/>
@@ -25366,7 +25366,7 @@
             <w:pPr>
               <w:spacing w:after="20" w:before="0"/>
             </w:pPr>
-            <w:hyperlink w:history="1" r:id="rIdplwnjvn8tb8dcplx1nszc">
+            <w:hyperlink w:history="1" r:id="rIdprmlcirtge_5v6ct1-gc2">
               <w:r>
                 <w:rPr>
                   <w:rFonts w:ascii="Arial" w:cs="Arial" w:eastAsia="Arial" w:hAnsi="Arial"/>
@@ -25415,7 +25415,7 @@
               <w:spacing w:after="10" w:before="0"/>
               <w:ind w:left="120"/>
             </w:pPr>
-            <w:hyperlink w:history="1" r:id="rIdq8jq_ngnx5qebsxgrtslv">
+            <w:hyperlink w:history="1" r:id="rIdg2l5nyho0loi0dzecjswz">
               <w:r>
                 <w:rPr>
                   <w:rFonts w:ascii="Arial" w:cs="Arial" w:eastAsia="Arial" w:hAnsi="Arial"/>
@@ -25477,7 +25477,7 @@
               <w:spacing w:after="10" w:before="0"/>
               <w:ind w:left="120"/>
             </w:pPr>
-            <w:hyperlink w:history="1" r:id="rId15s2_y9tulizt-14mketw">
+            <w:hyperlink w:history="1" r:id="rIduk_zbgvczy841xsdvhlt8">
               <w:r>
                 <w:rPr>
                   <w:rFonts w:ascii="Arial" w:cs="Arial" w:eastAsia="Arial" w:hAnsi="Arial"/>
@@ -25692,7 +25692,7 @@
             <w:pPr>
               <w:spacing w:after="20" w:before="0"/>
             </w:pPr>
-            <w:hyperlink w:history="1" r:id="rIdels_42w-gjhjujajyg_gz">
+            <w:hyperlink w:history="1" r:id="rIdbautvatbnbvotb8wwjbs3">
               <w:r>
                 <w:rPr>
                   <w:rFonts w:ascii="Arial" w:cs="Arial" w:eastAsia="Arial" w:hAnsi="Arial"/>
@@ -25741,7 +25741,7 @@
               <w:spacing w:after="10" w:before="0"/>
               <w:ind w:left="120"/>
             </w:pPr>
-            <w:hyperlink w:history="1" r:id="rIdniedvdlic76xijk5ksvye">
+            <w:hyperlink w:history="1" r:id="rIdyeoqmazknaiovagrtapue">
               <w:r>
                 <w:rPr>
                   <w:rFonts w:ascii="Arial" w:cs="Arial" w:eastAsia="Arial" w:hAnsi="Arial"/>
@@ -25803,7 +25803,7 @@
               <w:spacing w:after="10" w:before="0"/>
               <w:ind w:left="120"/>
             </w:pPr>
-            <w:hyperlink w:history="1" r:id="rIdvqfdh4jnxrbqh58vq3ttm">
+            <w:hyperlink w:history="1" r:id="rIdzelmt9a2g4736opxmh9pl">
               <w:r>
                 <w:rPr>
                   <w:rFonts w:ascii="Arial" w:cs="Arial" w:eastAsia="Arial" w:hAnsi="Arial"/>
@@ -26343,7 +26343,7 @@
         </w:rPr>
         <w:t xml:space="preserve">© 2026 SeaVuria and ARES. Aligned with KICD objectives. Developed by SeaVuria; technical implementation by ARES (with AI assistance from Claude). Licensed under </w:t>
       </w:r>
-      <w:hyperlink w:history="1" r:id="rIday2pdere7nq0bvpxiene8">
+      <w:hyperlink w:history="1" r:id="rIdzwmvuo5bc0yp3wtdxjbfj">
         <w:r>
           <w:rPr>
             <w:rFonts w:ascii="Arial" w:cs="Arial" w:eastAsia="Arial" w:hAnsi="Arial"/>
@@ -26364,7 +26364,7 @@
         </w:rPr>
         <w:t xml:space="preserve"> (</w:t>
       </w:r>
-      <w:hyperlink w:history="1" r:id="rIdqawubrvo2nhgtzvedwvbh">
+      <w:hyperlink w:history="1" r:id="rIdgmb0nou9u4w2v9ixbvmyj">
         <w:r>
           <w:rPr>
             <w:rFonts w:ascii="Arial" w:cs="Arial" w:eastAsia="Arial" w:hAnsi="Arial"/>
@@ -27404,7 +27404,7 @@
             <w:pPr>
               <w:spacing w:after="20" w:before="0"/>
             </w:pPr>
-            <w:hyperlink w:history="1" r:id="rIdzdn-opblq2oylpp72g2hj">
+            <w:hyperlink w:history="1" r:id="rIdjpgtdtgdzqye9cim8dw3x">
               <w:r>
                 <w:rPr>
                   <w:rFonts w:ascii="Arial" w:cs="Arial" w:eastAsia="Arial" w:hAnsi="Arial"/>
@@ -27453,7 +27453,7 @@
               <w:spacing w:after="10" w:before="0"/>
               <w:ind w:left="120"/>
             </w:pPr>
-            <w:hyperlink w:history="1" r:id="rIdawiw7xhuznq9sumrtefw0">
+            <w:hyperlink w:history="1" r:id="rIdinvxbpaynaxw05b-fp1ra">
               <w:r>
                 <w:rPr>
                   <w:rFonts w:ascii="Arial" w:cs="Arial" w:eastAsia="Arial" w:hAnsi="Arial"/>
@@ -27515,7 +27515,7 @@
               <w:spacing w:after="10" w:before="0"/>
               <w:ind w:left="120"/>
             </w:pPr>
-            <w:hyperlink w:history="1" r:id="rIdbdeouivxtdn3qhyjihkb3">
+            <w:hyperlink w:history="1" r:id="rIdrqd5hgqbjzzpr3nfvi9ef">
               <w:r>
                 <w:rPr>
                   <w:rFonts w:ascii="Arial" w:cs="Arial" w:eastAsia="Arial" w:hAnsi="Arial"/>
@@ -27730,7 +27730,7 @@
             <w:pPr>
               <w:spacing w:after="20" w:before="0"/>
             </w:pPr>
-            <w:hyperlink w:history="1" r:id="rIdw6ckyamu7pjwanzprayn0">
+            <w:hyperlink w:history="1" r:id="rId9slpp9rne9qbdwuwsa4t3">
               <w:r>
                 <w:rPr>
                   <w:rFonts w:ascii="Arial" w:cs="Arial" w:eastAsia="Arial" w:hAnsi="Arial"/>
@@ -27779,7 +27779,7 @@
               <w:spacing w:after="10" w:before="0"/>
               <w:ind w:left="120"/>
             </w:pPr>
-            <w:hyperlink w:history="1" r:id="rIdnxaajrifi3ofznwax3_sh">
+            <w:hyperlink w:history="1" r:id="rIdlscer7vkbqam-nxm4aqs9">
               <w:r>
                 <w:rPr>
                   <w:rFonts w:ascii="Arial" w:cs="Arial" w:eastAsia="Arial" w:hAnsi="Arial"/>
@@ -27841,7 +27841,7 @@
               <w:spacing w:after="10" w:before="0"/>
               <w:ind w:left="120"/>
             </w:pPr>
-            <w:hyperlink w:history="1" r:id="rIdcyisybo33zuwsdda1_cfw">
+            <w:hyperlink w:history="1" r:id="rIdwgq9gm5xfzdjexshy1vn3">
               <w:r>
                 <w:rPr>
                   <w:rFonts w:ascii="Arial" w:cs="Arial" w:eastAsia="Arial" w:hAnsi="Arial"/>
@@ -28056,7 +28056,7 @@
             <w:pPr>
               <w:spacing w:after="20" w:before="0"/>
             </w:pPr>
-            <w:hyperlink w:history="1" r:id="rIdd8cwbfl52btpvjduknt4q">
+            <w:hyperlink w:history="1" r:id="rIdwaxheizavt0qvkkgbky6b">
               <w:r>
                 <w:rPr>
                   <w:rFonts w:ascii="Arial" w:cs="Arial" w:eastAsia="Arial" w:hAnsi="Arial"/>
@@ -28105,7 +28105,7 @@
               <w:spacing w:after="10" w:before="0"/>
               <w:ind w:left="120"/>
             </w:pPr>
-            <w:hyperlink w:history="1" r:id="rIdnsr52zyuhiqno7hoelshn">
+            <w:hyperlink w:history="1" r:id="rIdan-t9d2tsayyuxxjnto3d">
               <w:r>
                 <w:rPr>
                   <w:rFonts w:ascii="Arial" w:cs="Arial" w:eastAsia="Arial" w:hAnsi="Arial"/>
@@ -28167,7 +28167,7 @@
               <w:spacing w:after="10" w:before="0"/>
               <w:ind w:left="120"/>
             </w:pPr>
-            <w:hyperlink w:history="1" r:id="rIdcnb1hmbtq2ckzxvzlxyc_">
+            <w:hyperlink w:history="1" r:id="rIdolagdxgafvq-jzhohapsr">
               <w:r>
                 <w:rPr>
                   <w:rFonts w:ascii="Arial" w:cs="Arial" w:eastAsia="Arial" w:hAnsi="Arial"/>
@@ -28382,7 +28382,7 @@
             <w:pPr>
               <w:spacing w:after="20" w:before="0"/>
             </w:pPr>
-            <w:hyperlink w:history="1" r:id="rIdm3md3no-25h7humzaewiy">
+            <w:hyperlink w:history="1" r:id="rIdod0rlcd8f72nvhi27hlye">
               <w:r>
                 <w:rPr>
                   <w:rFonts w:ascii="Arial" w:cs="Arial" w:eastAsia="Arial" w:hAnsi="Arial"/>
@@ -28431,7 +28431,7 @@
               <w:spacing w:after="10" w:before="0"/>
               <w:ind w:left="120"/>
             </w:pPr>
-            <w:hyperlink w:history="1" r:id="rIdjji9ofgpyya6qu-vcz_t9">
+            <w:hyperlink w:history="1" r:id="rId-wzuj2do07x1is0qcc7yy">
               <w:r>
                 <w:rPr>
                   <w:rFonts w:ascii="Arial" w:cs="Arial" w:eastAsia="Arial" w:hAnsi="Arial"/>
@@ -28493,7 +28493,7 @@
               <w:spacing w:after="10" w:before="0"/>
               <w:ind w:left="120"/>
             </w:pPr>
-            <w:hyperlink w:history="1" r:id="rIddnatyialjqguvm3i-7nyx">
+            <w:hyperlink w:history="1" r:id="rIdvvfqe1m_ulmotnw12owu-">
               <w:r>
                 <w:rPr>
                   <w:rFonts w:ascii="Arial" w:cs="Arial" w:eastAsia="Arial" w:hAnsi="Arial"/>
@@ -28708,7 +28708,7 @@
             <w:pPr>
               <w:spacing w:after="20" w:before="0"/>
             </w:pPr>
-            <w:hyperlink w:history="1" r:id="rIdnsfooca-rlhkqwmwsm50p">
+            <w:hyperlink w:history="1" r:id="rIdqsbvsyszqjxykxiwedzn3">
               <w:r>
                 <w:rPr>
                   <w:rFonts w:ascii="Arial" w:cs="Arial" w:eastAsia="Arial" w:hAnsi="Arial"/>
@@ -28757,7 +28757,7 @@
               <w:spacing w:after="10" w:before="0"/>
               <w:ind w:left="120"/>
             </w:pPr>
-            <w:hyperlink w:history="1" r:id="rIdpdntzwlea2juhusdmi0sf">
+            <w:hyperlink w:history="1" r:id="rIdzzkimlmxb_noz0madb3w9">
               <w:r>
                 <w:rPr>
                   <w:rFonts w:ascii="Arial" w:cs="Arial" w:eastAsia="Arial" w:hAnsi="Arial"/>
@@ -28819,7 +28819,7 @@
               <w:spacing w:after="10" w:before="0"/>
               <w:ind w:left="120"/>
             </w:pPr>
-            <w:hyperlink w:history="1" r:id="rIdzbab1ho7-95pf04h8f1tz">
+            <w:hyperlink w:history="1" r:id="rIdmfhv7imb6yxo9lt4cofc5">
               <w:r>
                 <w:rPr>
                   <w:rFonts w:ascii="Arial" w:cs="Arial" w:eastAsia="Arial" w:hAnsi="Arial"/>
@@ -29359,7 +29359,7 @@
         </w:rPr>
         <w:t xml:space="preserve">© 2026 SeaVuria and ARES. Aligned with KICD objectives. Developed by SeaVuria; technical implementation by ARES (with AI assistance from Claude). Licensed under </w:t>
       </w:r>
-      <w:hyperlink w:history="1" r:id="rIdet6yynbezy3k1w3vb2vxw">
+      <w:hyperlink w:history="1" r:id="rIdx8osxri4l8sqs5dof5h2w">
         <w:r>
           <w:rPr>
             <w:rFonts w:ascii="Arial" w:cs="Arial" w:eastAsia="Arial" w:hAnsi="Arial"/>
@@ -29380,7 +29380,7 @@
         </w:rPr>
         <w:t xml:space="preserve"> (</w:t>
       </w:r>
-      <w:hyperlink w:history="1" r:id="rIdnzucmlzhx5s5tdg4ey_qc">
+      <w:hyperlink w:history="1" r:id="rIdfoaakq1adus5f4rgn1im6">
         <w:r>
           <w:rPr>
             <w:rFonts w:ascii="Arial" w:cs="Arial" w:eastAsia="Arial" w:hAnsi="Arial"/>
@@ -30420,7 +30420,7 @@
             <w:pPr>
               <w:spacing w:after="20" w:before="0"/>
             </w:pPr>
-            <w:hyperlink w:history="1" r:id="rIdcjusvoum_mgwqzezmrgjb">
+            <w:hyperlink w:history="1" r:id="rIdpuv46blo4tkcewk-zmnbc">
               <w:r>
                 <w:rPr>
                   <w:rFonts w:ascii="Arial" w:cs="Arial" w:eastAsia="Arial" w:hAnsi="Arial"/>
@@ -30453,7 +30453,7 @@
               <w:spacing w:after="10" w:before="0"/>
               <w:ind w:left="120"/>
             </w:pPr>
-            <w:hyperlink w:history="1" r:id="rIdaf4zxe9bvm30c95-dtkyi">
+            <w:hyperlink w:history="1" r:id="rIdjpmldt0blujmhcm5vcvv0">
               <w:r>
                 <w:rPr>
                   <w:rFonts w:ascii="Arial" w:cs="Arial" w:eastAsia="Arial" w:hAnsi="Arial"/>
@@ -30498,7 +30498,7 @@
             <w:pPr>
               <w:spacing w:after="20" w:before="0"/>
             </w:pPr>
-            <w:hyperlink w:history="1" r:id="rIdtjwhoe-0ryhxnnp5v0t9g">
+            <w:hyperlink w:history="1" r:id="rIdabygbwxbuyog_mz4qq3np">
               <w:r>
                 <w:rPr>
                   <w:rFonts w:ascii="Arial" w:cs="Arial" w:eastAsia="Arial" w:hAnsi="Arial"/>
@@ -30531,7 +30531,7 @@
               <w:spacing w:after="10" w:before="0"/>
               <w:ind w:left="120"/>
             </w:pPr>
-            <w:hyperlink w:history="1" r:id="rIdht4c2qlx2l_qtiydd6qu8">
+            <w:hyperlink w:history="1" r:id="rIdtvphvceu3wjpsw7bj7ult">
               <w:r>
                 <w:rPr>
                   <w:rFonts w:ascii="Arial" w:cs="Arial" w:eastAsia="Arial" w:hAnsi="Arial"/>
@@ -30731,7 +30731,7 @@
             <w:pPr>
               <w:spacing w:after="20" w:before="0"/>
             </w:pPr>
-            <w:hyperlink w:history="1" r:id="rId-3ldhx0qrz80dmartiwzs">
+            <w:hyperlink w:history="1" r:id="rIdelvlkpxkbwvrn8jar0ffk">
               <w:r>
                 <w:rPr>
                   <w:rFonts w:ascii="Arial" w:cs="Arial" w:eastAsia="Arial" w:hAnsi="Arial"/>
@@ -30764,7 +30764,7 @@
               <w:spacing w:after="10" w:before="0"/>
               <w:ind w:left="120"/>
             </w:pPr>
-            <w:hyperlink w:history="1" r:id="rIdrpfqus7otbrftoq-0_otj">
+            <w:hyperlink w:history="1" r:id="rIdnmtsiluwvzsblmpabsm4l">
               <w:r>
                 <w:rPr>
                   <w:rFonts w:ascii="Arial" w:cs="Arial" w:eastAsia="Arial" w:hAnsi="Arial"/>
@@ -30809,7 +30809,7 @@
             <w:pPr>
               <w:spacing w:after="20" w:before="0"/>
             </w:pPr>
-            <w:hyperlink w:history="1" r:id="rId1ilali6ludsci7_zmb_jj">
+            <w:hyperlink w:history="1" r:id="rIdardqx5dno4pzt4l-ek_ar">
               <w:r>
                 <w:rPr>
                   <w:rFonts w:ascii="Arial" w:cs="Arial" w:eastAsia="Arial" w:hAnsi="Arial"/>
@@ -30842,7 +30842,7 @@
               <w:spacing w:after="10" w:before="0"/>
               <w:ind w:left="120"/>
             </w:pPr>
-            <w:hyperlink w:history="1" r:id="rIduuz5rqmym22lex3vswze3">
+            <w:hyperlink w:history="1" r:id="rIdiw_5uztiimkn8o4u207r4">
               <w:r>
                 <w:rPr>
                   <w:rFonts w:ascii="Arial" w:cs="Arial" w:eastAsia="Arial" w:hAnsi="Arial"/>
@@ -31042,7 +31042,7 @@
             <w:pPr>
               <w:spacing w:after="20" w:before="0"/>
             </w:pPr>
-            <w:hyperlink w:history="1" r:id="rIdg9imqu4bvbv2vvmox2ct8">
+            <w:hyperlink w:history="1" r:id="rIdtjvjaffg4vbntuk-n_log">
               <w:r>
                 <w:rPr>
                   <w:rFonts w:ascii="Arial" w:cs="Arial" w:eastAsia="Arial" w:hAnsi="Arial"/>
@@ -31091,7 +31091,7 @@
               <w:spacing w:after="10" w:before="0"/>
               <w:ind w:left="120"/>
             </w:pPr>
-            <w:hyperlink w:history="1" r:id="rIdcnctn5-ceemwn5utuk9zr">
+            <w:hyperlink w:history="1" r:id="rIdgm_drpv11dhsu-jnbq74t">
               <w:r>
                 <w:rPr>
                   <w:rFonts w:ascii="Arial" w:cs="Arial" w:eastAsia="Arial" w:hAnsi="Arial"/>
@@ -31136,7 +31136,7 @@
             <w:pPr>
               <w:spacing w:after="20" w:before="0"/>
             </w:pPr>
-            <w:hyperlink w:history="1" r:id="rIdxfdepnjdqggjzulcbl1zd">
+            <w:hyperlink w:history="1" r:id="rIdkgbkif5urejiaqlpw7sjb">
               <w:r>
                 <w:rPr>
                   <w:rFonts w:ascii="Arial" w:cs="Arial" w:eastAsia="Arial" w:hAnsi="Arial"/>
@@ -31185,7 +31185,7 @@
               <w:spacing w:after="10" w:before="0"/>
               <w:ind w:left="120"/>
             </w:pPr>
-            <w:hyperlink w:history="1" r:id="rIdo3lcltg7pscxmxqfmff9m">
+            <w:hyperlink w:history="1" r:id="rIdlrvodbentmeunrjr9l1jx">
               <w:r>
                 <w:rPr>
                   <w:rFonts w:ascii="Arial" w:cs="Arial" w:eastAsia="Arial" w:hAnsi="Arial"/>
@@ -31385,7 +31385,7 @@
             <w:pPr>
               <w:spacing w:after="20" w:before="0"/>
             </w:pPr>
-            <w:hyperlink w:history="1" r:id="rIdemtj8fr6azz6jazxagfdw">
+            <w:hyperlink w:history="1" r:id="rIdtce0y0chlx5wrhzpvmucv">
               <w:r>
                 <w:rPr>
                   <w:rFonts w:ascii="Arial" w:cs="Arial" w:eastAsia="Arial" w:hAnsi="Arial"/>
@@ -31434,7 +31434,7 @@
               <w:spacing w:after="10" w:before="0"/>
               <w:ind w:left="120"/>
             </w:pPr>
-            <w:hyperlink w:history="1" r:id="rIdrimzpvxjjc9jevme1_6g2">
+            <w:hyperlink w:history="1" r:id="rIdqjeako08v9f2pnuket3uw">
               <w:r>
                 <w:rPr>
                   <w:rFonts w:ascii="Arial" w:cs="Arial" w:eastAsia="Arial" w:hAnsi="Arial"/>
@@ -31479,7 +31479,7 @@
             <w:pPr>
               <w:spacing w:after="20" w:before="0"/>
             </w:pPr>
-            <w:hyperlink w:history="1" r:id="rId9jwibrx5_k_du3huyvfwj">
+            <w:hyperlink w:history="1" r:id="rIdsxtggn70t1vp2j-p0mb5p">
               <w:r>
                 <w:rPr>
                   <w:rFonts w:ascii="Arial" w:cs="Arial" w:eastAsia="Arial" w:hAnsi="Arial"/>
@@ -31528,7 +31528,7 @@
               <w:spacing w:after="10" w:before="0"/>
               <w:ind w:left="120"/>
             </w:pPr>
-            <w:hyperlink w:history="1" r:id="rId6tyhknab4glxdzoqruxdi">
+            <w:hyperlink w:history="1" r:id="rIdao6n7razwdqv1leygkl1w">
               <w:r>
                 <w:rPr>
                   <w:rFonts w:ascii="Arial" w:cs="Arial" w:eastAsia="Arial" w:hAnsi="Arial"/>
@@ -31728,7 +31728,7 @@
             <w:pPr>
               <w:spacing w:after="20" w:before="0"/>
             </w:pPr>
-            <w:hyperlink w:history="1" r:id="rIdswm0nsck_vbod-dr1wn6l">
+            <w:hyperlink w:history="1" r:id="rIdnme66qezrudpofbc1vcgk">
               <w:r>
                 <w:rPr>
                   <w:rFonts w:ascii="Arial" w:cs="Arial" w:eastAsia="Arial" w:hAnsi="Arial"/>
@@ -31777,7 +31777,7 @@
               <w:spacing w:after="10" w:before="0"/>
               <w:ind w:left="120"/>
             </w:pPr>
-            <w:hyperlink w:history="1" r:id="rIdq3asplxsjbecknr28mwot">
+            <w:hyperlink w:history="1" r:id="rIddtcymenzvtzp4wxvtdkdp">
               <w:r>
                 <w:rPr>
                   <w:rFonts w:ascii="Arial" w:cs="Arial" w:eastAsia="Arial" w:hAnsi="Arial"/>
@@ -31822,7 +31822,7 @@
             <w:pPr>
               <w:spacing w:after="20" w:before="0"/>
             </w:pPr>
-            <w:hyperlink w:history="1" r:id="rIdvcsn1yndtwy0xf0xyoxfe">
+            <w:hyperlink w:history="1" r:id="rIdxkxrrhwdb-eimckzdbbtn">
               <w:r>
                 <w:rPr>
                   <w:rFonts w:ascii="Arial" w:cs="Arial" w:eastAsia="Arial" w:hAnsi="Arial"/>
@@ -31871,7 +31871,7 @@
               <w:spacing w:after="10" w:before="0"/>
               <w:ind w:left="120"/>
             </w:pPr>
-            <w:hyperlink w:history="1" r:id="rIdo1lgg7qisupai5cxybehm">
+            <w:hyperlink w:history="1" r:id="rIdm6pqadx7fvdlf02lb8tef">
               <w:r>
                 <w:rPr>
                   <w:rFonts w:ascii="Arial" w:cs="Arial" w:eastAsia="Arial" w:hAnsi="Arial"/>
@@ -32396,7 +32396,7 @@
         </w:rPr>
         <w:t xml:space="preserve">© 2026 SeaVuria and ARES. Aligned with KICD objectives. Developed by SeaVuria; technical implementation by ARES (with AI assistance from Claude). Licensed under </w:t>
       </w:r>
-      <w:hyperlink w:history="1" r:id="rIdcffz9cskui8n6ldplgfxb">
+      <w:hyperlink w:history="1" r:id="rIdc3juif1w41yynizt0zfmx">
         <w:r>
           <w:rPr>
             <w:rFonts w:ascii="Arial" w:cs="Arial" w:eastAsia="Arial" w:hAnsi="Arial"/>
@@ -32417,7 +32417,7 @@
         </w:rPr>
         <w:t xml:space="preserve"> (</w:t>
       </w:r>
-      <w:hyperlink w:history="1" r:id="rIdgqlysdbjyqvakqtgvsxnh">
+      <w:hyperlink w:history="1" r:id="rId7fno-u2qhgwv4gqc0wqa7">
         <w:r>
           <w:rPr>
             <w:rFonts w:ascii="Arial" w:cs="Arial" w:eastAsia="Arial" w:hAnsi="Arial"/>
